--- a/Documentation/The Ripple Effect - SYSTEM REQUIREMENTS.docx
+++ b/Documentation/The Ripple Effect - SYSTEM REQUIREMENTS.docx
@@ -1,6 +1,6 @@
 
 <file path=word/document.xml><?xml version="1.0" encoding="utf-8"?>
-<w:document xmlns:wpc="http://schemas.microsoft.com/office/word/2010/wordprocessingCanvas" xmlns:cx="http://schemas.microsoft.com/office/drawing/2014/chartex" xmlns:cx1="http://schemas.microsoft.com/office/drawing/2015/9/8/chartex" xmlns:cx2="http://schemas.microsoft.com/office/drawing/2015/10/21/chartex" xmlns:cx3="http://schemas.microsoft.com/office/drawing/2016/5/9/chartex" xmlns:cx4="http://schemas.microsoft.com/office/drawing/2016/5/10/chartex" xmlns:cx5="http://schemas.microsoft.com/office/drawing/2016/5/11/chartex" xmlns:cx6="http://schemas.microsoft.com/office/drawing/2016/5/12/chartex" xmlns:cx7="http://schemas.microsoft.com/office/drawing/2016/5/13/chartex" xmlns:cx8="http://schemas.microsoft.com/office/drawing/2016/5/14/chartex" xmlns:mc="http://schemas.openxmlformats.org/markup-compatibility/2006" xmlns:aink="http://schemas.microsoft.com/office/drawing/2016/ink" xmlns:am3d="http://schemas.microsoft.com/office/drawing/2017/model3d" xmlns:o="urn:schemas-microsoft-com:office:office" xmlns:oel="http://schemas.microsoft.com/office/2019/extlst" xmlns:r="http://schemas.openxmlformats.org/officeDocument/2006/relationships" xmlns:m="http://schemas.openxmlformats.org/officeDocument/2006/math" xmlns:v="urn:schemas-microsoft-com:vml" xmlns:wp14="http://schemas.microsoft.com/office/word/2010/wordprocessingDrawing" xmlns:wp="http://schemas.openxmlformats.org/drawingml/2006/wordprocessingDrawing" xmlns:w10="urn:schemas-microsoft-com:office:word" xmlns:w="http://schemas.openxmlformats.org/wordprocessingml/2006/main" xmlns:w14="http://schemas.microsoft.com/office/word/2010/wordml" xmlns:w15="http://schemas.microsoft.com/office/word/2012/wordml" xmlns:w16cex="http://schemas.microsoft.com/office/word/2018/wordml/cex" xmlns:w16cid="http://schemas.microsoft.com/office/word/2016/wordml/cid" xmlns:w16="http://schemas.microsoft.com/office/word/2018/wordml" xmlns:w16du="http://schemas.microsoft.com/office/word/2023/wordml/word16du" xmlns:w16sdtdh="http://schemas.microsoft.com/office/word/2020/wordml/sdtdatahash" xmlns:w16se="http://schemas.microsoft.com/office/word/2015/wordml/symex" xmlns:wpg="http://schemas.microsoft.com/office/word/2010/wordprocessingGroup" xmlns:wpi="http://schemas.microsoft.com/office/word/2010/wordprocessingInk" xmlns:wne="http://schemas.microsoft.com/office/word/2006/wordml" xmlns:wps="http://schemas.microsoft.com/office/word/2010/wordprocessingShape" mc:Ignorable="w14 w15 w16se w16cid w16 w16cex w16sdtdh w16du wp14">
+<w:document xmlns:wpc="http://schemas.microsoft.com/office/word/2010/wordprocessingCanvas" xmlns:cx="http://schemas.microsoft.com/office/drawing/2014/chartex" xmlns:cx1="http://schemas.microsoft.com/office/drawing/2015/9/8/chartex" xmlns:cx2="http://schemas.microsoft.com/office/drawing/2015/10/21/chartex" xmlns:cx3="http://schemas.microsoft.com/office/drawing/2016/5/9/chartex" xmlns:cx4="http://schemas.microsoft.com/office/drawing/2016/5/10/chartex" xmlns:cx5="http://schemas.microsoft.com/office/drawing/2016/5/11/chartex" xmlns:cx6="http://schemas.microsoft.com/office/drawing/2016/5/12/chartex" xmlns:cx7="http://schemas.microsoft.com/office/drawing/2016/5/13/chartex" xmlns:cx8="http://schemas.microsoft.com/office/drawing/2016/5/14/chartex" xmlns:mc="http://schemas.openxmlformats.org/markup-compatibility/2006" xmlns:aink="http://schemas.microsoft.com/office/drawing/2016/ink" xmlns:am3d="http://schemas.microsoft.com/office/drawing/2017/model3d" xmlns:o="urn:schemas-microsoft-com:office:office" xmlns:oel="http://schemas.microsoft.com/office/2019/extlst" xmlns:r="http://schemas.openxmlformats.org/officeDocument/2006/relationships" xmlns:m="http://schemas.openxmlformats.org/officeDocument/2006/math" xmlns:v="urn:schemas-microsoft-com:vml" xmlns:wp14="http://schemas.microsoft.com/office/word/2010/wordprocessingDrawing" xmlns:wp="http://schemas.openxmlformats.org/drawingml/2006/wordprocessingDrawing" xmlns:w10="urn:schemas-microsoft-com:office:word" xmlns:w="http://schemas.openxmlformats.org/wordprocessingml/2006/main" xmlns:w14="http://schemas.microsoft.com/office/word/2010/wordml" xmlns:w15="http://schemas.microsoft.com/office/word/2012/wordml" xmlns:w16cex="http://schemas.microsoft.com/office/word/2018/wordml/cex" xmlns:w16cid="http://schemas.microsoft.com/office/word/2016/wordml/cid" xmlns:w16="http://schemas.microsoft.com/office/word/2018/wordml" xmlns:w16du="http://schemas.microsoft.com/office/word/2023/wordml/word16du" xmlns:w16sdtdh="http://schemas.microsoft.com/office/word/2020/wordml/sdtdatahash" xmlns:w16sdtfl="http://schemas.microsoft.com/office/word/2024/wordml/sdtformatlock" xmlns:w16se="http://schemas.microsoft.com/office/word/2015/wordml/symex" xmlns:wpg="http://schemas.microsoft.com/office/word/2010/wordprocessingGroup" xmlns:wpi="http://schemas.microsoft.com/office/word/2010/wordprocessingInk" xmlns:wne="http://schemas.microsoft.com/office/word/2006/wordml" xmlns:wps="http://schemas.microsoft.com/office/word/2010/wordprocessingShape" mc:Ignorable="w14 w15 w16se w16cid w16 w16cex w16sdtdh w16sdtfl w16du wp14">
   <w:body>
     <w:p>
       <w:pPr>
@@ -62,12 +62,14 @@
     <w:p>
       <w:pPr>
         <w:rPr>
+          <w:color w:val="2E74B5" w:themeColor="accent5" w:themeShade="BF"/>
           <w:sz w:val="23"/>
           <w:szCs w:val="23"/>
         </w:rPr>
       </w:pPr>
       <w:r>
         <w:rPr>
+          <w:color w:val="2E74B5" w:themeColor="accent5" w:themeShade="BF"/>
           <w:sz w:val="23"/>
           <w:szCs w:val="23"/>
         </w:rPr>
@@ -121,11 +123,13 @@
       <w:pPr>
         <w:jc w:val="both"/>
         <w:rPr>
-          <w:lang w:val="en-US"/>
-        </w:rPr>
-      </w:pPr>
-      <w:r>
-        <w:rPr>
+          <w:color w:val="2E74B5" w:themeColor="accent5" w:themeShade="BF"/>
+          <w:lang w:val="en-US"/>
+        </w:rPr>
+      </w:pPr>
+      <w:r>
+        <w:rPr>
+          <w:color w:val="2E74B5" w:themeColor="accent5" w:themeShade="BF"/>
           <w:lang w:val="en-US"/>
         </w:rPr>
         <w:t xml:space="preserve">In your business case you specified a few objectives.  These were real-world issues that your software intervention will address.  In this section you need to stipulate what you will do in your software to address these objectives.  E.g. the following objectives were stated in the business case:  </w:t>
@@ -135,6 +139,7 @@
       <w:pPr>
         <w:jc w:val="both"/>
         <w:rPr>
+          <w:color w:val="2E74B5" w:themeColor="accent5" w:themeShade="BF"/>
           <w:lang w:val="en-US"/>
         </w:rPr>
       </w:pPr>
@@ -148,11 +153,13 @@
         </w:numPr>
         <w:jc w:val="both"/>
         <w:rPr>
-          <w:lang w:val="en-US"/>
-        </w:rPr>
-      </w:pPr>
-      <w:r>
-        <w:rPr>
+          <w:color w:val="2E74B5" w:themeColor="accent5" w:themeShade="BF"/>
+          <w:lang w:val="en-US"/>
+        </w:rPr>
+      </w:pPr>
+      <w:r>
+        <w:rPr>
+          <w:color w:val="2E74B5" w:themeColor="accent5" w:themeShade="BF"/>
           <w:lang w:val="en-US"/>
         </w:rPr>
         <w:t>Replace the paper-based note-taking system used by healthcare workers with a digital alternative.</w:t>
@@ -167,11 +174,13 @@
         </w:numPr>
         <w:jc w:val="both"/>
         <w:rPr>
-          <w:lang w:val="en-US"/>
-        </w:rPr>
-      </w:pPr>
-      <w:r>
-        <w:rPr>
+          <w:color w:val="2E74B5" w:themeColor="accent5" w:themeShade="BF"/>
+          <w:lang w:val="en-US"/>
+        </w:rPr>
+      </w:pPr>
+      <w:r>
+        <w:rPr>
+          <w:color w:val="2E74B5" w:themeColor="accent5" w:themeShade="BF"/>
           <w:lang w:val="en-US"/>
         </w:rPr>
         <w:t>Ensure that notes cannot get lost, by providing an off-line saving system.</w:t>
@@ -186,11 +195,13 @@
         </w:numPr>
         <w:jc w:val="both"/>
         <w:rPr>
-          <w:lang w:val="en-US"/>
-        </w:rPr>
-      </w:pPr>
-      <w:r>
-        <w:rPr>
+          <w:color w:val="2E74B5" w:themeColor="accent5" w:themeShade="BF"/>
+          <w:lang w:val="en-US"/>
+        </w:rPr>
+      </w:pPr>
+      <w:r>
+        <w:rPr>
+          <w:color w:val="2E74B5" w:themeColor="accent5" w:themeShade="BF"/>
           <w:lang w:val="en-US"/>
         </w:rPr>
         <w:t>Provide a central means by which to search through historic notes.</w:t>
@@ -200,19 +211,22 @@
       <w:pPr>
         <w:jc w:val="both"/>
         <w:rPr>
-          <w:lang w:val="en-US"/>
-        </w:rPr>
-      </w:pPr>
-    </w:p>
-    <w:p>
-      <w:pPr>
-        <w:jc w:val="both"/>
-        <w:rPr>
-          <w:lang w:val="en-US"/>
-        </w:rPr>
-      </w:pPr>
-      <w:r>
-        <w:rPr>
+          <w:color w:val="2E74B5" w:themeColor="accent5" w:themeShade="BF"/>
+          <w:lang w:val="en-US"/>
+        </w:rPr>
+      </w:pPr>
+    </w:p>
+    <w:p>
+      <w:pPr>
+        <w:jc w:val="both"/>
+        <w:rPr>
+          <w:color w:val="2E74B5" w:themeColor="accent5" w:themeShade="BF"/>
+          <w:lang w:val="en-US"/>
+        </w:rPr>
+      </w:pPr>
+      <w:r>
+        <w:rPr>
+          <w:color w:val="2E74B5" w:themeColor="accent5" w:themeShade="BF"/>
           <w:lang w:val="en-US"/>
         </w:rPr>
         <w:t>These objectives can then be discussed as follows in this section:</w:t>
@@ -222,20 +236,23 @@
       <w:pPr>
         <w:jc w:val="both"/>
         <w:rPr>
-          <w:lang w:val="en-US"/>
-        </w:rPr>
-      </w:pPr>
-    </w:p>
-    <w:p>
-      <w:pPr>
-        <w:jc w:val="both"/>
-        <w:rPr>
+          <w:color w:val="2E74B5" w:themeColor="accent5" w:themeShade="BF"/>
+          <w:lang w:val="en-US"/>
+        </w:rPr>
+      </w:pPr>
+    </w:p>
+    <w:p>
+      <w:pPr>
+        <w:jc w:val="both"/>
+        <w:rPr>
+          <w:color w:val="2E74B5" w:themeColor="accent5" w:themeShade="BF"/>
           <w:lang w:val="en-US"/>
         </w:rPr>
       </w:pPr>
       <w:proofErr w:type="gramStart"/>
       <w:r>
         <w:rPr>
+          <w:color w:val="2E74B5" w:themeColor="accent5" w:themeShade="BF"/>
           <w:lang w:val="en-US"/>
         </w:rPr>
         <w:t>In order to</w:t>
@@ -243,28 +260,48 @@
       <w:proofErr w:type="gramEnd"/>
       <w:r>
         <w:rPr>
-          <w:lang w:val="en-US"/>
-        </w:rPr>
-        <w:t xml:space="preserve"> the replace the paper-based note-taking system used by healthcare workers, an Android-based mobile application will be developed.  Android was chosen as it is the most widely used mobile operating system under the target group of healthcare workers.  A mobile application will ensure that the healthcare workers have access to the system wherever they may be working from on any given day.</w:t>
-      </w:r>
-    </w:p>
-    <w:p>
-      <w:pPr>
-        <w:jc w:val="both"/>
-        <w:rPr>
-          <w:lang w:val="en-US"/>
-        </w:rPr>
-      </w:pPr>
-    </w:p>
-    <w:p>
-      <w:pPr>
-        <w:jc w:val="both"/>
-        <w:rPr>
-          <w:lang w:val="en-US"/>
-        </w:rPr>
-      </w:pPr>
-      <w:r>
-        <w:rPr>
+          <w:color w:val="2E74B5" w:themeColor="accent5" w:themeShade="BF"/>
+          <w:lang w:val="en-US"/>
+        </w:rPr>
+        <w:t xml:space="preserve"> </w:t>
+      </w:r>
+      <w:proofErr w:type="gramStart"/>
+      <w:r>
+        <w:rPr>
+          <w:color w:val="2E74B5" w:themeColor="accent5" w:themeShade="BF"/>
+          <w:lang w:val="en-US"/>
+        </w:rPr>
+        <w:t>the replace</w:t>
+      </w:r>
+      <w:proofErr w:type="gramEnd"/>
+      <w:r>
+        <w:rPr>
+          <w:color w:val="2E74B5" w:themeColor="accent5" w:themeShade="BF"/>
+          <w:lang w:val="en-US"/>
+        </w:rPr>
+        <w:t xml:space="preserve"> the paper-based note-taking system used by healthcare workers, an Android-based mobile application will be developed.  Android was chosen as it is the most widely used mobile operating system under the target group of healthcare workers.  A mobile application will ensure that the healthcare workers have access to the system wherever they may be working from on any given day.</w:t>
+      </w:r>
+    </w:p>
+    <w:p>
+      <w:pPr>
+        <w:jc w:val="both"/>
+        <w:rPr>
+          <w:color w:val="2E74B5" w:themeColor="accent5" w:themeShade="BF"/>
+          <w:lang w:val="en-US"/>
+        </w:rPr>
+      </w:pPr>
+    </w:p>
+    <w:p>
+      <w:pPr>
+        <w:jc w:val="both"/>
+        <w:rPr>
+          <w:color w:val="2E74B5" w:themeColor="accent5" w:themeShade="BF"/>
+          <w:lang w:val="en-US"/>
+        </w:rPr>
+      </w:pPr>
+      <w:r>
+        <w:rPr>
+          <w:color w:val="2E74B5" w:themeColor="accent5" w:themeShade="BF"/>
           <w:lang w:val="en-US"/>
         </w:rPr>
         <w:t>Because of the mobile nature of the work of these healthcare workers, they frequently lose their notes.  A mobile application will be able to address this issue by saving the notes on the device itself.  Since the healthcare workers may be travelling in areas with little or no access to network connectivity, it is essential to save offline copies of any notes made.  Whenever the healthcare worker moves into an area with connectivity, the local notes will sync to a central server.  This also ensures that if a healthcare worker loses their phone, they do not lose their notes.</w:t>
@@ -274,25 +311,29 @@
       <w:pPr>
         <w:jc w:val="both"/>
         <w:rPr>
-          <w:lang w:val="en-US"/>
-        </w:rPr>
-      </w:pPr>
-    </w:p>
-    <w:p>
-      <w:pPr>
-        <w:jc w:val="both"/>
-        <w:rPr>
-          <w:lang w:val="en-US"/>
-        </w:rPr>
-      </w:pPr>
-      <w:r>
-        <w:rPr>
+          <w:color w:val="2E74B5" w:themeColor="accent5" w:themeShade="BF"/>
+          <w:lang w:val="en-US"/>
+        </w:rPr>
+      </w:pPr>
+    </w:p>
+    <w:p>
+      <w:pPr>
+        <w:jc w:val="both"/>
+        <w:rPr>
+          <w:color w:val="2E74B5" w:themeColor="accent5" w:themeShade="BF"/>
+          <w:lang w:val="en-US"/>
+        </w:rPr>
+      </w:pPr>
+      <w:r>
+        <w:rPr>
+          <w:color w:val="2E74B5" w:themeColor="accent5" w:themeShade="BF"/>
           <w:lang w:val="en-US"/>
         </w:rPr>
         <w:t xml:space="preserve">Currently, </w:t>
       </w:r>
       <w:r>
         <w:rPr>
+          <w:color w:val="2E74B5" w:themeColor="accent5" w:themeShade="BF"/>
           <w:lang w:val="en-US"/>
         </w:rPr>
         <w:t>if a healthcare worker needs to search through their notes, they need to search through a stack of papers.  If they need to give their manager access to their notes, it involves the manager rummaging through the same stack of notes.  A digital application will allow the notes to be easily searchable through a web-based interface.  A web-based interface was chosen for this aspect of the solution as the healthcare workers frequently check their notes only when they are back in the office.  This also allows the office-bound managers to easily access the notes of individual healthcare workers to search for trends.</w:t>
@@ -366,12 +407,14 @@
       <w:pPr>
         <w:jc w:val="both"/>
         <w:rPr>
+          <w:color w:val="2E74B5" w:themeColor="accent5" w:themeShade="BF"/>
           <w:sz w:val="23"/>
           <w:szCs w:val="23"/>
         </w:rPr>
       </w:pPr>
       <w:r>
         <w:rPr>
+          <w:color w:val="2E74B5" w:themeColor="accent5" w:themeShade="BF"/>
           <w:sz w:val="23"/>
           <w:szCs w:val="23"/>
         </w:rPr>
@@ -417,12 +460,14 @@
       <w:pPr>
         <w:jc w:val="both"/>
         <w:rPr>
+          <w:color w:val="2E74B5" w:themeColor="accent5" w:themeShade="BF"/>
           <w:sz w:val="23"/>
           <w:szCs w:val="23"/>
         </w:rPr>
       </w:pPr>
       <w:r>
         <w:rPr>
+          <w:color w:val="2E74B5" w:themeColor="accent5" w:themeShade="BF"/>
           <w:sz w:val="23"/>
           <w:szCs w:val="23"/>
         </w:rPr>
@@ -430,6 +475,7 @@
       </w:r>
       <w:r>
         <w:rPr>
+          <w:color w:val="2E74B5" w:themeColor="accent5" w:themeShade="BF"/>
           <w:sz w:val="23"/>
           <w:szCs w:val="23"/>
         </w:rPr>
@@ -437,6 +483,7 @@
       </w:r>
       <w:r>
         <w:rPr>
+          <w:color w:val="2E74B5" w:themeColor="accent5" w:themeShade="BF"/>
           <w:sz w:val="23"/>
           <w:szCs w:val="23"/>
         </w:rPr>
@@ -444,6 +491,7 @@
       </w:r>
       <w:r>
         <w:rPr>
+          <w:color w:val="2E74B5" w:themeColor="accent5" w:themeShade="BF"/>
           <w:sz w:val="23"/>
           <w:szCs w:val="23"/>
         </w:rPr>
@@ -489,12 +537,14 @@
       <w:pPr>
         <w:jc w:val="both"/>
         <w:rPr>
+          <w:color w:val="2E74B5" w:themeColor="accent5" w:themeShade="BF"/>
           <w:sz w:val="23"/>
           <w:szCs w:val="23"/>
         </w:rPr>
       </w:pPr>
       <w:r>
         <w:rPr>
+          <w:color w:val="2E74B5" w:themeColor="accent5" w:themeShade="BF"/>
           <w:sz w:val="23"/>
           <w:szCs w:val="23"/>
         </w:rPr>
@@ -538,12 +588,14 @@
       <w:pPr>
         <w:jc w:val="both"/>
         <w:rPr>
+          <w:color w:val="2E74B5" w:themeColor="accent5" w:themeShade="BF"/>
           <w:sz w:val="23"/>
           <w:szCs w:val="23"/>
         </w:rPr>
       </w:pPr>
       <w:r>
         <w:rPr>
+          <w:color w:val="2E74B5" w:themeColor="accent5" w:themeShade="BF"/>
           <w:sz w:val="23"/>
           <w:szCs w:val="23"/>
         </w:rPr>
@@ -551,6 +603,7 @@
       </w:r>
       <w:r>
         <w:rPr>
+          <w:color w:val="2E74B5" w:themeColor="accent5" w:themeShade="BF"/>
           <w:sz w:val="23"/>
           <w:szCs w:val="23"/>
         </w:rPr>
@@ -558,6 +611,7 @@
       </w:r>
       <w:r>
         <w:rPr>
+          <w:color w:val="2E74B5" w:themeColor="accent5" w:themeShade="BF"/>
           <w:sz w:val="23"/>
           <w:szCs w:val="23"/>
         </w:rPr>
@@ -626,11 +680,13 @@
       <w:pPr>
         <w:jc w:val="both"/>
         <w:rPr>
-          <w:lang w:val="en-US"/>
-        </w:rPr>
-      </w:pPr>
-      <w:r>
-        <w:rPr>
+          <w:color w:val="2E74B5" w:themeColor="accent5" w:themeShade="BF"/>
+          <w:lang w:val="en-US"/>
+        </w:rPr>
+      </w:pPr>
+      <w:r>
+        <w:rPr>
+          <w:color w:val="2E74B5" w:themeColor="accent5" w:themeShade="BF"/>
           <w:lang w:val="en-US"/>
         </w:rPr>
         <w:t>Business requirements, also known as stakeholder requirements specifications (</w:t>
@@ -638,6 +694,7 @@
       <w:proofErr w:type="spellStart"/>
       <w:r>
         <w:rPr>
+          <w:color w:val="2E74B5" w:themeColor="accent5" w:themeShade="BF"/>
           <w:lang w:val="en-US"/>
         </w:rPr>
         <w:t>StRS</w:t>
@@ -645,34 +702,32 @@
       <w:proofErr w:type="spellEnd"/>
       <w:r>
         <w:rPr>
-          <w:lang w:val="en-US"/>
-        </w:rPr>
-        <w:t>), describe the characteristics of a proposed system from the viewpoint of the system's end user</w:t>
-      </w:r>
-      <w:r>
-        <w:rPr>
-          <w:lang w:val="en-US"/>
-        </w:rPr>
-        <w:t>.  In this case, the system has two end-user types, namely healthcare workers and managers.  These two user types might have different needs from the system, e.g.:</w:t>
-      </w:r>
-    </w:p>
-    <w:p>
-      <w:pPr>
-        <w:jc w:val="both"/>
-        <w:rPr>
-          <w:lang w:val="en-US"/>
-        </w:rPr>
-      </w:pPr>
-    </w:p>
-    <w:p>
-      <w:pPr>
-        <w:jc w:val="both"/>
-        <w:rPr>
-          <w:lang w:val="en-US"/>
-        </w:rPr>
-      </w:pPr>
-      <w:r>
-        <w:rPr>
+          <w:color w:val="2E74B5" w:themeColor="accent5" w:themeShade="BF"/>
+          <w:lang w:val="en-US"/>
+        </w:rPr>
+        <w:t>), describe the characteristics of a proposed system from the viewpoint of the system's end user.  In this case, the system has two end-user types, namely healthcare workers and managers.  These two user types might have different needs from the system, e.g.:</w:t>
+      </w:r>
+    </w:p>
+    <w:p>
+      <w:pPr>
+        <w:jc w:val="both"/>
+        <w:rPr>
+          <w:color w:val="2E74B5" w:themeColor="accent5" w:themeShade="BF"/>
+          <w:lang w:val="en-US"/>
+        </w:rPr>
+      </w:pPr>
+    </w:p>
+    <w:p>
+      <w:pPr>
+        <w:jc w:val="both"/>
+        <w:rPr>
+          <w:color w:val="2E74B5" w:themeColor="accent5" w:themeShade="BF"/>
+          <w:lang w:val="en-US"/>
+        </w:rPr>
+      </w:pPr>
+      <w:r>
+        <w:rPr>
+          <w:color w:val="2E74B5" w:themeColor="accent5" w:themeShade="BF"/>
           <w:lang w:val="en-US"/>
         </w:rPr>
         <w:t xml:space="preserve">Healthcare workers require a system that is dependable and always available.  It should have an easy-to-use interface to facilitate simplified </w:t>
@@ -680,18 +735,21 @@
       <w:proofErr w:type="gramStart"/>
       <w:r>
         <w:rPr>
+          <w:color w:val="2E74B5" w:themeColor="accent5" w:themeShade="BF"/>
           <w:lang w:val="en-US"/>
         </w:rPr>
         <w:t>note</w:t>
       </w:r>
       <w:r>
         <w:rPr>
+          <w:color w:val="2E74B5" w:themeColor="accent5" w:themeShade="BF"/>
           <w:lang w:val="en-US"/>
         </w:rPr>
         <w:t>-</w:t>
       </w:r>
       <w:r>
         <w:rPr>
+          <w:color w:val="2E74B5" w:themeColor="accent5" w:themeShade="BF"/>
           <w:lang w:val="en-US"/>
         </w:rPr>
         <w:t>taking</w:t>
@@ -699,6 +757,7 @@
       <w:proofErr w:type="gramEnd"/>
       <w:r>
         <w:rPr>
+          <w:color w:val="2E74B5" w:themeColor="accent5" w:themeShade="BF"/>
           <w:lang w:val="en-US"/>
         </w:rPr>
         <w:t xml:space="preserve"> while the Healthcare workers are travelling.</w:t>
@@ -716,35 +775,41 @@
       <w:pPr>
         <w:jc w:val="both"/>
         <w:rPr>
-          <w:lang w:val="en-US"/>
-        </w:rPr>
-      </w:pPr>
-      <w:r>
-        <w:rPr>
+          <w:color w:val="2E74B5" w:themeColor="accent5" w:themeShade="BF"/>
+          <w:lang w:val="en-US"/>
+        </w:rPr>
+      </w:pPr>
+      <w:r>
+        <w:rPr>
+          <w:color w:val="2E74B5" w:themeColor="accent5" w:themeShade="BF"/>
           <w:lang w:val="en-US"/>
         </w:rPr>
         <w:t xml:space="preserve">Managers require centralized access to the </w:t>
       </w:r>
       <w:r>
         <w:rPr>
+          <w:color w:val="2E74B5" w:themeColor="accent5" w:themeShade="BF"/>
           <w:lang w:val="en-US"/>
         </w:rPr>
         <w:t>healthcare workers’ note</w:t>
       </w:r>
       <w:r>
         <w:rPr>
+          <w:color w:val="2E74B5" w:themeColor="accent5" w:themeShade="BF"/>
           <w:lang w:val="en-US"/>
         </w:rPr>
         <w:t>s.  The search interface should be clutter</w:t>
       </w:r>
       <w:r>
         <w:rPr>
+          <w:color w:val="2E74B5" w:themeColor="accent5" w:themeShade="BF"/>
           <w:lang w:val="en-US"/>
         </w:rPr>
         <w:t>-free and allow notes to be searchable according to key</w:t>
       </w:r>
       <w:r>
         <w:rPr>
+          <w:color w:val="2E74B5" w:themeColor="accent5" w:themeShade="BF"/>
           <w:lang w:val="en-US"/>
         </w:rPr>
         <w:t>words and filtered according to date ranges.</w:t>
@@ -867,11 +932,13 @@
       <w:pPr>
         <w:jc w:val="both"/>
         <w:rPr>
-          <w:lang w:val="en-US"/>
-        </w:rPr>
-      </w:pPr>
-      <w:r>
-        <w:rPr>
+          <w:color w:val="2E74B5" w:themeColor="accent5" w:themeShade="BF"/>
+          <w:lang w:val="en-US"/>
+        </w:rPr>
+      </w:pPr>
+      <w:r>
+        <w:rPr>
+          <w:color w:val="2E74B5" w:themeColor="accent5" w:themeShade="BF"/>
           <w:lang w:val="en-US"/>
         </w:rPr>
         <w:t xml:space="preserve">State which hardware and software tools will be used both in developing the application and in its use, </w:t>
@@ -879,6 +946,7 @@
       <w:proofErr w:type="spellStart"/>
       <w:r>
         <w:rPr>
+          <w:color w:val="2E74B5" w:themeColor="accent5" w:themeShade="BF"/>
           <w:lang w:val="en-US"/>
         </w:rPr>
         <w:t>e.g</w:t>
@@ -886,6 +954,7 @@
       <w:proofErr w:type="spellEnd"/>
       <w:r>
         <w:rPr>
+          <w:color w:val="2E74B5" w:themeColor="accent5" w:themeShade="BF"/>
           <w:lang w:val="en-US"/>
         </w:rPr>
         <w:t>:</w:t>
@@ -934,11 +1003,13 @@
         </w:numPr>
         <w:jc w:val="both"/>
         <w:rPr>
-          <w:lang w:val="en-US"/>
-        </w:rPr>
-      </w:pPr>
-      <w:r>
-        <w:rPr>
+          <w:color w:val="2E74B5" w:themeColor="accent5" w:themeShade="BF"/>
+          <w:lang w:val="en-US"/>
+        </w:rPr>
+      </w:pPr>
+      <w:r>
+        <w:rPr>
+          <w:color w:val="2E74B5" w:themeColor="accent5" w:themeShade="BF"/>
           <w:lang w:val="en-US"/>
         </w:rPr>
         <w:t>The mobile application will be developed using Android Studio.</w:t>
@@ -953,23 +1024,27 @@
         </w:numPr>
         <w:jc w:val="both"/>
         <w:rPr>
-          <w:lang w:val="en-US"/>
-        </w:rPr>
-      </w:pPr>
-      <w:r>
-        <w:rPr>
+          <w:color w:val="2E74B5" w:themeColor="accent5" w:themeShade="BF"/>
+          <w:lang w:val="en-US"/>
+        </w:rPr>
+      </w:pPr>
+      <w:r>
+        <w:rPr>
+          <w:color w:val="2E74B5" w:themeColor="accent5" w:themeShade="BF"/>
           <w:lang w:val="en-US"/>
         </w:rPr>
         <w:t>The web application will be developed using Microsoft Visual Studio 20</w:t>
       </w:r>
       <w:r>
         <w:rPr>
+          <w:color w:val="2E74B5" w:themeColor="accent5" w:themeShade="BF"/>
           <w:lang w:val="en-US"/>
         </w:rPr>
         <w:t>22</w:t>
       </w:r>
       <w:r>
         <w:rPr>
+          <w:color w:val="2E74B5" w:themeColor="accent5" w:themeShade="BF"/>
           <w:lang w:val="en-US"/>
         </w:rPr>
         <w:t>.</w:t>
@@ -984,11 +1059,13 @@
         </w:numPr>
         <w:jc w:val="both"/>
         <w:rPr>
-          <w:lang w:val="en-US"/>
-        </w:rPr>
-      </w:pPr>
-      <w:r>
-        <w:rPr>
+          <w:color w:val="2E74B5" w:themeColor="accent5" w:themeShade="BF"/>
+          <w:lang w:val="en-US"/>
+        </w:rPr>
+      </w:pPr>
+      <w:r>
+        <w:rPr>
+          <w:color w:val="2E74B5" w:themeColor="accent5" w:themeShade="BF"/>
           <w:lang w:val="en-US"/>
         </w:rPr>
         <w:t xml:space="preserve">The mobile application will use </w:t>
@@ -996,6 +1073,7 @@
       <w:proofErr w:type="spellStart"/>
       <w:r>
         <w:rPr>
+          <w:color w:val="2E74B5" w:themeColor="accent5" w:themeShade="BF"/>
           <w:lang w:val="en-US"/>
         </w:rPr>
         <w:t>Sqlite</w:t>
@@ -1003,6 +1081,7 @@
       <w:proofErr w:type="spellEnd"/>
       <w:r>
         <w:rPr>
+          <w:color w:val="2E74B5" w:themeColor="accent5" w:themeShade="BF"/>
           <w:lang w:val="en-US"/>
         </w:rPr>
         <w:t xml:space="preserve"> as its local storage medium.</w:t>
@@ -1017,23 +1096,27 @@
         </w:numPr>
         <w:jc w:val="both"/>
         <w:rPr>
-          <w:lang w:val="en-US"/>
-        </w:rPr>
-      </w:pPr>
-      <w:r>
-        <w:rPr>
+          <w:color w:val="2E74B5" w:themeColor="accent5" w:themeShade="BF"/>
+          <w:lang w:val="en-US"/>
+        </w:rPr>
+      </w:pPr>
+      <w:r>
+        <w:rPr>
+          <w:color w:val="2E74B5" w:themeColor="accent5" w:themeShade="BF"/>
           <w:lang w:val="en-US"/>
         </w:rPr>
         <w:t>Microsoft SQL Server 20</w:t>
       </w:r>
       <w:r>
         <w:rPr>
+          <w:color w:val="2E74B5" w:themeColor="accent5" w:themeShade="BF"/>
           <w:lang w:val="en-US"/>
         </w:rPr>
         <w:t>22</w:t>
       </w:r>
       <w:r>
         <w:rPr>
+          <w:color w:val="2E74B5" w:themeColor="accent5" w:themeShade="BF"/>
           <w:lang w:val="en-US"/>
         </w:rPr>
         <w:t xml:space="preserve"> will be used as the shared online database.</w:t>
@@ -1048,23 +1131,27 @@
         </w:numPr>
         <w:jc w:val="both"/>
         <w:rPr>
-          <w:lang w:val="en-US"/>
-        </w:rPr>
-      </w:pPr>
-      <w:r>
-        <w:rPr>
+          <w:color w:val="2E74B5" w:themeColor="accent5" w:themeShade="BF"/>
+          <w:lang w:val="en-US"/>
+        </w:rPr>
+      </w:pPr>
+      <w:r>
+        <w:rPr>
+          <w:color w:val="2E74B5" w:themeColor="accent5" w:themeShade="BF"/>
           <w:lang w:val="en-US"/>
         </w:rPr>
         <w:t>Connectivity between the app, the web interface and the shared database will be facilitated by developing a WCF Web service in Microsoft Visual Studio 20</w:t>
       </w:r>
       <w:r>
         <w:rPr>
+          <w:color w:val="2E74B5" w:themeColor="accent5" w:themeShade="BF"/>
           <w:lang w:val="en-US"/>
         </w:rPr>
         <w:t>22</w:t>
       </w:r>
       <w:r>
         <w:rPr>
+          <w:color w:val="2E74B5" w:themeColor="accent5" w:themeShade="BF"/>
           <w:lang w:val="en-US"/>
         </w:rPr>
         <w:t>.</w:t>
@@ -1079,17 +1166,20 @@
         </w:numPr>
         <w:jc w:val="both"/>
         <w:rPr>
-          <w:lang w:val="en-US"/>
-        </w:rPr>
-      </w:pPr>
-      <w:r>
-        <w:rPr>
+          <w:color w:val="2E74B5" w:themeColor="accent5" w:themeShade="BF"/>
+          <w:lang w:val="en-US"/>
+        </w:rPr>
+      </w:pPr>
+      <w:r>
+        <w:rPr>
+          <w:color w:val="2E74B5" w:themeColor="accent5" w:themeShade="BF"/>
           <w:lang w:val="en-US"/>
         </w:rPr>
         <w:t xml:space="preserve">The mobile application requires a phone running (at least) Android </w:t>
       </w:r>
       <w:r>
         <w:rPr>
+          <w:color w:val="2E74B5" w:themeColor="accent5" w:themeShade="BF"/>
           <w:lang w:val="en-US"/>
         </w:rPr>
         <w:t>12 (Snow Cone).</w:t>
@@ -1104,11 +1194,13 @@
         </w:numPr>
         <w:jc w:val="both"/>
         <w:rPr>
-          <w:lang w:val="en-US"/>
-        </w:rPr>
-      </w:pPr>
-      <w:r>
-        <w:rPr>
+          <w:color w:val="2E74B5" w:themeColor="accent5" w:themeShade="BF"/>
+          <w:lang w:val="en-US"/>
+        </w:rPr>
+      </w:pPr>
+      <w:r>
+        <w:rPr>
+          <w:color w:val="2E74B5" w:themeColor="accent5" w:themeShade="BF"/>
           <w:lang w:val="en-US"/>
         </w:rPr>
         <w:t>The web application will run in any browser but will be optimized for Google Chrome.</w:t>
@@ -1144,6 +1236,7 @@
       <w:pPr>
         <w:jc w:val="both"/>
         <w:rPr>
+          <w:color w:val="2E74B5" w:themeColor="accent5" w:themeShade="BF"/>
           <w:lang w:val="en-US"/>
         </w:rPr>
       </w:pPr>
@@ -1157,23 +1250,27 @@
         </w:numPr>
         <w:jc w:val="both"/>
         <w:rPr>
-          <w:lang w:val="en-US"/>
-        </w:rPr>
-      </w:pPr>
-      <w:r>
-        <w:rPr>
+          <w:color w:val="2E74B5" w:themeColor="accent5" w:themeShade="BF"/>
+          <w:lang w:val="en-US"/>
+        </w:rPr>
+      </w:pPr>
+      <w:r>
+        <w:rPr>
+          <w:color w:val="2E74B5" w:themeColor="accent5" w:themeShade="BF"/>
           <w:lang w:val="en-US"/>
         </w:rPr>
         <w:t xml:space="preserve">The mobile application requires a mobile phone with at least 1Gb or RAM, capable of running Android </w:t>
       </w:r>
       <w:r>
         <w:rPr>
+          <w:color w:val="2E74B5" w:themeColor="accent5" w:themeShade="BF"/>
           <w:lang w:val="en-US"/>
         </w:rPr>
         <w:t>12</w:t>
       </w:r>
       <w:r>
         <w:rPr>
+          <w:color w:val="2E74B5" w:themeColor="accent5" w:themeShade="BF"/>
           <w:lang w:val="en-US"/>
         </w:rPr>
         <w:t>.</w:t>
@@ -1188,11 +1285,13 @@
         </w:numPr>
         <w:jc w:val="both"/>
         <w:rPr>
-          <w:lang w:val="en-US"/>
-        </w:rPr>
-      </w:pPr>
-      <w:r>
-        <w:rPr>
+          <w:color w:val="2E74B5" w:themeColor="accent5" w:themeShade="BF"/>
+          <w:lang w:val="en-US"/>
+        </w:rPr>
+      </w:pPr>
+      <w:r>
+        <w:rPr>
+          <w:color w:val="2E74B5" w:themeColor="accent5" w:themeShade="BF"/>
           <w:lang w:val="en-US"/>
         </w:rPr>
         <w:t>The web application may be opened on any device with a web browser.</w:t>
@@ -1207,11 +1306,13 @@
         </w:numPr>
         <w:jc w:val="both"/>
         <w:rPr>
-          <w:lang w:val="en-US"/>
-        </w:rPr>
-      </w:pPr>
-      <w:r>
-        <w:rPr>
+          <w:color w:val="2E74B5" w:themeColor="accent5" w:themeShade="BF"/>
+          <w:lang w:val="en-US"/>
+        </w:rPr>
+      </w:pPr>
+      <w:r>
+        <w:rPr>
+          <w:color w:val="2E74B5" w:themeColor="accent5" w:themeShade="BF"/>
           <w:lang w:val="en-US"/>
         </w:rPr>
         <w:t>The web application and SQL Server will be hosted on a shared web server.</w:t>
@@ -1277,11 +1378,13 @@
     <w:p>
       <w:pPr>
         <w:rPr>
-          <w:lang w:val="en-US"/>
-        </w:rPr>
-      </w:pPr>
-      <w:r>
-        <w:rPr>
+          <w:color w:val="2E74B5" w:themeColor="accent5" w:themeShade="BF"/>
+          <w:lang w:val="en-US"/>
+        </w:rPr>
+      </w:pPr>
+      <w:r>
+        <w:rPr>
+          <w:color w:val="2E74B5" w:themeColor="accent5" w:themeShade="BF"/>
           <w:lang w:val="en-US"/>
         </w:rPr>
         <w:t>In this section, discuss any constraints that there might be on the system development and / or deployment process.  This can include things such as security, interface and performance constraints.</w:t>
@@ -1319,23 +1422,27 @@
     <w:p>
       <w:pPr>
         <w:rPr>
-          <w:lang w:val="en-US"/>
-        </w:rPr>
-      </w:pPr>
-      <w:r>
-        <w:rPr>
+          <w:color w:val="2E74B5" w:themeColor="accent5" w:themeShade="BF"/>
+          <w:lang w:val="en-US"/>
+        </w:rPr>
+      </w:pPr>
+      <w:r>
+        <w:rPr>
+          <w:color w:val="2E74B5" w:themeColor="accent5" w:themeShade="BF"/>
           <w:lang w:val="en-US"/>
         </w:rPr>
         <w:t xml:space="preserve">Discuss any issues related to the security of the </w:t>
       </w:r>
       <w:r>
         <w:rPr>
+          <w:color w:val="2E74B5" w:themeColor="accent5" w:themeShade="BF"/>
           <w:lang w:val="en-US"/>
         </w:rPr>
         <w:t>proposed</w:t>
       </w:r>
       <w:r>
         <w:rPr>
+          <w:color w:val="2E74B5" w:themeColor="accent5" w:themeShade="BF"/>
           <w:lang w:val="en-US"/>
         </w:rPr>
         <w:t xml:space="preserve"> system, e.g.</w:t>
@@ -1344,19 +1451,22 @@
     <w:p>
       <w:pPr>
         <w:rPr>
-          <w:lang w:val="en-US"/>
-        </w:rPr>
-      </w:pPr>
-    </w:p>
-    <w:p>
-      <w:pPr>
-        <w:jc w:val="both"/>
-        <w:rPr>
-          <w:lang w:val="en-US"/>
-        </w:rPr>
-      </w:pPr>
-      <w:r>
-        <w:rPr>
+          <w:color w:val="2E74B5" w:themeColor="accent5" w:themeShade="BF"/>
+          <w:lang w:val="en-US"/>
+        </w:rPr>
+      </w:pPr>
+    </w:p>
+    <w:p>
+      <w:pPr>
+        <w:jc w:val="both"/>
+        <w:rPr>
+          <w:color w:val="2E74B5" w:themeColor="accent5" w:themeShade="BF"/>
+          <w:lang w:val="en-US"/>
+        </w:rPr>
+      </w:pPr>
+      <w:r>
+        <w:rPr>
+          <w:color w:val="2E74B5" w:themeColor="accent5" w:themeShade="BF"/>
           <w:lang w:val="en-US"/>
         </w:rPr>
         <w:t>The notes taken by the healthcare workers might be of a sensitive nature, as they contain information regarding patients seen by the healthcare workers.  Therefore, care must be taken to encrypt the notes both on the phone and the server and to ensure that users should provide a username and password when accessing the system.  The username and password should also be encrypted.</w:t>
@@ -1443,11 +1553,13 @@
     <w:p>
       <w:pPr>
         <w:rPr>
-          <w:lang w:val="en-US"/>
-        </w:rPr>
-      </w:pPr>
-      <w:r>
-        <w:rPr>
+          <w:color w:val="2E74B5" w:themeColor="accent5" w:themeShade="BF"/>
+          <w:lang w:val="en-US"/>
+        </w:rPr>
+      </w:pPr>
+      <w:r>
+        <w:rPr>
+          <w:color w:val="2E74B5" w:themeColor="accent5" w:themeShade="BF"/>
           <w:lang w:val="en-US"/>
         </w:rPr>
         <w:t>Discuss any issue related to the interface of the proposed system, e.g.</w:t>
@@ -1456,19 +1568,22 @@
     <w:p>
       <w:pPr>
         <w:rPr>
-          <w:lang w:val="en-US"/>
-        </w:rPr>
-      </w:pPr>
-    </w:p>
-    <w:p>
-      <w:pPr>
-        <w:jc w:val="both"/>
-        <w:rPr>
-          <w:lang w:val="en-US"/>
-        </w:rPr>
-      </w:pPr>
-      <w:r>
-        <w:rPr>
+          <w:color w:val="2E74B5" w:themeColor="accent5" w:themeShade="BF"/>
+          <w:lang w:val="en-US"/>
+        </w:rPr>
+      </w:pPr>
+    </w:p>
+    <w:p>
+      <w:pPr>
+        <w:jc w:val="both"/>
+        <w:rPr>
+          <w:color w:val="2E74B5" w:themeColor="accent5" w:themeShade="BF"/>
+          <w:lang w:val="en-US"/>
+        </w:rPr>
+      </w:pPr>
+      <w:r>
+        <w:rPr>
+          <w:color w:val="2E74B5" w:themeColor="accent5" w:themeShade="BF"/>
           <w:lang w:val="en-US"/>
         </w:rPr>
         <w:t>The mobile interface needs to be user-friendly as it may be used by health care workers who are not technically savvy.  The web interface should be responsive so that users have the choice to view the pages on a desktop, tablet or phone.</w:t>
@@ -1517,6 +1632,7 @@
       </w:pPr>
       <w:r>
         <w:rPr>
+          <w:color w:val="2E74B5" w:themeColor="accent5" w:themeShade="BF"/>
           <w:lang w:val="en-US"/>
         </w:rPr>
         <w:t>The system should be optimized to ensure that searches through the web interface are fast and efficient.  The mobile application should be optimized for use on low end mobile devices with low memory capacity and older processors.</w:t>
@@ -1562,32 +1678,16 @@
       <w:pPr>
         <w:jc w:val="both"/>
         <w:rPr>
-          <w:lang w:val="en-US"/>
-        </w:rPr>
-      </w:pPr>
-      <w:r>
-        <w:rPr>
-          <w:lang w:val="en-US"/>
-        </w:rPr>
-        <w:t>The purpose of a use case diagram in UML is to demonstrate the different ways that a user might interact with a system.</w:t>
-      </w:r>
-      <w:r>
-        <w:rPr>
-          <w:lang w:val="en-US"/>
-        </w:rPr>
-        <w:t xml:space="preserve">  A</w:t>
-      </w:r>
-      <w:r>
-        <w:rPr>
-          <w:lang w:val="en-US"/>
-        </w:rPr>
-        <w:t xml:space="preserve"> use case diagram can summarize the details of your system's users (also known as actors) and their interactions with the system.</w:t>
-      </w:r>
-      <w:r>
-        <w:rPr>
-          <w:lang w:val="en-US"/>
-        </w:rPr>
-        <w:t xml:space="preserve">  </w:t>
+          <w:color w:val="2E74B5" w:themeColor="accent5" w:themeShade="BF"/>
+          <w:lang w:val="en-US"/>
+        </w:rPr>
+      </w:pPr>
+      <w:r>
+        <w:rPr>
+          <w:color w:val="2E74B5" w:themeColor="accent5" w:themeShade="BF"/>
+          <w:lang w:val="en-US"/>
+        </w:rPr>
+        <w:t xml:space="preserve">The purpose of a use case diagram in UML is to demonstrate the different ways that a user might interact with a system.  A use case diagram can summarize the details of your system's users (also known as actors) and their interactions with the system.  </w:t>
       </w:r>
     </w:p>
     <w:p>
@@ -1606,6 +1706,7 @@
           <w:bCs/>
           <w:i/>
           <w:iCs/>
+          <w:color w:val="2E74B5" w:themeColor="accent5" w:themeShade="BF"/>
           <w:lang w:val="en-US"/>
         </w:rPr>
       </w:pPr>
@@ -1615,6 +1716,7 @@
           <w:bCs/>
           <w:i/>
           <w:iCs/>
+          <w:color w:val="2E74B5" w:themeColor="accent5" w:themeShade="BF"/>
           <w:lang w:val="en-US"/>
         </w:rPr>
         <w:t>Example:</w:t>
@@ -1624,31 +1726,36 @@
       <w:pPr>
         <w:jc w:val="both"/>
         <w:rPr>
-          <w:lang w:val="en-US"/>
-        </w:rPr>
-      </w:pPr>
-    </w:p>
-    <w:p>
-      <w:pPr>
-        <w:jc w:val="both"/>
-        <w:rPr>
-          <w:lang w:val="en-US"/>
-        </w:rPr>
-      </w:pPr>
-      <w:r>
-        <w:rPr>
+          <w:color w:val="2E74B5" w:themeColor="accent5" w:themeShade="BF"/>
+          <w:lang w:val="en-US"/>
+        </w:rPr>
+      </w:pPr>
+    </w:p>
+    <w:p>
+      <w:pPr>
+        <w:jc w:val="both"/>
+        <w:rPr>
+          <w:color w:val="2E74B5" w:themeColor="accent5" w:themeShade="BF"/>
+          <w:lang w:val="en-US"/>
+        </w:rPr>
+      </w:pPr>
+      <w:r>
+        <w:rPr>
+          <w:color w:val="2E74B5" w:themeColor="accent5" w:themeShade="BF"/>
           <w:lang w:val="en-US"/>
         </w:rPr>
         <w:t>Figure 1</w:t>
       </w:r>
       <w:r>
         <w:rPr>
+          <w:color w:val="2E74B5" w:themeColor="accent5" w:themeShade="BF"/>
           <w:lang w:val="en-US"/>
         </w:rPr>
         <w:t>.1</w:t>
       </w:r>
       <w:r>
         <w:rPr>
+          <w:color w:val="2E74B5" w:themeColor="accent5" w:themeShade="BF"/>
           <w:lang w:val="en-US"/>
         </w:rPr>
         <w:t xml:space="preserve"> presents a high-level use case diagram of the proposed system and its users.</w:t>
@@ -1723,27 +1830,14 @@
       <w:r>
         <w:t xml:space="preserve">Figure </w:t>
       </w:r>
-      <w:r>
-        <w:fldChar w:fldCharType="begin"/>
-      </w:r>
-      <w:r>
-        <w:instrText xml:space="preserve"> SEQ Figure \* ARABIC </w:instrText>
-      </w:r>
-      <w:r>
-        <w:fldChar w:fldCharType="separate"/>
-      </w:r>
-      <w:r>
-        <w:rPr>
-          <w:noProof/>
-        </w:rPr>
-        <w:t>1</w:t>
-      </w:r>
-      <w:r>
-        <w:rPr>
-          <w:noProof/>
-        </w:rPr>
-        <w:fldChar w:fldCharType="end"/>
-      </w:r>
+      <w:fldSimple w:instr=" SEQ Figure \* ARABIC ">
+        <w:r>
+          <w:rPr>
+            <w:noProof/>
+          </w:rPr>
+          <w:t>1</w:t>
+        </w:r>
+      </w:fldSimple>
       <w:r>
         <w:rPr>
           <w:noProof/>
@@ -1798,83 +1892,97 @@
       <w:pPr>
         <w:jc w:val="both"/>
         <w:rPr>
-          <w:lang w:val="en-US"/>
-        </w:rPr>
-      </w:pPr>
-      <w:r>
-        <w:rPr>
+          <w:color w:val="2E74B5" w:themeColor="accent5" w:themeShade="BF"/>
+          <w:lang w:val="en-US"/>
+        </w:rPr>
+      </w:pPr>
+      <w:r>
+        <w:rPr>
+          <w:color w:val="2E74B5" w:themeColor="accent5" w:themeShade="BF"/>
           <w:lang w:val="en-US"/>
         </w:rPr>
         <w:t xml:space="preserve">This section should present </w:t>
       </w:r>
       <w:r>
         <w:rPr>
+          <w:color w:val="2E74B5" w:themeColor="accent5" w:themeShade="BF"/>
           <w:lang w:val="en-US"/>
         </w:rPr>
         <w:t>your (planned)</w:t>
       </w:r>
       <w:r>
         <w:rPr>
+          <w:color w:val="2E74B5" w:themeColor="accent5" w:themeShade="BF"/>
           <w:lang w:val="en-US"/>
         </w:rPr>
         <w:t xml:space="preserve"> UML </w:t>
       </w:r>
       <w:r>
         <w:rPr>
+          <w:color w:val="2E74B5" w:themeColor="accent5" w:themeShade="BF"/>
           <w:lang w:val="en-US"/>
         </w:rPr>
         <w:t>c</w:t>
       </w:r>
       <w:r>
         <w:rPr>
+          <w:color w:val="2E74B5" w:themeColor="accent5" w:themeShade="BF"/>
           <w:lang w:val="en-US"/>
         </w:rPr>
         <w:t xml:space="preserve">lass </w:t>
       </w:r>
       <w:r>
         <w:rPr>
+          <w:color w:val="2E74B5" w:themeColor="accent5" w:themeShade="BF"/>
           <w:lang w:val="en-US"/>
         </w:rPr>
         <w:t>m</w:t>
       </w:r>
       <w:r>
         <w:rPr>
+          <w:color w:val="2E74B5" w:themeColor="accent5" w:themeShade="BF"/>
           <w:lang w:val="en-US"/>
         </w:rPr>
         <w:t>odel.  If you have not yet started your system development, you may draw the diagram using a stand-alone tool, such as Visio.  Alternatively, if you have already started development</w:t>
       </w:r>
       <w:r>
         <w:rPr>
+          <w:color w:val="2E74B5" w:themeColor="accent5" w:themeShade="BF"/>
           <w:lang w:val="en-US"/>
         </w:rPr>
         <w:t>,</w:t>
       </w:r>
       <w:r>
         <w:rPr>
+          <w:color w:val="2E74B5" w:themeColor="accent5" w:themeShade="BF"/>
           <w:lang w:val="en-US"/>
         </w:rPr>
         <w:t xml:space="preserve"> you may use the class diagram created for you by tools such as Visual Studio.</w:t>
       </w:r>
       <w:r>
         <w:rPr>
+          <w:color w:val="2E74B5" w:themeColor="accent5" w:themeShade="BF"/>
           <w:lang w:val="en-US"/>
         </w:rPr>
         <w:t xml:space="preserve">  This does not need to be the final version of your UML class model</w:t>
       </w:r>
       <w:r>
         <w:rPr>
+          <w:color w:val="2E74B5" w:themeColor="accent5" w:themeShade="BF"/>
           <w:lang w:val="en-US"/>
         </w:rPr>
         <w:t xml:space="preserve"> as you’ll be able to update the diagram in your final, combined report at the end of the semester</w:t>
       </w:r>
       <w:r>
         <w:rPr>
+          <w:color w:val="2E74B5" w:themeColor="accent5" w:themeShade="BF"/>
           <w:lang w:val="en-US"/>
         </w:rPr>
         <w:t>.</w:t>
       </w:r>
       <w:r>
         <w:rPr>
+          <w:color w:val="2E74B5" w:themeColor="accent5" w:themeShade="BF"/>
           <w:lang w:val="en-US"/>
         </w:rPr>
         <w:t xml:space="preserve">  The number of classes in your diagram tends to align with the number of tables in your database.</w:t>
@@ -1883,6 +1991,7 @@
     <w:p>
       <w:pPr>
         <w:rPr>
+          <w:color w:val="2E74B5" w:themeColor="accent5" w:themeShade="BF"/>
           <w:sz w:val="28"/>
           <w:szCs w:val="28"/>
           <w:lang w:val="en-US"/>
@@ -1896,6 +2005,7 @@
           <w:bCs/>
           <w:i/>
           <w:iCs/>
+          <w:color w:val="2E74B5" w:themeColor="accent5" w:themeShade="BF"/>
           <w:lang w:val="en-US"/>
         </w:rPr>
       </w:pPr>
@@ -1905,6 +2015,7 @@
           <w:bCs/>
           <w:i/>
           <w:iCs/>
+          <w:color w:val="2E74B5" w:themeColor="accent5" w:themeShade="BF"/>
           <w:lang w:val="en-US"/>
         </w:rPr>
         <w:t>Example:</w:t>
@@ -1913,30 +2024,35 @@
     <w:p>
       <w:pPr>
         <w:rPr>
-          <w:lang w:val="en-US"/>
-        </w:rPr>
-      </w:pPr>
-    </w:p>
-    <w:p>
-      <w:pPr>
-        <w:rPr>
-          <w:lang w:val="en-US"/>
-        </w:rPr>
-      </w:pPr>
-      <w:r>
-        <w:rPr>
+          <w:color w:val="2E74B5" w:themeColor="accent5" w:themeShade="BF"/>
+          <w:lang w:val="en-US"/>
+        </w:rPr>
+      </w:pPr>
+    </w:p>
+    <w:p>
+      <w:pPr>
+        <w:rPr>
+          <w:color w:val="2E74B5" w:themeColor="accent5" w:themeShade="BF"/>
+          <w:lang w:val="en-US"/>
+        </w:rPr>
+      </w:pPr>
+      <w:r>
+        <w:rPr>
+          <w:color w:val="2E74B5" w:themeColor="accent5" w:themeShade="BF"/>
           <w:lang w:val="en-US"/>
         </w:rPr>
         <w:t>Figure 1.</w:t>
       </w:r>
       <w:r>
         <w:rPr>
+          <w:color w:val="2E74B5" w:themeColor="accent5" w:themeShade="BF"/>
           <w:lang w:val="en-US"/>
         </w:rPr>
         <w:t>2</w:t>
       </w:r>
       <w:r>
         <w:rPr>
+          <w:color w:val="2E74B5" w:themeColor="accent5" w:themeShade="BF"/>
           <w:lang w:val="en-US"/>
         </w:rPr>
         <w:t xml:space="preserve"> represents the UML class diagram of the YOURPLANNEDSYSTEMNAME system.</w:t>
@@ -2021,27 +2137,14 @@
       <w:r>
         <w:fldChar w:fldCharType="end"/>
       </w:r>
-      <w:r>
-        <w:fldChar w:fldCharType="begin"/>
-      </w:r>
-      <w:r>
-        <w:instrText xml:space="preserve"> SEQ Figure \* ARABIC \s 1 </w:instrText>
-      </w:r>
-      <w:r>
-        <w:fldChar w:fldCharType="separate"/>
-      </w:r>
-      <w:r>
-        <w:rPr>
-          <w:noProof/>
-        </w:rPr>
-        <w:t>1</w:t>
-      </w:r>
-      <w:r>
-        <w:rPr>
-          <w:noProof/>
-        </w:rPr>
-        <w:fldChar w:fldCharType="end"/>
-      </w:r>
+      <w:fldSimple w:instr=" SEQ Figure \* ARABIC \s 1 ">
+        <w:r>
+          <w:rPr>
+            <w:noProof/>
+          </w:rPr>
+          <w:t>1</w:t>
+        </w:r>
+      </w:fldSimple>
       <w:r>
         <w:t>.</w:t>
       </w:r>
@@ -2123,107 +2226,111 @@
       <w:pPr>
         <w:jc w:val="both"/>
         <w:rPr>
-          <w:lang w:val="en-US"/>
-        </w:rPr>
-      </w:pPr>
-      <w:r>
-        <w:rPr>
+          <w:color w:val="2E74B5" w:themeColor="accent5" w:themeShade="BF"/>
+          <w:lang w:val="en-US"/>
+        </w:rPr>
+      </w:pPr>
+      <w:r>
+        <w:rPr>
+          <w:color w:val="2E74B5" w:themeColor="accent5" w:themeShade="BF"/>
           <w:lang w:val="en-US"/>
         </w:rPr>
         <w:t xml:space="preserve">This section should present the </w:t>
       </w:r>
       <w:r>
         <w:rPr>
+          <w:color w:val="2E74B5" w:themeColor="accent5" w:themeShade="BF"/>
           <w:lang w:val="en-US"/>
         </w:rPr>
         <w:t>(planned)</w:t>
       </w:r>
       <w:r>
         <w:rPr>
+          <w:color w:val="2E74B5" w:themeColor="accent5" w:themeShade="BF"/>
           <w:lang w:val="en-US"/>
         </w:rPr>
         <w:t xml:space="preserve"> version of your relational database model.  If you have not yet started designing your database, you may draw the diagram using a stand-alone tool, such as Visio.  Alternatively, if you have already started the design</w:t>
       </w:r>
       <w:r>
         <w:rPr>
+          <w:color w:val="2E74B5" w:themeColor="accent5" w:themeShade="BF"/>
           <w:lang w:val="en-US"/>
         </w:rPr>
         <w:t>,</w:t>
       </w:r>
       <w:r>
         <w:rPr>
+          <w:color w:val="2E74B5" w:themeColor="accent5" w:themeShade="BF"/>
           <w:lang w:val="en-US"/>
         </w:rPr>
         <w:t xml:space="preserve"> you may use the ERD created for you by tools such as SQL Server Management Studio.</w:t>
       </w:r>
       <w:r>
         <w:rPr>
+          <w:color w:val="2E74B5" w:themeColor="accent5" w:themeShade="BF"/>
           <w:lang w:val="en-US"/>
         </w:rPr>
         <w:t xml:space="preserve">  This does not need to be the final version of your relational database model</w:t>
       </w:r>
       <w:r>
         <w:rPr>
+          <w:color w:val="2E74B5" w:themeColor="accent5" w:themeShade="BF"/>
           <w:lang w:val="en-US"/>
         </w:rPr>
         <w:t xml:space="preserve"> as you’ll be able to update the diagram in your final, combined report at the end of the semester</w:t>
       </w:r>
       <w:r>
         <w:rPr>
+          <w:color w:val="2E74B5" w:themeColor="accent5" w:themeShade="BF"/>
           <w:lang w:val="en-US"/>
         </w:rPr>
         <w:t>.</w:t>
       </w:r>
       <w:r>
         <w:rPr>
-          <w:lang w:val="en-US"/>
-        </w:rPr>
-        <w:t xml:space="preserve">  </w:t>
-      </w:r>
-      <w:r>
-        <w:rPr>
-          <w:lang w:val="en-US"/>
-        </w:rPr>
-        <w:t>Remember,</w:t>
-      </w:r>
-      <w:r>
-        <w:rPr>
-          <w:lang w:val="en-US"/>
-        </w:rPr>
-        <w:t xml:space="preserve"> it needs to have the absolute minimum of the equivalent of </w:t>
-      </w:r>
-      <w:r>
-        <w:rPr>
+          <w:color w:val="2E74B5" w:themeColor="accent5" w:themeShade="BF"/>
+          <w:lang w:val="en-US"/>
+        </w:rPr>
+        <w:t xml:space="preserve">  Remember, it needs to have the absolute minimum of the equivalent of </w:t>
+      </w:r>
+      <w:r>
+        <w:rPr>
+          <w:color w:val="2E74B5" w:themeColor="accent5" w:themeShade="BF"/>
           <w:lang w:val="en-US"/>
         </w:rPr>
         <w:t>10</w:t>
       </w:r>
       <w:r>
         <w:rPr>
+          <w:color w:val="2E74B5" w:themeColor="accent5" w:themeShade="BF"/>
           <w:lang w:val="en-US"/>
         </w:rPr>
         <w:t xml:space="preserve"> tables. Groups of </w:t>
       </w:r>
       <w:r>
         <w:rPr>
+          <w:color w:val="2E74B5" w:themeColor="accent5" w:themeShade="BF"/>
           <w:lang w:val="en-US"/>
         </w:rPr>
         <w:t>three</w:t>
       </w:r>
       <w:r>
         <w:rPr>
+          <w:color w:val="2E74B5" w:themeColor="accent5" w:themeShade="BF"/>
           <w:lang w:val="en-US"/>
         </w:rPr>
         <w:t xml:space="preserve"> students will need at least </w:t>
       </w:r>
       <w:r>
         <w:rPr>
+          <w:color w:val="2E74B5" w:themeColor="accent5" w:themeShade="BF"/>
           <w:lang w:val="en-US"/>
         </w:rPr>
         <w:t>14</w:t>
       </w:r>
       <w:r>
         <w:rPr>
+          <w:color w:val="2E74B5" w:themeColor="accent5" w:themeShade="BF"/>
           <w:lang w:val="en-US"/>
         </w:rPr>
         <w:t xml:space="preserve"> tables.</w:t>
@@ -2267,6 +2374,7 @@
           <w:bCs/>
           <w:i/>
           <w:iCs/>
+          <w:color w:val="2E74B5" w:themeColor="accent5" w:themeShade="BF"/>
           <w:lang w:val="en-US"/>
         </w:rPr>
       </w:pPr>
@@ -2276,6 +2384,7 @@
           <w:bCs/>
           <w:i/>
           <w:iCs/>
+          <w:color w:val="2E74B5" w:themeColor="accent5" w:themeShade="BF"/>
           <w:lang w:val="en-US"/>
         </w:rPr>
         <w:lastRenderedPageBreak/>
@@ -2285,30 +2394,35 @@
     <w:p>
       <w:pPr>
         <w:rPr>
-          <w:lang w:val="en-US"/>
-        </w:rPr>
-      </w:pPr>
-    </w:p>
-    <w:p>
-      <w:pPr>
-        <w:rPr>
-          <w:lang w:val="en-US"/>
-        </w:rPr>
-      </w:pPr>
-      <w:r>
-        <w:rPr>
+          <w:color w:val="2E74B5" w:themeColor="accent5" w:themeShade="BF"/>
+          <w:lang w:val="en-US"/>
+        </w:rPr>
+      </w:pPr>
+    </w:p>
+    <w:p>
+      <w:pPr>
+        <w:rPr>
+          <w:color w:val="2E74B5" w:themeColor="accent5" w:themeShade="BF"/>
+          <w:lang w:val="en-US"/>
+        </w:rPr>
+      </w:pPr>
+      <w:r>
+        <w:rPr>
+          <w:color w:val="2E74B5" w:themeColor="accent5" w:themeShade="BF"/>
           <w:lang w:val="en-US"/>
         </w:rPr>
         <w:t>Figure 1.</w:t>
       </w:r>
       <w:r>
         <w:rPr>
+          <w:color w:val="2E74B5" w:themeColor="accent5" w:themeShade="BF"/>
           <w:lang w:val="en-US"/>
         </w:rPr>
         <w:t>3</w:t>
       </w:r>
       <w:r>
         <w:rPr>
+          <w:color w:val="2E74B5" w:themeColor="accent5" w:themeShade="BF"/>
           <w:lang w:val="en-US"/>
         </w:rPr>
         <w:t xml:space="preserve"> represents the entity relationship diagram of the YOURPLANNEDSYSTEMNAME system.</w:t>
@@ -2317,6 +2431,7 @@
     <w:p>
       <w:pPr>
         <w:rPr>
+          <w:color w:val="2E74B5" w:themeColor="accent5" w:themeShade="BF"/>
           <w:sz w:val="23"/>
           <w:szCs w:val="23"/>
         </w:rPr>
@@ -2456,89 +2571,97 @@
       <w:pPr>
         <w:jc w:val="both"/>
         <w:rPr>
-          <w:lang w:val="en-US"/>
-        </w:rPr>
-      </w:pPr>
-      <w:r>
-        <w:rPr>
-          <w:lang w:val="en-US"/>
-        </w:rPr>
-        <w:t xml:space="preserve">This section should present </w:t>
-      </w:r>
-      <w:r>
-        <w:rPr>
-          <w:lang w:val="en-US"/>
-        </w:rPr>
-        <w:t xml:space="preserve">the user interface designs of at least </w:t>
-      </w:r>
-      <w:r>
-        <w:rPr>
+          <w:color w:val="2E74B5" w:themeColor="accent5" w:themeShade="BF"/>
+          <w:lang w:val="en-US"/>
+        </w:rPr>
+      </w:pPr>
+      <w:r>
+        <w:rPr>
+          <w:color w:val="2E74B5" w:themeColor="accent5" w:themeShade="BF"/>
+          <w:lang w:val="en-US"/>
+        </w:rPr>
+        <w:t xml:space="preserve">This section should present the user interface designs of at least </w:t>
+      </w:r>
+      <w:r>
+        <w:rPr>
+          <w:color w:val="2E74B5" w:themeColor="accent5" w:themeShade="BF"/>
           <w:lang w:val="en-US"/>
         </w:rPr>
         <w:t>8</w:t>
       </w:r>
       <w:r>
         <w:rPr>
+          <w:color w:val="2E74B5" w:themeColor="accent5" w:themeShade="BF"/>
           <w:lang w:val="en-US"/>
         </w:rPr>
         <w:t xml:space="preserve"> screens from your proposed system</w:t>
       </w:r>
       <w:r>
         <w:rPr>
+          <w:color w:val="2E74B5" w:themeColor="accent5" w:themeShade="BF"/>
           <w:lang w:val="en-US"/>
         </w:rPr>
         <w:t xml:space="preserve"> (</w:t>
       </w:r>
       <w:r>
         <w:rPr>
+          <w:color w:val="2E74B5" w:themeColor="accent5" w:themeShade="BF"/>
           <w:lang w:val="en-US"/>
         </w:rPr>
         <w:t>10</w:t>
       </w:r>
       <w:r>
         <w:rPr>
+          <w:color w:val="2E74B5" w:themeColor="accent5" w:themeShade="BF"/>
           <w:lang w:val="en-US"/>
         </w:rPr>
         <w:t xml:space="preserve"> for groups of 3)</w:t>
       </w:r>
       <w:r>
         <w:rPr>
+          <w:color w:val="2E74B5" w:themeColor="accent5" w:themeShade="BF"/>
           <w:lang w:val="en-US"/>
         </w:rPr>
         <w:t xml:space="preserve">.  </w:t>
       </w:r>
       <w:r>
         <w:rPr>
+          <w:color w:val="2E74B5" w:themeColor="accent5" w:themeShade="BF"/>
           <w:lang w:val="en-US"/>
         </w:rPr>
         <w:t xml:space="preserve">If you have a system which is more graphically driven (like a game), you can substitute screens with the designs of individual components.  </w:t>
       </w:r>
       <w:r>
         <w:rPr>
+          <w:color w:val="2E74B5" w:themeColor="accent5" w:themeShade="BF"/>
           <w:lang w:val="en-US"/>
         </w:rPr>
         <w:t>If you have not yet started on your system development, you may use stand-alone tools such as Visio to create simple versions of your planned screens.  These can be in the form of low fidelity wireframes.  Alternatively, if you have already started system development, you may take screenshots of the screens you have already completed.  For each screen</w:t>
       </w:r>
       <w:r>
         <w:rPr>
+          <w:color w:val="2E74B5" w:themeColor="accent5" w:themeShade="BF"/>
           <w:lang w:val="en-US"/>
         </w:rPr>
         <w:t xml:space="preserve">(or component) </w:t>
       </w:r>
       <w:r>
         <w:rPr>
+          <w:color w:val="2E74B5" w:themeColor="accent5" w:themeShade="BF"/>
           <w:lang w:val="en-US"/>
         </w:rPr>
         <w:t>you are required to provide a description of the functionality.</w:t>
       </w:r>
       <w:r>
         <w:rPr>
+          <w:color w:val="2E74B5" w:themeColor="accent5" w:themeShade="BF"/>
           <w:lang w:val="en-US"/>
         </w:rPr>
         <w:t xml:space="preserve">  These do not need to be the final versions of these screens</w:t>
       </w:r>
       <w:r>
         <w:rPr>
+          <w:color w:val="2E74B5" w:themeColor="accent5" w:themeShade="BF"/>
           <w:lang w:val="en-US"/>
         </w:rPr>
         <w:t xml:space="preserve"> as you’ll be able to update the screens in the final, combined report at the end of the semester.</w:t>
@@ -2574,6 +2697,7 @@
           <w:bCs/>
           <w:i/>
           <w:iCs/>
+          <w:color w:val="2E74B5" w:themeColor="accent5" w:themeShade="BF"/>
           <w:lang w:val="en-US"/>
         </w:rPr>
       </w:pPr>
@@ -2583,6 +2707,7 @@
           <w:bCs/>
           <w:i/>
           <w:iCs/>
+          <w:color w:val="2E74B5" w:themeColor="accent5" w:themeShade="BF"/>
           <w:lang w:val="en-US"/>
         </w:rPr>
         <w:t>Example:</w:t>
@@ -2591,38 +2716,86 @@
     <w:p>
       <w:pPr>
         <w:rPr>
-          <w:lang w:val="en-US"/>
-        </w:rPr>
-      </w:pPr>
-    </w:p>
-    <w:p>
-      <w:pPr>
-        <w:jc w:val="both"/>
-        <w:rPr>
-          <w:lang w:val="en-US"/>
-        </w:rPr>
-      </w:pPr>
-      <w:r>
-        <w:rPr>
+          <w:color w:val="2E74B5" w:themeColor="accent5" w:themeShade="BF"/>
+          <w:lang w:val="en-US"/>
+        </w:rPr>
+      </w:pPr>
+    </w:p>
+    <w:p>
+      <w:pPr>
+        <w:jc w:val="both"/>
+        <w:rPr>
+          <w:color w:val="2E74B5" w:themeColor="accent5" w:themeShade="BF"/>
+          <w:lang w:val="en-US"/>
+        </w:rPr>
+      </w:pPr>
+      <w:r>
+        <w:rPr>
+          <w:color w:val="2E74B5" w:themeColor="accent5" w:themeShade="BF"/>
           <w:lang w:val="en-US"/>
         </w:rPr>
         <w:t>Figure 1.</w:t>
       </w:r>
       <w:r>
         <w:rPr>
+          <w:color w:val="2E74B5" w:themeColor="accent5" w:themeShade="BF"/>
           <w:lang w:val="en-US"/>
         </w:rPr>
         <w:t>4</w:t>
       </w:r>
       <w:r>
         <w:rPr>
-          <w:lang w:val="en-US"/>
-        </w:rPr>
-        <w:t xml:space="preserve"> represents the login screen of the YOURPLANNEDSYSTEMNAME system.  The screen requires that a user enter their email address (as a username) and a password.  Upon successful login, the user will be redirected to the system’s landing page.  The screen also provides the user with an option to use </w:t>
+          <w:color w:val="2E74B5" w:themeColor="accent5" w:themeShade="BF"/>
+          <w:lang w:val="en-US"/>
+        </w:rPr>
+        <w:t xml:space="preserve"> represents the login screen of the YOUR</w:t>
+      </w:r>
+      <w:r>
+        <w:rPr>
+          <w:color w:val="2E74B5" w:themeColor="accent5" w:themeShade="BF"/>
+          <w:lang w:val="en-US"/>
+        </w:rPr>
+        <w:t xml:space="preserve"> </w:t>
+      </w:r>
+      <w:r>
+        <w:rPr>
+          <w:color w:val="2E74B5" w:themeColor="accent5" w:themeShade="BF"/>
+          <w:lang w:val="en-US"/>
+        </w:rPr>
+        <w:t>PLANNED</w:t>
+      </w:r>
+      <w:r>
+        <w:rPr>
+          <w:color w:val="2E74B5" w:themeColor="accent5" w:themeShade="BF"/>
+          <w:lang w:val="en-US"/>
+        </w:rPr>
+        <w:t xml:space="preserve"> </w:t>
+      </w:r>
+      <w:r>
+        <w:rPr>
+          <w:color w:val="2E74B5" w:themeColor="accent5" w:themeShade="BF"/>
+          <w:lang w:val="en-US"/>
+        </w:rPr>
+        <w:t>SYSTEM</w:t>
+      </w:r>
+      <w:r>
+        <w:rPr>
+          <w:color w:val="2E74B5" w:themeColor="accent5" w:themeShade="BF"/>
+          <w:lang w:val="en-US"/>
+        </w:rPr>
+        <w:t xml:space="preserve"> </w:t>
+      </w:r>
+      <w:r>
+        <w:rPr>
+          <w:color w:val="2E74B5" w:themeColor="accent5" w:themeShade="BF"/>
+          <w:lang w:val="en-US"/>
+        </w:rPr>
+        <w:t xml:space="preserve">NAME system.  The screen requires that a user enter their email address (as a username) and a password.  Upon successful login, the user will be redirected to the system’s landing page.  The screen also provides the user with an option to use </w:t>
       </w:r>
       <w:proofErr w:type="gramStart"/>
       <w:r>
         <w:rPr>
+          <w:color w:val="2E74B5" w:themeColor="accent5" w:themeShade="BF"/>
           <w:lang w:val="en-US"/>
         </w:rPr>
         <w:t>in the event that</w:t>
@@ -2630,6 +2803,7 @@
       <w:proofErr w:type="gramEnd"/>
       <w:r>
         <w:rPr>
+          <w:color w:val="2E74B5" w:themeColor="accent5" w:themeShade="BF"/>
           <w:lang w:val="en-US"/>
         </w:rPr>
         <w:t xml:space="preserve"> they have forgotten their password.</w:t>
@@ -2765,7 +2939,7 @@
 </file>
 
 <file path=word/numbering.xml><?xml version="1.0" encoding="utf-8"?>
-<w:numbering xmlns:wpc="http://schemas.microsoft.com/office/word/2010/wordprocessingCanvas" xmlns:cx="http://schemas.microsoft.com/office/drawing/2014/chartex" xmlns:cx1="http://schemas.microsoft.com/office/drawing/2015/9/8/chartex" xmlns:cx2="http://schemas.microsoft.com/office/drawing/2015/10/21/chartex" xmlns:cx3="http://schemas.microsoft.com/office/drawing/2016/5/9/chartex" xmlns:cx4="http://schemas.microsoft.com/office/drawing/2016/5/10/chartex" xmlns:cx5="http://schemas.microsoft.com/office/drawing/2016/5/11/chartex" xmlns:cx6="http://schemas.microsoft.com/office/drawing/2016/5/12/chartex" xmlns:cx7="http://schemas.microsoft.com/office/drawing/2016/5/13/chartex" xmlns:cx8="http://schemas.microsoft.com/office/drawing/2016/5/14/chartex" xmlns:mc="http://schemas.openxmlformats.org/markup-compatibility/2006" xmlns:aink="http://schemas.microsoft.com/office/drawing/2016/ink" xmlns:am3d="http://schemas.microsoft.com/office/drawing/2017/model3d" xmlns:o="urn:schemas-microsoft-com:office:office" xmlns:oel="http://schemas.microsoft.com/office/2019/extlst" xmlns:r="http://schemas.openxmlformats.org/officeDocument/2006/relationships" xmlns:m="http://schemas.openxmlformats.org/officeDocument/2006/math" xmlns:v="urn:schemas-microsoft-com:vml" xmlns:wp14="http://schemas.microsoft.com/office/word/2010/wordprocessingDrawing" xmlns:wp="http://schemas.openxmlformats.org/drawingml/2006/wordprocessingDrawing" xmlns:w10="urn:schemas-microsoft-com:office:word" xmlns:w="http://schemas.openxmlformats.org/wordprocessingml/2006/main" xmlns:w14="http://schemas.microsoft.com/office/word/2010/wordml" xmlns:w15="http://schemas.microsoft.com/office/word/2012/wordml" xmlns:w16cex="http://schemas.microsoft.com/office/word/2018/wordml/cex" xmlns:w16cid="http://schemas.microsoft.com/office/word/2016/wordml/cid" xmlns:w16="http://schemas.microsoft.com/office/word/2018/wordml" xmlns:w16du="http://schemas.microsoft.com/office/word/2023/wordml/word16du" xmlns:w16sdtdh="http://schemas.microsoft.com/office/word/2020/wordml/sdtdatahash" xmlns:w16se="http://schemas.microsoft.com/office/word/2015/wordml/symex" xmlns:wpg="http://schemas.microsoft.com/office/word/2010/wordprocessingGroup" xmlns:wpi="http://schemas.microsoft.com/office/word/2010/wordprocessingInk" xmlns:wne="http://schemas.microsoft.com/office/word/2006/wordml" xmlns:wps="http://schemas.microsoft.com/office/word/2010/wordprocessingShape" mc:Ignorable="w14 w15 w16se w16cid w16 w16cex w16sdtdh w16du wp14">
+<w:numbering xmlns:wpc="http://schemas.microsoft.com/office/word/2010/wordprocessingCanvas" xmlns:cx="http://schemas.microsoft.com/office/drawing/2014/chartex" xmlns:cx1="http://schemas.microsoft.com/office/drawing/2015/9/8/chartex" xmlns:cx2="http://schemas.microsoft.com/office/drawing/2015/10/21/chartex" xmlns:cx3="http://schemas.microsoft.com/office/drawing/2016/5/9/chartex" xmlns:cx4="http://schemas.microsoft.com/office/drawing/2016/5/10/chartex" xmlns:cx5="http://schemas.microsoft.com/office/drawing/2016/5/11/chartex" xmlns:cx6="http://schemas.microsoft.com/office/drawing/2016/5/12/chartex" xmlns:cx7="http://schemas.microsoft.com/office/drawing/2016/5/13/chartex" xmlns:cx8="http://schemas.microsoft.com/office/drawing/2016/5/14/chartex" xmlns:mc="http://schemas.openxmlformats.org/markup-compatibility/2006" xmlns:aink="http://schemas.microsoft.com/office/drawing/2016/ink" xmlns:am3d="http://schemas.microsoft.com/office/drawing/2017/model3d" xmlns:o="urn:schemas-microsoft-com:office:office" xmlns:oel="http://schemas.microsoft.com/office/2019/extlst" xmlns:r="http://schemas.openxmlformats.org/officeDocument/2006/relationships" xmlns:m="http://schemas.openxmlformats.org/officeDocument/2006/math" xmlns:v="urn:schemas-microsoft-com:vml" xmlns:wp14="http://schemas.microsoft.com/office/word/2010/wordprocessingDrawing" xmlns:wp="http://schemas.openxmlformats.org/drawingml/2006/wordprocessingDrawing" xmlns:w10="urn:schemas-microsoft-com:office:word" xmlns:w="http://schemas.openxmlformats.org/wordprocessingml/2006/main" xmlns:w14="http://schemas.microsoft.com/office/word/2010/wordml" xmlns:w15="http://schemas.microsoft.com/office/word/2012/wordml" xmlns:w16cex="http://schemas.microsoft.com/office/word/2018/wordml/cex" xmlns:w16cid="http://schemas.microsoft.com/office/word/2016/wordml/cid" xmlns:w16="http://schemas.microsoft.com/office/word/2018/wordml" xmlns:w16du="http://schemas.microsoft.com/office/word/2023/wordml/word16du" xmlns:w16sdtdh="http://schemas.microsoft.com/office/word/2020/wordml/sdtdatahash" xmlns:w16sdtfl="http://schemas.microsoft.com/office/word/2024/wordml/sdtformatlock" xmlns:w16se="http://schemas.microsoft.com/office/word/2015/wordml/symex" xmlns:wpg="http://schemas.microsoft.com/office/word/2010/wordprocessingGroup" xmlns:wpi="http://schemas.microsoft.com/office/word/2010/wordprocessingInk" xmlns:wne="http://schemas.microsoft.com/office/word/2006/wordml" xmlns:wps="http://schemas.microsoft.com/office/word/2010/wordprocessingShape" mc:Ignorable="w14 w15 w16se w16cid w16 w16cex w16sdtdh w16sdtfl w16du wp14">
   <w:abstractNum w:abstractNumId="0" w15:restartNumberingAfterBreak="0">
     <w:nsid w:val="07600B59"/>
     <w:multiLevelType w:val="hybridMultilevel"/>
@@ -3582,7 +3756,7 @@
 </file>
 
 <file path=word/styles.xml><?xml version="1.0" encoding="utf-8"?>
-<w:styles xmlns:mc="http://schemas.openxmlformats.org/markup-compatibility/2006" xmlns:r="http://schemas.openxmlformats.org/officeDocument/2006/relationships" xmlns:w="http://schemas.openxmlformats.org/wordprocessingml/2006/main" xmlns:w14="http://schemas.microsoft.com/office/word/2010/wordml" xmlns:w15="http://schemas.microsoft.com/office/word/2012/wordml" xmlns:w16cex="http://schemas.microsoft.com/office/word/2018/wordml/cex" xmlns:w16cid="http://schemas.microsoft.com/office/word/2016/wordml/cid" xmlns:w16="http://schemas.microsoft.com/office/word/2018/wordml" xmlns:w16du="http://schemas.microsoft.com/office/word/2023/wordml/word16du" xmlns:w16sdtdh="http://schemas.microsoft.com/office/word/2020/wordml/sdtdatahash" xmlns:w16se="http://schemas.microsoft.com/office/word/2015/wordml/symex" mc:Ignorable="w14 w15 w16se w16cid w16 w16cex w16sdtdh w16du">
+<w:styles xmlns:mc="http://schemas.openxmlformats.org/markup-compatibility/2006" xmlns:r="http://schemas.openxmlformats.org/officeDocument/2006/relationships" xmlns:w="http://schemas.openxmlformats.org/wordprocessingml/2006/main" xmlns:w14="http://schemas.microsoft.com/office/word/2010/wordml" xmlns:w15="http://schemas.microsoft.com/office/word/2012/wordml" xmlns:w16cex="http://schemas.microsoft.com/office/word/2018/wordml/cex" xmlns:w16cid="http://schemas.microsoft.com/office/word/2016/wordml/cid" xmlns:w16="http://schemas.microsoft.com/office/word/2018/wordml" xmlns:w16du="http://schemas.microsoft.com/office/word/2023/wordml/word16du" xmlns:w16sdtdh="http://schemas.microsoft.com/office/word/2020/wordml/sdtdatahash" xmlns:w16sdtfl="http://schemas.microsoft.com/office/word/2024/wordml/sdtformatlock" xmlns:w16se="http://schemas.microsoft.com/office/word/2015/wordml/symex" mc:Ignorable="w14 w15 w16se w16cid w16 w16cex w16sdtdh w16sdtfl w16du">
   <w:docDefaults>
     <w:rPrDefault>
       <w:rPr>

--- a/Documentation/The Ripple Effect - SYSTEM REQUIREMENTS.docx
+++ b/Documentation/The Ripple Effect - SYSTEM REQUIREMENTS.docx
@@ -2,63 +2,1294 @@
 <file path=word/document.xml><?xml version="1.0" encoding="utf-8"?>
 <w:document xmlns:wpc="http://schemas.microsoft.com/office/word/2010/wordprocessingCanvas" xmlns:cx="http://schemas.microsoft.com/office/drawing/2014/chartex" xmlns:cx1="http://schemas.microsoft.com/office/drawing/2015/9/8/chartex" xmlns:cx2="http://schemas.microsoft.com/office/drawing/2015/10/21/chartex" xmlns:cx3="http://schemas.microsoft.com/office/drawing/2016/5/9/chartex" xmlns:cx4="http://schemas.microsoft.com/office/drawing/2016/5/10/chartex" xmlns:cx5="http://schemas.microsoft.com/office/drawing/2016/5/11/chartex" xmlns:cx6="http://schemas.microsoft.com/office/drawing/2016/5/12/chartex" xmlns:cx7="http://schemas.microsoft.com/office/drawing/2016/5/13/chartex" xmlns:cx8="http://schemas.microsoft.com/office/drawing/2016/5/14/chartex" xmlns:mc="http://schemas.openxmlformats.org/markup-compatibility/2006" xmlns:aink="http://schemas.microsoft.com/office/drawing/2016/ink" xmlns:am3d="http://schemas.microsoft.com/office/drawing/2017/model3d" xmlns:o="urn:schemas-microsoft-com:office:office" xmlns:oel="http://schemas.microsoft.com/office/2019/extlst" xmlns:r="http://schemas.openxmlformats.org/officeDocument/2006/relationships" xmlns:m="http://schemas.openxmlformats.org/officeDocument/2006/math" xmlns:v="urn:schemas-microsoft-com:vml" xmlns:wp14="http://schemas.microsoft.com/office/word/2010/wordprocessingDrawing" xmlns:wp="http://schemas.openxmlformats.org/drawingml/2006/wordprocessingDrawing" xmlns:w10="urn:schemas-microsoft-com:office:word" xmlns:w="http://schemas.openxmlformats.org/wordprocessingml/2006/main" xmlns:w14="http://schemas.microsoft.com/office/word/2010/wordml" xmlns:w15="http://schemas.microsoft.com/office/word/2012/wordml" xmlns:w16cex="http://schemas.microsoft.com/office/word/2018/wordml/cex" xmlns:w16cid="http://schemas.microsoft.com/office/word/2016/wordml/cid" xmlns:w16="http://schemas.microsoft.com/office/word/2018/wordml" xmlns:w16du="http://schemas.microsoft.com/office/word/2023/wordml/word16du" xmlns:w16sdtdh="http://schemas.microsoft.com/office/word/2020/wordml/sdtdatahash" xmlns:w16sdtfl="http://schemas.microsoft.com/office/word/2024/wordml/sdtformatlock" xmlns:w16se="http://schemas.microsoft.com/office/word/2015/wordml/symex" xmlns:wpg="http://schemas.microsoft.com/office/word/2010/wordprocessingGroup" xmlns:wpi="http://schemas.microsoft.com/office/word/2010/wordprocessingInk" xmlns:wne="http://schemas.microsoft.com/office/word/2006/wordml" xmlns:wps="http://schemas.microsoft.com/office/word/2010/wordprocessingShape" mc:Ignorable="w14 w15 w16se w16cid w16 w16cex w16sdtdh w16sdtfl w16du wp14">
   <w:body>
-    <w:p>
-      <w:pPr>
-        <w:rPr>
-          <w:sz w:val="56"/>
-          <w:szCs w:val="56"/>
-          <w:lang w:val="en-US"/>
-        </w:rPr>
-      </w:pPr>
-      <w:r>
-        <w:rPr>
-          <w:sz w:val="56"/>
-          <w:szCs w:val="56"/>
-          <w:lang w:val="en-US"/>
-        </w:rPr>
-        <w:t>System Requirements</w:t>
-      </w:r>
-    </w:p>
-    <w:p>
-      <w:pPr>
-        <w:rPr>
-          <w:sz w:val="56"/>
-          <w:szCs w:val="56"/>
-          <w:lang w:val="en-US"/>
-        </w:rPr>
-      </w:pPr>
-      <w:r>
-        <w:rPr>
-          <w:sz w:val="56"/>
-          <w:szCs w:val="56"/>
-          <w:lang w:val="en-US"/>
-        </w:rPr>
-        <w:t>Specification</w:t>
-      </w:r>
-      <w:r>
-        <w:rPr>
-          <w:sz w:val="56"/>
-          <w:szCs w:val="56"/>
-          <w:lang w:val="en-US"/>
-        </w:rPr>
-        <w:t>s</w:t>
-      </w:r>
-      <w:r>
-        <w:rPr>
-          <w:sz w:val="56"/>
-          <w:szCs w:val="56"/>
-          <w:lang w:val="en-US"/>
-        </w:rPr>
-        <w:t xml:space="preserve"> and Technical Design</w:t>
-      </w:r>
-    </w:p>
-    <w:p>
-      <w:pPr>
-        <w:rPr>
-          <w:lang w:val="en-US"/>
-        </w:rPr>
-      </w:pPr>
-    </w:p>
+    <w:sdt>
+      <w:sdtPr>
+        <w:id w:val="-379096350"/>
+        <w:docPartObj>
+          <w:docPartGallery w:val="Table of Contents"/>
+          <w:docPartUnique/>
+        </w:docPartObj>
+      </w:sdtPr>
+      <w:sdtEndPr>
+        <w:rPr>
+          <w:rFonts w:asciiTheme="minorHAnsi" w:eastAsiaTheme="minorHAnsi" w:hAnsiTheme="minorHAnsi" w:cstheme="minorBidi"/>
+          <w:b/>
+          <w:bCs/>
+          <w:noProof/>
+          <w:color w:val="auto"/>
+          <w:sz w:val="24"/>
+          <w:szCs w:val="24"/>
+          <w:lang w:val="en-ZA"/>
+        </w:rPr>
+      </w:sdtEndPr>
+      <w:sdtContent>
+        <w:p>
+          <w:pPr>
+            <w:pStyle w:val="TOCHeading"/>
+          </w:pPr>
+          <w:r>
+            <w:t>Table of Contents</w:t>
+          </w:r>
+        </w:p>
+        <w:p>
+          <w:pPr>
+            <w:pStyle w:val="TOC1"/>
+            <w:tabs>
+              <w:tab w:val="right" w:leader="dot" w:pos="9010"/>
+            </w:tabs>
+            <w:rPr>
+              <w:noProof/>
+            </w:rPr>
+          </w:pPr>
+          <w:r>
+            <w:fldChar w:fldCharType="begin"/>
+          </w:r>
+          <w:r>
+            <w:instrText xml:space="preserve"> TOC \o "1-3" \h \z \u </w:instrText>
+          </w:r>
+          <w:r>
+            <w:fldChar w:fldCharType="separate"/>
+          </w:r>
+          <w:hyperlink w:anchor="_Toc207787815" w:history="1">
+            <w:r>
+              <w:rPr>
+                <w:rStyle w:val="Hyperlink"/>
+                <w:noProof/>
+              </w:rPr>
+              <w:t>Introduction</w:t>
+            </w:r>
+            <w:r>
+              <w:rPr>
+                <w:noProof/>
+                <w:webHidden/>
+              </w:rPr>
+              <w:tab/>
+            </w:r>
+            <w:r>
+              <w:rPr>
+                <w:noProof/>
+                <w:webHidden/>
+              </w:rPr>
+              <w:fldChar w:fldCharType="begin"/>
+            </w:r>
+            <w:r>
+              <w:rPr>
+                <w:noProof/>
+                <w:webHidden/>
+              </w:rPr>
+              <w:instrText xml:space="preserve"> PAGEREF _Toc207787815 \h </w:instrText>
+            </w:r>
+            <w:r>
+              <w:rPr>
+                <w:noProof/>
+                <w:webHidden/>
+              </w:rPr>
+            </w:r>
+            <w:r>
+              <w:rPr>
+                <w:noProof/>
+                <w:webHidden/>
+              </w:rPr>
+              <w:fldChar w:fldCharType="separate"/>
+            </w:r>
+            <w:r>
+              <w:rPr>
+                <w:noProof/>
+                <w:webHidden/>
+              </w:rPr>
+              <w:t>2</w:t>
+            </w:r>
+            <w:r>
+              <w:rPr>
+                <w:noProof/>
+                <w:webHidden/>
+              </w:rPr>
+              <w:fldChar w:fldCharType="end"/>
+            </w:r>
+          </w:hyperlink>
+        </w:p>
+        <w:p>
+          <w:pPr>
+            <w:pStyle w:val="TOC1"/>
+            <w:tabs>
+              <w:tab w:val="right" w:leader="dot" w:pos="9010"/>
+            </w:tabs>
+            <w:rPr>
+              <w:noProof/>
+            </w:rPr>
+          </w:pPr>
+          <w:hyperlink w:anchor="_Toc207787816" w:history="1">
+            <w:r>
+              <w:rPr>
+                <w:rStyle w:val="Hyperlink"/>
+                <w:noProof/>
+                <w:lang w:val="en-US"/>
+              </w:rPr>
+              <w:t>1.1 Plan to Address Objectives</w:t>
+            </w:r>
+            <w:r>
+              <w:rPr>
+                <w:noProof/>
+                <w:webHidden/>
+              </w:rPr>
+              <w:tab/>
+            </w:r>
+            <w:r>
+              <w:rPr>
+                <w:noProof/>
+                <w:webHidden/>
+              </w:rPr>
+              <w:fldChar w:fldCharType="begin"/>
+            </w:r>
+            <w:r>
+              <w:rPr>
+                <w:noProof/>
+                <w:webHidden/>
+              </w:rPr>
+              <w:instrText xml:space="preserve"> PAGEREF _Toc207787816 \h </w:instrText>
+            </w:r>
+            <w:r>
+              <w:rPr>
+                <w:noProof/>
+                <w:webHidden/>
+              </w:rPr>
+            </w:r>
+            <w:r>
+              <w:rPr>
+                <w:noProof/>
+                <w:webHidden/>
+              </w:rPr>
+              <w:fldChar w:fldCharType="separate"/>
+            </w:r>
+            <w:r>
+              <w:rPr>
+                <w:noProof/>
+                <w:webHidden/>
+              </w:rPr>
+              <w:t>2</w:t>
+            </w:r>
+            <w:r>
+              <w:rPr>
+                <w:noProof/>
+                <w:webHidden/>
+              </w:rPr>
+              <w:fldChar w:fldCharType="end"/>
+            </w:r>
+          </w:hyperlink>
+        </w:p>
+        <w:p>
+          <w:pPr>
+            <w:pStyle w:val="TOC1"/>
+            <w:tabs>
+              <w:tab w:val="right" w:leader="dot" w:pos="9010"/>
+            </w:tabs>
+            <w:rPr>
+              <w:noProof/>
+            </w:rPr>
+          </w:pPr>
+          <w:hyperlink w:anchor="_Toc207787817" w:history="1">
+            <w:r>
+              <w:rPr>
+                <w:rStyle w:val="Hyperlink"/>
+                <w:noProof/>
+                <w:lang w:val="en-US"/>
+              </w:rPr>
+              <w:t>1.2 Project scope</w:t>
+            </w:r>
+            <w:r>
+              <w:rPr>
+                <w:noProof/>
+                <w:webHidden/>
+              </w:rPr>
+              <w:tab/>
+            </w:r>
+            <w:r>
+              <w:rPr>
+                <w:noProof/>
+                <w:webHidden/>
+              </w:rPr>
+              <w:fldChar w:fldCharType="begin"/>
+            </w:r>
+            <w:r>
+              <w:rPr>
+                <w:noProof/>
+                <w:webHidden/>
+              </w:rPr>
+              <w:instrText xml:space="preserve"> PAGEREF _Toc207787817 \h </w:instrText>
+            </w:r>
+            <w:r>
+              <w:rPr>
+                <w:noProof/>
+                <w:webHidden/>
+              </w:rPr>
+            </w:r>
+            <w:r>
+              <w:rPr>
+                <w:noProof/>
+                <w:webHidden/>
+              </w:rPr>
+              <w:fldChar w:fldCharType="separate"/>
+            </w:r>
+            <w:r>
+              <w:rPr>
+                <w:noProof/>
+                <w:webHidden/>
+              </w:rPr>
+              <w:t>3</w:t>
+            </w:r>
+            <w:r>
+              <w:rPr>
+                <w:noProof/>
+                <w:webHidden/>
+              </w:rPr>
+              <w:fldChar w:fldCharType="end"/>
+            </w:r>
+          </w:hyperlink>
+        </w:p>
+        <w:p>
+          <w:pPr>
+            <w:pStyle w:val="TOC2"/>
+            <w:tabs>
+              <w:tab w:val="right" w:leader="dot" w:pos="9010"/>
+            </w:tabs>
+            <w:rPr>
+              <w:noProof/>
+            </w:rPr>
+          </w:pPr>
+          <w:hyperlink w:anchor="_Toc207787818" w:history="1">
+            <w:r>
+              <w:rPr>
+                <w:rStyle w:val="Hyperlink"/>
+                <w:noProof/>
+              </w:rPr>
+              <w:t>1.2.1 Information scope</w:t>
+            </w:r>
+            <w:r>
+              <w:rPr>
+                <w:noProof/>
+                <w:webHidden/>
+              </w:rPr>
+              <w:tab/>
+            </w:r>
+            <w:r>
+              <w:rPr>
+                <w:noProof/>
+                <w:webHidden/>
+              </w:rPr>
+              <w:fldChar w:fldCharType="begin"/>
+            </w:r>
+            <w:r>
+              <w:rPr>
+                <w:noProof/>
+                <w:webHidden/>
+              </w:rPr>
+              <w:instrText xml:space="preserve"> PAGEREF _Toc207787818 \h </w:instrText>
+            </w:r>
+            <w:r>
+              <w:rPr>
+                <w:noProof/>
+                <w:webHidden/>
+              </w:rPr>
+            </w:r>
+            <w:r>
+              <w:rPr>
+                <w:noProof/>
+                <w:webHidden/>
+              </w:rPr>
+              <w:fldChar w:fldCharType="separate"/>
+            </w:r>
+            <w:r>
+              <w:rPr>
+                <w:noProof/>
+                <w:webHidden/>
+              </w:rPr>
+              <w:t>3</w:t>
+            </w:r>
+            <w:r>
+              <w:rPr>
+                <w:noProof/>
+                <w:webHidden/>
+              </w:rPr>
+              <w:fldChar w:fldCharType="end"/>
+            </w:r>
+          </w:hyperlink>
+        </w:p>
+        <w:p>
+          <w:pPr>
+            <w:pStyle w:val="TOC2"/>
+            <w:tabs>
+              <w:tab w:val="right" w:leader="dot" w:pos="9010"/>
+            </w:tabs>
+            <w:rPr>
+              <w:noProof/>
+            </w:rPr>
+          </w:pPr>
+          <w:hyperlink w:anchor="_Toc207787819" w:history="1">
+            <w:r>
+              <w:rPr>
+                <w:rStyle w:val="Hyperlink"/>
+                <w:noProof/>
+              </w:rPr>
+              <w:t>1.2.2 Functional scope</w:t>
+            </w:r>
+            <w:r>
+              <w:rPr>
+                <w:noProof/>
+                <w:webHidden/>
+              </w:rPr>
+              <w:tab/>
+            </w:r>
+            <w:r>
+              <w:rPr>
+                <w:noProof/>
+                <w:webHidden/>
+              </w:rPr>
+              <w:fldChar w:fldCharType="begin"/>
+            </w:r>
+            <w:r>
+              <w:rPr>
+                <w:noProof/>
+                <w:webHidden/>
+              </w:rPr>
+              <w:instrText xml:space="preserve"> PAGEREF _Toc207787819 \h </w:instrText>
+            </w:r>
+            <w:r>
+              <w:rPr>
+                <w:noProof/>
+                <w:webHidden/>
+              </w:rPr>
+            </w:r>
+            <w:r>
+              <w:rPr>
+                <w:noProof/>
+                <w:webHidden/>
+              </w:rPr>
+              <w:fldChar w:fldCharType="separate"/>
+            </w:r>
+            <w:r>
+              <w:rPr>
+                <w:noProof/>
+                <w:webHidden/>
+              </w:rPr>
+              <w:t>3</w:t>
+            </w:r>
+            <w:r>
+              <w:rPr>
+                <w:noProof/>
+                <w:webHidden/>
+              </w:rPr>
+              <w:fldChar w:fldCharType="end"/>
+            </w:r>
+          </w:hyperlink>
+        </w:p>
+        <w:p>
+          <w:pPr>
+            <w:pStyle w:val="TOC2"/>
+            <w:tabs>
+              <w:tab w:val="right" w:leader="dot" w:pos="9010"/>
+            </w:tabs>
+            <w:rPr>
+              <w:noProof/>
+            </w:rPr>
+          </w:pPr>
+          <w:hyperlink w:anchor="_Toc207787820" w:history="1">
+            <w:r>
+              <w:rPr>
+                <w:rStyle w:val="Hyperlink"/>
+                <w:noProof/>
+              </w:rPr>
+              <w:t>1.2.3 Communication scope</w:t>
+            </w:r>
+            <w:r>
+              <w:rPr>
+                <w:noProof/>
+                <w:webHidden/>
+              </w:rPr>
+              <w:tab/>
+            </w:r>
+            <w:r>
+              <w:rPr>
+                <w:noProof/>
+                <w:webHidden/>
+              </w:rPr>
+              <w:fldChar w:fldCharType="begin"/>
+            </w:r>
+            <w:r>
+              <w:rPr>
+                <w:noProof/>
+                <w:webHidden/>
+              </w:rPr>
+              <w:instrText xml:space="preserve"> PAGEREF _Toc207787820 \h </w:instrText>
+            </w:r>
+            <w:r>
+              <w:rPr>
+                <w:noProof/>
+                <w:webHidden/>
+              </w:rPr>
+            </w:r>
+            <w:r>
+              <w:rPr>
+                <w:noProof/>
+                <w:webHidden/>
+              </w:rPr>
+              <w:fldChar w:fldCharType="separate"/>
+            </w:r>
+            <w:r>
+              <w:rPr>
+                <w:noProof/>
+                <w:webHidden/>
+              </w:rPr>
+              <w:t>3</w:t>
+            </w:r>
+            <w:r>
+              <w:rPr>
+                <w:noProof/>
+                <w:webHidden/>
+              </w:rPr>
+              <w:fldChar w:fldCharType="end"/>
+            </w:r>
+          </w:hyperlink>
+        </w:p>
+        <w:p>
+          <w:pPr>
+            <w:pStyle w:val="TOC1"/>
+            <w:tabs>
+              <w:tab w:val="right" w:leader="dot" w:pos="9010"/>
+            </w:tabs>
+            <w:rPr>
+              <w:noProof/>
+            </w:rPr>
+          </w:pPr>
+          <w:hyperlink w:anchor="_Toc207787821" w:history="1">
+            <w:r>
+              <w:rPr>
+                <w:rStyle w:val="Hyperlink"/>
+                <w:noProof/>
+                <w:lang w:val="en-US"/>
+              </w:rPr>
+              <w:t>1.3 Business requirements</w:t>
+            </w:r>
+            <w:r>
+              <w:rPr>
+                <w:noProof/>
+                <w:webHidden/>
+              </w:rPr>
+              <w:tab/>
+            </w:r>
+            <w:r>
+              <w:rPr>
+                <w:noProof/>
+                <w:webHidden/>
+              </w:rPr>
+              <w:fldChar w:fldCharType="begin"/>
+            </w:r>
+            <w:r>
+              <w:rPr>
+                <w:noProof/>
+                <w:webHidden/>
+              </w:rPr>
+              <w:instrText xml:space="preserve"> PAGEREF _Toc207787821 \h </w:instrText>
+            </w:r>
+            <w:r>
+              <w:rPr>
+                <w:noProof/>
+                <w:webHidden/>
+              </w:rPr>
+            </w:r>
+            <w:r>
+              <w:rPr>
+                <w:noProof/>
+                <w:webHidden/>
+              </w:rPr>
+              <w:fldChar w:fldCharType="separate"/>
+            </w:r>
+            <w:r>
+              <w:rPr>
+                <w:noProof/>
+                <w:webHidden/>
+              </w:rPr>
+              <w:t>3</w:t>
+            </w:r>
+            <w:r>
+              <w:rPr>
+                <w:noProof/>
+                <w:webHidden/>
+              </w:rPr>
+              <w:fldChar w:fldCharType="end"/>
+            </w:r>
+          </w:hyperlink>
+        </w:p>
+        <w:p>
+          <w:pPr>
+            <w:pStyle w:val="TOC1"/>
+            <w:tabs>
+              <w:tab w:val="right" w:leader="dot" w:pos="9010"/>
+            </w:tabs>
+            <w:rPr>
+              <w:noProof/>
+            </w:rPr>
+          </w:pPr>
+          <w:hyperlink w:anchor="_Toc207787822" w:history="1">
+            <w:r>
+              <w:rPr>
+                <w:rStyle w:val="Hyperlink"/>
+                <w:noProof/>
+                <w:lang w:val="en-US"/>
+              </w:rPr>
+              <w:t>1.4 Hardware and Software Requirements</w:t>
+            </w:r>
+            <w:r>
+              <w:rPr>
+                <w:noProof/>
+                <w:webHidden/>
+              </w:rPr>
+              <w:tab/>
+            </w:r>
+            <w:r>
+              <w:rPr>
+                <w:noProof/>
+                <w:webHidden/>
+              </w:rPr>
+              <w:fldChar w:fldCharType="begin"/>
+            </w:r>
+            <w:r>
+              <w:rPr>
+                <w:noProof/>
+                <w:webHidden/>
+              </w:rPr>
+              <w:instrText xml:space="preserve"> PAGEREF _Toc207787822 \h </w:instrText>
+            </w:r>
+            <w:r>
+              <w:rPr>
+                <w:noProof/>
+                <w:webHidden/>
+              </w:rPr>
+            </w:r>
+            <w:r>
+              <w:rPr>
+                <w:noProof/>
+                <w:webHidden/>
+              </w:rPr>
+              <w:fldChar w:fldCharType="separate"/>
+            </w:r>
+            <w:r>
+              <w:rPr>
+                <w:noProof/>
+                <w:webHidden/>
+              </w:rPr>
+              <w:t>4</w:t>
+            </w:r>
+            <w:r>
+              <w:rPr>
+                <w:noProof/>
+                <w:webHidden/>
+              </w:rPr>
+              <w:fldChar w:fldCharType="end"/>
+            </w:r>
+          </w:hyperlink>
+        </w:p>
+        <w:p>
+          <w:pPr>
+            <w:pStyle w:val="TOC2"/>
+            <w:tabs>
+              <w:tab w:val="right" w:leader="dot" w:pos="9010"/>
+            </w:tabs>
+            <w:rPr>
+              <w:noProof/>
+            </w:rPr>
+          </w:pPr>
+          <w:hyperlink w:anchor="_Toc207787823" w:history="1">
+            <w:r>
+              <w:rPr>
+                <w:rStyle w:val="Hyperlink"/>
+                <w:noProof/>
+                <w:lang w:val="en-US"/>
+              </w:rPr>
+              <w:t>1.4.1 Software Requirements</w:t>
+            </w:r>
+            <w:r>
+              <w:rPr>
+                <w:noProof/>
+                <w:webHidden/>
+              </w:rPr>
+              <w:tab/>
+            </w:r>
+            <w:r>
+              <w:rPr>
+                <w:noProof/>
+                <w:webHidden/>
+              </w:rPr>
+              <w:fldChar w:fldCharType="begin"/>
+            </w:r>
+            <w:r>
+              <w:rPr>
+                <w:noProof/>
+                <w:webHidden/>
+              </w:rPr>
+              <w:instrText xml:space="preserve"> PAGEREF _Toc207787823 \h </w:instrText>
+            </w:r>
+            <w:r>
+              <w:rPr>
+                <w:noProof/>
+                <w:webHidden/>
+              </w:rPr>
+            </w:r>
+            <w:r>
+              <w:rPr>
+                <w:noProof/>
+                <w:webHidden/>
+              </w:rPr>
+              <w:fldChar w:fldCharType="separate"/>
+            </w:r>
+            <w:r>
+              <w:rPr>
+                <w:noProof/>
+                <w:webHidden/>
+              </w:rPr>
+              <w:t>4</w:t>
+            </w:r>
+            <w:r>
+              <w:rPr>
+                <w:noProof/>
+                <w:webHidden/>
+              </w:rPr>
+              <w:fldChar w:fldCharType="end"/>
+            </w:r>
+          </w:hyperlink>
+        </w:p>
+        <w:p>
+          <w:pPr>
+            <w:pStyle w:val="TOC2"/>
+            <w:tabs>
+              <w:tab w:val="right" w:leader="dot" w:pos="9010"/>
+            </w:tabs>
+            <w:rPr>
+              <w:noProof/>
+            </w:rPr>
+          </w:pPr>
+          <w:hyperlink w:anchor="_Toc207787824" w:history="1">
+            <w:r>
+              <w:rPr>
+                <w:rStyle w:val="Hyperlink"/>
+                <w:noProof/>
+                <w:lang w:val="en-US"/>
+              </w:rPr>
+              <w:t>1.4.2 Hardware Requirements</w:t>
+            </w:r>
+            <w:r>
+              <w:rPr>
+                <w:noProof/>
+                <w:webHidden/>
+              </w:rPr>
+              <w:tab/>
+            </w:r>
+            <w:r>
+              <w:rPr>
+                <w:noProof/>
+                <w:webHidden/>
+              </w:rPr>
+              <w:fldChar w:fldCharType="begin"/>
+            </w:r>
+            <w:r>
+              <w:rPr>
+                <w:noProof/>
+                <w:webHidden/>
+              </w:rPr>
+              <w:instrText xml:space="preserve"> PAGEREF _Toc207787824 \h </w:instrText>
+            </w:r>
+            <w:r>
+              <w:rPr>
+                <w:noProof/>
+                <w:webHidden/>
+              </w:rPr>
+            </w:r>
+            <w:r>
+              <w:rPr>
+                <w:noProof/>
+                <w:webHidden/>
+              </w:rPr>
+              <w:fldChar w:fldCharType="separate"/>
+            </w:r>
+            <w:r>
+              <w:rPr>
+                <w:noProof/>
+                <w:webHidden/>
+              </w:rPr>
+              <w:t>4</w:t>
+            </w:r>
+            <w:r>
+              <w:rPr>
+                <w:noProof/>
+                <w:webHidden/>
+              </w:rPr>
+              <w:fldChar w:fldCharType="end"/>
+            </w:r>
+          </w:hyperlink>
+        </w:p>
+        <w:p>
+          <w:pPr>
+            <w:pStyle w:val="TOC1"/>
+            <w:tabs>
+              <w:tab w:val="right" w:leader="dot" w:pos="9010"/>
+            </w:tabs>
+            <w:rPr>
+              <w:noProof/>
+            </w:rPr>
+          </w:pPr>
+          <w:hyperlink w:anchor="_Toc207787825" w:history="1">
+            <w:r>
+              <w:rPr>
+                <w:rStyle w:val="Hyperlink"/>
+                <w:noProof/>
+                <w:lang w:val="en-US"/>
+              </w:rPr>
+              <w:t>1.5 Design constraints</w:t>
+            </w:r>
+            <w:r>
+              <w:rPr>
+                <w:noProof/>
+                <w:webHidden/>
+              </w:rPr>
+              <w:tab/>
+            </w:r>
+            <w:r>
+              <w:rPr>
+                <w:noProof/>
+                <w:webHidden/>
+              </w:rPr>
+              <w:fldChar w:fldCharType="begin"/>
+            </w:r>
+            <w:r>
+              <w:rPr>
+                <w:noProof/>
+                <w:webHidden/>
+              </w:rPr>
+              <w:instrText xml:space="preserve"> PAGEREF _Toc207787825 \h </w:instrText>
+            </w:r>
+            <w:r>
+              <w:rPr>
+                <w:noProof/>
+                <w:webHidden/>
+              </w:rPr>
+            </w:r>
+            <w:r>
+              <w:rPr>
+                <w:noProof/>
+                <w:webHidden/>
+              </w:rPr>
+              <w:fldChar w:fldCharType="separate"/>
+            </w:r>
+            <w:r>
+              <w:rPr>
+                <w:noProof/>
+                <w:webHidden/>
+              </w:rPr>
+              <w:t>4</w:t>
+            </w:r>
+            <w:r>
+              <w:rPr>
+                <w:noProof/>
+                <w:webHidden/>
+              </w:rPr>
+              <w:fldChar w:fldCharType="end"/>
+            </w:r>
+          </w:hyperlink>
+        </w:p>
+        <w:p>
+          <w:pPr>
+            <w:pStyle w:val="TOC2"/>
+            <w:tabs>
+              <w:tab w:val="right" w:leader="dot" w:pos="9010"/>
+            </w:tabs>
+            <w:rPr>
+              <w:noProof/>
+            </w:rPr>
+          </w:pPr>
+          <w:hyperlink w:anchor="_Toc207787826" w:history="1">
+            <w:r>
+              <w:rPr>
+                <w:rStyle w:val="Hyperlink"/>
+                <w:noProof/>
+                <w:lang w:val="en-US"/>
+              </w:rPr>
+              <w:t>1.5.1 Security constraints</w:t>
+            </w:r>
+            <w:r>
+              <w:rPr>
+                <w:noProof/>
+                <w:webHidden/>
+              </w:rPr>
+              <w:tab/>
+            </w:r>
+            <w:r>
+              <w:rPr>
+                <w:noProof/>
+                <w:webHidden/>
+              </w:rPr>
+              <w:fldChar w:fldCharType="begin"/>
+            </w:r>
+            <w:r>
+              <w:rPr>
+                <w:noProof/>
+                <w:webHidden/>
+              </w:rPr>
+              <w:instrText xml:space="preserve"> PAGEREF _Toc207787826 \h </w:instrText>
+            </w:r>
+            <w:r>
+              <w:rPr>
+                <w:noProof/>
+                <w:webHidden/>
+              </w:rPr>
+            </w:r>
+            <w:r>
+              <w:rPr>
+                <w:noProof/>
+                <w:webHidden/>
+              </w:rPr>
+              <w:fldChar w:fldCharType="separate"/>
+            </w:r>
+            <w:r>
+              <w:rPr>
+                <w:noProof/>
+                <w:webHidden/>
+              </w:rPr>
+              <w:t>4</w:t>
+            </w:r>
+            <w:r>
+              <w:rPr>
+                <w:noProof/>
+                <w:webHidden/>
+              </w:rPr>
+              <w:fldChar w:fldCharType="end"/>
+            </w:r>
+          </w:hyperlink>
+        </w:p>
+        <w:p>
+          <w:pPr>
+            <w:pStyle w:val="TOC2"/>
+            <w:tabs>
+              <w:tab w:val="right" w:leader="dot" w:pos="9010"/>
+            </w:tabs>
+            <w:rPr>
+              <w:noProof/>
+            </w:rPr>
+          </w:pPr>
+          <w:hyperlink w:anchor="_Toc207787827" w:history="1">
+            <w:r>
+              <w:rPr>
+                <w:rStyle w:val="Hyperlink"/>
+                <w:noProof/>
+                <w:lang w:val="en-US"/>
+              </w:rPr>
+              <w:t>1.5.2 Interface constraints</w:t>
+            </w:r>
+            <w:r>
+              <w:rPr>
+                <w:noProof/>
+                <w:webHidden/>
+              </w:rPr>
+              <w:tab/>
+            </w:r>
+            <w:r>
+              <w:rPr>
+                <w:noProof/>
+                <w:webHidden/>
+              </w:rPr>
+              <w:fldChar w:fldCharType="begin"/>
+            </w:r>
+            <w:r>
+              <w:rPr>
+                <w:noProof/>
+                <w:webHidden/>
+              </w:rPr>
+              <w:instrText xml:space="preserve"> PAGEREF _Toc207787827 \h </w:instrText>
+            </w:r>
+            <w:r>
+              <w:rPr>
+                <w:noProof/>
+                <w:webHidden/>
+              </w:rPr>
+            </w:r>
+            <w:r>
+              <w:rPr>
+                <w:noProof/>
+                <w:webHidden/>
+              </w:rPr>
+              <w:fldChar w:fldCharType="separate"/>
+            </w:r>
+            <w:r>
+              <w:rPr>
+                <w:noProof/>
+                <w:webHidden/>
+              </w:rPr>
+              <w:t>5</w:t>
+            </w:r>
+            <w:r>
+              <w:rPr>
+                <w:noProof/>
+                <w:webHidden/>
+              </w:rPr>
+              <w:fldChar w:fldCharType="end"/>
+            </w:r>
+          </w:hyperlink>
+        </w:p>
+        <w:p>
+          <w:pPr>
+            <w:pStyle w:val="TOC2"/>
+            <w:tabs>
+              <w:tab w:val="right" w:leader="dot" w:pos="9010"/>
+            </w:tabs>
+            <w:rPr>
+              <w:noProof/>
+            </w:rPr>
+          </w:pPr>
+          <w:hyperlink w:anchor="_Toc207787828" w:history="1">
+            <w:r>
+              <w:rPr>
+                <w:rStyle w:val="Hyperlink"/>
+                <w:noProof/>
+                <w:lang w:val="en-US"/>
+              </w:rPr>
+              <w:t>1.5.3 Performance constraints</w:t>
+            </w:r>
+            <w:r>
+              <w:rPr>
+                <w:noProof/>
+                <w:webHidden/>
+              </w:rPr>
+              <w:tab/>
+            </w:r>
+            <w:r>
+              <w:rPr>
+                <w:noProof/>
+                <w:webHidden/>
+              </w:rPr>
+              <w:fldChar w:fldCharType="begin"/>
+            </w:r>
+            <w:r>
+              <w:rPr>
+                <w:noProof/>
+                <w:webHidden/>
+              </w:rPr>
+              <w:instrText xml:space="preserve"> PAGEREF _Toc207787828 \h </w:instrText>
+            </w:r>
+            <w:r>
+              <w:rPr>
+                <w:noProof/>
+                <w:webHidden/>
+              </w:rPr>
+            </w:r>
+            <w:r>
+              <w:rPr>
+                <w:noProof/>
+                <w:webHidden/>
+              </w:rPr>
+              <w:fldChar w:fldCharType="separate"/>
+            </w:r>
+            <w:r>
+              <w:rPr>
+                <w:noProof/>
+                <w:webHidden/>
+              </w:rPr>
+              <w:t>5</w:t>
+            </w:r>
+            <w:r>
+              <w:rPr>
+                <w:noProof/>
+                <w:webHidden/>
+              </w:rPr>
+              <w:fldChar w:fldCharType="end"/>
+            </w:r>
+          </w:hyperlink>
+        </w:p>
+        <w:p>
+          <w:pPr>
+            <w:pStyle w:val="TOC1"/>
+            <w:tabs>
+              <w:tab w:val="right" w:leader="dot" w:pos="9010"/>
+            </w:tabs>
+            <w:rPr>
+              <w:noProof/>
+            </w:rPr>
+          </w:pPr>
+          <w:hyperlink w:anchor="_Toc207787829" w:history="1">
+            <w:r>
+              <w:rPr>
+                <w:rStyle w:val="Hyperlink"/>
+                <w:noProof/>
+                <w:lang w:val="en-US"/>
+              </w:rPr>
+              <w:t>1.6 High-level use case diagram</w:t>
+            </w:r>
+            <w:r>
+              <w:rPr>
+                <w:noProof/>
+                <w:webHidden/>
+              </w:rPr>
+              <w:tab/>
+            </w:r>
+            <w:r>
+              <w:rPr>
+                <w:noProof/>
+                <w:webHidden/>
+              </w:rPr>
+              <w:fldChar w:fldCharType="begin"/>
+            </w:r>
+            <w:r>
+              <w:rPr>
+                <w:noProof/>
+                <w:webHidden/>
+              </w:rPr>
+              <w:instrText xml:space="preserve"> PAGEREF _Toc207787829 \h </w:instrText>
+            </w:r>
+            <w:r>
+              <w:rPr>
+                <w:noProof/>
+                <w:webHidden/>
+              </w:rPr>
+            </w:r>
+            <w:r>
+              <w:rPr>
+                <w:noProof/>
+                <w:webHidden/>
+              </w:rPr>
+              <w:fldChar w:fldCharType="separate"/>
+            </w:r>
+            <w:r>
+              <w:rPr>
+                <w:noProof/>
+                <w:webHidden/>
+              </w:rPr>
+              <w:t>5</w:t>
+            </w:r>
+            <w:r>
+              <w:rPr>
+                <w:noProof/>
+                <w:webHidden/>
+              </w:rPr>
+              <w:fldChar w:fldCharType="end"/>
+            </w:r>
+          </w:hyperlink>
+        </w:p>
+        <w:p>
+          <w:pPr>
+            <w:pStyle w:val="TOC1"/>
+            <w:tabs>
+              <w:tab w:val="right" w:leader="dot" w:pos="9010"/>
+            </w:tabs>
+            <w:rPr>
+              <w:noProof/>
+            </w:rPr>
+          </w:pPr>
+          <w:hyperlink w:anchor="_Toc207787830" w:history="1">
+            <w:r>
+              <w:rPr>
+                <w:rStyle w:val="Hyperlink"/>
+                <w:noProof/>
+                <w:lang w:val="en-US"/>
+              </w:rPr>
+              <w:t>1.7 UML Class Model / Diagram</w:t>
+            </w:r>
+            <w:r>
+              <w:rPr>
+                <w:noProof/>
+                <w:webHidden/>
+              </w:rPr>
+              <w:tab/>
+            </w:r>
+            <w:r>
+              <w:rPr>
+                <w:noProof/>
+                <w:webHidden/>
+              </w:rPr>
+              <w:fldChar w:fldCharType="begin"/>
+            </w:r>
+            <w:r>
+              <w:rPr>
+                <w:noProof/>
+                <w:webHidden/>
+              </w:rPr>
+              <w:instrText xml:space="preserve"> PAGEREF _Toc207787830 \h </w:instrText>
+            </w:r>
+            <w:r>
+              <w:rPr>
+                <w:noProof/>
+                <w:webHidden/>
+              </w:rPr>
+            </w:r>
+            <w:r>
+              <w:rPr>
+                <w:noProof/>
+                <w:webHidden/>
+              </w:rPr>
+              <w:fldChar w:fldCharType="separate"/>
+            </w:r>
+            <w:r>
+              <w:rPr>
+                <w:noProof/>
+                <w:webHidden/>
+              </w:rPr>
+              <w:t>6</w:t>
+            </w:r>
+            <w:r>
+              <w:rPr>
+                <w:noProof/>
+                <w:webHidden/>
+              </w:rPr>
+              <w:fldChar w:fldCharType="end"/>
+            </w:r>
+          </w:hyperlink>
+        </w:p>
+        <w:p>
+          <w:pPr>
+            <w:pStyle w:val="TOC1"/>
+            <w:tabs>
+              <w:tab w:val="right" w:leader="dot" w:pos="9010"/>
+            </w:tabs>
+            <w:rPr>
+              <w:noProof/>
+            </w:rPr>
+          </w:pPr>
+          <w:hyperlink w:anchor="_Toc207787831" w:history="1">
+            <w:r>
+              <w:rPr>
+                <w:rStyle w:val="Hyperlink"/>
+                <w:noProof/>
+                <w:lang w:val="en-US"/>
+              </w:rPr>
+              <w:t>1.8 Relational Database Model Diagram</w:t>
+            </w:r>
+            <w:r>
+              <w:rPr>
+                <w:noProof/>
+                <w:webHidden/>
+              </w:rPr>
+              <w:tab/>
+            </w:r>
+            <w:r>
+              <w:rPr>
+                <w:noProof/>
+                <w:webHidden/>
+              </w:rPr>
+              <w:fldChar w:fldCharType="begin"/>
+            </w:r>
+            <w:r>
+              <w:rPr>
+                <w:noProof/>
+                <w:webHidden/>
+              </w:rPr>
+              <w:instrText xml:space="preserve"> PAGEREF _Toc207787831 \h </w:instrText>
+            </w:r>
+            <w:r>
+              <w:rPr>
+                <w:noProof/>
+                <w:webHidden/>
+              </w:rPr>
+            </w:r>
+            <w:r>
+              <w:rPr>
+                <w:noProof/>
+                <w:webHidden/>
+              </w:rPr>
+              <w:fldChar w:fldCharType="separate"/>
+            </w:r>
+            <w:r>
+              <w:rPr>
+                <w:noProof/>
+                <w:webHidden/>
+              </w:rPr>
+              <w:t>7</w:t>
+            </w:r>
+            <w:r>
+              <w:rPr>
+                <w:noProof/>
+                <w:webHidden/>
+              </w:rPr>
+              <w:fldChar w:fldCharType="end"/>
+            </w:r>
+          </w:hyperlink>
+        </w:p>
+        <w:p>
+          <w:pPr>
+            <w:pStyle w:val="TOC1"/>
+            <w:tabs>
+              <w:tab w:val="right" w:leader="dot" w:pos="9010"/>
+            </w:tabs>
+            <w:rPr>
+              <w:noProof/>
+            </w:rPr>
+          </w:pPr>
+          <w:hyperlink w:anchor="_Toc207787832" w:history="1">
+            <w:r>
+              <w:rPr>
+                <w:rStyle w:val="Hyperlink"/>
+                <w:noProof/>
+                <w:lang w:val="en-US"/>
+              </w:rPr>
+              <w:t>1.9 User Interface Design</w:t>
+            </w:r>
+            <w:r>
+              <w:rPr>
+                <w:noProof/>
+                <w:webHidden/>
+              </w:rPr>
+              <w:tab/>
+            </w:r>
+            <w:r>
+              <w:rPr>
+                <w:noProof/>
+                <w:webHidden/>
+              </w:rPr>
+              <w:fldChar w:fldCharType="begin"/>
+            </w:r>
+            <w:r>
+              <w:rPr>
+                <w:noProof/>
+                <w:webHidden/>
+              </w:rPr>
+              <w:instrText xml:space="preserve"> PAGEREF _Toc207787832 \h </w:instrText>
+            </w:r>
+            <w:r>
+              <w:rPr>
+                <w:noProof/>
+                <w:webHidden/>
+              </w:rPr>
+            </w:r>
+            <w:r>
+              <w:rPr>
+                <w:noProof/>
+                <w:webHidden/>
+              </w:rPr>
+              <w:fldChar w:fldCharType="separate"/>
+            </w:r>
+            <w:r>
+              <w:rPr>
+                <w:noProof/>
+                <w:webHidden/>
+              </w:rPr>
+              <w:t>8</w:t>
+            </w:r>
+            <w:r>
+              <w:rPr>
+                <w:noProof/>
+                <w:webHidden/>
+              </w:rPr>
+              <w:fldChar w:fldCharType="end"/>
+            </w:r>
+          </w:hyperlink>
+        </w:p>
+        <w:p>
+          <w:r>
+            <w:rPr>
+              <w:b/>
+              <w:bCs/>
+              <w:noProof/>
+            </w:rPr>
+            <w:fldChar w:fldCharType="end"/>
+          </w:r>
+        </w:p>
+      </w:sdtContent>
+    </w:sdt>
     <w:p>
       <w:pPr>
         <w:rPr>
@@ -67,18 +1298,20 @@
           <w:szCs w:val="23"/>
         </w:rPr>
       </w:pPr>
-      <w:r>
+    </w:p>
+    <w:p>
+      <w:pPr>
         <w:rPr>
           <w:color w:val="2E74B5" w:themeColor="accent5" w:themeShade="BF"/>
           <w:sz w:val="23"/>
           <w:szCs w:val="23"/>
         </w:rPr>
-        <w:t>The introduction starts with describing the purpose of this document and what it will cover.</w:t>
-      </w:r>
-    </w:p>
-    <w:p>
-      <w:pPr>
-        <w:rPr>
+      </w:pPr>
+    </w:p>
+    <w:p>
+      <w:pPr>
+        <w:rPr>
+          <w:color w:val="2E74B5" w:themeColor="accent5" w:themeShade="BF"/>
           <w:sz w:val="23"/>
           <w:szCs w:val="23"/>
         </w:rPr>
@@ -87,30 +1320,214 @@
     <w:p>
       <w:pPr>
         <w:rPr>
-          <w:b/>
-          <w:sz w:val="28"/>
-          <w:szCs w:val="28"/>
-          <w:lang w:val="en-US"/>
-        </w:rPr>
-      </w:pPr>
-      <w:r>
-        <w:rPr>
-          <w:b/>
-          <w:sz w:val="28"/>
-          <w:szCs w:val="28"/>
+          <w:color w:val="2E74B5" w:themeColor="accent5" w:themeShade="BF"/>
+          <w:sz w:val="23"/>
+          <w:szCs w:val="23"/>
+        </w:rPr>
+      </w:pPr>
+    </w:p>
+    <w:p>
+      <w:pPr>
+        <w:rPr>
+          <w:color w:val="2E74B5" w:themeColor="accent5" w:themeShade="BF"/>
+          <w:sz w:val="23"/>
+          <w:szCs w:val="23"/>
+        </w:rPr>
+      </w:pPr>
+    </w:p>
+    <w:p>
+      <w:pPr>
+        <w:rPr>
+          <w:color w:val="2E74B5" w:themeColor="accent5" w:themeShade="BF"/>
+          <w:sz w:val="23"/>
+          <w:szCs w:val="23"/>
+        </w:rPr>
+      </w:pPr>
+    </w:p>
+    <w:p>
+      <w:pPr>
+        <w:rPr>
+          <w:color w:val="2E74B5" w:themeColor="accent5" w:themeShade="BF"/>
+          <w:sz w:val="23"/>
+          <w:szCs w:val="23"/>
+        </w:rPr>
+      </w:pPr>
+    </w:p>
+    <w:p>
+      <w:pPr>
+        <w:rPr>
+          <w:color w:val="2E74B5" w:themeColor="accent5" w:themeShade="BF"/>
+          <w:sz w:val="23"/>
+          <w:szCs w:val="23"/>
+        </w:rPr>
+      </w:pPr>
+    </w:p>
+    <w:p>
+      <w:pPr>
+        <w:rPr>
+          <w:color w:val="2E74B5" w:themeColor="accent5" w:themeShade="BF"/>
+          <w:sz w:val="23"/>
+          <w:szCs w:val="23"/>
+        </w:rPr>
+      </w:pPr>
+    </w:p>
+    <w:p>
+      <w:pPr>
+        <w:rPr>
+          <w:color w:val="2E74B5" w:themeColor="accent5" w:themeShade="BF"/>
+          <w:sz w:val="23"/>
+          <w:szCs w:val="23"/>
+        </w:rPr>
+      </w:pPr>
+    </w:p>
+    <w:p>
+      <w:pPr>
+        <w:rPr>
+          <w:color w:val="2E74B5" w:themeColor="accent5" w:themeShade="BF"/>
+          <w:sz w:val="23"/>
+          <w:szCs w:val="23"/>
+        </w:rPr>
+      </w:pPr>
+    </w:p>
+    <w:p>
+      <w:pPr>
+        <w:rPr>
+          <w:color w:val="2E74B5" w:themeColor="accent5" w:themeShade="BF"/>
+          <w:sz w:val="23"/>
+          <w:szCs w:val="23"/>
+        </w:rPr>
+      </w:pPr>
+    </w:p>
+    <w:p>
+      <w:pPr>
+        <w:rPr>
+          <w:color w:val="2E74B5" w:themeColor="accent5" w:themeShade="BF"/>
+          <w:sz w:val="23"/>
+          <w:szCs w:val="23"/>
+        </w:rPr>
+      </w:pPr>
+    </w:p>
+    <w:p>
+      <w:pPr>
+        <w:rPr>
+          <w:color w:val="2E74B5" w:themeColor="accent5" w:themeShade="BF"/>
+          <w:sz w:val="23"/>
+          <w:szCs w:val="23"/>
+        </w:rPr>
+      </w:pPr>
+    </w:p>
+    <w:p>
+      <w:pPr>
+        <w:rPr>
+          <w:color w:val="2E74B5" w:themeColor="accent5" w:themeShade="BF"/>
+          <w:sz w:val="23"/>
+          <w:szCs w:val="23"/>
+        </w:rPr>
+      </w:pPr>
+    </w:p>
+    <w:p>
+      <w:pPr>
+        <w:rPr>
+          <w:color w:val="2E74B5" w:themeColor="accent5" w:themeShade="BF"/>
+          <w:sz w:val="23"/>
+          <w:szCs w:val="23"/>
+        </w:rPr>
+      </w:pPr>
+    </w:p>
+    <w:p>
+      <w:pPr>
+        <w:rPr>
+          <w:color w:val="2E74B5" w:themeColor="accent5" w:themeShade="BF"/>
+          <w:sz w:val="23"/>
+          <w:szCs w:val="23"/>
+        </w:rPr>
+      </w:pPr>
+      <w:r>
+        <w:rPr>
+          <w:color w:val="2E74B5" w:themeColor="accent5" w:themeShade="BF"/>
+          <w:sz w:val="23"/>
+          <w:szCs w:val="23"/>
+        </w:rPr>
+        <w:br w:type="page"/>
+      </w:r>
+    </w:p>
+    <w:p>
+      <w:pPr>
+        <w:pStyle w:val="Heading1"/>
+        <w:rPr>
+          <w:sz w:val="36"/>
+          <w:szCs w:val="36"/>
+          <w:u w:val="single"/>
+        </w:rPr>
+      </w:pPr>
+      <w:bookmarkStart w:id="0" w:name="_Toc207787815"/>
+      <w:r>
+        <w:rPr>
+          <w:sz w:val="36"/>
+          <w:szCs w:val="36"/>
+          <w:u w:val="single"/>
+        </w:rPr>
+        <w:lastRenderedPageBreak/>
+        <w:t>Introduction</w:t>
+      </w:r>
+      <w:bookmarkEnd w:id="0"/>
+    </w:p>
+    <w:p/>
+    <w:p>
+      <w:pPr>
+        <w:rPr>
+          <w:color w:val="2E74B5" w:themeColor="accent5" w:themeShade="BF"/>
+          <w:sz w:val="23"/>
+          <w:szCs w:val="23"/>
+        </w:rPr>
+      </w:pPr>
+      <w:r>
+        <w:rPr>
+          <w:color w:val="2E74B5" w:themeColor="accent5" w:themeShade="BF"/>
+          <w:sz w:val="23"/>
+          <w:szCs w:val="23"/>
+        </w:rPr>
+        <w:t>The introduction starts with describing the purpose of this document and what it will cover.</w:t>
+      </w:r>
+    </w:p>
+    <w:p>
+      <w:pPr>
+        <w:rPr>
+          <w:sz w:val="23"/>
+          <w:szCs w:val="23"/>
+        </w:rPr>
+      </w:pPr>
+    </w:p>
+    <w:p>
+      <w:pPr>
+        <w:pStyle w:val="Heading1"/>
+        <w:rPr>
+          <w:sz w:val="36"/>
+          <w:szCs w:val="36"/>
+          <w:u w:val="single"/>
+          <w:lang w:val="en-US"/>
+        </w:rPr>
+      </w:pPr>
+      <w:bookmarkStart w:id="1" w:name="_Toc207787816"/>
+      <w:r>
+        <w:rPr>
+          <w:sz w:val="36"/>
+          <w:szCs w:val="36"/>
+          <w:u w:val="single"/>
           <w:lang w:val="en-US"/>
         </w:rPr>
         <w:t xml:space="preserve">1.1 </w:t>
       </w:r>
       <w:r>
         <w:rPr>
-          <w:b/>
-          <w:sz w:val="28"/>
-          <w:szCs w:val="28"/>
+          <w:sz w:val="36"/>
+          <w:szCs w:val="36"/>
+          <w:u w:val="single"/>
           <w:lang w:val="en-US"/>
         </w:rPr>
         <w:t>Plan to Address Objectives</w:t>
       </w:r>
+      <w:bookmarkEnd w:id="1"/>
     </w:p>
     <w:p>
       <w:pPr>
@@ -369,6 +1786,567 @@
     </w:p>
     <w:p>
       <w:pPr>
+        <w:pStyle w:val="Heading1"/>
+        <w:rPr>
+          <w:u w:val="single"/>
+          <w:lang w:val="en-US"/>
+        </w:rPr>
+      </w:pPr>
+      <w:bookmarkStart w:id="2" w:name="_Toc207787817"/>
+      <w:r>
+        <w:rPr>
+          <w:sz w:val="36"/>
+          <w:szCs w:val="36"/>
+          <w:u w:val="single"/>
+          <w:lang w:val="en-US"/>
+        </w:rPr>
+        <w:lastRenderedPageBreak/>
+        <w:t xml:space="preserve">1.2 Project </w:t>
+      </w:r>
+      <w:r>
+        <w:rPr>
+          <w:sz w:val="36"/>
+          <w:szCs w:val="36"/>
+          <w:u w:val="single"/>
+          <w:lang w:val="en-US"/>
+        </w:rPr>
+        <w:t>scope</w:t>
+      </w:r>
+      <w:bookmarkEnd w:id="2"/>
+    </w:p>
+    <w:p>
+      <w:pPr>
+        <w:rPr>
+          <w:lang w:val="en-US"/>
+        </w:rPr>
+      </w:pPr>
+    </w:p>
+    <w:p>
+      <w:pPr>
+        <w:jc w:val="both"/>
+        <w:rPr>
+          <w:color w:val="2E74B5" w:themeColor="accent5" w:themeShade="BF"/>
+          <w:sz w:val="23"/>
+          <w:szCs w:val="23"/>
+        </w:rPr>
+      </w:pPr>
+      <w:r>
+        <w:rPr>
+          <w:color w:val="2E74B5" w:themeColor="accent5" w:themeShade="BF"/>
+          <w:sz w:val="23"/>
+          <w:szCs w:val="23"/>
+        </w:rPr>
+        <w:t>The scope must provide a high level view of data requirements.  This should include a discussion on the information, functional and communication scope of the intended system.  The scope of a project is very important as it sets the expectations of the project.  Be realistic when setting your scope.</w:t>
+      </w:r>
+    </w:p>
+    <w:p>
+      <w:pPr>
+        <w:rPr>
+          <w:sz w:val="23"/>
+          <w:szCs w:val="23"/>
+        </w:rPr>
+      </w:pPr>
+    </w:p>
+    <w:p>
+      <w:pPr>
+        <w:pStyle w:val="Heading2"/>
+        <w:rPr>
+          <w:sz w:val="28"/>
+          <w:szCs w:val="28"/>
+          <w:u w:val="single"/>
+        </w:rPr>
+      </w:pPr>
+      <w:bookmarkStart w:id="3" w:name="_Toc207787818"/>
+      <w:r>
+        <w:rPr>
+          <w:sz w:val="28"/>
+          <w:szCs w:val="28"/>
+          <w:u w:val="single"/>
+        </w:rPr>
+        <w:t>1.2.1 Information scope</w:t>
+      </w:r>
+      <w:bookmarkEnd w:id="3"/>
+    </w:p>
+    <w:p>
+      <w:pPr>
+        <w:rPr>
+          <w:sz w:val="23"/>
+          <w:szCs w:val="23"/>
+        </w:rPr>
+      </w:pPr>
+    </w:p>
+    <w:p>
+      <w:pPr>
+        <w:jc w:val="both"/>
+        <w:rPr>
+          <w:color w:val="2E74B5" w:themeColor="accent5" w:themeShade="BF"/>
+          <w:sz w:val="23"/>
+          <w:szCs w:val="23"/>
+        </w:rPr>
+      </w:pPr>
+      <w:r>
+        <w:rPr>
+          <w:color w:val="2E74B5" w:themeColor="accent5" w:themeShade="BF"/>
+          <w:sz w:val="23"/>
+          <w:szCs w:val="23"/>
+        </w:rPr>
+        <w:t>In this section, discuss any details regarding the storage and handling of information, e.g. what will be stored</w:t>
+      </w:r>
+      <w:r>
+        <w:rPr>
+          <w:color w:val="2E74B5" w:themeColor="accent5" w:themeShade="BF"/>
+          <w:sz w:val="23"/>
+          <w:szCs w:val="23"/>
+        </w:rPr>
+        <w:t>, where will it be stored (on device or elsewhere) and</w:t>
+      </w:r>
+      <w:r>
+        <w:rPr>
+          <w:color w:val="2E74B5" w:themeColor="accent5" w:themeShade="BF"/>
+          <w:sz w:val="23"/>
+          <w:szCs w:val="23"/>
+        </w:rPr>
+        <w:t xml:space="preserve"> will it be encrypted</w:t>
+      </w:r>
+      <w:r>
+        <w:rPr>
+          <w:color w:val="2E74B5" w:themeColor="accent5" w:themeShade="BF"/>
+          <w:sz w:val="23"/>
+          <w:szCs w:val="23"/>
+        </w:rPr>
+        <w:t>?</w:t>
+      </w:r>
+    </w:p>
+    <w:p>
+      <w:pPr>
+        <w:rPr>
+          <w:sz w:val="23"/>
+          <w:szCs w:val="23"/>
+        </w:rPr>
+      </w:pPr>
+    </w:p>
+    <w:p>
+      <w:pPr>
+        <w:pStyle w:val="Heading2"/>
+        <w:rPr>
+          <w:sz w:val="28"/>
+          <w:szCs w:val="28"/>
+          <w:u w:val="single"/>
+        </w:rPr>
+      </w:pPr>
+      <w:bookmarkStart w:id="4" w:name="_Toc207787819"/>
+      <w:r>
+        <w:rPr>
+          <w:sz w:val="28"/>
+          <w:szCs w:val="28"/>
+          <w:u w:val="single"/>
+        </w:rPr>
+        <w:t>1.2.2 Functional scope</w:t>
+      </w:r>
+      <w:bookmarkEnd w:id="4"/>
+    </w:p>
+    <w:p>
+      <w:pPr>
+        <w:rPr>
+          <w:sz w:val="23"/>
+          <w:szCs w:val="23"/>
+        </w:rPr>
+      </w:pPr>
+    </w:p>
+    <w:p>
+      <w:pPr>
+        <w:jc w:val="both"/>
+        <w:rPr>
+          <w:color w:val="2E74B5" w:themeColor="accent5" w:themeShade="BF"/>
+          <w:sz w:val="23"/>
+          <w:szCs w:val="23"/>
+        </w:rPr>
+      </w:pPr>
+      <w:r>
+        <w:rPr>
+          <w:color w:val="2E74B5" w:themeColor="accent5" w:themeShade="BF"/>
+          <w:sz w:val="23"/>
+          <w:szCs w:val="23"/>
+        </w:rPr>
+        <w:t>In this section, discuss the feature which you plan to include in the system, e.g. capturing of notes on a mobile device, searching through notes by a web interface and generating reports.</w:t>
+      </w:r>
+    </w:p>
+    <w:p>
+      <w:pPr>
+        <w:rPr>
+          <w:sz w:val="23"/>
+          <w:szCs w:val="23"/>
+        </w:rPr>
+      </w:pPr>
+    </w:p>
+    <w:p>
+      <w:pPr>
+        <w:pStyle w:val="Heading2"/>
+        <w:rPr>
+          <w:sz w:val="28"/>
+          <w:szCs w:val="28"/>
+          <w:u w:val="single"/>
+        </w:rPr>
+      </w:pPr>
+      <w:bookmarkStart w:id="5" w:name="_Toc207787820"/>
+      <w:r>
+        <w:rPr>
+          <w:sz w:val="28"/>
+          <w:szCs w:val="28"/>
+          <w:u w:val="single"/>
+        </w:rPr>
+        <w:t>1.2.3 Communication scope</w:t>
+      </w:r>
+      <w:bookmarkEnd w:id="5"/>
+    </w:p>
+    <w:p>
+      <w:pPr>
+        <w:rPr>
+          <w:sz w:val="23"/>
+          <w:szCs w:val="23"/>
+        </w:rPr>
+      </w:pPr>
+    </w:p>
+    <w:p>
+      <w:pPr>
+        <w:jc w:val="both"/>
+        <w:rPr>
+          <w:color w:val="2E74B5" w:themeColor="accent5" w:themeShade="BF"/>
+          <w:sz w:val="23"/>
+          <w:szCs w:val="23"/>
+        </w:rPr>
+      </w:pPr>
+      <w:r>
+        <w:rPr>
+          <w:color w:val="2E74B5" w:themeColor="accent5" w:themeShade="BF"/>
+          <w:sz w:val="23"/>
+          <w:szCs w:val="23"/>
+        </w:rPr>
+        <w:t xml:space="preserve">In this section, discuss how communication will take place with the system, e.g. will the system send SMSs, will it notify the healthcare worker that they are offline or that the system has synced, will it work over mobile connections or just </w:t>
+      </w:r>
+      <w:r>
+        <w:rPr>
+          <w:color w:val="2E74B5" w:themeColor="accent5" w:themeShade="BF"/>
+          <w:sz w:val="23"/>
+          <w:szCs w:val="23"/>
+        </w:rPr>
+        <w:t>Wi-Fi</w:t>
+      </w:r>
+      <w:r>
+        <w:rPr>
+          <w:color w:val="2E74B5" w:themeColor="accent5" w:themeShade="BF"/>
+          <w:sz w:val="23"/>
+          <w:szCs w:val="23"/>
+        </w:rPr>
+        <w:t>.</w:t>
+      </w:r>
+    </w:p>
+    <w:p>
+      <w:pPr>
+        <w:rPr>
+          <w:sz w:val="23"/>
+          <w:szCs w:val="23"/>
+        </w:rPr>
+      </w:pPr>
+    </w:p>
+    <w:p>
+      <w:pPr>
+        <w:rPr>
+          <w:sz w:val="23"/>
+          <w:szCs w:val="23"/>
+        </w:rPr>
+      </w:pPr>
+    </w:p>
+    <w:p>
+      <w:pPr>
+        <w:rPr>
+          <w:lang w:val="en-US"/>
+        </w:rPr>
+      </w:pPr>
+    </w:p>
+    <w:p>
+      <w:pPr>
+        <w:pStyle w:val="Heading1"/>
+        <w:rPr>
+          <w:sz w:val="36"/>
+          <w:szCs w:val="36"/>
+          <w:u w:val="single"/>
+          <w:lang w:val="en-US"/>
+        </w:rPr>
+      </w:pPr>
+      <w:bookmarkStart w:id="6" w:name="_Toc207787821"/>
+      <w:r>
+        <w:rPr>
+          <w:sz w:val="36"/>
+          <w:szCs w:val="36"/>
+          <w:u w:val="single"/>
+          <w:lang w:val="en-US"/>
+        </w:rPr>
+        <w:t xml:space="preserve">1.3 </w:t>
+      </w:r>
+      <w:r>
+        <w:rPr>
+          <w:sz w:val="36"/>
+          <w:szCs w:val="36"/>
+          <w:u w:val="single"/>
+          <w:lang w:val="en-US"/>
+        </w:rPr>
+        <w:t>Business requirements</w:t>
+      </w:r>
+      <w:bookmarkEnd w:id="6"/>
+    </w:p>
+    <w:p>
+      <w:pPr>
+        <w:rPr>
+          <w:lang w:val="en-US"/>
+        </w:rPr>
+      </w:pPr>
+    </w:p>
+    <w:p>
+      <w:pPr>
+        <w:jc w:val="both"/>
+        <w:rPr>
+          <w:color w:val="2E74B5" w:themeColor="accent5" w:themeShade="BF"/>
+          <w:lang w:val="en-US"/>
+        </w:rPr>
+      </w:pPr>
+      <w:r>
+        <w:rPr>
+          <w:color w:val="2E74B5" w:themeColor="accent5" w:themeShade="BF"/>
+          <w:lang w:val="en-US"/>
+        </w:rPr>
+        <w:t>Business requirements, also known as stakeholder requirements specifications (</w:t>
+      </w:r>
+      <w:proofErr w:type="spellStart"/>
+      <w:r>
+        <w:rPr>
+          <w:color w:val="2E74B5" w:themeColor="accent5" w:themeShade="BF"/>
+          <w:lang w:val="en-US"/>
+        </w:rPr>
+        <w:t>StRS</w:t>
+      </w:r>
+      <w:proofErr w:type="spellEnd"/>
+      <w:r>
+        <w:rPr>
+          <w:color w:val="2E74B5" w:themeColor="accent5" w:themeShade="BF"/>
+          <w:lang w:val="en-US"/>
+        </w:rPr>
+        <w:t>), describe the characteristics of a proposed system from the viewpoint of the system's end user.  In this case, the system has two end-user types, namely healthcare workers and managers.  These two user types might have different needs from the system, e.g.:</w:t>
+      </w:r>
+    </w:p>
+    <w:p>
+      <w:pPr>
+        <w:jc w:val="both"/>
+        <w:rPr>
+          <w:color w:val="2E74B5" w:themeColor="accent5" w:themeShade="BF"/>
+          <w:lang w:val="en-US"/>
+        </w:rPr>
+      </w:pPr>
+    </w:p>
+    <w:p>
+      <w:pPr>
+        <w:jc w:val="both"/>
+        <w:rPr>
+          <w:color w:val="2E74B5" w:themeColor="accent5" w:themeShade="BF"/>
+          <w:lang w:val="en-US"/>
+        </w:rPr>
+      </w:pPr>
+      <w:r>
+        <w:rPr>
+          <w:color w:val="2E74B5" w:themeColor="accent5" w:themeShade="BF"/>
+          <w:lang w:val="en-US"/>
+        </w:rPr>
+        <w:t xml:space="preserve">Healthcare workers require a system that is dependable and always available.  It should have an easy-to-use interface to facilitate simplified </w:t>
+      </w:r>
+      <w:proofErr w:type="gramStart"/>
+      <w:r>
+        <w:rPr>
+          <w:color w:val="2E74B5" w:themeColor="accent5" w:themeShade="BF"/>
+          <w:lang w:val="en-US"/>
+        </w:rPr>
+        <w:t>note</w:t>
+      </w:r>
+      <w:r>
+        <w:rPr>
+          <w:color w:val="2E74B5" w:themeColor="accent5" w:themeShade="BF"/>
+          <w:lang w:val="en-US"/>
+        </w:rPr>
+        <w:t>-</w:t>
+      </w:r>
+      <w:r>
+        <w:rPr>
+          <w:color w:val="2E74B5" w:themeColor="accent5" w:themeShade="BF"/>
+          <w:lang w:val="en-US"/>
+        </w:rPr>
+        <w:t>taking</w:t>
+      </w:r>
+      <w:proofErr w:type="gramEnd"/>
+      <w:r>
+        <w:rPr>
+          <w:color w:val="2E74B5" w:themeColor="accent5" w:themeShade="BF"/>
+          <w:lang w:val="en-US"/>
+        </w:rPr>
+        <w:t xml:space="preserve"> while the Healthcare workers are travelling.</w:t>
+      </w:r>
+    </w:p>
+    <w:p>
+      <w:pPr>
+        <w:jc w:val="both"/>
+        <w:rPr>
+          <w:lang w:val="en-US"/>
+        </w:rPr>
+      </w:pPr>
+    </w:p>
+    <w:p>
+      <w:pPr>
+        <w:jc w:val="both"/>
+        <w:rPr>
+          <w:color w:val="2E74B5" w:themeColor="accent5" w:themeShade="BF"/>
+          <w:lang w:val="en-US"/>
+        </w:rPr>
+      </w:pPr>
+      <w:r>
+        <w:rPr>
+          <w:color w:val="2E74B5" w:themeColor="accent5" w:themeShade="BF"/>
+          <w:lang w:val="en-US"/>
+        </w:rPr>
+        <w:t xml:space="preserve">Managers require centralized access to the </w:t>
+      </w:r>
+      <w:r>
+        <w:rPr>
+          <w:color w:val="2E74B5" w:themeColor="accent5" w:themeShade="BF"/>
+          <w:lang w:val="en-US"/>
+        </w:rPr>
+        <w:t>healthcare workers’ note</w:t>
+      </w:r>
+      <w:r>
+        <w:rPr>
+          <w:color w:val="2E74B5" w:themeColor="accent5" w:themeShade="BF"/>
+          <w:lang w:val="en-US"/>
+        </w:rPr>
+        <w:t>s.  The search interface should be clutter</w:t>
+      </w:r>
+      <w:r>
+        <w:rPr>
+          <w:color w:val="2E74B5" w:themeColor="accent5" w:themeShade="BF"/>
+          <w:lang w:val="en-US"/>
+        </w:rPr>
+        <w:t>-free and allow notes to be searchable according to key</w:t>
+      </w:r>
+      <w:r>
+        <w:rPr>
+          <w:color w:val="2E74B5" w:themeColor="accent5" w:themeShade="BF"/>
+          <w:lang w:val="en-US"/>
+        </w:rPr>
+        <w:t>words and filtered according to date ranges.</w:t>
+      </w:r>
+    </w:p>
+    <w:p>
+      <w:pPr>
+        <w:jc w:val="both"/>
+        <w:rPr>
+          <w:lang w:val="en-US"/>
+        </w:rPr>
+      </w:pPr>
+    </w:p>
+    <w:p>
+      <w:pPr>
+        <w:jc w:val="both"/>
+        <w:rPr>
+          <w:lang w:val="en-US"/>
+        </w:rPr>
+      </w:pPr>
+    </w:p>
+    <w:p>
+      <w:pPr>
+        <w:jc w:val="both"/>
+        <w:rPr>
+          <w:lang w:val="en-US"/>
+        </w:rPr>
+      </w:pPr>
+    </w:p>
+    <w:p>
+      <w:pPr>
+        <w:jc w:val="both"/>
+        <w:rPr>
+          <w:lang w:val="en-US"/>
+        </w:rPr>
+      </w:pPr>
+    </w:p>
+    <w:p>
+      <w:pPr>
+        <w:jc w:val="both"/>
+        <w:rPr>
+          <w:lang w:val="en-US"/>
+        </w:rPr>
+      </w:pPr>
+    </w:p>
+    <w:p>
+      <w:pPr>
+        <w:jc w:val="both"/>
+        <w:rPr>
+          <w:lang w:val="en-US"/>
+        </w:rPr>
+      </w:pPr>
+    </w:p>
+    <w:p>
+      <w:pPr>
+        <w:jc w:val="both"/>
+        <w:rPr>
+          <w:lang w:val="en-US"/>
+        </w:rPr>
+      </w:pPr>
+    </w:p>
+    <w:p>
+      <w:pPr>
+        <w:jc w:val="both"/>
+        <w:rPr>
+          <w:lang w:val="en-US"/>
+        </w:rPr>
+      </w:pPr>
+    </w:p>
+    <w:p>
+      <w:pPr>
+        <w:jc w:val="both"/>
+        <w:rPr>
+          <w:lang w:val="en-US"/>
+        </w:rPr>
+      </w:pPr>
+    </w:p>
+    <w:p>
+      <w:pPr>
+        <w:pStyle w:val="Heading1"/>
+        <w:rPr>
+          <w:sz w:val="36"/>
+          <w:szCs w:val="36"/>
+          <w:u w:val="single"/>
+          <w:lang w:val="en-US"/>
+        </w:rPr>
+      </w:pPr>
+      <w:bookmarkStart w:id="7" w:name="_Toc207787822"/>
+      <w:r>
+        <w:rPr>
+          <w:sz w:val="36"/>
+          <w:szCs w:val="36"/>
+          <w:u w:val="single"/>
+          <w:lang w:val="en-US"/>
+        </w:rPr>
+        <w:t xml:space="preserve">1.4 </w:t>
+      </w:r>
+      <w:r>
+        <w:rPr>
+          <w:sz w:val="36"/>
+          <w:szCs w:val="36"/>
+          <w:u w:val="single"/>
+          <w:lang w:val="en-US"/>
+        </w:rPr>
+        <w:t>Hardware and Software Requirements</w:t>
+      </w:r>
+      <w:bookmarkEnd w:id="7"/>
+    </w:p>
+    <w:p>
+      <w:pPr>
+        <w:jc w:val="both"/>
         <w:rPr>
           <w:b/>
           <w:sz w:val="28"/>
@@ -376,615 +2354,68 @@
           <w:lang w:val="en-US"/>
         </w:rPr>
       </w:pPr>
-      <w:r>
-        <w:rPr>
-          <w:b/>
+    </w:p>
+    <w:p>
+      <w:pPr>
+        <w:jc w:val="both"/>
+        <w:rPr>
+          <w:color w:val="2E74B5" w:themeColor="accent5" w:themeShade="BF"/>
+          <w:lang w:val="en-US"/>
+        </w:rPr>
+      </w:pPr>
+      <w:r>
+        <w:rPr>
+          <w:color w:val="2E74B5" w:themeColor="accent5" w:themeShade="BF"/>
+          <w:lang w:val="en-US"/>
+        </w:rPr>
+        <w:t xml:space="preserve">State which hardware and software tools will be used both in developing the application and in its use, </w:t>
+      </w:r>
+      <w:proofErr w:type="spellStart"/>
+      <w:r>
+        <w:rPr>
+          <w:color w:val="2E74B5" w:themeColor="accent5" w:themeShade="BF"/>
+          <w:lang w:val="en-US"/>
+        </w:rPr>
+        <w:t>e.g</w:t>
+      </w:r>
+      <w:proofErr w:type="spellEnd"/>
+      <w:r>
+        <w:rPr>
+          <w:color w:val="2E74B5" w:themeColor="accent5" w:themeShade="BF"/>
+          <w:lang w:val="en-US"/>
+        </w:rPr>
+        <w:t>:</w:t>
+      </w:r>
+    </w:p>
+    <w:p>
+      <w:pPr>
+        <w:jc w:val="both"/>
+        <w:rPr>
+          <w:lang w:val="en-US"/>
+        </w:rPr>
+      </w:pPr>
+    </w:p>
+    <w:p>
+      <w:pPr>
+        <w:pStyle w:val="Heading2"/>
+        <w:rPr>
           <w:sz w:val="28"/>
           <w:szCs w:val="28"/>
-          <w:lang w:val="en-US"/>
-        </w:rPr>
-        <w:lastRenderedPageBreak/>
-        <w:t xml:space="preserve">1.2 Project </w:t>
-      </w:r>
-      <w:r>
-        <w:rPr>
-          <w:b/>
+          <w:u w:val="single"/>
+          <w:lang w:val="en-US"/>
+        </w:rPr>
+      </w:pPr>
+      <w:bookmarkStart w:id="8" w:name="_Toc207787823"/>
+      <w:r>
+        <w:rPr>
           <w:sz w:val="28"/>
           <w:szCs w:val="28"/>
-          <w:lang w:val="en-US"/>
-        </w:rPr>
-        <w:t>scope</w:t>
-      </w:r>
-    </w:p>
-    <w:p>
-      <w:pPr>
-        <w:rPr>
-          <w:lang w:val="en-US"/>
-        </w:rPr>
-      </w:pPr>
-    </w:p>
-    <w:p>
-      <w:pPr>
-        <w:jc w:val="both"/>
-        <w:rPr>
-          <w:color w:val="2E74B5" w:themeColor="accent5" w:themeShade="BF"/>
-          <w:sz w:val="23"/>
-          <w:szCs w:val="23"/>
-        </w:rPr>
-      </w:pPr>
-      <w:r>
-        <w:rPr>
-          <w:color w:val="2E74B5" w:themeColor="accent5" w:themeShade="BF"/>
-          <w:sz w:val="23"/>
-          <w:szCs w:val="23"/>
-        </w:rPr>
-        <w:t>The scope must provide a high level view of data requirements.  This should include a discussion on the information, functional and communication scope of the intended system.  The scope of a project is very important as it sets the expectations of the project.  Be realistic when setting your scope.</w:t>
-      </w:r>
-    </w:p>
-    <w:p>
-      <w:pPr>
-        <w:rPr>
-          <w:sz w:val="23"/>
-          <w:szCs w:val="23"/>
-        </w:rPr>
-      </w:pPr>
-    </w:p>
-    <w:p>
-      <w:pPr>
-        <w:rPr>
-          <w:b/>
-          <w:color w:val="000000" w:themeColor="text1"/>
-          <w:sz w:val="23"/>
-          <w:szCs w:val="23"/>
-        </w:rPr>
-      </w:pPr>
-      <w:r>
-        <w:rPr>
-          <w:b/>
-          <w:color w:val="000000" w:themeColor="text1"/>
-          <w:sz w:val="23"/>
-          <w:szCs w:val="23"/>
-        </w:rPr>
-        <w:t>1.2.1 Information scope</w:t>
-      </w:r>
-    </w:p>
-    <w:p>
-      <w:pPr>
-        <w:rPr>
-          <w:sz w:val="23"/>
-          <w:szCs w:val="23"/>
-        </w:rPr>
-      </w:pPr>
-    </w:p>
-    <w:p>
-      <w:pPr>
-        <w:jc w:val="both"/>
-        <w:rPr>
-          <w:color w:val="2E74B5" w:themeColor="accent5" w:themeShade="BF"/>
-          <w:sz w:val="23"/>
-          <w:szCs w:val="23"/>
-        </w:rPr>
-      </w:pPr>
-      <w:r>
-        <w:rPr>
-          <w:color w:val="2E74B5" w:themeColor="accent5" w:themeShade="BF"/>
-          <w:sz w:val="23"/>
-          <w:szCs w:val="23"/>
-        </w:rPr>
-        <w:t>In this section, discuss any details regarding the storage and handling of information, e.g. what will be stored</w:t>
-      </w:r>
-      <w:r>
-        <w:rPr>
-          <w:color w:val="2E74B5" w:themeColor="accent5" w:themeShade="BF"/>
-          <w:sz w:val="23"/>
-          <w:szCs w:val="23"/>
-        </w:rPr>
-        <w:t>, where will it be stored (on device or elsewhere) and</w:t>
-      </w:r>
-      <w:r>
-        <w:rPr>
-          <w:color w:val="2E74B5" w:themeColor="accent5" w:themeShade="BF"/>
-          <w:sz w:val="23"/>
-          <w:szCs w:val="23"/>
-        </w:rPr>
-        <w:t xml:space="preserve"> will it be encrypted</w:t>
-      </w:r>
-      <w:r>
-        <w:rPr>
-          <w:color w:val="2E74B5" w:themeColor="accent5" w:themeShade="BF"/>
-          <w:sz w:val="23"/>
-          <w:szCs w:val="23"/>
-        </w:rPr>
-        <w:t>?</w:t>
-      </w:r>
-    </w:p>
-    <w:p>
-      <w:pPr>
-        <w:rPr>
-          <w:sz w:val="23"/>
-          <w:szCs w:val="23"/>
-        </w:rPr>
-      </w:pPr>
-    </w:p>
-    <w:p>
-      <w:pPr>
-        <w:rPr>
-          <w:b/>
-          <w:color w:val="000000" w:themeColor="text1"/>
-          <w:sz w:val="23"/>
-          <w:szCs w:val="23"/>
-        </w:rPr>
-      </w:pPr>
-      <w:r>
-        <w:rPr>
-          <w:b/>
-          <w:color w:val="000000" w:themeColor="text1"/>
-          <w:sz w:val="23"/>
-          <w:szCs w:val="23"/>
-        </w:rPr>
-        <w:t>1.2.2 Functional scope</w:t>
-      </w:r>
-    </w:p>
-    <w:p>
-      <w:pPr>
-        <w:rPr>
-          <w:sz w:val="23"/>
-          <w:szCs w:val="23"/>
-        </w:rPr>
-      </w:pPr>
-    </w:p>
-    <w:p>
-      <w:pPr>
-        <w:jc w:val="both"/>
-        <w:rPr>
-          <w:color w:val="2E74B5" w:themeColor="accent5" w:themeShade="BF"/>
-          <w:sz w:val="23"/>
-          <w:szCs w:val="23"/>
-        </w:rPr>
-      </w:pPr>
-      <w:r>
-        <w:rPr>
-          <w:color w:val="2E74B5" w:themeColor="accent5" w:themeShade="BF"/>
-          <w:sz w:val="23"/>
-          <w:szCs w:val="23"/>
-        </w:rPr>
-        <w:t>In this section, discuss the feature which you plan to include in the system, e.g. capturing of notes on a mobile device, searching through notes by a web interface and generating reports.</w:t>
-      </w:r>
-    </w:p>
-    <w:p>
-      <w:pPr>
-        <w:rPr>
-          <w:sz w:val="23"/>
-          <w:szCs w:val="23"/>
-        </w:rPr>
-      </w:pPr>
-    </w:p>
-    <w:p>
-      <w:pPr>
-        <w:rPr>
-          <w:b/>
-          <w:sz w:val="23"/>
-          <w:szCs w:val="23"/>
-        </w:rPr>
-      </w:pPr>
-      <w:r>
-        <w:rPr>
-          <w:b/>
-          <w:sz w:val="23"/>
-          <w:szCs w:val="23"/>
-        </w:rPr>
-        <w:t>1.2.3 Communication scope</w:t>
-      </w:r>
-    </w:p>
-    <w:p>
-      <w:pPr>
-        <w:rPr>
-          <w:sz w:val="23"/>
-          <w:szCs w:val="23"/>
-        </w:rPr>
-      </w:pPr>
-    </w:p>
-    <w:p>
-      <w:pPr>
-        <w:jc w:val="both"/>
-        <w:rPr>
-          <w:color w:val="2E74B5" w:themeColor="accent5" w:themeShade="BF"/>
-          <w:sz w:val="23"/>
-          <w:szCs w:val="23"/>
-        </w:rPr>
-      </w:pPr>
-      <w:r>
-        <w:rPr>
-          <w:color w:val="2E74B5" w:themeColor="accent5" w:themeShade="BF"/>
-          <w:sz w:val="23"/>
-          <w:szCs w:val="23"/>
-        </w:rPr>
-        <w:t xml:space="preserve">In this section, discuss how communication will take place with the system, e.g. will the system send SMSs, will it notify the healthcare worker that they are offline or that the system has synced, will it work over mobile connections or just </w:t>
-      </w:r>
-      <w:r>
-        <w:rPr>
-          <w:color w:val="2E74B5" w:themeColor="accent5" w:themeShade="BF"/>
-          <w:sz w:val="23"/>
-          <w:szCs w:val="23"/>
-        </w:rPr>
-        <w:t>Wi-Fi</w:t>
-      </w:r>
-      <w:r>
-        <w:rPr>
-          <w:color w:val="2E74B5" w:themeColor="accent5" w:themeShade="BF"/>
-          <w:sz w:val="23"/>
-          <w:szCs w:val="23"/>
-        </w:rPr>
-        <w:t>.</w:t>
-      </w:r>
-    </w:p>
-    <w:p>
-      <w:pPr>
-        <w:rPr>
-          <w:sz w:val="23"/>
-          <w:szCs w:val="23"/>
-        </w:rPr>
-      </w:pPr>
-    </w:p>
-    <w:p>
-      <w:pPr>
-        <w:rPr>
-          <w:sz w:val="23"/>
-          <w:szCs w:val="23"/>
-        </w:rPr>
-      </w:pPr>
-    </w:p>
-    <w:p>
-      <w:pPr>
-        <w:rPr>
-          <w:lang w:val="en-US"/>
-        </w:rPr>
-      </w:pPr>
-    </w:p>
-    <w:p>
-      <w:pPr>
-        <w:rPr>
-          <w:b/>
-          <w:sz w:val="28"/>
-          <w:szCs w:val="28"/>
-          <w:lang w:val="en-US"/>
-        </w:rPr>
-      </w:pPr>
-      <w:r>
-        <w:rPr>
-          <w:b/>
-          <w:sz w:val="28"/>
-          <w:szCs w:val="28"/>
-          <w:lang w:val="en-US"/>
-        </w:rPr>
-        <w:t xml:space="preserve">1.3 </w:t>
-      </w:r>
-      <w:r>
-        <w:rPr>
-          <w:b/>
-          <w:sz w:val="28"/>
-          <w:szCs w:val="28"/>
-          <w:lang w:val="en-US"/>
-        </w:rPr>
-        <w:t>Business requirements</w:t>
-      </w:r>
-    </w:p>
-    <w:p>
-      <w:pPr>
-        <w:rPr>
-          <w:lang w:val="en-US"/>
-        </w:rPr>
-      </w:pPr>
-    </w:p>
-    <w:p>
-      <w:pPr>
-        <w:jc w:val="both"/>
-        <w:rPr>
-          <w:color w:val="2E74B5" w:themeColor="accent5" w:themeShade="BF"/>
-          <w:lang w:val="en-US"/>
-        </w:rPr>
-      </w:pPr>
-      <w:r>
-        <w:rPr>
-          <w:color w:val="2E74B5" w:themeColor="accent5" w:themeShade="BF"/>
-          <w:lang w:val="en-US"/>
-        </w:rPr>
-        <w:t>Business requirements, also known as stakeholder requirements specifications (</w:t>
-      </w:r>
-      <w:proofErr w:type="spellStart"/>
-      <w:r>
-        <w:rPr>
-          <w:color w:val="2E74B5" w:themeColor="accent5" w:themeShade="BF"/>
-          <w:lang w:val="en-US"/>
-        </w:rPr>
-        <w:t>StRS</w:t>
-      </w:r>
-      <w:proofErr w:type="spellEnd"/>
-      <w:r>
-        <w:rPr>
-          <w:color w:val="2E74B5" w:themeColor="accent5" w:themeShade="BF"/>
-          <w:lang w:val="en-US"/>
-        </w:rPr>
-        <w:t>), describe the characteristics of a proposed system from the viewpoint of the system's end user.  In this case, the system has two end-user types, namely healthcare workers and managers.  These two user types might have different needs from the system, e.g.:</w:t>
-      </w:r>
-    </w:p>
-    <w:p>
-      <w:pPr>
-        <w:jc w:val="both"/>
-        <w:rPr>
-          <w:color w:val="2E74B5" w:themeColor="accent5" w:themeShade="BF"/>
-          <w:lang w:val="en-US"/>
-        </w:rPr>
-      </w:pPr>
-    </w:p>
-    <w:p>
-      <w:pPr>
-        <w:jc w:val="both"/>
-        <w:rPr>
-          <w:color w:val="2E74B5" w:themeColor="accent5" w:themeShade="BF"/>
-          <w:lang w:val="en-US"/>
-        </w:rPr>
-      </w:pPr>
-      <w:r>
-        <w:rPr>
-          <w:color w:val="2E74B5" w:themeColor="accent5" w:themeShade="BF"/>
-          <w:lang w:val="en-US"/>
-        </w:rPr>
-        <w:t xml:space="preserve">Healthcare workers require a system that is dependable and always available.  It should have an easy-to-use interface to facilitate simplified </w:t>
-      </w:r>
-      <w:proofErr w:type="gramStart"/>
-      <w:r>
-        <w:rPr>
-          <w:color w:val="2E74B5" w:themeColor="accent5" w:themeShade="BF"/>
-          <w:lang w:val="en-US"/>
-        </w:rPr>
-        <w:t>note</w:t>
-      </w:r>
-      <w:r>
-        <w:rPr>
-          <w:color w:val="2E74B5" w:themeColor="accent5" w:themeShade="BF"/>
-          <w:lang w:val="en-US"/>
-        </w:rPr>
-        <w:t>-</w:t>
-      </w:r>
-      <w:r>
-        <w:rPr>
-          <w:color w:val="2E74B5" w:themeColor="accent5" w:themeShade="BF"/>
-          <w:lang w:val="en-US"/>
-        </w:rPr>
-        <w:t>taking</w:t>
-      </w:r>
-      <w:proofErr w:type="gramEnd"/>
-      <w:r>
-        <w:rPr>
-          <w:color w:val="2E74B5" w:themeColor="accent5" w:themeShade="BF"/>
-          <w:lang w:val="en-US"/>
-        </w:rPr>
-        <w:t xml:space="preserve"> while the Healthcare workers are travelling.</w:t>
-      </w:r>
-    </w:p>
-    <w:p>
-      <w:pPr>
-        <w:jc w:val="both"/>
-        <w:rPr>
-          <w:lang w:val="en-US"/>
-        </w:rPr>
-      </w:pPr>
-    </w:p>
-    <w:p>
-      <w:pPr>
-        <w:jc w:val="both"/>
-        <w:rPr>
-          <w:color w:val="2E74B5" w:themeColor="accent5" w:themeShade="BF"/>
-          <w:lang w:val="en-US"/>
-        </w:rPr>
-      </w:pPr>
-      <w:r>
-        <w:rPr>
-          <w:color w:val="2E74B5" w:themeColor="accent5" w:themeShade="BF"/>
-          <w:lang w:val="en-US"/>
-        </w:rPr>
-        <w:t xml:space="preserve">Managers require centralized access to the </w:t>
-      </w:r>
-      <w:r>
-        <w:rPr>
-          <w:color w:val="2E74B5" w:themeColor="accent5" w:themeShade="BF"/>
-          <w:lang w:val="en-US"/>
-        </w:rPr>
-        <w:t>healthcare workers’ note</w:t>
-      </w:r>
-      <w:r>
-        <w:rPr>
-          <w:color w:val="2E74B5" w:themeColor="accent5" w:themeShade="BF"/>
-          <w:lang w:val="en-US"/>
-        </w:rPr>
-        <w:t>s.  The search interface should be clutter</w:t>
-      </w:r>
-      <w:r>
-        <w:rPr>
-          <w:color w:val="2E74B5" w:themeColor="accent5" w:themeShade="BF"/>
-          <w:lang w:val="en-US"/>
-        </w:rPr>
-        <w:t>-free and allow notes to be searchable according to key</w:t>
-      </w:r>
-      <w:r>
-        <w:rPr>
-          <w:color w:val="2E74B5" w:themeColor="accent5" w:themeShade="BF"/>
-          <w:lang w:val="en-US"/>
-        </w:rPr>
-        <w:t>words and filtered according to date ranges.</w:t>
-      </w:r>
-    </w:p>
-    <w:p>
-      <w:pPr>
-        <w:jc w:val="both"/>
-        <w:rPr>
-          <w:lang w:val="en-US"/>
-        </w:rPr>
-      </w:pPr>
-    </w:p>
-    <w:p>
-      <w:pPr>
-        <w:jc w:val="both"/>
-        <w:rPr>
-          <w:lang w:val="en-US"/>
-        </w:rPr>
-      </w:pPr>
-    </w:p>
-    <w:p>
-      <w:pPr>
-        <w:jc w:val="both"/>
-        <w:rPr>
-          <w:lang w:val="en-US"/>
-        </w:rPr>
-      </w:pPr>
-    </w:p>
-    <w:p>
-      <w:pPr>
-        <w:jc w:val="both"/>
-        <w:rPr>
-          <w:lang w:val="en-US"/>
-        </w:rPr>
-      </w:pPr>
-    </w:p>
-    <w:p>
-      <w:pPr>
-        <w:jc w:val="both"/>
-        <w:rPr>
-          <w:lang w:val="en-US"/>
-        </w:rPr>
-      </w:pPr>
-    </w:p>
-    <w:p>
-      <w:pPr>
-        <w:jc w:val="both"/>
-        <w:rPr>
-          <w:lang w:val="en-US"/>
-        </w:rPr>
-      </w:pPr>
-    </w:p>
-    <w:p>
-      <w:pPr>
-        <w:jc w:val="both"/>
-        <w:rPr>
-          <w:lang w:val="en-US"/>
-        </w:rPr>
-      </w:pPr>
-    </w:p>
-    <w:p>
-      <w:pPr>
-        <w:jc w:val="both"/>
-        <w:rPr>
-          <w:lang w:val="en-US"/>
-        </w:rPr>
-      </w:pPr>
-    </w:p>
-    <w:p>
-      <w:pPr>
-        <w:jc w:val="both"/>
-        <w:rPr>
-          <w:lang w:val="en-US"/>
-        </w:rPr>
-      </w:pPr>
-    </w:p>
-    <w:p>
-      <w:pPr>
-        <w:jc w:val="both"/>
-        <w:rPr>
-          <w:b/>
-          <w:sz w:val="28"/>
-          <w:szCs w:val="28"/>
-          <w:lang w:val="en-US"/>
-        </w:rPr>
-      </w:pPr>
-      <w:r>
-        <w:rPr>
-          <w:b/>
-          <w:sz w:val="28"/>
-          <w:szCs w:val="28"/>
-          <w:lang w:val="en-US"/>
-        </w:rPr>
-        <w:lastRenderedPageBreak/>
-        <w:t xml:space="preserve">1.4 </w:t>
-      </w:r>
-      <w:r>
-        <w:rPr>
-          <w:b/>
-          <w:sz w:val="28"/>
-          <w:szCs w:val="28"/>
-          <w:lang w:val="en-US"/>
-        </w:rPr>
-        <w:t>Hardware and Software Requirements</w:t>
-      </w:r>
-    </w:p>
-    <w:p>
-      <w:pPr>
-        <w:jc w:val="both"/>
-        <w:rPr>
-          <w:b/>
-          <w:sz w:val="28"/>
-          <w:szCs w:val="28"/>
-          <w:lang w:val="en-US"/>
-        </w:rPr>
-      </w:pPr>
-    </w:p>
-    <w:p>
-      <w:pPr>
-        <w:jc w:val="both"/>
-        <w:rPr>
-          <w:color w:val="2E74B5" w:themeColor="accent5" w:themeShade="BF"/>
-          <w:lang w:val="en-US"/>
-        </w:rPr>
-      </w:pPr>
-      <w:r>
-        <w:rPr>
-          <w:color w:val="2E74B5" w:themeColor="accent5" w:themeShade="BF"/>
-          <w:lang w:val="en-US"/>
-        </w:rPr>
-        <w:t xml:space="preserve">State which hardware and software tools will be used both in developing the application and in its use, </w:t>
-      </w:r>
-      <w:proofErr w:type="spellStart"/>
-      <w:r>
-        <w:rPr>
-          <w:color w:val="2E74B5" w:themeColor="accent5" w:themeShade="BF"/>
-          <w:lang w:val="en-US"/>
-        </w:rPr>
-        <w:t>e.g</w:t>
-      </w:r>
-      <w:proofErr w:type="spellEnd"/>
-      <w:r>
-        <w:rPr>
-          <w:color w:val="2E74B5" w:themeColor="accent5" w:themeShade="BF"/>
-          <w:lang w:val="en-US"/>
-        </w:rPr>
-        <w:t>:</w:t>
-      </w:r>
-    </w:p>
-    <w:p>
-      <w:pPr>
-        <w:jc w:val="both"/>
-        <w:rPr>
-          <w:lang w:val="en-US"/>
-        </w:rPr>
-      </w:pPr>
-    </w:p>
-    <w:p>
-      <w:pPr>
-        <w:jc w:val="both"/>
-        <w:rPr>
-          <w:b/>
-          <w:color w:val="000000" w:themeColor="text1"/>
-          <w:lang w:val="en-US"/>
-        </w:rPr>
-      </w:pPr>
-      <w:r>
-        <w:rPr>
-          <w:b/>
-          <w:color w:val="000000" w:themeColor="text1"/>
+          <w:u w:val="single"/>
           <w:lang w:val="en-US"/>
         </w:rPr>
         <w:t>1.4.1 Software Requirements</w:t>
       </w:r>
+      <w:bookmarkEnd w:id="8"/>
     </w:p>
     <w:p>
       <w:pPr>
@@ -1216,21 +2647,25 @@
     </w:p>
     <w:p>
       <w:pPr>
-        <w:jc w:val="both"/>
-        <w:rPr>
-          <w:b/>
-          <w:color w:val="000000" w:themeColor="text1"/>
-          <w:lang w:val="en-US"/>
-        </w:rPr>
-      </w:pPr>
-      <w:r>
-        <w:rPr>
-          <w:b/>
-          <w:color w:val="000000" w:themeColor="text1"/>
+        <w:pStyle w:val="Heading2"/>
+        <w:rPr>
+          <w:sz w:val="28"/>
+          <w:szCs w:val="28"/>
+          <w:u w:val="single"/>
+          <w:lang w:val="en-US"/>
+        </w:rPr>
+      </w:pPr>
+      <w:bookmarkStart w:id="9" w:name="_Toc207787824"/>
+      <w:r>
+        <w:rPr>
+          <w:sz w:val="28"/>
+          <w:szCs w:val="28"/>
+          <w:u w:val="single"/>
           <w:lang w:val="en-US"/>
         </w:rPr>
         <w:t>1.4.2 Hardware Requirements</w:t>
       </w:r>
+      <w:bookmarkEnd w:id="9"/>
     </w:p>
     <w:p>
       <w:pPr>
@@ -1339,6 +2774,37 @@
     </w:p>
     <w:p>
       <w:pPr>
+        <w:pStyle w:val="Heading1"/>
+        <w:rPr>
+          <w:sz w:val="36"/>
+          <w:szCs w:val="36"/>
+          <w:u w:val="single"/>
+          <w:lang w:val="en-US"/>
+        </w:rPr>
+      </w:pPr>
+      <w:bookmarkStart w:id="10" w:name="_Toc207787825"/>
+      <w:r>
+        <w:rPr>
+          <w:sz w:val="36"/>
+          <w:szCs w:val="36"/>
+          <w:u w:val="single"/>
+          <w:lang w:val="en-US"/>
+        </w:rPr>
+        <w:t xml:space="preserve">1.5 </w:t>
+      </w:r>
+      <w:r>
+        <w:rPr>
+          <w:sz w:val="36"/>
+          <w:szCs w:val="36"/>
+          <w:u w:val="single"/>
+          <w:lang w:val="en-US"/>
+        </w:rPr>
+        <w:t>Design constraints</w:t>
+      </w:r>
+      <w:bookmarkEnd w:id="10"/>
+    </w:p>
+    <w:p>
+      <w:pPr>
         <w:rPr>
           <w:b/>
           <w:sz w:val="28"/>
@@ -1346,202 +2812,185 @@
           <w:lang w:val="en-US"/>
         </w:rPr>
       </w:pPr>
-      <w:r>
-        <w:rPr>
-          <w:b/>
+    </w:p>
+    <w:p>
+      <w:pPr>
+        <w:rPr>
+          <w:color w:val="2E74B5" w:themeColor="accent5" w:themeShade="BF"/>
+          <w:lang w:val="en-US"/>
+        </w:rPr>
+      </w:pPr>
+      <w:r>
+        <w:rPr>
+          <w:color w:val="2E74B5" w:themeColor="accent5" w:themeShade="BF"/>
+          <w:lang w:val="en-US"/>
+        </w:rPr>
+        <w:t>In this section, discuss any constraints that there might be on the system development and / or deployment process.  This can include things such as security, interface and performance constraints.</w:t>
+      </w:r>
+    </w:p>
+    <w:p>
+      <w:pPr>
+        <w:rPr>
+          <w:lang w:val="en-US"/>
+        </w:rPr>
+      </w:pPr>
+    </w:p>
+    <w:p>
+      <w:pPr>
+        <w:pStyle w:val="Heading2"/>
+        <w:rPr>
           <w:sz w:val="28"/>
           <w:szCs w:val="28"/>
-          <w:lang w:val="en-US"/>
-        </w:rPr>
-        <w:t xml:space="preserve">1.5 </w:t>
-      </w:r>
-      <w:r>
-        <w:rPr>
-          <w:b/>
+          <w:u w:val="single"/>
+          <w:lang w:val="en-US"/>
+        </w:rPr>
+      </w:pPr>
+      <w:bookmarkStart w:id="11" w:name="_Toc207787826"/>
+      <w:r>
+        <w:rPr>
           <w:sz w:val="28"/>
           <w:szCs w:val="28"/>
-          <w:lang w:val="en-US"/>
-        </w:rPr>
-        <w:t>Design constraints</w:t>
-      </w:r>
+          <w:u w:val="single"/>
+          <w:lang w:val="en-US"/>
+        </w:rPr>
+        <w:t>1.5.1 Security constraints</w:t>
+      </w:r>
+      <w:bookmarkEnd w:id="11"/>
+    </w:p>
+    <w:p>
+      <w:pPr>
+        <w:rPr>
+          <w:lang w:val="en-US"/>
+        </w:rPr>
+      </w:pPr>
+    </w:p>
+    <w:p>
+      <w:pPr>
+        <w:rPr>
+          <w:color w:val="2E74B5" w:themeColor="accent5" w:themeShade="BF"/>
+          <w:lang w:val="en-US"/>
+        </w:rPr>
+      </w:pPr>
+      <w:r>
+        <w:rPr>
+          <w:color w:val="2E74B5" w:themeColor="accent5" w:themeShade="BF"/>
+          <w:lang w:val="en-US"/>
+        </w:rPr>
+        <w:t xml:space="preserve">Discuss any issues related to the security of the </w:t>
+      </w:r>
+      <w:r>
+        <w:rPr>
+          <w:color w:val="2E74B5" w:themeColor="accent5" w:themeShade="BF"/>
+          <w:lang w:val="en-US"/>
+        </w:rPr>
+        <w:t>proposed</w:t>
+      </w:r>
+      <w:r>
+        <w:rPr>
+          <w:color w:val="2E74B5" w:themeColor="accent5" w:themeShade="BF"/>
+          <w:lang w:val="en-US"/>
+        </w:rPr>
+        <w:t xml:space="preserve"> system, e.g.</w:t>
+      </w:r>
+    </w:p>
+    <w:p>
+      <w:pPr>
+        <w:rPr>
+          <w:color w:val="2E74B5" w:themeColor="accent5" w:themeShade="BF"/>
+          <w:lang w:val="en-US"/>
+        </w:rPr>
+      </w:pPr>
+    </w:p>
+    <w:p>
+      <w:pPr>
+        <w:jc w:val="both"/>
+        <w:rPr>
+          <w:color w:val="2E74B5" w:themeColor="accent5" w:themeShade="BF"/>
+          <w:lang w:val="en-US"/>
+        </w:rPr>
+      </w:pPr>
+      <w:r>
+        <w:rPr>
+          <w:color w:val="2E74B5" w:themeColor="accent5" w:themeShade="BF"/>
+          <w:lang w:val="en-US"/>
+        </w:rPr>
+        <w:t>The notes taken by the healthcare workers might be of a sensitive nature, as they contain information regarding patients seen by the healthcare workers.  Therefore, care must be taken to encrypt the notes both on the phone and the server and to ensure that users should provide a username and password when accessing the system.  The username and password should also be encrypted.</w:t>
+      </w:r>
+    </w:p>
+    <w:p>
+      <w:pPr>
+        <w:rPr>
+          <w:lang w:val="en-US"/>
+        </w:rPr>
+      </w:pPr>
     </w:p>
     <w:p>
       <w:pPr>
         <w:rPr>
           <w:b/>
+          <w:lang w:val="en-US"/>
+        </w:rPr>
+      </w:pPr>
+    </w:p>
+    <w:p>
+      <w:pPr>
+        <w:rPr>
+          <w:b/>
+          <w:lang w:val="en-US"/>
+        </w:rPr>
+      </w:pPr>
+    </w:p>
+    <w:p>
+      <w:pPr>
+        <w:rPr>
+          <w:b/>
+          <w:lang w:val="en-US"/>
+        </w:rPr>
+      </w:pPr>
+    </w:p>
+    <w:p>
+      <w:pPr>
+        <w:rPr>
+          <w:b/>
+          <w:lang w:val="en-US"/>
+        </w:rPr>
+      </w:pPr>
+    </w:p>
+    <w:p>
+      <w:pPr>
+        <w:rPr>
+          <w:b/>
+          <w:lang w:val="en-US"/>
+        </w:rPr>
+      </w:pPr>
+    </w:p>
+    <w:p>
+      <w:pPr>
+        <w:rPr>
+          <w:b/>
+          <w:lang w:val="en-US"/>
+        </w:rPr>
+      </w:pPr>
+    </w:p>
+    <w:p>
+      <w:pPr>
+        <w:pStyle w:val="Heading2"/>
+        <w:rPr>
+          <w:u w:val="single"/>
+          <w:lang w:val="en-US"/>
+        </w:rPr>
+      </w:pPr>
+      <w:bookmarkStart w:id="12" w:name="_Toc207787827"/>
+      <w:r>
+        <w:rPr>
           <w:sz w:val="28"/>
           <w:szCs w:val="28"/>
-          <w:lang w:val="en-US"/>
-        </w:rPr>
-      </w:pPr>
-    </w:p>
-    <w:p>
-      <w:pPr>
-        <w:rPr>
-          <w:color w:val="2E74B5" w:themeColor="accent5" w:themeShade="BF"/>
-          <w:lang w:val="en-US"/>
-        </w:rPr>
-      </w:pPr>
-      <w:r>
-        <w:rPr>
-          <w:color w:val="2E74B5" w:themeColor="accent5" w:themeShade="BF"/>
-          <w:lang w:val="en-US"/>
-        </w:rPr>
-        <w:t>In this section, discuss any constraints that there might be on the system development and / or deployment process.  This can include things such as security, interface and performance constraints.</w:t>
-      </w:r>
-    </w:p>
-    <w:p>
-      <w:pPr>
-        <w:rPr>
-          <w:lang w:val="en-US"/>
-        </w:rPr>
-      </w:pPr>
-    </w:p>
-    <w:p>
-      <w:pPr>
-        <w:rPr>
-          <w:b/>
-          <w:lang w:val="en-US"/>
-        </w:rPr>
-      </w:pPr>
-      <w:r>
-        <w:rPr>
-          <w:b/>
-          <w:lang w:val="en-US"/>
-        </w:rPr>
-        <w:t>1.5.1 Security constraints</w:t>
-      </w:r>
-    </w:p>
-    <w:p>
-      <w:pPr>
-        <w:rPr>
-          <w:lang w:val="en-US"/>
-        </w:rPr>
-      </w:pPr>
-    </w:p>
-    <w:p>
-      <w:pPr>
-        <w:rPr>
-          <w:color w:val="2E74B5" w:themeColor="accent5" w:themeShade="BF"/>
-          <w:lang w:val="en-US"/>
-        </w:rPr>
-      </w:pPr>
-      <w:r>
-        <w:rPr>
-          <w:color w:val="2E74B5" w:themeColor="accent5" w:themeShade="BF"/>
-          <w:lang w:val="en-US"/>
-        </w:rPr>
-        <w:t xml:space="preserve">Discuss any issues related to the security of the </w:t>
-      </w:r>
-      <w:r>
-        <w:rPr>
-          <w:color w:val="2E74B5" w:themeColor="accent5" w:themeShade="BF"/>
-          <w:lang w:val="en-US"/>
-        </w:rPr>
-        <w:t>proposed</w:t>
-      </w:r>
-      <w:r>
-        <w:rPr>
-          <w:color w:val="2E74B5" w:themeColor="accent5" w:themeShade="BF"/>
-          <w:lang w:val="en-US"/>
-        </w:rPr>
-        <w:t xml:space="preserve"> system, e.g.</w:t>
-      </w:r>
-    </w:p>
-    <w:p>
-      <w:pPr>
-        <w:rPr>
-          <w:color w:val="2E74B5" w:themeColor="accent5" w:themeShade="BF"/>
-          <w:lang w:val="en-US"/>
-        </w:rPr>
-      </w:pPr>
-    </w:p>
-    <w:p>
-      <w:pPr>
-        <w:jc w:val="both"/>
-        <w:rPr>
-          <w:color w:val="2E74B5" w:themeColor="accent5" w:themeShade="BF"/>
-          <w:lang w:val="en-US"/>
-        </w:rPr>
-      </w:pPr>
-      <w:r>
-        <w:rPr>
-          <w:color w:val="2E74B5" w:themeColor="accent5" w:themeShade="BF"/>
-          <w:lang w:val="en-US"/>
-        </w:rPr>
-        <w:t>The notes taken by the healthcare workers might be of a sensitive nature, as they contain information regarding patients seen by the healthcare workers.  Therefore, care must be taken to encrypt the notes both on the phone and the server and to ensure that users should provide a username and password when accessing the system.  The username and password should also be encrypted.</w:t>
-      </w:r>
-    </w:p>
-    <w:p>
-      <w:pPr>
-        <w:rPr>
-          <w:lang w:val="en-US"/>
-        </w:rPr>
-      </w:pPr>
-    </w:p>
-    <w:p>
-      <w:pPr>
-        <w:rPr>
-          <w:b/>
-          <w:lang w:val="en-US"/>
-        </w:rPr>
-      </w:pPr>
-    </w:p>
-    <w:p>
-      <w:pPr>
-        <w:rPr>
-          <w:b/>
-          <w:lang w:val="en-US"/>
-        </w:rPr>
-      </w:pPr>
-    </w:p>
-    <w:p>
-      <w:pPr>
-        <w:rPr>
-          <w:b/>
-          <w:lang w:val="en-US"/>
-        </w:rPr>
-      </w:pPr>
-    </w:p>
-    <w:p>
-      <w:pPr>
-        <w:rPr>
-          <w:b/>
-          <w:lang w:val="en-US"/>
-        </w:rPr>
-      </w:pPr>
-    </w:p>
-    <w:p>
-      <w:pPr>
-        <w:rPr>
-          <w:b/>
-          <w:lang w:val="en-US"/>
-        </w:rPr>
-      </w:pPr>
-    </w:p>
-    <w:p>
-      <w:pPr>
-        <w:rPr>
-          <w:b/>
-          <w:lang w:val="en-US"/>
-        </w:rPr>
-      </w:pPr>
-    </w:p>
-    <w:p>
-      <w:pPr>
-        <w:rPr>
-          <w:b/>
-          <w:lang w:val="en-US"/>
-        </w:rPr>
-      </w:pPr>
-      <w:r>
-        <w:rPr>
-          <w:b/>
-          <w:lang w:val="en-US"/>
-        </w:rPr>
-        <w:lastRenderedPageBreak/>
+          <w:u w:val="single"/>
+          <w:lang w:val="en-US"/>
+        </w:rPr>
         <w:t>1.5.2 Interface constraints</w:t>
       </w:r>
+      <w:bookmarkEnd w:id="12"/>
     </w:p>
     <w:p>
       <w:pPr>
@@ -1599,72 +3048,96 @@
     </w:p>
     <w:p>
       <w:pPr>
-        <w:jc w:val="both"/>
-        <w:rPr>
-          <w:b/>
-          <w:color w:val="000000" w:themeColor="text1"/>
-          <w:lang w:val="en-US"/>
-        </w:rPr>
-      </w:pPr>
-      <w:r>
-        <w:rPr>
-          <w:b/>
-          <w:color w:val="000000" w:themeColor="text1"/>
-          <w:lang w:val="en-US"/>
-        </w:rPr>
-        <w:t>1.5.3 Performance constraints</w:t>
-      </w:r>
-    </w:p>
-    <w:p>
-      <w:pPr>
-        <w:jc w:val="both"/>
-        <w:rPr>
-          <w:lang w:val="en-US"/>
-        </w:rPr>
-      </w:pPr>
-    </w:p>
-    <w:p>
-      <w:pPr>
-        <w:jc w:val="both"/>
-        <w:rPr>
-          <w:lang w:val="en-US"/>
-        </w:rPr>
-      </w:pPr>
-      <w:r>
-        <w:rPr>
-          <w:color w:val="2E74B5" w:themeColor="accent5" w:themeShade="BF"/>
-          <w:lang w:val="en-US"/>
-        </w:rPr>
-        <w:t>The system should be optimized to ensure that searches through the web interface are fast and efficient.  The mobile application should be optimized for use on low end mobile devices with low memory capacity and older processors.</w:t>
-      </w:r>
-    </w:p>
-    <w:p>
-      <w:pPr>
-        <w:jc w:val="both"/>
-        <w:rPr>
-          <w:lang w:val="en-US"/>
-        </w:rPr>
-      </w:pPr>
-    </w:p>
-    <w:p>
-      <w:pPr>
-        <w:jc w:val="both"/>
-        <w:rPr>
-          <w:b/>
+        <w:pStyle w:val="Heading2"/>
+        <w:rPr>
           <w:sz w:val="28"/>
           <w:szCs w:val="28"/>
-          <w:lang w:val="en-US"/>
-        </w:rPr>
-      </w:pPr>
-      <w:r>
-        <w:rPr>
-          <w:b/>
+          <w:u w:val="single"/>
+          <w:lang w:val="en-US"/>
+        </w:rPr>
+      </w:pPr>
+      <w:bookmarkStart w:id="13" w:name="_Toc207787828"/>
+      <w:r>
+        <w:rPr>
           <w:sz w:val="28"/>
           <w:szCs w:val="28"/>
-          <w:lang w:val="en-US"/>
-        </w:rPr>
-        <w:t>1.6 High-level use case diagram</w:t>
-      </w:r>
+          <w:u w:val="single"/>
+          <w:lang w:val="en-US"/>
+        </w:rPr>
+        <w:t>1.5.3 Performance constraints</w:t>
+      </w:r>
+      <w:bookmarkEnd w:id="13"/>
+    </w:p>
+    <w:p>
+      <w:pPr>
+        <w:jc w:val="both"/>
+        <w:rPr>
+          <w:lang w:val="en-US"/>
+        </w:rPr>
+      </w:pPr>
+    </w:p>
+    <w:p>
+      <w:pPr>
+        <w:jc w:val="both"/>
+        <w:rPr>
+          <w:lang w:val="en-US"/>
+        </w:rPr>
+      </w:pPr>
+      <w:r>
+        <w:rPr>
+          <w:color w:val="2E74B5" w:themeColor="accent5" w:themeShade="BF"/>
+          <w:lang w:val="en-US"/>
+        </w:rPr>
+        <w:t>The system should be optimized to ensure that searches through the web interface are fast and efficient.  The mobile application should be optimized for use on low end mobile devices with low memory capacity and older processors.</w:t>
+      </w:r>
+    </w:p>
+    <w:p>
+      <w:pPr>
+        <w:jc w:val="both"/>
+        <w:rPr>
+          <w:lang w:val="en-US"/>
+        </w:rPr>
+      </w:pPr>
+    </w:p>
+    <w:p>
+      <w:pPr>
+        <w:pStyle w:val="Heading1"/>
+        <w:rPr>
+          <w:u w:val="single"/>
+          <w:lang w:val="en-US"/>
+        </w:rPr>
+      </w:pPr>
+      <w:bookmarkStart w:id="14" w:name="_Toc207787829"/>
+      <w:r>
+        <w:rPr>
+          <w:sz w:val="36"/>
+          <w:szCs w:val="36"/>
+          <w:u w:val="single"/>
+          <w:lang w:val="en-US"/>
+        </w:rPr>
+        <w:t>1.6 High-</w:t>
+      </w:r>
+      <w:proofErr w:type="gramStart"/>
+      <w:r>
+        <w:rPr>
+          <w:sz w:val="36"/>
+          <w:szCs w:val="36"/>
+          <w:u w:val="single"/>
+          <w:lang w:val="en-US"/>
+        </w:rPr>
+        <w:t>level use</w:t>
+      </w:r>
+      <w:proofErr w:type="gramEnd"/>
+      <w:r>
+        <w:rPr>
+          <w:sz w:val="36"/>
+          <w:szCs w:val="36"/>
+          <w:u w:val="single"/>
+          <w:lang w:val="en-US"/>
+        </w:rPr>
+        <w:t xml:space="preserve"> case diagram</w:t>
+      </w:r>
+      <w:bookmarkEnd w:id="14"/>
     </w:p>
     <w:p>
       <w:pPr>
@@ -1779,6 +3252,7 @@
           <w:noProof/>
           <w:lang w:val="en-US"/>
         </w:rPr>
+        <w:lastRenderedPageBreak/>
         <w:drawing>
           <wp:inline distT="0" distB="0" distL="0" distR="0" wp14:anchorId="5F418780" wp14:editId="240C60EB">
             <wp:extent cx="4415079" cy="3712191"/>
@@ -1795,7 +3269,7 @@
                     <pic:cNvPicPr/>
                   </pic:nvPicPr>
                   <pic:blipFill>
-                    <a:blip r:embed="rId5" cstate="print">
+                    <a:blip r:embed="rId8" cstate="print">
                       <a:extLst>
                         <a:ext uri="{28A0092B-C50C-407E-A947-70E740481C1C}">
                           <a14:useLocalDpi xmlns:a14="http://schemas.microsoft.com/office/drawing/2010/main" val="0"/>
@@ -1851,32 +3325,34 @@
     <w:p/>
     <w:p>
       <w:pPr>
-        <w:rPr>
-          <w:b/>
-          <w:sz w:val="28"/>
-          <w:szCs w:val="28"/>
-          <w:lang w:val="en-US"/>
-        </w:rPr>
-      </w:pPr>
-      <w:r>
-        <w:rPr>
-          <w:b/>
-          <w:sz w:val="28"/>
-          <w:szCs w:val="28"/>
-          <w:lang w:val="en-US"/>
-        </w:rPr>
-        <w:lastRenderedPageBreak/>
+        <w:pStyle w:val="Heading1"/>
+        <w:rPr>
+          <w:sz w:val="36"/>
+          <w:szCs w:val="36"/>
+          <w:u w:val="single"/>
+          <w:lang w:val="en-US"/>
+        </w:rPr>
+      </w:pPr>
+      <w:bookmarkStart w:id="15" w:name="_Toc207787830"/>
+      <w:r>
+        <w:rPr>
+          <w:sz w:val="36"/>
+          <w:szCs w:val="36"/>
+          <w:u w:val="single"/>
+          <w:lang w:val="en-US"/>
+        </w:rPr>
         <w:t xml:space="preserve">1.7 </w:t>
       </w:r>
       <w:r>
         <w:rPr>
-          <w:b/>
-          <w:sz w:val="28"/>
-          <w:szCs w:val="28"/>
+          <w:sz w:val="36"/>
+          <w:szCs w:val="36"/>
+          <w:u w:val="single"/>
           <w:lang w:val="en-US"/>
         </w:rPr>
         <w:t>UML Class Model / Diagram</w:t>
       </w:r>
+      <w:bookmarkEnd w:id="15"/>
     </w:p>
     <w:p>
       <w:pPr>
@@ -2074,6 +3550,7 @@
           <w:noProof/>
           <w:lang w:val="en-US"/>
         </w:rPr>
+        <w:lastRenderedPageBreak/>
         <w:drawing>
           <wp:inline distT="0" distB="0" distL="0" distR="0" wp14:anchorId="0AEE9AA7" wp14:editId="7EAFA459">
             <wp:extent cx="5727700" cy="2699385"/>
@@ -2090,7 +3567,7 @@
                     <pic:cNvPicPr/>
                   </pic:nvPicPr>
                   <pic:blipFill>
-                    <a:blip r:embed="rId6" cstate="print">
+                    <a:blip r:embed="rId9" cstate="print">
                       <a:extLst>
                         <a:ext uri="{28A0092B-C50C-407E-A947-70E740481C1C}">
                           <a14:useLocalDpi xmlns:a14="http://schemas.microsoft.com/office/drawing/2010/main" val="0"/>
@@ -2171,49 +3648,43 @@
     </w:p>
     <w:p>
       <w:pPr>
-        <w:rPr>
-          <w:b/>
-          <w:sz w:val="28"/>
-          <w:szCs w:val="28"/>
-          <w:lang w:val="en-US"/>
-        </w:rPr>
-      </w:pPr>
-      <w:r>
-        <w:rPr>
-          <w:b/>
-          <w:sz w:val="28"/>
-          <w:szCs w:val="28"/>
+        <w:pStyle w:val="Heading1"/>
+        <w:rPr>
+          <w:sz w:val="36"/>
+          <w:szCs w:val="36"/>
+          <w:u w:val="single"/>
+          <w:lang w:val="en-US"/>
+        </w:rPr>
+      </w:pPr>
+      <w:bookmarkStart w:id="16" w:name="_Toc207787831"/>
+      <w:r>
+        <w:rPr>
+          <w:sz w:val="36"/>
+          <w:szCs w:val="36"/>
+          <w:u w:val="single"/>
           <w:lang w:val="en-US"/>
         </w:rPr>
         <w:t>1.</w:t>
       </w:r>
       <w:r>
         <w:rPr>
-          <w:b/>
-          <w:sz w:val="28"/>
-          <w:szCs w:val="28"/>
+          <w:sz w:val="36"/>
+          <w:szCs w:val="36"/>
+          <w:u w:val="single"/>
           <w:lang w:val="en-US"/>
         </w:rPr>
         <w:t>8</w:t>
       </w:r>
       <w:r>
         <w:rPr>
-          <w:b/>
-          <w:sz w:val="28"/>
-          <w:szCs w:val="28"/>
-          <w:lang w:val="en-US"/>
-        </w:rPr>
-        <w:t xml:space="preserve"> </w:t>
-      </w:r>
-      <w:r>
-        <w:rPr>
-          <w:b/>
-          <w:sz w:val="28"/>
-          <w:szCs w:val="28"/>
-          <w:lang w:val="en-US"/>
-        </w:rPr>
-        <w:t>Relational Database Model Diagram</w:t>
-      </w:r>
+          <w:sz w:val="36"/>
+          <w:szCs w:val="36"/>
+          <w:u w:val="single"/>
+          <w:lang w:val="en-US"/>
+        </w:rPr>
+        <w:t xml:space="preserve"> Relational Database Model Diagram</w:t>
+      </w:r>
+      <w:bookmarkEnd w:id="16"/>
     </w:p>
     <w:p>
       <w:pPr>
@@ -2387,7 +3858,6 @@
           <w:color w:val="2E74B5" w:themeColor="accent5" w:themeShade="BF"/>
           <w:lang w:val="en-US"/>
         </w:rPr>
-        <w:lastRenderedPageBreak/>
         <w:t>Example:</w:t>
       </w:r>
     </w:p>
@@ -2448,6 +3918,7 @@
           <w:sz w:val="23"/>
           <w:szCs w:val="23"/>
         </w:rPr>
+        <w:lastRenderedPageBreak/>
         <w:drawing>
           <wp:inline distT="0" distB="0" distL="0" distR="0" wp14:anchorId="3340E690" wp14:editId="5BDA0272">
             <wp:extent cx="5105400" cy="4724400"/>
@@ -2464,7 +3935,7 @@
                     <pic:cNvPicPr/>
                   </pic:nvPicPr>
                   <pic:blipFill>
-                    <a:blip r:embed="rId7"/>
+                    <a:blip r:embed="rId10"/>
                     <a:stretch>
                       <a:fillRect/>
                     </a:stretch>
@@ -2513,48 +3984,51 @@
     </w:p>
     <w:p>
       <w:pPr>
-        <w:rPr>
-          <w:b/>
-          <w:sz w:val="28"/>
-          <w:szCs w:val="28"/>
-          <w:lang w:val="en-US"/>
-        </w:rPr>
-      </w:pPr>
-      <w:r>
-        <w:rPr>
-          <w:b/>
-          <w:sz w:val="28"/>
-          <w:szCs w:val="28"/>
+        <w:pStyle w:val="Heading1"/>
+        <w:rPr>
+          <w:sz w:val="36"/>
+          <w:szCs w:val="36"/>
+          <w:u w:val="single"/>
+          <w:lang w:val="en-US"/>
+        </w:rPr>
+      </w:pPr>
+      <w:bookmarkStart w:id="17" w:name="_Toc207787832"/>
+      <w:r>
+        <w:rPr>
+          <w:sz w:val="36"/>
+          <w:szCs w:val="36"/>
+          <w:u w:val="single"/>
           <w:lang w:val="en-US"/>
         </w:rPr>
         <w:t>1.</w:t>
       </w:r>
       <w:r>
         <w:rPr>
-          <w:b/>
-          <w:sz w:val="28"/>
-          <w:szCs w:val="28"/>
+          <w:sz w:val="36"/>
+          <w:szCs w:val="36"/>
+          <w:u w:val="single"/>
           <w:lang w:val="en-US"/>
         </w:rPr>
         <w:t>9</w:t>
       </w:r>
       <w:r>
         <w:rPr>
-          <w:b/>
-          <w:sz w:val="28"/>
-          <w:szCs w:val="28"/>
+          <w:sz w:val="36"/>
+          <w:szCs w:val="36"/>
+          <w:u w:val="single"/>
+          <w:lang w:val="en-US"/>
+        </w:rPr>
+        <w:t xml:space="preserve"> User Interface Design</w:t>
+      </w:r>
+      <w:bookmarkEnd w:id="17"/>
+      <w:r>
+        <w:rPr>
+          <w:sz w:val="36"/>
+          <w:szCs w:val="36"/>
+          <w:u w:val="single"/>
           <w:lang w:val="en-US"/>
         </w:rPr>
         <w:t xml:space="preserve"> </w:t>
-      </w:r>
-      <w:r>
-        <w:rPr>
-          <w:b/>
-          <w:sz w:val="28"/>
-          <w:szCs w:val="28"/>
-          <w:lang w:val="en-US"/>
-        </w:rPr>
-        <w:t xml:space="preserve">User Interface Design </w:t>
       </w:r>
     </w:p>
     <w:p>
@@ -2734,6 +4208,7 @@
           <w:color w:val="2E74B5" w:themeColor="accent5" w:themeShade="BF"/>
           <w:lang w:val="en-US"/>
         </w:rPr>
+        <w:lastRenderedPageBreak/>
         <w:t>Figure 1.</w:t>
       </w:r>
       <w:r>
@@ -2852,7 +4327,7 @@
                     <pic:cNvPicPr/>
                   </pic:nvPicPr>
                   <pic:blipFill>
-                    <a:blip r:embed="rId8">
+                    <a:blip r:embed="rId11">
                       <a:extLst>
                         <a:ext uri="{28A0092B-C50C-407E-A947-70E740481C1C}">
                           <a14:useLocalDpi xmlns:a14="http://schemas.microsoft.com/office/drawing/2010/main" val="0"/>
@@ -2929,13 +4404,495 @@
       </w:pPr>
     </w:p>
     <w:sectPr>
+      <w:headerReference w:type="default" r:id="rId12"/>
+      <w:footerReference w:type="first" r:id="rId13"/>
       <w:pgSz w:w="11900" w:h="16840"/>
       <w:pgMar w:top="1440" w:right="1440" w:bottom="1440" w:left="1440" w:header="708" w:footer="708" w:gutter="0"/>
       <w:cols w:space="708"/>
+      <w:titlePg/>
       <w:docGrid w:linePitch="360"/>
     </w:sectPr>
   </w:body>
 </w:document>
+</file>
+
+<file path=word/endnotes.xml><?xml version="1.0" encoding="utf-8"?>
+<w:endnotes xmlns:wpc="http://schemas.microsoft.com/office/word/2010/wordprocessingCanvas" xmlns:cx="http://schemas.microsoft.com/office/drawing/2014/chartex" xmlns:cx1="http://schemas.microsoft.com/office/drawing/2015/9/8/chartex" xmlns:cx2="http://schemas.microsoft.com/office/drawing/2015/10/21/chartex" xmlns:cx3="http://schemas.microsoft.com/office/drawing/2016/5/9/chartex" xmlns:cx4="http://schemas.microsoft.com/office/drawing/2016/5/10/chartex" xmlns:cx5="http://schemas.microsoft.com/office/drawing/2016/5/11/chartex" xmlns:cx6="http://schemas.microsoft.com/office/drawing/2016/5/12/chartex" xmlns:cx7="http://schemas.microsoft.com/office/drawing/2016/5/13/chartex" xmlns:cx8="http://schemas.microsoft.com/office/drawing/2016/5/14/chartex" xmlns:mc="http://schemas.openxmlformats.org/markup-compatibility/2006" xmlns:aink="http://schemas.microsoft.com/office/drawing/2016/ink" xmlns:am3d="http://schemas.microsoft.com/office/drawing/2017/model3d" xmlns:o="urn:schemas-microsoft-com:office:office" xmlns:oel="http://schemas.microsoft.com/office/2019/extlst" xmlns:r="http://schemas.openxmlformats.org/officeDocument/2006/relationships" xmlns:m="http://schemas.openxmlformats.org/officeDocument/2006/math" xmlns:v="urn:schemas-microsoft-com:vml" xmlns:wp14="http://schemas.microsoft.com/office/word/2010/wordprocessingDrawing" xmlns:wp="http://schemas.openxmlformats.org/drawingml/2006/wordprocessingDrawing" xmlns:w10="urn:schemas-microsoft-com:office:word" xmlns:w="http://schemas.openxmlformats.org/wordprocessingml/2006/main" xmlns:w14="http://schemas.microsoft.com/office/word/2010/wordml" xmlns:w15="http://schemas.microsoft.com/office/word/2012/wordml" xmlns:w16cex="http://schemas.microsoft.com/office/word/2018/wordml/cex" xmlns:w16cid="http://schemas.microsoft.com/office/word/2016/wordml/cid" xmlns:w16="http://schemas.microsoft.com/office/word/2018/wordml" xmlns:w16du="http://schemas.microsoft.com/office/word/2023/wordml/word16du" xmlns:w16sdtdh="http://schemas.microsoft.com/office/word/2020/wordml/sdtdatahash" xmlns:w16sdtfl="http://schemas.microsoft.com/office/word/2024/wordml/sdtformatlock" xmlns:w16se="http://schemas.microsoft.com/office/word/2015/wordml/symex" xmlns:wpg="http://schemas.microsoft.com/office/word/2010/wordprocessingGroup" xmlns:wpi="http://schemas.microsoft.com/office/word/2010/wordprocessingInk" xmlns:wne="http://schemas.microsoft.com/office/word/2006/wordml" xmlns:wps="http://schemas.microsoft.com/office/word/2010/wordprocessingShape" mc:Ignorable="w14 w15 w16se w16cid w16 w16cex w16sdtdh w16sdtfl w16du wp14">
+  <w:endnote w:type="separator" w:id="-1">
+    <w:p>
+      <w:r>
+        <w:separator/>
+      </w:r>
+    </w:p>
+  </w:endnote>
+  <w:endnote w:type="continuationSeparator" w:id="0">
+    <w:p>
+      <w:r>
+        <w:continuationSeparator/>
+      </w:r>
+    </w:p>
+  </w:endnote>
+</w:endnotes>
+</file>
+
+<file path=word/footer1.xml><?xml version="1.0" encoding="utf-8"?>
+<w:ftr xmlns:wpc="http://schemas.microsoft.com/office/word/2010/wordprocessingCanvas" xmlns:cx="http://schemas.microsoft.com/office/drawing/2014/chartex" xmlns:cx1="http://schemas.microsoft.com/office/drawing/2015/9/8/chartex" xmlns:cx2="http://schemas.microsoft.com/office/drawing/2015/10/21/chartex" xmlns:cx3="http://schemas.microsoft.com/office/drawing/2016/5/9/chartex" xmlns:cx4="http://schemas.microsoft.com/office/drawing/2016/5/10/chartex" xmlns:cx5="http://schemas.microsoft.com/office/drawing/2016/5/11/chartex" xmlns:cx6="http://schemas.microsoft.com/office/drawing/2016/5/12/chartex" xmlns:cx7="http://schemas.microsoft.com/office/drawing/2016/5/13/chartex" xmlns:cx8="http://schemas.microsoft.com/office/drawing/2016/5/14/chartex" xmlns:mc="http://schemas.openxmlformats.org/markup-compatibility/2006" xmlns:aink="http://schemas.microsoft.com/office/drawing/2016/ink" xmlns:am3d="http://schemas.microsoft.com/office/drawing/2017/model3d" xmlns:o="urn:schemas-microsoft-com:office:office" xmlns:oel="http://schemas.microsoft.com/office/2019/extlst" xmlns:r="http://schemas.openxmlformats.org/officeDocument/2006/relationships" xmlns:m="http://schemas.openxmlformats.org/officeDocument/2006/math" xmlns:v="urn:schemas-microsoft-com:vml" xmlns:wp14="http://schemas.microsoft.com/office/word/2010/wordprocessingDrawing" xmlns:wp="http://schemas.openxmlformats.org/drawingml/2006/wordprocessingDrawing" xmlns:w10="urn:schemas-microsoft-com:office:word" xmlns:w="http://schemas.openxmlformats.org/wordprocessingml/2006/main" xmlns:w14="http://schemas.microsoft.com/office/word/2010/wordml" xmlns:w15="http://schemas.microsoft.com/office/word/2012/wordml" xmlns:w16cex="http://schemas.microsoft.com/office/word/2018/wordml/cex" xmlns:w16cid="http://schemas.microsoft.com/office/word/2016/wordml/cid" xmlns:w16="http://schemas.microsoft.com/office/word/2018/wordml" xmlns:w16du="http://schemas.microsoft.com/office/word/2023/wordml/word16du" xmlns:w16sdtdh="http://schemas.microsoft.com/office/word/2020/wordml/sdtdatahash" xmlns:w16sdtfl="http://schemas.microsoft.com/office/word/2024/wordml/sdtformatlock" xmlns:w16se="http://schemas.microsoft.com/office/word/2015/wordml/symex" xmlns:wpg="http://schemas.microsoft.com/office/word/2010/wordprocessingGroup" xmlns:wpi="http://schemas.microsoft.com/office/word/2010/wordprocessingInk" xmlns:wne="http://schemas.microsoft.com/office/word/2006/wordml" xmlns:wps="http://schemas.microsoft.com/office/word/2010/wordprocessingShape" mc:Ignorable="w14 w15 w16se w16cid w16 w16cex w16sdtdh w16sdtfl w16du wp14">
+  <w:p>
+    <w:pPr>
+      <w:pStyle w:val="Footer"/>
+    </w:pPr>
+    <w:r>
+      <w:t>The Ripple Effect</w:t>
+    </w:r>
+  </w:p>
+  <w:p>
+    <w:pPr>
+      <w:pStyle w:val="Footer"/>
+    </w:pPr>
+  </w:p>
+</w:ftr>
+</file>
+
+<file path=word/footnotes.xml><?xml version="1.0" encoding="utf-8"?>
+<w:footnotes xmlns:wpc="http://schemas.microsoft.com/office/word/2010/wordprocessingCanvas" xmlns:cx="http://schemas.microsoft.com/office/drawing/2014/chartex" xmlns:cx1="http://schemas.microsoft.com/office/drawing/2015/9/8/chartex" xmlns:cx2="http://schemas.microsoft.com/office/drawing/2015/10/21/chartex" xmlns:cx3="http://schemas.microsoft.com/office/drawing/2016/5/9/chartex" xmlns:cx4="http://schemas.microsoft.com/office/drawing/2016/5/10/chartex" xmlns:cx5="http://schemas.microsoft.com/office/drawing/2016/5/11/chartex" xmlns:cx6="http://schemas.microsoft.com/office/drawing/2016/5/12/chartex" xmlns:cx7="http://schemas.microsoft.com/office/drawing/2016/5/13/chartex" xmlns:cx8="http://schemas.microsoft.com/office/drawing/2016/5/14/chartex" xmlns:mc="http://schemas.openxmlformats.org/markup-compatibility/2006" xmlns:aink="http://schemas.microsoft.com/office/drawing/2016/ink" xmlns:am3d="http://schemas.microsoft.com/office/drawing/2017/model3d" xmlns:o="urn:schemas-microsoft-com:office:office" xmlns:oel="http://schemas.microsoft.com/office/2019/extlst" xmlns:r="http://schemas.openxmlformats.org/officeDocument/2006/relationships" xmlns:m="http://schemas.openxmlformats.org/officeDocument/2006/math" xmlns:v="urn:schemas-microsoft-com:vml" xmlns:wp14="http://schemas.microsoft.com/office/word/2010/wordprocessingDrawing" xmlns:wp="http://schemas.openxmlformats.org/drawingml/2006/wordprocessingDrawing" xmlns:w10="urn:schemas-microsoft-com:office:word" xmlns:w="http://schemas.openxmlformats.org/wordprocessingml/2006/main" xmlns:w14="http://schemas.microsoft.com/office/word/2010/wordml" xmlns:w15="http://schemas.microsoft.com/office/word/2012/wordml" xmlns:w16cex="http://schemas.microsoft.com/office/word/2018/wordml/cex" xmlns:w16cid="http://schemas.microsoft.com/office/word/2016/wordml/cid" xmlns:w16="http://schemas.microsoft.com/office/word/2018/wordml" xmlns:w16du="http://schemas.microsoft.com/office/word/2023/wordml/word16du" xmlns:w16sdtdh="http://schemas.microsoft.com/office/word/2020/wordml/sdtdatahash" xmlns:w16sdtfl="http://schemas.microsoft.com/office/word/2024/wordml/sdtformatlock" xmlns:w16se="http://schemas.microsoft.com/office/word/2015/wordml/symex" xmlns:wpg="http://schemas.microsoft.com/office/word/2010/wordprocessingGroup" xmlns:wpi="http://schemas.microsoft.com/office/word/2010/wordprocessingInk" xmlns:wne="http://schemas.microsoft.com/office/word/2006/wordml" xmlns:wps="http://schemas.microsoft.com/office/word/2010/wordprocessingShape" mc:Ignorable="w14 w15 w16se w16cid w16 w16cex w16sdtdh w16sdtfl w16du wp14">
+  <w:footnote w:type="separator" w:id="-1">
+    <w:p>
+      <w:r>
+        <w:separator/>
+      </w:r>
+    </w:p>
+  </w:footnote>
+  <w:footnote w:type="continuationSeparator" w:id="0">
+    <w:p>
+      <w:r>
+        <w:continuationSeparator/>
+      </w:r>
+    </w:p>
+  </w:footnote>
+</w:footnotes>
+</file>
+
+<file path=word/header1.xml><?xml version="1.0" encoding="utf-8"?>
+<w:hdr xmlns:wpc="http://schemas.microsoft.com/office/word/2010/wordprocessingCanvas" xmlns:cx="http://schemas.microsoft.com/office/drawing/2014/chartex" xmlns:cx1="http://schemas.microsoft.com/office/drawing/2015/9/8/chartex" xmlns:cx2="http://schemas.microsoft.com/office/drawing/2015/10/21/chartex" xmlns:cx3="http://schemas.microsoft.com/office/drawing/2016/5/9/chartex" xmlns:cx4="http://schemas.microsoft.com/office/drawing/2016/5/10/chartex" xmlns:cx5="http://schemas.microsoft.com/office/drawing/2016/5/11/chartex" xmlns:cx6="http://schemas.microsoft.com/office/drawing/2016/5/12/chartex" xmlns:cx7="http://schemas.microsoft.com/office/drawing/2016/5/13/chartex" xmlns:cx8="http://schemas.microsoft.com/office/drawing/2016/5/14/chartex" xmlns:mc="http://schemas.openxmlformats.org/markup-compatibility/2006" xmlns:aink="http://schemas.microsoft.com/office/drawing/2016/ink" xmlns:am3d="http://schemas.microsoft.com/office/drawing/2017/model3d" xmlns:o="urn:schemas-microsoft-com:office:office" xmlns:oel="http://schemas.microsoft.com/office/2019/extlst" xmlns:r="http://schemas.openxmlformats.org/officeDocument/2006/relationships" xmlns:m="http://schemas.openxmlformats.org/officeDocument/2006/math" xmlns:v="urn:schemas-microsoft-com:vml" xmlns:wp14="http://schemas.microsoft.com/office/word/2010/wordprocessingDrawing" xmlns:wp="http://schemas.openxmlformats.org/drawingml/2006/wordprocessingDrawing" xmlns:w10="urn:schemas-microsoft-com:office:word" xmlns:w="http://schemas.openxmlformats.org/wordprocessingml/2006/main" xmlns:w14="http://schemas.microsoft.com/office/word/2010/wordml" xmlns:w15="http://schemas.microsoft.com/office/word/2012/wordml" xmlns:w16cex="http://schemas.microsoft.com/office/word/2018/wordml/cex" xmlns:w16cid="http://schemas.microsoft.com/office/word/2016/wordml/cid" xmlns:w16="http://schemas.microsoft.com/office/word/2018/wordml" xmlns:w16du="http://schemas.microsoft.com/office/word/2023/wordml/word16du" xmlns:w16sdtdh="http://schemas.microsoft.com/office/word/2020/wordml/sdtdatahash" xmlns:w16sdtfl="http://schemas.microsoft.com/office/word/2024/wordml/sdtformatlock" xmlns:w16se="http://schemas.microsoft.com/office/word/2015/wordml/symex" xmlns:wpg="http://schemas.microsoft.com/office/word/2010/wordprocessingGroup" xmlns:wpi="http://schemas.microsoft.com/office/word/2010/wordprocessingInk" xmlns:wne="http://schemas.microsoft.com/office/word/2006/wordml" xmlns:wps="http://schemas.microsoft.com/office/word/2010/wordprocessingShape" mc:Ignorable="w14 w15 w16se w16cid w16 w16cex w16sdtdh w16sdtfl w16du wp14">
+  <w:p>
+    <w:pPr>
+      <w:pStyle w:val="Header"/>
+    </w:pPr>
+    <w:r>
+      <w:rPr>
+        <w:caps/>
+        <w:noProof/>
+        <w:color w:val="808080" w:themeColor="background1" w:themeShade="80"/>
+        <w:sz w:val="20"/>
+        <w:szCs w:val="20"/>
+      </w:rPr>
+      <mc:AlternateContent>
+        <mc:Choice Requires="wpg">
+          <w:drawing>
+            <wp:anchor distT="0" distB="0" distL="114300" distR="114300" simplePos="0" relativeHeight="251659264" behindDoc="0" locked="0" layoutInCell="1" allowOverlap="1" wp14:anchorId="67D94630" wp14:editId="15667B01">
+              <wp:simplePos x="0" y="0"/>
+              <wp:positionH relativeFrom="page">
+                <wp:align>right</wp:align>
+              </wp:positionH>
+              <mc:AlternateContent>
+                <mc:Choice Requires="wp14">
+                  <wp:positionV relativeFrom="page">
+                    <wp14:pctPosVOffset>2300</wp14:pctPosVOffset>
+                  </wp:positionV>
+                </mc:Choice>
+                <mc:Fallback>
+                  <wp:positionV relativeFrom="page">
+                    <wp:posOffset>245745</wp:posOffset>
+                  </wp:positionV>
+                </mc:Fallback>
+              </mc:AlternateContent>
+              <wp:extent cx="1700784" cy="1024128"/>
+              <wp:effectExtent l="0" t="0" r="0" b="24130"/>
+              <wp:wrapNone/>
+              <wp:docPr id="167" name="Group 179"/>
+              <wp:cNvGraphicFramePr/>
+              <a:graphic xmlns:a="http://schemas.openxmlformats.org/drawingml/2006/main">
+                <a:graphicData uri="http://schemas.microsoft.com/office/word/2010/wordprocessingGroup">
+                  <wpg:wgp>
+                    <wpg:cNvGrpSpPr/>
+                    <wpg:grpSpPr>
+                      <a:xfrm>
+                        <a:off x="0" y="0"/>
+                        <a:ext cx="1700784" cy="1024128"/>
+                        <a:chOff x="0" y="0"/>
+                        <a:chExt cx="1700784" cy="1024128"/>
+                      </a:xfrm>
+                    </wpg:grpSpPr>
+                    <wpg:grpSp>
+                      <wpg:cNvPr id="168" name="Group 168"/>
+                      <wpg:cNvGrpSpPr/>
+                      <wpg:grpSpPr>
+                        <a:xfrm>
+                          <a:off x="0" y="0"/>
+                          <a:ext cx="1700784" cy="1024128"/>
+                          <a:chOff x="0" y="0"/>
+                          <a:chExt cx="1700784" cy="1024128"/>
+                        </a:xfrm>
+                      </wpg:grpSpPr>
+                      <wps:wsp>
+                        <wps:cNvPr id="169" name="Rectangle 169"/>
+                        <wps:cNvSpPr/>
+                        <wps:spPr>
+                          <a:xfrm>
+                            <a:off x="0" y="0"/>
+                            <a:ext cx="1700784" cy="1024128"/>
+                          </a:xfrm>
+                          <a:prstGeom prst="rect">
+                            <a:avLst/>
+                          </a:prstGeom>
+                          <a:solidFill>
+                            <a:schemeClr val="bg1">
+                              <a:alpha val="0"/>
+                            </a:schemeClr>
+                          </a:solidFill>
+                          <a:ln>
+                            <a:noFill/>
+                          </a:ln>
+                        </wps:spPr>
+                        <wps:style>
+                          <a:lnRef idx="2">
+                            <a:schemeClr val="accent1">
+                              <a:shade val="50000"/>
+                            </a:schemeClr>
+                          </a:lnRef>
+                          <a:fillRef idx="1">
+                            <a:schemeClr val="accent1"/>
+                          </a:fillRef>
+                          <a:effectRef idx="0">
+                            <a:schemeClr val="accent1"/>
+                          </a:effectRef>
+                          <a:fontRef idx="minor">
+                            <a:schemeClr val="lt1"/>
+                          </a:fontRef>
+                        </wps:style>
+                        <wps:bodyPr rot="0" spcFirstLastPara="0" vertOverflow="overflow" horzOverflow="overflow" vert="horz" wrap="square" lIns="91440" tIns="45720" rIns="91440" bIns="45720" numCol="1" spcCol="0" rtlCol="0" fromWordArt="0" anchor="ctr" anchorCtr="0" forceAA="0" compatLnSpc="1">
+                          <a:prstTxWarp prst="textNoShape">
+                            <a:avLst/>
+                          </a:prstTxWarp>
+                          <a:noAutofit/>
+                        </wps:bodyPr>
+                      </wps:wsp>
+                      <wps:wsp>
+                        <wps:cNvPr id="170" name="Rectangle 12"/>
+                        <wps:cNvSpPr/>
+                        <wps:spPr>
+                          <a:xfrm>
+                            <a:off x="0" y="0"/>
+                            <a:ext cx="1463040" cy="1014984"/>
+                          </a:xfrm>
+                          <a:custGeom>
+                            <a:avLst/>
+                            <a:gdLst>
+                              <a:gd name="connsiteX0" fmla="*/ 0 w 1462822"/>
+                              <a:gd name="connsiteY0" fmla="*/ 0 h 1014481"/>
+                              <a:gd name="connsiteX1" fmla="*/ 1462822 w 1462822"/>
+                              <a:gd name="connsiteY1" fmla="*/ 0 h 1014481"/>
+                              <a:gd name="connsiteX2" fmla="*/ 1462822 w 1462822"/>
+                              <a:gd name="connsiteY2" fmla="*/ 1014481 h 1014481"/>
+                              <a:gd name="connsiteX3" fmla="*/ 0 w 1462822"/>
+                              <a:gd name="connsiteY3" fmla="*/ 1014481 h 1014481"/>
+                              <a:gd name="connsiteX4" fmla="*/ 0 w 1462822"/>
+                              <a:gd name="connsiteY4" fmla="*/ 0 h 1014481"/>
+                              <a:gd name="connsiteX0" fmla="*/ 0 w 1462822"/>
+                              <a:gd name="connsiteY0" fmla="*/ 0 h 1014481"/>
+                              <a:gd name="connsiteX1" fmla="*/ 1462822 w 1462822"/>
+                              <a:gd name="connsiteY1" fmla="*/ 0 h 1014481"/>
+                              <a:gd name="connsiteX2" fmla="*/ 1462822 w 1462822"/>
+                              <a:gd name="connsiteY2" fmla="*/ 1014481 h 1014481"/>
+                              <a:gd name="connsiteX3" fmla="*/ 638269 w 1462822"/>
+                              <a:gd name="connsiteY3" fmla="*/ 407899 h 1014481"/>
+                              <a:gd name="connsiteX4" fmla="*/ 0 w 1462822"/>
+                              <a:gd name="connsiteY4" fmla="*/ 0 h 1014481"/>
+                            </a:gdLst>
+                            <a:ahLst/>
+                            <a:cxnLst>
+                              <a:cxn ang="0">
+                                <a:pos x="connsiteX0" y="connsiteY0"/>
+                              </a:cxn>
+                              <a:cxn ang="0">
+                                <a:pos x="connsiteX1" y="connsiteY1"/>
+                              </a:cxn>
+                              <a:cxn ang="0">
+                                <a:pos x="connsiteX2" y="connsiteY2"/>
+                              </a:cxn>
+                              <a:cxn ang="0">
+                                <a:pos x="connsiteX3" y="connsiteY3"/>
+                              </a:cxn>
+                              <a:cxn ang="0">
+                                <a:pos x="connsiteX4" y="connsiteY4"/>
+                              </a:cxn>
+                            </a:cxnLst>
+                            <a:rect l="l" t="t" r="r" b="b"/>
+                            <a:pathLst>
+                              <a:path w="1462822" h="1014481">
+                                <a:moveTo>
+                                  <a:pt x="0" y="0"/>
+                                </a:moveTo>
+                                <a:lnTo>
+                                  <a:pt x="1462822" y="0"/>
+                                </a:lnTo>
+                                <a:lnTo>
+                                  <a:pt x="1462822" y="1014481"/>
+                                </a:lnTo>
+                                <a:lnTo>
+                                  <a:pt x="638269" y="407899"/>
+                                </a:lnTo>
+                                <a:lnTo>
+                                  <a:pt x="0" y="0"/>
+                                </a:lnTo>
+                                <a:close/>
+                              </a:path>
+                            </a:pathLst>
+                          </a:custGeom>
+                          <a:solidFill>
+                            <a:schemeClr val="accent1"/>
+                          </a:solidFill>
+                          <a:ln>
+                            <a:noFill/>
+                          </a:ln>
+                        </wps:spPr>
+                        <wps:style>
+                          <a:lnRef idx="2">
+                            <a:schemeClr val="accent1">
+                              <a:shade val="50000"/>
+                            </a:schemeClr>
+                          </a:lnRef>
+                          <a:fillRef idx="1">
+                            <a:schemeClr val="accent1"/>
+                          </a:fillRef>
+                          <a:effectRef idx="0">
+                            <a:schemeClr val="accent1"/>
+                          </a:effectRef>
+                          <a:fontRef idx="minor">
+                            <a:schemeClr val="lt1"/>
+                          </a:fontRef>
+                        </wps:style>
+                        <wps:bodyPr rot="0" spcFirstLastPara="0" vertOverflow="overflow" horzOverflow="overflow" vert="horz" wrap="square" lIns="91440" tIns="45720" rIns="91440" bIns="45720" numCol="1" spcCol="0" rtlCol="0" fromWordArt="0" anchor="ctr" anchorCtr="0" forceAA="0" compatLnSpc="1">
+                          <a:prstTxWarp prst="textNoShape">
+                            <a:avLst/>
+                          </a:prstTxWarp>
+                          <a:noAutofit/>
+                        </wps:bodyPr>
+                      </wps:wsp>
+                      <wps:wsp>
+                        <wps:cNvPr id="171" name="Rectangle 171"/>
+                        <wps:cNvSpPr/>
+                        <wps:spPr>
+                          <a:xfrm>
+                            <a:off x="0" y="0"/>
+                            <a:ext cx="1472184" cy="1024128"/>
+                          </a:xfrm>
+                          <a:prstGeom prst="rect">
+                            <a:avLst/>
+                          </a:prstGeom>
+                          <a:blipFill>
+                            <a:blip r:embed="rId1"/>
+                            <a:stretch>
+                              <a:fillRect/>
+                            </a:stretch>
+                          </a:blipFill>
+                          <a:ln>
+                            <a:solidFill>
+                              <a:schemeClr val="bg1"/>
+                            </a:solidFill>
+                          </a:ln>
+                        </wps:spPr>
+                        <wps:style>
+                          <a:lnRef idx="2">
+                            <a:schemeClr val="accent1">
+                              <a:shade val="50000"/>
+                            </a:schemeClr>
+                          </a:lnRef>
+                          <a:fillRef idx="1">
+                            <a:schemeClr val="accent1"/>
+                          </a:fillRef>
+                          <a:effectRef idx="0">
+                            <a:schemeClr val="accent1"/>
+                          </a:effectRef>
+                          <a:fontRef idx="minor">
+                            <a:schemeClr val="lt1"/>
+                          </a:fontRef>
+                        </wps:style>
+                        <wps:bodyPr rot="0" spcFirstLastPara="0" vertOverflow="overflow" horzOverflow="overflow" vert="horz" wrap="square" lIns="91440" tIns="45720" rIns="91440" bIns="45720" numCol="1" spcCol="0" rtlCol="0" fromWordArt="0" anchor="ctr" anchorCtr="0" forceAA="0" compatLnSpc="1">
+                          <a:prstTxWarp prst="textNoShape">
+                            <a:avLst/>
+                          </a:prstTxWarp>
+                          <a:noAutofit/>
+                        </wps:bodyPr>
+                      </wps:wsp>
+                    </wpg:grpSp>
+                    <wps:wsp>
+                      <wps:cNvPr id="172" name="Text Box 172"/>
+                      <wps:cNvSpPr txBox="1"/>
+                      <wps:spPr>
+                        <a:xfrm>
+                          <a:off x="1032625" y="9510"/>
+                          <a:ext cx="438150" cy="375285"/>
+                        </a:xfrm>
+                        <a:prstGeom prst="rect">
+                          <a:avLst/>
+                        </a:prstGeom>
+                        <a:noFill/>
+                        <a:ln w="6350">
+                          <a:noFill/>
+                        </a:ln>
+                        <a:effectLst/>
+                      </wps:spPr>
+                      <wps:style>
+                        <a:lnRef idx="0">
+                          <a:schemeClr val="accent1"/>
+                        </a:lnRef>
+                        <a:fillRef idx="0">
+                          <a:schemeClr val="accent1"/>
+                        </a:fillRef>
+                        <a:effectRef idx="0">
+                          <a:schemeClr val="accent1"/>
+                        </a:effectRef>
+                        <a:fontRef idx="minor">
+                          <a:schemeClr val="dk1"/>
+                        </a:fontRef>
+                      </wps:style>
+                      <wps:txbx>
+                        <w:txbxContent>
+                          <w:p>
+                            <w:pPr>
+                              <w:pStyle w:val="Header"/>
+                              <w:rPr>
+                                <w:color w:val="FFFFFF" w:themeColor="background1"/>
+                              </w:rPr>
+                            </w:pPr>
+                            <w:r>
+                              <w:rPr>
+                                <w:color w:val="FFFFFF" w:themeColor="background1"/>
+                              </w:rPr>
+                              <w:fldChar w:fldCharType="begin"/>
+                            </w:r>
+                            <w:r>
+                              <w:rPr>
+                                <w:color w:val="FFFFFF" w:themeColor="background1"/>
+                              </w:rPr>
+                              <w:instrText xml:space="preserve"> PAGE   \* MERGEFORMAT </w:instrText>
+                            </w:r>
+                            <w:r>
+                              <w:rPr>
+                                <w:color w:val="FFFFFF" w:themeColor="background1"/>
+                              </w:rPr>
+                              <w:fldChar w:fldCharType="separate"/>
+                            </w:r>
+                            <w:r>
+                              <w:rPr>
+                                <w:noProof/>
+                                <w:color w:val="FFFFFF" w:themeColor="background1"/>
+                              </w:rPr>
+                              <w:t>2</w:t>
+                            </w:r>
+                            <w:r>
+                              <w:rPr>
+                                <w:noProof/>
+                                <w:color w:val="FFFFFF" w:themeColor="background1"/>
+                              </w:rPr>
+                              <w:fldChar w:fldCharType="end"/>
+                            </w:r>
+                          </w:p>
+                        </w:txbxContent>
+                      </wps:txbx>
+                      <wps:bodyPr rot="0" spcFirstLastPara="0" vertOverflow="overflow" horzOverflow="overflow" vert="horz" wrap="square" lIns="91440" tIns="91440" rIns="91440" bIns="91440" numCol="1" spcCol="0" rtlCol="0" fromWordArt="0" anchor="ctr" anchorCtr="0" forceAA="0" compatLnSpc="1">
+                        <a:prstTxWarp prst="textNoShape">
+                          <a:avLst/>
+                        </a:prstTxWarp>
+                        <a:noAutofit/>
+                      </wps:bodyPr>
+                    </wps:wsp>
+                  </wpg:wgp>
+                </a:graphicData>
+              </a:graphic>
+              <wp14:sizeRelH relativeFrom="margin">
+                <wp14:pctWidth>0</wp14:pctWidth>
+              </wp14:sizeRelH>
+              <wp14:sizeRelV relativeFrom="margin">
+                <wp14:pctHeight>0</wp14:pctHeight>
+              </wp14:sizeRelV>
+            </wp:anchor>
+          </w:drawing>
+        </mc:Choice>
+        <mc:Fallback>
+          <w:pict>
+            <v:group w14:anchorId="67D94630" id="Group 179" o:spid="_x0000_s1026" style="position:absolute;margin-left:82.7pt;margin-top:0;width:133.9pt;height:80.65pt;z-index:251659264;mso-top-percent:23;mso-position-horizontal:right;mso-position-horizontal-relative:page;mso-position-vertical-relative:page;mso-top-percent:23;mso-width-relative:margin;mso-height-relative:margin" coordsize="17007,10241" o:gfxdata="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">
+              <v:group id="Group 168" o:spid="_x0000_s1027" style="position:absolute;width:17007;height:10241" coordsize="17007,10241" o:gfxdata="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">
+                <v:rect id="Rectangle 169" o:spid="_x0000_s1028" style="position:absolute;width:17007;height:10241;visibility:visible;mso-wrap-style:square;v-text-anchor:middle" o:gfxdata="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" fillcolor="white [3212]" stroked="f" strokeweight="1pt">
+                  <v:fill opacity="0"/>
+                </v:rect>
+                <v:shape id="Rectangle 12" o:spid="_x0000_s1029" style="position:absolute;width:14630;height:10149;visibility:visible;mso-wrap-style:square;v-text-anchor:middle" coordsize="1462822,1014481" o:gfxdata="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" path="m,l1462822,r,1014481l638269,407899,,xe" fillcolor="#4472c4 [3204]" stroked="f" strokeweight="1pt">
+                  <v:stroke joinstyle="miter"/>
+                  <v:path arrowok="t" o:connecttype="custom" o:connectlocs="0,0;1463040,0;1463040,1014984;638364,408101;0,0" o:connectangles="0,0,0,0,0"/>
+                </v:shape>
+                <v:rect id="Rectangle 171" o:spid="_x0000_s1030" style="position:absolute;width:14721;height:10241;visibility:visible;mso-wrap-style:square;v-text-anchor:middle" o:gfxdata="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" strokecolor="white [3212]" strokeweight="1pt">
+                  <v:fill r:id="rId2" o:title="" recolor="t" rotate="t" type="frame"/>
+                </v:rect>
+              </v:group>
+              <v:shapetype id="_x0000_t202" coordsize="21600,21600" o:spt="202" path="m,l,21600r21600,l21600,xe">
+                <v:stroke joinstyle="miter"/>
+                <v:path gradientshapeok="t" o:connecttype="rect"/>
+              </v:shapetype>
+              <v:shape id="Text Box 172" o:spid="_x0000_s1031" type="#_x0000_t202" style="position:absolute;left:10326;top:95;width:4381;height:3752;visibility:visible;mso-wrap-style:square;v-text-anchor:middle" o:gfxdata="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" filled="f" stroked="f" strokeweight=".5pt">
+                <v:textbox inset=",7.2pt,,7.2pt">
+                  <w:txbxContent>
+                    <w:p>
+                      <w:pPr>
+                        <w:pStyle w:val="Header"/>
+                        <w:rPr>
+                          <w:color w:val="FFFFFF" w:themeColor="background1"/>
+                        </w:rPr>
+                      </w:pPr>
+                      <w:r>
+                        <w:rPr>
+                          <w:color w:val="FFFFFF" w:themeColor="background1"/>
+                        </w:rPr>
+                        <w:fldChar w:fldCharType="begin"/>
+                      </w:r>
+                      <w:r>
+                        <w:rPr>
+                          <w:color w:val="FFFFFF" w:themeColor="background1"/>
+                        </w:rPr>
+                        <w:instrText xml:space="preserve"> PAGE   \* MERGEFORMAT </w:instrText>
+                      </w:r>
+                      <w:r>
+                        <w:rPr>
+                          <w:color w:val="FFFFFF" w:themeColor="background1"/>
+                        </w:rPr>
+                        <w:fldChar w:fldCharType="separate"/>
+                      </w:r>
+                      <w:r>
+                        <w:rPr>
+                          <w:noProof/>
+                          <w:color w:val="FFFFFF" w:themeColor="background1"/>
+                        </w:rPr>
+                        <w:t>2</w:t>
+                      </w:r>
+                      <w:r>
+                        <w:rPr>
+                          <w:noProof/>
+                          <w:color w:val="FFFFFF" w:themeColor="background1"/>
+                        </w:rPr>
+                        <w:fldChar w:fldCharType="end"/>
+                      </w:r>
+                    </w:p>
+                  </w:txbxContent>
+                </v:textbox>
+              </v:shape>
+              <w10:wrap anchorx="page" anchory="page"/>
+            </v:group>
+          </w:pict>
+        </mc:Fallback>
+      </mc:AlternateContent>
+    </w:r>
+  </w:p>
+</w:hdr>
 </file>
 
 <file path=word/numbering.xml><?xml version="1.0" encoding="utf-8"?>
@@ -4150,6 +6107,49 @@
     <w:name w:val="Normal"/>
     <w:qFormat/>
   </w:style>
+  <w:style w:type="paragraph" w:styleId="Heading1">
+    <w:name w:val="heading 1"/>
+    <w:basedOn w:val="Normal"/>
+    <w:next w:val="Normal"/>
+    <w:link w:val="Heading1Char"/>
+    <w:uiPriority w:val="9"/>
+    <w:qFormat/>
+    <w:rsid w:val="00A046EA"/>
+    <w:pPr>
+      <w:keepNext/>
+      <w:keepLines/>
+      <w:spacing w:before="240"/>
+      <w:outlineLvl w:val="0"/>
+    </w:pPr>
+    <w:rPr>
+      <w:rFonts w:asciiTheme="majorHAnsi" w:eastAsiaTheme="majorEastAsia" w:hAnsiTheme="majorHAnsi" w:cstheme="majorBidi"/>
+      <w:color w:val="2F5496" w:themeColor="accent1" w:themeShade="BF"/>
+      <w:sz w:val="32"/>
+      <w:szCs w:val="32"/>
+    </w:rPr>
+  </w:style>
+  <w:style w:type="paragraph" w:styleId="Heading2">
+    <w:name w:val="heading 2"/>
+    <w:basedOn w:val="Normal"/>
+    <w:next w:val="Normal"/>
+    <w:link w:val="Heading2Char"/>
+    <w:uiPriority w:val="9"/>
+    <w:unhideWhenUsed/>
+    <w:qFormat/>
+    <w:rsid w:val="00A046EA"/>
+    <w:pPr>
+      <w:keepNext/>
+      <w:keepLines/>
+      <w:spacing w:before="40"/>
+      <w:outlineLvl w:val="1"/>
+    </w:pPr>
+    <w:rPr>
+      <w:rFonts w:asciiTheme="majorHAnsi" w:eastAsiaTheme="majorEastAsia" w:hAnsiTheme="majorHAnsi" w:cstheme="majorBidi"/>
+      <w:color w:val="2F5496" w:themeColor="accent1" w:themeShade="BF"/>
+      <w:sz w:val="26"/>
+      <w:szCs w:val="26"/>
+    </w:rPr>
+  </w:style>
   <w:style w:type="character" w:default="1" w:styleId="DefaultParagraphFont">
     <w:name w:val="Default Paragraph Font"/>
     <w:uiPriority w:val="1"/>
@@ -4256,6 +6256,115 @@
       <w:sz w:val="18"/>
       <w:szCs w:val="18"/>
     </w:rPr>
+  </w:style>
+  <w:style w:type="character" w:customStyle="1" w:styleId="Heading1Char">
+    <w:name w:val="Heading 1 Char"/>
+    <w:basedOn w:val="DefaultParagraphFont"/>
+    <w:link w:val="Heading1"/>
+    <w:uiPriority w:val="9"/>
+    <w:rsid w:val="00A046EA"/>
+    <w:rPr>
+      <w:rFonts w:asciiTheme="majorHAnsi" w:eastAsiaTheme="majorEastAsia" w:hAnsiTheme="majorHAnsi" w:cstheme="majorBidi"/>
+      <w:color w:val="2F5496" w:themeColor="accent1" w:themeShade="BF"/>
+      <w:sz w:val="32"/>
+      <w:szCs w:val="32"/>
+    </w:rPr>
+  </w:style>
+  <w:style w:type="paragraph" w:styleId="TOCHeading">
+    <w:name w:val="TOC Heading"/>
+    <w:basedOn w:val="Heading1"/>
+    <w:next w:val="Normal"/>
+    <w:uiPriority w:val="39"/>
+    <w:unhideWhenUsed/>
+    <w:qFormat/>
+    <w:rsid w:val="00A046EA"/>
+    <w:pPr>
+      <w:spacing w:line="259" w:lineRule="auto"/>
+      <w:outlineLvl w:val="9"/>
+    </w:pPr>
+    <w:rPr>
+      <w:lang w:val="en-US"/>
+    </w:rPr>
+  </w:style>
+  <w:style w:type="character" w:customStyle="1" w:styleId="Heading2Char">
+    <w:name w:val="Heading 2 Char"/>
+    <w:basedOn w:val="DefaultParagraphFont"/>
+    <w:link w:val="Heading2"/>
+    <w:uiPriority w:val="9"/>
+    <w:rsid w:val="00A046EA"/>
+    <w:rPr>
+      <w:rFonts w:asciiTheme="majorHAnsi" w:eastAsiaTheme="majorEastAsia" w:hAnsiTheme="majorHAnsi" w:cstheme="majorBidi"/>
+      <w:color w:val="2F5496" w:themeColor="accent1" w:themeShade="BF"/>
+      <w:sz w:val="26"/>
+      <w:szCs w:val="26"/>
+    </w:rPr>
+  </w:style>
+  <w:style w:type="paragraph" w:styleId="TOC1">
+    <w:name w:val="toc 1"/>
+    <w:basedOn w:val="Normal"/>
+    <w:next w:val="Normal"/>
+    <w:autoRedefine/>
+    <w:uiPriority w:val="39"/>
+    <w:unhideWhenUsed/>
+    <w:rsid w:val="00A046EA"/>
+    <w:pPr>
+      <w:spacing w:after="100"/>
+    </w:pPr>
+  </w:style>
+  <w:style w:type="paragraph" w:styleId="TOC2">
+    <w:name w:val="toc 2"/>
+    <w:basedOn w:val="Normal"/>
+    <w:next w:val="Normal"/>
+    <w:autoRedefine/>
+    <w:uiPriority w:val="39"/>
+    <w:unhideWhenUsed/>
+    <w:rsid w:val="00A046EA"/>
+    <w:pPr>
+      <w:spacing w:after="100"/>
+      <w:ind w:left="240"/>
+    </w:pPr>
+  </w:style>
+  <w:style w:type="paragraph" w:styleId="Header">
+    <w:name w:val="header"/>
+    <w:basedOn w:val="Normal"/>
+    <w:link w:val="HeaderChar"/>
+    <w:uiPriority w:val="99"/>
+    <w:unhideWhenUsed/>
+    <w:rsid w:val="00A046EA"/>
+    <w:pPr>
+      <w:tabs>
+        <w:tab w:val="center" w:pos="4513"/>
+        <w:tab w:val="right" w:pos="9026"/>
+      </w:tabs>
+    </w:pPr>
+  </w:style>
+  <w:style w:type="character" w:customStyle="1" w:styleId="HeaderChar">
+    <w:name w:val="Header Char"/>
+    <w:basedOn w:val="DefaultParagraphFont"/>
+    <w:link w:val="Header"/>
+    <w:uiPriority w:val="99"/>
+    <w:rsid w:val="00A046EA"/>
+  </w:style>
+  <w:style w:type="paragraph" w:styleId="Footer">
+    <w:name w:val="footer"/>
+    <w:basedOn w:val="Normal"/>
+    <w:link w:val="FooterChar"/>
+    <w:uiPriority w:val="99"/>
+    <w:unhideWhenUsed/>
+    <w:rsid w:val="00A046EA"/>
+    <w:pPr>
+      <w:tabs>
+        <w:tab w:val="center" w:pos="4513"/>
+        <w:tab w:val="right" w:pos="9026"/>
+      </w:tabs>
+    </w:pPr>
+  </w:style>
+  <w:style w:type="character" w:customStyle="1" w:styleId="FooterChar">
+    <w:name w:val="Footer Char"/>
+    <w:basedOn w:val="DefaultParagraphFont"/>
+    <w:link w:val="Footer"/>
+    <w:uiPriority w:val="99"/>
+    <w:rsid w:val="00A046EA"/>
   </w:style>
 </w:styles>
 </file>
@@ -4553,4 +6662,16 @@
     </a:ext>
   </a:extLst>
 </a:theme>
+</file>
+
+<file path=customXml/item1.xml><?xml version="1.0" encoding="utf-8"?>
+<b:Sources xmlns:b="http://schemas.openxmlformats.org/officeDocument/2006/bibliography" xmlns="http://schemas.openxmlformats.org/officeDocument/2006/bibliography" SelectedStyle="\APASixthEditionOfficeOnline.xsl" StyleName="APA" Version="6"/>
+</file>
+
+<file path=customXml/itemProps1.xml><?xml version="1.0" encoding="utf-8"?>
+<ds:datastoreItem xmlns:ds="http://schemas.openxmlformats.org/officeDocument/2006/customXml" ds:itemID="{4B368388-377F-4180-96F3-A4E8EE300DCE}">
+  <ds:schemaRefs>
+    <ds:schemaRef ds:uri="http://schemas.openxmlformats.org/officeDocument/2006/bibliography"/>
+  </ds:schemaRefs>
+</ds:datastoreItem>
 </file>
--- a/Documentation/The Ripple Effect - SYSTEM REQUIREMENTS.docx
+++ b/Documentation/The Ripple Effect - SYSTEM REQUIREMENTS.docx
@@ -4,6 +4,13 @@
   <w:body>
     <w:sdt>
       <w:sdtPr>
+        <w:rPr>
+          <w:rFonts w:asciiTheme="minorHAnsi" w:eastAsiaTheme="minorHAnsi" w:hAnsiTheme="minorHAnsi" w:cstheme="minorBidi"/>
+          <w:color w:val="auto"/>
+          <w:sz w:val="24"/>
+          <w:szCs w:val="24"/>
+          <w:lang w:val="en-ZA"/>
+        </w:rPr>
         <w:id w:val="-379096350"/>
         <w:docPartObj>
           <w:docPartGallery w:val="Table of Contents"/>
@@ -12,14 +19,9 @@
       </w:sdtPr>
       <w:sdtEndPr>
         <w:rPr>
-          <w:rFonts w:asciiTheme="minorHAnsi" w:eastAsiaTheme="minorHAnsi" w:hAnsiTheme="minorHAnsi" w:cstheme="minorBidi"/>
           <w:b/>
           <w:bCs/>
           <w:noProof/>
-          <w:color w:val="auto"/>
-          <w:sz w:val="24"/>
-          <w:szCs w:val="24"/>
-          <w:lang w:val="en-ZA"/>
         </w:rPr>
       </w:sdtEndPr>
       <w:sdtContent>
@@ -1666,37 +1668,12 @@
           <w:lang w:val="en-US"/>
         </w:rPr>
       </w:pPr>
-      <w:proofErr w:type="gramStart"/>
-      <w:r>
-        <w:rPr>
-          <w:color w:val="2E74B5" w:themeColor="accent5" w:themeShade="BF"/>
-          <w:lang w:val="en-US"/>
-        </w:rPr>
-        <w:t>In order to</w:t>
-      </w:r>
-      <w:proofErr w:type="gramEnd"/>
-      <w:r>
-        <w:rPr>
-          <w:color w:val="2E74B5" w:themeColor="accent5" w:themeShade="BF"/>
-          <w:lang w:val="en-US"/>
-        </w:rPr>
-        <w:t xml:space="preserve"> </w:t>
-      </w:r>
-      <w:proofErr w:type="gramStart"/>
-      <w:r>
-        <w:rPr>
-          <w:color w:val="2E74B5" w:themeColor="accent5" w:themeShade="BF"/>
-          <w:lang w:val="en-US"/>
-        </w:rPr>
-        <w:t>the replace</w:t>
-      </w:r>
-      <w:proofErr w:type="gramEnd"/>
-      <w:r>
-        <w:rPr>
-          <w:color w:val="2E74B5" w:themeColor="accent5" w:themeShade="BF"/>
-          <w:lang w:val="en-US"/>
-        </w:rPr>
-        <w:t xml:space="preserve"> the paper-based note-taking system used by healthcare workers, an Android-based mobile application will be developed.  Android was chosen as it is the most widely used mobile operating system under the target group of healthcare workers.  A mobile application will ensure that the healthcare workers have access to the system wherever they may be working from on any given day.</w:t>
+      <w:r>
+        <w:rPr>
+          <w:color w:val="2E74B5" w:themeColor="accent5" w:themeShade="BF"/>
+          <w:lang w:val="en-US"/>
+        </w:rPr>
+        <w:t>In order to the replace the paper-based note-taking system used by healthcare workers, an Android-based mobile application will be developed.  Android was chosen as it is the most widely used mobile operating system under the target group of healthcare workers.  A mobile application will ensure that the healthcare workers have access to the system wherever they may be working from on any given day.</w:t>
       </w:r>
     </w:p>
     <w:p>
@@ -2103,208 +2080,87 @@
       </w:pPr>
     </w:p>
     <w:p>
-      <w:pPr>
-        <w:jc w:val="both"/>
-        <w:rPr>
-          <w:color w:val="2E74B5" w:themeColor="accent5" w:themeShade="BF"/>
-          <w:lang w:val="en-US"/>
-        </w:rPr>
-      </w:pPr>
-      <w:r>
-        <w:rPr>
-          <w:color w:val="2E74B5" w:themeColor="accent5" w:themeShade="BF"/>
-          <w:lang w:val="en-US"/>
-        </w:rPr>
-        <w:t>Business requirements, also known as stakeholder requirements specifications (</w:t>
-      </w:r>
-      <w:proofErr w:type="spellStart"/>
-      <w:r>
-        <w:rPr>
-          <w:color w:val="2E74B5" w:themeColor="accent5" w:themeShade="BF"/>
-          <w:lang w:val="en-US"/>
-        </w:rPr>
-        <w:t>StRS</w:t>
-      </w:r>
-      <w:proofErr w:type="spellEnd"/>
-      <w:r>
-        <w:rPr>
-          <w:color w:val="2E74B5" w:themeColor="accent5" w:themeShade="BF"/>
-          <w:lang w:val="en-US"/>
-        </w:rPr>
-        <w:t>), describe the characteristics of a proposed system from the viewpoint of the system's end user.  In this case, the system has two end-user types, namely healthcare workers and managers.  These two user types might have different needs from the system, e.g.:</w:t>
-      </w:r>
-    </w:p>
-    <w:p>
-      <w:pPr>
-        <w:jc w:val="both"/>
-        <w:rPr>
-          <w:color w:val="2E74B5" w:themeColor="accent5" w:themeShade="BF"/>
-          <w:lang w:val="en-US"/>
-        </w:rPr>
-      </w:pPr>
-    </w:p>
-    <w:p>
-      <w:pPr>
-        <w:jc w:val="both"/>
-        <w:rPr>
-          <w:color w:val="2E74B5" w:themeColor="accent5" w:themeShade="BF"/>
-          <w:lang w:val="en-US"/>
-        </w:rPr>
-      </w:pPr>
-      <w:r>
-        <w:rPr>
-          <w:color w:val="2E74B5" w:themeColor="accent5" w:themeShade="BF"/>
-          <w:lang w:val="en-US"/>
-        </w:rPr>
-        <w:t xml:space="preserve">Healthcare workers require a system that is dependable and always available.  It should have an easy-to-use interface to facilitate simplified </w:t>
-      </w:r>
-      <w:proofErr w:type="gramStart"/>
-      <w:r>
-        <w:rPr>
-          <w:color w:val="2E74B5" w:themeColor="accent5" w:themeShade="BF"/>
-          <w:lang w:val="en-US"/>
-        </w:rPr>
-        <w:t>note</w:t>
-      </w:r>
-      <w:r>
-        <w:rPr>
-          <w:color w:val="2E74B5" w:themeColor="accent5" w:themeShade="BF"/>
-          <w:lang w:val="en-US"/>
-        </w:rPr>
-        <w:t>-</w:t>
-      </w:r>
-      <w:r>
-        <w:rPr>
-          <w:color w:val="2E74B5" w:themeColor="accent5" w:themeShade="BF"/>
-          <w:lang w:val="en-US"/>
-        </w:rPr>
-        <w:t>taking</w:t>
-      </w:r>
-      <w:proofErr w:type="gramEnd"/>
-      <w:r>
-        <w:rPr>
-          <w:color w:val="2E74B5" w:themeColor="accent5" w:themeShade="BF"/>
-          <w:lang w:val="en-US"/>
-        </w:rPr>
-        <w:t xml:space="preserve"> while the Healthcare workers are travelling.</w:t>
-      </w:r>
-    </w:p>
-    <w:p>
-      <w:pPr>
-        <w:jc w:val="both"/>
-        <w:rPr>
-          <w:lang w:val="en-US"/>
-        </w:rPr>
-      </w:pPr>
-    </w:p>
-    <w:p>
-      <w:pPr>
-        <w:jc w:val="both"/>
-        <w:rPr>
-          <w:color w:val="2E74B5" w:themeColor="accent5" w:themeShade="BF"/>
-          <w:lang w:val="en-US"/>
-        </w:rPr>
-      </w:pPr>
-      <w:r>
-        <w:rPr>
-          <w:color w:val="2E74B5" w:themeColor="accent5" w:themeShade="BF"/>
-          <w:lang w:val="en-US"/>
-        </w:rPr>
-        <w:t xml:space="preserve">Managers require centralized access to the </w:t>
-      </w:r>
-      <w:r>
-        <w:rPr>
-          <w:color w:val="2E74B5" w:themeColor="accent5" w:themeShade="BF"/>
-          <w:lang w:val="en-US"/>
-        </w:rPr>
-        <w:t>healthcare workers’ note</w:t>
-      </w:r>
-      <w:r>
-        <w:rPr>
-          <w:color w:val="2E74B5" w:themeColor="accent5" w:themeShade="BF"/>
-          <w:lang w:val="en-US"/>
-        </w:rPr>
-        <w:t>s.  The search interface should be clutter</w:t>
-      </w:r>
-      <w:r>
-        <w:rPr>
-          <w:color w:val="2E74B5" w:themeColor="accent5" w:themeShade="BF"/>
-          <w:lang w:val="en-US"/>
-        </w:rPr>
-        <w:t>-free and allow notes to be searchable according to key</w:t>
-      </w:r>
-      <w:r>
-        <w:rPr>
-          <w:color w:val="2E74B5" w:themeColor="accent5" w:themeShade="BF"/>
-          <w:lang w:val="en-US"/>
-        </w:rPr>
-        <w:t>words and filtered according to date ranges.</w:t>
-      </w:r>
-    </w:p>
-    <w:p>
-      <w:pPr>
-        <w:jc w:val="both"/>
-        <w:rPr>
-          <w:lang w:val="en-US"/>
-        </w:rPr>
-      </w:pPr>
-    </w:p>
-    <w:p>
-      <w:pPr>
-        <w:jc w:val="both"/>
-        <w:rPr>
-          <w:lang w:val="en-US"/>
-        </w:rPr>
-      </w:pPr>
-    </w:p>
-    <w:p>
-      <w:pPr>
-        <w:jc w:val="both"/>
-        <w:rPr>
-          <w:lang w:val="en-US"/>
-        </w:rPr>
-      </w:pPr>
-    </w:p>
-    <w:p>
-      <w:pPr>
-        <w:jc w:val="both"/>
-        <w:rPr>
-          <w:lang w:val="en-US"/>
-        </w:rPr>
-      </w:pPr>
-    </w:p>
-    <w:p>
-      <w:pPr>
-        <w:jc w:val="both"/>
-        <w:rPr>
-          <w:lang w:val="en-US"/>
-        </w:rPr>
-      </w:pPr>
-    </w:p>
-    <w:p>
-      <w:pPr>
-        <w:jc w:val="both"/>
-        <w:rPr>
-          <w:lang w:val="en-US"/>
-        </w:rPr>
-      </w:pPr>
-    </w:p>
-    <w:p>
-      <w:pPr>
-        <w:jc w:val="both"/>
-        <w:rPr>
-          <w:lang w:val="en-US"/>
-        </w:rPr>
-      </w:pPr>
-    </w:p>
-    <w:p>
-      <w:pPr>
-        <w:jc w:val="both"/>
-        <w:rPr>
-          <w:lang w:val="en-US"/>
-        </w:rPr>
-      </w:pPr>
-    </w:p>
+      <w:r>
+        <w:rPr>
+          <w:lang w:val="en-US"/>
+        </w:rPr>
+        <w:t>Business requirements, stakeholder requirements specifications,</w:t>
+      </w:r>
+      <w:r>
+        <w:rPr>
+          <w:lang w:val="en-US"/>
+        </w:rPr>
+        <w:t xml:space="preserve"> defines the </w:t>
+      </w:r>
+      <w:r>
+        <w:rPr>
+          <w:lang w:val="en-US"/>
+        </w:rPr>
+        <w:t xml:space="preserve">characteristics </w:t>
+      </w:r>
+      <w:r>
+        <w:rPr>
+          <w:lang w:val="en-US"/>
+        </w:rPr>
+        <w:t xml:space="preserve">and expectations </w:t>
+      </w:r>
+      <w:r>
+        <w:rPr>
+          <w:lang w:val="en-US"/>
+        </w:rPr>
+        <w:t xml:space="preserve">of a proposed system from the </w:t>
+      </w:r>
+      <w:r>
+        <w:rPr>
+          <w:lang w:val="en-US"/>
+        </w:rPr>
+        <w:t xml:space="preserve">perspective </w:t>
+      </w:r>
+      <w:r>
+        <w:rPr>
+          <w:lang w:val="en-US"/>
+        </w:rPr>
+        <w:t>of the system's end user</w:t>
+      </w:r>
+      <w:r>
+        <w:rPr>
+          <w:lang w:val="en-US"/>
+        </w:rPr>
+        <w:t>s.</w:t>
+      </w:r>
+      <w:r>
+        <w:t xml:space="preserve"> For SplashScreen, there are </w:t>
+      </w:r>
+      <w:r>
+        <w:t>two primary user types</w:t>
+      </w:r>
+      <w:r>
+        <w:t>: pool owners and service providers. Each</w:t>
+      </w:r>
+      <w:r>
+        <w:t xml:space="preserve"> of the</w:t>
+      </w:r>
+      <w:r>
+        <w:t xml:space="preserve"> user type</w:t>
+      </w:r>
+      <w:r>
+        <w:t>s</w:t>
+      </w:r>
+      <w:r>
+        <w:t xml:space="preserve"> has specific needs that the system must address to ensure usability, reliability, and value.</w:t>
+      </w:r>
+    </w:p>
+    <w:p/>
+    <w:p/>
+    <w:p/>
+    <w:p/>
+    <w:p/>
+    <w:p/>
+    <w:p/>
+    <w:p/>
+    <w:p/>
+    <w:p/>
+    <w:p/>
     <w:p>
       <w:pPr>
         <w:jc w:val="both"/>
@@ -2331,6 +2187,7 @@
           <w:u w:val="single"/>
           <w:lang w:val="en-US"/>
         </w:rPr>
+        <w:lastRenderedPageBreak/>
         <w:t xml:space="preserve">1.4 </w:t>
       </w:r>
       <w:r>
@@ -3115,27 +2972,7 @@
           <w:u w:val="single"/>
           <w:lang w:val="en-US"/>
         </w:rPr>
-        <w:t>1.6 High-</w:t>
-      </w:r>
-      <w:proofErr w:type="gramStart"/>
-      <w:r>
-        <w:rPr>
-          <w:sz w:val="36"/>
-          <w:szCs w:val="36"/>
-          <w:u w:val="single"/>
-          <w:lang w:val="en-US"/>
-        </w:rPr>
-        <w:t>level use</w:t>
-      </w:r>
-      <w:proofErr w:type="gramEnd"/>
-      <w:r>
-        <w:rPr>
-          <w:sz w:val="36"/>
-          <w:szCs w:val="36"/>
-          <w:u w:val="single"/>
-          <w:lang w:val="en-US"/>
-        </w:rPr>
-        <w:t xml:space="preserve"> case diagram</w:t>
+        <w:t>1.6 High-level use case diagram</w:t>
       </w:r>
       <w:bookmarkEnd w:id="14"/>
     </w:p>
@@ -4265,23 +4102,7 @@
           <w:color w:val="2E74B5" w:themeColor="accent5" w:themeShade="BF"/>
           <w:lang w:val="en-US"/>
         </w:rPr>
-        <w:t xml:space="preserve">NAME system.  The screen requires that a user enter their email address (as a username) and a password.  Upon successful login, the user will be redirected to the system’s landing page.  The screen also provides the user with an option to use </w:t>
-      </w:r>
-      <w:proofErr w:type="gramStart"/>
-      <w:r>
-        <w:rPr>
-          <w:color w:val="2E74B5" w:themeColor="accent5" w:themeShade="BF"/>
-          <w:lang w:val="en-US"/>
-        </w:rPr>
-        <w:t>in the event that</w:t>
-      </w:r>
-      <w:proofErr w:type="gramEnd"/>
-      <w:r>
-        <w:rPr>
-          <w:color w:val="2E74B5" w:themeColor="accent5" w:themeShade="BF"/>
-          <w:lang w:val="en-US"/>
-        </w:rPr>
-        <w:t xml:space="preserve"> they have forgotten their password.</w:t>
+        <w:t>NAME system.  The screen requires that a user enter their email address (as a username) and a password.  Upon successful login, the user will be redirected to the system’s landing page.  The screen also provides the user with an option to use in the event that they have forgotten their password.</w:t>
       </w:r>
     </w:p>
     <w:p>

--- a/Documentation/The Ripple Effect - SYSTEM REQUIREMENTS.docx
+++ b/Documentation/The Ripple Effect - SYSTEM REQUIREMENTS.docx
@@ -1551,7 +1551,23 @@
           <w:color w:val="2E74B5" w:themeColor="accent5" w:themeShade="BF"/>
           <w:lang w:val="en-US"/>
         </w:rPr>
-        <w:t xml:space="preserve">In your business case you specified a few objectives.  These were real-world issues that your software intervention will address.  In this section you need to stipulate what you will do in your software to address these objectives.  E.g. the following objectives were stated in the business case:  </w:t>
+        <w:t xml:space="preserve">In your business case you specified a few objectives.  These were real-world issues that your software intervention will address.  In this section you need to stipulate what you will do </w:t>
+      </w:r>
+      <w:proofErr w:type="gramStart"/>
+      <w:r>
+        <w:rPr>
+          <w:color w:val="2E74B5" w:themeColor="accent5" w:themeShade="BF"/>
+          <w:lang w:val="en-US"/>
+        </w:rPr>
+        <w:t>in</w:t>
+      </w:r>
+      <w:proofErr w:type="gramEnd"/>
+      <w:r>
+        <w:rPr>
+          <w:color w:val="2E74B5" w:themeColor="accent5" w:themeShade="BF"/>
+          <w:lang w:val="en-US"/>
+        </w:rPr>
+        <w:t xml:space="preserve"> your software to address these objectives.  E.g. the following objectives were stated in the business case:  </w:t>
       </w:r>
     </w:p>
     <w:p>
@@ -1602,7 +1618,23 @@
           <w:color w:val="2E74B5" w:themeColor="accent5" w:themeShade="BF"/>
           <w:lang w:val="en-US"/>
         </w:rPr>
-        <w:t>Ensure that notes cannot get lost, by providing an off-line saving system.</w:t>
+        <w:t xml:space="preserve">Ensure that notes cannot get </w:t>
+      </w:r>
+      <w:proofErr w:type="gramStart"/>
+      <w:r>
+        <w:rPr>
+          <w:color w:val="2E74B5" w:themeColor="accent5" w:themeShade="BF"/>
+          <w:lang w:val="en-US"/>
+        </w:rPr>
+        <w:t>lost,</w:t>
+      </w:r>
+      <w:proofErr w:type="gramEnd"/>
+      <w:r>
+        <w:rPr>
+          <w:color w:val="2E74B5" w:themeColor="accent5" w:themeShade="BF"/>
+          <w:lang w:val="en-US"/>
+        </w:rPr>
+        <w:t xml:space="preserve"> by providing an off-line saving system.</w:t>
       </w:r>
     </w:p>
     <w:p>
@@ -1668,12 +1700,37 @@
           <w:lang w:val="en-US"/>
         </w:rPr>
       </w:pPr>
-      <w:r>
-        <w:rPr>
-          <w:color w:val="2E74B5" w:themeColor="accent5" w:themeShade="BF"/>
-          <w:lang w:val="en-US"/>
-        </w:rPr>
-        <w:t>In order to the replace the paper-based note-taking system used by healthcare workers, an Android-based mobile application will be developed.  Android was chosen as it is the most widely used mobile operating system under the target group of healthcare workers.  A mobile application will ensure that the healthcare workers have access to the system wherever they may be working from on any given day.</w:t>
+      <w:proofErr w:type="gramStart"/>
+      <w:r>
+        <w:rPr>
+          <w:color w:val="2E74B5" w:themeColor="accent5" w:themeShade="BF"/>
+          <w:lang w:val="en-US"/>
+        </w:rPr>
+        <w:t>In order to</w:t>
+      </w:r>
+      <w:proofErr w:type="gramEnd"/>
+      <w:r>
+        <w:rPr>
+          <w:color w:val="2E74B5" w:themeColor="accent5" w:themeShade="BF"/>
+          <w:lang w:val="en-US"/>
+        </w:rPr>
+        <w:t xml:space="preserve"> </w:t>
+      </w:r>
+      <w:proofErr w:type="gramStart"/>
+      <w:r>
+        <w:rPr>
+          <w:color w:val="2E74B5" w:themeColor="accent5" w:themeShade="BF"/>
+          <w:lang w:val="en-US"/>
+        </w:rPr>
+        <w:t>the replace</w:t>
+      </w:r>
+      <w:proofErr w:type="gramEnd"/>
+      <w:r>
+        <w:rPr>
+          <w:color w:val="2E74B5" w:themeColor="accent5" w:themeShade="BF"/>
+          <w:lang w:val="en-US"/>
+        </w:rPr>
+        <w:t xml:space="preserve"> the paper-based note-taking system used by healthcare workers, an Android-based mobile application will be developed.  Android was chosen as it is the most widely used mobile operating system under the target group of healthcare workers.  A mobile application will ensure that the healthcare workers have access to the system wherever they may be working from on any given day.</w:t>
       </w:r>
     </w:p>
     <w:p>
@@ -1813,7 +1870,25 @@
           <w:sz w:val="23"/>
           <w:szCs w:val="23"/>
         </w:rPr>
-        <w:t>The scope must provide a high level view of data requirements.  This should include a discussion on the information, functional and communication scope of the intended system.  The scope of a project is very important as it sets the expectations of the project.  Be realistic when setting your scope.</w:t>
+        <w:t xml:space="preserve">The scope must provide a </w:t>
+      </w:r>
+      <w:proofErr w:type="gramStart"/>
+      <w:r>
+        <w:rPr>
+          <w:color w:val="2E74B5" w:themeColor="accent5" w:themeShade="BF"/>
+          <w:sz w:val="23"/>
+          <w:szCs w:val="23"/>
+        </w:rPr>
+        <w:t>high level</w:t>
+      </w:r>
+      <w:proofErr w:type="gramEnd"/>
+      <w:r>
+        <w:rPr>
+          <w:color w:val="2E74B5" w:themeColor="accent5" w:themeShade="BF"/>
+          <w:sz w:val="23"/>
+          <w:szCs w:val="23"/>
+        </w:rPr>
+        <w:t xml:space="preserve"> view of data requirements.  This should include a discussion on the information, functional and communication scope of the intended system.  The scope of a project is very important as it sets the expectations of the project.  Be realistic when setting your scope.</w:t>
       </w:r>
     </w:p>
     <w:p>
@@ -1896,6 +1971,172 @@
     </w:p>
     <w:p>
       <w:pPr>
+        <w:jc w:val="both"/>
+        <w:rPr>
+          <w:color w:val="2E74B5" w:themeColor="accent5" w:themeShade="BF"/>
+          <w:sz w:val="23"/>
+          <w:szCs w:val="23"/>
+        </w:rPr>
+      </w:pPr>
+    </w:p>
+    <w:p>
+      <w:pPr>
+        <w:jc w:val="both"/>
+        <w:rPr>
+          <w:sz w:val="23"/>
+          <w:szCs w:val="23"/>
+        </w:rPr>
+      </w:pPr>
+      <w:r>
+        <w:rPr>
+          <w:sz w:val="23"/>
+          <w:szCs w:val="23"/>
+        </w:rPr>
+        <w:t xml:space="preserve">Information that will be </w:t>
+      </w:r>
+      <w:r>
+        <w:rPr>
+          <w:sz w:val="23"/>
+          <w:szCs w:val="23"/>
+        </w:rPr>
+        <w:t xml:space="preserve">stored is the </w:t>
+      </w:r>
+      <w:r>
+        <w:rPr>
+          <w:sz w:val="23"/>
+          <w:szCs w:val="23"/>
+        </w:rPr>
+        <w:t>client’s</w:t>
+      </w:r>
+      <w:r>
+        <w:rPr>
+          <w:sz w:val="23"/>
+          <w:szCs w:val="23"/>
+        </w:rPr>
+        <w:t xml:space="preserve"> login details</w:t>
+      </w:r>
+      <w:r>
+        <w:rPr>
+          <w:sz w:val="23"/>
+          <w:szCs w:val="23"/>
+        </w:rPr>
+        <w:t>, there pool history</w:t>
+      </w:r>
+      <w:r>
+        <w:rPr>
+          <w:sz w:val="23"/>
+          <w:szCs w:val="23"/>
+        </w:rPr>
+        <w:t xml:space="preserve"> and</w:t>
+      </w:r>
+      <w:r>
+        <w:rPr>
+          <w:sz w:val="23"/>
+          <w:szCs w:val="23"/>
+        </w:rPr>
+        <w:t xml:space="preserve"> their pool details</w:t>
+      </w:r>
+      <w:r>
+        <w:rPr>
+          <w:sz w:val="23"/>
+          <w:szCs w:val="23"/>
+        </w:rPr>
+        <w:t xml:space="preserve">, </w:t>
+      </w:r>
+      <w:r>
+        <w:rPr>
+          <w:sz w:val="23"/>
+          <w:szCs w:val="23"/>
+        </w:rPr>
+        <w:t>all</w:t>
+      </w:r>
+      <w:r>
+        <w:rPr>
+          <w:sz w:val="23"/>
+          <w:szCs w:val="23"/>
+        </w:rPr>
+        <w:t xml:space="preserve"> this information will be saved in </w:t>
+      </w:r>
+      <w:r>
+        <w:rPr>
+          <w:sz w:val="23"/>
+          <w:szCs w:val="23"/>
+        </w:rPr>
+        <w:t>databases,</w:t>
+      </w:r>
+      <w:r>
+        <w:rPr>
+          <w:sz w:val="23"/>
+          <w:szCs w:val="23"/>
+        </w:rPr>
+        <w:t xml:space="preserve"> and the clients login details will be encrypted.</w:t>
+      </w:r>
+      <w:r>
+        <w:rPr>
+          <w:sz w:val="23"/>
+          <w:szCs w:val="23"/>
+        </w:rPr>
+        <w:t xml:space="preserve"> As for the business their login details</w:t>
+      </w:r>
+      <w:r>
+        <w:rPr>
+          <w:sz w:val="23"/>
+          <w:szCs w:val="23"/>
+        </w:rPr>
+        <w:t xml:space="preserve">, the client’s they are </w:t>
+      </w:r>
+      <w:r>
+        <w:rPr>
+          <w:sz w:val="23"/>
+          <w:szCs w:val="23"/>
+        </w:rPr>
+        <w:t>employed by, booking details</w:t>
+      </w:r>
+      <w:r>
+        <w:rPr>
+          <w:sz w:val="23"/>
+          <w:szCs w:val="23"/>
+        </w:rPr>
+        <w:t>, client notes</w:t>
+      </w:r>
+      <w:r>
+        <w:rPr>
+          <w:sz w:val="23"/>
+          <w:szCs w:val="23"/>
+        </w:rPr>
+        <w:t xml:space="preserve"> and employees working</w:t>
+      </w:r>
+      <w:r>
+        <w:rPr>
+          <w:sz w:val="23"/>
+          <w:szCs w:val="23"/>
+        </w:rPr>
+        <w:t xml:space="preserve"> is saved through databases, and the business</w:t>
+      </w:r>
+      <w:r>
+        <w:rPr>
+          <w:sz w:val="23"/>
+          <w:szCs w:val="23"/>
+        </w:rPr>
+        <w:t xml:space="preserve"> login details will be encrypted as well and the </w:t>
+      </w:r>
+      <w:r>
+        <w:rPr>
+          <w:sz w:val="23"/>
+          <w:szCs w:val="23"/>
+        </w:rPr>
+        <w:t>client’s</w:t>
+      </w:r>
+      <w:r>
+        <w:rPr>
+          <w:sz w:val="23"/>
+          <w:szCs w:val="23"/>
+        </w:rPr>
+        <w:t xml:space="preserve"> personal information they keep.</w:t>
+      </w:r>
+    </w:p>
+    <w:p>
+      <w:pPr>
         <w:rPr>
           <w:sz w:val="23"/>
           <w:szCs w:val="23"/>
@@ -1950,6 +2191,101 @@
     </w:p>
     <w:p>
       <w:pPr>
+        <w:jc w:val="both"/>
+        <w:rPr>
+          <w:color w:val="2E74B5" w:themeColor="accent5" w:themeShade="BF"/>
+          <w:sz w:val="23"/>
+          <w:szCs w:val="23"/>
+        </w:rPr>
+      </w:pPr>
+    </w:p>
+    <w:p>
+      <w:r>
+        <w:t>SplashScreen</w:t>
+      </w:r>
+      <w:r>
+        <w:t xml:space="preserve"> will have many </w:t>
+      </w:r>
+      <w:r>
+        <w:t>functional features we will include in our system, we will be capturing notes on the mobile device by both client’s and the business.</w:t>
+      </w:r>
+      <w:r>
+        <w:t xml:space="preserve"> </w:t>
+      </w:r>
+      <w:r>
+        <w:t xml:space="preserve">We will be </w:t>
+      </w:r>
+      <w:r>
+        <w:rPr>
+          <w:highlight w:val="yellow"/>
+        </w:rPr>
+        <w:t>(wats the word D</w:t>
+      </w:r>
+      <w:proofErr w:type="gramStart"/>
+      <w:r>
+        <w:rPr>
+          <w:highlight w:val="yellow"/>
+        </w:rPr>
+        <w:t>:</w:t>
+      </w:r>
+      <w:r>
+        <w:rPr>
+          <w:highlight w:val="yellow"/>
+        </w:rPr>
+        <w:t xml:space="preserve"> </w:t>
+      </w:r>
+      <w:r>
+        <w:rPr>
+          <w:highlight w:val="yellow"/>
+        </w:rPr>
+        <w:t>)</w:t>
+      </w:r>
+      <w:proofErr w:type="gramEnd"/>
+      <w:r>
+        <w:t xml:space="preserve"> </w:t>
+      </w:r>
+      <w:r>
+        <w:t xml:space="preserve">grabbing the loadshedding schedule to allow clients to check if they need to </w:t>
+      </w:r>
+      <w:r>
+        <w:t xml:space="preserve">change their schedule for their pool pumps, as well as a weather </w:t>
+      </w:r>
+      <w:r>
+        <w:t xml:space="preserve">app if changes need to be made with the ph. </w:t>
+      </w:r>
+      <w:r>
+        <w:t>L</w:t>
+      </w:r>
+      <w:r>
+        <w:t>evels</w:t>
+      </w:r>
+      <w:r>
+        <w:t xml:space="preserve"> and link to the areas water restrictions so no unnecessary water goes to waste.</w:t>
+      </w:r>
+      <w:r>
+        <w:t xml:space="preserve"> Client’s will easily be able to use a calculator to check their readings and be able to go back to their notes to view their progress.</w:t>
+      </w:r>
+    </w:p>
+    <w:p/>
+    <w:p>
+      <w:r>
+        <w:t xml:space="preserve">For the business side of the </w:t>
+      </w:r>
+      <w:r>
+        <w:t>features,</w:t>
+      </w:r>
+      <w:r>
+        <w:t xml:space="preserve"> they will be able to take notes and make </w:t>
+      </w:r>
+      <w:r>
+        <w:t>bookings for their employees, as well as update and change their marketplace. The business will be able to generate reports of previous visits to compare note</w:t>
+      </w:r>
+      <w:r>
+        <w:t xml:space="preserve"> after completion of a booking and inform the client of their progress.</w:t>
+      </w:r>
+    </w:p>
+    <w:p>
+      <w:pPr>
         <w:rPr>
           <w:sz w:val="23"/>
           <w:szCs w:val="23"/>
@@ -2084,6 +2420,7 @@
         <w:rPr>
           <w:lang w:val="en-US"/>
         </w:rPr>
+        <w:lastRenderedPageBreak/>
         <w:t>Business requirements, stakeholder requirements specifications,</w:t>
       </w:r>
       <w:r>
@@ -2187,7 +2524,6 @@
           <w:u w:val="single"/>
           <w:lang w:val="en-US"/>
         </w:rPr>
-        <w:lastRenderedPageBreak/>
         <w:t xml:space="preserve">1.4 </w:t>
       </w:r>
       <w:r>
@@ -2407,7 +2743,23 @@
           <w:color w:val="2E74B5" w:themeColor="accent5" w:themeShade="BF"/>
           <w:lang w:val="en-US"/>
         </w:rPr>
-        <w:t xml:space="preserve"> will be used as the shared online database.</w:t>
+        <w:t xml:space="preserve"> will be used as </w:t>
+      </w:r>
+      <w:proofErr w:type="gramStart"/>
+      <w:r>
+        <w:rPr>
+          <w:color w:val="2E74B5" w:themeColor="accent5" w:themeShade="BF"/>
+          <w:lang w:val="en-US"/>
+        </w:rPr>
+        <w:t>the</w:t>
+      </w:r>
+      <w:proofErr w:type="gramEnd"/>
+      <w:r>
+        <w:rPr>
+          <w:color w:val="2E74B5" w:themeColor="accent5" w:themeShade="BF"/>
+          <w:lang w:val="en-US"/>
+        </w:rPr>
+        <w:t xml:space="preserve"> shared online database.</w:t>
       </w:r>
     </w:p>
     <w:p>
@@ -2682,6 +3034,7 @@
           <w:color w:val="2E74B5" w:themeColor="accent5" w:themeShade="BF"/>
           <w:lang w:val="en-US"/>
         </w:rPr>
+        <w:lastRenderedPageBreak/>
         <w:t>In this section, discuss any constraints that there might be on the system development and / or deployment process.  This can include things such as security, interface and performance constraints.</w:t>
       </w:r>
     </w:p>
@@ -2945,7 +3298,23 @@
           <w:color w:val="2E74B5" w:themeColor="accent5" w:themeShade="BF"/>
           <w:lang w:val="en-US"/>
         </w:rPr>
-        <w:t>The system should be optimized to ensure that searches through the web interface are fast and efficient.  The mobile application should be optimized for use on low end mobile devices with low memory capacity and older processors.</w:t>
+        <w:t xml:space="preserve">The system should be optimized to ensure that searches through the web interface are fast and efficient.  The mobile application should be optimized for use on </w:t>
+      </w:r>
+      <w:proofErr w:type="gramStart"/>
+      <w:r>
+        <w:rPr>
+          <w:color w:val="2E74B5" w:themeColor="accent5" w:themeShade="BF"/>
+          <w:lang w:val="en-US"/>
+        </w:rPr>
+        <w:t>low end</w:t>
+      </w:r>
+      <w:proofErr w:type="gramEnd"/>
+      <w:r>
+        <w:rPr>
+          <w:color w:val="2E74B5" w:themeColor="accent5" w:themeShade="BF"/>
+          <w:lang w:val="en-US"/>
+        </w:rPr>
+        <w:t xml:space="preserve"> mobile devices with low memory capacity and older processors.</w:t>
       </w:r>
     </w:p>
     <w:p>
@@ -2972,7 +3341,27 @@
           <w:u w:val="single"/>
           <w:lang w:val="en-US"/>
         </w:rPr>
-        <w:t>1.6 High-level use case diagram</w:t>
+        <w:t>1.6 High-</w:t>
+      </w:r>
+      <w:proofErr w:type="gramStart"/>
+      <w:r>
+        <w:rPr>
+          <w:sz w:val="36"/>
+          <w:szCs w:val="36"/>
+          <w:u w:val="single"/>
+          <w:lang w:val="en-US"/>
+        </w:rPr>
+        <w:t>level use</w:t>
+      </w:r>
+      <w:proofErr w:type="gramEnd"/>
+      <w:r>
+        <w:rPr>
+          <w:sz w:val="36"/>
+          <w:szCs w:val="36"/>
+          <w:u w:val="single"/>
+          <w:lang w:val="en-US"/>
+        </w:rPr>
+        <w:t xml:space="preserve"> case diagram</w:t>
       </w:r>
       <w:bookmarkEnd w:id="14"/>
     </w:p>
@@ -2997,7 +3386,39 @@
           <w:color w:val="2E74B5" w:themeColor="accent5" w:themeShade="BF"/>
           <w:lang w:val="en-US"/>
         </w:rPr>
-        <w:t xml:space="preserve">The purpose of a use case diagram in UML is to demonstrate the different ways that a user might interact with a system.  A use case diagram can summarize the details of your system's users (also known as actors) and their interactions with the system.  </w:t>
+        <w:t xml:space="preserve">The purpose of </w:t>
+      </w:r>
+      <w:proofErr w:type="gramStart"/>
+      <w:r>
+        <w:rPr>
+          <w:color w:val="2E74B5" w:themeColor="accent5" w:themeShade="BF"/>
+          <w:lang w:val="en-US"/>
+        </w:rPr>
+        <w:t>a use</w:t>
+      </w:r>
+      <w:proofErr w:type="gramEnd"/>
+      <w:r>
+        <w:rPr>
+          <w:color w:val="2E74B5" w:themeColor="accent5" w:themeShade="BF"/>
+          <w:lang w:val="en-US"/>
+        </w:rPr>
+        <w:t xml:space="preserve"> case diagram in UML is to demonstrate the different ways that a user might interact with a system.  </w:t>
+      </w:r>
+      <w:proofErr w:type="gramStart"/>
+      <w:r>
+        <w:rPr>
+          <w:color w:val="2E74B5" w:themeColor="accent5" w:themeShade="BF"/>
+          <w:lang w:val="en-US"/>
+        </w:rPr>
+        <w:t>A use</w:t>
+      </w:r>
+      <w:proofErr w:type="gramEnd"/>
+      <w:r>
+        <w:rPr>
+          <w:color w:val="2E74B5" w:themeColor="accent5" w:themeShade="BF"/>
+          <w:lang w:val="en-US"/>
+        </w:rPr>
+        <w:t xml:space="preserve"> case diagram can summarize the details of your system's users (also known as actors) and their interactions with the system.  </w:t>
       </w:r>
     </w:p>
     <w:p>
@@ -3068,7 +3489,23 @@
           <w:color w:val="2E74B5" w:themeColor="accent5" w:themeShade="BF"/>
           <w:lang w:val="en-US"/>
         </w:rPr>
-        <w:t xml:space="preserve"> presents a high-level use case diagram of the proposed system and its users.</w:t>
+        <w:t xml:space="preserve"> presents a high-</w:t>
+      </w:r>
+      <w:proofErr w:type="gramStart"/>
+      <w:r>
+        <w:rPr>
+          <w:color w:val="2E74B5" w:themeColor="accent5" w:themeShade="BF"/>
+          <w:lang w:val="en-US"/>
+        </w:rPr>
+        <w:t>level use</w:t>
+      </w:r>
+      <w:proofErr w:type="gramEnd"/>
+      <w:r>
+        <w:rPr>
+          <w:color w:val="2E74B5" w:themeColor="accent5" w:themeShade="BF"/>
+          <w:lang w:val="en-US"/>
+        </w:rPr>
+        <w:t xml:space="preserve"> case diagram of the proposed system and its users.</w:t>
       </w:r>
     </w:p>
     <w:p>
@@ -3947,14 +4384,30 @@
           <w:color w:val="2E74B5" w:themeColor="accent5" w:themeShade="BF"/>
           <w:lang w:val="en-US"/>
         </w:rPr>
-        <w:t>If you have not yet started on your system development, you may use stand-alone tools such as Visio to create simple versions of your planned screens.  These can be in the form of low fidelity wireframes.  Alternatively, if you have already started system development, you may take screenshots of the screens you have already completed.  For each screen</w:t>
-      </w:r>
-      <w:r>
-        <w:rPr>
-          <w:color w:val="2E74B5" w:themeColor="accent5" w:themeShade="BF"/>
-          <w:lang w:val="en-US"/>
-        </w:rPr>
-        <w:t xml:space="preserve">(or component) </w:t>
+        <w:t xml:space="preserve">If you have not yet started on your system development, you may use stand-alone tools such as Visio to create simple versions of your planned screens.  These can be in the form of low fidelity wireframes.  Alternatively, if you have already started system development, you may take screenshots of the screens you have already completed.  For each </w:t>
+      </w:r>
+      <w:proofErr w:type="gramStart"/>
+      <w:r>
+        <w:rPr>
+          <w:color w:val="2E74B5" w:themeColor="accent5" w:themeShade="BF"/>
+          <w:lang w:val="en-US"/>
+        </w:rPr>
+        <w:t>screen</w:t>
+      </w:r>
+      <w:r>
+        <w:rPr>
+          <w:color w:val="2E74B5" w:themeColor="accent5" w:themeShade="BF"/>
+          <w:lang w:val="en-US"/>
+        </w:rPr>
+        <w:t>(</w:t>
+      </w:r>
+      <w:proofErr w:type="gramEnd"/>
+      <w:r>
+        <w:rPr>
+          <w:color w:val="2E74B5" w:themeColor="accent5" w:themeShade="BF"/>
+          <w:lang w:val="en-US"/>
+        </w:rPr>
+        <w:t xml:space="preserve">or component) </w:t>
       </w:r>
       <w:r>
         <w:rPr>
@@ -4102,7 +4555,55 @@
           <w:color w:val="2E74B5" w:themeColor="accent5" w:themeShade="BF"/>
           <w:lang w:val="en-US"/>
         </w:rPr>
-        <w:t>NAME system.  The screen requires that a user enter their email address (as a username) and a password.  Upon successful login, the user will be redirected to the system’s landing page.  The screen also provides the user with an option to use in the event that they have forgotten their password.</w:t>
+        <w:t xml:space="preserve">NAME system.  The screen </w:t>
+      </w:r>
+      <w:proofErr w:type="gramStart"/>
+      <w:r>
+        <w:rPr>
+          <w:color w:val="2E74B5" w:themeColor="accent5" w:themeShade="BF"/>
+          <w:lang w:val="en-US"/>
+        </w:rPr>
+        <w:t>requires that</w:t>
+      </w:r>
+      <w:proofErr w:type="gramEnd"/>
+      <w:r>
+        <w:rPr>
+          <w:color w:val="2E74B5" w:themeColor="accent5" w:themeShade="BF"/>
+          <w:lang w:val="en-US"/>
+        </w:rPr>
+        <w:t xml:space="preserve"> a user </w:t>
+      </w:r>
+      <w:proofErr w:type="gramStart"/>
+      <w:r>
+        <w:rPr>
+          <w:color w:val="2E74B5" w:themeColor="accent5" w:themeShade="BF"/>
+          <w:lang w:val="en-US"/>
+        </w:rPr>
+        <w:t>enter</w:t>
+      </w:r>
+      <w:proofErr w:type="gramEnd"/>
+      <w:r>
+        <w:rPr>
+          <w:color w:val="2E74B5" w:themeColor="accent5" w:themeShade="BF"/>
+          <w:lang w:val="en-US"/>
+        </w:rPr>
+        <w:t xml:space="preserve"> their email address (as a username) and a password.  Upon successful login, the user will be redirected to the system’s landing page.  The screen also provides the user with an option to use </w:t>
+      </w:r>
+      <w:proofErr w:type="gramStart"/>
+      <w:r>
+        <w:rPr>
+          <w:color w:val="2E74B5" w:themeColor="accent5" w:themeShade="BF"/>
+          <w:lang w:val="en-US"/>
+        </w:rPr>
+        <w:t>in the event that</w:t>
+      </w:r>
+      <w:proofErr w:type="gramEnd"/>
+      <w:r>
+        <w:rPr>
+          <w:color w:val="2E74B5" w:themeColor="accent5" w:themeShade="BF"/>
+          <w:lang w:val="en-US"/>
+        </w:rPr>
+        <w:t xml:space="preserve"> they have forgotten their password.</w:t>
       </w:r>
     </w:p>
     <w:p>

--- a/Documentation/The Ripple Effect - SYSTEM REQUIREMENTS.docx
+++ b/Documentation/The Ripple Effect - SYSTEM REQUIREMENTS.docx
@@ -1,6 +1,6 @@
 
 <file path=word/document.xml><?xml version="1.0" encoding="utf-8"?>
-<w:document xmlns:wpc="http://schemas.microsoft.com/office/word/2010/wordprocessingCanvas" xmlns:cx="http://schemas.microsoft.com/office/drawing/2014/chartex" xmlns:cx1="http://schemas.microsoft.com/office/drawing/2015/9/8/chartex" xmlns:cx2="http://schemas.microsoft.com/office/drawing/2015/10/21/chartex" xmlns:cx3="http://schemas.microsoft.com/office/drawing/2016/5/9/chartex" xmlns:cx4="http://schemas.microsoft.com/office/drawing/2016/5/10/chartex" xmlns:cx5="http://schemas.microsoft.com/office/drawing/2016/5/11/chartex" xmlns:cx6="http://schemas.microsoft.com/office/drawing/2016/5/12/chartex" xmlns:cx7="http://schemas.microsoft.com/office/drawing/2016/5/13/chartex" xmlns:cx8="http://schemas.microsoft.com/office/drawing/2016/5/14/chartex" xmlns:mc="http://schemas.openxmlformats.org/markup-compatibility/2006" xmlns:aink="http://schemas.microsoft.com/office/drawing/2016/ink" xmlns:am3d="http://schemas.microsoft.com/office/drawing/2017/model3d" xmlns:o="urn:schemas-microsoft-com:office:office" xmlns:oel="http://schemas.microsoft.com/office/2019/extlst" xmlns:r="http://schemas.openxmlformats.org/officeDocument/2006/relationships" xmlns:m="http://schemas.openxmlformats.org/officeDocument/2006/math" xmlns:v="urn:schemas-microsoft-com:vml" xmlns:wp14="http://schemas.microsoft.com/office/word/2010/wordprocessingDrawing" xmlns:wp="http://schemas.openxmlformats.org/drawingml/2006/wordprocessingDrawing" xmlns:w10="urn:schemas-microsoft-com:office:word" xmlns:w="http://schemas.openxmlformats.org/wordprocessingml/2006/main" xmlns:w14="http://schemas.microsoft.com/office/word/2010/wordml" xmlns:w15="http://schemas.microsoft.com/office/word/2012/wordml" xmlns:w16cex="http://schemas.microsoft.com/office/word/2018/wordml/cex" xmlns:w16cid="http://schemas.microsoft.com/office/word/2016/wordml/cid" xmlns:w16="http://schemas.microsoft.com/office/word/2018/wordml" xmlns:w16du="http://schemas.microsoft.com/office/word/2023/wordml/word16du" xmlns:w16sdtdh="http://schemas.microsoft.com/office/word/2020/wordml/sdtdatahash" xmlns:w16sdtfl="http://schemas.microsoft.com/office/word/2024/wordml/sdtformatlock" xmlns:w16se="http://schemas.microsoft.com/office/word/2015/wordml/symex" xmlns:wpg="http://schemas.microsoft.com/office/word/2010/wordprocessingGroup" xmlns:wpi="http://schemas.microsoft.com/office/word/2010/wordprocessingInk" xmlns:wne="http://schemas.microsoft.com/office/word/2006/wordml" xmlns:wps="http://schemas.microsoft.com/office/word/2010/wordprocessingShape" mc:Ignorable="w14 w15 w16se w16cid w16 w16cex w16sdtdh w16sdtfl w16du wp14">
+<w:document xmlns:wpc="http://schemas.microsoft.com/office/word/2010/wordprocessingCanvas" xmlns:cx="http://schemas.microsoft.com/office/drawing/2014/chartex" xmlns:cx1="http://schemas.microsoft.com/office/drawing/2015/9/8/chartex" xmlns:cx2="http://schemas.microsoft.com/office/drawing/2015/10/21/chartex" xmlns:cx3="http://schemas.microsoft.com/office/drawing/2016/5/9/chartex" xmlns:cx4="http://schemas.microsoft.com/office/drawing/2016/5/10/chartex" xmlns:cx5="http://schemas.microsoft.com/office/drawing/2016/5/11/chartex" xmlns:cx6="http://schemas.microsoft.com/office/drawing/2016/5/12/chartex" xmlns:cx7="http://schemas.microsoft.com/office/drawing/2016/5/13/chartex" xmlns:cx8="http://schemas.microsoft.com/office/drawing/2016/5/14/chartex" xmlns:mc="http://schemas.openxmlformats.org/markup-compatibility/2006" xmlns:aink="http://schemas.microsoft.com/office/drawing/2016/ink" xmlns:am3d="http://schemas.microsoft.com/office/drawing/2017/model3d" xmlns:o="urn:schemas-microsoft-com:office:office" xmlns:r="http://schemas.openxmlformats.org/officeDocument/2006/relationships" xmlns:m="http://schemas.openxmlformats.org/officeDocument/2006/math" xmlns:v="urn:schemas-microsoft-com:vml" xmlns:wp14="http://schemas.microsoft.com/office/word/2010/wordprocessingDrawing" xmlns:wp="http://schemas.openxmlformats.org/drawingml/2006/wordprocessingDrawing" xmlns:w10="urn:schemas-microsoft-com:office:word" xmlns:w="http://schemas.openxmlformats.org/wordprocessingml/2006/main" xmlns:w14="http://schemas.microsoft.com/office/word/2010/wordml" xmlns:w15="http://schemas.microsoft.com/office/word/2012/wordml" xmlns:w16cid="http://schemas.microsoft.com/office/word/2016/wordml/cid" xmlns:w16se="http://schemas.microsoft.com/office/word/2015/wordml/symex" xmlns:wpg="http://schemas.microsoft.com/office/word/2010/wordprocessingGroup" xmlns:wpi="http://schemas.microsoft.com/office/word/2010/wordprocessingInk" xmlns:wne="http://schemas.microsoft.com/office/word/2006/wordml" xmlns:wps="http://schemas.microsoft.com/office/word/2010/wordprocessingShape" mc:Ignorable="w14 w15 w16se w16cid wp14">
   <w:body>
     <w:sdt>
       <w:sdtPr>
@@ -1551,23 +1551,7 @@
           <w:color w:val="2E74B5" w:themeColor="accent5" w:themeShade="BF"/>
           <w:lang w:val="en-US"/>
         </w:rPr>
-        <w:t xml:space="preserve">In your business case you specified a few objectives.  These were real-world issues that your software intervention will address.  In this section you need to stipulate what you will do </w:t>
-      </w:r>
-      <w:proofErr w:type="gramStart"/>
-      <w:r>
-        <w:rPr>
-          <w:color w:val="2E74B5" w:themeColor="accent5" w:themeShade="BF"/>
-          <w:lang w:val="en-US"/>
-        </w:rPr>
-        <w:t>in</w:t>
-      </w:r>
-      <w:proofErr w:type="gramEnd"/>
-      <w:r>
-        <w:rPr>
-          <w:color w:val="2E74B5" w:themeColor="accent5" w:themeShade="BF"/>
-          <w:lang w:val="en-US"/>
-        </w:rPr>
-        <w:t xml:space="preserve"> your software to address these objectives.  E.g. the following objectives were stated in the business case:  </w:t>
+        <w:t xml:space="preserve">In your business case you specified a few objectives.  These were real-world issues that your software intervention will address.  In this section you need to stipulate what you will do in your software to address these objectives.  E.g. the following objectives were stated in the business case:  </w:t>
       </w:r>
     </w:p>
     <w:p>
@@ -1618,23 +1602,7 @@
           <w:color w:val="2E74B5" w:themeColor="accent5" w:themeShade="BF"/>
           <w:lang w:val="en-US"/>
         </w:rPr>
-        <w:t xml:space="preserve">Ensure that notes cannot get </w:t>
-      </w:r>
-      <w:proofErr w:type="gramStart"/>
-      <w:r>
-        <w:rPr>
-          <w:color w:val="2E74B5" w:themeColor="accent5" w:themeShade="BF"/>
-          <w:lang w:val="en-US"/>
-        </w:rPr>
-        <w:t>lost,</w:t>
-      </w:r>
-      <w:proofErr w:type="gramEnd"/>
-      <w:r>
-        <w:rPr>
-          <w:color w:val="2E74B5" w:themeColor="accent5" w:themeShade="BF"/>
-          <w:lang w:val="en-US"/>
-        </w:rPr>
-        <w:t xml:space="preserve"> by providing an off-line saving system.</w:t>
+        <w:t>Ensure that notes cannot get lost, by providing an off-line saving system.</w:t>
       </w:r>
     </w:p>
     <w:p>
@@ -1700,37 +1668,12 @@
           <w:lang w:val="en-US"/>
         </w:rPr>
       </w:pPr>
-      <w:proofErr w:type="gramStart"/>
-      <w:r>
-        <w:rPr>
-          <w:color w:val="2E74B5" w:themeColor="accent5" w:themeShade="BF"/>
-          <w:lang w:val="en-US"/>
-        </w:rPr>
-        <w:t>In order to</w:t>
-      </w:r>
-      <w:proofErr w:type="gramEnd"/>
-      <w:r>
-        <w:rPr>
-          <w:color w:val="2E74B5" w:themeColor="accent5" w:themeShade="BF"/>
-          <w:lang w:val="en-US"/>
-        </w:rPr>
-        <w:t xml:space="preserve"> </w:t>
-      </w:r>
-      <w:proofErr w:type="gramStart"/>
-      <w:r>
-        <w:rPr>
-          <w:color w:val="2E74B5" w:themeColor="accent5" w:themeShade="BF"/>
-          <w:lang w:val="en-US"/>
-        </w:rPr>
-        <w:t>the replace</w:t>
-      </w:r>
-      <w:proofErr w:type="gramEnd"/>
-      <w:r>
-        <w:rPr>
-          <w:color w:val="2E74B5" w:themeColor="accent5" w:themeShade="BF"/>
-          <w:lang w:val="en-US"/>
-        </w:rPr>
-        <w:t xml:space="preserve"> the paper-based note-taking system used by healthcare workers, an Android-based mobile application will be developed.  Android was chosen as it is the most widely used mobile operating system under the target group of healthcare workers.  A mobile application will ensure that the healthcare workers have access to the system wherever they may be working from on any given day.</w:t>
+      <w:r>
+        <w:rPr>
+          <w:color w:val="2E74B5" w:themeColor="accent5" w:themeShade="BF"/>
+          <w:lang w:val="en-US"/>
+        </w:rPr>
+        <w:t>In order to the replace the paper-based note-taking system used by healthcare workers, an Android-based mobile application will be developed.  Android was chosen as it is the most widely used mobile operating system under the target group of healthcare workers.  A mobile application will ensure that the healthcare workers have access to the system wherever they may be working from on any given day.</w:t>
       </w:r>
     </w:p>
     <w:p>
@@ -1810,6 +1753,379 @@
           <w:lang w:val="en-US"/>
         </w:rPr>
       </w:pPr>
+      <w:r>
+        <w:rPr>
+          <w:lang w:val="en-US"/>
+        </w:rPr>
+        <w:t xml:space="preserve">In our business case, we dissected our identified problem of pool maintenance into different sub-problems that were categorized based on the user that they affected. </w:t>
+      </w:r>
+    </w:p>
+    <w:p>
+      <w:pPr>
+        <w:rPr>
+          <w:lang w:val="en-US"/>
+        </w:rPr>
+      </w:pPr>
+      <w:r>
+        <w:rPr>
+          <w:lang w:val="en-US"/>
+        </w:rPr>
+        <w:t>For the individual pool owner t</w:t>
+      </w:r>
+      <w:r>
+        <w:rPr>
+          <w:lang w:val="en-US"/>
+        </w:rPr>
+        <w:t>hese are</w:t>
+      </w:r>
+      <w:r>
+        <w:rPr>
+          <w:lang w:val="en-US"/>
+        </w:rPr>
+        <w:t>:</w:t>
+      </w:r>
+    </w:p>
+    <w:p>
+      <w:pPr>
+        <w:pStyle w:val="ListParagraph"/>
+        <w:numPr>
+          <w:ilvl w:val="0"/>
+          <w:numId w:val="8"/>
+        </w:numPr>
+        <w:rPr>
+          <w:lang w:val="en-US"/>
+        </w:rPr>
+      </w:pPr>
+      <w:r>
+        <w:rPr>
+          <w:lang w:val="en-US"/>
+        </w:rPr>
+        <w:t>Uneducated pool care often leads to wasting resources such as water.</w:t>
+      </w:r>
+    </w:p>
+    <w:p>
+      <w:pPr>
+        <w:pStyle w:val="ListParagraph"/>
+        <w:numPr>
+          <w:ilvl w:val="0"/>
+          <w:numId w:val="8"/>
+        </w:numPr>
+        <w:rPr>
+          <w:lang w:val="en-US"/>
+        </w:rPr>
+      </w:pPr>
+      <w:r>
+        <w:rPr>
+          <w:lang w:val="en-US"/>
+        </w:rPr>
+        <w:lastRenderedPageBreak/>
+        <w:t>Manual record-keeping is tedious and time-consuming.</w:t>
+      </w:r>
+    </w:p>
+    <w:p>
+      <w:pPr>
+        <w:pStyle w:val="ListParagraph"/>
+        <w:numPr>
+          <w:ilvl w:val="0"/>
+          <w:numId w:val="8"/>
+        </w:numPr>
+        <w:rPr>
+          <w:lang w:val="en-US"/>
+        </w:rPr>
+      </w:pPr>
+      <w:r>
+        <w:rPr>
+          <w:lang w:val="en-US"/>
+        </w:rPr>
+        <w:t>Securing a trustable service provider that completes the required task is difficult in a fragmented market.</w:t>
+      </w:r>
+    </w:p>
+    <w:p>
+      <w:pPr>
+        <w:rPr>
+          <w:lang w:val="en-US"/>
+        </w:rPr>
+      </w:pPr>
+      <w:r>
+        <w:rPr>
+          <w:lang w:val="en-US"/>
+        </w:rPr>
+        <w:t>For pool service providers these are:</w:t>
+      </w:r>
+    </w:p>
+    <w:p>
+      <w:pPr>
+        <w:pStyle w:val="ListParagraph"/>
+        <w:numPr>
+          <w:ilvl w:val="0"/>
+          <w:numId w:val="9"/>
+        </w:numPr>
+        <w:rPr>
+          <w:lang w:val="en-US"/>
+        </w:rPr>
+      </w:pPr>
+      <w:r>
+        <w:rPr>
+          <w:lang w:val="en-US"/>
+        </w:rPr>
+        <w:t>Managing clients is often a disjointed task requiring multiple applications to complete a single workflow</w:t>
+      </w:r>
+    </w:p>
+    <w:p>
+      <w:pPr>
+        <w:pStyle w:val="ListParagraph"/>
+        <w:numPr>
+          <w:ilvl w:val="0"/>
+          <w:numId w:val="9"/>
+        </w:numPr>
+        <w:rPr>
+          <w:lang w:val="en-US"/>
+        </w:rPr>
+      </w:pPr>
+      <w:r>
+        <w:rPr>
+          <w:lang w:val="en-US"/>
+        </w:rPr>
+        <w:t>Expanding as a professional entity can be difficult if the correct clients are not approached in the correct manner.</w:t>
+      </w:r>
+    </w:p>
+    <w:p>
+      <w:pPr>
+        <w:rPr>
+          <w:lang w:val="en-US"/>
+        </w:rPr>
+      </w:pPr>
+    </w:p>
+    <w:p>
+      <w:pPr>
+        <w:rPr>
+          <w:lang w:val="en-US"/>
+        </w:rPr>
+      </w:pPr>
+      <w:r>
+        <w:rPr>
+          <w:i/>
+          <w:lang w:val="en-US"/>
+        </w:rPr>
+        <w:t>SplashScreen</w:t>
+      </w:r>
+      <w:r>
+        <w:rPr>
+          <w:lang w:val="en-US"/>
+        </w:rPr>
+        <w:t xml:space="preserve">, is an android application aims to simplify pool maintenance. Through giving our new users a guided walkthrough of both how to use the app and general insights on pool maintenance, we solve the issue of uneducated pool care. This will be in the form of </w:t>
+      </w:r>
+      <w:r>
+        <w:rPr>
+          <w:lang w:val="en-US"/>
+        </w:rPr>
+        <w:t>walkthrough screens, similar to tutorials and video resources found online.</w:t>
+      </w:r>
+    </w:p>
+    <w:p>
+      <w:pPr>
+        <w:rPr>
+          <w:lang w:val="en-US"/>
+        </w:rPr>
+      </w:pPr>
+    </w:p>
+    <w:p>
+      <w:pPr>
+        <w:rPr>
+          <w:lang w:val="en-US"/>
+        </w:rPr>
+      </w:pPr>
+      <w:r>
+        <w:rPr>
+          <w:lang w:val="en-US"/>
+        </w:rPr>
+        <w:t>Our system will offer users the ability to move away from manual record-keeping through a personalized pool input and calculator system. This system will be enhanced with real-time data collected from various application programming interfaces sources such as the local weather, municipality water restriction and the load shedding timeline to equip pool owners and service providers with verified information to make informed decisions.</w:t>
+      </w:r>
+    </w:p>
+    <w:p>
+      <w:pPr>
+        <w:rPr>
+          <w:lang w:val="en-US"/>
+        </w:rPr>
+      </w:pPr>
+    </w:p>
+    <w:p>
+      <w:pPr>
+        <w:rPr>
+          <w:lang w:val="en-US"/>
+        </w:rPr>
+      </w:pPr>
+      <w:r>
+        <w:rPr>
+          <w:lang w:val="en-US"/>
+        </w:rPr>
+        <w:t xml:space="preserve">The marketplace serves as a two-way link between the service provider and the service consumer. While individuals are not required to request a service or buy a product from a marketplace business, </w:t>
+      </w:r>
+      <w:r>
+        <w:rPr>
+          <w:i/>
+          <w:lang w:val="en-US"/>
+        </w:rPr>
+        <w:t>SplashScreen</w:t>
+      </w:r>
+      <w:r>
+        <w:rPr>
+          <w:i/>
+          <w:lang w:val="en-US"/>
+        </w:rPr>
+        <w:t xml:space="preserve">, </w:t>
+      </w:r>
+      <w:r>
+        <w:rPr>
+          <w:lang w:val="en-US"/>
+        </w:rPr>
+        <w:t xml:space="preserve">gives them a direct </w:t>
+      </w:r>
+      <w:r>
+        <w:rPr>
+          <w:lang w:val="en-US"/>
+        </w:rPr>
+        <w:t xml:space="preserve">verified </w:t>
+      </w:r>
+      <w:r>
+        <w:rPr>
+          <w:lang w:val="en-US"/>
+        </w:rPr>
+        <w:t>link to the source</w:t>
+      </w:r>
+      <w:r>
+        <w:rPr>
+          <w:lang w:val="en-US"/>
+        </w:rPr>
+        <w:t xml:space="preserve">. When businesses request registration for a business account, our team will first verify their </w:t>
+      </w:r>
+      <w:r>
+        <w:rPr>
+          <w:lang w:val="en-US"/>
+        </w:rPr>
+        <w:t>legitimacy as well as allocate a non-biased review based on current public company data. Once verified and registered, a business will be able to search through the client pool in the form of current individuals on the platform who agreed to have their profile public. This approach solves both the sub-problems of an unverified marketplace for pool owners and the difficulty of attaining clients for service providers.</w:t>
+      </w:r>
+    </w:p>
+    <w:p>
+      <w:pPr>
+        <w:rPr>
+          <w:lang w:val="en-US"/>
+        </w:rPr>
+      </w:pPr>
+    </w:p>
+    <w:p>
+      <w:pPr>
+        <w:rPr>
+          <w:lang w:val="en-US"/>
+        </w:rPr>
+      </w:pPr>
+      <w:r>
+        <w:rPr>
+          <w:lang w:val="en-US"/>
+        </w:rPr>
+        <w:t xml:space="preserve">Another major issue we identified is the disjointed task of managing clients for service providers. We define this as the requirement of multiple avenues to complete a single client job: </w:t>
+      </w:r>
+    </w:p>
+    <w:p>
+      <w:pPr>
+        <w:pStyle w:val="ListParagraph"/>
+        <w:numPr>
+          <w:ilvl w:val="0"/>
+          <w:numId w:val="10"/>
+        </w:numPr>
+        <w:rPr>
+          <w:lang w:val="en-US"/>
+        </w:rPr>
+      </w:pPr>
+      <w:r>
+        <w:rPr>
+          <w:lang w:val="en-US"/>
+        </w:rPr>
+        <w:t>First securing a client through a communication channel</w:t>
+      </w:r>
+    </w:p>
+    <w:p>
+      <w:pPr>
+        <w:pStyle w:val="ListParagraph"/>
+        <w:numPr>
+          <w:ilvl w:val="0"/>
+          <w:numId w:val="10"/>
+        </w:numPr>
+        <w:rPr>
+          <w:lang w:val="en-US"/>
+        </w:rPr>
+      </w:pPr>
+      <w:r>
+        <w:rPr>
+          <w:lang w:val="en-US"/>
+        </w:rPr>
+        <w:t>L</w:t>
+      </w:r>
+      <w:r>
+        <w:rPr>
+          <w:lang w:val="en-US"/>
+        </w:rPr>
+        <w:t>ogging the required services for the respective pool of the client</w:t>
+      </w:r>
+    </w:p>
+    <w:p>
+      <w:pPr>
+        <w:pStyle w:val="ListParagraph"/>
+        <w:numPr>
+          <w:ilvl w:val="0"/>
+          <w:numId w:val="10"/>
+        </w:numPr>
+        <w:rPr>
+          <w:lang w:val="en-US"/>
+        </w:rPr>
+      </w:pPr>
+      <w:r>
+        <w:rPr>
+          <w:lang w:val="en-US"/>
+        </w:rPr>
+        <w:t>G</w:t>
+      </w:r>
+      <w:r>
+        <w:rPr>
+          <w:lang w:val="en-US"/>
+        </w:rPr>
+        <w:t>enerating a report of the history of services provided.</w:t>
+      </w:r>
+    </w:p>
+    <w:p>
+      <w:pPr>
+        <w:rPr>
+          <w:lang w:val="en-US"/>
+        </w:rPr>
+      </w:pPr>
+      <w:r>
+        <w:rPr>
+          <w:lang w:val="en-US"/>
+        </w:rPr>
+        <w:t xml:space="preserve">This is multiplied by several clients which can be inefficient to continue executing. </w:t>
+      </w:r>
+      <w:r>
+        <w:rPr>
+          <w:i/>
+          <w:lang w:val="en-US"/>
+        </w:rPr>
+        <w:t>SplashScreen</w:t>
+      </w:r>
+      <w:r>
+        <w:rPr>
+          <w:lang w:val="en-US"/>
+        </w:rPr>
+        <w:t>’s marketplace allows businesses to sift through the general public towards their target market. They can then leave notes for the client based on services provided. This will generate an automatic history report on the previous operations.</w:t>
+      </w:r>
+      <w:bookmarkStart w:id="2" w:name="_GoBack"/>
+      <w:bookmarkEnd w:id="2"/>
+    </w:p>
+    <w:p>
+      <w:pPr>
+        <w:rPr>
+          <w:lang w:val="en-US"/>
+        </w:rPr>
+      </w:pPr>
     </w:p>
     <w:p>
       <w:pPr>
@@ -1826,7 +2142,7 @@
           <w:lang w:val="en-US"/>
         </w:rPr>
       </w:pPr>
-      <w:bookmarkStart w:id="2" w:name="_Toc207787817"/>
+      <w:bookmarkStart w:id="3" w:name="_Toc207787817"/>
       <w:r>
         <w:rPr>
           <w:sz w:val="36"/>
@@ -1834,7 +2150,6 @@
           <w:u w:val="single"/>
           <w:lang w:val="en-US"/>
         </w:rPr>
-        <w:lastRenderedPageBreak/>
         <w:t xml:space="preserve">1.2 Project </w:t>
       </w:r>
       <w:r>
@@ -1846,7 +2161,7 @@
         </w:rPr>
         <w:t>scope</w:t>
       </w:r>
-      <w:bookmarkEnd w:id="2"/>
+      <w:bookmarkEnd w:id="3"/>
     </w:p>
     <w:p>
       <w:pPr>
@@ -1888,7 +2203,16 @@
           <w:sz w:val="23"/>
           <w:szCs w:val="23"/>
         </w:rPr>
-        <w:t xml:space="preserve"> view of data requirements.  This should include a discussion on the information, functional and communication scope of the intended system.  The scope of a project is very important as it sets the expectations of the project.  Be realistic when setting your scope.</w:t>
+        <w:t xml:space="preserve"> view of data requirements.  This should include a discussion on the information, functional and communication scope of the intended system.  The scope of a </w:t>
+      </w:r>
+      <w:r>
+        <w:rPr>
+          <w:color w:val="2E74B5" w:themeColor="accent5" w:themeShade="BF"/>
+          <w:sz w:val="23"/>
+          <w:szCs w:val="23"/>
+        </w:rPr>
+        <w:lastRenderedPageBreak/>
+        <w:t>project is very important as it sets the expectations of the project.  Be realistic when setting your scope.</w:t>
       </w:r>
     </w:p>
     <w:p>
@@ -1908,7 +2232,7 @@
           <w:u w:val="single"/>
         </w:rPr>
       </w:pPr>
-      <w:bookmarkStart w:id="3" w:name="_Toc207787818"/>
+      <w:bookmarkStart w:id="4" w:name="_Toc207787818"/>
       <w:r>
         <w:rPr>
           <w:sz w:val="28"/>
@@ -1917,7 +2241,7 @@
         </w:rPr>
         <w:t>1.2.1 Information scope</w:t>
       </w:r>
-      <w:bookmarkEnd w:id="3"/>
+      <w:bookmarkEnd w:id="4"/>
     </w:p>
     <w:p>
       <w:pPr>
@@ -2152,7 +2476,7 @@
           <w:u w:val="single"/>
         </w:rPr>
       </w:pPr>
-      <w:bookmarkStart w:id="4" w:name="_Toc207787819"/>
+      <w:bookmarkStart w:id="5" w:name="_Toc207787819"/>
       <w:r>
         <w:rPr>
           <w:sz w:val="28"/>
@@ -2161,7 +2485,7 @@
         </w:rPr>
         <w:t>1.2.2 Functional scope</w:t>
       </w:r>
-      <w:bookmarkEnd w:id="4"/>
+      <w:bookmarkEnd w:id="5"/>
     </w:p>
     <w:p>
       <w:pPr>
@@ -2301,7 +2625,7 @@
           <w:u w:val="single"/>
         </w:rPr>
       </w:pPr>
-      <w:bookmarkStart w:id="5" w:name="_Toc207787820"/>
+      <w:bookmarkStart w:id="6" w:name="_Toc207787820"/>
       <w:r>
         <w:rPr>
           <w:sz w:val="28"/>
@@ -2310,7 +2634,7 @@
         </w:rPr>
         <w:t>1.2.3 Communication scope</w:t>
       </w:r>
-      <w:bookmarkEnd w:id="5"/>
+      <w:bookmarkEnd w:id="6"/>
     </w:p>
     <w:p>
       <w:pPr>
@@ -2387,7 +2711,7 @@
           <w:lang w:val="en-US"/>
         </w:rPr>
       </w:pPr>
-      <w:bookmarkStart w:id="6" w:name="_Toc207787821"/>
+      <w:bookmarkStart w:id="7" w:name="_Toc207787821"/>
       <w:r>
         <w:rPr>
           <w:sz w:val="36"/>
@@ -2406,76 +2730,79 @@
         </w:rPr>
         <w:t>Business requirements</w:t>
       </w:r>
-      <w:bookmarkEnd w:id="6"/>
-    </w:p>
-    <w:p>
-      <w:pPr>
-        <w:rPr>
-          <w:lang w:val="en-US"/>
-        </w:rPr>
-      </w:pPr>
-    </w:p>
-    <w:p>
-      <w:r>
-        <w:rPr>
-          <w:lang w:val="en-US"/>
-        </w:rPr>
+      <w:bookmarkEnd w:id="7"/>
+    </w:p>
+    <w:p>
+      <w:pPr>
+        <w:rPr>
+          <w:lang w:val="en-US"/>
+        </w:rPr>
+      </w:pPr>
+    </w:p>
+    <w:p>
+      <w:r>
+        <w:rPr>
+          <w:lang w:val="en-US"/>
+        </w:rPr>
+        <w:t>Business requirements, stakeholder requirements specifications,</w:t>
+      </w:r>
+      <w:r>
+        <w:rPr>
+          <w:lang w:val="en-US"/>
+        </w:rPr>
+        <w:t xml:space="preserve"> defines the </w:t>
+      </w:r>
+      <w:r>
+        <w:rPr>
+          <w:lang w:val="en-US"/>
+        </w:rPr>
+        <w:t xml:space="preserve">characteristics </w:t>
+      </w:r>
+      <w:r>
+        <w:rPr>
+          <w:lang w:val="en-US"/>
+        </w:rPr>
+        <w:t xml:space="preserve">and expectations </w:t>
+      </w:r>
+      <w:r>
+        <w:rPr>
+          <w:lang w:val="en-US"/>
+        </w:rPr>
+        <w:t xml:space="preserve">of a proposed system from the </w:t>
+      </w:r>
+      <w:r>
+        <w:rPr>
+          <w:lang w:val="en-US"/>
+        </w:rPr>
+        <w:t xml:space="preserve">perspective </w:t>
+      </w:r>
+      <w:r>
+        <w:rPr>
+          <w:lang w:val="en-US"/>
+        </w:rPr>
+        <w:t>of the system's end user</w:t>
+      </w:r>
+      <w:r>
+        <w:rPr>
+          <w:lang w:val="en-US"/>
+        </w:rPr>
+        <w:t>s.</w:t>
+      </w:r>
+      <w:r>
+        <w:t xml:space="preserve"> For SplashScreen, there are </w:t>
+      </w:r>
+      <w:r>
+        <w:t>two primary user types</w:t>
+      </w:r>
+      <w:r>
+        <w:t>: pool owners and service providers. Each</w:t>
+      </w:r>
+      <w:r>
+        <w:t xml:space="preserve"> of </w:t>
+      </w:r>
+      <w:r>
         <w:lastRenderedPageBreak/>
-        <w:t>Business requirements, stakeholder requirements specifications,</w:t>
-      </w:r>
-      <w:r>
-        <w:rPr>
-          <w:lang w:val="en-US"/>
-        </w:rPr>
-        <w:t xml:space="preserve"> defines the </w:t>
-      </w:r>
-      <w:r>
-        <w:rPr>
-          <w:lang w:val="en-US"/>
-        </w:rPr>
-        <w:t xml:space="preserve">characteristics </w:t>
-      </w:r>
-      <w:r>
-        <w:rPr>
-          <w:lang w:val="en-US"/>
-        </w:rPr>
-        <w:t xml:space="preserve">and expectations </w:t>
-      </w:r>
-      <w:r>
-        <w:rPr>
-          <w:lang w:val="en-US"/>
-        </w:rPr>
-        <w:t xml:space="preserve">of a proposed system from the </w:t>
-      </w:r>
-      <w:r>
-        <w:rPr>
-          <w:lang w:val="en-US"/>
-        </w:rPr>
-        <w:t xml:space="preserve">perspective </w:t>
-      </w:r>
-      <w:r>
-        <w:rPr>
-          <w:lang w:val="en-US"/>
-        </w:rPr>
-        <w:t>of the system's end user</w:t>
-      </w:r>
-      <w:r>
-        <w:rPr>
-          <w:lang w:val="en-US"/>
-        </w:rPr>
-        <w:t>s.</w:t>
-      </w:r>
-      <w:r>
-        <w:t xml:space="preserve"> For SplashScreen, there are </w:t>
-      </w:r>
-      <w:r>
-        <w:t>two primary user types</w:t>
-      </w:r>
-      <w:r>
-        <w:t>: pool owners and service providers. Each</w:t>
-      </w:r>
-      <w:r>
-        <w:t xml:space="preserve"> of the</w:t>
+        <w:t>the</w:t>
       </w:r>
       <w:r>
         <w:t xml:space="preserve"> user type</w:t>
@@ -2516,7 +2843,7 @@
           <w:lang w:val="en-US"/>
         </w:rPr>
       </w:pPr>
-      <w:bookmarkStart w:id="7" w:name="_Toc207787822"/>
+      <w:bookmarkStart w:id="8" w:name="_Toc207787822"/>
       <w:r>
         <w:rPr>
           <w:sz w:val="36"/>
@@ -2535,7 +2862,7 @@
         </w:rPr>
         <w:t>Hardware and Software Requirements</w:t>
       </w:r>
-      <w:bookmarkEnd w:id="7"/>
+      <w:bookmarkEnd w:id="8"/>
     </w:p>
     <w:p>
       <w:pPr>
@@ -2598,7 +2925,7 @@
           <w:lang w:val="en-US"/>
         </w:rPr>
       </w:pPr>
-      <w:bookmarkStart w:id="8" w:name="_Toc207787823"/>
+      <w:bookmarkStart w:id="9" w:name="_Toc207787823"/>
       <w:r>
         <w:rPr>
           <w:sz w:val="28"/>
@@ -2608,7 +2935,7 @@
         </w:rPr>
         <w:t>1.4.1 Software Requirements</w:t>
       </w:r>
-      <w:bookmarkEnd w:id="8"/>
+      <w:bookmarkEnd w:id="9"/>
     </w:p>
     <w:p>
       <w:pPr>
@@ -2743,23 +3070,7 @@
           <w:color w:val="2E74B5" w:themeColor="accent5" w:themeShade="BF"/>
           <w:lang w:val="en-US"/>
         </w:rPr>
-        <w:t xml:space="preserve"> will be used as </w:t>
-      </w:r>
-      <w:proofErr w:type="gramStart"/>
-      <w:r>
-        <w:rPr>
-          <w:color w:val="2E74B5" w:themeColor="accent5" w:themeShade="BF"/>
-          <w:lang w:val="en-US"/>
-        </w:rPr>
-        <w:t>the</w:t>
-      </w:r>
-      <w:proofErr w:type="gramEnd"/>
-      <w:r>
-        <w:rPr>
-          <w:color w:val="2E74B5" w:themeColor="accent5" w:themeShade="BF"/>
-          <w:lang w:val="en-US"/>
-        </w:rPr>
-        <w:t xml:space="preserve"> shared online database.</w:t>
+        <w:t xml:space="preserve"> will be used as the shared online database.</w:t>
       </w:r>
     </w:p>
     <w:p>
@@ -2864,7 +3175,7 @@
           <w:lang w:val="en-US"/>
         </w:rPr>
       </w:pPr>
-      <w:bookmarkStart w:id="9" w:name="_Toc207787824"/>
+      <w:bookmarkStart w:id="10" w:name="_Toc207787824"/>
       <w:r>
         <w:rPr>
           <w:sz w:val="28"/>
@@ -2874,7 +3185,7 @@
         </w:rPr>
         <w:t>1.4.2 Hardware Requirements</w:t>
       </w:r>
-      <w:bookmarkEnd w:id="9"/>
+      <w:bookmarkEnd w:id="10"/>
     </w:p>
     <w:p>
       <w:pPr>
@@ -2991,7 +3302,7 @@
           <w:lang w:val="en-US"/>
         </w:rPr>
       </w:pPr>
-      <w:bookmarkStart w:id="10" w:name="_Toc207787825"/>
+      <w:bookmarkStart w:id="11" w:name="_Toc207787825"/>
       <w:r>
         <w:rPr>
           <w:sz w:val="36"/>
@@ -3010,7 +3321,7 @@
         </w:rPr>
         <w:t>Design constraints</w:t>
       </w:r>
-      <w:bookmarkEnd w:id="10"/>
+      <w:bookmarkEnd w:id="11"/>
     </w:p>
     <w:p>
       <w:pPr>
@@ -3034,7 +3345,6 @@
           <w:color w:val="2E74B5" w:themeColor="accent5" w:themeShade="BF"/>
           <w:lang w:val="en-US"/>
         </w:rPr>
-        <w:lastRenderedPageBreak/>
         <w:t>In this section, discuss any constraints that there might be on the system development and / or deployment process.  This can include things such as security, interface and performance constraints.</w:t>
       </w:r>
     </w:p>
@@ -3055,7 +3365,7 @@
           <w:lang w:val="en-US"/>
         </w:rPr>
       </w:pPr>
-      <w:bookmarkStart w:id="11" w:name="_Toc207787826"/>
+      <w:bookmarkStart w:id="12" w:name="_Toc207787826"/>
       <w:r>
         <w:rPr>
           <w:sz w:val="28"/>
@@ -3065,7 +3375,7 @@
         </w:rPr>
         <w:t>1.5.1 Security constraints</w:t>
       </w:r>
-      <w:bookmarkEnd w:id="11"/>
+      <w:bookmarkEnd w:id="12"/>
     </w:p>
     <w:p>
       <w:pPr>
@@ -3190,7 +3500,7 @@
           <w:lang w:val="en-US"/>
         </w:rPr>
       </w:pPr>
-      <w:bookmarkStart w:id="12" w:name="_Toc207787827"/>
+      <w:bookmarkStart w:id="13" w:name="_Toc207787827"/>
       <w:r>
         <w:rPr>
           <w:sz w:val="28"/>
@@ -3200,7 +3510,7 @@
         </w:rPr>
         <w:t>1.5.2 Interface constraints</w:t>
       </w:r>
-      <w:bookmarkEnd w:id="12"/>
+      <w:bookmarkEnd w:id="13"/>
     </w:p>
     <w:p>
       <w:pPr>
@@ -3266,7 +3576,7 @@
           <w:lang w:val="en-US"/>
         </w:rPr>
       </w:pPr>
-      <w:bookmarkStart w:id="13" w:name="_Toc207787828"/>
+      <w:bookmarkStart w:id="14" w:name="_Toc207787828"/>
       <w:r>
         <w:rPr>
           <w:sz w:val="28"/>
@@ -3276,7 +3586,7 @@
         </w:rPr>
         <w:t>1.5.3 Performance constraints</w:t>
       </w:r>
-      <w:bookmarkEnd w:id="13"/>
+      <w:bookmarkEnd w:id="14"/>
     </w:p>
     <w:p>
       <w:pPr>
@@ -3298,23 +3608,7 @@
           <w:color w:val="2E74B5" w:themeColor="accent5" w:themeShade="BF"/>
           <w:lang w:val="en-US"/>
         </w:rPr>
-        <w:t xml:space="preserve">The system should be optimized to ensure that searches through the web interface are fast and efficient.  The mobile application should be optimized for use on </w:t>
-      </w:r>
-      <w:proofErr w:type="gramStart"/>
-      <w:r>
-        <w:rPr>
-          <w:color w:val="2E74B5" w:themeColor="accent5" w:themeShade="BF"/>
-          <w:lang w:val="en-US"/>
-        </w:rPr>
-        <w:t>low end</w:t>
-      </w:r>
-      <w:proofErr w:type="gramEnd"/>
-      <w:r>
-        <w:rPr>
-          <w:color w:val="2E74B5" w:themeColor="accent5" w:themeShade="BF"/>
-          <w:lang w:val="en-US"/>
-        </w:rPr>
-        <w:t xml:space="preserve"> mobile devices with low memory capacity and older processors.</w:t>
+        <w:t>The system should be optimized to ensure that searches through the web interface are fast and efficient.  The mobile application should be optimized for use on low end mobile devices with low memory capacity and older processors.</w:t>
       </w:r>
     </w:p>
     <w:p>
@@ -3333,7 +3627,7 @@
           <w:lang w:val="en-US"/>
         </w:rPr>
       </w:pPr>
-      <w:bookmarkStart w:id="14" w:name="_Toc207787829"/>
+      <w:bookmarkStart w:id="15" w:name="_Toc207787829"/>
       <w:r>
         <w:rPr>
           <w:sz w:val="36"/>
@@ -3341,29 +3635,9 @@
           <w:u w:val="single"/>
           <w:lang w:val="en-US"/>
         </w:rPr>
-        <w:t>1.6 High-</w:t>
-      </w:r>
-      <w:proofErr w:type="gramStart"/>
-      <w:r>
-        <w:rPr>
-          <w:sz w:val="36"/>
-          <w:szCs w:val="36"/>
-          <w:u w:val="single"/>
-          <w:lang w:val="en-US"/>
-        </w:rPr>
-        <w:t>level use</w:t>
-      </w:r>
-      <w:proofErr w:type="gramEnd"/>
-      <w:r>
-        <w:rPr>
-          <w:sz w:val="36"/>
-          <w:szCs w:val="36"/>
-          <w:u w:val="single"/>
-          <w:lang w:val="en-US"/>
-        </w:rPr>
-        <w:t xml:space="preserve"> case diagram</w:t>
-      </w:r>
-      <w:bookmarkEnd w:id="14"/>
+        <w:t>1.6 High-level use case diagram</w:t>
+      </w:r>
+      <w:bookmarkEnd w:id="15"/>
     </w:p>
     <w:p>
       <w:pPr>
@@ -3386,39 +3660,7 @@
           <w:color w:val="2E74B5" w:themeColor="accent5" w:themeShade="BF"/>
           <w:lang w:val="en-US"/>
         </w:rPr>
-        <w:t xml:space="preserve">The purpose of </w:t>
-      </w:r>
-      <w:proofErr w:type="gramStart"/>
-      <w:r>
-        <w:rPr>
-          <w:color w:val="2E74B5" w:themeColor="accent5" w:themeShade="BF"/>
-          <w:lang w:val="en-US"/>
-        </w:rPr>
-        <w:t>a use</w:t>
-      </w:r>
-      <w:proofErr w:type="gramEnd"/>
-      <w:r>
-        <w:rPr>
-          <w:color w:val="2E74B5" w:themeColor="accent5" w:themeShade="BF"/>
-          <w:lang w:val="en-US"/>
-        </w:rPr>
-        <w:t xml:space="preserve"> case diagram in UML is to demonstrate the different ways that a user might interact with a system.  </w:t>
-      </w:r>
-      <w:proofErr w:type="gramStart"/>
-      <w:r>
-        <w:rPr>
-          <w:color w:val="2E74B5" w:themeColor="accent5" w:themeShade="BF"/>
-          <w:lang w:val="en-US"/>
-        </w:rPr>
-        <w:t>A use</w:t>
-      </w:r>
-      <w:proofErr w:type="gramEnd"/>
-      <w:r>
-        <w:rPr>
-          <w:color w:val="2E74B5" w:themeColor="accent5" w:themeShade="BF"/>
-          <w:lang w:val="en-US"/>
-        </w:rPr>
-        <w:t xml:space="preserve"> case diagram can summarize the details of your system's users (also known as actors) and their interactions with the system.  </w:t>
+        <w:t xml:space="preserve">The purpose of a use case diagram in UML is to demonstrate the different ways that a user might interact with a system.  A use case diagram can summarize the details of your system's users (also known as actors) and their interactions with the system.  </w:t>
       </w:r>
     </w:p>
     <w:p>
@@ -3489,23 +3731,7 @@
           <w:color w:val="2E74B5" w:themeColor="accent5" w:themeShade="BF"/>
           <w:lang w:val="en-US"/>
         </w:rPr>
-        <w:t xml:space="preserve"> presents a high-</w:t>
-      </w:r>
-      <w:proofErr w:type="gramStart"/>
-      <w:r>
-        <w:rPr>
-          <w:color w:val="2E74B5" w:themeColor="accent5" w:themeShade="BF"/>
-          <w:lang w:val="en-US"/>
-        </w:rPr>
-        <w:t>level use</w:t>
-      </w:r>
-      <w:proofErr w:type="gramEnd"/>
-      <w:r>
-        <w:rPr>
-          <w:color w:val="2E74B5" w:themeColor="accent5" w:themeShade="BF"/>
-          <w:lang w:val="en-US"/>
-        </w:rPr>
-        <w:t xml:space="preserve"> case diagram of the proposed system and its users.</w:t>
+        <w:t xml:space="preserve"> presents a high-level use case diagram of the proposed system and its users.</w:t>
       </w:r>
     </w:p>
     <w:p>
@@ -3578,14 +3804,27 @@
       <w:r>
         <w:t xml:space="preserve">Figure </w:t>
       </w:r>
-      <w:fldSimple w:instr=" SEQ Figure \* ARABIC ">
-        <w:r>
-          <w:rPr>
-            <w:noProof/>
-          </w:rPr>
-          <w:t>1</w:t>
-        </w:r>
-      </w:fldSimple>
+      <w:r>
+        <w:fldChar w:fldCharType="begin"/>
+      </w:r>
+      <w:r>
+        <w:instrText xml:space="preserve"> SEQ Figure \* ARABIC </w:instrText>
+      </w:r>
+      <w:r>
+        <w:fldChar w:fldCharType="separate"/>
+      </w:r>
+      <w:r>
+        <w:rPr>
+          <w:noProof/>
+        </w:rPr>
+        <w:t>1</w:t>
+      </w:r>
+      <w:r>
+        <w:rPr>
+          <w:noProof/>
+        </w:rPr>
+        <w:fldChar w:fldCharType="end"/>
+      </w:r>
       <w:r>
         <w:rPr>
           <w:noProof/>
@@ -3607,7 +3846,7 @@
           <w:lang w:val="en-US"/>
         </w:rPr>
       </w:pPr>
-      <w:bookmarkStart w:id="15" w:name="_Toc207787830"/>
+      <w:bookmarkStart w:id="16" w:name="_Toc207787830"/>
       <w:r>
         <w:rPr>
           <w:sz w:val="36"/>
@@ -3626,7 +3865,7 @@
         </w:rPr>
         <w:t>UML Class Model / Diagram</w:t>
       </w:r>
-      <w:bookmarkEnd w:id="15"/>
+      <w:bookmarkEnd w:id="16"/>
     </w:p>
     <w:p>
       <w:pPr>
@@ -3888,14 +4127,27 @@
       <w:r>
         <w:fldChar w:fldCharType="end"/>
       </w:r>
-      <w:fldSimple w:instr=" SEQ Figure \* ARABIC \s 1 ">
-        <w:r>
-          <w:rPr>
-            <w:noProof/>
-          </w:rPr>
-          <w:t>1</w:t>
-        </w:r>
-      </w:fldSimple>
+      <w:r>
+        <w:fldChar w:fldCharType="begin"/>
+      </w:r>
+      <w:r>
+        <w:instrText xml:space="preserve"> SEQ Figure \* ARABIC \s 1 </w:instrText>
+      </w:r>
+      <w:r>
+        <w:fldChar w:fldCharType="separate"/>
+      </w:r>
+      <w:r>
+        <w:rPr>
+          <w:noProof/>
+        </w:rPr>
+        <w:t>1</w:t>
+      </w:r>
+      <w:r>
+        <w:rPr>
+          <w:noProof/>
+        </w:rPr>
+        <w:fldChar w:fldCharType="end"/>
+      </w:r>
       <w:r>
         <w:t>.</w:t>
       </w:r>
@@ -3930,7 +4182,7 @@
           <w:lang w:val="en-US"/>
         </w:rPr>
       </w:pPr>
-      <w:bookmarkStart w:id="16" w:name="_Toc207787831"/>
+      <w:bookmarkStart w:id="17" w:name="_Toc207787831"/>
       <w:r>
         <w:rPr>
           <w:sz w:val="36"/>
@@ -3958,7 +4210,7 @@
         </w:rPr>
         <w:t xml:space="preserve"> Relational Database Model Diagram</w:t>
       </w:r>
-      <w:bookmarkEnd w:id="16"/>
+      <w:bookmarkEnd w:id="17"/>
     </w:p>
     <w:p>
       <w:pPr>
@@ -4266,7 +4518,7 @@
           <w:lang w:val="en-US"/>
         </w:rPr>
       </w:pPr>
-      <w:bookmarkStart w:id="17" w:name="_Toc207787832"/>
+      <w:bookmarkStart w:id="18" w:name="_Toc207787832"/>
       <w:r>
         <w:rPr>
           <w:sz w:val="36"/>
@@ -4294,7 +4546,7 @@
         </w:rPr>
         <w:t xml:space="preserve"> User Interface Design</w:t>
       </w:r>
-      <w:bookmarkEnd w:id="17"/>
+      <w:bookmarkEnd w:id="18"/>
       <w:r>
         <w:rPr>
           <w:sz w:val="36"/>
@@ -4555,55 +4807,7 @@
           <w:color w:val="2E74B5" w:themeColor="accent5" w:themeShade="BF"/>
           <w:lang w:val="en-US"/>
         </w:rPr>
-        <w:t xml:space="preserve">NAME system.  The screen </w:t>
-      </w:r>
-      <w:proofErr w:type="gramStart"/>
-      <w:r>
-        <w:rPr>
-          <w:color w:val="2E74B5" w:themeColor="accent5" w:themeShade="BF"/>
-          <w:lang w:val="en-US"/>
-        </w:rPr>
-        <w:t>requires that</w:t>
-      </w:r>
-      <w:proofErr w:type="gramEnd"/>
-      <w:r>
-        <w:rPr>
-          <w:color w:val="2E74B5" w:themeColor="accent5" w:themeShade="BF"/>
-          <w:lang w:val="en-US"/>
-        </w:rPr>
-        <w:t xml:space="preserve"> a user </w:t>
-      </w:r>
-      <w:proofErr w:type="gramStart"/>
-      <w:r>
-        <w:rPr>
-          <w:color w:val="2E74B5" w:themeColor="accent5" w:themeShade="BF"/>
-          <w:lang w:val="en-US"/>
-        </w:rPr>
-        <w:t>enter</w:t>
-      </w:r>
-      <w:proofErr w:type="gramEnd"/>
-      <w:r>
-        <w:rPr>
-          <w:color w:val="2E74B5" w:themeColor="accent5" w:themeShade="BF"/>
-          <w:lang w:val="en-US"/>
-        </w:rPr>
-        <w:t xml:space="preserve"> their email address (as a username) and a password.  Upon successful login, the user will be redirected to the system’s landing page.  The screen also provides the user with an option to use </w:t>
-      </w:r>
-      <w:proofErr w:type="gramStart"/>
-      <w:r>
-        <w:rPr>
-          <w:color w:val="2E74B5" w:themeColor="accent5" w:themeShade="BF"/>
-          <w:lang w:val="en-US"/>
-        </w:rPr>
-        <w:t>in the event that</w:t>
-      </w:r>
-      <w:proofErr w:type="gramEnd"/>
-      <w:r>
-        <w:rPr>
-          <w:color w:val="2E74B5" w:themeColor="accent5" w:themeShade="BF"/>
-          <w:lang w:val="en-US"/>
-        </w:rPr>
-        <w:t xml:space="preserve"> they have forgotten their password.</w:t>
+        <w:t>NAME system.  The screen requires that a user enter their email address (as a username) and a password.  Upon successful login, the user will be redirected to the system’s landing page.  The screen also provides the user with an option to use in the event that they have forgotten their password.</w:t>
       </w:r>
     </w:p>
     <w:p>
@@ -4739,7 +4943,7 @@
 </file>
 
 <file path=word/endnotes.xml><?xml version="1.0" encoding="utf-8"?>
-<w:endnotes xmlns:wpc="http://schemas.microsoft.com/office/word/2010/wordprocessingCanvas" xmlns:cx="http://schemas.microsoft.com/office/drawing/2014/chartex" xmlns:cx1="http://schemas.microsoft.com/office/drawing/2015/9/8/chartex" xmlns:cx2="http://schemas.microsoft.com/office/drawing/2015/10/21/chartex" xmlns:cx3="http://schemas.microsoft.com/office/drawing/2016/5/9/chartex" xmlns:cx4="http://schemas.microsoft.com/office/drawing/2016/5/10/chartex" xmlns:cx5="http://schemas.microsoft.com/office/drawing/2016/5/11/chartex" xmlns:cx6="http://schemas.microsoft.com/office/drawing/2016/5/12/chartex" xmlns:cx7="http://schemas.microsoft.com/office/drawing/2016/5/13/chartex" xmlns:cx8="http://schemas.microsoft.com/office/drawing/2016/5/14/chartex" xmlns:mc="http://schemas.openxmlformats.org/markup-compatibility/2006" xmlns:aink="http://schemas.microsoft.com/office/drawing/2016/ink" xmlns:am3d="http://schemas.microsoft.com/office/drawing/2017/model3d" xmlns:o="urn:schemas-microsoft-com:office:office" xmlns:oel="http://schemas.microsoft.com/office/2019/extlst" xmlns:r="http://schemas.openxmlformats.org/officeDocument/2006/relationships" xmlns:m="http://schemas.openxmlformats.org/officeDocument/2006/math" xmlns:v="urn:schemas-microsoft-com:vml" xmlns:wp14="http://schemas.microsoft.com/office/word/2010/wordprocessingDrawing" xmlns:wp="http://schemas.openxmlformats.org/drawingml/2006/wordprocessingDrawing" xmlns:w10="urn:schemas-microsoft-com:office:word" xmlns:w="http://schemas.openxmlformats.org/wordprocessingml/2006/main" xmlns:w14="http://schemas.microsoft.com/office/word/2010/wordml" xmlns:w15="http://schemas.microsoft.com/office/word/2012/wordml" xmlns:w16cex="http://schemas.microsoft.com/office/word/2018/wordml/cex" xmlns:w16cid="http://schemas.microsoft.com/office/word/2016/wordml/cid" xmlns:w16="http://schemas.microsoft.com/office/word/2018/wordml" xmlns:w16du="http://schemas.microsoft.com/office/word/2023/wordml/word16du" xmlns:w16sdtdh="http://schemas.microsoft.com/office/word/2020/wordml/sdtdatahash" xmlns:w16sdtfl="http://schemas.microsoft.com/office/word/2024/wordml/sdtformatlock" xmlns:w16se="http://schemas.microsoft.com/office/word/2015/wordml/symex" xmlns:wpg="http://schemas.microsoft.com/office/word/2010/wordprocessingGroup" xmlns:wpi="http://schemas.microsoft.com/office/word/2010/wordprocessingInk" xmlns:wne="http://schemas.microsoft.com/office/word/2006/wordml" xmlns:wps="http://schemas.microsoft.com/office/word/2010/wordprocessingShape" mc:Ignorable="w14 w15 w16se w16cid w16 w16cex w16sdtdh w16sdtfl w16du wp14">
+<w:endnotes xmlns:wpc="http://schemas.microsoft.com/office/word/2010/wordprocessingCanvas" xmlns:cx="http://schemas.microsoft.com/office/drawing/2014/chartex" xmlns:cx1="http://schemas.microsoft.com/office/drawing/2015/9/8/chartex" xmlns:cx2="http://schemas.microsoft.com/office/drawing/2015/10/21/chartex" xmlns:cx3="http://schemas.microsoft.com/office/drawing/2016/5/9/chartex" xmlns:cx4="http://schemas.microsoft.com/office/drawing/2016/5/10/chartex" xmlns:cx5="http://schemas.microsoft.com/office/drawing/2016/5/11/chartex" xmlns:cx6="http://schemas.microsoft.com/office/drawing/2016/5/12/chartex" xmlns:cx7="http://schemas.microsoft.com/office/drawing/2016/5/13/chartex" xmlns:cx8="http://schemas.microsoft.com/office/drawing/2016/5/14/chartex" xmlns:mc="http://schemas.openxmlformats.org/markup-compatibility/2006" xmlns:aink="http://schemas.microsoft.com/office/drawing/2016/ink" xmlns:am3d="http://schemas.microsoft.com/office/drawing/2017/model3d" xmlns:o="urn:schemas-microsoft-com:office:office" xmlns:r="http://schemas.openxmlformats.org/officeDocument/2006/relationships" xmlns:m="http://schemas.openxmlformats.org/officeDocument/2006/math" xmlns:v="urn:schemas-microsoft-com:vml" xmlns:wp14="http://schemas.microsoft.com/office/word/2010/wordprocessingDrawing" xmlns:wp="http://schemas.openxmlformats.org/drawingml/2006/wordprocessingDrawing" xmlns:w10="urn:schemas-microsoft-com:office:word" xmlns:w="http://schemas.openxmlformats.org/wordprocessingml/2006/main" xmlns:w14="http://schemas.microsoft.com/office/word/2010/wordml" xmlns:w15="http://schemas.microsoft.com/office/word/2012/wordml" xmlns:w16cid="http://schemas.microsoft.com/office/word/2016/wordml/cid" xmlns:w16se="http://schemas.microsoft.com/office/word/2015/wordml/symex" xmlns:wpg="http://schemas.microsoft.com/office/word/2010/wordprocessingGroup" xmlns:wpi="http://schemas.microsoft.com/office/word/2010/wordprocessingInk" xmlns:wne="http://schemas.microsoft.com/office/word/2006/wordml" xmlns:wps="http://schemas.microsoft.com/office/word/2010/wordprocessingShape" mc:Ignorable="w14 w15 w16se w16cid wp14">
   <w:endnote w:type="separator" w:id="-1">
     <w:p>
       <w:r>
@@ -4758,7 +4962,7 @@
 </file>
 
 <file path=word/footer1.xml><?xml version="1.0" encoding="utf-8"?>
-<w:ftr xmlns:wpc="http://schemas.microsoft.com/office/word/2010/wordprocessingCanvas" xmlns:cx="http://schemas.microsoft.com/office/drawing/2014/chartex" xmlns:cx1="http://schemas.microsoft.com/office/drawing/2015/9/8/chartex" xmlns:cx2="http://schemas.microsoft.com/office/drawing/2015/10/21/chartex" xmlns:cx3="http://schemas.microsoft.com/office/drawing/2016/5/9/chartex" xmlns:cx4="http://schemas.microsoft.com/office/drawing/2016/5/10/chartex" xmlns:cx5="http://schemas.microsoft.com/office/drawing/2016/5/11/chartex" xmlns:cx6="http://schemas.microsoft.com/office/drawing/2016/5/12/chartex" xmlns:cx7="http://schemas.microsoft.com/office/drawing/2016/5/13/chartex" xmlns:cx8="http://schemas.microsoft.com/office/drawing/2016/5/14/chartex" xmlns:mc="http://schemas.openxmlformats.org/markup-compatibility/2006" xmlns:aink="http://schemas.microsoft.com/office/drawing/2016/ink" xmlns:am3d="http://schemas.microsoft.com/office/drawing/2017/model3d" xmlns:o="urn:schemas-microsoft-com:office:office" xmlns:oel="http://schemas.microsoft.com/office/2019/extlst" xmlns:r="http://schemas.openxmlformats.org/officeDocument/2006/relationships" xmlns:m="http://schemas.openxmlformats.org/officeDocument/2006/math" xmlns:v="urn:schemas-microsoft-com:vml" xmlns:wp14="http://schemas.microsoft.com/office/word/2010/wordprocessingDrawing" xmlns:wp="http://schemas.openxmlformats.org/drawingml/2006/wordprocessingDrawing" xmlns:w10="urn:schemas-microsoft-com:office:word" xmlns:w="http://schemas.openxmlformats.org/wordprocessingml/2006/main" xmlns:w14="http://schemas.microsoft.com/office/word/2010/wordml" xmlns:w15="http://schemas.microsoft.com/office/word/2012/wordml" xmlns:w16cex="http://schemas.microsoft.com/office/word/2018/wordml/cex" xmlns:w16cid="http://schemas.microsoft.com/office/word/2016/wordml/cid" xmlns:w16="http://schemas.microsoft.com/office/word/2018/wordml" xmlns:w16du="http://schemas.microsoft.com/office/word/2023/wordml/word16du" xmlns:w16sdtdh="http://schemas.microsoft.com/office/word/2020/wordml/sdtdatahash" xmlns:w16sdtfl="http://schemas.microsoft.com/office/word/2024/wordml/sdtformatlock" xmlns:w16se="http://schemas.microsoft.com/office/word/2015/wordml/symex" xmlns:wpg="http://schemas.microsoft.com/office/word/2010/wordprocessingGroup" xmlns:wpi="http://schemas.microsoft.com/office/word/2010/wordprocessingInk" xmlns:wne="http://schemas.microsoft.com/office/word/2006/wordml" xmlns:wps="http://schemas.microsoft.com/office/word/2010/wordprocessingShape" mc:Ignorable="w14 w15 w16se w16cid w16 w16cex w16sdtdh w16sdtfl w16du wp14">
+<w:ftr xmlns:wpc="http://schemas.microsoft.com/office/word/2010/wordprocessingCanvas" xmlns:cx="http://schemas.microsoft.com/office/drawing/2014/chartex" xmlns:cx1="http://schemas.microsoft.com/office/drawing/2015/9/8/chartex" xmlns:cx2="http://schemas.microsoft.com/office/drawing/2015/10/21/chartex" xmlns:cx3="http://schemas.microsoft.com/office/drawing/2016/5/9/chartex" xmlns:cx4="http://schemas.microsoft.com/office/drawing/2016/5/10/chartex" xmlns:cx5="http://schemas.microsoft.com/office/drawing/2016/5/11/chartex" xmlns:cx6="http://schemas.microsoft.com/office/drawing/2016/5/12/chartex" xmlns:cx7="http://schemas.microsoft.com/office/drawing/2016/5/13/chartex" xmlns:cx8="http://schemas.microsoft.com/office/drawing/2016/5/14/chartex" xmlns:mc="http://schemas.openxmlformats.org/markup-compatibility/2006" xmlns:aink="http://schemas.microsoft.com/office/drawing/2016/ink" xmlns:am3d="http://schemas.microsoft.com/office/drawing/2017/model3d" xmlns:o="urn:schemas-microsoft-com:office:office" xmlns:r="http://schemas.openxmlformats.org/officeDocument/2006/relationships" xmlns:m="http://schemas.openxmlformats.org/officeDocument/2006/math" xmlns:v="urn:schemas-microsoft-com:vml" xmlns:wp14="http://schemas.microsoft.com/office/word/2010/wordprocessingDrawing" xmlns:wp="http://schemas.openxmlformats.org/drawingml/2006/wordprocessingDrawing" xmlns:w10="urn:schemas-microsoft-com:office:word" xmlns:w="http://schemas.openxmlformats.org/wordprocessingml/2006/main" xmlns:w14="http://schemas.microsoft.com/office/word/2010/wordml" xmlns:w15="http://schemas.microsoft.com/office/word/2012/wordml" xmlns:w16cid="http://schemas.microsoft.com/office/word/2016/wordml/cid" xmlns:w16se="http://schemas.microsoft.com/office/word/2015/wordml/symex" xmlns:wpg="http://schemas.microsoft.com/office/word/2010/wordprocessingGroup" xmlns:wpi="http://schemas.microsoft.com/office/word/2010/wordprocessingInk" xmlns:wne="http://schemas.microsoft.com/office/word/2006/wordml" xmlns:wps="http://schemas.microsoft.com/office/word/2010/wordprocessingShape" mc:Ignorable="w14 w15 w16se w16cid wp14">
   <w:p>
     <w:pPr>
       <w:pStyle w:val="Footer"/>
@@ -4776,7 +4980,7 @@
 </file>
 
 <file path=word/footnotes.xml><?xml version="1.0" encoding="utf-8"?>
-<w:footnotes xmlns:wpc="http://schemas.microsoft.com/office/word/2010/wordprocessingCanvas" xmlns:cx="http://schemas.microsoft.com/office/drawing/2014/chartex" xmlns:cx1="http://schemas.microsoft.com/office/drawing/2015/9/8/chartex" xmlns:cx2="http://schemas.microsoft.com/office/drawing/2015/10/21/chartex" xmlns:cx3="http://schemas.microsoft.com/office/drawing/2016/5/9/chartex" xmlns:cx4="http://schemas.microsoft.com/office/drawing/2016/5/10/chartex" xmlns:cx5="http://schemas.microsoft.com/office/drawing/2016/5/11/chartex" xmlns:cx6="http://schemas.microsoft.com/office/drawing/2016/5/12/chartex" xmlns:cx7="http://schemas.microsoft.com/office/drawing/2016/5/13/chartex" xmlns:cx8="http://schemas.microsoft.com/office/drawing/2016/5/14/chartex" xmlns:mc="http://schemas.openxmlformats.org/markup-compatibility/2006" xmlns:aink="http://schemas.microsoft.com/office/drawing/2016/ink" xmlns:am3d="http://schemas.microsoft.com/office/drawing/2017/model3d" xmlns:o="urn:schemas-microsoft-com:office:office" xmlns:oel="http://schemas.microsoft.com/office/2019/extlst" xmlns:r="http://schemas.openxmlformats.org/officeDocument/2006/relationships" xmlns:m="http://schemas.openxmlformats.org/officeDocument/2006/math" xmlns:v="urn:schemas-microsoft-com:vml" xmlns:wp14="http://schemas.microsoft.com/office/word/2010/wordprocessingDrawing" xmlns:wp="http://schemas.openxmlformats.org/drawingml/2006/wordprocessingDrawing" xmlns:w10="urn:schemas-microsoft-com:office:word" xmlns:w="http://schemas.openxmlformats.org/wordprocessingml/2006/main" xmlns:w14="http://schemas.microsoft.com/office/word/2010/wordml" xmlns:w15="http://schemas.microsoft.com/office/word/2012/wordml" xmlns:w16cex="http://schemas.microsoft.com/office/word/2018/wordml/cex" xmlns:w16cid="http://schemas.microsoft.com/office/word/2016/wordml/cid" xmlns:w16="http://schemas.microsoft.com/office/word/2018/wordml" xmlns:w16du="http://schemas.microsoft.com/office/word/2023/wordml/word16du" xmlns:w16sdtdh="http://schemas.microsoft.com/office/word/2020/wordml/sdtdatahash" xmlns:w16sdtfl="http://schemas.microsoft.com/office/word/2024/wordml/sdtformatlock" xmlns:w16se="http://schemas.microsoft.com/office/word/2015/wordml/symex" xmlns:wpg="http://schemas.microsoft.com/office/word/2010/wordprocessingGroup" xmlns:wpi="http://schemas.microsoft.com/office/word/2010/wordprocessingInk" xmlns:wne="http://schemas.microsoft.com/office/word/2006/wordml" xmlns:wps="http://schemas.microsoft.com/office/word/2010/wordprocessingShape" mc:Ignorable="w14 w15 w16se w16cid w16 w16cex w16sdtdh w16sdtfl w16du wp14">
+<w:footnotes xmlns:wpc="http://schemas.microsoft.com/office/word/2010/wordprocessingCanvas" xmlns:cx="http://schemas.microsoft.com/office/drawing/2014/chartex" xmlns:cx1="http://schemas.microsoft.com/office/drawing/2015/9/8/chartex" xmlns:cx2="http://schemas.microsoft.com/office/drawing/2015/10/21/chartex" xmlns:cx3="http://schemas.microsoft.com/office/drawing/2016/5/9/chartex" xmlns:cx4="http://schemas.microsoft.com/office/drawing/2016/5/10/chartex" xmlns:cx5="http://schemas.microsoft.com/office/drawing/2016/5/11/chartex" xmlns:cx6="http://schemas.microsoft.com/office/drawing/2016/5/12/chartex" xmlns:cx7="http://schemas.microsoft.com/office/drawing/2016/5/13/chartex" xmlns:cx8="http://schemas.microsoft.com/office/drawing/2016/5/14/chartex" xmlns:mc="http://schemas.openxmlformats.org/markup-compatibility/2006" xmlns:aink="http://schemas.microsoft.com/office/drawing/2016/ink" xmlns:am3d="http://schemas.microsoft.com/office/drawing/2017/model3d" xmlns:o="urn:schemas-microsoft-com:office:office" xmlns:r="http://schemas.openxmlformats.org/officeDocument/2006/relationships" xmlns:m="http://schemas.openxmlformats.org/officeDocument/2006/math" xmlns:v="urn:schemas-microsoft-com:vml" xmlns:wp14="http://schemas.microsoft.com/office/word/2010/wordprocessingDrawing" xmlns:wp="http://schemas.openxmlformats.org/drawingml/2006/wordprocessingDrawing" xmlns:w10="urn:schemas-microsoft-com:office:word" xmlns:w="http://schemas.openxmlformats.org/wordprocessingml/2006/main" xmlns:w14="http://schemas.microsoft.com/office/word/2010/wordml" xmlns:w15="http://schemas.microsoft.com/office/word/2012/wordml" xmlns:w16cid="http://schemas.microsoft.com/office/word/2016/wordml/cid" xmlns:w16se="http://schemas.microsoft.com/office/word/2015/wordml/symex" xmlns:wpg="http://schemas.microsoft.com/office/word/2010/wordprocessingGroup" xmlns:wpi="http://schemas.microsoft.com/office/word/2010/wordprocessingInk" xmlns:wne="http://schemas.microsoft.com/office/word/2006/wordml" xmlns:wps="http://schemas.microsoft.com/office/word/2010/wordprocessingShape" mc:Ignorable="w14 w15 w16se w16cid wp14">
   <w:footnote w:type="separator" w:id="-1">
     <w:p>
       <w:r>
@@ -4795,7 +4999,7 @@
 </file>
 
 <file path=word/header1.xml><?xml version="1.0" encoding="utf-8"?>
-<w:hdr xmlns:wpc="http://schemas.microsoft.com/office/word/2010/wordprocessingCanvas" xmlns:cx="http://schemas.microsoft.com/office/drawing/2014/chartex" xmlns:cx1="http://schemas.microsoft.com/office/drawing/2015/9/8/chartex" xmlns:cx2="http://schemas.microsoft.com/office/drawing/2015/10/21/chartex" xmlns:cx3="http://schemas.microsoft.com/office/drawing/2016/5/9/chartex" xmlns:cx4="http://schemas.microsoft.com/office/drawing/2016/5/10/chartex" xmlns:cx5="http://schemas.microsoft.com/office/drawing/2016/5/11/chartex" xmlns:cx6="http://schemas.microsoft.com/office/drawing/2016/5/12/chartex" xmlns:cx7="http://schemas.microsoft.com/office/drawing/2016/5/13/chartex" xmlns:cx8="http://schemas.microsoft.com/office/drawing/2016/5/14/chartex" xmlns:mc="http://schemas.openxmlformats.org/markup-compatibility/2006" xmlns:aink="http://schemas.microsoft.com/office/drawing/2016/ink" xmlns:am3d="http://schemas.microsoft.com/office/drawing/2017/model3d" xmlns:o="urn:schemas-microsoft-com:office:office" xmlns:oel="http://schemas.microsoft.com/office/2019/extlst" xmlns:r="http://schemas.openxmlformats.org/officeDocument/2006/relationships" xmlns:m="http://schemas.openxmlformats.org/officeDocument/2006/math" xmlns:v="urn:schemas-microsoft-com:vml" xmlns:wp14="http://schemas.microsoft.com/office/word/2010/wordprocessingDrawing" xmlns:wp="http://schemas.openxmlformats.org/drawingml/2006/wordprocessingDrawing" xmlns:w10="urn:schemas-microsoft-com:office:word" xmlns:w="http://schemas.openxmlformats.org/wordprocessingml/2006/main" xmlns:w14="http://schemas.microsoft.com/office/word/2010/wordml" xmlns:w15="http://schemas.microsoft.com/office/word/2012/wordml" xmlns:w16cex="http://schemas.microsoft.com/office/word/2018/wordml/cex" xmlns:w16cid="http://schemas.microsoft.com/office/word/2016/wordml/cid" xmlns:w16="http://schemas.microsoft.com/office/word/2018/wordml" xmlns:w16du="http://schemas.microsoft.com/office/word/2023/wordml/word16du" xmlns:w16sdtdh="http://schemas.microsoft.com/office/word/2020/wordml/sdtdatahash" xmlns:w16sdtfl="http://schemas.microsoft.com/office/word/2024/wordml/sdtformatlock" xmlns:w16se="http://schemas.microsoft.com/office/word/2015/wordml/symex" xmlns:wpg="http://schemas.microsoft.com/office/word/2010/wordprocessingGroup" xmlns:wpi="http://schemas.microsoft.com/office/word/2010/wordprocessingInk" xmlns:wne="http://schemas.microsoft.com/office/word/2006/wordml" xmlns:wps="http://schemas.microsoft.com/office/word/2010/wordprocessingShape" mc:Ignorable="w14 w15 w16se w16cid w16 w16cex w16sdtdh w16sdtfl w16du wp14">
+<w:hdr xmlns:wpc="http://schemas.microsoft.com/office/word/2010/wordprocessingCanvas" xmlns:cx="http://schemas.microsoft.com/office/drawing/2014/chartex" xmlns:cx1="http://schemas.microsoft.com/office/drawing/2015/9/8/chartex" xmlns:cx2="http://schemas.microsoft.com/office/drawing/2015/10/21/chartex" xmlns:cx3="http://schemas.microsoft.com/office/drawing/2016/5/9/chartex" xmlns:cx4="http://schemas.microsoft.com/office/drawing/2016/5/10/chartex" xmlns:cx5="http://schemas.microsoft.com/office/drawing/2016/5/11/chartex" xmlns:cx6="http://schemas.microsoft.com/office/drawing/2016/5/12/chartex" xmlns:cx7="http://schemas.microsoft.com/office/drawing/2016/5/13/chartex" xmlns:cx8="http://schemas.microsoft.com/office/drawing/2016/5/14/chartex" xmlns:mc="http://schemas.openxmlformats.org/markup-compatibility/2006" xmlns:aink="http://schemas.microsoft.com/office/drawing/2016/ink" xmlns:am3d="http://schemas.microsoft.com/office/drawing/2017/model3d" xmlns:o="urn:schemas-microsoft-com:office:office" xmlns:r="http://schemas.openxmlformats.org/officeDocument/2006/relationships" xmlns:m="http://schemas.openxmlformats.org/officeDocument/2006/math" xmlns:v="urn:schemas-microsoft-com:vml" xmlns:wp14="http://schemas.microsoft.com/office/word/2010/wordprocessingDrawing" xmlns:wp="http://schemas.openxmlformats.org/drawingml/2006/wordprocessingDrawing" xmlns:w10="urn:schemas-microsoft-com:office:word" xmlns:w="http://schemas.openxmlformats.org/wordprocessingml/2006/main" xmlns:w14="http://schemas.microsoft.com/office/word/2010/wordml" xmlns:w15="http://schemas.microsoft.com/office/word/2012/wordml" xmlns:w16cid="http://schemas.microsoft.com/office/word/2016/wordml/cid" xmlns:w16se="http://schemas.microsoft.com/office/word/2015/wordml/symex" xmlns:wpg="http://schemas.microsoft.com/office/word/2010/wordprocessingGroup" xmlns:wpi="http://schemas.microsoft.com/office/word/2010/wordprocessingInk" xmlns:wne="http://schemas.microsoft.com/office/word/2006/wordml" xmlns:wps="http://schemas.microsoft.com/office/word/2010/wordprocessingShape" mc:Ignorable="w14 w15 w16se w16cid wp14">
   <w:p>
     <w:pPr>
       <w:pStyle w:val="Header"/>
@@ -5144,7 +5348,7 @@
         </mc:Choice>
         <mc:Fallback>
           <w:pict>
-            <v:group w14:anchorId="67D94630" id="Group 179" o:spid="_x0000_s1026" style="position:absolute;margin-left:82.7pt;margin-top:0;width:133.9pt;height:80.65pt;z-index:251659264;mso-top-percent:23;mso-position-horizontal:right;mso-position-horizontal-relative:page;mso-position-vertical-relative:page;mso-top-percent:23;mso-width-relative:margin;mso-height-relative:margin" coordsize="17007,10241" o:gfxdata="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">
+            <v:group w14:anchorId="67D94630" id="Group 179" o:spid="_x0000_s1026" style="position:absolute;margin-left:82.7pt;margin-top:0;width:133.9pt;height:80.65pt;z-index:251659264;mso-top-percent:23;mso-position-horizontal:right;mso-position-horizontal-relative:page;mso-position-vertical-relative:page;mso-top-percent:23;mso-width-relative:margin;mso-height-relative:margin" coordsize="17007,10241" o:gfxdata="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">
               <v:group id="Group 168" o:spid="_x0000_s1027" style="position:absolute;width:17007;height:10241" coordsize="17007,10241" o:gfxdata="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">
                 <v:rect id="Rectangle 169" o:spid="_x0000_s1028" style="position:absolute;width:17007;height:10241;visibility:visible;mso-wrap-style:square;v-text-anchor:middle" o:gfxdata="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" fillcolor="white [3212]" stroked="f" strokeweight="1pt">
                   <v:fill opacity="0"/>
@@ -5218,7 +5422,7 @@
 </file>
 
 <file path=word/numbering.xml><?xml version="1.0" encoding="utf-8"?>
-<w:numbering xmlns:wpc="http://schemas.microsoft.com/office/word/2010/wordprocessingCanvas" xmlns:cx="http://schemas.microsoft.com/office/drawing/2014/chartex" xmlns:cx1="http://schemas.microsoft.com/office/drawing/2015/9/8/chartex" xmlns:cx2="http://schemas.microsoft.com/office/drawing/2015/10/21/chartex" xmlns:cx3="http://schemas.microsoft.com/office/drawing/2016/5/9/chartex" xmlns:cx4="http://schemas.microsoft.com/office/drawing/2016/5/10/chartex" xmlns:cx5="http://schemas.microsoft.com/office/drawing/2016/5/11/chartex" xmlns:cx6="http://schemas.microsoft.com/office/drawing/2016/5/12/chartex" xmlns:cx7="http://schemas.microsoft.com/office/drawing/2016/5/13/chartex" xmlns:cx8="http://schemas.microsoft.com/office/drawing/2016/5/14/chartex" xmlns:mc="http://schemas.openxmlformats.org/markup-compatibility/2006" xmlns:aink="http://schemas.microsoft.com/office/drawing/2016/ink" xmlns:am3d="http://schemas.microsoft.com/office/drawing/2017/model3d" xmlns:o="urn:schemas-microsoft-com:office:office" xmlns:oel="http://schemas.microsoft.com/office/2019/extlst" xmlns:r="http://schemas.openxmlformats.org/officeDocument/2006/relationships" xmlns:m="http://schemas.openxmlformats.org/officeDocument/2006/math" xmlns:v="urn:schemas-microsoft-com:vml" xmlns:wp14="http://schemas.microsoft.com/office/word/2010/wordprocessingDrawing" xmlns:wp="http://schemas.openxmlformats.org/drawingml/2006/wordprocessingDrawing" xmlns:w10="urn:schemas-microsoft-com:office:word" xmlns:w="http://schemas.openxmlformats.org/wordprocessingml/2006/main" xmlns:w14="http://schemas.microsoft.com/office/word/2010/wordml" xmlns:w15="http://schemas.microsoft.com/office/word/2012/wordml" xmlns:w16cex="http://schemas.microsoft.com/office/word/2018/wordml/cex" xmlns:w16cid="http://schemas.microsoft.com/office/word/2016/wordml/cid" xmlns:w16="http://schemas.microsoft.com/office/word/2018/wordml" xmlns:w16du="http://schemas.microsoft.com/office/word/2023/wordml/word16du" xmlns:w16sdtdh="http://schemas.microsoft.com/office/word/2020/wordml/sdtdatahash" xmlns:w16sdtfl="http://schemas.microsoft.com/office/word/2024/wordml/sdtformatlock" xmlns:w16se="http://schemas.microsoft.com/office/word/2015/wordml/symex" xmlns:wpg="http://schemas.microsoft.com/office/word/2010/wordprocessingGroup" xmlns:wpi="http://schemas.microsoft.com/office/word/2010/wordprocessingInk" xmlns:wne="http://schemas.microsoft.com/office/word/2006/wordml" xmlns:wps="http://schemas.microsoft.com/office/word/2010/wordprocessingShape" mc:Ignorable="w14 w15 w16se w16cid w16 w16cex w16sdtdh w16sdtfl w16du wp14">
+<w:numbering xmlns:wpc="http://schemas.microsoft.com/office/word/2010/wordprocessingCanvas" xmlns:cx="http://schemas.microsoft.com/office/drawing/2014/chartex" xmlns:cx1="http://schemas.microsoft.com/office/drawing/2015/9/8/chartex" xmlns:cx2="http://schemas.microsoft.com/office/drawing/2015/10/21/chartex" xmlns:cx3="http://schemas.microsoft.com/office/drawing/2016/5/9/chartex" xmlns:cx4="http://schemas.microsoft.com/office/drawing/2016/5/10/chartex" xmlns:cx5="http://schemas.microsoft.com/office/drawing/2016/5/11/chartex" xmlns:cx6="http://schemas.microsoft.com/office/drawing/2016/5/12/chartex" xmlns:cx7="http://schemas.microsoft.com/office/drawing/2016/5/13/chartex" xmlns:cx8="http://schemas.microsoft.com/office/drawing/2016/5/14/chartex" xmlns:mc="http://schemas.openxmlformats.org/markup-compatibility/2006" xmlns:aink="http://schemas.microsoft.com/office/drawing/2016/ink" xmlns:am3d="http://schemas.microsoft.com/office/drawing/2017/model3d" xmlns:o="urn:schemas-microsoft-com:office:office" xmlns:r="http://schemas.openxmlformats.org/officeDocument/2006/relationships" xmlns:m="http://schemas.openxmlformats.org/officeDocument/2006/math" xmlns:v="urn:schemas-microsoft-com:vml" xmlns:wp14="http://schemas.microsoft.com/office/word/2010/wordprocessingDrawing" xmlns:wp="http://schemas.openxmlformats.org/drawingml/2006/wordprocessingDrawing" xmlns:w10="urn:schemas-microsoft-com:office:word" xmlns:w="http://schemas.openxmlformats.org/wordprocessingml/2006/main" xmlns:w14="http://schemas.microsoft.com/office/word/2010/wordml" xmlns:w15="http://schemas.microsoft.com/office/word/2012/wordml" xmlns:w16cid="http://schemas.microsoft.com/office/word/2016/wordml/cid" xmlns:w16se="http://schemas.microsoft.com/office/word/2015/wordml/symex" xmlns:wpg="http://schemas.microsoft.com/office/word/2010/wordprocessingGroup" xmlns:wpi="http://schemas.microsoft.com/office/word/2010/wordprocessingInk" xmlns:wne="http://schemas.microsoft.com/office/word/2006/wordml" xmlns:wps="http://schemas.microsoft.com/office/word/2010/wordprocessingShape" mc:Ignorable="w14 w15 w16se w16cid wp14">
   <w:abstractNum w:abstractNumId="0" w15:restartNumberingAfterBreak="0">
     <w:nsid w:val="07600B59"/>
     <w:multiLevelType w:val="hybridMultilevel"/>
@@ -5672,6 +5876,119 @@
     </w:lvl>
   </w:abstractNum>
   <w:abstractNum w:abstractNumId="4" w15:restartNumberingAfterBreak="0">
+    <w:nsid w:val="45336D93"/>
+    <w:multiLevelType w:val="hybridMultilevel"/>
+    <w:tmpl w:val="B9660E96"/>
+    <w:lvl w:ilvl="0" w:tplc="1C090001">
+      <w:start w:val="1"/>
+      <w:numFmt w:val="bullet"/>
+      <w:lvlText w:val=""/>
+      <w:lvlJc w:val="left"/>
+      <w:pPr>
+        <w:ind w:left="720" w:hanging="360"/>
+      </w:pPr>
+      <w:rPr>
+        <w:rFonts w:ascii="Symbol" w:hAnsi="Symbol" w:hint="default"/>
+      </w:rPr>
+    </w:lvl>
+    <w:lvl w:ilvl="1" w:tplc="1C090003" w:tentative="1">
+      <w:start w:val="1"/>
+      <w:numFmt w:val="bullet"/>
+      <w:lvlText w:val="o"/>
+      <w:lvlJc w:val="left"/>
+      <w:pPr>
+        <w:ind w:left="1440" w:hanging="360"/>
+      </w:pPr>
+      <w:rPr>
+        <w:rFonts w:ascii="Courier New" w:hAnsi="Courier New" w:cs="Courier New" w:hint="default"/>
+      </w:rPr>
+    </w:lvl>
+    <w:lvl w:ilvl="2" w:tplc="1C090005" w:tentative="1">
+      <w:start w:val="1"/>
+      <w:numFmt w:val="bullet"/>
+      <w:lvlText w:val=""/>
+      <w:lvlJc w:val="left"/>
+      <w:pPr>
+        <w:ind w:left="2160" w:hanging="360"/>
+      </w:pPr>
+      <w:rPr>
+        <w:rFonts w:ascii="Wingdings" w:hAnsi="Wingdings" w:hint="default"/>
+      </w:rPr>
+    </w:lvl>
+    <w:lvl w:ilvl="3" w:tplc="1C090001" w:tentative="1">
+      <w:start w:val="1"/>
+      <w:numFmt w:val="bullet"/>
+      <w:lvlText w:val=""/>
+      <w:lvlJc w:val="left"/>
+      <w:pPr>
+        <w:ind w:left="2880" w:hanging="360"/>
+      </w:pPr>
+      <w:rPr>
+        <w:rFonts w:ascii="Symbol" w:hAnsi="Symbol" w:hint="default"/>
+      </w:rPr>
+    </w:lvl>
+    <w:lvl w:ilvl="4" w:tplc="1C090003" w:tentative="1">
+      <w:start w:val="1"/>
+      <w:numFmt w:val="bullet"/>
+      <w:lvlText w:val="o"/>
+      <w:lvlJc w:val="left"/>
+      <w:pPr>
+        <w:ind w:left="3600" w:hanging="360"/>
+      </w:pPr>
+      <w:rPr>
+        <w:rFonts w:ascii="Courier New" w:hAnsi="Courier New" w:cs="Courier New" w:hint="default"/>
+      </w:rPr>
+    </w:lvl>
+    <w:lvl w:ilvl="5" w:tplc="1C090005" w:tentative="1">
+      <w:start w:val="1"/>
+      <w:numFmt w:val="bullet"/>
+      <w:lvlText w:val=""/>
+      <w:lvlJc w:val="left"/>
+      <w:pPr>
+        <w:ind w:left="4320" w:hanging="360"/>
+      </w:pPr>
+      <w:rPr>
+        <w:rFonts w:ascii="Wingdings" w:hAnsi="Wingdings" w:hint="default"/>
+      </w:rPr>
+    </w:lvl>
+    <w:lvl w:ilvl="6" w:tplc="1C090001" w:tentative="1">
+      <w:start w:val="1"/>
+      <w:numFmt w:val="bullet"/>
+      <w:lvlText w:val=""/>
+      <w:lvlJc w:val="left"/>
+      <w:pPr>
+        <w:ind w:left="5040" w:hanging="360"/>
+      </w:pPr>
+      <w:rPr>
+        <w:rFonts w:ascii="Symbol" w:hAnsi="Symbol" w:hint="default"/>
+      </w:rPr>
+    </w:lvl>
+    <w:lvl w:ilvl="7" w:tplc="1C090003" w:tentative="1">
+      <w:start w:val="1"/>
+      <w:numFmt w:val="bullet"/>
+      <w:lvlText w:val="o"/>
+      <w:lvlJc w:val="left"/>
+      <w:pPr>
+        <w:ind w:left="5760" w:hanging="360"/>
+      </w:pPr>
+      <w:rPr>
+        <w:rFonts w:ascii="Courier New" w:hAnsi="Courier New" w:cs="Courier New" w:hint="default"/>
+      </w:rPr>
+    </w:lvl>
+    <w:lvl w:ilvl="8" w:tplc="1C090005" w:tentative="1">
+      <w:start w:val="1"/>
+      <w:numFmt w:val="bullet"/>
+      <w:lvlText w:val=""/>
+      <w:lvlJc w:val="left"/>
+      <w:pPr>
+        <w:ind w:left="6480" w:hanging="360"/>
+      </w:pPr>
+      <w:rPr>
+        <w:rFonts w:ascii="Wingdings" w:hAnsi="Wingdings" w:hint="default"/>
+      </w:rPr>
+    </w:lvl>
+  </w:abstractNum>
+  <w:abstractNum w:abstractNumId="5" w15:restartNumberingAfterBreak="0">
     <w:nsid w:val="5BD015E4"/>
     <w:multiLevelType w:val="hybridMultilevel"/>
     <w:tmpl w:val="F642E738"/>
@@ -5784,7 +6101,7 @@
       </w:rPr>
     </w:lvl>
   </w:abstractNum>
-  <w:abstractNum w:abstractNumId="5" w15:restartNumberingAfterBreak="0">
+  <w:abstractNum w:abstractNumId="6" w15:restartNumberingAfterBreak="0">
     <w:nsid w:val="5C7F3F22"/>
     <w:multiLevelType w:val="hybridMultilevel"/>
     <w:tmpl w:val="704ECE46"/>
@@ -5897,7 +6214,209 @@
       </w:rPr>
     </w:lvl>
   </w:abstractNum>
-  <w:abstractNum w:abstractNumId="6" w15:restartNumberingAfterBreak="0">
+  <w:abstractNum w:abstractNumId="7" w15:restartNumberingAfterBreak="0">
+    <w:nsid w:val="5F841E9A"/>
+    <w:multiLevelType w:val="hybridMultilevel"/>
+    <w:tmpl w:val="53AC5B84"/>
+    <w:lvl w:ilvl="0" w:tplc="1C090001">
+      <w:start w:val="1"/>
+      <w:numFmt w:val="bullet"/>
+      <w:lvlText w:val=""/>
+      <w:lvlJc w:val="left"/>
+      <w:pPr>
+        <w:ind w:left="720" w:hanging="360"/>
+      </w:pPr>
+      <w:rPr>
+        <w:rFonts w:ascii="Symbol" w:hAnsi="Symbol" w:hint="default"/>
+      </w:rPr>
+    </w:lvl>
+    <w:lvl w:ilvl="1" w:tplc="1C090003" w:tentative="1">
+      <w:start w:val="1"/>
+      <w:numFmt w:val="bullet"/>
+      <w:lvlText w:val="o"/>
+      <w:lvlJc w:val="left"/>
+      <w:pPr>
+        <w:ind w:left="1440" w:hanging="360"/>
+      </w:pPr>
+      <w:rPr>
+        <w:rFonts w:ascii="Courier New" w:hAnsi="Courier New" w:cs="Courier New" w:hint="default"/>
+      </w:rPr>
+    </w:lvl>
+    <w:lvl w:ilvl="2" w:tplc="1C090005" w:tentative="1">
+      <w:start w:val="1"/>
+      <w:numFmt w:val="bullet"/>
+      <w:lvlText w:val=""/>
+      <w:lvlJc w:val="left"/>
+      <w:pPr>
+        <w:ind w:left="2160" w:hanging="360"/>
+      </w:pPr>
+      <w:rPr>
+        <w:rFonts w:ascii="Wingdings" w:hAnsi="Wingdings" w:hint="default"/>
+      </w:rPr>
+    </w:lvl>
+    <w:lvl w:ilvl="3" w:tplc="1C090001" w:tentative="1">
+      <w:start w:val="1"/>
+      <w:numFmt w:val="bullet"/>
+      <w:lvlText w:val=""/>
+      <w:lvlJc w:val="left"/>
+      <w:pPr>
+        <w:ind w:left="2880" w:hanging="360"/>
+      </w:pPr>
+      <w:rPr>
+        <w:rFonts w:ascii="Symbol" w:hAnsi="Symbol" w:hint="default"/>
+      </w:rPr>
+    </w:lvl>
+    <w:lvl w:ilvl="4" w:tplc="1C090003" w:tentative="1">
+      <w:start w:val="1"/>
+      <w:numFmt w:val="bullet"/>
+      <w:lvlText w:val="o"/>
+      <w:lvlJc w:val="left"/>
+      <w:pPr>
+        <w:ind w:left="3600" w:hanging="360"/>
+      </w:pPr>
+      <w:rPr>
+        <w:rFonts w:ascii="Courier New" w:hAnsi="Courier New" w:cs="Courier New" w:hint="default"/>
+      </w:rPr>
+    </w:lvl>
+    <w:lvl w:ilvl="5" w:tplc="1C090005" w:tentative="1">
+      <w:start w:val="1"/>
+      <w:numFmt w:val="bullet"/>
+      <w:lvlText w:val=""/>
+      <w:lvlJc w:val="left"/>
+      <w:pPr>
+        <w:ind w:left="4320" w:hanging="360"/>
+      </w:pPr>
+      <w:rPr>
+        <w:rFonts w:ascii="Wingdings" w:hAnsi="Wingdings" w:hint="default"/>
+      </w:rPr>
+    </w:lvl>
+    <w:lvl w:ilvl="6" w:tplc="1C090001" w:tentative="1">
+      <w:start w:val="1"/>
+      <w:numFmt w:val="bullet"/>
+      <w:lvlText w:val=""/>
+      <w:lvlJc w:val="left"/>
+      <w:pPr>
+        <w:ind w:left="5040" w:hanging="360"/>
+      </w:pPr>
+      <w:rPr>
+        <w:rFonts w:ascii="Symbol" w:hAnsi="Symbol" w:hint="default"/>
+      </w:rPr>
+    </w:lvl>
+    <w:lvl w:ilvl="7" w:tplc="1C090003" w:tentative="1">
+      <w:start w:val="1"/>
+      <w:numFmt w:val="bullet"/>
+      <w:lvlText w:val="o"/>
+      <w:lvlJc w:val="left"/>
+      <w:pPr>
+        <w:ind w:left="5760" w:hanging="360"/>
+      </w:pPr>
+      <w:rPr>
+        <w:rFonts w:ascii="Courier New" w:hAnsi="Courier New" w:cs="Courier New" w:hint="default"/>
+      </w:rPr>
+    </w:lvl>
+    <w:lvl w:ilvl="8" w:tplc="1C090005" w:tentative="1">
+      <w:start w:val="1"/>
+      <w:numFmt w:val="bullet"/>
+      <w:lvlText w:val=""/>
+      <w:lvlJc w:val="left"/>
+      <w:pPr>
+        <w:ind w:left="6480" w:hanging="360"/>
+      </w:pPr>
+      <w:rPr>
+        <w:rFonts w:ascii="Wingdings" w:hAnsi="Wingdings" w:hint="default"/>
+      </w:rPr>
+    </w:lvl>
+  </w:abstractNum>
+  <w:abstractNum w:abstractNumId="8" w15:restartNumberingAfterBreak="0">
+    <w:nsid w:val="6B823456"/>
+    <w:multiLevelType w:val="hybridMultilevel"/>
+    <w:tmpl w:val="81D8D93A"/>
+    <w:lvl w:ilvl="0" w:tplc="1C09000F">
+      <w:start w:val="1"/>
+      <w:numFmt w:val="decimal"/>
+      <w:lvlText w:val="%1."/>
+      <w:lvlJc w:val="left"/>
+      <w:pPr>
+        <w:ind w:left="720" w:hanging="360"/>
+      </w:pPr>
+      <w:rPr>
+        <w:rFonts w:hint="default"/>
+      </w:rPr>
+    </w:lvl>
+    <w:lvl w:ilvl="1" w:tplc="1C090019" w:tentative="1">
+      <w:start w:val="1"/>
+      <w:numFmt w:val="lowerLetter"/>
+      <w:lvlText w:val="%2."/>
+      <w:lvlJc w:val="left"/>
+      <w:pPr>
+        <w:ind w:left="1440" w:hanging="360"/>
+      </w:pPr>
+    </w:lvl>
+    <w:lvl w:ilvl="2" w:tplc="1C09001B" w:tentative="1">
+      <w:start w:val="1"/>
+      <w:numFmt w:val="lowerRoman"/>
+      <w:lvlText w:val="%3."/>
+      <w:lvlJc w:val="right"/>
+      <w:pPr>
+        <w:ind w:left="2160" w:hanging="180"/>
+      </w:pPr>
+    </w:lvl>
+    <w:lvl w:ilvl="3" w:tplc="1C09000F" w:tentative="1">
+      <w:start w:val="1"/>
+      <w:numFmt w:val="decimal"/>
+      <w:lvlText w:val="%4."/>
+      <w:lvlJc w:val="left"/>
+      <w:pPr>
+        <w:ind w:left="2880" w:hanging="360"/>
+      </w:pPr>
+    </w:lvl>
+    <w:lvl w:ilvl="4" w:tplc="1C090019" w:tentative="1">
+      <w:start w:val="1"/>
+      <w:numFmt w:val="lowerLetter"/>
+      <w:lvlText w:val="%5."/>
+      <w:lvlJc w:val="left"/>
+      <w:pPr>
+        <w:ind w:left="3600" w:hanging="360"/>
+      </w:pPr>
+    </w:lvl>
+    <w:lvl w:ilvl="5" w:tplc="1C09001B" w:tentative="1">
+      <w:start w:val="1"/>
+      <w:numFmt w:val="lowerRoman"/>
+      <w:lvlText w:val="%6."/>
+      <w:lvlJc w:val="right"/>
+      <w:pPr>
+        <w:ind w:left="4320" w:hanging="180"/>
+      </w:pPr>
+    </w:lvl>
+    <w:lvl w:ilvl="6" w:tplc="1C09000F" w:tentative="1">
+      <w:start w:val="1"/>
+      <w:numFmt w:val="decimal"/>
+      <w:lvlText w:val="%7."/>
+      <w:lvlJc w:val="left"/>
+      <w:pPr>
+        <w:ind w:left="5040" w:hanging="360"/>
+      </w:pPr>
+    </w:lvl>
+    <w:lvl w:ilvl="7" w:tplc="1C090019" w:tentative="1">
+      <w:start w:val="1"/>
+      <w:numFmt w:val="lowerLetter"/>
+      <w:lvlText w:val="%8."/>
+      <w:lvlJc w:val="left"/>
+      <w:pPr>
+        <w:ind w:left="5760" w:hanging="360"/>
+      </w:pPr>
+    </w:lvl>
+    <w:lvl w:ilvl="8" w:tplc="1C09001B" w:tentative="1">
+      <w:start w:val="1"/>
+      <w:numFmt w:val="lowerRoman"/>
+      <w:lvlText w:val="%9."/>
+      <w:lvlJc w:val="right"/>
+      <w:pPr>
+        <w:ind w:left="6480" w:hanging="180"/>
+      </w:pPr>
+    </w:lvl>
+  </w:abstractNum>
+  <w:abstractNum w:abstractNumId="9" w15:restartNumberingAfterBreak="0">
     <w:nsid w:val="6D952E44"/>
     <w:multiLevelType w:val="hybridMultilevel"/>
     <w:tmpl w:val="3D4AB7E0"/>
@@ -6010,32 +6529,41 @@
       </w:rPr>
     </w:lvl>
   </w:abstractNum>
-  <w:num w:numId="1" w16cid:durableId="215624933">
+  <w:num w:numId="1">
     <w:abstractNumId w:val="3"/>
   </w:num>
-  <w:num w:numId="2" w16cid:durableId="193465676">
+  <w:num w:numId="2">
     <w:abstractNumId w:val="1"/>
   </w:num>
-  <w:num w:numId="3" w16cid:durableId="2079210537">
+  <w:num w:numId="3">
+    <w:abstractNumId w:val="6"/>
+  </w:num>
+  <w:num w:numId="4">
     <w:abstractNumId w:val="5"/>
   </w:num>
-  <w:num w:numId="4" w16cid:durableId="1766417343">
+  <w:num w:numId="5">
+    <w:abstractNumId w:val="0"/>
+  </w:num>
+  <w:num w:numId="6">
+    <w:abstractNumId w:val="2"/>
+  </w:num>
+  <w:num w:numId="7">
+    <w:abstractNumId w:val="9"/>
+  </w:num>
+  <w:num w:numId="8">
     <w:abstractNumId w:val="4"/>
   </w:num>
-  <w:num w:numId="5" w16cid:durableId="2021081999">
-    <w:abstractNumId w:val="0"/>
+  <w:num w:numId="9">
+    <w:abstractNumId w:val="7"/>
   </w:num>
-  <w:num w:numId="6" w16cid:durableId="323902158">
-    <w:abstractNumId w:val="2"/>
-  </w:num>
-  <w:num w:numId="7" w16cid:durableId="25255447">
-    <w:abstractNumId w:val="6"/>
+  <w:num w:numId="10">
+    <w:abstractNumId w:val="8"/>
   </w:num>
 </w:numbering>
 </file>
 
 <file path=word/styles.xml><?xml version="1.0" encoding="utf-8"?>
-<w:styles xmlns:mc="http://schemas.openxmlformats.org/markup-compatibility/2006" xmlns:r="http://schemas.openxmlformats.org/officeDocument/2006/relationships" xmlns:w="http://schemas.openxmlformats.org/wordprocessingml/2006/main" xmlns:w14="http://schemas.microsoft.com/office/word/2010/wordml" xmlns:w15="http://schemas.microsoft.com/office/word/2012/wordml" xmlns:w16cex="http://schemas.microsoft.com/office/word/2018/wordml/cex" xmlns:w16cid="http://schemas.microsoft.com/office/word/2016/wordml/cid" xmlns:w16="http://schemas.microsoft.com/office/word/2018/wordml" xmlns:w16du="http://schemas.microsoft.com/office/word/2023/wordml/word16du" xmlns:w16sdtdh="http://schemas.microsoft.com/office/word/2020/wordml/sdtdatahash" xmlns:w16sdtfl="http://schemas.microsoft.com/office/word/2024/wordml/sdtformatlock" xmlns:w16se="http://schemas.microsoft.com/office/word/2015/wordml/symex" mc:Ignorable="w14 w15 w16se w16cid w16 w16cex w16sdtdh w16sdtfl w16du">
+<w:styles xmlns:mc="http://schemas.openxmlformats.org/markup-compatibility/2006" xmlns:r="http://schemas.openxmlformats.org/officeDocument/2006/relationships" xmlns:w="http://schemas.openxmlformats.org/wordprocessingml/2006/main" xmlns:w14="http://schemas.microsoft.com/office/word/2010/wordml" xmlns:w15="http://schemas.microsoft.com/office/word/2012/wordml" xmlns:w16cid="http://schemas.microsoft.com/office/word/2016/wordml/cid" xmlns:w16se="http://schemas.microsoft.com/office/word/2015/wordml/symex" mc:Ignorable="w14 w15 w16se w16cid">
   <w:docDefaults>
     <w:rPrDefault>
       <w:rPr>
@@ -6047,7 +6575,7 @@
     </w:rPrDefault>
     <w:pPrDefault/>
   </w:docDefaults>
-  <w:latentStyles w:defLockedState="0" w:defUIPriority="99" w:defSemiHidden="0" w:defUnhideWhenUsed="0" w:defQFormat="0" w:count="376">
+  <w:latentStyles w:defLockedState="0" w:defUIPriority="99" w:defSemiHidden="0" w:defUnhideWhenUsed="0" w:defQFormat="0" w:count="375">
     <w:lsdException w:name="Normal" w:uiPriority="0" w:qFormat="1"/>
     <w:lsdException w:name="heading 1" w:uiPriority="9" w:qFormat="1"/>
     <w:lsdException w:name="heading 2" w:semiHidden="1" w:uiPriority="9" w:unhideWhenUsed="1" w:qFormat="1"/>
@@ -6423,7 +6951,6 @@
     <w:lsdException w:name="Smart Hyperlink" w:semiHidden="1" w:unhideWhenUsed="1"/>
     <w:lsdException w:name="Hashtag" w:semiHidden="1" w:unhideWhenUsed="1"/>
     <w:lsdException w:name="Unresolved Mention" w:semiHidden="1" w:unhideWhenUsed="1"/>
-    <w:lsdException w:name="Smart Link" w:semiHidden="1" w:unhideWhenUsed="1"/>
   </w:latentStyles>
   <w:style w:type="paragraph" w:default="1" w:styleId="Normal">
     <w:name w:val="Normal"/>
@@ -6991,7 +7518,7 @@
 </file>
 
 <file path=customXml/itemProps1.xml><?xml version="1.0" encoding="utf-8"?>
-<ds:datastoreItem xmlns:ds="http://schemas.openxmlformats.org/officeDocument/2006/customXml" ds:itemID="{4B368388-377F-4180-96F3-A4E8EE300DCE}">
+<ds:datastoreItem xmlns:ds="http://schemas.openxmlformats.org/officeDocument/2006/customXml" ds:itemID="{4B35E199-1B37-44E5-8F75-D1B61525C2D5}">
   <ds:schemaRefs>
     <ds:schemaRef ds:uri="http://schemas.openxmlformats.org/officeDocument/2006/bibliography"/>
   </ds:schemaRefs>

--- a/Documentation/The Ripple Effect - SYSTEM REQUIREMENTS.docx
+++ b/Documentation/The Ripple Effect - SYSTEM REQUIREMENTS.docx
@@ -1,6 +1,6 @@
 
 <file path=word/document.xml><?xml version="1.0" encoding="utf-8"?>
-<w:document xmlns:wpc="http://schemas.microsoft.com/office/word/2010/wordprocessingCanvas" xmlns:cx="http://schemas.microsoft.com/office/drawing/2014/chartex" xmlns:cx1="http://schemas.microsoft.com/office/drawing/2015/9/8/chartex" xmlns:cx2="http://schemas.microsoft.com/office/drawing/2015/10/21/chartex" xmlns:cx3="http://schemas.microsoft.com/office/drawing/2016/5/9/chartex" xmlns:cx4="http://schemas.microsoft.com/office/drawing/2016/5/10/chartex" xmlns:cx5="http://schemas.microsoft.com/office/drawing/2016/5/11/chartex" xmlns:cx6="http://schemas.microsoft.com/office/drawing/2016/5/12/chartex" xmlns:cx7="http://schemas.microsoft.com/office/drawing/2016/5/13/chartex" xmlns:cx8="http://schemas.microsoft.com/office/drawing/2016/5/14/chartex" xmlns:mc="http://schemas.openxmlformats.org/markup-compatibility/2006" xmlns:aink="http://schemas.microsoft.com/office/drawing/2016/ink" xmlns:am3d="http://schemas.microsoft.com/office/drawing/2017/model3d" xmlns:o="urn:schemas-microsoft-com:office:office" xmlns:r="http://schemas.openxmlformats.org/officeDocument/2006/relationships" xmlns:m="http://schemas.openxmlformats.org/officeDocument/2006/math" xmlns:v="urn:schemas-microsoft-com:vml" xmlns:wp14="http://schemas.microsoft.com/office/word/2010/wordprocessingDrawing" xmlns:wp="http://schemas.openxmlformats.org/drawingml/2006/wordprocessingDrawing" xmlns:w10="urn:schemas-microsoft-com:office:word" xmlns:w="http://schemas.openxmlformats.org/wordprocessingml/2006/main" xmlns:w14="http://schemas.microsoft.com/office/word/2010/wordml" xmlns:w15="http://schemas.microsoft.com/office/word/2012/wordml" xmlns:w16cid="http://schemas.microsoft.com/office/word/2016/wordml/cid" xmlns:w16se="http://schemas.microsoft.com/office/word/2015/wordml/symex" xmlns:wpg="http://schemas.microsoft.com/office/word/2010/wordprocessingGroup" xmlns:wpi="http://schemas.microsoft.com/office/word/2010/wordprocessingInk" xmlns:wne="http://schemas.microsoft.com/office/word/2006/wordml" xmlns:wps="http://schemas.microsoft.com/office/word/2010/wordprocessingShape" mc:Ignorable="w14 w15 w16se w16cid wp14">
+<w:document xmlns:wpc="http://schemas.microsoft.com/office/word/2010/wordprocessingCanvas" xmlns:cx="http://schemas.microsoft.com/office/drawing/2014/chartex" xmlns:cx1="http://schemas.microsoft.com/office/drawing/2015/9/8/chartex" xmlns:cx2="http://schemas.microsoft.com/office/drawing/2015/10/21/chartex" xmlns:cx3="http://schemas.microsoft.com/office/drawing/2016/5/9/chartex" xmlns:cx4="http://schemas.microsoft.com/office/drawing/2016/5/10/chartex" xmlns:cx5="http://schemas.microsoft.com/office/drawing/2016/5/11/chartex" xmlns:cx6="http://schemas.microsoft.com/office/drawing/2016/5/12/chartex" xmlns:cx7="http://schemas.microsoft.com/office/drawing/2016/5/13/chartex" xmlns:cx8="http://schemas.microsoft.com/office/drawing/2016/5/14/chartex" xmlns:mc="http://schemas.openxmlformats.org/markup-compatibility/2006" xmlns:aink="http://schemas.microsoft.com/office/drawing/2016/ink" xmlns:am3d="http://schemas.microsoft.com/office/drawing/2017/model3d" xmlns:o="urn:schemas-microsoft-com:office:office" xmlns:oel="http://schemas.microsoft.com/office/2019/extlst" xmlns:r="http://schemas.openxmlformats.org/officeDocument/2006/relationships" xmlns:m="http://schemas.openxmlformats.org/officeDocument/2006/math" xmlns:v="urn:schemas-microsoft-com:vml" xmlns:wp14="http://schemas.microsoft.com/office/word/2010/wordprocessingDrawing" xmlns:wp="http://schemas.openxmlformats.org/drawingml/2006/wordprocessingDrawing" xmlns:w10="urn:schemas-microsoft-com:office:word" xmlns:w="http://schemas.openxmlformats.org/wordprocessingml/2006/main" xmlns:w14="http://schemas.microsoft.com/office/word/2010/wordml" xmlns:w15="http://schemas.microsoft.com/office/word/2012/wordml" xmlns:w16cex="http://schemas.microsoft.com/office/word/2018/wordml/cex" xmlns:w16cid="http://schemas.microsoft.com/office/word/2016/wordml/cid" xmlns:w16="http://schemas.microsoft.com/office/word/2018/wordml" xmlns:w16du="http://schemas.microsoft.com/office/word/2023/wordml/word16du" xmlns:w16sdtdh="http://schemas.microsoft.com/office/word/2020/wordml/sdtdatahash" xmlns:w16sdtfl="http://schemas.microsoft.com/office/word/2024/wordml/sdtformatlock" xmlns:w16se="http://schemas.microsoft.com/office/word/2015/wordml/symex" xmlns:wpg="http://schemas.microsoft.com/office/word/2010/wordprocessingGroup" xmlns:wpi="http://schemas.microsoft.com/office/word/2010/wordprocessingInk" xmlns:wne="http://schemas.microsoft.com/office/word/2006/wordml" xmlns:wps="http://schemas.microsoft.com/office/word/2010/wordprocessingShape" mc:Ignorable="w14 w15 w16se w16cid w16 w16cex w16sdtdh w16sdtfl w16du wp14">
   <w:body>
     <w:sdt>
       <w:sdtPr>
@@ -2117,8 +2117,6 @@
         </w:rPr>
         <w:t>’s marketplace allows businesses to sift through the general public towards their target market. They can then leave notes for the client based on services provided. This will generate an automatic history report on the previous operations.</w:t>
       </w:r>
-      <w:bookmarkStart w:id="2" w:name="_GoBack"/>
-      <w:bookmarkEnd w:id="2"/>
     </w:p>
     <w:p>
       <w:pPr>
@@ -2142,7 +2140,7 @@
           <w:lang w:val="en-US"/>
         </w:rPr>
       </w:pPr>
-      <w:bookmarkStart w:id="3" w:name="_Toc207787817"/>
+      <w:bookmarkStart w:id="2" w:name="_Toc207787817"/>
       <w:r>
         <w:rPr>
           <w:sz w:val="36"/>
@@ -2161,7 +2159,7 @@
         </w:rPr>
         <w:t>scope</w:t>
       </w:r>
-      <w:bookmarkEnd w:id="3"/>
+      <w:bookmarkEnd w:id="2"/>
     </w:p>
     <w:p>
       <w:pPr>
@@ -2232,7 +2230,7 @@
           <w:u w:val="single"/>
         </w:rPr>
       </w:pPr>
-      <w:bookmarkStart w:id="4" w:name="_Toc207787818"/>
+      <w:bookmarkStart w:id="3" w:name="_Toc207787818"/>
       <w:r>
         <w:rPr>
           <w:sz w:val="28"/>
@@ -2241,7 +2239,7 @@
         </w:rPr>
         <w:t>1.2.1 Information scope</w:t>
       </w:r>
-      <w:bookmarkEnd w:id="4"/>
+      <w:bookmarkEnd w:id="3"/>
     </w:p>
     <w:p>
       <w:pPr>
@@ -2476,7 +2474,7 @@
           <w:u w:val="single"/>
         </w:rPr>
       </w:pPr>
-      <w:bookmarkStart w:id="5" w:name="_Toc207787819"/>
+      <w:bookmarkStart w:id="4" w:name="_Toc207787819"/>
       <w:r>
         <w:rPr>
           <w:sz w:val="28"/>
@@ -2485,7 +2483,7 @@
         </w:rPr>
         <w:t>1.2.2 Functional scope</w:t>
       </w:r>
-      <w:bookmarkEnd w:id="5"/>
+      <w:bookmarkEnd w:id="4"/>
     </w:p>
     <w:p>
       <w:pPr>
@@ -2625,7 +2623,7 @@
           <w:u w:val="single"/>
         </w:rPr>
       </w:pPr>
-      <w:bookmarkStart w:id="6" w:name="_Toc207787820"/>
+      <w:bookmarkStart w:id="5" w:name="_Toc207787820"/>
       <w:r>
         <w:rPr>
           <w:sz w:val="28"/>
@@ -2634,7 +2632,7 @@
         </w:rPr>
         <w:t>1.2.3 Communication scope</w:t>
       </w:r>
-      <w:bookmarkEnd w:id="6"/>
+      <w:bookmarkEnd w:id="5"/>
     </w:p>
     <w:p>
       <w:pPr>
@@ -2691,6 +2689,41 @@
         <w:rPr>
           <w:sz w:val="23"/>
           <w:szCs w:val="23"/>
+        </w:rPr>
+      </w:pPr>
+    </w:p>
+    <w:p>
+      <w:pPr>
+        <w:rPr>
+          <w:lang w:val="en-US"/>
+        </w:rPr>
+      </w:pPr>
+    </w:p>
+    <w:p>
+      <w:pPr>
+        <w:rPr>
+          <w:lang w:val="en-US"/>
+        </w:rPr>
+      </w:pPr>
+    </w:p>
+    <w:p>
+      <w:pPr>
+        <w:rPr>
+          <w:lang w:val="en-US"/>
+        </w:rPr>
+      </w:pPr>
+    </w:p>
+    <w:p>
+      <w:pPr>
+        <w:rPr>
+          <w:lang w:val="en-US"/>
+        </w:rPr>
+      </w:pPr>
+    </w:p>
+    <w:p>
+      <w:pPr>
+        <w:rPr>
+          <w:lang w:val="en-US"/>
         </w:rPr>
       </w:pPr>
     </w:p>
@@ -2711,7 +2744,7 @@
           <w:lang w:val="en-US"/>
         </w:rPr>
       </w:pPr>
-      <w:bookmarkStart w:id="7" w:name="_Toc207787821"/>
+      <w:bookmarkStart w:id="6" w:name="_Toc207787821"/>
       <w:r>
         <w:rPr>
           <w:sz w:val="36"/>
@@ -2719,6 +2752,7 @@
           <w:u w:val="single"/>
           <w:lang w:val="en-US"/>
         </w:rPr>
+        <w:lastRenderedPageBreak/>
         <w:t xml:space="preserve">1.3 </w:t>
       </w:r>
       <w:r>
@@ -2730,7 +2764,7 @@
         </w:rPr>
         <w:t>Business requirements</w:t>
       </w:r>
-      <w:bookmarkEnd w:id="7"/>
+      <w:bookmarkEnd w:id="6"/>
     </w:p>
     <w:p>
       <w:pPr>
@@ -2798,11 +2832,7 @@
         <w:t>: pool owners and service providers. Each</w:t>
       </w:r>
       <w:r>
-        <w:t xml:space="preserve"> of </w:t>
-      </w:r>
-      <w:r>
-        <w:lastRenderedPageBreak/>
-        <w:t>the</w:t>
+        <w:t xml:space="preserve"> of the</w:t>
       </w:r>
       <w:r>
         <w:t xml:space="preserve"> user type</w:t>
@@ -2812,6 +2842,212 @@
       </w:r>
       <w:r>
         <w:t xml:space="preserve"> has specific needs that the system must address to ensure usability, reliability, and value.</w:t>
+      </w:r>
+    </w:p>
+    <w:p/>
+    <w:p>
+      <w:pPr>
+        <w:rPr>
+          <w:b/>
+          <w:bCs/>
+        </w:rPr>
+      </w:pPr>
+      <w:r>
+        <w:rPr>
+          <w:b/>
+          <w:bCs/>
+        </w:rPr>
+        <w:t>Pool Owners:</w:t>
+      </w:r>
+    </w:p>
+    <w:p>
+      <w:r>
+        <w:t>The pool owners require a system that:</w:t>
+      </w:r>
+    </w:p>
+    <w:p/>
+    <w:p>
+      <w:pPr>
+        <w:pStyle w:val="ListParagraph"/>
+        <w:numPr>
+          <w:ilvl w:val="0"/>
+          <w:numId w:val="11"/>
+        </w:numPr>
+      </w:pPr>
+      <w:r>
+        <w:t>Helps pool owners maintain their pools by suggesting the right chemical dosages, setting up maintenance schedules, and sending reminders to reduce mistakes.</w:t>
+      </w:r>
+    </w:p>
+    <w:p>
+      <w:pPr>
+        <w:pStyle w:val="ListParagraph"/>
+        <w:numPr>
+          <w:ilvl w:val="0"/>
+          <w:numId w:val="11"/>
+        </w:numPr>
+      </w:pPr>
+      <w:r>
+        <w:t>Keeps pool and maintenance data safe, making it easy for users to store and find records like water readings, maintenance tasks, and notes</w:t>
+      </w:r>
+      <w:r>
+        <w:t>.</w:t>
+      </w:r>
+    </w:p>
+    <w:p>
+      <w:pPr>
+        <w:pStyle w:val="ListParagraph"/>
+        <w:numPr>
+          <w:ilvl w:val="0"/>
+          <w:numId w:val="11"/>
+        </w:numPr>
+      </w:pPr>
+      <w:r>
+        <w:t>Makes it simple for users to navigate dashboards, log water readings, book services, and view reports without any confusion</w:t>
+      </w:r>
+      <w:r>
+        <w:t>.</w:t>
+      </w:r>
+    </w:p>
+    <w:p>
+      <w:pPr>
+        <w:pStyle w:val="ListParagraph"/>
+        <w:numPr>
+          <w:ilvl w:val="0"/>
+          <w:numId w:val="11"/>
+        </w:numPr>
+      </w:pPr>
+      <w:r>
+        <w:t xml:space="preserve">Supports offline operation making it possible for the user to still use the during loadshedding or in areas with poor or no network access. The app allows offline data entry and </w:t>
+      </w:r>
+      <w:r>
+        <w:t>synchronizes</w:t>
+      </w:r>
+      <w:r>
+        <w:t xml:space="preserve"> when connectivity resumes</w:t>
+      </w:r>
+      <w:r>
+        <w:t>.</w:t>
+      </w:r>
+    </w:p>
+    <w:p>
+      <w:pPr>
+        <w:pStyle w:val="ListParagraph"/>
+        <w:numPr>
+          <w:ilvl w:val="0"/>
+          <w:numId w:val="11"/>
+        </w:numPr>
+      </w:pPr>
+      <w:r>
+        <w:t>Ensures a transparent marketplace for pool owners to access a vetted list of local service providers and products, with clear pricing and availability</w:t>
+      </w:r>
+      <w:r>
+        <w:t>.</w:t>
+      </w:r>
+    </w:p>
+    <w:p>
+      <w:pPr>
+        <w:pStyle w:val="ListParagraph"/>
+        <w:numPr>
+          <w:ilvl w:val="0"/>
+          <w:numId w:val="11"/>
+        </w:numPr>
+      </w:pPr>
+      <w:r>
+        <w:t xml:space="preserve">Provides push notifications for maintenance reminders, service confirmations, municipal water restrictions, or alerts for loadshedding. </w:t>
+      </w:r>
+    </w:p>
+    <w:p/>
+    <w:p>
+      <w:pPr>
+        <w:rPr>
+          <w:b/>
+          <w:bCs/>
+        </w:rPr>
+      </w:pPr>
+      <w:r>
+        <w:rPr>
+          <w:b/>
+          <w:bCs/>
+        </w:rPr>
+        <w:t>Service Providers:</w:t>
+      </w:r>
+    </w:p>
+    <w:p>
+      <w:r>
+        <w:t>Service providers require a system that:</w:t>
+      </w:r>
+    </w:p>
+    <w:p/>
+    <w:p>
+      <w:pPr>
+        <w:pStyle w:val="ListParagraph"/>
+        <w:numPr>
+          <w:ilvl w:val="0"/>
+          <w:numId w:val="12"/>
+        </w:numPr>
+      </w:pPr>
+      <w:r>
+        <w:t>Effectively manages bookings so that providers should be able to view, accept, or decline appointments and track service history</w:t>
+      </w:r>
+      <w:r>
+        <w:t>.</w:t>
+      </w:r>
+    </w:p>
+    <w:p>
+      <w:pPr>
+        <w:pStyle w:val="ListParagraph"/>
+        <w:numPr>
+          <w:ilvl w:val="0"/>
+          <w:numId w:val="12"/>
+        </w:numPr>
+      </w:pPr>
+      <w:r>
+        <w:t>Displays product and service information clearly which allows providers to manage their services they offer, pricing, and availability.</w:t>
+      </w:r>
+    </w:p>
+    <w:p>
+      <w:pPr>
+        <w:pStyle w:val="ListParagraph"/>
+        <w:numPr>
+          <w:ilvl w:val="0"/>
+          <w:numId w:val="12"/>
+        </w:numPr>
+      </w:pPr>
+      <w:r>
+        <w:t>Promotes communication with clients by allowing providers to update clients on bookings, service progress, or issues through messaging or notifications</w:t>
+      </w:r>
+      <w:r>
+        <w:t>.</w:t>
+      </w:r>
+    </w:p>
+    <w:p>
+      <w:pPr>
+        <w:pStyle w:val="ListParagraph"/>
+        <w:numPr>
+          <w:ilvl w:val="0"/>
+          <w:numId w:val="12"/>
+        </w:numPr>
+      </w:pPr>
+      <w:r>
+        <w:t>Supports administrative functionality by having dashboards to view revenue summaries, service trends, and client feedback</w:t>
+      </w:r>
+      <w:r>
+        <w:t>.</w:t>
+      </w:r>
+    </w:p>
+    <w:p>
+      <w:pPr>
+        <w:pStyle w:val="ListParagraph"/>
+        <w:numPr>
+          <w:ilvl w:val="0"/>
+          <w:numId w:val="12"/>
+        </w:numPr>
+      </w:pPr>
+      <w:r>
+        <w:t>Ensures security and access control so only authorized personnel can access sensitive client data, and role-based permissions must be enforced</w:t>
+      </w:r>
+      <w:r>
+        <w:t>.</w:t>
       </w:r>
     </w:p>
     <w:p/>
@@ -2819,12 +3055,6 @@
     <w:p/>
     <w:p/>
     <w:p/>
-    <w:p/>
-    <w:p/>
-    <w:p/>
-    <w:p/>
-    <w:p/>
-    <w:p/>
     <w:p>
       <w:pPr>
         <w:jc w:val="both"/>
@@ -2843,7 +3073,7 @@
           <w:lang w:val="en-US"/>
         </w:rPr>
       </w:pPr>
-      <w:bookmarkStart w:id="8" w:name="_Toc207787822"/>
+      <w:bookmarkStart w:id="7" w:name="_Toc207787822"/>
       <w:r>
         <w:rPr>
           <w:sz w:val="36"/>
@@ -2851,6 +3081,7 @@
           <w:u w:val="single"/>
           <w:lang w:val="en-US"/>
         </w:rPr>
+        <w:lastRenderedPageBreak/>
         <w:t xml:space="preserve">1.4 </w:t>
       </w:r>
       <w:r>
@@ -2862,7 +3093,7 @@
         </w:rPr>
         <w:t>Hardware and Software Requirements</w:t>
       </w:r>
-      <w:bookmarkEnd w:id="8"/>
+      <w:bookmarkEnd w:id="7"/>
     </w:p>
     <w:p>
       <w:pPr>
@@ -2925,7 +3156,7 @@
           <w:lang w:val="en-US"/>
         </w:rPr>
       </w:pPr>
-      <w:bookmarkStart w:id="9" w:name="_Toc207787823"/>
+      <w:bookmarkStart w:id="8" w:name="_Toc207787823"/>
       <w:r>
         <w:rPr>
           <w:sz w:val="28"/>
@@ -2935,7 +3166,7 @@
         </w:rPr>
         <w:t>1.4.1 Software Requirements</w:t>
       </w:r>
-      <w:bookmarkEnd w:id="9"/>
+      <w:bookmarkEnd w:id="8"/>
     </w:p>
     <w:p>
       <w:pPr>
@@ -3175,7 +3406,7 @@
           <w:lang w:val="en-US"/>
         </w:rPr>
       </w:pPr>
-      <w:bookmarkStart w:id="10" w:name="_Toc207787824"/>
+      <w:bookmarkStart w:id="9" w:name="_Toc207787824"/>
       <w:r>
         <w:rPr>
           <w:sz w:val="28"/>
@@ -3185,7 +3416,7 @@
         </w:rPr>
         <w:t>1.4.2 Hardware Requirements</w:t>
       </w:r>
-      <w:bookmarkEnd w:id="10"/>
+      <w:bookmarkEnd w:id="9"/>
     </w:p>
     <w:p>
       <w:pPr>
@@ -3302,7 +3533,7 @@
           <w:lang w:val="en-US"/>
         </w:rPr>
       </w:pPr>
-      <w:bookmarkStart w:id="11" w:name="_Toc207787825"/>
+      <w:bookmarkStart w:id="10" w:name="_Toc207787825"/>
       <w:r>
         <w:rPr>
           <w:sz w:val="36"/>
@@ -3321,7 +3552,7 @@
         </w:rPr>
         <w:t>Design constraints</w:t>
       </w:r>
-      <w:bookmarkEnd w:id="11"/>
+      <w:bookmarkEnd w:id="10"/>
     </w:p>
     <w:p>
       <w:pPr>
@@ -3365,7 +3596,7 @@
           <w:lang w:val="en-US"/>
         </w:rPr>
       </w:pPr>
-      <w:bookmarkStart w:id="12" w:name="_Toc207787826"/>
+      <w:bookmarkStart w:id="11" w:name="_Toc207787826"/>
       <w:r>
         <w:rPr>
           <w:sz w:val="28"/>
@@ -3375,7 +3606,7 @@
         </w:rPr>
         <w:t>1.5.1 Security constraints</w:t>
       </w:r>
-      <w:bookmarkEnd w:id="12"/>
+      <w:bookmarkEnd w:id="11"/>
     </w:p>
     <w:p>
       <w:pPr>
@@ -3500,7 +3731,7 @@
           <w:lang w:val="en-US"/>
         </w:rPr>
       </w:pPr>
-      <w:bookmarkStart w:id="13" w:name="_Toc207787827"/>
+      <w:bookmarkStart w:id="12" w:name="_Toc207787827"/>
       <w:r>
         <w:rPr>
           <w:sz w:val="28"/>
@@ -3510,7 +3741,7 @@
         </w:rPr>
         <w:t>1.5.2 Interface constraints</w:t>
       </w:r>
-      <w:bookmarkEnd w:id="13"/>
+      <w:bookmarkEnd w:id="12"/>
     </w:p>
     <w:p>
       <w:pPr>
@@ -3576,7 +3807,7 @@
           <w:lang w:val="en-US"/>
         </w:rPr>
       </w:pPr>
-      <w:bookmarkStart w:id="14" w:name="_Toc207787828"/>
+      <w:bookmarkStart w:id="13" w:name="_Toc207787828"/>
       <w:r>
         <w:rPr>
           <w:sz w:val="28"/>
@@ -3586,7 +3817,7 @@
         </w:rPr>
         <w:t>1.5.3 Performance constraints</w:t>
       </w:r>
-      <w:bookmarkEnd w:id="14"/>
+      <w:bookmarkEnd w:id="13"/>
     </w:p>
     <w:p>
       <w:pPr>
@@ -3627,7 +3858,7 @@
           <w:lang w:val="en-US"/>
         </w:rPr>
       </w:pPr>
-      <w:bookmarkStart w:id="15" w:name="_Toc207787829"/>
+      <w:bookmarkStart w:id="14" w:name="_Toc207787829"/>
       <w:r>
         <w:rPr>
           <w:sz w:val="36"/>
@@ -3637,7 +3868,7 @@
         </w:rPr>
         <w:t>1.6 High-level use case diagram</w:t>
       </w:r>
-      <w:bookmarkEnd w:id="15"/>
+      <w:bookmarkEnd w:id="14"/>
     </w:p>
     <w:p>
       <w:pPr>
@@ -3804,27 +4035,14 @@
       <w:r>
         <w:t xml:space="preserve">Figure </w:t>
       </w:r>
-      <w:r>
-        <w:fldChar w:fldCharType="begin"/>
-      </w:r>
-      <w:r>
-        <w:instrText xml:space="preserve"> SEQ Figure \* ARABIC </w:instrText>
-      </w:r>
-      <w:r>
-        <w:fldChar w:fldCharType="separate"/>
-      </w:r>
-      <w:r>
-        <w:rPr>
-          <w:noProof/>
-        </w:rPr>
-        <w:t>1</w:t>
-      </w:r>
-      <w:r>
-        <w:rPr>
-          <w:noProof/>
-        </w:rPr>
-        <w:fldChar w:fldCharType="end"/>
-      </w:r>
+      <w:fldSimple w:instr=" SEQ Figure \* ARABIC ">
+        <w:r>
+          <w:rPr>
+            <w:noProof/>
+          </w:rPr>
+          <w:t>1</w:t>
+        </w:r>
+      </w:fldSimple>
       <w:r>
         <w:rPr>
           <w:noProof/>
@@ -3846,7 +4064,7 @@
           <w:lang w:val="en-US"/>
         </w:rPr>
       </w:pPr>
-      <w:bookmarkStart w:id="16" w:name="_Toc207787830"/>
+      <w:bookmarkStart w:id="15" w:name="_Toc207787830"/>
       <w:r>
         <w:rPr>
           <w:sz w:val="36"/>
@@ -3865,7 +4083,7 @@
         </w:rPr>
         <w:t>UML Class Model / Diagram</w:t>
       </w:r>
-      <w:bookmarkEnd w:id="16"/>
+      <w:bookmarkEnd w:id="15"/>
     </w:p>
     <w:p>
       <w:pPr>
@@ -4127,27 +4345,14 @@
       <w:r>
         <w:fldChar w:fldCharType="end"/>
       </w:r>
-      <w:r>
-        <w:fldChar w:fldCharType="begin"/>
-      </w:r>
-      <w:r>
-        <w:instrText xml:space="preserve"> SEQ Figure \* ARABIC \s 1 </w:instrText>
-      </w:r>
-      <w:r>
-        <w:fldChar w:fldCharType="separate"/>
-      </w:r>
-      <w:r>
-        <w:rPr>
-          <w:noProof/>
-        </w:rPr>
-        <w:t>1</w:t>
-      </w:r>
-      <w:r>
-        <w:rPr>
-          <w:noProof/>
-        </w:rPr>
-        <w:fldChar w:fldCharType="end"/>
-      </w:r>
+      <w:fldSimple w:instr=" SEQ Figure \* ARABIC \s 1 ">
+        <w:r>
+          <w:rPr>
+            <w:noProof/>
+          </w:rPr>
+          <w:t>1</w:t>
+        </w:r>
+      </w:fldSimple>
       <w:r>
         <w:t>.</w:t>
       </w:r>
@@ -4182,7 +4387,7 @@
           <w:lang w:val="en-US"/>
         </w:rPr>
       </w:pPr>
-      <w:bookmarkStart w:id="17" w:name="_Toc207787831"/>
+      <w:bookmarkStart w:id="16" w:name="_Toc207787831"/>
       <w:r>
         <w:rPr>
           <w:sz w:val="36"/>
@@ -4210,7 +4415,7 @@
         </w:rPr>
         <w:t xml:space="preserve"> Relational Database Model Diagram</w:t>
       </w:r>
-      <w:bookmarkEnd w:id="17"/>
+      <w:bookmarkEnd w:id="16"/>
     </w:p>
     <w:p>
       <w:pPr>
@@ -4518,7 +4723,7 @@
           <w:lang w:val="en-US"/>
         </w:rPr>
       </w:pPr>
-      <w:bookmarkStart w:id="18" w:name="_Toc207787832"/>
+      <w:bookmarkStart w:id="17" w:name="_Toc207787832"/>
       <w:r>
         <w:rPr>
           <w:sz w:val="36"/>
@@ -4546,7 +4751,7 @@
         </w:rPr>
         <w:t xml:space="preserve"> User Interface Design</w:t>
       </w:r>
-      <w:bookmarkEnd w:id="18"/>
+      <w:bookmarkEnd w:id="17"/>
       <w:r>
         <w:rPr>
           <w:sz w:val="36"/>
@@ -4943,7 +5148,7 @@
 </file>
 
 <file path=word/endnotes.xml><?xml version="1.0" encoding="utf-8"?>
-<w:endnotes xmlns:wpc="http://schemas.microsoft.com/office/word/2010/wordprocessingCanvas" xmlns:cx="http://schemas.microsoft.com/office/drawing/2014/chartex" xmlns:cx1="http://schemas.microsoft.com/office/drawing/2015/9/8/chartex" xmlns:cx2="http://schemas.microsoft.com/office/drawing/2015/10/21/chartex" xmlns:cx3="http://schemas.microsoft.com/office/drawing/2016/5/9/chartex" xmlns:cx4="http://schemas.microsoft.com/office/drawing/2016/5/10/chartex" xmlns:cx5="http://schemas.microsoft.com/office/drawing/2016/5/11/chartex" xmlns:cx6="http://schemas.microsoft.com/office/drawing/2016/5/12/chartex" xmlns:cx7="http://schemas.microsoft.com/office/drawing/2016/5/13/chartex" xmlns:cx8="http://schemas.microsoft.com/office/drawing/2016/5/14/chartex" xmlns:mc="http://schemas.openxmlformats.org/markup-compatibility/2006" xmlns:aink="http://schemas.microsoft.com/office/drawing/2016/ink" xmlns:am3d="http://schemas.microsoft.com/office/drawing/2017/model3d" xmlns:o="urn:schemas-microsoft-com:office:office" xmlns:r="http://schemas.openxmlformats.org/officeDocument/2006/relationships" xmlns:m="http://schemas.openxmlformats.org/officeDocument/2006/math" xmlns:v="urn:schemas-microsoft-com:vml" xmlns:wp14="http://schemas.microsoft.com/office/word/2010/wordprocessingDrawing" xmlns:wp="http://schemas.openxmlformats.org/drawingml/2006/wordprocessingDrawing" xmlns:w10="urn:schemas-microsoft-com:office:word" xmlns:w="http://schemas.openxmlformats.org/wordprocessingml/2006/main" xmlns:w14="http://schemas.microsoft.com/office/word/2010/wordml" xmlns:w15="http://schemas.microsoft.com/office/word/2012/wordml" xmlns:w16cid="http://schemas.microsoft.com/office/word/2016/wordml/cid" xmlns:w16se="http://schemas.microsoft.com/office/word/2015/wordml/symex" xmlns:wpg="http://schemas.microsoft.com/office/word/2010/wordprocessingGroup" xmlns:wpi="http://schemas.microsoft.com/office/word/2010/wordprocessingInk" xmlns:wne="http://schemas.microsoft.com/office/word/2006/wordml" xmlns:wps="http://schemas.microsoft.com/office/word/2010/wordprocessingShape" mc:Ignorable="w14 w15 w16se w16cid wp14">
+<w:endnotes xmlns:wpc="http://schemas.microsoft.com/office/word/2010/wordprocessingCanvas" xmlns:cx="http://schemas.microsoft.com/office/drawing/2014/chartex" xmlns:cx1="http://schemas.microsoft.com/office/drawing/2015/9/8/chartex" xmlns:cx2="http://schemas.microsoft.com/office/drawing/2015/10/21/chartex" xmlns:cx3="http://schemas.microsoft.com/office/drawing/2016/5/9/chartex" xmlns:cx4="http://schemas.microsoft.com/office/drawing/2016/5/10/chartex" xmlns:cx5="http://schemas.microsoft.com/office/drawing/2016/5/11/chartex" xmlns:cx6="http://schemas.microsoft.com/office/drawing/2016/5/12/chartex" xmlns:cx7="http://schemas.microsoft.com/office/drawing/2016/5/13/chartex" xmlns:cx8="http://schemas.microsoft.com/office/drawing/2016/5/14/chartex" xmlns:mc="http://schemas.openxmlformats.org/markup-compatibility/2006" xmlns:aink="http://schemas.microsoft.com/office/drawing/2016/ink" xmlns:am3d="http://schemas.microsoft.com/office/drawing/2017/model3d" xmlns:o="urn:schemas-microsoft-com:office:office" xmlns:oel="http://schemas.microsoft.com/office/2019/extlst" xmlns:r="http://schemas.openxmlformats.org/officeDocument/2006/relationships" xmlns:m="http://schemas.openxmlformats.org/officeDocument/2006/math" xmlns:v="urn:schemas-microsoft-com:vml" xmlns:wp14="http://schemas.microsoft.com/office/word/2010/wordprocessingDrawing" xmlns:wp="http://schemas.openxmlformats.org/drawingml/2006/wordprocessingDrawing" xmlns:w10="urn:schemas-microsoft-com:office:word" xmlns:w="http://schemas.openxmlformats.org/wordprocessingml/2006/main" xmlns:w14="http://schemas.microsoft.com/office/word/2010/wordml" xmlns:w15="http://schemas.microsoft.com/office/word/2012/wordml" xmlns:w16cex="http://schemas.microsoft.com/office/word/2018/wordml/cex" xmlns:w16cid="http://schemas.microsoft.com/office/word/2016/wordml/cid" xmlns:w16="http://schemas.microsoft.com/office/word/2018/wordml" xmlns:w16du="http://schemas.microsoft.com/office/word/2023/wordml/word16du" xmlns:w16sdtdh="http://schemas.microsoft.com/office/word/2020/wordml/sdtdatahash" xmlns:w16sdtfl="http://schemas.microsoft.com/office/word/2024/wordml/sdtformatlock" xmlns:w16se="http://schemas.microsoft.com/office/word/2015/wordml/symex" xmlns:wpg="http://schemas.microsoft.com/office/word/2010/wordprocessingGroup" xmlns:wpi="http://schemas.microsoft.com/office/word/2010/wordprocessingInk" xmlns:wne="http://schemas.microsoft.com/office/word/2006/wordml" xmlns:wps="http://schemas.microsoft.com/office/word/2010/wordprocessingShape" mc:Ignorable="w14 w15 w16se w16cid w16 w16cex w16sdtdh w16sdtfl w16du wp14">
   <w:endnote w:type="separator" w:id="-1">
     <w:p>
       <w:r>
@@ -4962,7 +5167,7 @@
 </file>
 
 <file path=word/footer1.xml><?xml version="1.0" encoding="utf-8"?>
-<w:ftr xmlns:wpc="http://schemas.microsoft.com/office/word/2010/wordprocessingCanvas" xmlns:cx="http://schemas.microsoft.com/office/drawing/2014/chartex" xmlns:cx1="http://schemas.microsoft.com/office/drawing/2015/9/8/chartex" xmlns:cx2="http://schemas.microsoft.com/office/drawing/2015/10/21/chartex" xmlns:cx3="http://schemas.microsoft.com/office/drawing/2016/5/9/chartex" xmlns:cx4="http://schemas.microsoft.com/office/drawing/2016/5/10/chartex" xmlns:cx5="http://schemas.microsoft.com/office/drawing/2016/5/11/chartex" xmlns:cx6="http://schemas.microsoft.com/office/drawing/2016/5/12/chartex" xmlns:cx7="http://schemas.microsoft.com/office/drawing/2016/5/13/chartex" xmlns:cx8="http://schemas.microsoft.com/office/drawing/2016/5/14/chartex" xmlns:mc="http://schemas.openxmlformats.org/markup-compatibility/2006" xmlns:aink="http://schemas.microsoft.com/office/drawing/2016/ink" xmlns:am3d="http://schemas.microsoft.com/office/drawing/2017/model3d" xmlns:o="urn:schemas-microsoft-com:office:office" xmlns:r="http://schemas.openxmlformats.org/officeDocument/2006/relationships" xmlns:m="http://schemas.openxmlformats.org/officeDocument/2006/math" xmlns:v="urn:schemas-microsoft-com:vml" xmlns:wp14="http://schemas.microsoft.com/office/word/2010/wordprocessingDrawing" xmlns:wp="http://schemas.openxmlformats.org/drawingml/2006/wordprocessingDrawing" xmlns:w10="urn:schemas-microsoft-com:office:word" xmlns:w="http://schemas.openxmlformats.org/wordprocessingml/2006/main" xmlns:w14="http://schemas.microsoft.com/office/word/2010/wordml" xmlns:w15="http://schemas.microsoft.com/office/word/2012/wordml" xmlns:w16cid="http://schemas.microsoft.com/office/word/2016/wordml/cid" xmlns:w16se="http://schemas.microsoft.com/office/word/2015/wordml/symex" xmlns:wpg="http://schemas.microsoft.com/office/word/2010/wordprocessingGroup" xmlns:wpi="http://schemas.microsoft.com/office/word/2010/wordprocessingInk" xmlns:wne="http://schemas.microsoft.com/office/word/2006/wordml" xmlns:wps="http://schemas.microsoft.com/office/word/2010/wordprocessingShape" mc:Ignorable="w14 w15 w16se w16cid wp14">
+<w:ftr xmlns:wpc="http://schemas.microsoft.com/office/word/2010/wordprocessingCanvas" xmlns:cx="http://schemas.microsoft.com/office/drawing/2014/chartex" xmlns:cx1="http://schemas.microsoft.com/office/drawing/2015/9/8/chartex" xmlns:cx2="http://schemas.microsoft.com/office/drawing/2015/10/21/chartex" xmlns:cx3="http://schemas.microsoft.com/office/drawing/2016/5/9/chartex" xmlns:cx4="http://schemas.microsoft.com/office/drawing/2016/5/10/chartex" xmlns:cx5="http://schemas.microsoft.com/office/drawing/2016/5/11/chartex" xmlns:cx6="http://schemas.microsoft.com/office/drawing/2016/5/12/chartex" xmlns:cx7="http://schemas.microsoft.com/office/drawing/2016/5/13/chartex" xmlns:cx8="http://schemas.microsoft.com/office/drawing/2016/5/14/chartex" xmlns:mc="http://schemas.openxmlformats.org/markup-compatibility/2006" xmlns:aink="http://schemas.microsoft.com/office/drawing/2016/ink" xmlns:am3d="http://schemas.microsoft.com/office/drawing/2017/model3d" xmlns:o="urn:schemas-microsoft-com:office:office" xmlns:oel="http://schemas.microsoft.com/office/2019/extlst" xmlns:r="http://schemas.openxmlformats.org/officeDocument/2006/relationships" xmlns:m="http://schemas.openxmlformats.org/officeDocument/2006/math" xmlns:v="urn:schemas-microsoft-com:vml" xmlns:wp14="http://schemas.microsoft.com/office/word/2010/wordprocessingDrawing" xmlns:wp="http://schemas.openxmlformats.org/drawingml/2006/wordprocessingDrawing" xmlns:w10="urn:schemas-microsoft-com:office:word" xmlns:w="http://schemas.openxmlformats.org/wordprocessingml/2006/main" xmlns:w14="http://schemas.microsoft.com/office/word/2010/wordml" xmlns:w15="http://schemas.microsoft.com/office/word/2012/wordml" xmlns:w16cex="http://schemas.microsoft.com/office/word/2018/wordml/cex" xmlns:w16cid="http://schemas.microsoft.com/office/word/2016/wordml/cid" xmlns:w16="http://schemas.microsoft.com/office/word/2018/wordml" xmlns:w16du="http://schemas.microsoft.com/office/word/2023/wordml/word16du" xmlns:w16sdtdh="http://schemas.microsoft.com/office/word/2020/wordml/sdtdatahash" xmlns:w16sdtfl="http://schemas.microsoft.com/office/word/2024/wordml/sdtformatlock" xmlns:w16se="http://schemas.microsoft.com/office/word/2015/wordml/symex" xmlns:wpg="http://schemas.microsoft.com/office/word/2010/wordprocessingGroup" xmlns:wpi="http://schemas.microsoft.com/office/word/2010/wordprocessingInk" xmlns:wne="http://schemas.microsoft.com/office/word/2006/wordml" xmlns:wps="http://schemas.microsoft.com/office/word/2010/wordprocessingShape" mc:Ignorable="w14 w15 w16se w16cid w16 w16cex w16sdtdh w16sdtfl w16du wp14">
   <w:p>
     <w:pPr>
       <w:pStyle w:val="Footer"/>
@@ -4980,7 +5185,7 @@
 </file>
 
 <file path=word/footnotes.xml><?xml version="1.0" encoding="utf-8"?>
-<w:footnotes xmlns:wpc="http://schemas.microsoft.com/office/word/2010/wordprocessingCanvas" xmlns:cx="http://schemas.microsoft.com/office/drawing/2014/chartex" xmlns:cx1="http://schemas.microsoft.com/office/drawing/2015/9/8/chartex" xmlns:cx2="http://schemas.microsoft.com/office/drawing/2015/10/21/chartex" xmlns:cx3="http://schemas.microsoft.com/office/drawing/2016/5/9/chartex" xmlns:cx4="http://schemas.microsoft.com/office/drawing/2016/5/10/chartex" xmlns:cx5="http://schemas.microsoft.com/office/drawing/2016/5/11/chartex" xmlns:cx6="http://schemas.microsoft.com/office/drawing/2016/5/12/chartex" xmlns:cx7="http://schemas.microsoft.com/office/drawing/2016/5/13/chartex" xmlns:cx8="http://schemas.microsoft.com/office/drawing/2016/5/14/chartex" xmlns:mc="http://schemas.openxmlformats.org/markup-compatibility/2006" xmlns:aink="http://schemas.microsoft.com/office/drawing/2016/ink" xmlns:am3d="http://schemas.microsoft.com/office/drawing/2017/model3d" xmlns:o="urn:schemas-microsoft-com:office:office" xmlns:r="http://schemas.openxmlformats.org/officeDocument/2006/relationships" xmlns:m="http://schemas.openxmlformats.org/officeDocument/2006/math" xmlns:v="urn:schemas-microsoft-com:vml" xmlns:wp14="http://schemas.microsoft.com/office/word/2010/wordprocessingDrawing" xmlns:wp="http://schemas.openxmlformats.org/drawingml/2006/wordprocessingDrawing" xmlns:w10="urn:schemas-microsoft-com:office:word" xmlns:w="http://schemas.openxmlformats.org/wordprocessingml/2006/main" xmlns:w14="http://schemas.microsoft.com/office/word/2010/wordml" xmlns:w15="http://schemas.microsoft.com/office/word/2012/wordml" xmlns:w16cid="http://schemas.microsoft.com/office/word/2016/wordml/cid" xmlns:w16se="http://schemas.microsoft.com/office/word/2015/wordml/symex" xmlns:wpg="http://schemas.microsoft.com/office/word/2010/wordprocessingGroup" xmlns:wpi="http://schemas.microsoft.com/office/word/2010/wordprocessingInk" xmlns:wne="http://schemas.microsoft.com/office/word/2006/wordml" xmlns:wps="http://schemas.microsoft.com/office/word/2010/wordprocessingShape" mc:Ignorable="w14 w15 w16se w16cid wp14">
+<w:footnotes xmlns:wpc="http://schemas.microsoft.com/office/word/2010/wordprocessingCanvas" xmlns:cx="http://schemas.microsoft.com/office/drawing/2014/chartex" xmlns:cx1="http://schemas.microsoft.com/office/drawing/2015/9/8/chartex" xmlns:cx2="http://schemas.microsoft.com/office/drawing/2015/10/21/chartex" xmlns:cx3="http://schemas.microsoft.com/office/drawing/2016/5/9/chartex" xmlns:cx4="http://schemas.microsoft.com/office/drawing/2016/5/10/chartex" xmlns:cx5="http://schemas.microsoft.com/office/drawing/2016/5/11/chartex" xmlns:cx6="http://schemas.microsoft.com/office/drawing/2016/5/12/chartex" xmlns:cx7="http://schemas.microsoft.com/office/drawing/2016/5/13/chartex" xmlns:cx8="http://schemas.microsoft.com/office/drawing/2016/5/14/chartex" xmlns:mc="http://schemas.openxmlformats.org/markup-compatibility/2006" xmlns:aink="http://schemas.microsoft.com/office/drawing/2016/ink" xmlns:am3d="http://schemas.microsoft.com/office/drawing/2017/model3d" xmlns:o="urn:schemas-microsoft-com:office:office" xmlns:oel="http://schemas.microsoft.com/office/2019/extlst" xmlns:r="http://schemas.openxmlformats.org/officeDocument/2006/relationships" xmlns:m="http://schemas.openxmlformats.org/officeDocument/2006/math" xmlns:v="urn:schemas-microsoft-com:vml" xmlns:wp14="http://schemas.microsoft.com/office/word/2010/wordprocessingDrawing" xmlns:wp="http://schemas.openxmlformats.org/drawingml/2006/wordprocessingDrawing" xmlns:w10="urn:schemas-microsoft-com:office:word" xmlns:w="http://schemas.openxmlformats.org/wordprocessingml/2006/main" xmlns:w14="http://schemas.microsoft.com/office/word/2010/wordml" xmlns:w15="http://schemas.microsoft.com/office/word/2012/wordml" xmlns:w16cex="http://schemas.microsoft.com/office/word/2018/wordml/cex" xmlns:w16cid="http://schemas.microsoft.com/office/word/2016/wordml/cid" xmlns:w16="http://schemas.microsoft.com/office/word/2018/wordml" xmlns:w16du="http://schemas.microsoft.com/office/word/2023/wordml/word16du" xmlns:w16sdtdh="http://schemas.microsoft.com/office/word/2020/wordml/sdtdatahash" xmlns:w16sdtfl="http://schemas.microsoft.com/office/word/2024/wordml/sdtformatlock" xmlns:w16se="http://schemas.microsoft.com/office/word/2015/wordml/symex" xmlns:wpg="http://schemas.microsoft.com/office/word/2010/wordprocessingGroup" xmlns:wpi="http://schemas.microsoft.com/office/word/2010/wordprocessingInk" xmlns:wne="http://schemas.microsoft.com/office/word/2006/wordml" xmlns:wps="http://schemas.microsoft.com/office/word/2010/wordprocessingShape" mc:Ignorable="w14 w15 w16se w16cid w16 w16cex w16sdtdh w16sdtfl w16du wp14">
   <w:footnote w:type="separator" w:id="-1">
     <w:p>
       <w:r>
@@ -4999,7 +5204,7 @@
 </file>
 
 <file path=word/header1.xml><?xml version="1.0" encoding="utf-8"?>
-<w:hdr xmlns:wpc="http://schemas.microsoft.com/office/word/2010/wordprocessingCanvas" xmlns:cx="http://schemas.microsoft.com/office/drawing/2014/chartex" xmlns:cx1="http://schemas.microsoft.com/office/drawing/2015/9/8/chartex" xmlns:cx2="http://schemas.microsoft.com/office/drawing/2015/10/21/chartex" xmlns:cx3="http://schemas.microsoft.com/office/drawing/2016/5/9/chartex" xmlns:cx4="http://schemas.microsoft.com/office/drawing/2016/5/10/chartex" xmlns:cx5="http://schemas.microsoft.com/office/drawing/2016/5/11/chartex" xmlns:cx6="http://schemas.microsoft.com/office/drawing/2016/5/12/chartex" xmlns:cx7="http://schemas.microsoft.com/office/drawing/2016/5/13/chartex" xmlns:cx8="http://schemas.microsoft.com/office/drawing/2016/5/14/chartex" xmlns:mc="http://schemas.openxmlformats.org/markup-compatibility/2006" xmlns:aink="http://schemas.microsoft.com/office/drawing/2016/ink" xmlns:am3d="http://schemas.microsoft.com/office/drawing/2017/model3d" xmlns:o="urn:schemas-microsoft-com:office:office" xmlns:r="http://schemas.openxmlformats.org/officeDocument/2006/relationships" xmlns:m="http://schemas.openxmlformats.org/officeDocument/2006/math" xmlns:v="urn:schemas-microsoft-com:vml" xmlns:wp14="http://schemas.microsoft.com/office/word/2010/wordprocessingDrawing" xmlns:wp="http://schemas.openxmlformats.org/drawingml/2006/wordprocessingDrawing" xmlns:w10="urn:schemas-microsoft-com:office:word" xmlns:w="http://schemas.openxmlformats.org/wordprocessingml/2006/main" xmlns:w14="http://schemas.microsoft.com/office/word/2010/wordml" xmlns:w15="http://schemas.microsoft.com/office/word/2012/wordml" xmlns:w16cid="http://schemas.microsoft.com/office/word/2016/wordml/cid" xmlns:w16se="http://schemas.microsoft.com/office/word/2015/wordml/symex" xmlns:wpg="http://schemas.microsoft.com/office/word/2010/wordprocessingGroup" xmlns:wpi="http://schemas.microsoft.com/office/word/2010/wordprocessingInk" xmlns:wne="http://schemas.microsoft.com/office/word/2006/wordml" xmlns:wps="http://schemas.microsoft.com/office/word/2010/wordprocessingShape" mc:Ignorable="w14 w15 w16se w16cid wp14">
+<w:hdr xmlns:wpc="http://schemas.microsoft.com/office/word/2010/wordprocessingCanvas" xmlns:cx="http://schemas.microsoft.com/office/drawing/2014/chartex" xmlns:cx1="http://schemas.microsoft.com/office/drawing/2015/9/8/chartex" xmlns:cx2="http://schemas.microsoft.com/office/drawing/2015/10/21/chartex" xmlns:cx3="http://schemas.microsoft.com/office/drawing/2016/5/9/chartex" xmlns:cx4="http://schemas.microsoft.com/office/drawing/2016/5/10/chartex" xmlns:cx5="http://schemas.microsoft.com/office/drawing/2016/5/11/chartex" xmlns:cx6="http://schemas.microsoft.com/office/drawing/2016/5/12/chartex" xmlns:cx7="http://schemas.microsoft.com/office/drawing/2016/5/13/chartex" xmlns:cx8="http://schemas.microsoft.com/office/drawing/2016/5/14/chartex" xmlns:mc="http://schemas.openxmlformats.org/markup-compatibility/2006" xmlns:aink="http://schemas.microsoft.com/office/drawing/2016/ink" xmlns:am3d="http://schemas.microsoft.com/office/drawing/2017/model3d" xmlns:o="urn:schemas-microsoft-com:office:office" xmlns:oel="http://schemas.microsoft.com/office/2019/extlst" xmlns:r="http://schemas.openxmlformats.org/officeDocument/2006/relationships" xmlns:m="http://schemas.openxmlformats.org/officeDocument/2006/math" xmlns:v="urn:schemas-microsoft-com:vml" xmlns:wp14="http://schemas.microsoft.com/office/word/2010/wordprocessingDrawing" xmlns:wp="http://schemas.openxmlformats.org/drawingml/2006/wordprocessingDrawing" xmlns:w10="urn:schemas-microsoft-com:office:word" xmlns:w="http://schemas.openxmlformats.org/wordprocessingml/2006/main" xmlns:w14="http://schemas.microsoft.com/office/word/2010/wordml" xmlns:w15="http://schemas.microsoft.com/office/word/2012/wordml" xmlns:w16cex="http://schemas.microsoft.com/office/word/2018/wordml/cex" xmlns:w16cid="http://schemas.microsoft.com/office/word/2016/wordml/cid" xmlns:w16="http://schemas.microsoft.com/office/word/2018/wordml" xmlns:w16du="http://schemas.microsoft.com/office/word/2023/wordml/word16du" xmlns:w16sdtdh="http://schemas.microsoft.com/office/word/2020/wordml/sdtdatahash" xmlns:w16sdtfl="http://schemas.microsoft.com/office/word/2024/wordml/sdtformatlock" xmlns:w16se="http://schemas.microsoft.com/office/word/2015/wordml/symex" xmlns:wpg="http://schemas.microsoft.com/office/word/2010/wordprocessingGroup" xmlns:wpi="http://schemas.microsoft.com/office/word/2010/wordprocessingInk" xmlns:wne="http://schemas.microsoft.com/office/word/2006/wordml" xmlns:wps="http://schemas.microsoft.com/office/word/2010/wordprocessingShape" mc:Ignorable="w14 w15 w16se w16cid w16 w16cex w16sdtdh w16sdtfl w16du wp14">
   <w:p>
     <w:pPr>
       <w:pStyle w:val="Header"/>
@@ -5348,7 +5553,7 @@
         </mc:Choice>
         <mc:Fallback>
           <w:pict>
-            <v:group w14:anchorId="67D94630" id="Group 179" o:spid="_x0000_s1026" style="position:absolute;margin-left:82.7pt;margin-top:0;width:133.9pt;height:80.65pt;z-index:251659264;mso-top-percent:23;mso-position-horizontal:right;mso-position-horizontal-relative:page;mso-position-vertical-relative:page;mso-top-percent:23;mso-width-relative:margin;mso-height-relative:margin" coordsize="17007,10241" o:gfxdata="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">
+            <v:group w14:anchorId="67D94630" id="Group 179" o:spid="_x0000_s1026" style="position:absolute;margin-left:82.7pt;margin-top:0;width:133.9pt;height:80.65pt;z-index:251659264;mso-top-percent:23;mso-position-horizontal:right;mso-position-horizontal-relative:page;mso-position-vertical-relative:page;mso-top-percent:23;mso-width-relative:margin;mso-height-relative:margin" coordsize="17007,10241" o:gfxdata="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">
               <v:group id="Group 168" o:spid="_x0000_s1027" style="position:absolute;width:17007;height:10241" coordsize="17007,10241" o:gfxdata="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">
                 <v:rect id="Rectangle 169" o:spid="_x0000_s1028" style="position:absolute;width:17007;height:10241;visibility:visible;mso-wrap-style:square;v-text-anchor:middle" o:gfxdata="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" fillcolor="white [3212]" stroked="f" strokeweight="1pt">
                   <v:fill opacity="0"/>
@@ -5422,7 +5627,7 @@
 </file>
 
 <file path=word/numbering.xml><?xml version="1.0" encoding="utf-8"?>
-<w:numbering xmlns:wpc="http://schemas.microsoft.com/office/word/2010/wordprocessingCanvas" xmlns:cx="http://schemas.microsoft.com/office/drawing/2014/chartex" xmlns:cx1="http://schemas.microsoft.com/office/drawing/2015/9/8/chartex" xmlns:cx2="http://schemas.microsoft.com/office/drawing/2015/10/21/chartex" xmlns:cx3="http://schemas.microsoft.com/office/drawing/2016/5/9/chartex" xmlns:cx4="http://schemas.microsoft.com/office/drawing/2016/5/10/chartex" xmlns:cx5="http://schemas.microsoft.com/office/drawing/2016/5/11/chartex" xmlns:cx6="http://schemas.microsoft.com/office/drawing/2016/5/12/chartex" xmlns:cx7="http://schemas.microsoft.com/office/drawing/2016/5/13/chartex" xmlns:cx8="http://schemas.microsoft.com/office/drawing/2016/5/14/chartex" xmlns:mc="http://schemas.openxmlformats.org/markup-compatibility/2006" xmlns:aink="http://schemas.microsoft.com/office/drawing/2016/ink" xmlns:am3d="http://schemas.microsoft.com/office/drawing/2017/model3d" xmlns:o="urn:schemas-microsoft-com:office:office" xmlns:r="http://schemas.openxmlformats.org/officeDocument/2006/relationships" xmlns:m="http://schemas.openxmlformats.org/officeDocument/2006/math" xmlns:v="urn:schemas-microsoft-com:vml" xmlns:wp14="http://schemas.microsoft.com/office/word/2010/wordprocessingDrawing" xmlns:wp="http://schemas.openxmlformats.org/drawingml/2006/wordprocessingDrawing" xmlns:w10="urn:schemas-microsoft-com:office:word" xmlns:w="http://schemas.openxmlformats.org/wordprocessingml/2006/main" xmlns:w14="http://schemas.microsoft.com/office/word/2010/wordml" xmlns:w15="http://schemas.microsoft.com/office/word/2012/wordml" xmlns:w16cid="http://schemas.microsoft.com/office/word/2016/wordml/cid" xmlns:w16se="http://schemas.microsoft.com/office/word/2015/wordml/symex" xmlns:wpg="http://schemas.microsoft.com/office/word/2010/wordprocessingGroup" xmlns:wpi="http://schemas.microsoft.com/office/word/2010/wordprocessingInk" xmlns:wne="http://schemas.microsoft.com/office/word/2006/wordml" xmlns:wps="http://schemas.microsoft.com/office/word/2010/wordprocessingShape" mc:Ignorable="w14 w15 w16se w16cid wp14">
+<w:numbering xmlns:wpc="http://schemas.microsoft.com/office/word/2010/wordprocessingCanvas" xmlns:cx="http://schemas.microsoft.com/office/drawing/2014/chartex" xmlns:cx1="http://schemas.microsoft.com/office/drawing/2015/9/8/chartex" xmlns:cx2="http://schemas.microsoft.com/office/drawing/2015/10/21/chartex" xmlns:cx3="http://schemas.microsoft.com/office/drawing/2016/5/9/chartex" xmlns:cx4="http://schemas.microsoft.com/office/drawing/2016/5/10/chartex" xmlns:cx5="http://schemas.microsoft.com/office/drawing/2016/5/11/chartex" xmlns:cx6="http://schemas.microsoft.com/office/drawing/2016/5/12/chartex" xmlns:cx7="http://schemas.microsoft.com/office/drawing/2016/5/13/chartex" xmlns:cx8="http://schemas.microsoft.com/office/drawing/2016/5/14/chartex" xmlns:mc="http://schemas.openxmlformats.org/markup-compatibility/2006" xmlns:aink="http://schemas.microsoft.com/office/drawing/2016/ink" xmlns:am3d="http://schemas.microsoft.com/office/drawing/2017/model3d" xmlns:o="urn:schemas-microsoft-com:office:office" xmlns:oel="http://schemas.microsoft.com/office/2019/extlst" xmlns:r="http://schemas.openxmlformats.org/officeDocument/2006/relationships" xmlns:m="http://schemas.openxmlformats.org/officeDocument/2006/math" xmlns:v="urn:schemas-microsoft-com:vml" xmlns:wp14="http://schemas.microsoft.com/office/word/2010/wordprocessingDrawing" xmlns:wp="http://schemas.openxmlformats.org/drawingml/2006/wordprocessingDrawing" xmlns:w10="urn:schemas-microsoft-com:office:word" xmlns:w="http://schemas.openxmlformats.org/wordprocessingml/2006/main" xmlns:w14="http://schemas.microsoft.com/office/word/2010/wordml" xmlns:w15="http://schemas.microsoft.com/office/word/2012/wordml" xmlns:w16cex="http://schemas.microsoft.com/office/word/2018/wordml/cex" xmlns:w16cid="http://schemas.microsoft.com/office/word/2016/wordml/cid" xmlns:w16="http://schemas.microsoft.com/office/word/2018/wordml" xmlns:w16du="http://schemas.microsoft.com/office/word/2023/wordml/word16du" xmlns:w16sdtdh="http://schemas.microsoft.com/office/word/2020/wordml/sdtdatahash" xmlns:w16sdtfl="http://schemas.microsoft.com/office/word/2024/wordml/sdtformatlock" xmlns:w16se="http://schemas.microsoft.com/office/word/2015/wordml/symex" xmlns:wpg="http://schemas.microsoft.com/office/word/2010/wordprocessingGroup" xmlns:wpi="http://schemas.microsoft.com/office/word/2010/wordprocessingInk" xmlns:wne="http://schemas.microsoft.com/office/word/2006/wordml" xmlns:wps="http://schemas.microsoft.com/office/word/2010/wordprocessingShape" mc:Ignorable="w14 w15 w16se w16cid w16 w16cex w16sdtdh w16sdtfl w16du wp14">
   <w:abstractNum w:abstractNumId="0" w15:restartNumberingAfterBreak="0">
     <w:nsid w:val="07600B59"/>
     <w:multiLevelType w:val="hybridMultilevel"/>
@@ -5876,6 +6081,119 @@
     </w:lvl>
   </w:abstractNum>
   <w:abstractNum w:abstractNumId="4" w15:restartNumberingAfterBreak="0">
+    <w:nsid w:val="44DA2427"/>
+    <w:multiLevelType w:val="hybridMultilevel"/>
+    <w:tmpl w:val="4C5E4786"/>
+    <w:lvl w:ilvl="0" w:tplc="1C090001">
+      <w:start w:val="1"/>
+      <w:numFmt w:val="bullet"/>
+      <w:lvlText w:val=""/>
+      <w:lvlJc w:val="left"/>
+      <w:pPr>
+        <w:ind w:left="720" w:hanging="360"/>
+      </w:pPr>
+      <w:rPr>
+        <w:rFonts w:ascii="Symbol" w:hAnsi="Symbol" w:hint="default"/>
+      </w:rPr>
+    </w:lvl>
+    <w:lvl w:ilvl="1" w:tplc="1C090003" w:tentative="1">
+      <w:start w:val="1"/>
+      <w:numFmt w:val="bullet"/>
+      <w:lvlText w:val="o"/>
+      <w:lvlJc w:val="left"/>
+      <w:pPr>
+        <w:ind w:left="1440" w:hanging="360"/>
+      </w:pPr>
+      <w:rPr>
+        <w:rFonts w:ascii="Courier New" w:hAnsi="Courier New" w:cs="Courier New" w:hint="default"/>
+      </w:rPr>
+    </w:lvl>
+    <w:lvl w:ilvl="2" w:tplc="1C090005" w:tentative="1">
+      <w:start w:val="1"/>
+      <w:numFmt w:val="bullet"/>
+      <w:lvlText w:val=""/>
+      <w:lvlJc w:val="left"/>
+      <w:pPr>
+        <w:ind w:left="2160" w:hanging="360"/>
+      </w:pPr>
+      <w:rPr>
+        <w:rFonts w:ascii="Wingdings" w:hAnsi="Wingdings" w:hint="default"/>
+      </w:rPr>
+    </w:lvl>
+    <w:lvl w:ilvl="3" w:tplc="1C090001" w:tentative="1">
+      <w:start w:val="1"/>
+      <w:numFmt w:val="bullet"/>
+      <w:lvlText w:val=""/>
+      <w:lvlJc w:val="left"/>
+      <w:pPr>
+        <w:ind w:left="2880" w:hanging="360"/>
+      </w:pPr>
+      <w:rPr>
+        <w:rFonts w:ascii="Symbol" w:hAnsi="Symbol" w:hint="default"/>
+      </w:rPr>
+    </w:lvl>
+    <w:lvl w:ilvl="4" w:tplc="1C090003" w:tentative="1">
+      <w:start w:val="1"/>
+      <w:numFmt w:val="bullet"/>
+      <w:lvlText w:val="o"/>
+      <w:lvlJc w:val="left"/>
+      <w:pPr>
+        <w:ind w:left="3600" w:hanging="360"/>
+      </w:pPr>
+      <w:rPr>
+        <w:rFonts w:ascii="Courier New" w:hAnsi="Courier New" w:cs="Courier New" w:hint="default"/>
+      </w:rPr>
+    </w:lvl>
+    <w:lvl w:ilvl="5" w:tplc="1C090005" w:tentative="1">
+      <w:start w:val="1"/>
+      <w:numFmt w:val="bullet"/>
+      <w:lvlText w:val=""/>
+      <w:lvlJc w:val="left"/>
+      <w:pPr>
+        <w:ind w:left="4320" w:hanging="360"/>
+      </w:pPr>
+      <w:rPr>
+        <w:rFonts w:ascii="Wingdings" w:hAnsi="Wingdings" w:hint="default"/>
+      </w:rPr>
+    </w:lvl>
+    <w:lvl w:ilvl="6" w:tplc="1C090001" w:tentative="1">
+      <w:start w:val="1"/>
+      <w:numFmt w:val="bullet"/>
+      <w:lvlText w:val=""/>
+      <w:lvlJc w:val="left"/>
+      <w:pPr>
+        <w:ind w:left="5040" w:hanging="360"/>
+      </w:pPr>
+      <w:rPr>
+        <w:rFonts w:ascii="Symbol" w:hAnsi="Symbol" w:hint="default"/>
+      </w:rPr>
+    </w:lvl>
+    <w:lvl w:ilvl="7" w:tplc="1C090003" w:tentative="1">
+      <w:start w:val="1"/>
+      <w:numFmt w:val="bullet"/>
+      <w:lvlText w:val="o"/>
+      <w:lvlJc w:val="left"/>
+      <w:pPr>
+        <w:ind w:left="5760" w:hanging="360"/>
+      </w:pPr>
+      <w:rPr>
+        <w:rFonts w:ascii="Courier New" w:hAnsi="Courier New" w:cs="Courier New" w:hint="default"/>
+      </w:rPr>
+    </w:lvl>
+    <w:lvl w:ilvl="8" w:tplc="1C090005" w:tentative="1">
+      <w:start w:val="1"/>
+      <w:numFmt w:val="bullet"/>
+      <w:lvlText w:val=""/>
+      <w:lvlJc w:val="left"/>
+      <w:pPr>
+        <w:ind w:left="6480" w:hanging="360"/>
+      </w:pPr>
+      <w:rPr>
+        <w:rFonts w:ascii="Wingdings" w:hAnsi="Wingdings" w:hint="default"/>
+      </w:rPr>
+    </w:lvl>
+  </w:abstractNum>
+  <w:abstractNum w:abstractNumId="5" w15:restartNumberingAfterBreak="0">
     <w:nsid w:val="45336D93"/>
     <w:multiLevelType w:val="hybridMultilevel"/>
     <w:tmpl w:val="B9660E96"/>
@@ -5988,7 +6306,7 @@
       </w:rPr>
     </w:lvl>
   </w:abstractNum>
-  <w:abstractNum w:abstractNumId="5" w15:restartNumberingAfterBreak="0">
+  <w:abstractNum w:abstractNumId="6" w15:restartNumberingAfterBreak="0">
     <w:nsid w:val="5BD015E4"/>
     <w:multiLevelType w:val="hybridMultilevel"/>
     <w:tmpl w:val="F642E738"/>
@@ -6101,7 +6419,7 @@
       </w:rPr>
     </w:lvl>
   </w:abstractNum>
-  <w:abstractNum w:abstractNumId="6" w15:restartNumberingAfterBreak="0">
+  <w:abstractNum w:abstractNumId="7" w15:restartNumberingAfterBreak="0">
     <w:nsid w:val="5C7F3F22"/>
     <w:multiLevelType w:val="hybridMultilevel"/>
     <w:tmpl w:val="704ECE46"/>
@@ -6214,7 +6532,7 @@
       </w:rPr>
     </w:lvl>
   </w:abstractNum>
-  <w:abstractNum w:abstractNumId="7" w15:restartNumberingAfterBreak="0">
+  <w:abstractNum w:abstractNumId="8" w15:restartNumberingAfterBreak="0">
     <w:nsid w:val="5F841E9A"/>
     <w:multiLevelType w:val="hybridMultilevel"/>
     <w:tmpl w:val="53AC5B84"/>
@@ -6327,7 +6645,7 @@
       </w:rPr>
     </w:lvl>
   </w:abstractNum>
-  <w:abstractNum w:abstractNumId="8" w15:restartNumberingAfterBreak="0">
+  <w:abstractNum w:abstractNumId="9" w15:restartNumberingAfterBreak="0">
     <w:nsid w:val="6B823456"/>
     <w:multiLevelType w:val="hybridMultilevel"/>
     <w:tmpl w:val="81D8D93A"/>
@@ -6416,7 +6734,7 @@
       </w:pPr>
     </w:lvl>
   </w:abstractNum>
-  <w:abstractNum w:abstractNumId="9" w15:restartNumberingAfterBreak="0">
+  <w:abstractNum w:abstractNumId="10" w15:restartNumberingAfterBreak="0">
     <w:nsid w:val="6D952E44"/>
     <w:multiLevelType w:val="hybridMultilevel"/>
     <w:tmpl w:val="3D4AB7E0"/>
@@ -6529,41 +6847,160 @@
       </w:rPr>
     </w:lvl>
   </w:abstractNum>
-  <w:num w:numId="1">
+  <w:abstractNum w:abstractNumId="11" w15:restartNumberingAfterBreak="0">
+    <w:nsid w:val="793F4AAA"/>
+    <w:multiLevelType w:val="hybridMultilevel"/>
+    <w:tmpl w:val="2EF4C636"/>
+    <w:lvl w:ilvl="0" w:tplc="1C090001">
+      <w:start w:val="1"/>
+      <w:numFmt w:val="bullet"/>
+      <w:lvlText w:val=""/>
+      <w:lvlJc w:val="left"/>
+      <w:pPr>
+        <w:ind w:left="720" w:hanging="360"/>
+      </w:pPr>
+      <w:rPr>
+        <w:rFonts w:ascii="Symbol" w:hAnsi="Symbol" w:hint="default"/>
+      </w:rPr>
+    </w:lvl>
+    <w:lvl w:ilvl="1" w:tplc="1C090003" w:tentative="1">
+      <w:start w:val="1"/>
+      <w:numFmt w:val="bullet"/>
+      <w:lvlText w:val="o"/>
+      <w:lvlJc w:val="left"/>
+      <w:pPr>
+        <w:ind w:left="1440" w:hanging="360"/>
+      </w:pPr>
+      <w:rPr>
+        <w:rFonts w:ascii="Courier New" w:hAnsi="Courier New" w:cs="Courier New" w:hint="default"/>
+      </w:rPr>
+    </w:lvl>
+    <w:lvl w:ilvl="2" w:tplc="1C090005" w:tentative="1">
+      <w:start w:val="1"/>
+      <w:numFmt w:val="bullet"/>
+      <w:lvlText w:val=""/>
+      <w:lvlJc w:val="left"/>
+      <w:pPr>
+        <w:ind w:left="2160" w:hanging="360"/>
+      </w:pPr>
+      <w:rPr>
+        <w:rFonts w:ascii="Wingdings" w:hAnsi="Wingdings" w:hint="default"/>
+      </w:rPr>
+    </w:lvl>
+    <w:lvl w:ilvl="3" w:tplc="1C090001" w:tentative="1">
+      <w:start w:val="1"/>
+      <w:numFmt w:val="bullet"/>
+      <w:lvlText w:val=""/>
+      <w:lvlJc w:val="left"/>
+      <w:pPr>
+        <w:ind w:left="2880" w:hanging="360"/>
+      </w:pPr>
+      <w:rPr>
+        <w:rFonts w:ascii="Symbol" w:hAnsi="Symbol" w:hint="default"/>
+      </w:rPr>
+    </w:lvl>
+    <w:lvl w:ilvl="4" w:tplc="1C090003" w:tentative="1">
+      <w:start w:val="1"/>
+      <w:numFmt w:val="bullet"/>
+      <w:lvlText w:val="o"/>
+      <w:lvlJc w:val="left"/>
+      <w:pPr>
+        <w:ind w:left="3600" w:hanging="360"/>
+      </w:pPr>
+      <w:rPr>
+        <w:rFonts w:ascii="Courier New" w:hAnsi="Courier New" w:cs="Courier New" w:hint="default"/>
+      </w:rPr>
+    </w:lvl>
+    <w:lvl w:ilvl="5" w:tplc="1C090005" w:tentative="1">
+      <w:start w:val="1"/>
+      <w:numFmt w:val="bullet"/>
+      <w:lvlText w:val=""/>
+      <w:lvlJc w:val="left"/>
+      <w:pPr>
+        <w:ind w:left="4320" w:hanging="360"/>
+      </w:pPr>
+      <w:rPr>
+        <w:rFonts w:ascii="Wingdings" w:hAnsi="Wingdings" w:hint="default"/>
+      </w:rPr>
+    </w:lvl>
+    <w:lvl w:ilvl="6" w:tplc="1C090001" w:tentative="1">
+      <w:start w:val="1"/>
+      <w:numFmt w:val="bullet"/>
+      <w:lvlText w:val=""/>
+      <w:lvlJc w:val="left"/>
+      <w:pPr>
+        <w:ind w:left="5040" w:hanging="360"/>
+      </w:pPr>
+      <w:rPr>
+        <w:rFonts w:ascii="Symbol" w:hAnsi="Symbol" w:hint="default"/>
+      </w:rPr>
+    </w:lvl>
+    <w:lvl w:ilvl="7" w:tplc="1C090003" w:tentative="1">
+      <w:start w:val="1"/>
+      <w:numFmt w:val="bullet"/>
+      <w:lvlText w:val="o"/>
+      <w:lvlJc w:val="left"/>
+      <w:pPr>
+        <w:ind w:left="5760" w:hanging="360"/>
+      </w:pPr>
+      <w:rPr>
+        <w:rFonts w:ascii="Courier New" w:hAnsi="Courier New" w:cs="Courier New" w:hint="default"/>
+      </w:rPr>
+    </w:lvl>
+    <w:lvl w:ilvl="8" w:tplc="1C090005" w:tentative="1">
+      <w:start w:val="1"/>
+      <w:numFmt w:val="bullet"/>
+      <w:lvlText w:val=""/>
+      <w:lvlJc w:val="left"/>
+      <w:pPr>
+        <w:ind w:left="6480" w:hanging="360"/>
+      </w:pPr>
+      <w:rPr>
+        <w:rFonts w:ascii="Wingdings" w:hAnsi="Wingdings" w:hint="default"/>
+      </w:rPr>
+    </w:lvl>
+  </w:abstractNum>
+  <w:num w:numId="1" w16cid:durableId="298539419">
     <w:abstractNumId w:val="3"/>
   </w:num>
-  <w:num w:numId="2">
+  <w:num w:numId="2" w16cid:durableId="1936091863">
     <w:abstractNumId w:val="1"/>
   </w:num>
-  <w:num w:numId="3">
+  <w:num w:numId="3" w16cid:durableId="1936815976">
+    <w:abstractNumId w:val="7"/>
+  </w:num>
+  <w:num w:numId="4" w16cid:durableId="807822644">
     <w:abstractNumId w:val="6"/>
   </w:num>
-  <w:num w:numId="4">
+  <w:num w:numId="5" w16cid:durableId="1961062467">
+    <w:abstractNumId w:val="0"/>
+  </w:num>
+  <w:num w:numId="6" w16cid:durableId="1542788056">
+    <w:abstractNumId w:val="2"/>
+  </w:num>
+  <w:num w:numId="7" w16cid:durableId="1357081256">
+    <w:abstractNumId w:val="10"/>
+  </w:num>
+  <w:num w:numId="8" w16cid:durableId="1986085252">
     <w:abstractNumId w:val="5"/>
   </w:num>
-  <w:num w:numId="5">
-    <w:abstractNumId w:val="0"/>
+  <w:num w:numId="9" w16cid:durableId="363484213">
+    <w:abstractNumId w:val="8"/>
   </w:num>
-  <w:num w:numId="6">
-    <w:abstractNumId w:val="2"/>
-  </w:num>
-  <w:num w:numId="7">
+  <w:num w:numId="10" w16cid:durableId="43022977">
     <w:abstractNumId w:val="9"/>
   </w:num>
-  <w:num w:numId="8">
+  <w:num w:numId="11" w16cid:durableId="626087037">
+    <w:abstractNumId w:val="11"/>
+  </w:num>
+  <w:num w:numId="12" w16cid:durableId="316763394">
     <w:abstractNumId w:val="4"/>
-  </w:num>
-  <w:num w:numId="9">
-    <w:abstractNumId w:val="7"/>
-  </w:num>
-  <w:num w:numId="10">
-    <w:abstractNumId w:val="8"/>
   </w:num>
 </w:numbering>
 </file>
 
 <file path=word/styles.xml><?xml version="1.0" encoding="utf-8"?>
-<w:styles xmlns:mc="http://schemas.openxmlformats.org/markup-compatibility/2006" xmlns:r="http://schemas.openxmlformats.org/officeDocument/2006/relationships" xmlns:w="http://schemas.openxmlformats.org/wordprocessingml/2006/main" xmlns:w14="http://schemas.microsoft.com/office/word/2010/wordml" xmlns:w15="http://schemas.microsoft.com/office/word/2012/wordml" xmlns:w16cid="http://schemas.microsoft.com/office/word/2016/wordml/cid" xmlns:w16se="http://schemas.microsoft.com/office/word/2015/wordml/symex" mc:Ignorable="w14 w15 w16se w16cid">
+<w:styles xmlns:mc="http://schemas.openxmlformats.org/markup-compatibility/2006" xmlns:r="http://schemas.openxmlformats.org/officeDocument/2006/relationships" xmlns:w="http://schemas.openxmlformats.org/wordprocessingml/2006/main" xmlns:w14="http://schemas.microsoft.com/office/word/2010/wordml" xmlns:w15="http://schemas.microsoft.com/office/word/2012/wordml" xmlns:w16cex="http://schemas.microsoft.com/office/word/2018/wordml/cex" xmlns:w16cid="http://schemas.microsoft.com/office/word/2016/wordml/cid" xmlns:w16="http://schemas.microsoft.com/office/word/2018/wordml" xmlns:w16du="http://schemas.microsoft.com/office/word/2023/wordml/word16du" xmlns:w16sdtdh="http://schemas.microsoft.com/office/word/2020/wordml/sdtdatahash" xmlns:w16sdtfl="http://schemas.microsoft.com/office/word/2024/wordml/sdtformatlock" xmlns:w16se="http://schemas.microsoft.com/office/word/2015/wordml/symex" mc:Ignorable="w14 w15 w16se w16cid w16 w16cex w16sdtdh w16sdtfl w16du">
   <w:docDefaults>
     <w:rPrDefault>
       <w:rPr>
@@ -6575,7 +7012,7 @@
     </w:rPrDefault>
     <w:pPrDefault/>
   </w:docDefaults>
-  <w:latentStyles w:defLockedState="0" w:defUIPriority="99" w:defSemiHidden="0" w:defUnhideWhenUsed="0" w:defQFormat="0" w:count="375">
+  <w:latentStyles w:defLockedState="0" w:defUIPriority="99" w:defSemiHidden="0" w:defUnhideWhenUsed="0" w:defQFormat="0" w:count="376">
     <w:lsdException w:name="Normal" w:uiPriority="0" w:qFormat="1"/>
     <w:lsdException w:name="heading 1" w:uiPriority="9" w:qFormat="1"/>
     <w:lsdException w:name="heading 2" w:semiHidden="1" w:uiPriority="9" w:unhideWhenUsed="1" w:qFormat="1"/>
@@ -6951,6 +7388,7 @@
     <w:lsdException w:name="Smart Hyperlink" w:semiHidden="1" w:unhideWhenUsed="1"/>
     <w:lsdException w:name="Hashtag" w:semiHidden="1" w:unhideWhenUsed="1"/>
     <w:lsdException w:name="Unresolved Mention" w:semiHidden="1" w:unhideWhenUsed="1"/>
+    <w:lsdException w:name="Smart Link" w:semiHidden="1" w:unhideWhenUsed="1"/>
   </w:latentStyles>
   <w:style w:type="paragraph" w:default="1" w:styleId="Normal">
     <w:name w:val="Normal"/>
@@ -7002,7 +7440,6 @@
   <w:style w:type="character" w:default="1" w:styleId="DefaultParagraphFont">
     <w:name w:val="Default Paragraph Font"/>
     <w:uiPriority w:val="1"/>
-    <w:semiHidden/>
     <w:unhideWhenUsed/>
   </w:style>
   <w:style w:type="table" w:default="1" w:styleId="TableNormal">

--- a/Documentation/The Ripple Effect - SYSTEM REQUIREMENTS.docx
+++ b/Documentation/The Ripple Effect - SYSTEM REQUIREMENTS.docx
@@ -2183,25 +2183,7 @@
           <w:sz w:val="23"/>
           <w:szCs w:val="23"/>
         </w:rPr>
-        <w:t xml:space="preserve">The scope must provide a </w:t>
-      </w:r>
-      <w:proofErr w:type="gramStart"/>
-      <w:r>
-        <w:rPr>
-          <w:color w:val="2E74B5" w:themeColor="accent5" w:themeShade="BF"/>
-          <w:sz w:val="23"/>
-          <w:szCs w:val="23"/>
-        </w:rPr>
-        <w:t>high level</w:t>
-      </w:r>
-      <w:proofErr w:type="gramEnd"/>
-      <w:r>
-        <w:rPr>
-          <w:color w:val="2E74B5" w:themeColor="accent5" w:themeShade="BF"/>
-          <w:sz w:val="23"/>
-          <w:szCs w:val="23"/>
-        </w:rPr>
-        <w:t xml:space="preserve"> view of data requirements.  This should include a discussion on the information, functional and communication scope of the intended system.  The scope of a </w:t>
+        <w:t xml:space="preserve">The scope must provide a high level view of data requirements.  This should include a discussion on the information, functional and communication scope of the intended system.  The scope of a </w:t>
       </w:r>
       <w:r>
         <w:rPr>
@@ -2314,49 +2296,165 @@
           <w:sz w:val="23"/>
           <w:szCs w:val="23"/>
         </w:rPr>
-        <w:t xml:space="preserve">Information that will be </w:t>
-      </w:r>
-      <w:r>
-        <w:rPr>
-          <w:sz w:val="23"/>
-          <w:szCs w:val="23"/>
-        </w:rPr>
-        <w:t xml:space="preserve">stored is the </w:t>
-      </w:r>
-      <w:r>
-        <w:rPr>
-          <w:sz w:val="23"/>
-          <w:szCs w:val="23"/>
-        </w:rPr>
-        <w:t>client’s</w:t>
-      </w:r>
-      <w:r>
-        <w:rPr>
-          <w:sz w:val="23"/>
-          <w:szCs w:val="23"/>
-        </w:rPr>
-        <w:t xml:space="preserve"> login details</w:t>
-      </w:r>
-      <w:r>
-        <w:rPr>
-          <w:sz w:val="23"/>
-          <w:szCs w:val="23"/>
-        </w:rPr>
-        <w:t>, there pool history</w:t>
-      </w:r>
-      <w:r>
-        <w:rPr>
-          <w:sz w:val="23"/>
-          <w:szCs w:val="23"/>
-        </w:rPr>
-        <w:t xml:space="preserve"> and</w:t>
-      </w:r>
-      <w:r>
-        <w:rPr>
-          <w:sz w:val="23"/>
-          <w:szCs w:val="23"/>
-        </w:rPr>
-        <w:t xml:space="preserve"> their pool details</w:t>
+        <w:t xml:space="preserve">The </w:t>
+      </w:r>
+      <w:r>
+        <w:rPr>
+          <w:sz w:val="23"/>
+          <w:szCs w:val="23"/>
+        </w:rPr>
+        <w:t xml:space="preserve">pool </w:t>
+      </w:r>
+      <w:r>
+        <w:rPr>
+          <w:sz w:val="23"/>
+          <w:szCs w:val="23"/>
+        </w:rPr>
+        <w:t>owner’s</w:t>
+      </w:r>
+      <w:r>
+        <w:rPr>
+          <w:sz w:val="23"/>
+          <w:szCs w:val="23"/>
+        </w:rPr>
+        <w:t xml:space="preserve"> information will be stored in databases</w:t>
+      </w:r>
+      <w:r>
+        <w:rPr>
+          <w:sz w:val="23"/>
+          <w:szCs w:val="23"/>
+        </w:rPr>
+        <w:t xml:space="preserve"> on the system and more personal informa</w:t>
+      </w:r>
+      <w:r>
+        <w:rPr>
+          <w:sz w:val="23"/>
+          <w:szCs w:val="23"/>
+        </w:rPr>
+        <w:t>tion such as login details and address will be encrypted. Other pool related information will be stored and saved without</w:t>
+      </w:r>
+      <w:r>
+        <w:rPr>
+          <w:sz w:val="23"/>
+          <w:szCs w:val="23"/>
+        </w:rPr>
+        <w:t xml:space="preserve"> encryption as it does not reveal personal information.</w:t>
+      </w:r>
+    </w:p>
+    <w:p>
+      <w:pPr>
+        <w:jc w:val="both"/>
+        <w:rPr>
+          <w:color w:val="2E74B5" w:themeColor="accent5" w:themeShade="BF"/>
+          <w:sz w:val="23"/>
+          <w:szCs w:val="23"/>
+        </w:rPr>
+      </w:pPr>
+    </w:p>
+    <w:p>
+      <w:pPr>
+        <w:jc w:val="both"/>
+        <w:rPr>
+          <w:b/>
+          <w:bCs/>
+          <w:sz w:val="23"/>
+          <w:szCs w:val="23"/>
+        </w:rPr>
+      </w:pPr>
+      <w:r>
+        <w:rPr>
+          <w:b/>
+          <w:bCs/>
+          <w:sz w:val="23"/>
+          <w:szCs w:val="23"/>
+        </w:rPr>
+        <w:t>Pool owners</w:t>
+      </w:r>
+      <w:r>
+        <w:rPr>
+          <w:b/>
+          <w:bCs/>
+          <w:sz w:val="23"/>
+          <w:szCs w:val="23"/>
+        </w:rPr>
+        <w:t>:</w:t>
+      </w:r>
+    </w:p>
+    <w:p>
+      <w:pPr>
+        <w:pStyle w:val="ListParagraph"/>
+        <w:numPr>
+          <w:ilvl w:val="0"/>
+          <w:numId w:val="16"/>
+        </w:numPr>
+        <w:jc w:val="both"/>
+        <w:rPr>
+          <w:sz w:val="23"/>
+          <w:szCs w:val="23"/>
+        </w:rPr>
+      </w:pPr>
+      <w:r>
+        <w:rPr>
+          <w:sz w:val="23"/>
+          <w:szCs w:val="23"/>
+        </w:rPr>
+        <w:t>L</w:t>
+      </w:r>
+      <w:r>
+        <w:rPr>
+          <w:sz w:val="23"/>
+          <w:szCs w:val="23"/>
+        </w:rPr>
+        <w:t>ogin details, such as their email</w:t>
+      </w:r>
+      <w:r>
+        <w:rPr>
+          <w:sz w:val="23"/>
+          <w:szCs w:val="23"/>
+        </w:rPr>
+        <w:t xml:space="preserve"> address</w:t>
+      </w:r>
+      <w:r>
+        <w:rPr>
+          <w:sz w:val="23"/>
+          <w:szCs w:val="23"/>
+        </w:rPr>
+        <w:t>, password and their home address for client’s wanting to employ someone to take care of their pool</w:t>
+      </w:r>
+      <w:r>
+        <w:rPr>
+          <w:sz w:val="23"/>
+          <w:szCs w:val="23"/>
+        </w:rPr>
+        <w:t>.</w:t>
+      </w:r>
+      <w:r>
+        <w:rPr>
+          <w:sz w:val="23"/>
+          <w:szCs w:val="23"/>
+        </w:rPr>
+        <w:t xml:space="preserve"> </w:t>
+      </w:r>
+    </w:p>
+    <w:p>
+      <w:pPr>
+        <w:pStyle w:val="ListParagraph"/>
+        <w:numPr>
+          <w:ilvl w:val="0"/>
+          <w:numId w:val="16"/>
+        </w:numPr>
+        <w:jc w:val="both"/>
+        <w:rPr>
+          <w:sz w:val="23"/>
+          <w:szCs w:val="23"/>
+        </w:rPr>
+      </w:pPr>
+      <w:r>
+        <w:rPr>
+          <w:sz w:val="23"/>
+          <w:szCs w:val="23"/>
+        </w:rPr>
+        <w:t>Pool details, such as ph. Levels, water type</w:t>
       </w:r>
       <w:r>
         <w:rPr>
@@ -2370,91 +2468,309 @@
           <w:sz w:val="23"/>
           <w:szCs w:val="23"/>
         </w:rPr>
-        <w:t>all</w:t>
-      </w:r>
-      <w:r>
-        <w:rPr>
-          <w:sz w:val="23"/>
-          <w:szCs w:val="23"/>
-        </w:rPr>
-        <w:t xml:space="preserve"> this information will be saved in </w:t>
-      </w:r>
-      <w:r>
-        <w:rPr>
-          <w:sz w:val="23"/>
-          <w:szCs w:val="23"/>
-        </w:rPr>
-        <w:t>databases,</w:t>
-      </w:r>
-      <w:r>
-        <w:rPr>
-          <w:sz w:val="23"/>
-          <w:szCs w:val="23"/>
-        </w:rPr>
-        <w:t xml:space="preserve"> and the clients login details will be encrypted.</w:t>
-      </w:r>
-      <w:r>
-        <w:rPr>
-          <w:sz w:val="23"/>
-          <w:szCs w:val="23"/>
-        </w:rPr>
-        <w:t xml:space="preserve"> As for the business their login details</w:t>
-      </w:r>
-      <w:r>
-        <w:rPr>
-          <w:sz w:val="23"/>
-          <w:szCs w:val="23"/>
-        </w:rPr>
-        <w:t xml:space="preserve">, the client’s they are </w:t>
-      </w:r>
-      <w:r>
-        <w:rPr>
-          <w:sz w:val="23"/>
-          <w:szCs w:val="23"/>
-        </w:rPr>
-        <w:t>employed by, booking details</w:t>
-      </w:r>
-      <w:r>
-        <w:rPr>
-          <w:sz w:val="23"/>
-          <w:szCs w:val="23"/>
-        </w:rPr>
-        <w:t>, client notes</w:t>
-      </w:r>
-      <w:r>
-        <w:rPr>
-          <w:sz w:val="23"/>
-          <w:szCs w:val="23"/>
-        </w:rPr>
-        <w:t xml:space="preserve"> and employees working</w:t>
-      </w:r>
-      <w:r>
-        <w:rPr>
-          <w:sz w:val="23"/>
-          <w:szCs w:val="23"/>
-        </w:rPr>
-        <w:t xml:space="preserve"> is saved through databases, and the business</w:t>
-      </w:r>
-      <w:r>
-        <w:rPr>
-          <w:sz w:val="23"/>
-          <w:szCs w:val="23"/>
-        </w:rPr>
-        <w:t xml:space="preserve"> login details will be encrypted as well and the </w:t>
-      </w:r>
-      <w:r>
-        <w:rPr>
-          <w:sz w:val="23"/>
-          <w:szCs w:val="23"/>
-        </w:rPr>
-        <w:t>client’s</w:t>
-      </w:r>
-      <w:r>
-        <w:rPr>
-          <w:sz w:val="23"/>
-          <w:szCs w:val="23"/>
-        </w:rPr>
-        <w:t xml:space="preserve"> personal information they keep.</w:t>
+        <w:t>chlorine amounts and pool equipment.</w:t>
+      </w:r>
+    </w:p>
+    <w:p>
+      <w:pPr>
+        <w:pStyle w:val="ListParagraph"/>
+        <w:numPr>
+          <w:ilvl w:val="0"/>
+          <w:numId w:val="16"/>
+        </w:numPr>
+        <w:jc w:val="both"/>
+        <w:rPr>
+          <w:sz w:val="23"/>
+          <w:szCs w:val="23"/>
+        </w:rPr>
+      </w:pPr>
+      <w:r>
+        <w:rPr>
+          <w:sz w:val="23"/>
+          <w:szCs w:val="23"/>
+          <w:highlight w:val="yellow"/>
+        </w:rPr>
+        <w:t xml:space="preserve">Pool history </w:t>
+      </w:r>
+      <w:r>
+        <w:rPr>
+          <w:sz w:val="23"/>
+          <w:szCs w:val="23"/>
+          <w:highlight w:val="yellow"/>
+        </w:rPr>
+        <w:t>passing after a certain amount of time</w:t>
+      </w:r>
+      <w:r>
+        <w:rPr>
+          <w:sz w:val="23"/>
+          <w:szCs w:val="23"/>
+        </w:rPr>
+        <w:t xml:space="preserve">. </w:t>
+      </w:r>
+    </w:p>
+    <w:p>
+      <w:pPr>
+        <w:ind w:left="45"/>
+        <w:jc w:val="both"/>
+        <w:rPr>
+          <w:sz w:val="23"/>
+          <w:szCs w:val="23"/>
+        </w:rPr>
+      </w:pPr>
+    </w:p>
+    <w:p>
+      <w:pPr>
+        <w:ind w:left="45"/>
+        <w:jc w:val="both"/>
+        <w:rPr>
+          <w:sz w:val="23"/>
+          <w:szCs w:val="23"/>
+        </w:rPr>
+      </w:pPr>
+      <w:r>
+        <w:rPr>
+          <w:sz w:val="23"/>
+          <w:szCs w:val="23"/>
+        </w:rPr>
+        <w:t>Service provider</w:t>
+      </w:r>
+      <w:r>
+        <w:rPr>
+          <w:sz w:val="23"/>
+          <w:szCs w:val="23"/>
+        </w:rPr>
+        <w:t xml:space="preserve">’s information will be stored </w:t>
+      </w:r>
+      <w:r>
+        <w:rPr>
+          <w:sz w:val="23"/>
+          <w:szCs w:val="23"/>
+        </w:rPr>
+        <w:t>in a separate database storing their login</w:t>
+      </w:r>
+      <w:r>
+        <w:rPr>
+          <w:sz w:val="23"/>
+          <w:szCs w:val="23"/>
+        </w:rPr>
+        <w:t xml:space="preserve"> details</w:t>
+      </w:r>
+      <w:r>
+        <w:rPr>
+          <w:sz w:val="23"/>
+          <w:szCs w:val="23"/>
+        </w:rPr>
+        <w:t xml:space="preserve"> as well as </w:t>
+      </w:r>
+      <w:r>
+        <w:rPr>
+          <w:color w:val="FFC000"/>
+          <w:sz w:val="23"/>
+          <w:szCs w:val="23"/>
+        </w:rPr>
+        <w:t>employee details</w:t>
+      </w:r>
+      <w:r>
+        <w:rPr>
+          <w:sz w:val="23"/>
+          <w:szCs w:val="23"/>
+        </w:rPr>
+        <w:t>?</w:t>
+      </w:r>
+      <w:r>
+        <w:rPr>
+          <w:sz w:val="23"/>
+          <w:szCs w:val="23"/>
+        </w:rPr>
+        <w:t xml:space="preserve"> </w:t>
+      </w:r>
+      <w:r>
+        <w:rPr>
+          <w:sz w:val="23"/>
+          <w:szCs w:val="23"/>
+        </w:rPr>
+        <w:t>that will be encrypted</w:t>
+      </w:r>
+      <w:r>
+        <w:rPr>
+          <w:sz w:val="23"/>
+          <w:szCs w:val="23"/>
+        </w:rPr>
+        <w:t>.</w:t>
+      </w:r>
+      <w:r>
+        <w:rPr>
+          <w:sz w:val="23"/>
+          <w:szCs w:val="23"/>
+        </w:rPr>
+        <w:t xml:space="preserve"> Other information regarding the</w:t>
+      </w:r>
+      <w:r>
+        <w:rPr>
+          <w:sz w:val="23"/>
+          <w:szCs w:val="23"/>
+        </w:rPr>
+        <w:t xml:space="preserve">ir client’s will be stored in a separate database that will be linked to their </w:t>
+      </w:r>
+      <w:r>
+        <w:rPr>
+          <w:sz w:val="23"/>
+          <w:szCs w:val="23"/>
+        </w:rPr>
+        <w:t>encrypted database so no personal information can be leaked to the wrong person.</w:t>
+      </w:r>
+    </w:p>
+    <w:p>
+      <w:pPr>
+        <w:ind w:left="45"/>
+        <w:jc w:val="both"/>
+        <w:rPr>
+          <w:sz w:val="23"/>
+          <w:szCs w:val="23"/>
+        </w:rPr>
+      </w:pPr>
+    </w:p>
+    <w:p>
+      <w:pPr>
+        <w:ind w:left="45"/>
+        <w:jc w:val="both"/>
+        <w:rPr>
+          <w:b/>
+          <w:bCs/>
+          <w:sz w:val="23"/>
+          <w:szCs w:val="23"/>
+        </w:rPr>
+      </w:pPr>
+      <w:r>
+        <w:rPr>
+          <w:b/>
+          <w:bCs/>
+          <w:sz w:val="23"/>
+          <w:szCs w:val="23"/>
+        </w:rPr>
+        <w:t>Service provider</w:t>
+      </w:r>
+      <w:r>
+        <w:rPr>
+          <w:b/>
+          <w:bCs/>
+          <w:sz w:val="23"/>
+          <w:szCs w:val="23"/>
+        </w:rPr>
+        <w:t>:</w:t>
+      </w:r>
+    </w:p>
+    <w:p>
+      <w:pPr>
+        <w:pStyle w:val="ListParagraph"/>
+        <w:numPr>
+          <w:ilvl w:val="0"/>
+          <w:numId w:val="15"/>
+        </w:numPr>
+        <w:jc w:val="both"/>
+        <w:rPr>
+          <w:sz w:val="23"/>
+          <w:szCs w:val="23"/>
+        </w:rPr>
+      </w:pPr>
+      <w:r>
+        <w:rPr>
+          <w:sz w:val="23"/>
+          <w:szCs w:val="23"/>
+        </w:rPr>
+        <w:t>Login details</w:t>
+      </w:r>
+      <w:r>
+        <w:rPr>
+          <w:sz w:val="23"/>
+          <w:szCs w:val="23"/>
+        </w:rPr>
+        <w:t>, such as their em</w:t>
+      </w:r>
+      <w:r>
+        <w:rPr>
+          <w:sz w:val="23"/>
+          <w:szCs w:val="23"/>
+        </w:rPr>
+        <w:t>ail address and password.</w:t>
+      </w:r>
+    </w:p>
+    <w:p>
+      <w:pPr>
+        <w:pStyle w:val="ListParagraph"/>
+        <w:numPr>
+          <w:ilvl w:val="0"/>
+          <w:numId w:val="15"/>
+        </w:numPr>
+        <w:jc w:val="both"/>
+        <w:rPr>
+          <w:sz w:val="23"/>
+          <w:szCs w:val="23"/>
+        </w:rPr>
+      </w:pPr>
+      <w:r>
+        <w:rPr>
+          <w:color w:val="FFC000"/>
+          <w:sz w:val="23"/>
+          <w:szCs w:val="23"/>
+        </w:rPr>
+        <w:t>Employee information</w:t>
+      </w:r>
+      <w:r>
+        <w:rPr>
+          <w:sz w:val="23"/>
+          <w:szCs w:val="23"/>
+        </w:rPr>
+        <w:t>?</w:t>
+      </w:r>
+      <w:r>
+        <w:rPr>
+          <w:sz w:val="23"/>
+          <w:szCs w:val="23"/>
+        </w:rPr>
+        <w:t xml:space="preserve"> </w:t>
+      </w:r>
+    </w:p>
+    <w:p>
+      <w:pPr>
+        <w:pStyle w:val="ListParagraph"/>
+        <w:numPr>
+          <w:ilvl w:val="0"/>
+          <w:numId w:val="15"/>
+        </w:numPr>
+        <w:jc w:val="both"/>
+        <w:rPr>
+          <w:sz w:val="23"/>
+          <w:szCs w:val="23"/>
+        </w:rPr>
+      </w:pPr>
+      <w:r>
+        <w:rPr>
+          <w:sz w:val="23"/>
+          <w:szCs w:val="23"/>
+        </w:rPr>
+        <w:t>Booking details</w:t>
+      </w:r>
+    </w:p>
+    <w:p>
+      <w:pPr>
+        <w:pStyle w:val="ListParagraph"/>
+        <w:numPr>
+          <w:ilvl w:val="0"/>
+          <w:numId w:val="15"/>
+        </w:numPr>
+        <w:jc w:val="both"/>
+        <w:rPr>
+          <w:sz w:val="23"/>
+          <w:szCs w:val="23"/>
+        </w:rPr>
+      </w:pPr>
+      <w:r>
+        <w:rPr>
+          <w:sz w:val="23"/>
+          <w:szCs w:val="23"/>
+        </w:rPr>
+        <w:t>Employee notes</w:t>
       </w:r>
     </w:p>
     <w:p>
@@ -2538,69 +2854,89 @@
         <w:t xml:space="preserve">We will be </w:t>
       </w:r>
       <w:r>
-        <w:rPr>
-          <w:highlight w:val="yellow"/>
-        </w:rPr>
-        <w:t>(wats the word D</w:t>
-      </w:r>
-      <w:proofErr w:type="gramStart"/>
-      <w:r>
-        <w:rPr>
-          <w:highlight w:val="yellow"/>
-        </w:rPr>
-        <w:t>:</w:t>
-      </w:r>
-      <w:r>
-        <w:rPr>
-          <w:highlight w:val="yellow"/>
-        </w:rPr>
+        <w:t xml:space="preserve">linking </w:t>
+      </w:r>
+      <w:r>
+        <w:t xml:space="preserve">the loadshedding schedule to allow clients to check if they need to </w:t>
+      </w:r>
+      <w:r>
+        <w:t xml:space="preserve">change their schedule for their pool pumps, as well as a weather </w:t>
+      </w:r>
+      <w:r>
+        <w:t xml:space="preserve">app if changes need to be made with the ph. </w:t>
+      </w:r>
+      <w:r>
+        <w:t>l</w:t>
+      </w:r>
+      <w:r>
+        <w:t>evels</w:t>
+      </w:r>
+      <w:r>
         <w:t xml:space="preserve"> </w:t>
       </w:r>
       <w:r>
-        <w:rPr>
-          <w:highlight w:val="yellow"/>
-        </w:rPr>
-        <w:t>)</w:t>
-      </w:r>
-      <w:proofErr w:type="gramEnd"/>
+        <w:t xml:space="preserve">or chlorine amounts </w:t>
+      </w:r>
+      <w:r>
+        <w:t>and link to the areas water restrictions so no unnecessary water goes to waste.</w:t>
+      </w:r>
+      <w:r>
+        <w:t xml:space="preserve"> Client’s will easily be able to use a calculator to check their readings and be able to go back to their notes to view their progress.</w:t>
+      </w:r>
+    </w:p>
+    <w:p/>
+    <w:p>
+      <w:r>
+        <w:t xml:space="preserve">For the </w:t>
+      </w:r>
+      <w:r>
+        <w:rPr>
+          <w:sz w:val="23"/>
+          <w:szCs w:val="23"/>
+        </w:rPr>
+        <w:t>s</w:t>
+      </w:r>
+      <w:r>
+        <w:rPr>
+          <w:sz w:val="23"/>
+          <w:szCs w:val="23"/>
+        </w:rPr>
+        <w:t>ervice provider</w:t>
+      </w:r>
+      <w:r>
+        <w:t xml:space="preserve"> side of the </w:t>
+      </w:r>
+      <w:r>
+        <w:t>features,</w:t>
+      </w:r>
+      <w:r>
+        <w:t xml:space="preserve"> they will be able to take notes and make </w:t>
+      </w:r>
+      <w:r>
+        <w:t xml:space="preserve">bookings for their employees, as well as update and change their marketplace. The </w:t>
+      </w:r>
+      <w:r>
+        <w:rPr>
+          <w:sz w:val="23"/>
+          <w:szCs w:val="23"/>
+        </w:rPr>
+        <w:t>s</w:t>
+      </w:r>
+      <w:r>
+        <w:rPr>
+          <w:sz w:val="23"/>
+          <w:szCs w:val="23"/>
+        </w:rPr>
+        <w:t>ervice provider</w:t>
+      </w:r>
       <w:r>
         <w:t xml:space="preserve"> </w:t>
       </w:r>
       <w:r>
-        <w:t xml:space="preserve">grabbing the loadshedding schedule to allow clients to check if they need to </w:t>
-      </w:r>
-      <w:r>
-        <w:t xml:space="preserve">change their schedule for their pool pumps, as well as a weather </w:t>
-      </w:r>
-      <w:r>
-        <w:t xml:space="preserve">app if changes need to be made with the ph. </w:t>
-      </w:r>
-      <w:r>
-        <w:t>L</w:t>
-      </w:r>
-      <w:r>
-        <w:t>evels</w:t>
-      </w:r>
-      <w:r>
-        <w:t xml:space="preserve"> and link to the areas water restrictions so no unnecessary water goes to waste.</w:t>
-      </w:r>
-      <w:r>
-        <w:t xml:space="preserve"> Client’s will easily be able to use a calculator to check their readings and be able to go back to their notes to view their progress.</w:t>
-      </w:r>
-    </w:p>
-    <w:p/>
-    <w:p>
-      <w:r>
-        <w:t xml:space="preserve">For the business side of the </w:t>
-      </w:r>
-      <w:r>
-        <w:t>features,</w:t>
-      </w:r>
-      <w:r>
-        <w:t xml:space="preserve"> they will be able to take notes and make </w:t>
-      </w:r>
-      <w:r>
-        <w:t>bookings for their employees, as well as update and change their marketplace. The business will be able to generate reports of previous visits to compare note</w:t>
+        <w:t>will be able to generate reports of previous visits to compare note</w:t>
+      </w:r>
+      <w:r>
+        <w:t>s</w:t>
       </w:r>
       <w:r>
         <w:t xml:space="preserve"> after completion of a booking and inform the client of their progress.</w:t>
@@ -2630,6 +2966,7 @@
           <w:szCs w:val="28"/>
           <w:u w:val="single"/>
         </w:rPr>
+        <w:lastRenderedPageBreak/>
         <w:t>1.2.3 Communication scope</w:t>
       </w:r>
       <w:bookmarkEnd w:id="5"/>
@@ -2691,42 +3028,86 @@
           <w:szCs w:val="23"/>
         </w:rPr>
       </w:pPr>
-    </w:p>
-    <w:p>
-      <w:pPr>
-        <w:rPr>
-          <w:lang w:val="en-US"/>
-        </w:rPr>
-      </w:pPr>
-    </w:p>
-    <w:p>
-      <w:pPr>
-        <w:rPr>
-          <w:lang w:val="en-US"/>
-        </w:rPr>
-      </w:pPr>
-    </w:p>
-    <w:p>
-      <w:pPr>
-        <w:rPr>
-          <w:lang w:val="en-US"/>
-        </w:rPr>
-      </w:pPr>
-    </w:p>
-    <w:p>
-      <w:pPr>
-        <w:rPr>
-          <w:lang w:val="en-US"/>
-        </w:rPr>
-      </w:pPr>
-    </w:p>
-    <w:p>
-      <w:pPr>
-        <w:rPr>
-          <w:lang w:val="en-US"/>
-        </w:rPr>
-      </w:pPr>
-    </w:p>
+      <w:r>
+        <w:rPr>
+          <w:sz w:val="23"/>
+          <w:szCs w:val="23"/>
+        </w:rPr>
+        <w:t>Pool owners will</w:t>
+      </w:r>
+      <w:r>
+        <w:rPr>
+          <w:sz w:val="23"/>
+          <w:szCs w:val="23"/>
+        </w:rPr>
+        <w:t xml:space="preserve"> be notified on the </w:t>
+      </w:r>
+      <w:r>
+        <w:t>SplashScreen</w:t>
+      </w:r>
+      <w:r>
+        <w:t xml:space="preserve"> app </w:t>
+      </w:r>
+      <w:r>
+        <w:t>for guidance or notes on how the app works</w:t>
+      </w:r>
+      <w:r>
+        <w:t xml:space="preserve">. Any updates to their information or notes will be notified with a </w:t>
+      </w:r>
+      <w:r>
+        <w:t>pop-up</w:t>
+      </w:r>
+      <w:r>
+        <w:t xml:space="preserve"> notification on the screen that the information has been updated and synced </w:t>
+      </w:r>
+      <w:r>
+        <w:t>to their database</w:t>
+      </w:r>
+      <w:r>
+        <w:t>.</w:t>
+      </w:r>
+      <w:r>
+        <w:t xml:space="preserve"> Connection to the internet will allow the pool owners to </w:t>
+      </w:r>
+      <w:r>
+        <w:t xml:space="preserve">communicate </w:t>
+      </w:r>
+      <w:r>
+        <w:t xml:space="preserve">with the </w:t>
+      </w:r>
+      <w:r>
+        <w:rPr>
+          <w:sz w:val="23"/>
+          <w:szCs w:val="23"/>
+        </w:rPr>
+        <w:t>s</w:t>
+      </w:r>
+      <w:r>
+        <w:rPr>
+          <w:sz w:val="23"/>
+          <w:szCs w:val="23"/>
+        </w:rPr>
+        <w:t>ervice provider</w:t>
+      </w:r>
+      <w:r>
+        <w:rPr>
+          <w:sz w:val="23"/>
+          <w:szCs w:val="23"/>
+        </w:rPr>
+        <w:t xml:space="preserve"> to help book someone to take care of their pools or for some assistance</w:t>
+      </w:r>
+      <w:r>
+        <w:rPr>
+          <w:sz w:val="23"/>
+          <w:szCs w:val="23"/>
+        </w:rPr>
+        <w:t>.</w:t>
+      </w:r>
+    </w:p>
+    <w:p/>
+    <w:p/>
+    <w:p/>
+    <w:p/>
     <w:p>
       <w:pPr>
         <w:rPr>
@@ -2752,7 +3133,6 @@
           <w:u w:val="single"/>
           <w:lang w:val="en-US"/>
         </w:rPr>
-        <w:lastRenderedPageBreak/>
         <w:t xml:space="preserve">1.3 </w:t>
       </w:r>
       <w:r>
@@ -2917,13 +3297,7 @@
         </w:numPr>
       </w:pPr>
       <w:r>
-        <w:t xml:space="preserve">Supports offline operation making it possible for the user to still use the during loadshedding or in areas with poor or no network access. The app allows offline data entry and </w:t>
-      </w:r>
-      <w:r>
-        <w:t>synchronizes</w:t>
-      </w:r>
-      <w:r>
-        <w:t xml:space="preserve"> when connectivity resumes</w:t>
+        <w:t>Supports offline operation making it possible for the user to still use the during loadshedding or in areas with poor or no network access. The app allows offline data entry and synchronizes when connectivity resumes</w:t>
       </w:r>
       <w:r>
         <w:t>.</w:t>
@@ -3002,6 +3376,7 @@
         </w:numPr>
       </w:pPr>
       <w:r>
+        <w:lastRenderedPageBreak/>
         <w:t>Displays product and service information clearly which allows providers to manage their services they offer, pricing, and availability.</w:t>
       </w:r>
     </w:p>
@@ -3081,7 +3456,6 @@
           <w:u w:val="single"/>
           <w:lang w:val="en-US"/>
         </w:rPr>
-        <w:lastRenderedPageBreak/>
         <w:t xml:space="preserve">1.4 </w:t>
       </w:r>
       <w:r>
@@ -3667,37 +4041,6 @@
         </w:rPr>
         <w:t>The notes taken by the healthcare workers might be of a sensitive nature, as they contain information regarding patients seen by the healthcare workers.  Therefore, care must be taken to encrypt the notes both on the phone and the server and to ensure that users should provide a username and password when accessing the system.  The username and password should also be encrypted.</w:t>
       </w:r>
-    </w:p>
-    <w:p>
-      <w:pPr>
-        <w:rPr>
-          <w:lang w:val="en-US"/>
-        </w:rPr>
-      </w:pPr>
-    </w:p>
-    <w:p>
-      <w:pPr>
-        <w:rPr>
-          <w:b/>
-          <w:lang w:val="en-US"/>
-        </w:rPr>
-      </w:pPr>
-    </w:p>
-    <w:p>
-      <w:pPr>
-        <w:rPr>
-          <w:b/>
-          <w:lang w:val="en-US"/>
-        </w:rPr>
-      </w:pPr>
-    </w:p>
-    <w:p>
-      <w:pPr>
-        <w:rPr>
-          <w:b/>
-          <w:lang w:val="en-US"/>
-        </w:rPr>
-      </w:pPr>
     </w:p>
     <w:p>
       <w:pPr>
@@ -4841,30 +5184,14 @@
           <w:color w:val="2E74B5" w:themeColor="accent5" w:themeShade="BF"/>
           <w:lang w:val="en-US"/>
         </w:rPr>
-        <w:t xml:space="preserve">If you have not yet started on your system development, you may use stand-alone tools such as Visio to create simple versions of your planned screens.  These can be in the form of low fidelity wireframes.  Alternatively, if you have already started system development, you may take screenshots of the screens you have already completed.  For each </w:t>
-      </w:r>
-      <w:proofErr w:type="gramStart"/>
-      <w:r>
-        <w:rPr>
-          <w:color w:val="2E74B5" w:themeColor="accent5" w:themeShade="BF"/>
-          <w:lang w:val="en-US"/>
-        </w:rPr>
-        <w:t>screen</w:t>
-      </w:r>
-      <w:r>
-        <w:rPr>
-          <w:color w:val="2E74B5" w:themeColor="accent5" w:themeShade="BF"/>
-          <w:lang w:val="en-US"/>
-        </w:rPr>
-        <w:t>(</w:t>
-      </w:r>
-      <w:proofErr w:type="gramEnd"/>
-      <w:r>
-        <w:rPr>
-          <w:color w:val="2E74B5" w:themeColor="accent5" w:themeShade="BF"/>
-          <w:lang w:val="en-US"/>
-        </w:rPr>
-        <w:t xml:space="preserve">or component) </w:t>
+        <w:t>If you have not yet started on your system development, you may use stand-alone tools such as Visio to create simple versions of your planned screens.  These can be in the form of low fidelity wireframes.  Alternatively, if you have already started system development, you may take screenshots of the screens you have already completed.  For each screen</w:t>
+      </w:r>
+      <w:r>
+        <w:rPr>
+          <w:color w:val="2E74B5" w:themeColor="accent5" w:themeShade="BF"/>
+          <w:lang w:val="en-US"/>
+        </w:rPr>
+        <w:t xml:space="preserve">(or component) </w:t>
       </w:r>
       <w:r>
         <w:rPr>
@@ -5855,6 +6182,118 @@
     </w:lvl>
   </w:abstractNum>
   <w:abstractNum w:abstractNumId="2" w15:restartNumberingAfterBreak="0">
+    <w:nsid w:val="0D1648AD"/>
+    <w:multiLevelType w:val="hybridMultilevel"/>
+    <w:tmpl w:val="D3980A52"/>
+    <w:lvl w:ilvl="0" w:tplc="12549E40">
+      <w:numFmt w:val="bullet"/>
+      <w:lvlText w:val="-"/>
+      <w:lvlJc w:val="left"/>
+      <w:pPr>
+        <w:ind w:left="450" w:hanging="360"/>
+      </w:pPr>
+      <w:rPr>
+        <w:rFonts w:ascii="Calibri" w:eastAsiaTheme="minorHAnsi" w:hAnsi="Calibri" w:cs="Calibri" w:hint="default"/>
+      </w:rPr>
+    </w:lvl>
+    <w:lvl w:ilvl="1" w:tplc="1C090003" w:tentative="1">
+      <w:start w:val="1"/>
+      <w:numFmt w:val="bullet"/>
+      <w:lvlText w:val="o"/>
+      <w:lvlJc w:val="left"/>
+      <w:pPr>
+        <w:ind w:left="1485" w:hanging="360"/>
+      </w:pPr>
+      <w:rPr>
+        <w:rFonts w:ascii="Courier New" w:hAnsi="Courier New" w:cs="Courier New" w:hint="default"/>
+      </w:rPr>
+    </w:lvl>
+    <w:lvl w:ilvl="2" w:tplc="1C090005" w:tentative="1">
+      <w:start w:val="1"/>
+      <w:numFmt w:val="bullet"/>
+      <w:lvlText w:val=""/>
+      <w:lvlJc w:val="left"/>
+      <w:pPr>
+        <w:ind w:left="2205" w:hanging="360"/>
+      </w:pPr>
+      <w:rPr>
+        <w:rFonts w:ascii="Wingdings" w:hAnsi="Wingdings" w:hint="default"/>
+      </w:rPr>
+    </w:lvl>
+    <w:lvl w:ilvl="3" w:tplc="1C090001" w:tentative="1">
+      <w:start w:val="1"/>
+      <w:numFmt w:val="bullet"/>
+      <w:lvlText w:val=""/>
+      <w:lvlJc w:val="left"/>
+      <w:pPr>
+        <w:ind w:left="2925" w:hanging="360"/>
+      </w:pPr>
+      <w:rPr>
+        <w:rFonts w:ascii="Symbol" w:hAnsi="Symbol" w:hint="default"/>
+      </w:rPr>
+    </w:lvl>
+    <w:lvl w:ilvl="4" w:tplc="1C090003" w:tentative="1">
+      <w:start w:val="1"/>
+      <w:numFmt w:val="bullet"/>
+      <w:lvlText w:val="o"/>
+      <w:lvlJc w:val="left"/>
+      <w:pPr>
+        <w:ind w:left="3645" w:hanging="360"/>
+      </w:pPr>
+      <w:rPr>
+        <w:rFonts w:ascii="Courier New" w:hAnsi="Courier New" w:cs="Courier New" w:hint="default"/>
+      </w:rPr>
+    </w:lvl>
+    <w:lvl w:ilvl="5" w:tplc="1C090005" w:tentative="1">
+      <w:start w:val="1"/>
+      <w:numFmt w:val="bullet"/>
+      <w:lvlText w:val=""/>
+      <w:lvlJc w:val="left"/>
+      <w:pPr>
+        <w:ind w:left="4365" w:hanging="360"/>
+      </w:pPr>
+      <w:rPr>
+        <w:rFonts w:ascii="Wingdings" w:hAnsi="Wingdings" w:hint="default"/>
+      </w:rPr>
+    </w:lvl>
+    <w:lvl w:ilvl="6" w:tplc="1C090001" w:tentative="1">
+      <w:start w:val="1"/>
+      <w:numFmt w:val="bullet"/>
+      <w:lvlText w:val=""/>
+      <w:lvlJc w:val="left"/>
+      <w:pPr>
+        <w:ind w:left="5085" w:hanging="360"/>
+      </w:pPr>
+      <w:rPr>
+        <w:rFonts w:ascii="Symbol" w:hAnsi="Symbol" w:hint="default"/>
+      </w:rPr>
+    </w:lvl>
+    <w:lvl w:ilvl="7" w:tplc="1C090003" w:tentative="1">
+      <w:start w:val="1"/>
+      <w:numFmt w:val="bullet"/>
+      <w:lvlText w:val="o"/>
+      <w:lvlJc w:val="left"/>
+      <w:pPr>
+        <w:ind w:left="5805" w:hanging="360"/>
+      </w:pPr>
+      <w:rPr>
+        <w:rFonts w:ascii="Courier New" w:hAnsi="Courier New" w:cs="Courier New" w:hint="default"/>
+      </w:rPr>
+    </w:lvl>
+    <w:lvl w:ilvl="8" w:tplc="1C090005" w:tentative="1">
+      <w:start w:val="1"/>
+      <w:numFmt w:val="bullet"/>
+      <w:lvlText w:val=""/>
+      <w:lvlJc w:val="left"/>
+      <w:pPr>
+        <w:ind w:left="6525" w:hanging="360"/>
+      </w:pPr>
+      <w:rPr>
+        <w:rFonts w:ascii="Wingdings" w:hAnsi="Wingdings" w:hint="default"/>
+      </w:rPr>
+    </w:lvl>
+  </w:abstractNum>
+  <w:abstractNum w:abstractNumId="3" w15:restartNumberingAfterBreak="0">
     <w:nsid w:val="32FB17BC"/>
     <w:multiLevelType w:val="multilevel"/>
     <w:tmpl w:val="89EEEE52"/>
@@ -5967,7 +6406,232 @@
       </w:rPr>
     </w:lvl>
   </w:abstractNum>
-  <w:abstractNum w:abstractNumId="3" w15:restartNumberingAfterBreak="0">
+  <w:abstractNum w:abstractNumId="4" w15:restartNumberingAfterBreak="0">
+    <w:nsid w:val="38DF0C40"/>
+    <w:multiLevelType w:val="hybridMultilevel"/>
+    <w:tmpl w:val="A3A6C51E"/>
+    <w:lvl w:ilvl="0" w:tplc="12549E40">
+      <w:numFmt w:val="bullet"/>
+      <w:lvlText w:val="-"/>
+      <w:lvlJc w:val="left"/>
+      <w:pPr>
+        <w:ind w:left="405" w:hanging="360"/>
+      </w:pPr>
+      <w:rPr>
+        <w:rFonts w:ascii="Calibri" w:eastAsiaTheme="minorHAnsi" w:hAnsi="Calibri" w:cs="Calibri" w:hint="default"/>
+      </w:rPr>
+    </w:lvl>
+    <w:lvl w:ilvl="1" w:tplc="1C090003" w:tentative="1">
+      <w:start w:val="1"/>
+      <w:numFmt w:val="bullet"/>
+      <w:lvlText w:val="o"/>
+      <w:lvlJc w:val="left"/>
+      <w:pPr>
+        <w:ind w:left="1125" w:hanging="360"/>
+      </w:pPr>
+      <w:rPr>
+        <w:rFonts w:ascii="Courier New" w:hAnsi="Courier New" w:cs="Courier New" w:hint="default"/>
+      </w:rPr>
+    </w:lvl>
+    <w:lvl w:ilvl="2" w:tplc="1C090005" w:tentative="1">
+      <w:start w:val="1"/>
+      <w:numFmt w:val="bullet"/>
+      <w:lvlText w:val=""/>
+      <w:lvlJc w:val="left"/>
+      <w:pPr>
+        <w:ind w:left="1845" w:hanging="360"/>
+      </w:pPr>
+      <w:rPr>
+        <w:rFonts w:ascii="Wingdings" w:hAnsi="Wingdings" w:hint="default"/>
+      </w:rPr>
+    </w:lvl>
+    <w:lvl w:ilvl="3" w:tplc="1C090001" w:tentative="1">
+      <w:start w:val="1"/>
+      <w:numFmt w:val="bullet"/>
+      <w:lvlText w:val=""/>
+      <w:lvlJc w:val="left"/>
+      <w:pPr>
+        <w:ind w:left="2565" w:hanging="360"/>
+      </w:pPr>
+      <w:rPr>
+        <w:rFonts w:ascii="Symbol" w:hAnsi="Symbol" w:hint="default"/>
+      </w:rPr>
+    </w:lvl>
+    <w:lvl w:ilvl="4" w:tplc="1C090003" w:tentative="1">
+      <w:start w:val="1"/>
+      <w:numFmt w:val="bullet"/>
+      <w:lvlText w:val="o"/>
+      <w:lvlJc w:val="left"/>
+      <w:pPr>
+        <w:ind w:left="3285" w:hanging="360"/>
+      </w:pPr>
+      <w:rPr>
+        <w:rFonts w:ascii="Courier New" w:hAnsi="Courier New" w:cs="Courier New" w:hint="default"/>
+      </w:rPr>
+    </w:lvl>
+    <w:lvl w:ilvl="5" w:tplc="1C090005" w:tentative="1">
+      <w:start w:val="1"/>
+      <w:numFmt w:val="bullet"/>
+      <w:lvlText w:val=""/>
+      <w:lvlJc w:val="left"/>
+      <w:pPr>
+        <w:ind w:left="4005" w:hanging="360"/>
+      </w:pPr>
+      <w:rPr>
+        <w:rFonts w:ascii="Wingdings" w:hAnsi="Wingdings" w:hint="default"/>
+      </w:rPr>
+    </w:lvl>
+    <w:lvl w:ilvl="6" w:tplc="1C090001" w:tentative="1">
+      <w:start w:val="1"/>
+      <w:numFmt w:val="bullet"/>
+      <w:lvlText w:val=""/>
+      <w:lvlJc w:val="left"/>
+      <w:pPr>
+        <w:ind w:left="4725" w:hanging="360"/>
+      </w:pPr>
+      <w:rPr>
+        <w:rFonts w:ascii="Symbol" w:hAnsi="Symbol" w:hint="default"/>
+      </w:rPr>
+    </w:lvl>
+    <w:lvl w:ilvl="7" w:tplc="1C090003" w:tentative="1">
+      <w:start w:val="1"/>
+      <w:numFmt w:val="bullet"/>
+      <w:lvlText w:val="o"/>
+      <w:lvlJc w:val="left"/>
+      <w:pPr>
+        <w:ind w:left="5445" w:hanging="360"/>
+      </w:pPr>
+      <w:rPr>
+        <w:rFonts w:ascii="Courier New" w:hAnsi="Courier New" w:cs="Courier New" w:hint="default"/>
+      </w:rPr>
+    </w:lvl>
+    <w:lvl w:ilvl="8" w:tplc="1C090005" w:tentative="1">
+      <w:start w:val="1"/>
+      <w:numFmt w:val="bullet"/>
+      <w:lvlText w:val=""/>
+      <w:lvlJc w:val="left"/>
+      <w:pPr>
+        <w:ind w:left="6165" w:hanging="360"/>
+      </w:pPr>
+      <w:rPr>
+        <w:rFonts w:ascii="Wingdings" w:hAnsi="Wingdings" w:hint="default"/>
+      </w:rPr>
+    </w:lvl>
+  </w:abstractNum>
+  <w:abstractNum w:abstractNumId="5" w15:restartNumberingAfterBreak="0">
+    <w:nsid w:val="3A1A34EF"/>
+    <w:multiLevelType w:val="hybridMultilevel"/>
+    <w:tmpl w:val="E4CC1812"/>
+    <w:lvl w:ilvl="0" w:tplc="1C090001">
+      <w:start w:val="1"/>
+      <w:numFmt w:val="bullet"/>
+      <w:lvlText w:val=""/>
+      <w:lvlJc w:val="left"/>
+      <w:pPr>
+        <w:ind w:left="405" w:hanging="360"/>
+      </w:pPr>
+      <w:rPr>
+        <w:rFonts w:ascii="Symbol" w:hAnsi="Symbol" w:hint="default"/>
+      </w:rPr>
+    </w:lvl>
+    <w:lvl w:ilvl="1" w:tplc="FFFFFFFF" w:tentative="1">
+      <w:start w:val="1"/>
+      <w:numFmt w:val="bullet"/>
+      <w:lvlText w:val="o"/>
+      <w:lvlJc w:val="left"/>
+      <w:pPr>
+        <w:ind w:left="1125" w:hanging="360"/>
+      </w:pPr>
+      <w:rPr>
+        <w:rFonts w:ascii="Courier New" w:hAnsi="Courier New" w:cs="Courier New" w:hint="default"/>
+      </w:rPr>
+    </w:lvl>
+    <w:lvl w:ilvl="2" w:tplc="FFFFFFFF" w:tentative="1">
+      <w:start w:val="1"/>
+      <w:numFmt w:val="bullet"/>
+      <w:lvlText w:val=""/>
+      <w:lvlJc w:val="left"/>
+      <w:pPr>
+        <w:ind w:left="1845" w:hanging="360"/>
+      </w:pPr>
+      <w:rPr>
+        <w:rFonts w:ascii="Wingdings" w:hAnsi="Wingdings" w:hint="default"/>
+      </w:rPr>
+    </w:lvl>
+    <w:lvl w:ilvl="3" w:tplc="FFFFFFFF" w:tentative="1">
+      <w:start w:val="1"/>
+      <w:numFmt w:val="bullet"/>
+      <w:lvlText w:val=""/>
+      <w:lvlJc w:val="left"/>
+      <w:pPr>
+        <w:ind w:left="2565" w:hanging="360"/>
+      </w:pPr>
+      <w:rPr>
+        <w:rFonts w:ascii="Symbol" w:hAnsi="Symbol" w:hint="default"/>
+      </w:rPr>
+    </w:lvl>
+    <w:lvl w:ilvl="4" w:tplc="FFFFFFFF" w:tentative="1">
+      <w:start w:val="1"/>
+      <w:numFmt w:val="bullet"/>
+      <w:lvlText w:val="o"/>
+      <w:lvlJc w:val="left"/>
+      <w:pPr>
+        <w:ind w:left="3285" w:hanging="360"/>
+      </w:pPr>
+      <w:rPr>
+        <w:rFonts w:ascii="Courier New" w:hAnsi="Courier New" w:cs="Courier New" w:hint="default"/>
+      </w:rPr>
+    </w:lvl>
+    <w:lvl w:ilvl="5" w:tplc="FFFFFFFF" w:tentative="1">
+      <w:start w:val="1"/>
+      <w:numFmt w:val="bullet"/>
+      <w:lvlText w:val=""/>
+      <w:lvlJc w:val="left"/>
+      <w:pPr>
+        <w:ind w:left="4005" w:hanging="360"/>
+      </w:pPr>
+      <w:rPr>
+        <w:rFonts w:ascii="Wingdings" w:hAnsi="Wingdings" w:hint="default"/>
+      </w:rPr>
+    </w:lvl>
+    <w:lvl w:ilvl="6" w:tplc="FFFFFFFF" w:tentative="1">
+      <w:start w:val="1"/>
+      <w:numFmt w:val="bullet"/>
+      <w:lvlText w:val=""/>
+      <w:lvlJc w:val="left"/>
+      <w:pPr>
+        <w:ind w:left="4725" w:hanging="360"/>
+      </w:pPr>
+      <w:rPr>
+        <w:rFonts w:ascii="Symbol" w:hAnsi="Symbol" w:hint="default"/>
+      </w:rPr>
+    </w:lvl>
+    <w:lvl w:ilvl="7" w:tplc="FFFFFFFF" w:tentative="1">
+      <w:start w:val="1"/>
+      <w:numFmt w:val="bullet"/>
+      <w:lvlText w:val="o"/>
+      <w:lvlJc w:val="left"/>
+      <w:pPr>
+        <w:ind w:left="5445" w:hanging="360"/>
+      </w:pPr>
+      <w:rPr>
+        <w:rFonts w:ascii="Courier New" w:hAnsi="Courier New" w:cs="Courier New" w:hint="default"/>
+      </w:rPr>
+    </w:lvl>
+    <w:lvl w:ilvl="8" w:tplc="FFFFFFFF" w:tentative="1">
+      <w:start w:val="1"/>
+      <w:numFmt w:val="bullet"/>
+      <w:lvlText w:val=""/>
+      <w:lvlJc w:val="left"/>
+      <w:pPr>
+        <w:ind w:left="6165" w:hanging="360"/>
+      </w:pPr>
+      <w:rPr>
+        <w:rFonts w:ascii="Wingdings" w:hAnsi="Wingdings" w:hint="default"/>
+      </w:rPr>
+    </w:lvl>
+  </w:abstractNum>
+  <w:abstractNum w:abstractNumId="6" w15:restartNumberingAfterBreak="0">
     <w:nsid w:val="3A5C2AAE"/>
     <w:multiLevelType w:val="hybridMultilevel"/>
     <w:tmpl w:val="23143DEE"/>
@@ -6080,7 +6744,7 @@
       </w:rPr>
     </w:lvl>
   </w:abstractNum>
-  <w:abstractNum w:abstractNumId="4" w15:restartNumberingAfterBreak="0">
+  <w:abstractNum w:abstractNumId="7" w15:restartNumberingAfterBreak="0">
     <w:nsid w:val="44DA2427"/>
     <w:multiLevelType w:val="hybridMultilevel"/>
     <w:tmpl w:val="4C5E4786"/>
@@ -6193,7 +6857,7 @@
       </w:rPr>
     </w:lvl>
   </w:abstractNum>
-  <w:abstractNum w:abstractNumId="5" w15:restartNumberingAfterBreak="0">
+  <w:abstractNum w:abstractNumId="8" w15:restartNumberingAfterBreak="0">
     <w:nsid w:val="45336D93"/>
     <w:multiLevelType w:val="hybridMultilevel"/>
     <w:tmpl w:val="B9660E96"/>
@@ -6306,7 +6970,7 @@
       </w:rPr>
     </w:lvl>
   </w:abstractNum>
-  <w:abstractNum w:abstractNumId="6" w15:restartNumberingAfterBreak="0">
+  <w:abstractNum w:abstractNumId="9" w15:restartNumberingAfterBreak="0">
     <w:nsid w:val="5BD015E4"/>
     <w:multiLevelType w:val="hybridMultilevel"/>
     <w:tmpl w:val="F642E738"/>
@@ -6419,7 +7083,7 @@
       </w:rPr>
     </w:lvl>
   </w:abstractNum>
-  <w:abstractNum w:abstractNumId="7" w15:restartNumberingAfterBreak="0">
+  <w:abstractNum w:abstractNumId="10" w15:restartNumberingAfterBreak="0">
     <w:nsid w:val="5C7F3F22"/>
     <w:multiLevelType w:val="hybridMultilevel"/>
     <w:tmpl w:val="704ECE46"/>
@@ -6532,7 +7196,7 @@
       </w:rPr>
     </w:lvl>
   </w:abstractNum>
-  <w:abstractNum w:abstractNumId="8" w15:restartNumberingAfterBreak="0">
+  <w:abstractNum w:abstractNumId="11" w15:restartNumberingAfterBreak="0">
     <w:nsid w:val="5F841E9A"/>
     <w:multiLevelType w:val="hybridMultilevel"/>
     <w:tmpl w:val="53AC5B84"/>
@@ -6645,7 +7309,120 @@
       </w:rPr>
     </w:lvl>
   </w:abstractNum>
-  <w:abstractNum w:abstractNumId="9" w15:restartNumberingAfterBreak="0">
+  <w:abstractNum w:abstractNumId="12" w15:restartNumberingAfterBreak="0">
+    <w:nsid w:val="69C3279C"/>
+    <w:multiLevelType w:val="hybridMultilevel"/>
+    <w:tmpl w:val="1000385E"/>
+    <w:lvl w:ilvl="0" w:tplc="1C090001">
+      <w:start w:val="1"/>
+      <w:numFmt w:val="bullet"/>
+      <w:lvlText w:val=""/>
+      <w:lvlJc w:val="left"/>
+      <w:pPr>
+        <w:ind w:left="450" w:hanging="360"/>
+      </w:pPr>
+      <w:rPr>
+        <w:rFonts w:ascii="Symbol" w:hAnsi="Symbol" w:hint="default"/>
+      </w:rPr>
+    </w:lvl>
+    <w:lvl w:ilvl="1" w:tplc="FFFFFFFF" w:tentative="1">
+      <w:start w:val="1"/>
+      <w:numFmt w:val="bullet"/>
+      <w:lvlText w:val="o"/>
+      <w:lvlJc w:val="left"/>
+      <w:pPr>
+        <w:ind w:left="1485" w:hanging="360"/>
+      </w:pPr>
+      <w:rPr>
+        <w:rFonts w:ascii="Courier New" w:hAnsi="Courier New" w:cs="Courier New" w:hint="default"/>
+      </w:rPr>
+    </w:lvl>
+    <w:lvl w:ilvl="2" w:tplc="FFFFFFFF" w:tentative="1">
+      <w:start w:val="1"/>
+      <w:numFmt w:val="bullet"/>
+      <w:lvlText w:val=""/>
+      <w:lvlJc w:val="left"/>
+      <w:pPr>
+        <w:ind w:left="2205" w:hanging="360"/>
+      </w:pPr>
+      <w:rPr>
+        <w:rFonts w:ascii="Wingdings" w:hAnsi="Wingdings" w:hint="default"/>
+      </w:rPr>
+    </w:lvl>
+    <w:lvl w:ilvl="3" w:tplc="FFFFFFFF" w:tentative="1">
+      <w:start w:val="1"/>
+      <w:numFmt w:val="bullet"/>
+      <w:lvlText w:val=""/>
+      <w:lvlJc w:val="left"/>
+      <w:pPr>
+        <w:ind w:left="2925" w:hanging="360"/>
+      </w:pPr>
+      <w:rPr>
+        <w:rFonts w:ascii="Symbol" w:hAnsi="Symbol" w:hint="default"/>
+      </w:rPr>
+    </w:lvl>
+    <w:lvl w:ilvl="4" w:tplc="FFFFFFFF" w:tentative="1">
+      <w:start w:val="1"/>
+      <w:numFmt w:val="bullet"/>
+      <w:lvlText w:val="o"/>
+      <w:lvlJc w:val="left"/>
+      <w:pPr>
+        <w:ind w:left="3645" w:hanging="360"/>
+      </w:pPr>
+      <w:rPr>
+        <w:rFonts w:ascii="Courier New" w:hAnsi="Courier New" w:cs="Courier New" w:hint="default"/>
+      </w:rPr>
+    </w:lvl>
+    <w:lvl w:ilvl="5" w:tplc="FFFFFFFF" w:tentative="1">
+      <w:start w:val="1"/>
+      <w:numFmt w:val="bullet"/>
+      <w:lvlText w:val=""/>
+      <w:lvlJc w:val="left"/>
+      <w:pPr>
+        <w:ind w:left="4365" w:hanging="360"/>
+      </w:pPr>
+      <w:rPr>
+        <w:rFonts w:ascii="Wingdings" w:hAnsi="Wingdings" w:hint="default"/>
+      </w:rPr>
+    </w:lvl>
+    <w:lvl w:ilvl="6" w:tplc="FFFFFFFF" w:tentative="1">
+      <w:start w:val="1"/>
+      <w:numFmt w:val="bullet"/>
+      <w:lvlText w:val=""/>
+      <w:lvlJc w:val="left"/>
+      <w:pPr>
+        <w:ind w:left="5085" w:hanging="360"/>
+      </w:pPr>
+      <w:rPr>
+        <w:rFonts w:ascii="Symbol" w:hAnsi="Symbol" w:hint="default"/>
+      </w:rPr>
+    </w:lvl>
+    <w:lvl w:ilvl="7" w:tplc="FFFFFFFF" w:tentative="1">
+      <w:start w:val="1"/>
+      <w:numFmt w:val="bullet"/>
+      <w:lvlText w:val="o"/>
+      <w:lvlJc w:val="left"/>
+      <w:pPr>
+        <w:ind w:left="5805" w:hanging="360"/>
+      </w:pPr>
+      <w:rPr>
+        <w:rFonts w:ascii="Courier New" w:hAnsi="Courier New" w:cs="Courier New" w:hint="default"/>
+      </w:rPr>
+    </w:lvl>
+    <w:lvl w:ilvl="8" w:tplc="FFFFFFFF" w:tentative="1">
+      <w:start w:val="1"/>
+      <w:numFmt w:val="bullet"/>
+      <w:lvlText w:val=""/>
+      <w:lvlJc w:val="left"/>
+      <w:pPr>
+        <w:ind w:left="6525" w:hanging="360"/>
+      </w:pPr>
+      <w:rPr>
+        <w:rFonts w:ascii="Wingdings" w:hAnsi="Wingdings" w:hint="default"/>
+      </w:rPr>
+    </w:lvl>
+  </w:abstractNum>
+  <w:abstractNum w:abstractNumId="13" w15:restartNumberingAfterBreak="0">
     <w:nsid w:val="6B823456"/>
     <w:multiLevelType w:val="hybridMultilevel"/>
     <w:tmpl w:val="81D8D93A"/>
@@ -6734,7 +7511,7 @@
       </w:pPr>
     </w:lvl>
   </w:abstractNum>
-  <w:abstractNum w:abstractNumId="10" w15:restartNumberingAfterBreak="0">
+  <w:abstractNum w:abstractNumId="14" w15:restartNumberingAfterBreak="0">
     <w:nsid w:val="6D952E44"/>
     <w:multiLevelType w:val="hybridMultilevel"/>
     <w:tmpl w:val="3D4AB7E0"/>
@@ -6847,7 +7624,7 @@
       </w:rPr>
     </w:lvl>
   </w:abstractNum>
-  <w:abstractNum w:abstractNumId="11" w15:restartNumberingAfterBreak="0">
+  <w:abstractNum w:abstractNumId="15" w15:restartNumberingAfterBreak="0">
     <w:nsid w:val="793F4AAA"/>
     <w:multiLevelType w:val="hybridMultilevel"/>
     <w:tmpl w:val="2EF4C636"/>
@@ -6961,40 +7738,52 @@
     </w:lvl>
   </w:abstractNum>
   <w:num w:numId="1" w16cid:durableId="298539419">
-    <w:abstractNumId w:val="3"/>
+    <w:abstractNumId w:val="6"/>
   </w:num>
   <w:num w:numId="2" w16cid:durableId="1936091863">
     <w:abstractNumId w:val="1"/>
   </w:num>
   <w:num w:numId="3" w16cid:durableId="1936815976">
-    <w:abstractNumId w:val="7"/>
+    <w:abstractNumId w:val="10"/>
   </w:num>
   <w:num w:numId="4" w16cid:durableId="807822644">
-    <w:abstractNumId w:val="6"/>
+    <w:abstractNumId w:val="9"/>
   </w:num>
   <w:num w:numId="5" w16cid:durableId="1961062467">
     <w:abstractNumId w:val="0"/>
   </w:num>
   <w:num w:numId="6" w16cid:durableId="1542788056">
+    <w:abstractNumId w:val="3"/>
+  </w:num>
+  <w:num w:numId="7" w16cid:durableId="1357081256">
+    <w:abstractNumId w:val="14"/>
+  </w:num>
+  <w:num w:numId="8" w16cid:durableId="1986085252">
+    <w:abstractNumId w:val="8"/>
+  </w:num>
+  <w:num w:numId="9" w16cid:durableId="363484213">
+    <w:abstractNumId w:val="11"/>
+  </w:num>
+  <w:num w:numId="10" w16cid:durableId="43022977">
+    <w:abstractNumId w:val="13"/>
+  </w:num>
+  <w:num w:numId="11" w16cid:durableId="626087037">
+    <w:abstractNumId w:val="15"/>
+  </w:num>
+  <w:num w:numId="12" w16cid:durableId="316763394">
+    <w:abstractNumId w:val="7"/>
+  </w:num>
+  <w:num w:numId="13" w16cid:durableId="1810439713">
+    <w:abstractNumId w:val="4"/>
+  </w:num>
+  <w:num w:numId="14" w16cid:durableId="1549416681">
     <w:abstractNumId w:val="2"/>
   </w:num>
-  <w:num w:numId="7" w16cid:durableId="1357081256">
-    <w:abstractNumId w:val="10"/>
+  <w:num w:numId="15" w16cid:durableId="1211458156">
+    <w:abstractNumId w:val="12"/>
   </w:num>
-  <w:num w:numId="8" w16cid:durableId="1986085252">
+  <w:num w:numId="16" w16cid:durableId="1857306180">
     <w:abstractNumId w:val="5"/>
-  </w:num>
-  <w:num w:numId="9" w16cid:durableId="363484213">
-    <w:abstractNumId w:val="8"/>
-  </w:num>
-  <w:num w:numId="10" w16cid:durableId="43022977">
-    <w:abstractNumId w:val="9"/>
-  </w:num>
-  <w:num w:numId="11" w16cid:durableId="626087037">
-    <w:abstractNumId w:val="11"/>
-  </w:num>
-  <w:num w:numId="12" w16cid:durableId="316763394">
-    <w:abstractNumId w:val="4"/>
   </w:num>
 </w:numbering>
 </file>
@@ -7440,6 +8229,7 @@
   <w:style w:type="character" w:default="1" w:styleId="DefaultParagraphFont">
     <w:name w:val="Default Paragraph Font"/>
     <w:uiPriority w:val="1"/>
+    <w:semiHidden/>
     <w:unhideWhenUsed/>
   </w:style>
   <w:style w:type="table" w:default="1" w:styleId="TableNormal">

--- a/Documentation/The Ripple Effect - SYSTEM REQUIREMENTS.docx
+++ b/Documentation/The Ripple Effect - SYSTEM REQUIREMENTS.docx
@@ -2317,7 +2317,28 @@
           <w:sz w:val="23"/>
           <w:szCs w:val="23"/>
         </w:rPr>
-        <w:t xml:space="preserve"> information will be stored in databases</w:t>
+        <w:t xml:space="preserve"> information will be stored in</w:t>
+      </w:r>
+      <w:r>
+        <w:rPr>
+          <w:sz w:val="23"/>
+          <w:szCs w:val="23"/>
+        </w:rPr>
+        <w:t xml:space="preserve"> one</w:t>
+      </w:r>
+      <w:r>
+        <w:rPr>
+          <w:sz w:val="23"/>
+          <w:szCs w:val="23"/>
+        </w:rPr>
+        <w:t xml:space="preserve"> database</w:t>
+      </w:r>
+      <w:r>
+        <w:rPr>
+          <w:sz w:val="23"/>
+          <w:szCs w:val="23"/>
+        </w:rPr>
+        <w:t xml:space="preserve"> and stored in different tables</w:t>
       </w:r>
       <w:r>
         <w:rPr>
@@ -2331,7 +2352,70 @@
           <w:sz w:val="23"/>
           <w:szCs w:val="23"/>
         </w:rPr>
-        <w:t>tion such as login details and address will be encrypted. Other pool related information will be stored and saved without</w:t>
+        <w:t xml:space="preserve">tion such as </w:t>
+      </w:r>
+      <w:r>
+        <w:rPr>
+          <w:sz w:val="23"/>
+          <w:szCs w:val="23"/>
+        </w:rPr>
+        <w:t xml:space="preserve">their password will be </w:t>
+      </w:r>
+      <w:r>
+        <w:rPr>
+          <w:sz w:val="23"/>
+          <w:szCs w:val="23"/>
+        </w:rPr>
+        <w:t>encrypted</w:t>
+      </w:r>
+      <w:r>
+        <w:rPr>
+          <w:sz w:val="23"/>
+          <w:szCs w:val="23"/>
+        </w:rPr>
+        <w:t xml:space="preserve"> through Firebase</w:t>
+      </w:r>
+      <w:r>
+        <w:rPr>
+          <w:sz w:val="23"/>
+          <w:szCs w:val="23"/>
+        </w:rPr>
+        <w:t xml:space="preserve">. </w:t>
+      </w:r>
+      <w:r>
+        <w:rPr>
+          <w:sz w:val="23"/>
+          <w:szCs w:val="23"/>
+        </w:rPr>
+        <w:t>The o</w:t>
+      </w:r>
+      <w:r>
+        <w:rPr>
+          <w:sz w:val="23"/>
+          <w:szCs w:val="23"/>
+        </w:rPr>
+        <w:t>ther</w:t>
+      </w:r>
+      <w:r>
+        <w:rPr>
+          <w:sz w:val="23"/>
+          <w:szCs w:val="23"/>
+        </w:rPr>
+        <w:t xml:space="preserve"> information</w:t>
+      </w:r>
+      <w:r>
+        <w:rPr>
+          <w:sz w:val="23"/>
+          <w:szCs w:val="23"/>
+        </w:rPr>
+        <w:t xml:space="preserve"> and</w:t>
+      </w:r>
+      <w:r>
+        <w:rPr>
+          <w:sz w:val="23"/>
+          <w:szCs w:val="23"/>
+        </w:rPr>
+        <w:t xml:space="preserve"> pool related information will be stored and saved without</w:t>
       </w:r>
       <w:r>
         <w:rPr>
@@ -2398,14 +2482,7 @@
           <w:sz w:val="23"/>
           <w:szCs w:val="23"/>
         </w:rPr>
-        <w:t>L</w:t>
-      </w:r>
-      <w:r>
-        <w:rPr>
-          <w:sz w:val="23"/>
-          <w:szCs w:val="23"/>
-        </w:rPr>
-        <w:t>ogin details, such as their email</w:t>
+        <w:t>Login details, such as their email</w:t>
       </w:r>
       <w:r>
         <w:rPr>
@@ -2419,14 +2496,7 @@
           <w:sz w:val="23"/>
           <w:szCs w:val="23"/>
         </w:rPr>
-        <w:t>, password and their home address for client’s wanting to employ someone to take care of their pool</w:t>
-      </w:r>
-      <w:r>
-        <w:rPr>
-          <w:sz w:val="23"/>
-          <w:szCs w:val="23"/>
-        </w:rPr>
-        <w:t>.</w:t>
+        <w:t>, password and their home address for client’s wanting to employ someone to take care of their pool.</w:t>
       </w:r>
       <w:r>
         <w:rPr>
@@ -2546,7 +2616,56 @@
           <w:sz w:val="23"/>
           <w:szCs w:val="23"/>
         </w:rPr>
-        <w:t>in a separate database storing their login</w:t>
+        <w:t xml:space="preserve">in </w:t>
+      </w:r>
+      <w:r>
+        <w:rPr>
+          <w:sz w:val="23"/>
+          <w:szCs w:val="23"/>
+        </w:rPr>
+        <w:t xml:space="preserve">the same </w:t>
+      </w:r>
+      <w:r>
+        <w:rPr>
+          <w:sz w:val="23"/>
+          <w:szCs w:val="23"/>
+        </w:rPr>
+        <w:t>database</w:t>
+      </w:r>
+      <w:r>
+        <w:rPr>
+          <w:sz w:val="23"/>
+          <w:szCs w:val="23"/>
+        </w:rPr>
+        <w:t xml:space="preserve"> but </w:t>
+      </w:r>
+      <w:r>
+        <w:rPr>
+          <w:sz w:val="23"/>
+          <w:szCs w:val="23"/>
+        </w:rPr>
+        <w:t>separate</w:t>
+      </w:r>
+      <w:r>
+        <w:rPr>
+          <w:sz w:val="23"/>
+          <w:szCs w:val="23"/>
+        </w:rPr>
+        <w:t xml:space="preserve"> tables</w:t>
+      </w:r>
+      <w:r>
+        <w:rPr>
+          <w:sz w:val="23"/>
+          <w:szCs w:val="23"/>
+        </w:rPr>
+        <w:t>,</w:t>
+      </w:r>
+      <w:r>
+        <w:rPr>
+          <w:sz w:val="23"/>
+          <w:szCs w:val="23"/>
+        </w:rPr>
+        <w:t xml:space="preserve"> storing their login</w:t>
       </w:r>
       <w:r>
         <w:rPr>
@@ -2560,28 +2679,6 @@
           <w:sz w:val="23"/>
           <w:szCs w:val="23"/>
         </w:rPr>
-        <w:t xml:space="preserve"> as well as </w:t>
-      </w:r>
-      <w:r>
-        <w:rPr>
-          <w:color w:val="FFC000"/>
-          <w:sz w:val="23"/>
-          <w:szCs w:val="23"/>
-        </w:rPr>
-        <w:t>employee details</w:t>
-      </w:r>
-      <w:r>
-        <w:rPr>
-          <w:sz w:val="23"/>
-          <w:szCs w:val="23"/>
-        </w:rPr>
-        <w:t>?</w:t>
-      </w:r>
-      <w:r>
-        <w:rPr>
-          <w:sz w:val="23"/>
-          <w:szCs w:val="23"/>
-        </w:rPr>
         <w:t xml:space="preserve"> </w:t>
       </w:r>
       <w:r>
@@ -2589,14 +2686,21 @@
           <w:sz w:val="23"/>
           <w:szCs w:val="23"/>
         </w:rPr>
-        <w:t>that will be encrypted</w:t>
-      </w:r>
-      <w:r>
-        <w:rPr>
-          <w:sz w:val="23"/>
-          <w:szCs w:val="23"/>
-        </w:rPr>
-        <w:t>.</w:t>
+        <w:t>and their</w:t>
+      </w:r>
+      <w:r>
+        <w:rPr>
+          <w:sz w:val="23"/>
+          <w:szCs w:val="23"/>
+        </w:rPr>
+        <w:t xml:space="preserve"> password will be encrypted through Firebase</w:t>
+      </w:r>
+      <w:r>
+        <w:rPr>
+          <w:sz w:val="23"/>
+          <w:szCs w:val="23"/>
+        </w:rPr>
+        <w:t xml:space="preserve"> as well.</w:t>
       </w:r>
       <w:r>
         <w:rPr>
@@ -2610,14 +2714,35 @@
           <w:sz w:val="23"/>
           <w:szCs w:val="23"/>
         </w:rPr>
-        <w:t xml:space="preserve">ir client’s will be stored in a separate database that will be linked to their </w:t>
-      </w:r>
-      <w:r>
-        <w:rPr>
-          <w:sz w:val="23"/>
-          <w:szCs w:val="23"/>
-        </w:rPr>
-        <w:t>encrypted database so no personal information can be leaked to the wrong person.</w:t>
+        <w:t xml:space="preserve">ir client’s will be stored in a separate </w:t>
+      </w:r>
+      <w:r>
+        <w:rPr>
+          <w:sz w:val="23"/>
+          <w:szCs w:val="23"/>
+        </w:rPr>
+        <w:t>table</w:t>
+      </w:r>
+      <w:r>
+        <w:rPr>
+          <w:sz w:val="23"/>
+          <w:szCs w:val="23"/>
+        </w:rPr>
+        <w:t xml:space="preserve"> that will be linked to their </w:t>
+      </w:r>
+      <w:r>
+        <w:rPr>
+          <w:sz w:val="23"/>
+          <w:szCs w:val="23"/>
+        </w:rPr>
+        <w:t>table</w:t>
+      </w:r>
+      <w:r>
+        <w:rPr>
+          <w:sz w:val="23"/>
+          <w:szCs w:val="23"/>
+        </w:rPr>
+        <w:t xml:space="preserve"> so no personal information can be leaked to the wrong person.</w:t>
       </w:r>
     </w:p>
     <w:p>
@@ -2648,16 +2773,7 @@
           <w:sz w:val="23"/>
           <w:szCs w:val="23"/>
         </w:rPr>
-        <w:t>Service provider</w:t>
-      </w:r>
-      <w:r>
-        <w:rPr>
-          <w:b/>
-          <w:bCs/>
-          <w:sz w:val="23"/>
-          <w:szCs w:val="23"/>
-        </w:rPr>
-        <w:t>:</w:t>
+        <w:t>Service provider:</w:t>
       </w:r>
     </w:p>
     <w:p>
@@ -2710,25 +2826,10 @@
       </w:pPr>
       <w:r>
         <w:rPr>
-          <w:color w:val="FFC000"/>
-          <w:sz w:val="23"/>
-          <w:szCs w:val="23"/>
-        </w:rPr>
-        <w:t>Employee information</w:t>
-      </w:r>
-      <w:r>
-        <w:rPr>
-          <w:sz w:val="23"/>
-          <w:szCs w:val="23"/>
-        </w:rPr>
-        <w:t>?</w:t>
-      </w:r>
-      <w:r>
-        <w:rPr>
-          <w:sz w:val="23"/>
-          <w:szCs w:val="23"/>
-        </w:rPr>
-        <w:t xml:space="preserve"> </w:t>
+          <w:sz w:val="23"/>
+          <w:szCs w:val="23"/>
+        </w:rPr>
+        <w:t>Booking details</w:t>
       </w:r>
     </w:p>
     <w:p>
@@ -2749,27 +2850,6 @@
           <w:sz w:val="23"/>
           <w:szCs w:val="23"/>
         </w:rPr>
-        <w:t>Booking details</w:t>
-      </w:r>
-    </w:p>
-    <w:p>
-      <w:pPr>
-        <w:pStyle w:val="ListParagraph"/>
-        <w:numPr>
-          <w:ilvl w:val="0"/>
-          <w:numId w:val="15"/>
-        </w:numPr>
-        <w:jc w:val="both"/>
-        <w:rPr>
-          <w:sz w:val="23"/>
-          <w:szCs w:val="23"/>
-        </w:rPr>
-      </w:pPr>
-      <w:r>
-        <w:rPr>
-          <w:sz w:val="23"/>
-          <w:szCs w:val="23"/>
-        </w:rPr>
         <w:t>Employee notes</w:t>
       </w:r>
     </w:p>
@@ -3493,23 +3573,7 @@
           <w:color w:val="2E74B5" w:themeColor="accent5" w:themeShade="BF"/>
           <w:lang w:val="en-US"/>
         </w:rPr>
-        <w:t xml:space="preserve">State which hardware and software tools will be used both in developing the application and in its use, </w:t>
-      </w:r>
-      <w:proofErr w:type="spellStart"/>
-      <w:r>
-        <w:rPr>
-          <w:color w:val="2E74B5" w:themeColor="accent5" w:themeShade="BF"/>
-          <w:lang w:val="en-US"/>
-        </w:rPr>
-        <w:t>e.g</w:t>
-      </w:r>
-      <w:proofErr w:type="spellEnd"/>
-      <w:r>
-        <w:rPr>
-          <w:color w:val="2E74B5" w:themeColor="accent5" w:themeShade="BF"/>
-          <w:lang w:val="en-US"/>
-        </w:rPr>
-        <w:t>:</w:t>
+        <w:t>State which hardware and software tools will be used both in developing the application and in its use, e.g:</w:t>
       </w:r>
     </w:p>
     <w:p>
@@ -3624,23 +3688,7 @@
           <w:color w:val="2E74B5" w:themeColor="accent5" w:themeShade="BF"/>
           <w:lang w:val="en-US"/>
         </w:rPr>
-        <w:t xml:space="preserve">The mobile application will use </w:t>
-      </w:r>
-      <w:proofErr w:type="spellStart"/>
-      <w:r>
-        <w:rPr>
-          <w:color w:val="2E74B5" w:themeColor="accent5" w:themeShade="BF"/>
-          <w:lang w:val="en-US"/>
-        </w:rPr>
-        <w:t>Sqlite</w:t>
-      </w:r>
-      <w:proofErr w:type="spellEnd"/>
-      <w:r>
-        <w:rPr>
-          <w:color w:val="2E74B5" w:themeColor="accent5" w:themeShade="BF"/>
-          <w:lang w:val="en-US"/>
-        </w:rPr>
-        <w:t xml:space="preserve"> as its local storage medium.</w:t>
+        <w:t>The mobile application will use Sqlite as its local storage medium.</w:t>
       </w:r>
     </w:p>
     <w:p>

--- a/Documentation/The Ripple Effect - SYSTEM REQUIREMENTS.docx
+++ b/Documentation/The Ripple Effect - SYSTEM REQUIREMENTS.docx
@@ -1551,7 +1551,23 @@
           <w:color w:val="2E74B5" w:themeColor="accent5" w:themeShade="BF"/>
           <w:lang w:val="en-US"/>
         </w:rPr>
-        <w:t xml:space="preserve">In your business case you specified a few objectives.  These were real-world issues that your software intervention will address.  In this section you need to stipulate what you will do in your software to address these objectives.  E.g. the following objectives were stated in the business case:  </w:t>
+        <w:t xml:space="preserve">In your business case you specified a few objectives.  These were real-world issues that your software intervention will address.  In this section you need to stipulate what you will do </w:t>
+      </w:r>
+      <w:proofErr w:type="gramStart"/>
+      <w:r>
+        <w:rPr>
+          <w:color w:val="2E74B5" w:themeColor="accent5" w:themeShade="BF"/>
+          <w:lang w:val="en-US"/>
+        </w:rPr>
+        <w:t>in</w:t>
+      </w:r>
+      <w:proofErr w:type="gramEnd"/>
+      <w:r>
+        <w:rPr>
+          <w:color w:val="2E74B5" w:themeColor="accent5" w:themeShade="BF"/>
+          <w:lang w:val="en-US"/>
+        </w:rPr>
+        <w:t xml:space="preserve"> your software to address these objectives.  E.g. the following objectives were stated in the business case:  </w:t>
       </w:r>
     </w:p>
     <w:p>
@@ -1602,7 +1618,23 @@
           <w:color w:val="2E74B5" w:themeColor="accent5" w:themeShade="BF"/>
           <w:lang w:val="en-US"/>
         </w:rPr>
-        <w:t>Ensure that notes cannot get lost, by providing an off-line saving system.</w:t>
+        <w:t xml:space="preserve">Ensure that notes cannot get </w:t>
+      </w:r>
+      <w:proofErr w:type="gramStart"/>
+      <w:r>
+        <w:rPr>
+          <w:color w:val="2E74B5" w:themeColor="accent5" w:themeShade="BF"/>
+          <w:lang w:val="en-US"/>
+        </w:rPr>
+        <w:t>lost,</w:t>
+      </w:r>
+      <w:proofErr w:type="gramEnd"/>
+      <w:r>
+        <w:rPr>
+          <w:color w:val="2E74B5" w:themeColor="accent5" w:themeShade="BF"/>
+          <w:lang w:val="en-US"/>
+        </w:rPr>
+        <w:t xml:space="preserve"> by providing an off-line saving system.</w:t>
       </w:r>
     </w:p>
     <w:p>
@@ -1668,12 +1700,37 @@
           <w:lang w:val="en-US"/>
         </w:rPr>
       </w:pPr>
-      <w:r>
-        <w:rPr>
-          <w:color w:val="2E74B5" w:themeColor="accent5" w:themeShade="BF"/>
-          <w:lang w:val="en-US"/>
-        </w:rPr>
-        <w:t>In order to the replace the paper-based note-taking system used by healthcare workers, an Android-based mobile application will be developed.  Android was chosen as it is the most widely used mobile operating system under the target group of healthcare workers.  A mobile application will ensure that the healthcare workers have access to the system wherever they may be working from on any given day.</w:t>
+      <w:proofErr w:type="gramStart"/>
+      <w:r>
+        <w:rPr>
+          <w:color w:val="2E74B5" w:themeColor="accent5" w:themeShade="BF"/>
+          <w:lang w:val="en-US"/>
+        </w:rPr>
+        <w:t>In order to</w:t>
+      </w:r>
+      <w:proofErr w:type="gramEnd"/>
+      <w:r>
+        <w:rPr>
+          <w:color w:val="2E74B5" w:themeColor="accent5" w:themeShade="BF"/>
+          <w:lang w:val="en-US"/>
+        </w:rPr>
+        <w:t xml:space="preserve"> </w:t>
+      </w:r>
+      <w:proofErr w:type="gramStart"/>
+      <w:r>
+        <w:rPr>
+          <w:color w:val="2E74B5" w:themeColor="accent5" w:themeShade="BF"/>
+          <w:lang w:val="en-US"/>
+        </w:rPr>
+        <w:t>the replace</w:t>
+      </w:r>
+      <w:proofErr w:type="gramEnd"/>
+      <w:r>
+        <w:rPr>
+          <w:color w:val="2E74B5" w:themeColor="accent5" w:themeShade="BF"/>
+          <w:lang w:val="en-US"/>
+        </w:rPr>
+        <w:t xml:space="preserve"> the paper-based note-taking system used by healthcare workers, an Android-based mobile application will be developed.  Android was chosen as it is the most widely used mobile operating system under the target group of healthcare workers.  A mobile application will ensure that the healthcare workers have access to the system wherever they may be working from on any given day.</w:t>
       </w:r>
     </w:p>
     <w:p>
@@ -1902,6 +1959,8 @@
           <w:lang w:val="en-US"/>
         </w:rPr>
       </w:pPr>
+      <w:proofErr w:type="spellStart"/>
+      <w:proofErr w:type="gramStart"/>
       <w:r>
         <w:rPr>
           <w:i/>
@@ -1909,17 +1968,81 @@
         </w:rPr>
         <w:t>SplashScreen</w:t>
       </w:r>
-      <w:r>
-        <w:rPr>
-          <w:lang w:val="en-US"/>
-        </w:rPr>
-        <w:t xml:space="preserve">, is an android application aims to simplify pool maintenance. Through giving our new users a guided walkthrough of both how to use the app and general insights on pool maintenance, we solve the issue of uneducated pool care. This will be in the form of </w:t>
-      </w:r>
-      <w:r>
-        <w:rPr>
-          <w:lang w:val="en-US"/>
-        </w:rPr>
-        <w:t>walkthrough screens, similar to tutorials and video resources found online.</w:t>
+      <w:proofErr w:type="spellEnd"/>
+      <w:r>
+        <w:rPr>
+          <w:lang w:val="en-US"/>
+        </w:rPr>
+        <w:t>,</w:t>
+      </w:r>
+      <w:proofErr w:type="gramEnd"/>
+      <w:r>
+        <w:rPr>
+          <w:lang w:val="en-US"/>
+        </w:rPr>
+        <w:t xml:space="preserve"> is an android </w:t>
+      </w:r>
+      <w:proofErr w:type="gramStart"/>
+      <w:r>
+        <w:rPr>
+          <w:lang w:val="en-US"/>
+        </w:rPr>
+        <w:t>application</w:t>
+      </w:r>
+      <w:proofErr w:type="gramEnd"/>
+      <w:r>
+        <w:rPr>
+          <w:lang w:val="en-US"/>
+        </w:rPr>
+        <w:t xml:space="preserve"> aims to simplify pool maintenance. </w:t>
+      </w:r>
+      <w:proofErr w:type="gramStart"/>
+      <w:r>
+        <w:rPr>
+          <w:lang w:val="en-US"/>
+        </w:rPr>
+        <w:t>Through</w:t>
+      </w:r>
+      <w:proofErr w:type="gramEnd"/>
+      <w:r>
+        <w:rPr>
+          <w:lang w:val="en-US"/>
+        </w:rPr>
+        <w:t xml:space="preserve"> giving our new </w:t>
+      </w:r>
+      <w:proofErr w:type="gramStart"/>
+      <w:r>
+        <w:rPr>
+          <w:lang w:val="en-US"/>
+        </w:rPr>
+        <w:t>users</w:t>
+      </w:r>
+      <w:proofErr w:type="gramEnd"/>
+      <w:r>
+        <w:rPr>
+          <w:lang w:val="en-US"/>
+        </w:rPr>
+        <w:t xml:space="preserve"> a guided walkthrough of both how to use the app and general insights on pool maintenance, we solve the issue of uneducated pool care. This will be in the form of </w:t>
+      </w:r>
+      <w:r>
+        <w:rPr>
+          <w:lang w:val="en-US"/>
+        </w:rPr>
+        <w:t xml:space="preserve">walkthrough screens, </w:t>
+      </w:r>
+      <w:proofErr w:type="gramStart"/>
+      <w:r>
+        <w:rPr>
+          <w:lang w:val="en-US"/>
+        </w:rPr>
+        <w:t>similar to</w:t>
+      </w:r>
+      <w:proofErr w:type="gramEnd"/>
+      <w:r>
+        <w:rPr>
+          <w:lang w:val="en-US"/>
+        </w:rPr>
+        <w:t xml:space="preserve"> tutorials and video resources found online.</w:t>
       </w:r>
     </w:p>
     <w:p>
@@ -1961,6 +2084,8 @@
         </w:rPr>
         <w:t xml:space="preserve">The marketplace serves as a two-way link between the service provider and the service consumer. While individuals are not required to request a service or buy a product from a marketplace business, </w:t>
       </w:r>
+      <w:proofErr w:type="spellStart"/>
+      <w:proofErr w:type="gramStart"/>
       <w:r>
         <w:rPr>
           <w:i/>
@@ -1968,12 +2093,21 @@
         </w:rPr>
         <w:t>SplashScreen</w:t>
       </w:r>
+      <w:proofErr w:type="spellEnd"/>
       <w:r>
         <w:rPr>
           <w:i/>
           <w:lang w:val="en-US"/>
         </w:rPr>
-        <w:t xml:space="preserve">, </w:t>
+        <w:t>,</w:t>
+      </w:r>
+      <w:proofErr w:type="gramEnd"/>
+      <w:r>
+        <w:rPr>
+          <w:i/>
+          <w:lang w:val="en-US"/>
+        </w:rPr>
+        <w:t xml:space="preserve"> </w:t>
       </w:r>
       <w:r>
         <w:rPr>
@@ -2089,7 +2223,21 @@
         <w:rPr>
           <w:lang w:val="en-US"/>
         </w:rPr>
-        <w:t>enerating a report of the history of services provided.</w:t>
+        <w:t xml:space="preserve">enerating a report </w:t>
+      </w:r>
+      <w:proofErr w:type="gramStart"/>
+      <w:r>
+        <w:rPr>
+          <w:lang w:val="en-US"/>
+        </w:rPr>
+        <w:t>of</w:t>
+      </w:r>
+      <w:proofErr w:type="gramEnd"/>
+      <w:r>
+        <w:rPr>
+          <w:lang w:val="en-US"/>
+        </w:rPr>
+        <w:t xml:space="preserve"> the history of services provided.</w:t>
       </w:r>
     </w:p>
     <w:p>
@@ -2104,6 +2252,7 @@
         </w:rPr>
         <w:t xml:space="preserve">This is multiplied by several clients which can be inefficient to continue executing. </w:t>
       </w:r>
+      <w:proofErr w:type="spellStart"/>
       <w:r>
         <w:rPr>
           <w:i/>
@@ -2115,8 +2264,64 @@
         <w:rPr>
           <w:lang w:val="en-US"/>
         </w:rPr>
-        <w:t>’s marketplace allows businesses to sift through the general public towards their target market. They can then leave notes for the client based on services provided. This will generate an automatic history report on the previous operations.</w:t>
-      </w:r>
+        <w:t>’s</w:t>
+      </w:r>
+      <w:proofErr w:type="spellEnd"/>
+      <w:r>
+        <w:rPr>
+          <w:lang w:val="en-US"/>
+        </w:rPr>
+        <w:t xml:space="preserve"> marketplace allows businesses to </w:t>
+      </w:r>
+      <w:proofErr w:type="gramStart"/>
+      <w:r>
+        <w:rPr>
+          <w:lang w:val="en-US"/>
+        </w:rPr>
+        <w:t>sift</w:t>
+      </w:r>
+      <w:proofErr w:type="gramEnd"/>
+      <w:r>
+        <w:rPr>
+          <w:lang w:val="en-US"/>
+        </w:rPr>
+        <w:t xml:space="preserve"> through the </w:t>
+      </w:r>
+      <w:proofErr w:type="gramStart"/>
+      <w:r>
+        <w:rPr>
+          <w:lang w:val="en-US"/>
+        </w:rPr>
+        <w:t>general public</w:t>
+      </w:r>
+      <w:proofErr w:type="gramEnd"/>
+      <w:r>
+        <w:rPr>
+          <w:lang w:val="en-US"/>
+        </w:rPr>
+        <w:t xml:space="preserve"> towards their target market. They can then leave notes for the client based on services provided. This will generate an automatic history report on the previous operations.</w:t>
+      </w:r>
+    </w:p>
+    <w:p>
+      <w:pPr>
+        <w:rPr>
+          <w:lang w:val="en-US"/>
+        </w:rPr>
+      </w:pPr>
+    </w:p>
+    <w:p>
+      <w:pPr>
+        <w:rPr>
+          <w:lang w:val="en-US"/>
+        </w:rPr>
+      </w:pPr>
+    </w:p>
+    <w:p>
+      <w:pPr>
+        <w:rPr>
+          <w:lang w:val="en-US"/>
+        </w:rPr>
+      </w:pPr>
     </w:p>
     <w:p>
       <w:pPr>
@@ -2148,6 +2353,7 @@
           <w:u w:val="single"/>
           <w:lang w:val="en-US"/>
         </w:rPr>
+        <w:lastRenderedPageBreak/>
         <w:t xml:space="preserve">1.2 Project </w:t>
       </w:r>
       <w:r>
@@ -2165,41 +2371,6 @@
       <w:pPr>
         <w:rPr>
           <w:lang w:val="en-US"/>
-        </w:rPr>
-      </w:pPr>
-    </w:p>
-    <w:p>
-      <w:pPr>
-        <w:jc w:val="both"/>
-        <w:rPr>
-          <w:color w:val="2E74B5" w:themeColor="accent5" w:themeShade="BF"/>
-          <w:sz w:val="23"/>
-          <w:szCs w:val="23"/>
-        </w:rPr>
-      </w:pPr>
-      <w:r>
-        <w:rPr>
-          <w:color w:val="2E74B5" w:themeColor="accent5" w:themeShade="BF"/>
-          <w:sz w:val="23"/>
-          <w:szCs w:val="23"/>
-        </w:rPr>
-        <w:t xml:space="preserve">The scope must provide a high level view of data requirements.  This should include a discussion on the information, functional and communication scope of the intended system.  The scope of a </w:t>
-      </w:r>
-      <w:r>
-        <w:rPr>
-          <w:color w:val="2E74B5" w:themeColor="accent5" w:themeShade="BF"/>
-          <w:sz w:val="23"/>
-          <w:szCs w:val="23"/>
-        </w:rPr>
-        <w:lastRenderedPageBreak/>
-        <w:t>project is very important as it sets the expectations of the project.  Be realistic when setting your scope.</w:t>
-      </w:r>
-    </w:p>
-    <w:p>
-      <w:pPr>
-        <w:rPr>
-          <w:sz w:val="23"/>
-          <w:szCs w:val="23"/>
         </w:rPr>
       </w:pPr>
     </w:p>
@@ -2637,21 +2808,7 @@
           <w:sz w:val="23"/>
           <w:szCs w:val="23"/>
         </w:rPr>
-        <w:t xml:space="preserve"> but </w:t>
-      </w:r>
-      <w:r>
-        <w:rPr>
-          <w:sz w:val="23"/>
-          <w:szCs w:val="23"/>
-        </w:rPr>
-        <w:t>separate</w:t>
-      </w:r>
-      <w:r>
-        <w:rPr>
-          <w:sz w:val="23"/>
-          <w:szCs w:val="23"/>
-        </w:rPr>
-        <w:t xml:space="preserve"> tables</w:t>
+        <w:t xml:space="preserve"> but separate tables</w:t>
       </w:r>
       <w:r>
         <w:rPr>
@@ -2686,21 +2843,7 @@
           <w:sz w:val="23"/>
           <w:szCs w:val="23"/>
         </w:rPr>
-        <w:t>and their</w:t>
-      </w:r>
-      <w:r>
-        <w:rPr>
-          <w:sz w:val="23"/>
-          <w:szCs w:val="23"/>
-        </w:rPr>
-        <w:t xml:space="preserve"> password will be encrypted through Firebase</w:t>
-      </w:r>
-      <w:r>
-        <w:rPr>
-          <w:sz w:val="23"/>
-          <w:szCs w:val="23"/>
-        </w:rPr>
-        <w:t xml:space="preserve"> as well.</w:t>
+        <w:t>and their password will be encrypted through Firebase as well.</w:t>
       </w:r>
       <w:r>
         <w:rPr>
@@ -2918,9 +3061,11 @@
       </w:pPr>
     </w:p>
     <w:p>
+      <w:proofErr w:type="spellStart"/>
       <w:r>
         <w:t>SplashScreen</w:t>
       </w:r>
+      <w:proofErr w:type="spellEnd"/>
       <w:r>
         <w:t xml:space="preserve"> will have many </w:t>
       </w:r>
@@ -3122,9 +3267,11 @@
         </w:rPr>
         <w:t xml:space="preserve"> be notified on the </w:t>
       </w:r>
+      <w:proofErr w:type="spellStart"/>
       <w:r>
         <w:t>SplashScreen</w:t>
       </w:r>
+      <w:proofErr w:type="spellEnd"/>
       <w:r>
         <w:t xml:space="preserve"> app </w:t>
       </w:r>
@@ -3283,7 +3430,15 @@
         <w:t>s.</w:t>
       </w:r>
       <w:r>
-        <w:t xml:space="preserve"> For SplashScreen, there are </w:t>
+        <w:t xml:space="preserve"> For </w:t>
+      </w:r>
+      <w:proofErr w:type="spellStart"/>
+      <w:r>
+        <w:t>SplashScreen</w:t>
+      </w:r>
+      <w:proofErr w:type="spellEnd"/>
+      <w:r>
+        <w:t xml:space="preserve">, there are </w:t>
       </w:r>
       <w:r>
         <w:t>two primary user types</w:t>
@@ -3573,7 +3728,23 @@
           <w:color w:val="2E74B5" w:themeColor="accent5" w:themeShade="BF"/>
           <w:lang w:val="en-US"/>
         </w:rPr>
-        <w:t>State which hardware and software tools will be used both in developing the application and in its use, e.g:</w:t>
+        <w:t xml:space="preserve">State which hardware and software tools will be used both in developing the application and in its use, </w:t>
+      </w:r>
+      <w:proofErr w:type="spellStart"/>
+      <w:r>
+        <w:rPr>
+          <w:color w:val="2E74B5" w:themeColor="accent5" w:themeShade="BF"/>
+          <w:lang w:val="en-US"/>
+        </w:rPr>
+        <w:t>e.g</w:t>
+      </w:r>
+      <w:proofErr w:type="spellEnd"/>
+      <w:r>
+        <w:rPr>
+          <w:color w:val="2E74B5" w:themeColor="accent5" w:themeShade="BF"/>
+          <w:lang w:val="en-US"/>
+        </w:rPr>
+        <w:t>:</w:t>
       </w:r>
     </w:p>
     <w:p>
@@ -3688,7 +3859,23 @@
           <w:color w:val="2E74B5" w:themeColor="accent5" w:themeShade="BF"/>
           <w:lang w:val="en-US"/>
         </w:rPr>
-        <w:t>The mobile application will use Sqlite as its local storage medium.</w:t>
+        <w:t xml:space="preserve">The mobile application will use </w:t>
+      </w:r>
+      <w:proofErr w:type="spellStart"/>
+      <w:r>
+        <w:rPr>
+          <w:color w:val="2E74B5" w:themeColor="accent5" w:themeShade="BF"/>
+          <w:lang w:val="en-US"/>
+        </w:rPr>
+        <w:t>Sqlite</w:t>
+      </w:r>
+      <w:proofErr w:type="spellEnd"/>
+      <w:r>
+        <w:rPr>
+          <w:color w:val="2E74B5" w:themeColor="accent5" w:themeShade="BF"/>
+          <w:lang w:val="en-US"/>
+        </w:rPr>
+        <w:t xml:space="preserve"> as its local storage medium.</w:t>
       </w:r>
     </w:p>
     <w:p>
@@ -3723,7 +3910,23 @@
           <w:color w:val="2E74B5" w:themeColor="accent5" w:themeShade="BF"/>
           <w:lang w:val="en-US"/>
         </w:rPr>
-        <w:t xml:space="preserve"> will be used as the shared online database.</w:t>
+        <w:t xml:space="preserve"> will be used as </w:t>
+      </w:r>
+      <w:proofErr w:type="gramStart"/>
+      <w:r>
+        <w:rPr>
+          <w:color w:val="2E74B5" w:themeColor="accent5" w:themeShade="BF"/>
+          <w:lang w:val="en-US"/>
+        </w:rPr>
+        <w:t>the</w:t>
+      </w:r>
+      <w:proofErr w:type="gramEnd"/>
+      <w:r>
+        <w:rPr>
+          <w:color w:val="2E74B5" w:themeColor="accent5" w:themeShade="BF"/>
+          <w:lang w:val="en-US"/>
+        </w:rPr>
+        <w:t xml:space="preserve"> shared online database.</w:t>
       </w:r>
     </w:p>
     <w:p>
@@ -4230,7 +4433,23 @@
           <w:color w:val="2E74B5" w:themeColor="accent5" w:themeShade="BF"/>
           <w:lang w:val="en-US"/>
         </w:rPr>
-        <w:t>The system should be optimized to ensure that searches through the web interface are fast and efficient.  The mobile application should be optimized for use on low end mobile devices with low memory capacity and older processors.</w:t>
+        <w:t xml:space="preserve">The system should be optimized to ensure that searches through the web interface are fast and efficient.  The mobile application should be optimized for use on </w:t>
+      </w:r>
+      <w:proofErr w:type="gramStart"/>
+      <w:r>
+        <w:rPr>
+          <w:color w:val="2E74B5" w:themeColor="accent5" w:themeShade="BF"/>
+          <w:lang w:val="en-US"/>
+        </w:rPr>
+        <w:t>low end</w:t>
+      </w:r>
+      <w:proofErr w:type="gramEnd"/>
+      <w:r>
+        <w:rPr>
+          <w:color w:val="2E74B5" w:themeColor="accent5" w:themeShade="BF"/>
+          <w:lang w:val="en-US"/>
+        </w:rPr>
+        <w:t xml:space="preserve"> mobile devices with low memory capacity and older processors.</w:t>
       </w:r>
     </w:p>
     <w:p>
@@ -4257,7 +4476,27 @@
           <w:u w:val="single"/>
           <w:lang w:val="en-US"/>
         </w:rPr>
-        <w:t>1.6 High-level use case diagram</w:t>
+        <w:t>1.6 High-</w:t>
+      </w:r>
+      <w:proofErr w:type="gramStart"/>
+      <w:r>
+        <w:rPr>
+          <w:sz w:val="36"/>
+          <w:szCs w:val="36"/>
+          <w:u w:val="single"/>
+          <w:lang w:val="en-US"/>
+        </w:rPr>
+        <w:t>level use</w:t>
+      </w:r>
+      <w:proofErr w:type="gramEnd"/>
+      <w:r>
+        <w:rPr>
+          <w:sz w:val="36"/>
+          <w:szCs w:val="36"/>
+          <w:u w:val="single"/>
+          <w:lang w:val="en-US"/>
+        </w:rPr>
+        <w:t xml:space="preserve"> case diagram</w:t>
       </w:r>
       <w:bookmarkEnd w:id="14"/>
     </w:p>
@@ -4282,7 +4521,39 @@
           <w:color w:val="2E74B5" w:themeColor="accent5" w:themeShade="BF"/>
           <w:lang w:val="en-US"/>
         </w:rPr>
-        <w:t xml:space="preserve">The purpose of a use case diagram in UML is to demonstrate the different ways that a user might interact with a system.  A use case diagram can summarize the details of your system's users (also known as actors) and their interactions with the system.  </w:t>
+        <w:t xml:space="preserve">The purpose of </w:t>
+      </w:r>
+      <w:proofErr w:type="gramStart"/>
+      <w:r>
+        <w:rPr>
+          <w:color w:val="2E74B5" w:themeColor="accent5" w:themeShade="BF"/>
+          <w:lang w:val="en-US"/>
+        </w:rPr>
+        <w:t>a use</w:t>
+      </w:r>
+      <w:proofErr w:type="gramEnd"/>
+      <w:r>
+        <w:rPr>
+          <w:color w:val="2E74B5" w:themeColor="accent5" w:themeShade="BF"/>
+          <w:lang w:val="en-US"/>
+        </w:rPr>
+        <w:t xml:space="preserve"> case diagram in UML is to demonstrate the different ways that a user might interact with a system.  </w:t>
+      </w:r>
+      <w:proofErr w:type="gramStart"/>
+      <w:r>
+        <w:rPr>
+          <w:color w:val="2E74B5" w:themeColor="accent5" w:themeShade="BF"/>
+          <w:lang w:val="en-US"/>
+        </w:rPr>
+        <w:t>A use</w:t>
+      </w:r>
+      <w:proofErr w:type="gramEnd"/>
+      <w:r>
+        <w:rPr>
+          <w:color w:val="2E74B5" w:themeColor="accent5" w:themeShade="BF"/>
+          <w:lang w:val="en-US"/>
+        </w:rPr>
+        <w:t xml:space="preserve"> case diagram can summarize the details of your system's users (also known as actors) and their interactions with the system.  </w:t>
       </w:r>
     </w:p>
     <w:p>
@@ -4353,7 +4624,23 @@
           <w:color w:val="2E74B5" w:themeColor="accent5" w:themeShade="BF"/>
           <w:lang w:val="en-US"/>
         </w:rPr>
-        <w:t xml:space="preserve"> presents a high-level use case diagram of the proposed system and its users.</w:t>
+        <w:t xml:space="preserve"> presents a high-</w:t>
+      </w:r>
+      <w:proofErr w:type="gramStart"/>
+      <w:r>
+        <w:rPr>
+          <w:color w:val="2E74B5" w:themeColor="accent5" w:themeShade="BF"/>
+          <w:lang w:val="en-US"/>
+        </w:rPr>
+        <w:t>level use</w:t>
+      </w:r>
+      <w:proofErr w:type="gramEnd"/>
+      <w:r>
+        <w:rPr>
+          <w:color w:val="2E74B5" w:themeColor="accent5" w:themeShade="BF"/>
+          <w:lang w:val="en-US"/>
+        </w:rPr>
+        <w:t xml:space="preserve"> case diagram of the proposed system and its users.</w:t>
       </w:r>
     </w:p>
     <w:p>
@@ -5232,14 +5519,30 @@
           <w:color w:val="2E74B5" w:themeColor="accent5" w:themeShade="BF"/>
           <w:lang w:val="en-US"/>
         </w:rPr>
-        <w:t>If you have not yet started on your system development, you may use stand-alone tools such as Visio to create simple versions of your planned screens.  These can be in the form of low fidelity wireframes.  Alternatively, if you have already started system development, you may take screenshots of the screens you have already completed.  For each screen</w:t>
-      </w:r>
-      <w:r>
-        <w:rPr>
-          <w:color w:val="2E74B5" w:themeColor="accent5" w:themeShade="BF"/>
-          <w:lang w:val="en-US"/>
-        </w:rPr>
-        <w:t xml:space="preserve">(or component) </w:t>
+        <w:t xml:space="preserve">If you have not yet started on your system development, you may use stand-alone tools such as Visio to create simple versions of your planned screens.  These can be in the form of low fidelity wireframes.  Alternatively, if you have already started system development, you may take screenshots of the screens you have already completed.  For each </w:t>
+      </w:r>
+      <w:proofErr w:type="gramStart"/>
+      <w:r>
+        <w:rPr>
+          <w:color w:val="2E74B5" w:themeColor="accent5" w:themeShade="BF"/>
+          <w:lang w:val="en-US"/>
+        </w:rPr>
+        <w:t>screen</w:t>
+      </w:r>
+      <w:r>
+        <w:rPr>
+          <w:color w:val="2E74B5" w:themeColor="accent5" w:themeShade="BF"/>
+          <w:lang w:val="en-US"/>
+        </w:rPr>
+        <w:t>(</w:t>
+      </w:r>
+      <w:proofErr w:type="gramEnd"/>
+      <w:r>
+        <w:rPr>
+          <w:color w:val="2E74B5" w:themeColor="accent5" w:themeShade="BF"/>
+          <w:lang w:val="en-US"/>
+        </w:rPr>
+        <w:t xml:space="preserve">or component) </w:t>
       </w:r>
       <w:r>
         <w:rPr>
@@ -5387,7 +5690,55 @@
           <w:color w:val="2E74B5" w:themeColor="accent5" w:themeShade="BF"/>
           <w:lang w:val="en-US"/>
         </w:rPr>
-        <w:t>NAME system.  The screen requires that a user enter their email address (as a username) and a password.  Upon successful login, the user will be redirected to the system’s landing page.  The screen also provides the user with an option to use in the event that they have forgotten their password.</w:t>
+        <w:t xml:space="preserve">NAME system.  The screen </w:t>
+      </w:r>
+      <w:proofErr w:type="gramStart"/>
+      <w:r>
+        <w:rPr>
+          <w:color w:val="2E74B5" w:themeColor="accent5" w:themeShade="BF"/>
+          <w:lang w:val="en-US"/>
+        </w:rPr>
+        <w:t>requires that</w:t>
+      </w:r>
+      <w:proofErr w:type="gramEnd"/>
+      <w:r>
+        <w:rPr>
+          <w:color w:val="2E74B5" w:themeColor="accent5" w:themeShade="BF"/>
+          <w:lang w:val="en-US"/>
+        </w:rPr>
+        <w:t xml:space="preserve"> a user </w:t>
+      </w:r>
+      <w:proofErr w:type="gramStart"/>
+      <w:r>
+        <w:rPr>
+          <w:color w:val="2E74B5" w:themeColor="accent5" w:themeShade="BF"/>
+          <w:lang w:val="en-US"/>
+        </w:rPr>
+        <w:t>enter</w:t>
+      </w:r>
+      <w:proofErr w:type="gramEnd"/>
+      <w:r>
+        <w:rPr>
+          <w:color w:val="2E74B5" w:themeColor="accent5" w:themeShade="BF"/>
+          <w:lang w:val="en-US"/>
+        </w:rPr>
+        <w:t xml:space="preserve"> their email address (as a username) and a password.  Upon successful login, the user will be redirected to the system’s landing page.  The screen also provides the user with an option to use </w:t>
+      </w:r>
+      <w:proofErr w:type="gramStart"/>
+      <w:r>
+        <w:rPr>
+          <w:color w:val="2E74B5" w:themeColor="accent5" w:themeShade="BF"/>
+          <w:lang w:val="en-US"/>
+        </w:rPr>
+        <w:t>in the event that</w:t>
+      </w:r>
+      <w:proofErr w:type="gramEnd"/>
+      <w:r>
+        <w:rPr>
+          <w:color w:val="2E74B5" w:themeColor="accent5" w:themeShade="BF"/>
+          <w:lang w:val="en-US"/>
+        </w:rPr>
+        <w:t xml:space="preserve"> they have forgotten their password.</w:t>
       </w:r>
     </w:p>
     <w:p>

--- a/Documentation/The Ripple Effect - SYSTEM REQUIREMENTS.docx
+++ b/Documentation/The Ripple Effect - SYSTEM REQUIREMENTS.docx
@@ -4150,6 +4150,38 @@
     </w:p>
     <w:p>
       <w:pPr>
+        <w:jc w:val="both"/>
+        <w:rPr>
+          <w:lang w:val="en-US"/>
+        </w:rPr>
+      </w:pPr>
+    </w:p>
+    <w:p>
+      <w:pPr>
+        <w:jc w:val="both"/>
+        <w:rPr>
+          <w:lang w:val="en-US"/>
+        </w:rPr>
+      </w:pPr>
+    </w:p>
+    <w:p>
+      <w:pPr>
+        <w:jc w:val="both"/>
+        <w:rPr>
+          <w:lang w:val="en-US"/>
+        </w:rPr>
+      </w:pPr>
+    </w:p>
+    <w:p>
+      <w:pPr>
+        <w:jc w:val="both"/>
+        <w:rPr>
+          <w:lang w:val="en-US"/>
+        </w:rPr>
+      </w:pPr>
+    </w:p>
+    <w:p>
+      <w:pPr>
         <w:pStyle w:val="Heading1"/>
         <w:rPr>
           <w:sz w:val="36"/>
@@ -4166,6 +4198,7 @@
           <w:u w:val="single"/>
           <w:lang w:val="en-US"/>
         </w:rPr>
+        <w:lastRenderedPageBreak/>
         <w:t xml:space="preserve">1.5 </w:t>
       </w:r>
       <w:r>
@@ -4185,28 +4218,6 @@
           <w:b/>
           <w:sz w:val="28"/>
           <w:szCs w:val="28"/>
-          <w:lang w:val="en-US"/>
-        </w:rPr>
-      </w:pPr>
-    </w:p>
-    <w:p>
-      <w:pPr>
-        <w:rPr>
-          <w:color w:val="2E74B5" w:themeColor="accent5" w:themeShade="BF"/>
-          <w:lang w:val="en-US"/>
-        </w:rPr>
-      </w:pPr>
-      <w:r>
-        <w:rPr>
-          <w:color w:val="2E74B5" w:themeColor="accent5" w:themeShade="BF"/>
-          <w:lang w:val="en-US"/>
-        </w:rPr>
-        <w:t>In this section, discuss any constraints that there might be on the system development and / or deployment process.  This can include things such as security, interface and performance constraints.</w:t>
-      </w:r>
-    </w:p>
-    <w:p>
-      <w:pPr>
-        <w:rPr>
           <w:lang w:val="en-US"/>
         </w:rPr>
       </w:pPr>

--- a/Documentation/The Ripple Effect - SYSTEM REQUIREMENTS.docx
+++ b/Documentation/The Ripple Effect - SYSTEM REQUIREMENTS.docx
@@ -1,6 +1,6 @@
 
 <file path=word/document.xml><?xml version="1.0" encoding="utf-8"?>
-<w:document xmlns:wpc="http://schemas.microsoft.com/office/word/2010/wordprocessingCanvas" xmlns:cx="http://schemas.microsoft.com/office/drawing/2014/chartex" xmlns:cx1="http://schemas.microsoft.com/office/drawing/2015/9/8/chartex" xmlns:cx2="http://schemas.microsoft.com/office/drawing/2015/10/21/chartex" xmlns:cx3="http://schemas.microsoft.com/office/drawing/2016/5/9/chartex" xmlns:cx4="http://schemas.microsoft.com/office/drawing/2016/5/10/chartex" xmlns:cx5="http://schemas.microsoft.com/office/drawing/2016/5/11/chartex" xmlns:cx6="http://schemas.microsoft.com/office/drawing/2016/5/12/chartex" xmlns:cx7="http://schemas.microsoft.com/office/drawing/2016/5/13/chartex" xmlns:cx8="http://schemas.microsoft.com/office/drawing/2016/5/14/chartex" xmlns:mc="http://schemas.openxmlformats.org/markup-compatibility/2006" xmlns:aink="http://schemas.microsoft.com/office/drawing/2016/ink" xmlns:am3d="http://schemas.microsoft.com/office/drawing/2017/model3d" xmlns:o="urn:schemas-microsoft-com:office:office" xmlns:oel="http://schemas.microsoft.com/office/2019/extlst" xmlns:r="http://schemas.openxmlformats.org/officeDocument/2006/relationships" xmlns:m="http://schemas.openxmlformats.org/officeDocument/2006/math" xmlns:v="urn:schemas-microsoft-com:vml" xmlns:wp14="http://schemas.microsoft.com/office/word/2010/wordprocessingDrawing" xmlns:wp="http://schemas.openxmlformats.org/drawingml/2006/wordprocessingDrawing" xmlns:w10="urn:schemas-microsoft-com:office:word" xmlns:w="http://schemas.openxmlformats.org/wordprocessingml/2006/main" xmlns:w14="http://schemas.microsoft.com/office/word/2010/wordml" xmlns:w15="http://schemas.microsoft.com/office/word/2012/wordml" xmlns:w16cex="http://schemas.microsoft.com/office/word/2018/wordml/cex" xmlns:w16cid="http://schemas.microsoft.com/office/word/2016/wordml/cid" xmlns:w16="http://schemas.microsoft.com/office/word/2018/wordml" xmlns:w16du="http://schemas.microsoft.com/office/word/2023/wordml/word16du" xmlns:w16sdtdh="http://schemas.microsoft.com/office/word/2020/wordml/sdtdatahash" xmlns:w16sdtfl="http://schemas.microsoft.com/office/word/2024/wordml/sdtformatlock" xmlns:w16se="http://schemas.microsoft.com/office/word/2015/wordml/symex" xmlns:wpg="http://schemas.microsoft.com/office/word/2010/wordprocessingGroup" xmlns:wpi="http://schemas.microsoft.com/office/word/2010/wordprocessingInk" xmlns:wne="http://schemas.microsoft.com/office/word/2006/wordml" xmlns:wps="http://schemas.microsoft.com/office/word/2010/wordprocessingShape" mc:Ignorable="w14 w15 w16se w16cid w16 w16cex w16sdtdh w16sdtfl w16du wp14">
+<w:document xmlns:wpc="http://schemas.microsoft.com/office/word/2010/wordprocessingCanvas" xmlns:cx="http://schemas.microsoft.com/office/drawing/2014/chartex" xmlns:cx1="http://schemas.microsoft.com/office/drawing/2015/9/8/chartex" xmlns:cx2="http://schemas.microsoft.com/office/drawing/2015/10/21/chartex" xmlns:cx3="http://schemas.microsoft.com/office/drawing/2016/5/9/chartex" xmlns:cx4="http://schemas.microsoft.com/office/drawing/2016/5/10/chartex" xmlns:cx5="http://schemas.microsoft.com/office/drawing/2016/5/11/chartex" xmlns:cx6="http://schemas.microsoft.com/office/drawing/2016/5/12/chartex" xmlns:cx7="http://schemas.microsoft.com/office/drawing/2016/5/13/chartex" xmlns:cx8="http://schemas.microsoft.com/office/drawing/2016/5/14/chartex" xmlns:mc="http://schemas.openxmlformats.org/markup-compatibility/2006" xmlns:aink="http://schemas.microsoft.com/office/drawing/2016/ink" xmlns:am3d="http://schemas.microsoft.com/office/drawing/2017/model3d" xmlns:o="urn:schemas-microsoft-com:office:office" xmlns:r="http://schemas.openxmlformats.org/officeDocument/2006/relationships" xmlns:m="http://schemas.openxmlformats.org/officeDocument/2006/math" xmlns:v="urn:schemas-microsoft-com:vml" xmlns:wp14="http://schemas.microsoft.com/office/word/2010/wordprocessingDrawing" xmlns:wp="http://schemas.openxmlformats.org/drawingml/2006/wordprocessingDrawing" xmlns:w10="urn:schemas-microsoft-com:office:word" xmlns:w="http://schemas.openxmlformats.org/wordprocessingml/2006/main" xmlns:w14="http://schemas.microsoft.com/office/word/2010/wordml" xmlns:w15="http://schemas.microsoft.com/office/word/2012/wordml" xmlns:w16cid="http://schemas.microsoft.com/office/word/2016/wordml/cid" xmlns:w16se="http://schemas.microsoft.com/office/word/2015/wordml/symex" xmlns:wpg="http://schemas.microsoft.com/office/word/2010/wordprocessingGroup" xmlns:wpi="http://schemas.microsoft.com/office/word/2010/wordprocessingInk" xmlns:wne="http://schemas.microsoft.com/office/word/2006/wordml" xmlns:wps="http://schemas.microsoft.com/office/word/2010/wordprocessingShape" mc:Ignorable="w14 w15 w16se w16cid wp14">
   <w:body>
     <w:sdt>
       <w:sdtPr>
@@ -1495,6 +1495,215 @@
     <w:p>
       <w:pPr>
         <w:rPr>
+          <w:color w:val="2E74B5" w:themeColor="accent5" w:themeShade="BF"/>
+          <w:sz w:val="23"/>
+          <w:szCs w:val="23"/>
+        </w:rPr>
+      </w:pPr>
+    </w:p>
+    <w:p>
+      <w:pPr>
+        <w:rPr>
+          <w:rFonts w:cstheme="minorHAnsi"/>
+          <w:color w:val="000000" w:themeColor="text1"/>
+        </w:rPr>
+      </w:pPr>
+      <w:r>
+        <w:rPr>
+          <w:rFonts w:cstheme="minorHAnsi"/>
+          <w:color w:val="000000" w:themeColor="text1"/>
+        </w:rPr>
+        <w:t>Th</w:t>
+      </w:r>
+      <w:r>
+        <w:rPr>
+          <w:rFonts w:cstheme="minorHAnsi"/>
+          <w:color w:val="000000" w:themeColor="text1"/>
+        </w:rPr>
+        <w:t>is document, titled System</w:t>
+      </w:r>
+      <w:r>
+        <w:rPr>
+          <w:rFonts w:cstheme="minorHAnsi"/>
+          <w:color w:val="000000" w:themeColor="text1"/>
+        </w:rPr>
+        <w:t xml:space="preserve"> Requirements, Specifications and Technical Design</w:t>
+      </w:r>
+      <w:r>
+        <w:rPr>
+          <w:rFonts w:cstheme="minorHAnsi"/>
+          <w:color w:val="000000" w:themeColor="text1"/>
+        </w:rPr>
+        <w:t xml:space="preserve">, is an architectural view for </w:t>
+      </w:r>
+      <w:r>
+        <w:rPr>
+          <w:rFonts w:cstheme="minorHAnsi"/>
+          <w:i/>
+          <w:color w:val="000000" w:themeColor="text1"/>
+        </w:rPr>
+        <w:t>SplashScreen</w:t>
+      </w:r>
+      <w:r>
+        <w:rPr>
+          <w:rFonts w:cstheme="minorHAnsi"/>
+          <w:color w:val="000000" w:themeColor="text1"/>
+        </w:rPr>
+        <w:t xml:space="preserve">, a mobile application developed by </w:t>
+      </w:r>
+      <w:r>
+        <w:rPr>
+          <w:rFonts w:cstheme="minorHAnsi"/>
+          <w:b/>
+          <w:i/>
+          <w:color w:val="000000" w:themeColor="text1"/>
+        </w:rPr>
+        <w:t>The Ripple Effect</w:t>
+      </w:r>
+      <w:r>
+        <w:rPr>
+          <w:rFonts w:cstheme="minorHAnsi"/>
+          <w:i/>
+          <w:color w:val="000000" w:themeColor="text1"/>
+        </w:rPr>
+        <w:t xml:space="preserve">. </w:t>
+      </w:r>
+      <w:r>
+        <w:rPr>
+          <w:rFonts w:cstheme="minorHAnsi"/>
+          <w:color w:val="000000" w:themeColor="text1"/>
+        </w:rPr>
+        <w:t>Following our blueprint, the Business Case</w:t>
+      </w:r>
+      <w:r>
+        <w:rPr>
+          <w:rFonts w:cstheme="minorHAnsi"/>
+          <w:color w:val="000000" w:themeColor="text1"/>
+        </w:rPr>
+        <w:t>, and the Software Development Life Cycle</w:t>
+      </w:r>
+      <w:r>
+        <w:rPr>
+          <w:rFonts w:cstheme="minorHAnsi"/>
+          <w:color w:val="000000" w:themeColor="text1"/>
+        </w:rPr>
+        <w:t xml:space="preserve">, we now enter the designing stage of this application, translating the identified objectives into functional project requirements. </w:t>
+      </w:r>
+    </w:p>
+    <w:p>
+      <w:pPr>
+        <w:rPr>
+          <w:rFonts w:cstheme="minorHAnsi"/>
+          <w:color w:val="000000" w:themeColor="text1"/>
+        </w:rPr>
+      </w:pPr>
+    </w:p>
+    <w:p>
+      <w:pPr>
+        <w:rPr>
+          <w:rFonts w:cstheme="minorHAnsi"/>
+          <w:color w:val="000000" w:themeColor="text1"/>
+        </w:rPr>
+      </w:pPr>
+      <w:r>
+        <w:rPr>
+          <w:rFonts w:cstheme="minorHAnsi"/>
+          <w:color w:val="000000" w:themeColor="text1"/>
+        </w:rPr>
+        <w:t xml:space="preserve">The three key primary sections covered in this document are: the project objectives, business and system requirements and the holistic design of </w:t>
+      </w:r>
+      <w:r>
+        <w:rPr>
+          <w:rFonts w:cstheme="minorHAnsi"/>
+          <w:i/>
+          <w:color w:val="000000" w:themeColor="text1"/>
+        </w:rPr>
+        <w:t>SplashScreen</w:t>
+      </w:r>
+      <w:r>
+        <w:rPr>
+          <w:rFonts w:cstheme="minorHAnsi"/>
+          <w:color w:val="000000" w:themeColor="text1"/>
+        </w:rPr>
+        <w:t>.</w:t>
+      </w:r>
+      <w:r>
+        <w:rPr>
+          <w:rFonts w:cstheme="minorHAnsi"/>
+          <w:color w:val="000000" w:themeColor="text1"/>
+        </w:rPr>
+        <w:t xml:space="preserve"> This document provides a detailed breakdown of the project’s scope through conceptual models that include a UML diagram and a database model.</w:t>
+      </w:r>
+      <w:r>
+        <w:rPr>
+          <w:rFonts w:cstheme="minorHAnsi"/>
+          <w:color w:val="000000" w:themeColor="text1"/>
+        </w:rPr>
+        <w:t xml:space="preserve"> By formalizing these specifications, this document ensures that </w:t>
+      </w:r>
+      <w:r>
+        <w:rPr>
+          <w:rFonts w:cstheme="minorHAnsi"/>
+          <w:color w:val="000000" w:themeColor="text1"/>
+        </w:rPr>
+        <w:t xml:space="preserve">our </w:t>
+      </w:r>
+      <w:r>
+        <w:rPr>
+          <w:rFonts w:cstheme="minorHAnsi"/>
+          <w:color w:val="000000" w:themeColor="text1"/>
+        </w:rPr>
+        <w:t xml:space="preserve">development </w:t>
+      </w:r>
+      <w:r>
+        <w:rPr>
+          <w:rFonts w:cstheme="minorHAnsi"/>
+          <w:color w:val="000000" w:themeColor="text1"/>
+        </w:rPr>
+        <w:t>process</w:t>
+      </w:r>
+      <w:r>
+        <w:rPr>
+          <w:rFonts w:cstheme="minorHAnsi"/>
+          <w:color w:val="000000" w:themeColor="text1"/>
+        </w:rPr>
+        <w:t xml:space="preserve"> </w:t>
+      </w:r>
+      <w:r>
+        <w:rPr>
+          <w:rFonts w:cstheme="minorHAnsi"/>
+          <w:color w:val="000000" w:themeColor="text1"/>
+        </w:rPr>
+        <w:t>is</w:t>
+      </w:r>
+      <w:r>
+        <w:rPr>
+          <w:rFonts w:cstheme="minorHAnsi"/>
+          <w:color w:val="000000" w:themeColor="text1"/>
+        </w:rPr>
+        <w:t xml:space="preserve"> aligned with a clear and feasible plan, thereby providing a definitive reference for the ongoing development and future iterations of the </w:t>
+      </w:r>
+      <w:r>
+        <w:rPr>
+          <w:rFonts w:cstheme="minorHAnsi"/>
+          <w:i/>
+          <w:color w:val="000000" w:themeColor="text1"/>
+        </w:rPr>
+        <w:t>SplashScreen</w:t>
+      </w:r>
+      <w:r>
+        <w:rPr>
+          <w:rFonts w:cstheme="minorHAnsi"/>
+          <w:color w:val="000000" w:themeColor="text1"/>
+        </w:rPr>
+        <w:t>.</w:t>
+      </w:r>
+      <w:bookmarkStart w:id="1" w:name="_GoBack"/>
+      <w:bookmarkEnd w:id="1"/>
+    </w:p>
+    <w:p>
+      <w:pPr>
+        <w:rPr>
           <w:sz w:val="23"/>
           <w:szCs w:val="23"/>
         </w:rPr>
@@ -1510,7 +1719,7 @@
           <w:lang w:val="en-US"/>
         </w:rPr>
       </w:pPr>
-      <w:bookmarkStart w:id="1" w:name="_Toc207787816"/>
+      <w:bookmarkStart w:id="2" w:name="_Toc207787816"/>
       <w:r>
         <w:rPr>
           <w:sz w:val="36"/>
@@ -1529,45 +1738,29 @@
         </w:rPr>
         <w:t>Plan to Address Objectives</w:t>
       </w:r>
-      <w:bookmarkEnd w:id="1"/>
-    </w:p>
-    <w:p>
-      <w:pPr>
-        <w:rPr>
-          <w:lang w:val="en-US"/>
-        </w:rPr>
-      </w:pPr>
-    </w:p>
-    <w:p>
-      <w:pPr>
-        <w:jc w:val="both"/>
-        <w:rPr>
-          <w:color w:val="2E74B5" w:themeColor="accent5" w:themeShade="BF"/>
-          <w:lang w:val="en-US"/>
-        </w:rPr>
-      </w:pPr>
-      <w:r>
-        <w:rPr>
-          <w:color w:val="2E74B5" w:themeColor="accent5" w:themeShade="BF"/>
-          <w:lang w:val="en-US"/>
-        </w:rPr>
-        <w:t xml:space="preserve">In your business case you specified a few objectives.  These were real-world issues that your software intervention will address.  In this section you need to stipulate what you will do </w:t>
-      </w:r>
-      <w:proofErr w:type="gramStart"/>
-      <w:r>
-        <w:rPr>
-          <w:color w:val="2E74B5" w:themeColor="accent5" w:themeShade="BF"/>
-          <w:lang w:val="en-US"/>
-        </w:rPr>
-        <w:t>in</w:t>
-      </w:r>
-      <w:proofErr w:type="gramEnd"/>
-      <w:r>
-        <w:rPr>
-          <w:color w:val="2E74B5" w:themeColor="accent5" w:themeShade="BF"/>
-          <w:lang w:val="en-US"/>
-        </w:rPr>
-        <w:t xml:space="preserve"> your software to address these objectives.  E.g. the following objectives were stated in the business case:  </w:t>
+      <w:bookmarkEnd w:id="2"/>
+    </w:p>
+    <w:p>
+      <w:pPr>
+        <w:rPr>
+          <w:lang w:val="en-US"/>
+        </w:rPr>
+      </w:pPr>
+    </w:p>
+    <w:p>
+      <w:pPr>
+        <w:jc w:val="both"/>
+        <w:rPr>
+          <w:color w:val="2E74B5" w:themeColor="accent5" w:themeShade="BF"/>
+          <w:lang w:val="en-US"/>
+        </w:rPr>
+      </w:pPr>
+      <w:r>
+        <w:rPr>
+          <w:color w:val="2E74B5" w:themeColor="accent5" w:themeShade="BF"/>
+          <w:lang w:val="en-US"/>
+        </w:rPr>
+        <w:t xml:space="preserve">In your business case you specified a few objectives.  These were real-world issues that your software intervention will address.  In this section you need to stipulate what you will do in your software to address these objectives.  E.g. the following objectives were stated in the business case:  </w:t>
       </w:r>
     </w:p>
     <w:p>
@@ -1618,23 +1811,7 @@
           <w:color w:val="2E74B5" w:themeColor="accent5" w:themeShade="BF"/>
           <w:lang w:val="en-US"/>
         </w:rPr>
-        <w:t xml:space="preserve">Ensure that notes cannot get </w:t>
-      </w:r>
-      <w:proofErr w:type="gramStart"/>
-      <w:r>
-        <w:rPr>
-          <w:color w:val="2E74B5" w:themeColor="accent5" w:themeShade="BF"/>
-          <w:lang w:val="en-US"/>
-        </w:rPr>
-        <w:t>lost,</w:t>
-      </w:r>
-      <w:proofErr w:type="gramEnd"/>
-      <w:r>
-        <w:rPr>
-          <w:color w:val="2E74B5" w:themeColor="accent5" w:themeShade="BF"/>
-          <w:lang w:val="en-US"/>
-        </w:rPr>
-        <w:t xml:space="preserve"> by providing an off-line saving system.</w:t>
+        <w:t>Ensure that notes cannot get lost, by providing an off-line saving system.</w:t>
       </w:r>
     </w:p>
     <w:p>
@@ -1700,37 +1877,12 @@
           <w:lang w:val="en-US"/>
         </w:rPr>
       </w:pPr>
-      <w:proofErr w:type="gramStart"/>
-      <w:r>
-        <w:rPr>
-          <w:color w:val="2E74B5" w:themeColor="accent5" w:themeShade="BF"/>
-          <w:lang w:val="en-US"/>
-        </w:rPr>
-        <w:t>In order to</w:t>
-      </w:r>
-      <w:proofErr w:type="gramEnd"/>
-      <w:r>
-        <w:rPr>
-          <w:color w:val="2E74B5" w:themeColor="accent5" w:themeShade="BF"/>
-          <w:lang w:val="en-US"/>
-        </w:rPr>
-        <w:t xml:space="preserve"> </w:t>
-      </w:r>
-      <w:proofErr w:type="gramStart"/>
-      <w:r>
-        <w:rPr>
-          <w:color w:val="2E74B5" w:themeColor="accent5" w:themeShade="BF"/>
-          <w:lang w:val="en-US"/>
-        </w:rPr>
-        <w:t>the replace</w:t>
-      </w:r>
-      <w:proofErr w:type="gramEnd"/>
-      <w:r>
-        <w:rPr>
-          <w:color w:val="2E74B5" w:themeColor="accent5" w:themeShade="BF"/>
-          <w:lang w:val="en-US"/>
-        </w:rPr>
-        <w:t xml:space="preserve"> the paper-based note-taking system used by healthcare workers, an Android-based mobile application will be developed.  Android was chosen as it is the most widely used mobile operating system under the target group of healthcare workers.  A mobile application will ensure that the healthcare workers have access to the system wherever they may be working from on any given day.</w:t>
+      <w:r>
+        <w:rPr>
+          <w:color w:val="2E74B5" w:themeColor="accent5" w:themeShade="BF"/>
+          <w:lang w:val="en-US"/>
+        </w:rPr>
+        <w:t>In order to the replace the paper-based note-taking system used by healthcare workers, an Android-based mobile application will be developed.  Android was chosen as it is the most widely used mobile operating system under the target group of healthcare workers.  A mobile application will ensure that the healthcare workers have access to the system wherever they may be working from on any given day.</w:t>
       </w:r>
     </w:p>
     <w:p>
@@ -1826,7 +1978,7 @@
           <w:lang w:val="en-US"/>
         </w:rPr>
       </w:pPr>
-      <w:bookmarkStart w:id="2" w:name="_Toc207787817"/>
+      <w:bookmarkStart w:id="3" w:name="_Toc207787817"/>
       <w:r>
         <w:rPr>
           <w:sz w:val="36"/>
@@ -1834,7 +1986,6 @@
           <w:u w:val="single"/>
           <w:lang w:val="en-US"/>
         </w:rPr>
-        <w:lastRenderedPageBreak/>
         <w:t xml:space="preserve">1.2 Project </w:t>
       </w:r>
       <w:r>
@@ -1846,7 +1997,7 @@
         </w:rPr>
         <w:t>scope</w:t>
       </w:r>
-      <w:bookmarkEnd w:id="2"/>
+      <w:bookmarkEnd w:id="3"/>
     </w:p>
     <w:p>
       <w:pPr>
@@ -1908,7 +2059,7 @@
           <w:u w:val="single"/>
         </w:rPr>
       </w:pPr>
-      <w:bookmarkStart w:id="3" w:name="_Toc207787818"/>
+      <w:bookmarkStart w:id="4" w:name="_Toc207787818"/>
       <w:r>
         <w:rPr>
           <w:sz w:val="28"/>
@@ -1917,7 +2068,7 @@
         </w:rPr>
         <w:t>1.2.1 Information scope</w:t>
       </w:r>
-      <w:bookmarkEnd w:id="3"/>
+      <w:bookmarkEnd w:id="4"/>
     </w:p>
     <w:p>
       <w:pPr>
@@ -2152,7 +2303,7 @@
           <w:u w:val="single"/>
         </w:rPr>
       </w:pPr>
-      <w:bookmarkStart w:id="4" w:name="_Toc207787819"/>
+      <w:bookmarkStart w:id="5" w:name="_Toc207787819"/>
       <w:r>
         <w:rPr>
           <w:sz w:val="28"/>
@@ -2161,7 +2312,7 @@
         </w:rPr>
         <w:t>1.2.2 Functional scope</w:t>
       </w:r>
-      <w:bookmarkEnd w:id="4"/>
+      <w:bookmarkEnd w:id="5"/>
     </w:p>
     <w:p>
       <w:pPr>
@@ -2278,7 +2429,11 @@
         <w:t xml:space="preserve"> they will be able to take notes and make </w:t>
       </w:r>
       <w:r>
-        <w:t>bookings for their employees, as well as update and change their marketplace. The business will be able to generate reports of previous visits to compare note</w:t>
+        <w:t xml:space="preserve">bookings for their employees, as well as update and change their marketplace. The business will be able </w:t>
+      </w:r>
+      <w:r>
+        <w:lastRenderedPageBreak/>
+        <w:t>to generate reports of previous visits to compare note</w:t>
       </w:r>
       <w:r>
         <w:t xml:space="preserve"> after completion of a booking and inform the client of their progress.</w:t>
@@ -2301,7 +2456,7 @@
           <w:u w:val="single"/>
         </w:rPr>
       </w:pPr>
-      <w:bookmarkStart w:id="5" w:name="_Toc207787820"/>
+      <w:bookmarkStart w:id="6" w:name="_Toc207787820"/>
       <w:r>
         <w:rPr>
           <w:sz w:val="28"/>
@@ -2310,7 +2465,7 @@
         </w:rPr>
         <w:t>1.2.3 Communication scope</w:t>
       </w:r>
-      <w:bookmarkEnd w:id="5"/>
+      <w:bookmarkEnd w:id="6"/>
     </w:p>
     <w:p>
       <w:pPr>
@@ -2387,7 +2542,7 @@
           <w:lang w:val="en-US"/>
         </w:rPr>
       </w:pPr>
-      <w:bookmarkStart w:id="6" w:name="_Toc207787821"/>
+      <w:bookmarkStart w:id="7" w:name="_Toc207787821"/>
       <w:r>
         <w:rPr>
           <w:sz w:val="36"/>
@@ -2406,21 +2561,20 @@
         </w:rPr>
         <w:t>Business requirements</w:t>
       </w:r>
-      <w:bookmarkEnd w:id="6"/>
-    </w:p>
-    <w:p>
-      <w:pPr>
-        <w:rPr>
-          <w:lang w:val="en-US"/>
-        </w:rPr>
-      </w:pPr>
-    </w:p>
-    <w:p>
-      <w:r>
-        <w:rPr>
-          <w:lang w:val="en-US"/>
-        </w:rPr>
-        <w:lastRenderedPageBreak/>
+      <w:bookmarkEnd w:id="7"/>
+    </w:p>
+    <w:p>
+      <w:pPr>
+        <w:rPr>
+          <w:lang w:val="en-US"/>
+        </w:rPr>
+      </w:pPr>
+    </w:p>
+    <w:p>
+      <w:r>
+        <w:rPr>
+          <w:lang w:val="en-US"/>
+        </w:rPr>
         <w:t>Business requirements, stakeholder requirements specifications,</w:t>
       </w:r>
       <w:r>
@@ -2516,7 +2670,7 @@
           <w:lang w:val="en-US"/>
         </w:rPr>
       </w:pPr>
-      <w:bookmarkStart w:id="7" w:name="_Toc207787822"/>
+      <w:bookmarkStart w:id="8" w:name="_Toc207787822"/>
       <w:r>
         <w:rPr>
           <w:sz w:val="36"/>
@@ -2535,7 +2689,7 @@
         </w:rPr>
         <w:t>Hardware and Software Requirements</w:t>
       </w:r>
-      <w:bookmarkEnd w:id="7"/>
+      <w:bookmarkEnd w:id="8"/>
     </w:p>
     <w:p>
       <w:pPr>
@@ -2598,7 +2752,7 @@
           <w:lang w:val="en-US"/>
         </w:rPr>
       </w:pPr>
-      <w:bookmarkStart w:id="8" w:name="_Toc207787823"/>
+      <w:bookmarkStart w:id="9" w:name="_Toc207787823"/>
       <w:r>
         <w:rPr>
           <w:sz w:val="28"/>
@@ -2608,7 +2762,7 @@
         </w:rPr>
         <w:t>1.4.1 Software Requirements</w:t>
       </w:r>
-      <w:bookmarkEnd w:id="8"/>
+      <w:bookmarkEnd w:id="9"/>
     </w:p>
     <w:p>
       <w:pPr>
@@ -2743,23 +2897,7 @@
           <w:color w:val="2E74B5" w:themeColor="accent5" w:themeShade="BF"/>
           <w:lang w:val="en-US"/>
         </w:rPr>
-        <w:t xml:space="preserve"> will be used as </w:t>
-      </w:r>
-      <w:proofErr w:type="gramStart"/>
-      <w:r>
-        <w:rPr>
-          <w:color w:val="2E74B5" w:themeColor="accent5" w:themeShade="BF"/>
-          <w:lang w:val="en-US"/>
-        </w:rPr>
-        <w:t>the</w:t>
-      </w:r>
-      <w:proofErr w:type="gramEnd"/>
-      <w:r>
-        <w:rPr>
-          <w:color w:val="2E74B5" w:themeColor="accent5" w:themeShade="BF"/>
-          <w:lang w:val="en-US"/>
-        </w:rPr>
-        <w:t xml:space="preserve"> shared online database.</w:t>
+        <w:t xml:space="preserve"> will be used as the shared online database.</w:t>
       </w:r>
     </w:p>
     <w:p>
@@ -2843,6 +2981,7 @@
           <w:color w:val="2E74B5" w:themeColor="accent5" w:themeShade="BF"/>
           <w:lang w:val="en-US"/>
         </w:rPr>
+        <w:lastRenderedPageBreak/>
         <w:t>The web application will run in any browser but will be optimized for Google Chrome.</w:t>
       </w:r>
     </w:p>
@@ -2864,7 +3003,7 @@
           <w:lang w:val="en-US"/>
         </w:rPr>
       </w:pPr>
-      <w:bookmarkStart w:id="9" w:name="_Toc207787824"/>
+      <w:bookmarkStart w:id="10" w:name="_Toc207787824"/>
       <w:r>
         <w:rPr>
           <w:sz w:val="28"/>
@@ -2874,7 +3013,7 @@
         </w:rPr>
         <w:t>1.4.2 Hardware Requirements</w:t>
       </w:r>
-      <w:bookmarkEnd w:id="9"/>
+      <w:bookmarkEnd w:id="10"/>
     </w:p>
     <w:p>
       <w:pPr>
@@ -2966,6 +3105,1146 @@
       <w:pPr>
         <w:jc w:val="both"/>
         <w:rPr>
+          <w:color w:val="2E74B5" w:themeColor="accent5" w:themeShade="BF"/>
+          <w:lang w:val="en-US"/>
+        </w:rPr>
+      </w:pPr>
+    </w:p>
+    <w:p>
+      <w:pPr>
+        <w:jc w:val="both"/>
+        <w:rPr>
+          <w:color w:val="2E74B5" w:themeColor="accent5" w:themeShade="BF"/>
+          <w:lang w:val="en-US"/>
+        </w:rPr>
+      </w:pPr>
+    </w:p>
+    <w:p>
+      <w:pPr>
+        <w:jc w:val="both"/>
+        <w:rPr>
+          <w:color w:val="2E74B5" w:themeColor="accent5" w:themeShade="BF"/>
+          <w:lang w:val="en-US"/>
+        </w:rPr>
+      </w:pPr>
+    </w:p>
+    <w:p>
+      <w:pPr>
+        <w:jc w:val="both"/>
+        <w:rPr>
+          <w:color w:val="2E74B5" w:themeColor="accent5" w:themeShade="BF"/>
+          <w:lang w:val="en-US"/>
+        </w:rPr>
+      </w:pPr>
+    </w:p>
+    <w:p>
+      <w:pPr>
+        <w:jc w:val="both"/>
+        <w:rPr>
+          <w:color w:val="2E74B5" w:themeColor="accent5" w:themeShade="BF"/>
+          <w:lang w:val="en-US"/>
+        </w:rPr>
+      </w:pPr>
+    </w:p>
+    <w:p>
+      <w:pPr>
+        <w:jc w:val="both"/>
+        <w:rPr>
+          <w:rFonts w:cstheme="minorHAnsi"/>
+          <w:sz w:val="28"/>
+          <w:szCs w:val="28"/>
+          <w:u w:val="single"/>
+          <w:lang w:val="en-US"/>
+        </w:rPr>
+      </w:pPr>
+      <w:r>
+        <w:rPr>
+          <w:rFonts w:cstheme="minorHAnsi"/>
+          <w:sz w:val="28"/>
+          <w:szCs w:val="28"/>
+          <w:u w:val="single"/>
+          <w:lang w:val="en-US"/>
+        </w:rPr>
+        <w:t>1.4.1</w:t>
+      </w:r>
+      <w:r>
+        <w:rPr>
+          <w:rFonts w:cstheme="minorHAnsi"/>
+          <w:sz w:val="28"/>
+          <w:szCs w:val="28"/>
+          <w:u w:val="single"/>
+          <w:lang w:val="en-US"/>
+        </w:rPr>
+        <w:t xml:space="preserve"> Software Requirements</w:t>
+      </w:r>
+    </w:p>
+    <w:p>
+      <w:pPr>
+        <w:jc w:val="both"/>
+        <w:rPr>
+          <w:rFonts w:cstheme="minorHAnsi"/>
+          <w:sz w:val="28"/>
+          <w:szCs w:val="28"/>
+          <w:u w:val="single"/>
+          <w:lang w:val="en-US"/>
+        </w:rPr>
+      </w:pPr>
+    </w:p>
+    <w:p>
+      <w:pPr>
+        <w:pStyle w:val="ListParagraph"/>
+        <w:numPr>
+          <w:ilvl w:val="0"/>
+          <w:numId w:val="10"/>
+        </w:numPr>
+        <w:jc w:val="both"/>
+        <w:rPr>
+          <w:rFonts w:cstheme="minorHAnsi"/>
+          <w:u w:val="single"/>
+          <w:lang w:val="en-US"/>
+        </w:rPr>
+      </w:pPr>
+      <w:r>
+        <w:rPr>
+          <w:rFonts w:cstheme="minorHAnsi"/>
+          <w:u w:val="single"/>
+          <w:lang w:val="en-US"/>
+        </w:rPr>
+        <w:t>Development</w:t>
+      </w:r>
+    </w:p>
+    <w:p>
+      <w:pPr>
+        <w:jc w:val="both"/>
+        <w:rPr>
+          <w:rFonts w:cstheme="minorHAnsi"/>
+          <w:u w:val="single"/>
+          <w:lang w:val="en-US"/>
+        </w:rPr>
+      </w:pPr>
+    </w:p>
+    <w:p>
+      <w:pPr>
+        <w:pStyle w:val="ListParagraph"/>
+        <w:numPr>
+          <w:ilvl w:val="0"/>
+          <w:numId w:val="8"/>
+        </w:numPr>
+        <w:jc w:val="both"/>
+        <w:rPr>
+          <w:rFonts w:cstheme="minorHAnsi"/>
+          <w:u w:val="single"/>
+          <w:lang w:val="en-US"/>
+        </w:rPr>
+      </w:pPr>
+      <w:r>
+        <w:rPr>
+          <w:b/>
+        </w:rPr>
+        <w:t>Development Environment</w:t>
+      </w:r>
+      <w:r>
+        <w:rPr>
+          <w:b/>
+        </w:rPr>
+        <w:t>:</w:t>
+      </w:r>
+      <w:r>
+        <w:t xml:space="preserve"> </w:t>
+      </w:r>
+      <w:r>
+        <w:rPr>
+          <w:rFonts w:cstheme="minorHAnsi"/>
+          <w:lang w:val="en-US"/>
+        </w:rPr>
+        <w:t>The mobile application will be developed using Android Studio</w:t>
+      </w:r>
+      <w:r>
+        <w:rPr>
+          <w:rFonts w:cstheme="minorHAnsi"/>
+          <w:lang w:val="en-US"/>
+        </w:rPr>
+        <w:t>.</w:t>
+      </w:r>
+    </w:p>
+    <w:p>
+      <w:pPr>
+        <w:pStyle w:val="ListParagraph"/>
+        <w:numPr>
+          <w:ilvl w:val="0"/>
+          <w:numId w:val="8"/>
+        </w:numPr>
+        <w:jc w:val="both"/>
+        <w:rPr>
+          <w:rFonts w:cstheme="minorHAnsi"/>
+          <w:u w:val="single"/>
+          <w:lang w:val="en-US"/>
+        </w:rPr>
+      </w:pPr>
+      <w:r>
+        <w:rPr>
+          <w:b/>
+        </w:rPr>
+        <w:t xml:space="preserve">Development </w:t>
+      </w:r>
+      <w:r>
+        <w:rPr>
+          <w:b/>
+        </w:rPr>
+        <w:t>Tools:</w:t>
+      </w:r>
+      <w:r>
+        <w:rPr>
+          <w:rFonts w:cstheme="minorHAnsi"/>
+          <w:lang w:val="en-US"/>
+        </w:rPr>
+        <w:t xml:space="preserve"> </w:t>
+      </w:r>
+      <w:r>
+        <w:rPr>
+          <w:rFonts w:cstheme="minorHAnsi"/>
+          <w:lang w:val="en-US"/>
+        </w:rPr>
+        <w:t>Java</w:t>
+      </w:r>
+      <w:r>
+        <w:rPr>
+          <w:rFonts w:cstheme="minorHAnsi"/>
+          <w:lang w:val="en-US"/>
+        </w:rPr>
+        <w:t xml:space="preserve"> 11</w:t>
+      </w:r>
+      <w:r>
+        <w:rPr>
+          <w:rFonts w:cstheme="minorHAnsi"/>
+          <w:lang w:val="en-US"/>
+        </w:rPr>
+        <w:t xml:space="preserve"> will be utilized for building the system functionality and XML for system design</w:t>
+      </w:r>
+      <w:r>
+        <w:rPr>
+          <w:rFonts w:cstheme="minorHAnsi"/>
+          <w:lang w:val="en-US"/>
+        </w:rPr>
+        <w:t>.</w:t>
+      </w:r>
+    </w:p>
+    <w:p>
+      <w:pPr>
+        <w:pStyle w:val="ListParagraph"/>
+        <w:numPr>
+          <w:ilvl w:val="0"/>
+          <w:numId w:val="8"/>
+        </w:numPr>
+        <w:jc w:val="both"/>
+        <w:rPr>
+          <w:rFonts w:cstheme="minorHAnsi"/>
+          <w:u w:val="single"/>
+          <w:lang w:val="en-US"/>
+        </w:rPr>
+      </w:pPr>
+      <w:r>
+        <w:rPr>
+          <w:b/>
+        </w:rPr>
+        <w:t>System Database:</w:t>
+      </w:r>
+      <w:r>
+        <w:t xml:space="preserve"> </w:t>
+      </w:r>
+      <w:r>
+        <w:t xml:space="preserve">The application's backend services, including user authentication and the shared online database, will be provided by </w:t>
+      </w:r>
+      <w:r>
+        <w:rPr>
+          <w:bCs/>
+        </w:rPr>
+        <w:t>Google Firebase</w:t>
+      </w:r>
+      <w:r>
+        <w:rPr>
+          <w:bCs/>
+        </w:rPr>
+        <w:t>.</w:t>
+      </w:r>
+    </w:p>
+    <w:p>
+      <w:pPr>
+        <w:pStyle w:val="ListParagraph"/>
+        <w:numPr>
+          <w:ilvl w:val="0"/>
+          <w:numId w:val="8"/>
+        </w:numPr>
+        <w:jc w:val="both"/>
+        <w:rPr>
+          <w:rFonts w:cstheme="minorHAnsi"/>
+          <w:u w:val="single"/>
+          <w:lang w:val="en-US"/>
+        </w:rPr>
+      </w:pPr>
+      <w:r>
+        <w:rPr>
+          <w:b/>
+        </w:rPr>
+        <w:t>System Software:</w:t>
+      </w:r>
+      <w:r>
+        <w:rPr>
+          <w:i/>
+        </w:rPr>
+        <w:t xml:space="preserve"> </w:t>
+      </w:r>
+      <w:r>
+        <w:rPr>
+          <w:i/>
+        </w:rPr>
+        <w:t>SplashScreen</w:t>
+      </w:r>
+      <w:r>
+        <w:t xml:space="preserve"> is compiled with </w:t>
+      </w:r>
+      <w:r>
+        <w:rPr>
+          <w:b/>
+          <w:bCs/>
+        </w:rPr>
+        <w:t>Android SDK 35</w:t>
+      </w:r>
+      <w:r>
+        <w:t>.</w:t>
+      </w:r>
+    </w:p>
+    <w:p>
+      <w:pPr>
+        <w:pStyle w:val="ListParagraph"/>
+        <w:ind w:left="1080"/>
+        <w:jc w:val="both"/>
+        <w:rPr>
+          <w:rFonts w:cstheme="minorHAnsi"/>
+          <w:u w:val="single"/>
+          <w:lang w:val="en-US"/>
+        </w:rPr>
+      </w:pPr>
+    </w:p>
+    <w:p>
+      <w:pPr>
+        <w:pStyle w:val="ListParagraph"/>
+        <w:numPr>
+          <w:ilvl w:val="0"/>
+          <w:numId w:val="10"/>
+        </w:numPr>
+        <w:jc w:val="both"/>
+        <w:rPr>
+          <w:rFonts w:cstheme="minorHAnsi"/>
+          <w:u w:val="single"/>
+          <w:lang w:val="en-US"/>
+        </w:rPr>
+      </w:pPr>
+      <w:r>
+        <w:rPr>
+          <w:rFonts w:cstheme="minorHAnsi"/>
+          <w:u w:val="single"/>
+          <w:lang w:val="en-US"/>
+        </w:rPr>
+        <w:t>Production usage</w:t>
+      </w:r>
+    </w:p>
+    <w:p>
+      <w:pPr>
+        <w:jc w:val="both"/>
+        <w:rPr>
+          <w:rFonts w:cstheme="minorHAnsi"/>
+          <w:u w:val="single"/>
+          <w:lang w:val="en-US"/>
+        </w:rPr>
+      </w:pPr>
+    </w:p>
+    <w:p>
+      <w:pPr>
+        <w:pStyle w:val="ListParagraph"/>
+        <w:numPr>
+          <w:ilvl w:val="0"/>
+          <w:numId w:val="8"/>
+        </w:numPr>
+        <w:jc w:val="both"/>
+        <w:rPr>
+          <w:rFonts w:cstheme="minorHAnsi"/>
+          <w:lang w:val="en-US"/>
+        </w:rPr>
+      </w:pPr>
+      <w:r>
+        <w:rPr>
+          <w:b/>
+        </w:rPr>
+        <w:t>Operating System:</w:t>
+      </w:r>
+      <w:r>
+        <w:t xml:space="preserve"> </w:t>
+      </w:r>
+      <w:r>
+        <w:rPr>
+          <w:i/>
+        </w:rPr>
+        <w:t>SplashScreen</w:t>
+      </w:r>
+      <w:r>
+        <w:t xml:space="preserve"> requires a device with an operating system of </w:t>
+      </w:r>
+      <w:r>
+        <w:rPr>
+          <w:b/>
+          <w:bCs/>
+        </w:rPr>
+        <w:t>Android 11</w:t>
+      </w:r>
+      <w:r>
+        <w:t xml:space="preserve"> or higher.</w:t>
+      </w:r>
+    </w:p>
+    <w:p>
+      <w:pPr>
+        <w:pStyle w:val="ListParagraph"/>
+        <w:numPr>
+          <w:ilvl w:val="0"/>
+          <w:numId w:val="8"/>
+        </w:numPr>
+        <w:jc w:val="both"/>
+        <w:rPr>
+          <w:rFonts w:cstheme="minorHAnsi"/>
+          <w:u w:val="single"/>
+          <w:lang w:val="en-US"/>
+        </w:rPr>
+      </w:pPr>
+      <w:r>
+        <w:t>Specifically</w:t>
+      </w:r>
+      <w:r>
+        <w:rPr>
+          <w:i/>
+        </w:rPr>
+        <w:t xml:space="preserve">, </w:t>
+      </w:r>
+      <w:r>
+        <w:rPr>
+          <w:i/>
+        </w:rPr>
+        <w:t>SplashScreen</w:t>
+      </w:r>
+      <w:r>
+        <w:t xml:space="preserve"> requires a minimum API level of </w:t>
+      </w:r>
+      <w:r>
+        <w:rPr>
+          <w:b/>
+          <w:bCs/>
+        </w:rPr>
+        <w:t>30</w:t>
+      </w:r>
+      <w:r>
+        <w:t xml:space="preserve">, </w:t>
+      </w:r>
+      <w:r>
+        <w:t>Android 11</w:t>
+      </w:r>
+      <w:r>
+        <w:t>, also known as</w:t>
+      </w:r>
+      <w:r>
+        <w:t xml:space="preserve"> R.</w:t>
+      </w:r>
+    </w:p>
+    <w:p>
+      <w:pPr>
+        <w:pStyle w:val="ListParagraph"/>
+        <w:jc w:val="both"/>
+        <w:rPr>
+          <w:rFonts w:cstheme="minorHAnsi"/>
+          <w:u w:val="single"/>
+          <w:lang w:val="en-US"/>
+        </w:rPr>
+      </w:pPr>
+    </w:p>
+    <w:p>
+      <w:pPr>
+        <w:jc w:val="both"/>
+        <w:rPr>
+          <w:rFonts w:cstheme="minorHAnsi"/>
+          <w:sz w:val="28"/>
+          <w:szCs w:val="28"/>
+          <w:u w:val="single"/>
+          <w:lang w:val="en-US"/>
+        </w:rPr>
+      </w:pPr>
+      <w:r>
+        <w:rPr>
+          <w:rFonts w:cstheme="minorHAnsi"/>
+          <w:sz w:val="28"/>
+          <w:szCs w:val="28"/>
+          <w:u w:val="single"/>
+          <w:lang w:val="en-US"/>
+        </w:rPr>
+        <w:t>1.4.</w:t>
+      </w:r>
+      <w:r>
+        <w:rPr>
+          <w:rFonts w:cstheme="minorHAnsi"/>
+          <w:sz w:val="28"/>
+          <w:szCs w:val="28"/>
+          <w:u w:val="single"/>
+          <w:lang w:val="en-US"/>
+        </w:rPr>
+        <w:t>2</w:t>
+      </w:r>
+      <w:r>
+        <w:rPr>
+          <w:rFonts w:cstheme="minorHAnsi"/>
+          <w:sz w:val="28"/>
+          <w:szCs w:val="28"/>
+          <w:u w:val="single"/>
+          <w:lang w:val="en-US"/>
+        </w:rPr>
+        <w:t xml:space="preserve"> </w:t>
+      </w:r>
+      <w:r>
+        <w:rPr>
+          <w:rFonts w:cstheme="minorHAnsi"/>
+          <w:sz w:val="28"/>
+          <w:szCs w:val="28"/>
+          <w:u w:val="single"/>
+          <w:lang w:val="en-US"/>
+        </w:rPr>
+        <w:t>Hardware</w:t>
+      </w:r>
+      <w:r>
+        <w:rPr>
+          <w:rFonts w:cstheme="minorHAnsi"/>
+          <w:sz w:val="28"/>
+          <w:szCs w:val="28"/>
+          <w:u w:val="single"/>
+          <w:lang w:val="en-US"/>
+        </w:rPr>
+        <w:t xml:space="preserve"> Requirements</w:t>
+      </w:r>
+    </w:p>
+    <w:p>
+      <w:pPr>
+        <w:jc w:val="both"/>
+        <w:rPr>
+          <w:rFonts w:cstheme="minorHAnsi"/>
+          <w:sz w:val="28"/>
+          <w:szCs w:val="28"/>
+          <w:u w:val="single"/>
+          <w:lang w:val="en-US"/>
+        </w:rPr>
+      </w:pPr>
+    </w:p>
+    <w:p>
+      <w:pPr>
+        <w:pStyle w:val="ListParagraph"/>
+        <w:numPr>
+          <w:ilvl w:val="0"/>
+          <w:numId w:val="10"/>
+        </w:numPr>
+        <w:jc w:val="both"/>
+        <w:rPr>
+          <w:rFonts w:cstheme="minorHAnsi"/>
+          <w:u w:val="single"/>
+          <w:lang w:val="en-US"/>
+        </w:rPr>
+      </w:pPr>
+      <w:r>
+        <w:rPr>
+          <w:rFonts w:cstheme="minorHAnsi"/>
+          <w:u w:val="single"/>
+          <w:lang w:val="en-US"/>
+        </w:rPr>
+        <w:t>Development</w:t>
+      </w:r>
+    </w:p>
+    <w:p>
+      <w:pPr>
+        <w:pStyle w:val="ListParagraph"/>
+        <w:jc w:val="both"/>
+        <w:rPr>
+          <w:rFonts w:cstheme="minorHAnsi"/>
+          <w:u w:val="single"/>
+          <w:lang w:val="en-US"/>
+        </w:rPr>
+      </w:pPr>
+    </w:p>
+    <w:p>
+      <w:pPr>
+        <w:pStyle w:val="ListParagraph"/>
+        <w:numPr>
+          <w:ilvl w:val="0"/>
+          <w:numId w:val="9"/>
+        </w:numPr>
+        <w:jc w:val="both"/>
+        <w:rPr>
+          <w:rFonts w:cstheme="minorHAnsi"/>
+          <w:lang w:val="en-US"/>
+        </w:rPr>
+      </w:pPr>
+      <w:r>
+        <w:rPr>
+          <w:b/>
+        </w:rPr>
+        <w:t>Internal build</w:t>
+      </w:r>
+      <w:r>
+        <w:rPr>
+          <w:b/>
+        </w:rPr>
+        <w:t>:</w:t>
+      </w:r>
+      <w:r>
+        <w:t xml:space="preserve"> </w:t>
+      </w:r>
+      <w:r>
+        <w:t>Android Studio,</w:t>
+      </w:r>
+      <w:r>
+        <w:t xml:space="preserve"> our development environment</w:t>
+      </w:r>
+      <w:r>
+        <w:t xml:space="preserve"> </w:t>
+      </w:r>
+      <w:r>
+        <w:t>requires</w:t>
+      </w:r>
+      <w:r>
+        <w:t xml:space="preserve"> the following to operate efficiently:</w:t>
+      </w:r>
+    </w:p>
+    <w:p>
+      <w:pPr>
+        <w:pStyle w:val="ListParagraph"/>
+        <w:numPr>
+          <w:ilvl w:val="0"/>
+          <w:numId w:val="11"/>
+        </w:numPr>
+      </w:pPr>
+      <w:r>
+        <w:rPr>
+          <w:b/>
+        </w:rPr>
+        <w:t>Display:</w:t>
+      </w:r>
+      <w:r>
+        <w:t xml:space="preserve"> </w:t>
+      </w:r>
+      <w:r>
+        <w:t>Minimum</w:t>
+      </w:r>
+      <w:r>
+        <w:t xml:space="preserve"> of</w:t>
+      </w:r>
+      <w:r>
+        <w:t xml:space="preserve"> 1280 x 800 screen resolution</w:t>
+      </w:r>
+      <w:r>
+        <w:t xml:space="preserve"> for Desktop devices.</w:t>
+      </w:r>
+    </w:p>
+    <w:p>
+      <w:pPr>
+        <w:pStyle w:val="ListParagraph"/>
+        <w:numPr>
+          <w:ilvl w:val="0"/>
+          <w:numId w:val="11"/>
+        </w:numPr>
+        <w:jc w:val="both"/>
+        <w:rPr>
+          <w:rFonts w:cstheme="minorHAnsi"/>
+          <w:lang w:val="en-US"/>
+        </w:rPr>
+      </w:pPr>
+      <w:r>
+        <w:rPr>
+          <w:b/>
+          <w:bCs/>
+        </w:rPr>
+        <w:t>Processor (CPU):</w:t>
+      </w:r>
+      <w:r>
+        <w:rPr>
+          <w:b/>
+          <w:bCs/>
+        </w:rPr>
+        <w:t xml:space="preserve"> </w:t>
+      </w:r>
+      <w:r>
+        <w:rPr>
+          <w:bCs/>
+        </w:rPr>
+        <w:t>Multi-core processor with x86_64 architecture</w:t>
+      </w:r>
+      <w:r>
+        <w:rPr>
+          <w:bCs/>
+        </w:rPr>
+        <w:t xml:space="preserve"> that has </w:t>
+      </w:r>
+      <w:r>
+        <w:rPr>
+          <w:bCs/>
+        </w:rPr>
+        <w:t>virtualization support</w:t>
+      </w:r>
+      <w:r>
+        <w:rPr>
+          <w:bCs/>
+        </w:rPr>
+        <w:t>.</w:t>
+      </w:r>
+    </w:p>
+    <w:p>
+      <w:pPr>
+        <w:pStyle w:val="ListParagraph"/>
+        <w:numPr>
+          <w:ilvl w:val="0"/>
+          <w:numId w:val="11"/>
+        </w:numPr>
+        <w:jc w:val="both"/>
+        <w:rPr>
+          <w:rFonts w:cstheme="minorHAnsi"/>
+          <w:lang w:val="en-US"/>
+        </w:rPr>
+      </w:pPr>
+      <w:r>
+        <w:rPr>
+          <w:b/>
+          <w:bCs/>
+        </w:rPr>
+        <w:t>Memory (RAM):</w:t>
+      </w:r>
+      <w:r>
+        <w:t xml:space="preserve"> </w:t>
+      </w:r>
+      <w:r>
+        <w:t>A minimum of 16 GBs of RAM.</w:t>
+      </w:r>
+    </w:p>
+    <w:p>
+      <w:pPr>
+        <w:pStyle w:val="ListParagraph"/>
+        <w:numPr>
+          <w:ilvl w:val="0"/>
+          <w:numId w:val="11"/>
+        </w:numPr>
+        <w:jc w:val="both"/>
+        <w:rPr>
+          <w:rFonts w:cstheme="minorHAnsi"/>
+          <w:lang w:val="en-US"/>
+        </w:rPr>
+      </w:pPr>
+      <w:r>
+        <w:rPr>
+          <w:b/>
+          <w:bCs/>
+        </w:rPr>
+        <w:t>Physical Storage:</w:t>
+      </w:r>
+      <w:r>
+        <w:rPr>
+          <w:b/>
+          <w:bCs/>
+        </w:rPr>
+        <w:t xml:space="preserve"> </w:t>
+      </w:r>
+      <w:r>
+        <w:rPr>
+          <w:bCs/>
+        </w:rPr>
+        <w:t>While 8 GB for the IDE and Android SDK will meet the entry requirements, an SSD with 16 GBs of space or more is recommended</w:t>
+      </w:r>
+      <w:r>
+        <w:rPr>
+          <w:b/>
+          <w:bCs/>
+        </w:rPr>
+        <w:t>.</w:t>
+      </w:r>
+    </w:p>
+    <w:p>
+      <w:pPr>
+        <w:pStyle w:val="ListParagraph"/>
+        <w:numPr>
+          <w:ilvl w:val="0"/>
+          <w:numId w:val="11"/>
+        </w:numPr>
+        <w:jc w:val="both"/>
+        <w:rPr>
+          <w:rFonts w:cstheme="minorHAnsi"/>
+          <w:lang w:val="en-US"/>
+        </w:rPr>
+      </w:pPr>
+      <w:r>
+        <w:rPr>
+          <w:b/>
+          <w:bCs/>
+        </w:rPr>
+        <w:lastRenderedPageBreak/>
+        <w:t>Internet Connection:</w:t>
+      </w:r>
+      <w:r>
+        <w:rPr>
+          <w:rFonts w:cstheme="minorHAnsi"/>
+          <w:lang w:val="en-US"/>
+        </w:rPr>
+        <w:t xml:space="preserve"> </w:t>
+      </w:r>
+      <w:r>
+        <w:rPr>
+          <w:rFonts w:cstheme="minorHAnsi"/>
+          <w:lang w:val="en-US"/>
+        </w:rPr>
+        <w:t>Stable internet connection is a necessity as we debug and test our database queries.</w:t>
+      </w:r>
+    </w:p>
+    <w:p>
+      <w:pPr>
+        <w:pStyle w:val="ListParagraph"/>
+        <w:ind w:left="1440"/>
+        <w:jc w:val="both"/>
+        <w:rPr>
+          <w:rFonts w:cstheme="minorHAnsi"/>
+          <w:u w:val="single"/>
+          <w:lang w:val="en-US"/>
+        </w:rPr>
+      </w:pPr>
+    </w:p>
+    <w:p>
+      <w:pPr>
+        <w:pStyle w:val="ListParagraph"/>
+        <w:numPr>
+          <w:ilvl w:val="0"/>
+          <w:numId w:val="10"/>
+        </w:numPr>
+        <w:jc w:val="both"/>
+        <w:rPr>
+          <w:rFonts w:cstheme="minorHAnsi"/>
+          <w:u w:val="single"/>
+          <w:lang w:val="en-US"/>
+        </w:rPr>
+      </w:pPr>
+      <w:r>
+        <w:rPr>
+          <w:rFonts w:cstheme="minorHAnsi"/>
+          <w:u w:val="single"/>
+          <w:lang w:val="en-US"/>
+        </w:rPr>
+        <w:t>Production usage</w:t>
+      </w:r>
+    </w:p>
+    <w:p>
+      <w:pPr>
+        <w:pStyle w:val="ListParagraph"/>
+        <w:jc w:val="both"/>
+        <w:rPr>
+          <w:rFonts w:cstheme="minorHAnsi"/>
+          <w:u w:val="single"/>
+          <w:lang w:val="en-US"/>
+        </w:rPr>
+      </w:pPr>
+    </w:p>
+    <w:p>
+      <w:pPr>
+        <w:pStyle w:val="ListParagraph"/>
+        <w:numPr>
+          <w:ilvl w:val="0"/>
+          <w:numId w:val="9"/>
+        </w:numPr>
+        <w:jc w:val="both"/>
+        <w:rPr>
+          <w:rFonts w:cstheme="minorHAnsi"/>
+          <w:lang w:val="en-US"/>
+        </w:rPr>
+      </w:pPr>
+      <w:r>
+        <w:rPr>
+          <w:b/>
+        </w:rPr>
+        <w:t>Display:</w:t>
+      </w:r>
+      <w:r>
+        <w:t xml:space="preserve"> We built </w:t>
+      </w:r>
+      <w:r>
+        <w:t>our</w:t>
+      </w:r>
+      <w:r>
+        <w:t xml:space="preserve"> app</w:t>
+      </w:r>
+      <w:r>
+        <w:t xml:space="preserve"> for modern smartphone resolutions, specifically those with an aspect ratio of </w:t>
+      </w:r>
+      <w:r>
+        <w:rPr>
+          <w:b/>
+          <w:bCs/>
+        </w:rPr>
+        <w:t>16:9</w:t>
+      </w:r>
+      <w:r>
+        <w:t xml:space="preserve"> or </w:t>
+      </w:r>
+      <w:r>
+        <w:rPr>
+          <w:b/>
+          <w:bCs/>
+        </w:rPr>
+        <w:t>19.5:9</w:t>
+      </w:r>
+      <w:r>
+        <w:t xml:space="preserve">. While it will scale to other screens, </w:t>
+      </w:r>
+      <w:r>
+        <w:rPr>
+          <w:i/>
+        </w:rPr>
+        <w:t>SplashScreen</w:t>
+      </w:r>
+      <w:r>
+        <w:t xml:space="preserve"> is designed for a typical phone resolution of </w:t>
+      </w:r>
+      <w:r>
+        <w:rPr>
+          <w:b/>
+          <w:bCs/>
+        </w:rPr>
+        <w:t>1080 x 1920 pixels (Full HD)</w:t>
+      </w:r>
+      <w:r>
+        <w:t>.</w:t>
+      </w:r>
+    </w:p>
+    <w:p>
+      <w:pPr>
+        <w:pStyle w:val="ListParagraph"/>
+        <w:numPr>
+          <w:ilvl w:val="0"/>
+          <w:numId w:val="9"/>
+        </w:numPr>
+        <w:jc w:val="both"/>
+        <w:rPr>
+          <w:rFonts w:cstheme="minorHAnsi"/>
+          <w:lang w:val="en-US"/>
+        </w:rPr>
+      </w:pPr>
+      <w:r>
+        <w:rPr>
+          <w:b/>
+          <w:bCs/>
+        </w:rPr>
+        <w:t>Processor (CPU):</w:t>
+      </w:r>
+      <w:r>
+        <w:t xml:space="preserve"> A multi-core processor is recommended for smooth performance, especially when handling </w:t>
+      </w:r>
+      <w:r>
+        <w:t xml:space="preserve">our </w:t>
+      </w:r>
+      <w:r>
+        <w:t>UI animations and network requests.</w:t>
+      </w:r>
+    </w:p>
+    <w:p>
+      <w:pPr>
+        <w:pStyle w:val="ListParagraph"/>
+        <w:numPr>
+          <w:ilvl w:val="0"/>
+          <w:numId w:val="9"/>
+        </w:numPr>
+        <w:jc w:val="both"/>
+        <w:rPr>
+          <w:rFonts w:cstheme="minorHAnsi"/>
+          <w:lang w:val="en-US"/>
+        </w:rPr>
+      </w:pPr>
+      <w:r>
+        <w:rPr>
+          <w:b/>
+          <w:bCs/>
+        </w:rPr>
+        <w:t>Memory (RAM):</w:t>
+      </w:r>
+      <w:r>
+        <w:t xml:space="preserve"> The application's minimum requirement is </w:t>
+      </w:r>
+      <w:r>
+        <w:rPr>
+          <w:b/>
+          <w:bCs/>
+        </w:rPr>
+        <w:t>2 GB of RAM</w:t>
+      </w:r>
+      <w:r>
+        <w:t xml:space="preserve">, though </w:t>
+      </w:r>
+      <w:r>
+        <w:rPr>
+          <w:b/>
+          <w:bCs/>
+        </w:rPr>
+        <w:t>4 GB or more</w:t>
+      </w:r>
+      <w:r>
+        <w:t xml:space="preserve"> is recommended</w:t>
+      </w:r>
+      <w:r>
+        <w:t>.</w:t>
+      </w:r>
+    </w:p>
+    <w:p>
+      <w:pPr>
+        <w:pStyle w:val="ListParagraph"/>
+        <w:numPr>
+          <w:ilvl w:val="0"/>
+          <w:numId w:val="9"/>
+        </w:numPr>
+        <w:jc w:val="both"/>
+        <w:rPr>
+          <w:rFonts w:cstheme="minorHAnsi"/>
+          <w:lang w:val="en-US"/>
+        </w:rPr>
+      </w:pPr>
+      <w:r>
+        <w:rPr>
+          <w:b/>
+          <w:bCs/>
+        </w:rPr>
+        <w:t xml:space="preserve">Physical </w:t>
+      </w:r>
+      <w:r>
+        <w:rPr>
+          <w:b/>
+          <w:bCs/>
+        </w:rPr>
+        <w:t>Storage:</w:t>
+      </w:r>
+      <w:r>
+        <w:t xml:space="preserve"> </w:t>
+      </w:r>
+      <w:r>
+        <w:t>The downloadable .</w:t>
+      </w:r>
+      <w:proofErr w:type="spellStart"/>
+      <w:r>
+        <w:t>apk</w:t>
+      </w:r>
+      <w:proofErr w:type="spellEnd"/>
+      <w:r>
+        <w:t xml:space="preserve"> file will be approximately 50MB in size</w:t>
+      </w:r>
+      <w:r>
+        <w:t xml:space="preserve"> but it will require additional storage for cached data from Firebase </w:t>
+      </w:r>
+      <w:r>
+        <w:t>database</w:t>
+      </w:r>
+      <w:r>
+        <w:t xml:space="preserve">. A minimum of </w:t>
+      </w:r>
+      <w:r>
+        <w:rPr>
+          <w:b/>
+          <w:bCs/>
+        </w:rPr>
+        <w:t>200 MB of free storage</w:t>
+      </w:r>
+      <w:r>
+        <w:t xml:space="preserve"> is recommended.</w:t>
+      </w:r>
+    </w:p>
+    <w:p>
+      <w:pPr>
+        <w:pStyle w:val="ListParagraph"/>
+        <w:numPr>
+          <w:ilvl w:val="0"/>
+          <w:numId w:val="9"/>
+        </w:numPr>
+        <w:jc w:val="both"/>
+        <w:rPr>
+          <w:rFonts w:cstheme="minorHAnsi"/>
+          <w:lang w:val="en-US"/>
+        </w:rPr>
+      </w:pPr>
+      <w:r>
+        <w:rPr>
+          <w:b/>
+          <w:bCs/>
+        </w:rPr>
+        <w:t>Internet Connection:</w:t>
+      </w:r>
+      <w:r>
+        <w:rPr>
+          <w:rFonts w:cstheme="minorHAnsi"/>
+          <w:lang w:val="en-US"/>
+        </w:rPr>
+        <w:t xml:space="preserve"> </w:t>
+      </w:r>
+      <w:r>
+        <w:rPr>
+          <w:i/>
+        </w:rPr>
+        <w:t>SplashScreen</w:t>
+      </w:r>
+      <w:r>
+        <w:t xml:space="preserve"> </w:t>
+      </w:r>
+      <w:r>
+        <w:t xml:space="preserve">requires </w:t>
+      </w:r>
+      <w:r>
+        <w:t>a stable internet connection (Wi-Fi or mobile data) to perform authentication and access data from the Firebase backend.</w:t>
+      </w:r>
+    </w:p>
+    <w:p>
+      <w:pPr>
+        <w:pStyle w:val="ListParagraph"/>
+        <w:jc w:val="both"/>
+        <w:rPr>
+          <w:rFonts w:cstheme="minorHAnsi"/>
+          <w:u w:val="single"/>
+          <w:lang w:val="en-US"/>
+        </w:rPr>
+      </w:pPr>
+    </w:p>
+    <w:p>
+      <w:pPr>
+        <w:pStyle w:val="Heading1"/>
+        <w:rPr>
+          <w:sz w:val="36"/>
+          <w:szCs w:val="36"/>
+          <w:u w:val="single"/>
+          <w:lang w:val="en-US"/>
+        </w:rPr>
+      </w:pPr>
+      <w:bookmarkStart w:id="11" w:name="_Toc207787825"/>
+      <w:r>
+        <w:rPr>
+          <w:sz w:val="36"/>
+          <w:szCs w:val="36"/>
+          <w:u w:val="single"/>
+          <w:lang w:val="en-US"/>
+        </w:rPr>
+        <w:t xml:space="preserve">1.5 </w:t>
+      </w:r>
+      <w:r>
+        <w:rPr>
+          <w:sz w:val="36"/>
+          <w:szCs w:val="36"/>
+          <w:u w:val="single"/>
+          <w:lang w:val="en-US"/>
+        </w:rPr>
+        <w:t>Design constraints</w:t>
+      </w:r>
+      <w:bookmarkEnd w:id="11"/>
+    </w:p>
+    <w:p>
+      <w:pPr>
+        <w:rPr>
           <w:b/>
           <w:sz w:val="28"/>
           <w:szCs w:val="28"/>
@@ -2975,6 +4254,284 @@
     </w:p>
     <w:p>
       <w:pPr>
+        <w:rPr>
+          <w:color w:val="2E74B5" w:themeColor="accent5" w:themeShade="BF"/>
+          <w:lang w:val="en-US"/>
+        </w:rPr>
+      </w:pPr>
+      <w:r>
+        <w:rPr>
+          <w:color w:val="2E74B5" w:themeColor="accent5" w:themeShade="BF"/>
+          <w:lang w:val="en-US"/>
+        </w:rPr>
+        <w:t>In this section, discuss any constraints that there might be on the system development and / or deployment process.  This can include things such as security, interface and performance constraints.</w:t>
+      </w:r>
+    </w:p>
+    <w:p>
+      <w:pPr>
+        <w:rPr>
+          <w:lang w:val="en-US"/>
+        </w:rPr>
+      </w:pPr>
+    </w:p>
+    <w:p>
+      <w:pPr>
+        <w:pStyle w:val="Heading2"/>
+        <w:rPr>
+          <w:sz w:val="28"/>
+          <w:szCs w:val="28"/>
+          <w:u w:val="single"/>
+          <w:lang w:val="en-US"/>
+        </w:rPr>
+      </w:pPr>
+      <w:bookmarkStart w:id="12" w:name="_Toc207787826"/>
+      <w:r>
+        <w:rPr>
+          <w:sz w:val="28"/>
+          <w:szCs w:val="28"/>
+          <w:u w:val="single"/>
+          <w:lang w:val="en-US"/>
+        </w:rPr>
+        <w:t>1.5.1 Security constraints</w:t>
+      </w:r>
+      <w:bookmarkEnd w:id="12"/>
+    </w:p>
+    <w:p>
+      <w:pPr>
+        <w:rPr>
+          <w:lang w:val="en-US"/>
+        </w:rPr>
+      </w:pPr>
+    </w:p>
+    <w:p>
+      <w:pPr>
+        <w:rPr>
+          <w:color w:val="2E74B5" w:themeColor="accent5" w:themeShade="BF"/>
+          <w:lang w:val="en-US"/>
+        </w:rPr>
+      </w:pPr>
+      <w:r>
+        <w:rPr>
+          <w:color w:val="2E74B5" w:themeColor="accent5" w:themeShade="BF"/>
+          <w:lang w:val="en-US"/>
+        </w:rPr>
+        <w:t xml:space="preserve">Discuss any issues related to the security of the </w:t>
+      </w:r>
+      <w:r>
+        <w:rPr>
+          <w:color w:val="2E74B5" w:themeColor="accent5" w:themeShade="BF"/>
+          <w:lang w:val="en-US"/>
+        </w:rPr>
+        <w:t>proposed</w:t>
+      </w:r>
+      <w:r>
+        <w:rPr>
+          <w:color w:val="2E74B5" w:themeColor="accent5" w:themeShade="BF"/>
+          <w:lang w:val="en-US"/>
+        </w:rPr>
+        <w:t xml:space="preserve"> system, e.g.</w:t>
+      </w:r>
+    </w:p>
+    <w:p>
+      <w:pPr>
+        <w:rPr>
+          <w:color w:val="2E74B5" w:themeColor="accent5" w:themeShade="BF"/>
+          <w:lang w:val="en-US"/>
+        </w:rPr>
+      </w:pPr>
+    </w:p>
+    <w:p>
+      <w:pPr>
+        <w:jc w:val="both"/>
+        <w:rPr>
+          <w:color w:val="2E74B5" w:themeColor="accent5" w:themeShade="BF"/>
+          <w:lang w:val="en-US"/>
+        </w:rPr>
+      </w:pPr>
+      <w:r>
+        <w:rPr>
+          <w:color w:val="2E74B5" w:themeColor="accent5" w:themeShade="BF"/>
+          <w:lang w:val="en-US"/>
+        </w:rPr>
+        <w:t>The notes taken by the healthcare workers might be of a sensitive nature, as they contain information regarding patients seen by the healthcare workers.  Therefore, care must be taken to encrypt the notes both on the phone and the server and to ensure that users should provide a username and password when accessing the system.  The username and password should also be encrypted.</w:t>
+      </w:r>
+    </w:p>
+    <w:p>
+      <w:pPr>
+        <w:rPr>
+          <w:lang w:val="en-US"/>
+        </w:rPr>
+      </w:pPr>
+    </w:p>
+    <w:p>
+      <w:pPr>
+        <w:rPr>
+          <w:b/>
+          <w:lang w:val="en-US"/>
+        </w:rPr>
+      </w:pPr>
+    </w:p>
+    <w:p>
+      <w:pPr>
+        <w:rPr>
+          <w:b/>
+          <w:lang w:val="en-US"/>
+        </w:rPr>
+      </w:pPr>
+    </w:p>
+    <w:p>
+      <w:pPr>
+        <w:rPr>
+          <w:b/>
+          <w:lang w:val="en-US"/>
+        </w:rPr>
+      </w:pPr>
+    </w:p>
+    <w:p>
+      <w:pPr>
+        <w:rPr>
+          <w:b/>
+          <w:lang w:val="en-US"/>
+        </w:rPr>
+      </w:pPr>
+    </w:p>
+    <w:p>
+      <w:pPr>
+        <w:rPr>
+          <w:b/>
+          <w:lang w:val="en-US"/>
+        </w:rPr>
+      </w:pPr>
+    </w:p>
+    <w:p>
+      <w:pPr>
+        <w:rPr>
+          <w:b/>
+          <w:lang w:val="en-US"/>
+        </w:rPr>
+      </w:pPr>
+    </w:p>
+    <w:p>
+      <w:pPr>
+        <w:pStyle w:val="Heading2"/>
+        <w:rPr>
+          <w:u w:val="single"/>
+          <w:lang w:val="en-US"/>
+        </w:rPr>
+      </w:pPr>
+      <w:bookmarkStart w:id="13" w:name="_Toc207787827"/>
+      <w:r>
+        <w:rPr>
+          <w:sz w:val="28"/>
+          <w:szCs w:val="28"/>
+          <w:u w:val="single"/>
+          <w:lang w:val="en-US"/>
+        </w:rPr>
+        <w:t>1.5.2 Interface constraints</w:t>
+      </w:r>
+      <w:bookmarkEnd w:id="13"/>
+    </w:p>
+    <w:p>
+      <w:pPr>
+        <w:rPr>
+          <w:lang w:val="en-US"/>
+        </w:rPr>
+      </w:pPr>
+    </w:p>
+    <w:p>
+      <w:pPr>
+        <w:rPr>
+          <w:color w:val="2E74B5" w:themeColor="accent5" w:themeShade="BF"/>
+          <w:lang w:val="en-US"/>
+        </w:rPr>
+      </w:pPr>
+      <w:r>
+        <w:rPr>
+          <w:color w:val="2E74B5" w:themeColor="accent5" w:themeShade="BF"/>
+          <w:lang w:val="en-US"/>
+        </w:rPr>
+        <w:t>Discuss any issue related to the interface of the proposed system, e.g.</w:t>
+      </w:r>
+    </w:p>
+    <w:p>
+      <w:pPr>
+        <w:rPr>
+          <w:color w:val="2E74B5" w:themeColor="accent5" w:themeShade="BF"/>
+          <w:lang w:val="en-US"/>
+        </w:rPr>
+      </w:pPr>
+    </w:p>
+    <w:p>
+      <w:pPr>
+        <w:jc w:val="both"/>
+        <w:rPr>
+          <w:color w:val="2E74B5" w:themeColor="accent5" w:themeShade="BF"/>
+          <w:lang w:val="en-US"/>
+        </w:rPr>
+      </w:pPr>
+      <w:r>
+        <w:rPr>
+          <w:color w:val="2E74B5" w:themeColor="accent5" w:themeShade="BF"/>
+          <w:lang w:val="en-US"/>
+        </w:rPr>
+        <w:t>The mobile interface needs to be user-friendly as it may be used by health care workers who are not technically savvy.  The web interface should be responsive so that users have the choice to view the pages on a desktop, tablet or phone.</w:t>
+      </w:r>
+    </w:p>
+    <w:p>
+      <w:pPr>
+        <w:jc w:val="both"/>
+        <w:rPr>
+          <w:lang w:val="en-US"/>
+        </w:rPr>
+      </w:pPr>
+    </w:p>
+    <w:p>
+      <w:pPr>
+        <w:pStyle w:val="Heading2"/>
+        <w:rPr>
+          <w:sz w:val="28"/>
+          <w:szCs w:val="28"/>
+          <w:u w:val="single"/>
+          <w:lang w:val="en-US"/>
+        </w:rPr>
+      </w:pPr>
+      <w:bookmarkStart w:id="14" w:name="_Toc207787828"/>
+      <w:r>
+        <w:rPr>
+          <w:sz w:val="28"/>
+          <w:szCs w:val="28"/>
+          <w:u w:val="single"/>
+          <w:lang w:val="en-US"/>
+        </w:rPr>
+        <w:t>1.5.3 Performance constraints</w:t>
+      </w:r>
+      <w:bookmarkEnd w:id="14"/>
+    </w:p>
+    <w:p>
+      <w:pPr>
+        <w:jc w:val="both"/>
+        <w:rPr>
+          <w:lang w:val="en-US"/>
+        </w:rPr>
+      </w:pPr>
+    </w:p>
+    <w:p>
+      <w:pPr>
+        <w:jc w:val="both"/>
+        <w:rPr>
+          <w:lang w:val="en-US"/>
+        </w:rPr>
+      </w:pPr>
+      <w:r>
+        <w:rPr>
+          <w:color w:val="2E74B5" w:themeColor="accent5" w:themeShade="BF"/>
+          <w:lang w:val="en-US"/>
+        </w:rPr>
+        <w:t>The system should be optimized to ensure that searches through the web interface are fast and efficient.  The mobile application should be optimized for use on low end mobile devices with low memory capacity and older processors.</w:t>
+      </w:r>
+    </w:p>
+    <w:p>
+      <w:pPr>
         <w:jc w:val="both"/>
         <w:rPr>
           <w:lang w:val="en-US"/>
@@ -2984,441 +4541,45 @@
     <w:p>
       <w:pPr>
         <w:pStyle w:val="Heading1"/>
+        <w:rPr>
+          <w:u w:val="single"/>
+          <w:lang w:val="en-US"/>
+        </w:rPr>
+      </w:pPr>
+      <w:bookmarkStart w:id="15" w:name="_Toc207787829"/>
+      <w:r>
         <w:rPr>
           <w:sz w:val="36"/>
           <w:szCs w:val="36"/>
           <w:u w:val="single"/>
           <w:lang w:val="en-US"/>
         </w:rPr>
-      </w:pPr>
-      <w:bookmarkStart w:id="10" w:name="_Toc207787825"/>
-      <w:r>
-        <w:rPr>
-          <w:sz w:val="36"/>
-          <w:szCs w:val="36"/>
-          <w:u w:val="single"/>
-          <w:lang w:val="en-US"/>
-        </w:rPr>
-        <w:t xml:space="preserve">1.5 </w:t>
-      </w:r>
-      <w:r>
-        <w:rPr>
-          <w:sz w:val="36"/>
-          <w:szCs w:val="36"/>
-          <w:u w:val="single"/>
-          <w:lang w:val="en-US"/>
-        </w:rPr>
-        <w:t>Design constraints</w:t>
-      </w:r>
-      <w:bookmarkEnd w:id="10"/>
-    </w:p>
-    <w:p>
-      <w:pPr>
-        <w:rPr>
-          <w:b/>
-          <w:sz w:val="28"/>
-          <w:szCs w:val="28"/>
-          <w:lang w:val="en-US"/>
-        </w:rPr>
-      </w:pPr>
-    </w:p>
-    <w:p>
-      <w:pPr>
-        <w:rPr>
-          <w:color w:val="2E74B5" w:themeColor="accent5" w:themeShade="BF"/>
-          <w:lang w:val="en-US"/>
-        </w:rPr>
-      </w:pPr>
-      <w:r>
-        <w:rPr>
-          <w:color w:val="2E74B5" w:themeColor="accent5" w:themeShade="BF"/>
-          <w:lang w:val="en-US"/>
-        </w:rPr>
-        <w:lastRenderedPageBreak/>
-        <w:t>In this section, discuss any constraints that there might be on the system development and / or deployment process.  This can include things such as security, interface and performance constraints.</w:t>
-      </w:r>
-    </w:p>
-    <w:p>
-      <w:pPr>
-        <w:rPr>
-          <w:lang w:val="en-US"/>
-        </w:rPr>
-      </w:pPr>
-    </w:p>
-    <w:p>
-      <w:pPr>
-        <w:pStyle w:val="Heading2"/>
-        <w:rPr>
-          <w:sz w:val="28"/>
-          <w:szCs w:val="28"/>
-          <w:u w:val="single"/>
-          <w:lang w:val="en-US"/>
-        </w:rPr>
-      </w:pPr>
-      <w:bookmarkStart w:id="11" w:name="_Toc207787826"/>
-      <w:r>
-        <w:rPr>
-          <w:sz w:val="28"/>
-          <w:szCs w:val="28"/>
-          <w:u w:val="single"/>
-          <w:lang w:val="en-US"/>
-        </w:rPr>
-        <w:t>1.5.1 Security constraints</w:t>
-      </w:r>
-      <w:bookmarkEnd w:id="11"/>
-    </w:p>
-    <w:p>
-      <w:pPr>
-        <w:rPr>
-          <w:lang w:val="en-US"/>
-        </w:rPr>
-      </w:pPr>
-    </w:p>
-    <w:p>
-      <w:pPr>
-        <w:rPr>
-          <w:color w:val="2E74B5" w:themeColor="accent5" w:themeShade="BF"/>
-          <w:lang w:val="en-US"/>
-        </w:rPr>
-      </w:pPr>
-      <w:r>
-        <w:rPr>
-          <w:color w:val="2E74B5" w:themeColor="accent5" w:themeShade="BF"/>
-          <w:lang w:val="en-US"/>
-        </w:rPr>
-        <w:t xml:space="preserve">Discuss any issues related to the security of the </w:t>
-      </w:r>
-      <w:r>
-        <w:rPr>
-          <w:color w:val="2E74B5" w:themeColor="accent5" w:themeShade="BF"/>
-          <w:lang w:val="en-US"/>
-        </w:rPr>
-        <w:t>proposed</w:t>
-      </w:r>
-      <w:r>
-        <w:rPr>
-          <w:color w:val="2E74B5" w:themeColor="accent5" w:themeShade="BF"/>
-          <w:lang w:val="en-US"/>
-        </w:rPr>
-        <w:t xml:space="preserve"> system, e.g.</w:t>
-      </w:r>
-    </w:p>
-    <w:p>
-      <w:pPr>
-        <w:rPr>
-          <w:color w:val="2E74B5" w:themeColor="accent5" w:themeShade="BF"/>
-          <w:lang w:val="en-US"/>
-        </w:rPr>
-      </w:pPr>
-    </w:p>
-    <w:p>
-      <w:pPr>
-        <w:jc w:val="both"/>
-        <w:rPr>
-          <w:color w:val="2E74B5" w:themeColor="accent5" w:themeShade="BF"/>
-          <w:lang w:val="en-US"/>
-        </w:rPr>
-      </w:pPr>
-      <w:r>
-        <w:rPr>
-          <w:color w:val="2E74B5" w:themeColor="accent5" w:themeShade="BF"/>
-          <w:lang w:val="en-US"/>
-        </w:rPr>
-        <w:t>The notes taken by the healthcare workers might be of a sensitive nature, as they contain information regarding patients seen by the healthcare workers.  Therefore, care must be taken to encrypt the notes both on the phone and the server and to ensure that users should provide a username and password when accessing the system.  The username and password should also be encrypted.</w:t>
-      </w:r>
-    </w:p>
-    <w:p>
-      <w:pPr>
-        <w:rPr>
-          <w:lang w:val="en-US"/>
-        </w:rPr>
-      </w:pPr>
-    </w:p>
-    <w:p>
-      <w:pPr>
-        <w:rPr>
-          <w:b/>
-          <w:lang w:val="en-US"/>
-        </w:rPr>
-      </w:pPr>
-    </w:p>
-    <w:p>
-      <w:pPr>
-        <w:rPr>
-          <w:b/>
-          <w:lang w:val="en-US"/>
-        </w:rPr>
-      </w:pPr>
-    </w:p>
-    <w:p>
-      <w:pPr>
-        <w:rPr>
-          <w:b/>
-          <w:lang w:val="en-US"/>
-        </w:rPr>
-      </w:pPr>
-    </w:p>
-    <w:p>
-      <w:pPr>
-        <w:rPr>
-          <w:b/>
-          <w:lang w:val="en-US"/>
-        </w:rPr>
-      </w:pPr>
-    </w:p>
-    <w:p>
-      <w:pPr>
-        <w:rPr>
-          <w:b/>
-          <w:lang w:val="en-US"/>
-        </w:rPr>
-      </w:pPr>
-    </w:p>
-    <w:p>
-      <w:pPr>
-        <w:rPr>
-          <w:b/>
-          <w:lang w:val="en-US"/>
-        </w:rPr>
-      </w:pPr>
-    </w:p>
-    <w:p>
-      <w:pPr>
-        <w:pStyle w:val="Heading2"/>
-        <w:rPr>
-          <w:u w:val="single"/>
-          <w:lang w:val="en-US"/>
-        </w:rPr>
-      </w:pPr>
-      <w:bookmarkStart w:id="12" w:name="_Toc207787827"/>
-      <w:r>
-        <w:rPr>
-          <w:sz w:val="28"/>
-          <w:szCs w:val="28"/>
-          <w:u w:val="single"/>
-          <w:lang w:val="en-US"/>
-        </w:rPr>
-        <w:t>1.5.2 Interface constraints</w:t>
-      </w:r>
-      <w:bookmarkEnd w:id="12"/>
-    </w:p>
-    <w:p>
-      <w:pPr>
-        <w:rPr>
-          <w:lang w:val="en-US"/>
-        </w:rPr>
-      </w:pPr>
-    </w:p>
-    <w:p>
-      <w:pPr>
-        <w:rPr>
-          <w:color w:val="2E74B5" w:themeColor="accent5" w:themeShade="BF"/>
-          <w:lang w:val="en-US"/>
-        </w:rPr>
-      </w:pPr>
-      <w:r>
-        <w:rPr>
-          <w:color w:val="2E74B5" w:themeColor="accent5" w:themeShade="BF"/>
-          <w:lang w:val="en-US"/>
-        </w:rPr>
-        <w:t>Discuss any issue related to the interface of the proposed system, e.g.</w:t>
-      </w:r>
-    </w:p>
-    <w:p>
-      <w:pPr>
-        <w:rPr>
-          <w:color w:val="2E74B5" w:themeColor="accent5" w:themeShade="BF"/>
-          <w:lang w:val="en-US"/>
-        </w:rPr>
-      </w:pPr>
-    </w:p>
-    <w:p>
-      <w:pPr>
-        <w:jc w:val="both"/>
-        <w:rPr>
-          <w:color w:val="2E74B5" w:themeColor="accent5" w:themeShade="BF"/>
-          <w:lang w:val="en-US"/>
-        </w:rPr>
-      </w:pPr>
-      <w:r>
-        <w:rPr>
-          <w:color w:val="2E74B5" w:themeColor="accent5" w:themeShade="BF"/>
-          <w:lang w:val="en-US"/>
-        </w:rPr>
-        <w:t>The mobile interface needs to be user-friendly as it may be used by health care workers who are not technically savvy.  The web interface should be responsive so that users have the choice to view the pages on a desktop, tablet or phone.</w:t>
-      </w:r>
-    </w:p>
-    <w:p>
-      <w:pPr>
-        <w:jc w:val="both"/>
-        <w:rPr>
-          <w:lang w:val="en-US"/>
-        </w:rPr>
-      </w:pPr>
-    </w:p>
-    <w:p>
-      <w:pPr>
-        <w:pStyle w:val="Heading2"/>
-        <w:rPr>
-          <w:sz w:val="28"/>
-          <w:szCs w:val="28"/>
-          <w:u w:val="single"/>
-          <w:lang w:val="en-US"/>
-        </w:rPr>
-      </w:pPr>
-      <w:bookmarkStart w:id="13" w:name="_Toc207787828"/>
-      <w:r>
-        <w:rPr>
-          <w:sz w:val="28"/>
-          <w:szCs w:val="28"/>
-          <w:u w:val="single"/>
-          <w:lang w:val="en-US"/>
-        </w:rPr>
-        <w:t>1.5.3 Performance constraints</w:t>
-      </w:r>
-      <w:bookmarkEnd w:id="13"/>
-    </w:p>
-    <w:p>
-      <w:pPr>
-        <w:jc w:val="both"/>
-        <w:rPr>
-          <w:lang w:val="en-US"/>
-        </w:rPr>
-      </w:pPr>
-    </w:p>
-    <w:p>
-      <w:pPr>
-        <w:jc w:val="both"/>
-        <w:rPr>
-          <w:lang w:val="en-US"/>
-        </w:rPr>
-      </w:pPr>
-      <w:r>
-        <w:rPr>
-          <w:color w:val="2E74B5" w:themeColor="accent5" w:themeShade="BF"/>
-          <w:lang w:val="en-US"/>
-        </w:rPr>
-        <w:t xml:space="preserve">The system should be optimized to ensure that searches through the web interface are fast and efficient.  The mobile application should be optimized for use on </w:t>
-      </w:r>
-      <w:proofErr w:type="gramStart"/>
-      <w:r>
-        <w:rPr>
-          <w:color w:val="2E74B5" w:themeColor="accent5" w:themeShade="BF"/>
-          <w:lang w:val="en-US"/>
-        </w:rPr>
-        <w:t>low end</w:t>
-      </w:r>
-      <w:proofErr w:type="gramEnd"/>
-      <w:r>
-        <w:rPr>
-          <w:color w:val="2E74B5" w:themeColor="accent5" w:themeShade="BF"/>
-          <w:lang w:val="en-US"/>
-        </w:rPr>
-        <w:t xml:space="preserve"> mobile devices with low memory capacity and older processors.</w:t>
-      </w:r>
-    </w:p>
-    <w:p>
-      <w:pPr>
-        <w:jc w:val="both"/>
-        <w:rPr>
-          <w:lang w:val="en-US"/>
-        </w:rPr>
-      </w:pPr>
-    </w:p>
-    <w:p>
-      <w:pPr>
-        <w:pStyle w:val="Heading1"/>
-        <w:rPr>
-          <w:u w:val="single"/>
-          <w:lang w:val="en-US"/>
-        </w:rPr>
-      </w:pPr>
-      <w:bookmarkStart w:id="14" w:name="_Toc207787829"/>
-      <w:r>
-        <w:rPr>
-          <w:sz w:val="36"/>
-          <w:szCs w:val="36"/>
-          <w:u w:val="single"/>
-          <w:lang w:val="en-US"/>
-        </w:rPr>
-        <w:t>1.6 High-</w:t>
-      </w:r>
-      <w:proofErr w:type="gramStart"/>
-      <w:r>
-        <w:rPr>
-          <w:sz w:val="36"/>
-          <w:szCs w:val="36"/>
-          <w:u w:val="single"/>
-          <w:lang w:val="en-US"/>
-        </w:rPr>
-        <w:t>level use</w:t>
-      </w:r>
-      <w:proofErr w:type="gramEnd"/>
-      <w:r>
-        <w:rPr>
-          <w:sz w:val="36"/>
-          <w:szCs w:val="36"/>
-          <w:u w:val="single"/>
-          <w:lang w:val="en-US"/>
-        </w:rPr>
-        <w:t xml:space="preserve"> case diagram</w:t>
-      </w:r>
-      <w:bookmarkEnd w:id="14"/>
-    </w:p>
-    <w:p>
-      <w:pPr>
-        <w:jc w:val="both"/>
-        <w:rPr>
-          <w:lang w:val="en-US"/>
-        </w:rPr>
-      </w:pPr>
-    </w:p>
-    <w:p>
-      <w:pPr>
-        <w:jc w:val="both"/>
-        <w:rPr>
-          <w:color w:val="2E74B5" w:themeColor="accent5" w:themeShade="BF"/>
-          <w:lang w:val="en-US"/>
-        </w:rPr>
-      </w:pPr>
-      <w:r>
-        <w:rPr>
-          <w:color w:val="2E74B5" w:themeColor="accent5" w:themeShade="BF"/>
-          <w:lang w:val="en-US"/>
-        </w:rPr>
-        <w:t xml:space="preserve">The purpose of </w:t>
-      </w:r>
-      <w:proofErr w:type="gramStart"/>
-      <w:r>
-        <w:rPr>
-          <w:color w:val="2E74B5" w:themeColor="accent5" w:themeShade="BF"/>
-          <w:lang w:val="en-US"/>
-        </w:rPr>
-        <w:t>a use</w:t>
-      </w:r>
-      <w:proofErr w:type="gramEnd"/>
-      <w:r>
-        <w:rPr>
-          <w:color w:val="2E74B5" w:themeColor="accent5" w:themeShade="BF"/>
-          <w:lang w:val="en-US"/>
-        </w:rPr>
-        <w:t xml:space="preserve"> case diagram in UML is to demonstrate the different ways that a user might interact with a system.  </w:t>
-      </w:r>
-      <w:proofErr w:type="gramStart"/>
-      <w:r>
-        <w:rPr>
-          <w:color w:val="2E74B5" w:themeColor="accent5" w:themeShade="BF"/>
-          <w:lang w:val="en-US"/>
-        </w:rPr>
-        <w:t>A use</w:t>
-      </w:r>
-      <w:proofErr w:type="gramEnd"/>
-      <w:r>
-        <w:rPr>
-          <w:color w:val="2E74B5" w:themeColor="accent5" w:themeShade="BF"/>
-          <w:lang w:val="en-US"/>
-        </w:rPr>
-        <w:t xml:space="preserve"> case diagram can summarize the details of your system's users (also known as actors) and their interactions with the system.  </w:t>
+        <w:t>1.6 High-level use case diagram</w:t>
+      </w:r>
+      <w:bookmarkEnd w:id="15"/>
+    </w:p>
+    <w:p>
+      <w:pPr>
+        <w:jc w:val="both"/>
+        <w:rPr>
+          <w:lang w:val="en-US"/>
+        </w:rPr>
+      </w:pPr>
+    </w:p>
+    <w:p>
+      <w:pPr>
+        <w:jc w:val="both"/>
+        <w:rPr>
+          <w:color w:val="2E74B5" w:themeColor="accent5" w:themeShade="BF"/>
+          <w:lang w:val="en-US"/>
+        </w:rPr>
+      </w:pPr>
+      <w:r>
+        <w:rPr>
+          <w:color w:val="2E74B5" w:themeColor="accent5" w:themeShade="BF"/>
+          <w:lang w:val="en-US"/>
+        </w:rPr>
+        <w:t xml:space="preserve">The purpose of a use case diagram in UML is to demonstrate the different ways that a user might interact with a system.  A use case diagram can summarize the details of your system's users (also known as actors) and their interactions with the system.  </w:t>
       </w:r>
     </w:p>
     <w:p>
@@ -3489,23 +4650,7 @@
           <w:color w:val="2E74B5" w:themeColor="accent5" w:themeShade="BF"/>
           <w:lang w:val="en-US"/>
         </w:rPr>
-        <w:t xml:space="preserve"> presents a high-</w:t>
-      </w:r>
-      <w:proofErr w:type="gramStart"/>
-      <w:r>
-        <w:rPr>
-          <w:color w:val="2E74B5" w:themeColor="accent5" w:themeShade="BF"/>
-          <w:lang w:val="en-US"/>
-        </w:rPr>
-        <w:t>level use</w:t>
-      </w:r>
-      <w:proofErr w:type="gramEnd"/>
-      <w:r>
-        <w:rPr>
-          <w:color w:val="2E74B5" w:themeColor="accent5" w:themeShade="BF"/>
-          <w:lang w:val="en-US"/>
-        </w:rPr>
-        <w:t xml:space="preserve"> case diagram of the proposed system and its users.</w:t>
+        <w:t xml:space="preserve"> presents a high-level use case diagram of the proposed system and its users.</w:t>
       </w:r>
     </w:p>
     <w:p>
@@ -3526,7 +4671,6 @@
           <w:noProof/>
           <w:lang w:val="en-US"/>
         </w:rPr>
-        <w:lastRenderedPageBreak/>
         <w:drawing>
           <wp:inline distT="0" distB="0" distL="0" distR="0" wp14:anchorId="5F418780" wp14:editId="240C60EB">
             <wp:extent cx="4415079" cy="3712191"/>
@@ -3578,14 +4722,27 @@
       <w:r>
         <w:t xml:space="preserve">Figure </w:t>
       </w:r>
-      <w:fldSimple w:instr=" SEQ Figure \* ARABIC ">
-        <w:r>
-          <w:rPr>
-            <w:noProof/>
-          </w:rPr>
-          <w:t>1</w:t>
-        </w:r>
-      </w:fldSimple>
+      <w:r>
+        <w:fldChar w:fldCharType="begin"/>
+      </w:r>
+      <w:r>
+        <w:instrText xml:space="preserve"> SEQ Figure \* ARABIC </w:instrText>
+      </w:r>
+      <w:r>
+        <w:fldChar w:fldCharType="separate"/>
+      </w:r>
+      <w:r>
+        <w:rPr>
+          <w:noProof/>
+        </w:rPr>
+        <w:t>1</w:t>
+      </w:r>
+      <w:r>
+        <w:rPr>
+          <w:noProof/>
+        </w:rPr>
+        <w:fldChar w:fldCharType="end"/>
+      </w:r>
       <w:r>
         <w:rPr>
           <w:noProof/>
@@ -3607,7 +4764,7 @@
           <w:lang w:val="en-US"/>
         </w:rPr>
       </w:pPr>
-      <w:bookmarkStart w:id="15" w:name="_Toc207787830"/>
+      <w:bookmarkStart w:id="16" w:name="_Toc207787830"/>
       <w:r>
         <w:rPr>
           <w:sz w:val="36"/>
@@ -3615,6 +4772,7 @@
           <w:u w:val="single"/>
           <w:lang w:val="en-US"/>
         </w:rPr>
+        <w:lastRenderedPageBreak/>
         <w:t xml:space="preserve">1.7 </w:t>
       </w:r>
       <w:r>
@@ -3626,7 +4784,7 @@
         </w:rPr>
         <w:t>UML Class Model / Diagram</w:t>
       </w:r>
-      <w:bookmarkEnd w:id="15"/>
+      <w:bookmarkEnd w:id="16"/>
     </w:p>
     <w:p>
       <w:pPr>
@@ -3824,7 +4982,6 @@
           <w:noProof/>
           <w:lang w:val="en-US"/>
         </w:rPr>
-        <w:lastRenderedPageBreak/>
         <w:drawing>
           <wp:inline distT="0" distB="0" distL="0" distR="0" wp14:anchorId="0AEE9AA7" wp14:editId="7EAFA459">
             <wp:extent cx="5727700" cy="2699385"/>
@@ -3888,14 +5045,27 @@
       <w:r>
         <w:fldChar w:fldCharType="end"/>
       </w:r>
-      <w:fldSimple w:instr=" SEQ Figure \* ARABIC \s 1 ">
-        <w:r>
-          <w:rPr>
-            <w:noProof/>
-          </w:rPr>
-          <w:t>1</w:t>
-        </w:r>
-      </w:fldSimple>
+      <w:r>
+        <w:fldChar w:fldCharType="begin"/>
+      </w:r>
+      <w:r>
+        <w:instrText xml:space="preserve"> SEQ Figure \* ARABIC \s 1 </w:instrText>
+      </w:r>
+      <w:r>
+        <w:fldChar w:fldCharType="separate"/>
+      </w:r>
+      <w:r>
+        <w:rPr>
+          <w:noProof/>
+        </w:rPr>
+        <w:t>1</w:t>
+      </w:r>
+      <w:r>
+        <w:rPr>
+          <w:noProof/>
+        </w:rPr>
+        <w:fldChar w:fldCharType="end"/>
+      </w:r>
       <w:r>
         <w:t>.</w:t>
       </w:r>
@@ -3930,7 +5100,7 @@
           <w:lang w:val="en-US"/>
         </w:rPr>
       </w:pPr>
-      <w:bookmarkStart w:id="16" w:name="_Toc207787831"/>
+      <w:bookmarkStart w:id="17" w:name="_Toc207787831"/>
       <w:r>
         <w:rPr>
           <w:sz w:val="36"/>
@@ -3958,7 +5128,7 @@
         </w:rPr>
         <w:t xml:space="preserve"> Relational Database Model Diagram</w:t>
       </w:r>
-      <w:bookmarkEnd w:id="16"/>
+      <w:bookmarkEnd w:id="17"/>
     </w:p>
     <w:p>
       <w:pPr>
@@ -4192,7 +5362,6 @@
           <w:sz w:val="23"/>
           <w:szCs w:val="23"/>
         </w:rPr>
-        <w:lastRenderedPageBreak/>
         <w:drawing>
           <wp:inline distT="0" distB="0" distL="0" distR="0" wp14:anchorId="3340E690" wp14:editId="5BDA0272">
             <wp:extent cx="5105400" cy="4724400"/>
@@ -4266,7 +5435,7 @@
           <w:lang w:val="en-US"/>
         </w:rPr>
       </w:pPr>
-      <w:bookmarkStart w:id="17" w:name="_Toc207787832"/>
+      <w:bookmarkStart w:id="18" w:name="_Toc207787832"/>
       <w:r>
         <w:rPr>
           <w:sz w:val="36"/>
@@ -4294,7 +5463,7 @@
         </w:rPr>
         <w:t xml:space="preserve"> User Interface Design</w:t>
       </w:r>
-      <w:bookmarkEnd w:id="17"/>
+      <w:bookmarkEnd w:id="18"/>
       <w:r>
         <w:rPr>
           <w:sz w:val="36"/>
@@ -4498,7 +5667,6 @@
           <w:color w:val="2E74B5" w:themeColor="accent5" w:themeShade="BF"/>
           <w:lang w:val="en-US"/>
         </w:rPr>
-        <w:lastRenderedPageBreak/>
         <w:t>Figure 1.</w:t>
       </w:r>
       <w:r>
@@ -4555,55 +5723,7 @@
           <w:color w:val="2E74B5" w:themeColor="accent5" w:themeShade="BF"/>
           <w:lang w:val="en-US"/>
         </w:rPr>
-        <w:t xml:space="preserve">NAME system.  The screen </w:t>
-      </w:r>
-      <w:proofErr w:type="gramStart"/>
-      <w:r>
-        <w:rPr>
-          <w:color w:val="2E74B5" w:themeColor="accent5" w:themeShade="BF"/>
-          <w:lang w:val="en-US"/>
-        </w:rPr>
-        <w:t>requires that</w:t>
-      </w:r>
-      <w:proofErr w:type="gramEnd"/>
-      <w:r>
-        <w:rPr>
-          <w:color w:val="2E74B5" w:themeColor="accent5" w:themeShade="BF"/>
-          <w:lang w:val="en-US"/>
-        </w:rPr>
-        <w:t xml:space="preserve"> a user </w:t>
-      </w:r>
-      <w:proofErr w:type="gramStart"/>
-      <w:r>
-        <w:rPr>
-          <w:color w:val="2E74B5" w:themeColor="accent5" w:themeShade="BF"/>
-          <w:lang w:val="en-US"/>
-        </w:rPr>
-        <w:t>enter</w:t>
-      </w:r>
-      <w:proofErr w:type="gramEnd"/>
-      <w:r>
-        <w:rPr>
-          <w:color w:val="2E74B5" w:themeColor="accent5" w:themeShade="BF"/>
-          <w:lang w:val="en-US"/>
-        </w:rPr>
-        <w:t xml:space="preserve"> their email address (as a username) and a password.  Upon successful login, the user will be redirected to the system’s landing page.  The screen also provides the user with an option to use </w:t>
-      </w:r>
-      <w:proofErr w:type="gramStart"/>
-      <w:r>
-        <w:rPr>
-          <w:color w:val="2E74B5" w:themeColor="accent5" w:themeShade="BF"/>
-          <w:lang w:val="en-US"/>
-        </w:rPr>
-        <w:t>in the event that</w:t>
-      </w:r>
-      <w:proofErr w:type="gramEnd"/>
-      <w:r>
-        <w:rPr>
-          <w:color w:val="2E74B5" w:themeColor="accent5" w:themeShade="BF"/>
-          <w:lang w:val="en-US"/>
-        </w:rPr>
-        <w:t xml:space="preserve"> they have forgotten their password.</w:t>
+        <w:t>NAME system.  The screen requires that a user enter their email address (as a username) and a password.  Upon successful login, the user will be redirected to the system’s landing page.  The screen also provides the user with an option to use in the event that they have forgotten their password.</w:t>
       </w:r>
     </w:p>
     <w:p>
@@ -4739,7 +5859,7 @@
 </file>
 
 <file path=word/endnotes.xml><?xml version="1.0" encoding="utf-8"?>
-<w:endnotes xmlns:wpc="http://schemas.microsoft.com/office/word/2010/wordprocessingCanvas" xmlns:cx="http://schemas.microsoft.com/office/drawing/2014/chartex" xmlns:cx1="http://schemas.microsoft.com/office/drawing/2015/9/8/chartex" xmlns:cx2="http://schemas.microsoft.com/office/drawing/2015/10/21/chartex" xmlns:cx3="http://schemas.microsoft.com/office/drawing/2016/5/9/chartex" xmlns:cx4="http://schemas.microsoft.com/office/drawing/2016/5/10/chartex" xmlns:cx5="http://schemas.microsoft.com/office/drawing/2016/5/11/chartex" xmlns:cx6="http://schemas.microsoft.com/office/drawing/2016/5/12/chartex" xmlns:cx7="http://schemas.microsoft.com/office/drawing/2016/5/13/chartex" xmlns:cx8="http://schemas.microsoft.com/office/drawing/2016/5/14/chartex" xmlns:mc="http://schemas.openxmlformats.org/markup-compatibility/2006" xmlns:aink="http://schemas.microsoft.com/office/drawing/2016/ink" xmlns:am3d="http://schemas.microsoft.com/office/drawing/2017/model3d" xmlns:o="urn:schemas-microsoft-com:office:office" xmlns:oel="http://schemas.microsoft.com/office/2019/extlst" xmlns:r="http://schemas.openxmlformats.org/officeDocument/2006/relationships" xmlns:m="http://schemas.openxmlformats.org/officeDocument/2006/math" xmlns:v="urn:schemas-microsoft-com:vml" xmlns:wp14="http://schemas.microsoft.com/office/word/2010/wordprocessingDrawing" xmlns:wp="http://schemas.openxmlformats.org/drawingml/2006/wordprocessingDrawing" xmlns:w10="urn:schemas-microsoft-com:office:word" xmlns:w="http://schemas.openxmlformats.org/wordprocessingml/2006/main" xmlns:w14="http://schemas.microsoft.com/office/word/2010/wordml" xmlns:w15="http://schemas.microsoft.com/office/word/2012/wordml" xmlns:w16cex="http://schemas.microsoft.com/office/word/2018/wordml/cex" xmlns:w16cid="http://schemas.microsoft.com/office/word/2016/wordml/cid" xmlns:w16="http://schemas.microsoft.com/office/word/2018/wordml" xmlns:w16du="http://schemas.microsoft.com/office/word/2023/wordml/word16du" xmlns:w16sdtdh="http://schemas.microsoft.com/office/word/2020/wordml/sdtdatahash" xmlns:w16sdtfl="http://schemas.microsoft.com/office/word/2024/wordml/sdtformatlock" xmlns:w16se="http://schemas.microsoft.com/office/word/2015/wordml/symex" xmlns:wpg="http://schemas.microsoft.com/office/word/2010/wordprocessingGroup" xmlns:wpi="http://schemas.microsoft.com/office/word/2010/wordprocessingInk" xmlns:wne="http://schemas.microsoft.com/office/word/2006/wordml" xmlns:wps="http://schemas.microsoft.com/office/word/2010/wordprocessingShape" mc:Ignorable="w14 w15 w16se w16cid w16 w16cex w16sdtdh w16sdtfl w16du wp14">
+<w:endnotes xmlns:wpc="http://schemas.microsoft.com/office/word/2010/wordprocessingCanvas" xmlns:cx="http://schemas.microsoft.com/office/drawing/2014/chartex" xmlns:cx1="http://schemas.microsoft.com/office/drawing/2015/9/8/chartex" xmlns:cx2="http://schemas.microsoft.com/office/drawing/2015/10/21/chartex" xmlns:cx3="http://schemas.microsoft.com/office/drawing/2016/5/9/chartex" xmlns:cx4="http://schemas.microsoft.com/office/drawing/2016/5/10/chartex" xmlns:cx5="http://schemas.microsoft.com/office/drawing/2016/5/11/chartex" xmlns:cx6="http://schemas.microsoft.com/office/drawing/2016/5/12/chartex" xmlns:cx7="http://schemas.microsoft.com/office/drawing/2016/5/13/chartex" xmlns:cx8="http://schemas.microsoft.com/office/drawing/2016/5/14/chartex" xmlns:mc="http://schemas.openxmlformats.org/markup-compatibility/2006" xmlns:aink="http://schemas.microsoft.com/office/drawing/2016/ink" xmlns:am3d="http://schemas.microsoft.com/office/drawing/2017/model3d" xmlns:o="urn:schemas-microsoft-com:office:office" xmlns:r="http://schemas.openxmlformats.org/officeDocument/2006/relationships" xmlns:m="http://schemas.openxmlformats.org/officeDocument/2006/math" xmlns:v="urn:schemas-microsoft-com:vml" xmlns:wp14="http://schemas.microsoft.com/office/word/2010/wordprocessingDrawing" xmlns:wp="http://schemas.openxmlformats.org/drawingml/2006/wordprocessingDrawing" xmlns:w10="urn:schemas-microsoft-com:office:word" xmlns:w="http://schemas.openxmlformats.org/wordprocessingml/2006/main" xmlns:w14="http://schemas.microsoft.com/office/word/2010/wordml" xmlns:w15="http://schemas.microsoft.com/office/word/2012/wordml" xmlns:w16cid="http://schemas.microsoft.com/office/word/2016/wordml/cid" xmlns:w16se="http://schemas.microsoft.com/office/word/2015/wordml/symex" xmlns:wpg="http://schemas.microsoft.com/office/word/2010/wordprocessingGroup" xmlns:wpi="http://schemas.microsoft.com/office/word/2010/wordprocessingInk" xmlns:wne="http://schemas.microsoft.com/office/word/2006/wordml" xmlns:wps="http://schemas.microsoft.com/office/word/2010/wordprocessingShape" mc:Ignorable="w14 w15 w16se w16cid wp14">
   <w:endnote w:type="separator" w:id="-1">
     <w:p>
       <w:r>
@@ -4758,7 +5878,7 @@
 </file>
 
 <file path=word/footer1.xml><?xml version="1.0" encoding="utf-8"?>
-<w:ftr xmlns:wpc="http://schemas.microsoft.com/office/word/2010/wordprocessingCanvas" xmlns:cx="http://schemas.microsoft.com/office/drawing/2014/chartex" xmlns:cx1="http://schemas.microsoft.com/office/drawing/2015/9/8/chartex" xmlns:cx2="http://schemas.microsoft.com/office/drawing/2015/10/21/chartex" xmlns:cx3="http://schemas.microsoft.com/office/drawing/2016/5/9/chartex" xmlns:cx4="http://schemas.microsoft.com/office/drawing/2016/5/10/chartex" xmlns:cx5="http://schemas.microsoft.com/office/drawing/2016/5/11/chartex" xmlns:cx6="http://schemas.microsoft.com/office/drawing/2016/5/12/chartex" xmlns:cx7="http://schemas.microsoft.com/office/drawing/2016/5/13/chartex" xmlns:cx8="http://schemas.microsoft.com/office/drawing/2016/5/14/chartex" xmlns:mc="http://schemas.openxmlformats.org/markup-compatibility/2006" xmlns:aink="http://schemas.microsoft.com/office/drawing/2016/ink" xmlns:am3d="http://schemas.microsoft.com/office/drawing/2017/model3d" xmlns:o="urn:schemas-microsoft-com:office:office" xmlns:oel="http://schemas.microsoft.com/office/2019/extlst" xmlns:r="http://schemas.openxmlformats.org/officeDocument/2006/relationships" xmlns:m="http://schemas.openxmlformats.org/officeDocument/2006/math" xmlns:v="urn:schemas-microsoft-com:vml" xmlns:wp14="http://schemas.microsoft.com/office/word/2010/wordprocessingDrawing" xmlns:wp="http://schemas.openxmlformats.org/drawingml/2006/wordprocessingDrawing" xmlns:w10="urn:schemas-microsoft-com:office:word" xmlns:w="http://schemas.openxmlformats.org/wordprocessingml/2006/main" xmlns:w14="http://schemas.microsoft.com/office/word/2010/wordml" xmlns:w15="http://schemas.microsoft.com/office/word/2012/wordml" xmlns:w16cex="http://schemas.microsoft.com/office/word/2018/wordml/cex" xmlns:w16cid="http://schemas.microsoft.com/office/word/2016/wordml/cid" xmlns:w16="http://schemas.microsoft.com/office/word/2018/wordml" xmlns:w16du="http://schemas.microsoft.com/office/word/2023/wordml/word16du" xmlns:w16sdtdh="http://schemas.microsoft.com/office/word/2020/wordml/sdtdatahash" xmlns:w16sdtfl="http://schemas.microsoft.com/office/word/2024/wordml/sdtformatlock" xmlns:w16se="http://schemas.microsoft.com/office/word/2015/wordml/symex" xmlns:wpg="http://schemas.microsoft.com/office/word/2010/wordprocessingGroup" xmlns:wpi="http://schemas.microsoft.com/office/word/2010/wordprocessingInk" xmlns:wne="http://schemas.microsoft.com/office/word/2006/wordml" xmlns:wps="http://schemas.microsoft.com/office/word/2010/wordprocessingShape" mc:Ignorable="w14 w15 w16se w16cid w16 w16cex w16sdtdh w16sdtfl w16du wp14">
+<w:ftr xmlns:wpc="http://schemas.microsoft.com/office/word/2010/wordprocessingCanvas" xmlns:cx="http://schemas.microsoft.com/office/drawing/2014/chartex" xmlns:cx1="http://schemas.microsoft.com/office/drawing/2015/9/8/chartex" xmlns:cx2="http://schemas.microsoft.com/office/drawing/2015/10/21/chartex" xmlns:cx3="http://schemas.microsoft.com/office/drawing/2016/5/9/chartex" xmlns:cx4="http://schemas.microsoft.com/office/drawing/2016/5/10/chartex" xmlns:cx5="http://schemas.microsoft.com/office/drawing/2016/5/11/chartex" xmlns:cx6="http://schemas.microsoft.com/office/drawing/2016/5/12/chartex" xmlns:cx7="http://schemas.microsoft.com/office/drawing/2016/5/13/chartex" xmlns:cx8="http://schemas.microsoft.com/office/drawing/2016/5/14/chartex" xmlns:mc="http://schemas.openxmlformats.org/markup-compatibility/2006" xmlns:aink="http://schemas.microsoft.com/office/drawing/2016/ink" xmlns:am3d="http://schemas.microsoft.com/office/drawing/2017/model3d" xmlns:o="urn:schemas-microsoft-com:office:office" xmlns:r="http://schemas.openxmlformats.org/officeDocument/2006/relationships" xmlns:m="http://schemas.openxmlformats.org/officeDocument/2006/math" xmlns:v="urn:schemas-microsoft-com:vml" xmlns:wp14="http://schemas.microsoft.com/office/word/2010/wordprocessingDrawing" xmlns:wp="http://schemas.openxmlformats.org/drawingml/2006/wordprocessingDrawing" xmlns:w10="urn:schemas-microsoft-com:office:word" xmlns:w="http://schemas.openxmlformats.org/wordprocessingml/2006/main" xmlns:w14="http://schemas.microsoft.com/office/word/2010/wordml" xmlns:w15="http://schemas.microsoft.com/office/word/2012/wordml" xmlns:w16cid="http://schemas.microsoft.com/office/word/2016/wordml/cid" xmlns:w16se="http://schemas.microsoft.com/office/word/2015/wordml/symex" xmlns:wpg="http://schemas.microsoft.com/office/word/2010/wordprocessingGroup" xmlns:wpi="http://schemas.microsoft.com/office/word/2010/wordprocessingInk" xmlns:wne="http://schemas.microsoft.com/office/word/2006/wordml" xmlns:wps="http://schemas.microsoft.com/office/word/2010/wordprocessingShape" mc:Ignorable="w14 w15 w16se w16cid wp14">
   <w:p>
     <w:pPr>
       <w:pStyle w:val="Footer"/>
@@ -4776,7 +5896,7 @@
 </file>
 
 <file path=word/footnotes.xml><?xml version="1.0" encoding="utf-8"?>
-<w:footnotes xmlns:wpc="http://schemas.microsoft.com/office/word/2010/wordprocessingCanvas" xmlns:cx="http://schemas.microsoft.com/office/drawing/2014/chartex" xmlns:cx1="http://schemas.microsoft.com/office/drawing/2015/9/8/chartex" xmlns:cx2="http://schemas.microsoft.com/office/drawing/2015/10/21/chartex" xmlns:cx3="http://schemas.microsoft.com/office/drawing/2016/5/9/chartex" xmlns:cx4="http://schemas.microsoft.com/office/drawing/2016/5/10/chartex" xmlns:cx5="http://schemas.microsoft.com/office/drawing/2016/5/11/chartex" xmlns:cx6="http://schemas.microsoft.com/office/drawing/2016/5/12/chartex" xmlns:cx7="http://schemas.microsoft.com/office/drawing/2016/5/13/chartex" xmlns:cx8="http://schemas.microsoft.com/office/drawing/2016/5/14/chartex" xmlns:mc="http://schemas.openxmlformats.org/markup-compatibility/2006" xmlns:aink="http://schemas.microsoft.com/office/drawing/2016/ink" xmlns:am3d="http://schemas.microsoft.com/office/drawing/2017/model3d" xmlns:o="urn:schemas-microsoft-com:office:office" xmlns:oel="http://schemas.microsoft.com/office/2019/extlst" xmlns:r="http://schemas.openxmlformats.org/officeDocument/2006/relationships" xmlns:m="http://schemas.openxmlformats.org/officeDocument/2006/math" xmlns:v="urn:schemas-microsoft-com:vml" xmlns:wp14="http://schemas.microsoft.com/office/word/2010/wordprocessingDrawing" xmlns:wp="http://schemas.openxmlformats.org/drawingml/2006/wordprocessingDrawing" xmlns:w10="urn:schemas-microsoft-com:office:word" xmlns:w="http://schemas.openxmlformats.org/wordprocessingml/2006/main" xmlns:w14="http://schemas.microsoft.com/office/word/2010/wordml" xmlns:w15="http://schemas.microsoft.com/office/word/2012/wordml" xmlns:w16cex="http://schemas.microsoft.com/office/word/2018/wordml/cex" xmlns:w16cid="http://schemas.microsoft.com/office/word/2016/wordml/cid" xmlns:w16="http://schemas.microsoft.com/office/word/2018/wordml" xmlns:w16du="http://schemas.microsoft.com/office/word/2023/wordml/word16du" xmlns:w16sdtdh="http://schemas.microsoft.com/office/word/2020/wordml/sdtdatahash" xmlns:w16sdtfl="http://schemas.microsoft.com/office/word/2024/wordml/sdtformatlock" xmlns:w16se="http://schemas.microsoft.com/office/word/2015/wordml/symex" xmlns:wpg="http://schemas.microsoft.com/office/word/2010/wordprocessingGroup" xmlns:wpi="http://schemas.microsoft.com/office/word/2010/wordprocessingInk" xmlns:wne="http://schemas.microsoft.com/office/word/2006/wordml" xmlns:wps="http://schemas.microsoft.com/office/word/2010/wordprocessingShape" mc:Ignorable="w14 w15 w16se w16cid w16 w16cex w16sdtdh w16sdtfl w16du wp14">
+<w:footnotes xmlns:wpc="http://schemas.microsoft.com/office/word/2010/wordprocessingCanvas" xmlns:cx="http://schemas.microsoft.com/office/drawing/2014/chartex" xmlns:cx1="http://schemas.microsoft.com/office/drawing/2015/9/8/chartex" xmlns:cx2="http://schemas.microsoft.com/office/drawing/2015/10/21/chartex" xmlns:cx3="http://schemas.microsoft.com/office/drawing/2016/5/9/chartex" xmlns:cx4="http://schemas.microsoft.com/office/drawing/2016/5/10/chartex" xmlns:cx5="http://schemas.microsoft.com/office/drawing/2016/5/11/chartex" xmlns:cx6="http://schemas.microsoft.com/office/drawing/2016/5/12/chartex" xmlns:cx7="http://schemas.microsoft.com/office/drawing/2016/5/13/chartex" xmlns:cx8="http://schemas.microsoft.com/office/drawing/2016/5/14/chartex" xmlns:mc="http://schemas.openxmlformats.org/markup-compatibility/2006" xmlns:aink="http://schemas.microsoft.com/office/drawing/2016/ink" xmlns:am3d="http://schemas.microsoft.com/office/drawing/2017/model3d" xmlns:o="urn:schemas-microsoft-com:office:office" xmlns:r="http://schemas.openxmlformats.org/officeDocument/2006/relationships" xmlns:m="http://schemas.openxmlformats.org/officeDocument/2006/math" xmlns:v="urn:schemas-microsoft-com:vml" xmlns:wp14="http://schemas.microsoft.com/office/word/2010/wordprocessingDrawing" xmlns:wp="http://schemas.openxmlformats.org/drawingml/2006/wordprocessingDrawing" xmlns:w10="urn:schemas-microsoft-com:office:word" xmlns:w="http://schemas.openxmlformats.org/wordprocessingml/2006/main" xmlns:w14="http://schemas.microsoft.com/office/word/2010/wordml" xmlns:w15="http://schemas.microsoft.com/office/word/2012/wordml" xmlns:w16cid="http://schemas.microsoft.com/office/word/2016/wordml/cid" xmlns:w16se="http://schemas.microsoft.com/office/word/2015/wordml/symex" xmlns:wpg="http://schemas.microsoft.com/office/word/2010/wordprocessingGroup" xmlns:wpi="http://schemas.microsoft.com/office/word/2010/wordprocessingInk" xmlns:wne="http://schemas.microsoft.com/office/word/2006/wordml" xmlns:wps="http://schemas.microsoft.com/office/word/2010/wordprocessingShape" mc:Ignorable="w14 w15 w16se w16cid wp14">
   <w:footnote w:type="separator" w:id="-1">
     <w:p>
       <w:r>
@@ -4795,7 +5915,7 @@
 </file>
 
 <file path=word/header1.xml><?xml version="1.0" encoding="utf-8"?>
-<w:hdr xmlns:wpc="http://schemas.microsoft.com/office/word/2010/wordprocessingCanvas" xmlns:cx="http://schemas.microsoft.com/office/drawing/2014/chartex" xmlns:cx1="http://schemas.microsoft.com/office/drawing/2015/9/8/chartex" xmlns:cx2="http://schemas.microsoft.com/office/drawing/2015/10/21/chartex" xmlns:cx3="http://schemas.microsoft.com/office/drawing/2016/5/9/chartex" xmlns:cx4="http://schemas.microsoft.com/office/drawing/2016/5/10/chartex" xmlns:cx5="http://schemas.microsoft.com/office/drawing/2016/5/11/chartex" xmlns:cx6="http://schemas.microsoft.com/office/drawing/2016/5/12/chartex" xmlns:cx7="http://schemas.microsoft.com/office/drawing/2016/5/13/chartex" xmlns:cx8="http://schemas.microsoft.com/office/drawing/2016/5/14/chartex" xmlns:mc="http://schemas.openxmlformats.org/markup-compatibility/2006" xmlns:aink="http://schemas.microsoft.com/office/drawing/2016/ink" xmlns:am3d="http://schemas.microsoft.com/office/drawing/2017/model3d" xmlns:o="urn:schemas-microsoft-com:office:office" xmlns:oel="http://schemas.microsoft.com/office/2019/extlst" xmlns:r="http://schemas.openxmlformats.org/officeDocument/2006/relationships" xmlns:m="http://schemas.openxmlformats.org/officeDocument/2006/math" xmlns:v="urn:schemas-microsoft-com:vml" xmlns:wp14="http://schemas.microsoft.com/office/word/2010/wordprocessingDrawing" xmlns:wp="http://schemas.openxmlformats.org/drawingml/2006/wordprocessingDrawing" xmlns:w10="urn:schemas-microsoft-com:office:word" xmlns:w="http://schemas.openxmlformats.org/wordprocessingml/2006/main" xmlns:w14="http://schemas.microsoft.com/office/word/2010/wordml" xmlns:w15="http://schemas.microsoft.com/office/word/2012/wordml" xmlns:w16cex="http://schemas.microsoft.com/office/word/2018/wordml/cex" xmlns:w16cid="http://schemas.microsoft.com/office/word/2016/wordml/cid" xmlns:w16="http://schemas.microsoft.com/office/word/2018/wordml" xmlns:w16du="http://schemas.microsoft.com/office/word/2023/wordml/word16du" xmlns:w16sdtdh="http://schemas.microsoft.com/office/word/2020/wordml/sdtdatahash" xmlns:w16sdtfl="http://schemas.microsoft.com/office/word/2024/wordml/sdtformatlock" xmlns:w16se="http://schemas.microsoft.com/office/word/2015/wordml/symex" xmlns:wpg="http://schemas.microsoft.com/office/word/2010/wordprocessingGroup" xmlns:wpi="http://schemas.microsoft.com/office/word/2010/wordprocessingInk" xmlns:wne="http://schemas.microsoft.com/office/word/2006/wordml" xmlns:wps="http://schemas.microsoft.com/office/word/2010/wordprocessingShape" mc:Ignorable="w14 w15 w16se w16cid w16 w16cex w16sdtdh w16sdtfl w16du wp14">
+<w:hdr xmlns:wpc="http://schemas.microsoft.com/office/word/2010/wordprocessingCanvas" xmlns:cx="http://schemas.microsoft.com/office/drawing/2014/chartex" xmlns:cx1="http://schemas.microsoft.com/office/drawing/2015/9/8/chartex" xmlns:cx2="http://schemas.microsoft.com/office/drawing/2015/10/21/chartex" xmlns:cx3="http://schemas.microsoft.com/office/drawing/2016/5/9/chartex" xmlns:cx4="http://schemas.microsoft.com/office/drawing/2016/5/10/chartex" xmlns:cx5="http://schemas.microsoft.com/office/drawing/2016/5/11/chartex" xmlns:cx6="http://schemas.microsoft.com/office/drawing/2016/5/12/chartex" xmlns:cx7="http://schemas.microsoft.com/office/drawing/2016/5/13/chartex" xmlns:cx8="http://schemas.microsoft.com/office/drawing/2016/5/14/chartex" xmlns:mc="http://schemas.openxmlformats.org/markup-compatibility/2006" xmlns:aink="http://schemas.microsoft.com/office/drawing/2016/ink" xmlns:am3d="http://schemas.microsoft.com/office/drawing/2017/model3d" xmlns:o="urn:schemas-microsoft-com:office:office" xmlns:r="http://schemas.openxmlformats.org/officeDocument/2006/relationships" xmlns:m="http://schemas.openxmlformats.org/officeDocument/2006/math" xmlns:v="urn:schemas-microsoft-com:vml" xmlns:wp14="http://schemas.microsoft.com/office/word/2010/wordprocessingDrawing" xmlns:wp="http://schemas.openxmlformats.org/drawingml/2006/wordprocessingDrawing" xmlns:w10="urn:schemas-microsoft-com:office:word" xmlns:w="http://schemas.openxmlformats.org/wordprocessingml/2006/main" xmlns:w14="http://schemas.microsoft.com/office/word/2010/wordml" xmlns:w15="http://schemas.microsoft.com/office/word/2012/wordml" xmlns:w16cid="http://schemas.microsoft.com/office/word/2016/wordml/cid" xmlns:w16se="http://schemas.microsoft.com/office/word/2015/wordml/symex" xmlns:wpg="http://schemas.microsoft.com/office/word/2010/wordprocessingGroup" xmlns:wpi="http://schemas.microsoft.com/office/word/2010/wordprocessingInk" xmlns:wne="http://schemas.microsoft.com/office/word/2006/wordml" xmlns:wps="http://schemas.microsoft.com/office/word/2010/wordprocessingShape" mc:Ignorable="w14 w15 w16se w16cid wp14">
   <w:p>
     <w:pPr>
       <w:pStyle w:val="Header"/>
@@ -5144,7 +6264,7 @@
         </mc:Choice>
         <mc:Fallback>
           <w:pict>
-            <v:group w14:anchorId="67D94630" id="Group 179" o:spid="_x0000_s1026" style="position:absolute;margin-left:82.7pt;margin-top:0;width:133.9pt;height:80.65pt;z-index:251659264;mso-top-percent:23;mso-position-horizontal:right;mso-position-horizontal-relative:page;mso-position-vertical-relative:page;mso-top-percent:23;mso-width-relative:margin;mso-height-relative:margin" coordsize="17007,10241" o:gfxdata="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">
+            <v:group w14:anchorId="67D94630" id="Group 179" o:spid="_x0000_s1026" style="position:absolute;margin-left:82.7pt;margin-top:0;width:133.9pt;height:80.65pt;z-index:251659264;mso-top-percent:23;mso-position-horizontal:right;mso-position-horizontal-relative:page;mso-position-vertical-relative:page;mso-top-percent:23;mso-width-relative:margin;mso-height-relative:margin" coordsize="17007,10241" o:gfxdata="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">
               <v:group id="Group 168" o:spid="_x0000_s1027" style="position:absolute;width:17007;height:10241" coordsize="17007,10241" o:gfxdata="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">
                 <v:rect id="Rectangle 169" o:spid="_x0000_s1028" style="position:absolute;width:17007;height:10241;visibility:visible;mso-wrap-style:square;v-text-anchor:middle" o:gfxdata="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" fillcolor="white [3212]" stroked="f" strokeweight="1pt">
                   <v:fill opacity="0"/>
@@ -5218,7 +6338,7 @@
 </file>
 
 <file path=word/numbering.xml><?xml version="1.0" encoding="utf-8"?>
-<w:numbering xmlns:wpc="http://schemas.microsoft.com/office/word/2010/wordprocessingCanvas" xmlns:cx="http://schemas.microsoft.com/office/drawing/2014/chartex" xmlns:cx1="http://schemas.microsoft.com/office/drawing/2015/9/8/chartex" xmlns:cx2="http://schemas.microsoft.com/office/drawing/2015/10/21/chartex" xmlns:cx3="http://schemas.microsoft.com/office/drawing/2016/5/9/chartex" xmlns:cx4="http://schemas.microsoft.com/office/drawing/2016/5/10/chartex" xmlns:cx5="http://schemas.microsoft.com/office/drawing/2016/5/11/chartex" xmlns:cx6="http://schemas.microsoft.com/office/drawing/2016/5/12/chartex" xmlns:cx7="http://schemas.microsoft.com/office/drawing/2016/5/13/chartex" xmlns:cx8="http://schemas.microsoft.com/office/drawing/2016/5/14/chartex" xmlns:mc="http://schemas.openxmlformats.org/markup-compatibility/2006" xmlns:aink="http://schemas.microsoft.com/office/drawing/2016/ink" xmlns:am3d="http://schemas.microsoft.com/office/drawing/2017/model3d" xmlns:o="urn:schemas-microsoft-com:office:office" xmlns:oel="http://schemas.microsoft.com/office/2019/extlst" xmlns:r="http://schemas.openxmlformats.org/officeDocument/2006/relationships" xmlns:m="http://schemas.openxmlformats.org/officeDocument/2006/math" xmlns:v="urn:schemas-microsoft-com:vml" xmlns:wp14="http://schemas.microsoft.com/office/word/2010/wordprocessingDrawing" xmlns:wp="http://schemas.openxmlformats.org/drawingml/2006/wordprocessingDrawing" xmlns:w10="urn:schemas-microsoft-com:office:word" xmlns:w="http://schemas.openxmlformats.org/wordprocessingml/2006/main" xmlns:w14="http://schemas.microsoft.com/office/word/2010/wordml" xmlns:w15="http://schemas.microsoft.com/office/word/2012/wordml" xmlns:w16cex="http://schemas.microsoft.com/office/word/2018/wordml/cex" xmlns:w16cid="http://schemas.microsoft.com/office/word/2016/wordml/cid" xmlns:w16="http://schemas.microsoft.com/office/word/2018/wordml" xmlns:w16du="http://schemas.microsoft.com/office/word/2023/wordml/word16du" xmlns:w16sdtdh="http://schemas.microsoft.com/office/word/2020/wordml/sdtdatahash" xmlns:w16sdtfl="http://schemas.microsoft.com/office/word/2024/wordml/sdtformatlock" xmlns:w16se="http://schemas.microsoft.com/office/word/2015/wordml/symex" xmlns:wpg="http://schemas.microsoft.com/office/word/2010/wordprocessingGroup" xmlns:wpi="http://schemas.microsoft.com/office/word/2010/wordprocessingInk" xmlns:wne="http://schemas.microsoft.com/office/word/2006/wordml" xmlns:wps="http://schemas.microsoft.com/office/word/2010/wordprocessingShape" mc:Ignorable="w14 w15 w16se w16cid w16 w16cex w16sdtdh w16sdtfl w16du wp14">
+<w:numbering xmlns:wpc="http://schemas.microsoft.com/office/word/2010/wordprocessingCanvas" xmlns:cx="http://schemas.microsoft.com/office/drawing/2014/chartex" xmlns:cx1="http://schemas.microsoft.com/office/drawing/2015/9/8/chartex" xmlns:cx2="http://schemas.microsoft.com/office/drawing/2015/10/21/chartex" xmlns:cx3="http://schemas.microsoft.com/office/drawing/2016/5/9/chartex" xmlns:cx4="http://schemas.microsoft.com/office/drawing/2016/5/10/chartex" xmlns:cx5="http://schemas.microsoft.com/office/drawing/2016/5/11/chartex" xmlns:cx6="http://schemas.microsoft.com/office/drawing/2016/5/12/chartex" xmlns:cx7="http://schemas.microsoft.com/office/drawing/2016/5/13/chartex" xmlns:cx8="http://schemas.microsoft.com/office/drawing/2016/5/14/chartex" xmlns:mc="http://schemas.openxmlformats.org/markup-compatibility/2006" xmlns:aink="http://schemas.microsoft.com/office/drawing/2016/ink" xmlns:am3d="http://schemas.microsoft.com/office/drawing/2017/model3d" xmlns:o="urn:schemas-microsoft-com:office:office" xmlns:r="http://schemas.openxmlformats.org/officeDocument/2006/relationships" xmlns:m="http://schemas.openxmlformats.org/officeDocument/2006/math" xmlns:v="urn:schemas-microsoft-com:vml" xmlns:wp14="http://schemas.microsoft.com/office/word/2010/wordprocessingDrawing" xmlns:wp="http://schemas.openxmlformats.org/drawingml/2006/wordprocessingDrawing" xmlns:w10="urn:schemas-microsoft-com:office:word" xmlns:w="http://schemas.openxmlformats.org/wordprocessingml/2006/main" xmlns:w14="http://schemas.microsoft.com/office/word/2010/wordml" xmlns:w15="http://schemas.microsoft.com/office/word/2012/wordml" xmlns:w16cid="http://schemas.microsoft.com/office/word/2016/wordml/cid" xmlns:w16se="http://schemas.microsoft.com/office/word/2015/wordml/symex" xmlns:wpg="http://schemas.microsoft.com/office/word/2010/wordprocessingGroup" xmlns:wpi="http://schemas.microsoft.com/office/word/2010/wordprocessingInk" xmlns:wne="http://schemas.microsoft.com/office/word/2006/wordml" xmlns:wps="http://schemas.microsoft.com/office/word/2010/wordprocessingShape" mc:Ignorable="w14 w15 w16se w16cid wp14">
   <w:abstractNum w:abstractNumId="0" w15:restartNumberingAfterBreak="0">
     <w:nsid w:val="07600B59"/>
     <w:multiLevelType w:val="hybridMultilevel"/>
@@ -5333,6 +6453,96 @@
     </w:lvl>
   </w:abstractNum>
   <w:abstractNum w:abstractNumId="1" w15:restartNumberingAfterBreak="0">
+    <w:nsid w:val="0BC41600"/>
+    <w:multiLevelType w:val="hybridMultilevel"/>
+    <w:tmpl w:val="DD583180"/>
+    <w:lvl w:ilvl="0" w:tplc="A3F447E8">
+      <w:start w:val="1"/>
+      <w:numFmt w:val="decimal"/>
+      <w:lvlText w:val="%1."/>
+      <w:lvlJc w:val="left"/>
+      <w:pPr>
+        <w:ind w:left="1440" w:hanging="360"/>
+      </w:pPr>
+      <w:rPr>
+        <w:rFonts w:cstheme="minorBidi" w:hint="default"/>
+        <w:b/>
+      </w:rPr>
+    </w:lvl>
+    <w:lvl w:ilvl="1" w:tplc="1C090019" w:tentative="1">
+      <w:start w:val="1"/>
+      <w:numFmt w:val="lowerLetter"/>
+      <w:lvlText w:val="%2."/>
+      <w:lvlJc w:val="left"/>
+      <w:pPr>
+        <w:ind w:left="2160" w:hanging="360"/>
+      </w:pPr>
+    </w:lvl>
+    <w:lvl w:ilvl="2" w:tplc="1C09001B" w:tentative="1">
+      <w:start w:val="1"/>
+      <w:numFmt w:val="lowerRoman"/>
+      <w:lvlText w:val="%3."/>
+      <w:lvlJc w:val="right"/>
+      <w:pPr>
+        <w:ind w:left="2880" w:hanging="180"/>
+      </w:pPr>
+    </w:lvl>
+    <w:lvl w:ilvl="3" w:tplc="1C09000F" w:tentative="1">
+      <w:start w:val="1"/>
+      <w:numFmt w:val="decimal"/>
+      <w:lvlText w:val="%4."/>
+      <w:lvlJc w:val="left"/>
+      <w:pPr>
+        <w:ind w:left="3600" w:hanging="360"/>
+      </w:pPr>
+    </w:lvl>
+    <w:lvl w:ilvl="4" w:tplc="1C090019" w:tentative="1">
+      <w:start w:val="1"/>
+      <w:numFmt w:val="lowerLetter"/>
+      <w:lvlText w:val="%5."/>
+      <w:lvlJc w:val="left"/>
+      <w:pPr>
+        <w:ind w:left="4320" w:hanging="360"/>
+      </w:pPr>
+    </w:lvl>
+    <w:lvl w:ilvl="5" w:tplc="1C09001B" w:tentative="1">
+      <w:start w:val="1"/>
+      <w:numFmt w:val="lowerRoman"/>
+      <w:lvlText w:val="%6."/>
+      <w:lvlJc w:val="right"/>
+      <w:pPr>
+        <w:ind w:left="5040" w:hanging="180"/>
+      </w:pPr>
+    </w:lvl>
+    <w:lvl w:ilvl="6" w:tplc="1C09000F" w:tentative="1">
+      <w:start w:val="1"/>
+      <w:numFmt w:val="decimal"/>
+      <w:lvlText w:val="%7."/>
+      <w:lvlJc w:val="left"/>
+      <w:pPr>
+        <w:ind w:left="5760" w:hanging="360"/>
+      </w:pPr>
+    </w:lvl>
+    <w:lvl w:ilvl="7" w:tplc="1C090019" w:tentative="1">
+      <w:start w:val="1"/>
+      <w:numFmt w:val="lowerLetter"/>
+      <w:lvlText w:val="%8."/>
+      <w:lvlJc w:val="left"/>
+      <w:pPr>
+        <w:ind w:left="6480" w:hanging="360"/>
+      </w:pPr>
+    </w:lvl>
+    <w:lvl w:ilvl="8" w:tplc="1C09001B" w:tentative="1">
+      <w:start w:val="1"/>
+      <w:numFmt w:val="lowerRoman"/>
+      <w:lvlText w:val="%9."/>
+      <w:lvlJc w:val="right"/>
+      <w:pPr>
+        <w:ind w:left="7200" w:hanging="180"/>
+      </w:pPr>
+    </w:lvl>
+  </w:abstractNum>
+  <w:abstractNum w:abstractNumId="2" w15:restartNumberingAfterBreak="0">
     <w:nsid w:val="0D093E9A"/>
     <w:multiLevelType w:val="hybridMultilevel"/>
     <w:tmpl w:val="BB90175C"/>
@@ -5445,7 +6655,7 @@
       </w:rPr>
     </w:lvl>
   </w:abstractNum>
-  <w:abstractNum w:abstractNumId="2" w15:restartNumberingAfterBreak="0">
+  <w:abstractNum w:abstractNumId="3" w15:restartNumberingAfterBreak="0">
     <w:nsid w:val="32FB17BC"/>
     <w:multiLevelType w:val="multilevel"/>
     <w:tmpl w:val="89EEEE52"/>
@@ -5558,7 +6768,120 @@
       </w:rPr>
     </w:lvl>
   </w:abstractNum>
-  <w:abstractNum w:abstractNumId="3" w15:restartNumberingAfterBreak="0">
+  <w:abstractNum w:abstractNumId="4" w15:restartNumberingAfterBreak="0">
+    <w:nsid w:val="35CC0F88"/>
+    <w:multiLevelType w:val="hybridMultilevel"/>
+    <w:tmpl w:val="FF8E7CC8"/>
+    <w:lvl w:ilvl="0" w:tplc="1C090001">
+      <w:start w:val="1"/>
+      <w:numFmt w:val="bullet"/>
+      <w:lvlText w:val=""/>
+      <w:lvlJc w:val="left"/>
+      <w:pPr>
+        <w:ind w:left="1080" w:hanging="360"/>
+      </w:pPr>
+      <w:rPr>
+        <w:rFonts w:ascii="Symbol" w:hAnsi="Symbol" w:hint="default"/>
+      </w:rPr>
+    </w:lvl>
+    <w:lvl w:ilvl="1" w:tplc="1C090003" w:tentative="1">
+      <w:start w:val="1"/>
+      <w:numFmt w:val="bullet"/>
+      <w:lvlText w:val="o"/>
+      <w:lvlJc w:val="left"/>
+      <w:pPr>
+        <w:ind w:left="1800" w:hanging="360"/>
+      </w:pPr>
+      <w:rPr>
+        <w:rFonts w:ascii="Courier New" w:hAnsi="Courier New" w:cs="Courier New" w:hint="default"/>
+      </w:rPr>
+    </w:lvl>
+    <w:lvl w:ilvl="2" w:tplc="1C090005" w:tentative="1">
+      <w:start w:val="1"/>
+      <w:numFmt w:val="bullet"/>
+      <w:lvlText w:val=""/>
+      <w:lvlJc w:val="left"/>
+      <w:pPr>
+        <w:ind w:left="2520" w:hanging="360"/>
+      </w:pPr>
+      <w:rPr>
+        <w:rFonts w:ascii="Wingdings" w:hAnsi="Wingdings" w:hint="default"/>
+      </w:rPr>
+    </w:lvl>
+    <w:lvl w:ilvl="3" w:tplc="1C090001" w:tentative="1">
+      <w:start w:val="1"/>
+      <w:numFmt w:val="bullet"/>
+      <w:lvlText w:val=""/>
+      <w:lvlJc w:val="left"/>
+      <w:pPr>
+        <w:ind w:left="3240" w:hanging="360"/>
+      </w:pPr>
+      <w:rPr>
+        <w:rFonts w:ascii="Symbol" w:hAnsi="Symbol" w:hint="default"/>
+      </w:rPr>
+    </w:lvl>
+    <w:lvl w:ilvl="4" w:tplc="1C090003" w:tentative="1">
+      <w:start w:val="1"/>
+      <w:numFmt w:val="bullet"/>
+      <w:lvlText w:val="o"/>
+      <w:lvlJc w:val="left"/>
+      <w:pPr>
+        <w:ind w:left="3960" w:hanging="360"/>
+      </w:pPr>
+      <w:rPr>
+        <w:rFonts w:ascii="Courier New" w:hAnsi="Courier New" w:cs="Courier New" w:hint="default"/>
+      </w:rPr>
+    </w:lvl>
+    <w:lvl w:ilvl="5" w:tplc="1C090005" w:tentative="1">
+      <w:start w:val="1"/>
+      <w:numFmt w:val="bullet"/>
+      <w:lvlText w:val=""/>
+      <w:lvlJc w:val="left"/>
+      <w:pPr>
+        <w:ind w:left="4680" w:hanging="360"/>
+      </w:pPr>
+      <w:rPr>
+        <w:rFonts w:ascii="Wingdings" w:hAnsi="Wingdings" w:hint="default"/>
+      </w:rPr>
+    </w:lvl>
+    <w:lvl w:ilvl="6" w:tplc="1C090001" w:tentative="1">
+      <w:start w:val="1"/>
+      <w:numFmt w:val="bullet"/>
+      <w:lvlText w:val=""/>
+      <w:lvlJc w:val="left"/>
+      <w:pPr>
+        <w:ind w:left="5400" w:hanging="360"/>
+      </w:pPr>
+      <w:rPr>
+        <w:rFonts w:ascii="Symbol" w:hAnsi="Symbol" w:hint="default"/>
+      </w:rPr>
+    </w:lvl>
+    <w:lvl w:ilvl="7" w:tplc="1C090003" w:tentative="1">
+      <w:start w:val="1"/>
+      <w:numFmt w:val="bullet"/>
+      <w:lvlText w:val="o"/>
+      <w:lvlJc w:val="left"/>
+      <w:pPr>
+        <w:ind w:left="6120" w:hanging="360"/>
+      </w:pPr>
+      <w:rPr>
+        <w:rFonts w:ascii="Courier New" w:hAnsi="Courier New" w:cs="Courier New" w:hint="default"/>
+      </w:rPr>
+    </w:lvl>
+    <w:lvl w:ilvl="8" w:tplc="1C090005" w:tentative="1">
+      <w:start w:val="1"/>
+      <w:numFmt w:val="bullet"/>
+      <w:lvlText w:val=""/>
+      <w:lvlJc w:val="left"/>
+      <w:pPr>
+        <w:ind w:left="6840" w:hanging="360"/>
+      </w:pPr>
+      <w:rPr>
+        <w:rFonts w:ascii="Wingdings" w:hAnsi="Wingdings" w:hint="default"/>
+      </w:rPr>
+    </w:lvl>
+  </w:abstractNum>
+  <w:abstractNum w:abstractNumId="5" w15:restartNumberingAfterBreak="0">
     <w:nsid w:val="3A5C2AAE"/>
     <w:multiLevelType w:val="hybridMultilevel"/>
     <w:tmpl w:val="23143DEE"/>
@@ -5671,7 +6994,233 @@
       </w:rPr>
     </w:lvl>
   </w:abstractNum>
-  <w:abstractNum w:abstractNumId="4" w15:restartNumberingAfterBreak="0">
+  <w:abstractNum w:abstractNumId="6" w15:restartNumberingAfterBreak="0">
+    <w:nsid w:val="46E45229"/>
+    <w:multiLevelType w:val="hybridMultilevel"/>
+    <w:tmpl w:val="5762D18C"/>
+    <w:lvl w:ilvl="0" w:tplc="1C090001">
+      <w:start w:val="1"/>
+      <w:numFmt w:val="bullet"/>
+      <w:lvlText w:val=""/>
+      <w:lvlJc w:val="left"/>
+      <w:pPr>
+        <w:ind w:left="1080" w:hanging="360"/>
+      </w:pPr>
+      <w:rPr>
+        <w:rFonts w:ascii="Symbol" w:hAnsi="Symbol" w:hint="default"/>
+      </w:rPr>
+    </w:lvl>
+    <w:lvl w:ilvl="1" w:tplc="1C090003">
+      <w:start w:val="1"/>
+      <w:numFmt w:val="bullet"/>
+      <w:lvlText w:val="o"/>
+      <w:lvlJc w:val="left"/>
+      <w:pPr>
+        <w:ind w:left="1800" w:hanging="360"/>
+      </w:pPr>
+      <w:rPr>
+        <w:rFonts w:ascii="Courier New" w:hAnsi="Courier New" w:cs="Courier New" w:hint="default"/>
+      </w:rPr>
+    </w:lvl>
+    <w:lvl w:ilvl="2" w:tplc="1C090005" w:tentative="1">
+      <w:start w:val="1"/>
+      <w:numFmt w:val="bullet"/>
+      <w:lvlText w:val=""/>
+      <w:lvlJc w:val="left"/>
+      <w:pPr>
+        <w:ind w:left="2520" w:hanging="360"/>
+      </w:pPr>
+      <w:rPr>
+        <w:rFonts w:ascii="Wingdings" w:hAnsi="Wingdings" w:hint="default"/>
+      </w:rPr>
+    </w:lvl>
+    <w:lvl w:ilvl="3" w:tplc="1C090001" w:tentative="1">
+      <w:start w:val="1"/>
+      <w:numFmt w:val="bullet"/>
+      <w:lvlText w:val=""/>
+      <w:lvlJc w:val="left"/>
+      <w:pPr>
+        <w:ind w:left="3240" w:hanging="360"/>
+      </w:pPr>
+      <w:rPr>
+        <w:rFonts w:ascii="Symbol" w:hAnsi="Symbol" w:hint="default"/>
+      </w:rPr>
+    </w:lvl>
+    <w:lvl w:ilvl="4" w:tplc="1C090003" w:tentative="1">
+      <w:start w:val="1"/>
+      <w:numFmt w:val="bullet"/>
+      <w:lvlText w:val="o"/>
+      <w:lvlJc w:val="left"/>
+      <w:pPr>
+        <w:ind w:left="3960" w:hanging="360"/>
+      </w:pPr>
+      <w:rPr>
+        <w:rFonts w:ascii="Courier New" w:hAnsi="Courier New" w:cs="Courier New" w:hint="default"/>
+      </w:rPr>
+    </w:lvl>
+    <w:lvl w:ilvl="5" w:tplc="1C090005" w:tentative="1">
+      <w:start w:val="1"/>
+      <w:numFmt w:val="bullet"/>
+      <w:lvlText w:val=""/>
+      <w:lvlJc w:val="left"/>
+      <w:pPr>
+        <w:ind w:left="4680" w:hanging="360"/>
+      </w:pPr>
+      <w:rPr>
+        <w:rFonts w:ascii="Wingdings" w:hAnsi="Wingdings" w:hint="default"/>
+      </w:rPr>
+    </w:lvl>
+    <w:lvl w:ilvl="6" w:tplc="1C090001" w:tentative="1">
+      <w:start w:val="1"/>
+      <w:numFmt w:val="bullet"/>
+      <w:lvlText w:val=""/>
+      <w:lvlJc w:val="left"/>
+      <w:pPr>
+        <w:ind w:left="5400" w:hanging="360"/>
+      </w:pPr>
+      <w:rPr>
+        <w:rFonts w:ascii="Symbol" w:hAnsi="Symbol" w:hint="default"/>
+      </w:rPr>
+    </w:lvl>
+    <w:lvl w:ilvl="7" w:tplc="1C090003" w:tentative="1">
+      <w:start w:val="1"/>
+      <w:numFmt w:val="bullet"/>
+      <w:lvlText w:val="o"/>
+      <w:lvlJc w:val="left"/>
+      <w:pPr>
+        <w:ind w:left="6120" w:hanging="360"/>
+      </w:pPr>
+      <w:rPr>
+        <w:rFonts w:ascii="Courier New" w:hAnsi="Courier New" w:cs="Courier New" w:hint="default"/>
+      </w:rPr>
+    </w:lvl>
+    <w:lvl w:ilvl="8" w:tplc="1C090005" w:tentative="1">
+      <w:start w:val="1"/>
+      <w:numFmt w:val="bullet"/>
+      <w:lvlText w:val=""/>
+      <w:lvlJc w:val="left"/>
+      <w:pPr>
+        <w:ind w:left="6840" w:hanging="360"/>
+      </w:pPr>
+      <w:rPr>
+        <w:rFonts w:ascii="Wingdings" w:hAnsi="Wingdings" w:hint="default"/>
+      </w:rPr>
+    </w:lvl>
+  </w:abstractNum>
+  <w:abstractNum w:abstractNumId="7" w15:restartNumberingAfterBreak="0">
+    <w:nsid w:val="5013379E"/>
+    <w:multiLevelType w:val="hybridMultilevel"/>
+    <w:tmpl w:val="6EE4BA66"/>
+    <w:lvl w:ilvl="0" w:tplc="1C09000B">
+      <w:start w:val="1"/>
+      <w:numFmt w:val="bullet"/>
+      <w:lvlText w:val=""/>
+      <w:lvlJc w:val="left"/>
+      <w:pPr>
+        <w:ind w:left="720" w:hanging="360"/>
+      </w:pPr>
+      <w:rPr>
+        <w:rFonts w:ascii="Wingdings" w:hAnsi="Wingdings" w:hint="default"/>
+      </w:rPr>
+    </w:lvl>
+    <w:lvl w:ilvl="1" w:tplc="1C090003">
+      <w:start w:val="1"/>
+      <w:numFmt w:val="bullet"/>
+      <w:lvlText w:val="o"/>
+      <w:lvlJc w:val="left"/>
+      <w:pPr>
+        <w:ind w:left="1440" w:hanging="360"/>
+      </w:pPr>
+      <w:rPr>
+        <w:rFonts w:ascii="Courier New" w:hAnsi="Courier New" w:cs="Courier New" w:hint="default"/>
+      </w:rPr>
+    </w:lvl>
+    <w:lvl w:ilvl="2" w:tplc="1C090005" w:tentative="1">
+      <w:start w:val="1"/>
+      <w:numFmt w:val="bullet"/>
+      <w:lvlText w:val=""/>
+      <w:lvlJc w:val="left"/>
+      <w:pPr>
+        <w:ind w:left="2160" w:hanging="360"/>
+      </w:pPr>
+      <w:rPr>
+        <w:rFonts w:ascii="Wingdings" w:hAnsi="Wingdings" w:hint="default"/>
+      </w:rPr>
+    </w:lvl>
+    <w:lvl w:ilvl="3" w:tplc="1C090001" w:tentative="1">
+      <w:start w:val="1"/>
+      <w:numFmt w:val="bullet"/>
+      <w:lvlText w:val=""/>
+      <w:lvlJc w:val="left"/>
+      <w:pPr>
+        <w:ind w:left="2880" w:hanging="360"/>
+      </w:pPr>
+      <w:rPr>
+        <w:rFonts w:ascii="Symbol" w:hAnsi="Symbol" w:hint="default"/>
+      </w:rPr>
+    </w:lvl>
+    <w:lvl w:ilvl="4" w:tplc="1C090003" w:tentative="1">
+      <w:start w:val="1"/>
+      <w:numFmt w:val="bullet"/>
+      <w:lvlText w:val="o"/>
+      <w:lvlJc w:val="left"/>
+      <w:pPr>
+        <w:ind w:left="3600" w:hanging="360"/>
+      </w:pPr>
+      <w:rPr>
+        <w:rFonts w:ascii="Courier New" w:hAnsi="Courier New" w:cs="Courier New" w:hint="default"/>
+      </w:rPr>
+    </w:lvl>
+    <w:lvl w:ilvl="5" w:tplc="1C090005" w:tentative="1">
+      <w:start w:val="1"/>
+      <w:numFmt w:val="bullet"/>
+      <w:lvlText w:val=""/>
+      <w:lvlJc w:val="left"/>
+      <w:pPr>
+        <w:ind w:left="4320" w:hanging="360"/>
+      </w:pPr>
+      <w:rPr>
+        <w:rFonts w:ascii="Wingdings" w:hAnsi="Wingdings" w:hint="default"/>
+      </w:rPr>
+    </w:lvl>
+    <w:lvl w:ilvl="6" w:tplc="1C090001" w:tentative="1">
+      <w:start w:val="1"/>
+      <w:numFmt w:val="bullet"/>
+      <w:lvlText w:val=""/>
+      <w:lvlJc w:val="left"/>
+      <w:pPr>
+        <w:ind w:left="5040" w:hanging="360"/>
+      </w:pPr>
+      <w:rPr>
+        <w:rFonts w:ascii="Symbol" w:hAnsi="Symbol" w:hint="default"/>
+      </w:rPr>
+    </w:lvl>
+    <w:lvl w:ilvl="7" w:tplc="1C090003" w:tentative="1">
+      <w:start w:val="1"/>
+      <w:numFmt w:val="bullet"/>
+      <w:lvlText w:val="o"/>
+      <w:lvlJc w:val="left"/>
+      <w:pPr>
+        <w:ind w:left="5760" w:hanging="360"/>
+      </w:pPr>
+      <w:rPr>
+        <w:rFonts w:ascii="Courier New" w:hAnsi="Courier New" w:cs="Courier New" w:hint="default"/>
+      </w:rPr>
+    </w:lvl>
+    <w:lvl w:ilvl="8" w:tplc="1C090005" w:tentative="1">
+      <w:start w:val="1"/>
+      <w:numFmt w:val="bullet"/>
+      <w:lvlText w:val=""/>
+      <w:lvlJc w:val="left"/>
+      <w:pPr>
+        <w:ind w:left="6480" w:hanging="360"/>
+      </w:pPr>
+      <w:rPr>
+        <w:rFonts w:ascii="Wingdings" w:hAnsi="Wingdings" w:hint="default"/>
+      </w:rPr>
+    </w:lvl>
+  </w:abstractNum>
+  <w:abstractNum w:abstractNumId="8" w15:restartNumberingAfterBreak="0">
     <w:nsid w:val="5BD015E4"/>
     <w:multiLevelType w:val="hybridMultilevel"/>
     <w:tmpl w:val="F642E738"/>
@@ -5784,7 +7333,7 @@
       </w:rPr>
     </w:lvl>
   </w:abstractNum>
-  <w:abstractNum w:abstractNumId="5" w15:restartNumberingAfterBreak="0">
+  <w:abstractNum w:abstractNumId="9" w15:restartNumberingAfterBreak="0">
     <w:nsid w:val="5C7F3F22"/>
     <w:multiLevelType w:val="hybridMultilevel"/>
     <w:tmpl w:val="704ECE46"/>
@@ -5897,7 +7446,7 @@
       </w:rPr>
     </w:lvl>
   </w:abstractNum>
-  <w:abstractNum w:abstractNumId="6" w15:restartNumberingAfterBreak="0">
+  <w:abstractNum w:abstractNumId="10" w15:restartNumberingAfterBreak="0">
     <w:nsid w:val="6D952E44"/>
     <w:multiLevelType w:val="hybridMultilevel"/>
     <w:tmpl w:val="3D4AB7E0"/>
@@ -6010,32 +7559,44 @@
       </w:rPr>
     </w:lvl>
   </w:abstractNum>
-  <w:num w:numId="1" w16cid:durableId="215624933">
+  <w:num w:numId="1">
+    <w:abstractNumId w:val="5"/>
+  </w:num>
+  <w:num w:numId="2">
+    <w:abstractNumId w:val="2"/>
+  </w:num>
+  <w:num w:numId="3">
+    <w:abstractNumId w:val="9"/>
+  </w:num>
+  <w:num w:numId="4">
+    <w:abstractNumId w:val="8"/>
+  </w:num>
+  <w:num w:numId="5">
+    <w:abstractNumId w:val="0"/>
+  </w:num>
+  <w:num w:numId="6">
     <w:abstractNumId w:val="3"/>
   </w:num>
-  <w:num w:numId="2" w16cid:durableId="193465676">
-    <w:abstractNumId w:val="1"/>
+  <w:num w:numId="7">
+    <w:abstractNumId w:val="10"/>
   </w:num>
-  <w:num w:numId="3" w16cid:durableId="2079210537">
-    <w:abstractNumId w:val="5"/>
+  <w:num w:numId="8">
+    <w:abstractNumId w:val="6"/>
   </w:num>
-  <w:num w:numId="4" w16cid:durableId="1766417343">
+  <w:num w:numId="9">
     <w:abstractNumId w:val="4"/>
   </w:num>
-  <w:num w:numId="5" w16cid:durableId="2021081999">
-    <w:abstractNumId w:val="0"/>
+  <w:num w:numId="10">
+    <w:abstractNumId w:val="7"/>
   </w:num>
-  <w:num w:numId="6" w16cid:durableId="323902158">
-    <w:abstractNumId w:val="2"/>
-  </w:num>
-  <w:num w:numId="7" w16cid:durableId="25255447">
-    <w:abstractNumId w:val="6"/>
+  <w:num w:numId="11">
+    <w:abstractNumId w:val="1"/>
   </w:num>
 </w:numbering>
 </file>
 
 <file path=word/styles.xml><?xml version="1.0" encoding="utf-8"?>
-<w:styles xmlns:mc="http://schemas.openxmlformats.org/markup-compatibility/2006" xmlns:r="http://schemas.openxmlformats.org/officeDocument/2006/relationships" xmlns:w="http://schemas.openxmlformats.org/wordprocessingml/2006/main" xmlns:w14="http://schemas.microsoft.com/office/word/2010/wordml" xmlns:w15="http://schemas.microsoft.com/office/word/2012/wordml" xmlns:w16cex="http://schemas.microsoft.com/office/word/2018/wordml/cex" xmlns:w16cid="http://schemas.microsoft.com/office/word/2016/wordml/cid" xmlns:w16="http://schemas.microsoft.com/office/word/2018/wordml" xmlns:w16du="http://schemas.microsoft.com/office/word/2023/wordml/word16du" xmlns:w16sdtdh="http://schemas.microsoft.com/office/word/2020/wordml/sdtdatahash" xmlns:w16sdtfl="http://schemas.microsoft.com/office/word/2024/wordml/sdtformatlock" xmlns:w16se="http://schemas.microsoft.com/office/word/2015/wordml/symex" mc:Ignorable="w14 w15 w16se w16cid w16 w16cex w16sdtdh w16sdtfl w16du">
+<w:styles xmlns:mc="http://schemas.openxmlformats.org/markup-compatibility/2006" xmlns:r="http://schemas.openxmlformats.org/officeDocument/2006/relationships" xmlns:w="http://schemas.openxmlformats.org/wordprocessingml/2006/main" xmlns:w14="http://schemas.microsoft.com/office/word/2010/wordml" xmlns:w15="http://schemas.microsoft.com/office/word/2012/wordml" xmlns:w16cid="http://schemas.microsoft.com/office/word/2016/wordml/cid" xmlns:w16se="http://schemas.microsoft.com/office/word/2015/wordml/symex" mc:Ignorable="w14 w15 w16se w16cid">
   <w:docDefaults>
     <w:rPrDefault>
       <w:rPr>
@@ -6047,7 +7608,7 @@
     </w:rPrDefault>
     <w:pPrDefault/>
   </w:docDefaults>
-  <w:latentStyles w:defLockedState="0" w:defUIPriority="99" w:defSemiHidden="0" w:defUnhideWhenUsed="0" w:defQFormat="0" w:count="376">
+  <w:latentStyles w:defLockedState="0" w:defUIPriority="99" w:defSemiHidden="0" w:defUnhideWhenUsed="0" w:defQFormat="0" w:count="375">
     <w:lsdException w:name="Normal" w:uiPriority="0" w:qFormat="1"/>
     <w:lsdException w:name="heading 1" w:uiPriority="9" w:qFormat="1"/>
     <w:lsdException w:name="heading 2" w:semiHidden="1" w:uiPriority="9" w:unhideWhenUsed="1" w:qFormat="1"/>
@@ -6423,7 +7984,6 @@
     <w:lsdException w:name="Smart Hyperlink" w:semiHidden="1" w:unhideWhenUsed="1"/>
     <w:lsdException w:name="Hashtag" w:semiHidden="1" w:unhideWhenUsed="1"/>
     <w:lsdException w:name="Unresolved Mention" w:semiHidden="1" w:unhideWhenUsed="1"/>
-    <w:lsdException w:name="Smart Link" w:semiHidden="1" w:unhideWhenUsed="1"/>
   </w:latentStyles>
   <w:style w:type="paragraph" w:default="1" w:styleId="Normal">
     <w:name w:val="Normal"/>
@@ -6991,7 +8551,7 @@
 </file>
 
 <file path=customXml/itemProps1.xml><?xml version="1.0" encoding="utf-8"?>
-<ds:datastoreItem xmlns:ds="http://schemas.openxmlformats.org/officeDocument/2006/customXml" ds:itemID="{4B368388-377F-4180-96F3-A4E8EE300DCE}">
+<ds:datastoreItem xmlns:ds="http://schemas.openxmlformats.org/officeDocument/2006/customXml" ds:itemID="{FF06D0C7-5493-4C08-AD38-DB1ECC7C3299}">
   <ds:schemaRefs>
     <ds:schemaRef ds:uri="http://schemas.openxmlformats.org/officeDocument/2006/bibliography"/>
   </ds:schemaRefs>

--- a/Documentation/The Ripple Effect - SYSTEM REQUIREMENTS.docx
+++ b/Documentation/The Ripple Effect - SYSTEM REQUIREMENTS.docx
@@ -1,6 +1,6 @@
 
 <file path=word/document.xml><?xml version="1.0" encoding="utf-8"?>
-<w:document xmlns:wpc="http://schemas.microsoft.com/office/word/2010/wordprocessingCanvas" xmlns:cx="http://schemas.microsoft.com/office/drawing/2014/chartex" xmlns:cx1="http://schemas.microsoft.com/office/drawing/2015/9/8/chartex" xmlns:cx2="http://schemas.microsoft.com/office/drawing/2015/10/21/chartex" xmlns:cx3="http://schemas.microsoft.com/office/drawing/2016/5/9/chartex" xmlns:cx4="http://schemas.microsoft.com/office/drawing/2016/5/10/chartex" xmlns:cx5="http://schemas.microsoft.com/office/drawing/2016/5/11/chartex" xmlns:cx6="http://schemas.microsoft.com/office/drawing/2016/5/12/chartex" xmlns:cx7="http://schemas.microsoft.com/office/drawing/2016/5/13/chartex" xmlns:cx8="http://schemas.microsoft.com/office/drawing/2016/5/14/chartex" xmlns:mc="http://schemas.openxmlformats.org/markup-compatibility/2006" xmlns:aink="http://schemas.microsoft.com/office/drawing/2016/ink" xmlns:am3d="http://schemas.microsoft.com/office/drawing/2017/model3d" xmlns:o="urn:schemas-microsoft-com:office:office" xmlns:oel="http://schemas.microsoft.com/office/2019/extlst" xmlns:r="http://schemas.openxmlformats.org/officeDocument/2006/relationships" xmlns:m="http://schemas.openxmlformats.org/officeDocument/2006/math" xmlns:v="urn:schemas-microsoft-com:vml" xmlns:wp14="http://schemas.microsoft.com/office/word/2010/wordprocessingDrawing" xmlns:wp="http://schemas.openxmlformats.org/drawingml/2006/wordprocessingDrawing" xmlns:w10="urn:schemas-microsoft-com:office:word" xmlns:w="http://schemas.openxmlformats.org/wordprocessingml/2006/main" xmlns:w14="http://schemas.microsoft.com/office/word/2010/wordml" xmlns:w15="http://schemas.microsoft.com/office/word/2012/wordml" xmlns:w16cex="http://schemas.microsoft.com/office/word/2018/wordml/cex" xmlns:w16cid="http://schemas.microsoft.com/office/word/2016/wordml/cid" xmlns:w16="http://schemas.microsoft.com/office/word/2018/wordml" xmlns:w16du="http://schemas.microsoft.com/office/word/2023/wordml/word16du" xmlns:w16sdtdh="http://schemas.microsoft.com/office/word/2020/wordml/sdtdatahash" xmlns:w16sdtfl="http://schemas.microsoft.com/office/word/2024/wordml/sdtformatlock" xmlns:w16se="http://schemas.microsoft.com/office/word/2015/wordml/symex" xmlns:wpg="http://schemas.microsoft.com/office/word/2010/wordprocessingGroup" xmlns:wpi="http://schemas.microsoft.com/office/word/2010/wordprocessingInk" xmlns:wne="http://schemas.microsoft.com/office/word/2006/wordml" xmlns:wps="http://schemas.microsoft.com/office/word/2010/wordprocessingShape" mc:Ignorable="w14 w15 w16se w16cid w16 w16cex w16sdtdh w16sdtfl w16du wp14">
+<w:document xmlns:wpc="http://schemas.microsoft.com/office/word/2010/wordprocessingCanvas" xmlns:cx="http://schemas.microsoft.com/office/drawing/2014/chartex" xmlns:cx1="http://schemas.microsoft.com/office/drawing/2015/9/8/chartex" xmlns:cx2="http://schemas.microsoft.com/office/drawing/2015/10/21/chartex" xmlns:cx3="http://schemas.microsoft.com/office/drawing/2016/5/9/chartex" xmlns:cx4="http://schemas.microsoft.com/office/drawing/2016/5/10/chartex" xmlns:cx5="http://schemas.microsoft.com/office/drawing/2016/5/11/chartex" xmlns:cx6="http://schemas.microsoft.com/office/drawing/2016/5/12/chartex" xmlns:cx7="http://schemas.microsoft.com/office/drawing/2016/5/13/chartex" xmlns:cx8="http://schemas.microsoft.com/office/drawing/2016/5/14/chartex" xmlns:mc="http://schemas.openxmlformats.org/markup-compatibility/2006" xmlns:aink="http://schemas.microsoft.com/office/drawing/2016/ink" xmlns:am3d="http://schemas.microsoft.com/office/drawing/2017/model3d" xmlns:o="urn:schemas-microsoft-com:office:office" xmlns:r="http://schemas.openxmlformats.org/officeDocument/2006/relationships" xmlns:m="http://schemas.openxmlformats.org/officeDocument/2006/math" xmlns:v="urn:schemas-microsoft-com:vml" xmlns:wp14="http://schemas.microsoft.com/office/word/2010/wordprocessingDrawing" xmlns:wp="http://schemas.openxmlformats.org/drawingml/2006/wordprocessingDrawing" xmlns:w10="urn:schemas-microsoft-com:office:word" xmlns:w="http://schemas.openxmlformats.org/wordprocessingml/2006/main" xmlns:w14="http://schemas.microsoft.com/office/word/2010/wordml" xmlns:w15="http://schemas.microsoft.com/office/word/2012/wordml" xmlns:w16cid="http://schemas.microsoft.com/office/word/2016/wordml/cid" xmlns:w16se="http://schemas.microsoft.com/office/word/2015/wordml/symex" xmlns:wpg="http://schemas.microsoft.com/office/word/2010/wordprocessingGroup" xmlns:wpi="http://schemas.microsoft.com/office/word/2010/wordprocessingInk" xmlns:wne="http://schemas.microsoft.com/office/word/2006/wordml" xmlns:wps="http://schemas.microsoft.com/office/word/2010/wordprocessingShape" mc:Ignorable="w14 w15 w16se w16cid wp14">
   <w:body>
     <w:sdt>
       <w:sdtPr>
@@ -1495,6 +1495,215 @@
     <w:p>
       <w:pPr>
         <w:rPr>
+          <w:color w:val="2E74B5" w:themeColor="accent5" w:themeShade="BF"/>
+          <w:sz w:val="23"/>
+          <w:szCs w:val="23"/>
+        </w:rPr>
+      </w:pPr>
+    </w:p>
+    <w:p>
+      <w:pPr>
+        <w:rPr>
+          <w:rFonts w:cstheme="minorHAnsi"/>
+          <w:color w:val="000000" w:themeColor="text1"/>
+        </w:rPr>
+      </w:pPr>
+      <w:r>
+        <w:rPr>
+          <w:rFonts w:cstheme="minorHAnsi"/>
+          <w:color w:val="000000" w:themeColor="text1"/>
+        </w:rPr>
+        <w:t>Th</w:t>
+      </w:r>
+      <w:r>
+        <w:rPr>
+          <w:rFonts w:cstheme="minorHAnsi"/>
+          <w:color w:val="000000" w:themeColor="text1"/>
+        </w:rPr>
+        <w:t>is document, titled System</w:t>
+      </w:r>
+      <w:r>
+        <w:rPr>
+          <w:rFonts w:cstheme="minorHAnsi"/>
+          <w:color w:val="000000" w:themeColor="text1"/>
+        </w:rPr>
+        <w:t xml:space="preserve"> Requirements, Specifications and Technical Design</w:t>
+      </w:r>
+      <w:r>
+        <w:rPr>
+          <w:rFonts w:cstheme="minorHAnsi"/>
+          <w:color w:val="000000" w:themeColor="text1"/>
+        </w:rPr>
+        <w:t xml:space="preserve">, is an architectural view for </w:t>
+      </w:r>
+      <w:r>
+        <w:rPr>
+          <w:rFonts w:cstheme="minorHAnsi"/>
+          <w:i/>
+          <w:color w:val="000000" w:themeColor="text1"/>
+        </w:rPr>
+        <w:t>SplashScreen</w:t>
+      </w:r>
+      <w:r>
+        <w:rPr>
+          <w:rFonts w:cstheme="minorHAnsi"/>
+          <w:color w:val="000000" w:themeColor="text1"/>
+        </w:rPr>
+        <w:t xml:space="preserve">, a mobile application developed by </w:t>
+      </w:r>
+      <w:r>
+        <w:rPr>
+          <w:rFonts w:cstheme="minorHAnsi"/>
+          <w:b/>
+          <w:i/>
+          <w:color w:val="000000" w:themeColor="text1"/>
+        </w:rPr>
+        <w:t>The Ripple Effect</w:t>
+      </w:r>
+      <w:r>
+        <w:rPr>
+          <w:rFonts w:cstheme="minorHAnsi"/>
+          <w:i/>
+          <w:color w:val="000000" w:themeColor="text1"/>
+        </w:rPr>
+        <w:t xml:space="preserve">. </w:t>
+      </w:r>
+      <w:r>
+        <w:rPr>
+          <w:rFonts w:cstheme="minorHAnsi"/>
+          <w:color w:val="000000" w:themeColor="text1"/>
+        </w:rPr>
+        <w:t>Following our blueprint, the Business Case</w:t>
+      </w:r>
+      <w:r>
+        <w:rPr>
+          <w:rFonts w:cstheme="minorHAnsi"/>
+          <w:color w:val="000000" w:themeColor="text1"/>
+        </w:rPr>
+        <w:t>, and the Software Development Life Cycle</w:t>
+      </w:r>
+      <w:r>
+        <w:rPr>
+          <w:rFonts w:cstheme="minorHAnsi"/>
+          <w:color w:val="000000" w:themeColor="text1"/>
+        </w:rPr>
+        <w:t xml:space="preserve">, we now enter the designing stage of this application, translating the identified objectives into functional project requirements. </w:t>
+      </w:r>
+    </w:p>
+    <w:p>
+      <w:pPr>
+        <w:rPr>
+          <w:rFonts w:cstheme="minorHAnsi"/>
+          <w:color w:val="000000" w:themeColor="text1"/>
+        </w:rPr>
+      </w:pPr>
+    </w:p>
+    <w:p>
+      <w:pPr>
+        <w:rPr>
+          <w:rFonts w:cstheme="minorHAnsi"/>
+          <w:color w:val="000000" w:themeColor="text1"/>
+        </w:rPr>
+      </w:pPr>
+      <w:r>
+        <w:rPr>
+          <w:rFonts w:cstheme="minorHAnsi"/>
+          <w:color w:val="000000" w:themeColor="text1"/>
+        </w:rPr>
+        <w:t xml:space="preserve">The three key primary sections covered in this document are: the project objectives, business and system requirements and the holistic design of </w:t>
+      </w:r>
+      <w:r>
+        <w:rPr>
+          <w:rFonts w:cstheme="minorHAnsi"/>
+          <w:i/>
+          <w:color w:val="000000" w:themeColor="text1"/>
+        </w:rPr>
+        <w:t>SplashScreen</w:t>
+      </w:r>
+      <w:r>
+        <w:rPr>
+          <w:rFonts w:cstheme="minorHAnsi"/>
+          <w:color w:val="000000" w:themeColor="text1"/>
+        </w:rPr>
+        <w:t>.</w:t>
+      </w:r>
+      <w:r>
+        <w:rPr>
+          <w:rFonts w:cstheme="minorHAnsi"/>
+          <w:color w:val="000000" w:themeColor="text1"/>
+        </w:rPr>
+        <w:t xml:space="preserve"> This document provides a detailed breakdown of the project’s scope through conceptual models that include a UML diagram and a database model.</w:t>
+      </w:r>
+      <w:r>
+        <w:rPr>
+          <w:rFonts w:cstheme="minorHAnsi"/>
+          <w:color w:val="000000" w:themeColor="text1"/>
+        </w:rPr>
+        <w:t xml:space="preserve"> By formalizing these specifications, this document ensures that </w:t>
+      </w:r>
+      <w:r>
+        <w:rPr>
+          <w:rFonts w:cstheme="minorHAnsi"/>
+          <w:color w:val="000000" w:themeColor="text1"/>
+        </w:rPr>
+        <w:t xml:space="preserve">our </w:t>
+      </w:r>
+      <w:r>
+        <w:rPr>
+          <w:rFonts w:cstheme="minorHAnsi"/>
+          <w:color w:val="000000" w:themeColor="text1"/>
+        </w:rPr>
+        <w:t xml:space="preserve">development </w:t>
+      </w:r>
+      <w:r>
+        <w:rPr>
+          <w:rFonts w:cstheme="minorHAnsi"/>
+          <w:color w:val="000000" w:themeColor="text1"/>
+        </w:rPr>
+        <w:t>process</w:t>
+      </w:r>
+      <w:r>
+        <w:rPr>
+          <w:rFonts w:cstheme="minorHAnsi"/>
+          <w:color w:val="000000" w:themeColor="text1"/>
+        </w:rPr>
+        <w:t xml:space="preserve"> </w:t>
+      </w:r>
+      <w:r>
+        <w:rPr>
+          <w:rFonts w:cstheme="minorHAnsi"/>
+          <w:color w:val="000000" w:themeColor="text1"/>
+        </w:rPr>
+        <w:t>is</w:t>
+      </w:r>
+      <w:r>
+        <w:rPr>
+          <w:rFonts w:cstheme="minorHAnsi"/>
+          <w:color w:val="000000" w:themeColor="text1"/>
+        </w:rPr>
+        <w:t xml:space="preserve"> aligned with a clear and feasible plan, thereby providing a definitive reference for the ongoing development and future iterations of the </w:t>
+      </w:r>
+      <w:r>
+        <w:rPr>
+          <w:rFonts w:cstheme="minorHAnsi"/>
+          <w:i/>
+          <w:color w:val="000000" w:themeColor="text1"/>
+        </w:rPr>
+        <w:t>SplashScreen</w:t>
+      </w:r>
+      <w:r>
+        <w:rPr>
+          <w:rFonts w:cstheme="minorHAnsi"/>
+          <w:color w:val="000000" w:themeColor="text1"/>
+        </w:rPr>
+        <w:t>.</w:t>
+      </w:r>
+      <w:bookmarkStart w:id="1" w:name="_GoBack"/>
+      <w:bookmarkEnd w:id="1"/>
+    </w:p>
+    <w:p>
+      <w:pPr>
+        <w:rPr>
           <w:sz w:val="23"/>
           <w:szCs w:val="23"/>
         </w:rPr>
@@ -1510,7 +1719,7 @@
           <w:lang w:val="en-US"/>
         </w:rPr>
       </w:pPr>
-      <w:bookmarkStart w:id="1" w:name="_Toc207787816"/>
+      <w:bookmarkStart w:id="2" w:name="_Toc207787816"/>
       <w:r>
         <w:rPr>
           <w:sz w:val="36"/>
@@ -1529,45 +1738,29 @@
         </w:rPr>
         <w:t>Plan to Address Objectives</w:t>
       </w:r>
-      <w:bookmarkEnd w:id="1"/>
-    </w:p>
-    <w:p>
-      <w:pPr>
-        <w:rPr>
-          <w:lang w:val="en-US"/>
-        </w:rPr>
-      </w:pPr>
-    </w:p>
-    <w:p>
-      <w:pPr>
-        <w:jc w:val="both"/>
-        <w:rPr>
-          <w:color w:val="2E74B5" w:themeColor="accent5" w:themeShade="BF"/>
-          <w:lang w:val="en-US"/>
-        </w:rPr>
-      </w:pPr>
-      <w:r>
-        <w:rPr>
-          <w:color w:val="2E74B5" w:themeColor="accent5" w:themeShade="BF"/>
-          <w:lang w:val="en-US"/>
-        </w:rPr>
-        <w:t xml:space="preserve">In your business case you specified a few objectives.  These were real-world issues that your software intervention will address.  In this section you need to stipulate what you will do </w:t>
-      </w:r>
-      <w:proofErr w:type="gramStart"/>
-      <w:r>
-        <w:rPr>
-          <w:color w:val="2E74B5" w:themeColor="accent5" w:themeShade="BF"/>
-          <w:lang w:val="en-US"/>
-        </w:rPr>
-        <w:t>in</w:t>
-      </w:r>
-      <w:proofErr w:type="gramEnd"/>
-      <w:r>
-        <w:rPr>
-          <w:color w:val="2E74B5" w:themeColor="accent5" w:themeShade="BF"/>
-          <w:lang w:val="en-US"/>
-        </w:rPr>
-        <w:t xml:space="preserve"> your software to address these objectives.  E.g. the following objectives were stated in the business case:  </w:t>
+      <w:bookmarkEnd w:id="2"/>
+    </w:p>
+    <w:p>
+      <w:pPr>
+        <w:rPr>
+          <w:lang w:val="en-US"/>
+        </w:rPr>
+      </w:pPr>
+    </w:p>
+    <w:p>
+      <w:pPr>
+        <w:jc w:val="both"/>
+        <w:rPr>
+          <w:color w:val="2E74B5" w:themeColor="accent5" w:themeShade="BF"/>
+          <w:lang w:val="en-US"/>
+        </w:rPr>
+      </w:pPr>
+      <w:r>
+        <w:rPr>
+          <w:color w:val="2E74B5" w:themeColor="accent5" w:themeShade="BF"/>
+          <w:lang w:val="en-US"/>
+        </w:rPr>
+        <w:t xml:space="preserve">In your business case you specified a few objectives.  These were real-world issues that your software intervention will address.  In this section you need to stipulate what you will do in your software to address these objectives.  E.g. the following objectives were stated in the business case:  </w:t>
       </w:r>
     </w:p>
     <w:p>
@@ -1618,23 +1811,7 @@
           <w:color w:val="2E74B5" w:themeColor="accent5" w:themeShade="BF"/>
           <w:lang w:val="en-US"/>
         </w:rPr>
-        <w:t xml:space="preserve">Ensure that notes cannot get </w:t>
-      </w:r>
-      <w:proofErr w:type="gramStart"/>
-      <w:r>
-        <w:rPr>
-          <w:color w:val="2E74B5" w:themeColor="accent5" w:themeShade="BF"/>
-          <w:lang w:val="en-US"/>
-        </w:rPr>
-        <w:t>lost,</w:t>
-      </w:r>
-      <w:proofErr w:type="gramEnd"/>
-      <w:r>
-        <w:rPr>
-          <w:color w:val="2E74B5" w:themeColor="accent5" w:themeShade="BF"/>
-          <w:lang w:val="en-US"/>
-        </w:rPr>
-        <w:t xml:space="preserve"> by providing an off-line saving system.</w:t>
+        <w:t>Ensure that notes cannot get lost, by providing an off-line saving system.</w:t>
       </w:r>
     </w:p>
     <w:p>
@@ -1700,147 +1877,1351 @@
           <w:lang w:val="en-US"/>
         </w:rPr>
       </w:pPr>
+      <w:r>
+        <w:rPr>
+          <w:color w:val="2E74B5" w:themeColor="accent5" w:themeShade="BF"/>
+          <w:lang w:val="en-US"/>
+        </w:rPr>
+        <w:t>In order to the replace the paper-based note-taking system used by healthcare workers, an Android-based mobile application will be developed.  Android was chosen as it is the most widely used mobile operating system under the target group of healthcare workers.  A mobile application will ensure that the healthcare workers have access to the system wherever they may be working from on any given day.</w:t>
+      </w:r>
+    </w:p>
+    <w:p>
+      <w:pPr>
+        <w:jc w:val="both"/>
+        <w:rPr>
+          <w:color w:val="2E74B5" w:themeColor="accent5" w:themeShade="BF"/>
+          <w:lang w:val="en-US"/>
+        </w:rPr>
+      </w:pPr>
+    </w:p>
+    <w:p>
+      <w:pPr>
+        <w:jc w:val="both"/>
+        <w:rPr>
+          <w:color w:val="2E74B5" w:themeColor="accent5" w:themeShade="BF"/>
+          <w:lang w:val="en-US"/>
+        </w:rPr>
+      </w:pPr>
+      <w:r>
+        <w:rPr>
+          <w:color w:val="2E74B5" w:themeColor="accent5" w:themeShade="BF"/>
+          <w:lang w:val="en-US"/>
+        </w:rPr>
+        <w:t>Because of the mobile nature of the work of these healthcare workers, they frequently lose their notes.  A mobile application will be able to address this issue by saving the notes on the device itself.  Since the healthcare workers may be travelling in areas with little or no access to network connectivity, it is essential to save offline copies of any notes made.  Whenever the healthcare worker moves into an area with connectivity, the local notes will sync to a central server.  This also ensures that if a healthcare worker loses their phone, they do not lose their notes.</w:t>
+      </w:r>
+    </w:p>
+    <w:p>
+      <w:pPr>
+        <w:jc w:val="both"/>
+        <w:rPr>
+          <w:color w:val="2E74B5" w:themeColor="accent5" w:themeShade="BF"/>
+          <w:lang w:val="en-US"/>
+        </w:rPr>
+      </w:pPr>
+    </w:p>
+    <w:p>
+      <w:pPr>
+        <w:jc w:val="both"/>
+        <w:rPr>
+          <w:color w:val="2E74B5" w:themeColor="accent5" w:themeShade="BF"/>
+          <w:lang w:val="en-US"/>
+        </w:rPr>
+      </w:pPr>
+      <w:r>
+        <w:rPr>
+          <w:color w:val="2E74B5" w:themeColor="accent5" w:themeShade="BF"/>
+          <w:lang w:val="en-US"/>
+        </w:rPr>
+        <w:t xml:space="preserve">Currently, </w:t>
+      </w:r>
+      <w:r>
+        <w:rPr>
+          <w:color w:val="2E74B5" w:themeColor="accent5" w:themeShade="BF"/>
+          <w:lang w:val="en-US"/>
+        </w:rPr>
+        <w:t>if a healthcare worker needs to search through their notes, they need to search through a stack of papers.  If they need to give their manager access to their notes, it involves the manager rummaging through the same stack of notes.  A digital application will allow the notes to be easily searchable through a web-based interface.  A web-based interface was chosen for this aspect of the solution as the healthcare workers frequently check their notes only when they are back in the office.  This also allows the office-bound managers to easily access the notes of individual healthcare workers to search for trends.</w:t>
+      </w:r>
+    </w:p>
+    <w:p>
+      <w:pPr>
+        <w:rPr>
+          <w:lang w:val="en-US"/>
+        </w:rPr>
+      </w:pPr>
+    </w:p>
+    <w:p>
+      <w:pPr>
+        <w:rPr>
+          <w:lang w:val="en-US"/>
+        </w:rPr>
+      </w:pPr>
+    </w:p>
+    <w:p>
+      <w:pPr>
+        <w:rPr>
+          <w:lang w:val="en-US"/>
+        </w:rPr>
+      </w:pPr>
+    </w:p>
+    <w:p>
+      <w:pPr>
+        <w:rPr>
+          <w:lang w:val="en-US"/>
+        </w:rPr>
+      </w:pPr>
+    </w:p>
+    <w:p>
+      <w:pPr>
+        <w:pStyle w:val="Heading1"/>
+        <w:rPr>
+          <w:u w:val="single"/>
+          <w:lang w:val="en-US"/>
+        </w:rPr>
+      </w:pPr>
+      <w:bookmarkStart w:id="3" w:name="_Toc207787817"/>
+      <w:r>
+        <w:rPr>
+          <w:sz w:val="36"/>
+          <w:szCs w:val="36"/>
+          <w:u w:val="single"/>
+          <w:lang w:val="en-US"/>
+        </w:rPr>
+        <w:t xml:space="preserve">1.2 Project </w:t>
+      </w:r>
+      <w:r>
+        <w:rPr>
+          <w:sz w:val="36"/>
+          <w:szCs w:val="36"/>
+          <w:u w:val="single"/>
+          <w:lang w:val="en-US"/>
+        </w:rPr>
+        <w:t>scope</w:t>
+      </w:r>
+      <w:bookmarkEnd w:id="3"/>
+    </w:p>
+    <w:p>
+      <w:pPr>
+        <w:rPr>
+          <w:lang w:val="en-US"/>
+        </w:rPr>
+      </w:pPr>
+    </w:p>
+    <w:p>
+      <w:pPr>
+        <w:jc w:val="both"/>
+        <w:rPr>
+          <w:color w:val="2E74B5" w:themeColor="accent5" w:themeShade="BF"/>
+          <w:sz w:val="23"/>
+          <w:szCs w:val="23"/>
+        </w:rPr>
+      </w:pPr>
+      <w:r>
+        <w:rPr>
+          <w:color w:val="2E74B5" w:themeColor="accent5" w:themeShade="BF"/>
+          <w:sz w:val="23"/>
+          <w:szCs w:val="23"/>
+        </w:rPr>
+        <w:t xml:space="preserve">The scope must provide a </w:t>
+      </w:r>
       <w:proofErr w:type="gramStart"/>
       <w:r>
         <w:rPr>
           <w:color w:val="2E74B5" w:themeColor="accent5" w:themeShade="BF"/>
-          <w:lang w:val="en-US"/>
-        </w:rPr>
-        <w:t>In order to</w:t>
+          <w:sz w:val="23"/>
+          <w:szCs w:val="23"/>
+        </w:rPr>
+        <w:t>high level</w:t>
       </w:r>
       <w:proofErr w:type="gramEnd"/>
       <w:r>
         <w:rPr>
           <w:color w:val="2E74B5" w:themeColor="accent5" w:themeShade="BF"/>
-          <w:lang w:val="en-US"/>
-        </w:rPr>
+          <w:sz w:val="23"/>
+          <w:szCs w:val="23"/>
+        </w:rPr>
+        <w:t xml:space="preserve"> view of data requirements.  This should include a discussion on the information, functional and communication scope of the intended system.  The scope of a project is very important as it sets the expectations of the project.  Be realistic when setting your scope.</w:t>
+      </w:r>
+    </w:p>
+    <w:p>
+      <w:pPr>
+        <w:rPr>
+          <w:sz w:val="23"/>
+          <w:szCs w:val="23"/>
+        </w:rPr>
+      </w:pPr>
+    </w:p>
+    <w:p>
+      <w:pPr>
+        <w:pStyle w:val="Heading2"/>
+        <w:rPr>
+          <w:sz w:val="28"/>
+          <w:szCs w:val="28"/>
+          <w:u w:val="single"/>
+        </w:rPr>
+      </w:pPr>
+      <w:bookmarkStart w:id="4" w:name="_Toc207787818"/>
+      <w:r>
+        <w:rPr>
+          <w:sz w:val="28"/>
+          <w:szCs w:val="28"/>
+          <w:u w:val="single"/>
+        </w:rPr>
+        <w:t>1.2.1 Information scope</w:t>
+      </w:r>
+      <w:bookmarkEnd w:id="4"/>
+    </w:p>
+    <w:p>
+      <w:pPr>
+        <w:rPr>
+          <w:sz w:val="23"/>
+          <w:szCs w:val="23"/>
+        </w:rPr>
+      </w:pPr>
+    </w:p>
+    <w:p>
+      <w:pPr>
+        <w:jc w:val="both"/>
+        <w:rPr>
+          <w:color w:val="2E74B5" w:themeColor="accent5" w:themeShade="BF"/>
+          <w:sz w:val="23"/>
+          <w:szCs w:val="23"/>
+        </w:rPr>
+      </w:pPr>
+      <w:r>
+        <w:rPr>
+          <w:color w:val="2E74B5" w:themeColor="accent5" w:themeShade="BF"/>
+          <w:sz w:val="23"/>
+          <w:szCs w:val="23"/>
+        </w:rPr>
+        <w:t>In this section, discuss any details regarding the storage and handling of information, e.g. what will be stored</w:t>
+      </w:r>
+      <w:r>
+        <w:rPr>
+          <w:color w:val="2E74B5" w:themeColor="accent5" w:themeShade="BF"/>
+          <w:sz w:val="23"/>
+          <w:szCs w:val="23"/>
+        </w:rPr>
+        <w:t>, where will it be stored (on device or elsewhere) and</w:t>
+      </w:r>
+      <w:r>
+        <w:rPr>
+          <w:color w:val="2E74B5" w:themeColor="accent5" w:themeShade="BF"/>
+          <w:sz w:val="23"/>
+          <w:szCs w:val="23"/>
+        </w:rPr>
+        <w:t xml:space="preserve"> will it be encrypted</w:t>
+      </w:r>
+      <w:r>
+        <w:rPr>
+          <w:color w:val="2E74B5" w:themeColor="accent5" w:themeShade="BF"/>
+          <w:sz w:val="23"/>
+          <w:szCs w:val="23"/>
+        </w:rPr>
+        <w:t>?</w:t>
+      </w:r>
+    </w:p>
+    <w:p>
+      <w:pPr>
+        <w:jc w:val="both"/>
+        <w:rPr>
+          <w:color w:val="2E74B5" w:themeColor="accent5" w:themeShade="BF"/>
+          <w:sz w:val="23"/>
+          <w:szCs w:val="23"/>
+        </w:rPr>
+      </w:pPr>
+    </w:p>
+    <w:p>
+      <w:pPr>
+        <w:jc w:val="both"/>
+        <w:rPr>
+          <w:sz w:val="23"/>
+          <w:szCs w:val="23"/>
+        </w:rPr>
+      </w:pPr>
+      <w:r>
+        <w:rPr>
+          <w:sz w:val="23"/>
+          <w:szCs w:val="23"/>
+        </w:rPr>
+        <w:t xml:space="preserve">Information that will be </w:t>
+      </w:r>
+      <w:r>
+        <w:rPr>
+          <w:sz w:val="23"/>
+          <w:szCs w:val="23"/>
+        </w:rPr>
+        <w:t xml:space="preserve">stored is the </w:t>
+      </w:r>
+      <w:r>
+        <w:rPr>
+          <w:sz w:val="23"/>
+          <w:szCs w:val="23"/>
+        </w:rPr>
+        <w:t>client’s</w:t>
+      </w:r>
+      <w:r>
+        <w:rPr>
+          <w:sz w:val="23"/>
+          <w:szCs w:val="23"/>
+        </w:rPr>
+        <w:t xml:space="preserve"> login details</w:t>
+      </w:r>
+      <w:r>
+        <w:rPr>
+          <w:sz w:val="23"/>
+          <w:szCs w:val="23"/>
+        </w:rPr>
+        <w:t>, there pool history</w:t>
+      </w:r>
+      <w:r>
+        <w:rPr>
+          <w:sz w:val="23"/>
+          <w:szCs w:val="23"/>
+        </w:rPr>
+        <w:t xml:space="preserve"> and</w:t>
+      </w:r>
+      <w:r>
+        <w:rPr>
+          <w:sz w:val="23"/>
+          <w:szCs w:val="23"/>
+        </w:rPr>
+        <w:t xml:space="preserve"> their pool details</w:t>
+      </w:r>
+      <w:r>
+        <w:rPr>
+          <w:sz w:val="23"/>
+          <w:szCs w:val="23"/>
+        </w:rPr>
+        <w:t xml:space="preserve">, </w:t>
+      </w:r>
+      <w:r>
+        <w:rPr>
+          <w:sz w:val="23"/>
+          <w:szCs w:val="23"/>
+        </w:rPr>
+        <w:t>all</w:t>
+      </w:r>
+      <w:r>
+        <w:rPr>
+          <w:sz w:val="23"/>
+          <w:szCs w:val="23"/>
+        </w:rPr>
+        <w:t xml:space="preserve"> this information will be saved in </w:t>
+      </w:r>
+      <w:r>
+        <w:rPr>
+          <w:sz w:val="23"/>
+          <w:szCs w:val="23"/>
+        </w:rPr>
+        <w:t>databases,</w:t>
+      </w:r>
+      <w:r>
+        <w:rPr>
+          <w:sz w:val="23"/>
+          <w:szCs w:val="23"/>
+        </w:rPr>
+        <w:t xml:space="preserve"> and the clients login details will be encrypted.</w:t>
+      </w:r>
+      <w:r>
+        <w:rPr>
+          <w:sz w:val="23"/>
+          <w:szCs w:val="23"/>
+        </w:rPr>
+        <w:t xml:space="preserve"> As for the business their login details</w:t>
+      </w:r>
+      <w:r>
+        <w:rPr>
+          <w:sz w:val="23"/>
+          <w:szCs w:val="23"/>
+        </w:rPr>
+        <w:t xml:space="preserve">, the client’s they are </w:t>
+      </w:r>
+      <w:r>
+        <w:rPr>
+          <w:sz w:val="23"/>
+          <w:szCs w:val="23"/>
+        </w:rPr>
+        <w:t>employed by, booking details</w:t>
+      </w:r>
+      <w:r>
+        <w:rPr>
+          <w:sz w:val="23"/>
+          <w:szCs w:val="23"/>
+        </w:rPr>
+        <w:t>, client notes</w:t>
+      </w:r>
+      <w:r>
+        <w:rPr>
+          <w:sz w:val="23"/>
+          <w:szCs w:val="23"/>
+        </w:rPr>
+        <w:t xml:space="preserve"> and employees working</w:t>
+      </w:r>
+      <w:r>
+        <w:rPr>
+          <w:sz w:val="23"/>
+          <w:szCs w:val="23"/>
+        </w:rPr>
+        <w:t xml:space="preserve"> is saved through databases, and the business</w:t>
+      </w:r>
+      <w:r>
+        <w:rPr>
+          <w:sz w:val="23"/>
+          <w:szCs w:val="23"/>
+        </w:rPr>
+        <w:t xml:space="preserve"> login details will be encrypted as well and the </w:t>
+      </w:r>
+      <w:r>
+        <w:rPr>
+          <w:sz w:val="23"/>
+          <w:szCs w:val="23"/>
+        </w:rPr>
+        <w:t>client’s</w:t>
+      </w:r>
+      <w:r>
+        <w:rPr>
+          <w:sz w:val="23"/>
+          <w:szCs w:val="23"/>
+        </w:rPr>
+        <w:t xml:space="preserve"> personal information they keep.</w:t>
+      </w:r>
+    </w:p>
+    <w:p>
+      <w:pPr>
+        <w:rPr>
+          <w:sz w:val="23"/>
+          <w:szCs w:val="23"/>
+        </w:rPr>
+      </w:pPr>
+    </w:p>
+    <w:p>
+      <w:pPr>
+        <w:pStyle w:val="Heading2"/>
+        <w:rPr>
+          <w:sz w:val="28"/>
+          <w:szCs w:val="28"/>
+          <w:u w:val="single"/>
+        </w:rPr>
+      </w:pPr>
+      <w:bookmarkStart w:id="5" w:name="_Toc207787819"/>
+      <w:r>
+        <w:rPr>
+          <w:sz w:val="28"/>
+          <w:szCs w:val="28"/>
+          <w:u w:val="single"/>
+        </w:rPr>
+        <w:t>1.2.2 Functional scope</w:t>
+      </w:r>
+      <w:bookmarkEnd w:id="5"/>
+    </w:p>
+    <w:p>
+      <w:pPr>
+        <w:rPr>
+          <w:sz w:val="23"/>
+          <w:szCs w:val="23"/>
+        </w:rPr>
+      </w:pPr>
+    </w:p>
+    <w:p>
+      <w:pPr>
+        <w:jc w:val="both"/>
+        <w:rPr>
+          <w:color w:val="2E74B5" w:themeColor="accent5" w:themeShade="BF"/>
+          <w:sz w:val="23"/>
+          <w:szCs w:val="23"/>
+        </w:rPr>
+      </w:pPr>
+      <w:r>
+        <w:rPr>
+          <w:color w:val="2E74B5" w:themeColor="accent5" w:themeShade="BF"/>
+          <w:sz w:val="23"/>
+          <w:szCs w:val="23"/>
+        </w:rPr>
+        <w:t>In this section, discuss the feature which you plan to include in the system, e.g. capturing of notes on a mobile device, searching through notes by a web interface and generating reports.</w:t>
+      </w:r>
+    </w:p>
+    <w:p>
+      <w:pPr>
+        <w:jc w:val="both"/>
+        <w:rPr>
+          <w:color w:val="2E74B5" w:themeColor="accent5" w:themeShade="BF"/>
+          <w:sz w:val="23"/>
+          <w:szCs w:val="23"/>
+        </w:rPr>
+      </w:pPr>
+    </w:p>
+    <w:p>
+      <w:r>
+        <w:t>SplashScreen</w:t>
+      </w:r>
+      <w:r>
+        <w:t xml:space="preserve"> will have many </w:t>
+      </w:r>
+      <w:r>
+        <w:t>functional features we will include in our system, we will be capturing notes on the mobile device by both client’s and the business.</w:t>
+      </w:r>
+      <w:r>
         <w:t xml:space="preserve"> </w:t>
       </w:r>
+      <w:r>
+        <w:t xml:space="preserve">We will be </w:t>
+      </w:r>
+      <w:r>
+        <w:rPr>
+          <w:highlight w:val="yellow"/>
+        </w:rPr>
+        <w:t>(wats the word D</w:t>
+      </w:r>
       <w:proofErr w:type="gramStart"/>
       <w:r>
         <w:rPr>
-          <w:color w:val="2E74B5" w:themeColor="accent5" w:themeShade="BF"/>
-          <w:lang w:val="en-US"/>
-        </w:rPr>
-        <w:t>the replace</w:t>
+          <w:highlight w:val="yellow"/>
+        </w:rPr>
+        <w:t>:</w:t>
+      </w:r>
+      <w:r>
+        <w:rPr>
+          <w:highlight w:val="yellow"/>
+        </w:rPr>
+        <w:t xml:space="preserve"> </w:t>
+      </w:r>
+      <w:r>
+        <w:rPr>
+          <w:highlight w:val="yellow"/>
+        </w:rPr>
+        <w:t>)</w:t>
       </w:r>
       <w:proofErr w:type="gramEnd"/>
       <w:r>
-        <w:rPr>
-          <w:color w:val="2E74B5" w:themeColor="accent5" w:themeShade="BF"/>
-          <w:lang w:val="en-US"/>
-        </w:rPr>
-        <w:t xml:space="preserve"> the paper-based note-taking system used by healthcare workers, an Android-based mobile application will be developed.  Android was chosen as it is the most widely used mobile operating system under the target group of healthcare workers.  A mobile application will ensure that the healthcare workers have access to the system wherever they may be working from on any given day.</w:t>
-      </w:r>
-    </w:p>
-    <w:p>
-      <w:pPr>
-        <w:jc w:val="both"/>
-        <w:rPr>
-          <w:color w:val="2E74B5" w:themeColor="accent5" w:themeShade="BF"/>
-          <w:lang w:val="en-US"/>
-        </w:rPr>
-      </w:pPr>
-    </w:p>
-    <w:p>
-      <w:pPr>
-        <w:jc w:val="both"/>
-        <w:rPr>
-          <w:color w:val="2E74B5" w:themeColor="accent5" w:themeShade="BF"/>
-          <w:lang w:val="en-US"/>
-        </w:rPr>
-      </w:pPr>
-      <w:r>
-        <w:rPr>
-          <w:color w:val="2E74B5" w:themeColor="accent5" w:themeShade="BF"/>
-          <w:lang w:val="en-US"/>
-        </w:rPr>
-        <w:t>Because of the mobile nature of the work of these healthcare workers, they frequently lose their notes.  A mobile application will be able to address this issue by saving the notes on the device itself.  Since the healthcare workers may be travelling in areas with little or no access to network connectivity, it is essential to save offline copies of any notes made.  Whenever the healthcare worker moves into an area with connectivity, the local notes will sync to a central server.  This also ensures that if a healthcare worker loses their phone, they do not lose their notes.</w:t>
-      </w:r>
-    </w:p>
-    <w:p>
-      <w:pPr>
-        <w:jc w:val="both"/>
-        <w:rPr>
-          <w:color w:val="2E74B5" w:themeColor="accent5" w:themeShade="BF"/>
-          <w:lang w:val="en-US"/>
-        </w:rPr>
-      </w:pPr>
-    </w:p>
-    <w:p>
-      <w:pPr>
-        <w:jc w:val="both"/>
-        <w:rPr>
-          <w:color w:val="2E74B5" w:themeColor="accent5" w:themeShade="BF"/>
-          <w:lang w:val="en-US"/>
-        </w:rPr>
-      </w:pPr>
-      <w:r>
-        <w:rPr>
-          <w:color w:val="2E74B5" w:themeColor="accent5" w:themeShade="BF"/>
-          <w:lang w:val="en-US"/>
-        </w:rPr>
-        <w:t xml:space="preserve">Currently, </w:t>
-      </w:r>
-      <w:r>
-        <w:rPr>
-          <w:color w:val="2E74B5" w:themeColor="accent5" w:themeShade="BF"/>
-          <w:lang w:val="en-US"/>
-        </w:rPr>
-        <w:t>if a healthcare worker needs to search through their notes, they need to search through a stack of papers.  If they need to give their manager access to their notes, it involves the manager rummaging through the same stack of notes.  A digital application will allow the notes to be easily searchable through a web-based interface.  A web-based interface was chosen for this aspect of the solution as the healthcare workers frequently check their notes only when they are back in the office.  This also allows the office-bound managers to easily access the notes of individual healthcare workers to search for trends.</w:t>
-      </w:r>
-    </w:p>
-    <w:p>
-      <w:pPr>
-        <w:rPr>
-          <w:lang w:val="en-US"/>
-        </w:rPr>
-      </w:pPr>
-    </w:p>
-    <w:p>
-      <w:pPr>
-        <w:rPr>
-          <w:lang w:val="en-US"/>
-        </w:rPr>
-      </w:pPr>
-    </w:p>
-    <w:p>
-      <w:pPr>
-        <w:rPr>
-          <w:lang w:val="en-US"/>
-        </w:rPr>
-      </w:pPr>
-      <w:r>
-        <w:rPr>
-          <w:lang w:val="en-US"/>
-        </w:rPr>
-        <w:t xml:space="preserve">In our business case, we dissected our identified problem of pool maintenance into different sub-problems that were categorized based on the user that they affected. </w:t>
-      </w:r>
-    </w:p>
-    <w:p>
-      <w:pPr>
-        <w:rPr>
-          <w:lang w:val="en-US"/>
-        </w:rPr>
-      </w:pPr>
-      <w:r>
-        <w:rPr>
-          <w:lang w:val="en-US"/>
-        </w:rPr>
-        <w:t>For the individual pool owner t</w:t>
-      </w:r>
-      <w:r>
-        <w:rPr>
-          <w:lang w:val="en-US"/>
-        </w:rPr>
-        <w:t>hese are</w:t>
-      </w:r>
-      <w:r>
-        <w:rPr>
+        <w:t xml:space="preserve"> </w:t>
+      </w:r>
+      <w:r>
+        <w:t xml:space="preserve">grabbing the loadshedding schedule to allow clients to check if they need to </w:t>
+      </w:r>
+      <w:r>
+        <w:t xml:space="preserve">change their schedule for their pool pumps, as well as a weather </w:t>
+      </w:r>
+      <w:r>
+        <w:t xml:space="preserve">app if changes need to be made with the ph. </w:t>
+      </w:r>
+      <w:r>
+        <w:t>L</w:t>
+      </w:r>
+      <w:r>
+        <w:t>evels</w:t>
+      </w:r>
+      <w:r>
+        <w:t xml:space="preserve"> and link to the areas water restrictions so no unnecessary water goes to waste.</w:t>
+      </w:r>
+      <w:r>
+        <w:t xml:space="preserve"> Client’s will easily be able to use a calculator to check their readings and be able to go back to their notes to view their progress.</w:t>
+      </w:r>
+    </w:p>
+    <w:p/>
+    <w:p>
+      <w:r>
+        <w:t xml:space="preserve">For the business side of the </w:t>
+      </w:r>
+      <w:r>
+        <w:t>features,</w:t>
+      </w:r>
+      <w:r>
+        <w:t xml:space="preserve"> they will be able to take notes and make </w:t>
+      </w:r>
+      <w:r>
+        <w:t xml:space="preserve">bookings for their employees, as well as update and change their marketplace. The business will be able </w:t>
+      </w:r>
+      <w:r>
+        <w:lastRenderedPageBreak/>
+        <w:t>to generate reports of previous visits to compare note</w:t>
+      </w:r>
+      <w:r>
+        <w:t xml:space="preserve"> after completion of a booking and inform the client of their progress.</w:t>
+      </w:r>
+    </w:p>
+    <w:p>
+      <w:pPr>
+        <w:rPr>
+          <w:sz w:val="23"/>
+          <w:szCs w:val="23"/>
+        </w:rPr>
+      </w:pPr>
+    </w:p>
+    <w:p>
+      <w:pPr>
+        <w:pStyle w:val="Heading2"/>
+        <w:rPr>
+          <w:sz w:val="28"/>
+          <w:szCs w:val="28"/>
+          <w:u w:val="single"/>
+        </w:rPr>
+      </w:pPr>
+      <w:bookmarkStart w:id="6" w:name="_Toc207787820"/>
+      <w:r>
+        <w:rPr>
+          <w:sz w:val="28"/>
+          <w:szCs w:val="28"/>
+          <w:u w:val="single"/>
+        </w:rPr>
+        <w:t>1.2.3 Communication scope</w:t>
+      </w:r>
+      <w:bookmarkEnd w:id="6"/>
+    </w:p>
+    <w:p>
+      <w:pPr>
+        <w:rPr>
+          <w:sz w:val="23"/>
+          <w:szCs w:val="23"/>
+        </w:rPr>
+      </w:pPr>
+    </w:p>
+    <w:p>
+      <w:pPr>
+        <w:jc w:val="both"/>
+        <w:rPr>
+          <w:color w:val="2E74B5" w:themeColor="accent5" w:themeShade="BF"/>
+          <w:sz w:val="23"/>
+          <w:szCs w:val="23"/>
+        </w:rPr>
+      </w:pPr>
+      <w:r>
+        <w:rPr>
+          <w:color w:val="2E74B5" w:themeColor="accent5" w:themeShade="BF"/>
+          <w:sz w:val="23"/>
+          <w:szCs w:val="23"/>
+        </w:rPr>
+        <w:t xml:space="preserve">In this section, discuss how communication will take place with the system, e.g. will the system send SMSs, will it notify the healthcare worker that they are offline or that the system has synced, will it work over mobile connections or just </w:t>
+      </w:r>
+      <w:r>
+        <w:rPr>
+          <w:color w:val="2E74B5" w:themeColor="accent5" w:themeShade="BF"/>
+          <w:sz w:val="23"/>
+          <w:szCs w:val="23"/>
+        </w:rPr>
+        <w:t>Wi-Fi</w:t>
+      </w:r>
+      <w:r>
+        <w:rPr>
+          <w:color w:val="2E74B5" w:themeColor="accent5" w:themeShade="BF"/>
+          <w:sz w:val="23"/>
+          <w:szCs w:val="23"/>
+        </w:rPr>
+        <w:t>.</w:t>
+      </w:r>
+    </w:p>
+    <w:p>
+      <w:pPr>
+        <w:rPr>
+          <w:sz w:val="23"/>
+          <w:szCs w:val="23"/>
+        </w:rPr>
+      </w:pPr>
+    </w:p>
+    <w:p>
+      <w:pPr>
+        <w:rPr>
+          <w:sz w:val="23"/>
+          <w:szCs w:val="23"/>
+        </w:rPr>
+      </w:pPr>
+    </w:p>
+    <w:p>
+      <w:pPr>
+        <w:rPr>
+          <w:lang w:val="en-US"/>
+        </w:rPr>
+      </w:pPr>
+    </w:p>
+    <w:p>
+      <w:pPr>
+        <w:pStyle w:val="Heading1"/>
+        <w:rPr>
+          <w:sz w:val="36"/>
+          <w:szCs w:val="36"/>
+          <w:u w:val="single"/>
+          <w:lang w:val="en-US"/>
+        </w:rPr>
+      </w:pPr>
+      <w:bookmarkStart w:id="7" w:name="_Toc207787821"/>
+      <w:r>
+        <w:rPr>
+          <w:sz w:val="36"/>
+          <w:szCs w:val="36"/>
+          <w:u w:val="single"/>
+          <w:lang w:val="en-US"/>
+        </w:rPr>
+        <w:t xml:space="preserve">1.3 </w:t>
+      </w:r>
+      <w:r>
+        <w:rPr>
+          <w:sz w:val="36"/>
+          <w:szCs w:val="36"/>
+          <w:u w:val="single"/>
+          <w:lang w:val="en-US"/>
+        </w:rPr>
+        <w:t>Business requirements</w:t>
+      </w:r>
+      <w:bookmarkEnd w:id="7"/>
+    </w:p>
+    <w:p>
+      <w:pPr>
+        <w:rPr>
+          <w:lang w:val="en-US"/>
+        </w:rPr>
+      </w:pPr>
+    </w:p>
+    <w:p>
+      <w:r>
+        <w:rPr>
+          <w:lang w:val="en-US"/>
+        </w:rPr>
+        <w:t>Business requirements, stakeholder requirements specifications,</w:t>
+      </w:r>
+      <w:r>
+        <w:rPr>
+          <w:lang w:val="en-US"/>
+        </w:rPr>
+        <w:t xml:space="preserve"> defines the </w:t>
+      </w:r>
+      <w:r>
+        <w:rPr>
+          <w:lang w:val="en-US"/>
+        </w:rPr>
+        <w:t xml:space="preserve">characteristics </w:t>
+      </w:r>
+      <w:r>
+        <w:rPr>
+          <w:lang w:val="en-US"/>
+        </w:rPr>
+        <w:t xml:space="preserve">and expectations </w:t>
+      </w:r>
+      <w:r>
+        <w:rPr>
+          <w:lang w:val="en-US"/>
+        </w:rPr>
+        <w:t xml:space="preserve">of a proposed system from the </w:t>
+      </w:r>
+      <w:r>
+        <w:rPr>
+          <w:lang w:val="en-US"/>
+        </w:rPr>
+        <w:t xml:space="preserve">perspective </w:t>
+      </w:r>
+      <w:r>
+        <w:rPr>
+          <w:lang w:val="en-US"/>
+        </w:rPr>
+        <w:t>of the system's end user</w:t>
+      </w:r>
+      <w:r>
+        <w:rPr>
+          <w:lang w:val="en-US"/>
+        </w:rPr>
+        <w:t>s.</w:t>
+      </w:r>
+      <w:r>
+        <w:t xml:space="preserve"> For SplashScreen, there are </w:t>
+      </w:r>
+      <w:r>
+        <w:t>two primary user types</w:t>
+      </w:r>
+      <w:r>
+        <w:t>: pool owners and service providers. Each</w:t>
+      </w:r>
+      <w:r>
+        <w:t xml:space="preserve"> of the</w:t>
+      </w:r>
+      <w:r>
+        <w:t xml:space="preserve"> user type</w:t>
+      </w:r>
+      <w:r>
+        <w:t>s</w:t>
+      </w:r>
+      <w:r>
+        <w:t xml:space="preserve"> has specific needs that the system must address to ensure usability, reliability, and value.</w:t>
+      </w:r>
+    </w:p>
+    <w:p/>
+    <w:p/>
+    <w:p/>
+    <w:p/>
+    <w:p/>
+    <w:p/>
+    <w:p/>
+    <w:p/>
+    <w:p/>
+    <w:p/>
+    <w:p/>
+    <w:p>
+      <w:pPr>
+        <w:jc w:val="both"/>
+        <w:rPr>
+          <w:lang w:val="en-US"/>
+        </w:rPr>
+      </w:pPr>
+    </w:p>
+    <w:p>
+      <w:pPr>
+        <w:pStyle w:val="Heading1"/>
+        <w:rPr>
+          <w:sz w:val="36"/>
+          <w:szCs w:val="36"/>
+          <w:u w:val="single"/>
+          <w:lang w:val="en-US"/>
+        </w:rPr>
+      </w:pPr>
+      <w:bookmarkStart w:id="8" w:name="_Toc207787822"/>
+      <w:r>
+        <w:rPr>
+          <w:sz w:val="36"/>
+          <w:szCs w:val="36"/>
+          <w:u w:val="single"/>
+          <w:lang w:val="en-US"/>
+        </w:rPr>
+        <w:t xml:space="preserve">1.4 </w:t>
+      </w:r>
+      <w:r>
+        <w:rPr>
+          <w:sz w:val="36"/>
+          <w:szCs w:val="36"/>
+          <w:u w:val="single"/>
+          <w:lang w:val="en-US"/>
+        </w:rPr>
+        <w:t>Hardware and Software Requirements</w:t>
+      </w:r>
+      <w:bookmarkEnd w:id="8"/>
+    </w:p>
+    <w:p>
+      <w:pPr>
+        <w:jc w:val="both"/>
+        <w:rPr>
+          <w:b/>
+          <w:sz w:val="28"/>
+          <w:szCs w:val="28"/>
+          <w:lang w:val="en-US"/>
+        </w:rPr>
+      </w:pPr>
+    </w:p>
+    <w:p>
+      <w:pPr>
+        <w:jc w:val="both"/>
+        <w:rPr>
+          <w:color w:val="2E74B5" w:themeColor="accent5" w:themeShade="BF"/>
+          <w:lang w:val="en-US"/>
+        </w:rPr>
+      </w:pPr>
+      <w:r>
+        <w:rPr>
+          <w:color w:val="2E74B5" w:themeColor="accent5" w:themeShade="BF"/>
+          <w:lang w:val="en-US"/>
+        </w:rPr>
+        <w:t xml:space="preserve">State which hardware and software tools will be used both in developing the application and in its use, </w:t>
+      </w:r>
+      <w:proofErr w:type="spellStart"/>
+      <w:r>
+        <w:rPr>
+          <w:color w:val="2E74B5" w:themeColor="accent5" w:themeShade="BF"/>
+          <w:lang w:val="en-US"/>
+        </w:rPr>
+        <w:t>e.g</w:t>
+      </w:r>
+      <w:proofErr w:type="spellEnd"/>
+      <w:r>
+        <w:rPr>
+          <w:color w:val="2E74B5" w:themeColor="accent5" w:themeShade="BF"/>
           <w:lang w:val="en-US"/>
         </w:rPr>
         <w:t>:</w:t>
       </w:r>
+    </w:p>
+    <w:p>
+      <w:pPr>
+        <w:jc w:val="both"/>
+        <w:rPr>
+          <w:lang w:val="en-US"/>
+        </w:rPr>
+      </w:pPr>
+    </w:p>
+    <w:p>
+      <w:pPr>
+        <w:pStyle w:val="Heading2"/>
+        <w:rPr>
+          <w:sz w:val="28"/>
+          <w:szCs w:val="28"/>
+          <w:u w:val="single"/>
+          <w:lang w:val="en-US"/>
+        </w:rPr>
+      </w:pPr>
+      <w:bookmarkStart w:id="9" w:name="_Toc207787823"/>
+      <w:r>
+        <w:rPr>
+          <w:sz w:val="28"/>
+          <w:szCs w:val="28"/>
+          <w:u w:val="single"/>
+          <w:lang w:val="en-US"/>
+        </w:rPr>
+        <w:t>1.4.1 Software Requirements</w:t>
+      </w:r>
+      <w:bookmarkEnd w:id="9"/>
+    </w:p>
+    <w:p>
+      <w:pPr>
+        <w:jc w:val="both"/>
+        <w:rPr>
+          <w:lang w:val="en-US"/>
+        </w:rPr>
+      </w:pPr>
+    </w:p>
+    <w:p>
+      <w:pPr>
+        <w:pStyle w:val="ListParagraph"/>
+        <w:numPr>
+          <w:ilvl w:val="0"/>
+          <w:numId w:val="4"/>
+        </w:numPr>
+        <w:jc w:val="both"/>
+        <w:rPr>
+          <w:color w:val="2E74B5" w:themeColor="accent5" w:themeShade="BF"/>
+          <w:lang w:val="en-US"/>
+        </w:rPr>
+      </w:pPr>
+      <w:r>
+        <w:rPr>
+          <w:color w:val="2E74B5" w:themeColor="accent5" w:themeShade="BF"/>
+          <w:lang w:val="en-US"/>
+        </w:rPr>
+        <w:t>The mobile application will be developed using Android Studio.</w:t>
+      </w:r>
+    </w:p>
+    <w:p>
+      <w:pPr>
+        <w:pStyle w:val="ListParagraph"/>
+        <w:numPr>
+          <w:ilvl w:val="0"/>
+          <w:numId w:val="4"/>
+        </w:numPr>
+        <w:jc w:val="both"/>
+        <w:rPr>
+          <w:color w:val="2E74B5" w:themeColor="accent5" w:themeShade="BF"/>
+          <w:lang w:val="en-US"/>
+        </w:rPr>
+      </w:pPr>
+      <w:r>
+        <w:rPr>
+          <w:color w:val="2E74B5" w:themeColor="accent5" w:themeShade="BF"/>
+          <w:lang w:val="en-US"/>
+        </w:rPr>
+        <w:t>The web application will be developed using Microsoft Visual Studio 20</w:t>
+      </w:r>
+      <w:r>
+        <w:rPr>
+          <w:color w:val="2E74B5" w:themeColor="accent5" w:themeShade="BF"/>
+          <w:lang w:val="en-US"/>
+        </w:rPr>
+        <w:t>22</w:t>
+      </w:r>
+      <w:r>
+        <w:rPr>
+          <w:color w:val="2E74B5" w:themeColor="accent5" w:themeShade="BF"/>
+          <w:lang w:val="en-US"/>
+        </w:rPr>
+        <w:t>.</w:t>
+      </w:r>
+    </w:p>
+    <w:p>
+      <w:pPr>
+        <w:pStyle w:val="ListParagraph"/>
+        <w:numPr>
+          <w:ilvl w:val="0"/>
+          <w:numId w:val="4"/>
+        </w:numPr>
+        <w:jc w:val="both"/>
+        <w:rPr>
+          <w:color w:val="2E74B5" w:themeColor="accent5" w:themeShade="BF"/>
+          <w:lang w:val="en-US"/>
+        </w:rPr>
+      </w:pPr>
+      <w:r>
+        <w:rPr>
+          <w:color w:val="2E74B5" w:themeColor="accent5" w:themeShade="BF"/>
+          <w:lang w:val="en-US"/>
+        </w:rPr>
+        <w:t xml:space="preserve">The mobile application will use </w:t>
+      </w:r>
+      <w:proofErr w:type="spellStart"/>
+      <w:r>
+        <w:rPr>
+          <w:color w:val="2E74B5" w:themeColor="accent5" w:themeShade="BF"/>
+          <w:lang w:val="en-US"/>
+        </w:rPr>
+        <w:t>Sqlite</w:t>
+      </w:r>
+      <w:proofErr w:type="spellEnd"/>
+      <w:r>
+        <w:rPr>
+          <w:color w:val="2E74B5" w:themeColor="accent5" w:themeShade="BF"/>
+          <w:lang w:val="en-US"/>
+        </w:rPr>
+        <w:t xml:space="preserve"> as its local storage medium.</w:t>
+      </w:r>
+    </w:p>
+    <w:p>
+      <w:pPr>
+        <w:pStyle w:val="ListParagraph"/>
+        <w:numPr>
+          <w:ilvl w:val="0"/>
+          <w:numId w:val="4"/>
+        </w:numPr>
+        <w:jc w:val="both"/>
+        <w:rPr>
+          <w:color w:val="2E74B5" w:themeColor="accent5" w:themeShade="BF"/>
+          <w:lang w:val="en-US"/>
+        </w:rPr>
+      </w:pPr>
+      <w:r>
+        <w:rPr>
+          <w:color w:val="2E74B5" w:themeColor="accent5" w:themeShade="BF"/>
+          <w:lang w:val="en-US"/>
+        </w:rPr>
+        <w:t>Microsoft SQL Server 20</w:t>
+      </w:r>
+      <w:r>
+        <w:rPr>
+          <w:color w:val="2E74B5" w:themeColor="accent5" w:themeShade="BF"/>
+          <w:lang w:val="en-US"/>
+        </w:rPr>
+        <w:t>22</w:t>
+      </w:r>
+      <w:r>
+        <w:rPr>
+          <w:color w:val="2E74B5" w:themeColor="accent5" w:themeShade="BF"/>
+          <w:lang w:val="en-US"/>
+        </w:rPr>
+        <w:t xml:space="preserve"> will be used as the shared online database.</w:t>
+      </w:r>
+    </w:p>
+    <w:p>
+      <w:pPr>
+        <w:pStyle w:val="ListParagraph"/>
+        <w:numPr>
+          <w:ilvl w:val="0"/>
+          <w:numId w:val="4"/>
+        </w:numPr>
+        <w:jc w:val="both"/>
+        <w:rPr>
+          <w:color w:val="2E74B5" w:themeColor="accent5" w:themeShade="BF"/>
+          <w:lang w:val="en-US"/>
+        </w:rPr>
+      </w:pPr>
+      <w:r>
+        <w:rPr>
+          <w:color w:val="2E74B5" w:themeColor="accent5" w:themeShade="BF"/>
+          <w:lang w:val="en-US"/>
+        </w:rPr>
+        <w:t>Connectivity between the app, the web interface and the shared database will be facilitated by developing a WCF Web service in Microsoft Visual Studio 20</w:t>
+      </w:r>
+      <w:r>
+        <w:rPr>
+          <w:color w:val="2E74B5" w:themeColor="accent5" w:themeShade="BF"/>
+          <w:lang w:val="en-US"/>
+        </w:rPr>
+        <w:t>22</w:t>
+      </w:r>
+      <w:r>
+        <w:rPr>
+          <w:color w:val="2E74B5" w:themeColor="accent5" w:themeShade="BF"/>
+          <w:lang w:val="en-US"/>
+        </w:rPr>
+        <w:t>.</w:t>
+      </w:r>
+    </w:p>
+    <w:p>
+      <w:pPr>
+        <w:pStyle w:val="ListParagraph"/>
+        <w:numPr>
+          <w:ilvl w:val="0"/>
+          <w:numId w:val="4"/>
+        </w:numPr>
+        <w:jc w:val="both"/>
+        <w:rPr>
+          <w:color w:val="2E74B5" w:themeColor="accent5" w:themeShade="BF"/>
+          <w:lang w:val="en-US"/>
+        </w:rPr>
+      </w:pPr>
+      <w:r>
+        <w:rPr>
+          <w:color w:val="2E74B5" w:themeColor="accent5" w:themeShade="BF"/>
+          <w:lang w:val="en-US"/>
+        </w:rPr>
+        <w:t xml:space="preserve">The mobile application requires a phone running (at least) Android </w:t>
+      </w:r>
+      <w:r>
+        <w:rPr>
+          <w:color w:val="2E74B5" w:themeColor="accent5" w:themeShade="BF"/>
+          <w:lang w:val="en-US"/>
+        </w:rPr>
+        <w:t>12 (Snow Cone).</w:t>
+      </w:r>
+    </w:p>
+    <w:p>
+      <w:pPr>
+        <w:pStyle w:val="ListParagraph"/>
+        <w:numPr>
+          <w:ilvl w:val="0"/>
+          <w:numId w:val="4"/>
+        </w:numPr>
+        <w:jc w:val="both"/>
+        <w:rPr>
+          <w:color w:val="2E74B5" w:themeColor="accent5" w:themeShade="BF"/>
+          <w:lang w:val="en-US"/>
+        </w:rPr>
+      </w:pPr>
+      <w:r>
+        <w:rPr>
+          <w:color w:val="2E74B5" w:themeColor="accent5" w:themeShade="BF"/>
+          <w:lang w:val="en-US"/>
+        </w:rPr>
+        <w:lastRenderedPageBreak/>
+        <w:t>The web application will run in any browser but will be optimized for Google Chrome.</w:t>
+      </w:r>
+    </w:p>
+    <w:p>
+      <w:pPr>
+        <w:jc w:val="both"/>
+        <w:rPr>
+          <w:lang w:val="en-US"/>
+        </w:rPr>
+      </w:pPr>
+    </w:p>
+    <w:p>
+      <w:pPr>
+        <w:pStyle w:val="Heading2"/>
+        <w:rPr>
+          <w:sz w:val="28"/>
+          <w:szCs w:val="28"/>
+          <w:u w:val="single"/>
+          <w:lang w:val="en-US"/>
+        </w:rPr>
+      </w:pPr>
+      <w:bookmarkStart w:id="10" w:name="_Toc207787824"/>
+      <w:r>
+        <w:rPr>
+          <w:sz w:val="28"/>
+          <w:szCs w:val="28"/>
+          <w:u w:val="single"/>
+          <w:lang w:val="en-US"/>
+        </w:rPr>
+        <w:t>1.4.2 Hardware Requirements</w:t>
+      </w:r>
+      <w:bookmarkEnd w:id="10"/>
+    </w:p>
+    <w:p>
+      <w:pPr>
+        <w:jc w:val="both"/>
+        <w:rPr>
+          <w:color w:val="2E74B5" w:themeColor="accent5" w:themeShade="BF"/>
+          <w:lang w:val="en-US"/>
+        </w:rPr>
+      </w:pPr>
+    </w:p>
+    <w:p>
+      <w:pPr>
+        <w:pStyle w:val="ListParagraph"/>
+        <w:numPr>
+          <w:ilvl w:val="0"/>
+          <w:numId w:val="5"/>
+        </w:numPr>
+        <w:jc w:val="both"/>
+        <w:rPr>
+          <w:color w:val="2E74B5" w:themeColor="accent5" w:themeShade="BF"/>
+          <w:lang w:val="en-US"/>
+        </w:rPr>
+      </w:pPr>
+      <w:r>
+        <w:rPr>
+          <w:color w:val="2E74B5" w:themeColor="accent5" w:themeShade="BF"/>
+          <w:lang w:val="en-US"/>
+        </w:rPr>
+        <w:t xml:space="preserve">The mobile application requires a mobile phone with at least 1Gb or RAM, capable of running Android </w:t>
+      </w:r>
+      <w:r>
+        <w:rPr>
+          <w:color w:val="2E74B5" w:themeColor="accent5" w:themeShade="BF"/>
+          <w:lang w:val="en-US"/>
+        </w:rPr>
+        <w:t>12</w:t>
+      </w:r>
+      <w:r>
+        <w:rPr>
+          <w:color w:val="2E74B5" w:themeColor="accent5" w:themeShade="BF"/>
+          <w:lang w:val="en-US"/>
+        </w:rPr>
+        <w:t>.</w:t>
+      </w:r>
+    </w:p>
+    <w:p>
+      <w:pPr>
+        <w:pStyle w:val="ListParagraph"/>
+        <w:numPr>
+          <w:ilvl w:val="0"/>
+          <w:numId w:val="5"/>
+        </w:numPr>
+        <w:jc w:val="both"/>
+        <w:rPr>
+          <w:color w:val="2E74B5" w:themeColor="accent5" w:themeShade="BF"/>
+          <w:lang w:val="en-US"/>
+        </w:rPr>
+      </w:pPr>
+      <w:r>
+        <w:rPr>
+          <w:color w:val="2E74B5" w:themeColor="accent5" w:themeShade="BF"/>
+          <w:lang w:val="en-US"/>
+        </w:rPr>
+        <w:t>The web application may be opened on any device with a web browser.</w:t>
+      </w:r>
+    </w:p>
+    <w:p>
+      <w:pPr>
+        <w:pStyle w:val="ListParagraph"/>
+        <w:numPr>
+          <w:ilvl w:val="0"/>
+          <w:numId w:val="5"/>
+        </w:numPr>
+        <w:jc w:val="both"/>
+        <w:rPr>
+          <w:color w:val="2E74B5" w:themeColor="accent5" w:themeShade="BF"/>
+          <w:lang w:val="en-US"/>
+        </w:rPr>
+      </w:pPr>
+      <w:r>
+        <w:rPr>
+          <w:color w:val="2E74B5" w:themeColor="accent5" w:themeShade="BF"/>
+          <w:lang w:val="en-US"/>
+        </w:rPr>
+        <w:t>The web application and SQL Server will be hosted on a shared web server.</w:t>
+      </w:r>
+    </w:p>
+    <w:p>
+      <w:pPr>
+        <w:jc w:val="both"/>
+        <w:rPr>
+          <w:color w:val="2E74B5" w:themeColor="accent5" w:themeShade="BF"/>
+          <w:lang w:val="en-US"/>
+        </w:rPr>
+      </w:pPr>
+    </w:p>
+    <w:p>
+      <w:pPr>
+        <w:jc w:val="both"/>
+        <w:rPr>
+          <w:color w:val="2E74B5" w:themeColor="accent5" w:themeShade="BF"/>
+          <w:lang w:val="en-US"/>
+        </w:rPr>
+      </w:pPr>
+    </w:p>
+    <w:p>
+      <w:pPr>
+        <w:jc w:val="both"/>
+        <w:rPr>
+          <w:color w:val="2E74B5" w:themeColor="accent5" w:themeShade="BF"/>
+          <w:lang w:val="en-US"/>
+        </w:rPr>
+      </w:pPr>
+    </w:p>
+    <w:p>
+      <w:pPr>
+        <w:jc w:val="both"/>
+        <w:rPr>
+          <w:color w:val="2E74B5" w:themeColor="accent5" w:themeShade="BF"/>
+          <w:lang w:val="en-US"/>
+        </w:rPr>
+      </w:pPr>
+    </w:p>
+    <w:p>
+      <w:pPr>
+        <w:jc w:val="both"/>
+        <w:rPr>
+          <w:color w:val="2E74B5" w:themeColor="accent5" w:themeShade="BF"/>
+          <w:lang w:val="en-US"/>
+        </w:rPr>
+      </w:pPr>
+    </w:p>
+    <w:p>
+      <w:pPr>
+        <w:jc w:val="both"/>
+        <w:rPr>
+          <w:rFonts w:cstheme="minorHAnsi"/>
+          <w:sz w:val="28"/>
+          <w:szCs w:val="28"/>
+          <w:u w:val="single"/>
+          <w:lang w:val="en-US"/>
+        </w:rPr>
+      </w:pPr>
+      <w:r>
+        <w:rPr>
+          <w:rFonts w:cstheme="minorHAnsi"/>
+          <w:sz w:val="28"/>
+          <w:szCs w:val="28"/>
+          <w:u w:val="single"/>
+          <w:lang w:val="en-US"/>
+        </w:rPr>
+        <w:t>1.4.1</w:t>
+      </w:r>
+      <w:r>
+        <w:rPr>
+          <w:rFonts w:cstheme="minorHAnsi"/>
+          <w:sz w:val="28"/>
+          <w:szCs w:val="28"/>
+          <w:u w:val="single"/>
+          <w:lang w:val="en-US"/>
+        </w:rPr>
+        <w:t xml:space="preserve"> Software Requirements</w:t>
+      </w:r>
+    </w:p>
+    <w:p>
+      <w:pPr>
+        <w:jc w:val="both"/>
+        <w:rPr>
+          <w:rFonts w:cstheme="minorHAnsi"/>
+          <w:sz w:val="28"/>
+          <w:szCs w:val="28"/>
+          <w:u w:val="single"/>
+          <w:lang w:val="en-US"/>
+        </w:rPr>
+      </w:pPr>
+    </w:p>
+    <w:p>
+      <w:pPr>
+        <w:pStyle w:val="ListParagraph"/>
+        <w:numPr>
+          <w:ilvl w:val="0"/>
+          <w:numId w:val="10"/>
+        </w:numPr>
+        <w:jc w:val="both"/>
+        <w:rPr>
+          <w:rFonts w:cstheme="minorHAnsi"/>
+          <w:u w:val="single"/>
+          <w:lang w:val="en-US"/>
+        </w:rPr>
+      </w:pPr>
+      <w:r>
+        <w:rPr>
+          <w:rFonts w:cstheme="minorHAnsi"/>
+          <w:u w:val="single"/>
+          <w:lang w:val="en-US"/>
+        </w:rPr>
+        <w:t>Development</w:t>
+      </w:r>
+    </w:p>
+    <w:p>
+      <w:pPr>
+        <w:jc w:val="both"/>
+        <w:rPr>
+          <w:rFonts w:cstheme="minorHAnsi"/>
+          <w:u w:val="single"/>
+          <w:lang w:val="en-US"/>
+        </w:rPr>
+      </w:pPr>
     </w:p>
     <w:p>
       <w:pPr>
@@ -1849,15 +3230,41 @@
           <w:ilvl w:val="0"/>
           <w:numId w:val="8"/>
         </w:numPr>
-        <w:rPr>
-          <w:lang w:val="en-US"/>
-        </w:rPr>
-      </w:pPr>
-      <w:r>
-        <w:rPr>
-          <w:lang w:val="en-US"/>
-        </w:rPr>
-        <w:t>Uneducated pool care often leads to wasting resources such as water.</w:t>
+        <w:jc w:val="both"/>
+        <w:rPr>
+          <w:rFonts w:cstheme="minorHAnsi"/>
+          <w:u w:val="single"/>
+          <w:lang w:val="en-US"/>
+        </w:rPr>
+      </w:pPr>
+      <w:r>
+        <w:rPr>
+          <w:b/>
+        </w:rPr>
+        <w:t>Development Environment</w:t>
+      </w:r>
+      <w:r>
+        <w:rPr>
+          <w:b/>
+        </w:rPr>
+        <w:t>:</w:t>
+      </w:r>
+      <w:r>
+        <w:t xml:space="preserve"> </w:t>
+      </w:r>
+      <w:r>
+        <w:rPr>
+          <w:rFonts w:cstheme="minorHAnsi"/>
+          <w:lang w:val="en-US"/>
+        </w:rPr>
+        <w:t>The mobile application will be developed using Android Studio</w:t>
+      </w:r>
+      <w:r>
+        <w:rPr>
+          <w:rFonts w:cstheme="minorHAnsi"/>
+          <w:lang w:val="en-US"/>
+        </w:rPr>
+        <w:t>.</w:t>
       </w:r>
     </w:p>
     <w:p>
@@ -1867,16 +3274,59 @@
           <w:ilvl w:val="0"/>
           <w:numId w:val="8"/>
         </w:numPr>
-        <w:rPr>
-          <w:lang w:val="en-US"/>
-        </w:rPr>
-      </w:pPr>
-      <w:r>
-        <w:rPr>
-          <w:lang w:val="en-US"/>
-        </w:rPr>
-        <w:lastRenderedPageBreak/>
-        <w:t>Manual record-keeping is tedious and time-consuming.</w:t>
+        <w:jc w:val="both"/>
+        <w:rPr>
+          <w:rFonts w:cstheme="minorHAnsi"/>
+          <w:u w:val="single"/>
+          <w:lang w:val="en-US"/>
+        </w:rPr>
+      </w:pPr>
+      <w:r>
+        <w:rPr>
+          <w:b/>
+        </w:rPr>
+        <w:t xml:space="preserve">Development </w:t>
+      </w:r>
+      <w:r>
+        <w:rPr>
+          <w:b/>
+        </w:rPr>
+        <w:t>Tools:</w:t>
+      </w:r>
+      <w:r>
+        <w:rPr>
+          <w:rFonts w:cstheme="minorHAnsi"/>
+          <w:lang w:val="en-US"/>
+        </w:rPr>
+        <w:t xml:space="preserve"> </w:t>
+      </w:r>
+      <w:r>
+        <w:rPr>
+          <w:rFonts w:cstheme="minorHAnsi"/>
+          <w:lang w:val="en-US"/>
+        </w:rPr>
+        <w:t>Java</w:t>
+      </w:r>
+      <w:r>
+        <w:rPr>
+          <w:rFonts w:cstheme="minorHAnsi"/>
+          <w:lang w:val="en-US"/>
+        </w:rPr>
+        <w:t xml:space="preserve"> 11</w:t>
+      </w:r>
+      <w:r>
+        <w:rPr>
+          <w:rFonts w:cstheme="minorHAnsi"/>
+          <w:lang w:val="en-US"/>
+        </w:rPr>
+        <w:t xml:space="preserve"> will be utilized for building the system functionality and XML for system design</w:t>
+      </w:r>
+      <w:r>
+        <w:rPr>
+          <w:rFonts w:cstheme="minorHAnsi"/>
+          <w:lang w:val="en-US"/>
+        </w:rPr>
+        <w:t>.</w:t>
       </w:r>
     </w:p>
     <w:p>
@@ -1886,29 +3336,341 @@
           <w:ilvl w:val="0"/>
           <w:numId w:val="8"/>
         </w:numPr>
-        <w:rPr>
-          <w:lang w:val="en-US"/>
-        </w:rPr>
-      </w:pPr>
-      <w:r>
-        <w:rPr>
-          <w:lang w:val="en-US"/>
-        </w:rPr>
-        <w:t>Securing a trustable service provider that completes the required task is difficult in a fragmented market.</w:t>
-      </w:r>
-    </w:p>
-    <w:p>
-      <w:pPr>
-        <w:rPr>
-          <w:lang w:val="en-US"/>
-        </w:rPr>
-      </w:pPr>
-      <w:r>
-        <w:rPr>
-          <w:lang w:val="en-US"/>
-        </w:rPr>
-        <w:t>For pool service providers these are:</w:t>
-      </w:r>
+        <w:jc w:val="both"/>
+        <w:rPr>
+          <w:rFonts w:cstheme="minorHAnsi"/>
+          <w:u w:val="single"/>
+          <w:lang w:val="en-US"/>
+        </w:rPr>
+      </w:pPr>
+      <w:r>
+        <w:rPr>
+          <w:b/>
+        </w:rPr>
+        <w:t>System Database:</w:t>
+      </w:r>
+      <w:r>
+        <w:t xml:space="preserve"> </w:t>
+      </w:r>
+      <w:r>
+        <w:t xml:space="preserve">The application's backend services, including user authentication and the shared online database, will be provided by </w:t>
+      </w:r>
+      <w:r>
+        <w:rPr>
+          <w:bCs/>
+        </w:rPr>
+        <w:t>Google Firebase</w:t>
+      </w:r>
+      <w:r>
+        <w:rPr>
+          <w:bCs/>
+        </w:rPr>
+        <w:t>.</w:t>
+      </w:r>
+    </w:p>
+    <w:p>
+      <w:pPr>
+        <w:pStyle w:val="ListParagraph"/>
+        <w:numPr>
+          <w:ilvl w:val="0"/>
+          <w:numId w:val="8"/>
+        </w:numPr>
+        <w:jc w:val="both"/>
+        <w:rPr>
+          <w:rFonts w:cstheme="minorHAnsi"/>
+          <w:u w:val="single"/>
+          <w:lang w:val="en-US"/>
+        </w:rPr>
+      </w:pPr>
+      <w:r>
+        <w:rPr>
+          <w:b/>
+        </w:rPr>
+        <w:t>System Software:</w:t>
+      </w:r>
+      <w:r>
+        <w:rPr>
+          <w:i/>
+        </w:rPr>
+        <w:t xml:space="preserve"> </w:t>
+      </w:r>
+      <w:r>
+        <w:rPr>
+          <w:i/>
+        </w:rPr>
+        <w:t>SplashScreen</w:t>
+      </w:r>
+      <w:r>
+        <w:t xml:space="preserve"> is compiled with </w:t>
+      </w:r>
+      <w:r>
+        <w:rPr>
+          <w:b/>
+          <w:bCs/>
+        </w:rPr>
+        <w:t>Android SDK 35</w:t>
+      </w:r>
+      <w:r>
+        <w:t>.</w:t>
+      </w:r>
+    </w:p>
+    <w:p>
+      <w:pPr>
+        <w:pStyle w:val="ListParagraph"/>
+        <w:ind w:left="1080"/>
+        <w:jc w:val="both"/>
+        <w:rPr>
+          <w:rFonts w:cstheme="minorHAnsi"/>
+          <w:u w:val="single"/>
+          <w:lang w:val="en-US"/>
+        </w:rPr>
+      </w:pPr>
+    </w:p>
+    <w:p>
+      <w:pPr>
+        <w:pStyle w:val="ListParagraph"/>
+        <w:numPr>
+          <w:ilvl w:val="0"/>
+          <w:numId w:val="10"/>
+        </w:numPr>
+        <w:jc w:val="both"/>
+        <w:rPr>
+          <w:rFonts w:cstheme="minorHAnsi"/>
+          <w:u w:val="single"/>
+          <w:lang w:val="en-US"/>
+        </w:rPr>
+      </w:pPr>
+      <w:r>
+        <w:rPr>
+          <w:rFonts w:cstheme="minorHAnsi"/>
+          <w:u w:val="single"/>
+          <w:lang w:val="en-US"/>
+        </w:rPr>
+        <w:t>Production usage</w:t>
+      </w:r>
+    </w:p>
+    <w:p>
+      <w:pPr>
+        <w:jc w:val="both"/>
+        <w:rPr>
+          <w:rFonts w:cstheme="minorHAnsi"/>
+          <w:u w:val="single"/>
+          <w:lang w:val="en-US"/>
+        </w:rPr>
+      </w:pPr>
+    </w:p>
+    <w:p>
+      <w:pPr>
+        <w:pStyle w:val="ListParagraph"/>
+        <w:numPr>
+          <w:ilvl w:val="0"/>
+          <w:numId w:val="8"/>
+        </w:numPr>
+        <w:jc w:val="both"/>
+        <w:rPr>
+          <w:rFonts w:cstheme="minorHAnsi"/>
+          <w:lang w:val="en-US"/>
+        </w:rPr>
+      </w:pPr>
+      <w:r>
+        <w:rPr>
+          <w:b/>
+        </w:rPr>
+        <w:t>Operating System:</w:t>
+      </w:r>
+      <w:r>
+        <w:t xml:space="preserve"> </w:t>
+      </w:r>
+      <w:r>
+        <w:rPr>
+          <w:i/>
+        </w:rPr>
+        <w:t>SplashScreen</w:t>
+      </w:r>
+      <w:r>
+        <w:t xml:space="preserve"> requires a device with an operating system of </w:t>
+      </w:r>
+      <w:r>
+        <w:rPr>
+          <w:b/>
+          <w:bCs/>
+        </w:rPr>
+        <w:t>Android 11</w:t>
+      </w:r>
+      <w:r>
+        <w:t xml:space="preserve"> or higher.</w:t>
+      </w:r>
+    </w:p>
+    <w:p>
+      <w:pPr>
+        <w:pStyle w:val="ListParagraph"/>
+        <w:numPr>
+          <w:ilvl w:val="0"/>
+          <w:numId w:val="8"/>
+        </w:numPr>
+        <w:jc w:val="both"/>
+        <w:rPr>
+          <w:rFonts w:cstheme="minorHAnsi"/>
+          <w:u w:val="single"/>
+          <w:lang w:val="en-US"/>
+        </w:rPr>
+      </w:pPr>
+      <w:r>
+        <w:t>Specifically</w:t>
+      </w:r>
+      <w:r>
+        <w:rPr>
+          <w:i/>
+        </w:rPr>
+        <w:t xml:space="preserve">, </w:t>
+      </w:r>
+      <w:r>
+        <w:rPr>
+          <w:i/>
+        </w:rPr>
+        <w:t>SplashScreen</w:t>
+      </w:r>
+      <w:r>
+        <w:t xml:space="preserve"> requires a minimum API level of </w:t>
+      </w:r>
+      <w:r>
+        <w:rPr>
+          <w:b/>
+          <w:bCs/>
+        </w:rPr>
+        <w:t>30</w:t>
+      </w:r>
+      <w:r>
+        <w:t xml:space="preserve">, </w:t>
+      </w:r>
+      <w:r>
+        <w:t>Android 11</w:t>
+      </w:r>
+      <w:r>
+        <w:t>, also known as</w:t>
+      </w:r>
+      <w:r>
+        <w:t xml:space="preserve"> R.</w:t>
+      </w:r>
+    </w:p>
+    <w:p>
+      <w:pPr>
+        <w:pStyle w:val="ListParagraph"/>
+        <w:jc w:val="both"/>
+        <w:rPr>
+          <w:rFonts w:cstheme="minorHAnsi"/>
+          <w:u w:val="single"/>
+          <w:lang w:val="en-US"/>
+        </w:rPr>
+      </w:pPr>
+    </w:p>
+    <w:p>
+      <w:pPr>
+        <w:jc w:val="both"/>
+        <w:rPr>
+          <w:rFonts w:cstheme="minorHAnsi"/>
+          <w:sz w:val="28"/>
+          <w:szCs w:val="28"/>
+          <w:u w:val="single"/>
+          <w:lang w:val="en-US"/>
+        </w:rPr>
+      </w:pPr>
+      <w:r>
+        <w:rPr>
+          <w:rFonts w:cstheme="minorHAnsi"/>
+          <w:sz w:val="28"/>
+          <w:szCs w:val="28"/>
+          <w:u w:val="single"/>
+          <w:lang w:val="en-US"/>
+        </w:rPr>
+        <w:t>1.4.</w:t>
+      </w:r>
+      <w:r>
+        <w:rPr>
+          <w:rFonts w:cstheme="minorHAnsi"/>
+          <w:sz w:val="28"/>
+          <w:szCs w:val="28"/>
+          <w:u w:val="single"/>
+          <w:lang w:val="en-US"/>
+        </w:rPr>
+        <w:t>2</w:t>
+      </w:r>
+      <w:r>
+        <w:rPr>
+          <w:rFonts w:cstheme="minorHAnsi"/>
+          <w:sz w:val="28"/>
+          <w:szCs w:val="28"/>
+          <w:u w:val="single"/>
+          <w:lang w:val="en-US"/>
+        </w:rPr>
+        <w:t xml:space="preserve"> </w:t>
+      </w:r>
+      <w:r>
+        <w:rPr>
+          <w:rFonts w:cstheme="minorHAnsi"/>
+          <w:sz w:val="28"/>
+          <w:szCs w:val="28"/>
+          <w:u w:val="single"/>
+          <w:lang w:val="en-US"/>
+        </w:rPr>
+        <w:t>Hardware</w:t>
+      </w:r>
+      <w:r>
+        <w:rPr>
+          <w:rFonts w:cstheme="minorHAnsi"/>
+          <w:sz w:val="28"/>
+          <w:szCs w:val="28"/>
+          <w:u w:val="single"/>
+          <w:lang w:val="en-US"/>
+        </w:rPr>
+        <w:t xml:space="preserve"> Requirements</w:t>
+      </w:r>
+    </w:p>
+    <w:p>
+      <w:pPr>
+        <w:jc w:val="both"/>
+        <w:rPr>
+          <w:rFonts w:cstheme="minorHAnsi"/>
+          <w:sz w:val="28"/>
+          <w:szCs w:val="28"/>
+          <w:u w:val="single"/>
+          <w:lang w:val="en-US"/>
+        </w:rPr>
+      </w:pPr>
+    </w:p>
+    <w:p>
+      <w:pPr>
+        <w:pStyle w:val="ListParagraph"/>
+        <w:numPr>
+          <w:ilvl w:val="0"/>
+          <w:numId w:val="10"/>
+        </w:numPr>
+        <w:jc w:val="both"/>
+        <w:rPr>
+          <w:rFonts w:cstheme="minorHAnsi"/>
+          <w:u w:val="single"/>
+          <w:lang w:val="en-US"/>
+        </w:rPr>
+      </w:pPr>
+      <w:r>
+        <w:rPr>
+          <w:rFonts w:cstheme="minorHAnsi"/>
+          <w:u w:val="single"/>
+          <w:lang w:val="en-US"/>
+        </w:rPr>
+        <w:t>Development</w:t>
+      </w:r>
+    </w:p>
+    <w:p>
+      <w:pPr>
+        <w:pStyle w:val="ListParagraph"/>
+        <w:jc w:val="both"/>
+        <w:rPr>
+          <w:rFonts w:cstheme="minorHAnsi"/>
+          <w:u w:val="single"/>
+          <w:lang w:val="en-US"/>
+        </w:rPr>
+      </w:pPr>
     </w:p>
     <w:p>
       <w:pPr>
@@ -1917,16 +3679,274 @@
           <w:ilvl w:val="0"/>
           <w:numId w:val="9"/>
         </w:numPr>
-        <w:rPr>
-          <w:lang w:val="en-US"/>
-        </w:rPr>
-      </w:pPr>
-      <w:r>
-        <w:rPr>
-          <w:lang w:val="en-US"/>
-        </w:rPr>
-        <w:t>Managing clients is often a disjointed task requiring multiple applications to complete a single workflow</w:t>
-      </w:r>
+        <w:jc w:val="both"/>
+        <w:rPr>
+          <w:rFonts w:cstheme="minorHAnsi"/>
+          <w:lang w:val="en-US"/>
+        </w:rPr>
+      </w:pPr>
+      <w:r>
+        <w:rPr>
+          <w:b/>
+        </w:rPr>
+        <w:t>Internal build</w:t>
+      </w:r>
+      <w:r>
+        <w:rPr>
+          <w:b/>
+        </w:rPr>
+        <w:t>:</w:t>
+      </w:r>
+      <w:r>
+        <w:t xml:space="preserve"> </w:t>
+      </w:r>
+      <w:r>
+        <w:t>Android Studio,</w:t>
+      </w:r>
+      <w:r>
+        <w:t xml:space="preserve"> our development environment</w:t>
+      </w:r>
+      <w:r>
+        <w:t xml:space="preserve"> </w:t>
+      </w:r>
+      <w:r>
+        <w:t>requires</w:t>
+      </w:r>
+      <w:r>
+        <w:t xml:space="preserve"> the following to operate efficiently:</w:t>
+      </w:r>
+    </w:p>
+    <w:p>
+      <w:pPr>
+        <w:pStyle w:val="ListParagraph"/>
+        <w:numPr>
+          <w:ilvl w:val="0"/>
+          <w:numId w:val="11"/>
+        </w:numPr>
+      </w:pPr>
+      <w:r>
+        <w:rPr>
+          <w:b/>
+        </w:rPr>
+        <w:t>Display:</w:t>
+      </w:r>
+      <w:r>
+        <w:t xml:space="preserve"> </w:t>
+      </w:r>
+      <w:r>
+        <w:t>Minimum</w:t>
+      </w:r>
+      <w:r>
+        <w:t xml:space="preserve"> of</w:t>
+      </w:r>
+      <w:r>
+        <w:t xml:space="preserve"> 1280 x 800 screen resolution</w:t>
+      </w:r>
+      <w:r>
+        <w:t xml:space="preserve"> for Desktop devices.</w:t>
+      </w:r>
+    </w:p>
+    <w:p>
+      <w:pPr>
+        <w:pStyle w:val="ListParagraph"/>
+        <w:numPr>
+          <w:ilvl w:val="0"/>
+          <w:numId w:val="11"/>
+        </w:numPr>
+        <w:jc w:val="both"/>
+        <w:rPr>
+          <w:rFonts w:cstheme="minorHAnsi"/>
+          <w:lang w:val="en-US"/>
+        </w:rPr>
+      </w:pPr>
+      <w:r>
+        <w:rPr>
+          <w:b/>
+          <w:bCs/>
+        </w:rPr>
+        <w:t>Processor (CPU):</w:t>
+      </w:r>
+      <w:r>
+        <w:rPr>
+          <w:b/>
+          <w:bCs/>
+        </w:rPr>
+        <w:t xml:space="preserve"> </w:t>
+      </w:r>
+      <w:r>
+        <w:rPr>
+          <w:bCs/>
+        </w:rPr>
+        <w:t>Multi-core processor with x86_64 architecture</w:t>
+      </w:r>
+      <w:r>
+        <w:rPr>
+          <w:bCs/>
+        </w:rPr>
+        <w:t xml:space="preserve"> that has </w:t>
+      </w:r>
+      <w:r>
+        <w:rPr>
+          <w:bCs/>
+        </w:rPr>
+        <w:t>virtualization support</w:t>
+      </w:r>
+      <w:r>
+        <w:rPr>
+          <w:bCs/>
+        </w:rPr>
+        <w:t>.</w:t>
+      </w:r>
+    </w:p>
+    <w:p>
+      <w:pPr>
+        <w:pStyle w:val="ListParagraph"/>
+        <w:numPr>
+          <w:ilvl w:val="0"/>
+          <w:numId w:val="11"/>
+        </w:numPr>
+        <w:jc w:val="both"/>
+        <w:rPr>
+          <w:rFonts w:cstheme="minorHAnsi"/>
+          <w:lang w:val="en-US"/>
+        </w:rPr>
+      </w:pPr>
+      <w:r>
+        <w:rPr>
+          <w:b/>
+          <w:bCs/>
+        </w:rPr>
+        <w:t>Memory (RAM):</w:t>
+      </w:r>
+      <w:r>
+        <w:t xml:space="preserve"> </w:t>
+      </w:r>
+      <w:r>
+        <w:t>A minimum of 16 GBs of RAM.</w:t>
+      </w:r>
+    </w:p>
+    <w:p>
+      <w:pPr>
+        <w:pStyle w:val="ListParagraph"/>
+        <w:numPr>
+          <w:ilvl w:val="0"/>
+          <w:numId w:val="11"/>
+        </w:numPr>
+        <w:jc w:val="both"/>
+        <w:rPr>
+          <w:rFonts w:cstheme="minorHAnsi"/>
+          <w:lang w:val="en-US"/>
+        </w:rPr>
+      </w:pPr>
+      <w:r>
+        <w:rPr>
+          <w:b/>
+          <w:bCs/>
+        </w:rPr>
+        <w:t>Physical Storage:</w:t>
+      </w:r>
+      <w:r>
+        <w:rPr>
+          <w:b/>
+          <w:bCs/>
+        </w:rPr>
+        <w:t xml:space="preserve"> </w:t>
+      </w:r>
+      <w:r>
+        <w:rPr>
+          <w:bCs/>
+        </w:rPr>
+        <w:t>While 8 GB for the IDE and Android SDK will meet the entry requirements, an SSD with 16 GBs of space or more is recommended</w:t>
+      </w:r>
+      <w:r>
+        <w:rPr>
+          <w:b/>
+          <w:bCs/>
+        </w:rPr>
+        <w:t>.</w:t>
+      </w:r>
+    </w:p>
+    <w:p>
+      <w:pPr>
+        <w:pStyle w:val="ListParagraph"/>
+        <w:numPr>
+          <w:ilvl w:val="0"/>
+          <w:numId w:val="11"/>
+        </w:numPr>
+        <w:jc w:val="both"/>
+        <w:rPr>
+          <w:rFonts w:cstheme="minorHAnsi"/>
+          <w:lang w:val="en-US"/>
+        </w:rPr>
+      </w:pPr>
+      <w:r>
+        <w:rPr>
+          <w:b/>
+          <w:bCs/>
+        </w:rPr>
+        <w:lastRenderedPageBreak/>
+        <w:t>Internet Connection:</w:t>
+      </w:r>
+      <w:r>
+        <w:rPr>
+          <w:rFonts w:cstheme="minorHAnsi"/>
+          <w:lang w:val="en-US"/>
+        </w:rPr>
+        <w:t xml:space="preserve"> </w:t>
+      </w:r>
+      <w:r>
+        <w:rPr>
+          <w:rFonts w:cstheme="minorHAnsi"/>
+          <w:lang w:val="en-US"/>
+        </w:rPr>
+        <w:t>Stable internet connection is a necessity as we debug and test our database queries.</w:t>
+      </w:r>
+    </w:p>
+    <w:p>
+      <w:pPr>
+        <w:pStyle w:val="ListParagraph"/>
+        <w:ind w:left="1440"/>
+        <w:jc w:val="both"/>
+        <w:rPr>
+          <w:rFonts w:cstheme="minorHAnsi"/>
+          <w:u w:val="single"/>
+          <w:lang w:val="en-US"/>
+        </w:rPr>
+      </w:pPr>
+    </w:p>
+    <w:p>
+      <w:pPr>
+        <w:pStyle w:val="ListParagraph"/>
+        <w:numPr>
+          <w:ilvl w:val="0"/>
+          <w:numId w:val="10"/>
+        </w:numPr>
+        <w:jc w:val="both"/>
+        <w:rPr>
+          <w:rFonts w:cstheme="minorHAnsi"/>
+          <w:u w:val="single"/>
+          <w:lang w:val="en-US"/>
+        </w:rPr>
+      </w:pPr>
+      <w:r>
+        <w:rPr>
+          <w:rFonts w:cstheme="minorHAnsi"/>
+          <w:u w:val="single"/>
+          <w:lang w:val="en-US"/>
+        </w:rPr>
+        <w:t>Production usage</w:t>
+      </w:r>
+    </w:p>
+    <w:p>
+      <w:pPr>
+        <w:pStyle w:val="ListParagraph"/>
+        <w:jc w:val="both"/>
+        <w:rPr>
+          <w:rFonts w:cstheme="minorHAnsi"/>
+          <w:u w:val="single"/>
+          <w:lang w:val="en-US"/>
+        </w:rPr>
+      </w:pPr>
     </w:p>
     <w:p>
       <w:pPr>
@@ -1935,229 +3955,68 @@
           <w:ilvl w:val="0"/>
           <w:numId w:val="9"/>
         </w:numPr>
-        <w:rPr>
-          <w:lang w:val="en-US"/>
-        </w:rPr>
-      </w:pPr>
-      <w:r>
-        <w:rPr>
-          <w:lang w:val="en-US"/>
-        </w:rPr>
-        <w:t>Expanding as a professional entity can be difficult if the correct clients are not approached in the correct manner.</w:t>
-      </w:r>
-    </w:p>
-    <w:p>
-      <w:pPr>
-        <w:rPr>
-          <w:lang w:val="en-US"/>
-        </w:rPr>
-      </w:pPr>
-    </w:p>
-    <w:p>
-      <w:pPr>
-        <w:rPr>
-          <w:lang w:val="en-US"/>
-        </w:rPr>
-      </w:pPr>
-      <w:proofErr w:type="spellStart"/>
-      <w:proofErr w:type="gramStart"/>
+        <w:jc w:val="both"/>
+        <w:rPr>
+          <w:rFonts w:cstheme="minorHAnsi"/>
+          <w:lang w:val="en-US"/>
+        </w:rPr>
+      </w:pPr>
+      <w:r>
+        <w:rPr>
+          <w:b/>
+        </w:rPr>
+        <w:t>Display:</w:t>
+      </w:r>
+      <w:r>
+        <w:t xml:space="preserve"> We built </w:t>
+      </w:r>
+      <w:r>
+        <w:t>our</w:t>
+      </w:r>
+      <w:r>
+        <w:t xml:space="preserve"> app</w:t>
+      </w:r>
+      <w:r>
+        <w:t xml:space="preserve"> for modern smartphone resolutions, specifically those with an aspect ratio of </w:t>
+      </w:r>
+      <w:r>
+        <w:rPr>
+          <w:b/>
+          <w:bCs/>
+        </w:rPr>
+        <w:t>16:9</w:t>
+      </w:r>
+      <w:r>
+        <w:t xml:space="preserve"> or </w:t>
+      </w:r>
+      <w:r>
+        <w:rPr>
+          <w:b/>
+          <w:bCs/>
+        </w:rPr>
+        <w:t>19.5:9</w:t>
+      </w:r>
+      <w:r>
+        <w:t xml:space="preserve">. While it will scale to other screens, </w:t>
+      </w:r>
       <w:r>
         <w:rPr>
           <w:i/>
-          <w:lang w:val="en-US"/>
         </w:rPr>
         <w:t>SplashScreen</w:t>
       </w:r>
-      <w:proofErr w:type="spellEnd"/>
-      <w:r>
-        <w:rPr>
-          <w:lang w:val="en-US"/>
-        </w:rPr>
-        <w:t>,</w:t>
-      </w:r>
-      <w:proofErr w:type="gramEnd"/>
-      <w:r>
-        <w:rPr>
-          <w:lang w:val="en-US"/>
-        </w:rPr>
-        <w:t xml:space="preserve"> is an android </w:t>
-      </w:r>
-      <w:proofErr w:type="gramStart"/>
-      <w:r>
-        <w:rPr>
-          <w:lang w:val="en-US"/>
-        </w:rPr>
-        <w:t>application</w:t>
-      </w:r>
-      <w:proofErr w:type="gramEnd"/>
-      <w:r>
-        <w:rPr>
-          <w:lang w:val="en-US"/>
-        </w:rPr>
-        <w:t xml:space="preserve"> aims to simplify pool maintenance. </w:t>
-      </w:r>
-      <w:proofErr w:type="gramStart"/>
-      <w:r>
-        <w:rPr>
-          <w:lang w:val="en-US"/>
-        </w:rPr>
-        <w:t>Through</w:t>
-      </w:r>
-      <w:proofErr w:type="gramEnd"/>
-      <w:r>
-        <w:rPr>
-          <w:lang w:val="en-US"/>
-        </w:rPr>
-        <w:t xml:space="preserve"> giving our new </w:t>
-      </w:r>
-      <w:proofErr w:type="gramStart"/>
-      <w:r>
-        <w:rPr>
-          <w:lang w:val="en-US"/>
-        </w:rPr>
-        <w:t>users</w:t>
-      </w:r>
-      <w:proofErr w:type="gramEnd"/>
-      <w:r>
-        <w:rPr>
-          <w:lang w:val="en-US"/>
-        </w:rPr>
-        <w:t xml:space="preserve"> a guided walkthrough of both how to use the app and general insights on pool maintenance, we solve the issue of uneducated pool care. This will be in the form of </w:t>
-      </w:r>
-      <w:r>
-        <w:rPr>
-          <w:lang w:val="en-US"/>
-        </w:rPr>
-        <w:t xml:space="preserve">walkthrough screens, </w:t>
-      </w:r>
-      <w:proofErr w:type="gramStart"/>
-      <w:r>
-        <w:rPr>
-          <w:lang w:val="en-US"/>
-        </w:rPr>
-        <w:t>similar to</w:t>
-      </w:r>
-      <w:proofErr w:type="gramEnd"/>
-      <w:r>
-        <w:rPr>
-          <w:lang w:val="en-US"/>
-        </w:rPr>
-        <w:t xml:space="preserve"> tutorials and video resources found online.</w:t>
-      </w:r>
-    </w:p>
-    <w:p>
-      <w:pPr>
-        <w:rPr>
-          <w:lang w:val="en-US"/>
-        </w:rPr>
-      </w:pPr>
-    </w:p>
-    <w:p>
-      <w:pPr>
-        <w:rPr>
-          <w:lang w:val="en-US"/>
-        </w:rPr>
-      </w:pPr>
-      <w:r>
-        <w:rPr>
-          <w:lang w:val="en-US"/>
-        </w:rPr>
-        <w:t>Our system will offer users the ability to move away from manual record-keeping through a personalized pool input and calculator system. This system will be enhanced with real-time data collected from various application programming interfaces sources such as the local weather, municipality water restriction and the load shedding timeline to equip pool owners and service providers with verified information to make informed decisions.</w:t>
-      </w:r>
-    </w:p>
-    <w:p>
-      <w:pPr>
-        <w:rPr>
-          <w:lang w:val="en-US"/>
-        </w:rPr>
-      </w:pPr>
-    </w:p>
-    <w:p>
-      <w:pPr>
-        <w:rPr>
-          <w:lang w:val="en-US"/>
-        </w:rPr>
-      </w:pPr>
-      <w:r>
-        <w:rPr>
-          <w:lang w:val="en-US"/>
-        </w:rPr>
-        <w:t xml:space="preserve">The marketplace serves as a two-way link between the service provider and the service consumer. While individuals are not required to request a service or buy a product from a marketplace business, </w:t>
-      </w:r>
-      <w:proofErr w:type="spellStart"/>
-      <w:proofErr w:type="gramStart"/>
-      <w:r>
-        <w:rPr>
-          <w:i/>
-          <w:lang w:val="en-US"/>
-        </w:rPr>
-        <w:t>SplashScreen</w:t>
-      </w:r>
-      <w:proofErr w:type="spellEnd"/>
-      <w:r>
-        <w:rPr>
-          <w:i/>
-          <w:lang w:val="en-US"/>
-        </w:rPr>
-        <w:t>,</w:t>
-      </w:r>
-      <w:proofErr w:type="gramEnd"/>
-      <w:r>
-        <w:rPr>
-          <w:i/>
-          <w:lang w:val="en-US"/>
-        </w:rPr>
-        <w:t xml:space="preserve"> </w:t>
-      </w:r>
-      <w:r>
-        <w:rPr>
-          <w:lang w:val="en-US"/>
-        </w:rPr>
-        <w:t xml:space="preserve">gives them a direct </w:t>
-      </w:r>
-      <w:r>
-        <w:rPr>
-          <w:lang w:val="en-US"/>
-        </w:rPr>
-        <w:t xml:space="preserve">verified </w:t>
-      </w:r>
-      <w:r>
-        <w:rPr>
-          <w:lang w:val="en-US"/>
-        </w:rPr>
-        <w:t>link to the source</w:t>
-      </w:r>
-      <w:r>
-        <w:rPr>
-          <w:lang w:val="en-US"/>
-        </w:rPr>
-        <w:t xml:space="preserve">. When businesses request registration for a business account, our team will first verify their </w:t>
-      </w:r>
-      <w:r>
-        <w:rPr>
-          <w:lang w:val="en-US"/>
-        </w:rPr>
-        <w:t>legitimacy as well as allocate a non-biased review based on current public company data. Once verified and registered, a business will be able to search through the client pool in the form of current individuals on the platform who agreed to have their profile public. This approach solves both the sub-problems of an unverified marketplace for pool owners and the difficulty of attaining clients for service providers.</w:t>
-      </w:r>
-    </w:p>
-    <w:p>
-      <w:pPr>
-        <w:rPr>
-          <w:lang w:val="en-US"/>
-        </w:rPr>
-      </w:pPr>
-    </w:p>
-    <w:p>
-      <w:pPr>
-        <w:rPr>
-          <w:lang w:val="en-US"/>
-        </w:rPr>
-      </w:pPr>
-      <w:r>
-        <w:rPr>
-          <w:lang w:val="en-US"/>
-        </w:rPr>
-        <w:t xml:space="preserve">Another major issue we identified is the disjointed task of managing clients for service providers. We define this as the requirement of multiple avenues to complete a single client job: </w:t>
+      <w:r>
+        <w:t xml:space="preserve"> is designed for a typical phone resolution of </w:t>
+      </w:r>
+      <w:r>
+        <w:rPr>
+          <w:b/>
+          <w:bCs/>
+        </w:rPr>
+        <w:t>1080 x 1920 pixels (Full HD)</w:t>
+      </w:r>
+      <w:r>
+        <w:t>.</w:t>
       </w:r>
     </w:p>
     <w:p>
@@ -2165,17 +4024,29 @@
         <w:pStyle w:val="ListParagraph"/>
         <w:numPr>
           <w:ilvl w:val="0"/>
-          <w:numId w:val="10"/>
+          <w:numId w:val="9"/>
         </w:numPr>
-        <w:rPr>
-          <w:lang w:val="en-US"/>
-        </w:rPr>
-      </w:pPr>
-      <w:r>
-        <w:rPr>
-          <w:lang w:val="en-US"/>
-        </w:rPr>
-        <w:t>First securing a client through a communication channel</w:t>
+        <w:jc w:val="both"/>
+        <w:rPr>
+          <w:rFonts w:cstheme="minorHAnsi"/>
+          <w:lang w:val="en-US"/>
+        </w:rPr>
+      </w:pPr>
+      <w:r>
+        <w:rPr>
+          <w:b/>
+          <w:bCs/>
+        </w:rPr>
+        <w:t>Processor (CPU):</w:t>
+      </w:r>
+      <w:r>
+        <w:t xml:space="preserve"> A multi-core processor is recommended for smooth performance, especially when handling </w:t>
+      </w:r>
+      <w:r>
+        <w:t xml:space="preserve">our </w:t>
+      </w:r>
+      <w:r>
+        <w:t>UI animations and network requests.</w:t>
       </w:r>
     </w:p>
     <w:p>
@@ -2183,23 +4054,46 @@
         <w:pStyle w:val="ListParagraph"/>
         <w:numPr>
           <w:ilvl w:val="0"/>
-          <w:numId w:val="10"/>
+          <w:numId w:val="9"/>
         </w:numPr>
-        <w:rPr>
-          <w:lang w:val="en-US"/>
-        </w:rPr>
-      </w:pPr>
-      <w:r>
-        <w:rPr>
-          <w:lang w:val="en-US"/>
-        </w:rPr>
-        <w:t>L</w:t>
-      </w:r>
-      <w:r>
-        <w:rPr>
-          <w:lang w:val="en-US"/>
-        </w:rPr>
-        <w:t>ogging the required services for the respective pool of the client</w:t>
+        <w:jc w:val="both"/>
+        <w:rPr>
+          <w:rFonts w:cstheme="minorHAnsi"/>
+          <w:lang w:val="en-US"/>
+        </w:rPr>
+      </w:pPr>
+      <w:r>
+        <w:rPr>
+          <w:b/>
+          <w:bCs/>
+        </w:rPr>
+        <w:t>Memory (RAM):</w:t>
+      </w:r>
+      <w:r>
+        <w:t xml:space="preserve"> The application's minimum requirement is </w:t>
+      </w:r>
+      <w:r>
+        <w:rPr>
+          <w:b/>
+          <w:bCs/>
+        </w:rPr>
+        <w:t>2 GB of RAM</w:t>
+      </w:r>
+      <w:r>
+        <w:t xml:space="preserve">, though </w:t>
+      </w:r>
+      <w:r>
+        <w:rPr>
+          <w:b/>
+          <w:bCs/>
+        </w:rPr>
+        <w:t>4 GB or more</w:t>
+      </w:r>
+      <w:r>
+        <w:t xml:space="preserve"> is recommended</w:t>
+      </w:r>
+      <w:r>
+        <w:t>.</w:t>
       </w:r>
     </w:p>
     <w:p>
@@ -2207,132 +4101,112 @@
         <w:pStyle w:val="ListParagraph"/>
         <w:numPr>
           <w:ilvl w:val="0"/>
-          <w:numId w:val="10"/>
+          <w:numId w:val="9"/>
         </w:numPr>
-        <w:rPr>
-          <w:lang w:val="en-US"/>
-        </w:rPr>
-      </w:pPr>
-      <w:r>
-        <w:rPr>
-          <w:lang w:val="en-US"/>
-        </w:rPr>
-        <w:t>G</w:t>
-      </w:r>
-      <w:r>
-        <w:rPr>
-          <w:lang w:val="en-US"/>
-        </w:rPr>
-        <w:t xml:space="preserve">enerating a report </w:t>
-      </w:r>
-      <w:proofErr w:type="gramStart"/>
-      <w:r>
-        <w:rPr>
-          <w:lang w:val="en-US"/>
-        </w:rPr>
-        <w:t>of</w:t>
-      </w:r>
-      <w:proofErr w:type="gramEnd"/>
-      <w:r>
-        <w:rPr>
-          <w:lang w:val="en-US"/>
-        </w:rPr>
-        <w:t xml:space="preserve"> the history of services provided.</w:t>
-      </w:r>
-    </w:p>
-    <w:p>
-      <w:pPr>
-        <w:rPr>
-          <w:lang w:val="en-US"/>
-        </w:rPr>
-      </w:pPr>
-      <w:r>
-        <w:rPr>
-          <w:lang w:val="en-US"/>
-        </w:rPr>
-        <w:t xml:space="preserve">This is multiplied by several clients which can be inefficient to continue executing. </w:t>
+        <w:jc w:val="both"/>
+        <w:rPr>
+          <w:rFonts w:cstheme="minorHAnsi"/>
+          <w:lang w:val="en-US"/>
+        </w:rPr>
+      </w:pPr>
+      <w:r>
+        <w:rPr>
+          <w:b/>
+          <w:bCs/>
+        </w:rPr>
+        <w:t xml:space="preserve">Physical </w:t>
+      </w:r>
+      <w:r>
+        <w:rPr>
+          <w:b/>
+          <w:bCs/>
+        </w:rPr>
+        <w:t>Storage:</w:t>
+      </w:r>
+      <w:r>
+        <w:t xml:space="preserve"> </w:t>
+      </w:r>
+      <w:r>
+        <w:t>The downloadable .</w:t>
       </w:r>
       <w:proofErr w:type="spellStart"/>
       <w:r>
+        <w:t>apk</w:t>
+      </w:r>
+      <w:proofErr w:type="spellEnd"/>
+      <w:r>
+        <w:t xml:space="preserve"> file will be approximately 50MB in size</w:t>
+      </w:r>
+      <w:r>
+        <w:t xml:space="preserve"> but it will require additional storage for cached data from Firebase </w:t>
+      </w:r>
+      <w:r>
+        <w:t>database</w:t>
+      </w:r>
+      <w:r>
+        <w:t xml:space="preserve">. A minimum of </w:t>
+      </w:r>
+      <w:r>
+        <w:rPr>
+          <w:b/>
+          <w:bCs/>
+        </w:rPr>
+        <w:t>200 MB of free storage</w:t>
+      </w:r>
+      <w:r>
+        <w:t xml:space="preserve"> is recommended.</w:t>
+      </w:r>
+    </w:p>
+    <w:p>
+      <w:pPr>
+        <w:pStyle w:val="ListParagraph"/>
+        <w:numPr>
+          <w:ilvl w:val="0"/>
+          <w:numId w:val="9"/>
+        </w:numPr>
+        <w:jc w:val="both"/>
+        <w:rPr>
+          <w:rFonts w:cstheme="minorHAnsi"/>
+          <w:lang w:val="en-US"/>
+        </w:rPr>
+      </w:pPr>
+      <w:r>
+        <w:rPr>
+          <w:b/>
+          <w:bCs/>
+        </w:rPr>
+        <w:t>Internet Connection:</w:t>
+      </w:r>
+      <w:r>
+        <w:rPr>
+          <w:rFonts w:cstheme="minorHAnsi"/>
+          <w:lang w:val="en-US"/>
+        </w:rPr>
+        <w:t xml:space="preserve"> </w:t>
+      </w:r>
+      <w:r>
         <w:rPr>
           <w:i/>
-          <w:lang w:val="en-US"/>
         </w:rPr>
         <w:t>SplashScreen</w:t>
       </w:r>
       <w:r>
-        <w:rPr>
-          <w:lang w:val="en-US"/>
-        </w:rPr>
-        <w:t>’s</w:t>
-      </w:r>
-      <w:proofErr w:type="spellEnd"/>
-      <w:r>
-        <w:rPr>
-          <w:lang w:val="en-US"/>
-        </w:rPr>
-        <w:t xml:space="preserve"> marketplace allows businesses to </w:t>
-      </w:r>
-      <w:proofErr w:type="gramStart"/>
-      <w:r>
-        <w:rPr>
-          <w:lang w:val="en-US"/>
-        </w:rPr>
-        <w:t>sift</w:t>
-      </w:r>
-      <w:proofErr w:type="gramEnd"/>
-      <w:r>
-        <w:rPr>
-          <w:lang w:val="en-US"/>
-        </w:rPr>
-        <w:t xml:space="preserve"> through the </w:t>
-      </w:r>
-      <w:proofErr w:type="gramStart"/>
-      <w:r>
-        <w:rPr>
-          <w:lang w:val="en-US"/>
-        </w:rPr>
-        <w:t>general public</w:t>
-      </w:r>
-      <w:proofErr w:type="gramEnd"/>
-      <w:r>
-        <w:rPr>
-          <w:lang w:val="en-US"/>
-        </w:rPr>
-        <w:t xml:space="preserve"> towards their target market. They can then leave notes for the client based on services provided. This will generate an automatic history report on the previous operations.</w:t>
-      </w:r>
-    </w:p>
-    <w:p>
-      <w:pPr>
-        <w:rPr>
-          <w:lang w:val="en-US"/>
-        </w:rPr>
-      </w:pPr>
-    </w:p>
-    <w:p>
-      <w:pPr>
-        <w:rPr>
-          <w:lang w:val="en-US"/>
-        </w:rPr>
-      </w:pPr>
-    </w:p>
-    <w:p>
-      <w:pPr>
-        <w:rPr>
-          <w:lang w:val="en-US"/>
-        </w:rPr>
-      </w:pPr>
-    </w:p>
-    <w:p>
-      <w:pPr>
-        <w:rPr>
-          <w:lang w:val="en-US"/>
-        </w:rPr>
-      </w:pPr>
-    </w:p>
-    <w:p>
-      <w:pPr>
-        <w:rPr>
+        <w:t xml:space="preserve"> </w:t>
+      </w:r>
+      <w:r>
+        <w:t xml:space="preserve">requires </w:t>
+      </w:r>
+      <w:r>
+        <w:t>a stable internet connection (Wi-Fi or mobile data) to perform authentication and access data from the Firebase backend.</w:t>
+      </w:r>
+    </w:p>
+    <w:p>
+      <w:pPr>
+        <w:pStyle w:val="ListParagraph"/>
+        <w:jc w:val="both"/>
+        <w:rPr>
+          <w:rFonts w:cstheme="minorHAnsi"/>
+          <w:u w:val="single"/>
           <w:lang w:val="en-US"/>
         </w:rPr>
       </w:pPr>
@@ -2340,22 +4214,14 @@
     <w:p>
       <w:pPr>
         <w:pStyle w:val="Heading1"/>
-        <w:rPr>
-          <w:u w:val="single"/>
-          <w:lang w:val="en-US"/>
-        </w:rPr>
-      </w:pPr>
-      <w:bookmarkStart w:id="2" w:name="_Toc207787817"/>
-      <w:r>
         <w:rPr>
           <w:sz w:val="36"/>
           <w:szCs w:val="36"/>
           <w:u w:val="single"/>
           <w:lang w:val="en-US"/>
         </w:rPr>
-        <w:lastRenderedPageBreak/>
-        <w:t xml:space="preserve">1.2 Project </w:t>
-      </w:r>
+      </w:pPr>
+      <w:bookmarkStart w:id="11" w:name="_Toc207787825"/>
       <w:r>
         <w:rPr>
           <w:sz w:val="36"/>
@@ -2363,9 +4229,43 @@
           <w:u w:val="single"/>
           <w:lang w:val="en-US"/>
         </w:rPr>
-        <w:t>scope</w:t>
-      </w:r>
-      <w:bookmarkEnd w:id="2"/>
+        <w:t xml:space="preserve">1.5 </w:t>
+      </w:r>
+      <w:r>
+        <w:rPr>
+          <w:sz w:val="36"/>
+          <w:szCs w:val="36"/>
+          <w:u w:val="single"/>
+          <w:lang w:val="en-US"/>
+        </w:rPr>
+        <w:t>Design constraints</w:t>
+      </w:r>
+      <w:bookmarkEnd w:id="11"/>
+    </w:p>
+    <w:p>
+      <w:pPr>
+        <w:rPr>
+          <w:b/>
+          <w:sz w:val="28"/>
+          <w:szCs w:val="28"/>
+          <w:lang w:val="en-US"/>
+        </w:rPr>
+      </w:pPr>
+    </w:p>
+    <w:p>
+      <w:pPr>
+        <w:rPr>
+          <w:color w:val="2E74B5" w:themeColor="accent5" w:themeShade="BF"/>
+          <w:lang w:val="en-US"/>
+        </w:rPr>
+      </w:pPr>
+      <w:r>
+        <w:rPr>
+          <w:color w:val="2E74B5" w:themeColor="accent5" w:themeShade="BF"/>
+          <w:lang w:val="en-US"/>
+        </w:rPr>
+        <w:t>In this section, discuss any constraints that there might be on the system development and / or deployment process.  This can include things such as security, interface and performance constraints.</w:t>
+      </w:r>
     </w:p>
     <w:p>
       <w:pPr>
@@ -2381,2190 +4281,305 @@
           <w:sz w:val="28"/>
           <w:szCs w:val="28"/>
           <w:u w:val="single"/>
-        </w:rPr>
-      </w:pPr>
-      <w:bookmarkStart w:id="3" w:name="_Toc207787818"/>
+          <w:lang w:val="en-US"/>
+        </w:rPr>
+      </w:pPr>
+      <w:bookmarkStart w:id="12" w:name="_Toc207787826"/>
       <w:r>
         <w:rPr>
           <w:sz w:val="28"/>
           <w:szCs w:val="28"/>
           <w:u w:val="single"/>
-        </w:rPr>
-        <w:t>1.2.1 Information scope</w:t>
-      </w:r>
-      <w:bookmarkEnd w:id="3"/>
-    </w:p>
-    <w:p>
-      <w:pPr>
-        <w:rPr>
-          <w:sz w:val="23"/>
-          <w:szCs w:val="23"/>
-        </w:rPr>
-      </w:pPr>
-    </w:p>
-    <w:p>
-      <w:pPr>
-        <w:jc w:val="both"/>
-        <w:rPr>
-          <w:color w:val="2E74B5" w:themeColor="accent5" w:themeShade="BF"/>
-          <w:sz w:val="23"/>
-          <w:szCs w:val="23"/>
-        </w:rPr>
-      </w:pPr>
-      <w:r>
-        <w:rPr>
-          <w:color w:val="2E74B5" w:themeColor="accent5" w:themeShade="BF"/>
-          <w:sz w:val="23"/>
-          <w:szCs w:val="23"/>
-        </w:rPr>
-        <w:t>In this section, discuss any details regarding the storage and handling of information, e.g. what will be stored</w:t>
-      </w:r>
-      <w:r>
-        <w:rPr>
-          <w:color w:val="2E74B5" w:themeColor="accent5" w:themeShade="BF"/>
-          <w:sz w:val="23"/>
-          <w:szCs w:val="23"/>
-        </w:rPr>
-        <w:t>, where will it be stored (on device or elsewhere) and</w:t>
-      </w:r>
-      <w:r>
-        <w:rPr>
-          <w:color w:val="2E74B5" w:themeColor="accent5" w:themeShade="BF"/>
-          <w:sz w:val="23"/>
-          <w:szCs w:val="23"/>
-        </w:rPr>
-        <w:t xml:space="preserve"> will it be encrypted</w:t>
-      </w:r>
-      <w:r>
-        <w:rPr>
-          <w:color w:val="2E74B5" w:themeColor="accent5" w:themeShade="BF"/>
-          <w:sz w:val="23"/>
-          <w:szCs w:val="23"/>
-        </w:rPr>
-        <w:t>?</w:t>
-      </w:r>
-    </w:p>
-    <w:p>
-      <w:pPr>
-        <w:jc w:val="both"/>
-        <w:rPr>
-          <w:color w:val="2E74B5" w:themeColor="accent5" w:themeShade="BF"/>
-          <w:sz w:val="23"/>
-          <w:szCs w:val="23"/>
-        </w:rPr>
-      </w:pPr>
-    </w:p>
-    <w:p>
-      <w:pPr>
-        <w:jc w:val="both"/>
-        <w:rPr>
-          <w:sz w:val="23"/>
-          <w:szCs w:val="23"/>
-        </w:rPr>
-      </w:pPr>
-      <w:r>
-        <w:rPr>
-          <w:sz w:val="23"/>
-          <w:szCs w:val="23"/>
-        </w:rPr>
-        <w:t xml:space="preserve">The </w:t>
-      </w:r>
-      <w:r>
-        <w:rPr>
-          <w:sz w:val="23"/>
-          <w:szCs w:val="23"/>
-        </w:rPr>
-        <w:t xml:space="preserve">pool </w:t>
-      </w:r>
-      <w:r>
-        <w:rPr>
-          <w:sz w:val="23"/>
-          <w:szCs w:val="23"/>
-        </w:rPr>
-        <w:t>owner’s</w:t>
-      </w:r>
-      <w:r>
-        <w:rPr>
-          <w:sz w:val="23"/>
-          <w:szCs w:val="23"/>
-        </w:rPr>
-        <w:t xml:space="preserve"> information will be stored in</w:t>
-      </w:r>
-      <w:r>
-        <w:rPr>
-          <w:sz w:val="23"/>
-          <w:szCs w:val="23"/>
-        </w:rPr>
-        <w:t xml:space="preserve"> one</w:t>
-      </w:r>
-      <w:r>
-        <w:rPr>
-          <w:sz w:val="23"/>
-          <w:szCs w:val="23"/>
-        </w:rPr>
-        <w:t xml:space="preserve"> database</w:t>
-      </w:r>
-      <w:r>
-        <w:rPr>
-          <w:sz w:val="23"/>
-          <w:szCs w:val="23"/>
-        </w:rPr>
-        <w:t xml:space="preserve"> and stored in different tables</w:t>
-      </w:r>
-      <w:r>
-        <w:rPr>
-          <w:sz w:val="23"/>
-          <w:szCs w:val="23"/>
-        </w:rPr>
-        <w:t xml:space="preserve"> on the system and more personal informa</w:t>
-      </w:r>
-      <w:r>
-        <w:rPr>
-          <w:sz w:val="23"/>
-          <w:szCs w:val="23"/>
-        </w:rPr>
-        <w:t xml:space="preserve">tion such as </w:t>
-      </w:r>
-      <w:r>
-        <w:rPr>
-          <w:sz w:val="23"/>
-          <w:szCs w:val="23"/>
-        </w:rPr>
-        <w:t xml:space="preserve">their password will be </w:t>
-      </w:r>
-      <w:r>
-        <w:rPr>
-          <w:sz w:val="23"/>
-          <w:szCs w:val="23"/>
-        </w:rPr>
-        <w:t>encrypted</w:t>
-      </w:r>
-      <w:r>
-        <w:rPr>
-          <w:sz w:val="23"/>
-          <w:szCs w:val="23"/>
-        </w:rPr>
-        <w:t xml:space="preserve"> through Firebase</w:t>
-      </w:r>
-      <w:r>
-        <w:rPr>
-          <w:sz w:val="23"/>
-          <w:szCs w:val="23"/>
-        </w:rPr>
-        <w:t xml:space="preserve">. </w:t>
-      </w:r>
-      <w:r>
-        <w:rPr>
-          <w:sz w:val="23"/>
-          <w:szCs w:val="23"/>
-        </w:rPr>
-        <w:t>The o</w:t>
-      </w:r>
-      <w:r>
-        <w:rPr>
-          <w:sz w:val="23"/>
-          <w:szCs w:val="23"/>
-        </w:rPr>
-        <w:t>ther</w:t>
-      </w:r>
-      <w:r>
-        <w:rPr>
-          <w:sz w:val="23"/>
-          <w:szCs w:val="23"/>
-        </w:rPr>
-        <w:t xml:space="preserve"> information</w:t>
-      </w:r>
-      <w:r>
-        <w:rPr>
-          <w:sz w:val="23"/>
-          <w:szCs w:val="23"/>
-        </w:rPr>
-        <w:t xml:space="preserve"> and</w:t>
-      </w:r>
-      <w:r>
-        <w:rPr>
-          <w:sz w:val="23"/>
-          <w:szCs w:val="23"/>
-        </w:rPr>
-        <w:t xml:space="preserve"> pool related information will be stored and saved without</w:t>
-      </w:r>
-      <w:r>
-        <w:rPr>
-          <w:sz w:val="23"/>
-          <w:szCs w:val="23"/>
-        </w:rPr>
-        <w:t xml:space="preserve"> encryption as it does not reveal personal information.</w:t>
-      </w:r>
-    </w:p>
-    <w:p>
-      <w:pPr>
-        <w:jc w:val="both"/>
-        <w:rPr>
-          <w:color w:val="2E74B5" w:themeColor="accent5" w:themeShade="BF"/>
-          <w:sz w:val="23"/>
-          <w:szCs w:val="23"/>
-        </w:rPr>
-      </w:pPr>
-    </w:p>
-    <w:p>
-      <w:pPr>
-        <w:jc w:val="both"/>
+          <w:lang w:val="en-US"/>
+        </w:rPr>
+        <w:t>1.5.1 Security constraints</w:t>
+      </w:r>
+      <w:bookmarkEnd w:id="12"/>
+    </w:p>
+    <w:p>
+      <w:pPr>
+        <w:rPr>
+          <w:lang w:val="en-US"/>
+        </w:rPr>
+      </w:pPr>
+    </w:p>
+    <w:p>
+      <w:pPr>
+        <w:rPr>
+          <w:color w:val="2E74B5" w:themeColor="accent5" w:themeShade="BF"/>
+          <w:lang w:val="en-US"/>
+        </w:rPr>
+      </w:pPr>
+      <w:r>
+        <w:rPr>
+          <w:color w:val="2E74B5" w:themeColor="accent5" w:themeShade="BF"/>
+          <w:lang w:val="en-US"/>
+        </w:rPr>
+        <w:t xml:space="preserve">Discuss any issues related to the security of the </w:t>
+      </w:r>
+      <w:r>
+        <w:rPr>
+          <w:color w:val="2E74B5" w:themeColor="accent5" w:themeShade="BF"/>
+          <w:lang w:val="en-US"/>
+        </w:rPr>
+        <w:t>proposed</w:t>
+      </w:r>
+      <w:r>
+        <w:rPr>
+          <w:color w:val="2E74B5" w:themeColor="accent5" w:themeShade="BF"/>
+          <w:lang w:val="en-US"/>
+        </w:rPr>
+        <w:t xml:space="preserve"> system, e.g.</w:t>
+      </w:r>
+    </w:p>
+    <w:p>
+      <w:pPr>
+        <w:rPr>
+          <w:color w:val="2E74B5" w:themeColor="accent5" w:themeShade="BF"/>
+          <w:lang w:val="en-US"/>
+        </w:rPr>
+      </w:pPr>
+    </w:p>
+    <w:p>
+      <w:pPr>
+        <w:jc w:val="both"/>
+        <w:rPr>
+          <w:color w:val="2E74B5" w:themeColor="accent5" w:themeShade="BF"/>
+          <w:lang w:val="en-US"/>
+        </w:rPr>
+      </w:pPr>
+      <w:r>
+        <w:rPr>
+          <w:color w:val="2E74B5" w:themeColor="accent5" w:themeShade="BF"/>
+          <w:lang w:val="en-US"/>
+        </w:rPr>
+        <w:t>The notes taken by the healthcare workers might be of a sensitive nature, as they contain information regarding patients seen by the healthcare workers.  Therefore, care must be taken to encrypt the notes both on the phone and the server and to ensure that users should provide a username and password when accessing the system.  The username and password should also be encrypted.</w:t>
+      </w:r>
+    </w:p>
+    <w:p>
+      <w:pPr>
+        <w:rPr>
+          <w:lang w:val="en-US"/>
+        </w:rPr>
+      </w:pPr>
+    </w:p>
+    <w:p>
+      <w:pPr>
         <w:rPr>
           <w:b/>
-          <w:bCs/>
-          <w:sz w:val="23"/>
-          <w:szCs w:val="23"/>
-        </w:rPr>
-      </w:pPr>
-      <w:r>
+          <w:lang w:val="en-US"/>
+        </w:rPr>
+      </w:pPr>
+    </w:p>
+    <w:p>
+      <w:pPr>
         <w:rPr>
           <w:b/>
-          <w:bCs/>
-          <w:sz w:val="23"/>
-          <w:szCs w:val="23"/>
-        </w:rPr>
-        <w:t>Pool owners</w:t>
-      </w:r>
-      <w:r>
+          <w:lang w:val="en-US"/>
+        </w:rPr>
+      </w:pPr>
+    </w:p>
+    <w:p>
+      <w:pPr>
         <w:rPr>
           <w:b/>
-          <w:bCs/>
-          <w:sz w:val="23"/>
-          <w:szCs w:val="23"/>
-        </w:rPr>
-        <w:t>:</w:t>
-      </w:r>
-    </w:p>
-    <w:p>
-      <w:pPr>
-        <w:pStyle w:val="ListParagraph"/>
-        <w:numPr>
-          <w:ilvl w:val="0"/>
-          <w:numId w:val="16"/>
-        </w:numPr>
-        <w:jc w:val="both"/>
-        <w:rPr>
-          <w:sz w:val="23"/>
-          <w:szCs w:val="23"/>
-        </w:rPr>
-      </w:pPr>
-      <w:r>
-        <w:rPr>
-          <w:sz w:val="23"/>
-          <w:szCs w:val="23"/>
-        </w:rPr>
-        <w:t>Login details, such as their email</w:t>
-      </w:r>
-      <w:r>
-        <w:rPr>
-          <w:sz w:val="23"/>
-          <w:szCs w:val="23"/>
-        </w:rPr>
-        <w:t xml:space="preserve"> address</w:t>
-      </w:r>
-      <w:r>
-        <w:rPr>
-          <w:sz w:val="23"/>
-          <w:szCs w:val="23"/>
-        </w:rPr>
-        <w:t>, password and their home address for client’s wanting to employ someone to take care of their pool.</w:t>
-      </w:r>
-      <w:r>
-        <w:rPr>
-          <w:sz w:val="23"/>
-          <w:szCs w:val="23"/>
-        </w:rPr>
-        <w:t xml:space="preserve"> </w:t>
-      </w:r>
-    </w:p>
-    <w:p>
-      <w:pPr>
-        <w:pStyle w:val="ListParagraph"/>
-        <w:numPr>
-          <w:ilvl w:val="0"/>
-          <w:numId w:val="16"/>
-        </w:numPr>
-        <w:jc w:val="both"/>
-        <w:rPr>
-          <w:sz w:val="23"/>
-          <w:szCs w:val="23"/>
-        </w:rPr>
-      </w:pPr>
-      <w:r>
-        <w:rPr>
-          <w:sz w:val="23"/>
-          <w:szCs w:val="23"/>
-        </w:rPr>
-        <w:t>Pool details, such as ph. Levels, water type</w:t>
-      </w:r>
-      <w:r>
-        <w:rPr>
-          <w:sz w:val="23"/>
-          <w:szCs w:val="23"/>
-        </w:rPr>
-        <w:t xml:space="preserve">, </w:t>
-      </w:r>
-      <w:r>
-        <w:rPr>
-          <w:sz w:val="23"/>
-          <w:szCs w:val="23"/>
-        </w:rPr>
-        <w:t>chlorine amounts and pool equipment.</w:t>
-      </w:r>
-    </w:p>
-    <w:p>
-      <w:pPr>
-        <w:pStyle w:val="ListParagraph"/>
-        <w:numPr>
-          <w:ilvl w:val="0"/>
-          <w:numId w:val="16"/>
-        </w:numPr>
-        <w:jc w:val="both"/>
-        <w:rPr>
-          <w:sz w:val="23"/>
-          <w:szCs w:val="23"/>
-        </w:rPr>
-      </w:pPr>
-      <w:r>
-        <w:rPr>
-          <w:sz w:val="23"/>
-          <w:szCs w:val="23"/>
-          <w:highlight w:val="yellow"/>
-        </w:rPr>
-        <w:t xml:space="preserve">Pool history </w:t>
-      </w:r>
-      <w:r>
-        <w:rPr>
-          <w:sz w:val="23"/>
-          <w:szCs w:val="23"/>
-          <w:highlight w:val="yellow"/>
-        </w:rPr>
-        <w:t>passing after a certain amount of time</w:t>
-      </w:r>
-      <w:r>
-        <w:rPr>
-          <w:sz w:val="23"/>
-          <w:szCs w:val="23"/>
-        </w:rPr>
-        <w:t xml:space="preserve">. </w:t>
-      </w:r>
-    </w:p>
-    <w:p>
-      <w:pPr>
-        <w:ind w:left="45"/>
-        <w:jc w:val="both"/>
-        <w:rPr>
-          <w:sz w:val="23"/>
-          <w:szCs w:val="23"/>
-        </w:rPr>
-      </w:pPr>
-    </w:p>
-    <w:p>
-      <w:pPr>
-        <w:ind w:left="45"/>
-        <w:jc w:val="both"/>
-        <w:rPr>
-          <w:sz w:val="23"/>
-          <w:szCs w:val="23"/>
-        </w:rPr>
-      </w:pPr>
-      <w:r>
-        <w:rPr>
-          <w:sz w:val="23"/>
-          <w:szCs w:val="23"/>
-        </w:rPr>
-        <w:t>Service provider</w:t>
-      </w:r>
-      <w:r>
-        <w:rPr>
-          <w:sz w:val="23"/>
-          <w:szCs w:val="23"/>
-        </w:rPr>
-        <w:t xml:space="preserve">’s information will be stored </w:t>
-      </w:r>
-      <w:r>
-        <w:rPr>
-          <w:sz w:val="23"/>
-          <w:szCs w:val="23"/>
-        </w:rPr>
-        <w:t xml:space="preserve">in </w:t>
-      </w:r>
-      <w:r>
-        <w:rPr>
-          <w:sz w:val="23"/>
-          <w:szCs w:val="23"/>
-        </w:rPr>
-        <w:t xml:space="preserve">the same </w:t>
-      </w:r>
-      <w:r>
-        <w:rPr>
-          <w:sz w:val="23"/>
-          <w:szCs w:val="23"/>
-        </w:rPr>
-        <w:t>database</w:t>
-      </w:r>
-      <w:r>
-        <w:rPr>
-          <w:sz w:val="23"/>
-          <w:szCs w:val="23"/>
-        </w:rPr>
-        <w:t xml:space="preserve"> but separate tables</w:t>
-      </w:r>
-      <w:r>
-        <w:rPr>
-          <w:sz w:val="23"/>
-          <w:szCs w:val="23"/>
-        </w:rPr>
-        <w:t>,</w:t>
-      </w:r>
-      <w:r>
-        <w:rPr>
-          <w:sz w:val="23"/>
-          <w:szCs w:val="23"/>
-        </w:rPr>
-        <w:t xml:space="preserve"> storing their login</w:t>
-      </w:r>
-      <w:r>
-        <w:rPr>
-          <w:sz w:val="23"/>
-          <w:szCs w:val="23"/>
-        </w:rPr>
-        <w:t xml:space="preserve"> details</w:t>
-      </w:r>
-      <w:r>
-        <w:rPr>
-          <w:sz w:val="23"/>
-          <w:szCs w:val="23"/>
-        </w:rPr>
-        <w:t xml:space="preserve"> </w:t>
-      </w:r>
-      <w:r>
-        <w:rPr>
-          <w:sz w:val="23"/>
-          <w:szCs w:val="23"/>
-        </w:rPr>
-        <w:t>and their password will be encrypted through Firebase as well.</w:t>
-      </w:r>
-      <w:r>
-        <w:rPr>
-          <w:sz w:val="23"/>
-          <w:szCs w:val="23"/>
-        </w:rPr>
-        <w:t xml:space="preserve"> Other information regarding the</w:t>
-      </w:r>
-      <w:r>
-        <w:rPr>
-          <w:sz w:val="23"/>
-          <w:szCs w:val="23"/>
-        </w:rPr>
-        <w:t xml:space="preserve">ir client’s will be stored in a separate </w:t>
-      </w:r>
-      <w:r>
-        <w:rPr>
-          <w:sz w:val="23"/>
-          <w:szCs w:val="23"/>
-        </w:rPr>
-        <w:t>table</w:t>
-      </w:r>
-      <w:r>
-        <w:rPr>
-          <w:sz w:val="23"/>
-          <w:szCs w:val="23"/>
-        </w:rPr>
-        <w:t xml:space="preserve"> that will be linked to their </w:t>
-      </w:r>
-      <w:r>
-        <w:rPr>
-          <w:sz w:val="23"/>
-          <w:szCs w:val="23"/>
-        </w:rPr>
-        <w:t>table</w:t>
-      </w:r>
-      <w:r>
-        <w:rPr>
-          <w:sz w:val="23"/>
-          <w:szCs w:val="23"/>
-        </w:rPr>
-        <w:t xml:space="preserve"> so no personal information can be leaked to the wrong person.</w:t>
-      </w:r>
-    </w:p>
-    <w:p>
-      <w:pPr>
-        <w:ind w:left="45"/>
-        <w:jc w:val="both"/>
-        <w:rPr>
-          <w:sz w:val="23"/>
-          <w:szCs w:val="23"/>
-        </w:rPr>
-      </w:pPr>
-    </w:p>
-    <w:p>
-      <w:pPr>
-        <w:ind w:left="45"/>
-        <w:jc w:val="both"/>
+          <w:lang w:val="en-US"/>
+        </w:rPr>
+      </w:pPr>
+    </w:p>
+    <w:p>
+      <w:pPr>
         <w:rPr>
           <w:b/>
-          <w:bCs/>
-          <w:sz w:val="23"/>
-          <w:szCs w:val="23"/>
-        </w:rPr>
-      </w:pPr>
-      <w:r>
+          <w:lang w:val="en-US"/>
+        </w:rPr>
+      </w:pPr>
+    </w:p>
+    <w:p>
+      <w:pPr>
         <w:rPr>
           <w:b/>
-          <w:bCs/>
-          <w:sz w:val="23"/>
-          <w:szCs w:val="23"/>
-        </w:rPr>
-        <w:t>Service provider:</w:t>
-      </w:r>
-    </w:p>
-    <w:p>
-      <w:pPr>
-        <w:pStyle w:val="ListParagraph"/>
-        <w:numPr>
-          <w:ilvl w:val="0"/>
-          <w:numId w:val="15"/>
-        </w:numPr>
-        <w:jc w:val="both"/>
-        <w:rPr>
-          <w:sz w:val="23"/>
-          <w:szCs w:val="23"/>
-        </w:rPr>
-      </w:pPr>
-      <w:r>
-        <w:rPr>
-          <w:sz w:val="23"/>
-          <w:szCs w:val="23"/>
-        </w:rPr>
-        <w:t>Login details</w:t>
-      </w:r>
-      <w:r>
-        <w:rPr>
-          <w:sz w:val="23"/>
-          <w:szCs w:val="23"/>
-        </w:rPr>
-        <w:t>, such as their em</w:t>
-      </w:r>
-      <w:r>
-        <w:rPr>
-          <w:sz w:val="23"/>
-          <w:szCs w:val="23"/>
-        </w:rPr>
-        <w:t>ail address and password.</w:t>
-      </w:r>
-    </w:p>
-    <w:p>
-      <w:pPr>
-        <w:pStyle w:val="ListParagraph"/>
-        <w:numPr>
-          <w:ilvl w:val="0"/>
-          <w:numId w:val="15"/>
-        </w:numPr>
-        <w:jc w:val="both"/>
-        <w:rPr>
-          <w:sz w:val="23"/>
-          <w:szCs w:val="23"/>
-        </w:rPr>
-      </w:pPr>
-      <w:r>
-        <w:rPr>
-          <w:sz w:val="23"/>
-          <w:szCs w:val="23"/>
-        </w:rPr>
-        <w:t>Booking details</w:t>
-      </w:r>
-    </w:p>
-    <w:p>
-      <w:pPr>
-        <w:pStyle w:val="ListParagraph"/>
-        <w:numPr>
-          <w:ilvl w:val="0"/>
-          <w:numId w:val="15"/>
-        </w:numPr>
-        <w:jc w:val="both"/>
-        <w:rPr>
-          <w:sz w:val="23"/>
-          <w:szCs w:val="23"/>
-        </w:rPr>
-      </w:pPr>
-      <w:r>
-        <w:rPr>
-          <w:sz w:val="23"/>
-          <w:szCs w:val="23"/>
-        </w:rPr>
-        <w:t>Employee notes</w:t>
-      </w:r>
-    </w:p>
-    <w:p>
-      <w:pPr>
-        <w:rPr>
-          <w:sz w:val="23"/>
-          <w:szCs w:val="23"/>
+          <w:lang w:val="en-US"/>
+        </w:rPr>
+      </w:pPr>
+    </w:p>
+    <w:p>
+      <w:pPr>
+        <w:rPr>
+          <w:b/>
+          <w:lang w:val="en-US"/>
         </w:rPr>
       </w:pPr>
     </w:p>
     <w:p>
       <w:pPr>
         <w:pStyle w:val="Heading2"/>
+        <w:rPr>
+          <w:u w:val="single"/>
+          <w:lang w:val="en-US"/>
+        </w:rPr>
+      </w:pPr>
+      <w:bookmarkStart w:id="13" w:name="_Toc207787827"/>
+      <w:r>
         <w:rPr>
           <w:sz w:val="28"/>
           <w:szCs w:val="28"/>
           <w:u w:val="single"/>
-        </w:rPr>
-      </w:pPr>
-      <w:bookmarkStart w:id="4" w:name="_Toc207787819"/>
-      <w:r>
+          <w:lang w:val="en-US"/>
+        </w:rPr>
+        <w:t>1.5.2 Interface constraints</w:t>
+      </w:r>
+      <w:bookmarkEnd w:id="13"/>
+    </w:p>
+    <w:p>
+      <w:pPr>
+        <w:rPr>
+          <w:lang w:val="en-US"/>
+        </w:rPr>
+      </w:pPr>
+    </w:p>
+    <w:p>
+      <w:pPr>
+        <w:rPr>
+          <w:color w:val="2E74B5" w:themeColor="accent5" w:themeShade="BF"/>
+          <w:lang w:val="en-US"/>
+        </w:rPr>
+      </w:pPr>
+      <w:r>
+        <w:rPr>
+          <w:color w:val="2E74B5" w:themeColor="accent5" w:themeShade="BF"/>
+          <w:lang w:val="en-US"/>
+        </w:rPr>
+        <w:t>Discuss any issue related to the interface of the proposed system, e.g.</w:t>
+      </w:r>
+    </w:p>
+    <w:p>
+      <w:pPr>
+        <w:rPr>
+          <w:color w:val="2E74B5" w:themeColor="accent5" w:themeShade="BF"/>
+          <w:lang w:val="en-US"/>
+        </w:rPr>
+      </w:pPr>
+    </w:p>
+    <w:p>
+      <w:pPr>
+        <w:jc w:val="both"/>
+        <w:rPr>
+          <w:color w:val="2E74B5" w:themeColor="accent5" w:themeShade="BF"/>
+          <w:lang w:val="en-US"/>
+        </w:rPr>
+      </w:pPr>
+      <w:r>
+        <w:rPr>
+          <w:color w:val="2E74B5" w:themeColor="accent5" w:themeShade="BF"/>
+          <w:lang w:val="en-US"/>
+        </w:rPr>
+        <w:t>The mobile interface needs to be user-friendly as it may be used by health care workers who are not technically savvy.  The web interface should be responsive so that users have the choice to view the pages on a desktop, tablet or phone.</w:t>
+      </w:r>
+    </w:p>
+    <w:p>
+      <w:pPr>
+        <w:jc w:val="both"/>
+        <w:rPr>
+          <w:lang w:val="en-US"/>
+        </w:rPr>
+      </w:pPr>
+    </w:p>
+    <w:p>
+      <w:pPr>
+        <w:pStyle w:val="Heading2"/>
         <w:rPr>
           <w:sz w:val="28"/>
           <w:szCs w:val="28"/>
           <w:u w:val="single"/>
-        </w:rPr>
-        <w:t>1.2.2 Functional scope</w:t>
-      </w:r>
-      <w:bookmarkEnd w:id="4"/>
-    </w:p>
-    <w:p>
-      <w:pPr>
-        <w:rPr>
-          <w:sz w:val="23"/>
-          <w:szCs w:val="23"/>
-        </w:rPr>
-      </w:pPr>
-    </w:p>
-    <w:p>
-      <w:pPr>
-        <w:jc w:val="both"/>
-        <w:rPr>
-          <w:color w:val="2E74B5" w:themeColor="accent5" w:themeShade="BF"/>
-          <w:sz w:val="23"/>
-          <w:szCs w:val="23"/>
-        </w:rPr>
-      </w:pPr>
-      <w:r>
-        <w:rPr>
-          <w:color w:val="2E74B5" w:themeColor="accent5" w:themeShade="BF"/>
-          <w:sz w:val="23"/>
-          <w:szCs w:val="23"/>
-        </w:rPr>
-        <w:t>In this section, discuss the feature which you plan to include in the system, e.g. capturing of notes on a mobile device, searching through notes by a web interface and generating reports.</w:t>
-      </w:r>
-    </w:p>
-    <w:p>
-      <w:pPr>
-        <w:jc w:val="both"/>
-        <w:rPr>
-          <w:color w:val="2E74B5" w:themeColor="accent5" w:themeShade="BF"/>
-          <w:sz w:val="23"/>
-          <w:szCs w:val="23"/>
-        </w:rPr>
-      </w:pPr>
-    </w:p>
-    <w:p>
-      <w:proofErr w:type="spellStart"/>
-      <w:r>
-        <w:t>SplashScreen</w:t>
-      </w:r>
-      <w:proofErr w:type="spellEnd"/>
-      <w:r>
-        <w:t xml:space="preserve"> will have many </w:t>
-      </w:r>
-      <w:r>
-        <w:t>functional features we will include in our system, we will be capturing notes on the mobile device by both client’s and the business.</w:t>
-      </w:r>
-      <w:r>
-        <w:t xml:space="preserve"> </w:t>
-      </w:r>
-      <w:r>
-        <w:t xml:space="preserve">We will be </w:t>
-      </w:r>
-      <w:r>
-        <w:t xml:space="preserve">linking </w:t>
-      </w:r>
-      <w:r>
-        <w:t xml:space="preserve">the loadshedding schedule to allow clients to check if they need to </w:t>
-      </w:r>
-      <w:r>
-        <w:t xml:space="preserve">change their schedule for their pool pumps, as well as a weather </w:t>
-      </w:r>
-      <w:r>
-        <w:t xml:space="preserve">app if changes need to be made with the ph. </w:t>
-      </w:r>
-      <w:r>
-        <w:t>l</w:t>
-      </w:r>
-      <w:r>
-        <w:t>evels</w:t>
-      </w:r>
-      <w:r>
-        <w:t xml:space="preserve"> </w:t>
-      </w:r>
-      <w:r>
-        <w:t xml:space="preserve">or chlorine amounts </w:t>
-      </w:r>
-      <w:r>
-        <w:t>and link to the areas water restrictions so no unnecessary water goes to waste.</w:t>
-      </w:r>
-      <w:r>
-        <w:t xml:space="preserve"> Client’s will easily be able to use a calculator to check their readings and be able to go back to their notes to view their progress.</w:t>
-      </w:r>
-    </w:p>
-    <w:p/>
-    <w:p>
-      <w:r>
-        <w:t xml:space="preserve">For the </w:t>
-      </w:r>
-      <w:r>
-        <w:rPr>
-          <w:sz w:val="23"/>
-          <w:szCs w:val="23"/>
-        </w:rPr>
-        <w:t>s</w:t>
-      </w:r>
-      <w:r>
-        <w:rPr>
-          <w:sz w:val="23"/>
-          <w:szCs w:val="23"/>
-        </w:rPr>
-        <w:t>ervice provider</w:t>
-      </w:r>
-      <w:r>
-        <w:t xml:space="preserve"> side of the </w:t>
-      </w:r>
-      <w:r>
-        <w:t>features,</w:t>
-      </w:r>
-      <w:r>
-        <w:t xml:space="preserve"> they will be able to take notes and make </w:t>
-      </w:r>
-      <w:r>
-        <w:t xml:space="preserve">bookings for their employees, as well as update and change their marketplace. The </w:t>
-      </w:r>
-      <w:r>
-        <w:rPr>
-          <w:sz w:val="23"/>
-          <w:szCs w:val="23"/>
-        </w:rPr>
-        <w:t>s</w:t>
-      </w:r>
-      <w:r>
-        <w:rPr>
-          <w:sz w:val="23"/>
-          <w:szCs w:val="23"/>
-        </w:rPr>
-        <w:t>ervice provider</w:t>
-      </w:r>
-      <w:r>
-        <w:t xml:space="preserve"> </w:t>
-      </w:r>
-      <w:r>
-        <w:t>will be able to generate reports of previous visits to compare note</w:t>
-      </w:r>
-      <w:r>
-        <w:t>s</w:t>
-      </w:r>
-      <w:r>
-        <w:t xml:space="preserve"> after completion of a booking and inform the client of their progress.</w:t>
-      </w:r>
-    </w:p>
-    <w:p>
-      <w:pPr>
-        <w:rPr>
-          <w:sz w:val="23"/>
-          <w:szCs w:val="23"/>
-        </w:rPr>
-      </w:pPr>
-    </w:p>
-    <w:p>
-      <w:pPr>
-        <w:pStyle w:val="Heading2"/>
+          <w:lang w:val="en-US"/>
+        </w:rPr>
+      </w:pPr>
+      <w:bookmarkStart w:id="14" w:name="_Toc207787828"/>
+      <w:r>
         <w:rPr>
           <w:sz w:val="28"/>
           <w:szCs w:val="28"/>
           <w:u w:val="single"/>
-        </w:rPr>
-      </w:pPr>
-      <w:bookmarkStart w:id="5" w:name="_Toc207787820"/>
-      <w:r>
-        <w:rPr>
-          <w:sz w:val="28"/>
-          <w:szCs w:val="28"/>
+          <w:lang w:val="en-US"/>
+        </w:rPr>
+        <w:t>1.5.3 Performance constraints</w:t>
+      </w:r>
+      <w:bookmarkEnd w:id="14"/>
+    </w:p>
+    <w:p>
+      <w:pPr>
+        <w:jc w:val="both"/>
+        <w:rPr>
+          <w:lang w:val="en-US"/>
+        </w:rPr>
+      </w:pPr>
+    </w:p>
+    <w:p>
+      <w:pPr>
+        <w:jc w:val="both"/>
+        <w:rPr>
+          <w:lang w:val="en-US"/>
+        </w:rPr>
+      </w:pPr>
+      <w:r>
+        <w:rPr>
+          <w:color w:val="2E74B5" w:themeColor="accent5" w:themeShade="BF"/>
+          <w:lang w:val="en-US"/>
+        </w:rPr>
+        <w:t>The system should be optimized to ensure that searches through the web interface are fast and efficient.  The mobile application should be optimized for use on low end mobile devices with low memory capacity and older processors.</w:t>
+      </w:r>
+    </w:p>
+    <w:p>
+      <w:pPr>
+        <w:jc w:val="both"/>
+        <w:rPr>
+          <w:lang w:val="en-US"/>
+        </w:rPr>
+      </w:pPr>
+    </w:p>
+    <w:p>
+      <w:pPr>
+        <w:pStyle w:val="Heading1"/>
+        <w:rPr>
           <w:u w:val="single"/>
-        </w:rPr>
-        <w:lastRenderedPageBreak/>
-        <w:t>1.2.3 Communication scope</w:t>
-      </w:r>
-      <w:bookmarkEnd w:id="5"/>
-    </w:p>
-    <w:p>
-      <w:pPr>
-        <w:rPr>
-          <w:sz w:val="23"/>
-          <w:szCs w:val="23"/>
-        </w:rPr>
-      </w:pPr>
-    </w:p>
-    <w:p>
-      <w:pPr>
-        <w:jc w:val="both"/>
-        <w:rPr>
-          <w:color w:val="2E74B5" w:themeColor="accent5" w:themeShade="BF"/>
-          <w:sz w:val="23"/>
-          <w:szCs w:val="23"/>
-        </w:rPr>
-      </w:pPr>
-      <w:r>
-        <w:rPr>
-          <w:color w:val="2E74B5" w:themeColor="accent5" w:themeShade="BF"/>
-          <w:sz w:val="23"/>
-          <w:szCs w:val="23"/>
-        </w:rPr>
-        <w:t xml:space="preserve">In this section, discuss how communication will take place with the system, e.g. will the system send SMSs, will it notify the healthcare worker that they are offline or that the system has synced, will it work over mobile connections or just </w:t>
-      </w:r>
-      <w:r>
-        <w:rPr>
-          <w:color w:val="2E74B5" w:themeColor="accent5" w:themeShade="BF"/>
-          <w:sz w:val="23"/>
-          <w:szCs w:val="23"/>
-        </w:rPr>
-        <w:t>Wi-Fi</w:t>
-      </w:r>
-      <w:r>
-        <w:rPr>
-          <w:color w:val="2E74B5" w:themeColor="accent5" w:themeShade="BF"/>
-          <w:sz w:val="23"/>
-          <w:szCs w:val="23"/>
-        </w:rPr>
-        <w:t>.</w:t>
-      </w:r>
-    </w:p>
-    <w:p>
-      <w:pPr>
-        <w:rPr>
-          <w:sz w:val="23"/>
-          <w:szCs w:val="23"/>
-        </w:rPr>
-      </w:pPr>
-    </w:p>
-    <w:p>
-      <w:pPr>
-        <w:rPr>
-          <w:sz w:val="23"/>
-          <w:szCs w:val="23"/>
-        </w:rPr>
-      </w:pPr>
-      <w:r>
-        <w:rPr>
-          <w:sz w:val="23"/>
-          <w:szCs w:val="23"/>
-        </w:rPr>
-        <w:t>Pool owners will</w:t>
-      </w:r>
-      <w:r>
-        <w:rPr>
-          <w:sz w:val="23"/>
-          <w:szCs w:val="23"/>
-        </w:rPr>
-        <w:t xml:space="preserve"> be notified on the </w:t>
-      </w:r>
-      <w:proofErr w:type="spellStart"/>
-      <w:r>
-        <w:t>SplashScreen</w:t>
-      </w:r>
-      <w:proofErr w:type="spellEnd"/>
-      <w:r>
-        <w:t xml:space="preserve"> app </w:t>
-      </w:r>
-      <w:r>
-        <w:t>for guidance or notes on how the app works</w:t>
-      </w:r>
-      <w:r>
-        <w:t xml:space="preserve">. Any updates to their information or notes will be notified with a </w:t>
-      </w:r>
-      <w:r>
-        <w:t>pop-up</w:t>
-      </w:r>
-      <w:r>
-        <w:t xml:space="preserve"> notification on the screen that the information has been updated and synced </w:t>
-      </w:r>
-      <w:r>
-        <w:t>to their database</w:t>
-      </w:r>
-      <w:r>
-        <w:t>.</w:t>
-      </w:r>
-      <w:r>
-        <w:t xml:space="preserve"> Connection to the internet will allow the pool owners to </w:t>
-      </w:r>
-      <w:r>
-        <w:t xml:space="preserve">communicate </w:t>
-      </w:r>
-      <w:r>
-        <w:t xml:space="preserve">with the </w:t>
-      </w:r>
-      <w:r>
-        <w:rPr>
-          <w:sz w:val="23"/>
-          <w:szCs w:val="23"/>
-        </w:rPr>
-        <w:t>s</w:t>
-      </w:r>
-      <w:r>
-        <w:rPr>
-          <w:sz w:val="23"/>
-          <w:szCs w:val="23"/>
-        </w:rPr>
-        <w:t>ervice provider</w:t>
-      </w:r>
-      <w:r>
-        <w:rPr>
-          <w:sz w:val="23"/>
-          <w:szCs w:val="23"/>
-        </w:rPr>
-        <w:t xml:space="preserve"> to help book someone to take care of their pools or for some assistance</w:t>
-      </w:r>
-      <w:r>
-        <w:rPr>
-          <w:sz w:val="23"/>
-          <w:szCs w:val="23"/>
-        </w:rPr>
-        <w:t>.</w:t>
-      </w:r>
-    </w:p>
-    <w:p/>
-    <w:p/>
-    <w:p/>
-    <w:p/>
-    <w:p>
-      <w:pPr>
-        <w:rPr>
-          <w:lang w:val="en-US"/>
-        </w:rPr>
-      </w:pPr>
-    </w:p>
-    <w:p>
-      <w:pPr>
-        <w:pStyle w:val="Heading1"/>
+          <w:lang w:val="en-US"/>
+        </w:rPr>
+      </w:pPr>
+      <w:bookmarkStart w:id="15" w:name="_Toc207787829"/>
+      <w:r>
         <w:rPr>
           <w:sz w:val="36"/>
           <w:szCs w:val="36"/>
           <w:u w:val="single"/>
           <w:lang w:val="en-US"/>
         </w:rPr>
-      </w:pPr>
-      <w:bookmarkStart w:id="6" w:name="_Toc207787821"/>
-      <w:r>
-        <w:rPr>
-          <w:sz w:val="36"/>
-          <w:szCs w:val="36"/>
-          <w:u w:val="single"/>
-          <w:lang w:val="en-US"/>
-        </w:rPr>
-        <w:t xml:space="preserve">1.3 </w:t>
-      </w:r>
-      <w:r>
-        <w:rPr>
-          <w:sz w:val="36"/>
-          <w:szCs w:val="36"/>
-          <w:u w:val="single"/>
-          <w:lang w:val="en-US"/>
-        </w:rPr>
-        <w:t>Business requirements</w:t>
-      </w:r>
-      <w:bookmarkEnd w:id="6"/>
-    </w:p>
-    <w:p>
-      <w:pPr>
-        <w:rPr>
-          <w:lang w:val="en-US"/>
-        </w:rPr>
-      </w:pPr>
-    </w:p>
-    <w:p>
-      <w:r>
-        <w:rPr>
-          <w:lang w:val="en-US"/>
-        </w:rPr>
-        <w:t>Business requirements, stakeholder requirements specifications,</w:t>
-      </w:r>
-      <w:r>
-        <w:rPr>
-          <w:lang w:val="en-US"/>
-        </w:rPr>
-        <w:t xml:space="preserve"> defines the </w:t>
-      </w:r>
-      <w:r>
-        <w:rPr>
-          <w:lang w:val="en-US"/>
-        </w:rPr>
-        <w:t xml:space="preserve">characteristics </w:t>
-      </w:r>
-      <w:r>
-        <w:rPr>
-          <w:lang w:val="en-US"/>
-        </w:rPr>
-        <w:t xml:space="preserve">and expectations </w:t>
-      </w:r>
-      <w:r>
-        <w:rPr>
-          <w:lang w:val="en-US"/>
-        </w:rPr>
-        <w:t xml:space="preserve">of a proposed system from the </w:t>
-      </w:r>
-      <w:r>
-        <w:rPr>
-          <w:lang w:val="en-US"/>
-        </w:rPr>
-        <w:t xml:space="preserve">perspective </w:t>
-      </w:r>
-      <w:r>
-        <w:rPr>
-          <w:lang w:val="en-US"/>
-        </w:rPr>
-        <w:t>of the system's end user</w:t>
-      </w:r>
-      <w:r>
-        <w:rPr>
-          <w:lang w:val="en-US"/>
-        </w:rPr>
-        <w:t>s.</w:t>
-      </w:r>
-      <w:r>
-        <w:t xml:space="preserve"> For </w:t>
-      </w:r>
-      <w:proofErr w:type="spellStart"/>
-      <w:r>
-        <w:t>SplashScreen</w:t>
-      </w:r>
-      <w:proofErr w:type="spellEnd"/>
-      <w:r>
-        <w:t xml:space="preserve">, there are </w:t>
-      </w:r>
-      <w:r>
-        <w:t>two primary user types</w:t>
-      </w:r>
-      <w:r>
-        <w:t>: pool owners and service providers. Each</w:t>
-      </w:r>
-      <w:r>
-        <w:t xml:space="preserve"> of the</w:t>
-      </w:r>
-      <w:r>
-        <w:t xml:space="preserve"> user type</w:t>
-      </w:r>
-      <w:r>
-        <w:t>s</w:t>
-      </w:r>
-      <w:r>
-        <w:t xml:space="preserve"> has specific needs that the system must address to ensure usability, reliability, and value.</w:t>
-      </w:r>
-    </w:p>
-    <w:p/>
-    <w:p>
-      <w:pPr>
-        <w:rPr>
-          <w:b/>
-          <w:bCs/>
-        </w:rPr>
-      </w:pPr>
-      <w:r>
-        <w:rPr>
-          <w:b/>
-          <w:bCs/>
-        </w:rPr>
-        <w:t>Pool Owners:</w:t>
-      </w:r>
-    </w:p>
-    <w:p>
-      <w:r>
-        <w:t>The pool owners require a system that:</w:t>
-      </w:r>
-    </w:p>
-    <w:p/>
-    <w:p>
-      <w:pPr>
-        <w:pStyle w:val="ListParagraph"/>
-        <w:numPr>
-          <w:ilvl w:val="0"/>
-          <w:numId w:val="11"/>
-        </w:numPr>
-      </w:pPr>
-      <w:r>
-        <w:t>Helps pool owners maintain their pools by suggesting the right chemical dosages, setting up maintenance schedules, and sending reminders to reduce mistakes.</w:t>
-      </w:r>
-    </w:p>
-    <w:p>
-      <w:pPr>
-        <w:pStyle w:val="ListParagraph"/>
-        <w:numPr>
-          <w:ilvl w:val="0"/>
-          <w:numId w:val="11"/>
-        </w:numPr>
-      </w:pPr>
-      <w:r>
-        <w:t>Keeps pool and maintenance data safe, making it easy for users to store and find records like water readings, maintenance tasks, and notes</w:t>
-      </w:r>
-      <w:r>
-        <w:t>.</w:t>
-      </w:r>
-    </w:p>
-    <w:p>
-      <w:pPr>
-        <w:pStyle w:val="ListParagraph"/>
-        <w:numPr>
-          <w:ilvl w:val="0"/>
-          <w:numId w:val="11"/>
-        </w:numPr>
-      </w:pPr>
-      <w:r>
-        <w:t>Makes it simple for users to navigate dashboards, log water readings, book services, and view reports without any confusion</w:t>
-      </w:r>
-      <w:r>
-        <w:t>.</w:t>
-      </w:r>
-    </w:p>
-    <w:p>
-      <w:pPr>
-        <w:pStyle w:val="ListParagraph"/>
-        <w:numPr>
-          <w:ilvl w:val="0"/>
-          <w:numId w:val="11"/>
-        </w:numPr>
-      </w:pPr>
-      <w:r>
-        <w:t>Supports offline operation making it possible for the user to still use the during loadshedding or in areas with poor or no network access. The app allows offline data entry and synchronizes when connectivity resumes</w:t>
-      </w:r>
-      <w:r>
-        <w:t>.</w:t>
-      </w:r>
-    </w:p>
-    <w:p>
-      <w:pPr>
-        <w:pStyle w:val="ListParagraph"/>
-        <w:numPr>
-          <w:ilvl w:val="0"/>
-          <w:numId w:val="11"/>
-        </w:numPr>
-      </w:pPr>
-      <w:r>
-        <w:t>Ensures a transparent marketplace for pool owners to access a vetted list of local service providers and products, with clear pricing and availability</w:t>
-      </w:r>
-      <w:r>
-        <w:t>.</w:t>
-      </w:r>
-    </w:p>
-    <w:p>
-      <w:pPr>
-        <w:pStyle w:val="ListParagraph"/>
-        <w:numPr>
-          <w:ilvl w:val="0"/>
-          <w:numId w:val="11"/>
-        </w:numPr>
-      </w:pPr>
-      <w:r>
-        <w:t xml:space="preserve">Provides push notifications for maintenance reminders, service confirmations, municipal water restrictions, or alerts for loadshedding. </w:t>
-      </w:r>
-    </w:p>
-    <w:p/>
-    <w:p>
-      <w:pPr>
-        <w:rPr>
-          <w:b/>
-          <w:bCs/>
-        </w:rPr>
-      </w:pPr>
-      <w:r>
-        <w:rPr>
-          <w:b/>
-          <w:bCs/>
-        </w:rPr>
-        <w:t>Service Providers:</w:t>
-      </w:r>
-    </w:p>
-    <w:p>
-      <w:r>
-        <w:t>Service providers require a system that:</w:t>
-      </w:r>
-    </w:p>
-    <w:p/>
-    <w:p>
-      <w:pPr>
-        <w:pStyle w:val="ListParagraph"/>
-        <w:numPr>
-          <w:ilvl w:val="0"/>
-          <w:numId w:val="12"/>
-        </w:numPr>
-      </w:pPr>
-      <w:r>
-        <w:t>Effectively manages bookings so that providers should be able to view, accept, or decline appointments and track service history</w:t>
-      </w:r>
-      <w:r>
-        <w:t>.</w:t>
-      </w:r>
-    </w:p>
-    <w:p>
-      <w:pPr>
-        <w:pStyle w:val="ListParagraph"/>
-        <w:numPr>
-          <w:ilvl w:val="0"/>
-          <w:numId w:val="12"/>
-        </w:numPr>
-      </w:pPr>
-      <w:r>
-        <w:lastRenderedPageBreak/>
-        <w:t>Displays product and service information clearly which allows providers to manage their services they offer, pricing, and availability.</w:t>
-      </w:r>
-    </w:p>
-    <w:p>
-      <w:pPr>
-        <w:pStyle w:val="ListParagraph"/>
-        <w:numPr>
-          <w:ilvl w:val="0"/>
-          <w:numId w:val="12"/>
-        </w:numPr>
-      </w:pPr>
-      <w:r>
-        <w:t>Promotes communication with clients by allowing providers to update clients on bookings, service progress, or issues through messaging or notifications</w:t>
-      </w:r>
-      <w:r>
-        <w:t>.</w:t>
-      </w:r>
-    </w:p>
-    <w:p>
-      <w:pPr>
-        <w:pStyle w:val="ListParagraph"/>
-        <w:numPr>
-          <w:ilvl w:val="0"/>
-          <w:numId w:val="12"/>
-        </w:numPr>
-      </w:pPr>
-      <w:r>
-        <w:t>Supports administrative functionality by having dashboards to view revenue summaries, service trends, and client feedback</w:t>
-      </w:r>
-      <w:r>
-        <w:t>.</w:t>
-      </w:r>
-    </w:p>
-    <w:p>
-      <w:pPr>
-        <w:pStyle w:val="ListParagraph"/>
-        <w:numPr>
-          <w:ilvl w:val="0"/>
-          <w:numId w:val="12"/>
-        </w:numPr>
-      </w:pPr>
-      <w:r>
-        <w:t>Ensures security and access control so only authorized personnel can access sensitive client data, and role-based permissions must be enforced</w:t>
-      </w:r>
-      <w:r>
-        <w:t>.</w:t>
-      </w:r>
-    </w:p>
-    <w:p/>
-    <w:p/>
-    <w:p/>
-    <w:p/>
-    <w:p/>
-    <w:p>
-      <w:pPr>
-        <w:jc w:val="both"/>
-        <w:rPr>
-          <w:lang w:val="en-US"/>
-        </w:rPr>
-      </w:pPr>
-    </w:p>
-    <w:p>
-      <w:pPr>
-        <w:pStyle w:val="Heading1"/>
-        <w:rPr>
-          <w:sz w:val="36"/>
-          <w:szCs w:val="36"/>
-          <w:u w:val="single"/>
-          <w:lang w:val="en-US"/>
-        </w:rPr>
-      </w:pPr>
-      <w:bookmarkStart w:id="7" w:name="_Toc207787822"/>
-      <w:r>
-        <w:rPr>
-          <w:sz w:val="36"/>
-          <w:szCs w:val="36"/>
-          <w:u w:val="single"/>
-          <w:lang w:val="en-US"/>
-        </w:rPr>
-        <w:t xml:space="preserve">1.4 </w:t>
-      </w:r>
-      <w:r>
-        <w:rPr>
-          <w:sz w:val="36"/>
-          <w:szCs w:val="36"/>
-          <w:u w:val="single"/>
-          <w:lang w:val="en-US"/>
-        </w:rPr>
-        <w:t>Hardware and Software Requirements</w:t>
-      </w:r>
-      <w:bookmarkEnd w:id="7"/>
-    </w:p>
-    <w:p>
-      <w:pPr>
-        <w:jc w:val="both"/>
-        <w:rPr>
-          <w:b/>
-          <w:sz w:val="28"/>
-          <w:szCs w:val="28"/>
-          <w:lang w:val="en-US"/>
-        </w:rPr>
-      </w:pPr>
-    </w:p>
-    <w:p>
-      <w:pPr>
-        <w:jc w:val="both"/>
-        <w:rPr>
-          <w:color w:val="2E74B5" w:themeColor="accent5" w:themeShade="BF"/>
-          <w:lang w:val="en-US"/>
-        </w:rPr>
-      </w:pPr>
-      <w:r>
-        <w:rPr>
-          <w:color w:val="2E74B5" w:themeColor="accent5" w:themeShade="BF"/>
-          <w:lang w:val="en-US"/>
-        </w:rPr>
-        <w:t xml:space="preserve">State which hardware and software tools will be used both in developing the application and in its use, </w:t>
-      </w:r>
-      <w:proofErr w:type="spellStart"/>
-      <w:r>
-        <w:rPr>
-          <w:color w:val="2E74B5" w:themeColor="accent5" w:themeShade="BF"/>
-          <w:lang w:val="en-US"/>
-        </w:rPr>
-        <w:t>e.g</w:t>
-      </w:r>
-      <w:proofErr w:type="spellEnd"/>
-      <w:r>
-        <w:rPr>
-          <w:color w:val="2E74B5" w:themeColor="accent5" w:themeShade="BF"/>
-          <w:lang w:val="en-US"/>
-        </w:rPr>
-        <w:t>:</w:t>
-      </w:r>
-    </w:p>
-    <w:p>
-      <w:pPr>
-        <w:jc w:val="both"/>
-        <w:rPr>
-          <w:lang w:val="en-US"/>
-        </w:rPr>
-      </w:pPr>
-    </w:p>
-    <w:p>
-      <w:pPr>
-        <w:pStyle w:val="Heading2"/>
-        <w:rPr>
-          <w:sz w:val="28"/>
-          <w:szCs w:val="28"/>
-          <w:u w:val="single"/>
-          <w:lang w:val="en-US"/>
-        </w:rPr>
-      </w:pPr>
-      <w:bookmarkStart w:id="8" w:name="_Toc207787823"/>
-      <w:r>
-        <w:rPr>
-          <w:sz w:val="28"/>
-          <w:szCs w:val="28"/>
-          <w:u w:val="single"/>
-          <w:lang w:val="en-US"/>
-        </w:rPr>
-        <w:t>1.4.1 Software Requirements</w:t>
-      </w:r>
-      <w:bookmarkEnd w:id="8"/>
-    </w:p>
-    <w:p>
-      <w:pPr>
-        <w:jc w:val="both"/>
-        <w:rPr>
-          <w:lang w:val="en-US"/>
-        </w:rPr>
-      </w:pPr>
-    </w:p>
-    <w:p>
-      <w:pPr>
-        <w:pStyle w:val="ListParagraph"/>
-        <w:numPr>
-          <w:ilvl w:val="0"/>
-          <w:numId w:val="4"/>
-        </w:numPr>
-        <w:jc w:val="both"/>
-        <w:rPr>
-          <w:color w:val="2E74B5" w:themeColor="accent5" w:themeShade="BF"/>
-          <w:lang w:val="en-US"/>
-        </w:rPr>
-      </w:pPr>
-      <w:r>
-        <w:rPr>
-          <w:color w:val="2E74B5" w:themeColor="accent5" w:themeShade="BF"/>
-          <w:lang w:val="en-US"/>
-        </w:rPr>
-        <w:t>The mobile application will be developed using Android Studio.</w:t>
-      </w:r>
-    </w:p>
-    <w:p>
-      <w:pPr>
-        <w:pStyle w:val="ListParagraph"/>
-        <w:numPr>
-          <w:ilvl w:val="0"/>
-          <w:numId w:val="4"/>
-        </w:numPr>
-        <w:jc w:val="both"/>
-        <w:rPr>
-          <w:color w:val="2E74B5" w:themeColor="accent5" w:themeShade="BF"/>
-          <w:lang w:val="en-US"/>
-        </w:rPr>
-      </w:pPr>
-      <w:r>
-        <w:rPr>
-          <w:color w:val="2E74B5" w:themeColor="accent5" w:themeShade="BF"/>
-          <w:lang w:val="en-US"/>
-        </w:rPr>
-        <w:t>The web application will be developed using Microsoft Visual Studio 20</w:t>
-      </w:r>
-      <w:r>
-        <w:rPr>
-          <w:color w:val="2E74B5" w:themeColor="accent5" w:themeShade="BF"/>
-          <w:lang w:val="en-US"/>
-        </w:rPr>
-        <w:t>22</w:t>
-      </w:r>
-      <w:r>
-        <w:rPr>
-          <w:color w:val="2E74B5" w:themeColor="accent5" w:themeShade="BF"/>
-          <w:lang w:val="en-US"/>
-        </w:rPr>
-        <w:t>.</w:t>
-      </w:r>
-    </w:p>
-    <w:p>
-      <w:pPr>
-        <w:pStyle w:val="ListParagraph"/>
-        <w:numPr>
-          <w:ilvl w:val="0"/>
-          <w:numId w:val="4"/>
-        </w:numPr>
-        <w:jc w:val="both"/>
-        <w:rPr>
-          <w:color w:val="2E74B5" w:themeColor="accent5" w:themeShade="BF"/>
-          <w:lang w:val="en-US"/>
-        </w:rPr>
-      </w:pPr>
-      <w:r>
-        <w:rPr>
-          <w:color w:val="2E74B5" w:themeColor="accent5" w:themeShade="BF"/>
-          <w:lang w:val="en-US"/>
-        </w:rPr>
-        <w:t xml:space="preserve">The mobile application will use </w:t>
-      </w:r>
-      <w:proofErr w:type="spellStart"/>
-      <w:r>
-        <w:rPr>
-          <w:color w:val="2E74B5" w:themeColor="accent5" w:themeShade="BF"/>
-          <w:lang w:val="en-US"/>
-        </w:rPr>
-        <w:t>Sqlite</w:t>
-      </w:r>
-      <w:proofErr w:type="spellEnd"/>
-      <w:r>
-        <w:rPr>
-          <w:color w:val="2E74B5" w:themeColor="accent5" w:themeShade="BF"/>
-          <w:lang w:val="en-US"/>
-        </w:rPr>
-        <w:t xml:space="preserve"> as its local storage medium.</w:t>
-      </w:r>
-    </w:p>
-    <w:p>
-      <w:pPr>
-        <w:pStyle w:val="ListParagraph"/>
-        <w:numPr>
-          <w:ilvl w:val="0"/>
-          <w:numId w:val="4"/>
-        </w:numPr>
-        <w:jc w:val="both"/>
-        <w:rPr>
-          <w:color w:val="2E74B5" w:themeColor="accent5" w:themeShade="BF"/>
-          <w:lang w:val="en-US"/>
-        </w:rPr>
-      </w:pPr>
-      <w:r>
-        <w:rPr>
-          <w:color w:val="2E74B5" w:themeColor="accent5" w:themeShade="BF"/>
-          <w:lang w:val="en-US"/>
-        </w:rPr>
-        <w:t>Microsoft SQL Server 20</w:t>
-      </w:r>
-      <w:r>
-        <w:rPr>
-          <w:color w:val="2E74B5" w:themeColor="accent5" w:themeShade="BF"/>
-          <w:lang w:val="en-US"/>
-        </w:rPr>
-        <w:t>22</w:t>
-      </w:r>
-      <w:r>
-        <w:rPr>
-          <w:color w:val="2E74B5" w:themeColor="accent5" w:themeShade="BF"/>
-          <w:lang w:val="en-US"/>
-        </w:rPr>
-        <w:t xml:space="preserve"> will be used as </w:t>
-      </w:r>
-      <w:proofErr w:type="gramStart"/>
-      <w:r>
-        <w:rPr>
-          <w:color w:val="2E74B5" w:themeColor="accent5" w:themeShade="BF"/>
-          <w:lang w:val="en-US"/>
-        </w:rPr>
-        <w:t>the</w:t>
-      </w:r>
-      <w:proofErr w:type="gramEnd"/>
-      <w:r>
-        <w:rPr>
-          <w:color w:val="2E74B5" w:themeColor="accent5" w:themeShade="BF"/>
-          <w:lang w:val="en-US"/>
-        </w:rPr>
-        <w:t xml:space="preserve"> shared online database.</w:t>
-      </w:r>
-    </w:p>
-    <w:p>
-      <w:pPr>
-        <w:pStyle w:val="ListParagraph"/>
-        <w:numPr>
-          <w:ilvl w:val="0"/>
-          <w:numId w:val="4"/>
-        </w:numPr>
-        <w:jc w:val="both"/>
-        <w:rPr>
-          <w:color w:val="2E74B5" w:themeColor="accent5" w:themeShade="BF"/>
-          <w:lang w:val="en-US"/>
-        </w:rPr>
-      </w:pPr>
-      <w:r>
-        <w:rPr>
-          <w:color w:val="2E74B5" w:themeColor="accent5" w:themeShade="BF"/>
-          <w:lang w:val="en-US"/>
-        </w:rPr>
-        <w:t>Connectivity between the app, the web interface and the shared database will be facilitated by developing a WCF Web service in Microsoft Visual Studio 20</w:t>
-      </w:r>
-      <w:r>
-        <w:rPr>
-          <w:color w:val="2E74B5" w:themeColor="accent5" w:themeShade="BF"/>
-          <w:lang w:val="en-US"/>
-        </w:rPr>
-        <w:t>22</w:t>
-      </w:r>
-      <w:r>
-        <w:rPr>
-          <w:color w:val="2E74B5" w:themeColor="accent5" w:themeShade="BF"/>
-          <w:lang w:val="en-US"/>
-        </w:rPr>
-        <w:t>.</w:t>
-      </w:r>
-    </w:p>
-    <w:p>
-      <w:pPr>
-        <w:pStyle w:val="ListParagraph"/>
-        <w:numPr>
-          <w:ilvl w:val="0"/>
-          <w:numId w:val="4"/>
-        </w:numPr>
-        <w:jc w:val="both"/>
-        <w:rPr>
-          <w:color w:val="2E74B5" w:themeColor="accent5" w:themeShade="BF"/>
-          <w:lang w:val="en-US"/>
-        </w:rPr>
-      </w:pPr>
-      <w:r>
-        <w:rPr>
-          <w:color w:val="2E74B5" w:themeColor="accent5" w:themeShade="BF"/>
-          <w:lang w:val="en-US"/>
-        </w:rPr>
-        <w:t xml:space="preserve">The mobile application requires a phone running (at least) Android </w:t>
-      </w:r>
-      <w:r>
-        <w:rPr>
-          <w:color w:val="2E74B5" w:themeColor="accent5" w:themeShade="BF"/>
-          <w:lang w:val="en-US"/>
-        </w:rPr>
-        <w:t>12 (Snow Cone).</w:t>
-      </w:r>
-    </w:p>
-    <w:p>
-      <w:pPr>
-        <w:pStyle w:val="ListParagraph"/>
-        <w:numPr>
-          <w:ilvl w:val="0"/>
-          <w:numId w:val="4"/>
-        </w:numPr>
-        <w:jc w:val="both"/>
-        <w:rPr>
-          <w:color w:val="2E74B5" w:themeColor="accent5" w:themeShade="BF"/>
-          <w:lang w:val="en-US"/>
-        </w:rPr>
-      </w:pPr>
-      <w:r>
-        <w:rPr>
-          <w:color w:val="2E74B5" w:themeColor="accent5" w:themeShade="BF"/>
-          <w:lang w:val="en-US"/>
-        </w:rPr>
-        <w:t>The web application will run in any browser but will be optimized for Google Chrome.</w:t>
-      </w:r>
-    </w:p>
-    <w:p>
-      <w:pPr>
-        <w:jc w:val="both"/>
-        <w:rPr>
-          <w:lang w:val="en-US"/>
-        </w:rPr>
-      </w:pPr>
-    </w:p>
-    <w:p>
-      <w:pPr>
-        <w:pStyle w:val="Heading2"/>
-        <w:rPr>
-          <w:sz w:val="28"/>
-          <w:szCs w:val="28"/>
-          <w:u w:val="single"/>
-          <w:lang w:val="en-US"/>
-        </w:rPr>
-      </w:pPr>
-      <w:bookmarkStart w:id="9" w:name="_Toc207787824"/>
-      <w:r>
-        <w:rPr>
-          <w:sz w:val="28"/>
-          <w:szCs w:val="28"/>
-          <w:u w:val="single"/>
-          <w:lang w:val="en-US"/>
-        </w:rPr>
-        <w:t>1.4.2 Hardware Requirements</w:t>
-      </w:r>
-      <w:bookmarkEnd w:id="9"/>
-    </w:p>
-    <w:p>
-      <w:pPr>
-        <w:jc w:val="both"/>
-        <w:rPr>
-          <w:color w:val="2E74B5" w:themeColor="accent5" w:themeShade="BF"/>
-          <w:lang w:val="en-US"/>
-        </w:rPr>
-      </w:pPr>
-    </w:p>
-    <w:p>
-      <w:pPr>
-        <w:pStyle w:val="ListParagraph"/>
-        <w:numPr>
-          <w:ilvl w:val="0"/>
-          <w:numId w:val="5"/>
-        </w:numPr>
-        <w:jc w:val="both"/>
-        <w:rPr>
-          <w:color w:val="2E74B5" w:themeColor="accent5" w:themeShade="BF"/>
-          <w:lang w:val="en-US"/>
-        </w:rPr>
-      </w:pPr>
-      <w:r>
-        <w:rPr>
-          <w:color w:val="2E74B5" w:themeColor="accent5" w:themeShade="BF"/>
-          <w:lang w:val="en-US"/>
-        </w:rPr>
-        <w:t xml:space="preserve">The mobile application requires a mobile phone with at least 1Gb or RAM, capable of running Android </w:t>
-      </w:r>
-      <w:r>
-        <w:rPr>
-          <w:color w:val="2E74B5" w:themeColor="accent5" w:themeShade="BF"/>
-          <w:lang w:val="en-US"/>
-        </w:rPr>
-        <w:t>12</w:t>
-      </w:r>
-      <w:r>
-        <w:rPr>
-          <w:color w:val="2E74B5" w:themeColor="accent5" w:themeShade="BF"/>
-          <w:lang w:val="en-US"/>
-        </w:rPr>
-        <w:t>.</w:t>
-      </w:r>
-    </w:p>
-    <w:p>
-      <w:pPr>
-        <w:pStyle w:val="ListParagraph"/>
-        <w:numPr>
-          <w:ilvl w:val="0"/>
-          <w:numId w:val="5"/>
-        </w:numPr>
-        <w:jc w:val="both"/>
-        <w:rPr>
-          <w:color w:val="2E74B5" w:themeColor="accent5" w:themeShade="BF"/>
-          <w:lang w:val="en-US"/>
-        </w:rPr>
-      </w:pPr>
-      <w:r>
-        <w:rPr>
-          <w:color w:val="2E74B5" w:themeColor="accent5" w:themeShade="BF"/>
-          <w:lang w:val="en-US"/>
-        </w:rPr>
-        <w:t>The web application may be opened on any device with a web browser.</w:t>
-      </w:r>
-    </w:p>
-    <w:p>
-      <w:pPr>
-        <w:pStyle w:val="ListParagraph"/>
-        <w:numPr>
-          <w:ilvl w:val="0"/>
-          <w:numId w:val="5"/>
-        </w:numPr>
-        <w:jc w:val="both"/>
-        <w:rPr>
-          <w:color w:val="2E74B5" w:themeColor="accent5" w:themeShade="BF"/>
-          <w:lang w:val="en-US"/>
-        </w:rPr>
-      </w:pPr>
-      <w:r>
-        <w:rPr>
-          <w:color w:val="2E74B5" w:themeColor="accent5" w:themeShade="BF"/>
-          <w:lang w:val="en-US"/>
-        </w:rPr>
-        <w:t>The web application and SQL Server will be hosted on a shared web server.</w:t>
-      </w:r>
-    </w:p>
-    <w:p>
-      <w:pPr>
-        <w:jc w:val="both"/>
-        <w:rPr>
-          <w:b/>
-          <w:sz w:val="28"/>
-          <w:szCs w:val="28"/>
-          <w:lang w:val="en-US"/>
-        </w:rPr>
-      </w:pPr>
-    </w:p>
-    <w:p>
-      <w:pPr>
-        <w:jc w:val="both"/>
-        <w:rPr>
-          <w:lang w:val="en-US"/>
-        </w:rPr>
-      </w:pPr>
-    </w:p>
-    <w:p>
-      <w:pPr>
-        <w:jc w:val="both"/>
-        <w:rPr>
-          <w:lang w:val="en-US"/>
-        </w:rPr>
-      </w:pPr>
-    </w:p>
-    <w:p>
-      <w:pPr>
-        <w:jc w:val="both"/>
-        <w:rPr>
-          <w:lang w:val="en-US"/>
-        </w:rPr>
-      </w:pPr>
-    </w:p>
-    <w:p>
-      <w:pPr>
-        <w:jc w:val="both"/>
-        <w:rPr>
-          <w:lang w:val="en-US"/>
-        </w:rPr>
-      </w:pPr>
-    </w:p>
-    <w:p>
-      <w:pPr>
-        <w:jc w:val="both"/>
-        <w:rPr>
-          <w:lang w:val="en-US"/>
-        </w:rPr>
-      </w:pPr>
-    </w:p>
-    <w:p>
-      <w:pPr>
-        <w:pStyle w:val="Heading1"/>
-        <w:rPr>
-          <w:sz w:val="36"/>
-          <w:szCs w:val="36"/>
-          <w:u w:val="single"/>
-          <w:lang w:val="en-US"/>
-        </w:rPr>
-      </w:pPr>
-      <w:bookmarkStart w:id="10" w:name="_Toc207787825"/>
-      <w:r>
-        <w:rPr>
-          <w:sz w:val="36"/>
-          <w:szCs w:val="36"/>
-          <w:u w:val="single"/>
-          <w:lang w:val="en-US"/>
-        </w:rPr>
-        <w:lastRenderedPageBreak/>
-        <w:t xml:space="preserve">1.5 </w:t>
-      </w:r>
-      <w:r>
-        <w:rPr>
-          <w:sz w:val="36"/>
-          <w:szCs w:val="36"/>
-          <w:u w:val="single"/>
-          <w:lang w:val="en-US"/>
-        </w:rPr>
-        <w:t>Design constraints</w:t>
-      </w:r>
-      <w:bookmarkEnd w:id="10"/>
-    </w:p>
-    <w:p>
-      <w:pPr>
-        <w:rPr>
-          <w:b/>
-          <w:sz w:val="28"/>
-          <w:szCs w:val="28"/>
-          <w:lang w:val="en-US"/>
-        </w:rPr>
-      </w:pPr>
-    </w:p>
-    <w:p>
-      <w:pPr>
-        <w:pStyle w:val="Heading2"/>
-        <w:rPr>
-          <w:sz w:val="28"/>
-          <w:szCs w:val="28"/>
-          <w:u w:val="single"/>
-          <w:lang w:val="en-US"/>
-        </w:rPr>
-      </w:pPr>
-      <w:bookmarkStart w:id="11" w:name="_Toc207787826"/>
-      <w:r>
-        <w:rPr>
-          <w:sz w:val="28"/>
-          <w:szCs w:val="28"/>
-          <w:u w:val="single"/>
-          <w:lang w:val="en-US"/>
-        </w:rPr>
-        <w:t>1.5.1 Security constraints</w:t>
-      </w:r>
-      <w:bookmarkEnd w:id="11"/>
-    </w:p>
-    <w:p>
-      <w:pPr>
-        <w:rPr>
-          <w:lang w:val="en-US"/>
-        </w:rPr>
-      </w:pPr>
-    </w:p>
-    <w:p>
-      <w:pPr>
-        <w:rPr>
-          <w:color w:val="2E74B5" w:themeColor="accent5" w:themeShade="BF"/>
-          <w:lang w:val="en-US"/>
-        </w:rPr>
-      </w:pPr>
-      <w:r>
-        <w:rPr>
-          <w:color w:val="2E74B5" w:themeColor="accent5" w:themeShade="BF"/>
-          <w:lang w:val="en-US"/>
-        </w:rPr>
-        <w:t xml:space="preserve">Discuss any issues related to the security of the </w:t>
-      </w:r>
-      <w:r>
-        <w:rPr>
-          <w:color w:val="2E74B5" w:themeColor="accent5" w:themeShade="BF"/>
-          <w:lang w:val="en-US"/>
-        </w:rPr>
-        <w:t>proposed</w:t>
-      </w:r>
-      <w:r>
-        <w:rPr>
-          <w:color w:val="2E74B5" w:themeColor="accent5" w:themeShade="BF"/>
-          <w:lang w:val="en-US"/>
-        </w:rPr>
-        <w:t xml:space="preserve"> system, e.g.</w:t>
-      </w:r>
-    </w:p>
-    <w:p>
-      <w:pPr>
-        <w:rPr>
-          <w:color w:val="2E74B5" w:themeColor="accent5" w:themeShade="BF"/>
-          <w:lang w:val="en-US"/>
-        </w:rPr>
-      </w:pPr>
-    </w:p>
-    <w:p>
-      <w:pPr>
-        <w:jc w:val="both"/>
-        <w:rPr>
-          <w:color w:val="2E74B5" w:themeColor="accent5" w:themeShade="BF"/>
-          <w:lang w:val="en-US"/>
-        </w:rPr>
-      </w:pPr>
-      <w:r>
-        <w:rPr>
-          <w:color w:val="2E74B5" w:themeColor="accent5" w:themeShade="BF"/>
-          <w:lang w:val="en-US"/>
-        </w:rPr>
-        <w:t>The notes taken by the healthcare workers might be of a sensitive nature, as they contain information regarding patients seen by the healthcare workers.  Therefore, care must be taken to encrypt the notes both on the phone and the server and to ensure that users should provide a username and password when accessing the system.  The username and password should also be encrypted.</w:t>
-      </w:r>
-    </w:p>
-    <w:p>
-      <w:pPr>
-        <w:rPr>
-          <w:b/>
-          <w:lang w:val="en-US"/>
-        </w:rPr>
-      </w:pPr>
-    </w:p>
-    <w:p>
-      <w:pPr>
-        <w:rPr>
-          <w:b/>
-          <w:lang w:val="en-US"/>
-        </w:rPr>
-      </w:pPr>
-    </w:p>
-    <w:p>
-      <w:pPr>
-        <w:rPr>
-          <w:b/>
-          <w:lang w:val="en-US"/>
-        </w:rPr>
-      </w:pPr>
-    </w:p>
-    <w:p>
-      <w:pPr>
-        <w:pStyle w:val="Heading2"/>
-        <w:rPr>
-          <w:u w:val="single"/>
-          <w:lang w:val="en-US"/>
-        </w:rPr>
-      </w:pPr>
-      <w:bookmarkStart w:id="12" w:name="_Toc207787827"/>
-      <w:r>
-        <w:rPr>
-          <w:sz w:val="28"/>
-          <w:szCs w:val="28"/>
-          <w:u w:val="single"/>
-          <w:lang w:val="en-US"/>
-        </w:rPr>
-        <w:t>1.5.2 Interface constraints</w:t>
-      </w:r>
-      <w:bookmarkEnd w:id="12"/>
-    </w:p>
-    <w:p>
-      <w:pPr>
-        <w:rPr>
-          <w:lang w:val="en-US"/>
-        </w:rPr>
-      </w:pPr>
-    </w:p>
-    <w:p>
-      <w:pPr>
-        <w:rPr>
-          <w:color w:val="2E74B5" w:themeColor="accent5" w:themeShade="BF"/>
-          <w:lang w:val="en-US"/>
-        </w:rPr>
-      </w:pPr>
-      <w:r>
-        <w:rPr>
-          <w:color w:val="2E74B5" w:themeColor="accent5" w:themeShade="BF"/>
-          <w:lang w:val="en-US"/>
-        </w:rPr>
-        <w:t>Discuss any issue related to the interface of the proposed system, e.g.</w:t>
-      </w:r>
-    </w:p>
-    <w:p>
-      <w:pPr>
-        <w:rPr>
-          <w:color w:val="2E74B5" w:themeColor="accent5" w:themeShade="BF"/>
-          <w:lang w:val="en-US"/>
-        </w:rPr>
-      </w:pPr>
-    </w:p>
-    <w:p>
-      <w:pPr>
-        <w:jc w:val="both"/>
-        <w:rPr>
-          <w:color w:val="2E74B5" w:themeColor="accent5" w:themeShade="BF"/>
-          <w:lang w:val="en-US"/>
-        </w:rPr>
-      </w:pPr>
-      <w:r>
-        <w:rPr>
-          <w:color w:val="2E74B5" w:themeColor="accent5" w:themeShade="BF"/>
-          <w:lang w:val="en-US"/>
-        </w:rPr>
-        <w:t>The mobile interface needs to be user-friendly as it may be used by health care workers who are not technically savvy.  The web interface should be responsive so that users have the choice to view the pages on a desktop, tablet or phone.</w:t>
-      </w:r>
-    </w:p>
-    <w:p>
-      <w:pPr>
-        <w:jc w:val="both"/>
-        <w:rPr>
-          <w:lang w:val="en-US"/>
-        </w:rPr>
-      </w:pPr>
-    </w:p>
-    <w:p>
-      <w:pPr>
-        <w:pStyle w:val="Heading2"/>
-        <w:rPr>
-          <w:sz w:val="28"/>
-          <w:szCs w:val="28"/>
-          <w:u w:val="single"/>
-          <w:lang w:val="en-US"/>
-        </w:rPr>
-      </w:pPr>
-      <w:bookmarkStart w:id="13" w:name="_Toc207787828"/>
-      <w:r>
-        <w:rPr>
-          <w:sz w:val="28"/>
-          <w:szCs w:val="28"/>
-          <w:u w:val="single"/>
-          <w:lang w:val="en-US"/>
-        </w:rPr>
-        <w:t>1.5.3 Performance constraints</w:t>
-      </w:r>
-      <w:bookmarkEnd w:id="13"/>
-    </w:p>
-    <w:p>
-      <w:pPr>
-        <w:jc w:val="both"/>
-        <w:rPr>
-          <w:lang w:val="en-US"/>
-        </w:rPr>
-      </w:pPr>
-    </w:p>
-    <w:p>
-      <w:pPr>
-        <w:jc w:val="both"/>
-        <w:rPr>
-          <w:lang w:val="en-US"/>
-        </w:rPr>
-      </w:pPr>
-      <w:r>
-        <w:rPr>
-          <w:color w:val="2E74B5" w:themeColor="accent5" w:themeShade="BF"/>
-          <w:lang w:val="en-US"/>
-        </w:rPr>
-        <w:t xml:space="preserve">The system should be optimized to ensure that searches through the web interface are fast and efficient.  The mobile application should be optimized for use on </w:t>
-      </w:r>
-      <w:proofErr w:type="gramStart"/>
-      <w:r>
-        <w:rPr>
-          <w:color w:val="2E74B5" w:themeColor="accent5" w:themeShade="BF"/>
-          <w:lang w:val="en-US"/>
-        </w:rPr>
-        <w:t>low end</w:t>
-      </w:r>
-      <w:proofErr w:type="gramEnd"/>
-      <w:r>
-        <w:rPr>
-          <w:color w:val="2E74B5" w:themeColor="accent5" w:themeShade="BF"/>
-          <w:lang w:val="en-US"/>
-        </w:rPr>
-        <w:t xml:space="preserve"> mobile devices with low memory capacity and older processors.</w:t>
-      </w:r>
-    </w:p>
-    <w:p>
-      <w:pPr>
-        <w:jc w:val="both"/>
-        <w:rPr>
-          <w:lang w:val="en-US"/>
-        </w:rPr>
-      </w:pPr>
-    </w:p>
-    <w:p>
-      <w:pPr>
-        <w:pStyle w:val="Heading1"/>
-        <w:rPr>
-          <w:u w:val="single"/>
-          <w:lang w:val="en-US"/>
-        </w:rPr>
-      </w:pPr>
-      <w:bookmarkStart w:id="14" w:name="_Toc207787829"/>
-      <w:r>
-        <w:rPr>
-          <w:sz w:val="36"/>
-          <w:szCs w:val="36"/>
-          <w:u w:val="single"/>
-          <w:lang w:val="en-US"/>
-        </w:rPr>
-        <w:t>1.6 High-</w:t>
-      </w:r>
-      <w:proofErr w:type="gramStart"/>
-      <w:r>
-        <w:rPr>
-          <w:sz w:val="36"/>
-          <w:szCs w:val="36"/>
-          <w:u w:val="single"/>
-          <w:lang w:val="en-US"/>
-        </w:rPr>
-        <w:t>level use</w:t>
-      </w:r>
-      <w:proofErr w:type="gramEnd"/>
-      <w:r>
-        <w:rPr>
-          <w:sz w:val="36"/>
-          <w:szCs w:val="36"/>
-          <w:u w:val="single"/>
-          <w:lang w:val="en-US"/>
-        </w:rPr>
-        <w:t xml:space="preserve"> case diagram</w:t>
-      </w:r>
-      <w:bookmarkEnd w:id="14"/>
-    </w:p>
-    <w:p>
-      <w:pPr>
-        <w:jc w:val="both"/>
-        <w:rPr>
-          <w:lang w:val="en-US"/>
-        </w:rPr>
-      </w:pPr>
-    </w:p>
-    <w:p>
-      <w:pPr>
-        <w:jc w:val="both"/>
-        <w:rPr>
-          <w:color w:val="2E74B5" w:themeColor="accent5" w:themeShade="BF"/>
-          <w:lang w:val="en-US"/>
-        </w:rPr>
-      </w:pPr>
-      <w:r>
-        <w:rPr>
-          <w:color w:val="2E74B5" w:themeColor="accent5" w:themeShade="BF"/>
-          <w:lang w:val="en-US"/>
-        </w:rPr>
-        <w:t xml:space="preserve">The purpose of </w:t>
-      </w:r>
-      <w:proofErr w:type="gramStart"/>
-      <w:r>
-        <w:rPr>
-          <w:color w:val="2E74B5" w:themeColor="accent5" w:themeShade="BF"/>
-          <w:lang w:val="en-US"/>
-        </w:rPr>
-        <w:t>a use</w:t>
-      </w:r>
-      <w:proofErr w:type="gramEnd"/>
-      <w:r>
-        <w:rPr>
-          <w:color w:val="2E74B5" w:themeColor="accent5" w:themeShade="BF"/>
-          <w:lang w:val="en-US"/>
-        </w:rPr>
-        <w:t xml:space="preserve"> case diagram in UML is to demonstrate the different ways that a user might interact with a system.  </w:t>
-      </w:r>
-      <w:proofErr w:type="gramStart"/>
-      <w:r>
-        <w:rPr>
-          <w:color w:val="2E74B5" w:themeColor="accent5" w:themeShade="BF"/>
-          <w:lang w:val="en-US"/>
-        </w:rPr>
-        <w:t>A use</w:t>
-      </w:r>
-      <w:proofErr w:type="gramEnd"/>
-      <w:r>
-        <w:rPr>
-          <w:color w:val="2E74B5" w:themeColor="accent5" w:themeShade="BF"/>
-          <w:lang w:val="en-US"/>
-        </w:rPr>
-        <w:t xml:space="preserve"> case diagram can summarize the details of your system's users (also known as actors) and their interactions with the system.  </w:t>
+        <w:t>1.6 High-level use case diagram</w:t>
+      </w:r>
+      <w:bookmarkEnd w:id="15"/>
+    </w:p>
+    <w:p>
+      <w:pPr>
+        <w:jc w:val="both"/>
+        <w:rPr>
+          <w:lang w:val="en-US"/>
+        </w:rPr>
+      </w:pPr>
+    </w:p>
+    <w:p>
+      <w:pPr>
+        <w:jc w:val="both"/>
+        <w:rPr>
+          <w:color w:val="2E74B5" w:themeColor="accent5" w:themeShade="BF"/>
+          <w:lang w:val="en-US"/>
+        </w:rPr>
+      </w:pPr>
+      <w:r>
+        <w:rPr>
+          <w:color w:val="2E74B5" w:themeColor="accent5" w:themeShade="BF"/>
+          <w:lang w:val="en-US"/>
+        </w:rPr>
+        <w:t xml:space="preserve">The purpose of a use case diagram in UML is to demonstrate the different ways that a user might interact with a system.  A use case diagram can summarize the details of your system's users (also known as actors) and their interactions with the system.  </w:t>
       </w:r>
     </w:p>
     <w:p>
@@ -4635,23 +4650,7 @@
           <w:color w:val="2E74B5" w:themeColor="accent5" w:themeShade="BF"/>
           <w:lang w:val="en-US"/>
         </w:rPr>
-        <w:t xml:space="preserve"> presents a high-</w:t>
-      </w:r>
-      <w:proofErr w:type="gramStart"/>
-      <w:r>
-        <w:rPr>
-          <w:color w:val="2E74B5" w:themeColor="accent5" w:themeShade="BF"/>
-          <w:lang w:val="en-US"/>
-        </w:rPr>
-        <w:t>level use</w:t>
-      </w:r>
-      <w:proofErr w:type="gramEnd"/>
-      <w:r>
-        <w:rPr>
-          <w:color w:val="2E74B5" w:themeColor="accent5" w:themeShade="BF"/>
-          <w:lang w:val="en-US"/>
-        </w:rPr>
-        <w:t xml:space="preserve"> case diagram of the proposed system and its users.</w:t>
+        <w:t xml:space="preserve"> presents a high-level use case diagram of the proposed system and its users.</w:t>
       </w:r>
     </w:p>
     <w:p>
@@ -4672,7 +4671,6 @@
           <w:noProof/>
           <w:lang w:val="en-US"/>
         </w:rPr>
-        <w:lastRenderedPageBreak/>
         <w:drawing>
           <wp:inline distT="0" distB="0" distL="0" distR="0" wp14:anchorId="5F418780" wp14:editId="240C60EB">
             <wp:extent cx="4415079" cy="3712191"/>
@@ -4724,14 +4722,27 @@
       <w:r>
         <w:t xml:space="preserve">Figure </w:t>
       </w:r>
-      <w:fldSimple w:instr=" SEQ Figure \* ARABIC ">
-        <w:r>
-          <w:rPr>
-            <w:noProof/>
-          </w:rPr>
-          <w:t>1</w:t>
-        </w:r>
-      </w:fldSimple>
+      <w:r>
+        <w:fldChar w:fldCharType="begin"/>
+      </w:r>
+      <w:r>
+        <w:instrText xml:space="preserve"> SEQ Figure \* ARABIC </w:instrText>
+      </w:r>
+      <w:r>
+        <w:fldChar w:fldCharType="separate"/>
+      </w:r>
+      <w:r>
+        <w:rPr>
+          <w:noProof/>
+        </w:rPr>
+        <w:t>1</w:t>
+      </w:r>
+      <w:r>
+        <w:rPr>
+          <w:noProof/>
+        </w:rPr>
+        <w:fldChar w:fldCharType="end"/>
+      </w:r>
       <w:r>
         <w:rPr>
           <w:noProof/>
@@ -4753,7 +4764,7 @@
           <w:lang w:val="en-US"/>
         </w:rPr>
       </w:pPr>
-      <w:bookmarkStart w:id="15" w:name="_Toc207787830"/>
+      <w:bookmarkStart w:id="16" w:name="_Toc207787830"/>
       <w:r>
         <w:rPr>
           <w:sz w:val="36"/>
@@ -4761,6 +4772,7 @@
           <w:u w:val="single"/>
           <w:lang w:val="en-US"/>
         </w:rPr>
+        <w:lastRenderedPageBreak/>
         <w:t xml:space="preserve">1.7 </w:t>
       </w:r>
       <w:r>
@@ -4772,7 +4784,7 @@
         </w:rPr>
         <w:t>UML Class Model / Diagram</w:t>
       </w:r>
-      <w:bookmarkEnd w:id="15"/>
+      <w:bookmarkEnd w:id="16"/>
     </w:p>
     <w:p>
       <w:pPr>
@@ -4970,7 +4982,6 @@
           <w:noProof/>
           <w:lang w:val="en-US"/>
         </w:rPr>
-        <w:lastRenderedPageBreak/>
         <w:drawing>
           <wp:inline distT="0" distB="0" distL="0" distR="0" wp14:anchorId="0AEE9AA7" wp14:editId="7EAFA459">
             <wp:extent cx="5727700" cy="2699385"/>
@@ -5034,14 +5045,27 @@
       <w:r>
         <w:fldChar w:fldCharType="end"/>
       </w:r>
-      <w:fldSimple w:instr=" SEQ Figure \* ARABIC \s 1 ">
-        <w:r>
-          <w:rPr>
-            <w:noProof/>
-          </w:rPr>
-          <w:t>1</w:t>
-        </w:r>
-      </w:fldSimple>
+      <w:r>
+        <w:fldChar w:fldCharType="begin"/>
+      </w:r>
+      <w:r>
+        <w:instrText xml:space="preserve"> SEQ Figure \* ARABIC \s 1 </w:instrText>
+      </w:r>
+      <w:r>
+        <w:fldChar w:fldCharType="separate"/>
+      </w:r>
+      <w:r>
+        <w:rPr>
+          <w:noProof/>
+        </w:rPr>
+        <w:t>1</w:t>
+      </w:r>
+      <w:r>
+        <w:rPr>
+          <w:noProof/>
+        </w:rPr>
+        <w:fldChar w:fldCharType="end"/>
+      </w:r>
       <w:r>
         <w:t>.</w:t>
       </w:r>
@@ -5076,7 +5100,7 @@
           <w:lang w:val="en-US"/>
         </w:rPr>
       </w:pPr>
-      <w:bookmarkStart w:id="16" w:name="_Toc207787831"/>
+      <w:bookmarkStart w:id="17" w:name="_Toc207787831"/>
       <w:r>
         <w:rPr>
           <w:sz w:val="36"/>
@@ -5104,7 +5128,7 @@
         </w:rPr>
         <w:t xml:space="preserve"> Relational Database Model Diagram</w:t>
       </w:r>
-      <w:bookmarkEnd w:id="16"/>
+      <w:bookmarkEnd w:id="17"/>
     </w:p>
     <w:p>
       <w:pPr>
@@ -5338,7 +5362,6 @@
           <w:sz w:val="23"/>
           <w:szCs w:val="23"/>
         </w:rPr>
-        <w:lastRenderedPageBreak/>
         <w:drawing>
           <wp:inline distT="0" distB="0" distL="0" distR="0" wp14:anchorId="3340E690" wp14:editId="5BDA0272">
             <wp:extent cx="5105400" cy="4724400"/>
@@ -5412,7 +5435,7 @@
           <w:lang w:val="en-US"/>
         </w:rPr>
       </w:pPr>
-      <w:bookmarkStart w:id="17" w:name="_Toc207787832"/>
+      <w:bookmarkStart w:id="18" w:name="_Toc207787832"/>
       <w:r>
         <w:rPr>
           <w:sz w:val="36"/>
@@ -5440,7 +5463,7 @@
         </w:rPr>
         <w:t xml:space="preserve"> User Interface Design</w:t>
       </w:r>
-      <w:bookmarkEnd w:id="17"/>
+      <w:bookmarkEnd w:id="18"/>
       <w:r>
         <w:rPr>
           <w:sz w:val="36"/>
@@ -5644,7 +5667,6 @@
           <w:color w:val="2E74B5" w:themeColor="accent5" w:themeShade="BF"/>
           <w:lang w:val="en-US"/>
         </w:rPr>
-        <w:lastRenderedPageBreak/>
         <w:t>Figure 1.</w:t>
       </w:r>
       <w:r>
@@ -5701,55 +5723,7 @@
           <w:color w:val="2E74B5" w:themeColor="accent5" w:themeShade="BF"/>
           <w:lang w:val="en-US"/>
         </w:rPr>
-        <w:t xml:space="preserve">NAME system.  The screen </w:t>
-      </w:r>
-      <w:proofErr w:type="gramStart"/>
-      <w:r>
-        <w:rPr>
-          <w:color w:val="2E74B5" w:themeColor="accent5" w:themeShade="BF"/>
-          <w:lang w:val="en-US"/>
-        </w:rPr>
-        <w:t>requires that</w:t>
-      </w:r>
-      <w:proofErr w:type="gramEnd"/>
-      <w:r>
-        <w:rPr>
-          <w:color w:val="2E74B5" w:themeColor="accent5" w:themeShade="BF"/>
-          <w:lang w:val="en-US"/>
-        </w:rPr>
-        <w:t xml:space="preserve"> a user </w:t>
-      </w:r>
-      <w:proofErr w:type="gramStart"/>
-      <w:r>
-        <w:rPr>
-          <w:color w:val="2E74B5" w:themeColor="accent5" w:themeShade="BF"/>
-          <w:lang w:val="en-US"/>
-        </w:rPr>
-        <w:t>enter</w:t>
-      </w:r>
-      <w:proofErr w:type="gramEnd"/>
-      <w:r>
-        <w:rPr>
-          <w:color w:val="2E74B5" w:themeColor="accent5" w:themeShade="BF"/>
-          <w:lang w:val="en-US"/>
-        </w:rPr>
-        <w:t xml:space="preserve"> their email address (as a username) and a password.  Upon successful login, the user will be redirected to the system’s landing page.  The screen also provides the user with an option to use </w:t>
-      </w:r>
-      <w:proofErr w:type="gramStart"/>
-      <w:r>
-        <w:rPr>
-          <w:color w:val="2E74B5" w:themeColor="accent5" w:themeShade="BF"/>
-          <w:lang w:val="en-US"/>
-        </w:rPr>
-        <w:t>in the event that</w:t>
-      </w:r>
-      <w:proofErr w:type="gramEnd"/>
-      <w:r>
-        <w:rPr>
-          <w:color w:val="2E74B5" w:themeColor="accent5" w:themeShade="BF"/>
-          <w:lang w:val="en-US"/>
-        </w:rPr>
-        <w:t xml:space="preserve"> they have forgotten their password.</w:t>
+        <w:t>NAME system.  The screen requires that a user enter their email address (as a username) and a password.  Upon successful login, the user will be redirected to the system’s landing page.  The screen also provides the user with an option to use in the event that they have forgotten their password.</w:t>
       </w:r>
     </w:p>
     <w:p>
@@ -5885,7 +5859,7 @@
 </file>
 
 <file path=word/endnotes.xml><?xml version="1.0" encoding="utf-8"?>
-<w:endnotes xmlns:wpc="http://schemas.microsoft.com/office/word/2010/wordprocessingCanvas" xmlns:cx="http://schemas.microsoft.com/office/drawing/2014/chartex" xmlns:cx1="http://schemas.microsoft.com/office/drawing/2015/9/8/chartex" xmlns:cx2="http://schemas.microsoft.com/office/drawing/2015/10/21/chartex" xmlns:cx3="http://schemas.microsoft.com/office/drawing/2016/5/9/chartex" xmlns:cx4="http://schemas.microsoft.com/office/drawing/2016/5/10/chartex" xmlns:cx5="http://schemas.microsoft.com/office/drawing/2016/5/11/chartex" xmlns:cx6="http://schemas.microsoft.com/office/drawing/2016/5/12/chartex" xmlns:cx7="http://schemas.microsoft.com/office/drawing/2016/5/13/chartex" xmlns:cx8="http://schemas.microsoft.com/office/drawing/2016/5/14/chartex" xmlns:mc="http://schemas.openxmlformats.org/markup-compatibility/2006" xmlns:aink="http://schemas.microsoft.com/office/drawing/2016/ink" xmlns:am3d="http://schemas.microsoft.com/office/drawing/2017/model3d" xmlns:o="urn:schemas-microsoft-com:office:office" xmlns:oel="http://schemas.microsoft.com/office/2019/extlst" xmlns:r="http://schemas.openxmlformats.org/officeDocument/2006/relationships" xmlns:m="http://schemas.openxmlformats.org/officeDocument/2006/math" xmlns:v="urn:schemas-microsoft-com:vml" xmlns:wp14="http://schemas.microsoft.com/office/word/2010/wordprocessingDrawing" xmlns:wp="http://schemas.openxmlformats.org/drawingml/2006/wordprocessingDrawing" xmlns:w10="urn:schemas-microsoft-com:office:word" xmlns:w="http://schemas.openxmlformats.org/wordprocessingml/2006/main" xmlns:w14="http://schemas.microsoft.com/office/word/2010/wordml" xmlns:w15="http://schemas.microsoft.com/office/word/2012/wordml" xmlns:w16cex="http://schemas.microsoft.com/office/word/2018/wordml/cex" xmlns:w16cid="http://schemas.microsoft.com/office/word/2016/wordml/cid" xmlns:w16="http://schemas.microsoft.com/office/word/2018/wordml" xmlns:w16du="http://schemas.microsoft.com/office/word/2023/wordml/word16du" xmlns:w16sdtdh="http://schemas.microsoft.com/office/word/2020/wordml/sdtdatahash" xmlns:w16sdtfl="http://schemas.microsoft.com/office/word/2024/wordml/sdtformatlock" xmlns:w16se="http://schemas.microsoft.com/office/word/2015/wordml/symex" xmlns:wpg="http://schemas.microsoft.com/office/word/2010/wordprocessingGroup" xmlns:wpi="http://schemas.microsoft.com/office/word/2010/wordprocessingInk" xmlns:wne="http://schemas.microsoft.com/office/word/2006/wordml" xmlns:wps="http://schemas.microsoft.com/office/word/2010/wordprocessingShape" mc:Ignorable="w14 w15 w16se w16cid w16 w16cex w16sdtdh w16sdtfl w16du wp14">
+<w:endnotes xmlns:wpc="http://schemas.microsoft.com/office/word/2010/wordprocessingCanvas" xmlns:cx="http://schemas.microsoft.com/office/drawing/2014/chartex" xmlns:cx1="http://schemas.microsoft.com/office/drawing/2015/9/8/chartex" xmlns:cx2="http://schemas.microsoft.com/office/drawing/2015/10/21/chartex" xmlns:cx3="http://schemas.microsoft.com/office/drawing/2016/5/9/chartex" xmlns:cx4="http://schemas.microsoft.com/office/drawing/2016/5/10/chartex" xmlns:cx5="http://schemas.microsoft.com/office/drawing/2016/5/11/chartex" xmlns:cx6="http://schemas.microsoft.com/office/drawing/2016/5/12/chartex" xmlns:cx7="http://schemas.microsoft.com/office/drawing/2016/5/13/chartex" xmlns:cx8="http://schemas.microsoft.com/office/drawing/2016/5/14/chartex" xmlns:mc="http://schemas.openxmlformats.org/markup-compatibility/2006" xmlns:aink="http://schemas.microsoft.com/office/drawing/2016/ink" xmlns:am3d="http://schemas.microsoft.com/office/drawing/2017/model3d" xmlns:o="urn:schemas-microsoft-com:office:office" xmlns:r="http://schemas.openxmlformats.org/officeDocument/2006/relationships" xmlns:m="http://schemas.openxmlformats.org/officeDocument/2006/math" xmlns:v="urn:schemas-microsoft-com:vml" xmlns:wp14="http://schemas.microsoft.com/office/word/2010/wordprocessingDrawing" xmlns:wp="http://schemas.openxmlformats.org/drawingml/2006/wordprocessingDrawing" xmlns:w10="urn:schemas-microsoft-com:office:word" xmlns:w="http://schemas.openxmlformats.org/wordprocessingml/2006/main" xmlns:w14="http://schemas.microsoft.com/office/word/2010/wordml" xmlns:w15="http://schemas.microsoft.com/office/word/2012/wordml" xmlns:w16cid="http://schemas.microsoft.com/office/word/2016/wordml/cid" xmlns:w16se="http://schemas.microsoft.com/office/word/2015/wordml/symex" xmlns:wpg="http://schemas.microsoft.com/office/word/2010/wordprocessingGroup" xmlns:wpi="http://schemas.microsoft.com/office/word/2010/wordprocessingInk" xmlns:wne="http://schemas.microsoft.com/office/word/2006/wordml" xmlns:wps="http://schemas.microsoft.com/office/word/2010/wordprocessingShape" mc:Ignorable="w14 w15 w16se w16cid wp14">
   <w:endnote w:type="separator" w:id="-1">
     <w:p>
       <w:r>
@@ -5904,7 +5878,7 @@
 </file>
 
 <file path=word/footer1.xml><?xml version="1.0" encoding="utf-8"?>
-<w:ftr xmlns:wpc="http://schemas.microsoft.com/office/word/2010/wordprocessingCanvas" xmlns:cx="http://schemas.microsoft.com/office/drawing/2014/chartex" xmlns:cx1="http://schemas.microsoft.com/office/drawing/2015/9/8/chartex" xmlns:cx2="http://schemas.microsoft.com/office/drawing/2015/10/21/chartex" xmlns:cx3="http://schemas.microsoft.com/office/drawing/2016/5/9/chartex" xmlns:cx4="http://schemas.microsoft.com/office/drawing/2016/5/10/chartex" xmlns:cx5="http://schemas.microsoft.com/office/drawing/2016/5/11/chartex" xmlns:cx6="http://schemas.microsoft.com/office/drawing/2016/5/12/chartex" xmlns:cx7="http://schemas.microsoft.com/office/drawing/2016/5/13/chartex" xmlns:cx8="http://schemas.microsoft.com/office/drawing/2016/5/14/chartex" xmlns:mc="http://schemas.openxmlformats.org/markup-compatibility/2006" xmlns:aink="http://schemas.microsoft.com/office/drawing/2016/ink" xmlns:am3d="http://schemas.microsoft.com/office/drawing/2017/model3d" xmlns:o="urn:schemas-microsoft-com:office:office" xmlns:oel="http://schemas.microsoft.com/office/2019/extlst" xmlns:r="http://schemas.openxmlformats.org/officeDocument/2006/relationships" xmlns:m="http://schemas.openxmlformats.org/officeDocument/2006/math" xmlns:v="urn:schemas-microsoft-com:vml" xmlns:wp14="http://schemas.microsoft.com/office/word/2010/wordprocessingDrawing" xmlns:wp="http://schemas.openxmlformats.org/drawingml/2006/wordprocessingDrawing" xmlns:w10="urn:schemas-microsoft-com:office:word" xmlns:w="http://schemas.openxmlformats.org/wordprocessingml/2006/main" xmlns:w14="http://schemas.microsoft.com/office/word/2010/wordml" xmlns:w15="http://schemas.microsoft.com/office/word/2012/wordml" xmlns:w16cex="http://schemas.microsoft.com/office/word/2018/wordml/cex" xmlns:w16cid="http://schemas.microsoft.com/office/word/2016/wordml/cid" xmlns:w16="http://schemas.microsoft.com/office/word/2018/wordml" xmlns:w16du="http://schemas.microsoft.com/office/word/2023/wordml/word16du" xmlns:w16sdtdh="http://schemas.microsoft.com/office/word/2020/wordml/sdtdatahash" xmlns:w16sdtfl="http://schemas.microsoft.com/office/word/2024/wordml/sdtformatlock" xmlns:w16se="http://schemas.microsoft.com/office/word/2015/wordml/symex" xmlns:wpg="http://schemas.microsoft.com/office/word/2010/wordprocessingGroup" xmlns:wpi="http://schemas.microsoft.com/office/word/2010/wordprocessingInk" xmlns:wne="http://schemas.microsoft.com/office/word/2006/wordml" xmlns:wps="http://schemas.microsoft.com/office/word/2010/wordprocessingShape" mc:Ignorable="w14 w15 w16se w16cid w16 w16cex w16sdtdh w16sdtfl w16du wp14">
+<w:ftr xmlns:wpc="http://schemas.microsoft.com/office/word/2010/wordprocessingCanvas" xmlns:cx="http://schemas.microsoft.com/office/drawing/2014/chartex" xmlns:cx1="http://schemas.microsoft.com/office/drawing/2015/9/8/chartex" xmlns:cx2="http://schemas.microsoft.com/office/drawing/2015/10/21/chartex" xmlns:cx3="http://schemas.microsoft.com/office/drawing/2016/5/9/chartex" xmlns:cx4="http://schemas.microsoft.com/office/drawing/2016/5/10/chartex" xmlns:cx5="http://schemas.microsoft.com/office/drawing/2016/5/11/chartex" xmlns:cx6="http://schemas.microsoft.com/office/drawing/2016/5/12/chartex" xmlns:cx7="http://schemas.microsoft.com/office/drawing/2016/5/13/chartex" xmlns:cx8="http://schemas.microsoft.com/office/drawing/2016/5/14/chartex" xmlns:mc="http://schemas.openxmlformats.org/markup-compatibility/2006" xmlns:aink="http://schemas.microsoft.com/office/drawing/2016/ink" xmlns:am3d="http://schemas.microsoft.com/office/drawing/2017/model3d" xmlns:o="urn:schemas-microsoft-com:office:office" xmlns:r="http://schemas.openxmlformats.org/officeDocument/2006/relationships" xmlns:m="http://schemas.openxmlformats.org/officeDocument/2006/math" xmlns:v="urn:schemas-microsoft-com:vml" xmlns:wp14="http://schemas.microsoft.com/office/word/2010/wordprocessingDrawing" xmlns:wp="http://schemas.openxmlformats.org/drawingml/2006/wordprocessingDrawing" xmlns:w10="urn:schemas-microsoft-com:office:word" xmlns:w="http://schemas.openxmlformats.org/wordprocessingml/2006/main" xmlns:w14="http://schemas.microsoft.com/office/word/2010/wordml" xmlns:w15="http://schemas.microsoft.com/office/word/2012/wordml" xmlns:w16cid="http://schemas.microsoft.com/office/word/2016/wordml/cid" xmlns:w16se="http://schemas.microsoft.com/office/word/2015/wordml/symex" xmlns:wpg="http://schemas.microsoft.com/office/word/2010/wordprocessingGroup" xmlns:wpi="http://schemas.microsoft.com/office/word/2010/wordprocessingInk" xmlns:wne="http://schemas.microsoft.com/office/word/2006/wordml" xmlns:wps="http://schemas.microsoft.com/office/word/2010/wordprocessingShape" mc:Ignorable="w14 w15 w16se w16cid wp14">
   <w:p>
     <w:pPr>
       <w:pStyle w:val="Footer"/>
@@ -5922,7 +5896,7 @@
 </file>
 
 <file path=word/footnotes.xml><?xml version="1.0" encoding="utf-8"?>
-<w:footnotes xmlns:wpc="http://schemas.microsoft.com/office/word/2010/wordprocessingCanvas" xmlns:cx="http://schemas.microsoft.com/office/drawing/2014/chartex" xmlns:cx1="http://schemas.microsoft.com/office/drawing/2015/9/8/chartex" xmlns:cx2="http://schemas.microsoft.com/office/drawing/2015/10/21/chartex" xmlns:cx3="http://schemas.microsoft.com/office/drawing/2016/5/9/chartex" xmlns:cx4="http://schemas.microsoft.com/office/drawing/2016/5/10/chartex" xmlns:cx5="http://schemas.microsoft.com/office/drawing/2016/5/11/chartex" xmlns:cx6="http://schemas.microsoft.com/office/drawing/2016/5/12/chartex" xmlns:cx7="http://schemas.microsoft.com/office/drawing/2016/5/13/chartex" xmlns:cx8="http://schemas.microsoft.com/office/drawing/2016/5/14/chartex" xmlns:mc="http://schemas.openxmlformats.org/markup-compatibility/2006" xmlns:aink="http://schemas.microsoft.com/office/drawing/2016/ink" xmlns:am3d="http://schemas.microsoft.com/office/drawing/2017/model3d" xmlns:o="urn:schemas-microsoft-com:office:office" xmlns:oel="http://schemas.microsoft.com/office/2019/extlst" xmlns:r="http://schemas.openxmlformats.org/officeDocument/2006/relationships" xmlns:m="http://schemas.openxmlformats.org/officeDocument/2006/math" xmlns:v="urn:schemas-microsoft-com:vml" xmlns:wp14="http://schemas.microsoft.com/office/word/2010/wordprocessingDrawing" xmlns:wp="http://schemas.openxmlformats.org/drawingml/2006/wordprocessingDrawing" xmlns:w10="urn:schemas-microsoft-com:office:word" xmlns:w="http://schemas.openxmlformats.org/wordprocessingml/2006/main" xmlns:w14="http://schemas.microsoft.com/office/word/2010/wordml" xmlns:w15="http://schemas.microsoft.com/office/word/2012/wordml" xmlns:w16cex="http://schemas.microsoft.com/office/word/2018/wordml/cex" xmlns:w16cid="http://schemas.microsoft.com/office/word/2016/wordml/cid" xmlns:w16="http://schemas.microsoft.com/office/word/2018/wordml" xmlns:w16du="http://schemas.microsoft.com/office/word/2023/wordml/word16du" xmlns:w16sdtdh="http://schemas.microsoft.com/office/word/2020/wordml/sdtdatahash" xmlns:w16sdtfl="http://schemas.microsoft.com/office/word/2024/wordml/sdtformatlock" xmlns:w16se="http://schemas.microsoft.com/office/word/2015/wordml/symex" xmlns:wpg="http://schemas.microsoft.com/office/word/2010/wordprocessingGroup" xmlns:wpi="http://schemas.microsoft.com/office/word/2010/wordprocessingInk" xmlns:wne="http://schemas.microsoft.com/office/word/2006/wordml" xmlns:wps="http://schemas.microsoft.com/office/word/2010/wordprocessingShape" mc:Ignorable="w14 w15 w16se w16cid w16 w16cex w16sdtdh w16sdtfl w16du wp14">
+<w:footnotes xmlns:wpc="http://schemas.microsoft.com/office/word/2010/wordprocessingCanvas" xmlns:cx="http://schemas.microsoft.com/office/drawing/2014/chartex" xmlns:cx1="http://schemas.microsoft.com/office/drawing/2015/9/8/chartex" xmlns:cx2="http://schemas.microsoft.com/office/drawing/2015/10/21/chartex" xmlns:cx3="http://schemas.microsoft.com/office/drawing/2016/5/9/chartex" xmlns:cx4="http://schemas.microsoft.com/office/drawing/2016/5/10/chartex" xmlns:cx5="http://schemas.microsoft.com/office/drawing/2016/5/11/chartex" xmlns:cx6="http://schemas.microsoft.com/office/drawing/2016/5/12/chartex" xmlns:cx7="http://schemas.microsoft.com/office/drawing/2016/5/13/chartex" xmlns:cx8="http://schemas.microsoft.com/office/drawing/2016/5/14/chartex" xmlns:mc="http://schemas.openxmlformats.org/markup-compatibility/2006" xmlns:aink="http://schemas.microsoft.com/office/drawing/2016/ink" xmlns:am3d="http://schemas.microsoft.com/office/drawing/2017/model3d" xmlns:o="urn:schemas-microsoft-com:office:office" xmlns:r="http://schemas.openxmlformats.org/officeDocument/2006/relationships" xmlns:m="http://schemas.openxmlformats.org/officeDocument/2006/math" xmlns:v="urn:schemas-microsoft-com:vml" xmlns:wp14="http://schemas.microsoft.com/office/word/2010/wordprocessingDrawing" xmlns:wp="http://schemas.openxmlformats.org/drawingml/2006/wordprocessingDrawing" xmlns:w10="urn:schemas-microsoft-com:office:word" xmlns:w="http://schemas.openxmlformats.org/wordprocessingml/2006/main" xmlns:w14="http://schemas.microsoft.com/office/word/2010/wordml" xmlns:w15="http://schemas.microsoft.com/office/word/2012/wordml" xmlns:w16cid="http://schemas.microsoft.com/office/word/2016/wordml/cid" xmlns:w16se="http://schemas.microsoft.com/office/word/2015/wordml/symex" xmlns:wpg="http://schemas.microsoft.com/office/word/2010/wordprocessingGroup" xmlns:wpi="http://schemas.microsoft.com/office/word/2010/wordprocessingInk" xmlns:wne="http://schemas.microsoft.com/office/word/2006/wordml" xmlns:wps="http://schemas.microsoft.com/office/word/2010/wordprocessingShape" mc:Ignorable="w14 w15 w16se w16cid wp14">
   <w:footnote w:type="separator" w:id="-1">
     <w:p>
       <w:r>
@@ -5941,7 +5915,7 @@
 </file>
 
 <file path=word/header1.xml><?xml version="1.0" encoding="utf-8"?>
-<w:hdr xmlns:wpc="http://schemas.microsoft.com/office/word/2010/wordprocessingCanvas" xmlns:cx="http://schemas.microsoft.com/office/drawing/2014/chartex" xmlns:cx1="http://schemas.microsoft.com/office/drawing/2015/9/8/chartex" xmlns:cx2="http://schemas.microsoft.com/office/drawing/2015/10/21/chartex" xmlns:cx3="http://schemas.microsoft.com/office/drawing/2016/5/9/chartex" xmlns:cx4="http://schemas.microsoft.com/office/drawing/2016/5/10/chartex" xmlns:cx5="http://schemas.microsoft.com/office/drawing/2016/5/11/chartex" xmlns:cx6="http://schemas.microsoft.com/office/drawing/2016/5/12/chartex" xmlns:cx7="http://schemas.microsoft.com/office/drawing/2016/5/13/chartex" xmlns:cx8="http://schemas.microsoft.com/office/drawing/2016/5/14/chartex" xmlns:mc="http://schemas.openxmlformats.org/markup-compatibility/2006" xmlns:aink="http://schemas.microsoft.com/office/drawing/2016/ink" xmlns:am3d="http://schemas.microsoft.com/office/drawing/2017/model3d" xmlns:o="urn:schemas-microsoft-com:office:office" xmlns:oel="http://schemas.microsoft.com/office/2019/extlst" xmlns:r="http://schemas.openxmlformats.org/officeDocument/2006/relationships" xmlns:m="http://schemas.openxmlformats.org/officeDocument/2006/math" xmlns:v="urn:schemas-microsoft-com:vml" xmlns:wp14="http://schemas.microsoft.com/office/word/2010/wordprocessingDrawing" xmlns:wp="http://schemas.openxmlformats.org/drawingml/2006/wordprocessingDrawing" xmlns:w10="urn:schemas-microsoft-com:office:word" xmlns:w="http://schemas.openxmlformats.org/wordprocessingml/2006/main" xmlns:w14="http://schemas.microsoft.com/office/word/2010/wordml" xmlns:w15="http://schemas.microsoft.com/office/word/2012/wordml" xmlns:w16cex="http://schemas.microsoft.com/office/word/2018/wordml/cex" xmlns:w16cid="http://schemas.microsoft.com/office/word/2016/wordml/cid" xmlns:w16="http://schemas.microsoft.com/office/word/2018/wordml" xmlns:w16du="http://schemas.microsoft.com/office/word/2023/wordml/word16du" xmlns:w16sdtdh="http://schemas.microsoft.com/office/word/2020/wordml/sdtdatahash" xmlns:w16sdtfl="http://schemas.microsoft.com/office/word/2024/wordml/sdtformatlock" xmlns:w16se="http://schemas.microsoft.com/office/word/2015/wordml/symex" xmlns:wpg="http://schemas.microsoft.com/office/word/2010/wordprocessingGroup" xmlns:wpi="http://schemas.microsoft.com/office/word/2010/wordprocessingInk" xmlns:wne="http://schemas.microsoft.com/office/word/2006/wordml" xmlns:wps="http://schemas.microsoft.com/office/word/2010/wordprocessingShape" mc:Ignorable="w14 w15 w16se w16cid w16 w16cex w16sdtdh w16sdtfl w16du wp14">
+<w:hdr xmlns:wpc="http://schemas.microsoft.com/office/word/2010/wordprocessingCanvas" xmlns:cx="http://schemas.microsoft.com/office/drawing/2014/chartex" xmlns:cx1="http://schemas.microsoft.com/office/drawing/2015/9/8/chartex" xmlns:cx2="http://schemas.microsoft.com/office/drawing/2015/10/21/chartex" xmlns:cx3="http://schemas.microsoft.com/office/drawing/2016/5/9/chartex" xmlns:cx4="http://schemas.microsoft.com/office/drawing/2016/5/10/chartex" xmlns:cx5="http://schemas.microsoft.com/office/drawing/2016/5/11/chartex" xmlns:cx6="http://schemas.microsoft.com/office/drawing/2016/5/12/chartex" xmlns:cx7="http://schemas.microsoft.com/office/drawing/2016/5/13/chartex" xmlns:cx8="http://schemas.microsoft.com/office/drawing/2016/5/14/chartex" xmlns:mc="http://schemas.openxmlformats.org/markup-compatibility/2006" xmlns:aink="http://schemas.microsoft.com/office/drawing/2016/ink" xmlns:am3d="http://schemas.microsoft.com/office/drawing/2017/model3d" xmlns:o="urn:schemas-microsoft-com:office:office" xmlns:r="http://schemas.openxmlformats.org/officeDocument/2006/relationships" xmlns:m="http://schemas.openxmlformats.org/officeDocument/2006/math" xmlns:v="urn:schemas-microsoft-com:vml" xmlns:wp14="http://schemas.microsoft.com/office/word/2010/wordprocessingDrawing" xmlns:wp="http://schemas.openxmlformats.org/drawingml/2006/wordprocessingDrawing" xmlns:w10="urn:schemas-microsoft-com:office:word" xmlns:w="http://schemas.openxmlformats.org/wordprocessingml/2006/main" xmlns:w14="http://schemas.microsoft.com/office/word/2010/wordml" xmlns:w15="http://schemas.microsoft.com/office/word/2012/wordml" xmlns:w16cid="http://schemas.microsoft.com/office/word/2016/wordml/cid" xmlns:w16se="http://schemas.microsoft.com/office/word/2015/wordml/symex" xmlns:wpg="http://schemas.microsoft.com/office/word/2010/wordprocessingGroup" xmlns:wpi="http://schemas.microsoft.com/office/word/2010/wordprocessingInk" xmlns:wne="http://schemas.microsoft.com/office/word/2006/wordml" xmlns:wps="http://schemas.microsoft.com/office/word/2010/wordprocessingShape" mc:Ignorable="w14 w15 w16se w16cid wp14">
   <w:p>
     <w:pPr>
       <w:pStyle w:val="Header"/>
@@ -6290,7 +6264,7 @@
         </mc:Choice>
         <mc:Fallback>
           <w:pict>
-            <v:group w14:anchorId="67D94630" id="Group 179" o:spid="_x0000_s1026" style="position:absolute;margin-left:82.7pt;margin-top:0;width:133.9pt;height:80.65pt;z-index:251659264;mso-top-percent:23;mso-position-horizontal:right;mso-position-horizontal-relative:page;mso-position-vertical-relative:page;mso-top-percent:23;mso-width-relative:margin;mso-height-relative:margin" coordsize="17007,10241" o:gfxdata="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">
+            <v:group w14:anchorId="67D94630" id="Group 179" o:spid="_x0000_s1026" style="position:absolute;margin-left:82.7pt;margin-top:0;width:133.9pt;height:80.65pt;z-index:251659264;mso-top-percent:23;mso-position-horizontal:right;mso-position-horizontal-relative:page;mso-position-vertical-relative:page;mso-top-percent:23;mso-width-relative:margin;mso-height-relative:margin" coordsize="17007,10241" o:gfxdata="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">
               <v:group id="Group 168" o:spid="_x0000_s1027" style="position:absolute;width:17007;height:10241" coordsize="17007,10241" o:gfxdata="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">
                 <v:rect id="Rectangle 169" o:spid="_x0000_s1028" style="position:absolute;width:17007;height:10241;visibility:visible;mso-wrap-style:square;v-text-anchor:middle" o:gfxdata="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" fillcolor="white [3212]" stroked="f" strokeweight="1pt">
                   <v:fill opacity="0"/>
@@ -6364,7 +6338,7 @@
 </file>
 
 <file path=word/numbering.xml><?xml version="1.0" encoding="utf-8"?>
-<w:numbering xmlns:wpc="http://schemas.microsoft.com/office/word/2010/wordprocessingCanvas" xmlns:cx="http://schemas.microsoft.com/office/drawing/2014/chartex" xmlns:cx1="http://schemas.microsoft.com/office/drawing/2015/9/8/chartex" xmlns:cx2="http://schemas.microsoft.com/office/drawing/2015/10/21/chartex" xmlns:cx3="http://schemas.microsoft.com/office/drawing/2016/5/9/chartex" xmlns:cx4="http://schemas.microsoft.com/office/drawing/2016/5/10/chartex" xmlns:cx5="http://schemas.microsoft.com/office/drawing/2016/5/11/chartex" xmlns:cx6="http://schemas.microsoft.com/office/drawing/2016/5/12/chartex" xmlns:cx7="http://schemas.microsoft.com/office/drawing/2016/5/13/chartex" xmlns:cx8="http://schemas.microsoft.com/office/drawing/2016/5/14/chartex" xmlns:mc="http://schemas.openxmlformats.org/markup-compatibility/2006" xmlns:aink="http://schemas.microsoft.com/office/drawing/2016/ink" xmlns:am3d="http://schemas.microsoft.com/office/drawing/2017/model3d" xmlns:o="urn:schemas-microsoft-com:office:office" xmlns:oel="http://schemas.microsoft.com/office/2019/extlst" xmlns:r="http://schemas.openxmlformats.org/officeDocument/2006/relationships" xmlns:m="http://schemas.openxmlformats.org/officeDocument/2006/math" xmlns:v="urn:schemas-microsoft-com:vml" xmlns:wp14="http://schemas.microsoft.com/office/word/2010/wordprocessingDrawing" xmlns:wp="http://schemas.openxmlformats.org/drawingml/2006/wordprocessingDrawing" xmlns:w10="urn:schemas-microsoft-com:office:word" xmlns:w="http://schemas.openxmlformats.org/wordprocessingml/2006/main" xmlns:w14="http://schemas.microsoft.com/office/word/2010/wordml" xmlns:w15="http://schemas.microsoft.com/office/word/2012/wordml" xmlns:w16cex="http://schemas.microsoft.com/office/word/2018/wordml/cex" xmlns:w16cid="http://schemas.microsoft.com/office/word/2016/wordml/cid" xmlns:w16="http://schemas.microsoft.com/office/word/2018/wordml" xmlns:w16du="http://schemas.microsoft.com/office/word/2023/wordml/word16du" xmlns:w16sdtdh="http://schemas.microsoft.com/office/word/2020/wordml/sdtdatahash" xmlns:w16sdtfl="http://schemas.microsoft.com/office/word/2024/wordml/sdtformatlock" xmlns:w16se="http://schemas.microsoft.com/office/word/2015/wordml/symex" xmlns:wpg="http://schemas.microsoft.com/office/word/2010/wordprocessingGroup" xmlns:wpi="http://schemas.microsoft.com/office/word/2010/wordprocessingInk" xmlns:wne="http://schemas.microsoft.com/office/word/2006/wordml" xmlns:wps="http://schemas.microsoft.com/office/word/2010/wordprocessingShape" mc:Ignorable="w14 w15 w16se w16cid w16 w16cex w16sdtdh w16sdtfl w16du wp14">
+<w:numbering xmlns:wpc="http://schemas.microsoft.com/office/word/2010/wordprocessingCanvas" xmlns:cx="http://schemas.microsoft.com/office/drawing/2014/chartex" xmlns:cx1="http://schemas.microsoft.com/office/drawing/2015/9/8/chartex" xmlns:cx2="http://schemas.microsoft.com/office/drawing/2015/10/21/chartex" xmlns:cx3="http://schemas.microsoft.com/office/drawing/2016/5/9/chartex" xmlns:cx4="http://schemas.microsoft.com/office/drawing/2016/5/10/chartex" xmlns:cx5="http://schemas.microsoft.com/office/drawing/2016/5/11/chartex" xmlns:cx6="http://schemas.microsoft.com/office/drawing/2016/5/12/chartex" xmlns:cx7="http://schemas.microsoft.com/office/drawing/2016/5/13/chartex" xmlns:cx8="http://schemas.microsoft.com/office/drawing/2016/5/14/chartex" xmlns:mc="http://schemas.openxmlformats.org/markup-compatibility/2006" xmlns:aink="http://schemas.microsoft.com/office/drawing/2016/ink" xmlns:am3d="http://schemas.microsoft.com/office/drawing/2017/model3d" xmlns:o="urn:schemas-microsoft-com:office:office" xmlns:r="http://schemas.openxmlformats.org/officeDocument/2006/relationships" xmlns:m="http://schemas.openxmlformats.org/officeDocument/2006/math" xmlns:v="urn:schemas-microsoft-com:vml" xmlns:wp14="http://schemas.microsoft.com/office/word/2010/wordprocessingDrawing" xmlns:wp="http://schemas.openxmlformats.org/drawingml/2006/wordprocessingDrawing" xmlns:w10="urn:schemas-microsoft-com:office:word" xmlns:w="http://schemas.openxmlformats.org/wordprocessingml/2006/main" xmlns:w14="http://schemas.microsoft.com/office/word/2010/wordml" xmlns:w15="http://schemas.microsoft.com/office/word/2012/wordml" xmlns:w16cid="http://schemas.microsoft.com/office/word/2016/wordml/cid" xmlns:w16se="http://schemas.microsoft.com/office/word/2015/wordml/symex" xmlns:wpg="http://schemas.microsoft.com/office/word/2010/wordprocessingGroup" xmlns:wpi="http://schemas.microsoft.com/office/word/2010/wordprocessingInk" xmlns:wne="http://schemas.microsoft.com/office/word/2006/wordml" xmlns:wps="http://schemas.microsoft.com/office/word/2010/wordprocessingShape" mc:Ignorable="w14 w15 w16se w16cid wp14">
   <w:abstractNum w:abstractNumId="0" w15:restartNumberingAfterBreak="0">
     <w:nsid w:val="07600B59"/>
     <w:multiLevelType w:val="hybridMultilevel"/>
@@ -6479,6 +6453,96 @@
     </w:lvl>
   </w:abstractNum>
   <w:abstractNum w:abstractNumId="1" w15:restartNumberingAfterBreak="0">
+    <w:nsid w:val="0BC41600"/>
+    <w:multiLevelType w:val="hybridMultilevel"/>
+    <w:tmpl w:val="DD583180"/>
+    <w:lvl w:ilvl="0" w:tplc="A3F447E8">
+      <w:start w:val="1"/>
+      <w:numFmt w:val="decimal"/>
+      <w:lvlText w:val="%1."/>
+      <w:lvlJc w:val="left"/>
+      <w:pPr>
+        <w:ind w:left="1440" w:hanging="360"/>
+      </w:pPr>
+      <w:rPr>
+        <w:rFonts w:cstheme="minorBidi" w:hint="default"/>
+        <w:b/>
+      </w:rPr>
+    </w:lvl>
+    <w:lvl w:ilvl="1" w:tplc="1C090019" w:tentative="1">
+      <w:start w:val="1"/>
+      <w:numFmt w:val="lowerLetter"/>
+      <w:lvlText w:val="%2."/>
+      <w:lvlJc w:val="left"/>
+      <w:pPr>
+        <w:ind w:left="2160" w:hanging="360"/>
+      </w:pPr>
+    </w:lvl>
+    <w:lvl w:ilvl="2" w:tplc="1C09001B" w:tentative="1">
+      <w:start w:val="1"/>
+      <w:numFmt w:val="lowerRoman"/>
+      <w:lvlText w:val="%3."/>
+      <w:lvlJc w:val="right"/>
+      <w:pPr>
+        <w:ind w:left="2880" w:hanging="180"/>
+      </w:pPr>
+    </w:lvl>
+    <w:lvl w:ilvl="3" w:tplc="1C09000F" w:tentative="1">
+      <w:start w:val="1"/>
+      <w:numFmt w:val="decimal"/>
+      <w:lvlText w:val="%4."/>
+      <w:lvlJc w:val="left"/>
+      <w:pPr>
+        <w:ind w:left="3600" w:hanging="360"/>
+      </w:pPr>
+    </w:lvl>
+    <w:lvl w:ilvl="4" w:tplc="1C090019" w:tentative="1">
+      <w:start w:val="1"/>
+      <w:numFmt w:val="lowerLetter"/>
+      <w:lvlText w:val="%5."/>
+      <w:lvlJc w:val="left"/>
+      <w:pPr>
+        <w:ind w:left="4320" w:hanging="360"/>
+      </w:pPr>
+    </w:lvl>
+    <w:lvl w:ilvl="5" w:tplc="1C09001B" w:tentative="1">
+      <w:start w:val="1"/>
+      <w:numFmt w:val="lowerRoman"/>
+      <w:lvlText w:val="%6."/>
+      <w:lvlJc w:val="right"/>
+      <w:pPr>
+        <w:ind w:left="5040" w:hanging="180"/>
+      </w:pPr>
+    </w:lvl>
+    <w:lvl w:ilvl="6" w:tplc="1C09000F" w:tentative="1">
+      <w:start w:val="1"/>
+      <w:numFmt w:val="decimal"/>
+      <w:lvlText w:val="%7."/>
+      <w:lvlJc w:val="left"/>
+      <w:pPr>
+        <w:ind w:left="5760" w:hanging="360"/>
+      </w:pPr>
+    </w:lvl>
+    <w:lvl w:ilvl="7" w:tplc="1C090019" w:tentative="1">
+      <w:start w:val="1"/>
+      <w:numFmt w:val="lowerLetter"/>
+      <w:lvlText w:val="%8."/>
+      <w:lvlJc w:val="left"/>
+      <w:pPr>
+        <w:ind w:left="6480" w:hanging="360"/>
+      </w:pPr>
+    </w:lvl>
+    <w:lvl w:ilvl="8" w:tplc="1C09001B" w:tentative="1">
+      <w:start w:val="1"/>
+      <w:numFmt w:val="lowerRoman"/>
+      <w:lvlText w:val="%9."/>
+      <w:lvlJc w:val="right"/>
+      <w:pPr>
+        <w:ind w:left="7200" w:hanging="180"/>
+      </w:pPr>
+    </w:lvl>
+  </w:abstractNum>
+  <w:abstractNum w:abstractNumId="2" w15:restartNumberingAfterBreak="0">
     <w:nsid w:val="0D093E9A"/>
     <w:multiLevelType w:val="hybridMultilevel"/>
     <w:tmpl w:val="BB90175C"/>
@@ -6585,118 +6649,6 @@
       <w:lvlJc w:val="left"/>
       <w:pPr>
         <w:ind w:left="6480" w:hanging="360"/>
-      </w:pPr>
-      <w:rPr>
-        <w:rFonts w:ascii="Wingdings" w:hAnsi="Wingdings" w:hint="default"/>
-      </w:rPr>
-    </w:lvl>
-  </w:abstractNum>
-  <w:abstractNum w:abstractNumId="2" w15:restartNumberingAfterBreak="0">
-    <w:nsid w:val="0D1648AD"/>
-    <w:multiLevelType w:val="hybridMultilevel"/>
-    <w:tmpl w:val="D3980A52"/>
-    <w:lvl w:ilvl="0" w:tplc="12549E40">
-      <w:numFmt w:val="bullet"/>
-      <w:lvlText w:val="-"/>
-      <w:lvlJc w:val="left"/>
-      <w:pPr>
-        <w:ind w:left="450" w:hanging="360"/>
-      </w:pPr>
-      <w:rPr>
-        <w:rFonts w:ascii="Calibri" w:eastAsiaTheme="minorHAnsi" w:hAnsi="Calibri" w:cs="Calibri" w:hint="default"/>
-      </w:rPr>
-    </w:lvl>
-    <w:lvl w:ilvl="1" w:tplc="1C090003" w:tentative="1">
-      <w:start w:val="1"/>
-      <w:numFmt w:val="bullet"/>
-      <w:lvlText w:val="o"/>
-      <w:lvlJc w:val="left"/>
-      <w:pPr>
-        <w:ind w:left="1485" w:hanging="360"/>
-      </w:pPr>
-      <w:rPr>
-        <w:rFonts w:ascii="Courier New" w:hAnsi="Courier New" w:cs="Courier New" w:hint="default"/>
-      </w:rPr>
-    </w:lvl>
-    <w:lvl w:ilvl="2" w:tplc="1C090005" w:tentative="1">
-      <w:start w:val="1"/>
-      <w:numFmt w:val="bullet"/>
-      <w:lvlText w:val=""/>
-      <w:lvlJc w:val="left"/>
-      <w:pPr>
-        <w:ind w:left="2205" w:hanging="360"/>
-      </w:pPr>
-      <w:rPr>
-        <w:rFonts w:ascii="Wingdings" w:hAnsi="Wingdings" w:hint="default"/>
-      </w:rPr>
-    </w:lvl>
-    <w:lvl w:ilvl="3" w:tplc="1C090001" w:tentative="1">
-      <w:start w:val="1"/>
-      <w:numFmt w:val="bullet"/>
-      <w:lvlText w:val=""/>
-      <w:lvlJc w:val="left"/>
-      <w:pPr>
-        <w:ind w:left="2925" w:hanging="360"/>
-      </w:pPr>
-      <w:rPr>
-        <w:rFonts w:ascii="Symbol" w:hAnsi="Symbol" w:hint="default"/>
-      </w:rPr>
-    </w:lvl>
-    <w:lvl w:ilvl="4" w:tplc="1C090003" w:tentative="1">
-      <w:start w:val="1"/>
-      <w:numFmt w:val="bullet"/>
-      <w:lvlText w:val="o"/>
-      <w:lvlJc w:val="left"/>
-      <w:pPr>
-        <w:ind w:left="3645" w:hanging="360"/>
-      </w:pPr>
-      <w:rPr>
-        <w:rFonts w:ascii="Courier New" w:hAnsi="Courier New" w:cs="Courier New" w:hint="default"/>
-      </w:rPr>
-    </w:lvl>
-    <w:lvl w:ilvl="5" w:tplc="1C090005" w:tentative="1">
-      <w:start w:val="1"/>
-      <w:numFmt w:val="bullet"/>
-      <w:lvlText w:val=""/>
-      <w:lvlJc w:val="left"/>
-      <w:pPr>
-        <w:ind w:left="4365" w:hanging="360"/>
-      </w:pPr>
-      <w:rPr>
-        <w:rFonts w:ascii="Wingdings" w:hAnsi="Wingdings" w:hint="default"/>
-      </w:rPr>
-    </w:lvl>
-    <w:lvl w:ilvl="6" w:tplc="1C090001" w:tentative="1">
-      <w:start w:val="1"/>
-      <w:numFmt w:val="bullet"/>
-      <w:lvlText w:val=""/>
-      <w:lvlJc w:val="left"/>
-      <w:pPr>
-        <w:ind w:left="5085" w:hanging="360"/>
-      </w:pPr>
-      <w:rPr>
-        <w:rFonts w:ascii="Symbol" w:hAnsi="Symbol" w:hint="default"/>
-      </w:rPr>
-    </w:lvl>
-    <w:lvl w:ilvl="7" w:tplc="1C090003" w:tentative="1">
-      <w:start w:val="1"/>
-      <w:numFmt w:val="bullet"/>
-      <w:lvlText w:val="o"/>
-      <w:lvlJc w:val="left"/>
-      <w:pPr>
-        <w:ind w:left="5805" w:hanging="360"/>
-      </w:pPr>
-      <w:rPr>
-        <w:rFonts w:ascii="Courier New" w:hAnsi="Courier New" w:cs="Courier New" w:hint="default"/>
-      </w:rPr>
-    </w:lvl>
-    <w:lvl w:ilvl="8" w:tplc="1C090005" w:tentative="1">
-      <w:start w:val="1"/>
-      <w:numFmt w:val="bullet"/>
-      <w:lvlText w:val=""/>
-      <w:lvlJc w:val="left"/>
-      <w:pPr>
-        <w:ind w:left="6525" w:hanging="360"/>
       </w:pPr>
       <w:rPr>
         <w:rFonts w:ascii="Wingdings" w:hAnsi="Wingdings" w:hint="default"/>
@@ -6817,18 +6769,19 @@
     </w:lvl>
   </w:abstractNum>
   <w:abstractNum w:abstractNumId="4" w15:restartNumberingAfterBreak="0">
-    <w:nsid w:val="38DF0C40"/>
+    <w:nsid w:val="35CC0F88"/>
     <w:multiLevelType w:val="hybridMultilevel"/>
-    <w:tmpl w:val="A3A6C51E"/>
-    <w:lvl w:ilvl="0" w:tplc="12549E40">
+    <w:tmpl w:val="FF8E7CC8"/>
+    <w:lvl w:ilvl="0" w:tplc="1C090001">
+      <w:start w:val="1"/>
       <w:numFmt w:val="bullet"/>
-      <w:lvlText w:val="-"/>
-      <w:lvlJc w:val="left"/>
-      <w:pPr>
-        <w:ind w:left="405" w:hanging="360"/>
-      </w:pPr>
-      <w:rPr>
-        <w:rFonts w:ascii="Calibri" w:eastAsiaTheme="minorHAnsi" w:hAnsi="Calibri" w:cs="Calibri" w:hint="default"/>
+      <w:lvlText w:val=""/>
+      <w:lvlJc w:val="left"/>
+      <w:pPr>
+        <w:ind w:left="1080" w:hanging="360"/>
+      </w:pPr>
+      <w:rPr>
+        <w:rFonts w:ascii="Symbol" w:hAnsi="Symbol" w:hint="default"/>
       </w:rPr>
     </w:lvl>
     <w:lvl w:ilvl="1" w:tplc="1C090003" w:tentative="1">
@@ -6837,7 +6790,7 @@
       <w:lvlText w:val="o"/>
       <w:lvlJc w:val="left"/>
       <w:pPr>
-        <w:ind w:left="1125" w:hanging="360"/>
+        <w:ind w:left="1800" w:hanging="360"/>
       </w:pPr>
       <w:rPr>
         <w:rFonts w:ascii="Courier New" w:hAnsi="Courier New" w:cs="Courier New" w:hint="default"/>
@@ -6849,7 +6802,7 @@
       <w:lvlText w:val=""/>
       <w:lvlJc w:val="left"/>
       <w:pPr>
-        <w:ind w:left="1845" w:hanging="360"/>
+        <w:ind w:left="2520" w:hanging="360"/>
       </w:pPr>
       <w:rPr>
         <w:rFonts w:ascii="Wingdings" w:hAnsi="Wingdings" w:hint="default"/>
@@ -6861,7 +6814,7 @@
       <w:lvlText w:val=""/>
       <w:lvlJc w:val="left"/>
       <w:pPr>
-        <w:ind w:left="2565" w:hanging="360"/>
+        <w:ind w:left="3240" w:hanging="360"/>
       </w:pPr>
       <w:rPr>
         <w:rFonts w:ascii="Symbol" w:hAnsi="Symbol" w:hint="default"/>
@@ -6873,7 +6826,7 @@
       <w:lvlText w:val="o"/>
       <w:lvlJc w:val="left"/>
       <w:pPr>
-        <w:ind w:left="3285" w:hanging="360"/>
+        <w:ind w:left="3960" w:hanging="360"/>
       </w:pPr>
       <w:rPr>
         <w:rFonts w:ascii="Courier New" w:hAnsi="Courier New" w:cs="Courier New" w:hint="default"/>
@@ -6885,7 +6838,7 @@
       <w:lvlText w:val=""/>
       <w:lvlJc w:val="left"/>
       <w:pPr>
-        <w:ind w:left="4005" w:hanging="360"/>
+        <w:ind w:left="4680" w:hanging="360"/>
       </w:pPr>
       <w:rPr>
         <w:rFonts w:ascii="Wingdings" w:hAnsi="Wingdings" w:hint="default"/>
@@ -6897,7 +6850,7 @@
       <w:lvlText w:val=""/>
       <w:lvlJc w:val="left"/>
       <w:pPr>
-        <w:ind w:left="4725" w:hanging="360"/>
+        <w:ind w:left="5400" w:hanging="360"/>
       </w:pPr>
       <w:rPr>
         <w:rFonts w:ascii="Symbol" w:hAnsi="Symbol" w:hint="default"/>
@@ -6909,7 +6862,7 @@
       <w:lvlText w:val="o"/>
       <w:lvlJc w:val="left"/>
       <w:pPr>
-        <w:ind w:left="5445" w:hanging="360"/>
+        <w:ind w:left="6120" w:hanging="360"/>
       </w:pPr>
       <w:rPr>
         <w:rFonts w:ascii="Courier New" w:hAnsi="Courier New" w:cs="Courier New" w:hint="default"/>
@@ -6921,7 +6874,7 @@
       <w:lvlText w:val=""/>
       <w:lvlJc w:val="left"/>
       <w:pPr>
-        <w:ind w:left="6165" w:hanging="360"/>
+        <w:ind w:left="6840" w:hanging="360"/>
       </w:pPr>
       <w:rPr>
         <w:rFonts w:ascii="Wingdings" w:hAnsi="Wingdings" w:hint="default"/>
@@ -6929,119 +6882,6 @@
     </w:lvl>
   </w:abstractNum>
   <w:abstractNum w:abstractNumId="5" w15:restartNumberingAfterBreak="0">
-    <w:nsid w:val="3A1A34EF"/>
-    <w:multiLevelType w:val="hybridMultilevel"/>
-    <w:tmpl w:val="E4CC1812"/>
-    <w:lvl w:ilvl="0" w:tplc="1C090001">
-      <w:start w:val="1"/>
-      <w:numFmt w:val="bullet"/>
-      <w:lvlText w:val=""/>
-      <w:lvlJc w:val="left"/>
-      <w:pPr>
-        <w:ind w:left="405" w:hanging="360"/>
-      </w:pPr>
-      <w:rPr>
-        <w:rFonts w:ascii="Symbol" w:hAnsi="Symbol" w:hint="default"/>
-      </w:rPr>
-    </w:lvl>
-    <w:lvl w:ilvl="1" w:tplc="FFFFFFFF" w:tentative="1">
-      <w:start w:val="1"/>
-      <w:numFmt w:val="bullet"/>
-      <w:lvlText w:val="o"/>
-      <w:lvlJc w:val="left"/>
-      <w:pPr>
-        <w:ind w:left="1125" w:hanging="360"/>
-      </w:pPr>
-      <w:rPr>
-        <w:rFonts w:ascii="Courier New" w:hAnsi="Courier New" w:cs="Courier New" w:hint="default"/>
-      </w:rPr>
-    </w:lvl>
-    <w:lvl w:ilvl="2" w:tplc="FFFFFFFF" w:tentative="1">
-      <w:start w:val="1"/>
-      <w:numFmt w:val="bullet"/>
-      <w:lvlText w:val=""/>
-      <w:lvlJc w:val="left"/>
-      <w:pPr>
-        <w:ind w:left="1845" w:hanging="360"/>
-      </w:pPr>
-      <w:rPr>
-        <w:rFonts w:ascii="Wingdings" w:hAnsi="Wingdings" w:hint="default"/>
-      </w:rPr>
-    </w:lvl>
-    <w:lvl w:ilvl="3" w:tplc="FFFFFFFF" w:tentative="1">
-      <w:start w:val="1"/>
-      <w:numFmt w:val="bullet"/>
-      <w:lvlText w:val=""/>
-      <w:lvlJc w:val="left"/>
-      <w:pPr>
-        <w:ind w:left="2565" w:hanging="360"/>
-      </w:pPr>
-      <w:rPr>
-        <w:rFonts w:ascii="Symbol" w:hAnsi="Symbol" w:hint="default"/>
-      </w:rPr>
-    </w:lvl>
-    <w:lvl w:ilvl="4" w:tplc="FFFFFFFF" w:tentative="1">
-      <w:start w:val="1"/>
-      <w:numFmt w:val="bullet"/>
-      <w:lvlText w:val="o"/>
-      <w:lvlJc w:val="left"/>
-      <w:pPr>
-        <w:ind w:left="3285" w:hanging="360"/>
-      </w:pPr>
-      <w:rPr>
-        <w:rFonts w:ascii="Courier New" w:hAnsi="Courier New" w:cs="Courier New" w:hint="default"/>
-      </w:rPr>
-    </w:lvl>
-    <w:lvl w:ilvl="5" w:tplc="FFFFFFFF" w:tentative="1">
-      <w:start w:val="1"/>
-      <w:numFmt w:val="bullet"/>
-      <w:lvlText w:val=""/>
-      <w:lvlJc w:val="left"/>
-      <w:pPr>
-        <w:ind w:left="4005" w:hanging="360"/>
-      </w:pPr>
-      <w:rPr>
-        <w:rFonts w:ascii="Wingdings" w:hAnsi="Wingdings" w:hint="default"/>
-      </w:rPr>
-    </w:lvl>
-    <w:lvl w:ilvl="6" w:tplc="FFFFFFFF" w:tentative="1">
-      <w:start w:val="1"/>
-      <w:numFmt w:val="bullet"/>
-      <w:lvlText w:val=""/>
-      <w:lvlJc w:val="left"/>
-      <w:pPr>
-        <w:ind w:left="4725" w:hanging="360"/>
-      </w:pPr>
-      <w:rPr>
-        <w:rFonts w:ascii="Symbol" w:hAnsi="Symbol" w:hint="default"/>
-      </w:rPr>
-    </w:lvl>
-    <w:lvl w:ilvl="7" w:tplc="FFFFFFFF" w:tentative="1">
-      <w:start w:val="1"/>
-      <w:numFmt w:val="bullet"/>
-      <w:lvlText w:val="o"/>
-      <w:lvlJc w:val="left"/>
-      <w:pPr>
-        <w:ind w:left="5445" w:hanging="360"/>
-      </w:pPr>
-      <w:rPr>
-        <w:rFonts w:ascii="Courier New" w:hAnsi="Courier New" w:cs="Courier New" w:hint="default"/>
-      </w:rPr>
-    </w:lvl>
-    <w:lvl w:ilvl="8" w:tplc="FFFFFFFF" w:tentative="1">
-      <w:start w:val="1"/>
-      <w:numFmt w:val="bullet"/>
-      <w:lvlText w:val=""/>
-      <w:lvlJc w:val="left"/>
-      <w:pPr>
-        <w:ind w:left="6165" w:hanging="360"/>
-      </w:pPr>
-      <w:rPr>
-        <w:rFonts w:ascii="Wingdings" w:hAnsi="Wingdings" w:hint="default"/>
-      </w:rPr>
-    </w:lvl>
-  </w:abstractNum>
-  <w:abstractNum w:abstractNumId="6" w15:restartNumberingAfterBreak="0">
     <w:nsid w:val="3A5C2AAE"/>
     <w:multiLevelType w:val="hybridMultilevel"/>
     <w:tmpl w:val="23143DEE"/>
@@ -7154,29 +6994,29 @@
       </w:rPr>
     </w:lvl>
   </w:abstractNum>
-  <w:abstractNum w:abstractNumId="7" w15:restartNumberingAfterBreak="0">
-    <w:nsid w:val="44DA2427"/>
+  <w:abstractNum w:abstractNumId="6" w15:restartNumberingAfterBreak="0">
+    <w:nsid w:val="46E45229"/>
     <w:multiLevelType w:val="hybridMultilevel"/>
-    <w:tmpl w:val="4C5E4786"/>
+    <w:tmpl w:val="5762D18C"/>
     <w:lvl w:ilvl="0" w:tplc="1C090001">
       <w:start w:val="1"/>
       <w:numFmt w:val="bullet"/>
       <w:lvlText w:val=""/>
       <w:lvlJc w:val="left"/>
       <w:pPr>
-        <w:ind w:left="720" w:hanging="360"/>
+        <w:ind w:left="1080" w:hanging="360"/>
       </w:pPr>
       <w:rPr>
         <w:rFonts w:ascii="Symbol" w:hAnsi="Symbol" w:hint="default"/>
       </w:rPr>
     </w:lvl>
-    <w:lvl w:ilvl="1" w:tplc="1C090003" w:tentative="1">
+    <w:lvl w:ilvl="1" w:tplc="1C090003">
       <w:start w:val="1"/>
       <w:numFmt w:val="bullet"/>
       <w:lvlText w:val="o"/>
       <w:lvlJc w:val="left"/>
       <w:pPr>
-        <w:ind w:left="1440" w:hanging="360"/>
+        <w:ind w:left="1800" w:hanging="360"/>
       </w:pPr>
       <w:rPr>
         <w:rFonts w:ascii="Courier New" w:hAnsi="Courier New" w:cs="Courier New" w:hint="default"/>
@@ -7188,7 +7028,7 @@
       <w:lvlText w:val=""/>
       <w:lvlJc w:val="left"/>
       <w:pPr>
-        <w:ind w:left="2160" w:hanging="360"/>
+        <w:ind w:left="2520" w:hanging="360"/>
       </w:pPr>
       <w:rPr>
         <w:rFonts w:ascii="Wingdings" w:hAnsi="Wingdings" w:hint="default"/>
@@ -7200,7 +7040,7 @@
       <w:lvlText w:val=""/>
       <w:lvlJc w:val="left"/>
       <w:pPr>
-        <w:ind w:left="2880" w:hanging="360"/>
+        <w:ind w:left="3240" w:hanging="360"/>
       </w:pPr>
       <w:rPr>
         <w:rFonts w:ascii="Symbol" w:hAnsi="Symbol" w:hint="default"/>
@@ -7212,7 +7052,7 @@
       <w:lvlText w:val="o"/>
       <w:lvlJc w:val="left"/>
       <w:pPr>
-        <w:ind w:left="3600" w:hanging="360"/>
+        <w:ind w:left="3960" w:hanging="360"/>
       </w:pPr>
       <w:rPr>
         <w:rFonts w:ascii="Courier New" w:hAnsi="Courier New" w:cs="Courier New" w:hint="default"/>
@@ -7224,7 +7064,7 @@
       <w:lvlText w:val=""/>
       <w:lvlJc w:val="left"/>
       <w:pPr>
-        <w:ind w:left="4320" w:hanging="360"/>
+        <w:ind w:left="4680" w:hanging="360"/>
       </w:pPr>
       <w:rPr>
         <w:rFonts w:ascii="Wingdings" w:hAnsi="Wingdings" w:hint="default"/>
@@ -7236,7 +7076,7 @@
       <w:lvlText w:val=""/>
       <w:lvlJc w:val="left"/>
       <w:pPr>
-        <w:ind w:left="5040" w:hanging="360"/>
+        <w:ind w:left="5400" w:hanging="360"/>
       </w:pPr>
       <w:rPr>
         <w:rFonts w:ascii="Symbol" w:hAnsi="Symbol" w:hint="default"/>
@@ -7248,7 +7088,7 @@
       <w:lvlText w:val="o"/>
       <w:lvlJc w:val="left"/>
       <w:pPr>
-        <w:ind w:left="5760" w:hanging="360"/>
+        <w:ind w:left="6120" w:hanging="360"/>
       </w:pPr>
       <w:rPr>
         <w:rFonts w:ascii="Courier New" w:hAnsi="Courier New" w:cs="Courier New" w:hint="default"/>
@@ -7260,6 +7100,119 @@
       <w:lvlText w:val=""/>
       <w:lvlJc w:val="left"/>
       <w:pPr>
+        <w:ind w:left="6840" w:hanging="360"/>
+      </w:pPr>
+      <w:rPr>
+        <w:rFonts w:ascii="Wingdings" w:hAnsi="Wingdings" w:hint="default"/>
+      </w:rPr>
+    </w:lvl>
+  </w:abstractNum>
+  <w:abstractNum w:abstractNumId="7" w15:restartNumberingAfterBreak="0">
+    <w:nsid w:val="5013379E"/>
+    <w:multiLevelType w:val="hybridMultilevel"/>
+    <w:tmpl w:val="6EE4BA66"/>
+    <w:lvl w:ilvl="0" w:tplc="1C09000B">
+      <w:start w:val="1"/>
+      <w:numFmt w:val="bullet"/>
+      <w:lvlText w:val=""/>
+      <w:lvlJc w:val="left"/>
+      <w:pPr>
+        <w:ind w:left="720" w:hanging="360"/>
+      </w:pPr>
+      <w:rPr>
+        <w:rFonts w:ascii="Wingdings" w:hAnsi="Wingdings" w:hint="default"/>
+      </w:rPr>
+    </w:lvl>
+    <w:lvl w:ilvl="1" w:tplc="1C090003">
+      <w:start w:val="1"/>
+      <w:numFmt w:val="bullet"/>
+      <w:lvlText w:val="o"/>
+      <w:lvlJc w:val="left"/>
+      <w:pPr>
+        <w:ind w:left="1440" w:hanging="360"/>
+      </w:pPr>
+      <w:rPr>
+        <w:rFonts w:ascii="Courier New" w:hAnsi="Courier New" w:cs="Courier New" w:hint="default"/>
+      </w:rPr>
+    </w:lvl>
+    <w:lvl w:ilvl="2" w:tplc="1C090005" w:tentative="1">
+      <w:start w:val="1"/>
+      <w:numFmt w:val="bullet"/>
+      <w:lvlText w:val=""/>
+      <w:lvlJc w:val="left"/>
+      <w:pPr>
+        <w:ind w:left="2160" w:hanging="360"/>
+      </w:pPr>
+      <w:rPr>
+        <w:rFonts w:ascii="Wingdings" w:hAnsi="Wingdings" w:hint="default"/>
+      </w:rPr>
+    </w:lvl>
+    <w:lvl w:ilvl="3" w:tplc="1C090001" w:tentative="1">
+      <w:start w:val="1"/>
+      <w:numFmt w:val="bullet"/>
+      <w:lvlText w:val=""/>
+      <w:lvlJc w:val="left"/>
+      <w:pPr>
+        <w:ind w:left="2880" w:hanging="360"/>
+      </w:pPr>
+      <w:rPr>
+        <w:rFonts w:ascii="Symbol" w:hAnsi="Symbol" w:hint="default"/>
+      </w:rPr>
+    </w:lvl>
+    <w:lvl w:ilvl="4" w:tplc="1C090003" w:tentative="1">
+      <w:start w:val="1"/>
+      <w:numFmt w:val="bullet"/>
+      <w:lvlText w:val="o"/>
+      <w:lvlJc w:val="left"/>
+      <w:pPr>
+        <w:ind w:left="3600" w:hanging="360"/>
+      </w:pPr>
+      <w:rPr>
+        <w:rFonts w:ascii="Courier New" w:hAnsi="Courier New" w:cs="Courier New" w:hint="default"/>
+      </w:rPr>
+    </w:lvl>
+    <w:lvl w:ilvl="5" w:tplc="1C090005" w:tentative="1">
+      <w:start w:val="1"/>
+      <w:numFmt w:val="bullet"/>
+      <w:lvlText w:val=""/>
+      <w:lvlJc w:val="left"/>
+      <w:pPr>
+        <w:ind w:left="4320" w:hanging="360"/>
+      </w:pPr>
+      <w:rPr>
+        <w:rFonts w:ascii="Wingdings" w:hAnsi="Wingdings" w:hint="default"/>
+      </w:rPr>
+    </w:lvl>
+    <w:lvl w:ilvl="6" w:tplc="1C090001" w:tentative="1">
+      <w:start w:val="1"/>
+      <w:numFmt w:val="bullet"/>
+      <w:lvlText w:val=""/>
+      <w:lvlJc w:val="left"/>
+      <w:pPr>
+        <w:ind w:left="5040" w:hanging="360"/>
+      </w:pPr>
+      <w:rPr>
+        <w:rFonts w:ascii="Symbol" w:hAnsi="Symbol" w:hint="default"/>
+      </w:rPr>
+    </w:lvl>
+    <w:lvl w:ilvl="7" w:tplc="1C090003" w:tentative="1">
+      <w:start w:val="1"/>
+      <w:numFmt w:val="bullet"/>
+      <w:lvlText w:val="o"/>
+      <w:lvlJc w:val="left"/>
+      <w:pPr>
+        <w:ind w:left="5760" w:hanging="360"/>
+      </w:pPr>
+      <w:rPr>
+        <w:rFonts w:ascii="Courier New" w:hAnsi="Courier New" w:cs="Courier New" w:hint="default"/>
+      </w:rPr>
+    </w:lvl>
+    <w:lvl w:ilvl="8" w:tplc="1C090005" w:tentative="1">
+      <w:start w:val="1"/>
+      <w:numFmt w:val="bullet"/>
+      <w:lvlText w:val=""/>
+      <w:lvlJc w:val="left"/>
+      <w:pPr>
         <w:ind w:left="6480" w:hanging="360"/>
       </w:pPr>
       <w:rPr>
@@ -7268,119 +7221,6 @@
     </w:lvl>
   </w:abstractNum>
   <w:abstractNum w:abstractNumId="8" w15:restartNumberingAfterBreak="0">
-    <w:nsid w:val="45336D93"/>
-    <w:multiLevelType w:val="hybridMultilevel"/>
-    <w:tmpl w:val="B9660E96"/>
-    <w:lvl w:ilvl="0" w:tplc="1C090001">
-      <w:start w:val="1"/>
-      <w:numFmt w:val="bullet"/>
-      <w:lvlText w:val=""/>
-      <w:lvlJc w:val="left"/>
-      <w:pPr>
-        <w:ind w:left="720" w:hanging="360"/>
-      </w:pPr>
-      <w:rPr>
-        <w:rFonts w:ascii="Symbol" w:hAnsi="Symbol" w:hint="default"/>
-      </w:rPr>
-    </w:lvl>
-    <w:lvl w:ilvl="1" w:tplc="1C090003" w:tentative="1">
-      <w:start w:val="1"/>
-      <w:numFmt w:val="bullet"/>
-      <w:lvlText w:val="o"/>
-      <w:lvlJc w:val="left"/>
-      <w:pPr>
-        <w:ind w:left="1440" w:hanging="360"/>
-      </w:pPr>
-      <w:rPr>
-        <w:rFonts w:ascii="Courier New" w:hAnsi="Courier New" w:cs="Courier New" w:hint="default"/>
-      </w:rPr>
-    </w:lvl>
-    <w:lvl w:ilvl="2" w:tplc="1C090005" w:tentative="1">
-      <w:start w:val="1"/>
-      <w:numFmt w:val="bullet"/>
-      <w:lvlText w:val=""/>
-      <w:lvlJc w:val="left"/>
-      <w:pPr>
-        <w:ind w:left="2160" w:hanging="360"/>
-      </w:pPr>
-      <w:rPr>
-        <w:rFonts w:ascii="Wingdings" w:hAnsi="Wingdings" w:hint="default"/>
-      </w:rPr>
-    </w:lvl>
-    <w:lvl w:ilvl="3" w:tplc="1C090001" w:tentative="1">
-      <w:start w:val="1"/>
-      <w:numFmt w:val="bullet"/>
-      <w:lvlText w:val=""/>
-      <w:lvlJc w:val="left"/>
-      <w:pPr>
-        <w:ind w:left="2880" w:hanging="360"/>
-      </w:pPr>
-      <w:rPr>
-        <w:rFonts w:ascii="Symbol" w:hAnsi="Symbol" w:hint="default"/>
-      </w:rPr>
-    </w:lvl>
-    <w:lvl w:ilvl="4" w:tplc="1C090003" w:tentative="1">
-      <w:start w:val="1"/>
-      <w:numFmt w:val="bullet"/>
-      <w:lvlText w:val="o"/>
-      <w:lvlJc w:val="left"/>
-      <w:pPr>
-        <w:ind w:left="3600" w:hanging="360"/>
-      </w:pPr>
-      <w:rPr>
-        <w:rFonts w:ascii="Courier New" w:hAnsi="Courier New" w:cs="Courier New" w:hint="default"/>
-      </w:rPr>
-    </w:lvl>
-    <w:lvl w:ilvl="5" w:tplc="1C090005" w:tentative="1">
-      <w:start w:val="1"/>
-      <w:numFmt w:val="bullet"/>
-      <w:lvlText w:val=""/>
-      <w:lvlJc w:val="left"/>
-      <w:pPr>
-        <w:ind w:left="4320" w:hanging="360"/>
-      </w:pPr>
-      <w:rPr>
-        <w:rFonts w:ascii="Wingdings" w:hAnsi="Wingdings" w:hint="default"/>
-      </w:rPr>
-    </w:lvl>
-    <w:lvl w:ilvl="6" w:tplc="1C090001" w:tentative="1">
-      <w:start w:val="1"/>
-      <w:numFmt w:val="bullet"/>
-      <w:lvlText w:val=""/>
-      <w:lvlJc w:val="left"/>
-      <w:pPr>
-        <w:ind w:left="5040" w:hanging="360"/>
-      </w:pPr>
-      <w:rPr>
-        <w:rFonts w:ascii="Symbol" w:hAnsi="Symbol" w:hint="default"/>
-      </w:rPr>
-    </w:lvl>
-    <w:lvl w:ilvl="7" w:tplc="1C090003" w:tentative="1">
-      <w:start w:val="1"/>
-      <w:numFmt w:val="bullet"/>
-      <w:lvlText w:val="o"/>
-      <w:lvlJc w:val="left"/>
-      <w:pPr>
-        <w:ind w:left="5760" w:hanging="360"/>
-      </w:pPr>
-      <w:rPr>
-        <w:rFonts w:ascii="Courier New" w:hAnsi="Courier New" w:cs="Courier New" w:hint="default"/>
-      </w:rPr>
-    </w:lvl>
-    <w:lvl w:ilvl="8" w:tplc="1C090005" w:tentative="1">
-      <w:start w:val="1"/>
-      <w:numFmt w:val="bullet"/>
-      <w:lvlText w:val=""/>
-      <w:lvlJc w:val="left"/>
-      <w:pPr>
-        <w:ind w:left="6480" w:hanging="360"/>
-      </w:pPr>
-      <w:rPr>
-        <w:rFonts w:ascii="Wingdings" w:hAnsi="Wingdings" w:hint="default"/>
-      </w:rPr>
-    </w:lvl>
-  </w:abstractNum>
-  <w:abstractNum w:abstractNumId="9" w15:restartNumberingAfterBreak="0">
     <w:nsid w:val="5BD015E4"/>
     <w:multiLevelType w:val="hybridMultilevel"/>
     <w:tmpl w:val="F642E738"/>
@@ -7493,7 +7333,7 @@
       </w:rPr>
     </w:lvl>
   </w:abstractNum>
-  <w:abstractNum w:abstractNumId="10" w15:restartNumberingAfterBreak="0">
+  <w:abstractNum w:abstractNumId="9" w15:restartNumberingAfterBreak="0">
     <w:nsid w:val="5C7F3F22"/>
     <w:multiLevelType w:val="hybridMultilevel"/>
     <w:tmpl w:val="704ECE46"/>
@@ -7606,322 +7446,7 @@
       </w:rPr>
     </w:lvl>
   </w:abstractNum>
-  <w:abstractNum w:abstractNumId="11" w15:restartNumberingAfterBreak="0">
-    <w:nsid w:val="5F841E9A"/>
-    <w:multiLevelType w:val="hybridMultilevel"/>
-    <w:tmpl w:val="53AC5B84"/>
-    <w:lvl w:ilvl="0" w:tplc="1C090001">
-      <w:start w:val="1"/>
-      <w:numFmt w:val="bullet"/>
-      <w:lvlText w:val=""/>
-      <w:lvlJc w:val="left"/>
-      <w:pPr>
-        <w:ind w:left="720" w:hanging="360"/>
-      </w:pPr>
-      <w:rPr>
-        <w:rFonts w:ascii="Symbol" w:hAnsi="Symbol" w:hint="default"/>
-      </w:rPr>
-    </w:lvl>
-    <w:lvl w:ilvl="1" w:tplc="1C090003" w:tentative="1">
-      <w:start w:val="1"/>
-      <w:numFmt w:val="bullet"/>
-      <w:lvlText w:val="o"/>
-      <w:lvlJc w:val="left"/>
-      <w:pPr>
-        <w:ind w:left="1440" w:hanging="360"/>
-      </w:pPr>
-      <w:rPr>
-        <w:rFonts w:ascii="Courier New" w:hAnsi="Courier New" w:cs="Courier New" w:hint="default"/>
-      </w:rPr>
-    </w:lvl>
-    <w:lvl w:ilvl="2" w:tplc="1C090005" w:tentative="1">
-      <w:start w:val="1"/>
-      <w:numFmt w:val="bullet"/>
-      <w:lvlText w:val=""/>
-      <w:lvlJc w:val="left"/>
-      <w:pPr>
-        <w:ind w:left="2160" w:hanging="360"/>
-      </w:pPr>
-      <w:rPr>
-        <w:rFonts w:ascii="Wingdings" w:hAnsi="Wingdings" w:hint="default"/>
-      </w:rPr>
-    </w:lvl>
-    <w:lvl w:ilvl="3" w:tplc="1C090001" w:tentative="1">
-      <w:start w:val="1"/>
-      <w:numFmt w:val="bullet"/>
-      <w:lvlText w:val=""/>
-      <w:lvlJc w:val="left"/>
-      <w:pPr>
-        <w:ind w:left="2880" w:hanging="360"/>
-      </w:pPr>
-      <w:rPr>
-        <w:rFonts w:ascii="Symbol" w:hAnsi="Symbol" w:hint="default"/>
-      </w:rPr>
-    </w:lvl>
-    <w:lvl w:ilvl="4" w:tplc="1C090003" w:tentative="1">
-      <w:start w:val="1"/>
-      <w:numFmt w:val="bullet"/>
-      <w:lvlText w:val="o"/>
-      <w:lvlJc w:val="left"/>
-      <w:pPr>
-        <w:ind w:left="3600" w:hanging="360"/>
-      </w:pPr>
-      <w:rPr>
-        <w:rFonts w:ascii="Courier New" w:hAnsi="Courier New" w:cs="Courier New" w:hint="default"/>
-      </w:rPr>
-    </w:lvl>
-    <w:lvl w:ilvl="5" w:tplc="1C090005" w:tentative="1">
-      <w:start w:val="1"/>
-      <w:numFmt w:val="bullet"/>
-      <w:lvlText w:val=""/>
-      <w:lvlJc w:val="left"/>
-      <w:pPr>
-        <w:ind w:left="4320" w:hanging="360"/>
-      </w:pPr>
-      <w:rPr>
-        <w:rFonts w:ascii="Wingdings" w:hAnsi="Wingdings" w:hint="default"/>
-      </w:rPr>
-    </w:lvl>
-    <w:lvl w:ilvl="6" w:tplc="1C090001" w:tentative="1">
-      <w:start w:val="1"/>
-      <w:numFmt w:val="bullet"/>
-      <w:lvlText w:val=""/>
-      <w:lvlJc w:val="left"/>
-      <w:pPr>
-        <w:ind w:left="5040" w:hanging="360"/>
-      </w:pPr>
-      <w:rPr>
-        <w:rFonts w:ascii="Symbol" w:hAnsi="Symbol" w:hint="default"/>
-      </w:rPr>
-    </w:lvl>
-    <w:lvl w:ilvl="7" w:tplc="1C090003" w:tentative="1">
-      <w:start w:val="1"/>
-      <w:numFmt w:val="bullet"/>
-      <w:lvlText w:val="o"/>
-      <w:lvlJc w:val="left"/>
-      <w:pPr>
-        <w:ind w:left="5760" w:hanging="360"/>
-      </w:pPr>
-      <w:rPr>
-        <w:rFonts w:ascii="Courier New" w:hAnsi="Courier New" w:cs="Courier New" w:hint="default"/>
-      </w:rPr>
-    </w:lvl>
-    <w:lvl w:ilvl="8" w:tplc="1C090005" w:tentative="1">
-      <w:start w:val="1"/>
-      <w:numFmt w:val="bullet"/>
-      <w:lvlText w:val=""/>
-      <w:lvlJc w:val="left"/>
-      <w:pPr>
-        <w:ind w:left="6480" w:hanging="360"/>
-      </w:pPr>
-      <w:rPr>
-        <w:rFonts w:ascii="Wingdings" w:hAnsi="Wingdings" w:hint="default"/>
-      </w:rPr>
-    </w:lvl>
-  </w:abstractNum>
-  <w:abstractNum w:abstractNumId="12" w15:restartNumberingAfterBreak="0">
-    <w:nsid w:val="69C3279C"/>
-    <w:multiLevelType w:val="hybridMultilevel"/>
-    <w:tmpl w:val="1000385E"/>
-    <w:lvl w:ilvl="0" w:tplc="1C090001">
-      <w:start w:val="1"/>
-      <w:numFmt w:val="bullet"/>
-      <w:lvlText w:val=""/>
-      <w:lvlJc w:val="left"/>
-      <w:pPr>
-        <w:ind w:left="450" w:hanging="360"/>
-      </w:pPr>
-      <w:rPr>
-        <w:rFonts w:ascii="Symbol" w:hAnsi="Symbol" w:hint="default"/>
-      </w:rPr>
-    </w:lvl>
-    <w:lvl w:ilvl="1" w:tplc="FFFFFFFF" w:tentative="1">
-      <w:start w:val="1"/>
-      <w:numFmt w:val="bullet"/>
-      <w:lvlText w:val="o"/>
-      <w:lvlJc w:val="left"/>
-      <w:pPr>
-        <w:ind w:left="1485" w:hanging="360"/>
-      </w:pPr>
-      <w:rPr>
-        <w:rFonts w:ascii="Courier New" w:hAnsi="Courier New" w:cs="Courier New" w:hint="default"/>
-      </w:rPr>
-    </w:lvl>
-    <w:lvl w:ilvl="2" w:tplc="FFFFFFFF" w:tentative="1">
-      <w:start w:val="1"/>
-      <w:numFmt w:val="bullet"/>
-      <w:lvlText w:val=""/>
-      <w:lvlJc w:val="left"/>
-      <w:pPr>
-        <w:ind w:left="2205" w:hanging="360"/>
-      </w:pPr>
-      <w:rPr>
-        <w:rFonts w:ascii="Wingdings" w:hAnsi="Wingdings" w:hint="default"/>
-      </w:rPr>
-    </w:lvl>
-    <w:lvl w:ilvl="3" w:tplc="FFFFFFFF" w:tentative="1">
-      <w:start w:val="1"/>
-      <w:numFmt w:val="bullet"/>
-      <w:lvlText w:val=""/>
-      <w:lvlJc w:val="left"/>
-      <w:pPr>
-        <w:ind w:left="2925" w:hanging="360"/>
-      </w:pPr>
-      <w:rPr>
-        <w:rFonts w:ascii="Symbol" w:hAnsi="Symbol" w:hint="default"/>
-      </w:rPr>
-    </w:lvl>
-    <w:lvl w:ilvl="4" w:tplc="FFFFFFFF" w:tentative="1">
-      <w:start w:val="1"/>
-      <w:numFmt w:val="bullet"/>
-      <w:lvlText w:val="o"/>
-      <w:lvlJc w:val="left"/>
-      <w:pPr>
-        <w:ind w:left="3645" w:hanging="360"/>
-      </w:pPr>
-      <w:rPr>
-        <w:rFonts w:ascii="Courier New" w:hAnsi="Courier New" w:cs="Courier New" w:hint="default"/>
-      </w:rPr>
-    </w:lvl>
-    <w:lvl w:ilvl="5" w:tplc="FFFFFFFF" w:tentative="1">
-      <w:start w:val="1"/>
-      <w:numFmt w:val="bullet"/>
-      <w:lvlText w:val=""/>
-      <w:lvlJc w:val="left"/>
-      <w:pPr>
-        <w:ind w:left="4365" w:hanging="360"/>
-      </w:pPr>
-      <w:rPr>
-        <w:rFonts w:ascii="Wingdings" w:hAnsi="Wingdings" w:hint="default"/>
-      </w:rPr>
-    </w:lvl>
-    <w:lvl w:ilvl="6" w:tplc="FFFFFFFF" w:tentative="1">
-      <w:start w:val="1"/>
-      <w:numFmt w:val="bullet"/>
-      <w:lvlText w:val=""/>
-      <w:lvlJc w:val="left"/>
-      <w:pPr>
-        <w:ind w:left="5085" w:hanging="360"/>
-      </w:pPr>
-      <w:rPr>
-        <w:rFonts w:ascii="Symbol" w:hAnsi="Symbol" w:hint="default"/>
-      </w:rPr>
-    </w:lvl>
-    <w:lvl w:ilvl="7" w:tplc="FFFFFFFF" w:tentative="1">
-      <w:start w:val="1"/>
-      <w:numFmt w:val="bullet"/>
-      <w:lvlText w:val="o"/>
-      <w:lvlJc w:val="left"/>
-      <w:pPr>
-        <w:ind w:left="5805" w:hanging="360"/>
-      </w:pPr>
-      <w:rPr>
-        <w:rFonts w:ascii="Courier New" w:hAnsi="Courier New" w:cs="Courier New" w:hint="default"/>
-      </w:rPr>
-    </w:lvl>
-    <w:lvl w:ilvl="8" w:tplc="FFFFFFFF" w:tentative="1">
-      <w:start w:val="1"/>
-      <w:numFmt w:val="bullet"/>
-      <w:lvlText w:val=""/>
-      <w:lvlJc w:val="left"/>
-      <w:pPr>
-        <w:ind w:left="6525" w:hanging="360"/>
-      </w:pPr>
-      <w:rPr>
-        <w:rFonts w:ascii="Wingdings" w:hAnsi="Wingdings" w:hint="default"/>
-      </w:rPr>
-    </w:lvl>
-  </w:abstractNum>
-  <w:abstractNum w:abstractNumId="13" w15:restartNumberingAfterBreak="0">
-    <w:nsid w:val="6B823456"/>
-    <w:multiLevelType w:val="hybridMultilevel"/>
-    <w:tmpl w:val="81D8D93A"/>
-    <w:lvl w:ilvl="0" w:tplc="1C09000F">
-      <w:start w:val="1"/>
-      <w:numFmt w:val="decimal"/>
-      <w:lvlText w:val="%1."/>
-      <w:lvlJc w:val="left"/>
-      <w:pPr>
-        <w:ind w:left="720" w:hanging="360"/>
-      </w:pPr>
-      <w:rPr>
-        <w:rFonts w:hint="default"/>
-      </w:rPr>
-    </w:lvl>
-    <w:lvl w:ilvl="1" w:tplc="1C090019" w:tentative="1">
-      <w:start w:val="1"/>
-      <w:numFmt w:val="lowerLetter"/>
-      <w:lvlText w:val="%2."/>
-      <w:lvlJc w:val="left"/>
-      <w:pPr>
-        <w:ind w:left="1440" w:hanging="360"/>
-      </w:pPr>
-    </w:lvl>
-    <w:lvl w:ilvl="2" w:tplc="1C09001B" w:tentative="1">
-      <w:start w:val="1"/>
-      <w:numFmt w:val="lowerRoman"/>
-      <w:lvlText w:val="%3."/>
-      <w:lvlJc w:val="right"/>
-      <w:pPr>
-        <w:ind w:left="2160" w:hanging="180"/>
-      </w:pPr>
-    </w:lvl>
-    <w:lvl w:ilvl="3" w:tplc="1C09000F" w:tentative="1">
-      <w:start w:val="1"/>
-      <w:numFmt w:val="decimal"/>
-      <w:lvlText w:val="%4."/>
-      <w:lvlJc w:val="left"/>
-      <w:pPr>
-        <w:ind w:left="2880" w:hanging="360"/>
-      </w:pPr>
-    </w:lvl>
-    <w:lvl w:ilvl="4" w:tplc="1C090019" w:tentative="1">
-      <w:start w:val="1"/>
-      <w:numFmt w:val="lowerLetter"/>
-      <w:lvlText w:val="%5."/>
-      <w:lvlJc w:val="left"/>
-      <w:pPr>
-        <w:ind w:left="3600" w:hanging="360"/>
-      </w:pPr>
-    </w:lvl>
-    <w:lvl w:ilvl="5" w:tplc="1C09001B" w:tentative="1">
-      <w:start w:val="1"/>
-      <w:numFmt w:val="lowerRoman"/>
-      <w:lvlText w:val="%6."/>
-      <w:lvlJc w:val="right"/>
-      <w:pPr>
-        <w:ind w:left="4320" w:hanging="180"/>
-      </w:pPr>
-    </w:lvl>
-    <w:lvl w:ilvl="6" w:tplc="1C09000F" w:tentative="1">
-      <w:start w:val="1"/>
-      <w:numFmt w:val="decimal"/>
-      <w:lvlText w:val="%7."/>
-      <w:lvlJc w:val="left"/>
-      <w:pPr>
-        <w:ind w:left="5040" w:hanging="360"/>
-      </w:pPr>
-    </w:lvl>
-    <w:lvl w:ilvl="7" w:tplc="1C090019" w:tentative="1">
-      <w:start w:val="1"/>
-      <w:numFmt w:val="lowerLetter"/>
-      <w:lvlText w:val="%8."/>
-      <w:lvlJc w:val="left"/>
-      <w:pPr>
-        <w:ind w:left="5760" w:hanging="360"/>
-      </w:pPr>
-    </w:lvl>
-    <w:lvl w:ilvl="8" w:tplc="1C09001B" w:tentative="1">
-      <w:start w:val="1"/>
-      <w:numFmt w:val="lowerRoman"/>
-      <w:lvlText w:val="%9."/>
-      <w:lvlJc w:val="right"/>
-      <w:pPr>
-        <w:ind w:left="6480" w:hanging="180"/>
-      </w:pPr>
-    </w:lvl>
-  </w:abstractNum>
-  <w:abstractNum w:abstractNumId="14" w15:restartNumberingAfterBreak="0">
+  <w:abstractNum w:abstractNumId="10" w15:restartNumberingAfterBreak="0">
     <w:nsid w:val="6D952E44"/>
     <w:multiLevelType w:val="hybridMultilevel"/>
     <w:tmpl w:val="3D4AB7E0"/>
@@ -8034,172 +7559,44 @@
       </w:rPr>
     </w:lvl>
   </w:abstractNum>
-  <w:abstractNum w:abstractNumId="15" w15:restartNumberingAfterBreak="0">
-    <w:nsid w:val="793F4AAA"/>
-    <w:multiLevelType w:val="hybridMultilevel"/>
-    <w:tmpl w:val="2EF4C636"/>
-    <w:lvl w:ilvl="0" w:tplc="1C090001">
-      <w:start w:val="1"/>
-      <w:numFmt w:val="bullet"/>
-      <w:lvlText w:val=""/>
-      <w:lvlJc w:val="left"/>
-      <w:pPr>
-        <w:ind w:left="720" w:hanging="360"/>
-      </w:pPr>
-      <w:rPr>
-        <w:rFonts w:ascii="Symbol" w:hAnsi="Symbol" w:hint="default"/>
-      </w:rPr>
-    </w:lvl>
-    <w:lvl w:ilvl="1" w:tplc="1C090003" w:tentative="1">
-      <w:start w:val="1"/>
-      <w:numFmt w:val="bullet"/>
-      <w:lvlText w:val="o"/>
-      <w:lvlJc w:val="left"/>
-      <w:pPr>
-        <w:ind w:left="1440" w:hanging="360"/>
-      </w:pPr>
-      <w:rPr>
-        <w:rFonts w:ascii="Courier New" w:hAnsi="Courier New" w:cs="Courier New" w:hint="default"/>
-      </w:rPr>
-    </w:lvl>
-    <w:lvl w:ilvl="2" w:tplc="1C090005" w:tentative="1">
-      <w:start w:val="1"/>
-      <w:numFmt w:val="bullet"/>
-      <w:lvlText w:val=""/>
-      <w:lvlJc w:val="left"/>
-      <w:pPr>
-        <w:ind w:left="2160" w:hanging="360"/>
-      </w:pPr>
-      <w:rPr>
-        <w:rFonts w:ascii="Wingdings" w:hAnsi="Wingdings" w:hint="default"/>
-      </w:rPr>
-    </w:lvl>
-    <w:lvl w:ilvl="3" w:tplc="1C090001" w:tentative="1">
-      <w:start w:val="1"/>
-      <w:numFmt w:val="bullet"/>
-      <w:lvlText w:val=""/>
-      <w:lvlJc w:val="left"/>
-      <w:pPr>
-        <w:ind w:left="2880" w:hanging="360"/>
-      </w:pPr>
-      <w:rPr>
-        <w:rFonts w:ascii="Symbol" w:hAnsi="Symbol" w:hint="default"/>
-      </w:rPr>
-    </w:lvl>
-    <w:lvl w:ilvl="4" w:tplc="1C090003" w:tentative="1">
-      <w:start w:val="1"/>
-      <w:numFmt w:val="bullet"/>
-      <w:lvlText w:val="o"/>
-      <w:lvlJc w:val="left"/>
-      <w:pPr>
-        <w:ind w:left="3600" w:hanging="360"/>
-      </w:pPr>
-      <w:rPr>
-        <w:rFonts w:ascii="Courier New" w:hAnsi="Courier New" w:cs="Courier New" w:hint="default"/>
-      </w:rPr>
-    </w:lvl>
-    <w:lvl w:ilvl="5" w:tplc="1C090005" w:tentative="1">
-      <w:start w:val="1"/>
-      <w:numFmt w:val="bullet"/>
-      <w:lvlText w:val=""/>
-      <w:lvlJc w:val="left"/>
-      <w:pPr>
-        <w:ind w:left="4320" w:hanging="360"/>
-      </w:pPr>
-      <w:rPr>
-        <w:rFonts w:ascii="Wingdings" w:hAnsi="Wingdings" w:hint="default"/>
-      </w:rPr>
-    </w:lvl>
-    <w:lvl w:ilvl="6" w:tplc="1C090001" w:tentative="1">
-      <w:start w:val="1"/>
-      <w:numFmt w:val="bullet"/>
-      <w:lvlText w:val=""/>
-      <w:lvlJc w:val="left"/>
-      <w:pPr>
-        <w:ind w:left="5040" w:hanging="360"/>
-      </w:pPr>
-      <w:rPr>
-        <w:rFonts w:ascii="Symbol" w:hAnsi="Symbol" w:hint="default"/>
-      </w:rPr>
-    </w:lvl>
-    <w:lvl w:ilvl="7" w:tplc="1C090003" w:tentative="1">
-      <w:start w:val="1"/>
-      <w:numFmt w:val="bullet"/>
-      <w:lvlText w:val="o"/>
-      <w:lvlJc w:val="left"/>
-      <w:pPr>
-        <w:ind w:left="5760" w:hanging="360"/>
-      </w:pPr>
-      <w:rPr>
-        <w:rFonts w:ascii="Courier New" w:hAnsi="Courier New" w:cs="Courier New" w:hint="default"/>
-      </w:rPr>
-    </w:lvl>
-    <w:lvl w:ilvl="8" w:tplc="1C090005" w:tentative="1">
-      <w:start w:val="1"/>
-      <w:numFmt w:val="bullet"/>
-      <w:lvlText w:val=""/>
-      <w:lvlJc w:val="left"/>
-      <w:pPr>
-        <w:ind w:left="6480" w:hanging="360"/>
-      </w:pPr>
-      <w:rPr>
-        <w:rFonts w:ascii="Wingdings" w:hAnsi="Wingdings" w:hint="default"/>
-      </w:rPr>
-    </w:lvl>
-  </w:abstractNum>
-  <w:num w:numId="1" w16cid:durableId="298539419">
+  <w:num w:numId="1">
+    <w:abstractNumId w:val="5"/>
+  </w:num>
+  <w:num w:numId="2">
+    <w:abstractNumId w:val="2"/>
+  </w:num>
+  <w:num w:numId="3">
+    <w:abstractNumId w:val="9"/>
+  </w:num>
+  <w:num w:numId="4">
+    <w:abstractNumId w:val="8"/>
+  </w:num>
+  <w:num w:numId="5">
+    <w:abstractNumId w:val="0"/>
+  </w:num>
+  <w:num w:numId="6">
+    <w:abstractNumId w:val="3"/>
+  </w:num>
+  <w:num w:numId="7">
+    <w:abstractNumId w:val="10"/>
+  </w:num>
+  <w:num w:numId="8">
     <w:abstractNumId w:val="6"/>
   </w:num>
-  <w:num w:numId="2" w16cid:durableId="1936091863">
-    <w:abstractNumId w:val="1"/>
+  <w:num w:numId="9">
+    <w:abstractNumId w:val="4"/>
   </w:num>
-  <w:num w:numId="3" w16cid:durableId="1936815976">
-    <w:abstractNumId w:val="10"/>
-  </w:num>
-  <w:num w:numId="4" w16cid:durableId="807822644">
-    <w:abstractNumId w:val="9"/>
-  </w:num>
-  <w:num w:numId="5" w16cid:durableId="1961062467">
-    <w:abstractNumId w:val="0"/>
-  </w:num>
-  <w:num w:numId="6" w16cid:durableId="1542788056">
-    <w:abstractNumId w:val="3"/>
-  </w:num>
-  <w:num w:numId="7" w16cid:durableId="1357081256">
-    <w:abstractNumId w:val="14"/>
-  </w:num>
-  <w:num w:numId="8" w16cid:durableId="1986085252">
-    <w:abstractNumId w:val="8"/>
-  </w:num>
-  <w:num w:numId="9" w16cid:durableId="363484213">
-    <w:abstractNumId w:val="11"/>
-  </w:num>
-  <w:num w:numId="10" w16cid:durableId="43022977">
-    <w:abstractNumId w:val="13"/>
-  </w:num>
-  <w:num w:numId="11" w16cid:durableId="626087037">
-    <w:abstractNumId w:val="15"/>
-  </w:num>
-  <w:num w:numId="12" w16cid:durableId="316763394">
+  <w:num w:numId="10">
     <w:abstractNumId w:val="7"/>
   </w:num>
-  <w:num w:numId="13" w16cid:durableId="1810439713">
-    <w:abstractNumId w:val="4"/>
-  </w:num>
-  <w:num w:numId="14" w16cid:durableId="1549416681">
-    <w:abstractNumId w:val="2"/>
-  </w:num>
-  <w:num w:numId="15" w16cid:durableId="1211458156">
-    <w:abstractNumId w:val="12"/>
-  </w:num>
-  <w:num w:numId="16" w16cid:durableId="1857306180">
-    <w:abstractNumId w:val="5"/>
+  <w:num w:numId="11">
+    <w:abstractNumId w:val="1"/>
   </w:num>
 </w:numbering>
 </file>
 
 <file path=word/styles.xml><?xml version="1.0" encoding="utf-8"?>
-<w:styles xmlns:mc="http://schemas.openxmlformats.org/markup-compatibility/2006" xmlns:r="http://schemas.openxmlformats.org/officeDocument/2006/relationships" xmlns:w="http://schemas.openxmlformats.org/wordprocessingml/2006/main" xmlns:w14="http://schemas.microsoft.com/office/word/2010/wordml" xmlns:w15="http://schemas.microsoft.com/office/word/2012/wordml" xmlns:w16cex="http://schemas.microsoft.com/office/word/2018/wordml/cex" xmlns:w16cid="http://schemas.microsoft.com/office/word/2016/wordml/cid" xmlns:w16="http://schemas.microsoft.com/office/word/2018/wordml" xmlns:w16du="http://schemas.microsoft.com/office/word/2023/wordml/word16du" xmlns:w16sdtdh="http://schemas.microsoft.com/office/word/2020/wordml/sdtdatahash" xmlns:w16sdtfl="http://schemas.microsoft.com/office/word/2024/wordml/sdtformatlock" xmlns:w16se="http://schemas.microsoft.com/office/word/2015/wordml/symex" mc:Ignorable="w14 w15 w16se w16cid w16 w16cex w16sdtdh w16sdtfl w16du">
+<w:styles xmlns:mc="http://schemas.openxmlformats.org/markup-compatibility/2006" xmlns:r="http://schemas.openxmlformats.org/officeDocument/2006/relationships" xmlns:w="http://schemas.openxmlformats.org/wordprocessingml/2006/main" xmlns:w14="http://schemas.microsoft.com/office/word/2010/wordml" xmlns:w15="http://schemas.microsoft.com/office/word/2012/wordml" xmlns:w16cid="http://schemas.microsoft.com/office/word/2016/wordml/cid" xmlns:w16se="http://schemas.microsoft.com/office/word/2015/wordml/symex" mc:Ignorable="w14 w15 w16se w16cid">
   <w:docDefaults>
     <w:rPrDefault>
       <w:rPr>
@@ -8211,7 +7608,7 @@
     </w:rPrDefault>
     <w:pPrDefault/>
   </w:docDefaults>
-  <w:latentStyles w:defLockedState="0" w:defUIPriority="99" w:defSemiHidden="0" w:defUnhideWhenUsed="0" w:defQFormat="0" w:count="376">
+  <w:latentStyles w:defLockedState="0" w:defUIPriority="99" w:defSemiHidden="0" w:defUnhideWhenUsed="0" w:defQFormat="0" w:count="375">
     <w:lsdException w:name="Normal" w:uiPriority="0" w:qFormat="1"/>
     <w:lsdException w:name="heading 1" w:uiPriority="9" w:qFormat="1"/>
     <w:lsdException w:name="heading 2" w:semiHidden="1" w:uiPriority="9" w:unhideWhenUsed="1" w:qFormat="1"/>
@@ -8587,7 +7984,6 @@
     <w:lsdException w:name="Smart Hyperlink" w:semiHidden="1" w:unhideWhenUsed="1"/>
     <w:lsdException w:name="Hashtag" w:semiHidden="1" w:unhideWhenUsed="1"/>
     <w:lsdException w:name="Unresolved Mention" w:semiHidden="1" w:unhideWhenUsed="1"/>
-    <w:lsdException w:name="Smart Link" w:semiHidden="1" w:unhideWhenUsed="1"/>
   </w:latentStyles>
   <w:style w:type="paragraph" w:default="1" w:styleId="Normal">
     <w:name w:val="Normal"/>
@@ -9155,7 +8551,7 @@
 </file>
 
 <file path=customXml/itemProps1.xml><?xml version="1.0" encoding="utf-8"?>
-<ds:datastoreItem xmlns:ds="http://schemas.openxmlformats.org/officeDocument/2006/customXml" ds:itemID="{4B35E199-1B37-44E5-8F75-D1B61525C2D5}">
+<ds:datastoreItem xmlns:ds="http://schemas.openxmlformats.org/officeDocument/2006/customXml" ds:itemID="{FF06D0C7-5493-4C08-AD38-DB1ECC7C3299}">
   <ds:schemaRefs>
     <ds:schemaRef ds:uri="http://schemas.openxmlformats.org/officeDocument/2006/bibliography"/>
   </ds:schemaRefs>

--- a/Documentation/The Ripple Effect - SYSTEM REQUIREMENTS.docx
+++ b/Documentation/The Ripple Effect - SYSTEM REQUIREMENTS.docx
@@ -1,6 +1,6 @@
 
 <file path=word/document.xml><?xml version="1.0" encoding="utf-8"?>
-<w:document xmlns:wpc="http://schemas.microsoft.com/office/word/2010/wordprocessingCanvas" xmlns:cx="http://schemas.microsoft.com/office/drawing/2014/chartex" xmlns:cx1="http://schemas.microsoft.com/office/drawing/2015/9/8/chartex" xmlns:cx2="http://schemas.microsoft.com/office/drawing/2015/10/21/chartex" xmlns:cx3="http://schemas.microsoft.com/office/drawing/2016/5/9/chartex" xmlns:cx4="http://schemas.microsoft.com/office/drawing/2016/5/10/chartex" xmlns:cx5="http://schemas.microsoft.com/office/drawing/2016/5/11/chartex" xmlns:cx6="http://schemas.microsoft.com/office/drawing/2016/5/12/chartex" xmlns:cx7="http://schemas.microsoft.com/office/drawing/2016/5/13/chartex" xmlns:cx8="http://schemas.microsoft.com/office/drawing/2016/5/14/chartex" xmlns:mc="http://schemas.openxmlformats.org/markup-compatibility/2006" xmlns:aink="http://schemas.microsoft.com/office/drawing/2016/ink" xmlns:am3d="http://schemas.microsoft.com/office/drawing/2017/model3d" xmlns:o="urn:schemas-microsoft-com:office:office" xmlns:r="http://schemas.openxmlformats.org/officeDocument/2006/relationships" xmlns:m="http://schemas.openxmlformats.org/officeDocument/2006/math" xmlns:v="urn:schemas-microsoft-com:vml" xmlns:wp14="http://schemas.microsoft.com/office/word/2010/wordprocessingDrawing" xmlns:wp="http://schemas.openxmlformats.org/drawingml/2006/wordprocessingDrawing" xmlns:w10="urn:schemas-microsoft-com:office:word" xmlns:w="http://schemas.openxmlformats.org/wordprocessingml/2006/main" xmlns:w14="http://schemas.microsoft.com/office/word/2010/wordml" xmlns:w15="http://schemas.microsoft.com/office/word/2012/wordml" xmlns:w16cid="http://schemas.microsoft.com/office/word/2016/wordml/cid" xmlns:w16se="http://schemas.microsoft.com/office/word/2015/wordml/symex" xmlns:wpg="http://schemas.microsoft.com/office/word/2010/wordprocessingGroup" xmlns:wpi="http://schemas.microsoft.com/office/word/2010/wordprocessingInk" xmlns:wne="http://schemas.microsoft.com/office/word/2006/wordml" xmlns:wps="http://schemas.microsoft.com/office/word/2010/wordprocessingShape" mc:Ignorable="w14 w15 w16se w16cid wp14">
+<w:document xmlns:wpc="http://schemas.microsoft.com/office/word/2010/wordprocessingCanvas" xmlns:cx="http://schemas.microsoft.com/office/drawing/2014/chartex" xmlns:cx1="http://schemas.microsoft.com/office/drawing/2015/9/8/chartex" xmlns:cx2="http://schemas.microsoft.com/office/drawing/2015/10/21/chartex" xmlns:cx3="http://schemas.microsoft.com/office/drawing/2016/5/9/chartex" xmlns:cx4="http://schemas.microsoft.com/office/drawing/2016/5/10/chartex" xmlns:cx5="http://schemas.microsoft.com/office/drawing/2016/5/11/chartex" xmlns:cx6="http://schemas.microsoft.com/office/drawing/2016/5/12/chartex" xmlns:cx7="http://schemas.microsoft.com/office/drawing/2016/5/13/chartex" xmlns:cx8="http://schemas.microsoft.com/office/drawing/2016/5/14/chartex" xmlns:mc="http://schemas.openxmlformats.org/markup-compatibility/2006" xmlns:aink="http://schemas.microsoft.com/office/drawing/2016/ink" xmlns:am3d="http://schemas.microsoft.com/office/drawing/2017/model3d" xmlns:o="urn:schemas-microsoft-com:office:office" xmlns:oel="http://schemas.microsoft.com/office/2019/extlst" xmlns:r="http://schemas.openxmlformats.org/officeDocument/2006/relationships" xmlns:m="http://schemas.openxmlformats.org/officeDocument/2006/math" xmlns:v="urn:schemas-microsoft-com:vml" xmlns:wp14="http://schemas.microsoft.com/office/word/2010/wordprocessingDrawing" xmlns:wp="http://schemas.openxmlformats.org/drawingml/2006/wordprocessingDrawing" xmlns:w10="urn:schemas-microsoft-com:office:word" xmlns:w="http://schemas.openxmlformats.org/wordprocessingml/2006/main" xmlns:w14="http://schemas.microsoft.com/office/word/2010/wordml" xmlns:w15="http://schemas.microsoft.com/office/word/2012/wordml" xmlns:w16cex="http://schemas.microsoft.com/office/word/2018/wordml/cex" xmlns:w16cid="http://schemas.microsoft.com/office/word/2016/wordml/cid" xmlns:w16="http://schemas.microsoft.com/office/word/2018/wordml" xmlns:w16du="http://schemas.microsoft.com/office/word/2023/wordml/word16du" xmlns:w16sdtdh="http://schemas.microsoft.com/office/word/2020/wordml/sdtdatahash" xmlns:w16sdtfl="http://schemas.microsoft.com/office/word/2024/wordml/sdtformatlock" xmlns:w16se="http://schemas.microsoft.com/office/word/2015/wordml/symex" xmlns:wpg="http://schemas.microsoft.com/office/word/2010/wordprocessingGroup" xmlns:wpi="http://schemas.microsoft.com/office/word/2010/wordprocessingInk" xmlns:wne="http://schemas.microsoft.com/office/word/2006/wordml" xmlns:wps="http://schemas.microsoft.com/office/word/2010/wordprocessingShape" mc:Ignorable="w14 w15 w16se w16cid w16 w16cex w16sdtdh w16sdtfl w16du wp14">
   <w:body>
     <w:sdt>
       <w:sdtPr>
@@ -1478,32 +1478,6 @@
     <w:p>
       <w:pPr>
         <w:rPr>
-          <w:color w:val="2E74B5" w:themeColor="accent5" w:themeShade="BF"/>
-          <w:sz w:val="23"/>
-          <w:szCs w:val="23"/>
-        </w:rPr>
-      </w:pPr>
-      <w:r>
-        <w:rPr>
-          <w:color w:val="2E74B5" w:themeColor="accent5" w:themeShade="BF"/>
-          <w:sz w:val="23"/>
-          <w:szCs w:val="23"/>
-        </w:rPr>
-        <w:t>The introduction starts with describing the purpose of this document and what it will cover.</w:t>
-      </w:r>
-    </w:p>
-    <w:p>
-      <w:pPr>
-        <w:rPr>
-          <w:color w:val="2E74B5" w:themeColor="accent5" w:themeShade="BF"/>
-          <w:sz w:val="23"/>
-          <w:szCs w:val="23"/>
-        </w:rPr>
-      </w:pPr>
-    </w:p>
-    <w:p>
-      <w:pPr>
-        <w:rPr>
           <w:rFonts w:cstheme="minorHAnsi"/>
           <w:color w:val="000000" w:themeColor="text1"/>
         </w:rPr>
@@ -1698,8 +1672,6 @@
         </w:rPr>
         <w:t>.</w:t>
       </w:r>
-      <w:bookmarkStart w:id="1" w:name="_GoBack"/>
-      <w:bookmarkEnd w:id="1"/>
     </w:p>
     <w:p>
       <w:pPr>
@@ -1719,7 +1691,7 @@
           <w:lang w:val="en-US"/>
         </w:rPr>
       </w:pPr>
-      <w:bookmarkStart w:id="2" w:name="_Toc207787816"/>
+      <w:bookmarkStart w:id="1" w:name="_Toc207787816"/>
       <w:r>
         <w:rPr>
           <w:sz w:val="36"/>
@@ -1738,7 +1710,7 @@
         </w:rPr>
         <w:t>Plan to Address Objectives</w:t>
       </w:r>
-      <w:bookmarkEnd w:id="2"/>
+      <w:bookmarkEnd w:id="1"/>
     </w:p>
     <w:p>
       <w:pPr>
@@ -1932,6 +1904,7 @@
           <w:color w:val="2E74B5" w:themeColor="accent5" w:themeShade="BF"/>
           <w:lang w:val="en-US"/>
         </w:rPr>
+        <w:lastRenderedPageBreak/>
         <w:t xml:space="preserve">Currently, </w:t>
       </w:r>
       <w:r>
@@ -1978,7 +1951,7 @@
           <w:lang w:val="en-US"/>
         </w:rPr>
       </w:pPr>
-      <w:bookmarkStart w:id="3" w:name="_Toc207787817"/>
+      <w:bookmarkStart w:id="2" w:name="_Toc207787817"/>
       <w:r>
         <w:rPr>
           <w:sz w:val="36"/>
@@ -1997,7 +1970,7 @@
         </w:rPr>
         <w:t>scope</w:t>
       </w:r>
-      <w:bookmarkEnd w:id="3"/>
+      <w:bookmarkEnd w:id="2"/>
     </w:p>
     <w:p>
       <w:pPr>
@@ -2059,7 +2032,7 @@
           <w:u w:val="single"/>
         </w:rPr>
       </w:pPr>
-      <w:bookmarkStart w:id="4" w:name="_Toc207787818"/>
+      <w:bookmarkStart w:id="3" w:name="_Toc207787818"/>
       <w:r>
         <w:rPr>
           <w:sz w:val="28"/>
@@ -2068,7 +2041,7 @@
         </w:rPr>
         <w:t>1.2.1 Information scope</w:t>
       </w:r>
-      <w:bookmarkEnd w:id="4"/>
+      <w:bookmarkEnd w:id="3"/>
     </w:p>
     <w:p>
       <w:pPr>
@@ -2303,7 +2276,7 @@
           <w:u w:val="single"/>
         </w:rPr>
       </w:pPr>
-      <w:bookmarkStart w:id="5" w:name="_Toc207787819"/>
+      <w:bookmarkStart w:id="4" w:name="_Toc207787819"/>
       <w:r>
         <w:rPr>
           <w:sz w:val="28"/>
@@ -2312,7 +2285,7 @@
         </w:rPr>
         <w:t>1.2.2 Functional scope</w:t>
       </w:r>
-      <w:bookmarkEnd w:id="5"/>
+      <w:bookmarkEnd w:id="4"/>
     </w:p>
     <w:p>
       <w:pPr>
@@ -2429,11 +2402,7 @@
         <w:t xml:space="preserve"> they will be able to take notes and make </w:t>
       </w:r>
       <w:r>
-        <w:t xml:space="preserve">bookings for their employees, as well as update and change their marketplace. The business will be able </w:t>
-      </w:r>
-      <w:r>
-        <w:lastRenderedPageBreak/>
-        <w:t>to generate reports of previous visits to compare note</w:t>
+        <w:t>bookings for their employees, as well as update and change their marketplace. The business will be able to generate reports of previous visits to compare note</w:t>
       </w:r>
       <w:r>
         <w:t xml:space="preserve"> after completion of a booking and inform the client of their progress.</w:t>
@@ -2456,7 +2425,7 @@
           <w:u w:val="single"/>
         </w:rPr>
       </w:pPr>
-      <w:bookmarkStart w:id="6" w:name="_Toc207787820"/>
+      <w:bookmarkStart w:id="5" w:name="_Toc207787820"/>
       <w:r>
         <w:rPr>
           <w:sz w:val="28"/>
@@ -2465,7 +2434,7 @@
         </w:rPr>
         <w:t>1.2.3 Communication scope</w:t>
       </w:r>
-      <w:bookmarkEnd w:id="6"/>
+      <w:bookmarkEnd w:id="5"/>
     </w:p>
     <w:p>
       <w:pPr>
@@ -2542,7 +2511,7 @@
           <w:lang w:val="en-US"/>
         </w:rPr>
       </w:pPr>
-      <w:bookmarkStart w:id="7" w:name="_Toc207787821"/>
+      <w:bookmarkStart w:id="6" w:name="_Toc207787821"/>
       <w:r>
         <w:rPr>
           <w:sz w:val="36"/>
@@ -2561,7 +2530,7 @@
         </w:rPr>
         <w:t>Business requirements</w:t>
       </w:r>
-      <w:bookmarkEnd w:id="7"/>
+      <w:bookmarkEnd w:id="6"/>
     </w:p>
     <w:p>
       <w:pPr>
@@ -2670,7 +2639,7 @@
           <w:lang w:val="en-US"/>
         </w:rPr>
       </w:pPr>
-      <w:bookmarkStart w:id="8" w:name="_Toc207787822"/>
+      <w:bookmarkStart w:id="7" w:name="_Toc207787822"/>
       <w:r>
         <w:rPr>
           <w:sz w:val="36"/>
@@ -2689,7 +2658,7 @@
         </w:rPr>
         <w:t>Hardware and Software Requirements</w:t>
       </w:r>
-      <w:bookmarkEnd w:id="8"/>
+      <w:bookmarkEnd w:id="7"/>
     </w:p>
     <w:p>
       <w:pPr>
@@ -2752,7 +2721,7 @@
           <w:lang w:val="en-US"/>
         </w:rPr>
       </w:pPr>
-      <w:bookmarkStart w:id="9" w:name="_Toc207787823"/>
+      <w:bookmarkStart w:id="8" w:name="_Toc207787823"/>
       <w:r>
         <w:rPr>
           <w:sz w:val="28"/>
@@ -2762,7 +2731,7 @@
         </w:rPr>
         <w:t>1.4.1 Software Requirements</w:t>
       </w:r>
-      <w:bookmarkEnd w:id="9"/>
+      <w:bookmarkEnd w:id="8"/>
     </w:p>
     <w:p>
       <w:pPr>
@@ -2981,7 +2950,6 @@
           <w:color w:val="2E74B5" w:themeColor="accent5" w:themeShade="BF"/>
           <w:lang w:val="en-US"/>
         </w:rPr>
-        <w:lastRenderedPageBreak/>
         <w:t>The web application will run in any browser but will be optimized for Google Chrome.</w:t>
       </w:r>
     </w:p>
@@ -3003,7 +2971,7 @@
           <w:lang w:val="en-US"/>
         </w:rPr>
       </w:pPr>
-      <w:bookmarkStart w:id="10" w:name="_Toc207787824"/>
+      <w:bookmarkStart w:id="9" w:name="_Toc207787824"/>
       <w:r>
         <w:rPr>
           <w:sz w:val="28"/>
@@ -3011,9 +2979,10 @@
           <w:u w:val="single"/>
           <w:lang w:val="en-US"/>
         </w:rPr>
+        <w:lastRenderedPageBreak/>
         <w:t>1.4.2 Hardware Requirements</w:t>
       </w:r>
-      <w:bookmarkEnd w:id="10"/>
+      <w:bookmarkEnd w:id="9"/>
     </w:p>
     <w:p>
       <w:pPr>
@@ -3285,13 +3254,7 @@
         <w:rPr>
           <w:b/>
         </w:rPr>
-        <w:t xml:space="preserve">Development </w:t>
-      </w:r>
-      <w:r>
-        <w:rPr>
-          <w:b/>
-        </w:rPr>
-        <w:t>Tools:</w:t>
+        <w:t>Development Tools:</w:t>
       </w:r>
       <w:r>
         <w:rPr>
@@ -3541,10 +3504,7 @@
         <w:t>30</w:t>
       </w:r>
       <w:r>
-        <w:t xml:space="preserve">, </w:t>
-      </w:r>
-      <w:r>
-        <w:t>Android 11</w:t>
+        <w:t>, Android 11</w:t>
       </w:r>
       <w:r>
         <w:t>, also known as</w:t>
@@ -3701,16 +3661,7 @@
         <w:t xml:space="preserve"> </w:t>
       </w:r>
       <w:r>
-        <w:t>Android Studio,</w:t>
-      </w:r>
-      <w:r>
-        <w:t xml:space="preserve"> our development environment</w:t>
-      </w:r>
-      <w:r>
-        <w:t xml:space="preserve"> </w:t>
-      </w:r>
-      <w:r>
-        <w:t>requires</w:t>
+        <w:t>Android Studio, our development environment requires</w:t>
       </w:r>
       <w:r>
         <w:t xml:space="preserve"> the following to operate efficiently:</w:t>
@@ -3764,14 +3715,7 @@
           <w:b/>
           <w:bCs/>
         </w:rPr>
-        <w:t>Processor (CPU):</w:t>
-      </w:r>
-      <w:r>
-        <w:rPr>
-          <w:b/>
-          <w:bCs/>
-        </w:rPr>
-        <w:t xml:space="preserve"> </w:t>
+        <w:t xml:space="preserve">Processor (CPU): </w:t>
       </w:r>
       <w:r>
         <w:rPr>
@@ -3819,10 +3763,7 @@
         <w:t>Memory (RAM):</w:t>
       </w:r>
       <w:r>
-        <w:t xml:space="preserve"> </w:t>
-      </w:r>
-      <w:r>
-        <w:t>A minimum of 16 GBs of RAM.</w:t>
+        <w:t xml:space="preserve"> A minimum of 16 GBs of RAM.</w:t>
       </w:r>
     </w:p>
     <w:p>
@@ -3843,14 +3784,7 @@
           <w:b/>
           <w:bCs/>
         </w:rPr>
-        <w:t>Physical Storage:</w:t>
-      </w:r>
-      <w:r>
-        <w:rPr>
-          <w:b/>
-          <w:bCs/>
-        </w:rPr>
-        <w:t xml:space="preserve"> </w:t>
+        <w:t xml:space="preserve">Physical Storage: </w:t>
       </w:r>
       <w:r>
         <w:rPr>
@@ -3884,7 +3818,6 @@
           <w:b/>
           <w:bCs/>
         </w:rPr>
-        <w:lastRenderedPageBreak/>
         <w:t>Internet Connection:</w:t>
       </w:r>
       <w:r>
@@ -3934,6 +3867,7 @@
           <w:u w:val="single"/>
           <w:lang w:val="en-US"/>
         </w:rPr>
+        <w:lastRenderedPageBreak/>
         <w:t>Production usage</w:t>
       </w:r>
     </w:p>
@@ -4040,13 +3974,7 @@
         <w:t>Processor (CPU):</w:t>
       </w:r>
       <w:r>
-        <w:t xml:space="preserve"> A multi-core processor is recommended for smooth performance, especially when handling </w:t>
-      </w:r>
-      <w:r>
-        <w:t xml:space="preserve">our </w:t>
-      </w:r>
-      <w:r>
-        <w:t>UI animations and network requests.</w:t>
+        <w:t xml:space="preserve"> A multi-core processor is recommended for smooth performance, especially when handling our UI animations and network requests.</w:t>
       </w:r>
     </w:p>
     <w:p>
@@ -4090,10 +4018,7 @@
         <w:t>4 GB or more</w:t>
       </w:r>
       <w:r>
-        <w:t xml:space="preserve"> is recommended</w:t>
-      </w:r>
-      <w:r>
-        <w:t>.</w:t>
+        <w:t xml:space="preserve"> is recommended.</w:t>
       </w:r>
     </w:p>
     <w:p>
@@ -4114,20 +4039,10 @@
           <w:b/>
           <w:bCs/>
         </w:rPr>
-        <w:t xml:space="preserve">Physical </w:t>
-      </w:r>
-      <w:r>
-        <w:rPr>
-          <w:b/>
-          <w:bCs/>
-        </w:rPr>
-        <w:t>Storage:</w:t>
-      </w:r>
-      <w:r>
-        <w:t xml:space="preserve"> </w:t>
-      </w:r>
-      <w:r>
-        <w:t>The downloadable .</w:t>
+        <w:t>Physical Storage:</w:t>
+      </w:r>
+      <w:r>
+        <w:t xml:space="preserve"> The downloadable .</w:t>
       </w:r>
       <w:proofErr w:type="spellStart"/>
       <w:r>
@@ -4135,10 +4050,7 @@
       </w:r>
       <w:proofErr w:type="spellEnd"/>
       <w:r>
-        <w:t xml:space="preserve"> file will be approximately 50MB in size</w:t>
-      </w:r>
-      <w:r>
-        <w:t xml:space="preserve"> but it will require additional storage for cached data from Firebase </w:t>
+        <w:t xml:space="preserve"> file will be approximately 50MB in size but it will require additional storage for cached data from Firebase </w:t>
       </w:r>
       <w:r>
         <w:t>database</w:t>
@@ -4221,7 +4133,7 @@
           <w:lang w:val="en-US"/>
         </w:rPr>
       </w:pPr>
-      <w:bookmarkStart w:id="11" w:name="_Toc207787825"/>
+      <w:bookmarkStart w:id="10" w:name="_Toc207787825"/>
       <w:r>
         <w:rPr>
           <w:sz w:val="36"/>
@@ -4240,7 +4152,7 @@
         </w:rPr>
         <w:t>Design constraints</w:t>
       </w:r>
-      <w:bookmarkEnd w:id="11"/>
+      <w:bookmarkEnd w:id="10"/>
     </w:p>
     <w:p>
       <w:pPr>
@@ -4284,7 +4196,7 @@
           <w:lang w:val="en-US"/>
         </w:rPr>
       </w:pPr>
-      <w:bookmarkStart w:id="12" w:name="_Toc207787826"/>
+      <w:bookmarkStart w:id="11" w:name="_Toc207787826"/>
       <w:r>
         <w:rPr>
           <w:sz w:val="28"/>
@@ -4294,7 +4206,7 @@
         </w:rPr>
         <w:t>1.5.1 Security constraints</w:t>
       </w:r>
-      <w:bookmarkEnd w:id="12"/>
+      <w:bookmarkEnd w:id="11"/>
     </w:p>
     <w:p>
       <w:pPr>
@@ -4419,7 +4331,7 @@
           <w:lang w:val="en-US"/>
         </w:rPr>
       </w:pPr>
-      <w:bookmarkStart w:id="13" w:name="_Toc207787827"/>
+      <w:bookmarkStart w:id="12" w:name="_Toc207787827"/>
       <w:r>
         <w:rPr>
           <w:sz w:val="28"/>
@@ -4429,7 +4341,7 @@
         </w:rPr>
         <w:t>1.5.2 Interface constraints</w:t>
       </w:r>
-      <w:bookmarkEnd w:id="13"/>
+      <w:bookmarkEnd w:id="12"/>
     </w:p>
     <w:p>
       <w:pPr>
@@ -4474,6 +4386,7 @@
           <w:color w:val="2E74B5" w:themeColor="accent5" w:themeShade="BF"/>
           <w:lang w:val="en-US"/>
         </w:rPr>
+        <w:lastRenderedPageBreak/>
         <w:t>The mobile interface needs to be user-friendly as it may be used by health care workers who are not technically savvy.  The web interface should be responsive so that users have the choice to view the pages on a desktop, tablet or phone.</w:t>
       </w:r>
     </w:p>
@@ -4495,7 +4408,7 @@
           <w:lang w:val="en-US"/>
         </w:rPr>
       </w:pPr>
-      <w:bookmarkStart w:id="14" w:name="_Toc207787828"/>
+      <w:bookmarkStart w:id="13" w:name="_Toc207787828"/>
       <w:r>
         <w:rPr>
           <w:sz w:val="28"/>
@@ -4505,7 +4418,7 @@
         </w:rPr>
         <w:t>1.5.3 Performance constraints</w:t>
       </w:r>
-      <w:bookmarkEnd w:id="14"/>
+      <w:bookmarkEnd w:id="13"/>
     </w:p>
     <w:p>
       <w:pPr>
@@ -4546,7 +4459,7 @@
           <w:lang w:val="en-US"/>
         </w:rPr>
       </w:pPr>
-      <w:bookmarkStart w:id="15" w:name="_Toc207787829"/>
+      <w:bookmarkStart w:id="14" w:name="_Toc207787829"/>
       <w:r>
         <w:rPr>
           <w:sz w:val="36"/>
@@ -4556,7 +4469,7 @@
         </w:rPr>
         <w:t>1.6 High-level use case diagram</w:t>
       </w:r>
-      <w:bookmarkEnd w:id="15"/>
+      <w:bookmarkEnd w:id="14"/>
     </w:p>
     <w:p>
       <w:pPr>
@@ -4722,27 +4635,14 @@
       <w:r>
         <w:t xml:space="preserve">Figure </w:t>
       </w:r>
-      <w:r>
-        <w:fldChar w:fldCharType="begin"/>
-      </w:r>
-      <w:r>
-        <w:instrText xml:space="preserve"> SEQ Figure \* ARABIC </w:instrText>
-      </w:r>
-      <w:r>
-        <w:fldChar w:fldCharType="separate"/>
-      </w:r>
-      <w:r>
-        <w:rPr>
-          <w:noProof/>
-        </w:rPr>
-        <w:t>1</w:t>
-      </w:r>
-      <w:r>
-        <w:rPr>
-          <w:noProof/>
-        </w:rPr>
-        <w:fldChar w:fldCharType="end"/>
-      </w:r>
+      <w:fldSimple w:instr=" SEQ Figure \* ARABIC ">
+        <w:r>
+          <w:rPr>
+            <w:noProof/>
+          </w:rPr>
+          <w:t>1</w:t>
+        </w:r>
+      </w:fldSimple>
       <w:r>
         <w:rPr>
           <w:noProof/>
@@ -4764,7 +4664,7 @@
           <w:lang w:val="en-US"/>
         </w:rPr>
       </w:pPr>
-      <w:bookmarkStart w:id="16" w:name="_Toc207787830"/>
+      <w:bookmarkStart w:id="15" w:name="_Toc207787830"/>
       <w:r>
         <w:rPr>
           <w:sz w:val="36"/>
@@ -4772,7 +4672,6 @@
           <w:u w:val="single"/>
           <w:lang w:val="en-US"/>
         </w:rPr>
-        <w:lastRenderedPageBreak/>
         <w:t xml:space="preserve">1.7 </w:t>
       </w:r>
       <w:r>
@@ -4784,7 +4683,7 @@
         </w:rPr>
         <w:t>UML Class Model / Diagram</w:t>
       </w:r>
-      <w:bookmarkEnd w:id="16"/>
+      <w:bookmarkEnd w:id="15"/>
     </w:p>
     <w:p>
       <w:pPr>
@@ -4809,6 +4708,7 @@
           <w:color w:val="2E74B5" w:themeColor="accent5" w:themeShade="BF"/>
           <w:lang w:val="en-US"/>
         </w:rPr>
+        <w:lastRenderedPageBreak/>
         <w:t xml:space="preserve">This section should present </w:t>
       </w:r>
       <w:r>
@@ -5045,27 +4945,14 @@
       <w:r>
         <w:fldChar w:fldCharType="end"/>
       </w:r>
-      <w:r>
-        <w:fldChar w:fldCharType="begin"/>
-      </w:r>
-      <w:r>
-        <w:instrText xml:space="preserve"> SEQ Figure \* ARABIC \s 1 </w:instrText>
-      </w:r>
-      <w:r>
-        <w:fldChar w:fldCharType="separate"/>
-      </w:r>
-      <w:r>
-        <w:rPr>
-          <w:noProof/>
-        </w:rPr>
-        <w:t>1</w:t>
-      </w:r>
-      <w:r>
-        <w:rPr>
-          <w:noProof/>
-        </w:rPr>
-        <w:fldChar w:fldCharType="end"/>
-      </w:r>
+      <w:fldSimple w:instr=" SEQ Figure \* ARABIC \s 1 ">
+        <w:r>
+          <w:rPr>
+            <w:noProof/>
+          </w:rPr>
+          <w:t>1</w:t>
+        </w:r>
+      </w:fldSimple>
       <w:r>
         <w:t>.</w:t>
       </w:r>
@@ -5100,7 +4987,7 @@
           <w:lang w:val="en-US"/>
         </w:rPr>
       </w:pPr>
-      <w:bookmarkStart w:id="17" w:name="_Toc207787831"/>
+      <w:bookmarkStart w:id="16" w:name="_Toc207787831"/>
       <w:r>
         <w:rPr>
           <w:sz w:val="36"/>
@@ -5128,7 +5015,7 @@
         </w:rPr>
         <w:t xml:space="preserve"> Relational Database Model Diagram</w:t>
       </w:r>
-      <w:bookmarkEnd w:id="17"/>
+      <w:bookmarkEnd w:id="16"/>
     </w:p>
     <w:p>
       <w:pPr>
@@ -5325,6 +5212,7 @@
           <w:color w:val="2E74B5" w:themeColor="accent5" w:themeShade="BF"/>
           <w:lang w:val="en-US"/>
         </w:rPr>
+        <w:lastRenderedPageBreak/>
         <w:t>Figure 1.</w:t>
       </w:r>
       <w:r>
@@ -5435,7 +5323,7 @@
           <w:lang w:val="en-US"/>
         </w:rPr>
       </w:pPr>
-      <w:bookmarkStart w:id="18" w:name="_Toc207787832"/>
+      <w:bookmarkStart w:id="17" w:name="_Toc207787832"/>
       <w:r>
         <w:rPr>
           <w:sz w:val="36"/>
@@ -5463,7 +5351,7 @@
         </w:rPr>
         <w:t xml:space="preserve"> User Interface Design</w:t>
       </w:r>
-      <w:bookmarkEnd w:id="18"/>
+      <w:bookmarkEnd w:id="17"/>
       <w:r>
         <w:rPr>
           <w:sz w:val="36"/>
@@ -5643,6 +5531,7 @@
           <w:color w:val="2E74B5" w:themeColor="accent5" w:themeShade="BF"/>
           <w:lang w:val="en-US"/>
         </w:rPr>
+        <w:lastRenderedPageBreak/>
         <w:t>Example:</w:t>
       </w:r>
     </w:p>
@@ -5859,7 +5748,7 @@
 </file>
 
 <file path=word/endnotes.xml><?xml version="1.0" encoding="utf-8"?>
-<w:endnotes xmlns:wpc="http://schemas.microsoft.com/office/word/2010/wordprocessingCanvas" xmlns:cx="http://schemas.microsoft.com/office/drawing/2014/chartex" xmlns:cx1="http://schemas.microsoft.com/office/drawing/2015/9/8/chartex" xmlns:cx2="http://schemas.microsoft.com/office/drawing/2015/10/21/chartex" xmlns:cx3="http://schemas.microsoft.com/office/drawing/2016/5/9/chartex" xmlns:cx4="http://schemas.microsoft.com/office/drawing/2016/5/10/chartex" xmlns:cx5="http://schemas.microsoft.com/office/drawing/2016/5/11/chartex" xmlns:cx6="http://schemas.microsoft.com/office/drawing/2016/5/12/chartex" xmlns:cx7="http://schemas.microsoft.com/office/drawing/2016/5/13/chartex" xmlns:cx8="http://schemas.microsoft.com/office/drawing/2016/5/14/chartex" xmlns:mc="http://schemas.openxmlformats.org/markup-compatibility/2006" xmlns:aink="http://schemas.microsoft.com/office/drawing/2016/ink" xmlns:am3d="http://schemas.microsoft.com/office/drawing/2017/model3d" xmlns:o="urn:schemas-microsoft-com:office:office" xmlns:r="http://schemas.openxmlformats.org/officeDocument/2006/relationships" xmlns:m="http://schemas.openxmlformats.org/officeDocument/2006/math" xmlns:v="urn:schemas-microsoft-com:vml" xmlns:wp14="http://schemas.microsoft.com/office/word/2010/wordprocessingDrawing" xmlns:wp="http://schemas.openxmlformats.org/drawingml/2006/wordprocessingDrawing" xmlns:w10="urn:schemas-microsoft-com:office:word" xmlns:w="http://schemas.openxmlformats.org/wordprocessingml/2006/main" xmlns:w14="http://schemas.microsoft.com/office/word/2010/wordml" xmlns:w15="http://schemas.microsoft.com/office/word/2012/wordml" xmlns:w16cid="http://schemas.microsoft.com/office/word/2016/wordml/cid" xmlns:w16se="http://schemas.microsoft.com/office/word/2015/wordml/symex" xmlns:wpg="http://schemas.microsoft.com/office/word/2010/wordprocessingGroup" xmlns:wpi="http://schemas.microsoft.com/office/word/2010/wordprocessingInk" xmlns:wne="http://schemas.microsoft.com/office/word/2006/wordml" xmlns:wps="http://schemas.microsoft.com/office/word/2010/wordprocessingShape" mc:Ignorable="w14 w15 w16se w16cid wp14">
+<w:endnotes xmlns:wpc="http://schemas.microsoft.com/office/word/2010/wordprocessingCanvas" xmlns:cx="http://schemas.microsoft.com/office/drawing/2014/chartex" xmlns:cx1="http://schemas.microsoft.com/office/drawing/2015/9/8/chartex" xmlns:cx2="http://schemas.microsoft.com/office/drawing/2015/10/21/chartex" xmlns:cx3="http://schemas.microsoft.com/office/drawing/2016/5/9/chartex" xmlns:cx4="http://schemas.microsoft.com/office/drawing/2016/5/10/chartex" xmlns:cx5="http://schemas.microsoft.com/office/drawing/2016/5/11/chartex" xmlns:cx6="http://schemas.microsoft.com/office/drawing/2016/5/12/chartex" xmlns:cx7="http://schemas.microsoft.com/office/drawing/2016/5/13/chartex" xmlns:cx8="http://schemas.microsoft.com/office/drawing/2016/5/14/chartex" xmlns:mc="http://schemas.openxmlformats.org/markup-compatibility/2006" xmlns:aink="http://schemas.microsoft.com/office/drawing/2016/ink" xmlns:am3d="http://schemas.microsoft.com/office/drawing/2017/model3d" xmlns:o="urn:schemas-microsoft-com:office:office" xmlns:oel="http://schemas.microsoft.com/office/2019/extlst" xmlns:r="http://schemas.openxmlformats.org/officeDocument/2006/relationships" xmlns:m="http://schemas.openxmlformats.org/officeDocument/2006/math" xmlns:v="urn:schemas-microsoft-com:vml" xmlns:wp14="http://schemas.microsoft.com/office/word/2010/wordprocessingDrawing" xmlns:wp="http://schemas.openxmlformats.org/drawingml/2006/wordprocessingDrawing" xmlns:w10="urn:schemas-microsoft-com:office:word" xmlns:w="http://schemas.openxmlformats.org/wordprocessingml/2006/main" xmlns:w14="http://schemas.microsoft.com/office/word/2010/wordml" xmlns:w15="http://schemas.microsoft.com/office/word/2012/wordml" xmlns:w16cex="http://schemas.microsoft.com/office/word/2018/wordml/cex" xmlns:w16cid="http://schemas.microsoft.com/office/word/2016/wordml/cid" xmlns:w16="http://schemas.microsoft.com/office/word/2018/wordml" xmlns:w16du="http://schemas.microsoft.com/office/word/2023/wordml/word16du" xmlns:w16sdtdh="http://schemas.microsoft.com/office/word/2020/wordml/sdtdatahash" xmlns:w16sdtfl="http://schemas.microsoft.com/office/word/2024/wordml/sdtformatlock" xmlns:w16se="http://schemas.microsoft.com/office/word/2015/wordml/symex" xmlns:wpg="http://schemas.microsoft.com/office/word/2010/wordprocessingGroup" xmlns:wpi="http://schemas.microsoft.com/office/word/2010/wordprocessingInk" xmlns:wne="http://schemas.microsoft.com/office/word/2006/wordml" xmlns:wps="http://schemas.microsoft.com/office/word/2010/wordprocessingShape" mc:Ignorable="w14 w15 w16se w16cid w16 w16cex w16sdtdh w16sdtfl w16du wp14">
   <w:endnote w:type="separator" w:id="-1">
     <w:p>
       <w:r>
@@ -5878,7 +5767,7 @@
 </file>
 
 <file path=word/footer1.xml><?xml version="1.0" encoding="utf-8"?>
-<w:ftr xmlns:wpc="http://schemas.microsoft.com/office/word/2010/wordprocessingCanvas" xmlns:cx="http://schemas.microsoft.com/office/drawing/2014/chartex" xmlns:cx1="http://schemas.microsoft.com/office/drawing/2015/9/8/chartex" xmlns:cx2="http://schemas.microsoft.com/office/drawing/2015/10/21/chartex" xmlns:cx3="http://schemas.microsoft.com/office/drawing/2016/5/9/chartex" xmlns:cx4="http://schemas.microsoft.com/office/drawing/2016/5/10/chartex" xmlns:cx5="http://schemas.microsoft.com/office/drawing/2016/5/11/chartex" xmlns:cx6="http://schemas.microsoft.com/office/drawing/2016/5/12/chartex" xmlns:cx7="http://schemas.microsoft.com/office/drawing/2016/5/13/chartex" xmlns:cx8="http://schemas.microsoft.com/office/drawing/2016/5/14/chartex" xmlns:mc="http://schemas.openxmlformats.org/markup-compatibility/2006" xmlns:aink="http://schemas.microsoft.com/office/drawing/2016/ink" xmlns:am3d="http://schemas.microsoft.com/office/drawing/2017/model3d" xmlns:o="urn:schemas-microsoft-com:office:office" xmlns:r="http://schemas.openxmlformats.org/officeDocument/2006/relationships" xmlns:m="http://schemas.openxmlformats.org/officeDocument/2006/math" xmlns:v="urn:schemas-microsoft-com:vml" xmlns:wp14="http://schemas.microsoft.com/office/word/2010/wordprocessingDrawing" xmlns:wp="http://schemas.openxmlformats.org/drawingml/2006/wordprocessingDrawing" xmlns:w10="urn:schemas-microsoft-com:office:word" xmlns:w="http://schemas.openxmlformats.org/wordprocessingml/2006/main" xmlns:w14="http://schemas.microsoft.com/office/word/2010/wordml" xmlns:w15="http://schemas.microsoft.com/office/word/2012/wordml" xmlns:w16cid="http://schemas.microsoft.com/office/word/2016/wordml/cid" xmlns:w16se="http://schemas.microsoft.com/office/word/2015/wordml/symex" xmlns:wpg="http://schemas.microsoft.com/office/word/2010/wordprocessingGroup" xmlns:wpi="http://schemas.microsoft.com/office/word/2010/wordprocessingInk" xmlns:wne="http://schemas.microsoft.com/office/word/2006/wordml" xmlns:wps="http://schemas.microsoft.com/office/word/2010/wordprocessingShape" mc:Ignorable="w14 w15 w16se w16cid wp14">
+<w:ftr xmlns:wpc="http://schemas.microsoft.com/office/word/2010/wordprocessingCanvas" xmlns:cx="http://schemas.microsoft.com/office/drawing/2014/chartex" xmlns:cx1="http://schemas.microsoft.com/office/drawing/2015/9/8/chartex" xmlns:cx2="http://schemas.microsoft.com/office/drawing/2015/10/21/chartex" xmlns:cx3="http://schemas.microsoft.com/office/drawing/2016/5/9/chartex" xmlns:cx4="http://schemas.microsoft.com/office/drawing/2016/5/10/chartex" xmlns:cx5="http://schemas.microsoft.com/office/drawing/2016/5/11/chartex" xmlns:cx6="http://schemas.microsoft.com/office/drawing/2016/5/12/chartex" xmlns:cx7="http://schemas.microsoft.com/office/drawing/2016/5/13/chartex" xmlns:cx8="http://schemas.microsoft.com/office/drawing/2016/5/14/chartex" xmlns:mc="http://schemas.openxmlformats.org/markup-compatibility/2006" xmlns:aink="http://schemas.microsoft.com/office/drawing/2016/ink" xmlns:am3d="http://schemas.microsoft.com/office/drawing/2017/model3d" xmlns:o="urn:schemas-microsoft-com:office:office" xmlns:oel="http://schemas.microsoft.com/office/2019/extlst" xmlns:r="http://schemas.openxmlformats.org/officeDocument/2006/relationships" xmlns:m="http://schemas.openxmlformats.org/officeDocument/2006/math" xmlns:v="urn:schemas-microsoft-com:vml" xmlns:wp14="http://schemas.microsoft.com/office/word/2010/wordprocessingDrawing" xmlns:wp="http://schemas.openxmlformats.org/drawingml/2006/wordprocessingDrawing" xmlns:w10="urn:schemas-microsoft-com:office:word" xmlns:w="http://schemas.openxmlformats.org/wordprocessingml/2006/main" xmlns:w14="http://schemas.microsoft.com/office/word/2010/wordml" xmlns:w15="http://schemas.microsoft.com/office/word/2012/wordml" xmlns:w16cex="http://schemas.microsoft.com/office/word/2018/wordml/cex" xmlns:w16cid="http://schemas.microsoft.com/office/word/2016/wordml/cid" xmlns:w16="http://schemas.microsoft.com/office/word/2018/wordml" xmlns:w16du="http://schemas.microsoft.com/office/word/2023/wordml/word16du" xmlns:w16sdtdh="http://schemas.microsoft.com/office/word/2020/wordml/sdtdatahash" xmlns:w16sdtfl="http://schemas.microsoft.com/office/word/2024/wordml/sdtformatlock" xmlns:w16se="http://schemas.microsoft.com/office/word/2015/wordml/symex" xmlns:wpg="http://schemas.microsoft.com/office/word/2010/wordprocessingGroup" xmlns:wpi="http://schemas.microsoft.com/office/word/2010/wordprocessingInk" xmlns:wne="http://schemas.microsoft.com/office/word/2006/wordml" xmlns:wps="http://schemas.microsoft.com/office/word/2010/wordprocessingShape" mc:Ignorable="w14 w15 w16se w16cid w16 w16cex w16sdtdh w16sdtfl w16du wp14">
   <w:p>
     <w:pPr>
       <w:pStyle w:val="Footer"/>
@@ -5896,7 +5785,7 @@
 </file>
 
 <file path=word/footnotes.xml><?xml version="1.0" encoding="utf-8"?>
-<w:footnotes xmlns:wpc="http://schemas.microsoft.com/office/word/2010/wordprocessingCanvas" xmlns:cx="http://schemas.microsoft.com/office/drawing/2014/chartex" xmlns:cx1="http://schemas.microsoft.com/office/drawing/2015/9/8/chartex" xmlns:cx2="http://schemas.microsoft.com/office/drawing/2015/10/21/chartex" xmlns:cx3="http://schemas.microsoft.com/office/drawing/2016/5/9/chartex" xmlns:cx4="http://schemas.microsoft.com/office/drawing/2016/5/10/chartex" xmlns:cx5="http://schemas.microsoft.com/office/drawing/2016/5/11/chartex" xmlns:cx6="http://schemas.microsoft.com/office/drawing/2016/5/12/chartex" xmlns:cx7="http://schemas.microsoft.com/office/drawing/2016/5/13/chartex" xmlns:cx8="http://schemas.microsoft.com/office/drawing/2016/5/14/chartex" xmlns:mc="http://schemas.openxmlformats.org/markup-compatibility/2006" xmlns:aink="http://schemas.microsoft.com/office/drawing/2016/ink" xmlns:am3d="http://schemas.microsoft.com/office/drawing/2017/model3d" xmlns:o="urn:schemas-microsoft-com:office:office" xmlns:r="http://schemas.openxmlformats.org/officeDocument/2006/relationships" xmlns:m="http://schemas.openxmlformats.org/officeDocument/2006/math" xmlns:v="urn:schemas-microsoft-com:vml" xmlns:wp14="http://schemas.microsoft.com/office/word/2010/wordprocessingDrawing" xmlns:wp="http://schemas.openxmlformats.org/drawingml/2006/wordprocessingDrawing" xmlns:w10="urn:schemas-microsoft-com:office:word" xmlns:w="http://schemas.openxmlformats.org/wordprocessingml/2006/main" xmlns:w14="http://schemas.microsoft.com/office/word/2010/wordml" xmlns:w15="http://schemas.microsoft.com/office/word/2012/wordml" xmlns:w16cid="http://schemas.microsoft.com/office/word/2016/wordml/cid" xmlns:w16se="http://schemas.microsoft.com/office/word/2015/wordml/symex" xmlns:wpg="http://schemas.microsoft.com/office/word/2010/wordprocessingGroup" xmlns:wpi="http://schemas.microsoft.com/office/word/2010/wordprocessingInk" xmlns:wne="http://schemas.microsoft.com/office/word/2006/wordml" xmlns:wps="http://schemas.microsoft.com/office/word/2010/wordprocessingShape" mc:Ignorable="w14 w15 w16se w16cid wp14">
+<w:footnotes xmlns:wpc="http://schemas.microsoft.com/office/word/2010/wordprocessingCanvas" xmlns:cx="http://schemas.microsoft.com/office/drawing/2014/chartex" xmlns:cx1="http://schemas.microsoft.com/office/drawing/2015/9/8/chartex" xmlns:cx2="http://schemas.microsoft.com/office/drawing/2015/10/21/chartex" xmlns:cx3="http://schemas.microsoft.com/office/drawing/2016/5/9/chartex" xmlns:cx4="http://schemas.microsoft.com/office/drawing/2016/5/10/chartex" xmlns:cx5="http://schemas.microsoft.com/office/drawing/2016/5/11/chartex" xmlns:cx6="http://schemas.microsoft.com/office/drawing/2016/5/12/chartex" xmlns:cx7="http://schemas.microsoft.com/office/drawing/2016/5/13/chartex" xmlns:cx8="http://schemas.microsoft.com/office/drawing/2016/5/14/chartex" xmlns:mc="http://schemas.openxmlformats.org/markup-compatibility/2006" xmlns:aink="http://schemas.microsoft.com/office/drawing/2016/ink" xmlns:am3d="http://schemas.microsoft.com/office/drawing/2017/model3d" xmlns:o="urn:schemas-microsoft-com:office:office" xmlns:oel="http://schemas.microsoft.com/office/2019/extlst" xmlns:r="http://schemas.openxmlformats.org/officeDocument/2006/relationships" xmlns:m="http://schemas.openxmlformats.org/officeDocument/2006/math" xmlns:v="urn:schemas-microsoft-com:vml" xmlns:wp14="http://schemas.microsoft.com/office/word/2010/wordprocessingDrawing" xmlns:wp="http://schemas.openxmlformats.org/drawingml/2006/wordprocessingDrawing" xmlns:w10="urn:schemas-microsoft-com:office:word" xmlns:w="http://schemas.openxmlformats.org/wordprocessingml/2006/main" xmlns:w14="http://schemas.microsoft.com/office/word/2010/wordml" xmlns:w15="http://schemas.microsoft.com/office/word/2012/wordml" xmlns:w16cex="http://schemas.microsoft.com/office/word/2018/wordml/cex" xmlns:w16cid="http://schemas.microsoft.com/office/word/2016/wordml/cid" xmlns:w16="http://schemas.microsoft.com/office/word/2018/wordml" xmlns:w16du="http://schemas.microsoft.com/office/word/2023/wordml/word16du" xmlns:w16sdtdh="http://schemas.microsoft.com/office/word/2020/wordml/sdtdatahash" xmlns:w16sdtfl="http://schemas.microsoft.com/office/word/2024/wordml/sdtformatlock" xmlns:w16se="http://schemas.microsoft.com/office/word/2015/wordml/symex" xmlns:wpg="http://schemas.microsoft.com/office/word/2010/wordprocessingGroup" xmlns:wpi="http://schemas.microsoft.com/office/word/2010/wordprocessingInk" xmlns:wne="http://schemas.microsoft.com/office/word/2006/wordml" xmlns:wps="http://schemas.microsoft.com/office/word/2010/wordprocessingShape" mc:Ignorable="w14 w15 w16se w16cid w16 w16cex w16sdtdh w16sdtfl w16du wp14">
   <w:footnote w:type="separator" w:id="-1">
     <w:p>
       <w:r>
@@ -5915,7 +5804,7 @@
 </file>
 
 <file path=word/header1.xml><?xml version="1.0" encoding="utf-8"?>
-<w:hdr xmlns:wpc="http://schemas.microsoft.com/office/word/2010/wordprocessingCanvas" xmlns:cx="http://schemas.microsoft.com/office/drawing/2014/chartex" xmlns:cx1="http://schemas.microsoft.com/office/drawing/2015/9/8/chartex" xmlns:cx2="http://schemas.microsoft.com/office/drawing/2015/10/21/chartex" xmlns:cx3="http://schemas.microsoft.com/office/drawing/2016/5/9/chartex" xmlns:cx4="http://schemas.microsoft.com/office/drawing/2016/5/10/chartex" xmlns:cx5="http://schemas.microsoft.com/office/drawing/2016/5/11/chartex" xmlns:cx6="http://schemas.microsoft.com/office/drawing/2016/5/12/chartex" xmlns:cx7="http://schemas.microsoft.com/office/drawing/2016/5/13/chartex" xmlns:cx8="http://schemas.microsoft.com/office/drawing/2016/5/14/chartex" xmlns:mc="http://schemas.openxmlformats.org/markup-compatibility/2006" xmlns:aink="http://schemas.microsoft.com/office/drawing/2016/ink" xmlns:am3d="http://schemas.microsoft.com/office/drawing/2017/model3d" xmlns:o="urn:schemas-microsoft-com:office:office" xmlns:r="http://schemas.openxmlformats.org/officeDocument/2006/relationships" xmlns:m="http://schemas.openxmlformats.org/officeDocument/2006/math" xmlns:v="urn:schemas-microsoft-com:vml" xmlns:wp14="http://schemas.microsoft.com/office/word/2010/wordprocessingDrawing" xmlns:wp="http://schemas.openxmlformats.org/drawingml/2006/wordprocessingDrawing" xmlns:w10="urn:schemas-microsoft-com:office:word" xmlns:w="http://schemas.openxmlformats.org/wordprocessingml/2006/main" xmlns:w14="http://schemas.microsoft.com/office/word/2010/wordml" xmlns:w15="http://schemas.microsoft.com/office/word/2012/wordml" xmlns:w16cid="http://schemas.microsoft.com/office/word/2016/wordml/cid" xmlns:w16se="http://schemas.microsoft.com/office/word/2015/wordml/symex" xmlns:wpg="http://schemas.microsoft.com/office/word/2010/wordprocessingGroup" xmlns:wpi="http://schemas.microsoft.com/office/word/2010/wordprocessingInk" xmlns:wne="http://schemas.microsoft.com/office/word/2006/wordml" xmlns:wps="http://schemas.microsoft.com/office/word/2010/wordprocessingShape" mc:Ignorable="w14 w15 w16se w16cid wp14">
+<w:hdr xmlns:wpc="http://schemas.microsoft.com/office/word/2010/wordprocessingCanvas" xmlns:cx="http://schemas.microsoft.com/office/drawing/2014/chartex" xmlns:cx1="http://schemas.microsoft.com/office/drawing/2015/9/8/chartex" xmlns:cx2="http://schemas.microsoft.com/office/drawing/2015/10/21/chartex" xmlns:cx3="http://schemas.microsoft.com/office/drawing/2016/5/9/chartex" xmlns:cx4="http://schemas.microsoft.com/office/drawing/2016/5/10/chartex" xmlns:cx5="http://schemas.microsoft.com/office/drawing/2016/5/11/chartex" xmlns:cx6="http://schemas.microsoft.com/office/drawing/2016/5/12/chartex" xmlns:cx7="http://schemas.microsoft.com/office/drawing/2016/5/13/chartex" xmlns:cx8="http://schemas.microsoft.com/office/drawing/2016/5/14/chartex" xmlns:mc="http://schemas.openxmlformats.org/markup-compatibility/2006" xmlns:aink="http://schemas.microsoft.com/office/drawing/2016/ink" xmlns:am3d="http://schemas.microsoft.com/office/drawing/2017/model3d" xmlns:o="urn:schemas-microsoft-com:office:office" xmlns:oel="http://schemas.microsoft.com/office/2019/extlst" xmlns:r="http://schemas.openxmlformats.org/officeDocument/2006/relationships" xmlns:m="http://schemas.openxmlformats.org/officeDocument/2006/math" xmlns:v="urn:schemas-microsoft-com:vml" xmlns:wp14="http://schemas.microsoft.com/office/word/2010/wordprocessingDrawing" xmlns:wp="http://schemas.openxmlformats.org/drawingml/2006/wordprocessingDrawing" xmlns:w10="urn:schemas-microsoft-com:office:word" xmlns:w="http://schemas.openxmlformats.org/wordprocessingml/2006/main" xmlns:w14="http://schemas.microsoft.com/office/word/2010/wordml" xmlns:w15="http://schemas.microsoft.com/office/word/2012/wordml" xmlns:w16cex="http://schemas.microsoft.com/office/word/2018/wordml/cex" xmlns:w16cid="http://schemas.microsoft.com/office/word/2016/wordml/cid" xmlns:w16="http://schemas.microsoft.com/office/word/2018/wordml" xmlns:w16du="http://schemas.microsoft.com/office/word/2023/wordml/word16du" xmlns:w16sdtdh="http://schemas.microsoft.com/office/word/2020/wordml/sdtdatahash" xmlns:w16sdtfl="http://schemas.microsoft.com/office/word/2024/wordml/sdtformatlock" xmlns:w16se="http://schemas.microsoft.com/office/word/2015/wordml/symex" xmlns:wpg="http://schemas.microsoft.com/office/word/2010/wordprocessingGroup" xmlns:wpi="http://schemas.microsoft.com/office/word/2010/wordprocessingInk" xmlns:wne="http://schemas.microsoft.com/office/word/2006/wordml" xmlns:wps="http://schemas.microsoft.com/office/word/2010/wordprocessingShape" mc:Ignorable="w14 w15 w16se w16cid w16 w16cex w16sdtdh w16sdtfl w16du wp14">
   <w:p>
     <w:pPr>
       <w:pStyle w:val="Header"/>
@@ -6338,7 +6227,7 @@
 </file>
 
 <file path=word/numbering.xml><?xml version="1.0" encoding="utf-8"?>
-<w:numbering xmlns:wpc="http://schemas.microsoft.com/office/word/2010/wordprocessingCanvas" xmlns:cx="http://schemas.microsoft.com/office/drawing/2014/chartex" xmlns:cx1="http://schemas.microsoft.com/office/drawing/2015/9/8/chartex" xmlns:cx2="http://schemas.microsoft.com/office/drawing/2015/10/21/chartex" xmlns:cx3="http://schemas.microsoft.com/office/drawing/2016/5/9/chartex" xmlns:cx4="http://schemas.microsoft.com/office/drawing/2016/5/10/chartex" xmlns:cx5="http://schemas.microsoft.com/office/drawing/2016/5/11/chartex" xmlns:cx6="http://schemas.microsoft.com/office/drawing/2016/5/12/chartex" xmlns:cx7="http://schemas.microsoft.com/office/drawing/2016/5/13/chartex" xmlns:cx8="http://schemas.microsoft.com/office/drawing/2016/5/14/chartex" xmlns:mc="http://schemas.openxmlformats.org/markup-compatibility/2006" xmlns:aink="http://schemas.microsoft.com/office/drawing/2016/ink" xmlns:am3d="http://schemas.microsoft.com/office/drawing/2017/model3d" xmlns:o="urn:schemas-microsoft-com:office:office" xmlns:r="http://schemas.openxmlformats.org/officeDocument/2006/relationships" xmlns:m="http://schemas.openxmlformats.org/officeDocument/2006/math" xmlns:v="urn:schemas-microsoft-com:vml" xmlns:wp14="http://schemas.microsoft.com/office/word/2010/wordprocessingDrawing" xmlns:wp="http://schemas.openxmlformats.org/drawingml/2006/wordprocessingDrawing" xmlns:w10="urn:schemas-microsoft-com:office:word" xmlns:w="http://schemas.openxmlformats.org/wordprocessingml/2006/main" xmlns:w14="http://schemas.microsoft.com/office/word/2010/wordml" xmlns:w15="http://schemas.microsoft.com/office/word/2012/wordml" xmlns:w16cid="http://schemas.microsoft.com/office/word/2016/wordml/cid" xmlns:w16se="http://schemas.microsoft.com/office/word/2015/wordml/symex" xmlns:wpg="http://schemas.microsoft.com/office/word/2010/wordprocessingGroup" xmlns:wpi="http://schemas.microsoft.com/office/word/2010/wordprocessingInk" xmlns:wne="http://schemas.microsoft.com/office/word/2006/wordml" xmlns:wps="http://schemas.microsoft.com/office/word/2010/wordprocessingShape" mc:Ignorable="w14 w15 w16se w16cid wp14">
+<w:numbering xmlns:wpc="http://schemas.microsoft.com/office/word/2010/wordprocessingCanvas" xmlns:cx="http://schemas.microsoft.com/office/drawing/2014/chartex" xmlns:cx1="http://schemas.microsoft.com/office/drawing/2015/9/8/chartex" xmlns:cx2="http://schemas.microsoft.com/office/drawing/2015/10/21/chartex" xmlns:cx3="http://schemas.microsoft.com/office/drawing/2016/5/9/chartex" xmlns:cx4="http://schemas.microsoft.com/office/drawing/2016/5/10/chartex" xmlns:cx5="http://schemas.microsoft.com/office/drawing/2016/5/11/chartex" xmlns:cx6="http://schemas.microsoft.com/office/drawing/2016/5/12/chartex" xmlns:cx7="http://schemas.microsoft.com/office/drawing/2016/5/13/chartex" xmlns:cx8="http://schemas.microsoft.com/office/drawing/2016/5/14/chartex" xmlns:mc="http://schemas.openxmlformats.org/markup-compatibility/2006" xmlns:aink="http://schemas.microsoft.com/office/drawing/2016/ink" xmlns:am3d="http://schemas.microsoft.com/office/drawing/2017/model3d" xmlns:o="urn:schemas-microsoft-com:office:office" xmlns:oel="http://schemas.microsoft.com/office/2019/extlst" xmlns:r="http://schemas.openxmlformats.org/officeDocument/2006/relationships" xmlns:m="http://schemas.openxmlformats.org/officeDocument/2006/math" xmlns:v="urn:schemas-microsoft-com:vml" xmlns:wp14="http://schemas.microsoft.com/office/word/2010/wordprocessingDrawing" xmlns:wp="http://schemas.openxmlformats.org/drawingml/2006/wordprocessingDrawing" xmlns:w10="urn:schemas-microsoft-com:office:word" xmlns:w="http://schemas.openxmlformats.org/wordprocessingml/2006/main" xmlns:w14="http://schemas.microsoft.com/office/word/2010/wordml" xmlns:w15="http://schemas.microsoft.com/office/word/2012/wordml" xmlns:w16cex="http://schemas.microsoft.com/office/word/2018/wordml/cex" xmlns:w16cid="http://schemas.microsoft.com/office/word/2016/wordml/cid" xmlns:w16="http://schemas.microsoft.com/office/word/2018/wordml" xmlns:w16du="http://schemas.microsoft.com/office/word/2023/wordml/word16du" xmlns:w16sdtdh="http://schemas.microsoft.com/office/word/2020/wordml/sdtdatahash" xmlns:w16sdtfl="http://schemas.microsoft.com/office/word/2024/wordml/sdtformatlock" xmlns:w16se="http://schemas.microsoft.com/office/word/2015/wordml/symex" xmlns:wpg="http://schemas.microsoft.com/office/word/2010/wordprocessingGroup" xmlns:wpi="http://schemas.microsoft.com/office/word/2010/wordprocessingInk" xmlns:wne="http://schemas.microsoft.com/office/word/2006/wordml" xmlns:wps="http://schemas.microsoft.com/office/word/2010/wordprocessingShape" mc:Ignorable="w14 w15 w16se w16cid w16 w16cex w16sdtdh w16sdtfl w16du wp14">
   <w:abstractNum w:abstractNumId="0" w15:restartNumberingAfterBreak="0">
     <w:nsid w:val="07600B59"/>
     <w:multiLevelType w:val="hybridMultilevel"/>
@@ -7559,44 +7448,44 @@
       </w:rPr>
     </w:lvl>
   </w:abstractNum>
-  <w:num w:numId="1">
+  <w:num w:numId="1" w16cid:durableId="1131216982">
     <w:abstractNumId w:val="5"/>
   </w:num>
-  <w:num w:numId="2">
+  <w:num w:numId="2" w16cid:durableId="1913155143">
     <w:abstractNumId w:val="2"/>
   </w:num>
-  <w:num w:numId="3">
+  <w:num w:numId="3" w16cid:durableId="1179543092">
     <w:abstractNumId w:val="9"/>
   </w:num>
-  <w:num w:numId="4">
+  <w:num w:numId="4" w16cid:durableId="1807772592">
     <w:abstractNumId w:val="8"/>
   </w:num>
-  <w:num w:numId="5">
+  <w:num w:numId="5" w16cid:durableId="1507132382">
     <w:abstractNumId w:val="0"/>
   </w:num>
-  <w:num w:numId="6">
+  <w:num w:numId="6" w16cid:durableId="2048021041">
     <w:abstractNumId w:val="3"/>
   </w:num>
-  <w:num w:numId="7">
+  <w:num w:numId="7" w16cid:durableId="1067220315">
     <w:abstractNumId w:val="10"/>
   </w:num>
-  <w:num w:numId="8">
+  <w:num w:numId="8" w16cid:durableId="1766800053">
     <w:abstractNumId w:val="6"/>
   </w:num>
-  <w:num w:numId="9">
+  <w:num w:numId="9" w16cid:durableId="341395978">
     <w:abstractNumId w:val="4"/>
   </w:num>
-  <w:num w:numId="10">
+  <w:num w:numId="10" w16cid:durableId="1346706014">
     <w:abstractNumId w:val="7"/>
   </w:num>
-  <w:num w:numId="11">
+  <w:num w:numId="11" w16cid:durableId="1530223649">
     <w:abstractNumId w:val="1"/>
   </w:num>
 </w:numbering>
 </file>
 
 <file path=word/styles.xml><?xml version="1.0" encoding="utf-8"?>
-<w:styles xmlns:mc="http://schemas.openxmlformats.org/markup-compatibility/2006" xmlns:r="http://schemas.openxmlformats.org/officeDocument/2006/relationships" xmlns:w="http://schemas.openxmlformats.org/wordprocessingml/2006/main" xmlns:w14="http://schemas.microsoft.com/office/word/2010/wordml" xmlns:w15="http://schemas.microsoft.com/office/word/2012/wordml" xmlns:w16cid="http://schemas.microsoft.com/office/word/2016/wordml/cid" xmlns:w16se="http://schemas.microsoft.com/office/word/2015/wordml/symex" mc:Ignorable="w14 w15 w16se w16cid">
+<w:styles xmlns:mc="http://schemas.openxmlformats.org/markup-compatibility/2006" xmlns:r="http://schemas.openxmlformats.org/officeDocument/2006/relationships" xmlns:w="http://schemas.openxmlformats.org/wordprocessingml/2006/main" xmlns:w14="http://schemas.microsoft.com/office/word/2010/wordml" xmlns:w15="http://schemas.microsoft.com/office/word/2012/wordml" xmlns:w16cex="http://schemas.microsoft.com/office/word/2018/wordml/cex" xmlns:w16cid="http://schemas.microsoft.com/office/word/2016/wordml/cid" xmlns:w16="http://schemas.microsoft.com/office/word/2018/wordml" xmlns:w16du="http://schemas.microsoft.com/office/word/2023/wordml/word16du" xmlns:w16sdtdh="http://schemas.microsoft.com/office/word/2020/wordml/sdtdatahash" xmlns:w16sdtfl="http://schemas.microsoft.com/office/word/2024/wordml/sdtformatlock" xmlns:w16se="http://schemas.microsoft.com/office/word/2015/wordml/symex" mc:Ignorable="w14 w15 w16se w16cid w16 w16cex w16sdtdh w16sdtfl w16du">
   <w:docDefaults>
     <w:rPrDefault>
       <w:rPr>
@@ -7608,7 +7497,7 @@
     </w:rPrDefault>
     <w:pPrDefault/>
   </w:docDefaults>
-  <w:latentStyles w:defLockedState="0" w:defUIPriority="99" w:defSemiHidden="0" w:defUnhideWhenUsed="0" w:defQFormat="0" w:count="375">
+  <w:latentStyles w:defLockedState="0" w:defUIPriority="99" w:defSemiHidden="0" w:defUnhideWhenUsed="0" w:defQFormat="0" w:count="376">
     <w:lsdException w:name="Normal" w:uiPriority="0" w:qFormat="1"/>
     <w:lsdException w:name="heading 1" w:uiPriority="9" w:qFormat="1"/>
     <w:lsdException w:name="heading 2" w:semiHidden="1" w:uiPriority="9" w:unhideWhenUsed="1" w:qFormat="1"/>
@@ -7984,6 +7873,7 @@
     <w:lsdException w:name="Smart Hyperlink" w:semiHidden="1" w:unhideWhenUsed="1"/>
     <w:lsdException w:name="Hashtag" w:semiHidden="1" w:unhideWhenUsed="1"/>
     <w:lsdException w:name="Unresolved Mention" w:semiHidden="1" w:unhideWhenUsed="1"/>
+    <w:lsdException w:name="Smart Link" w:semiHidden="1" w:unhideWhenUsed="1"/>
   </w:latentStyles>
   <w:style w:type="paragraph" w:default="1" w:styleId="Normal">
     <w:name w:val="Normal"/>

--- a/Documentation/The Ripple Effect - SYSTEM REQUIREMENTS.docx
+++ b/Documentation/The Ripple Effect - SYSTEM REQUIREMENTS.docx
@@ -1994,25 +1994,7 @@
           <w:sz w:val="23"/>
           <w:szCs w:val="23"/>
         </w:rPr>
-        <w:t xml:space="preserve">The scope must provide a </w:t>
-      </w:r>
-      <w:proofErr w:type="gramStart"/>
-      <w:r>
-        <w:rPr>
-          <w:color w:val="2E74B5" w:themeColor="accent5" w:themeShade="BF"/>
-          <w:sz w:val="23"/>
-          <w:szCs w:val="23"/>
-        </w:rPr>
-        <w:t>high level</w:t>
-      </w:r>
-      <w:proofErr w:type="gramEnd"/>
-      <w:r>
-        <w:rPr>
-          <w:color w:val="2E74B5" w:themeColor="accent5" w:themeShade="BF"/>
-          <w:sz w:val="23"/>
-          <w:szCs w:val="23"/>
-        </w:rPr>
-        <w:t xml:space="preserve"> view of data requirements.  This should include a discussion on the information, functional and communication scope of the intended system.  The scope of a project is very important as it sets the expectations of the project.  Be realistic when setting your scope.</w:t>
+        <w:t>The scope must provide a high level view of data requirements.  This should include a discussion on the information, functional and communication scope of the intended system.  The scope of a project is very important as it sets the expectations of the project.  Be realistic when setting your scope.</w:t>
       </w:r>
     </w:p>
     <w:p>
@@ -2343,28 +2325,20 @@
         <w:rPr>
           <w:highlight w:val="yellow"/>
         </w:rPr>
-        <w:t>(wats the word D</w:t>
-      </w:r>
-      <w:proofErr w:type="gramStart"/>
+        <w:t>(wats the word D:</w:t>
+      </w:r>
       <w:r>
         <w:rPr>
           <w:highlight w:val="yellow"/>
         </w:rPr>
-        <w:t>:</w:t>
+        <w:t xml:space="preserve"> </w:t>
       </w:r>
       <w:r>
         <w:rPr>
           <w:highlight w:val="yellow"/>
         </w:rPr>
-        <w:t xml:space="preserve"> </w:t>
-      </w:r>
-      <w:r>
-        <w:rPr>
-          <w:highlight w:val="yellow"/>
-        </w:rPr>
         <w:t>)</w:t>
       </w:r>
-      <w:proofErr w:type="gramEnd"/>
       <w:r>
         <w:t xml:space="preserve"> </w:t>
       </w:r>
@@ -2684,23 +2658,7 @@
           <w:color w:val="2E74B5" w:themeColor="accent5" w:themeShade="BF"/>
           <w:lang w:val="en-US"/>
         </w:rPr>
-        <w:t xml:space="preserve">State which hardware and software tools will be used both in developing the application and in its use, </w:t>
-      </w:r>
-      <w:proofErr w:type="spellStart"/>
-      <w:r>
-        <w:rPr>
-          <w:color w:val="2E74B5" w:themeColor="accent5" w:themeShade="BF"/>
-          <w:lang w:val="en-US"/>
-        </w:rPr>
-        <w:t>e.g</w:t>
-      </w:r>
-      <w:proofErr w:type="spellEnd"/>
-      <w:r>
-        <w:rPr>
-          <w:color w:val="2E74B5" w:themeColor="accent5" w:themeShade="BF"/>
-          <w:lang w:val="en-US"/>
-        </w:rPr>
-        <w:t>:</w:t>
+        <w:t>State which hardware and software tools will be used both in developing the application and in its use, e.g:</w:t>
       </w:r>
     </w:p>
     <w:p>
@@ -2815,23 +2773,7 @@
           <w:color w:val="2E74B5" w:themeColor="accent5" w:themeShade="BF"/>
           <w:lang w:val="en-US"/>
         </w:rPr>
-        <w:t xml:space="preserve">The mobile application will use </w:t>
-      </w:r>
-      <w:proofErr w:type="spellStart"/>
-      <w:r>
-        <w:rPr>
-          <w:color w:val="2E74B5" w:themeColor="accent5" w:themeShade="BF"/>
-          <w:lang w:val="en-US"/>
-        </w:rPr>
-        <w:t>Sqlite</w:t>
-      </w:r>
-      <w:proofErr w:type="spellEnd"/>
-      <w:r>
-        <w:rPr>
-          <w:color w:val="2E74B5" w:themeColor="accent5" w:themeShade="BF"/>
-          <w:lang w:val="en-US"/>
-        </w:rPr>
-        <w:t xml:space="preserve"> as its local storage medium.</w:t>
+        <w:t>The mobile application will use Sqlite as its local storage medium.</w:t>
       </w:r>
     </w:p>
     <w:p>
@@ -4044,11 +3986,9 @@
       <w:r>
         <w:t xml:space="preserve"> The downloadable .</w:t>
       </w:r>
-      <w:proofErr w:type="spellStart"/>
       <w:r>
         <w:t>apk</w:t>
       </w:r>
-      <w:proofErr w:type="spellEnd"/>
       <w:r>
         <w:t xml:space="preserve"> file will be approximately 50MB in size but it will require additional storage for cached data from Firebase </w:t>
       </w:r>
@@ -4166,28 +4106,6 @@
     </w:p>
     <w:p>
       <w:pPr>
-        <w:rPr>
-          <w:color w:val="2E74B5" w:themeColor="accent5" w:themeShade="BF"/>
-          <w:lang w:val="en-US"/>
-        </w:rPr>
-      </w:pPr>
-      <w:r>
-        <w:rPr>
-          <w:color w:val="2E74B5" w:themeColor="accent5" w:themeShade="BF"/>
-          <w:lang w:val="en-US"/>
-        </w:rPr>
-        <w:t>In this section, discuss any constraints that there might be on the system development and / or deployment process.  This can include things such as security, interface and performance constraints.</w:t>
-      </w:r>
-    </w:p>
-    <w:p>
-      <w:pPr>
-        <w:rPr>
-          <w:lang w:val="en-US"/>
-        </w:rPr>
-      </w:pPr>
-    </w:p>
-    <w:p>
-      <w:pPr>
         <w:pStyle w:val="Heading2"/>
         <w:rPr>
           <w:sz w:val="28"/>
@@ -4386,7 +4304,6 @@
           <w:color w:val="2E74B5" w:themeColor="accent5" w:themeShade="BF"/>
           <w:lang w:val="en-US"/>
         </w:rPr>
-        <w:lastRenderedPageBreak/>
         <w:t>The mobile interface needs to be user-friendly as it may be used by health care workers who are not technically savvy.  The web interface should be responsive so that users have the choice to view the pages on a desktop, tablet or phone.</w:t>
       </w:r>
     </w:p>
@@ -4440,6 +4357,7 @@
           <w:color w:val="2E74B5" w:themeColor="accent5" w:themeShade="BF"/>
           <w:lang w:val="en-US"/>
         </w:rPr>
+        <w:lastRenderedPageBreak/>
         <w:t>The system should be optimized to ensure that searches through the web interface are fast and efficient.  The mobile application should be optimized for use on low end mobile devices with low memory capacity and older processors.</w:t>
       </w:r>
     </w:p>
@@ -4708,78 +4626,85 @@
           <w:color w:val="2E74B5" w:themeColor="accent5" w:themeShade="BF"/>
           <w:lang w:val="en-US"/>
         </w:rPr>
+        <w:t xml:space="preserve">This section should present </w:t>
+      </w:r>
+      <w:r>
+        <w:rPr>
+          <w:color w:val="2E74B5" w:themeColor="accent5" w:themeShade="BF"/>
+          <w:lang w:val="en-US"/>
+        </w:rPr>
+        <w:t>your (planned)</w:t>
+      </w:r>
+      <w:r>
+        <w:rPr>
+          <w:color w:val="2E74B5" w:themeColor="accent5" w:themeShade="BF"/>
+          <w:lang w:val="en-US"/>
+        </w:rPr>
+        <w:t xml:space="preserve"> UML </w:t>
+      </w:r>
+      <w:r>
+        <w:rPr>
+          <w:color w:val="2E74B5" w:themeColor="accent5" w:themeShade="BF"/>
+          <w:lang w:val="en-US"/>
+        </w:rPr>
+        <w:t>c</w:t>
+      </w:r>
+      <w:r>
+        <w:rPr>
+          <w:color w:val="2E74B5" w:themeColor="accent5" w:themeShade="BF"/>
+          <w:lang w:val="en-US"/>
+        </w:rPr>
+        <w:t xml:space="preserve">lass </w:t>
+      </w:r>
+      <w:r>
+        <w:rPr>
+          <w:color w:val="2E74B5" w:themeColor="accent5" w:themeShade="BF"/>
+          <w:lang w:val="en-US"/>
+        </w:rPr>
+        <w:t>m</w:t>
+      </w:r>
+      <w:r>
+        <w:rPr>
+          <w:color w:val="2E74B5" w:themeColor="accent5" w:themeShade="BF"/>
+          <w:lang w:val="en-US"/>
+        </w:rPr>
+        <w:t>odel.  If you have not yet started your system development, you may draw the diagram using a stand-alone tool, such as Visio.  Alternatively, if you have already started development</w:t>
+      </w:r>
+      <w:r>
+        <w:rPr>
+          <w:color w:val="2E74B5" w:themeColor="accent5" w:themeShade="BF"/>
+          <w:lang w:val="en-US"/>
+        </w:rPr>
+        <w:t>,</w:t>
+      </w:r>
+      <w:r>
+        <w:rPr>
+          <w:color w:val="2E74B5" w:themeColor="accent5" w:themeShade="BF"/>
+          <w:lang w:val="en-US"/>
+        </w:rPr>
+        <w:t xml:space="preserve"> you may use the class diagram created for you by tools such as Visual Studio.</w:t>
+      </w:r>
+      <w:r>
+        <w:rPr>
+          <w:color w:val="2E74B5" w:themeColor="accent5" w:themeShade="BF"/>
+          <w:lang w:val="en-US"/>
+        </w:rPr>
+        <w:t xml:space="preserve">  This does not need to be the final version of your UML class model</w:t>
+      </w:r>
+      <w:r>
+        <w:rPr>
+          <w:color w:val="2E74B5" w:themeColor="accent5" w:themeShade="BF"/>
+          <w:lang w:val="en-US"/>
+        </w:rPr>
+        <w:t xml:space="preserve"> as you’ll be able to update the diagram in your final, combined report at the end </w:t>
+      </w:r>
+      <w:r>
+        <w:rPr>
+          <w:color w:val="2E74B5" w:themeColor="accent5" w:themeShade="BF"/>
+          <w:lang w:val="en-US"/>
+        </w:rPr>
         <w:lastRenderedPageBreak/>
-        <w:t xml:space="preserve">This section should present </w:t>
-      </w:r>
-      <w:r>
-        <w:rPr>
-          <w:color w:val="2E74B5" w:themeColor="accent5" w:themeShade="BF"/>
-          <w:lang w:val="en-US"/>
-        </w:rPr>
-        <w:t>your (planned)</w:t>
-      </w:r>
-      <w:r>
-        <w:rPr>
-          <w:color w:val="2E74B5" w:themeColor="accent5" w:themeShade="BF"/>
-          <w:lang w:val="en-US"/>
-        </w:rPr>
-        <w:t xml:space="preserve"> UML </w:t>
-      </w:r>
-      <w:r>
-        <w:rPr>
-          <w:color w:val="2E74B5" w:themeColor="accent5" w:themeShade="BF"/>
-          <w:lang w:val="en-US"/>
-        </w:rPr>
-        <w:t>c</w:t>
-      </w:r>
-      <w:r>
-        <w:rPr>
-          <w:color w:val="2E74B5" w:themeColor="accent5" w:themeShade="BF"/>
-          <w:lang w:val="en-US"/>
-        </w:rPr>
-        <w:t xml:space="preserve">lass </w:t>
-      </w:r>
-      <w:r>
-        <w:rPr>
-          <w:color w:val="2E74B5" w:themeColor="accent5" w:themeShade="BF"/>
-          <w:lang w:val="en-US"/>
-        </w:rPr>
-        <w:t>m</w:t>
-      </w:r>
-      <w:r>
-        <w:rPr>
-          <w:color w:val="2E74B5" w:themeColor="accent5" w:themeShade="BF"/>
-          <w:lang w:val="en-US"/>
-        </w:rPr>
-        <w:t>odel.  If you have not yet started your system development, you may draw the diagram using a stand-alone tool, such as Visio.  Alternatively, if you have already started development</w:t>
-      </w:r>
-      <w:r>
-        <w:rPr>
-          <w:color w:val="2E74B5" w:themeColor="accent5" w:themeShade="BF"/>
-          <w:lang w:val="en-US"/>
-        </w:rPr>
-        <w:t>,</w:t>
-      </w:r>
-      <w:r>
-        <w:rPr>
-          <w:color w:val="2E74B5" w:themeColor="accent5" w:themeShade="BF"/>
-          <w:lang w:val="en-US"/>
-        </w:rPr>
-        <w:t xml:space="preserve"> you may use the class diagram created for you by tools such as Visual Studio.</w:t>
-      </w:r>
-      <w:r>
-        <w:rPr>
-          <w:color w:val="2E74B5" w:themeColor="accent5" w:themeShade="BF"/>
-          <w:lang w:val="en-US"/>
-        </w:rPr>
-        <w:t xml:space="preserve">  This does not need to be the final version of your UML class model</w:t>
-      </w:r>
-      <w:r>
-        <w:rPr>
-          <w:color w:val="2E74B5" w:themeColor="accent5" w:themeShade="BF"/>
-          <w:lang w:val="en-US"/>
-        </w:rPr>
-        <w:t xml:space="preserve"> as you’ll be able to update the diagram in your final, combined report at the end of the semester</w:t>
+        <w:t>of the semester</w:t>
       </w:r>
       <w:r>
         <w:rPr>
@@ -5212,7 +5137,6 @@
           <w:color w:val="2E74B5" w:themeColor="accent5" w:themeShade="BF"/>
           <w:lang w:val="en-US"/>
         </w:rPr>
-        <w:lastRenderedPageBreak/>
         <w:t>Figure 1.</w:t>
       </w:r>
       <w:r>
@@ -5250,6 +5174,7 @@
           <w:sz w:val="23"/>
           <w:szCs w:val="23"/>
         </w:rPr>
+        <w:lastRenderedPageBreak/>
         <w:drawing>
           <wp:inline distT="0" distB="0" distL="0" distR="0" wp14:anchorId="3340E690" wp14:editId="5BDA0272">
             <wp:extent cx="5105400" cy="4724400"/>
@@ -5441,30 +5366,14 @@
           <w:color w:val="2E74B5" w:themeColor="accent5" w:themeShade="BF"/>
           <w:lang w:val="en-US"/>
         </w:rPr>
-        <w:t xml:space="preserve">If you have not yet started on your system development, you may use stand-alone tools such as Visio to create simple versions of your planned screens.  These can be in the form of low fidelity wireframes.  Alternatively, if you have already started system development, you may take screenshots of the screens you have already completed.  For each </w:t>
-      </w:r>
-      <w:proofErr w:type="gramStart"/>
-      <w:r>
-        <w:rPr>
-          <w:color w:val="2E74B5" w:themeColor="accent5" w:themeShade="BF"/>
-          <w:lang w:val="en-US"/>
-        </w:rPr>
-        <w:t>screen</w:t>
-      </w:r>
-      <w:r>
-        <w:rPr>
-          <w:color w:val="2E74B5" w:themeColor="accent5" w:themeShade="BF"/>
-          <w:lang w:val="en-US"/>
-        </w:rPr>
-        <w:t>(</w:t>
-      </w:r>
-      <w:proofErr w:type="gramEnd"/>
-      <w:r>
-        <w:rPr>
-          <w:color w:val="2E74B5" w:themeColor="accent5" w:themeShade="BF"/>
-          <w:lang w:val="en-US"/>
-        </w:rPr>
-        <w:t xml:space="preserve">or component) </w:t>
+        <w:t>If you have not yet started on your system development, you may use stand-alone tools such as Visio to create simple versions of your planned screens.  These can be in the form of low fidelity wireframes.  Alternatively, if you have already started system development, you may take screenshots of the screens you have already completed.  For each screen</w:t>
+      </w:r>
+      <w:r>
+        <w:rPr>
+          <w:color w:val="2E74B5" w:themeColor="accent5" w:themeShade="BF"/>
+          <w:lang w:val="en-US"/>
+        </w:rPr>
+        <w:t xml:space="preserve">(or component) </w:t>
       </w:r>
       <w:r>
         <w:rPr>
@@ -5531,31 +5440,31 @@
           <w:color w:val="2E74B5" w:themeColor="accent5" w:themeShade="BF"/>
           <w:lang w:val="en-US"/>
         </w:rPr>
+        <w:t>Example:</w:t>
+      </w:r>
+    </w:p>
+    <w:p>
+      <w:pPr>
+        <w:rPr>
+          <w:color w:val="2E74B5" w:themeColor="accent5" w:themeShade="BF"/>
+          <w:lang w:val="en-US"/>
+        </w:rPr>
+      </w:pPr>
+    </w:p>
+    <w:p>
+      <w:pPr>
+        <w:jc w:val="both"/>
+        <w:rPr>
+          <w:color w:val="2E74B5" w:themeColor="accent5" w:themeShade="BF"/>
+          <w:lang w:val="en-US"/>
+        </w:rPr>
+      </w:pPr>
+      <w:r>
+        <w:rPr>
+          <w:color w:val="2E74B5" w:themeColor="accent5" w:themeShade="BF"/>
+          <w:lang w:val="en-US"/>
+        </w:rPr>
         <w:lastRenderedPageBreak/>
-        <w:t>Example:</w:t>
-      </w:r>
-    </w:p>
-    <w:p>
-      <w:pPr>
-        <w:rPr>
-          <w:color w:val="2E74B5" w:themeColor="accent5" w:themeShade="BF"/>
-          <w:lang w:val="en-US"/>
-        </w:rPr>
-      </w:pPr>
-    </w:p>
-    <w:p>
-      <w:pPr>
-        <w:jc w:val="both"/>
-        <w:rPr>
-          <w:color w:val="2E74B5" w:themeColor="accent5" w:themeShade="BF"/>
-          <w:lang w:val="en-US"/>
-        </w:rPr>
-      </w:pPr>
-      <w:r>
-        <w:rPr>
-          <w:color w:val="2E74B5" w:themeColor="accent5" w:themeShade="BF"/>
-          <w:lang w:val="en-US"/>
-        </w:rPr>
         <w:t>Figure 1.</w:t>
       </w:r>
       <w:r>

--- a/Documentation/The Ripple Effect - SYSTEM REQUIREMENTS.docx
+++ b/Documentation/The Ripple Effect - SYSTEM REQUIREMENTS.docx
@@ -1510,6 +1510,7 @@
         </w:rPr>
         <w:t xml:space="preserve">, is an architectural view for </w:t>
       </w:r>
+      <w:proofErr w:type="spellStart"/>
       <w:r>
         <w:rPr>
           <w:rFonts w:cstheme="minorHAnsi"/>
@@ -1518,6 +1519,7 @@
         </w:rPr>
         <w:t>SplashScreen</w:t>
       </w:r>
+      <w:proofErr w:type="spellEnd"/>
       <w:r>
         <w:rPr>
           <w:rFonts w:cstheme="minorHAnsi"/>
@@ -1586,6 +1588,7 @@
         </w:rPr>
         <w:t xml:space="preserve">The three key primary sections covered in this document are: the project objectives, business and system requirements and the holistic design of </w:t>
       </w:r>
+      <w:proofErr w:type="spellStart"/>
       <w:r>
         <w:rPr>
           <w:rFonts w:cstheme="minorHAnsi"/>
@@ -1594,6 +1597,7 @@
         </w:rPr>
         <w:t>SplashScreen</w:t>
       </w:r>
+      <w:proofErr w:type="spellEnd"/>
       <w:r>
         <w:rPr>
           <w:rFonts w:cstheme="minorHAnsi"/>
@@ -1657,6 +1661,7 @@
         </w:rPr>
         <w:t xml:space="preserve"> aligned with a clear and feasible plan, thereby providing a definitive reference for the ongoing development and future iterations of the </w:t>
       </w:r>
+      <w:proofErr w:type="spellStart"/>
       <w:r>
         <w:rPr>
           <w:rFonts w:cstheme="minorHAnsi"/>
@@ -1665,6 +1670,7 @@
         </w:rPr>
         <w:t>SplashScreen</w:t>
       </w:r>
+      <w:proofErr w:type="spellEnd"/>
       <w:r>
         <w:rPr>
           <w:rFonts w:cstheme="minorHAnsi"/>
@@ -1732,7 +1738,23 @@
           <w:color w:val="2E74B5" w:themeColor="accent5" w:themeShade="BF"/>
           <w:lang w:val="en-US"/>
         </w:rPr>
-        <w:t xml:space="preserve">In your business case you specified a few objectives.  These were real-world issues that your software intervention will address.  In this section you need to stipulate what you will do in your software to address these objectives.  E.g. the following objectives were stated in the business case:  </w:t>
+        <w:t xml:space="preserve">In your business case you specified a few objectives.  These were real-world issues that your software intervention will address.  In this section you need to stipulate what you will do </w:t>
+      </w:r>
+      <w:proofErr w:type="gramStart"/>
+      <w:r>
+        <w:rPr>
+          <w:color w:val="2E74B5" w:themeColor="accent5" w:themeShade="BF"/>
+          <w:lang w:val="en-US"/>
+        </w:rPr>
+        <w:t>in</w:t>
+      </w:r>
+      <w:proofErr w:type="gramEnd"/>
+      <w:r>
+        <w:rPr>
+          <w:color w:val="2E74B5" w:themeColor="accent5" w:themeShade="BF"/>
+          <w:lang w:val="en-US"/>
+        </w:rPr>
+        <w:t xml:space="preserve"> your software to address these objectives.  E.g. the following objectives were stated in the business case:  </w:t>
       </w:r>
     </w:p>
     <w:p>
@@ -1783,7 +1805,23 @@
           <w:color w:val="2E74B5" w:themeColor="accent5" w:themeShade="BF"/>
           <w:lang w:val="en-US"/>
         </w:rPr>
-        <w:t>Ensure that notes cannot get lost, by providing an off-line saving system.</w:t>
+        <w:t xml:space="preserve">Ensure that notes cannot get </w:t>
+      </w:r>
+      <w:proofErr w:type="gramStart"/>
+      <w:r>
+        <w:rPr>
+          <w:color w:val="2E74B5" w:themeColor="accent5" w:themeShade="BF"/>
+          <w:lang w:val="en-US"/>
+        </w:rPr>
+        <w:t>lost,</w:t>
+      </w:r>
+      <w:proofErr w:type="gramEnd"/>
+      <w:r>
+        <w:rPr>
+          <w:color w:val="2E74B5" w:themeColor="accent5" w:themeShade="BF"/>
+          <w:lang w:val="en-US"/>
+        </w:rPr>
+        <w:t xml:space="preserve"> by providing an off-line saving system.</w:t>
       </w:r>
     </w:p>
     <w:p>
@@ -1849,12 +1887,37 @@
           <w:lang w:val="en-US"/>
         </w:rPr>
       </w:pPr>
-      <w:r>
-        <w:rPr>
-          <w:color w:val="2E74B5" w:themeColor="accent5" w:themeShade="BF"/>
-          <w:lang w:val="en-US"/>
-        </w:rPr>
-        <w:t>In order to the replace the paper-based note-taking system used by healthcare workers, an Android-based mobile application will be developed.  Android was chosen as it is the most widely used mobile operating system under the target group of healthcare workers.  A mobile application will ensure that the healthcare workers have access to the system wherever they may be working from on any given day.</w:t>
+      <w:proofErr w:type="gramStart"/>
+      <w:r>
+        <w:rPr>
+          <w:color w:val="2E74B5" w:themeColor="accent5" w:themeShade="BF"/>
+          <w:lang w:val="en-US"/>
+        </w:rPr>
+        <w:t>In order to</w:t>
+      </w:r>
+      <w:proofErr w:type="gramEnd"/>
+      <w:r>
+        <w:rPr>
+          <w:color w:val="2E74B5" w:themeColor="accent5" w:themeShade="BF"/>
+          <w:lang w:val="en-US"/>
+        </w:rPr>
+        <w:t xml:space="preserve"> </w:t>
+      </w:r>
+      <w:proofErr w:type="gramStart"/>
+      <w:r>
+        <w:rPr>
+          <w:color w:val="2E74B5" w:themeColor="accent5" w:themeShade="BF"/>
+          <w:lang w:val="en-US"/>
+        </w:rPr>
+        <w:t>the replace</w:t>
+      </w:r>
+      <w:proofErr w:type="gramEnd"/>
+      <w:r>
+        <w:rPr>
+          <w:color w:val="2E74B5" w:themeColor="accent5" w:themeShade="BF"/>
+          <w:lang w:val="en-US"/>
+        </w:rPr>
+        <w:t xml:space="preserve"> the paper-based note-taking system used by healthcare workers, an Android-based mobile application will be developed.  Android was chosen as it is the most widely used mobile operating system under the target group of healthcare workers.  A mobile application will ensure that the healthcare workers have access to the system wherever they may be working from on any given day.</w:t>
       </w:r>
     </w:p>
     <w:p>
@@ -1994,7 +2057,25 @@
           <w:sz w:val="23"/>
           <w:szCs w:val="23"/>
         </w:rPr>
-        <w:t>The scope must provide a high level view of data requirements.  This should include a discussion on the information, functional and communication scope of the intended system.  The scope of a project is very important as it sets the expectations of the project.  Be realistic when setting your scope.</w:t>
+        <w:t xml:space="preserve">The scope must provide a </w:t>
+      </w:r>
+      <w:proofErr w:type="gramStart"/>
+      <w:r>
+        <w:rPr>
+          <w:color w:val="2E74B5" w:themeColor="accent5" w:themeShade="BF"/>
+          <w:sz w:val="23"/>
+          <w:szCs w:val="23"/>
+        </w:rPr>
+        <w:t>high level</w:t>
+      </w:r>
+      <w:proofErr w:type="gramEnd"/>
+      <w:r>
+        <w:rPr>
+          <w:color w:val="2E74B5" w:themeColor="accent5" w:themeShade="BF"/>
+          <w:sz w:val="23"/>
+          <w:szCs w:val="23"/>
+        </w:rPr>
+        <w:t xml:space="preserve"> view of data requirements.  This should include a discussion on the information, functional and communication scope of the intended system.  The scope of a project is very important as it sets the expectations of the project.  Be realistic when setting your scope.</w:t>
       </w:r>
     </w:p>
     <w:p>
@@ -2306,9 +2387,11 @@
       </w:pPr>
     </w:p>
     <w:p>
+      <w:proofErr w:type="spellStart"/>
       <w:r>
         <w:t>SplashScreen</w:t>
       </w:r>
+      <w:proofErr w:type="spellEnd"/>
       <w:r>
         <w:t xml:space="preserve"> will have many </w:t>
       </w:r>
@@ -2325,12 +2408,19 @@
         <w:rPr>
           <w:highlight w:val="yellow"/>
         </w:rPr>
-        <w:t>(wats the word D:</w:t>
-      </w:r>
+        <w:t>(wats the word D</w:t>
+      </w:r>
+      <w:proofErr w:type="gramStart"/>
       <w:r>
         <w:rPr>
           <w:highlight w:val="yellow"/>
         </w:rPr>
+        <w:t>:</w:t>
+      </w:r>
+      <w:r>
+        <w:rPr>
+          <w:highlight w:val="yellow"/>
+        </w:rPr>
         <w:t xml:space="preserve"> </w:t>
       </w:r>
       <w:r>
@@ -2339,6 +2429,7 @@
         </w:rPr>
         <w:t>)</w:t>
       </w:r>
+      <w:proofErr w:type="gramEnd"/>
       <w:r>
         <w:t xml:space="preserve"> </w:t>
       </w:r>
@@ -2563,7 +2654,15 @@
         <w:t>s.</w:t>
       </w:r>
       <w:r>
-        <w:t xml:space="preserve"> For SplashScreen, there are </w:t>
+        <w:t xml:space="preserve"> For </w:t>
+      </w:r>
+      <w:proofErr w:type="spellStart"/>
+      <w:r>
+        <w:t>SplashScreen</w:t>
+      </w:r>
+      <w:proofErr w:type="spellEnd"/>
+      <w:r>
+        <w:t xml:space="preserve">, there are </w:t>
       </w:r>
       <w:r>
         <w:t>two primary user types</w:t>
@@ -2658,7 +2757,23 @@
           <w:color w:val="2E74B5" w:themeColor="accent5" w:themeShade="BF"/>
           <w:lang w:val="en-US"/>
         </w:rPr>
-        <w:t>State which hardware and software tools will be used both in developing the application and in its use, e.g:</w:t>
+        <w:t xml:space="preserve">State which hardware and software tools will be used both in developing the application and in its use, </w:t>
+      </w:r>
+      <w:proofErr w:type="spellStart"/>
+      <w:r>
+        <w:rPr>
+          <w:color w:val="2E74B5" w:themeColor="accent5" w:themeShade="BF"/>
+          <w:lang w:val="en-US"/>
+        </w:rPr>
+        <w:t>e.g</w:t>
+      </w:r>
+      <w:proofErr w:type="spellEnd"/>
+      <w:r>
+        <w:rPr>
+          <w:color w:val="2E74B5" w:themeColor="accent5" w:themeShade="BF"/>
+          <w:lang w:val="en-US"/>
+        </w:rPr>
+        <w:t>:</w:t>
       </w:r>
     </w:p>
     <w:p>
@@ -2773,7 +2888,23 @@
           <w:color w:val="2E74B5" w:themeColor="accent5" w:themeShade="BF"/>
           <w:lang w:val="en-US"/>
         </w:rPr>
-        <w:t>The mobile application will use Sqlite as its local storage medium.</w:t>
+        <w:t xml:space="preserve">The mobile application will use </w:t>
+      </w:r>
+      <w:proofErr w:type="spellStart"/>
+      <w:r>
+        <w:rPr>
+          <w:color w:val="2E74B5" w:themeColor="accent5" w:themeShade="BF"/>
+          <w:lang w:val="en-US"/>
+        </w:rPr>
+        <w:t>Sqlite</w:t>
+      </w:r>
+      <w:proofErr w:type="spellEnd"/>
+      <w:r>
+        <w:rPr>
+          <w:color w:val="2E74B5" w:themeColor="accent5" w:themeShade="BF"/>
+          <w:lang w:val="en-US"/>
+        </w:rPr>
+        <w:t xml:space="preserve"> as its local storage medium.</w:t>
       </w:r>
     </w:p>
     <w:p>
@@ -2808,7 +2939,23 @@
           <w:color w:val="2E74B5" w:themeColor="accent5" w:themeShade="BF"/>
           <w:lang w:val="en-US"/>
         </w:rPr>
-        <w:t xml:space="preserve"> will be used as the shared online database.</w:t>
+        <w:t xml:space="preserve"> will be used as </w:t>
+      </w:r>
+      <w:proofErr w:type="gramStart"/>
+      <w:r>
+        <w:rPr>
+          <w:color w:val="2E74B5" w:themeColor="accent5" w:themeShade="BF"/>
+          <w:lang w:val="en-US"/>
+        </w:rPr>
+        <w:t>the</w:t>
+      </w:r>
+      <w:proofErr w:type="gramEnd"/>
+      <w:r>
+        <w:rPr>
+          <w:color w:val="2E74B5" w:themeColor="accent5" w:themeShade="BF"/>
+          <w:lang w:val="en-US"/>
+        </w:rPr>
+        <w:t xml:space="preserve"> shared online database.</w:t>
       </w:r>
     </w:p>
     <w:p>
@@ -3059,9 +3206,8 @@
     </w:p>
     <w:p>
       <w:pPr>
-        <w:jc w:val="both"/>
-        <w:rPr>
-          <w:rFonts w:cstheme="minorHAnsi"/>
+        <w:pStyle w:val="Heading2"/>
+        <w:rPr>
           <w:sz w:val="28"/>
           <w:szCs w:val="28"/>
           <w:u w:val="single"/>
@@ -3070,7 +3216,6 @@
       </w:pPr>
       <w:r>
         <w:rPr>
-          <w:rFonts w:cstheme="minorHAnsi"/>
           <w:sz w:val="28"/>
           <w:szCs w:val="28"/>
           <w:u w:val="single"/>
@@ -3080,7 +3225,6 @@
       </w:r>
       <w:r>
         <w:rPr>
-          <w:rFonts w:cstheme="minorHAnsi"/>
           <w:sz w:val="28"/>
           <w:szCs w:val="28"/>
           <w:u w:val="single"/>
@@ -3299,12 +3443,14 @@
         </w:rPr>
         <w:t xml:space="preserve"> </w:t>
       </w:r>
+      <w:proofErr w:type="spellStart"/>
       <w:r>
         <w:rPr>
           <w:i/>
         </w:rPr>
         <w:t>SplashScreen</w:t>
       </w:r>
+      <w:proofErr w:type="spellEnd"/>
       <w:r>
         <w:t xml:space="preserve"> is compiled with </w:t>
       </w:r>
@@ -3386,12 +3532,14 @@
       <w:r>
         <w:t xml:space="preserve"> </w:t>
       </w:r>
+      <w:proofErr w:type="spellStart"/>
       <w:r>
         <w:rPr>
           <w:i/>
         </w:rPr>
         <w:t>SplashScreen</w:t>
       </w:r>
+      <w:proofErr w:type="spellEnd"/>
       <w:r>
         <w:t xml:space="preserve"> requires a device with an operating system of </w:t>
       </w:r>
@@ -3429,12 +3577,14 @@
         </w:rPr>
         <w:t xml:space="preserve">, </w:t>
       </w:r>
+      <w:proofErr w:type="spellStart"/>
       <w:r>
         <w:rPr>
           <w:i/>
         </w:rPr>
         <w:t>SplashScreen</w:t>
       </w:r>
+      <w:proofErr w:type="spellEnd"/>
       <w:r>
         <w:t xml:space="preserve"> requires a minimum API level of </w:t>
       </w:r>
@@ -3468,9 +3618,8 @@
     </w:p>
     <w:p>
       <w:pPr>
-        <w:jc w:val="both"/>
-        <w:rPr>
-          <w:rFonts w:cstheme="minorHAnsi"/>
+        <w:pStyle w:val="Heading2"/>
+        <w:rPr>
           <w:sz w:val="28"/>
           <w:szCs w:val="28"/>
           <w:u w:val="single"/>
@@ -3479,7 +3628,6 @@
       </w:pPr>
       <w:r>
         <w:rPr>
-          <w:rFonts w:cstheme="minorHAnsi"/>
           <w:sz w:val="28"/>
           <w:szCs w:val="28"/>
           <w:u w:val="single"/>
@@ -3489,7 +3637,6 @@
       </w:r>
       <w:r>
         <w:rPr>
-          <w:rFonts w:cstheme="minorHAnsi"/>
           <w:sz w:val="28"/>
           <w:szCs w:val="28"/>
           <w:u w:val="single"/>
@@ -3499,33 +3646,12 @@
       </w:r>
       <w:r>
         <w:rPr>
-          <w:rFonts w:cstheme="minorHAnsi"/>
           <w:sz w:val="28"/>
           <w:szCs w:val="28"/>
           <w:u w:val="single"/>
           <w:lang w:val="en-US"/>
         </w:rPr>
-        <w:t xml:space="preserve"> </w:t>
-      </w:r>
-      <w:r>
-        <w:rPr>
-          <w:rFonts w:cstheme="minorHAnsi"/>
-          <w:sz w:val="28"/>
-          <w:szCs w:val="28"/>
-          <w:u w:val="single"/>
-          <w:lang w:val="en-US"/>
-        </w:rPr>
-        <w:t>Hardware</w:t>
-      </w:r>
-      <w:r>
-        <w:rPr>
-          <w:rFonts w:cstheme="minorHAnsi"/>
-          <w:sz w:val="28"/>
-          <w:szCs w:val="28"/>
-          <w:u w:val="single"/>
-          <w:lang w:val="en-US"/>
-        </w:rPr>
-        <w:t xml:space="preserve"> Requirements</w:t>
+        <w:t xml:space="preserve"> Hardware Requirements</w:t>
       </w:r>
     </w:p>
     <w:p>
@@ -3875,12 +4001,14 @@
       <w:r>
         <w:t xml:space="preserve">. While it will scale to other screens, </w:t>
       </w:r>
+      <w:proofErr w:type="spellStart"/>
       <w:r>
         <w:rPr>
           <w:i/>
         </w:rPr>
         <w:t>SplashScreen</w:t>
       </w:r>
+      <w:proofErr w:type="spellEnd"/>
       <w:r>
         <w:t xml:space="preserve"> is designed for a typical phone resolution of </w:t>
       </w:r>
@@ -3986,9 +4114,11 @@
       <w:r>
         <w:t xml:space="preserve"> The downloadable .</w:t>
       </w:r>
+      <w:proofErr w:type="spellStart"/>
       <w:r>
         <w:t>apk</w:t>
       </w:r>
+      <w:proofErr w:type="spellEnd"/>
       <w:r>
         <w:t xml:space="preserve"> file will be approximately 50MB in size but it will require additional storage for cached data from Firebase </w:t>
       </w:r>
@@ -4036,12 +4166,14 @@
         </w:rPr>
         <w:t xml:space="preserve"> </w:t>
       </w:r>
+      <w:proofErr w:type="spellStart"/>
       <w:r>
         <w:rPr>
           <w:i/>
         </w:rPr>
         <w:t>SplashScreen</w:t>
       </w:r>
+      <w:proofErr w:type="spellEnd"/>
       <w:r>
         <w:t xml:space="preserve"> </w:t>
       </w:r>
@@ -4135,111 +4267,168 @@
     </w:p>
     <w:p>
       <w:pPr>
-        <w:rPr>
-          <w:color w:val="2E74B5" w:themeColor="accent5" w:themeShade="BF"/>
-          <w:lang w:val="en-US"/>
-        </w:rPr>
-      </w:pPr>
-      <w:r>
-        <w:rPr>
-          <w:color w:val="2E74B5" w:themeColor="accent5" w:themeShade="BF"/>
-          <w:lang w:val="en-US"/>
-        </w:rPr>
-        <w:t xml:space="preserve">Discuss any issues related to the security of the </w:t>
-      </w:r>
-      <w:r>
-        <w:rPr>
-          <w:color w:val="2E74B5" w:themeColor="accent5" w:themeShade="BF"/>
-          <w:lang w:val="en-US"/>
-        </w:rPr>
-        <w:t>proposed</w:t>
-      </w:r>
-      <w:r>
-        <w:rPr>
-          <w:color w:val="2E74B5" w:themeColor="accent5" w:themeShade="BF"/>
-          <w:lang w:val="en-US"/>
-        </w:rPr>
-        <w:t xml:space="preserve"> system, e.g.</w:t>
-      </w:r>
-    </w:p>
-    <w:p>
-      <w:pPr>
-        <w:rPr>
-          <w:color w:val="2E74B5" w:themeColor="accent5" w:themeShade="BF"/>
-          <w:lang w:val="en-US"/>
-        </w:rPr>
-      </w:pPr>
-    </w:p>
-    <w:p>
-      <w:pPr>
-        <w:jc w:val="both"/>
-        <w:rPr>
-          <w:color w:val="2E74B5" w:themeColor="accent5" w:themeShade="BF"/>
-          <w:lang w:val="en-US"/>
-        </w:rPr>
-      </w:pPr>
-      <w:r>
-        <w:rPr>
-          <w:color w:val="2E74B5" w:themeColor="accent5" w:themeShade="BF"/>
-          <w:lang w:val="en-US"/>
-        </w:rPr>
-        <w:t>The notes taken by the healthcare workers might be of a sensitive nature, as they contain information regarding patients seen by the healthcare workers.  Therefore, care must be taken to encrypt the notes both on the phone and the server and to ensure that users should provide a username and password when accessing the system.  The username and password should also be encrypted.</w:t>
-      </w:r>
-    </w:p>
-    <w:p>
-      <w:pPr>
-        <w:rPr>
-          <w:lang w:val="en-US"/>
-        </w:rPr>
-      </w:pPr>
-    </w:p>
-    <w:p>
-      <w:pPr>
-        <w:rPr>
+        <w:pStyle w:val="ListParagraph"/>
+        <w:numPr>
+          <w:ilvl w:val="0"/>
+          <w:numId w:val="13"/>
+        </w:numPr>
+        <w:spacing w:after="160" w:line="278" w:lineRule="auto"/>
+        <w:rPr>
+          <w:rFonts w:cstheme="minorHAnsi"/>
+        </w:rPr>
+      </w:pPr>
+      <w:r>
+        <w:rPr>
+          <w:rFonts w:cstheme="minorHAnsi"/>
           <w:b/>
-          <w:lang w:val="en-US"/>
-        </w:rPr>
-      </w:pPr>
-    </w:p>
-    <w:p>
-      <w:pPr>
-        <w:rPr>
+          <w:bCs/>
+        </w:rPr>
+        <w:t>Sensitive Information:</w:t>
+      </w:r>
+      <w:r>
+        <w:rPr>
+          <w:rFonts w:cstheme="minorHAnsi"/>
+        </w:rPr>
+        <w:t xml:space="preserve"> </w:t>
+      </w:r>
+      <w:r>
+        <w:rPr>
+          <w:rFonts w:cstheme="minorHAnsi"/>
+        </w:rPr>
+        <w:t>Our system handles sensitive user information, including personal details like the user’s name, address, contact details, login credentials. Therefore, all sensitive information will be encrypted</w:t>
+      </w:r>
+      <w:r>
+        <w:rPr>
+          <w:rFonts w:cstheme="minorHAnsi"/>
           <w:b/>
-          <w:lang w:val="en-US"/>
-        </w:rPr>
-      </w:pPr>
-    </w:p>
-    <w:p>
-      <w:pPr>
-        <w:rPr>
+          <w:bCs/>
+        </w:rPr>
+        <w:t>.</w:t>
+      </w:r>
+    </w:p>
+    <w:p>
+      <w:pPr>
+        <w:pStyle w:val="ListParagraph"/>
+        <w:numPr>
+          <w:ilvl w:val="0"/>
+          <w:numId w:val="13"/>
+        </w:numPr>
+        <w:spacing w:after="160" w:line="278" w:lineRule="auto"/>
+        <w:rPr>
+          <w:rFonts w:cstheme="minorHAnsi"/>
+        </w:rPr>
+      </w:pPr>
+      <w:r>
+        <w:rPr>
+          <w:rFonts w:cstheme="minorHAnsi"/>
           <w:b/>
-          <w:lang w:val="en-US"/>
-        </w:rPr>
-      </w:pPr>
-    </w:p>
-    <w:p>
-      <w:pPr>
-        <w:rPr>
+          <w:bCs/>
+        </w:rPr>
+        <w:t>Authentication and Recovery:</w:t>
+      </w:r>
+      <w:r>
+        <w:rPr>
+          <w:rFonts w:cstheme="minorHAnsi"/>
+        </w:rPr>
+        <w:t xml:space="preserve"> </w:t>
+      </w:r>
+      <w:r>
+        <w:rPr>
+          <w:rFonts w:cstheme="minorHAnsi"/>
+        </w:rPr>
+        <w:t xml:space="preserve">User authentication is enforced through secure login credentials with password hashing. A password recovery feature is also available via registered email </w:t>
+      </w:r>
+      <w:r>
+        <w:rPr>
+          <w:rFonts w:cstheme="minorHAnsi"/>
+        </w:rPr>
+        <w:t>addresses;</w:t>
+      </w:r>
+      <w:r>
+        <w:rPr>
+          <w:rFonts w:cstheme="minorHAnsi"/>
+        </w:rPr>
+        <w:t xml:space="preserve"> this will ensure that forgotten credentials do not compromise system access.</w:t>
+      </w:r>
+    </w:p>
+    <w:p>
+      <w:pPr>
+        <w:pStyle w:val="ListParagraph"/>
+        <w:numPr>
+          <w:ilvl w:val="0"/>
+          <w:numId w:val="13"/>
+        </w:numPr>
+        <w:spacing w:after="160" w:line="278" w:lineRule="auto"/>
+        <w:rPr>
+          <w:rFonts w:cstheme="minorHAnsi"/>
+        </w:rPr>
+      </w:pPr>
+      <w:r>
+        <w:rPr>
+          <w:rFonts w:cstheme="minorHAnsi"/>
           <w:b/>
-          <w:lang w:val="en-US"/>
-        </w:rPr>
-      </w:pPr>
-    </w:p>
-    <w:p>
-      <w:pPr>
+          <w:bCs/>
+        </w:rPr>
+        <w:t>Transactions:</w:t>
+      </w:r>
+      <w:r>
+        <w:rPr>
+          <w:rFonts w:cstheme="minorHAnsi"/>
+        </w:rPr>
+        <w:t xml:space="preserve"> </w:t>
+      </w:r>
+      <w:r>
+        <w:rPr>
+          <w:rFonts w:cstheme="minorHAnsi"/>
+        </w:rPr>
+        <w:t xml:space="preserve">Payments </w:t>
+      </w:r>
+      <w:r>
+        <w:rPr>
+          <w:rFonts w:cstheme="minorHAnsi"/>
+        </w:rPr>
+        <w:t>is not</w:t>
+      </w:r>
+      <w:r>
+        <w:rPr>
+          <w:rFonts w:cstheme="minorHAnsi"/>
+        </w:rPr>
+        <w:t xml:space="preserve"> stored within the system and is handled by trusted third-party payment gateways (like PayFast). This transfers financial risk while ensuring compliance with industry security standards.</w:t>
+      </w:r>
+    </w:p>
+    <w:p>
+      <w:pPr>
+        <w:pStyle w:val="ListParagraph"/>
+        <w:numPr>
+          <w:ilvl w:val="0"/>
+          <w:numId w:val="13"/>
+        </w:numPr>
+        <w:spacing w:after="160" w:line="278" w:lineRule="auto"/>
         <w:rPr>
           <w:b/>
           <w:lang w:val="en-US"/>
         </w:rPr>
       </w:pPr>
-    </w:p>
-    <w:p>
-      <w:pPr>
-        <w:rPr>
+      <w:r>
+        <w:rPr>
+          <w:rFonts w:cstheme="minorHAnsi"/>
           <w:b/>
-          <w:lang w:val="en-US"/>
-        </w:rPr>
-      </w:pPr>
+          <w:bCs/>
+        </w:rPr>
+        <w:t>User Roles:</w:t>
+      </w:r>
+      <w:r>
+        <w:rPr>
+          <w:rFonts w:cstheme="minorHAnsi"/>
+        </w:rPr>
+        <w:t xml:space="preserve"> </w:t>
+      </w:r>
+      <w:r>
+        <w:rPr>
+          <w:rFonts w:cstheme="minorHAnsi"/>
+        </w:rPr>
+        <w:t>Access control will be role-based to ensure that pool owners and service providers can only access information relevant to their roles.</w:t>
+      </w:r>
     </w:p>
     <w:p>
       <w:pPr>
@@ -4333,6 +4522,7 @@
           <w:u w:val="single"/>
           <w:lang w:val="en-US"/>
         </w:rPr>
+        <w:lastRenderedPageBreak/>
         <w:t>1.5.3 Performance constraints</w:t>
       </w:r>
       <w:bookmarkEnd w:id="13"/>
@@ -4357,8 +4547,23 @@
           <w:color w:val="2E74B5" w:themeColor="accent5" w:themeShade="BF"/>
           <w:lang w:val="en-US"/>
         </w:rPr>
-        <w:lastRenderedPageBreak/>
-        <w:t>The system should be optimized to ensure that searches through the web interface are fast and efficient.  The mobile application should be optimized for use on low end mobile devices with low memory capacity and older processors.</w:t>
+        <w:t xml:space="preserve">The system should be optimized to ensure that searches through the web interface are fast and efficient.  The mobile application should be optimized for use on </w:t>
+      </w:r>
+      <w:proofErr w:type="gramStart"/>
+      <w:r>
+        <w:rPr>
+          <w:color w:val="2E74B5" w:themeColor="accent5" w:themeShade="BF"/>
+          <w:lang w:val="en-US"/>
+        </w:rPr>
+        <w:t>low end</w:t>
+      </w:r>
+      <w:proofErr w:type="gramEnd"/>
+      <w:r>
+        <w:rPr>
+          <w:color w:val="2E74B5" w:themeColor="accent5" w:themeShade="BF"/>
+          <w:lang w:val="en-US"/>
+        </w:rPr>
+        <w:t xml:space="preserve"> mobile devices with low memory capacity and older processors.</w:t>
       </w:r>
     </w:p>
     <w:p>
@@ -4385,7 +4590,27 @@
           <w:u w:val="single"/>
           <w:lang w:val="en-US"/>
         </w:rPr>
-        <w:t>1.6 High-level use case diagram</w:t>
+        <w:t>1.6 High-</w:t>
+      </w:r>
+      <w:proofErr w:type="gramStart"/>
+      <w:r>
+        <w:rPr>
+          <w:sz w:val="36"/>
+          <w:szCs w:val="36"/>
+          <w:u w:val="single"/>
+          <w:lang w:val="en-US"/>
+        </w:rPr>
+        <w:t>level use</w:t>
+      </w:r>
+      <w:proofErr w:type="gramEnd"/>
+      <w:r>
+        <w:rPr>
+          <w:sz w:val="36"/>
+          <w:szCs w:val="36"/>
+          <w:u w:val="single"/>
+          <w:lang w:val="en-US"/>
+        </w:rPr>
+        <w:t xml:space="preserve"> case diagram</w:t>
       </w:r>
       <w:bookmarkEnd w:id="14"/>
     </w:p>
@@ -4410,7 +4635,39 @@
           <w:color w:val="2E74B5" w:themeColor="accent5" w:themeShade="BF"/>
           <w:lang w:val="en-US"/>
         </w:rPr>
-        <w:t xml:space="preserve">The purpose of a use case diagram in UML is to demonstrate the different ways that a user might interact with a system.  A use case diagram can summarize the details of your system's users (also known as actors) and their interactions with the system.  </w:t>
+        <w:t xml:space="preserve">The purpose of </w:t>
+      </w:r>
+      <w:proofErr w:type="gramStart"/>
+      <w:r>
+        <w:rPr>
+          <w:color w:val="2E74B5" w:themeColor="accent5" w:themeShade="BF"/>
+          <w:lang w:val="en-US"/>
+        </w:rPr>
+        <w:t>a use</w:t>
+      </w:r>
+      <w:proofErr w:type="gramEnd"/>
+      <w:r>
+        <w:rPr>
+          <w:color w:val="2E74B5" w:themeColor="accent5" w:themeShade="BF"/>
+          <w:lang w:val="en-US"/>
+        </w:rPr>
+        <w:t xml:space="preserve"> case diagram in UML is to demonstrate the different ways that a user might interact with a system.  </w:t>
+      </w:r>
+      <w:proofErr w:type="gramStart"/>
+      <w:r>
+        <w:rPr>
+          <w:color w:val="2E74B5" w:themeColor="accent5" w:themeShade="BF"/>
+          <w:lang w:val="en-US"/>
+        </w:rPr>
+        <w:t>A use</w:t>
+      </w:r>
+      <w:proofErr w:type="gramEnd"/>
+      <w:r>
+        <w:rPr>
+          <w:color w:val="2E74B5" w:themeColor="accent5" w:themeShade="BF"/>
+          <w:lang w:val="en-US"/>
+        </w:rPr>
+        <w:t xml:space="preserve"> case diagram can summarize the details of your system's users (also known as actors) and their interactions with the system.  </w:t>
       </w:r>
     </w:p>
     <w:p>
@@ -4481,7 +4738,23 @@
           <w:color w:val="2E74B5" w:themeColor="accent5" w:themeShade="BF"/>
           <w:lang w:val="en-US"/>
         </w:rPr>
-        <w:t xml:space="preserve"> presents a high-level use case diagram of the proposed system and its users.</w:t>
+        <w:t xml:space="preserve"> presents a high-</w:t>
+      </w:r>
+      <w:proofErr w:type="gramStart"/>
+      <w:r>
+        <w:rPr>
+          <w:color w:val="2E74B5" w:themeColor="accent5" w:themeShade="BF"/>
+          <w:lang w:val="en-US"/>
+        </w:rPr>
+        <w:t>level use</w:t>
+      </w:r>
+      <w:proofErr w:type="gramEnd"/>
+      <w:r>
+        <w:rPr>
+          <w:color w:val="2E74B5" w:themeColor="accent5" w:themeShade="BF"/>
+          <w:lang w:val="en-US"/>
+        </w:rPr>
+        <w:t xml:space="preserve"> case diagram of the proposed system and its users.</w:t>
       </w:r>
     </w:p>
     <w:p>
@@ -4689,14 +4962,7 @@
           <w:color w:val="2E74B5" w:themeColor="accent5" w:themeShade="BF"/>
           <w:lang w:val="en-US"/>
         </w:rPr>
-        <w:t xml:space="preserve">  This does not need to be the final version of your UML class model</w:t>
-      </w:r>
-      <w:r>
-        <w:rPr>
-          <w:color w:val="2E74B5" w:themeColor="accent5" w:themeShade="BF"/>
-          <w:lang w:val="en-US"/>
-        </w:rPr>
-        <w:t xml:space="preserve"> as you’ll be able to update the diagram in your final, combined report at the end </w:t>
+        <w:t xml:space="preserve">  This does not need to be the final version of your UML </w:t>
       </w:r>
       <w:r>
         <w:rPr>
@@ -4704,7 +4970,14 @@
           <w:lang w:val="en-US"/>
         </w:rPr>
         <w:lastRenderedPageBreak/>
-        <w:t>of the semester</w:t>
+        <w:t>class model</w:t>
+      </w:r>
+      <w:r>
+        <w:rPr>
+          <w:color w:val="2E74B5" w:themeColor="accent5" w:themeShade="BF"/>
+          <w:lang w:val="en-US"/>
+        </w:rPr>
+        <w:t xml:space="preserve"> as you’ll be able to update the diagram in your final, combined report at the end of the semester</w:t>
       </w:r>
       <w:r>
         <w:rPr>
@@ -5366,14 +5639,30 @@
           <w:color w:val="2E74B5" w:themeColor="accent5" w:themeShade="BF"/>
           <w:lang w:val="en-US"/>
         </w:rPr>
-        <w:t>If you have not yet started on your system development, you may use stand-alone tools such as Visio to create simple versions of your planned screens.  These can be in the form of low fidelity wireframes.  Alternatively, if you have already started system development, you may take screenshots of the screens you have already completed.  For each screen</w:t>
-      </w:r>
-      <w:r>
-        <w:rPr>
-          <w:color w:val="2E74B5" w:themeColor="accent5" w:themeShade="BF"/>
-          <w:lang w:val="en-US"/>
-        </w:rPr>
-        <w:t xml:space="preserve">(or component) </w:t>
+        <w:t xml:space="preserve">If you have not yet started on your system development, you may use stand-alone tools such as Visio to create simple versions of your planned screens.  These can be in the form of low fidelity wireframes.  Alternatively, if you have already started system development, you may take screenshots of the screens you have already completed.  For each </w:t>
+      </w:r>
+      <w:proofErr w:type="gramStart"/>
+      <w:r>
+        <w:rPr>
+          <w:color w:val="2E74B5" w:themeColor="accent5" w:themeShade="BF"/>
+          <w:lang w:val="en-US"/>
+        </w:rPr>
+        <w:t>screen</w:t>
+      </w:r>
+      <w:r>
+        <w:rPr>
+          <w:color w:val="2E74B5" w:themeColor="accent5" w:themeShade="BF"/>
+          <w:lang w:val="en-US"/>
+        </w:rPr>
+        <w:t>(</w:t>
+      </w:r>
+      <w:proofErr w:type="gramEnd"/>
+      <w:r>
+        <w:rPr>
+          <w:color w:val="2E74B5" w:themeColor="accent5" w:themeShade="BF"/>
+          <w:lang w:val="en-US"/>
+        </w:rPr>
+        <w:t xml:space="preserve">or component) </w:t>
       </w:r>
       <w:r>
         <w:rPr>
@@ -5521,7 +5810,55 @@
           <w:color w:val="2E74B5" w:themeColor="accent5" w:themeShade="BF"/>
           <w:lang w:val="en-US"/>
         </w:rPr>
-        <w:t>NAME system.  The screen requires that a user enter their email address (as a username) and a password.  Upon successful login, the user will be redirected to the system’s landing page.  The screen also provides the user with an option to use in the event that they have forgotten their password.</w:t>
+        <w:t xml:space="preserve">NAME system.  The screen </w:t>
+      </w:r>
+      <w:proofErr w:type="gramStart"/>
+      <w:r>
+        <w:rPr>
+          <w:color w:val="2E74B5" w:themeColor="accent5" w:themeShade="BF"/>
+          <w:lang w:val="en-US"/>
+        </w:rPr>
+        <w:t>requires that</w:t>
+      </w:r>
+      <w:proofErr w:type="gramEnd"/>
+      <w:r>
+        <w:rPr>
+          <w:color w:val="2E74B5" w:themeColor="accent5" w:themeShade="BF"/>
+          <w:lang w:val="en-US"/>
+        </w:rPr>
+        <w:t xml:space="preserve"> a user </w:t>
+      </w:r>
+      <w:proofErr w:type="gramStart"/>
+      <w:r>
+        <w:rPr>
+          <w:color w:val="2E74B5" w:themeColor="accent5" w:themeShade="BF"/>
+          <w:lang w:val="en-US"/>
+        </w:rPr>
+        <w:t>enter</w:t>
+      </w:r>
+      <w:proofErr w:type="gramEnd"/>
+      <w:r>
+        <w:rPr>
+          <w:color w:val="2E74B5" w:themeColor="accent5" w:themeShade="BF"/>
+          <w:lang w:val="en-US"/>
+        </w:rPr>
+        <w:t xml:space="preserve"> their email address (as a username) and a password.  Upon successful login, the user will be redirected to the system’s landing page.  The screen also provides the user with an option to use </w:t>
+      </w:r>
+      <w:proofErr w:type="gramStart"/>
+      <w:r>
+        <w:rPr>
+          <w:color w:val="2E74B5" w:themeColor="accent5" w:themeShade="BF"/>
+          <w:lang w:val="en-US"/>
+        </w:rPr>
+        <w:t>in the event that</w:t>
+      </w:r>
+      <w:proofErr w:type="gramEnd"/>
+      <w:r>
+        <w:rPr>
+          <w:color w:val="2E74B5" w:themeColor="accent5" w:themeShade="BF"/>
+          <w:lang w:val="en-US"/>
+        </w:rPr>
+        <w:t xml:space="preserve"> they have forgotten their password.</w:t>
       </w:r>
     </w:p>
     <w:p>
@@ -6062,7 +6399,7 @@
         </mc:Choice>
         <mc:Fallback>
           <w:pict>
-            <v:group w14:anchorId="67D94630" id="Group 179" o:spid="_x0000_s1026" style="position:absolute;margin-left:82.7pt;margin-top:0;width:133.9pt;height:80.65pt;z-index:251659264;mso-top-percent:23;mso-position-horizontal:right;mso-position-horizontal-relative:page;mso-position-vertical-relative:page;mso-top-percent:23;mso-width-relative:margin;mso-height-relative:margin" coordsize="17007,10241" o:gfxdata="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">
+            <v:group w14:anchorId="67D94630" id="Group 179" o:spid="_x0000_s1026" style="position:absolute;margin-left:82.7pt;margin-top:0;width:133.9pt;height:80.65pt;z-index:251659264;mso-top-percent:23;mso-position-horizontal:right;mso-position-horizontal-relative:page;mso-position-vertical-relative:page;mso-top-percent:23;mso-width-relative:margin;mso-height-relative:margin" coordsize="17007,10241" o:gfxdata="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">
               <v:group id="Group 168" o:spid="_x0000_s1027" style="position:absolute;width:17007;height:10241" coordsize="17007,10241" o:gfxdata="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">
                 <v:rect id="Rectangle 169" o:spid="_x0000_s1028" style="position:absolute;width:17007;height:10241;visibility:visible;mso-wrap-style:square;v-text-anchor:middle" o:gfxdata="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" fillcolor="white [3212]" stroked="f" strokeweight="1pt">
                   <v:fill opacity="0"/>
@@ -6454,6 +6791,268 @@
     </w:lvl>
   </w:abstractNum>
   <w:abstractNum w:abstractNumId="3" w15:restartNumberingAfterBreak="0">
+    <w:nsid w:val="17677786"/>
+    <w:multiLevelType w:val="hybridMultilevel"/>
+    <w:tmpl w:val="29167500"/>
+    <w:lvl w:ilvl="0" w:tplc="1C090001">
+      <w:start w:val="1"/>
+      <w:numFmt w:val="bullet"/>
+      <w:lvlText w:val=""/>
+      <w:lvlJc w:val="left"/>
+      <w:pPr>
+        <w:ind w:left="1080" w:hanging="360"/>
+      </w:pPr>
+      <w:rPr>
+        <w:rFonts w:ascii="Symbol" w:hAnsi="Symbol" w:hint="default"/>
+      </w:rPr>
+    </w:lvl>
+    <w:lvl w:ilvl="1" w:tplc="1C090003" w:tentative="1">
+      <w:start w:val="1"/>
+      <w:numFmt w:val="bullet"/>
+      <w:lvlText w:val="o"/>
+      <w:lvlJc w:val="left"/>
+      <w:pPr>
+        <w:ind w:left="1800" w:hanging="360"/>
+      </w:pPr>
+      <w:rPr>
+        <w:rFonts w:ascii="Courier New" w:hAnsi="Courier New" w:cs="Courier New" w:hint="default"/>
+      </w:rPr>
+    </w:lvl>
+    <w:lvl w:ilvl="2" w:tplc="1C090005" w:tentative="1">
+      <w:start w:val="1"/>
+      <w:numFmt w:val="bullet"/>
+      <w:lvlText w:val=""/>
+      <w:lvlJc w:val="left"/>
+      <w:pPr>
+        <w:ind w:left="2520" w:hanging="360"/>
+      </w:pPr>
+      <w:rPr>
+        <w:rFonts w:ascii="Wingdings" w:hAnsi="Wingdings" w:hint="default"/>
+      </w:rPr>
+    </w:lvl>
+    <w:lvl w:ilvl="3" w:tplc="1C090001" w:tentative="1">
+      <w:start w:val="1"/>
+      <w:numFmt w:val="bullet"/>
+      <w:lvlText w:val=""/>
+      <w:lvlJc w:val="left"/>
+      <w:pPr>
+        <w:ind w:left="3240" w:hanging="360"/>
+      </w:pPr>
+      <w:rPr>
+        <w:rFonts w:ascii="Symbol" w:hAnsi="Symbol" w:hint="default"/>
+      </w:rPr>
+    </w:lvl>
+    <w:lvl w:ilvl="4" w:tplc="1C090003" w:tentative="1">
+      <w:start w:val="1"/>
+      <w:numFmt w:val="bullet"/>
+      <w:lvlText w:val="o"/>
+      <w:lvlJc w:val="left"/>
+      <w:pPr>
+        <w:ind w:left="3960" w:hanging="360"/>
+      </w:pPr>
+      <w:rPr>
+        <w:rFonts w:ascii="Courier New" w:hAnsi="Courier New" w:cs="Courier New" w:hint="default"/>
+      </w:rPr>
+    </w:lvl>
+    <w:lvl w:ilvl="5" w:tplc="1C090005" w:tentative="1">
+      <w:start w:val="1"/>
+      <w:numFmt w:val="bullet"/>
+      <w:lvlText w:val=""/>
+      <w:lvlJc w:val="left"/>
+      <w:pPr>
+        <w:ind w:left="4680" w:hanging="360"/>
+      </w:pPr>
+      <w:rPr>
+        <w:rFonts w:ascii="Wingdings" w:hAnsi="Wingdings" w:hint="default"/>
+      </w:rPr>
+    </w:lvl>
+    <w:lvl w:ilvl="6" w:tplc="1C090001" w:tentative="1">
+      <w:start w:val="1"/>
+      <w:numFmt w:val="bullet"/>
+      <w:lvlText w:val=""/>
+      <w:lvlJc w:val="left"/>
+      <w:pPr>
+        <w:ind w:left="5400" w:hanging="360"/>
+      </w:pPr>
+      <w:rPr>
+        <w:rFonts w:ascii="Symbol" w:hAnsi="Symbol" w:hint="default"/>
+      </w:rPr>
+    </w:lvl>
+    <w:lvl w:ilvl="7" w:tplc="1C090003" w:tentative="1">
+      <w:start w:val="1"/>
+      <w:numFmt w:val="bullet"/>
+      <w:lvlText w:val="o"/>
+      <w:lvlJc w:val="left"/>
+      <w:pPr>
+        <w:ind w:left="6120" w:hanging="360"/>
+      </w:pPr>
+      <w:rPr>
+        <w:rFonts w:ascii="Courier New" w:hAnsi="Courier New" w:cs="Courier New" w:hint="default"/>
+      </w:rPr>
+    </w:lvl>
+    <w:lvl w:ilvl="8" w:tplc="1C090005" w:tentative="1">
+      <w:start w:val="1"/>
+      <w:numFmt w:val="bullet"/>
+      <w:lvlText w:val=""/>
+      <w:lvlJc w:val="left"/>
+      <w:pPr>
+        <w:ind w:left="6840" w:hanging="360"/>
+      </w:pPr>
+      <w:rPr>
+        <w:rFonts w:ascii="Wingdings" w:hAnsi="Wingdings" w:hint="default"/>
+      </w:rPr>
+    </w:lvl>
+  </w:abstractNum>
+  <w:abstractNum w:abstractNumId="4" w15:restartNumberingAfterBreak="0">
+    <w:nsid w:val="2DA12327"/>
+    <w:multiLevelType w:val="multilevel"/>
+    <w:tmpl w:val="89ACF892"/>
+    <w:lvl w:ilvl="0">
+      <w:start w:val="1"/>
+      <w:numFmt w:val="bullet"/>
+      <w:lvlText w:val=""/>
+      <w:lvlJc w:val="left"/>
+      <w:pPr>
+        <w:tabs>
+          <w:tab w:val="num" w:pos="720"/>
+        </w:tabs>
+        <w:ind w:left="720" w:hanging="360"/>
+      </w:pPr>
+      <w:rPr>
+        <w:rFonts w:ascii="Symbol" w:hAnsi="Symbol" w:hint="default"/>
+        <w:sz w:val="20"/>
+      </w:rPr>
+    </w:lvl>
+    <w:lvl w:ilvl="1" w:tentative="1">
+      <w:start w:val="1"/>
+      <w:numFmt w:val="bullet"/>
+      <w:lvlText w:val="o"/>
+      <w:lvlJc w:val="left"/>
+      <w:pPr>
+        <w:tabs>
+          <w:tab w:val="num" w:pos="1440"/>
+        </w:tabs>
+        <w:ind w:left="1440" w:hanging="360"/>
+      </w:pPr>
+      <w:rPr>
+        <w:rFonts w:ascii="Courier New" w:hAnsi="Courier New" w:hint="default"/>
+        <w:sz w:val="20"/>
+      </w:rPr>
+    </w:lvl>
+    <w:lvl w:ilvl="2" w:tentative="1">
+      <w:start w:val="1"/>
+      <w:numFmt w:val="bullet"/>
+      <w:lvlText w:val=""/>
+      <w:lvlJc w:val="left"/>
+      <w:pPr>
+        <w:tabs>
+          <w:tab w:val="num" w:pos="2160"/>
+        </w:tabs>
+        <w:ind w:left="2160" w:hanging="360"/>
+      </w:pPr>
+      <w:rPr>
+        <w:rFonts w:ascii="Wingdings" w:hAnsi="Wingdings" w:hint="default"/>
+        <w:sz w:val="20"/>
+      </w:rPr>
+    </w:lvl>
+    <w:lvl w:ilvl="3" w:tentative="1">
+      <w:start w:val="1"/>
+      <w:numFmt w:val="bullet"/>
+      <w:lvlText w:val=""/>
+      <w:lvlJc w:val="left"/>
+      <w:pPr>
+        <w:tabs>
+          <w:tab w:val="num" w:pos="2880"/>
+        </w:tabs>
+        <w:ind w:left="2880" w:hanging="360"/>
+      </w:pPr>
+      <w:rPr>
+        <w:rFonts w:ascii="Wingdings" w:hAnsi="Wingdings" w:hint="default"/>
+        <w:sz w:val="20"/>
+      </w:rPr>
+    </w:lvl>
+    <w:lvl w:ilvl="4" w:tentative="1">
+      <w:start w:val="1"/>
+      <w:numFmt w:val="bullet"/>
+      <w:lvlText w:val=""/>
+      <w:lvlJc w:val="left"/>
+      <w:pPr>
+        <w:tabs>
+          <w:tab w:val="num" w:pos="3600"/>
+        </w:tabs>
+        <w:ind w:left="3600" w:hanging="360"/>
+      </w:pPr>
+      <w:rPr>
+        <w:rFonts w:ascii="Wingdings" w:hAnsi="Wingdings" w:hint="default"/>
+        <w:sz w:val="20"/>
+      </w:rPr>
+    </w:lvl>
+    <w:lvl w:ilvl="5" w:tentative="1">
+      <w:start w:val="1"/>
+      <w:numFmt w:val="bullet"/>
+      <w:lvlText w:val=""/>
+      <w:lvlJc w:val="left"/>
+      <w:pPr>
+        <w:tabs>
+          <w:tab w:val="num" w:pos="4320"/>
+        </w:tabs>
+        <w:ind w:left="4320" w:hanging="360"/>
+      </w:pPr>
+      <w:rPr>
+        <w:rFonts w:ascii="Wingdings" w:hAnsi="Wingdings" w:hint="default"/>
+        <w:sz w:val="20"/>
+      </w:rPr>
+    </w:lvl>
+    <w:lvl w:ilvl="6" w:tentative="1">
+      <w:start w:val="1"/>
+      <w:numFmt w:val="bullet"/>
+      <w:lvlText w:val=""/>
+      <w:lvlJc w:val="left"/>
+      <w:pPr>
+        <w:tabs>
+          <w:tab w:val="num" w:pos="5040"/>
+        </w:tabs>
+        <w:ind w:left="5040" w:hanging="360"/>
+      </w:pPr>
+      <w:rPr>
+        <w:rFonts w:ascii="Wingdings" w:hAnsi="Wingdings" w:hint="default"/>
+        <w:sz w:val="20"/>
+      </w:rPr>
+    </w:lvl>
+    <w:lvl w:ilvl="7" w:tentative="1">
+      <w:start w:val="1"/>
+      <w:numFmt w:val="bullet"/>
+      <w:lvlText w:val=""/>
+      <w:lvlJc w:val="left"/>
+      <w:pPr>
+        <w:tabs>
+          <w:tab w:val="num" w:pos="5760"/>
+        </w:tabs>
+        <w:ind w:left="5760" w:hanging="360"/>
+      </w:pPr>
+      <w:rPr>
+        <w:rFonts w:ascii="Wingdings" w:hAnsi="Wingdings" w:hint="default"/>
+        <w:sz w:val="20"/>
+      </w:rPr>
+    </w:lvl>
+    <w:lvl w:ilvl="8" w:tentative="1">
+      <w:start w:val="1"/>
+      <w:numFmt w:val="bullet"/>
+      <w:lvlText w:val=""/>
+      <w:lvlJc w:val="left"/>
+      <w:pPr>
+        <w:tabs>
+          <w:tab w:val="num" w:pos="6480"/>
+        </w:tabs>
+        <w:ind w:left="6480" w:hanging="360"/>
+      </w:pPr>
+      <w:rPr>
+        <w:rFonts w:ascii="Wingdings" w:hAnsi="Wingdings" w:hint="default"/>
+        <w:sz w:val="20"/>
+      </w:rPr>
+    </w:lvl>
+  </w:abstractNum>
+  <w:abstractNum w:abstractNumId="5" w15:restartNumberingAfterBreak="0">
     <w:nsid w:val="32FB17BC"/>
     <w:multiLevelType w:val="multilevel"/>
     <w:tmpl w:val="89EEEE52"/>
@@ -6566,7 +7165,7 @@
       </w:rPr>
     </w:lvl>
   </w:abstractNum>
-  <w:abstractNum w:abstractNumId="4" w15:restartNumberingAfterBreak="0">
+  <w:abstractNum w:abstractNumId="6" w15:restartNumberingAfterBreak="0">
     <w:nsid w:val="35CC0F88"/>
     <w:multiLevelType w:val="hybridMultilevel"/>
     <w:tmpl w:val="FF8E7CC8"/>
@@ -6679,7 +7278,7 @@
       </w:rPr>
     </w:lvl>
   </w:abstractNum>
-  <w:abstractNum w:abstractNumId="5" w15:restartNumberingAfterBreak="0">
+  <w:abstractNum w:abstractNumId="7" w15:restartNumberingAfterBreak="0">
     <w:nsid w:val="3A5C2AAE"/>
     <w:multiLevelType w:val="hybridMultilevel"/>
     <w:tmpl w:val="23143DEE"/>
@@ -6792,7 +7391,7 @@
       </w:rPr>
     </w:lvl>
   </w:abstractNum>
-  <w:abstractNum w:abstractNumId="6" w15:restartNumberingAfterBreak="0">
+  <w:abstractNum w:abstractNumId="8" w15:restartNumberingAfterBreak="0">
     <w:nsid w:val="46E45229"/>
     <w:multiLevelType w:val="hybridMultilevel"/>
     <w:tmpl w:val="5762D18C"/>
@@ -6905,7 +7504,7 @@
       </w:rPr>
     </w:lvl>
   </w:abstractNum>
-  <w:abstractNum w:abstractNumId="7" w15:restartNumberingAfterBreak="0">
+  <w:abstractNum w:abstractNumId="9" w15:restartNumberingAfterBreak="0">
     <w:nsid w:val="5013379E"/>
     <w:multiLevelType w:val="hybridMultilevel"/>
     <w:tmpl w:val="6EE4BA66"/>
@@ -7018,7 +7617,7 @@
       </w:rPr>
     </w:lvl>
   </w:abstractNum>
-  <w:abstractNum w:abstractNumId="8" w15:restartNumberingAfterBreak="0">
+  <w:abstractNum w:abstractNumId="10" w15:restartNumberingAfterBreak="0">
     <w:nsid w:val="5BD015E4"/>
     <w:multiLevelType w:val="hybridMultilevel"/>
     <w:tmpl w:val="F642E738"/>
@@ -7131,7 +7730,7 @@
       </w:rPr>
     </w:lvl>
   </w:abstractNum>
-  <w:abstractNum w:abstractNumId="9" w15:restartNumberingAfterBreak="0">
+  <w:abstractNum w:abstractNumId="11" w15:restartNumberingAfterBreak="0">
     <w:nsid w:val="5C7F3F22"/>
     <w:multiLevelType w:val="hybridMultilevel"/>
     <w:tmpl w:val="704ECE46"/>
@@ -7244,7 +7843,7 @@
       </w:rPr>
     </w:lvl>
   </w:abstractNum>
-  <w:abstractNum w:abstractNumId="10" w15:restartNumberingAfterBreak="0">
+  <w:abstractNum w:abstractNumId="12" w15:restartNumberingAfterBreak="0">
     <w:nsid w:val="6D952E44"/>
     <w:multiLevelType w:val="hybridMultilevel"/>
     <w:tmpl w:val="3D4AB7E0"/>
@@ -7358,37 +7957,43 @@
     </w:lvl>
   </w:abstractNum>
   <w:num w:numId="1" w16cid:durableId="1131216982">
-    <w:abstractNumId w:val="5"/>
+    <w:abstractNumId w:val="7"/>
   </w:num>
   <w:num w:numId="2" w16cid:durableId="1913155143">
     <w:abstractNumId w:val="2"/>
   </w:num>
   <w:num w:numId="3" w16cid:durableId="1179543092">
-    <w:abstractNumId w:val="9"/>
+    <w:abstractNumId w:val="11"/>
   </w:num>
   <w:num w:numId="4" w16cid:durableId="1807772592">
-    <w:abstractNumId w:val="8"/>
+    <w:abstractNumId w:val="10"/>
   </w:num>
   <w:num w:numId="5" w16cid:durableId="1507132382">
     <w:abstractNumId w:val="0"/>
   </w:num>
   <w:num w:numId="6" w16cid:durableId="2048021041">
-    <w:abstractNumId w:val="3"/>
+    <w:abstractNumId w:val="5"/>
   </w:num>
   <w:num w:numId="7" w16cid:durableId="1067220315">
-    <w:abstractNumId w:val="10"/>
+    <w:abstractNumId w:val="12"/>
   </w:num>
   <w:num w:numId="8" w16cid:durableId="1766800053">
+    <w:abstractNumId w:val="8"/>
+  </w:num>
+  <w:num w:numId="9" w16cid:durableId="341395978">
     <w:abstractNumId w:val="6"/>
   </w:num>
-  <w:num w:numId="9" w16cid:durableId="341395978">
-    <w:abstractNumId w:val="4"/>
-  </w:num>
   <w:num w:numId="10" w16cid:durableId="1346706014">
-    <w:abstractNumId w:val="7"/>
+    <w:abstractNumId w:val="9"/>
   </w:num>
   <w:num w:numId="11" w16cid:durableId="1530223649">
     <w:abstractNumId w:val="1"/>
+  </w:num>
+  <w:num w:numId="12" w16cid:durableId="1244141971">
+    <w:abstractNumId w:val="4"/>
+  </w:num>
+  <w:num w:numId="13" w16cid:durableId="1781073817">
+    <w:abstractNumId w:val="3"/>
   </w:num>
 </w:numbering>
 </file>

--- a/Documentation/The Ripple Effect - SYSTEM REQUIREMENTS.docx
+++ b/Documentation/The Ripple Effect - SYSTEM REQUIREMENTS.docx
@@ -4336,19 +4336,7 @@
         <w:rPr>
           <w:rFonts w:cstheme="minorHAnsi"/>
         </w:rPr>
-        <w:t xml:space="preserve">User authentication is enforced through secure login credentials with password hashing. A password recovery feature is also available via registered email </w:t>
-      </w:r>
-      <w:r>
-        <w:rPr>
-          <w:rFonts w:cstheme="minorHAnsi"/>
-        </w:rPr>
-        <w:t>addresses;</w:t>
-      </w:r>
-      <w:r>
-        <w:rPr>
-          <w:rFonts w:cstheme="minorHAnsi"/>
-        </w:rPr>
-        <w:t xml:space="preserve"> this will ensure that forgotten credentials do not compromise system access.</w:t>
+        <w:t>User authentication is enforced through secure login credentials with password hashing. A password recovery feature is also available via registered email addresses; this will ensure that forgotten credentials do not compromise system access.</w:t>
       </w:r>
     </w:p>
     <w:p>
@@ -4381,19 +4369,7 @@
         <w:rPr>
           <w:rFonts w:cstheme="minorHAnsi"/>
         </w:rPr>
-        <w:t xml:space="preserve">Payments </w:t>
-      </w:r>
-      <w:r>
-        <w:rPr>
-          <w:rFonts w:cstheme="minorHAnsi"/>
-        </w:rPr>
-        <w:t>is not</w:t>
-      </w:r>
-      <w:r>
-        <w:rPr>
-          <w:rFonts w:cstheme="minorHAnsi"/>
-        </w:rPr>
-        <w:t xml:space="preserve"> stored within the system and is handled by trusted third-party payment gateways (like PayFast). This transfers financial risk while ensuring compliance with industry security standards.</w:t>
+        <w:t>Payments is not stored within the system and is handled by trusted third-party payment gateways (like PayFast). This transfers financial risk while ensuring compliance with industry security standards.</w:t>
       </w:r>
     </w:p>
     <w:p>
@@ -4421,13 +4397,7 @@
         <w:rPr>
           <w:rFonts w:cstheme="minorHAnsi"/>
         </w:rPr>
-        <w:t xml:space="preserve"> </w:t>
-      </w:r>
-      <w:r>
-        <w:rPr>
-          <w:rFonts w:cstheme="minorHAnsi"/>
-        </w:rPr>
-        <w:t>Access control will be role-based to ensure that pool owners and service providers can only access information relevant to their roles.</w:t>
+        <w:t xml:space="preserve"> Access control will be role-based to ensure that pool owners and service providers can only access information relevant to their roles.</w:t>
       </w:r>
     </w:p>
     <w:p>
@@ -4500,9 +4470,130 @@
       <w:pPr>
         <w:jc w:val="both"/>
         <w:rPr>
-          <w:lang w:val="en-US"/>
-        </w:rPr>
-      </w:pPr>
+          <w:color w:val="2E74B5" w:themeColor="accent5" w:themeShade="BF"/>
+          <w:lang w:val="en-US"/>
+        </w:rPr>
+      </w:pPr>
+    </w:p>
+    <w:p>
+      <w:pPr>
+        <w:numPr>
+          <w:ilvl w:val="0"/>
+          <w:numId w:val="14"/>
+        </w:numPr>
+        <w:spacing w:after="160" w:line="278" w:lineRule="auto"/>
+        <w:rPr>
+          <w:rFonts w:cstheme="minorHAnsi"/>
+        </w:rPr>
+      </w:pPr>
+      <w:bookmarkStart w:id="13" w:name="_Hlk208855772"/>
+      <w:r>
+        <w:rPr>
+          <w:rFonts w:cstheme="minorHAnsi"/>
+          <w:i/>
+          <w:iCs/>
+        </w:rPr>
+        <w:lastRenderedPageBreak/>
+        <w:t>SplashScreen’s</w:t>
+      </w:r>
+      <w:r>
+        <w:rPr>
+          <w:rFonts w:cstheme="minorHAnsi"/>
+        </w:rPr>
+        <w:t xml:space="preserve"> mobile application interface is simple and intuitive, which caters to a wide range of users, including those with limited technical expertise.</w:t>
+      </w:r>
+    </w:p>
+    <w:p>
+      <w:pPr>
+        <w:numPr>
+          <w:ilvl w:val="0"/>
+          <w:numId w:val="14"/>
+        </w:numPr>
+        <w:spacing w:after="160" w:line="278" w:lineRule="auto"/>
+        <w:rPr>
+          <w:rFonts w:cstheme="minorHAnsi"/>
+        </w:rPr>
+      </w:pPr>
+      <w:r>
+        <w:rPr>
+          <w:rFonts w:cstheme="minorHAnsi"/>
+        </w:rPr>
+        <w:t>Clear navigation, visual aids like icons and tooltips is implemented as well as in-app guidance to help users log water readings, receive required amount of chemicals, and access services without confusion.</w:t>
+      </w:r>
+    </w:p>
+    <w:p>
+      <w:pPr>
+        <w:numPr>
+          <w:ilvl w:val="0"/>
+          <w:numId w:val="14"/>
+        </w:numPr>
+        <w:spacing w:after="160" w:line="278" w:lineRule="auto"/>
+        <w:rPr>
+          <w:rFonts w:cstheme="minorHAnsi"/>
+        </w:rPr>
+      </w:pPr>
+      <w:r>
+        <w:rPr>
+          <w:rFonts w:cstheme="minorHAnsi"/>
+        </w:rPr>
+        <w:t>For the service provider dashboard there is structured menus</w:t>
+      </w:r>
+      <w:r>
+        <w:rPr>
+          <w:rFonts w:cstheme="minorHAnsi"/>
+          <w:b/>
+          <w:bCs/>
+        </w:rPr>
+        <w:t xml:space="preserve"> </w:t>
+      </w:r>
+      <w:r>
+        <w:rPr>
+          <w:rFonts w:cstheme="minorHAnsi"/>
+        </w:rPr>
+        <w:t>to make it easy to manage bookings, update services, and view client details.</w:t>
+      </w:r>
+    </w:p>
+    <w:p>
+      <w:pPr>
+        <w:numPr>
+          <w:ilvl w:val="0"/>
+          <w:numId w:val="14"/>
+        </w:numPr>
+        <w:spacing w:after="160" w:line="278" w:lineRule="auto"/>
+        <w:rPr>
+          <w:lang w:val="en-US"/>
+        </w:rPr>
+      </w:pPr>
+      <w:r>
+        <w:rPr>
+          <w:rFonts w:cstheme="minorHAnsi"/>
+        </w:rPr>
+        <w:t>Our system is responsive across devices, ensuring usability on Android smartphones, tablets, and desktops for users who prefer accessing reports and bookings via web browser.</w:t>
+      </w:r>
+    </w:p>
+    <w:p>
+      <w:pPr>
+        <w:numPr>
+          <w:ilvl w:val="0"/>
+          <w:numId w:val="14"/>
+        </w:numPr>
+        <w:spacing w:after="160" w:line="278" w:lineRule="auto"/>
+        <w:rPr>
+          <w:lang w:val="en-US"/>
+        </w:rPr>
+      </w:pPr>
+      <w:r>
+        <w:t>Our system also has a</w:t>
+      </w:r>
+      <w:r>
+        <w:t xml:space="preserve"> built-in tutorial</w:t>
+      </w:r>
+      <w:r>
+        <w:t>/</w:t>
+      </w:r>
+      <w:r>
+        <w:t>walkthrough to demonstrate how the application works. This will guide first-time users through key features such as logging pool data, booking services, and managing notifications.</w:t>
+      </w:r>
     </w:p>
     <w:p>
       <w:pPr>
@@ -4514,7 +4605,8 @@
           <w:lang w:val="en-US"/>
         </w:rPr>
       </w:pPr>
-      <w:bookmarkStart w:id="13" w:name="_Toc207787828"/>
+      <w:bookmarkStart w:id="14" w:name="_Toc207787828"/>
+      <w:bookmarkEnd w:id="13"/>
       <w:r>
         <w:rPr>
           <w:sz w:val="28"/>
@@ -4522,10 +4614,9 @@
           <w:u w:val="single"/>
           <w:lang w:val="en-US"/>
         </w:rPr>
-        <w:lastRenderedPageBreak/>
         <w:t>1.5.3 Performance constraints</w:t>
       </w:r>
-      <w:bookmarkEnd w:id="13"/>
+      <w:bookmarkEnd w:id="14"/>
     </w:p>
     <w:p>
       <w:pPr>
@@ -4582,7 +4673,7 @@
           <w:lang w:val="en-US"/>
         </w:rPr>
       </w:pPr>
-      <w:bookmarkStart w:id="14" w:name="_Toc207787829"/>
+      <w:bookmarkStart w:id="15" w:name="_Toc207787829"/>
       <w:r>
         <w:rPr>
           <w:sz w:val="36"/>
@@ -4612,7 +4703,7 @@
         </w:rPr>
         <w:t xml:space="preserve"> case diagram</w:t>
       </w:r>
-      <w:bookmarkEnd w:id="14"/>
+      <w:bookmarkEnd w:id="15"/>
     </w:p>
     <w:p>
       <w:pPr>
@@ -4775,6 +4866,7 @@
           <w:noProof/>
           <w:lang w:val="en-US"/>
         </w:rPr>
+        <w:lastRenderedPageBreak/>
         <w:drawing>
           <wp:inline distT="0" distB="0" distL="0" distR="0" wp14:anchorId="5F418780" wp14:editId="240C60EB">
             <wp:extent cx="4415079" cy="3712191"/>
@@ -4826,14 +4918,27 @@
       <w:r>
         <w:t xml:space="preserve">Figure </w:t>
       </w:r>
-      <w:fldSimple w:instr=" SEQ Figure \* ARABIC ">
-        <w:r>
-          <w:rPr>
-            <w:noProof/>
-          </w:rPr>
-          <w:t>1</w:t>
-        </w:r>
-      </w:fldSimple>
+      <w:r>
+        <w:fldChar w:fldCharType="begin"/>
+      </w:r>
+      <w:r>
+        <w:instrText xml:space="preserve"> SEQ Figure \* ARABIC </w:instrText>
+      </w:r>
+      <w:r>
+        <w:fldChar w:fldCharType="separate"/>
+      </w:r>
+      <w:r>
+        <w:rPr>
+          <w:noProof/>
+        </w:rPr>
+        <w:t>1</w:t>
+      </w:r>
+      <w:r>
+        <w:rPr>
+          <w:noProof/>
+        </w:rPr>
+        <w:fldChar w:fldCharType="end"/>
+      </w:r>
       <w:r>
         <w:rPr>
           <w:noProof/>
@@ -4855,7 +4960,7 @@
           <w:lang w:val="en-US"/>
         </w:rPr>
       </w:pPr>
-      <w:bookmarkStart w:id="15" w:name="_Toc207787830"/>
+      <w:bookmarkStart w:id="16" w:name="_Toc207787830"/>
       <w:r>
         <w:rPr>
           <w:sz w:val="36"/>
@@ -4874,7 +4979,7 @@
         </w:rPr>
         <w:t>UML Class Model / Diagram</w:t>
       </w:r>
-      <w:bookmarkEnd w:id="15"/>
+      <w:bookmarkEnd w:id="16"/>
     </w:p>
     <w:p>
       <w:pPr>
@@ -4962,15 +5067,7 @@
           <w:color w:val="2E74B5" w:themeColor="accent5" w:themeShade="BF"/>
           <w:lang w:val="en-US"/>
         </w:rPr>
-        <w:t xml:space="preserve">  This does not need to be the final version of your UML </w:t>
-      </w:r>
-      <w:r>
-        <w:rPr>
-          <w:color w:val="2E74B5" w:themeColor="accent5" w:themeShade="BF"/>
-          <w:lang w:val="en-US"/>
-        </w:rPr>
-        <w:lastRenderedPageBreak/>
-        <w:t>class model</w:t>
+        <w:t xml:space="preserve">  This does not need to be the final version of your UML class model</w:t>
       </w:r>
       <w:r>
         <w:rPr>
@@ -5080,6 +5177,7 @@
           <w:noProof/>
           <w:lang w:val="en-US"/>
         </w:rPr>
+        <w:lastRenderedPageBreak/>
         <w:drawing>
           <wp:inline distT="0" distB="0" distL="0" distR="0" wp14:anchorId="0AEE9AA7" wp14:editId="7EAFA459">
             <wp:extent cx="5727700" cy="2699385"/>
@@ -5143,14 +5241,27 @@
       <w:r>
         <w:fldChar w:fldCharType="end"/>
       </w:r>
-      <w:fldSimple w:instr=" SEQ Figure \* ARABIC \s 1 ">
-        <w:r>
-          <w:rPr>
-            <w:noProof/>
-          </w:rPr>
-          <w:t>1</w:t>
-        </w:r>
-      </w:fldSimple>
+      <w:r>
+        <w:fldChar w:fldCharType="begin"/>
+      </w:r>
+      <w:r>
+        <w:instrText xml:space="preserve"> SEQ Figure \* ARABIC \s 1 </w:instrText>
+      </w:r>
+      <w:r>
+        <w:fldChar w:fldCharType="separate"/>
+      </w:r>
+      <w:r>
+        <w:rPr>
+          <w:noProof/>
+        </w:rPr>
+        <w:t>1</w:t>
+      </w:r>
+      <w:r>
+        <w:rPr>
+          <w:noProof/>
+        </w:rPr>
+        <w:fldChar w:fldCharType="end"/>
+      </w:r>
       <w:r>
         <w:t>.</w:t>
       </w:r>
@@ -5185,7 +5296,7 @@
           <w:lang w:val="en-US"/>
         </w:rPr>
       </w:pPr>
-      <w:bookmarkStart w:id="16" w:name="_Toc207787831"/>
+      <w:bookmarkStart w:id="17" w:name="_Toc207787831"/>
       <w:r>
         <w:rPr>
           <w:sz w:val="36"/>
@@ -5213,7 +5324,7 @@
         </w:rPr>
         <w:t xml:space="preserve"> Relational Database Model Diagram</w:t>
       </w:r>
-      <w:bookmarkEnd w:id="16"/>
+      <w:bookmarkEnd w:id="17"/>
     </w:p>
     <w:p>
       <w:pPr>
@@ -5521,7 +5632,7 @@
           <w:lang w:val="en-US"/>
         </w:rPr>
       </w:pPr>
-      <w:bookmarkStart w:id="17" w:name="_Toc207787832"/>
+      <w:bookmarkStart w:id="18" w:name="_Toc207787832"/>
       <w:r>
         <w:rPr>
           <w:sz w:val="36"/>
@@ -5549,7 +5660,7 @@
         </w:rPr>
         <w:t xml:space="preserve"> User Interface Design</w:t>
       </w:r>
-      <w:bookmarkEnd w:id="17"/>
+      <w:bookmarkEnd w:id="18"/>
       <w:r>
         <w:rPr>
           <w:sz w:val="36"/>
@@ -7392,6 +7503,155 @@
     </w:lvl>
   </w:abstractNum>
   <w:abstractNum w:abstractNumId="8" w15:restartNumberingAfterBreak="0">
+    <w:nsid w:val="41077DBE"/>
+    <w:multiLevelType w:val="multilevel"/>
+    <w:tmpl w:val="809072E4"/>
+    <w:lvl w:ilvl="0">
+      <w:start w:val="1"/>
+      <w:numFmt w:val="bullet"/>
+      <w:lvlText w:val=""/>
+      <w:lvlJc w:val="left"/>
+      <w:pPr>
+        <w:tabs>
+          <w:tab w:val="num" w:pos="720"/>
+        </w:tabs>
+        <w:ind w:left="720" w:hanging="360"/>
+      </w:pPr>
+      <w:rPr>
+        <w:rFonts w:ascii="Symbol" w:hAnsi="Symbol" w:hint="default"/>
+        <w:sz w:val="20"/>
+      </w:rPr>
+    </w:lvl>
+    <w:lvl w:ilvl="1" w:tentative="1">
+      <w:start w:val="1"/>
+      <w:numFmt w:val="bullet"/>
+      <w:lvlText w:val="o"/>
+      <w:lvlJc w:val="left"/>
+      <w:pPr>
+        <w:tabs>
+          <w:tab w:val="num" w:pos="1440"/>
+        </w:tabs>
+        <w:ind w:left="1440" w:hanging="360"/>
+      </w:pPr>
+      <w:rPr>
+        <w:rFonts w:ascii="Courier New" w:hAnsi="Courier New" w:hint="default"/>
+        <w:sz w:val="20"/>
+      </w:rPr>
+    </w:lvl>
+    <w:lvl w:ilvl="2" w:tentative="1">
+      <w:start w:val="1"/>
+      <w:numFmt w:val="bullet"/>
+      <w:lvlText w:val=""/>
+      <w:lvlJc w:val="left"/>
+      <w:pPr>
+        <w:tabs>
+          <w:tab w:val="num" w:pos="2160"/>
+        </w:tabs>
+        <w:ind w:left="2160" w:hanging="360"/>
+      </w:pPr>
+      <w:rPr>
+        <w:rFonts w:ascii="Wingdings" w:hAnsi="Wingdings" w:hint="default"/>
+        <w:sz w:val="20"/>
+      </w:rPr>
+    </w:lvl>
+    <w:lvl w:ilvl="3" w:tentative="1">
+      <w:start w:val="1"/>
+      <w:numFmt w:val="bullet"/>
+      <w:lvlText w:val=""/>
+      <w:lvlJc w:val="left"/>
+      <w:pPr>
+        <w:tabs>
+          <w:tab w:val="num" w:pos="2880"/>
+        </w:tabs>
+        <w:ind w:left="2880" w:hanging="360"/>
+      </w:pPr>
+      <w:rPr>
+        <w:rFonts w:ascii="Wingdings" w:hAnsi="Wingdings" w:hint="default"/>
+        <w:sz w:val="20"/>
+      </w:rPr>
+    </w:lvl>
+    <w:lvl w:ilvl="4" w:tentative="1">
+      <w:start w:val="1"/>
+      <w:numFmt w:val="bullet"/>
+      <w:lvlText w:val=""/>
+      <w:lvlJc w:val="left"/>
+      <w:pPr>
+        <w:tabs>
+          <w:tab w:val="num" w:pos="3600"/>
+        </w:tabs>
+        <w:ind w:left="3600" w:hanging="360"/>
+      </w:pPr>
+      <w:rPr>
+        <w:rFonts w:ascii="Wingdings" w:hAnsi="Wingdings" w:hint="default"/>
+        <w:sz w:val="20"/>
+      </w:rPr>
+    </w:lvl>
+    <w:lvl w:ilvl="5" w:tentative="1">
+      <w:start w:val="1"/>
+      <w:numFmt w:val="bullet"/>
+      <w:lvlText w:val=""/>
+      <w:lvlJc w:val="left"/>
+      <w:pPr>
+        <w:tabs>
+          <w:tab w:val="num" w:pos="4320"/>
+        </w:tabs>
+        <w:ind w:left="4320" w:hanging="360"/>
+      </w:pPr>
+      <w:rPr>
+        <w:rFonts w:ascii="Wingdings" w:hAnsi="Wingdings" w:hint="default"/>
+        <w:sz w:val="20"/>
+      </w:rPr>
+    </w:lvl>
+    <w:lvl w:ilvl="6" w:tentative="1">
+      <w:start w:val="1"/>
+      <w:numFmt w:val="bullet"/>
+      <w:lvlText w:val=""/>
+      <w:lvlJc w:val="left"/>
+      <w:pPr>
+        <w:tabs>
+          <w:tab w:val="num" w:pos="5040"/>
+        </w:tabs>
+        <w:ind w:left="5040" w:hanging="360"/>
+      </w:pPr>
+      <w:rPr>
+        <w:rFonts w:ascii="Wingdings" w:hAnsi="Wingdings" w:hint="default"/>
+        <w:sz w:val="20"/>
+      </w:rPr>
+    </w:lvl>
+    <w:lvl w:ilvl="7" w:tentative="1">
+      <w:start w:val="1"/>
+      <w:numFmt w:val="bullet"/>
+      <w:lvlText w:val=""/>
+      <w:lvlJc w:val="left"/>
+      <w:pPr>
+        <w:tabs>
+          <w:tab w:val="num" w:pos="5760"/>
+        </w:tabs>
+        <w:ind w:left="5760" w:hanging="360"/>
+      </w:pPr>
+      <w:rPr>
+        <w:rFonts w:ascii="Wingdings" w:hAnsi="Wingdings" w:hint="default"/>
+        <w:sz w:val="20"/>
+      </w:rPr>
+    </w:lvl>
+    <w:lvl w:ilvl="8" w:tentative="1">
+      <w:start w:val="1"/>
+      <w:numFmt w:val="bullet"/>
+      <w:lvlText w:val=""/>
+      <w:lvlJc w:val="left"/>
+      <w:pPr>
+        <w:tabs>
+          <w:tab w:val="num" w:pos="6480"/>
+        </w:tabs>
+        <w:ind w:left="6480" w:hanging="360"/>
+      </w:pPr>
+      <w:rPr>
+        <w:rFonts w:ascii="Wingdings" w:hAnsi="Wingdings" w:hint="default"/>
+        <w:sz w:val="20"/>
+      </w:rPr>
+    </w:lvl>
+  </w:abstractNum>
+  <w:abstractNum w:abstractNumId="9" w15:restartNumberingAfterBreak="0">
     <w:nsid w:val="46E45229"/>
     <w:multiLevelType w:val="hybridMultilevel"/>
     <w:tmpl w:val="5762D18C"/>
@@ -7504,7 +7764,7 @@
       </w:rPr>
     </w:lvl>
   </w:abstractNum>
-  <w:abstractNum w:abstractNumId="9" w15:restartNumberingAfterBreak="0">
+  <w:abstractNum w:abstractNumId="10" w15:restartNumberingAfterBreak="0">
     <w:nsid w:val="5013379E"/>
     <w:multiLevelType w:val="hybridMultilevel"/>
     <w:tmpl w:val="6EE4BA66"/>
@@ -7617,7 +7877,7 @@
       </w:rPr>
     </w:lvl>
   </w:abstractNum>
-  <w:abstractNum w:abstractNumId="10" w15:restartNumberingAfterBreak="0">
+  <w:abstractNum w:abstractNumId="11" w15:restartNumberingAfterBreak="0">
     <w:nsid w:val="5BD015E4"/>
     <w:multiLevelType w:val="hybridMultilevel"/>
     <w:tmpl w:val="F642E738"/>
@@ -7730,7 +7990,7 @@
       </w:rPr>
     </w:lvl>
   </w:abstractNum>
-  <w:abstractNum w:abstractNumId="11" w15:restartNumberingAfterBreak="0">
+  <w:abstractNum w:abstractNumId="12" w15:restartNumberingAfterBreak="0">
     <w:nsid w:val="5C7F3F22"/>
     <w:multiLevelType w:val="hybridMultilevel"/>
     <w:tmpl w:val="704ECE46"/>
@@ -7843,7 +8103,7 @@
       </w:rPr>
     </w:lvl>
   </w:abstractNum>
-  <w:abstractNum w:abstractNumId="12" w15:restartNumberingAfterBreak="0">
+  <w:abstractNum w:abstractNumId="13" w15:restartNumberingAfterBreak="0">
     <w:nsid w:val="6D952E44"/>
     <w:multiLevelType w:val="hybridMultilevel"/>
     <w:tmpl w:val="3D4AB7E0"/>
@@ -7963,10 +8223,10 @@
     <w:abstractNumId w:val="2"/>
   </w:num>
   <w:num w:numId="3" w16cid:durableId="1179543092">
-    <w:abstractNumId w:val="11"/>
+    <w:abstractNumId w:val="12"/>
   </w:num>
   <w:num w:numId="4" w16cid:durableId="1807772592">
-    <w:abstractNumId w:val="10"/>
+    <w:abstractNumId w:val="11"/>
   </w:num>
   <w:num w:numId="5" w16cid:durableId="1507132382">
     <w:abstractNumId w:val="0"/>
@@ -7975,16 +8235,16 @@
     <w:abstractNumId w:val="5"/>
   </w:num>
   <w:num w:numId="7" w16cid:durableId="1067220315">
-    <w:abstractNumId w:val="12"/>
+    <w:abstractNumId w:val="13"/>
   </w:num>
   <w:num w:numId="8" w16cid:durableId="1766800053">
-    <w:abstractNumId w:val="8"/>
+    <w:abstractNumId w:val="9"/>
   </w:num>
   <w:num w:numId="9" w16cid:durableId="341395978">
     <w:abstractNumId w:val="6"/>
   </w:num>
   <w:num w:numId="10" w16cid:durableId="1346706014">
-    <w:abstractNumId w:val="9"/>
+    <w:abstractNumId w:val="10"/>
   </w:num>
   <w:num w:numId="11" w16cid:durableId="1530223649">
     <w:abstractNumId w:val="1"/>
@@ -7994,6 +8254,9 @@
   </w:num>
   <w:num w:numId="13" w16cid:durableId="1781073817">
     <w:abstractNumId w:val="3"/>
+  </w:num>
+  <w:num w:numId="14" w16cid:durableId="87584556">
+    <w:abstractNumId w:val="8"/>
   </w:num>
 </w:numbering>
 </file>
@@ -8439,7 +8702,6 @@
   <w:style w:type="character" w:default="1" w:styleId="DefaultParagraphFont">
     <w:name w:val="Default Paragraph Font"/>
     <w:uiPriority w:val="1"/>
-    <w:semiHidden/>
     <w:unhideWhenUsed/>
   </w:style>
   <w:style w:type="table" w:default="1" w:styleId="TableNormal">

--- a/Documentation/The Ripple Effect - SYSTEM REQUIREMENTS.docx
+++ b/Documentation/The Ripple Effect - SYSTEM REQUIREMENTS.docx
@@ -4630,6 +4630,7 @@
       <w:pPr>
         <w:jc w:val="both"/>
         <w:rPr>
+          <w:color w:val="2E74B5" w:themeColor="accent5" w:themeShade="BF"/>
           <w:lang w:val="en-US"/>
         </w:rPr>
       </w:pPr>
@@ -4655,6 +4656,87 @@
           <w:lang w:val="en-US"/>
         </w:rPr>
         <w:t xml:space="preserve"> mobile devices with low memory capacity and older processors.</w:t>
+      </w:r>
+    </w:p>
+    <w:p>
+      <w:pPr>
+        <w:jc w:val="both"/>
+        <w:rPr>
+          <w:color w:val="2E74B5" w:themeColor="accent5" w:themeShade="BF"/>
+          <w:lang w:val="en-US"/>
+        </w:rPr>
+      </w:pPr>
+    </w:p>
+    <w:p>
+      <w:pPr>
+        <w:numPr>
+          <w:ilvl w:val="0"/>
+          <w:numId w:val="15"/>
+        </w:numPr>
+        <w:spacing w:after="160" w:line="278" w:lineRule="auto"/>
+        <w:rPr>
+          <w:rFonts w:cstheme="minorHAnsi"/>
+        </w:rPr>
+      </w:pPr>
+      <w:r>
+        <w:rPr>
+          <w:rFonts w:cstheme="minorHAnsi"/>
+        </w:rPr>
+        <w:t>Our system performs optimally on low-end mobile devices with limited memory and processing power, as not all users have access to high-end devices.</w:t>
+      </w:r>
+    </w:p>
+    <w:p>
+      <w:pPr>
+        <w:numPr>
+          <w:ilvl w:val="0"/>
+          <w:numId w:val="15"/>
+        </w:numPr>
+        <w:spacing w:after="160" w:line="278" w:lineRule="auto"/>
+        <w:rPr>
+          <w:rFonts w:cstheme="minorHAnsi"/>
+        </w:rPr>
+      </w:pPr>
+      <w:r>
+        <w:rPr>
+          <w:rFonts w:cstheme="minorHAnsi"/>
+        </w:rPr>
+        <w:t>Offline functionality is essential: the mobile app will allow data entry, like logging water readings, without connectivity and will sync efficiently once a stable internet connection is available.</w:t>
+      </w:r>
+    </w:p>
+    <w:p>
+      <w:pPr>
+        <w:numPr>
+          <w:ilvl w:val="0"/>
+          <w:numId w:val="15"/>
+        </w:numPr>
+        <w:spacing w:after="160" w:line="278" w:lineRule="auto"/>
+        <w:rPr>
+          <w:rFonts w:cstheme="minorHAnsi"/>
+        </w:rPr>
+      </w:pPr>
+      <w:r>
+        <w:rPr>
+          <w:rFonts w:cstheme="minorHAnsi"/>
+        </w:rPr>
+        <w:t>Using the search bar for searches through the app, marketplace and service listings is fast and efficient, even as the database grows with new providers and clients.</w:t>
+      </w:r>
+    </w:p>
+    <w:p>
+      <w:pPr>
+        <w:numPr>
+          <w:ilvl w:val="0"/>
+          <w:numId w:val="15"/>
+        </w:numPr>
+        <w:spacing w:after="160" w:line="278" w:lineRule="auto"/>
+        <w:rPr>
+          <w:rFonts w:cstheme="minorHAnsi"/>
+        </w:rPr>
+      </w:pPr>
+      <w:r>
+        <w:rPr>
+          <w:rFonts w:cstheme="minorHAnsi"/>
+        </w:rPr>
+        <w:t>Push notifications for reminders, bookings, and alerts is be delivered in real-time which will ensure that users are kept updated without delays.</w:t>
       </w:r>
     </w:p>
     <w:p>
@@ -4815,6 +4897,7 @@
           <w:color w:val="2E74B5" w:themeColor="accent5" w:themeShade="BF"/>
           <w:lang w:val="en-US"/>
         </w:rPr>
+        <w:lastRenderedPageBreak/>
         <w:t>Figure 1</w:t>
       </w:r>
       <w:r>
@@ -4866,7 +4949,6 @@
           <w:noProof/>
           <w:lang w:val="en-US"/>
         </w:rPr>
-        <w:lastRenderedPageBreak/>
         <w:drawing>
           <wp:inline distT="0" distB="0" distL="0" distR="0" wp14:anchorId="5F418780" wp14:editId="240C60EB">
             <wp:extent cx="4415079" cy="3712191"/>
@@ -4918,27 +5000,14 @@
       <w:r>
         <w:t xml:space="preserve">Figure </w:t>
       </w:r>
-      <w:r>
-        <w:fldChar w:fldCharType="begin"/>
-      </w:r>
-      <w:r>
-        <w:instrText xml:space="preserve"> SEQ Figure \* ARABIC </w:instrText>
-      </w:r>
-      <w:r>
-        <w:fldChar w:fldCharType="separate"/>
-      </w:r>
-      <w:r>
-        <w:rPr>
-          <w:noProof/>
-        </w:rPr>
-        <w:t>1</w:t>
-      </w:r>
-      <w:r>
-        <w:rPr>
-          <w:noProof/>
-        </w:rPr>
-        <w:fldChar w:fldCharType="end"/>
-      </w:r>
+      <w:fldSimple w:instr=" SEQ Figure \* ARABIC ">
+        <w:r>
+          <w:rPr>
+            <w:noProof/>
+          </w:rPr>
+          <w:t>1</w:t>
+        </w:r>
+      </w:fldSimple>
       <w:r>
         <w:rPr>
           <w:noProof/>
@@ -5241,27 +5310,14 @@
       <w:r>
         <w:fldChar w:fldCharType="end"/>
       </w:r>
-      <w:r>
-        <w:fldChar w:fldCharType="begin"/>
-      </w:r>
-      <w:r>
-        <w:instrText xml:space="preserve"> SEQ Figure \* ARABIC \s 1 </w:instrText>
-      </w:r>
-      <w:r>
-        <w:fldChar w:fldCharType="separate"/>
-      </w:r>
-      <w:r>
-        <w:rPr>
-          <w:noProof/>
-        </w:rPr>
-        <w:t>1</w:t>
-      </w:r>
-      <w:r>
-        <w:rPr>
-          <w:noProof/>
-        </w:rPr>
-        <w:fldChar w:fldCharType="end"/>
-      </w:r>
+      <w:fldSimple w:instr=" SEQ Figure \* ARABIC \s 1 ">
+        <w:r>
+          <w:rPr>
+            <w:noProof/>
+          </w:rPr>
+          <w:t>1</w:t>
+        </w:r>
+      </w:fldSimple>
       <w:r>
         <w:t>.</w:t>
       </w:r>
@@ -7277,6 +7333,155 @@
     </w:lvl>
   </w:abstractNum>
   <w:abstractNum w:abstractNumId="6" w15:restartNumberingAfterBreak="0">
+    <w:nsid w:val="357D4211"/>
+    <w:multiLevelType w:val="multilevel"/>
+    <w:tmpl w:val="769C9BCA"/>
+    <w:lvl w:ilvl="0">
+      <w:start w:val="1"/>
+      <w:numFmt w:val="bullet"/>
+      <w:lvlText w:val=""/>
+      <w:lvlJc w:val="left"/>
+      <w:pPr>
+        <w:tabs>
+          <w:tab w:val="num" w:pos="720"/>
+        </w:tabs>
+        <w:ind w:left="720" w:hanging="360"/>
+      </w:pPr>
+      <w:rPr>
+        <w:rFonts w:ascii="Symbol" w:hAnsi="Symbol" w:hint="default"/>
+        <w:sz w:val="20"/>
+      </w:rPr>
+    </w:lvl>
+    <w:lvl w:ilvl="1" w:tentative="1">
+      <w:start w:val="1"/>
+      <w:numFmt w:val="bullet"/>
+      <w:lvlText w:val="o"/>
+      <w:lvlJc w:val="left"/>
+      <w:pPr>
+        <w:tabs>
+          <w:tab w:val="num" w:pos="1440"/>
+        </w:tabs>
+        <w:ind w:left="1440" w:hanging="360"/>
+      </w:pPr>
+      <w:rPr>
+        <w:rFonts w:ascii="Courier New" w:hAnsi="Courier New" w:hint="default"/>
+        <w:sz w:val="20"/>
+      </w:rPr>
+    </w:lvl>
+    <w:lvl w:ilvl="2" w:tentative="1">
+      <w:start w:val="1"/>
+      <w:numFmt w:val="bullet"/>
+      <w:lvlText w:val=""/>
+      <w:lvlJc w:val="left"/>
+      <w:pPr>
+        <w:tabs>
+          <w:tab w:val="num" w:pos="2160"/>
+        </w:tabs>
+        <w:ind w:left="2160" w:hanging="360"/>
+      </w:pPr>
+      <w:rPr>
+        <w:rFonts w:ascii="Wingdings" w:hAnsi="Wingdings" w:hint="default"/>
+        <w:sz w:val="20"/>
+      </w:rPr>
+    </w:lvl>
+    <w:lvl w:ilvl="3" w:tentative="1">
+      <w:start w:val="1"/>
+      <w:numFmt w:val="bullet"/>
+      <w:lvlText w:val=""/>
+      <w:lvlJc w:val="left"/>
+      <w:pPr>
+        <w:tabs>
+          <w:tab w:val="num" w:pos="2880"/>
+        </w:tabs>
+        <w:ind w:left="2880" w:hanging="360"/>
+      </w:pPr>
+      <w:rPr>
+        <w:rFonts w:ascii="Wingdings" w:hAnsi="Wingdings" w:hint="default"/>
+        <w:sz w:val="20"/>
+      </w:rPr>
+    </w:lvl>
+    <w:lvl w:ilvl="4" w:tentative="1">
+      <w:start w:val="1"/>
+      <w:numFmt w:val="bullet"/>
+      <w:lvlText w:val=""/>
+      <w:lvlJc w:val="left"/>
+      <w:pPr>
+        <w:tabs>
+          <w:tab w:val="num" w:pos="3600"/>
+        </w:tabs>
+        <w:ind w:left="3600" w:hanging="360"/>
+      </w:pPr>
+      <w:rPr>
+        <w:rFonts w:ascii="Wingdings" w:hAnsi="Wingdings" w:hint="default"/>
+        <w:sz w:val="20"/>
+      </w:rPr>
+    </w:lvl>
+    <w:lvl w:ilvl="5" w:tentative="1">
+      <w:start w:val="1"/>
+      <w:numFmt w:val="bullet"/>
+      <w:lvlText w:val=""/>
+      <w:lvlJc w:val="left"/>
+      <w:pPr>
+        <w:tabs>
+          <w:tab w:val="num" w:pos="4320"/>
+        </w:tabs>
+        <w:ind w:left="4320" w:hanging="360"/>
+      </w:pPr>
+      <w:rPr>
+        <w:rFonts w:ascii="Wingdings" w:hAnsi="Wingdings" w:hint="default"/>
+        <w:sz w:val="20"/>
+      </w:rPr>
+    </w:lvl>
+    <w:lvl w:ilvl="6" w:tentative="1">
+      <w:start w:val="1"/>
+      <w:numFmt w:val="bullet"/>
+      <w:lvlText w:val=""/>
+      <w:lvlJc w:val="left"/>
+      <w:pPr>
+        <w:tabs>
+          <w:tab w:val="num" w:pos="5040"/>
+        </w:tabs>
+        <w:ind w:left="5040" w:hanging="360"/>
+      </w:pPr>
+      <w:rPr>
+        <w:rFonts w:ascii="Wingdings" w:hAnsi="Wingdings" w:hint="default"/>
+        <w:sz w:val="20"/>
+      </w:rPr>
+    </w:lvl>
+    <w:lvl w:ilvl="7" w:tentative="1">
+      <w:start w:val="1"/>
+      <w:numFmt w:val="bullet"/>
+      <w:lvlText w:val=""/>
+      <w:lvlJc w:val="left"/>
+      <w:pPr>
+        <w:tabs>
+          <w:tab w:val="num" w:pos="5760"/>
+        </w:tabs>
+        <w:ind w:left="5760" w:hanging="360"/>
+      </w:pPr>
+      <w:rPr>
+        <w:rFonts w:ascii="Wingdings" w:hAnsi="Wingdings" w:hint="default"/>
+        <w:sz w:val="20"/>
+      </w:rPr>
+    </w:lvl>
+    <w:lvl w:ilvl="8" w:tentative="1">
+      <w:start w:val="1"/>
+      <w:numFmt w:val="bullet"/>
+      <w:lvlText w:val=""/>
+      <w:lvlJc w:val="left"/>
+      <w:pPr>
+        <w:tabs>
+          <w:tab w:val="num" w:pos="6480"/>
+        </w:tabs>
+        <w:ind w:left="6480" w:hanging="360"/>
+      </w:pPr>
+      <w:rPr>
+        <w:rFonts w:ascii="Wingdings" w:hAnsi="Wingdings" w:hint="default"/>
+        <w:sz w:val="20"/>
+      </w:rPr>
+    </w:lvl>
+  </w:abstractNum>
+  <w:abstractNum w:abstractNumId="7" w15:restartNumberingAfterBreak="0">
     <w:nsid w:val="35CC0F88"/>
     <w:multiLevelType w:val="hybridMultilevel"/>
     <w:tmpl w:val="FF8E7CC8"/>
@@ -7389,7 +7594,7 @@
       </w:rPr>
     </w:lvl>
   </w:abstractNum>
-  <w:abstractNum w:abstractNumId="7" w15:restartNumberingAfterBreak="0">
+  <w:abstractNum w:abstractNumId="8" w15:restartNumberingAfterBreak="0">
     <w:nsid w:val="3A5C2AAE"/>
     <w:multiLevelType w:val="hybridMultilevel"/>
     <w:tmpl w:val="23143DEE"/>
@@ -7502,7 +7707,7 @@
       </w:rPr>
     </w:lvl>
   </w:abstractNum>
-  <w:abstractNum w:abstractNumId="8" w15:restartNumberingAfterBreak="0">
+  <w:abstractNum w:abstractNumId="9" w15:restartNumberingAfterBreak="0">
     <w:nsid w:val="41077DBE"/>
     <w:multiLevelType w:val="multilevel"/>
     <w:tmpl w:val="809072E4"/>
@@ -7651,7 +7856,7 @@
       </w:rPr>
     </w:lvl>
   </w:abstractNum>
-  <w:abstractNum w:abstractNumId="9" w15:restartNumberingAfterBreak="0">
+  <w:abstractNum w:abstractNumId="10" w15:restartNumberingAfterBreak="0">
     <w:nsid w:val="46E45229"/>
     <w:multiLevelType w:val="hybridMultilevel"/>
     <w:tmpl w:val="5762D18C"/>
@@ -7764,7 +7969,7 @@
       </w:rPr>
     </w:lvl>
   </w:abstractNum>
-  <w:abstractNum w:abstractNumId="10" w15:restartNumberingAfterBreak="0">
+  <w:abstractNum w:abstractNumId="11" w15:restartNumberingAfterBreak="0">
     <w:nsid w:val="5013379E"/>
     <w:multiLevelType w:val="hybridMultilevel"/>
     <w:tmpl w:val="6EE4BA66"/>
@@ -7877,7 +8082,7 @@
       </w:rPr>
     </w:lvl>
   </w:abstractNum>
-  <w:abstractNum w:abstractNumId="11" w15:restartNumberingAfterBreak="0">
+  <w:abstractNum w:abstractNumId="12" w15:restartNumberingAfterBreak="0">
     <w:nsid w:val="5BD015E4"/>
     <w:multiLevelType w:val="hybridMultilevel"/>
     <w:tmpl w:val="F642E738"/>
@@ -7990,7 +8195,7 @@
       </w:rPr>
     </w:lvl>
   </w:abstractNum>
-  <w:abstractNum w:abstractNumId="12" w15:restartNumberingAfterBreak="0">
+  <w:abstractNum w:abstractNumId="13" w15:restartNumberingAfterBreak="0">
     <w:nsid w:val="5C7F3F22"/>
     <w:multiLevelType w:val="hybridMultilevel"/>
     <w:tmpl w:val="704ECE46"/>
@@ -8103,7 +8308,7 @@
       </w:rPr>
     </w:lvl>
   </w:abstractNum>
-  <w:abstractNum w:abstractNumId="13" w15:restartNumberingAfterBreak="0">
+  <w:abstractNum w:abstractNumId="14" w15:restartNumberingAfterBreak="0">
     <w:nsid w:val="6D952E44"/>
     <w:multiLevelType w:val="hybridMultilevel"/>
     <w:tmpl w:val="3D4AB7E0"/>
@@ -8217,16 +8422,16 @@
     </w:lvl>
   </w:abstractNum>
   <w:num w:numId="1" w16cid:durableId="1131216982">
-    <w:abstractNumId w:val="7"/>
+    <w:abstractNumId w:val="8"/>
   </w:num>
   <w:num w:numId="2" w16cid:durableId="1913155143">
     <w:abstractNumId w:val="2"/>
   </w:num>
   <w:num w:numId="3" w16cid:durableId="1179543092">
-    <w:abstractNumId w:val="12"/>
+    <w:abstractNumId w:val="13"/>
   </w:num>
   <w:num w:numId="4" w16cid:durableId="1807772592">
-    <w:abstractNumId w:val="11"/>
+    <w:abstractNumId w:val="12"/>
   </w:num>
   <w:num w:numId="5" w16cid:durableId="1507132382">
     <w:abstractNumId w:val="0"/>
@@ -8235,16 +8440,16 @@
     <w:abstractNumId w:val="5"/>
   </w:num>
   <w:num w:numId="7" w16cid:durableId="1067220315">
-    <w:abstractNumId w:val="13"/>
+    <w:abstractNumId w:val="14"/>
   </w:num>
   <w:num w:numId="8" w16cid:durableId="1766800053">
-    <w:abstractNumId w:val="9"/>
+    <w:abstractNumId w:val="10"/>
   </w:num>
   <w:num w:numId="9" w16cid:durableId="341395978">
-    <w:abstractNumId w:val="6"/>
+    <w:abstractNumId w:val="7"/>
   </w:num>
   <w:num w:numId="10" w16cid:durableId="1346706014">
-    <w:abstractNumId w:val="10"/>
+    <w:abstractNumId w:val="11"/>
   </w:num>
   <w:num w:numId="11" w16cid:durableId="1530223649">
     <w:abstractNumId w:val="1"/>
@@ -8256,7 +8461,10 @@
     <w:abstractNumId w:val="3"/>
   </w:num>
   <w:num w:numId="14" w16cid:durableId="87584556">
-    <w:abstractNumId w:val="8"/>
+    <w:abstractNumId w:val="9"/>
+  </w:num>
+  <w:num w:numId="15" w16cid:durableId="268895172">
+    <w:abstractNumId w:val="6"/>
   </w:num>
 </w:numbering>
 </file>
@@ -8702,6 +8910,7 @@
   <w:style w:type="character" w:default="1" w:styleId="DefaultParagraphFont">
     <w:name w:val="Default Paragraph Font"/>
     <w:uiPriority w:val="1"/>
+    <w:semiHidden/>
     <w:unhideWhenUsed/>
   </w:style>
   <w:style w:type="table" w:default="1" w:styleId="TableNormal">

--- a/Documentation/The Ripple Effect - SYSTEM REQUIREMENTS.docx
+++ b/Documentation/The Ripple Effect - SYSTEM REQUIREMENTS.docx
@@ -1,6 +1,6 @@
 
 <file path=word/document.xml><?xml version="1.0" encoding="utf-8"?>
-<w:document xmlns:wpc="http://schemas.microsoft.com/office/word/2010/wordprocessingCanvas" xmlns:cx="http://schemas.microsoft.com/office/drawing/2014/chartex" xmlns:cx1="http://schemas.microsoft.com/office/drawing/2015/9/8/chartex" xmlns:cx2="http://schemas.microsoft.com/office/drawing/2015/10/21/chartex" xmlns:cx3="http://schemas.microsoft.com/office/drawing/2016/5/9/chartex" xmlns:cx4="http://schemas.microsoft.com/office/drawing/2016/5/10/chartex" xmlns:cx5="http://schemas.microsoft.com/office/drawing/2016/5/11/chartex" xmlns:cx6="http://schemas.microsoft.com/office/drawing/2016/5/12/chartex" xmlns:cx7="http://schemas.microsoft.com/office/drawing/2016/5/13/chartex" xmlns:cx8="http://schemas.microsoft.com/office/drawing/2016/5/14/chartex" xmlns:mc="http://schemas.openxmlformats.org/markup-compatibility/2006" xmlns:aink="http://schemas.microsoft.com/office/drawing/2016/ink" xmlns:am3d="http://schemas.microsoft.com/office/drawing/2017/model3d" xmlns:o="urn:schemas-microsoft-com:office:office" xmlns:oel="http://schemas.microsoft.com/office/2019/extlst" xmlns:r="http://schemas.openxmlformats.org/officeDocument/2006/relationships" xmlns:m="http://schemas.openxmlformats.org/officeDocument/2006/math" xmlns:v="urn:schemas-microsoft-com:vml" xmlns:wp14="http://schemas.microsoft.com/office/word/2010/wordprocessingDrawing" xmlns:wp="http://schemas.openxmlformats.org/drawingml/2006/wordprocessingDrawing" xmlns:w10="urn:schemas-microsoft-com:office:word" xmlns:w="http://schemas.openxmlformats.org/wordprocessingml/2006/main" xmlns:w14="http://schemas.microsoft.com/office/word/2010/wordml" xmlns:w15="http://schemas.microsoft.com/office/word/2012/wordml" xmlns:w16cex="http://schemas.microsoft.com/office/word/2018/wordml/cex" xmlns:w16cid="http://schemas.microsoft.com/office/word/2016/wordml/cid" xmlns:w16="http://schemas.microsoft.com/office/word/2018/wordml" xmlns:w16du="http://schemas.microsoft.com/office/word/2023/wordml/word16du" xmlns:w16sdtdh="http://schemas.microsoft.com/office/word/2020/wordml/sdtdatahash" xmlns:w16sdtfl="http://schemas.microsoft.com/office/word/2024/wordml/sdtformatlock" xmlns:w16se="http://schemas.microsoft.com/office/word/2015/wordml/symex" xmlns:wpg="http://schemas.microsoft.com/office/word/2010/wordprocessingGroup" xmlns:wpi="http://schemas.microsoft.com/office/word/2010/wordprocessingInk" xmlns:wne="http://schemas.microsoft.com/office/word/2006/wordml" xmlns:wps="http://schemas.microsoft.com/office/word/2010/wordprocessingShape" mc:Ignorable="w14 w15 w16se w16cid w16 w16cex w16sdtdh w16sdtfl w16du wp14">
+<w:document xmlns:wpc="http://schemas.microsoft.com/office/word/2010/wordprocessingCanvas" xmlns:cx="http://schemas.microsoft.com/office/drawing/2014/chartex" xmlns:cx1="http://schemas.microsoft.com/office/drawing/2015/9/8/chartex" xmlns:cx2="http://schemas.microsoft.com/office/drawing/2015/10/21/chartex" xmlns:cx3="http://schemas.microsoft.com/office/drawing/2016/5/9/chartex" xmlns:cx4="http://schemas.microsoft.com/office/drawing/2016/5/10/chartex" xmlns:cx5="http://schemas.microsoft.com/office/drawing/2016/5/11/chartex" xmlns:cx6="http://schemas.microsoft.com/office/drawing/2016/5/12/chartex" xmlns:cx7="http://schemas.microsoft.com/office/drawing/2016/5/13/chartex" xmlns:cx8="http://schemas.microsoft.com/office/drawing/2016/5/14/chartex" xmlns:mc="http://schemas.openxmlformats.org/markup-compatibility/2006" xmlns:aink="http://schemas.microsoft.com/office/drawing/2016/ink" xmlns:am3d="http://schemas.microsoft.com/office/drawing/2017/model3d" xmlns:o="urn:schemas-microsoft-com:office:office" xmlns:r="http://schemas.openxmlformats.org/officeDocument/2006/relationships" xmlns:m="http://schemas.openxmlformats.org/officeDocument/2006/math" xmlns:v="urn:schemas-microsoft-com:vml" xmlns:wp14="http://schemas.microsoft.com/office/word/2010/wordprocessingDrawing" xmlns:wp="http://schemas.openxmlformats.org/drawingml/2006/wordprocessingDrawing" xmlns:w10="urn:schemas-microsoft-com:office:word" xmlns:w="http://schemas.openxmlformats.org/wordprocessingml/2006/main" xmlns:w14="http://schemas.microsoft.com/office/word/2010/wordml" xmlns:w15="http://schemas.microsoft.com/office/word/2012/wordml" xmlns:w16cid="http://schemas.microsoft.com/office/word/2016/wordml/cid" xmlns:w16se="http://schemas.microsoft.com/office/word/2015/wordml/symex" xmlns:wpg="http://schemas.microsoft.com/office/word/2010/wordprocessingGroup" xmlns:wpi="http://schemas.microsoft.com/office/word/2010/wordprocessingInk" xmlns:wne="http://schemas.microsoft.com/office/word/2006/wordml" xmlns:wps="http://schemas.microsoft.com/office/word/2010/wordprocessingShape" mc:Ignorable="w14 w15 w16se w16cid wp14">
   <w:body>
     <w:sdt>
       <w:sdtPr>
@@ -1510,7 +1510,6 @@
         </w:rPr>
         <w:t xml:space="preserve">, is an architectural view for </w:t>
       </w:r>
-      <w:proofErr w:type="spellStart"/>
       <w:r>
         <w:rPr>
           <w:rFonts w:cstheme="minorHAnsi"/>
@@ -1519,7 +1518,6 @@
         </w:rPr>
         <w:t>SplashScreen</w:t>
       </w:r>
-      <w:proofErr w:type="spellEnd"/>
       <w:r>
         <w:rPr>
           <w:rFonts w:cstheme="minorHAnsi"/>
@@ -1588,7 +1586,6 @@
         </w:rPr>
         <w:t xml:space="preserve">The three key primary sections covered in this document are: the project objectives, business and system requirements and the holistic design of </w:t>
       </w:r>
-      <w:proofErr w:type="spellStart"/>
       <w:r>
         <w:rPr>
           <w:rFonts w:cstheme="minorHAnsi"/>
@@ -1597,7 +1594,6 @@
         </w:rPr>
         <w:t>SplashScreen</w:t>
       </w:r>
-      <w:proofErr w:type="spellEnd"/>
       <w:r>
         <w:rPr>
           <w:rFonts w:cstheme="minorHAnsi"/>
@@ -1661,7 +1657,6 @@
         </w:rPr>
         <w:t xml:space="preserve"> aligned with a clear and feasible plan, thereby providing a definitive reference for the ongoing development and future iterations of the </w:t>
       </w:r>
-      <w:proofErr w:type="spellStart"/>
       <w:r>
         <w:rPr>
           <w:rFonts w:cstheme="minorHAnsi"/>
@@ -1670,7 +1665,6 @@
         </w:rPr>
         <w:t>SplashScreen</w:t>
       </w:r>
-      <w:proofErr w:type="spellEnd"/>
       <w:r>
         <w:rPr>
           <w:rFonts w:cstheme="minorHAnsi"/>
@@ -1738,23 +1732,7 @@
           <w:color w:val="2E74B5" w:themeColor="accent5" w:themeShade="BF"/>
           <w:lang w:val="en-US"/>
         </w:rPr>
-        <w:t xml:space="preserve">In your business case you specified a few objectives.  These were real-world issues that your software intervention will address.  In this section you need to stipulate what you will do </w:t>
-      </w:r>
-      <w:proofErr w:type="gramStart"/>
-      <w:r>
-        <w:rPr>
-          <w:color w:val="2E74B5" w:themeColor="accent5" w:themeShade="BF"/>
-          <w:lang w:val="en-US"/>
-        </w:rPr>
-        <w:t>in</w:t>
-      </w:r>
-      <w:proofErr w:type="gramEnd"/>
-      <w:r>
-        <w:rPr>
-          <w:color w:val="2E74B5" w:themeColor="accent5" w:themeShade="BF"/>
-          <w:lang w:val="en-US"/>
-        </w:rPr>
-        <w:t xml:space="preserve"> your software to address these objectives.  E.g. the following objectives were stated in the business case:  </w:t>
+        <w:t xml:space="preserve">In your business case you specified a few objectives.  These were real-world issues that your software intervention will address.  In this section you need to stipulate what you will do in your software to address these objectives.  E.g. the following objectives were stated in the business case:  </w:t>
       </w:r>
     </w:p>
     <w:p>
@@ -1805,23 +1783,7 @@
           <w:color w:val="2E74B5" w:themeColor="accent5" w:themeShade="BF"/>
           <w:lang w:val="en-US"/>
         </w:rPr>
-        <w:t xml:space="preserve">Ensure that notes cannot get </w:t>
-      </w:r>
-      <w:proofErr w:type="gramStart"/>
-      <w:r>
-        <w:rPr>
-          <w:color w:val="2E74B5" w:themeColor="accent5" w:themeShade="BF"/>
-          <w:lang w:val="en-US"/>
-        </w:rPr>
-        <w:t>lost,</w:t>
-      </w:r>
-      <w:proofErr w:type="gramEnd"/>
-      <w:r>
-        <w:rPr>
-          <w:color w:val="2E74B5" w:themeColor="accent5" w:themeShade="BF"/>
-          <w:lang w:val="en-US"/>
-        </w:rPr>
-        <w:t xml:space="preserve"> by providing an off-line saving system.</w:t>
+        <w:t>Ensure that notes cannot get lost, by providing an off-line saving system.</w:t>
       </w:r>
     </w:p>
     <w:p>
@@ -1887,37 +1849,12 @@
           <w:lang w:val="en-US"/>
         </w:rPr>
       </w:pPr>
-      <w:proofErr w:type="gramStart"/>
-      <w:r>
-        <w:rPr>
-          <w:color w:val="2E74B5" w:themeColor="accent5" w:themeShade="BF"/>
-          <w:lang w:val="en-US"/>
-        </w:rPr>
-        <w:t>In order to</w:t>
-      </w:r>
-      <w:proofErr w:type="gramEnd"/>
-      <w:r>
-        <w:rPr>
-          <w:color w:val="2E74B5" w:themeColor="accent5" w:themeShade="BF"/>
-          <w:lang w:val="en-US"/>
-        </w:rPr>
-        <w:t xml:space="preserve"> </w:t>
-      </w:r>
-      <w:proofErr w:type="gramStart"/>
-      <w:r>
-        <w:rPr>
-          <w:color w:val="2E74B5" w:themeColor="accent5" w:themeShade="BF"/>
-          <w:lang w:val="en-US"/>
-        </w:rPr>
-        <w:t>the replace</w:t>
-      </w:r>
-      <w:proofErr w:type="gramEnd"/>
-      <w:r>
-        <w:rPr>
-          <w:color w:val="2E74B5" w:themeColor="accent5" w:themeShade="BF"/>
-          <w:lang w:val="en-US"/>
-        </w:rPr>
-        <w:t xml:space="preserve"> the paper-based note-taking system used by healthcare workers, an Android-based mobile application will be developed.  Android was chosen as it is the most widely used mobile operating system under the target group of healthcare workers.  A mobile application will ensure that the healthcare workers have access to the system wherever they may be working from on any given day.</w:t>
+      <w:r>
+        <w:rPr>
+          <w:color w:val="2E74B5" w:themeColor="accent5" w:themeShade="BF"/>
+          <w:lang w:val="en-US"/>
+        </w:rPr>
+        <w:t>In order to the replace the paper-based note-taking system used by healthcare workers, an Android-based mobile application will be developed.  Android was chosen as it is the most widely used mobile operating system under the target group of healthcare workers.  A mobile application will ensure that the healthcare workers have access to the system wherever they may be working from on any given day.</w:t>
       </w:r>
     </w:p>
     <w:p>
@@ -1991,6 +1928,354 @@
           <w:lang w:val="en-US"/>
         </w:rPr>
       </w:pPr>
+      <w:r>
+        <w:rPr>
+          <w:lang w:val="en-US"/>
+        </w:rPr>
+        <w:t xml:space="preserve">In our business case, we dissected our identified problem of pool maintenance into different sub-problems that were categorized based on the user that they affected. </w:t>
+      </w:r>
+    </w:p>
+    <w:p>
+      <w:pPr>
+        <w:rPr>
+          <w:lang w:val="en-US"/>
+        </w:rPr>
+      </w:pPr>
+      <w:r>
+        <w:rPr>
+          <w:lang w:val="en-US"/>
+        </w:rPr>
+        <w:t>For the individual pool owner these are:</w:t>
+      </w:r>
+    </w:p>
+    <w:p>
+      <w:pPr>
+        <w:pStyle w:val="ListParagraph"/>
+        <w:numPr>
+          <w:ilvl w:val="0"/>
+          <w:numId w:val="16"/>
+        </w:numPr>
+        <w:rPr>
+          <w:lang w:val="en-US"/>
+        </w:rPr>
+      </w:pPr>
+      <w:r>
+        <w:rPr>
+          <w:lang w:val="en-US"/>
+        </w:rPr>
+        <w:t>Uneducated pool care often leads to wasting resources such as water.</w:t>
+      </w:r>
+    </w:p>
+    <w:p>
+      <w:pPr>
+        <w:pStyle w:val="ListParagraph"/>
+        <w:numPr>
+          <w:ilvl w:val="0"/>
+          <w:numId w:val="16"/>
+        </w:numPr>
+        <w:rPr>
+          <w:lang w:val="en-US"/>
+        </w:rPr>
+      </w:pPr>
+      <w:r>
+        <w:rPr>
+          <w:lang w:val="en-US"/>
+        </w:rPr>
+        <w:t>Manual record-keeping is tedious and time-consuming.</w:t>
+      </w:r>
+    </w:p>
+    <w:p>
+      <w:pPr>
+        <w:pStyle w:val="ListParagraph"/>
+        <w:numPr>
+          <w:ilvl w:val="0"/>
+          <w:numId w:val="16"/>
+        </w:numPr>
+        <w:rPr>
+          <w:lang w:val="en-US"/>
+        </w:rPr>
+      </w:pPr>
+      <w:r>
+        <w:rPr>
+          <w:lang w:val="en-US"/>
+        </w:rPr>
+        <w:t>Securing a trustable service provider that completes the required task is difficult in a fragmented market.</w:t>
+      </w:r>
+    </w:p>
+    <w:p>
+      <w:pPr>
+        <w:rPr>
+          <w:lang w:val="en-US"/>
+        </w:rPr>
+      </w:pPr>
+      <w:r>
+        <w:rPr>
+          <w:lang w:val="en-US"/>
+        </w:rPr>
+        <w:t>For pool service providers these are:</w:t>
+      </w:r>
+    </w:p>
+    <w:p>
+      <w:pPr>
+        <w:pStyle w:val="ListParagraph"/>
+        <w:numPr>
+          <w:ilvl w:val="0"/>
+          <w:numId w:val="17"/>
+        </w:numPr>
+        <w:rPr>
+          <w:lang w:val="en-US"/>
+        </w:rPr>
+      </w:pPr>
+      <w:r>
+        <w:rPr>
+          <w:lang w:val="en-US"/>
+        </w:rPr>
+        <w:t>Managing clients is often a disjointed task requiring multiple applications to complete a single workflow</w:t>
+      </w:r>
+    </w:p>
+    <w:p>
+      <w:pPr>
+        <w:pStyle w:val="ListParagraph"/>
+        <w:numPr>
+          <w:ilvl w:val="0"/>
+          <w:numId w:val="17"/>
+        </w:numPr>
+        <w:rPr>
+          <w:lang w:val="en-US"/>
+        </w:rPr>
+      </w:pPr>
+      <w:r>
+        <w:rPr>
+          <w:lang w:val="en-US"/>
+        </w:rPr>
+        <w:t>Expanding as a professional entity can be difficult if the correct clients are not approached in the correct manner.</w:t>
+      </w:r>
+    </w:p>
+    <w:p>
+      <w:pPr>
+        <w:rPr>
+          <w:lang w:val="en-US"/>
+        </w:rPr>
+      </w:pPr>
+    </w:p>
+    <w:p>
+      <w:pPr>
+        <w:rPr>
+          <w:lang w:val="en-US"/>
+        </w:rPr>
+      </w:pPr>
+      <w:r>
+        <w:rPr>
+          <w:i/>
+          <w:lang w:val="en-US"/>
+        </w:rPr>
+        <w:t>SplashScreen</w:t>
+      </w:r>
+      <w:r>
+        <w:rPr>
+          <w:lang w:val="en-US"/>
+        </w:rPr>
+        <w:t>, is an android application aims to simplify pool maintenance. Through giving our new users a guided walkthrough of both how to use the app and general insights on pool maintenance, we solve the issue of uneducated pool care. This will be in the form of walkthrough screens, similar to tutorials and video resources found online.</w:t>
+      </w:r>
+    </w:p>
+    <w:p>
+      <w:pPr>
+        <w:rPr>
+          <w:lang w:val="en-US"/>
+        </w:rPr>
+      </w:pPr>
+    </w:p>
+    <w:p>
+      <w:pPr>
+        <w:rPr>
+          <w:lang w:val="en-US"/>
+        </w:rPr>
+      </w:pPr>
+      <w:r>
+        <w:rPr>
+          <w:lang w:val="en-US"/>
+        </w:rPr>
+        <w:t>Our system will offer users the ability to move away from manual record-keeping through a personalized pool input and calculator system. This system will be enhanced with real-time data collected from various application programming interfaces sources such as the local weather, municipality water restriction and the load shedding timeline to equip pool owners and service providers with verified information to make informed decisions.</w:t>
+      </w:r>
+    </w:p>
+    <w:p>
+      <w:pPr>
+        <w:rPr>
+          <w:lang w:val="en-US"/>
+        </w:rPr>
+      </w:pPr>
+    </w:p>
+    <w:p>
+      <w:pPr>
+        <w:rPr>
+          <w:lang w:val="en-US"/>
+        </w:rPr>
+      </w:pPr>
+      <w:r>
+        <w:rPr>
+          <w:lang w:val="en-US"/>
+        </w:rPr>
+        <w:t xml:space="preserve">The marketplace serves as a two-way link between the service provider and the service consumer. While individuals are not required to request a service or buy a product from a marketplace business, </w:t>
+      </w:r>
+      <w:r>
+        <w:rPr>
+          <w:i/>
+          <w:lang w:val="en-US"/>
+        </w:rPr>
+        <w:t>SplashScreen</w:t>
+      </w:r>
+      <w:r>
+        <w:rPr>
+          <w:i/>
+          <w:lang w:val="en-US"/>
+        </w:rPr>
+        <w:t xml:space="preserve">, </w:t>
+      </w:r>
+      <w:r>
+        <w:rPr>
+          <w:lang w:val="en-US"/>
+        </w:rPr>
+        <w:t xml:space="preserve">gives them a direct </w:t>
+      </w:r>
+      <w:r>
+        <w:rPr>
+          <w:lang w:val="en-US"/>
+        </w:rPr>
+        <w:t xml:space="preserve">verified </w:t>
+      </w:r>
+      <w:r>
+        <w:rPr>
+          <w:lang w:val="en-US"/>
+        </w:rPr>
+        <w:t>link to the source</w:t>
+      </w:r>
+      <w:r>
+        <w:rPr>
+          <w:lang w:val="en-US"/>
+        </w:rPr>
+        <w:t>. When businesses request registration for a business account, our team will first verify their legitimacy as well as allocate a non-biased review based on current public company data. Once verified and registered, a business will be able to search through the client pool in the form of current individuals on the platform who agreed to have their profile public. This approach solves both the sub-problems of an unverified marketplace for pool owners and the difficulty of attaining clients for service providers.</w:t>
+      </w:r>
+    </w:p>
+    <w:p>
+      <w:pPr>
+        <w:rPr>
+          <w:lang w:val="en-US"/>
+        </w:rPr>
+      </w:pPr>
+    </w:p>
+    <w:p>
+      <w:pPr>
+        <w:rPr>
+          <w:lang w:val="en-US"/>
+        </w:rPr>
+      </w:pPr>
+      <w:r>
+        <w:rPr>
+          <w:lang w:val="en-US"/>
+        </w:rPr>
+        <w:t xml:space="preserve">Another major issue we identified is the disjointed task of managing clients for service providers. We define this as the requirement of multiple avenues to complete a single client job: </w:t>
+      </w:r>
+    </w:p>
+    <w:p>
+      <w:pPr>
+        <w:pStyle w:val="ListParagraph"/>
+        <w:numPr>
+          <w:ilvl w:val="0"/>
+          <w:numId w:val="18"/>
+        </w:numPr>
+        <w:rPr>
+          <w:lang w:val="en-US"/>
+        </w:rPr>
+      </w:pPr>
+      <w:r>
+        <w:rPr>
+          <w:lang w:val="en-US"/>
+        </w:rPr>
+        <w:t>First securing a client through a communication channel</w:t>
+      </w:r>
+    </w:p>
+    <w:p>
+      <w:pPr>
+        <w:pStyle w:val="ListParagraph"/>
+        <w:numPr>
+          <w:ilvl w:val="0"/>
+          <w:numId w:val="18"/>
+        </w:numPr>
+        <w:rPr>
+          <w:lang w:val="en-US"/>
+        </w:rPr>
+      </w:pPr>
+      <w:r>
+        <w:rPr>
+          <w:lang w:val="en-US"/>
+        </w:rPr>
+        <w:t>L</w:t>
+      </w:r>
+      <w:r>
+        <w:rPr>
+          <w:lang w:val="en-US"/>
+        </w:rPr>
+        <w:t>ogging the required services for the respective pool of the client</w:t>
+      </w:r>
+    </w:p>
+    <w:p>
+      <w:pPr>
+        <w:pStyle w:val="ListParagraph"/>
+        <w:numPr>
+          <w:ilvl w:val="0"/>
+          <w:numId w:val="18"/>
+        </w:numPr>
+        <w:rPr>
+          <w:lang w:val="en-US"/>
+        </w:rPr>
+      </w:pPr>
+      <w:r>
+        <w:rPr>
+          <w:lang w:val="en-US"/>
+        </w:rPr>
+        <w:lastRenderedPageBreak/>
+        <w:t>G</w:t>
+      </w:r>
+      <w:r>
+        <w:rPr>
+          <w:lang w:val="en-US"/>
+        </w:rPr>
+        <w:t>enerating a report of the history of services provided.</w:t>
+      </w:r>
+    </w:p>
+    <w:p>
+      <w:pPr>
+        <w:rPr>
+          <w:lang w:val="en-US"/>
+        </w:rPr>
+      </w:pPr>
+      <w:r>
+        <w:rPr>
+          <w:lang w:val="en-US"/>
+        </w:rPr>
+        <w:t xml:space="preserve">This is multiplied by several clients which can be inefficient to continue executing. </w:t>
+      </w:r>
+      <w:proofErr w:type="spellStart"/>
+      <w:r>
+        <w:rPr>
+          <w:i/>
+          <w:lang w:val="en-US"/>
+        </w:rPr>
+        <w:t>SplashScreen</w:t>
+      </w:r>
+      <w:r>
+        <w:rPr>
+          <w:lang w:val="en-US"/>
+        </w:rPr>
+        <w:t>’s</w:t>
+      </w:r>
+      <w:proofErr w:type="spellEnd"/>
+      <w:r>
+        <w:rPr>
+          <w:lang w:val="en-US"/>
+        </w:rPr>
+        <w:t xml:space="preserve"> marketplace allows businesses to sift through the general public towards their target market. They can then leave notes for the client based on services provided. This will generate an automatic history report on the previous operations</w:t>
+      </w:r>
     </w:p>
     <w:p>
       <w:pPr>
@@ -2179,147 +2464,236 @@
           <w:sz w:val="23"/>
           <w:szCs w:val="23"/>
         </w:rPr>
-        <w:t xml:space="preserve">Information that will be </w:t>
-      </w:r>
-      <w:r>
-        <w:rPr>
+        <w:t>The pool owner’s information will be stored in one database and stored in different tables on the system and more personal information such as their password will be encrypted through Firebase. The other information and pool related information will be stored and saved without encryption as it does not reveal personal information.</w:t>
+      </w:r>
+    </w:p>
+    <w:p>
+      <w:pPr>
+        <w:jc w:val="both"/>
+        <w:rPr>
+          <w:color w:val="2E74B5" w:themeColor="accent5" w:themeShade="BF"/>
           <w:sz w:val="23"/>
           <w:szCs w:val="23"/>
         </w:rPr>
-        <w:t xml:space="preserve">stored is the </w:t>
-      </w:r>
-      <w:r>
-        <w:rPr>
+      </w:pPr>
+    </w:p>
+    <w:p>
+      <w:pPr>
+        <w:jc w:val="both"/>
+        <w:rPr>
+          <w:b/>
+          <w:bCs/>
           <w:sz w:val="23"/>
           <w:szCs w:val="23"/>
         </w:rPr>
-        <w:t>client’s</w:t>
-      </w:r>
-      <w:r>
-        <w:rPr>
+      </w:pPr>
+      <w:r>
+        <w:rPr>
+          <w:b/>
+          <w:bCs/>
           <w:sz w:val="23"/>
           <w:szCs w:val="23"/>
         </w:rPr>
-        <w:t xml:space="preserve"> login details</w:t>
-      </w:r>
-      <w:r>
+        <w:t>Pool owners:</w:t>
+      </w:r>
+    </w:p>
+    <w:p>
+      <w:pPr>
+        <w:pStyle w:val="ListParagraph"/>
+        <w:numPr>
+          <w:ilvl w:val="0"/>
+          <w:numId w:val="20"/>
+        </w:numPr>
+        <w:jc w:val="both"/>
         <w:rPr>
           <w:sz w:val="23"/>
           <w:szCs w:val="23"/>
         </w:rPr>
-        <w:t>, there pool history</w:t>
-      </w:r>
+      </w:pPr>
       <w:r>
         <w:rPr>
           <w:sz w:val="23"/>
           <w:szCs w:val="23"/>
         </w:rPr>
-        <w:t xml:space="preserve"> and</w:t>
-      </w:r>
-      <w:r>
+        <w:t xml:space="preserve">Login details, such as their email address, password and their home address for client’s wanting to employ someone to take care of their pool. </w:t>
+      </w:r>
+    </w:p>
+    <w:p>
+      <w:pPr>
+        <w:pStyle w:val="ListParagraph"/>
+        <w:numPr>
+          <w:ilvl w:val="0"/>
+          <w:numId w:val="20"/>
+        </w:numPr>
+        <w:jc w:val="both"/>
         <w:rPr>
           <w:sz w:val="23"/>
           <w:szCs w:val="23"/>
         </w:rPr>
-        <w:t xml:space="preserve"> their pool details</w:t>
-      </w:r>
+      </w:pPr>
       <w:r>
         <w:rPr>
           <w:sz w:val="23"/>
           <w:szCs w:val="23"/>
         </w:rPr>
-        <w:t xml:space="preserve">, </w:t>
-      </w:r>
-      <w:r>
+        <w:t>Pool details, such as ph. Levels, water type, chlorine amounts and pool equipment.</w:t>
+      </w:r>
+    </w:p>
+    <w:p>
+      <w:pPr>
+        <w:pStyle w:val="ListParagraph"/>
+        <w:numPr>
+          <w:ilvl w:val="0"/>
+          <w:numId w:val="20"/>
+        </w:numPr>
+        <w:jc w:val="both"/>
         <w:rPr>
           <w:sz w:val="23"/>
           <w:szCs w:val="23"/>
         </w:rPr>
-        <w:t>all</w:t>
-      </w:r>
+      </w:pPr>
       <w:r>
         <w:rPr>
           <w:sz w:val="23"/>
           <w:szCs w:val="23"/>
-        </w:rPr>
-        <w:t xml:space="preserve"> this information will be saved in </w:t>
+          <w:highlight w:val="yellow"/>
+        </w:rPr>
+        <w:t>Pool history passing after a certain amount of time</w:t>
       </w:r>
       <w:r>
         <w:rPr>
           <w:sz w:val="23"/>
           <w:szCs w:val="23"/>
         </w:rPr>
-        <w:t>databases,</w:t>
-      </w:r>
-      <w:r>
+        <w:t xml:space="preserve">. </w:t>
+      </w:r>
+    </w:p>
+    <w:p>
+      <w:pPr>
+        <w:ind w:left="45"/>
+        <w:jc w:val="both"/>
         <w:rPr>
           <w:sz w:val="23"/>
           <w:szCs w:val="23"/>
         </w:rPr>
-        <w:t xml:space="preserve"> and the clients login details will be encrypted.</w:t>
-      </w:r>
-      <w:r>
+      </w:pPr>
+    </w:p>
+    <w:p>
+      <w:pPr>
+        <w:ind w:left="45"/>
+        <w:jc w:val="both"/>
         <w:rPr>
           <w:sz w:val="23"/>
           <w:szCs w:val="23"/>
         </w:rPr>
-        <w:t xml:space="preserve"> As for the business their login details</w:t>
-      </w:r>
+      </w:pPr>
       <w:r>
         <w:rPr>
           <w:sz w:val="23"/>
           <w:szCs w:val="23"/>
         </w:rPr>
-        <w:t xml:space="preserve">, the client’s they are </w:t>
+        <w:t xml:space="preserve">Service provider’s information will be stored </w:t>
       </w:r>
       <w:r>
         <w:rPr>
           <w:sz w:val="23"/>
           <w:szCs w:val="23"/>
         </w:rPr>
-        <w:t>employed by, booking details</w:t>
-      </w:r>
-      <w:r>
+        <w:t>in the same database but separate tables, storing their login details and their password will be encrypted through Firebase as well. Other information regarding their client’s will be stored in a separate table that will be linked to their table so no personal information can be leaked to the wrong person.</w:t>
+      </w:r>
+    </w:p>
+    <w:p>
+      <w:pPr>
+        <w:ind w:left="45"/>
+        <w:jc w:val="both"/>
         <w:rPr>
           <w:sz w:val="23"/>
           <w:szCs w:val="23"/>
         </w:rPr>
-        <w:t>, client notes</w:t>
-      </w:r>
-      <w:r>
-        <w:rPr>
+      </w:pPr>
+    </w:p>
+    <w:p>
+      <w:pPr>
+        <w:ind w:left="45"/>
+        <w:jc w:val="both"/>
+        <w:rPr>
+          <w:b/>
+          <w:bCs/>
           <w:sz w:val="23"/>
           <w:szCs w:val="23"/>
         </w:rPr>
-        <w:t xml:space="preserve"> and employees working</w:t>
-      </w:r>
-      <w:r>
-        <w:rPr>
+      </w:pPr>
+      <w:r>
+        <w:rPr>
+          <w:b/>
+          <w:bCs/>
           <w:sz w:val="23"/>
           <w:szCs w:val="23"/>
         </w:rPr>
-        <w:t xml:space="preserve"> is saved through databases, and the business</w:t>
-      </w:r>
-      <w:r>
+        <w:t>Service provider:</w:t>
+      </w:r>
+    </w:p>
+    <w:p>
+      <w:pPr>
+        <w:pStyle w:val="ListParagraph"/>
+        <w:numPr>
+          <w:ilvl w:val="0"/>
+          <w:numId w:val="19"/>
+        </w:numPr>
+        <w:jc w:val="both"/>
         <w:rPr>
           <w:sz w:val="23"/>
           <w:szCs w:val="23"/>
         </w:rPr>
-        <w:t xml:space="preserve"> login details will be encrypted as well and the </w:t>
-      </w:r>
+      </w:pPr>
       <w:r>
         <w:rPr>
           <w:sz w:val="23"/>
           <w:szCs w:val="23"/>
         </w:rPr>
-        <w:t>client’s</w:t>
-      </w:r>
-      <w:r>
+        <w:t>Login details, such as their email address and password.</w:t>
+      </w:r>
+    </w:p>
+    <w:p>
+      <w:pPr>
+        <w:pStyle w:val="ListParagraph"/>
+        <w:numPr>
+          <w:ilvl w:val="0"/>
+          <w:numId w:val="19"/>
+        </w:numPr>
+        <w:jc w:val="both"/>
         <w:rPr>
           <w:sz w:val="23"/>
           <w:szCs w:val="23"/>
         </w:rPr>
-        <w:t xml:space="preserve"> personal information they keep.</w:t>
+      </w:pPr>
+      <w:r>
+        <w:rPr>
+          <w:sz w:val="23"/>
+          <w:szCs w:val="23"/>
+        </w:rPr>
+        <w:t>Booking details</w:t>
+      </w:r>
+    </w:p>
+    <w:p>
+      <w:pPr>
+        <w:pStyle w:val="ListParagraph"/>
+        <w:numPr>
+          <w:ilvl w:val="0"/>
+          <w:numId w:val="19"/>
+        </w:numPr>
+        <w:jc w:val="both"/>
+        <w:rPr>
+          <w:sz w:val="23"/>
+          <w:szCs w:val="23"/>
+        </w:rPr>
+      </w:pPr>
+      <w:r>
+        <w:rPr>
+          <w:sz w:val="23"/>
+          <w:szCs w:val="23"/>
+        </w:rPr>
+        <w:t>Employee notes</w:t>
       </w:r>
     </w:p>
     <w:p>
@@ -2387,90 +2761,66 @@
       </w:pPr>
     </w:p>
     <w:p>
+      <w:r>
+        <w:lastRenderedPageBreak/>
+        <w:t>SplashScreen</w:t>
+      </w:r>
+      <w:r>
+        <w:t xml:space="preserve"> will have many functional features we will include in our system, we will be capturing notes on the mobile device by both client’s and the business. </w:t>
+      </w:r>
+      <w:r>
+        <w:t xml:space="preserve">We will be </w:t>
+      </w:r>
+      <w:r>
+        <w:t xml:space="preserve">linking the </w:t>
+      </w:r>
       <w:proofErr w:type="spellStart"/>
       <w:r>
-        <w:t>SplashScreen</w:t>
+        <w:t>loadshedding</w:t>
       </w:r>
       <w:proofErr w:type="spellEnd"/>
       <w:r>
-        <w:t xml:space="preserve"> will have many </w:t>
-      </w:r>
-      <w:r>
-        <w:t>functional features we will include in our system, we will be capturing notes on the mobile device by both client’s and the business.</w:t>
-      </w:r>
-      <w:r>
-        <w:t xml:space="preserve"> </w:t>
-      </w:r>
-      <w:r>
-        <w:t xml:space="preserve">We will be </w:t>
-      </w:r>
-      <w:r>
-        <w:rPr>
-          <w:highlight w:val="yellow"/>
-        </w:rPr>
-        <w:t>(wats the word D</w:t>
-      </w:r>
-      <w:proofErr w:type="gramStart"/>
-      <w:r>
-        <w:rPr>
-          <w:highlight w:val="yellow"/>
-        </w:rPr>
-        <w:t>:</w:t>
-      </w:r>
-      <w:r>
-        <w:rPr>
-          <w:highlight w:val="yellow"/>
-        </w:rPr>
-        <w:t xml:space="preserve"> </w:t>
-      </w:r>
-      <w:r>
-        <w:rPr>
-          <w:highlight w:val="yellow"/>
-        </w:rPr>
-        <w:t>)</w:t>
-      </w:r>
-      <w:proofErr w:type="gramEnd"/>
-      <w:r>
-        <w:t xml:space="preserve"> </w:t>
-      </w:r>
-      <w:r>
-        <w:t xml:space="preserve">grabbing the loadshedding schedule to allow clients to check if they need to </w:t>
-      </w:r>
-      <w:r>
-        <w:t xml:space="preserve">change their schedule for their pool pumps, as well as a weather </w:t>
-      </w:r>
-      <w:r>
-        <w:t xml:space="preserve">app if changes need to be made with the ph. </w:t>
-      </w:r>
-      <w:r>
-        <w:t>L</w:t>
-      </w:r>
-      <w:r>
-        <w:t>evels</w:t>
-      </w:r>
-      <w:r>
-        <w:t xml:space="preserve"> and link to the areas water restrictions so no unnecessary water goes to waste.</w:t>
-      </w:r>
-      <w:r>
-        <w:t xml:space="preserve"> Client’s will easily be able to use a calculator to check their readings and be able to go back to their notes to view their progress.</w:t>
+        <w:t xml:space="preserve"> schedule to allow clients to check if they need to change their schedule for their pool pumps, as well as a weather app if changes need to be made with the ph. levels or chlorine amounts and link to the areas water restrictions so no unnecessary water goes to waste. Client’s will easily be able to use a calculator to check their readings and be able to go back to their notes to view their progress.</w:t>
       </w:r>
     </w:p>
     <w:p/>
     <w:p>
       <w:r>
-        <w:t xml:space="preserve">For the business side of the </w:t>
-      </w:r>
-      <w:r>
-        <w:t>features,</w:t>
-      </w:r>
-      <w:r>
-        <w:t xml:space="preserve"> they will be able to take notes and make </w:t>
-      </w:r>
-      <w:r>
-        <w:t>bookings for their employees, as well as update and change their marketplace. The business will be able to generate reports of previous visits to compare note</w:t>
-      </w:r>
-      <w:r>
-        <w:t xml:space="preserve"> after completion of a booking and inform the client of their progress.</w:t>
+        <w:t xml:space="preserve">For the </w:t>
+      </w:r>
+      <w:r>
+        <w:rPr>
+          <w:sz w:val="23"/>
+          <w:szCs w:val="23"/>
+        </w:rPr>
+        <w:t>s</w:t>
+      </w:r>
+      <w:r>
+        <w:rPr>
+          <w:sz w:val="23"/>
+          <w:szCs w:val="23"/>
+        </w:rPr>
+        <w:t>ervice provider</w:t>
+      </w:r>
+      <w:r>
+        <w:t xml:space="preserve"> side of the features, they will be able to take notes and make bookings for their employees, as well as update and change their marketplace. The </w:t>
+      </w:r>
+      <w:r>
+        <w:rPr>
+          <w:sz w:val="23"/>
+          <w:szCs w:val="23"/>
+        </w:rPr>
+        <w:t>s</w:t>
+      </w:r>
+      <w:r>
+        <w:rPr>
+          <w:sz w:val="23"/>
+          <w:szCs w:val="23"/>
+        </w:rPr>
+        <w:t>ervice provider</w:t>
+      </w:r>
+      <w:r>
+        <w:t xml:space="preserve"> will be able to generate reports of previous visits to compare notes after completion of a booking and inform the client of their progress.</w:t>
       </w:r>
     </w:p>
     <w:p>
@@ -2558,6 +2908,48 @@
           <w:szCs w:val="23"/>
         </w:rPr>
       </w:pPr>
+      <w:r>
+        <w:rPr>
+          <w:sz w:val="23"/>
+          <w:szCs w:val="23"/>
+        </w:rPr>
+        <w:t xml:space="preserve">Pool owners will be notified on the </w:t>
+      </w:r>
+      <w:r>
+        <w:t>SplashScreen</w:t>
+      </w:r>
+      <w:r>
+        <w:t xml:space="preserve"> app for guidance or notes on how the app works. Any updates to their information or notes will be notified with a pop-up notification on the screen that the information has been updated and synced to their database. Connection to the internet will allow the pool owners to communicate with the </w:t>
+      </w:r>
+      <w:r>
+        <w:rPr>
+          <w:sz w:val="23"/>
+          <w:szCs w:val="23"/>
+        </w:rPr>
+        <w:t>s</w:t>
+      </w:r>
+      <w:r>
+        <w:rPr>
+          <w:sz w:val="23"/>
+          <w:szCs w:val="23"/>
+        </w:rPr>
+        <w:t>ervice provider</w:t>
+      </w:r>
+      <w:r>
+        <w:rPr>
+          <w:sz w:val="23"/>
+          <w:szCs w:val="23"/>
+        </w:rPr>
+        <w:t xml:space="preserve"> to help book someone to take care of their pools or for some assistance.</w:t>
+      </w:r>
+    </w:p>
+    <w:p>
+      <w:pPr>
+        <w:rPr>
+          <w:sz w:val="23"/>
+          <w:szCs w:val="23"/>
+        </w:rPr>
+      </w:pPr>
     </w:p>
     <w:p>
       <w:pPr>
@@ -2654,46 +3046,248 @@
         <w:t>s.</w:t>
       </w:r>
       <w:r>
-        <w:t xml:space="preserve"> For </w:t>
+        <w:t xml:space="preserve"> For SplashScreen, there are </w:t>
+      </w:r>
+      <w:r>
+        <w:t>two primary user types</w:t>
+      </w:r>
+      <w:r>
+        <w:t>: pool owners and service providers. Each</w:t>
+      </w:r>
+      <w:r>
+        <w:t xml:space="preserve"> of the</w:t>
+      </w:r>
+      <w:r>
+        <w:t xml:space="preserve"> user type</w:t>
+      </w:r>
+      <w:r>
+        <w:t>s</w:t>
+      </w:r>
+      <w:r>
+        <w:t xml:space="preserve"> has specific needs that the system must address to ensure usability, reliability, and value.</w:t>
+      </w:r>
+    </w:p>
+    <w:p/>
+    <w:p>
+      <w:pPr>
+        <w:rPr>
+          <w:b/>
+          <w:bCs/>
+        </w:rPr>
+      </w:pPr>
+      <w:r>
+        <w:rPr>
+          <w:b/>
+          <w:bCs/>
+        </w:rPr>
+        <w:t>Pool Owners:</w:t>
+      </w:r>
+    </w:p>
+    <w:p>
+      <w:r>
+        <w:t>The pool owners require a system that:</w:t>
+      </w:r>
+    </w:p>
+    <w:p/>
+    <w:p>
+      <w:pPr>
+        <w:pStyle w:val="ListParagraph"/>
+        <w:numPr>
+          <w:ilvl w:val="0"/>
+          <w:numId w:val="21"/>
+        </w:numPr>
+      </w:pPr>
+      <w:r>
+        <w:t>Helps pool owners maintain their pools by suggesting the right chemical dosages, setting up maintenance schedules, and sending reminders to reduce mistakes.</w:t>
+      </w:r>
+    </w:p>
+    <w:p>
+      <w:pPr>
+        <w:pStyle w:val="ListParagraph"/>
+        <w:numPr>
+          <w:ilvl w:val="0"/>
+          <w:numId w:val="21"/>
+        </w:numPr>
+      </w:pPr>
+      <w:r>
+        <w:t>Keeps pool and maintenance data safe, making it easy for users to store and find records like water readings, maintenance tasks, and notes</w:t>
+      </w:r>
+      <w:r>
+        <w:t>.</w:t>
+      </w:r>
+    </w:p>
+    <w:p>
+      <w:pPr>
+        <w:pStyle w:val="ListParagraph"/>
+        <w:numPr>
+          <w:ilvl w:val="0"/>
+          <w:numId w:val="21"/>
+        </w:numPr>
+      </w:pPr>
+      <w:r>
+        <w:t>Makes it simple for users to navigate dashboards, log water readings, book services, and view reports without any confusion</w:t>
+      </w:r>
+      <w:r>
+        <w:t>.</w:t>
+      </w:r>
+    </w:p>
+    <w:p>
+      <w:pPr>
+        <w:pStyle w:val="ListParagraph"/>
+        <w:numPr>
+          <w:ilvl w:val="0"/>
+          <w:numId w:val="21"/>
+        </w:numPr>
+      </w:pPr>
+      <w:r>
+        <w:t xml:space="preserve">Supports offline operation making it possible for the user to still use the during </w:t>
       </w:r>
       <w:proofErr w:type="spellStart"/>
       <w:r>
-        <w:t>SplashScreen</w:t>
+        <w:t>loadshedding</w:t>
       </w:r>
       <w:proofErr w:type="spellEnd"/>
       <w:r>
-        <w:t xml:space="preserve">, there are </w:t>
-      </w:r>
-      <w:r>
-        <w:t>two primary user types</w:t>
-      </w:r>
-      <w:r>
-        <w:t>: pool owners and service providers. Each</w:t>
-      </w:r>
-      <w:r>
-        <w:t xml:space="preserve"> of the</w:t>
-      </w:r>
-      <w:r>
-        <w:t xml:space="preserve"> user type</w:t>
-      </w:r>
-      <w:r>
-        <w:t>s</w:t>
-      </w:r>
-      <w:r>
-        <w:t xml:space="preserve"> has specific needs that the system must address to ensure usability, reliability, and value.</w:t>
+        <w:t xml:space="preserve"> or in areas with poor or no network access. The app allows offline data entry and synchronizes when connectivity resumes</w:t>
+      </w:r>
+      <w:r>
+        <w:t>.</w:t>
+      </w:r>
+    </w:p>
+    <w:p>
+      <w:pPr>
+        <w:pStyle w:val="ListParagraph"/>
+        <w:numPr>
+          <w:ilvl w:val="0"/>
+          <w:numId w:val="21"/>
+        </w:numPr>
+      </w:pPr>
+      <w:r>
+        <w:lastRenderedPageBreak/>
+        <w:t>Ensures a transparent marketplace for pool owners to access a vetted list of local service providers and products, with clear pricing and availability</w:t>
+      </w:r>
+      <w:r>
+        <w:t>.</w:t>
+      </w:r>
+    </w:p>
+    <w:p>
+      <w:pPr>
+        <w:pStyle w:val="ListParagraph"/>
+        <w:numPr>
+          <w:ilvl w:val="0"/>
+          <w:numId w:val="21"/>
+        </w:numPr>
+      </w:pPr>
+      <w:r>
+        <w:t xml:space="preserve">Provides push notifications for maintenance reminders, service confirmations, municipal water restrictions, or alerts for </w:t>
+      </w:r>
+      <w:proofErr w:type="spellStart"/>
+      <w:r>
+        <w:t>loadshedding</w:t>
+      </w:r>
+      <w:proofErr w:type="spellEnd"/>
+      <w:r>
+        <w:t xml:space="preserve">. </w:t>
       </w:r>
     </w:p>
     <w:p/>
+    <w:p>
+      <w:pPr>
+        <w:rPr>
+          <w:b/>
+          <w:bCs/>
+        </w:rPr>
+      </w:pPr>
+      <w:r>
+        <w:rPr>
+          <w:b/>
+          <w:bCs/>
+        </w:rPr>
+        <w:t>Service Providers:</w:t>
+      </w:r>
+    </w:p>
+    <w:p>
+      <w:r>
+        <w:t>Service providers require a system that:</w:t>
+      </w:r>
+    </w:p>
     <w:p/>
-    <w:p/>
-    <w:p/>
-    <w:p/>
-    <w:p/>
-    <w:p/>
-    <w:p/>
-    <w:p/>
-    <w:p/>
-    <w:p/>
+    <w:p>
+      <w:pPr>
+        <w:pStyle w:val="ListParagraph"/>
+        <w:numPr>
+          <w:ilvl w:val="0"/>
+          <w:numId w:val="22"/>
+        </w:numPr>
+      </w:pPr>
+      <w:r>
+        <w:t>Effectively manages bookings so that providers should be able to view, accept, or decline appointments and track service history</w:t>
+      </w:r>
+      <w:r>
+        <w:t>.</w:t>
+      </w:r>
+    </w:p>
+    <w:p>
+      <w:pPr>
+        <w:pStyle w:val="ListParagraph"/>
+        <w:numPr>
+          <w:ilvl w:val="0"/>
+          <w:numId w:val="22"/>
+        </w:numPr>
+      </w:pPr>
+      <w:r>
+        <w:t>Displays product and service information clearly which allows providers to manage their services they offer, pricing, and availability.</w:t>
+      </w:r>
+    </w:p>
+    <w:p>
+      <w:pPr>
+        <w:pStyle w:val="ListParagraph"/>
+        <w:numPr>
+          <w:ilvl w:val="0"/>
+          <w:numId w:val="22"/>
+        </w:numPr>
+      </w:pPr>
+      <w:r>
+        <w:t>Promotes communication with clients by allowing providers to update clients on bookings, service progress, or issues through messaging or notifications</w:t>
+      </w:r>
+      <w:r>
+        <w:t>.</w:t>
+      </w:r>
+    </w:p>
+    <w:p>
+      <w:pPr>
+        <w:pStyle w:val="ListParagraph"/>
+        <w:numPr>
+          <w:ilvl w:val="0"/>
+          <w:numId w:val="22"/>
+        </w:numPr>
+      </w:pPr>
+      <w:r>
+        <w:t>Supports administrative functionality by having dashboards to view revenue summaries, service trends, and client feedback</w:t>
+      </w:r>
+      <w:r>
+        <w:t>.</w:t>
+      </w:r>
+    </w:p>
+    <w:p>
+      <w:pPr>
+        <w:pStyle w:val="ListParagraph"/>
+        <w:numPr>
+          <w:ilvl w:val="0"/>
+          <w:numId w:val="22"/>
+        </w:numPr>
+      </w:pPr>
+      <w:r>
+        <w:t>Ensures security and access control so only authorized personnel can access sensitive client data, and role-based permissions must be enforced</w:t>
+      </w:r>
+      <w:r>
+        <w:t>.</w:t>
+      </w:r>
+    </w:p>
+    <w:p>
+      <w:bookmarkStart w:id="7" w:name="_GoBack"/>
+      <w:bookmarkEnd w:id="7"/>
+    </w:p>
     <w:p>
       <w:pPr>
         <w:jc w:val="both"/>
@@ -2712,7 +3306,7 @@
           <w:lang w:val="en-US"/>
         </w:rPr>
       </w:pPr>
-      <w:bookmarkStart w:id="7" w:name="_Toc207787822"/>
+      <w:bookmarkStart w:id="8" w:name="_Toc207787822"/>
       <w:r>
         <w:rPr>
           <w:sz w:val="36"/>
@@ -2731,7 +3325,7 @@
         </w:rPr>
         <w:t>Hardware and Software Requirements</w:t>
       </w:r>
-      <w:bookmarkEnd w:id="7"/>
+      <w:bookmarkEnd w:id="8"/>
     </w:p>
     <w:p>
       <w:pPr>
@@ -2794,7 +3388,7 @@
           <w:lang w:val="en-US"/>
         </w:rPr>
       </w:pPr>
-      <w:bookmarkStart w:id="8" w:name="_Toc207787823"/>
+      <w:bookmarkStart w:id="9" w:name="_Toc207787823"/>
       <w:r>
         <w:rPr>
           <w:sz w:val="28"/>
@@ -2804,7 +3398,7 @@
         </w:rPr>
         <w:t>1.4.1 Software Requirements</w:t>
       </w:r>
-      <w:bookmarkEnd w:id="8"/>
+      <w:bookmarkEnd w:id="9"/>
     </w:p>
     <w:p>
       <w:pPr>
@@ -2939,23 +3533,7 @@
           <w:color w:val="2E74B5" w:themeColor="accent5" w:themeShade="BF"/>
           <w:lang w:val="en-US"/>
         </w:rPr>
-        <w:t xml:space="preserve"> will be used as </w:t>
-      </w:r>
-      <w:proofErr w:type="gramStart"/>
-      <w:r>
-        <w:rPr>
-          <w:color w:val="2E74B5" w:themeColor="accent5" w:themeShade="BF"/>
-          <w:lang w:val="en-US"/>
-        </w:rPr>
-        <w:t>the</w:t>
-      </w:r>
-      <w:proofErr w:type="gramEnd"/>
-      <w:r>
-        <w:rPr>
-          <w:color w:val="2E74B5" w:themeColor="accent5" w:themeShade="BF"/>
-          <w:lang w:val="en-US"/>
-        </w:rPr>
-        <w:t xml:space="preserve"> shared online database.</w:t>
+        <w:t xml:space="preserve"> will be used as the shared online database.</w:t>
       </w:r>
     </w:p>
     <w:p>
@@ -3060,7 +3638,7 @@
           <w:lang w:val="en-US"/>
         </w:rPr>
       </w:pPr>
-      <w:bookmarkStart w:id="9" w:name="_Toc207787824"/>
+      <w:bookmarkStart w:id="10" w:name="_Toc207787824"/>
       <w:r>
         <w:rPr>
           <w:sz w:val="28"/>
@@ -3068,10 +3646,9 @@
           <w:u w:val="single"/>
           <w:lang w:val="en-US"/>
         </w:rPr>
-        <w:lastRenderedPageBreak/>
         <w:t>1.4.2 Hardware Requirements</w:t>
       </w:r>
-      <w:bookmarkEnd w:id="9"/>
+      <w:bookmarkEnd w:id="10"/>
     </w:p>
     <w:p>
       <w:pPr>
@@ -3443,14 +4020,12 @@
         </w:rPr>
         <w:t xml:space="preserve"> </w:t>
       </w:r>
-      <w:proofErr w:type="spellStart"/>
       <w:r>
         <w:rPr>
           <w:i/>
         </w:rPr>
         <w:t>SplashScreen</w:t>
       </w:r>
-      <w:proofErr w:type="spellEnd"/>
       <w:r>
         <w:t xml:space="preserve"> is compiled with </w:t>
       </w:r>
@@ -3532,14 +4107,12 @@
       <w:r>
         <w:t xml:space="preserve"> </w:t>
       </w:r>
-      <w:proofErr w:type="spellStart"/>
       <w:r>
         <w:rPr>
           <w:i/>
         </w:rPr>
         <w:t>SplashScreen</w:t>
       </w:r>
-      <w:proofErr w:type="spellEnd"/>
       <w:r>
         <w:t xml:space="preserve"> requires a device with an operating system of </w:t>
       </w:r>
@@ -3577,14 +4150,12 @@
         </w:rPr>
         <w:t xml:space="preserve">, </w:t>
       </w:r>
-      <w:proofErr w:type="spellStart"/>
       <w:r>
         <w:rPr>
           <w:i/>
         </w:rPr>
         <w:t>SplashScreen</w:t>
       </w:r>
-      <w:proofErr w:type="spellEnd"/>
       <w:r>
         <w:t xml:space="preserve"> requires a minimum API level of </w:t>
       </w:r>
@@ -3935,7 +4506,6 @@
           <w:u w:val="single"/>
           <w:lang w:val="en-US"/>
         </w:rPr>
-        <w:lastRenderedPageBreak/>
         <w:t>Production usage</w:t>
       </w:r>
     </w:p>
@@ -4001,14 +4571,12 @@
       <w:r>
         <w:t xml:space="preserve">. While it will scale to other screens, </w:t>
       </w:r>
-      <w:proofErr w:type="spellStart"/>
       <w:r>
         <w:rPr>
           <w:i/>
         </w:rPr>
         <w:t>SplashScreen</w:t>
       </w:r>
-      <w:proofErr w:type="spellEnd"/>
       <w:r>
         <w:t xml:space="preserve"> is designed for a typical phone resolution of </w:t>
       </w:r>
@@ -4065,6 +4633,7 @@
           <w:b/>
           <w:bCs/>
         </w:rPr>
+        <w:lastRenderedPageBreak/>
         <w:t>Memory (RAM):</w:t>
       </w:r>
       <w:r>
@@ -4166,14 +4735,12 @@
         </w:rPr>
         <w:t xml:space="preserve"> </w:t>
       </w:r>
-      <w:proofErr w:type="spellStart"/>
       <w:r>
         <w:rPr>
           <w:i/>
         </w:rPr>
         <w:t>SplashScreen</w:t>
       </w:r>
-      <w:proofErr w:type="spellEnd"/>
       <w:r>
         <w:t xml:space="preserve"> </w:t>
       </w:r>
@@ -4205,7 +4772,7 @@
           <w:lang w:val="en-US"/>
         </w:rPr>
       </w:pPr>
-      <w:bookmarkStart w:id="10" w:name="_Toc207787825"/>
+      <w:bookmarkStart w:id="11" w:name="_Toc207787825"/>
       <w:r>
         <w:rPr>
           <w:sz w:val="36"/>
@@ -4224,7 +4791,7 @@
         </w:rPr>
         <w:t>Design constraints</w:t>
       </w:r>
-      <w:bookmarkEnd w:id="10"/>
+      <w:bookmarkEnd w:id="11"/>
     </w:p>
     <w:p>
       <w:pPr>
@@ -4246,7 +4813,7 @@
           <w:lang w:val="en-US"/>
         </w:rPr>
       </w:pPr>
-      <w:bookmarkStart w:id="11" w:name="_Toc207787826"/>
+      <w:bookmarkStart w:id="12" w:name="_Toc207787826"/>
       <w:r>
         <w:rPr>
           <w:sz w:val="28"/>
@@ -4256,7 +4823,7 @@
         </w:rPr>
         <w:t>1.5.1 Security constraints</w:t>
       </w:r>
-      <w:bookmarkEnd w:id="11"/>
+      <w:bookmarkEnd w:id="12"/>
     </w:p>
     <w:p>
       <w:pPr>
@@ -4408,7 +4975,7 @@
           <w:lang w:val="en-US"/>
         </w:rPr>
       </w:pPr>
-      <w:bookmarkStart w:id="12" w:name="_Toc207787827"/>
+      <w:bookmarkStart w:id="13" w:name="_Toc207787827"/>
       <w:r>
         <w:rPr>
           <w:sz w:val="28"/>
@@ -4418,7 +4985,7 @@
         </w:rPr>
         <w:t>1.5.2 Interface constraints</w:t>
       </w:r>
-      <w:bookmarkEnd w:id="12"/>
+      <w:bookmarkEnd w:id="13"/>
     </w:p>
     <w:p>
       <w:pPr>
@@ -4486,14 +5053,13 @@
           <w:rFonts w:cstheme="minorHAnsi"/>
         </w:rPr>
       </w:pPr>
-      <w:bookmarkStart w:id="13" w:name="_Hlk208855772"/>
+      <w:bookmarkStart w:id="14" w:name="_Hlk208855772"/>
       <w:r>
         <w:rPr>
           <w:rFonts w:cstheme="minorHAnsi"/>
           <w:i/>
           <w:iCs/>
         </w:rPr>
-        <w:lastRenderedPageBreak/>
         <w:t>SplashScreen’s</w:t>
       </w:r>
       <w:r>
@@ -4568,6 +5134,7 @@
         <w:rPr>
           <w:rFonts w:cstheme="minorHAnsi"/>
         </w:rPr>
+        <w:lastRenderedPageBreak/>
         <w:t>Our system is responsive across devices, ensuring usability on Android smartphones, tablets, and desktops for users who prefer accessing reports and bookings via web browser.</w:t>
       </w:r>
     </w:p>
@@ -4605,8 +5172,8 @@
           <w:lang w:val="en-US"/>
         </w:rPr>
       </w:pPr>
-      <w:bookmarkStart w:id="14" w:name="_Toc207787828"/>
-      <w:bookmarkEnd w:id="13"/>
+      <w:bookmarkStart w:id="15" w:name="_Toc207787828"/>
+      <w:bookmarkEnd w:id="14"/>
       <w:r>
         <w:rPr>
           <w:sz w:val="28"/>
@@ -4616,7 +5183,7 @@
         </w:rPr>
         <w:t>1.5.3 Performance constraints</w:t>
       </w:r>
-      <w:bookmarkEnd w:id="14"/>
+      <w:bookmarkEnd w:id="15"/>
     </w:p>
     <w:p>
       <w:pPr>
@@ -4639,23 +5206,7 @@
           <w:color w:val="2E74B5" w:themeColor="accent5" w:themeShade="BF"/>
           <w:lang w:val="en-US"/>
         </w:rPr>
-        <w:t xml:space="preserve">The system should be optimized to ensure that searches through the web interface are fast and efficient.  The mobile application should be optimized for use on </w:t>
-      </w:r>
-      <w:proofErr w:type="gramStart"/>
-      <w:r>
-        <w:rPr>
-          <w:color w:val="2E74B5" w:themeColor="accent5" w:themeShade="BF"/>
-          <w:lang w:val="en-US"/>
-        </w:rPr>
-        <w:t>low end</w:t>
-      </w:r>
-      <w:proofErr w:type="gramEnd"/>
-      <w:r>
-        <w:rPr>
-          <w:color w:val="2E74B5" w:themeColor="accent5" w:themeShade="BF"/>
-          <w:lang w:val="en-US"/>
-        </w:rPr>
-        <w:t xml:space="preserve"> mobile devices with low memory capacity and older processors.</w:t>
+        <w:t>The system should be optimized to ensure that searches through the web interface are fast and efficient.  The mobile application should be optimized for use on low end mobile devices with low memory capacity and older processors.</w:t>
       </w:r>
     </w:p>
     <w:p>
@@ -4755,7 +5306,7 @@
           <w:lang w:val="en-US"/>
         </w:rPr>
       </w:pPr>
-      <w:bookmarkStart w:id="15" w:name="_Toc207787829"/>
+      <w:bookmarkStart w:id="16" w:name="_Toc207787829"/>
       <w:r>
         <w:rPr>
           <w:sz w:val="36"/>
@@ -4763,29 +5314,9 @@
           <w:u w:val="single"/>
           <w:lang w:val="en-US"/>
         </w:rPr>
-        <w:t>1.6 High-</w:t>
-      </w:r>
-      <w:proofErr w:type="gramStart"/>
-      <w:r>
-        <w:rPr>
-          <w:sz w:val="36"/>
-          <w:szCs w:val="36"/>
-          <w:u w:val="single"/>
-          <w:lang w:val="en-US"/>
-        </w:rPr>
-        <w:t>level use</w:t>
-      </w:r>
-      <w:proofErr w:type="gramEnd"/>
-      <w:r>
-        <w:rPr>
-          <w:sz w:val="36"/>
-          <w:szCs w:val="36"/>
-          <w:u w:val="single"/>
-          <w:lang w:val="en-US"/>
-        </w:rPr>
-        <w:t xml:space="preserve"> case diagram</w:t>
-      </w:r>
-      <w:bookmarkEnd w:id="15"/>
+        <w:t>1.6 High-level use case diagram</w:t>
+      </w:r>
+      <w:bookmarkEnd w:id="16"/>
     </w:p>
     <w:p>
       <w:pPr>
@@ -4808,39 +5339,7 @@
           <w:color w:val="2E74B5" w:themeColor="accent5" w:themeShade="BF"/>
           <w:lang w:val="en-US"/>
         </w:rPr>
-        <w:t xml:space="preserve">The purpose of </w:t>
-      </w:r>
-      <w:proofErr w:type="gramStart"/>
-      <w:r>
-        <w:rPr>
-          <w:color w:val="2E74B5" w:themeColor="accent5" w:themeShade="BF"/>
-          <w:lang w:val="en-US"/>
-        </w:rPr>
-        <w:t>a use</w:t>
-      </w:r>
-      <w:proofErr w:type="gramEnd"/>
-      <w:r>
-        <w:rPr>
-          <w:color w:val="2E74B5" w:themeColor="accent5" w:themeShade="BF"/>
-          <w:lang w:val="en-US"/>
-        </w:rPr>
-        <w:t xml:space="preserve"> case diagram in UML is to demonstrate the different ways that a user might interact with a system.  </w:t>
-      </w:r>
-      <w:proofErr w:type="gramStart"/>
-      <w:r>
-        <w:rPr>
-          <w:color w:val="2E74B5" w:themeColor="accent5" w:themeShade="BF"/>
-          <w:lang w:val="en-US"/>
-        </w:rPr>
-        <w:t>A use</w:t>
-      </w:r>
-      <w:proofErr w:type="gramEnd"/>
-      <w:r>
-        <w:rPr>
-          <w:color w:val="2E74B5" w:themeColor="accent5" w:themeShade="BF"/>
-          <w:lang w:val="en-US"/>
-        </w:rPr>
-        <w:t xml:space="preserve"> case diagram can summarize the details of your system's users (also known as actors) and their interactions with the system.  </w:t>
+        <w:t xml:space="preserve">The purpose of a use case diagram in UML is to demonstrate the different ways that a user might interact with a system.  A use case diagram can summarize the details of your system's users (also known as actors) and their interactions with the system.  </w:t>
       </w:r>
     </w:p>
     <w:p>
@@ -4897,7 +5396,6 @@
           <w:color w:val="2E74B5" w:themeColor="accent5" w:themeShade="BF"/>
           <w:lang w:val="en-US"/>
         </w:rPr>
-        <w:lastRenderedPageBreak/>
         <w:t>Figure 1</w:t>
       </w:r>
       <w:r>
@@ -4912,23 +5410,7 @@
           <w:color w:val="2E74B5" w:themeColor="accent5" w:themeShade="BF"/>
           <w:lang w:val="en-US"/>
         </w:rPr>
-        <w:t xml:space="preserve"> presents a high-</w:t>
-      </w:r>
-      <w:proofErr w:type="gramStart"/>
-      <w:r>
-        <w:rPr>
-          <w:color w:val="2E74B5" w:themeColor="accent5" w:themeShade="BF"/>
-          <w:lang w:val="en-US"/>
-        </w:rPr>
-        <w:t>level use</w:t>
-      </w:r>
-      <w:proofErr w:type="gramEnd"/>
-      <w:r>
-        <w:rPr>
-          <w:color w:val="2E74B5" w:themeColor="accent5" w:themeShade="BF"/>
-          <w:lang w:val="en-US"/>
-        </w:rPr>
-        <w:t xml:space="preserve"> case diagram of the proposed system and its users.</w:t>
+        <w:t xml:space="preserve"> presents a high-level use case diagram of the proposed system and its users.</w:t>
       </w:r>
     </w:p>
     <w:p>
@@ -4949,6 +5431,7 @@
           <w:noProof/>
           <w:lang w:val="en-US"/>
         </w:rPr>
+        <w:lastRenderedPageBreak/>
         <w:drawing>
           <wp:inline distT="0" distB="0" distL="0" distR="0" wp14:anchorId="5F418780" wp14:editId="240C60EB">
             <wp:extent cx="4415079" cy="3712191"/>
@@ -5000,14 +5483,30 @@
       <w:r>
         <w:t xml:space="preserve">Figure </w:t>
       </w:r>
-      <w:fldSimple w:instr=" SEQ Figure \* ARABIC ">
-        <w:r>
-          <w:rPr>
-            <w:noProof/>
-          </w:rPr>
-          <w:t>1</w:t>
-        </w:r>
-      </w:fldSimple>
+      <w:r>
+        <w:fldChar w:fldCharType="begin"/>
+      </w:r>
+      <w:r>
+        <w:instrText xml:space="preserve"> SEQ Figure \* AR</w:instrText>
+      </w:r>
+      <w:r>
+        <w:instrText xml:space="preserve">ABIC </w:instrText>
+      </w:r>
+      <w:r>
+        <w:fldChar w:fldCharType="separate"/>
+      </w:r>
+      <w:r>
+        <w:rPr>
+          <w:noProof/>
+        </w:rPr>
+        <w:t>1</w:t>
+      </w:r>
+      <w:r>
+        <w:rPr>
+          <w:noProof/>
+        </w:rPr>
+        <w:fldChar w:fldCharType="end"/>
+      </w:r>
       <w:r>
         <w:rPr>
           <w:noProof/>
@@ -5029,7 +5528,7 @@
           <w:lang w:val="en-US"/>
         </w:rPr>
       </w:pPr>
-      <w:bookmarkStart w:id="16" w:name="_Toc207787830"/>
+      <w:bookmarkStart w:id="17" w:name="_Toc207787830"/>
       <w:r>
         <w:rPr>
           <w:sz w:val="36"/>
@@ -5048,7 +5547,7 @@
         </w:rPr>
         <w:t>UML Class Model / Diagram</w:t>
       </w:r>
-      <w:bookmarkEnd w:id="16"/>
+      <w:bookmarkEnd w:id="17"/>
     </w:p>
     <w:p>
       <w:pPr>
@@ -5310,14 +5809,27 @@
       <w:r>
         <w:fldChar w:fldCharType="end"/>
       </w:r>
-      <w:fldSimple w:instr=" SEQ Figure \* ARABIC \s 1 ">
-        <w:r>
-          <w:rPr>
-            <w:noProof/>
-          </w:rPr>
-          <w:t>1</w:t>
-        </w:r>
-      </w:fldSimple>
+      <w:r>
+        <w:fldChar w:fldCharType="begin"/>
+      </w:r>
+      <w:r>
+        <w:instrText xml:space="preserve"> SEQ Figure \* ARABIC \s 1 </w:instrText>
+      </w:r>
+      <w:r>
+        <w:fldChar w:fldCharType="separate"/>
+      </w:r>
+      <w:r>
+        <w:rPr>
+          <w:noProof/>
+        </w:rPr>
+        <w:t>1</w:t>
+      </w:r>
+      <w:r>
+        <w:rPr>
+          <w:noProof/>
+        </w:rPr>
+        <w:fldChar w:fldCharType="end"/>
+      </w:r>
       <w:r>
         <w:t>.</w:t>
       </w:r>
@@ -5352,7 +5864,7 @@
           <w:lang w:val="en-US"/>
         </w:rPr>
       </w:pPr>
-      <w:bookmarkStart w:id="17" w:name="_Toc207787831"/>
+      <w:bookmarkStart w:id="18" w:name="_Toc207787831"/>
       <w:r>
         <w:rPr>
           <w:sz w:val="36"/>
@@ -5380,7 +5892,7 @@
         </w:rPr>
         <w:t xml:space="preserve"> Relational Database Model Diagram</w:t>
       </w:r>
-      <w:bookmarkEnd w:id="17"/>
+      <w:bookmarkEnd w:id="18"/>
     </w:p>
     <w:p>
       <w:pPr>
@@ -5688,7 +6200,7 @@
           <w:lang w:val="en-US"/>
         </w:rPr>
       </w:pPr>
-      <w:bookmarkStart w:id="18" w:name="_Toc207787832"/>
+      <w:bookmarkStart w:id="19" w:name="_Toc207787832"/>
       <w:r>
         <w:rPr>
           <w:sz w:val="36"/>
@@ -5716,7 +6228,7 @@
         </w:rPr>
         <w:t xml:space="preserve"> User Interface Design</w:t>
       </w:r>
-      <w:bookmarkEnd w:id="18"/>
+      <w:bookmarkEnd w:id="19"/>
       <w:r>
         <w:rPr>
           <w:sz w:val="36"/>
@@ -5977,55 +6489,7 @@
           <w:color w:val="2E74B5" w:themeColor="accent5" w:themeShade="BF"/>
           <w:lang w:val="en-US"/>
         </w:rPr>
-        <w:t xml:space="preserve">NAME system.  The screen </w:t>
-      </w:r>
-      <w:proofErr w:type="gramStart"/>
-      <w:r>
-        <w:rPr>
-          <w:color w:val="2E74B5" w:themeColor="accent5" w:themeShade="BF"/>
-          <w:lang w:val="en-US"/>
-        </w:rPr>
-        <w:t>requires that</w:t>
-      </w:r>
-      <w:proofErr w:type="gramEnd"/>
-      <w:r>
-        <w:rPr>
-          <w:color w:val="2E74B5" w:themeColor="accent5" w:themeShade="BF"/>
-          <w:lang w:val="en-US"/>
-        </w:rPr>
-        <w:t xml:space="preserve"> a user </w:t>
-      </w:r>
-      <w:proofErr w:type="gramStart"/>
-      <w:r>
-        <w:rPr>
-          <w:color w:val="2E74B5" w:themeColor="accent5" w:themeShade="BF"/>
-          <w:lang w:val="en-US"/>
-        </w:rPr>
-        <w:t>enter</w:t>
-      </w:r>
-      <w:proofErr w:type="gramEnd"/>
-      <w:r>
-        <w:rPr>
-          <w:color w:val="2E74B5" w:themeColor="accent5" w:themeShade="BF"/>
-          <w:lang w:val="en-US"/>
-        </w:rPr>
-        <w:t xml:space="preserve"> their email address (as a username) and a password.  Upon successful login, the user will be redirected to the system’s landing page.  The screen also provides the user with an option to use </w:t>
-      </w:r>
-      <w:proofErr w:type="gramStart"/>
-      <w:r>
-        <w:rPr>
-          <w:color w:val="2E74B5" w:themeColor="accent5" w:themeShade="BF"/>
-          <w:lang w:val="en-US"/>
-        </w:rPr>
-        <w:t>in the event that</w:t>
-      </w:r>
-      <w:proofErr w:type="gramEnd"/>
-      <w:r>
-        <w:rPr>
-          <w:color w:val="2E74B5" w:themeColor="accent5" w:themeShade="BF"/>
-          <w:lang w:val="en-US"/>
-        </w:rPr>
-        <w:t xml:space="preserve"> they have forgotten their password.</w:t>
+        <w:t>NAME system.  The screen requires that a user enter their email address (as a username) and a password.  Upon successful login, the user will be redirected to the system’s landing page.  The screen also provides the user with an option to use in the event that they have forgotten their password.</w:t>
       </w:r>
     </w:p>
     <w:p>
@@ -6161,7 +6625,7 @@
 </file>
 
 <file path=word/endnotes.xml><?xml version="1.0" encoding="utf-8"?>
-<w:endnotes xmlns:wpc="http://schemas.microsoft.com/office/word/2010/wordprocessingCanvas" xmlns:cx="http://schemas.microsoft.com/office/drawing/2014/chartex" xmlns:cx1="http://schemas.microsoft.com/office/drawing/2015/9/8/chartex" xmlns:cx2="http://schemas.microsoft.com/office/drawing/2015/10/21/chartex" xmlns:cx3="http://schemas.microsoft.com/office/drawing/2016/5/9/chartex" xmlns:cx4="http://schemas.microsoft.com/office/drawing/2016/5/10/chartex" xmlns:cx5="http://schemas.microsoft.com/office/drawing/2016/5/11/chartex" xmlns:cx6="http://schemas.microsoft.com/office/drawing/2016/5/12/chartex" xmlns:cx7="http://schemas.microsoft.com/office/drawing/2016/5/13/chartex" xmlns:cx8="http://schemas.microsoft.com/office/drawing/2016/5/14/chartex" xmlns:mc="http://schemas.openxmlformats.org/markup-compatibility/2006" xmlns:aink="http://schemas.microsoft.com/office/drawing/2016/ink" xmlns:am3d="http://schemas.microsoft.com/office/drawing/2017/model3d" xmlns:o="urn:schemas-microsoft-com:office:office" xmlns:oel="http://schemas.microsoft.com/office/2019/extlst" xmlns:r="http://schemas.openxmlformats.org/officeDocument/2006/relationships" xmlns:m="http://schemas.openxmlformats.org/officeDocument/2006/math" xmlns:v="urn:schemas-microsoft-com:vml" xmlns:wp14="http://schemas.microsoft.com/office/word/2010/wordprocessingDrawing" xmlns:wp="http://schemas.openxmlformats.org/drawingml/2006/wordprocessingDrawing" xmlns:w10="urn:schemas-microsoft-com:office:word" xmlns:w="http://schemas.openxmlformats.org/wordprocessingml/2006/main" xmlns:w14="http://schemas.microsoft.com/office/word/2010/wordml" xmlns:w15="http://schemas.microsoft.com/office/word/2012/wordml" xmlns:w16cex="http://schemas.microsoft.com/office/word/2018/wordml/cex" xmlns:w16cid="http://schemas.microsoft.com/office/word/2016/wordml/cid" xmlns:w16="http://schemas.microsoft.com/office/word/2018/wordml" xmlns:w16du="http://schemas.microsoft.com/office/word/2023/wordml/word16du" xmlns:w16sdtdh="http://schemas.microsoft.com/office/word/2020/wordml/sdtdatahash" xmlns:w16sdtfl="http://schemas.microsoft.com/office/word/2024/wordml/sdtformatlock" xmlns:w16se="http://schemas.microsoft.com/office/word/2015/wordml/symex" xmlns:wpg="http://schemas.microsoft.com/office/word/2010/wordprocessingGroup" xmlns:wpi="http://schemas.microsoft.com/office/word/2010/wordprocessingInk" xmlns:wne="http://schemas.microsoft.com/office/word/2006/wordml" xmlns:wps="http://schemas.microsoft.com/office/word/2010/wordprocessingShape" mc:Ignorable="w14 w15 w16se w16cid w16 w16cex w16sdtdh w16sdtfl w16du wp14">
+<w:endnotes xmlns:wpc="http://schemas.microsoft.com/office/word/2010/wordprocessingCanvas" xmlns:cx="http://schemas.microsoft.com/office/drawing/2014/chartex" xmlns:cx1="http://schemas.microsoft.com/office/drawing/2015/9/8/chartex" xmlns:cx2="http://schemas.microsoft.com/office/drawing/2015/10/21/chartex" xmlns:cx3="http://schemas.microsoft.com/office/drawing/2016/5/9/chartex" xmlns:cx4="http://schemas.microsoft.com/office/drawing/2016/5/10/chartex" xmlns:cx5="http://schemas.microsoft.com/office/drawing/2016/5/11/chartex" xmlns:cx6="http://schemas.microsoft.com/office/drawing/2016/5/12/chartex" xmlns:cx7="http://schemas.microsoft.com/office/drawing/2016/5/13/chartex" xmlns:cx8="http://schemas.microsoft.com/office/drawing/2016/5/14/chartex" xmlns:mc="http://schemas.openxmlformats.org/markup-compatibility/2006" xmlns:aink="http://schemas.microsoft.com/office/drawing/2016/ink" xmlns:am3d="http://schemas.microsoft.com/office/drawing/2017/model3d" xmlns:o="urn:schemas-microsoft-com:office:office" xmlns:r="http://schemas.openxmlformats.org/officeDocument/2006/relationships" xmlns:m="http://schemas.openxmlformats.org/officeDocument/2006/math" xmlns:v="urn:schemas-microsoft-com:vml" xmlns:wp14="http://schemas.microsoft.com/office/word/2010/wordprocessingDrawing" xmlns:wp="http://schemas.openxmlformats.org/drawingml/2006/wordprocessingDrawing" xmlns:w10="urn:schemas-microsoft-com:office:word" xmlns:w="http://schemas.openxmlformats.org/wordprocessingml/2006/main" xmlns:w14="http://schemas.microsoft.com/office/word/2010/wordml" xmlns:w15="http://schemas.microsoft.com/office/word/2012/wordml" xmlns:w16cid="http://schemas.microsoft.com/office/word/2016/wordml/cid" xmlns:w16se="http://schemas.microsoft.com/office/word/2015/wordml/symex" xmlns:wpg="http://schemas.microsoft.com/office/word/2010/wordprocessingGroup" xmlns:wpi="http://schemas.microsoft.com/office/word/2010/wordprocessingInk" xmlns:wne="http://schemas.microsoft.com/office/word/2006/wordml" xmlns:wps="http://schemas.microsoft.com/office/word/2010/wordprocessingShape" mc:Ignorable="w14 w15 w16se w16cid wp14">
   <w:endnote w:type="separator" w:id="-1">
     <w:p>
       <w:r>
@@ -6180,7 +6644,7 @@
 </file>
 
 <file path=word/footer1.xml><?xml version="1.0" encoding="utf-8"?>
-<w:ftr xmlns:wpc="http://schemas.microsoft.com/office/word/2010/wordprocessingCanvas" xmlns:cx="http://schemas.microsoft.com/office/drawing/2014/chartex" xmlns:cx1="http://schemas.microsoft.com/office/drawing/2015/9/8/chartex" xmlns:cx2="http://schemas.microsoft.com/office/drawing/2015/10/21/chartex" xmlns:cx3="http://schemas.microsoft.com/office/drawing/2016/5/9/chartex" xmlns:cx4="http://schemas.microsoft.com/office/drawing/2016/5/10/chartex" xmlns:cx5="http://schemas.microsoft.com/office/drawing/2016/5/11/chartex" xmlns:cx6="http://schemas.microsoft.com/office/drawing/2016/5/12/chartex" xmlns:cx7="http://schemas.microsoft.com/office/drawing/2016/5/13/chartex" xmlns:cx8="http://schemas.microsoft.com/office/drawing/2016/5/14/chartex" xmlns:mc="http://schemas.openxmlformats.org/markup-compatibility/2006" xmlns:aink="http://schemas.microsoft.com/office/drawing/2016/ink" xmlns:am3d="http://schemas.microsoft.com/office/drawing/2017/model3d" xmlns:o="urn:schemas-microsoft-com:office:office" xmlns:oel="http://schemas.microsoft.com/office/2019/extlst" xmlns:r="http://schemas.openxmlformats.org/officeDocument/2006/relationships" xmlns:m="http://schemas.openxmlformats.org/officeDocument/2006/math" xmlns:v="urn:schemas-microsoft-com:vml" xmlns:wp14="http://schemas.microsoft.com/office/word/2010/wordprocessingDrawing" xmlns:wp="http://schemas.openxmlformats.org/drawingml/2006/wordprocessingDrawing" xmlns:w10="urn:schemas-microsoft-com:office:word" xmlns:w="http://schemas.openxmlformats.org/wordprocessingml/2006/main" xmlns:w14="http://schemas.microsoft.com/office/word/2010/wordml" xmlns:w15="http://schemas.microsoft.com/office/word/2012/wordml" xmlns:w16cex="http://schemas.microsoft.com/office/word/2018/wordml/cex" xmlns:w16cid="http://schemas.microsoft.com/office/word/2016/wordml/cid" xmlns:w16="http://schemas.microsoft.com/office/word/2018/wordml" xmlns:w16du="http://schemas.microsoft.com/office/word/2023/wordml/word16du" xmlns:w16sdtdh="http://schemas.microsoft.com/office/word/2020/wordml/sdtdatahash" xmlns:w16sdtfl="http://schemas.microsoft.com/office/word/2024/wordml/sdtformatlock" xmlns:w16se="http://schemas.microsoft.com/office/word/2015/wordml/symex" xmlns:wpg="http://schemas.microsoft.com/office/word/2010/wordprocessingGroup" xmlns:wpi="http://schemas.microsoft.com/office/word/2010/wordprocessingInk" xmlns:wne="http://schemas.microsoft.com/office/word/2006/wordml" xmlns:wps="http://schemas.microsoft.com/office/word/2010/wordprocessingShape" mc:Ignorable="w14 w15 w16se w16cid w16 w16cex w16sdtdh w16sdtfl w16du wp14">
+<w:ftr xmlns:wpc="http://schemas.microsoft.com/office/word/2010/wordprocessingCanvas" xmlns:cx="http://schemas.microsoft.com/office/drawing/2014/chartex" xmlns:cx1="http://schemas.microsoft.com/office/drawing/2015/9/8/chartex" xmlns:cx2="http://schemas.microsoft.com/office/drawing/2015/10/21/chartex" xmlns:cx3="http://schemas.microsoft.com/office/drawing/2016/5/9/chartex" xmlns:cx4="http://schemas.microsoft.com/office/drawing/2016/5/10/chartex" xmlns:cx5="http://schemas.microsoft.com/office/drawing/2016/5/11/chartex" xmlns:cx6="http://schemas.microsoft.com/office/drawing/2016/5/12/chartex" xmlns:cx7="http://schemas.microsoft.com/office/drawing/2016/5/13/chartex" xmlns:cx8="http://schemas.microsoft.com/office/drawing/2016/5/14/chartex" xmlns:mc="http://schemas.openxmlformats.org/markup-compatibility/2006" xmlns:aink="http://schemas.microsoft.com/office/drawing/2016/ink" xmlns:am3d="http://schemas.microsoft.com/office/drawing/2017/model3d" xmlns:o="urn:schemas-microsoft-com:office:office" xmlns:r="http://schemas.openxmlformats.org/officeDocument/2006/relationships" xmlns:m="http://schemas.openxmlformats.org/officeDocument/2006/math" xmlns:v="urn:schemas-microsoft-com:vml" xmlns:wp14="http://schemas.microsoft.com/office/word/2010/wordprocessingDrawing" xmlns:wp="http://schemas.openxmlformats.org/drawingml/2006/wordprocessingDrawing" xmlns:w10="urn:schemas-microsoft-com:office:word" xmlns:w="http://schemas.openxmlformats.org/wordprocessingml/2006/main" xmlns:w14="http://schemas.microsoft.com/office/word/2010/wordml" xmlns:w15="http://schemas.microsoft.com/office/word/2012/wordml" xmlns:w16cid="http://schemas.microsoft.com/office/word/2016/wordml/cid" xmlns:w16se="http://schemas.microsoft.com/office/word/2015/wordml/symex" xmlns:wpg="http://schemas.microsoft.com/office/word/2010/wordprocessingGroup" xmlns:wpi="http://schemas.microsoft.com/office/word/2010/wordprocessingInk" xmlns:wne="http://schemas.microsoft.com/office/word/2006/wordml" xmlns:wps="http://schemas.microsoft.com/office/word/2010/wordprocessingShape" mc:Ignorable="w14 w15 w16se w16cid wp14">
   <w:p>
     <w:pPr>
       <w:pStyle w:val="Footer"/>
@@ -6198,7 +6662,7 @@
 </file>
 
 <file path=word/footnotes.xml><?xml version="1.0" encoding="utf-8"?>
-<w:footnotes xmlns:wpc="http://schemas.microsoft.com/office/word/2010/wordprocessingCanvas" xmlns:cx="http://schemas.microsoft.com/office/drawing/2014/chartex" xmlns:cx1="http://schemas.microsoft.com/office/drawing/2015/9/8/chartex" xmlns:cx2="http://schemas.microsoft.com/office/drawing/2015/10/21/chartex" xmlns:cx3="http://schemas.microsoft.com/office/drawing/2016/5/9/chartex" xmlns:cx4="http://schemas.microsoft.com/office/drawing/2016/5/10/chartex" xmlns:cx5="http://schemas.microsoft.com/office/drawing/2016/5/11/chartex" xmlns:cx6="http://schemas.microsoft.com/office/drawing/2016/5/12/chartex" xmlns:cx7="http://schemas.microsoft.com/office/drawing/2016/5/13/chartex" xmlns:cx8="http://schemas.microsoft.com/office/drawing/2016/5/14/chartex" xmlns:mc="http://schemas.openxmlformats.org/markup-compatibility/2006" xmlns:aink="http://schemas.microsoft.com/office/drawing/2016/ink" xmlns:am3d="http://schemas.microsoft.com/office/drawing/2017/model3d" xmlns:o="urn:schemas-microsoft-com:office:office" xmlns:oel="http://schemas.microsoft.com/office/2019/extlst" xmlns:r="http://schemas.openxmlformats.org/officeDocument/2006/relationships" xmlns:m="http://schemas.openxmlformats.org/officeDocument/2006/math" xmlns:v="urn:schemas-microsoft-com:vml" xmlns:wp14="http://schemas.microsoft.com/office/word/2010/wordprocessingDrawing" xmlns:wp="http://schemas.openxmlformats.org/drawingml/2006/wordprocessingDrawing" xmlns:w10="urn:schemas-microsoft-com:office:word" xmlns:w="http://schemas.openxmlformats.org/wordprocessingml/2006/main" xmlns:w14="http://schemas.microsoft.com/office/word/2010/wordml" xmlns:w15="http://schemas.microsoft.com/office/word/2012/wordml" xmlns:w16cex="http://schemas.microsoft.com/office/word/2018/wordml/cex" xmlns:w16cid="http://schemas.microsoft.com/office/word/2016/wordml/cid" xmlns:w16="http://schemas.microsoft.com/office/word/2018/wordml" xmlns:w16du="http://schemas.microsoft.com/office/word/2023/wordml/word16du" xmlns:w16sdtdh="http://schemas.microsoft.com/office/word/2020/wordml/sdtdatahash" xmlns:w16sdtfl="http://schemas.microsoft.com/office/word/2024/wordml/sdtformatlock" xmlns:w16se="http://schemas.microsoft.com/office/word/2015/wordml/symex" xmlns:wpg="http://schemas.microsoft.com/office/word/2010/wordprocessingGroup" xmlns:wpi="http://schemas.microsoft.com/office/word/2010/wordprocessingInk" xmlns:wne="http://schemas.microsoft.com/office/word/2006/wordml" xmlns:wps="http://schemas.microsoft.com/office/word/2010/wordprocessingShape" mc:Ignorable="w14 w15 w16se w16cid w16 w16cex w16sdtdh w16sdtfl w16du wp14">
+<w:footnotes xmlns:wpc="http://schemas.microsoft.com/office/word/2010/wordprocessingCanvas" xmlns:cx="http://schemas.microsoft.com/office/drawing/2014/chartex" xmlns:cx1="http://schemas.microsoft.com/office/drawing/2015/9/8/chartex" xmlns:cx2="http://schemas.microsoft.com/office/drawing/2015/10/21/chartex" xmlns:cx3="http://schemas.microsoft.com/office/drawing/2016/5/9/chartex" xmlns:cx4="http://schemas.microsoft.com/office/drawing/2016/5/10/chartex" xmlns:cx5="http://schemas.microsoft.com/office/drawing/2016/5/11/chartex" xmlns:cx6="http://schemas.microsoft.com/office/drawing/2016/5/12/chartex" xmlns:cx7="http://schemas.microsoft.com/office/drawing/2016/5/13/chartex" xmlns:cx8="http://schemas.microsoft.com/office/drawing/2016/5/14/chartex" xmlns:mc="http://schemas.openxmlformats.org/markup-compatibility/2006" xmlns:aink="http://schemas.microsoft.com/office/drawing/2016/ink" xmlns:am3d="http://schemas.microsoft.com/office/drawing/2017/model3d" xmlns:o="urn:schemas-microsoft-com:office:office" xmlns:r="http://schemas.openxmlformats.org/officeDocument/2006/relationships" xmlns:m="http://schemas.openxmlformats.org/officeDocument/2006/math" xmlns:v="urn:schemas-microsoft-com:vml" xmlns:wp14="http://schemas.microsoft.com/office/word/2010/wordprocessingDrawing" xmlns:wp="http://schemas.openxmlformats.org/drawingml/2006/wordprocessingDrawing" xmlns:w10="urn:schemas-microsoft-com:office:word" xmlns:w="http://schemas.openxmlformats.org/wordprocessingml/2006/main" xmlns:w14="http://schemas.microsoft.com/office/word/2010/wordml" xmlns:w15="http://schemas.microsoft.com/office/word/2012/wordml" xmlns:w16cid="http://schemas.microsoft.com/office/word/2016/wordml/cid" xmlns:w16se="http://schemas.microsoft.com/office/word/2015/wordml/symex" xmlns:wpg="http://schemas.microsoft.com/office/word/2010/wordprocessingGroup" xmlns:wpi="http://schemas.microsoft.com/office/word/2010/wordprocessingInk" xmlns:wne="http://schemas.microsoft.com/office/word/2006/wordml" xmlns:wps="http://schemas.microsoft.com/office/word/2010/wordprocessingShape" mc:Ignorable="w14 w15 w16se w16cid wp14">
   <w:footnote w:type="separator" w:id="-1">
     <w:p>
       <w:r>
@@ -6217,7 +6681,7 @@
 </file>
 
 <file path=word/header1.xml><?xml version="1.0" encoding="utf-8"?>
-<w:hdr xmlns:wpc="http://schemas.microsoft.com/office/word/2010/wordprocessingCanvas" xmlns:cx="http://schemas.microsoft.com/office/drawing/2014/chartex" xmlns:cx1="http://schemas.microsoft.com/office/drawing/2015/9/8/chartex" xmlns:cx2="http://schemas.microsoft.com/office/drawing/2015/10/21/chartex" xmlns:cx3="http://schemas.microsoft.com/office/drawing/2016/5/9/chartex" xmlns:cx4="http://schemas.microsoft.com/office/drawing/2016/5/10/chartex" xmlns:cx5="http://schemas.microsoft.com/office/drawing/2016/5/11/chartex" xmlns:cx6="http://schemas.microsoft.com/office/drawing/2016/5/12/chartex" xmlns:cx7="http://schemas.microsoft.com/office/drawing/2016/5/13/chartex" xmlns:cx8="http://schemas.microsoft.com/office/drawing/2016/5/14/chartex" xmlns:mc="http://schemas.openxmlformats.org/markup-compatibility/2006" xmlns:aink="http://schemas.microsoft.com/office/drawing/2016/ink" xmlns:am3d="http://schemas.microsoft.com/office/drawing/2017/model3d" xmlns:o="urn:schemas-microsoft-com:office:office" xmlns:oel="http://schemas.microsoft.com/office/2019/extlst" xmlns:r="http://schemas.openxmlformats.org/officeDocument/2006/relationships" xmlns:m="http://schemas.openxmlformats.org/officeDocument/2006/math" xmlns:v="urn:schemas-microsoft-com:vml" xmlns:wp14="http://schemas.microsoft.com/office/word/2010/wordprocessingDrawing" xmlns:wp="http://schemas.openxmlformats.org/drawingml/2006/wordprocessingDrawing" xmlns:w10="urn:schemas-microsoft-com:office:word" xmlns:w="http://schemas.openxmlformats.org/wordprocessingml/2006/main" xmlns:w14="http://schemas.microsoft.com/office/word/2010/wordml" xmlns:w15="http://schemas.microsoft.com/office/word/2012/wordml" xmlns:w16cex="http://schemas.microsoft.com/office/word/2018/wordml/cex" xmlns:w16cid="http://schemas.microsoft.com/office/word/2016/wordml/cid" xmlns:w16="http://schemas.microsoft.com/office/word/2018/wordml" xmlns:w16du="http://schemas.microsoft.com/office/word/2023/wordml/word16du" xmlns:w16sdtdh="http://schemas.microsoft.com/office/word/2020/wordml/sdtdatahash" xmlns:w16sdtfl="http://schemas.microsoft.com/office/word/2024/wordml/sdtformatlock" xmlns:w16se="http://schemas.microsoft.com/office/word/2015/wordml/symex" xmlns:wpg="http://schemas.microsoft.com/office/word/2010/wordprocessingGroup" xmlns:wpi="http://schemas.microsoft.com/office/word/2010/wordprocessingInk" xmlns:wne="http://schemas.microsoft.com/office/word/2006/wordml" xmlns:wps="http://schemas.microsoft.com/office/word/2010/wordprocessingShape" mc:Ignorable="w14 w15 w16se w16cid w16 w16cex w16sdtdh w16sdtfl w16du wp14">
+<w:hdr xmlns:wpc="http://schemas.microsoft.com/office/word/2010/wordprocessingCanvas" xmlns:cx="http://schemas.microsoft.com/office/drawing/2014/chartex" xmlns:cx1="http://schemas.microsoft.com/office/drawing/2015/9/8/chartex" xmlns:cx2="http://schemas.microsoft.com/office/drawing/2015/10/21/chartex" xmlns:cx3="http://schemas.microsoft.com/office/drawing/2016/5/9/chartex" xmlns:cx4="http://schemas.microsoft.com/office/drawing/2016/5/10/chartex" xmlns:cx5="http://schemas.microsoft.com/office/drawing/2016/5/11/chartex" xmlns:cx6="http://schemas.microsoft.com/office/drawing/2016/5/12/chartex" xmlns:cx7="http://schemas.microsoft.com/office/drawing/2016/5/13/chartex" xmlns:cx8="http://schemas.microsoft.com/office/drawing/2016/5/14/chartex" xmlns:mc="http://schemas.openxmlformats.org/markup-compatibility/2006" xmlns:aink="http://schemas.microsoft.com/office/drawing/2016/ink" xmlns:am3d="http://schemas.microsoft.com/office/drawing/2017/model3d" xmlns:o="urn:schemas-microsoft-com:office:office" xmlns:r="http://schemas.openxmlformats.org/officeDocument/2006/relationships" xmlns:m="http://schemas.openxmlformats.org/officeDocument/2006/math" xmlns:v="urn:schemas-microsoft-com:vml" xmlns:wp14="http://schemas.microsoft.com/office/word/2010/wordprocessingDrawing" xmlns:wp="http://schemas.openxmlformats.org/drawingml/2006/wordprocessingDrawing" xmlns:w10="urn:schemas-microsoft-com:office:word" xmlns:w="http://schemas.openxmlformats.org/wordprocessingml/2006/main" xmlns:w14="http://schemas.microsoft.com/office/word/2010/wordml" xmlns:w15="http://schemas.microsoft.com/office/word/2012/wordml" xmlns:w16cid="http://schemas.microsoft.com/office/word/2016/wordml/cid" xmlns:w16se="http://schemas.microsoft.com/office/word/2015/wordml/symex" xmlns:wpg="http://schemas.microsoft.com/office/word/2010/wordprocessingGroup" xmlns:wpi="http://schemas.microsoft.com/office/word/2010/wordprocessingInk" xmlns:wne="http://schemas.microsoft.com/office/word/2006/wordml" xmlns:wps="http://schemas.microsoft.com/office/word/2010/wordprocessingShape" mc:Ignorable="w14 w15 w16se w16cid wp14">
   <w:p>
     <w:pPr>
       <w:pStyle w:val="Header"/>
@@ -6566,7 +7030,7 @@
         </mc:Choice>
         <mc:Fallback>
           <w:pict>
-            <v:group w14:anchorId="67D94630" id="Group 179" o:spid="_x0000_s1026" style="position:absolute;margin-left:82.7pt;margin-top:0;width:133.9pt;height:80.65pt;z-index:251659264;mso-top-percent:23;mso-position-horizontal:right;mso-position-horizontal-relative:page;mso-position-vertical-relative:page;mso-top-percent:23;mso-width-relative:margin;mso-height-relative:margin" coordsize="17007,10241" o:gfxdata="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">
+            <v:group w14:anchorId="67D94630" id="Group 179" o:spid="_x0000_s1026" style="position:absolute;margin-left:82.7pt;margin-top:0;width:133.9pt;height:80.65pt;z-index:251659264;mso-top-percent:23;mso-position-horizontal:right;mso-position-horizontal-relative:page;mso-position-vertical-relative:page;mso-top-percent:23;mso-width-relative:margin;mso-height-relative:margin" coordsize="17007,10241" o:gfxdata="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">
               <v:group id="Group 168" o:spid="_x0000_s1027" style="position:absolute;width:17007;height:10241" coordsize="17007,10241" o:gfxdata="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">
                 <v:rect id="Rectangle 169" o:spid="_x0000_s1028" style="position:absolute;width:17007;height:10241;visibility:visible;mso-wrap-style:square;v-text-anchor:middle" o:gfxdata="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" fillcolor="white [3212]" stroked="f" strokeweight="1pt">
                   <v:fill opacity="0"/>
@@ -6640,7 +7104,7 @@
 </file>
 
 <file path=word/numbering.xml><?xml version="1.0" encoding="utf-8"?>
-<w:numbering xmlns:wpc="http://schemas.microsoft.com/office/word/2010/wordprocessingCanvas" xmlns:cx="http://schemas.microsoft.com/office/drawing/2014/chartex" xmlns:cx1="http://schemas.microsoft.com/office/drawing/2015/9/8/chartex" xmlns:cx2="http://schemas.microsoft.com/office/drawing/2015/10/21/chartex" xmlns:cx3="http://schemas.microsoft.com/office/drawing/2016/5/9/chartex" xmlns:cx4="http://schemas.microsoft.com/office/drawing/2016/5/10/chartex" xmlns:cx5="http://schemas.microsoft.com/office/drawing/2016/5/11/chartex" xmlns:cx6="http://schemas.microsoft.com/office/drawing/2016/5/12/chartex" xmlns:cx7="http://schemas.microsoft.com/office/drawing/2016/5/13/chartex" xmlns:cx8="http://schemas.microsoft.com/office/drawing/2016/5/14/chartex" xmlns:mc="http://schemas.openxmlformats.org/markup-compatibility/2006" xmlns:aink="http://schemas.microsoft.com/office/drawing/2016/ink" xmlns:am3d="http://schemas.microsoft.com/office/drawing/2017/model3d" xmlns:o="urn:schemas-microsoft-com:office:office" xmlns:oel="http://schemas.microsoft.com/office/2019/extlst" xmlns:r="http://schemas.openxmlformats.org/officeDocument/2006/relationships" xmlns:m="http://schemas.openxmlformats.org/officeDocument/2006/math" xmlns:v="urn:schemas-microsoft-com:vml" xmlns:wp14="http://schemas.microsoft.com/office/word/2010/wordprocessingDrawing" xmlns:wp="http://schemas.openxmlformats.org/drawingml/2006/wordprocessingDrawing" xmlns:w10="urn:schemas-microsoft-com:office:word" xmlns:w="http://schemas.openxmlformats.org/wordprocessingml/2006/main" xmlns:w14="http://schemas.microsoft.com/office/word/2010/wordml" xmlns:w15="http://schemas.microsoft.com/office/word/2012/wordml" xmlns:w16cex="http://schemas.microsoft.com/office/word/2018/wordml/cex" xmlns:w16cid="http://schemas.microsoft.com/office/word/2016/wordml/cid" xmlns:w16="http://schemas.microsoft.com/office/word/2018/wordml" xmlns:w16du="http://schemas.microsoft.com/office/word/2023/wordml/word16du" xmlns:w16sdtdh="http://schemas.microsoft.com/office/word/2020/wordml/sdtdatahash" xmlns:w16sdtfl="http://schemas.microsoft.com/office/word/2024/wordml/sdtformatlock" xmlns:w16se="http://schemas.microsoft.com/office/word/2015/wordml/symex" xmlns:wpg="http://schemas.microsoft.com/office/word/2010/wordprocessingGroup" xmlns:wpi="http://schemas.microsoft.com/office/word/2010/wordprocessingInk" xmlns:wne="http://schemas.microsoft.com/office/word/2006/wordml" xmlns:wps="http://schemas.microsoft.com/office/word/2010/wordprocessingShape" mc:Ignorable="w14 w15 w16se w16cid w16 w16cex w16sdtdh w16sdtfl w16du wp14">
+<w:numbering xmlns:wpc="http://schemas.microsoft.com/office/word/2010/wordprocessingCanvas" xmlns:cx="http://schemas.microsoft.com/office/drawing/2014/chartex" xmlns:cx1="http://schemas.microsoft.com/office/drawing/2015/9/8/chartex" xmlns:cx2="http://schemas.microsoft.com/office/drawing/2015/10/21/chartex" xmlns:cx3="http://schemas.microsoft.com/office/drawing/2016/5/9/chartex" xmlns:cx4="http://schemas.microsoft.com/office/drawing/2016/5/10/chartex" xmlns:cx5="http://schemas.microsoft.com/office/drawing/2016/5/11/chartex" xmlns:cx6="http://schemas.microsoft.com/office/drawing/2016/5/12/chartex" xmlns:cx7="http://schemas.microsoft.com/office/drawing/2016/5/13/chartex" xmlns:cx8="http://schemas.microsoft.com/office/drawing/2016/5/14/chartex" xmlns:mc="http://schemas.openxmlformats.org/markup-compatibility/2006" xmlns:aink="http://schemas.microsoft.com/office/drawing/2016/ink" xmlns:am3d="http://schemas.microsoft.com/office/drawing/2017/model3d" xmlns:o="urn:schemas-microsoft-com:office:office" xmlns:r="http://schemas.openxmlformats.org/officeDocument/2006/relationships" xmlns:m="http://schemas.openxmlformats.org/officeDocument/2006/math" xmlns:v="urn:schemas-microsoft-com:vml" xmlns:wp14="http://schemas.microsoft.com/office/word/2010/wordprocessingDrawing" xmlns:wp="http://schemas.openxmlformats.org/drawingml/2006/wordprocessingDrawing" xmlns:w10="urn:schemas-microsoft-com:office:word" xmlns:w="http://schemas.openxmlformats.org/wordprocessingml/2006/main" xmlns:w14="http://schemas.microsoft.com/office/word/2010/wordml" xmlns:w15="http://schemas.microsoft.com/office/word/2012/wordml" xmlns:w16cid="http://schemas.microsoft.com/office/word/2016/wordml/cid" xmlns:w16se="http://schemas.microsoft.com/office/word/2015/wordml/symex" xmlns:wpg="http://schemas.microsoft.com/office/word/2010/wordprocessingGroup" xmlns:wpi="http://schemas.microsoft.com/office/word/2010/wordprocessingInk" xmlns:wne="http://schemas.microsoft.com/office/word/2006/wordml" xmlns:wps="http://schemas.microsoft.com/office/word/2010/wordprocessingShape" mc:Ignorable="w14 w15 w16se w16cid wp14">
   <w:abstractNum w:abstractNumId="0" w15:restartNumberingAfterBreak="0">
     <w:nsid w:val="07600B59"/>
     <w:multiLevelType w:val="hybridMultilevel"/>
@@ -7595,6 +8059,119 @@
     </w:lvl>
   </w:abstractNum>
   <w:abstractNum w:abstractNumId="8" w15:restartNumberingAfterBreak="0">
+    <w:nsid w:val="3A1A34EF"/>
+    <w:multiLevelType w:val="hybridMultilevel"/>
+    <w:tmpl w:val="E4CC1812"/>
+    <w:lvl w:ilvl="0" w:tplc="1C090001">
+      <w:start w:val="1"/>
+      <w:numFmt w:val="bullet"/>
+      <w:lvlText w:val=""/>
+      <w:lvlJc w:val="left"/>
+      <w:pPr>
+        <w:ind w:left="405" w:hanging="360"/>
+      </w:pPr>
+      <w:rPr>
+        <w:rFonts w:ascii="Symbol" w:hAnsi="Symbol" w:hint="default"/>
+      </w:rPr>
+    </w:lvl>
+    <w:lvl w:ilvl="1" w:tplc="FFFFFFFF" w:tentative="1">
+      <w:start w:val="1"/>
+      <w:numFmt w:val="bullet"/>
+      <w:lvlText w:val="o"/>
+      <w:lvlJc w:val="left"/>
+      <w:pPr>
+        <w:ind w:left="1125" w:hanging="360"/>
+      </w:pPr>
+      <w:rPr>
+        <w:rFonts w:ascii="Courier New" w:hAnsi="Courier New" w:cs="Courier New" w:hint="default"/>
+      </w:rPr>
+    </w:lvl>
+    <w:lvl w:ilvl="2" w:tplc="FFFFFFFF" w:tentative="1">
+      <w:start w:val="1"/>
+      <w:numFmt w:val="bullet"/>
+      <w:lvlText w:val=""/>
+      <w:lvlJc w:val="left"/>
+      <w:pPr>
+        <w:ind w:left="1845" w:hanging="360"/>
+      </w:pPr>
+      <w:rPr>
+        <w:rFonts w:ascii="Wingdings" w:hAnsi="Wingdings" w:hint="default"/>
+      </w:rPr>
+    </w:lvl>
+    <w:lvl w:ilvl="3" w:tplc="FFFFFFFF" w:tentative="1">
+      <w:start w:val="1"/>
+      <w:numFmt w:val="bullet"/>
+      <w:lvlText w:val=""/>
+      <w:lvlJc w:val="left"/>
+      <w:pPr>
+        <w:ind w:left="2565" w:hanging="360"/>
+      </w:pPr>
+      <w:rPr>
+        <w:rFonts w:ascii="Symbol" w:hAnsi="Symbol" w:hint="default"/>
+      </w:rPr>
+    </w:lvl>
+    <w:lvl w:ilvl="4" w:tplc="FFFFFFFF" w:tentative="1">
+      <w:start w:val="1"/>
+      <w:numFmt w:val="bullet"/>
+      <w:lvlText w:val="o"/>
+      <w:lvlJc w:val="left"/>
+      <w:pPr>
+        <w:ind w:left="3285" w:hanging="360"/>
+      </w:pPr>
+      <w:rPr>
+        <w:rFonts w:ascii="Courier New" w:hAnsi="Courier New" w:cs="Courier New" w:hint="default"/>
+      </w:rPr>
+    </w:lvl>
+    <w:lvl w:ilvl="5" w:tplc="FFFFFFFF" w:tentative="1">
+      <w:start w:val="1"/>
+      <w:numFmt w:val="bullet"/>
+      <w:lvlText w:val=""/>
+      <w:lvlJc w:val="left"/>
+      <w:pPr>
+        <w:ind w:left="4005" w:hanging="360"/>
+      </w:pPr>
+      <w:rPr>
+        <w:rFonts w:ascii="Wingdings" w:hAnsi="Wingdings" w:hint="default"/>
+      </w:rPr>
+    </w:lvl>
+    <w:lvl w:ilvl="6" w:tplc="FFFFFFFF" w:tentative="1">
+      <w:start w:val="1"/>
+      <w:numFmt w:val="bullet"/>
+      <w:lvlText w:val=""/>
+      <w:lvlJc w:val="left"/>
+      <w:pPr>
+        <w:ind w:left="4725" w:hanging="360"/>
+      </w:pPr>
+      <w:rPr>
+        <w:rFonts w:ascii="Symbol" w:hAnsi="Symbol" w:hint="default"/>
+      </w:rPr>
+    </w:lvl>
+    <w:lvl w:ilvl="7" w:tplc="FFFFFFFF" w:tentative="1">
+      <w:start w:val="1"/>
+      <w:numFmt w:val="bullet"/>
+      <w:lvlText w:val="o"/>
+      <w:lvlJc w:val="left"/>
+      <w:pPr>
+        <w:ind w:left="5445" w:hanging="360"/>
+      </w:pPr>
+      <w:rPr>
+        <w:rFonts w:ascii="Courier New" w:hAnsi="Courier New" w:cs="Courier New" w:hint="default"/>
+      </w:rPr>
+    </w:lvl>
+    <w:lvl w:ilvl="8" w:tplc="FFFFFFFF" w:tentative="1">
+      <w:start w:val="1"/>
+      <w:numFmt w:val="bullet"/>
+      <w:lvlText w:val=""/>
+      <w:lvlJc w:val="left"/>
+      <w:pPr>
+        <w:ind w:left="6165" w:hanging="360"/>
+      </w:pPr>
+      <w:rPr>
+        <w:rFonts w:ascii="Wingdings" w:hAnsi="Wingdings" w:hint="default"/>
+      </w:rPr>
+    </w:lvl>
+  </w:abstractNum>
+  <w:abstractNum w:abstractNumId="9" w15:restartNumberingAfterBreak="0">
     <w:nsid w:val="3A5C2AAE"/>
     <w:multiLevelType w:val="hybridMultilevel"/>
     <w:tmpl w:val="23143DEE"/>
@@ -7707,7 +8284,7 @@
       </w:rPr>
     </w:lvl>
   </w:abstractNum>
-  <w:abstractNum w:abstractNumId="9" w15:restartNumberingAfterBreak="0">
+  <w:abstractNum w:abstractNumId="10" w15:restartNumberingAfterBreak="0">
     <w:nsid w:val="41077DBE"/>
     <w:multiLevelType w:val="multilevel"/>
     <w:tmpl w:val="809072E4"/>
@@ -7856,7 +8433,233 @@
       </w:rPr>
     </w:lvl>
   </w:abstractNum>
-  <w:abstractNum w:abstractNumId="10" w15:restartNumberingAfterBreak="0">
+  <w:abstractNum w:abstractNumId="11" w15:restartNumberingAfterBreak="0">
+    <w:nsid w:val="44DA2427"/>
+    <w:multiLevelType w:val="hybridMultilevel"/>
+    <w:tmpl w:val="4C5E4786"/>
+    <w:lvl w:ilvl="0" w:tplc="1C090001">
+      <w:start w:val="1"/>
+      <w:numFmt w:val="bullet"/>
+      <w:lvlText w:val=""/>
+      <w:lvlJc w:val="left"/>
+      <w:pPr>
+        <w:ind w:left="720" w:hanging="360"/>
+      </w:pPr>
+      <w:rPr>
+        <w:rFonts w:ascii="Symbol" w:hAnsi="Symbol" w:hint="default"/>
+      </w:rPr>
+    </w:lvl>
+    <w:lvl w:ilvl="1" w:tplc="1C090003" w:tentative="1">
+      <w:start w:val="1"/>
+      <w:numFmt w:val="bullet"/>
+      <w:lvlText w:val="o"/>
+      <w:lvlJc w:val="left"/>
+      <w:pPr>
+        <w:ind w:left="1440" w:hanging="360"/>
+      </w:pPr>
+      <w:rPr>
+        <w:rFonts w:ascii="Courier New" w:hAnsi="Courier New" w:cs="Courier New" w:hint="default"/>
+      </w:rPr>
+    </w:lvl>
+    <w:lvl w:ilvl="2" w:tplc="1C090005" w:tentative="1">
+      <w:start w:val="1"/>
+      <w:numFmt w:val="bullet"/>
+      <w:lvlText w:val=""/>
+      <w:lvlJc w:val="left"/>
+      <w:pPr>
+        <w:ind w:left="2160" w:hanging="360"/>
+      </w:pPr>
+      <w:rPr>
+        <w:rFonts w:ascii="Wingdings" w:hAnsi="Wingdings" w:hint="default"/>
+      </w:rPr>
+    </w:lvl>
+    <w:lvl w:ilvl="3" w:tplc="1C090001" w:tentative="1">
+      <w:start w:val="1"/>
+      <w:numFmt w:val="bullet"/>
+      <w:lvlText w:val=""/>
+      <w:lvlJc w:val="left"/>
+      <w:pPr>
+        <w:ind w:left="2880" w:hanging="360"/>
+      </w:pPr>
+      <w:rPr>
+        <w:rFonts w:ascii="Symbol" w:hAnsi="Symbol" w:hint="default"/>
+      </w:rPr>
+    </w:lvl>
+    <w:lvl w:ilvl="4" w:tplc="1C090003" w:tentative="1">
+      <w:start w:val="1"/>
+      <w:numFmt w:val="bullet"/>
+      <w:lvlText w:val="o"/>
+      <w:lvlJc w:val="left"/>
+      <w:pPr>
+        <w:ind w:left="3600" w:hanging="360"/>
+      </w:pPr>
+      <w:rPr>
+        <w:rFonts w:ascii="Courier New" w:hAnsi="Courier New" w:cs="Courier New" w:hint="default"/>
+      </w:rPr>
+    </w:lvl>
+    <w:lvl w:ilvl="5" w:tplc="1C090005" w:tentative="1">
+      <w:start w:val="1"/>
+      <w:numFmt w:val="bullet"/>
+      <w:lvlText w:val=""/>
+      <w:lvlJc w:val="left"/>
+      <w:pPr>
+        <w:ind w:left="4320" w:hanging="360"/>
+      </w:pPr>
+      <w:rPr>
+        <w:rFonts w:ascii="Wingdings" w:hAnsi="Wingdings" w:hint="default"/>
+      </w:rPr>
+    </w:lvl>
+    <w:lvl w:ilvl="6" w:tplc="1C090001" w:tentative="1">
+      <w:start w:val="1"/>
+      <w:numFmt w:val="bullet"/>
+      <w:lvlText w:val=""/>
+      <w:lvlJc w:val="left"/>
+      <w:pPr>
+        <w:ind w:left="5040" w:hanging="360"/>
+      </w:pPr>
+      <w:rPr>
+        <w:rFonts w:ascii="Symbol" w:hAnsi="Symbol" w:hint="default"/>
+      </w:rPr>
+    </w:lvl>
+    <w:lvl w:ilvl="7" w:tplc="1C090003" w:tentative="1">
+      <w:start w:val="1"/>
+      <w:numFmt w:val="bullet"/>
+      <w:lvlText w:val="o"/>
+      <w:lvlJc w:val="left"/>
+      <w:pPr>
+        <w:ind w:left="5760" w:hanging="360"/>
+      </w:pPr>
+      <w:rPr>
+        <w:rFonts w:ascii="Courier New" w:hAnsi="Courier New" w:cs="Courier New" w:hint="default"/>
+      </w:rPr>
+    </w:lvl>
+    <w:lvl w:ilvl="8" w:tplc="1C090005" w:tentative="1">
+      <w:start w:val="1"/>
+      <w:numFmt w:val="bullet"/>
+      <w:lvlText w:val=""/>
+      <w:lvlJc w:val="left"/>
+      <w:pPr>
+        <w:ind w:left="6480" w:hanging="360"/>
+      </w:pPr>
+      <w:rPr>
+        <w:rFonts w:ascii="Wingdings" w:hAnsi="Wingdings" w:hint="default"/>
+      </w:rPr>
+    </w:lvl>
+  </w:abstractNum>
+  <w:abstractNum w:abstractNumId="12" w15:restartNumberingAfterBreak="0">
+    <w:nsid w:val="45336D93"/>
+    <w:multiLevelType w:val="hybridMultilevel"/>
+    <w:tmpl w:val="B9660E96"/>
+    <w:lvl w:ilvl="0" w:tplc="1C090001">
+      <w:start w:val="1"/>
+      <w:numFmt w:val="bullet"/>
+      <w:lvlText w:val=""/>
+      <w:lvlJc w:val="left"/>
+      <w:pPr>
+        <w:ind w:left="720" w:hanging="360"/>
+      </w:pPr>
+      <w:rPr>
+        <w:rFonts w:ascii="Symbol" w:hAnsi="Symbol" w:hint="default"/>
+      </w:rPr>
+    </w:lvl>
+    <w:lvl w:ilvl="1" w:tplc="1C090003" w:tentative="1">
+      <w:start w:val="1"/>
+      <w:numFmt w:val="bullet"/>
+      <w:lvlText w:val="o"/>
+      <w:lvlJc w:val="left"/>
+      <w:pPr>
+        <w:ind w:left="1440" w:hanging="360"/>
+      </w:pPr>
+      <w:rPr>
+        <w:rFonts w:ascii="Courier New" w:hAnsi="Courier New" w:cs="Courier New" w:hint="default"/>
+      </w:rPr>
+    </w:lvl>
+    <w:lvl w:ilvl="2" w:tplc="1C090005" w:tentative="1">
+      <w:start w:val="1"/>
+      <w:numFmt w:val="bullet"/>
+      <w:lvlText w:val=""/>
+      <w:lvlJc w:val="left"/>
+      <w:pPr>
+        <w:ind w:left="2160" w:hanging="360"/>
+      </w:pPr>
+      <w:rPr>
+        <w:rFonts w:ascii="Wingdings" w:hAnsi="Wingdings" w:hint="default"/>
+      </w:rPr>
+    </w:lvl>
+    <w:lvl w:ilvl="3" w:tplc="1C090001" w:tentative="1">
+      <w:start w:val="1"/>
+      <w:numFmt w:val="bullet"/>
+      <w:lvlText w:val=""/>
+      <w:lvlJc w:val="left"/>
+      <w:pPr>
+        <w:ind w:left="2880" w:hanging="360"/>
+      </w:pPr>
+      <w:rPr>
+        <w:rFonts w:ascii="Symbol" w:hAnsi="Symbol" w:hint="default"/>
+      </w:rPr>
+    </w:lvl>
+    <w:lvl w:ilvl="4" w:tplc="1C090003" w:tentative="1">
+      <w:start w:val="1"/>
+      <w:numFmt w:val="bullet"/>
+      <w:lvlText w:val="o"/>
+      <w:lvlJc w:val="left"/>
+      <w:pPr>
+        <w:ind w:left="3600" w:hanging="360"/>
+      </w:pPr>
+      <w:rPr>
+        <w:rFonts w:ascii="Courier New" w:hAnsi="Courier New" w:cs="Courier New" w:hint="default"/>
+      </w:rPr>
+    </w:lvl>
+    <w:lvl w:ilvl="5" w:tplc="1C090005" w:tentative="1">
+      <w:start w:val="1"/>
+      <w:numFmt w:val="bullet"/>
+      <w:lvlText w:val=""/>
+      <w:lvlJc w:val="left"/>
+      <w:pPr>
+        <w:ind w:left="4320" w:hanging="360"/>
+      </w:pPr>
+      <w:rPr>
+        <w:rFonts w:ascii="Wingdings" w:hAnsi="Wingdings" w:hint="default"/>
+      </w:rPr>
+    </w:lvl>
+    <w:lvl w:ilvl="6" w:tplc="1C090001" w:tentative="1">
+      <w:start w:val="1"/>
+      <w:numFmt w:val="bullet"/>
+      <w:lvlText w:val=""/>
+      <w:lvlJc w:val="left"/>
+      <w:pPr>
+        <w:ind w:left="5040" w:hanging="360"/>
+      </w:pPr>
+      <w:rPr>
+        <w:rFonts w:ascii="Symbol" w:hAnsi="Symbol" w:hint="default"/>
+      </w:rPr>
+    </w:lvl>
+    <w:lvl w:ilvl="7" w:tplc="1C090003" w:tentative="1">
+      <w:start w:val="1"/>
+      <w:numFmt w:val="bullet"/>
+      <w:lvlText w:val="o"/>
+      <w:lvlJc w:val="left"/>
+      <w:pPr>
+        <w:ind w:left="5760" w:hanging="360"/>
+      </w:pPr>
+      <w:rPr>
+        <w:rFonts w:ascii="Courier New" w:hAnsi="Courier New" w:cs="Courier New" w:hint="default"/>
+      </w:rPr>
+    </w:lvl>
+    <w:lvl w:ilvl="8" w:tplc="1C090005" w:tentative="1">
+      <w:start w:val="1"/>
+      <w:numFmt w:val="bullet"/>
+      <w:lvlText w:val=""/>
+      <w:lvlJc w:val="left"/>
+      <w:pPr>
+        <w:ind w:left="6480" w:hanging="360"/>
+      </w:pPr>
+      <w:rPr>
+        <w:rFonts w:ascii="Wingdings" w:hAnsi="Wingdings" w:hint="default"/>
+      </w:rPr>
+    </w:lvl>
+  </w:abstractNum>
+  <w:abstractNum w:abstractNumId="13" w15:restartNumberingAfterBreak="0">
     <w:nsid w:val="46E45229"/>
     <w:multiLevelType w:val="hybridMultilevel"/>
     <w:tmpl w:val="5762D18C"/>
@@ -7969,7 +8772,7 @@
       </w:rPr>
     </w:lvl>
   </w:abstractNum>
-  <w:abstractNum w:abstractNumId="11" w15:restartNumberingAfterBreak="0">
+  <w:abstractNum w:abstractNumId="14" w15:restartNumberingAfterBreak="0">
     <w:nsid w:val="5013379E"/>
     <w:multiLevelType w:val="hybridMultilevel"/>
     <w:tmpl w:val="6EE4BA66"/>
@@ -8082,7 +8885,7 @@
       </w:rPr>
     </w:lvl>
   </w:abstractNum>
-  <w:abstractNum w:abstractNumId="12" w15:restartNumberingAfterBreak="0">
+  <w:abstractNum w:abstractNumId="15" w15:restartNumberingAfterBreak="0">
     <w:nsid w:val="5BD015E4"/>
     <w:multiLevelType w:val="hybridMultilevel"/>
     <w:tmpl w:val="F642E738"/>
@@ -8195,7 +8998,7 @@
       </w:rPr>
     </w:lvl>
   </w:abstractNum>
-  <w:abstractNum w:abstractNumId="13" w15:restartNumberingAfterBreak="0">
+  <w:abstractNum w:abstractNumId="16" w15:restartNumberingAfterBreak="0">
     <w:nsid w:val="5C7F3F22"/>
     <w:multiLevelType w:val="hybridMultilevel"/>
     <w:tmpl w:val="704ECE46"/>
@@ -8308,7 +9111,322 @@
       </w:rPr>
     </w:lvl>
   </w:abstractNum>
-  <w:abstractNum w:abstractNumId="14" w15:restartNumberingAfterBreak="0">
+  <w:abstractNum w:abstractNumId="17" w15:restartNumberingAfterBreak="0">
+    <w:nsid w:val="5F841E9A"/>
+    <w:multiLevelType w:val="hybridMultilevel"/>
+    <w:tmpl w:val="53AC5B84"/>
+    <w:lvl w:ilvl="0" w:tplc="1C090001">
+      <w:start w:val="1"/>
+      <w:numFmt w:val="bullet"/>
+      <w:lvlText w:val=""/>
+      <w:lvlJc w:val="left"/>
+      <w:pPr>
+        <w:ind w:left="720" w:hanging="360"/>
+      </w:pPr>
+      <w:rPr>
+        <w:rFonts w:ascii="Symbol" w:hAnsi="Symbol" w:hint="default"/>
+      </w:rPr>
+    </w:lvl>
+    <w:lvl w:ilvl="1" w:tplc="1C090003" w:tentative="1">
+      <w:start w:val="1"/>
+      <w:numFmt w:val="bullet"/>
+      <w:lvlText w:val="o"/>
+      <w:lvlJc w:val="left"/>
+      <w:pPr>
+        <w:ind w:left="1440" w:hanging="360"/>
+      </w:pPr>
+      <w:rPr>
+        <w:rFonts w:ascii="Courier New" w:hAnsi="Courier New" w:cs="Courier New" w:hint="default"/>
+      </w:rPr>
+    </w:lvl>
+    <w:lvl w:ilvl="2" w:tplc="1C090005" w:tentative="1">
+      <w:start w:val="1"/>
+      <w:numFmt w:val="bullet"/>
+      <w:lvlText w:val=""/>
+      <w:lvlJc w:val="left"/>
+      <w:pPr>
+        <w:ind w:left="2160" w:hanging="360"/>
+      </w:pPr>
+      <w:rPr>
+        <w:rFonts w:ascii="Wingdings" w:hAnsi="Wingdings" w:hint="default"/>
+      </w:rPr>
+    </w:lvl>
+    <w:lvl w:ilvl="3" w:tplc="1C090001" w:tentative="1">
+      <w:start w:val="1"/>
+      <w:numFmt w:val="bullet"/>
+      <w:lvlText w:val=""/>
+      <w:lvlJc w:val="left"/>
+      <w:pPr>
+        <w:ind w:left="2880" w:hanging="360"/>
+      </w:pPr>
+      <w:rPr>
+        <w:rFonts w:ascii="Symbol" w:hAnsi="Symbol" w:hint="default"/>
+      </w:rPr>
+    </w:lvl>
+    <w:lvl w:ilvl="4" w:tplc="1C090003" w:tentative="1">
+      <w:start w:val="1"/>
+      <w:numFmt w:val="bullet"/>
+      <w:lvlText w:val="o"/>
+      <w:lvlJc w:val="left"/>
+      <w:pPr>
+        <w:ind w:left="3600" w:hanging="360"/>
+      </w:pPr>
+      <w:rPr>
+        <w:rFonts w:ascii="Courier New" w:hAnsi="Courier New" w:cs="Courier New" w:hint="default"/>
+      </w:rPr>
+    </w:lvl>
+    <w:lvl w:ilvl="5" w:tplc="1C090005" w:tentative="1">
+      <w:start w:val="1"/>
+      <w:numFmt w:val="bullet"/>
+      <w:lvlText w:val=""/>
+      <w:lvlJc w:val="left"/>
+      <w:pPr>
+        <w:ind w:left="4320" w:hanging="360"/>
+      </w:pPr>
+      <w:rPr>
+        <w:rFonts w:ascii="Wingdings" w:hAnsi="Wingdings" w:hint="default"/>
+      </w:rPr>
+    </w:lvl>
+    <w:lvl w:ilvl="6" w:tplc="1C090001" w:tentative="1">
+      <w:start w:val="1"/>
+      <w:numFmt w:val="bullet"/>
+      <w:lvlText w:val=""/>
+      <w:lvlJc w:val="left"/>
+      <w:pPr>
+        <w:ind w:left="5040" w:hanging="360"/>
+      </w:pPr>
+      <w:rPr>
+        <w:rFonts w:ascii="Symbol" w:hAnsi="Symbol" w:hint="default"/>
+      </w:rPr>
+    </w:lvl>
+    <w:lvl w:ilvl="7" w:tplc="1C090003" w:tentative="1">
+      <w:start w:val="1"/>
+      <w:numFmt w:val="bullet"/>
+      <w:lvlText w:val="o"/>
+      <w:lvlJc w:val="left"/>
+      <w:pPr>
+        <w:ind w:left="5760" w:hanging="360"/>
+      </w:pPr>
+      <w:rPr>
+        <w:rFonts w:ascii="Courier New" w:hAnsi="Courier New" w:cs="Courier New" w:hint="default"/>
+      </w:rPr>
+    </w:lvl>
+    <w:lvl w:ilvl="8" w:tplc="1C090005" w:tentative="1">
+      <w:start w:val="1"/>
+      <w:numFmt w:val="bullet"/>
+      <w:lvlText w:val=""/>
+      <w:lvlJc w:val="left"/>
+      <w:pPr>
+        <w:ind w:left="6480" w:hanging="360"/>
+      </w:pPr>
+      <w:rPr>
+        <w:rFonts w:ascii="Wingdings" w:hAnsi="Wingdings" w:hint="default"/>
+      </w:rPr>
+    </w:lvl>
+  </w:abstractNum>
+  <w:abstractNum w:abstractNumId="18" w15:restartNumberingAfterBreak="0">
+    <w:nsid w:val="69C3279C"/>
+    <w:multiLevelType w:val="hybridMultilevel"/>
+    <w:tmpl w:val="1000385E"/>
+    <w:lvl w:ilvl="0" w:tplc="1C090001">
+      <w:start w:val="1"/>
+      <w:numFmt w:val="bullet"/>
+      <w:lvlText w:val=""/>
+      <w:lvlJc w:val="left"/>
+      <w:pPr>
+        <w:ind w:left="450" w:hanging="360"/>
+      </w:pPr>
+      <w:rPr>
+        <w:rFonts w:ascii="Symbol" w:hAnsi="Symbol" w:hint="default"/>
+      </w:rPr>
+    </w:lvl>
+    <w:lvl w:ilvl="1" w:tplc="FFFFFFFF" w:tentative="1">
+      <w:start w:val="1"/>
+      <w:numFmt w:val="bullet"/>
+      <w:lvlText w:val="o"/>
+      <w:lvlJc w:val="left"/>
+      <w:pPr>
+        <w:ind w:left="1485" w:hanging="360"/>
+      </w:pPr>
+      <w:rPr>
+        <w:rFonts w:ascii="Courier New" w:hAnsi="Courier New" w:cs="Courier New" w:hint="default"/>
+      </w:rPr>
+    </w:lvl>
+    <w:lvl w:ilvl="2" w:tplc="FFFFFFFF" w:tentative="1">
+      <w:start w:val="1"/>
+      <w:numFmt w:val="bullet"/>
+      <w:lvlText w:val=""/>
+      <w:lvlJc w:val="left"/>
+      <w:pPr>
+        <w:ind w:left="2205" w:hanging="360"/>
+      </w:pPr>
+      <w:rPr>
+        <w:rFonts w:ascii="Wingdings" w:hAnsi="Wingdings" w:hint="default"/>
+      </w:rPr>
+    </w:lvl>
+    <w:lvl w:ilvl="3" w:tplc="FFFFFFFF" w:tentative="1">
+      <w:start w:val="1"/>
+      <w:numFmt w:val="bullet"/>
+      <w:lvlText w:val=""/>
+      <w:lvlJc w:val="left"/>
+      <w:pPr>
+        <w:ind w:left="2925" w:hanging="360"/>
+      </w:pPr>
+      <w:rPr>
+        <w:rFonts w:ascii="Symbol" w:hAnsi="Symbol" w:hint="default"/>
+      </w:rPr>
+    </w:lvl>
+    <w:lvl w:ilvl="4" w:tplc="FFFFFFFF" w:tentative="1">
+      <w:start w:val="1"/>
+      <w:numFmt w:val="bullet"/>
+      <w:lvlText w:val="o"/>
+      <w:lvlJc w:val="left"/>
+      <w:pPr>
+        <w:ind w:left="3645" w:hanging="360"/>
+      </w:pPr>
+      <w:rPr>
+        <w:rFonts w:ascii="Courier New" w:hAnsi="Courier New" w:cs="Courier New" w:hint="default"/>
+      </w:rPr>
+    </w:lvl>
+    <w:lvl w:ilvl="5" w:tplc="FFFFFFFF" w:tentative="1">
+      <w:start w:val="1"/>
+      <w:numFmt w:val="bullet"/>
+      <w:lvlText w:val=""/>
+      <w:lvlJc w:val="left"/>
+      <w:pPr>
+        <w:ind w:left="4365" w:hanging="360"/>
+      </w:pPr>
+      <w:rPr>
+        <w:rFonts w:ascii="Wingdings" w:hAnsi="Wingdings" w:hint="default"/>
+      </w:rPr>
+    </w:lvl>
+    <w:lvl w:ilvl="6" w:tplc="FFFFFFFF" w:tentative="1">
+      <w:start w:val="1"/>
+      <w:numFmt w:val="bullet"/>
+      <w:lvlText w:val=""/>
+      <w:lvlJc w:val="left"/>
+      <w:pPr>
+        <w:ind w:left="5085" w:hanging="360"/>
+      </w:pPr>
+      <w:rPr>
+        <w:rFonts w:ascii="Symbol" w:hAnsi="Symbol" w:hint="default"/>
+      </w:rPr>
+    </w:lvl>
+    <w:lvl w:ilvl="7" w:tplc="FFFFFFFF" w:tentative="1">
+      <w:start w:val="1"/>
+      <w:numFmt w:val="bullet"/>
+      <w:lvlText w:val="o"/>
+      <w:lvlJc w:val="left"/>
+      <w:pPr>
+        <w:ind w:left="5805" w:hanging="360"/>
+      </w:pPr>
+      <w:rPr>
+        <w:rFonts w:ascii="Courier New" w:hAnsi="Courier New" w:cs="Courier New" w:hint="default"/>
+      </w:rPr>
+    </w:lvl>
+    <w:lvl w:ilvl="8" w:tplc="FFFFFFFF" w:tentative="1">
+      <w:start w:val="1"/>
+      <w:numFmt w:val="bullet"/>
+      <w:lvlText w:val=""/>
+      <w:lvlJc w:val="left"/>
+      <w:pPr>
+        <w:ind w:left="6525" w:hanging="360"/>
+      </w:pPr>
+      <w:rPr>
+        <w:rFonts w:ascii="Wingdings" w:hAnsi="Wingdings" w:hint="default"/>
+      </w:rPr>
+    </w:lvl>
+  </w:abstractNum>
+  <w:abstractNum w:abstractNumId="19" w15:restartNumberingAfterBreak="0">
+    <w:nsid w:val="6B823456"/>
+    <w:multiLevelType w:val="hybridMultilevel"/>
+    <w:tmpl w:val="81D8D93A"/>
+    <w:lvl w:ilvl="0" w:tplc="1C09000F">
+      <w:start w:val="1"/>
+      <w:numFmt w:val="decimal"/>
+      <w:lvlText w:val="%1."/>
+      <w:lvlJc w:val="left"/>
+      <w:pPr>
+        <w:ind w:left="720" w:hanging="360"/>
+      </w:pPr>
+      <w:rPr>
+        <w:rFonts w:hint="default"/>
+      </w:rPr>
+    </w:lvl>
+    <w:lvl w:ilvl="1" w:tplc="1C090019" w:tentative="1">
+      <w:start w:val="1"/>
+      <w:numFmt w:val="lowerLetter"/>
+      <w:lvlText w:val="%2."/>
+      <w:lvlJc w:val="left"/>
+      <w:pPr>
+        <w:ind w:left="1440" w:hanging="360"/>
+      </w:pPr>
+    </w:lvl>
+    <w:lvl w:ilvl="2" w:tplc="1C09001B" w:tentative="1">
+      <w:start w:val="1"/>
+      <w:numFmt w:val="lowerRoman"/>
+      <w:lvlText w:val="%3."/>
+      <w:lvlJc w:val="right"/>
+      <w:pPr>
+        <w:ind w:left="2160" w:hanging="180"/>
+      </w:pPr>
+    </w:lvl>
+    <w:lvl w:ilvl="3" w:tplc="1C09000F" w:tentative="1">
+      <w:start w:val="1"/>
+      <w:numFmt w:val="decimal"/>
+      <w:lvlText w:val="%4."/>
+      <w:lvlJc w:val="left"/>
+      <w:pPr>
+        <w:ind w:left="2880" w:hanging="360"/>
+      </w:pPr>
+    </w:lvl>
+    <w:lvl w:ilvl="4" w:tplc="1C090019" w:tentative="1">
+      <w:start w:val="1"/>
+      <w:numFmt w:val="lowerLetter"/>
+      <w:lvlText w:val="%5."/>
+      <w:lvlJc w:val="left"/>
+      <w:pPr>
+        <w:ind w:left="3600" w:hanging="360"/>
+      </w:pPr>
+    </w:lvl>
+    <w:lvl w:ilvl="5" w:tplc="1C09001B" w:tentative="1">
+      <w:start w:val="1"/>
+      <w:numFmt w:val="lowerRoman"/>
+      <w:lvlText w:val="%6."/>
+      <w:lvlJc w:val="right"/>
+      <w:pPr>
+        <w:ind w:left="4320" w:hanging="180"/>
+      </w:pPr>
+    </w:lvl>
+    <w:lvl w:ilvl="6" w:tplc="1C09000F" w:tentative="1">
+      <w:start w:val="1"/>
+      <w:numFmt w:val="decimal"/>
+      <w:lvlText w:val="%7."/>
+      <w:lvlJc w:val="left"/>
+      <w:pPr>
+        <w:ind w:left="5040" w:hanging="360"/>
+      </w:pPr>
+    </w:lvl>
+    <w:lvl w:ilvl="7" w:tplc="1C090019" w:tentative="1">
+      <w:start w:val="1"/>
+      <w:numFmt w:val="lowerLetter"/>
+      <w:lvlText w:val="%8."/>
+      <w:lvlJc w:val="left"/>
+      <w:pPr>
+        <w:ind w:left="5760" w:hanging="360"/>
+      </w:pPr>
+    </w:lvl>
+    <w:lvl w:ilvl="8" w:tplc="1C09001B" w:tentative="1">
+      <w:start w:val="1"/>
+      <w:numFmt w:val="lowerRoman"/>
+      <w:lvlText w:val="%9."/>
+      <w:lvlJc w:val="right"/>
+      <w:pPr>
+        <w:ind w:left="6480" w:hanging="180"/>
+      </w:pPr>
+    </w:lvl>
+  </w:abstractNum>
+  <w:abstractNum w:abstractNumId="20" w15:restartNumberingAfterBreak="0">
     <w:nsid w:val="6D952E44"/>
     <w:multiLevelType w:val="hybridMultilevel"/>
     <w:tmpl w:val="3D4AB7E0"/>
@@ -8421,56 +9539,190 @@
       </w:rPr>
     </w:lvl>
   </w:abstractNum>
-  <w:num w:numId="1" w16cid:durableId="1131216982">
+  <w:abstractNum w:abstractNumId="21" w15:restartNumberingAfterBreak="0">
+    <w:nsid w:val="793F4AAA"/>
+    <w:multiLevelType w:val="hybridMultilevel"/>
+    <w:tmpl w:val="2EF4C636"/>
+    <w:lvl w:ilvl="0" w:tplc="1C090001">
+      <w:start w:val="1"/>
+      <w:numFmt w:val="bullet"/>
+      <w:lvlText w:val=""/>
+      <w:lvlJc w:val="left"/>
+      <w:pPr>
+        <w:ind w:left="720" w:hanging="360"/>
+      </w:pPr>
+      <w:rPr>
+        <w:rFonts w:ascii="Symbol" w:hAnsi="Symbol" w:hint="default"/>
+      </w:rPr>
+    </w:lvl>
+    <w:lvl w:ilvl="1" w:tplc="1C090003" w:tentative="1">
+      <w:start w:val="1"/>
+      <w:numFmt w:val="bullet"/>
+      <w:lvlText w:val="o"/>
+      <w:lvlJc w:val="left"/>
+      <w:pPr>
+        <w:ind w:left="1440" w:hanging="360"/>
+      </w:pPr>
+      <w:rPr>
+        <w:rFonts w:ascii="Courier New" w:hAnsi="Courier New" w:cs="Courier New" w:hint="default"/>
+      </w:rPr>
+    </w:lvl>
+    <w:lvl w:ilvl="2" w:tplc="1C090005" w:tentative="1">
+      <w:start w:val="1"/>
+      <w:numFmt w:val="bullet"/>
+      <w:lvlText w:val=""/>
+      <w:lvlJc w:val="left"/>
+      <w:pPr>
+        <w:ind w:left="2160" w:hanging="360"/>
+      </w:pPr>
+      <w:rPr>
+        <w:rFonts w:ascii="Wingdings" w:hAnsi="Wingdings" w:hint="default"/>
+      </w:rPr>
+    </w:lvl>
+    <w:lvl w:ilvl="3" w:tplc="1C090001" w:tentative="1">
+      <w:start w:val="1"/>
+      <w:numFmt w:val="bullet"/>
+      <w:lvlText w:val=""/>
+      <w:lvlJc w:val="left"/>
+      <w:pPr>
+        <w:ind w:left="2880" w:hanging="360"/>
+      </w:pPr>
+      <w:rPr>
+        <w:rFonts w:ascii="Symbol" w:hAnsi="Symbol" w:hint="default"/>
+      </w:rPr>
+    </w:lvl>
+    <w:lvl w:ilvl="4" w:tplc="1C090003" w:tentative="1">
+      <w:start w:val="1"/>
+      <w:numFmt w:val="bullet"/>
+      <w:lvlText w:val="o"/>
+      <w:lvlJc w:val="left"/>
+      <w:pPr>
+        <w:ind w:left="3600" w:hanging="360"/>
+      </w:pPr>
+      <w:rPr>
+        <w:rFonts w:ascii="Courier New" w:hAnsi="Courier New" w:cs="Courier New" w:hint="default"/>
+      </w:rPr>
+    </w:lvl>
+    <w:lvl w:ilvl="5" w:tplc="1C090005" w:tentative="1">
+      <w:start w:val="1"/>
+      <w:numFmt w:val="bullet"/>
+      <w:lvlText w:val=""/>
+      <w:lvlJc w:val="left"/>
+      <w:pPr>
+        <w:ind w:left="4320" w:hanging="360"/>
+      </w:pPr>
+      <w:rPr>
+        <w:rFonts w:ascii="Wingdings" w:hAnsi="Wingdings" w:hint="default"/>
+      </w:rPr>
+    </w:lvl>
+    <w:lvl w:ilvl="6" w:tplc="1C090001" w:tentative="1">
+      <w:start w:val="1"/>
+      <w:numFmt w:val="bullet"/>
+      <w:lvlText w:val=""/>
+      <w:lvlJc w:val="left"/>
+      <w:pPr>
+        <w:ind w:left="5040" w:hanging="360"/>
+      </w:pPr>
+      <w:rPr>
+        <w:rFonts w:ascii="Symbol" w:hAnsi="Symbol" w:hint="default"/>
+      </w:rPr>
+    </w:lvl>
+    <w:lvl w:ilvl="7" w:tplc="1C090003" w:tentative="1">
+      <w:start w:val="1"/>
+      <w:numFmt w:val="bullet"/>
+      <w:lvlText w:val="o"/>
+      <w:lvlJc w:val="left"/>
+      <w:pPr>
+        <w:ind w:left="5760" w:hanging="360"/>
+      </w:pPr>
+      <w:rPr>
+        <w:rFonts w:ascii="Courier New" w:hAnsi="Courier New" w:cs="Courier New" w:hint="default"/>
+      </w:rPr>
+    </w:lvl>
+    <w:lvl w:ilvl="8" w:tplc="1C090005" w:tentative="1">
+      <w:start w:val="1"/>
+      <w:numFmt w:val="bullet"/>
+      <w:lvlText w:val=""/>
+      <w:lvlJc w:val="left"/>
+      <w:pPr>
+        <w:ind w:left="6480" w:hanging="360"/>
+      </w:pPr>
+      <w:rPr>
+        <w:rFonts w:ascii="Wingdings" w:hAnsi="Wingdings" w:hint="default"/>
+      </w:rPr>
+    </w:lvl>
+  </w:abstractNum>
+  <w:num w:numId="1">
+    <w:abstractNumId w:val="9"/>
+  </w:num>
+  <w:num w:numId="2">
+    <w:abstractNumId w:val="2"/>
+  </w:num>
+  <w:num w:numId="3">
+    <w:abstractNumId w:val="16"/>
+  </w:num>
+  <w:num w:numId="4">
+    <w:abstractNumId w:val="15"/>
+  </w:num>
+  <w:num w:numId="5">
+    <w:abstractNumId w:val="0"/>
+  </w:num>
+  <w:num w:numId="6">
+    <w:abstractNumId w:val="5"/>
+  </w:num>
+  <w:num w:numId="7">
+    <w:abstractNumId w:val="20"/>
+  </w:num>
+  <w:num w:numId="8">
+    <w:abstractNumId w:val="13"/>
+  </w:num>
+  <w:num w:numId="9">
+    <w:abstractNumId w:val="7"/>
+  </w:num>
+  <w:num w:numId="10">
+    <w:abstractNumId w:val="14"/>
+  </w:num>
+  <w:num w:numId="11">
+    <w:abstractNumId w:val="1"/>
+  </w:num>
+  <w:num w:numId="12">
+    <w:abstractNumId w:val="4"/>
+  </w:num>
+  <w:num w:numId="13">
+    <w:abstractNumId w:val="3"/>
+  </w:num>
+  <w:num w:numId="14">
+    <w:abstractNumId w:val="10"/>
+  </w:num>
+  <w:num w:numId="15">
+    <w:abstractNumId w:val="6"/>
+  </w:num>
+  <w:num w:numId="16">
+    <w:abstractNumId w:val="12"/>
+  </w:num>
+  <w:num w:numId="17">
+    <w:abstractNumId w:val="17"/>
+  </w:num>
+  <w:num w:numId="18">
+    <w:abstractNumId w:val="19"/>
+  </w:num>
+  <w:num w:numId="19">
+    <w:abstractNumId w:val="18"/>
+  </w:num>
+  <w:num w:numId="20">
     <w:abstractNumId w:val="8"/>
   </w:num>
-  <w:num w:numId="2" w16cid:durableId="1913155143">
-    <w:abstractNumId w:val="2"/>
+  <w:num w:numId="21">
+    <w:abstractNumId w:val="21"/>
   </w:num>
-  <w:num w:numId="3" w16cid:durableId="1179543092">
-    <w:abstractNumId w:val="13"/>
-  </w:num>
-  <w:num w:numId="4" w16cid:durableId="1807772592">
-    <w:abstractNumId w:val="12"/>
-  </w:num>
-  <w:num w:numId="5" w16cid:durableId="1507132382">
-    <w:abstractNumId w:val="0"/>
-  </w:num>
-  <w:num w:numId="6" w16cid:durableId="2048021041">
-    <w:abstractNumId w:val="5"/>
-  </w:num>
-  <w:num w:numId="7" w16cid:durableId="1067220315">
-    <w:abstractNumId w:val="14"/>
-  </w:num>
-  <w:num w:numId="8" w16cid:durableId="1766800053">
-    <w:abstractNumId w:val="10"/>
-  </w:num>
-  <w:num w:numId="9" w16cid:durableId="341395978">
-    <w:abstractNumId w:val="7"/>
-  </w:num>
-  <w:num w:numId="10" w16cid:durableId="1346706014">
+  <w:num w:numId="22">
     <w:abstractNumId w:val="11"/>
-  </w:num>
-  <w:num w:numId="11" w16cid:durableId="1530223649">
-    <w:abstractNumId w:val="1"/>
-  </w:num>
-  <w:num w:numId="12" w16cid:durableId="1244141971">
-    <w:abstractNumId w:val="4"/>
-  </w:num>
-  <w:num w:numId="13" w16cid:durableId="1781073817">
-    <w:abstractNumId w:val="3"/>
-  </w:num>
-  <w:num w:numId="14" w16cid:durableId="87584556">
-    <w:abstractNumId w:val="9"/>
-  </w:num>
-  <w:num w:numId="15" w16cid:durableId="268895172">
-    <w:abstractNumId w:val="6"/>
   </w:num>
 </w:numbering>
 </file>
 
 <file path=word/styles.xml><?xml version="1.0" encoding="utf-8"?>
-<w:styles xmlns:mc="http://schemas.openxmlformats.org/markup-compatibility/2006" xmlns:r="http://schemas.openxmlformats.org/officeDocument/2006/relationships" xmlns:w="http://schemas.openxmlformats.org/wordprocessingml/2006/main" xmlns:w14="http://schemas.microsoft.com/office/word/2010/wordml" xmlns:w15="http://schemas.microsoft.com/office/word/2012/wordml" xmlns:w16cex="http://schemas.microsoft.com/office/word/2018/wordml/cex" xmlns:w16cid="http://schemas.microsoft.com/office/word/2016/wordml/cid" xmlns:w16="http://schemas.microsoft.com/office/word/2018/wordml" xmlns:w16du="http://schemas.microsoft.com/office/word/2023/wordml/word16du" xmlns:w16sdtdh="http://schemas.microsoft.com/office/word/2020/wordml/sdtdatahash" xmlns:w16sdtfl="http://schemas.microsoft.com/office/word/2024/wordml/sdtformatlock" xmlns:w16se="http://schemas.microsoft.com/office/word/2015/wordml/symex" mc:Ignorable="w14 w15 w16se w16cid w16 w16cex w16sdtdh w16sdtfl w16du">
+<w:styles xmlns:mc="http://schemas.openxmlformats.org/markup-compatibility/2006" xmlns:r="http://schemas.openxmlformats.org/officeDocument/2006/relationships" xmlns:w="http://schemas.openxmlformats.org/wordprocessingml/2006/main" xmlns:w14="http://schemas.microsoft.com/office/word/2010/wordml" xmlns:w15="http://schemas.microsoft.com/office/word/2012/wordml" xmlns:w16cid="http://schemas.microsoft.com/office/word/2016/wordml/cid" xmlns:w16se="http://schemas.microsoft.com/office/word/2015/wordml/symex" mc:Ignorable="w14 w15 w16se w16cid">
   <w:docDefaults>
     <w:rPrDefault>
       <w:rPr>
@@ -8482,7 +9734,7 @@
     </w:rPrDefault>
     <w:pPrDefault/>
   </w:docDefaults>
-  <w:latentStyles w:defLockedState="0" w:defUIPriority="99" w:defSemiHidden="0" w:defUnhideWhenUsed="0" w:defQFormat="0" w:count="376">
+  <w:latentStyles w:defLockedState="0" w:defUIPriority="99" w:defSemiHidden="0" w:defUnhideWhenUsed="0" w:defQFormat="0" w:count="375">
     <w:lsdException w:name="Normal" w:uiPriority="0" w:qFormat="1"/>
     <w:lsdException w:name="heading 1" w:uiPriority="9" w:qFormat="1"/>
     <w:lsdException w:name="heading 2" w:semiHidden="1" w:uiPriority="9" w:unhideWhenUsed="1" w:qFormat="1"/>
@@ -8858,7 +10110,6 @@
     <w:lsdException w:name="Smart Hyperlink" w:semiHidden="1" w:unhideWhenUsed="1"/>
     <w:lsdException w:name="Hashtag" w:semiHidden="1" w:unhideWhenUsed="1"/>
     <w:lsdException w:name="Unresolved Mention" w:semiHidden="1" w:unhideWhenUsed="1"/>
-    <w:lsdException w:name="Smart Link" w:semiHidden="1" w:unhideWhenUsed="1"/>
   </w:latentStyles>
   <w:style w:type="paragraph" w:default="1" w:styleId="Normal">
     <w:name w:val="Normal"/>
@@ -9426,7 +10677,7 @@
 </file>
 
 <file path=customXml/itemProps1.xml><?xml version="1.0" encoding="utf-8"?>
-<ds:datastoreItem xmlns:ds="http://schemas.openxmlformats.org/officeDocument/2006/customXml" ds:itemID="{FF06D0C7-5493-4C08-AD38-DB1ECC7C3299}">
+<ds:datastoreItem xmlns:ds="http://schemas.openxmlformats.org/officeDocument/2006/customXml" ds:itemID="{32D9F957-012F-429E-AA6D-DFD634E46F8D}">
   <ds:schemaRefs>
     <ds:schemaRef ds:uri="http://schemas.openxmlformats.org/officeDocument/2006/bibliography"/>
   </ds:schemaRefs>

--- a/Documentation/The Ripple Effect - SYSTEM REQUIREMENTS.docx
+++ b/Documentation/The Ripple Effect - SYSTEM REQUIREMENTS.docx
@@ -2255,7 +2255,6 @@
         </w:rPr>
         <w:t xml:space="preserve">This is multiplied by several clients which can be inefficient to continue executing. </w:t>
       </w:r>
-      <w:proofErr w:type="spellStart"/>
       <w:r>
         <w:rPr>
           <w:i/>
@@ -2267,14 +2266,7 @@
         <w:rPr>
           <w:lang w:val="en-US"/>
         </w:rPr>
-        <w:t>’s</w:t>
-      </w:r>
-      <w:proofErr w:type="spellEnd"/>
-      <w:r>
-        <w:rPr>
-          <w:lang w:val="en-US"/>
-        </w:rPr>
-        <w:t xml:space="preserve"> marketplace allows businesses to sift through the general public towards their target market. They can then leave notes for the client based on services provided. This will generate an automatic history report on the previous operations</w:t>
+        <w:t>’s marketplace allows businesses to sift through the general public towards their target market. They can then leave notes for the client based on services provided. This will generate an automatic history report on the previous operations</w:t>
       </w:r>
     </w:p>
     <w:p>
@@ -3284,10 +3276,7 @@
         <w:t>.</w:t>
       </w:r>
     </w:p>
-    <w:p>
-      <w:bookmarkStart w:id="7" w:name="_GoBack"/>
-      <w:bookmarkEnd w:id="7"/>
-    </w:p>
+    <w:p/>
     <w:p>
       <w:pPr>
         <w:jc w:val="both"/>
@@ -3306,7 +3295,7 @@
           <w:lang w:val="en-US"/>
         </w:rPr>
       </w:pPr>
-      <w:bookmarkStart w:id="8" w:name="_Toc207787822"/>
+      <w:bookmarkStart w:id="7" w:name="_Toc207787822"/>
       <w:r>
         <w:rPr>
           <w:sz w:val="36"/>
@@ -3325,7 +3314,7 @@
         </w:rPr>
         <w:t>Hardware and Software Requirements</w:t>
       </w:r>
-      <w:bookmarkEnd w:id="8"/>
+      <w:bookmarkEnd w:id="7"/>
     </w:p>
     <w:p>
       <w:pPr>
@@ -3388,7 +3377,7 @@
           <w:lang w:val="en-US"/>
         </w:rPr>
       </w:pPr>
-      <w:bookmarkStart w:id="9" w:name="_Toc207787823"/>
+      <w:bookmarkStart w:id="8" w:name="_Toc207787823"/>
       <w:r>
         <w:rPr>
           <w:sz w:val="28"/>
@@ -3398,7 +3387,7 @@
         </w:rPr>
         <w:t>1.4.1 Software Requirements</w:t>
       </w:r>
-      <w:bookmarkEnd w:id="9"/>
+      <w:bookmarkEnd w:id="8"/>
     </w:p>
     <w:p>
       <w:pPr>
@@ -3638,7 +3627,7 @@
           <w:lang w:val="en-US"/>
         </w:rPr>
       </w:pPr>
-      <w:bookmarkStart w:id="10" w:name="_Toc207787824"/>
+      <w:bookmarkStart w:id="9" w:name="_Toc207787824"/>
       <w:r>
         <w:rPr>
           <w:sz w:val="28"/>
@@ -3648,7 +3637,7 @@
         </w:rPr>
         <w:t>1.4.2 Hardware Requirements</w:t>
       </w:r>
-      <w:bookmarkEnd w:id="10"/>
+      <w:bookmarkEnd w:id="9"/>
     </w:p>
     <w:p>
       <w:pPr>
@@ -4772,7 +4761,7 @@
           <w:lang w:val="en-US"/>
         </w:rPr>
       </w:pPr>
-      <w:bookmarkStart w:id="11" w:name="_Toc207787825"/>
+      <w:bookmarkStart w:id="10" w:name="_Toc207787825"/>
       <w:r>
         <w:rPr>
           <w:sz w:val="36"/>
@@ -4791,7 +4780,7 @@
         </w:rPr>
         <w:t>Design constraints</w:t>
       </w:r>
-      <w:bookmarkEnd w:id="11"/>
+      <w:bookmarkEnd w:id="10"/>
     </w:p>
     <w:p>
       <w:pPr>
@@ -4813,7 +4802,7 @@
           <w:lang w:val="en-US"/>
         </w:rPr>
       </w:pPr>
-      <w:bookmarkStart w:id="12" w:name="_Toc207787826"/>
+      <w:bookmarkStart w:id="11" w:name="_Toc207787826"/>
       <w:r>
         <w:rPr>
           <w:sz w:val="28"/>
@@ -4823,7 +4812,7 @@
         </w:rPr>
         <w:t>1.5.1 Security constraints</w:t>
       </w:r>
-      <w:bookmarkEnd w:id="12"/>
+      <w:bookmarkEnd w:id="11"/>
     </w:p>
     <w:p>
       <w:pPr>
@@ -4975,7 +4964,7 @@
           <w:lang w:val="en-US"/>
         </w:rPr>
       </w:pPr>
-      <w:bookmarkStart w:id="13" w:name="_Toc207787827"/>
+      <w:bookmarkStart w:id="12" w:name="_Toc207787827"/>
       <w:r>
         <w:rPr>
           <w:sz w:val="28"/>
@@ -4985,7 +4974,7 @@
         </w:rPr>
         <w:t>1.5.2 Interface constraints</w:t>
       </w:r>
-      <w:bookmarkEnd w:id="13"/>
+      <w:bookmarkEnd w:id="12"/>
     </w:p>
     <w:p>
       <w:pPr>
@@ -5053,7 +5042,7 @@
           <w:rFonts w:cstheme="minorHAnsi"/>
         </w:rPr>
       </w:pPr>
-      <w:bookmarkStart w:id="14" w:name="_Hlk208855772"/>
+      <w:bookmarkStart w:id="13" w:name="_Hlk208855772"/>
       <w:r>
         <w:rPr>
           <w:rFonts w:cstheme="minorHAnsi"/>
@@ -5172,8 +5161,8 @@
           <w:lang w:val="en-US"/>
         </w:rPr>
       </w:pPr>
-      <w:bookmarkStart w:id="15" w:name="_Toc207787828"/>
-      <w:bookmarkEnd w:id="14"/>
+      <w:bookmarkStart w:id="14" w:name="_Toc207787828"/>
+      <w:bookmarkEnd w:id="13"/>
       <w:r>
         <w:rPr>
           <w:sz w:val="28"/>
@@ -5183,7 +5172,7 @@
         </w:rPr>
         <w:t>1.5.3 Performance constraints</w:t>
       </w:r>
-      <w:bookmarkEnd w:id="15"/>
+      <w:bookmarkEnd w:id="14"/>
     </w:p>
     <w:p>
       <w:pPr>
@@ -5306,7 +5295,7 @@
           <w:lang w:val="en-US"/>
         </w:rPr>
       </w:pPr>
-      <w:bookmarkStart w:id="16" w:name="_Toc207787829"/>
+      <w:bookmarkStart w:id="15" w:name="_Toc207787829"/>
       <w:r>
         <w:rPr>
           <w:sz w:val="36"/>
@@ -5316,7 +5305,7 @@
         </w:rPr>
         <w:t>1.6 High-level use case diagram</w:t>
       </w:r>
-      <w:bookmarkEnd w:id="16"/>
+      <w:bookmarkEnd w:id="15"/>
     </w:p>
     <w:p>
       <w:pPr>
@@ -5487,10 +5476,7 @@
         <w:fldChar w:fldCharType="begin"/>
       </w:r>
       <w:r>
-        <w:instrText xml:space="preserve"> SEQ Figure \* AR</w:instrText>
-      </w:r>
-      <w:r>
-        <w:instrText xml:space="preserve">ABIC </w:instrText>
+        <w:instrText xml:space="preserve"> SEQ Figure \* ARABIC </w:instrText>
       </w:r>
       <w:r>
         <w:fldChar w:fldCharType="separate"/>
@@ -5528,7 +5514,7 @@
           <w:lang w:val="en-US"/>
         </w:rPr>
       </w:pPr>
-      <w:bookmarkStart w:id="17" w:name="_Toc207787830"/>
+      <w:bookmarkStart w:id="16" w:name="_Toc207787830"/>
       <w:r>
         <w:rPr>
           <w:sz w:val="36"/>
@@ -5547,7 +5533,7 @@
         </w:rPr>
         <w:t>UML Class Model / Diagram</w:t>
       </w:r>
-      <w:bookmarkEnd w:id="17"/>
+      <w:bookmarkEnd w:id="16"/>
     </w:p>
     <w:p>
       <w:pPr>
@@ -5793,9 +5779,6 @@
       <w:pPr>
         <w:pStyle w:val="Caption"/>
         <w:jc w:val="center"/>
-        <w:rPr>
-          <w:lang w:val="en-US"/>
-        </w:rPr>
       </w:pPr>
       <w:r>
         <w:t xml:space="preserve">Figure </w:t>
@@ -5840,19 +5823,1245 @@
         <w:t xml:space="preserve"> UML Class Diagram</w:t>
       </w:r>
     </w:p>
-    <w:p>
-      <w:pPr>
-        <w:rPr>
-          <w:lang w:val="en-US"/>
-        </w:rPr>
-      </w:pPr>
-    </w:p>
-    <w:p>
-      <w:pPr>
-        <w:rPr>
-          <w:lang w:val="en-US"/>
-        </w:rPr>
-      </w:pPr>
+    <w:p/>
+    <w:p/>
+    <w:p>
+      <w:r>
+        <w:rPr>
+          <w:noProof/>
+        </w:rPr>
+        <w:drawing>
+          <wp:inline distT="0" distB="0" distL="0" distR="0" wp14:anchorId="4A93546F" wp14:editId="51B6CADA">
+            <wp:extent cx="5727700" cy="4463415"/>
+            <wp:effectExtent l="0" t="0" r="6350" b="0"/>
+            <wp:docPr id="3" name="Picture 3"/>
+            <wp:cNvGraphicFramePr>
+              <a:graphicFrameLocks xmlns:a="http://schemas.openxmlformats.org/drawingml/2006/main" noChangeAspect="1"/>
+            </wp:cNvGraphicFramePr>
+            <a:graphic xmlns:a="http://schemas.openxmlformats.org/drawingml/2006/main">
+              <a:graphicData uri="http://schemas.openxmlformats.org/drawingml/2006/picture">
+                <pic:pic xmlns:pic="http://schemas.openxmlformats.org/drawingml/2006/picture">
+                  <pic:nvPicPr>
+                    <pic:cNvPr id="3" name="UML Diagram.drawio.png"/>
+                    <pic:cNvPicPr/>
+                  </pic:nvPicPr>
+                  <pic:blipFill>
+                    <a:blip r:embed="rId10" cstate="print">
+                      <a:extLst>
+                        <a:ext uri="{28A0092B-C50C-407E-A947-70E740481C1C}">
+                          <a14:useLocalDpi xmlns:a14="http://schemas.microsoft.com/office/drawing/2010/main" val="0"/>
+                        </a:ext>
+                      </a:extLst>
+                    </a:blip>
+                    <a:stretch>
+                      <a:fillRect/>
+                    </a:stretch>
+                  </pic:blipFill>
+                  <pic:spPr>
+                    <a:xfrm>
+                      <a:off x="0" y="0"/>
+                      <a:ext cx="5727700" cy="4463415"/>
+                    </a:xfrm>
+                    <a:prstGeom prst="rect">
+                      <a:avLst/>
+                    </a:prstGeom>
+                  </pic:spPr>
+                </pic:pic>
+              </a:graphicData>
+            </a:graphic>
+          </wp:inline>
+        </w:drawing>
+      </w:r>
+    </w:p>
+    <w:p>
+      <w:pPr>
+        <w:rPr>
+          <w:i/>
+          <w:lang w:val="en-US"/>
+        </w:rPr>
+      </w:pPr>
+      <w:r>
+        <w:rPr>
+          <w:i/>
+          <w:lang w:val="en-US"/>
+        </w:rPr>
+        <w:t>Figure 1.1</w:t>
+      </w:r>
+    </w:p>
+    <w:p>
+      <w:pPr>
+        <w:rPr>
+          <w:lang w:val="en-US"/>
+        </w:rPr>
+      </w:pPr>
+    </w:p>
+    <w:p>
+      <w:pPr>
+        <w:rPr>
+          <w:lang w:val="en-US"/>
+        </w:rPr>
+      </w:pPr>
+      <w:r>
+        <w:rPr>
+          <w:i/>
+          <w:lang w:val="en-US"/>
+        </w:rPr>
+        <w:t>SplashScreen</w:t>
+      </w:r>
+      <w:r>
+        <w:rPr>
+          <w:lang w:val="en-US"/>
+        </w:rPr>
+        <w:t xml:space="preserve">’s anatomy is constructed based on the Figure 1.2, the Unified Modelling Language (UML) class diagram. From a high-level view, most class properties are declared private (-) for system security measures, limiting unintentional access and modification of </w:t>
+      </w:r>
+      <w:r>
+        <w:rPr>
+          <w:lang w:val="en-US"/>
+        </w:rPr>
+        <w:lastRenderedPageBreak/>
+        <w:t>fields whilst the class methods are public (+) offering the functionality required to interact with the classes. Our system presents different logical connections between classes, viewed as relationships. The different relationships present in our UML are:</w:t>
+      </w:r>
+    </w:p>
+    <w:p>
+      <w:pPr>
+        <w:rPr>
+          <w:lang w:val="en-US"/>
+        </w:rPr>
+      </w:pPr>
+    </w:p>
+    <w:p>
+      <w:pPr>
+        <w:rPr>
+          <w:b/>
+          <w:sz w:val="28"/>
+          <w:szCs w:val="28"/>
+          <w:lang w:val="en-US"/>
+        </w:rPr>
+      </w:pPr>
+      <w:r>
+        <w:rPr>
+          <w:b/>
+          <w:sz w:val="28"/>
+          <w:szCs w:val="28"/>
+          <w:lang w:val="en-US"/>
+        </w:rPr>
+        <w:t>Association</w:t>
+      </w:r>
+    </w:p>
+    <w:p>
+      <w:pPr>
+        <w:rPr>
+          <w:b/>
+          <w:sz w:val="28"/>
+          <w:szCs w:val="28"/>
+          <w:lang w:val="en-US"/>
+        </w:rPr>
+      </w:pPr>
+      <w:r>
+        <w:rPr>
+          <w:b/>
+          <w:noProof/>
+          <w:sz w:val="28"/>
+          <w:szCs w:val="28"/>
+          <w:lang w:val="en-US"/>
+        </w:rPr>
+        <mc:AlternateContent>
+          <mc:Choice Requires="wps">
+            <w:drawing>
+              <wp:anchor distT="0" distB="0" distL="114300" distR="114300" simplePos="0" relativeHeight="251668480" behindDoc="0" locked="0" layoutInCell="1" allowOverlap="1" wp14:anchorId="061879BA" wp14:editId="22D415EC">
+                <wp:simplePos x="0" y="0"/>
+                <wp:positionH relativeFrom="margin">
+                  <wp:align>left</wp:align>
+                </wp:positionH>
+                <wp:positionV relativeFrom="paragraph">
+                  <wp:posOffset>1815675</wp:posOffset>
+                </wp:positionV>
+                <wp:extent cx="398297" cy="241222"/>
+                <wp:effectExtent l="0" t="19050" r="40005" b="45085"/>
+                <wp:wrapNone/>
+                <wp:docPr id="17" name="Arrow: Striped Right 17"/>
+                <wp:cNvGraphicFramePr/>
+                <a:graphic xmlns:a="http://schemas.openxmlformats.org/drawingml/2006/main">
+                  <a:graphicData uri="http://schemas.microsoft.com/office/word/2010/wordprocessingShape">
+                    <wps:wsp>
+                      <wps:cNvSpPr/>
+                      <wps:spPr>
+                        <a:xfrm>
+                          <a:off x="0" y="0"/>
+                          <a:ext cx="398297" cy="241222"/>
+                        </a:xfrm>
+                        <a:prstGeom prst="stripedRightArrow">
+                          <a:avLst/>
+                        </a:prstGeom>
+                        <a:noFill/>
+                        <a:ln>
+                          <a:solidFill>
+                            <a:srgbClr val="00B0F0"/>
+                          </a:solidFill>
+                        </a:ln>
+                      </wps:spPr>
+                      <wps:style>
+                        <a:lnRef idx="2">
+                          <a:schemeClr val="accent1">
+                            <a:shade val="50000"/>
+                          </a:schemeClr>
+                        </a:lnRef>
+                        <a:fillRef idx="1">
+                          <a:schemeClr val="accent1"/>
+                        </a:fillRef>
+                        <a:effectRef idx="0">
+                          <a:schemeClr val="accent1"/>
+                        </a:effectRef>
+                        <a:fontRef idx="minor">
+                          <a:schemeClr val="lt1"/>
+                        </a:fontRef>
+                      </wps:style>
+                      <wps:bodyPr rot="0" spcFirstLastPara="0" vertOverflow="overflow" horzOverflow="overflow" vert="horz" wrap="square" lIns="91440" tIns="45720" rIns="91440" bIns="45720" numCol="1" spcCol="0" rtlCol="0" fromWordArt="0" anchor="ctr" anchorCtr="0" forceAA="0" compatLnSpc="1">
+                        <a:prstTxWarp prst="textNoShape">
+                          <a:avLst/>
+                        </a:prstTxWarp>
+                        <a:noAutofit/>
+                      </wps:bodyPr>
+                    </wps:wsp>
+                  </a:graphicData>
+                </a:graphic>
+              </wp:anchor>
+            </w:drawing>
+          </mc:Choice>
+          <mc:Fallback>
+            <w:pict>
+              <v:shapetype w14:anchorId="133677FF" id="_x0000_t93" coordsize="21600,21600" o:spt="93" adj="16200,5400" path="m@0,l@0@1,3375@1,3375@2@0@2@0,21600,21600,10800xem1350@1l1350@2,2700@2,2700@1xem0@1l0@2,675@2,675@1xe">
+                <v:stroke joinstyle="miter"/>
+                <v:formulas>
+                  <v:f eqn="val #0"/>
+                  <v:f eqn="val #1"/>
+                  <v:f eqn="sum height 0 #1"/>
+                  <v:f eqn="sum 10800 0 #1"/>
+                  <v:f eqn="sum width 0 #0"/>
+                  <v:f eqn="prod @4 @3 10800"/>
+                  <v:f eqn="sum width 0 @5"/>
+                </v:formulas>
+                <v:path o:connecttype="custom" o:connectlocs="@0,0;0,10800;@0,21600;21600,10800" o:connectangles="270,180,90,0" textboxrect="3375,@1,@6,@2"/>
+                <v:handles>
+                  <v:h position="#0,#1" xrange="3375,21600" yrange="0,10800"/>
+                </v:handles>
+              </v:shapetype>
+              <v:shape id="Arrow: Striped Right 17" o:spid="_x0000_s1026" type="#_x0000_t93" style="position:absolute;margin-left:0;margin-top:142.95pt;width:31.35pt;height:19pt;z-index:251668480;visibility:visible;mso-wrap-style:square;mso-wrap-distance-left:9pt;mso-wrap-distance-top:0;mso-wrap-distance-right:9pt;mso-wrap-distance-bottom:0;mso-position-horizontal:left;mso-position-horizontal-relative:margin;mso-position-vertical:absolute;mso-position-vertical-relative:text;v-text-anchor:middle" o:gfxdata="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" adj="15059" filled="f" strokecolor="#00b0f0" strokeweight="1pt">
+                <w10:wrap anchorx="margin"/>
+              </v:shape>
+            </w:pict>
+          </mc:Fallback>
+        </mc:AlternateContent>
+      </w:r>
+      <w:r>
+        <w:rPr>
+          <w:b/>
+          <w:sz w:val="28"/>
+          <w:szCs w:val="28"/>
+          <w:lang w:val="en-US"/>
+        </w:rPr>
+        <w:drawing>
+          <wp:inline distT="0" distB="0" distL="0" distR="0" wp14:anchorId="17ACB5B9" wp14:editId="57C434E0">
+            <wp:extent cx="1533739" cy="3915321"/>
+            <wp:effectExtent l="0" t="0" r="9525" b="9525"/>
+            <wp:docPr id="1" name="Picture 1"/>
+            <wp:cNvGraphicFramePr>
+              <a:graphicFrameLocks xmlns:a="http://schemas.openxmlformats.org/drawingml/2006/main" noChangeAspect="1"/>
+            </wp:cNvGraphicFramePr>
+            <a:graphic xmlns:a="http://schemas.openxmlformats.org/drawingml/2006/main">
+              <a:graphicData uri="http://schemas.openxmlformats.org/drawingml/2006/picture">
+                <pic:pic xmlns:pic="http://schemas.openxmlformats.org/drawingml/2006/picture">
+                  <pic:nvPicPr>
+                    <pic:cNvPr id="1" name=""/>
+                    <pic:cNvPicPr/>
+                  </pic:nvPicPr>
+                  <pic:blipFill>
+                    <a:blip r:embed="rId11"/>
+                    <a:stretch>
+                      <a:fillRect/>
+                    </a:stretch>
+                  </pic:blipFill>
+                  <pic:spPr>
+                    <a:xfrm>
+                      <a:off x="0" y="0"/>
+                      <a:ext cx="1533739" cy="3915321"/>
+                    </a:xfrm>
+                    <a:prstGeom prst="rect">
+                      <a:avLst/>
+                    </a:prstGeom>
+                  </pic:spPr>
+                </pic:pic>
+              </a:graphicData>
+            </a:graphic>
+          </wp:inline>
+        </w:drawing>
+      </w:r>
+    </w:p>
+    <w:p>
+      <w:pPr>
+        <w:rPr>
+          <w:i/>
+          <w:lang w:val="en-US"/>
+        </w:rPr>
+      </w:pPr>
+      <w:r>
+        <w:rPr>
+          <w:i/>
+          <w:lang w:val="en-US"/>
+        </w:rPr>
+        <w:t>Figure 1.2</w:t>
+      </w:r>
+    </w:p>
+    <w:p>
+      <w:pPr>
+        <w:rPr>
+          <w:lang w:val="en-US"/>
+        </w:rPr>
+      </w:pPr>
+    </w:p>
+    <w:p>
+      <w:pPr>
+        <w:rPr>
+          <w:lang w:val="en-US"/>
+        </w:rPr>
+      </w:pPr>
+      <w:r>
+        <w:rPr>
+          <w:lang w:val="en-US"/>
+        </w:rPr>
+        <w:t xml:space="preserve">As the weakest relationship, association is the bonding of two classes without direct ownership.  Figure 1.2 demonstrates the </w:t>
+      </w:r>
+      <w:r>
+        <w:rPr>
+          <w:lang w:val="en-US"/>
+        </w:rPr>
+        <w:t xml:space="preserve">connection between the Pool and the Load shedding schedule classes. While a pool utilizes the data gathered from the Load shedding API, it is not strictly bound to this data source. Both classes can function independently without the existence of the other class. This creates a weak </w:t>
+      </w:r>
+      <w:r>
+        <w:rPr>
+          <w:b/>
+          <w:lang w:val="en-US"/>
+        </w:rPr>
+        <w:t>has-a</w:t>
+      </w:r>
+      <w:r>
+        <w:rPr>
+          <w:b/>
+          <w:lang w:val="en-US"/>
+        </w:rPr>
+        <w:t xml:space="preserve"> </w:t>
+      </w:r>
+      <w:r>
+        <w:rPr>
+          <w:lang w:val="en-US"/>
+        </w:rPr>
+        <w:t xml:space="preserve">connection where a pool has, or </w:t>
+      </w:r>
+      <w:r>
+        <w:rPr>
+          <w:lang w:val="en-US"/>
+        </w:rPr>
+        <w:t>more specifically</w:t>
+      </w:r>
+      <w:r>
+        <w:rPr>
+          <w:lang w:val="en-US"/>
+        </w:rPr>
+        <w:t>: is associated with, a load shedding schedule but is not entirely dependent on it to operate.</w:t>
+      </w:r>
+      <w:r>
+        <w:rPr>
+          <w:lang w:val="en-US"/>
+        </w:rPr>
+        <w:t xml:space="preserve"> We have used the keyword “uses” to differentiate this from the association relationship.</w:t>
+      </w:r>
+    </w:p>
+    <w:p>
+      <w:pPr>
+        <w:rPr>
+          <w:b/>
+          <w:sz w:val="28"/>
+          <w:szCs w:val="28"/>
+          <w:lang w:val="en-US"/>
+        </w:rPr>
+      </w:pPr>
+    </w:p>
+    <w:p>
+      <w:pPr>
+        <w:rPr>
+          <w:b/>
+          <w:sz w:val="28"/>
+          <w:szCs w:val="28"/>
+          <w:lang w:val="en-US"/>
+        </w:rPr>
+      </w:pPr>
+    </w:p>
+    <w:p>
+      <w:pPr>
+        <w:rPr>
+          <w:b/>
+          <w:sz w:val="28"/>
+          <w:szCs w:val="28"/>
+          <w:lang w:val="en-US"/>
+        </w:rPr>
+      </w:pPr>
+    </w:p>
+    <w:p>
+      <w:pPr>
+        <w:rPr>
+          <w:b/>
+          <w:sz w:val="28"/>
+          <w:szCs w:val="28"/>
+          <w:lang w:val="en-US"/>
+        </w:rPr>
+      </w:pPr>
+    </w:p>
+    <w:p>
+      <w:pPr>
+        <w:rPr>
+          <w:b/>
+          <w:sz w:val="28"/>
+          <w:szCs w:val="28"/>
+          <w:lang w:val="en-US"/>
+        </w:rPr>
+      </w:pPr>
+    </w:p>
+    <w:p>
+      <w:pPr>
+        <w:rPr>
+          <w:b/>
+          <w:sz w:val="28"/>
+          <w:szCs w:val="28"/>
+          <w:lang w:val="en-US"/>
+        </w:rPr>
+      </w:pPr>
+    </w:p>
+    <w:p>
+      <w:pPr>
+        <w:rPr>
+          <w:b/>
+          <w:sz w:val="28"/>
+          <w:szCs w:val="28"/>
+          <w:lang w:val="en-US"/>
+        </w:rPr>
+      </w:pPr>
+    </w:p>
+    <w:p>
+      <w:pPr>
+        <w:rPr>
+          <w:b/>
+          <w:sz w:val="28"/>
+          <w:szCs w:val="28"/>
+          <w:lang w:val="en-US"/>
+        </w:rPr>
+      </w:pPr>
+    </w:p>
+    <w:p>
+      <w:pPr>
+        <w:rPr>
+          <w:b/>
+          <w:sz w:val="28"/>
+          <w:szCs w:val="28"/>
+          <w:lang w:val="en-US"/>
+        </w:rPr>
+      </w:pPr>
+    </w:p>
+    <w:p>
+      <w:pPr>
+        <w:rPr>
+          <w:b/>
+          <w:sz w:val="28"/>
+          <w:szCs w:val="28"/>
+          <w:lang w:val="en-US"/>
+        </w:rPr>
+      </w:pPr>
+    </w:p>
+    <w:p>
+      <w:pPr>
+        <w:rPr>
+          <w:b/>
+          <w:sz w:val="28"/>
+          <w:szCs w:val="28"/>
+          <w:lang w:val="en-US"/>
+        </w:rPr>
+      </w:pPr>
+      <w:r>
+        <w:rPr>
+          <w:b/>
+          <w:sz w:val="28"/>
+          <w:szCs w:val="28"/>
+          <w:lang w:val="en-US"/>
+        </w:rPr>
+        <w:t>A</w:t>
+      </w:r>
+      <w:r>
+        <w:rPr>
+          <w:b/>
+          <w:sz w:val="28"/>
+          <w:szCs w:val="28"/>
+          <w:lang w:val="en-US"/>
+        </w:rPr>
+        <w:t>ggregation</w:t>
+      </w:r>
+    </w:p>
+    <w:p>
+      <w:pPr>
+        <w:rPr>
+          <w:b/>
+          <w:sz w:val="28"/>
+          <w:szCs w:val="28"/>
+          <w:lang w:val="en-US"/>
+        </w:rPr>
+      </w:pPr>
+      <w:r>
+        <w:rPr>
+          <w:b/>
+          <w:noProof/>
+          <w:sz w:val="28"/>
+          <w:szCs w:val="28"/>
+          <w:lang w:val="en-US"/>
+        </w:rPr>
+        <mc:AlternateContent>
+          <mc:Choice Requires="wps">
+            <w:drawing>
+              <wp:anchor distT="0" distB="0" distL="114300" distR="114300" simplePos="0" relativeHeight="251662336" behindDoc="0" locked="0" layoutInCell="1" allowOverlap="1" wp14:anchorId="2B1ED321" wp14:editId="7D242796">
+                <wp:simplePos x="0" y="0"/>
+                <wp:positionH relativeFrom="column">
+                  <wp:posOffset>61358</wp:posOffset>
+                </wp:positionH>
+                <wp:positionV relativeFrom="paragraph">
+                  <wp:posOffset>1297192</wp:posOffset>
+                </wp:positionV>
+                <wp:extent cx="398297" cy="241222"/>
+                <wp:effectExtent l="0" t="19050" r="40005" b="45085"/>
+                <wp:wrapNone/>
+                <wp:docPr id="14" name="Arrow: Striped Right 14"/>
+                <wp:cNvGraphicFramePr/>
+                <a:graphic xmlns:a="http://schemas.openxmlformats.org/drawingml/2006/main">
+                  <a:graphicData uri="http://schemas.microsoft.com/office/word/2010/wordprocessingShape">
+                    <wps:wsp>
+                      <wps:cNvSpPr/>
+                      <wps:spPr>
+                        <a:xfrm>
+                          <a:off x="0" y="0"/>
+                          <a:ext cx="398297" cy="241222"/>
+                        </a:xfrm>
+                        <a:prstGeom prst="stripedRightArrow">
+                          <a:avLst/>
+                        </a:prstGeom>
+                        <a:noFill/>
+                        <a:ln>
+                          <a:solidFill>
+                            <a:srgbClr val="00B0F0"/>
+                          </a:solidFill>
+                        </a:ln>
+                      </wps:spPr>
+                      <wps:style>
+                        <a:lnRef idx="2">
+                          <a:schemeClr val="accent1">
+                            <a:shade val="50000"/>
+                          </a:schemeClr>
+                        </a:lnRef>
+                        <a:fillRef idx="1">
+                          <a:schemeClr val="accent1"/>
+                        </a:fillRef>
+                        <a:effectRef idx="0">
+                          <a:schemeClr val="accent1"/>
+                        </a:effectRef>
+                        <a:fontRef idx="minor">
+                          <a:schemeClr val="lt1"/>
+                        </a:fontRef>
+                      </wps:style>
+                      <wps:bodyPr rot="0" spcFirstLastPara="0" vertOverflow="overflow" horzOverflow="overflow" vert="horz" wrap="square" lIns="91440" tIns="45720" rIns="91440" bIns="45720" numCol="1" spcCol="0" rtlCol="0" fromWordArt="0" anchor="ctr" anchorCtr="0" forceAA="0" compatLnSpc="1">
+                        <a:prstTxWarp prst="textNoShape">
+                          <a:avLst/>
+                        </a:prstTxWarp>
+                        <a:noAutofit/>
+                      </wps:bodyPr>
+                    </wps:wsp>
+                  </a:graphicData>
+                </a:graphic>
+              </wp:anchor>
+            </w:drawing>
+          </mc:Choice>
+          <mc:Fallback>
+            <w:pict>
+              <v:shape w14:anchorId="442F22F5" id="Arrow: Striped Right 14" o:spid="_x0000_s1026" type="#_x0000_t93" style="position:absolute;margin-left:4.85pt;margin-top:102.15pt;width:31.35pt;height:19pt;z-index:251662336;visibility:visible;mso-wrap-style:square;mso-wrap-distance-left:9pt;mso-wrap-distance-top:0;mso-wrap-distance-right:9pt;mso-wrap-distance-bottom:0;mso-position-horizontal:absolute;mso-position-horizontal-relative:text;mso-position-vertical:absolute;mso-position-vertical-relative:text;v-text-anchor:middle" o:gfxdata="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" adj="15059" filled="f" strokecolor="#00b0f0" strokeweight="1pt"/>
+            </w:pict>
+          </mc:Fallback>
+        </mc:AlternateContent>
+      </w:r>
+      <w:r>
+        <w:rPr>
+          <w:b/>
+          <w:sz w:val="28"/>
+          <w:szCs w:val="28"/>
+          <w:lang w:val="en-US"/>
+        </w:rPr>
+        <w:drawing>
+          <wp:inline distT="0" distB="0" distL="0" distR="0" wp14:anchorId="7DA1FAE6" wp14:editId="18D0AA56">
+            <wp:extent cx="1267002" cy="3134162"/>
+            <wp:effectExtent l="0" t="0" r="9525" b="0"/>
+            <wp:docPr id="7" name="Picture 7"/>
+            <wp:cNvGraphicFramePr>
+              <a:graphicFrameLocks xmlns:a="http://schemas.openxmlformats.org/drawingml/2006/main" noChangeAspect="1"/>
+            </wp:cNvGraphicFramePr>
+            <a:graphic xmlns:a="http://schemas.openxmlformats.org/drawingml/2006/main">
+              <a:graphicData uri="http://schemas.openxmlformats.org/drawingml/2006/picture">
+                <pic:pic xmlns:pic="http://schemas.openxmlformats.org/drawingml/2006/picture">
+                  <pic:nvPicPr>
+                    <pic:cNvPr id="1" name=""/>
+                    <pic:cNvPicPr/>
+                  </pic:nvPicPr>
+                  <pic:blipFill>
+                    <a:blip r:embed="rId12"/>
+                    <a:stretch>
+                      <a:fillRect/>
+                    </a:stretch>
+                  </pic:blipFill>
+                  <pic:spPr>
+                    <a:xfrm>
+                      <a:off x="0" y="0"/>
+                      <a:ext cx="1267002" cy="3134162"/>
+                    </a:xfrm>
+                    <a:prstGeom prst="rect">
+                      <a:avLst/>
+                    </a:prstGeom>
+                  </pic:spPr>
+                </pic:pic>
+              </a:graphicData>
+            </a:graphic>
+          </wp:inline>
+        </w:drawing>
+      </w:r>
+    </w:p>
+    <w:p>
+      <w:pPr>
+        <w:rPr>
+          <w:i/>
+          <w:lang w:val="en-US"/>
+        </w:rPr>
+      </w:pPr>
+      <w:r>
+        <w:rPr>
+          <w:i/>
+          <w:lang w:val="en-US"/>
+        </w:rPr>
+        <w:t>Figure 1.3</w:t>
+      </w:r>
+    </w:p>
+    <w:p>
+      <w:pPr>
+        <w:rPr>
+          <w:sz w:val="28"/>
+          <w:szCs w:val="28"/>
+          <w:lang w:val="en-US"/>
+        </w:rPr>
+      </w:pPr>
+    </w:p>
+    <w:p>
+      <w:pPr>
+        <w:rPr>
+          <w:sz w:val="28"/>
+          <w:szCs w:val="28"/>
+          <w:lang w:val="en-US"/>
+        </w:rPr>
+      </w:pPr>
+      <w:r>
+        <w:rPr>
+          <w:sz w:val="28"/>
+          <w:szCs w:val="28"/>
+          <w:lang w:val="en-US"/>
+        </w:rPr>
+        <w:t xml:space="preserve">Where two classes have an occurrence of weak ownership, aggregation occurs. In our given example, Figure 1.3, the Booking class is related to the Service class as Bookings are based on the available services but this is weak as if a booking is cancelled, the service still exists. </w:t>
+      </w:r>
+      <w:r>
+        <w:rPr>
+          <w:sz w:val="28"/>
+          <w:szCs w:val="28"/>
+          <w:lang w:val="en-US"/>
+        </w:rPr>
+        <w:t xml:space="preserve">A service provider may stop rendering a particular service thus deleting the service but the previous bookings for that service will still exist, maintaining a record history. This relationship presents a moderate </w:t>
+      </w:r>
+      <w:r>
+        <w:rPr>
+          <w:b/>
+          <w:sz w:val="28"/>
+          <w:szCs w:val="28"/>
+          <w:lang w:val="en-US"/>
+        </w:rPr>
+        <w:t>has-a</w:t>
+      </w:r>
+      <w:r>
+        <w:rPr>
+          <w:b/>
+          <w:sz w:val="28"/>
+          <w:szCs w:val="28"/>
+          <w:lang w:val="en-US"/>
+        </w:rPr>
+        <w:t xml:space="preserve"> </w:t>
+      </w:r>
+      <w:r>
+        <w:rPr>
+          <w:sz w:val="28"/>
+          <w:szCs w:val="28"/>
+          <w:lang w:val="en-US"/>
+        </w:rPr>
+        <w:t>connection</w:t>
+      </w:r>
+      <w:r>
+        <w:rPr>
+          <w:sz w:val="28"/>
+          <w:szCs w:val="28"/>
+          <w:lang w:val="en-US"/>
+        </w:rPr>
+        <w:t xml:space="preserve">, where a booking has, is aggregated by, a service. </w:t>
+      </w:r>
+    </w:p>
+    <w:p>
+      <w:pPr>
+        <w:rPr>
+          <w:b/>
+          <w:sz w:val="28"/>
+          <w:szCs w:val="28"/>
+          <w:lang w:val="en-US"/>
+        </w:rPr>
+      </w:pPr>
+      <w:r>
+        <w:rPr>
+          <w:b/>
+          <w:sz w:val="28"/>
+          <w:szCs w:val="28"/>
+          <w:lang w:val="en-US"/>
+        </w:rPr>
+        <w:t>Composition</w:t>
+      </w:r>
+    </w:p>
+    <w:p>
+      <w:pPr>
+        <w:rPr>
+          <w:b/>
+          <w:sz w:val="28"/>
+          <w:szCs w:val="28"/>
+          <w:lang w:val="en-US"/>
+        </w:rPr>
+      </w:pPr>
+      <w:r>
+        <w:rPr>
+          <w:b/>
+          <w:noProof/>
+          <w:sz w:val="28"/>
+          <w:szCs w:val="28"/>
+          <w:lang w:val="en-US"/>
+        </w:rPr>
+        <mc:AlternateContent>
+          <mc:Choice Requires="wps">
+            <w:drawing>
+              <wp:anchor distT="0" distB="0" distL="114300" distR="114300" simplePos="0" relativeHeight="251664384" behindDoc="0" locked="0" layoutInCell="1" allowOverlap="1" wp14:anchorId="4952B886" wp14:editId="0595C4F3">
+                <wp:simplePos x="0" y="0"/>
+                <wp:positionH relativeFrom="column">
+                  <wp:posOffset>1054011</wp:posOffset>
+                </wp:positionH>
+                <wp:positionV relativeFrom="paragraph">
+                  <wp:posOffset>624910</wp:posOffset>
+                </wp:positionV>
+                <wp:extent cx="398297" cy="241222"/>
+                <wp:effectExtent l="2540" t="16510" r="42545" b="23495"/>
+                <wp:wrapNone/>
+                <wp:docPr id="15" name="Arrow: Striped Right 15"/>
+                <wp:cNvGraphicFramePr/>
+                <a:graphic xmlns:a="http://schemas.openxmlformats.org/drawingml/2006/main">
+                  <a:graphicData uri="http://schemas.microsoft.com/office/word/2010/wordprocessingShape">
+                    <wps:wsp>
+                      <wps:cNvSpPr/>
+                      <wps:spPr>
+                        <a:xfrm rot="16200000">
+                          <a:off x="0" y="0"/>
+                          <a:ext cx="398297" cy="241222"/>
+                        </a:xfrm>
+                        <a:prstGeom prst="stripedRightArrow">
+                          <a:avLst/>
+                        </a:prstGeom>
+                        <a:noFill/>
+                        <a:ln>
+                          <a:solidFill>
+                            <a:srgbClr val="00B0F0"/>
+                          </a:solidFill>
+                        </a:ln>
+                      </wps:spPr>
+                      <wps:style>
+                        <a:lnRef idx="2">
+                          <a:schemeClr val="accent1">
+                            <a:shade val="50000"/>
+                          </a:schemeClr>
+                        </a:lnRef>
+                        <a:fillRef idx="1">
+                          <a:schemeClr val="accent1"/>
+                        </a:fillRef>
+                        <a:effectRef idx="0">
+                          <a:schemeClr val="accent1"/>
+                        </a:effectRef>
+                        <a:fontRef idx="minor">
+                          <a:schemeClr val="lt1"/>
+                        </a:fontRef>
+                      </wps:style>
+                      <wps:bodyPr rot="0" spcFirstLastPara="0" vertOverflow="overflow" horzOverflow="overflow" vert="horz" wrap="square" lIns="91440" tIns="45720" rIns="91440" bIns="45720" numCol="1" spcCol="0" rtlCol="0" fromWordArt="0" anchor="ctr" anchorCtr="0" forceAA="0" compatLnSpc="1">
+                        <a:prstTxWarp prst="textNoShape">
+                          <a:avLst/>
+                        </a:prstTxWarp>
+                        <a:noAutofit/>
+                      </wps:bodyPr>
+                    </wps:wsp>
+                  </a:graphicData>
+                </a:graphic>
+              </wp:anchor>
+            </w:drawing>
+          </mc:Choice>
+          <mc:Fallback>
+            <w:pict>
+              <v:shape w14:anchorId="5245235E" id="Arrow: Striped Right 15" o:spid="_x0000_s1026" type="#_x0000_t93" style="position:absolute;margin-left:83pt;margin-top:49.2pt;width:31.35pt;height:19pt;rotation:-90;z-index:251664384;visibility:visible;mso-wrap-style:square;mso-wrap-distance-left:9pt;mso-wrap-distance-top:0;mso-wrap-distance-right:9pt;mso-wrap-distance-bottom:0;mso-position-horizontal:absolute;mso-position-horizontal-relative:text;mso-position-vertical:absolute;mso-position-vertical-relative:text;v-text-anchor:middle" o:gfxdata="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" adj="15059" filled="f" strokecolor="#00b0f0" strokeweight="1pt"/>
+            </w:pict>
+          </mc:Fallback>
+        </mc:AlternateContent>
+      </w:r>
+      <w:r>
+        <w:rPr>
+          <w:b/>
+          <w:sz w:val="28"/>
+          <w:szCs w:val="28"/>
+          <w:lang w:val="en-US"/>
+        </w:rPr>
+        <w:drawing>
+          <wp:inline distT="0" distB="0" distL="0" distR="0" wp14:anchorId="559D8C3A" wp14:editId="5C5717F4">
+            <wp:extent cx="2514951" cy="1162212"/>
+            <wp:effectExtent l="0" t="0" r="0" b="0"/>
+            <wp:docPr id="8" name="Picture 8"/>
+            <wp:cNvGraphicFramePr>
+              <a:graphicFrameLocks xmlns:a="http://schemas.openxmlformats.org/drawingml/2006/main" noChangeAspect="1"/>
+            </wp:cNvGraphicFramePr>
+            <a:graphic xmlns:a="http://schemas.openxmlformats.org/drawingml/2006/main">
+              <a:graphicData uri="http://schemas.openxmlformats.org/drawingml/2006/picture">
+                <pic:pic xmlns:pic="http://schemas.openxmlformats.org/drawingml/2006/picture">
+                  <pic:nvPicPr>
+                    <pic:cNvPr id="1" name=""/>
+                    <pic:cNvPicPr/>
+                  </pic:nvPicPr>
+                  <pic:blipFill>
+                    <a:blip r:embed="rId13"/>
+                    <a:stretch>
+                      <a:fillRect/>
+                    </a:stretch>
+                  </pic:blipFill>
+                  <pic:spPr>
+                    <a:xfrm>
+                      <a:off x="0" y="0"/>
+                      <a:ext cx="2514951" cy="1162212"/>
+                    </a:xfrm>
+                    <a:prstGeom prst="rect">
+                      <a:avLst/>
+                    </a:prstGeom>
+                  </pic:spPr>
+                </pic:pic>
+              </a:graphicData>
+            </a:graphic>
+          </wp:inline>
+        </w:drawing>
+      </w:r>
+    </w:p>
+    <w:p>
+      <w:pPr>
+        <w:rPr>
+          <w:i/>
+          <w:sz w:val="28"/>
+          <w:szCs w:val="28"/>
+          <w:lang w:val="en-US"/>
+        </w:rPr>
+      </w:pPr>
+      <w:r>
+        <w:rPr>
+          <w:i/>
+          <w:sz w:val="28"/>
+          <w:szCs w:val="28"/>
+          <w:lang w:val="en-US"/>
+        </w:rPr>
+        <w:t>Figure 1.4</w:t>
+      </w:r>
+    </w:p>
+    <w:p>
+      <w:pPr>
+        <w:rPr>
+          <w:sz w:val="28"/>
+          <w:szCs w:val="28"/>
+          <w:lang w:val="en-US"/>
+        </w:rPr>
+      </w:pPr>
+    </w:p>
+    <w:p>
+      <w:pPr>
+        <w:rPr>
+          <w:sz w:val="28"/>
+          <w:szCs w:val="28"/>
+          <w:lang w:val="en-US"/>
+        </w:rPr>
+      </w:pPr>
+      <w:r>
+        <w:rPr>
+          <w:sz w:val="28"/>
+          <w:szCs w:val="28"/>
+          <w:lang w:val="en-US"/>
+        </w:rPr>
+        <w:t xml:space="preserve">Composition follows the </w:t>
+      </w:r>
+      <w:r>
+        <w:rPr>
+          <w:b/>
+          <w:sz w:val="28"/>
+          <w:szCs w:val="28"/>
+          <w:lang w:val="en-US"/>
+        </w:rPr>
+        <w:t>has-a</w:t>
+      </w:r>
+      <w:r>
+        <w:rPr>
+          <w:b/>
+          <w:sz w:val="28"/>
+          <w:szCs w:val="28"/>
+          <w:lang w:val="en-US"/>
+        </w:rPr>
+        <w:t xml:space="preserve"> </w:t>
+      </w:r>
+      <w:r>
+        <w:rPr>
+          <w:sz w:val="28"/>
+          <w:szCs w:val="28"/>
+          <w:lang w:val="en-US"/>
+        </w:rPr>
+        <w:t xml:space="preserve">logical connection structure with a stronger explicit ownership-based relationship between two classes. A pool is owned by a specific pool owner, thus if their account is deleted, all pools and their respective data such as </w:t>
+      </w:r>
+      <w:r>
+        <w:rPr>
+          <w:sz w:val="28"/>
+          <w:szCs w:val="28"/>
+          <w:lang w:val="en-US"/>
+        </w:rPr>
+        <w:t>maintenance logs, a</w:t>
+      </w:r>
+      <w:r>
+        <w:rPr>
+          <w:sz w:val="28"/>
+          <w:szCs w:val="28"/>
+          <w:lang w:val="en-US"/>
+        </w:rPr>
+        <w:t>nd water</w:t>
+      </w:r>
+      <w:r>
+        <w:rPr>
+          <w:sz w:val="28"/>
+          <w:szCs w:val="28"/>
+          <w:lang w:val="en-US"/>
+        </w:rPr>
+        <w:t xml:space="preserve"> </w:t>
+      </w:r>
+      <w:r>
+        <w:rPr>
+          <w:sz w:val="28"/>
+          <w:szCs w:val="28"/>
+          <w:lang w:val="en-US"/>
+        </w:rPr>
+        <w:t xml:space="preserve">quality </w:t>
+      </w:r>
+      <w:r>
+        <w:rPr>
+          <w:sz w:val="28"/>
+          <w:szCs w:val="28"/>
+          <w:lang w:val="en-US"/>
+        </w:rPr>
+        <w:t>readings should also be destroyed</w:t>
+      </w:r>
+      <w:r>
+        <w:rPr>
+          <w:sz w:val="28"/>
+          <w:szCs w:val="28"/>
+          <w:lang w:val="en-US"/>
+        </w:rPr>
+        <w:t xml:space="preserve"> systematically</w:t>
+      </w:r>
+      <w:r>
+        <w:rPr>
+          <w:sz w:val="28"/>
+          <w:szCs w:val="28"/>
+          <w:lang w:val="en-US"/>
+        </w:rPr>
+        <w:t>.</w:t>
+      </w:r>
+      <w:r>
+        <w:rPr>
+          <w:sz w:val="28"/>
+          <w:szCs w:val="28"/>
+          <w:lang w:val="en-US"/>
+        </w:rPr>
+        <w:t xml:space="preserve"> This structure creates a concrete bond </w:t>
+      </w:r>
+      <w:r>
+        <w:rPr>
+          <w:sz w:val="28"/>
+          <w:szCs w:val="28"/>
+          <w:lang w:val="en-US"/>
+        </w:rPr>
+        <w:lastRenderedPageBreak/>
+        <w:t>between classes that would fail to function without the classes that they depend on.</w:t>
+      </w:r>
+    </w:p>
+    <w:p>
+      <w:pPr>
+        <w:rPr>
+          <w:b/>
+          <w:sz w:val="28"/>
+          <w:szCs w:val="28"/>
+          <w:lang w:val="en-US"/>
+        </w:rPr>
+      </w:pPr>
+      <w:r>
+        <w:rPr>
+          <w:b/>
+          <w:sz w:val="28"/>
+          <w:szCs w:val="28"/>
+          <w:lang w:val="en-US"/>
+        </w:rPr>
+        <w:t>Inheritance</w:t>
+      </w:r>
+    </w:p>
+    <w:p>
+      <w:pPr>
+        <w:rPr>
+          <w:lang w:val="en-US"/>
+        </w:rPr>
+      </w:pPr>
+    </w:p>
+    <w:p>
+      <w:pPr>
+        <w:rPr>
+          <w:lang w:val="en-US"/>
+        </w:rPr>
+      </w:pPr>
+      <w:r>
+        <w:rPr>
+          <w:b/>
+          <w:noProof/>
+          <w:sz w:val="28"/>
+          <w:szCs w:val="28"/>
+          <w:lang w:val="en-US"/>
+        </w:rPr>
+        <mc:AlternateContent>
+          <mc:Choice Requires="wps">
+            <w:drawing>
+              <wp:anchor distT="0" distB="0" distL="114300" distR="114300" simplePos="0" relativeHeight="251666432" behindDoc="0" locked="0" layoutInCell="1" allowOverlap="1" wp14:anchorId="0B6012C1" wp14:editId="63D1C678">
+                <wp:simplePos x="0" y="0"/>
+                <wp:positionH relativeFrom="column">
+                  <wp:posOffset>1267183</wp:posOffset>
+                </wp:positionH>
+                <wp:positionV relativeFrom="paragraph">
+                  <wp:posOffset>141516</wp:posOffset>
+                </wp:positionV>
+                <wp:extent cx="398297" cy="241222"/>
+                <wp:effectExtent l="21590" t="0" r="42545" b="42545"/>
+                <wp:wrapNone/>
+                <wp:docPr id="16" name="Arrow: Striped Right 16"/>
+                <wp:cNvGraphicFramePr/>
+                <a:graphic xmlns:a="http://schemas.openxmlformats.org/drawingml/2006/main">
+                  <a:graphicData uri="http://schemas.microsoft.com/office/word/2010/wordprocessingShape">
+                    <wps:wsp>
+                      <wps:cNvSpPr/>
+                      <wps:spPr>
+                        <a:xfrm rot="5400000">
+                          <a:off x="0" y="0"/>
+                          <a:ext cx="398297" cy="241222"/>
+                        </a:xfrm>
+                        <a:prstGeom prst="stripedRightArrow">
+                          <a:avLst/>
+                        </a:prstGeom>
+                        <a:noFill/>
+                        <a:ln>
+                          <a:solidFill>
+                            <a:srgbClr val="00B0F0"/>
+                          </a:solidFill>
+                        </a:ln>
+                      </wps:spPr>
+                      <wps:style>
+                        <a:lnRef idx="2">
+                          <a:schemeClr val="accent1">
+                            <a:shade val="50000"/>
+                          </a:schemeClr>
+                        </a:lnRef>
+                        <a:fillRef idx="1">
+                          <a:schemeClr val="accent1"/>
+                        </a:fillRef>
+                        <a:effectRef idx="0">
+                          <a:schemeClr val="accent1"/>
+                        </a:effectRef>
+                        <a:fontRef idx="minor">
+                          <a:schemeClr val="lt1"/>
+                        </a:fontRef>
+                      </wps:style>
+                      <wps:bodyPr rot="0" spcFirstLastPara="0" vertOverflow="overflow" horzOverflow="overflow" vert="horz" wrap="square" lIns="91440" tIns="45720" rIns="91440" bIns="45720" numCol="1" spcCol="0" rtlCol="0" fromWordArt="0" anchor="ctr" anchorCtr="0" forceAA="0" compatLnSpc="1">
+                        <a:prstTxWarp prst="textNoShape">
+                          <a:avLst/>
+                        </a:prstTxWarp>
+                        <a:noAutofit/>
+                      </wps:bodyPr>
+                    </wps:wsp>
+                  </a:graphicData>
+                </a:graphic>
+              </wp:anchor>
+            </w:drawing>
+          </mc:Choice>
+          <mc:Fallback>
+            <w:pict>
+              <v:shape w14:anchorId="4222AAF0" id="Arrow: Striped Right 16" o:spid="_x0000_s1026" type="#_x0000_t93" style="position:absolute;margin-left:99.8pt;margin-top:11.15pt;width:31.35pt;height:19pt;rotation:90;z-index:251666432;visibility:visible;mso-wrap-style:square;mso-wrap-distance-left:9pt;mso-wrap-distance-top:0;mso-wrap-distance-right:9pt;mso-wrap-distance-bottom:0;mso-position-horizontal:absolute;mso-position-horizontal-relative:text;mso-position-vertical:absolute;mso-position-vertical-relative:text;v-text-anchor:middle" o:gfxdata="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" adj="15059" filled="f" strokecolor="#00b0f0" strokeweight="1pt"/>
+            </w:pict>
+          </mc:Fallback>
+        </mc:AlternateContent>
+      </w:r>
+      <w:r>
+        <w:rPr>
+          <w:lang w:val="en-US"/>
+        </w:rPr>
+        <w:drawing>
+          <wp:inline distT="0" distB="0" distL="0" distR="0" wp14:anchorId="1F2CC139" wp14:editId="77D65C8E">
+            <wp:extent cx="2943636" cy="2143424"/>
+            <wp:effectExtent l="0" t="0" r="9525" b="9525"/>
+            <wp:docPr id="9" name="Picture 9"/>
+            <wp:cNvGraphicFramePr>
+              <a:graphicFrameLocks xmlns:a="http://schemas.openxmlformats.org/drawingml/2006/main" noChangeAspect="1"/>
+            </wp:cNvGraphicFramePr>
+            <a:graphic xmlns:a="http://schemas.openxmlformats.org/drawingml/2006/main">
+              <a:graphicData uri="http://schemas.openxmlformats.org/drawingml/2006/picture">
+                <pic:pic xmlns:pic="http://schemas.openxmlformats.org/drawingml/2006/picture">
+                  <pic:nvPicPr>
+                    <pic:cNvPr id="1" name=""/>
+                    <pic:cNvPicPr/>
+                  </pic:nvPicPr>
+                  <pic:blipFill>
+                    <a:blip r:embed="rId14"/>
+                    <a:stretch>
+                      <a:fillRect/>
+                    </a:stretch>
+                  </pic:blipFill>
+                  <pic:spPr>
+                    <a:xfrm>
+                      <a:off x="0" y="0"/>
+                      <a:ext cx="2943636" cy="2143424"/>
+                    </a:xfrm>
+                    <a:prstGeom prst="rect">
+                      <a:avLst/>
+                    </a:prstGeom>
+                  </pic:spPr>
+                </pic:pic>
+              </a:graphicData>
+            </a:graphic>
+          </wp:inline>
+        </w:drawing>
+      </w:r>
+    </w:p>
+    <w:p>
+      <w:pPr>
+        <w:rPr>
+          <w:i/>
+          <w:lang w:val="en-US"/>
+        </w:rPr>
+      </w:pPr>
+      <w:r>
+        <w:rPr>
+          <w:i/>
+          <w:lang w:val="en-US"/>
+        </w:rPr>
+        <w:t>Figure 1.5</w:t>
+      </w:r>
+    </w:p>
+    <w:p>
+      <w:pPr>
+        <w:rPr>
+          <w:i/>
+          <w:lang w:val="en-US"/>
+        </w:rPr>
+      </w:pPr>
+    </w:p>
+    <w:p>
+      <w:pPr>
+        <w:rPr>
+          <w:lang w:val="en-US"/>
+        </w:rPr>
+      </w:pPr>
+      <w:r>
+        <w:rPr>
+          <w:lang w:val="en-US"/>
+        </w:rPr>
+        <w:t xml:space="preserve">Figure 1.5 illustrates an instance of inheritance, the concept of a class being a specific child-class of another class. As a pool owner is a specific type of user, they gain all the properties and methods assigned to the user class along with </w:t>
+      </w:r>
+      <w:r>
+        <w:rPr>
+          <w:lang w:val="en-US"/>
+        </w:rPr>
+        <w:t xml:space="preserve">pool owner specific methods such as registering and managing pools. This object orientated principle allows for modular code that does not duplicate common properties and methods amongst the three user types: pool owners, service providers and the admin while also offering the ability to extend these subclasses for class-specific functionality. Our UML class diagram for </w:t>
+      </w:r>
+      <w:proofErr w:type="spellStart"/>
+      <w:r>
+        <w:rPr>
+          <w:lang w:val="en-US"/>
+        </w:rPr>
+        <w:t>SplashScreen</w:t>
+      </w:r>
+      <w:proofErr w:type="spellEnd"/>
+      <w:r>
+        <w:rPr>
+          <w:lang w:val="en-US"/>
+        </w:rPr>
+        <w:t xml:space="preserve"> demonstrates a </w:t>
+      </w:r>
+      <w:proofErr w:type="spellStart"/>
+      <w:r>
+        <w:rPr>
+          <w:b/>
+          <w:lang w:val="en-US"/>
+        </w:rPr>
+        <w:t>is</w:t>
+      </w:r>
+      <w:proofErr w:type="spellEnd"/>
+      <w:r>
+        <w:rPr>
+          <w:b/>
+          <w:lang w:val="en-US"/>
+        </w:rPr>
+        <w:t>-a</w:t>
+      </w:r>
+      <w:r>
+        <w:rPr>
+          <w:lang w:val="en-US"/>
+        </w:rPr>
+        <w:t xml:space="preserve">  relationship between a pool owner and the user class.</w:t>
+      </w:r>
+      <w:bookmarkStart w:id="17" w:name="_GoBack"/>
+      <w:bookmarkEnd w:id="17"/>
+    </w:p>
+    <w:p>
+      <w:pPr>
+        <w:rPr>
+          <w:lang w:val="en-US"/>
+        </w:rPr>
+      </w:pPr>
+    </w:p>
+    <w:p>
+      <w:pPr>
+        <w:rPr>
+          <w:lang w:val="en-US"/>
+        </w:rPr>
+      </w:pPr>
+      <w:r>
+        <w:rPr>
+          <w:lang w:val="en-US"/>
+        </w:rPr>
+        <w:t>These relationships are interlinked, offering multiplicity such as one-to-one, one-to-many types which are discussed in section 1.8.</w:t>
+      </w:r>
     </w:p>
     <w:p>
       <w:pPr>
@@ -6089,6 +7298,7 @@
           <w:color w:val="2E74B5" w:themeColor="accent5" w:themeShade="BF"/>
           <w:lang w:val="en-US"/>
         </w:rPr>
+        <w:lastRenderedPageBreak/>
         <w:t>Figure 1.</w:t>
       </w:r>
       <w:r>
@@ -6126,7 +7336,6 @@
           <w:sz w:val="23"/>
           <w:szCs w:val="23"/>
         </w:rPr>
-        <w:lastRenderedPageBreak/>
         <w:drawing>
           <wp:inline distT="0" distB="0" distL="0" distR="0" wp14:anchorId="3340E690" wp14:editId="5BDA0272">
             <wp:extent cx="5105400" cy="4724400"/>
@@ -6143,7 +7352,7 @@
                     <pic:cNvPicPr/>
                   </pic:nvPicPr>
                   <pic:blipFill>
-                    <a:blip r:embed="rId10"/>
+                    <a:blip r:embed="rId15"/>
                     <a:stretch>
                       <a:fillRect/>
                     </a:stretch>
@@ -6408,6 +7617,7 @@
           <w:color w:val="2E74B5" w:themeColor="accent5" w:themeShade="BF"/>
           <w:lang w:val="en-US"/>
         </w:rPr>
+        <w:lastRenderedPageBreak/>
         <w:t>Example:</w:t>
       </w:r>
     </w:p>
@@ -6432,7 +7642,6 @@
           <w:color w:val="2E74B5" w:themeColor="accent5" w:themeShade="BF"/>
           <w:lang w:val="en-US"/>
         </w:rPr>
-        <w:lastRenderedPageBreak/>
         <w:t>Figure 1.</w:t>
       </w:r>
       <w:r>
@@ -6535,7 +7744,7 @@
                     <pic:cNvPicPr/>
                   </pic:nvPicPr>
                   <pic:blipFill>
-                    <a:blip r:embed="rId11">
+                    <a:blip r:embed="rId16">
                       <a:extLst>
                         <a:ext uri="{28A0092B-C50C-407E-A947-70E740481C1C}">
                           <a14:useLocalDpi xmlns:a14="http://schemas.microsoft.com/office/drawing/2010/main" val="0"/>
@@ -6612,8 +7821,8 @@
       </w:pPr>
     </w:p>
     <w:sectPr>
-      <w:headerReference w:type="default" r:id="rId12"/>
-      <w:footerReference w:type="first" r:id="rId13"/>
+      <w:headerReference w:type="default" r:id="rId17"/>
+      <w:footerReference w:type="first" r:id="rId18"/>
       <w:pgSz w:w="11900" w:h="16840"/>
       <w:pgMar w:top="1440" w:right="1440" w:bottom="1440" w:left="1440" w:header="708" w:footer="708" w:gutter="0"/>
       <w:cols w:space="708"/>
@@ -10677,7 +11886,7 @@
 </file>
 
 <file path=customXml/itemProps1.xml><?xml version="1.0" encoding="utf-8"?>
-<ds:datastoreItem xmlns:ds="http://schemas.openxmlformats.org/officeDocument/2006/customXml" ds:itemID="{32D9F957-012F-429E-AA6D-DFD634E46F8D}">
+<ds:datastoreItem xmlns:ds="http://schemas.openxmlformats.org/officeDocument/2006/customXml" ds:itemID="{E364FF22-C667-4675-8485-63546EA57BC2}">
   <ds:schemaRefs>
     <ds:schemaRef ds:uri="http://schemas.openxmlformats.org/officeDocument/2006/bibliography"/>
   </ds:schemaRefs>

--- a/Documentation/The Ripple Effect - SYSTEM REQUIREMENTS.docx
+++ b/Documentation/The Ripple Effect - SYSTEM REQUIREMENTS.docx
@@ -6056,6 +6056,7 @@
       <w:r>
         <w:rPr>
           <w:b/>
+          <w:noProof/>
           <w:sz w:val="28"/>
           <w:szCs w:val="28"/>
           <w:lang w:val="en-US"/>
@@ -6129,7 +6130,19 @@
         <w:rPr>
           <w:lang w:val="en-US"/>
         </w:rPr>
-        <w:t xml:space="preserve">As the weakest relationship, association is the bonding of two classes without direct ownership.  Figure 1.2 demonstrates the </w:t>
+        <w:t xml:space="preserve">As the weakest relationship, association is the bonding of two classes without direct ownership.  Figure 1.2 </w:t>
+      </w:r>
+      <w:r>
+        <w:rPr>
+          <w:lang w:val="en-US"/>
+        </w:rPr>
+        <w:t>shows</w:t>
+      </w:r>
+      <w:r>
+        <w:rPr>
+          <w:lang w:val="en-US"/>
+        </w:rPr>
+        <w:t xml:space="preserve"> the </w:t>
       </w:r>
       <w:r>
         <w:rPr>
@@ -6155,25 +6168,25 @@
         <w:rPr>
           <w:lang w:val="en-US"/>
         </w:rPr>
-        <w:t xml:space="preserve">connection where a pool has, or </w:t>
-      </w:r>
-      <w:r>
-        <w:rPr>
-          <w:lang w:val="en-US"/>
-        </w:rPr>
-        <w:t>more specifically</w:t>
-      </w:r>
-      <w:r>
-        <w:rPr>
-          <w:lang w:val="en-US"/>
-        </w:rPr>
-        <w:t>: is associated with, a load shedding schedule but is not entirely dependent on it to operate.</w:t>
-      </w:r>
-      <w:r>
-        <w:rPr>
-          <w:lang w:val="en-US"/>
-        </w:rPr>
-        <w:t xml:space="preserve"> We have used the keyword “uses” to differentiate this from the association relationship.</w:t>
+        <w:t>connection where a pool has, or more specifically: is associated with, a load shedding schedule but is not entirely dependent on it to operate.</w:t>
+      </w:r>
+      <w:r>
+        <w:rPr>
+          <w:lang w:val="en-US"/>
+        </w:rPr>
+        <w:t xml:space="preserve"> We have used the keyword “uses” to differentiate this from the </w:t>
+      </w:r>
+      <w:r>
+        <w:rPr>
+          <w:lang w:val="en-US"/>
+        </w:rPr>
+        <w:t xml:space="preserve">aggregation </w:t>
+      </w:r>
+      <w:r>
+        <w:rPr>
+          <w:lang w:val="en-US"/>
+        </w:rPr>
+        <w:t>relationship.</w:t>
       </w:r>
     </w:p>
     <w:p>
@@ -6394,6 +6407,7 @@
       <w:r>
         <w:rPr>
           <w:b/>
+          <w:noProof/>
           <w:sz w:val="28"/>
           <w:szCs w:val="28"/>
           <w:lang w:val="en-US"/>
@@ -6627,6 +6641,7 @@
       <w:r>
         <w:rPr>
           <w:b/>
+          <w:noProof/>
           <w:sz w:val="28"/>
           <w:szCs w:val="28"/>
           <w:lang w:val="en-US"/>
@@ -6924,6 +6939,7 @@
       </w:r>
       <w:r>
         <w:rPr>
+          <w:noProof/>
           <w:lang w:val="en-US"/>
         </w:rPr>
         <w:drawing>
@@ -7004,64 +7020,286 @@
         </w:rPr>
         <w:t xml:space="preserve">pool owner specific methods such as registering and managing pools. This object orientated principle allows for modular code that does not duplicate common properties and methods amongst the three user types: pool owners, service providers and the admin while also offering the ability to extend these subclasses for class-specific functionality. Our UML class diagram for </w:t>
       </w:r>
+      <w:r>
+        <w:rPr>
+          <w:i/>
+          <w:lang w:val="en-US"/>
+        </w:rPr>
+        <w:t xml:space="preserve">SplashScreen </w:t>
+      </w:r>
+      <w:r>
+        <w:rPr>
+          <w:lang w:val="en-US"/>
+        </w:rPr>
+        <w:t>demonstrates a</w:t>
+      </w:r>
+      <w:r>
+        <w:rPr>
+          <w:lang w:val="en-US"/>
+        </w:rPr>
+        <w:t>n</w:t>
+      </w:r>
+      <w:r>
+        <w:rPr>
+          <w:lang w:val="en-US"/>
+        </w:rPr>
+        <w:t xml:space="preserve"> </w:t>
+      </w:r>
       <w:proofErr w:type="spellStart"/>
       <w:r>
         <w:rPr>
-          <w:lang w:val="en-US"/>
-        </w:rPr>
-        <w:t>SplashScreen</w:t>
+          <w:b/>
+          <w:lang w:val="en-US"/>
+        </w:rPr>
+        <w:t>is</w:t>
       </w:r>
       <w:proofErr w:type="spellEnd"/>
       <w:r>
         <w:rPr>
-          <w:lang w:val="en-US"/>
-        </w:rPr>
-        <w:t xml:space="preserve"> demonstrates a </w:t>
+          <w:b/>
+          <w:lang w:val="en-US"/>
+        </w:rPr>
+        <w:t>-</w:t>
+      </w:r>
+      <w:r>
+        <w:rPr>
+          <w:b/>
+          <w:lang w:val="en-US"/>
+        </w:rPr>
+        <w:t>a</w:t>
+      </w:r>
+      <w:r>
+        <w:rPr>
+          <w:lang w:val="en-US"/>
+        </w:rPr>
+        <w:t xml:space="preserve"> relationship</w:t>
+      </w:r>
+      <w:r>
+        <w:rPr>
+          <w:lang w:val="en-US"/>
+        </w:rPr>
+        <w:t xml:space="preserve"> between a pool owner and the user class.</w:t>
+      </w:r>
+    </w:p>
+    <w:p>
+      <w:pPr>
+        <w:rPr>
+          <w:lang w:val="en-US"/>
+        </w:rPr>
+      </w:pPr>
+    </w:p>
+    <w:p>
+      <w:pPr>
+        <w:rPr>
+          <w:lang w:val="en-US"/>
+        </w:rPr>
+      </w:pPr>
+    </w:p>
+    <w:p>
+      <w:pPr>
+        <w:rPr>
+          <w:b/>
+          <w:sz w:val="28"/>
+          <w:szCs w:val="28"/>
+          <w:lang w:val="en-US"/>
+        </w:rPr>
+      </w:pPr>
+      <w:r>
+        <w:rPr>
+          <w:b/>
+          <w:sz w:val="28"/>
+          <w:szCs w:val="28"/>
+          <w:lang w:val="en-US"/>
+        </w:rPr>
+        <w:t>Multiplicity</w:t>
+      </w:r>
+    </w:p>
+    <w:p>
+      <w:pPr>
+        <w:rPr>
+          <w:rFonts w:cstheme="minorHAnsi"/>
+          <w:lang w:val="en-US"/>
+        </w:rPr>
+      </w:pPr>
+    </w:p>
+    <w:p>
+      <w:pPr>
+        <w:rPr>
+          <w:rFonts w:cstheme="minorHAnsi"/>
+          <w:lang w:val="en-US"/>
+        </w:rPr>
+      </w:pPr>
+      <w:r>
+        <w:rPr>
+          <w:rFonts w:cstheme="minorHAnsi"/>
+          <w:lang w:val="en-US"/>
+        </w:rPr>
+        <w:t xml:space="preserve">Multiplicity is the number of instances of a specific class that can be related </w:t>
+      </w:r>
+      <w:r>
+        <w:rPr>
+          <w:rFonts w:cstheme="minorHAnsi"/>
+          <w:lang w:val="en-US"/>
+        </w:rPr>
+        <w:t xml:space="preserve">to an instance of a different class, also known as cardinality. This quantitative relationship can be in the form of one-one, one-to-many and man-to-many, usually represented as </w:t>
+      </w:r>
+      <w:proofErr w:type="gramStart"/>
+      <w:r>
+        <w:rPr>
+          <w:rFonts w:cstheme="minorHAnsi"/>
+          <w:lang w:val="en-US"/>
+        </w:rPr>
+        <w:t>1..</w:t>
+      </w:r>
+      <w:proofErr w:type="gramEnd"/>
+      <w:r>
+        <w:rPr>
+          <w:rFonts w:cstheme="minorHAnsi"/>
+          <w:lang w:val="en-US"/>
+        </w:rPr>
+        <w:t>1, 0..*, *..* in a UML</w:t>
+      </w:r>
+      <w:r>
+        <w:rPr>
+          <w:rFonts w:cstheme="minorHAnsi"/>
+          <w:lang w:val="en-US"/>
+        </w:rPr>
+        <w:t>.</w:t>
+      </w:r>
+    </w:p>
+    <w:p>
+      <w:pPr>
+        <w:rPr>
+          <w:rFonts w:cstheme="minorHAnsi"/>
+          <w:lang w:val="en-US"/>
+        </w:rPr>
+      </w:pPr>
+    </w:p>
+    <w:p>
+      <w:pPr>
+        <w:rPr>
+          <w:rFonts w:cstheme="minorHAnsi"/>
+          <w:sz w:val="28"/>
+          <w:szCs w:val="28"/>
+          <w:lang w:val="en-US"/>
+        </w:rPr>
+      </w:pPr>
+      <w:r>
+        <w:rPr>
+          <w:b/>
+          <w:sz w:val="28"/>
+          <w:szCs w:val="28"/>
+          <w:lang w:val="en-US"/>
+        </w:rPr>
+        <w:t>Unused logic connections</w:t>
+      </w:r>
+    </w:p>
+    <w:p>
+      <w:pPr>
+        <w:rPr>
+          <w:b/>
+          <w:lang w:val="en-US"/>
+        </w:rPr>
+      </w:pPr>
+    </w:p>
+    <w:p>
+      <w:pPr>
+        <w:rPr>
+          <w:lang w:val="en-US"/>
+        </w:rPr>
+      </w:pPr>
+      <w:r>
+        <w:rPr>
+          <w:b/>
+          <w:lang w:val="en-US"/>
+        </w:rPr>
+        <w:t>Reflexive Association</w:t>
+      </w:r>
+      <w:r>
+        <w:rPr>
+          <w:b/>
+          <w:lang w:val="en-US"/>
+        </w:rPr>
+        <w:t xml:space="preserve"> </w:t>
+      </w:r>
+      <w:r>
+        <w:rPr>
+          <w:lang w:val="en-US"/>
+        </w:rPr>
+        <w:t>occurs when a class has a relationship with itself, a user may be a referrer for another user</w:t>
+      </w:r>
+      <w:r>
+        <w:rPr>
+          <w:lang w:val="en-US"/>
+        </w:rPr>
+        <w:t>. This connection is not present in our current UML class diagram as it would be redundant</w:t>
+      </w:r>
+    </w:p>
+    <w:p>
+      <w:pPr>
+        <w:rPr>
+          <w:b/>
+          <w:lang w:val="en-US"/>
+        </w:rPr>
+      </w:pPr>
+    </w:p>
+    <w:p>
+      <w:pPr>
+        <w:rPr>
+          <w:lang w:val="en-US"/>
+        </w:rPr>
+      </w:pPr>
+      <w:r>
+        <w:rPr>
+          <w:b/>
+          <w:lang w:val="en-US"/>
+        </w:rPr>
+        <w:t>Realization</w:t>
+      </w:r>
+      <w:r>
+        <w:rPr>
+          <w:b/>
+          <w:lang w:val="en-US"/>
+        </w:rPr>
+        <w:t xml:space="preserve"> </w:t>
+      </w:r>
+      <w:r>
+        <w:rPr>
+          <w:lang w:val="en-US"/>
+        </w:rPr>
+        <w:t xml:space="preserve">is the concept of a class implementing an interface. While we could create an </w:t>
       </w:r>
       <w:proofErr w:type="spellStart"/>
       <w:r>
         <w:rPr>
-          <w:b/>
-          <w:lang w:val="en-US"/>
-        </w:rPr>
-        <w:t>is</w:t>
+          <w:lang w:val="en-US"/>
+        </w:rPr>
+        <w:t>ISchedulable</w:t>
       </w:r>
       <w:proofErr w:type="spellEnd"/>
       <w:r>
         <w:rPr>
-          <w:b/>
-          <w:lang w:val="en-US"/>
-        </w:rPr>
-        <w:t>-a</w:t>
-      </w:r>
-      <w:r>
-        <w:rPr>
-          <w:lang w:val="en-US"/>
-        </w:rPr>
-        <w:t xml:space="preserve">  relationship between a pool owner and the user class.</w:t>
-      </w:r>
-      <w:bookmarkStart w:id="17" w:name="_GoBack"/>
-      <w:bookmarkEnd w:id="17"/>
-    </w:p>
-    <w:p>
-      <w:pPr>
-        <w:rPr>
-          <w:lang w:val="en-US"/>
-        </w:rPr>
-      </w:pPr>
-    </w:p>
-    <w:p>
-      <w:pPr>
-        <w:rPr>
-          <w:lang w:val="en-US"/>
-        </w:rPr>
-      </w:pPr>
-      <w:r>
-        <w:rPr>
-          <w:lang w:val="en-US"/>
-        </w:rPr>
-        <w:t>These relationships are interlinked, offering multiplicity such as one-to-one, one-to-many types which are discussed in section 1.8.</w:t>
-      </w:r>
+          <w:lang w:val="en-US"/>
+        </w:rPr>
+        <w:t xml:space="preserve"> interface that is implemented by both the Booking and the Service class to abstract the scheduling functionality but since these are concrete classes, there is no need to add this redundant behavior.</w:t>
+      </w:r>
+    </w:p>
+    <w:p>
+      <w:pPr>
+        <w:rPr>
+          <w:sz w:val="28"/>
+          <w:szCs w:val="28"/>
+          <w:lang w:val="en-US"/>
+        </w:rPr>
+      </w:pPr>
+    </w:p>
+    <w:p>
+      <w:pPr>
+        <w:rPr>
+          <w:rFonts w:cstheme="minorHAnsi"/>
+          <w:lang w:val="en-US"/>
+        </w:rPr>
+      </w:pPr>
     </w:p>
     <w:p>
       <w:pPr>
@@ -7073,7 +7311,7 @@
           <w:lang w:val="en-US"/>
         </w:rPr>
       </w:pPr>
-      <w:bookmarkStart w:id="18" w:name="_Toc207787831"/>
+      <w:bookmarkStart w:id="17" w:name="_Toc207787831"/>
       <w:r>
         <w:rPr>
           <w:sz w:val="36"/>
@@ -7081,6 +7319,7 @@
           <w:u w:val="single"/>
           <w:lang w:val="en-US"/>
         </w:rPr>
+        <w:lastRenderedPageBreak/>
         <w:t>1.</w:t>
       </w:r>
       <w:r>
@@ -7101,7 +7340,7 @@
         </w:rPr>
         <w:t xml:space="preserve"> Relational Database Model Diagram</w:t>
       </w:r>
-      <w:bookmarkEnd w:id="18"/>
+      <w:bookmarkEnd w:id="17"/>
     </w:p>
     <w:p>
       <w:pPr>
@@ -7298,7 +7537,6 @@
           <w:color w:val="2E74B5" w:themeColor="accent5" w:themeShade="BF"/>
           <w:lang w:val="en-US"/>
         </w:rPr>
-        <w:lastRenderedPageBreak/>
         <w:t>Figure 1.</w:t>
       </w:r>
       <w:r>
@@ -7330,6 +7568,7 @@
         <w:keepNext/>
         <w:jc w:val="center"/>
       </w:pPr>
+      <w:bookmarkStart w:id="18" w:name="_GoBack"/>
       <w:r>
         <w:rPr>
           <w:noProof/>
@@ -7372,6 +7611,7 @@
           </wp:inline>
         </w:drawing>
       </w:r>
+      <w:bookmarkEnd w:id="18"/>
     </w:p>
     <w:p>
       <w:pPr>
@@ -7417,6 +7657,7 @@
           <w:u w:val="single"/>
           <w:lang w:val="en-US"/>
         </w:rPr>
+        <w:lastRenderedPageBreak/>
         <w:t>1.</w:t>
       </w:r>
       <w:r>
@@ -7617,7 +7858,6 @@
           <w:color w:val="2E74B5" w:themeColor="accent5" w:themeShade="BF"/>
           <w:lang w:val="en-US"/>
         </w:rPr>
-        <w:lastRenderedPageBreak/>
         <w:t>Example:</w:t>
       </w:r>
     </w:p>
@@ -11367,6 +11607,27 @@
       <w:szCs w:val="26"/>
     </w:rPr>
   </w:style>
+  <w:style w:type="paragraph" w:styleId="Heading3">
+    <w:name w:val="heading 3"/>
+    <w:basedOn w:val="Normal"/>
+    <w:next w:val="Normal"/>
+    <w:link w:val="Heading3Char"/>
+    <w:uiPriority w:val="9"/>
+    <w:semiHidden/>
+    <w:unhideWhenUsed/>
+    <w:qFormat/>
+    <w:rsid w:val="00E93EF3"/>
+    <w:pPr>
+      <w:keepNext/>
+      <w:keepLines/>
+      <w:spacing w:before="40"/>
+      <w:outlineLvl w:val="2"/>
+    </w:pPr>
+    <w:rPr>
+      <w:rFonts w:asciiTheme="majorHAnsi" w:eastAsiaTheme="majorEastAsia" w:hAnsiTheme="majorHAnsi" w:cstheme="majorBidi"/>
+      <w:color w:val="1F3763" w:themeColor="accent1" w:themeShade="7F"/>
+    </w:rPr>
+  </w:style>
   <w:style w:type="character" w:default="1" w:styleId="DefaultParagraphFont">
     <w:name w:val="Default Paragraph Font"/>
     <w:uiPriority w:val="1"/>
@@ -11582,6 +11843,18 @@
     <w:link w:val="Footer"/>
     <w:uiPriority w:val="99"/>
     <w:rsid w:val="00A046EA"/>
+  </w:style>
+  <w:style w:type="character" w:customStyle="1" w:styleId="Heading3Char">
+    <w:name w:val="Heading 3 Char"/>
+    <w:basedOn w:val="DefaultParagraphFont"/>
+    <w:link w:val="Heading3"/>
+    <w:uiPriority w:val="9"/>
+    <w:semiHidden/>
+    <w:rsid w:val="00E93EF3"/>
+    <w:rPr>
+      <w:rFonts w:asciiTheme="majorHAnsi" w:eastAsiaTheme="majorEastAsia" w:hAnsiTheme="majorHAnsi" w:cstheme="majorBidi"/>
+      <w:color w:val="1F3763" w:themeColor="accent1" w:themeShade="7F"/>
+    </w:rPr>
   </w:style>
 </w:styles>
 </file>
@@ -11886,7 +12159,7 @@
 </file>
 
 <file path=customXml/itemProps1.xml><?xml version="1.0" encoding="utf-8"?>
-<ds:datastoreItem xmlns:ds="http://schemas.openxmlformats.org/officeDocument/2006/customXml" ds:itemID="{E364FF22-C667-4675-8485-63546EA57BC2}">
+<ds:datastoreItem xmlns:ds="http://schemas.openxmlformats.org/officeDocument/2006/customXml" ds:itemID="{8299A069-89EA-4F97-948C-33E7169E6C05}">
   <ds:schemaRefs>
     <ds:schemaRef ds:uri="http://schemas.openxmlformats.org/officeDocument/2006/bibliography"/>
   </ds:schemaRefs>

--- a/Documentation/The Ripple Effect - SYSTEM REQUIREMENTS.docx
+++ b/Documentation/The Ripple Effect - SYSTEM REQUIREMENTS.docx
@@ -5968,13 +5968,13 @@
         <mc:AlternateContent>
           <mc:Choice Requires="wps">
             <w:drawing>
-              <wp:anchor distT="0" distB="0" distL="114300" distR="114300" simplePos="0" relativeHeight="251668480" behindDoc="0" locked="0" layoutInCell="1" allowOverlap="1" wp14:anchorId="061879BA" wp14:editId="22D415EC">
+              <wp:anchor distT="0" distB="0" distL="114300" distR="114300" simplePos="0" relativeHeight="251668480" behindDoc="0" locked="0" layoutInCell="1" allowOverlap="1" wp14:anchorId="061879BA" wp14:editId="44DB870F">
                 <wp:simplePos x="0" y="0"/>
                 <wp:positionH relativeFrom="margin">
-                  <wp:align>left</wp:align>
+                  <wp:posOffset>-31750</wp:posOffset>
                 </wp:positionH>
                 <wp:positionV relativeFrom="paragraph">
-                  <wp:posOffset>1815675</wp:posOffset>
+                  <wp:posOffset>1148715</wp:posOffset>
                 </wp:positionV>
                 <wp:extent cx="398297" cy="241222"/>
                 <wp:effectExtent l="0" t="19050" r="40005" b="45085"/>
@@ -6030,7 +6030,7 @@
           </mc:Choice>
           <mc:Fallback>
             <w:pict>
-              <v:shapetype w14:anchorId="133677FF" id="_x0000_t93" coordsize="21600,21600" o:spt="93" adj="16200,5400" path="m@0,l@0@1,3375@1,3375@2@0@2@0,21600,21600,10800xem1350@1l1350@2,2700@2,2700@1xem0@1l0@2,675@2,675@1xe">
+              <v:shapetype w14:anchorId="50E6014B" id="_x0000_t93" coordsize="21600,21600" o:spt="93" adj="16200,5400" path="m@0,l@0@1,3375@1,3375@2@0@2@0,21600,21600,10800xem1350@1l1350@2,2700@2,2700@1xem0@1l0@2,675@2,675@1xe">
                 <v:stroke joinstyle="miter"/>
                 <v:formulas>
                   <v:f eqn="val #0"/>
@@ -6046,7 +6046,7 @@
                   <v:h position="#0,#1" xrange="3375,21600" yrange="0,10800"/>
                 </v:handles>
               </v:shapetype>
-              <v:shape id="Arrow: Striped Right 17" o:spid="_x0000_s1026" type="#_x0000_t93" style="position:absolute;margin-left:0;margin-top:142.95pt;width:31.35pt;height:19pt;z-index:251668480;visibility:visible;mso-wrap-style:square;mso-wrap-distance-left:9pt;mso-wrap-distance-top:0;mso-wrap-distance-right:9pt;mso-wrap-distance-bottom:0;mso-position-horizontal:left;mso-position-horizontal-relative:margin;mso-position-vertical:absolute;mso-position-vertical-relative:text;v-text-anchor:middle" o:gfxdata="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" adj="15059" filled="f" strokecolor="#00b0f0" strokeweight="1pt">
+              <v:shape id="Arrow: Striped Right 17" o:spid="_x0000_s1026" type="#_x0000_t93" style="position:absolute;margin-left:-2.5pt;margin-top:90.45pt;width:31.35pt;height:19pt;z-index:251668480;visibility:visible;mso-wrap-style:square;mso-wrap-distance-left:9pt;mso-wrap-distance-top:0;mso-wrap-distance-right:9pt;mso-wrap-distance-bottom:0;mso-position-horizontal:absolute;mso-position-horizontal-relative:margin;mso-position-vertical:absolute;mso-position-vertical-relative:text;v-text-anchor:middle" o:gfxdata="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" adj="15059" filled="f" strokecolor="#00b0f0" strokeweight="1pt">
                 <w10:wrap anchorx="margin"/>
               </v:shape>
             </w:pict>
@@ -6056,15 +6056,14 @@
       <w:r>
         <w:rPr>
           <w:b/>
-          <w:noProof/>
           <w:sz w:val="28"/>
           <w:szCs w:val="28"/>
           <w:lang w:val="en-US"/>
         </w:rPr>
         <w:drawing>
-          <wp:inline distT="0" distB="0" distL="0" distR="0" wp14:anchorId="17ACB5B9" wp14:editId="57C434E0">
-            <wp:extent cx="1533739" cy="3915321"/>
-            <wp:effectExtent l="0" t="0" r="9525" b="9525"/>
+          <wp:inline distT="0" distB="0" distL="0" distR="0" wp14:anchorId="4BF4CDA2" wp14:editId="779C80DC">
+            <wp:extent cx="1001397" cy="2622550"/>
+            <wp:effectExtent l="0" t="0" r="8255" b="6350"/>
             <wp:docPr id="1" name="Picture 1"/>
             <wp:cNvGraphicFramePr>
               <a:graphicFrameLocks xmlns:a="http://schemas.openxmlformats.org/drawingml/2006/main" noChangeAspect="1"/>
@@ -6085,7 +6084,7 @@
                   <pic:spPr>
                     <a:xfrm>
                       <a:off x="0" y="0"/>
-                      <a:ext cx="1533739" cy="3915321"/>
+                      <a:ext cx="1030880" cy="2699763"/>
                     </a:xfrm>
                     <a:prstGeom prst="rect">
                       <a:avLst/>
@@ -6298,13 +6297,64 @@
           <w:lang w:val="en-US"/>
         </w:rPr>
       </w:pPr>
-      <w:r>
+    </w:p>
+    <w:p>
+      <w:pPr>
         <w:rPr>
           <w:b/>
           <w:sz w:val="28"/>
           <w:szCs w:val="28"/>
           <w:lang w:val="en-US"/>
         </w:rPr>
+      </w:pPr>
+    </w:p>
+    <w:p>
+      <w:pPr>
+        <w:rPr>
+          <w:b/>
+          <w:sz w:val="28"/>
+          <w:szCs w:val="28"/>
+          <w:lang w:val="en-US"/>
+        </w:rPr>
+      </w:pPr>
+    </w:p>
+    <w:p>
+      <w:pPr>
+        <w:rPr>
+          <w:b/>
+          <w:sz w:val="28"/>
+          <w:szCs w:val="28"/>
+          <w:lang w:val="en-US"/>
+        </w:rPr>
+      </w:pPr>
+    </w:p>
+    <w:p>
+      <w:pPr>
+        <w:rPr>
+          <w:b/>
+          <w:sz w:val="28"/>
+          <w:szCs w:val="28"/>
+          <w:lang w:val="en-US"/>
+        </w:rPr>
+      </w:pPr>
+    </w:p>
+    <w:p>
+      <w:pPr>
+        <w:rPr>
+          <w:b/>
+          <w:sz w:val="28"/>
+          <w:szCs w:val="28"/>
+          <w:lang w:val="en-US"/>
+        </w:rPr>
+      </w:pPr>
+      <w:r>
+        <w:rPr>
+          <w:b/>
+          <w:sz w:val="28"/>
+          <w:szCs w:val="28"/>
+          <w:lang w:val="en-US"/>
+        </w:rPr>
+        <w:lastRenderedPageBreak/>
         <w:t>A</w:t>
       </w:r>
       <w:r>
@@ -6337,13 +6387,13 @@
         <mc:AlternateContent>
           <mc:Choice Requires="wps">
             <w:drawing>
-              <wp:anchor distT="0" distB="0" distL="114300" distR="114300" simplePos="0" relativeHeight="251662336" behindDoc="0" locked="0" layoutInCell="1" allowOverlap="1" wp14:anchorId="2B1ED321" wp14:editId="7D242796">
+              <wp:anchor distT="0" distB="0" distL="114300" distR="114300" simplePos="0" relativeHeight="251662336" behindDoc="0" locked="0" layoutInCell="1" allowOverlap="1" wp14:anchorId="2B1ED321" wp14:editId="53D2933F">
                 <wp:simplePos x="0" y="0"/>
-                <wp:positionH relativeFrom="column">
-                  <wp:posOffset>61358</wp:posOffset>
+                <wp:positionH relativeFrom="margin">
+                  <wp:posOffset>-50800</wp:posOffset>
                 </wp:positionH>
                 <wp:positionV relativeFrom="paragraph">
-                  <wp:posOffset>1297192</wp:posOffset>
+                  <wp:posOffset>947420</wp:posOffset>
                 </wp:positionV>
                 <wp:extent cx="398297" cy="241222"/>
                 <wp:effectExtent l="0" t="19050" r="40005" b="45085"/>
@@ -6399,7 +6449,9 @@
           </mc:Choice>
           <mc:Fallback>
             <w:pict>
-              <v:shape w14:anchorId="442F22F5" id="Arrow: Striped Right 14" o:spid="_x0000_s1026" type="#_x0000_t93" style="position:absolute;margin-left:4.85pt;margin-top:102.15pt;width:31.35pt;height:19pt;z-index:251662336;visibility:visible;mso-wrap-style:square;mso-wrap-distance-left:9pt;mso-wrap-distance-top:0;mso-wrap-distance-right:9pt;mso-wrap-distance-bottom:0;mso-position-horizontal:absolute;mso-position-horizontal-relative:text;mso-position-vertical:absolute;mso-position-vertical-relative:text;v-text-anchor:middle" o:gfxdata="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" adj="15059" filled="f" strokecolor="#00b0f0" strokeweight="1pt"/>
+              <v:shape w14:anchorId="60CC8391" id="Arrow: Striped Right 14" o:spid="_x0000_s1026" type="#_x0000_t93" style="position:absolute;margin-left:-4pt;margin-top:74.6pt;width:31.35pt;height:19pt;z-index:251662336;visibility:visible;mso-wrap-style:square;mso-wrap-distance-left:9pt;mso-wrap-distance-top:0;mso-wrap-distance-right:9pt;mso-wrap-distance-bottom:0;mso-position-horizontal:absolute;mso-position-horizontal-relative:margin;mso-position-vertical:absolute;mso-position-vertical-relative:text;v-text-anchor:middle" o:gfxdata="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" adj="15059" filled="f" strokecolor="#00b0f0" strokeweight="1pt">
+                <w10:wrap anchorx="margin"/>
+              </v:shape>
             </w:pict>
           </mc:Fallback>
         </mc:AlternateContent>
@@ -6407,16 +6459,15 @@
       <w:r>
         <w:rPr>
           <w:b/>
-          <w:noProof/>
           <w:sz w:val="28"/>
           <w:szCs w:val="28"/>
           <w:lang w:val="en-US"/>
         </w:rPr>
         <w:drawing>
-          <wp:inline distT="0" distB="0" distL="0" distR="0" wp14:anchorId="7DA1FAE6" wp14:editId="18D0AA56">
-            <wp:extent cx="1267002" cy="3134162"/>
-            <wp:effectExtent l="0" t="0" r="9525" b="0"/>
-            <wp:docPr id="7" name="Picture 7"/>
+          <wp:inline distT="0" distB="0" distL="0" distR="0" wp14:anchorId="5D757477" wp14:editId="0B8083B6">
+            <wp:extent cx="838524" cy="2355850"/>
+            <wp:effectExtent l="0" t="0" r="0" b="6350"/>
+            <wp:docPr id="39" name="Picture 39"/>
             <wp:cNvGraphicFramePr>
               <a:graphicFrameLocks xmlns:a="http://schemas.openxmlformats.org/drawingml/2006/main" noChangeAspect="1"/>
             </wp:cNvGraphicFramePr>
@@ -6436,7 +6487,7 @@
                   <pic:spPr>
                     <a:xfrm>
                       <a:off x="0" y="0"/>
-                      <a:ext cx="1267002" cy="3134162"/>
+                      <a:ext cx="883405" cy="2481945"/>
                     </a:xfrm>
                     <a:prstGeom prst="rect">
                       <a:avLst/>
@@ -6571,7 +6622,7 @@
         <mc:AlternateContent>
           <mc:Choice Requires="wps">
             <w:drawing>
-              <wp:anchor distT="0" distB="0" distL="114300" distR="114300" simplePos="0" relativeHeight="251664384" behindDoc="0" locked="0" layoutInCell="1" allowOverlap="1" wp14:anchorId="4952B886" wp14:editId="0595C4F3">
+              <wp:anchor distT="0" distB="0" distL="114300" distR="114300" simplePos="0" relativeHeight="251664384" behindDoc="0" locked="0" layoutInCell="1" allowOverlap="1" wp14:anchorId="4952B886" wp14:editId="6F1C3DB3">
                 <wp:simplePos x="0" y="0"/>
                 <wp:positionH relativeFrom="column">
                   <wp:posOffset>1054011</wp:posOffset>
@@ -6633,7 +6684,7 @@
           </mc:Choice>
           <mc:Fallback>
             <w:pict>
-              <v:shape w14:anchorId="5245235E" id="Arrow: Striped Right 15" o:spid="_x0000_s1026" type="#_x0000_t93" style="position:absolute;margin-left:83pt;margin-top:49.2pt;width:31.35pt;height:19pt;rotation:-90;z-index:251664384;visibility:visible;mso-wrap-style:square;mso-wrap-distance-left:9pt;mso-wrap-distance-top:0;mso-wrap-distance-right:9pt;mso-wrap-distance-bottom:0;mso-position-horizontal:absolute;mso-position-horizontal-relative:text;mso-position-vertical:absolute;mso-position-vertical-relative:text;v-text-anchor:middle" o:gfxdata="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" adj="15059" filled="f" strokecolor="#00b0f0" strokeweight="1pt"/>
+              <v:shape w14:anchorId="3DCF4C3D" id="Arrow: Striped Right 15" o:spid="_x0000_s1026" type="#_x0000_t93" style="position:absolute;margin-left:83pt;margin-top:49.2pt;width:31.35pt;height:19pt;rotation:-90;z-index:251664384;visibility:visible;mso-wrap-style:square;mso-wrap-distance-left:9pt;mso-wrap-distance-top:0;mso-wrap-distance-right:9pt;mso-wrap-distance-bottom:0;mso-position-horizontal:absolute;mso-position-horizontal-relative:text;mso-position-vertical:absolute;mso-position-vertical-relative:text;v-text-anchor:middle" o:gfxdata="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" adj="15059" filled="f" strokecolor="#00b0f0" strokeweight="1pt"/>
             </w:pict>
           </mc:Fallback>
         </mc:AlternateContent>
@@ -6641,16 +6692,15 @@
       <w:r>
         <w:rPr>
           <w:b/>
-          <w:noProof/>
           <w:sz w:val="28"/>
           <w:szCs w:val="28"/>
           <w:lang w:val="en-US"/>
         </w:rPr>
         <w:drawing>
-          <wp:inline distT="0" distB="0" distL="0" distR="0" wp14:anchorId="559D8C3A" wp14:editId="5C5717F4">
-            <wp:extent cx="2514951" cy="1162212"/>
-            <wp:effectExtent l="0" t="0" r="0" b="0"/>
-            <wp:docPr id="8" name="Picture 8"/>
+          <wp:inline distT="0" distB="0" distL="0" distR="0" wp14:anchorId="157371D3" wp14:editId="26DD563A">
+            <wp:extent cx="2241550" cy="1148608"/>
+            <wp:effectExtent l="0" t="0" r="6350" b="0"/>
+            <wp:docPr id="38" name="Picture 38"/>
             <wp:cNvGraphicFramePr>
               <a:graphicFrameLocks xmlns:a="http://schemas.openxmlformats.org/drawingml/2006/main" noChangeAspect="1"/>
             </wp:cNvGraphicFramePr>
@@ -6670,7 +6720,7 @@
                   <pic:spPr>
                     <a:xfrm>
                       <a:off x="0" y="0"/>
-                      <a:ext cx="2514951" cy="1162212"/>
+                      <a:ext cx="2288545" cy="1172689"/>
                     </a:xfrm>
                     <a:prstGeom prst="rect">
                       <a:avLst/>
@@ -6815,17 +6865,35 @@
           <w:szCs w:val="28"/>
           <w:lang w:val="en-US"/>
         </w:rPr>
-        <w:t xml:space="preserve"> This structure creates a concrete bond </w:t>
-      </w:r>
-      <w:r>
+        <w:t xml:space="preserve"> This structure creates a concrete bond between classes that would fail to function without the classes that they depend on.</w:t>
+      </w:r>
+    </w:p>
+    <w:p>
+      <w:pPr>
         <w:rPr>
           <w:sz w:val="28"/>
           <w:szCs w:val="28"/>
           <w:lang w:val="en-US"/>
         </w:rPr>
-        <w:lastRenderedPageBreak/>
-        <w:t>between classes that would fail to function without the classes that they depend on.</w:t>
-      </w:r>
+      </w:pPr>
+    </w:p>
+    <w:p>
+      <w:pPr>
+        <w:rPr>
+          <w:sz w:val="28"/>
+          <w:szCs w:val="28"/>
+          <w:lang w:val="en-US"/>
+        </w:rPr>
+      </w:pPr>
+    </w:p>
+    <w:p>
+      <w:pPr>
+        <w:rPr>
+          <w:sz w:val="28"/>
+          <w:szCs w:val="28"/>
+          <w:lang w:val="en-US"/>
+        </w:rPr>
+      </w:pPr>
     </w:p>
     <w:p>
       <w:pPr>
@@ -6843,15 +6911,9 @@
           <w:szCs w:val="28"/>
           <w:lang w:val="en-US"/>
         </w:rPr>
+        <w:lastRenderedPageBreak/>
         <w:t>Inheritance</w:t>
       </w:r>
-    </w:p>
-    <w:p>
-      <w:pPr>
-        <w:rPr>
-          <w:lang w:val="en-US"/>
-        </w:rPr>
-      </w:pPr>
     </w:p>
     <w:p>
       <w:pPr>
@@ -6870,13 +6932,13 @@
         <mc:AlternateContent>
           <mc:Choice Requires="wps">
             <w:drawing>
-              <wp:anchor distT="0" distB="0" distL="114300" distR="114300" simplePos="0" relativeHeight="251666432" behindDoc="0" locked="0" layoutInCell="1" allowOverlap="1" wp14:anchorId="0B6012C1" wp14:editId="63D1C678">
+              <wp:anchor distT="0" distB="0" distL="114300" distR="114300" simplePos="0" relativeHeight="251666432" behindDoc="0" locked="0" layoutInCell="1" allowOverlap="1" wp14:anchorId="0B6012C1" wp14:editId="3D9F1577">
                 <wp:simplePos x="0" y="0"/>
                 <wp:positionH relativeFrom="column">
-                  <wp:posOffset>1267183</wp:posOffset>
+                  <wp:posOffset>866775</wp:posOffset>
                 </wp:positionH>
                 <wp:positionV relativeFrom="paragraph">
-                  <wp:posOffset>141516</wp:posOffset>
+                  <wp:posOffset>86360</wp:posOffset>
                 </wp:positionV>
                 <wp:extent cx="398297" cy="241222"/>
                 <wp:effectExtent l="21590" t="0" r="42545" b="42545"/>
@@ -6932,21 +6994,27 @@
           </mc:Choice>
           <mc:Fallback>
             <w:pict>
-              <v:shape w14:anchorId="4222AAF0" id="Arrow: Striped Right 16" o:spid="_x0000_s1026" type="#_x0000_t93" style="position:absolute;margin-left:99.8pt;margin-top:11.15pt;width:31.35pt;height:19pt;rotation:90;z-index:251666432;visibility:visible;mso-wrap-style:square;mso-wrap-distance-left:9pt;mso-wrap-distance-top:0;mso-wrap-distance-right:9pt;mso-wrap-distance-bottom:0;mso-position-horizontal:absolute;mso-position-horizontal-relative:text;mso-position-vertical:absolute;mso-position-vertical-relative:text;v-text-anchor:middle" o:gfxdata="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" adj="15059" filled="f" strokecolor="#00b0f0" strokeweight="1pt"/>
+              <v:shape w14:anchorId="1F798EDC" id="Arrow: Striped Right 16" o:spid="_x0000_s1026" type="#_x0000_t93" style="position:absolute;margin-left:68.25pt;margin-top:6.8pt;width:31.35pt;height:19pt;rotation:90;z-index:251666432;visibility:visible;mso-wrap-style:square;mso-wrap-distance-left:9pt;mso-wrap-distance-top:0;mso-wrap-distance-right:9pt;mso-wrap-distance-bottom:0;mso-position-horizontal:absolute;mso-position-horizontal-relative:text;mso-position-vertical:absolute;mso-position-vertical-relative:text;v-text-anchor:middle" o:gfxdata="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" adj="15059" filled="f" strokecolor="#00b0f0" strokeweight="1pt"/>
             </w:pict>
           </mc:Fallback>
         </mc:AlternateContent>
       </w:r>
-      <w:r>
-        <w:rPr>
-          <w:noProof/>
+    </w:p>
+    <w:p>
+      <w:pPr>
+        <w:rPr>
+          <w:lang w:val="en-US"/>
+        </w:rPr>
+      </w:pPr>
+      <w:r>
+        <w:rPr>
           <w:lang w:val="en-US"/>
         </w:rPr>
         <w:drawing>
-          <wp:inline distT="0" distB="0" distL="0" distR="0" wp14:anchorId="1F2CC139" wp14:editId="77D65C8E">
-            <wp:extent cx="2943636" cy="2143424"/>
-            <wp:effectExtent l="0" t="0" r="9525" b="9525"/>
-            <wp:docPr id="9" name="Picture 9"/>
+          <wp:inline distT="0" distB="0" distL="0" distR="0" wp14:anchorId="239493B1" wp14:editId="76B0C96A">
+            <wp:extent cx="2055223" cy="1454150"/>
+            <wp:effectExtent l="0" t="0" r="2540" b="0"/>
+            <wp:docPr id="35" name="Picture 35"/>
             <wp:cNvGraphicFramePr>
               <a:graphicFrameLocks xmlns:a="http://schemas.openxmlformats.org/drawingml/2006/main" noChangeAspect="1"/>
             </wp:cNvGraphicFramePr>
@@ -6966,7 +7034,7 @@
                   <pic:spPr>
                     <a:xfrm>
                       <a:off x="0" y="0"/>
-                      <a:ext cx="2943636" cy="2143424"/>
+                      <a:ext cx="2093254" cy="1481058"/>
                     </a:xfrm>
                     <a:prstGeom prst="rect">
                       <a:avLst/>
@@ -7303,6 +7371,30 @@
     </w:p>
     <w:p>
       <w:pPr>
+        <w:rPr>
+          <w:rFonts w:cstheme="minorHAnsi"/>
+          <w:lang w:val="en-US"/>
+        </w:rPr>
+      </w:pPr>
+    </w:p>
+    <w:p>
+      <w:pPr>
+        <w:rPr>
+          <w:rFonts w:cstheme="minorHAnsi"/>
+          <w:lang w:val="en-US"/>
+        </w:rPr>
+      </w:pPr>
+    </w:p>
+    <w:p>
+      <w:pPr>
+        <w:rPr>
+          <w:rFonts w:cstheme="minorHAnsi"/>
+          <w:lang w:val="en-US"/>
+        </w:rPr>
+      </w:pPr>
+    </w:p>
+    <w:p>
+      <w:pPr>
         <w:pStyle w:val="Heading1"/>
         <w:rPr>
           <w:sz w:val="36"/>
@@ -7467,15 +7559,6 @@
       <w:pPr>
         <w:jc w:val="both"/>
         <w:rPr>
-          <w:lang w:val="en-US"/>
-        </w:rPr>
-      </w:pPr>
-    </w:p>
-    <w:p>
-      <w:pPr>
-        <w:rPr>
-          <w:sz w:val="28"/>
-          <w:szCs w:val="28"/>
           <w:lang w:val="en-US"/>
         </w:rPr>
       </w:pPr>
@@ -7568,7 +7651,6 @@
         <w:keepNext/>
         <w:jc w:val="center"/>
       </w:pPr>
-      <w:bookmarkStart w:id="18" w:name="_GoBack"/>
       <w:r>
         <w:rPr>
           <w:noProof/>
@@ -7611,7 +7693,6 @@
           </wp:inline>
         </w:drawing>
       </w:r>
-      <w:bookmarkEnd w:id="18"/>
     </w:p>
     <w:p>
       <w:pPr>
@@ -7631,6 +7712,1199 @@
       <w:r>
         <w:t xml:space="preserve"> ER Diagram</w:t>
       </w:r>
+    </w:p>
+    <w:p>
+      <w:pPr>
+        <w:rPr>
+          <w:lang w:val="en-US"/>
+        </w:rPr>
+      </w:pPr>
+    </w:p>
+    <w:p>
+      <w:pPr>
+        <w:rPr>
+          <w:lang w:val="en-US"/>
+        </w:rPr>
+      </w:pPr>
+    </w:p>
+    <w:p>
+      <w:pPr>
+        <w:rPr>
+          <w:lang w:val="en-US"/>
+        </w:rPr>
+      </w:pPr>
+      <w:r>
+        <w:rPr>
+          <w:noProof/>
+          <w:lang w:val="en-US"/>
+        </w:rPr>
+        <w:lastRenderedPageBreak/>
+        <w:drawing>
+          <wp:inline distT="0" distB="0" distL="0" distR="0" wp14:anchorId="190DB1EC" wp14:editId="3E7801FE">
+            <wp:extent cx="5727700" cy="4549775"/>
+            <wp:effectExtent l="0" t="0" r="6350" b="3175"/>
+            <wp:docPr id="13" name="Picture 13"/>
+            <wp:cNvGraphicFramePr>
+              <a:graphicFrameLocks xmlns:a="http://schemas.openxmlformats.org/drawingml/2006/main" noChangeAspect="1"/>
+            </wp:cNvGraphicFramePr>
+            <a:graphic xmlns:a="http://schemas.openxmlformats.org/drawingml/2006/main">
+              <a:graphicData uri="http://schemas.openxmlformats.org/drawingml/2006/picture">
+                <pic:pic xmlns:pic="http://schemas.openxmlformats.org/drawingml/2006/picture">
+                  <pic:nvPicPr>
+                    <pic:cNvPr id="13" name="ERD Diagram.drawio.png"/>
+                    <pic:cNvPicPr/>
+                  </pic:nvPicPr>
+                  <pic:blipFill>
+                    <a:blip r:embed="rId16" cstate="print">
+                      <a:extLst>
+                        <a:ext uri="{28A0092B-C50C-407E-A947-70E740481C1C}">
+                          <a14:useLocalDpi xmlns:a14="http://schemas.microsoft.com/office/drawing/2010/main" val="0"/>
+                        </a:ext>
+                      </a:extLst>
+                    </a:blip>
+                    <a:stretch>
+                      <a:fillRect/>
+                    </a:stretch>
+                  </pic:blipFill>
+                  <pic:spPr>
+                    <a:xfrm>
+                      <a:off x="0" y="0"/>
+                      <a:ext cx="5727700" cy="4549775"/>
+                    </a:xfrm>
+                    <a:prstGeom prst="rect">
+                      <a:avLst/>
+                    </a:prstGeom>
+                  </pic:spPr>
+                </pic:pic>
+              </a:graphicData>
+            </a:graphic>
+          </wp:inline>
+        </w:drawing>
+      </w:r>
+    </w:p>
+    <w:p>
+      <w:pPr>
+        <w:rPr>
+          <w:i/>
+          <w:lang w:val="en-US"/>
+        </w:rPr>
+      </w:pPr>
+      <w:r>
+        <w:rPr>
+          <w:lang w:val="en-US"/>
+        </w:rPr>
+        <w:tab/>
+      </w:r>
+      <w:r>
+        <w:rPr>
+          <w:lang w:val="en-US"/>
+        </w:rPr>
+        <w:tab/>
+      </w:r>
+      <w:r>
+        <w:rPr>
+          <w:lang w:val="en-US"/>
+        </w:rPr>
+        <w:tab/>
+      </w:r>
+      <w:r>
+        <w:rPr>
+          <w:lang w:val="en-US"/>
+        </w:rPr>
+        <w:tab/>
+      </w:r>
+      <w:r>
+        <w:rPr>
+          <w:lang w:val="en-US"/>
+        </w:rPr>
+        <w:tab/>
+      </w:r>
+      <w:r>
+        <w:rPr>
+          <w:lang w:val="en-US"/>
+        </w:rPr>
+        <w:tab/>
+      </w:r>
+      <w:r>
+        <w:rPr>
+          <w:i/>
+          <w:lang w:val="en-US"/>
+        </w:rPr>
+        <w:t>Figure 1.6</w:t>
+      </w:r>
+    </w:p>
+    <w:p>
+      <w:pPr>
+        <w:rPr>
+          <w:lang w:val="en-US"/>
+        </w:rPr>
+      </w:pPr>
+    </w:p>
+    <w:p>
+      <w:pPr>
+        <w:rPr>
+          <w:lang w:val="en-US"/>
+        </w:rPr>
+      </w:pPr>
+      <w:r>
+        <w:rPr>
+          <w:lang w:val="en-US"/>
+        </w:rPr>
+        <w:t>The Entity Relational Diagram (</w:t>
+      </w:r>
+      <w:proofErr w:type="spellStart"/>
+      <w:r>
+        <w:rPr>
+          <w:lang w:val="en-US"/>
+        </w:rPr>
+        <w:t>ERD</w:t>
+      </w:r>
+      <w:proofErr w:type="spellEnd"/>
+      <w:r>
+        <w:rPr>
+          <w:lang w:val="en-US"/>
+        </w:rPr>
+        <w:t xml:space="preserve">) above represents the physical connection of the </w:t>
+      </w:r>
+      <w:r>
+        <w:rPr>
+          <w:i/>
+          <w:lang w:val="en-US"/>
+        </w:rPr>
+        <w:t>SplashScreen</w:t>
+      </w:r>
+      <w:r>
+        <w:rPr>
+          <w:lang w:val="en-US"/>
+        </w:rPr>
+        <w:t xml:space="preserve"> database.  Building on the UML class diagram, this illustration models the different entity relationships, one-to-one, one-to-many and many-to-many</w:t>
+      </w:r>
+      <w:r>
+        <w:rPr>
+          <w:lang w:val="en-US"/>
+        </w:rPr>
+        <w:t>, viewed as multiplicity in our UML class diagram. We analyze how our data is stored and how it will interact with different components:</w:t>
+      </w:r>
+    </w:p>
+    <w:p>
+      <w:pPr>
+        <w:rPr>
+          <w:lang w:val="en-US"/>
+        </w:rPr>
+      </w:pPr>
+    </w:p>
+    <w:p>
+      <w:pPr>
+        <w:rPr>
+          <w:b/>
+          <w:lang w:val="en-US"/>
+        </w:rPr>
+      </w:pPr>
+      <w:r>
+        <w:rPr>
+          <w:b/>
+          <w:noProof/>
+          <w:sz w:val="28"/>
+          <w:szCs w:val="28"/>
+          <w:lang w:val="en-US"/>
+        </w:rPr>
+        <mc:AlternateContent>
+          <mc:Choice Requires="wps">
+            <w:drawing>
+              <wp:anchor distT="0" distB="0" distL="114300" distR="114300" simplePos="0" relativeHeight="251684864" behindDoc="0" locked="0" layoutInCell="1" allowOverlap="1" wp14:anchorId="545E1E7E" wp14:editId="7A45CA9D">
+                <wp:simplePos x="0" y="0"/>
+                <wp:positionH relativeFrom="column">
+                  <wp:posOffset>963559</wp:posOffset>
+                </wp:positionH>
+                <wp:positionV relativeFrom="paragraph">
+                  <wp:posOffset>83845</wp:posOffset>
+                </wp:positionV>
+                <wp:extent cx="398297" cy="241222"/>
+                <wp:effectExtent l="21590" t="0" r="42545" b="42545"/>
+                <wp:wrapNone/>
+                <wp:docPr id="21" name="Arrow: Striped Right 21"/>
+                <wp:cNvGraphicFramePr/>
+                <a:graphic xmlns:a="http://schemas.openxmlformats.org/drawingml/2006/main">
+                  <a:graphicData uri="http://schemas.microsoft.com/office/word/2010/wordprocessingShape">
+                    <wps:wsp>
+                      <wps:cNvSpPr/>
+                      <wps:spPr>
+                        <a:xfrm rot="5400000">
+                          <a:off x="0" y="0"/>
+                          <a:ext cx="398297" cy="241222"/>
+                        </a:xfrm>
+                        <a:prstGeom prst="stripedRightArrow">
+                          <a:avLst/>
+                        </a:prstGeom>
+                        <a:noFill/>
+                        <a:ln>
+                          <a:solidFill>
+                            <a:srgbClr val="00B0F0"/>
+                          </a:solidFill>
+                        </a:ln>
+                      </wps:spPr>
+                      <wps:style>
+                        <a:lnRef idx="2">
+                          <a:schemeClr val="accent1">
+                            <a:shade val="50000"/>
+                          </a:schemeClr>
+                        </a:lnRef>
+                        <a:fillRef idx="1">
+                          <a:schemeClr val="accent1"/>
+                        </a:fillRef>
+                        <a:effectRef idx="0">
+                          <a:schemeClr val="accent1"/>
+                        </a:effectRef>
+                        <a:fontRef idx="minor">
+                          <a:schemeClr val="lt1"/>
+                        </a:fontRef>
+                      </wps:style>
+                      <wps:bodyPr rot="0" spcFirstLastPara="0" vertOverflow="overflow" horzOverflow="overflow" vert="horz" wrap="square" lIns="91440" tIns="45720" rIns="91440" bIns="45720" numCol="1" spcCol="0" rtlCol="0" fromWordArt="0" anchor="ctr" anchorCtr="0" forceAA="0" compatLnSpc="1">
+                        <a:prstTxWarp prst="textNoShape">
+                          <a:avLst/>
+                        </a:prstTxWarp>
+                        <a:noAutofit/>
+                      </wps:bodyPr>
+                    </wps:wsp>
+                  </a:graphicData>
+                </a:graphic>
+              </wp:anchor>
+            </w:drawing>
+          </mc:Choice>
+          <mc:Fallback>
+            <w:pict>
+              <v:shape w14:anchorId="6DF01FD3" id="Arrow: Striped Right 21" o:spid="_x0000_s1026" type="#_x0000_t93" style="position:absolute;margin-left:75.85pt;margin-top:6.6pt;width:31.35pt;height:19pt;rotation:90;z-index:251684864;visibility:visible;mso-wrap-style:square;mso-wrap-distance-left:9pt;mso-wrap-distance-top:0;mso-wrap-distance-right:9pt;mso-wrap-distance-bottom:0;mso-position-horizontal:absolute;mso-position-horizontal-relative:text;mso-position-vertical:absolute;mso-position-vertical-relative:text;v-text-anchor:middle" o:gfxdata="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" adj="15059" filled="f" strokecolor="#00b0f0" strokeweight="1pt"/>
+            </w:pict>
+          </mc:Fallback>
+        </mc:AlternateContent>
+      </w:r>
+      <w:r>
+        <w:rPr>
+          <w:b/>
+          <w:lang w:val="en-US"/>
+        </w:rPr>
+        <w:t>One-to-One</w:t>
+      </w:r>
+    </w:p>
+    <w:p>
+      <w:pPr>
+        <w:rPr>
+          <w:b/>
+          <w:lang w:val="en-US"/>
+        </w:rPr>
+      </w:pPr>
+      <w:r>
+        <w:rPr>
+          <w:lang w:val="en-US"/>
+        </w:rPr>
+        <w:drawing>
+          <wp:anchor distT="0" distB="0" distL="114300" distR="114300" simplePos="0" relativeHeight="251683840" behindDoc="0" locked="0" layoutInCell="1" allowOverlap="1" wp14:anchorId="3F1B2762" wp14:editId="22C054A4">
+            <wp:simplePos x="0" y="0"/>
+            <wp:positionH relativeFrom="column">
+              <wp:posOffset>3097001</wp:posOffset>
+            </wp:positionH>
+            <wp:positionV relativeFrom="paragraph">
+              <wp:posOffset>69989</wp:posOffset>
+            </wp:positionV>
+            <wp:extent cx="1718310" cy="183515"/>
+            <wp:effectExtent l="0" t="0" r="0" b="6985"/>
+            <wp:wrapSquare wrapText="bothSides"/>
+            <wp:docPr id="27" name="Picture 27"/>
+            <wp:cNvGraphicFramePr>
+              <a:graphicFrameLocks xmlns:a="http://schemas.openxmlformats.org/drawingml/2006/main" noChangeAspect="1"/>
+            </wp:cNvGraphicFramePr>
+            <a:graphic xmlns:a="http://schemas.openxmlformats.org/drawingml/2006/main">
+              <a:graphicData uri="http://schemas.openxmlformats.org/drawingml/2006/picture">
+                <pic:pic xmlns:pic="http://schemas.openxmlformats.org/drawingml/2006/picture">
+                  <pic:nvPicPr>
+                    <pic:cNvPr id="1" name=""/>
+                    <pic:cNvPicPr/>
+                  </pic:nvPicPr>
+                  <pic:blipFill>
+                    <a:blip r:embed="rId17" cstate="print">
+                      <a:extLst>
+                        <a:ext uri="{28A0092B-C50C-407E-A947-70E740481C1C}">
+                          <a14:useLocalDpi xmlns:a14="http://schemas.microsoft.com/office/drawing/2010/main" val="0"/>
+                        </a:ext>
+                      </a:extLst>
+                    </a:blip>
+                    <a:stretch>
+                      <a:fillRect/>
+                    </a:stretch>
+                  </pic:blipFill>
+                  <pic:spPr>
+                    <a:xfrm>
+                      <a:off x="0" y="0"/>
+                      <a:ext cx="1718310" cy="183515"/>
+                    </a:xfrm>
+                    <a:prstGeom prst="rect">
+                      <a:avLst/>
+                    </a:prstGeom>
+                  </pic:spPr>
+                </pic:pic>
+              </a:graphicData>
+            </a:graphic>
+            <wp14:sizeRelH relativeFrom="page">
+              <wp14:pctWidth>0</wp14:pctWidth>
+            </wp14:sizeRelH>
+            <wp14:sizeRelV relativeFrom="page">
+              <wp14:pctHeight>0</wp14:pctHeight>
+            </wp14:sizeRelV>
+          </wp:anchor>
+        </w:drawing>
+      </w:r>
+      <w:r>
+        <w:rPr>
+          <w:b/>
+          <w:lang w:val="en-US"/>
+        </w:rPr>
+        <w:drawing>
+          <wp:anchor distT="0" distB="0" distL="114300" distR="114300" simplePos="0" relativeHeight="251681792" behindDoc="0" locked="0" layoutInCell="1" allowOverlap="1" wp14:anchorId="059326A1" wp14:editId="196DEE2E">
+            <wp:simplePos x="914400" y="7140575"/>
+            <wp:positionH relativeFrom="column">
+              <wp:align>left</wp:align>
+            </wp:positionH>
+            <wp:positionV relativeFrom="paragraph">
+              <wp:align>top</wp:align>
+            </wp:positionV>
+            <wp:extent cx="2335530" cy="1095375"/>
+            <wp:effectExtent l="0" t="0" r="7620" b="9525"/>
+            <wp:wrapSquare wrapText="bothSides"/>
+            <wp:docPr id="19" name="Picture 19"/>
+            <wp:cNvGraphicFramePr>
+              <a:graphicFrameLocks xmlns:a="http://schemas.openxmlformats.org/drawingml/2006/main" noChangeAspect="1"/>
+            </wp:cNvGraphicFramePr>
+            <a:graphic xmlns:a="http://schemas.openxmlformats.org/drawingml/2006/main">
+              <a:graphicData uri="http://schemas.openxmlformats.org/drawingml/2006/picture">
+                <pic:pic xmlns:pic="http://schemas.openxmlformats.org/drawingml/2006/picture">
+                  <pic:nvPicPr>
+                    <pic:cNvPr id="1" name=""/>
+                    <pic:cNvPicPr/>
+                  </pic:nvPicPr>
+                  <pic:blipFill>
+                    <a:blip r:embed="rId18">
+                      <a:extLst>
+                        <a:ext uri="{28A0092B-C50C-407E-A947-70E740481C1C}">
+                          <a14:useLocalDpi xmlns:a14="http://schemas.microsoft.com/office/drawing/2010/main" val="0"/>
+                        </a:ext>
+                      </a:extLst>
+                    </a:blip>
+                    <a:stretch>
+                      <a:fillRect/>
+                    </a:stretch>
+                  </pic:blipFill>
+                  <pic:spPr>
+                    <a:xfrm>
+                      <a:off x="0" y="0"/>
+                      <a:ext cx="2335530" cy="1095375"/>
+                    </a:xfrm>
+                    <a:prstGeom prst="rect">
+                      <a:avLst/>
+                    </a:prstGeom>
+                  </pic:spPr>
+                </pic:pic>
+              </a:graphicData>
+            </a:graphic>
+          </wp:anchor>
+        </w:drawing>
+      </w:r>
+    </w:p>
+    <w:p>
+      <w:pPr>
+        <w:rPr>
+          <w:b/>
+          <w:lang w:val="en-US"/>
+        </w:rPr>
+      </w:pPr>
+    </w:p>
+    <w:p>
+      <w:pPr>
+        <w:tabs>
+          <w:tab w:val="left" w:pos="1390"/>
+        </w:tabs>
+        <w:rPr>
+          <w:i/>
+          <w:lang w:val="en-US"/>
+        </w:rPr>
+      </w:pPr>
+      <w:r>
+        <w:rPr>
+          <w:b/>
+          <w:lang w:val="en-US"/>
+        </w:rPr>
+        <w:tab/>
+      </w:r>
+      <w:r>
+        <w:rPr>
+          <w:b/>
+          <w:lang w:val="en-US"/>
+        </w:rPr>
+        <w:tab/>
+      </w:r>
+      <w:r>
+        <w:rPr>
+          <w:b/>
+          <w:lang w:val="en-US"/>
+        </w:rPr>
+        <w:tab/>
+      </w:r>
+      <w:r>
+        <w:rPr>
+          <w:i/>
+          <w:lang w:val="en-US"/>
+        </w:rPr>
+        <w:t>Figure 1.8</w:t>
+      </w:r>
+      <w:r>
+        <w:rPr>
+          <w:i/>
+          <w:lang w:val="en-US"/>
+        </w:rPr>
+        <w:br w:type="textWrapping" w:clear="all"/>
+      </w:r>
+    </w:p>
+    <w:p>
+      <w:pPr>
+        <w:rPr>
+          <w:i/>
+          <w:lang w:val="en-US"/>
+        </w:rPr>
+      </w:pPr>
+      <w:r>
+        <w:rPr>
+          <w:i/>
+          <w:lang w:val="en-US"/>
+        </w:rPr>
+        <w:t>Figure 1.7</w:t>
+      </w:r>
+    </w:p>
+    <w:p>
+      <w:pPr>
+        <w:rPr>
+          <w:lang w:val="en-US"/>
+        </w:rPr>
+      </w:pPr>
+    </w:p>
+    <w:p>
+      <w:pPr>
+        <w:rPr>
+          <w:lang w:val="en-US"/>
+        </w:rPr>
+      </w:pPr>
+      <w:r>
+        <w:rPr>
+          <w:lang w:val="en-US"/>
+        </w:rPr>
+        <w:t xml:space="preserve">This physical connection occurs when one entity such as </w:t>
+      </w:r>
+      <w:r>
+        <w:rPr>
+          <w:lang w:val="en-US"/>
+        </w:rPr>
+        <w:t>pool owner</w:t>
+      </w:r>
+      <w:r>
+        <w:rPr>
+          <w:lang w:val="en-US"/>
+        </w:rPr>
+        <w:t xml:space="preserve"> only has only one relational mapping to another entity, </w:t>
+      </w:r>
+      <w:r>
+        <w:rPr>
+          <w:lang w:val="en-US"/>
+        </w:rPr>
+        <w:t>u</w:t>
+      </w:r>
+      <w:r>
+        <w:rPr>
+          <w:lang w:val="en-US"/>
+        </w:rPr>
+        <w:t xml:space="preserve">ser. As we explained in our UML class diagram, a </w:t>
+      </w:r>
+      <w:r>
+        <w:rPr>
+          <w:lang w:val="en-US"/>
+        </w:rPr>
+        <w:t>pool owner</w:t>
+      </w:r>
+      <w:r>
+        <w:rPr>
+          <w:lang w:val="en-US"/>
+        </w:rPr>
+        <w:t xml:space="preserve"> can only have one account under that specific User account with the related inherited information thus this physical connection was used based on inheritance. Another </w:t>
+      </w:r>
+      <w:r>
+        <w:rPr>
+          <w:lang w:val="en-US"/>
+        </w:rPr>
+        <w:lastRenderedPageBreak/>
+        <w:t xml:space="preserve">instance is </w:t>
+      </w:r>
+      <w:r>
+        <w:rPr>
+          <w:lang w:val="en-US"/>
+        </w:rPr>
+        <w:t>the relationship between the system and the marketplace. The system utilizes marketplace data. This model is also an example of the Singleton design pattern.</w:t>
+      </w:r>
+    </w:p>
+    <w:p>
+      <w:pPr>
+        <w:rPr>
+          <w:lang w:val="en-US"/>
+        </w:rPr>
+      </w:pPr>
+    </w:p>
+    <w:p>
+      <w:pPr>
+        <w:rPr>
+          <w:b/>
+          <w:lang w:val="en-US"/>
+        </w:rPr>
+      </w:pPr>
+      <w:r>
+        <w:rPr>
+          <w:b/>
+          <w:noProof/>
+          <w:sz w:val="28"/>
+          <w:szCs w:val="28"/>
+          <w:lang w:val="en-US"/>
+        </w:rPr>
+        <mc:AlternateContent>
+          <mc:Choice Requires="wps">
+            <w:drawing>
+              <wp:anchor distT="0" distB="0" distL="114300" distR="114300" simplePos="0" relativeHeight="251680768" behindDoc="0" locked="0" layoutInCell="1" allowOverlap="1" wp14:anchorId="47B7C0DC" wp14:editId="52995952">
+                <wp:simplePos x="0" y="0"/>
+                <wp:positionH relativeFrom="column">
+                  <wp:posOffset>1184275</wp:posOffset>
+                </wp:positionH>
+                <wp:positionV relativeFrom="paragraph">
+                  <wp:posOffset>84455</wp:posOffset>
+                </wp:positionV>
+                <wp:extent cx="398297" cy="241222"/>
+                <wp:effectExtent l="21590" t="0" r="42545" b="42545"/>
+                <wp:wrapNone/>
+                <wp:docPr id="28" name="Arrow: Striped Right 28"/>
+                <wp:cNvGraphicFramePr/>
+                <a:graphic xmlns:a="http://schemas.openxmlformats.org/drawingml/2006/main">
+                  <a:graphicData uri="http://schemas.microsoft.com/office/word/2010/wordprocessingShape">
+                    <wps:wsp>
+                      <wps:cNvSpPr/>
+                      <wps:spPr>
+                        <a:xfrm rot="5400000">
+                          <a:off x="0" y="0"/>
+                          <a:ext cx="398297" cy="241222"/>
+                        </a:xfrm>
+                        <a:prstGeom prst="stripedRightArrow">
+                          <a:avLst/>
+                        </a:prstGeom>
+                        <a:noFill/>
+                        <a:ln>
+                          <a:solidFill>
+                            <a:srgbClr val="00B0F0"/>
+                          </a:solidFill>
+                        </a:ln>
+                      </wps:spPr>
+                      <wps:style>
+                        <a:lnRef idx="2">
+                          <a:schemeClr val="accent1">
+                            <a:shade val="50000"/>
+                          </a:schemeClr>
+                        </a:lnRef>
+                        <a:fillRef idx="1">
+                          <a:schemeClr val="accent1"/>
+                        </a:fillRef>
+                        <a:effectRef idx="0">
+                          <a:schemeClr val="accent1"/>
+                        </a:effectRef>
+                        <a:fontRef idx="minor">
+                          <a:schemeClr val="lt1"/>
+                        </a:fontRef>
+                      </wps:style>
+                      <wps:bodyPr rot="0" spcFirstLastPara="0" vertOverflow="overflow" horzOverflow="overflow" vert="horz" wrap="square" lIns="91440" tIns="45720" rIns="91440" bIns="45720" numCol="1" spcCol="0" rtlCol="0" fromWordArt="0" anchor="ctr" anchorCtr="0" forceAA="0" compatLnSpc="1">
+                        <a:prstTxWarp prst="textNoShape">
+                          <a:avLst/>
+                        </a:prstTxWarp>
+                        <a:noAutofit/>
+                      </wps:bodyPr>
+                    </wps:wsp>
+                  </a:graphicData>
+                </a:graphic>
+              </wp:anchor>
+            </w:drawing>
+          </mc:Choice>
+          <mc:Fallback>
+            <w:pict>
+              <v:shape w14:anchorId="5C8883BE" id="Arrow: Striped Right 28" o:spid="_x0000_s1026" type="#_x0000_t93" style="position:absolute;margin-left:93.25pt;margin-top:6.65pt;width:31.35pt;height:19pt;rotation:90;z-index:251680768;visibility:visible;mso-wrap-style:square;mso-wrap-distance-left:9pt;mso-wrap-distance-top:0;mso-wrap-distance-right:9pt;mso-wrap-distance-bottom:0;mso-position-horizontal:absolute;mso-position-horizontal-relative:text;mso-position-vertical:absolute;mso-position-vertical-relative:text;v-text-anchor:middle" o:gfxdata="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" adj="15059" filled="f" strokecolor="#00b0f0" strokeweight="1pt"/>
+            </w:pict>
+          </mc:Fallback>
+        </mc:AlternateContent>
+      </w:r>
+      <w:r>
+        <w:rPr>
+          <w:b/>
+          <w:lang w:val="en-US"/>
+        </w:rPr>
+        <w:t>One-to-</w:t>
+      </w:r>
+      <w:r>
+        <w:rPr>
+          <w:b/>
+          <w:lang w:val="en-US"/>
+        </w:rPr>
+        <w:t>Many</w:t>
+      </w:r>
+    </w:p>
+    <w:p>
+      <w:pPr>
+        <w:rPr>
+          <w:i/>
+          <w:lang w:val="en-US"/>
+        </w:rPr>
+      </w:pPr>
+      <w:r>
+        <w:rPr>
+          <w:lang w:val="en-US"/>
+        </w:rPr>
+        <w:drawing>
+          <wp:anchor distT="0" distB="0" distL="114300" distR="114300" simplePos="0" relativeHeight="251678720" behindDoc="0" locked="0" layoutInCell="1" allowOverlap="1" wp14:anchorId="2758F43D" wp14:editId="4D4AECD6">
+            <wp:simplePos x="0" y="0"/>
+            <wp:positionH relativeFrom="column">
+              <wp:posOffset>3035300</wp:posOffset>
+            </wp:positionH>
+            <wp:positionV relativeFrom="paragraph">
+              <wp:posOffset>123190</wp:posOffset>
+            </wp:positionV>
+            <wp:extent cx="1755252" cy="231569"/>
+            <wp:effectExtent l="0" t="0" r="0" b="0"/>
+            <wp:wrapSquare wrapText="bothSides"/>
+            <wp:docPr id="25" name="Picture 25"/>
+            <wp:cNvGraphicFramePr>
+              <a:graphicFrameLocks xmlns:a="http://schemas.openxmlformats.org/drawingml/2006/main" noChangeAspect="1"/>
+            </wp:cNvGraphicFramePr>
+            <a:graphic xmlns:a="http://schemas.openxmlformats.org/drawingml/2006/main">
+              <a:graphicData uri="http://schemas.openxmlformats.org/drawingml/2006/picture">
+                <pic:pic xmlns:pic="http://schemas.openxmlformats.org/drawingml/2006/picture">
+                  <pic:nvPicPr>
+                    <pic:cNvPr id="1" name=""/>
+                    <pic:cNvPicPr/>
+                  </pic:nvPicPr>
+                  <pic:blipFill>
+                    <a:blip r:embed="rId19" cstate="print">
+                      <a:extLst>
+                        <a:ext uri="{28A0092B-C50C-407E-A947-70E740481C1C}">
+                          <a14:useLocalDpi xmlns:a14="http://schemas.microsoft.com/office/drawing/2010/main" val="0"/>
+                        </a:ext>
+                      </a:extLst>
+                    </a:blip>
+                    <a:stretch>
+                      <a:fillRect/>
+                    </a:stretch>
+                  </pic:blipFill>
+                  <pic:spPr>
+                    <a:xfrm>
+                      <a:off x="0" y="0"/>
+                      <a:ext cx="1755252" cy="231569"/>
+                    </a:xfrm>
+                    <a:prstGeom prst="rect">
+                      <a:avLst/>
+                    </a:prstGeom>
+                  </pic:spPr>
+                </pic:pic>
+              </a:graphicData>
+            </a:graphic>
+          </wp:anchor>
+        </w:drawing>
+      </w:r>
+      <w:r>
+        <w:rPr>
+          <w:lang w:val="en-US"/>
+        </w:rPr>
+        <w:drawing>
+          <wp:anchor distT="0" distB="0" distL="114300" distR="114300" simplePos="0" relativeHeight="251679744" behindDoc="0" locked="0" layoutInCell="1" allowOverlap="1" wp14:anchorId="6E5A6009" wp14:editId="3F5BF359">
+            <wp:simplePos x="0" y="0"/>
+            <wp:positionH relativeFrom="column">
+              <wp:posOffset>0</wp:posOffset>
+            </wp:positionH>
+            <wp:positionV relativeFrom="paragraph">
+              <wp:posOffset>2540</wp:posOffset>
+            </wp:positionV>
+            <wp:extent cx="2764155" cy="942340"/>
+            <wp:effectExtent l="0" t="0" r="0" b="0"/>
+            <wp:wrapSquare wrapText="bothSides"/>
+            <wp:docPr id="34" name="Picture 34"/>
+            <wp:cNvGraphicFramePr>
+              <a:graphicFrameLocks xmlns:a="http://schemas.openxmlformats.org/drawingml/2006/main" noChangeAspect="1"/>
+            </wp:cNvGraphicFramePr>
+            <a:graphic xmlns:a="http://schemas.openxmlformats.org/drawingml/2006/main">
+              <a:graphicData uri="http://schemas.openxmlformats.org/drawingml/2006/picture">
+                <pic:pic xmlns:pic="http://schemas.openxmlformats.org/drawingml/2006/picture">
+                  <pic:nvPicPr>
+                    <pic:cNvPr id="1" name=""/>
+                    <pic:cNvPicPr/>
+                  </pic:nvPicPr>
+                  <pic:blipFill>
+                    <a:blip r:embed="rId20" cstate="print">
+                      <a:extLst>
+                        <a:ext uri="{28A0092B-C50C-407E-A947-70E740481C1C}">
+                          <a14:useLocalDpi xmlns:a14="http://schemas.microsoft.com/office/drawing/2010/main" val="0"/>
+                        </a:ext>
+                      </a:extLst>
+                    </a:blip>
+                    <a:stretch>
+                      <a:fillRect/>
+                    </a:stretch>
+                  </pic:blipFill>
+                  <pic:spPr>
+                    <a:xfrm>
+                      <a:off x="0" y="0"/>
+                      <a:ext cx="2764155" cy="942340"/>
+                    </a:xfrm>
+                    <a:prstGeom prst="rect">
+                      <a:avLst/>
+                    </a:prstGeom>
+                  </pic:spPr>
+                </pic:pic>
+              </a:graphicData>
+            </a:graphic>
+          </wp:anchor>
+        </w:drawing>
+      </w:r>
+    </w:p>
+    <w:p>
+      <w:pPr>
+        <w:rPr>
+          <w:lang w:val="en-US"/>
+        </w:rPr>
+      </w:pPr>
+    </w:p>
+    <w:p>
+      <w:pPr>
+        <w:ind w:left="720" w:firstLine="720"/>
+        <w:rPr>
+          <w:i/>
+          <w:lang w:val="en-US"/>
+        </w:rPr>
+      </w:pPr>
+      <w:r>
+        <w:rPr>
+          <w:i/>
+          <w:lang w:val="en-US"/>
+        </w:rPr>
+        <w:t xml:space="preserve">      F</w:t>
+      </w:r>
+      <w:r>
+        <w:rPr>
+          <w:i/>
+          <w:lang w:val="en-US"/>
+        </w:rPr>
+        <w:t>igure 1.</w:t>
+      </w:r>
+      <w:r>
+        <w:rPr>
+          <w:i/>
+          <w:lang w:val="en-US"/>
+        </w:rPr>
+        <w:t>10</w:t>
+      </w:r>
+    </w:p>
+    <w:p>
+      <w:pPr>
+        <w:rPr>
+          <w:lang w:val="en-US"/>
+        </w:rPr>
+      </w:pPr>
+    </w:p>
+    <w:p>
+      <w:pPr>
+        <w:rPr>
+          <w:lang w:val="en-US"/>
+        </w:rPr>
+      </w:pPr>
+    </w:p>
+    <w:p>
+      <w:pPr>
+        <w:rPr>
+          <w:lang w:val="en-US"/>
+        </w:rPr>
+      </w:pPr>
+    </w:p>
+    <w:p>
+      <w:pPr>
+        <w:rPr>
+          <w:i/>
+          <w:lang w:val="en-US"/>
+        </w:rPr>
+      </w:pPr>
+      <w:r>
+        <w:rPr>
+          <w:i/>
+          <w:lang w:val="en-US"/>
+        </w:rPr>
+        <w:t>Figure 1.</w:t>
+      </w:r>
+      <w:r>
+        <w:rPr>
+          <w:i/>
+          <w:lang w:val="en-US"/>
+        </w:rPr>
+        <w:t>9</w:t>
+      </w:r>
+    </w:p>
+    <w:p>
+      <w:pPr>
+        <w:rPr>
+          <w:i/>
+          <w:lang w:val="en-US"/>
+        </w:rPr>
+      </w:pPr>
+    </w:p>
+    <w:p>
+      <w:pPr>
+        <w:rPr>
+          <w:lang w:val="en-US"/>
+        </w:rPr>
+      </w:pPr>
+      <w:r>
+        <w:rPr>
+          <w:lang w:val="en-US"/>
+        </w:rPr>
+        <w:t xml:space="preserve">A one-to-many connection is defined as a single entity, pool owner, being linked to multiple entries of another entity, pool. This is implemented through adding the primary key of the single entity to another entity, which becomes a foreign key, allowing the database to distinguish which entry in the table belongs to which single entity. This physical connection corresponds to our association and aggregation logical connection types in the UML class diagram. Figure 1.8 shows that a pool owner can have zero or more pools but in strict instances, we implemented Figure 1.9 where an entity on the owning side has to own one or more of the owned </w:t>
+      </w:r>
+      <w:r>
+        <w:rPr>
+          <w:lang w:val="en-US"/>
+        </w:rPr>
+        <w:t>entities</w:t>
+      </w:r>
+      <w:r>
+        <w:rPr>
+          <w:lang w:val="en-US"/>
+        </w:rPr>
+        <w:t>.</w:t>
+      </w:r>
+    </w:p>
+    <w:p>
+      <w:pPr>
+        <w:rPr>
+          <w:lang w:val="en-US"/>
+        </w:rPr>
+      </w:pPr>
+    </w:p>
+    <w:p>
+      <w:pPr>
+        <w:rPr>
+          <w:b/>
+          <w:lang w:val="en-US"/>
+        </w:rPr>
+      </w:pPr>
+      <w:r>
+        <w:rPr>
+          <w:b/>
+          <w:lang w:val="en-US"/>
+        </w:rPr>
+        <w:t>Many</w:t>
+      </w:r>
+      <w:r>
+        <w:rPr>
+          <w:b/>
+          <w:lang w:val="en-US"/>
+        </w:rPr>
+        <w:t>-to-</w:t>
+      </w:r>
+      <w:r>
+        <w:rPr>
+          <w:b/>
+          <w:lang w:val="en-US"/>
+        </w:rPr>
+        <w:t>Many</w:t>
+      </w:r>
+    </w:p>
+    <w:p>
+      <w:pPr>
+        <w:rPr>
+          <w:lang w:val="en-US"/>
+        </w:rPr>
+      </w:pPr>
+    </w:p>
+    <w:p>
+      <w:pPr>
+        <w:rPr>
+          <w:lang w:val="en-US"/>
+        </w:rPr>
+      </w:pPr>
+      <w:r>
+        <w:rPr>
+          <w:b/>
+          <w:noProof/>
+          <w:sz w:val="28"/>
+          <w:szCs w:val="28"/>
+          <w:lang w:val="en-US"/>
+        </w:rPr>
+        <mc:AlternateContent>
+          <mc:Choice Requires="wps">
+            <w:drawing>
+              <wp:anchor distT="0" distB="0" distL="114300" distR="114300" simplePos="0" relativeHeight="251677696" behindDoc="0" locked="0" layoutInCell="1" allowOverlap="1" wp14:anchorId="76C12EE6" wp14:editId="282346EA">
+                <wp:simplePos x="0" y="0"/>
+                <wp:positionH relativeFrom="column">
+                  <wp:posOffset>622689</wp:posOffset>
+                </wp:positionH>
+                <wp:positionV relativeFrom="paragraph">
+                  <wp:posOffset>1824461</wp:posOffset>
+                </wp:positionV>
+                <wp:extent cx="398297" cy="241222"/>
+                <wp:effectExtent l="19050" t="19050" r="20955" b="45085"/>
+                <wp:wrapNone/>
+                <wp:docPr id="33" name="Arrow: Striped Right 33"/>
+                <wp:cNvGraphicFramePr/>
+                <a:graphic xmlns:a="http://schemas.openxmlformats.org/drawingml/2006/main">
+                  <a:graphicData uri="http://schemas.microsoft.com/office/word/2010/wordprocessingShape">
+                    <wps:wsp>
+                      <wps:cNvSpPr/>
+                      <wps:spPr>
+                        <a:xfrm rot="10800000">
+                          <a:off x="0" y="0"/>
+                          <a:ext cx="398297" cy="241222"/>
+                        </a:xfrm>
+                        <a:prstGeom prst="stripedRightArrow">
+                          <a:avLst/>
+                        </a:prstGeom>
+                        <a:noFill/>
+                        <a:ln>
+                          <a:solidFill>
+                            <a:srgbClr val="00B0F0"/>
+                          </a:solidFill>
+                        </a:ln>
+                      </wps:spPr>
+                      <wps:style>
+                        <a:lnRef idx="2">
+                          <a:schemeClr val="accent1">
+                            <a:shade val="50000"/>
+                          </a:schemeClr>
+                        </a:lnRef>
+                        <a:fillRef idx="1">
+                          <a:schemeClr val="accent1"/>
+                        </a:fillRef>
+                        <a:effectRef idx="0">
+                          <a:schemeClr val="accent1"/>
+                        </a:effectRef>
+                        <a:fontRef idx="minor">
+                          <a:schemeClr val="lt1"/>
+                        </a:fontRef>
+                      </wps:style>
+                      <wps:bodyPr rot="0" spcFirstLastPara="0" vertOverflow="overflow" horzOverflow="overflow" vert="horz" wrap="square" lIns="91440" tIns="45720" rIns="91440" bIns="45720" numCol="1" spcCol="0" rtlCol="0" fromWordArt="0" anchor="ctr" anchorCtr="0" forceAA="0" compatLnSpc="1">
+                        <a:prstTxWarp prst="textNoShape">
+                          <a:avLst/>
+                        </a:prstTxWarp>
+                        <a:noAutofit/>
+                      </wps:bodyPr>
+                    </wps:wsp>
+                  </a:graphicData>
+                </a:graphic>
+              </wp:anchor>
+            </w:drawing>
+          </mc:Choice>
+          <mc:Fallback>
+            <w:pict>
+              <v:shape w14:anchorId="615D75C9" id="Arrow: Striped Right 33" o:spid="_x0000_s1026" type="#_x0000_t93" style="position:absolute;margin-left:49.05pt;margin-top:143.65pt;width:31.35pt;height:19pt;rotation:180;z-index:251677696;visibility:visible;mso-wrap-style:square;mso-wrap-distance-left:9pt;mso-wrap-distance-top:0;mso-wrap-distance-right:9pt;mso-wrap-distance-bottom:0;mso-position-horizontal:absolute;mso-position-horizontal-relative:text;mso-position-vertical:absolute;mso-position-vertical-relative:text;v-text-anchor:middle" o:gfxdata="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" adj="15059" filled="f" strokecolor="#00b0f0" strokeweight="1pt"/>
+            </w:pict>
+          </mc:Fallback>
+        </mc:AlternateContent>
+      </w:r>
+      <w:r>
+        <w:rPr>
+          <w:b/>
+          <w:noProof/>
+          <w:sz w:val="28"/>
+          <w:szCs w:val="28"/>
+          <w:lang w:val="en-US"/>
+        </w:rPr>
+        <mc:AlternateContent>
+          <mc:Choice Requires="wps">
+            <w:drawing>
+              <wp:anchor distT="0" distB="0" distL="114300" distR="114300" simplePos="0" relativeHeight="251675648" behindDoc="0" locked="0" layoutInCell="1" allowOverlap="1" wp14:anchorId="694152BA" wp14:editId="2210F294">
+                <wp:simplePos x="0" y="0"/>
+                <wp:positionH relativeFrom="column">
+                  <wp:posOffset>162684</wp:posOffset>
+                </wp:positionH>
+                <wp:positionV relativeFrom="paragraph">
+                  <wp:posOffset>813423</wp:posOffset>
+                </wp:positionV>
+                <wp:extent cx="398297" cy="241222"/>
+                <wp:effectExtent l="0" t="19050" r="40005" b="45085"/>
+                <wp:wrapNone/>
+                <wp:docPr id="32" name="Arrow: Striped Right 32"/>
+                <wp:cNvGraphicFramePr/>
+                <a:graphic xmlns:a="http://schemas.openxmlformats.org/drawingml/2006/main">
+                  <a:graphicData uri="http://schemas.microsoft.com/office/word/2010/wordprocessingShape">
+                    <wps:wsp>
+                      <wps:cNvSpPr/>
+                      <wps:spPr>
+                        <a:xfrm>
+                          <a:off x="0" y="0"/>
+                          <a:ext cx="398297" cy="241222"/>
+                        </a:xfrm>
+                        <a:prstGeom prst="stripedRightArrow">
+                          <a:avLst/>
+                        </a:prstGeom>
+                        <a:noFill/>
+                        <a:ln>
+                          <a:solidFill>
+                            <a:srgbClr val="00B0F0"/>
+                          </a:solidFill>
+                        </a:ln>
+                      </wps:spPr>
+                      <wps:style>
+                        <a:lnRef idx="2">
+                          <a:schemeClr val="accent1">
+                            <a:shade val="50000"/>
+                          </a:schemeClr>
+                        </a:lnRef>
+                        <a:fillRef idx="1">
+                          <a:schemeClr val="accent1"/>
+                        </a:fillRef>
+                        <a:effectRef idx="0">
+                          <a:schemeClr val="accent1"/>
+                        </a:effectRef>
+                        <a:fontRef idx="minor">
+                          <a:schemeClr val="lt1"/>
+                        </a:fontRef>
+                      </wps:style>
+                      <wps:bodyPr rot="0" spcFirstLastPara="0" vertOverflow="overflow" horzOverflow="overflow" vert="horz" wrap="square" lIns="91440" tIns="45720" rIns="91440" bIns="45720" numCol="1" spcCol="0" rtlCol="0" fromWordArt="0" anchor="ctr" anchorCtr="0" forceAA="0" compatLnSpc="1">
+                        <a:prstTxWarp prst="textNoShape">
+                          <a:avLst/>
+                        </a:prstTxWarp>
+                        <a:noAutofit/>
+                      </wps:bodyPr>
+                    </wps:wsp>
+                  </a:graphicData>
+                </a:graphic>
+              </wp:anchor>
+            </w:drawing>
+          </mc:Choice>
+          <mc:Fallback>
+            <w:pict>
+              <v:shape w14:anchorId="4EE0715D" id="Arrow: Striped Right 32" o:spid="_x0000_s1026" type="#_x0000_t93" style="position:absolute;margin-left:12.8pt;margin-top:64.05pt;width:31.35pt;height:19pt;z-index:251675648;visibility:visible;mso-wrap-style:square;mso-wrap-distance-left:9pt;mso-wrap-distance-top:0;mso-wrap-distance-right:9pt;mso-wrap-distance-bottom:0;mso-position-horizontal:absolute;mso-position-horizontal-relative:text;mso-position-vertical:absolute;mso-position-vertical-relative:text;v-text-anchor:middle" o:gfxdata="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" adj="15059" filled="f" strokecolor="#00b0f0" strokeweight="1pt"/>
+            </w:pict>
+          </mc:Fallback>
+        </mc:AlternateContent>
+      </w:r>
+      <w:r>
+        <w:rPr>
+          <w:lang w:val="en-US"/>
+        </w:rPr>
+        <w:drawing>
+          <wp:inline distT="0" distB="0" distL="0" distR="0" wp14:anchorId="7F018036" wp14:editId="3638A773">
+            <wp:extent cx="1141171" cy="2984929"/>
+            <wp:effectExtent l="0" t="0" r="1905" b="6350"/>
+            <wp:docPr id="29" name="Picture 29"/>
+            <wp:cNvGraphicFramePr>
+              <a:graphicFrameLocks xmlns:a="http://schemas.openxmlformats.org/drawingml/2006/main" noChangeAspect="1"/>
+            </wp:cNvGraphicFramePr>
+            <a:graphic xmlns:a="http://schemas.openxmlformats.org/drawingml/2006/main">
+              <a:graphicData uri="http://schemas.openxmlformats.org/drawingml/2006/picture">
+                <pic:pic xmlns:pic="http://schemas.openxmlformats.org/drawingml/2006/picture">
+                  <pic:nvPicPr>
+                    <pic:cNvPr id="1" name=""/>
+                    <pic:cNvPicPr/>
+                  </pic:nvPicPr>
+                  <pic:blipFill>
+                    <a:blip r:embed="rId21"/>
+                    <a:stretch>
+                      <a:fillRect/>
+                    </a:stretch>
+                  </pic:blipFill>
+                  <pic:spPr>
+                    <a:xfrm>
+                      <a:off x="0" y="0"/>
+                      <a:ext cx="1170510" cy="3061670"/>
+                    </a:xfrm>
+                    <a:prstGeom prst="rect">
+                      <a:avLst/>
+                    </a:prstGeom>
+                  </pic:spPr>
+                </pic:pic>
+              </a:graphicData>
+            </a:graphic>
+          </wp:inline>
+        </w:drawing>
+      </w:r>
+    </w:p>
+    <w:p>
+      <w:pPr>
+        <w:rPr>
+          <w:lang w:val="en-US"/>
+        </w:rPr>
+      </w:pPr>
+      <w:r>
+        <w:rPr>
+          <w:lang w:val="en-US"/>
+        </w:rPr>
+        <w:t>Figure 1.1</w:t>
+      </w:r>
+      <w:r>
+        <w:rPr>
+          <w:lang w:val="en-US"/>
+        </w:rPr>
+        <w:t>1</w:t>
+      </w:r>
+    </w:p>
+    <w:p>
+      <w:pPr>
+        <w:rPr>
+          <w:lang w:val="en-US"/>
+        </w:rPr>
+      </w:pPr>
+    </w:p>
+    <w:p>
+      <w:pPr>
+        <w:rPr>
+          <w:lang w:val="en-US"/>
+        </w:rPr>
+      </w:pPr>
+      <w:bookmarkStart w:id="18" w:name="_GoBack"/>
+      <w:bookmarkEnd w:id="18"/>
+    </w:p>
+    <w:p>
+      <w:pPr>
+        <w:rPr>
+          <w:lang w:val="en-US"/>
+        </w:rPr>
+      </w:pPr>
+    </w:p>
+    <w:p>
+      <w:pPr>
+        <w:rPr>
+          <w:lang w:val="en-US"/>
+        </w:rPr>
+      </w:pPr>
+    </w:p>
+    <w:p>
+      <w:pPr>
+        <w:rPr>
+          <w:lang w:val="en-US"/>
+        </w:rPr>
+      </w:pPr>
+    </w:p>
+    <w:p>
+      <w:pPr>
+        <w:rPr>
+          <w:lang w:val="en-US"/>
+        </w:rPr>
+      </w:pPr>
+    </w:p>
+    <w:p>
+      <w:pPr>
+        <w:rPr>
+          <w:lang w:val="en-US"/>
+        </w:rPr>
+      </w:pPr>
+    </w:p>
+    <w:p>
+      <w:pPr>
+        <w:rPr>
+          <w:lang w:val="en-US"/>
+        </w:rPr>
+      </w:pPr>
     </w:p>
     <w:p>
       <w:pPr>
@@ -7657,7 +8931,6 @@
           <w:u w:val="single"/>
           <w:lang w:val="en-US"/>
         </w:rPr>
-        <w:lastRenderedPageBreak/>
         <w:t>1.</w:t>
       </w:r>
       <w:r>
@@ -7984,7 +9257,7 @@
                     <pic:cNvPicPr/>
                   </pic:nvPicPr>
                   <pic:blipFill>
-                    <a:blip r:embed="rId16">
+                    <a:blip r:embed="rId22">
                       <a:extLst>
                         <a:ext uri="{28A0092B-C50C-407E-A947-70E740481C1C}">
                           <a14:useLocalDpi xmlns:a14="http://schemas.microsoft.com/office/drawing/2010/main" val="0"/>
@@ -8061,8 +9334,8 @@
       </w:pPr>
     </w:p>
     <w:sectPr>
-      <w:headerReference w:type="default" r:id="rId17"/>
-      <w:footerReference w:type="first" r:id="rId18"/>
+      <w:headerReference w:type="default" r:id="rId23"/>
+      <w:footerReference w:type="first" r:id="rId24"/>
       <w:pgSz w:w="11900" w:h="16840"/>
       <w:pgMar w:top="1440" w:right="1440" w:bottom="1440" w:left="1440" w:header="708" w:footer="708" w:gutter="0"/>
       <w:cols w:space="708"/>
@@ -12159,7 +13432,7 @@
 </file>
 
 <file path=customXml/itemProps1.xml><?xml version="1.0" encoding="utf-8"?>
-<ds:datastoreItem xmlns:ds="http://schemas.openxmlformats.org/officeDocument/2006/customXml" ds:itemID="{8299A069-89EA-4F97-948C-33E7169E6C05}">
+<ds:datastoreItem xmlns:ds="http://schemas.openxmlformats.org/officeDocument/2006/customXml" ds:itemID="{B2DF8CED-E8AB-4B4A-A329-334B4AEDE09A}">
   <ds:schemaRefs>
     <ds:schemaRef ds:uri="http://schemas.openxmlformats.org/officeDocument/2006/bibliography"/>
   </ds:schemaRefs>

--- a/Documentation/The Ripple Effect - SYSTEM REQUIREMENTS.docx
+++ b/Documentation/The Ripple Effect - SYSTEM REQUIREMENTS.docx
@@ -5831,10 +5831,10 @@
           <w:noProof/>
         </w:rPr>
         <w:drawing>
-          <wp:inline distT="0" distB="0" distL="0" distR="0" wp14:anchorId="4A93546F" wp14:editId="51B6CADA">
-            <wp:extent cx="5727700" cy="4463415"/>
-            <wp:effectExtent l="0" t="0" r="6350" b="0"/>
-            <wp:docPr id="3" name="Picture 3"/>
+          <wp:inline distT="0" distB="0" distL="0" distR="0" wp14:anchorId="54F0DC93" wp14:editId="3AD7D9FC">
+            <wp:extent cx="6441249" cy="5155142"/>
+            <wp:effectExtent l="0" t="0" r="0" b="7620"/>
+            <wp:docPr id="51" name="Picture 51"/>
             <wp:cNvGraphicFramePr>
               <a:graphicFrameLocks xmlns:a="http://schemas.openxmlformats.org/drawingml/2006/main" noChangeAspect="1"/>
             </wp:cNvGraphicFramePr>
@@ -5842,7 +5842,7 @@
               <a:graphicData uri="http://schemas.openxmlformats.org/drawingml/2006/picture">
                 <pic:pic xmlns:pic="http://schemas.openxmlformats.org/drawingml/2006/picture">
                   <pic:nvPicPr>
-                    <pic:cNvPr id="3" name="UML Diagram.drawio.png"/>
+                    <pic:cNvPr id="51" name="UML Diagram - Copy.drawio.png"/>
                     <pic:cNvPicPr/>
                   </pic:nvPicPr>
                   <pic:blipFill>
@@ -5860,7 +5860,7 @@
                   <pic:spPr>
                     <a:xfrm>
                       <a:off x="0" y="0"/>
-                      <a:ext cx="5727700" cy="4463415"/>
+                      <a:ext cx="6495640" cy="5198673"/>
                     </a:xfrm>
                     <a:prstGeom prst="rect">
                       <a:avLst/>
@@ -5885,41 +5885,62 @@
           <w:i/>
           <w:lang w:val="en-US"/>
         </w:rPr>
-        <w:t>Figure 1.1</w:t>
-      </w:r>
-    </w:p>
-    <w:p>
-      <w:pPr>
-        <w:rPr>
-          <w:lang w:val="en-US"/>
-        </w:rPr>
-      </w:pPr>
-    </w:p>
-    <w:p>
-      <w:pPr>
-        <w:rPr>
-          <w:lang w:val="en-US"/>
-        </w:rPr>
-      </w:pPr>
+        <w:t>Figure 1.</w:t>
+      </w:r>
       <w:r>
         <w:rPr>
           <w:i/>
           <w:lang w:val="en-US"/>
         </w:rPr>
+        <w:t>2</w:t>
+      </w:r>
+    </w:p>
+    <w:p>
+      <w:pPr>
+        <w:rPr>
+          <w:lang w:val="en-US"/>
+        </w:rPr>
+      </w:pPr>
+    </w:p>
+    <w:p>
+      <w:pPr>
+        <w:rPr>
+          <w:i/>
+          <w:lang w:val="en-US"/>
+        </w:rPr>
+      </w:pPr>
+    </w:p>
+    <w:p>
+      <w:pPr>
+        <w:rPr>
+          <w:lang w:val="en-US"/>
+        </w:rPr>
+      </w:pPr>
+      <w:r>
+        <w:rPr>
+          <w:i/>
+          <w:lang w:val="en-US"/>
+        </w:rPr>
         <w:t>SplashScreen</w:t>
       </w:r>
       <w:r>
         <w:rPr>
           <w:lang w:val="en-US"/>
         </w:rPr>
-        <w:t xml:space="preserve">’s anatomy is constructed based on the Figure 1.2, the Unified Modelling Language (UML) class diagram. From a high-level view, most class properties are declared private (-) for system security measures, limiting unintentional access and modification of </w:t>
-      </w:r>
-      <w:r>
-        <w:rPr>
-          <w:lang w:val="en-US"/>
-        </w:rPr>
-        <w:lastRenderedPageBreak/>
-        <w:t>fields whilst the class methods are public (+) offering the functionality required to interact with the classes. Our system presents different logical connections between classes, viewed as relationships. The different relationships present in our UML are:</w:t>
+        <w:t xml:space="preserve">’s anatomy is constructed based on the </w:t>
+      </w:r>
+      <w:r>
+        <w:rPr>
+          <w:b/>
+          <w:lang w:val="en-US"/>
+        </w:rPr>
+        <w:t>Figure 1.2</w:t>
+      </w:r>
+      <w:r>
+        <w:rPr>
+          <w:lang w:val="en-US"/>
+        </w:rPr>
+        <w:t>, the Unified Modelling Language (UML) class diagram. From a high-level view, most class properties are declared private (-) for system security measures, limiting unintentional access and modification of fields whilst the class methods are public (+) offering the functionality required to interact with the classes. Our system presents different logical connections between classes, viewed as relationships. The different relationships present in our UML are:</w:t>
       </w:r>
     </w:p>
     <w:p>
@@ -5968,7 +5989,7 @@
         <mc:AlternateContent>
           <mc:Choice Requires="wps">
             <w:drawing>
-              <wp:anchor distT="0" distB="0" distL="114300" distR="114300" simplePos="0" relativeHeight="251668480" behindDoc="0" locked="0" layoutInCell="1" allowOverlap="1" wp14:anchorId="061879BA" wp14:editId="44DB870F">
+              <wp:anchor distT="0" distB="0" distL="114300" distR="114300" simplePos="0" relativeHeight="251668480" behindDoc="0" locked="0" layoutInCell="1" allowOverlap="1" wp14:anchorId="061879BA" wp14:editId="7312B87F">
                 <wp:simplePos x="0" y="0"/>
                 <wp:positionH relativeFrom="margin">
                   <wp:posOffset>-31750</wp:posOffset>
@@ -6030,7 +6051,7 @@
           </mc:Choice>
           <mc:Fallback>
             <w:pict>
-              <v:shapetype w14:anchorId="50E6014B" id="_x0000_t93" coordsize="21600,21600" o:spt="93" adj="16200,5400" path="m@0,l@0@1,3375@1,3375@2@0@2@0,21600,21600,10800xem1350@1l1350@2,2700@2,2700@1xem0@1l0@2,675@2,675@1xe">
+              <v:shapetype w14:anchorId="741B70BF" id="_x0000_t93" coordsize="21600,21600" o:spt="93" adj="16200,5400" path="m@0,l@0@1,3375@1,3375@2@0@2@0,21600,21600,10800xem1350@1l1350@2,2700@2,2700@1xem0@1l0@2,675@2,675@1xe">
                 <v:stroke joinstyle="miter"/>
                 <v:formulas>
                   <v:f eqn="val #0"/>
@@ -6109,27 +6130,54 @@
           <w:i/>
           <w:lang w:val="en-US"/>
         </w:rPr>
-        <w:t>Figure 1.2</w:t>
-      </w:r>
-    </w:p>
-    <w:p>
-      <w:pPr>
-        <w:rPr>
-          <w:lang w:val="en-US"/>
-        </w:rPr>
-      </w:pPr>
-    </w:p>
-    <w:p>
-      <w:pPr>
-        <w:rPr>
-          <w:lang w:val="en-US"/>
-        </w:rPr>
-      </w:pPr>
-      <w:r>
-        <w:rPr>
-          <w:lang w:val="en-US"/>
-        </w:rPr>
-        <w:t xml:space="preserve">As the weakest relationship, association is the bonding of two classes without direct ownership.  Figure 1.2 </w:t>
+        <w:t>Figure 1.</w:t>
+      </w:r>
+      <w:r>
+        <w:rPr>
+          <w:i/>
+          <w:lang w:val="en-US"/>
+        </w:rPr>
+        <w:t>3</w:t>
+      </w:r>
+    </w:p>
+    <w:p>
+      <w:pPr>
+        <w:rPr>
+          <w:lang w:val="en-US"/>
+        </w:rPr>
+      </w:pPr>
+    </w:p>
+    <w:p>
+      <w:pPr>
+        <w:rPr>
+          <w:lang w:val="en-US"/>
+        </w:rPr>
+      </w:pPr>
+      <w:r>
+        <w:rPr>
+          <w:lang w:val="en-US"/>
+        </w:rPr>
+        <w:t xml:space="preserve">As the weakest relationship, association is the bonding of two classes without direct ownership.  </w:t>
+      </w:r>
+      <w:r>
+        <w:rPr>
+          <w:b/>
+          <w:lang w:val="en-US"/>
+        </w:rPr>
+        <w:t>Figure 1.</w:t>
+      </w:r>
+      <w:r>
+        <w:rPr>
+          <w:b/>
+          <w:lang w:val="en-US"/>
+        </w:rPr>
+        <w:t>3</w:t>
+      </w:r>
+      <w:r>
+        <w:rPr>
+          <w:lang w:val="en-US"/>
+        </w:rPr>
+        <w:t xml:space="preserve"> </w:t>
       </w:r>
       <w:r>
         <w:rPr>
@@ -6354,7 +6402,6 @@
           <w:szCs w:val="28"/>
           <w:lang w:val="en-US"/>
         </w:rPr>
-        <w:lastRenderedPageBreak/>
         <w:t>A</w:t>
       </w:r>
       <w:r>
@@ -6376,6 +6423,63 @@
           <w:lang w:val="en-US"/>
         </w:rPr>
       </w:pPr>
+      <w:r>
+        <w:rPr>
+          <w:b/>
+          <w:sz w:val="28"/>
+          <w:szCs w:val="28"/>
+          <w:lang w:val="en-US"/>
+        </w:rPr>
+        <w:drawing>
+          <wp:anchor distT="0" distB="0" distL="114300" distR="114300" simplePos="0" relativeHeight="251685888" behindDoc="0" locked="0" layoutInCell="1" allowOverlap="1" wp14:anchorId="7A20BE4D" wp14:editId="6B3EE1F5">
+            <wp:simplePos x="0" y="0"/>
+            <wp:positionH relativeFrom="column">
+              <wp:posOffset>2990850</wp:posOffset>
+            </wp:positionH>
+            <wp:positionV relativeFrom="paragraph">
+              <wp:posOffset>2099945</wp:posOffset>
+            </wp:positionV>
+            <wp:extent cx="1627505" cy="254000"/>
+            <wp:effectExtent l="0" t="0" r="0" b="0"/>
+            <wp:wrapSquare wrapText="bothSides"/>
+            <wp:docPr id="47" name="Picture 47"/>
+            <wp:cNvGraphicFramePr>
+              <a:graphicFrameLocks xmlns:a="http://schemas.openxmlformats.org/drawingml/2006/main" noChangeAspect="1"/>
+            </wp:cNvGraphicFramePr>
+            <a:graphic xmlns:a="http://schemas.openxmlformats.org/drawingml/2006/main">
+              <a:graphicData uri="http://schemas.openxmlformats.org/drawingml/2006/picture">
+                <pic:pic xmlns:pic="http://schemas.openxmlformats.org/drawingml/2006/picture">
+                  <pic:nvPicPr>
+                    <pic:cNvPr id="1" name=""/>
+                    <pic:cNvPicPr/>
+                  </pic:nvPicPr>
+                  <pic:blipFill>
+                    <a:blip r:embed="rId12" cstate="print">
+                      <a:extLst>
+                        <a:ext uri="{28A0092B-C50C-407E-A947-70E740481C1C}">
+                          <a14:useLocalDpi xmlns:a14="http://schemas.microsoft.com/office/drawing/2010/main" val="0"/>
+                        </a:ext>
+                      </a:extLst>
+                    </a:blip>
+                    <a:stretch>
+                      <a:fillRect/>
+                    </a:stretch>
+                  </pic:blipFill>
+                  <pic:spPr>
+                    <a:xfrm flipV="1">
+                      <a:off x="0" y="0"/>
+                      <a:ext cx="1627505" cy="254000"/>
+                    </a:xfrm>
+                    <a:prstGeom prst="rect">
+                      <a:avLst/>
+                    </a:prstGeom>
+                  </pic:spPr>
+                </pic:pic>
+              </a:graphicData>
+            </a:graphic>
+          </wp:anchor>
+        </w:drawing>
+      </w:r>
       <w:r>
         <w:rPr>
           <w:b/>
@@ -6449,7 +6553,7 @@
           </mc:Choice>
           <mc:Fallback>
             <w:pict>
-              <v:shape w14:anchorId="60CC8391" id="Arrow: Striped Right 14" o:spid="_x0000_s1026" type="#_x0000_t93" style="position:absolute;margin-left:-4pt;margin-top:74.6pt;width:31.35pt;height:19pt;z-index:251662336;visibility:visible;mso-wrap-style:square;mso-wrap-distance-left:9pt;mso-wrap-distance-top:0;mso-wrap-distance-right:9pt;mso-wrap-distance-bottom:0;mso-position-horizontal:absolute;mso-position-horizontal-relative:margin;mso-position-vertical:absolute;mso-position-vertical-relative:text;v-text-anchor:middle" o:gfxdata="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" adj="15059" filled="f" strokecolor="#00b0f0" strokeweight="1pt">
+              <v:shape w14:anchorId="03AB2B83" id="Arrow: Striped Right 14" o:spid="_x0000_s1026" type="#_x0000_t93" style="position:absolute;margin-left:-4pt;margin-top:74.6pt;width:31.35pt;height:19pt;z-index:251662336;visibility:visible;mso-wrap-style:square;mso-wrap-distance-left:9pt;mso-wrap-distance-top:0;mso-wrap-distance-right:9pt;mso-wrap-distance-bottom:0;mso-position-horizontal:absolute;mso-position-horizontal-relative:margin;mso-position-vertical:absolute;mso-position-vertical-relative:text;v-text-anchor:middle" o:gfxdata="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" adj="15059" filled="f" strokecolor="#00b0f0" strokeweight="1pt">
                 <w10:wrap anchorx="margin"/>
               </v:shape>
             </w:pict>
@@ -6479,7 +6583,7 @@
                     <pic:cNvPicPr/>
                   </pic:nvPicPr>
                   <pic:blipFill>
-                    <a:blip r:embed="rId12"/>
+                    <a:blip r:embed="rId13"/>
                     <a:stretch>
                       <a:fillRect/>
                     </a:stretch>
@@ -6499,30 +6603,94 @@
           </wp:inline>
         </w:drawing>
       </w:r>
-    </w:p>
-    <w:p>
-      <w:pPr>
-        <w:rPr>
-          <w:i/>
-          <w:lang w:val="en-US"/>
-        </w:rPr>
-      </w:pPr>
-      <w:r>
-        <w:rPr>
-          <w:i/>
-          <w:lang w:val="en-US"/>
-        </w:rPr>
-        <w:t>Figure 1.3</w:t>
-      </w:r>
-    </w:p>
-    <w:p>
-      <w:pPr>
-        <w:rPr>
+      <w:r>
+        <w:rPr>
+          <w:b/>
           <w:sz w:val="28"/>
           <w:szCs w:val="28"/>
           <w:lang w:val="en-US"/>
         </w:rPr>
-      </w:pPr>
+        <w:t xml:space="preserve">                                                           </w:t>
+      </w:r>
+    </w:p>
+    <w:p>
+      <w:pPr>
+        <w:rPr>
+          <w:i/>
+          <w:lang w:val="en-US"/>
+        </w:rPr>
+      </w:pPr>
+      <w:r>
+        <w:rPr>
+          <w:i/>
+          <w:lang w:val="en-US"/>
+        </w:rPr>
+        <w:t>Figure 1.</w:t>
+      </w:r>
+      <w:r>
+        <w:rPr>
+          <w:i/>
+          <w:lang w:val="en-US"/>
+        </w:rPr>
+        <w:t>4</w:t>
+      </w:r>
+      <w:r>
+        <w:rPr>
+          <w:i/>
+          <w:lang w:val="en-US"/>
+        </w:rPr>
+        <w:tab/>
+      </w:r>
+      <w:r>
+        <w:rPr>
+          <w:i/>
+          <w:lang w:val="en-US"/>
+        </w:rPr>
+        <w:tab/>
+      </w:r>
+      <w:r>
+        <w:rPr>
+          <w:i/>
+          <w:lang w:val="en-US"/>
+        </w:rPr>
+        <w:tab/>
+      </w:r>
+      <w:r>
+        <w:rPr>
+          <w:i/>
+          <w:lang w:val="en-US"/>
+        </w:rPr>
+        <w:tab/>
+      </w:r>
+      <w:r>
+        <w:rPr>
+          <w:i/>
+          <w:lang w:val="en-US"/>
+        </w:rPr>
+        <w:tab/>
+      </w:r>
+      <w:r>
+        <w:rPr>
+          <w:i/>
+          <w:lang w:val="en-US"/>
+        </w:rPr>
+        <w:tab/>
+      </w:r>
+      <w:r>
+        <w:rPr>
+          <w:i/>
+          <w:lang w:val="en-US"/>
+        </w:rPr>
+        <w:tab/>
+        <w:t>Figure 1.</w:t>
+      </w:r>
+      <w:r>
+        <w:rPr>
+          <w:i/>
+          <w:lang w:val="en-US"/>
+        </w:rPr>
+        <w:t>5</w:t>
+      </w:r>
     </w:p>
     <w:p>
       <w:pPr>
@@ -6532,21 +6700,22 @@
           <w:lang w:val="en-US"/>
         </w:rPr>
       </w:pPr>
-      <w:r>
+    </w:p>
+    <w:p>
+      <w:pPr>
         <w:rPr>
           <w:sz w:val="28"/>
           <w:szCs w:val="28"/>
           <w:lang w:val="en-US"/>
         </w:rPr>
-        <w:t xml:space="preserve">Where two classes have an occurrence of weak ownership, aggregation occurs. In our given example, Figure 1.3, the Booking class is related to the Service class as Bookings are based on the available services but this is weak as if a booking is cancelled, the service still exists. </w:t>
-      </w:r>
+      </w:pPr>
       <w:r>
         <w:rPr>
           <w:sz w:val="28"/>
           <w:szCs w:val="28"/>
           <w:lang w:val="en-US"/>
         </w:rPr>
-        <w:t xml:space="preserve">A service provider may stop rendering a particular service thus deleting the service but the previous bookings for that service will still exist, maintaining a record history. This relationship presents a moderate </w:t>
+        <w:t xml:space="preserve">Where two classes have an occurrence of weak ownership, aggregation occurs. In our given example, </w:t>
       </w:r>
       <w:r>
         <w:rPr>
@@ -6555,7 +6724,7 @@
           <w:szCs w:val="28"/>
           <w:lang w:val="en-US"/>
         </w:rPr>
-        <w:t>has-a</w:t>
+        <w:t>Figure 1.</w:t>
       </w:r>
       <w:r>
         <w:rPr>
@@ -6564,7 +6733,7 @@
           <w:szCs w:val="28"/>
           <w:lang w:val="en-US"/>
         </w:rPr>
-        <w:t xml:space="preserve"> </w:t>
+        <w:t>4</w:t>
       </w:r>
       <w:r>
         <w:rPr>
@@ -6572,7 +6741,7 @@
           <w:szCs w:val="28"/>
           <w:lang w:val="en-US"/>
         </w:rPr>
-        <w:t>connection</w:t>
+        <w:t xml:space="preserve">, the Booking class is related to the Service class as Bookings are based on the available services but this is weak as if a booking is cancelled, the service still exists. </w:t>
       </w:r>
       <w:r>
         <w:rPr>
@@ -6580,18 +6749,17 @@
           <w:szCs w:val="28"/>
           <w:lang w:val="en-US"/>
         </w:rPr>
-        <w:t xml:space="preserve">, where a booking has, is aggregated by, a service. </w:t>
-      </w:r>
-    </w:p>
-    <w:p>
-      <w:pPr>
+        <w:t xml:space="preserve">A service provider may stop rendering a particular service thus deleting the service but the previous bookings for that service will still exist, maintaining a record history. This relationship presents a moderate </w:t>
+      </w:r>
+      <w:r>
         <w:rPr>
           <w:b/>
           <w:sz w:val="28"/>
           <w:szCs w:val="28"/>
           <w:lang w:val="en-US"/>
         </w:rPr>
-      </w:pPr>
+        <w:t>has-a</w:t>
+      </w:r>
       <w:r>
         <w:rPr>
           <w:b/>
@@ -6599,18 +6767,110 @@
           <w:szCs w:val="28"/>
           <w:lang w:val="en-US"/>
         </w:rPr>
-        <w:t>Composition</w:t>
-      </w:r>
-    </w:p>
-    <w:p>
-      <w:pPr>
-        <w:rPr>
-          <w:b/>
+        <w:t xml:space="preserve"> </w:t>
+      </w:r>
+      <w:r>
+        <w:rPr>
           <w:sz w:val="28"/>
           <w:szCs w:val="28"/>
           <w:lang w:val="en-US"/>
         </w:rPr>
-      </w:pPr>
+        <w:t>connection</w:t>
+      </w:r>
+      <w:r>
+        <w:rPr>
+          <w:sz w:val="28"/>
+          <w:szCs w:val="28"/>
+          <w:lang w:val="en-US"/>
+        </w:rPr>
+        <w:t xml:space="preserve">, where a booking has, is aggregated by, a service. </w:t>
+      </w:r>
+    </w:p>
+    <w:p>
+      <w:pPr>
+        <w:rPr>
+          <w:b/>
+          <w:sz w:val="28"/>
+          <w:szCs w:val="28"/>
+          <w:lang w:val="en-US"/>
+        </w:rPr>
+      </w:pPr>
+      <w:r>
+        <w:rPr>
+          <w:b/>
+          <w:sz w:val="28"/>
+          <w:szCs w:val="28"/>
+          <w:lang w:val="en-US"/>
+        </w:rPr>
+        <w:t>Composition</w:t>
+      </w:r>
+    </w:p>
+    <w:p>
+      <w:pPr>
+        <w:rPr>
+          <w:b/>
+          <w:sz w:val="28"/>
+          <w:szCs w:val="28"/>
+          <w:lang w:val="en-US"/>
+        </w:rPr>
+      </w:pPr>
+      <w:r>
+        <w:rPr>
+          <w:b/>
+          <w:sz w:val="28"/>
+          <w:szCs w:val="28"/>
+          <w:lang w:val="en-US"/>
+        </w:rPr>
+        <w:drawing>
+          <wp:anchor distT="0" distB="0" distL="114300" distR="114300" simplePos="0" relativeHeight="251686912" behindDoc="0" locked="0" layoutInCell="1" allowOverlap="1" wp14:anchorId="69763D6C" wp14:editId="3006EA9D">
+            <wp:simplePos x="0" y="0"/>
+            <wp:positionH relativeFrom="column">
+              <wp:posOffset>3308350</wp:posOffset>
+            </wp:positionH>
+            <wp:positionV relativeFrom="paragraph">
+              <wp:posOffset>850900</wp:posOffset>
+            </wp:positionV>
+            <wp:extent cx="1579880" cy="172085"/>
+            <wp:effectExtent l="0" t="0" r="1270" b="0"/>
+            <wp:wrapSquare wrapText="bothSides"/>
+            <wp:docPr id="48" name="Picture 48"/>
+            <wp:cNvGraphicFramePr>
+              <a:graphicFrameLocks xmlns:a="http://schemas.openxmlformats.org/drawingml/2006/main" noChangeAspect="1"/>
+            </wp:cNvGraphicFramePr>
+            <a:graphic xmlns:a="http://schemas.openxmlformats.org/drawingml/2006/main">
+              <a:graphicData uri="http://schemas.openxmlformats.org/drawingml/2006/picture">
+                <pic:pic xmlns:pic="http://schemas.openxmlformats.org/drawingml/2006/picture">
+                  <pic:nvPicPr>
+                    <pic:cNvPr id="1" name=""/>
+                    <pic:cNvPicPr/>
+                  </pic:nvPicPr>
+                  <pic:blipFill>
+                    <a:blip r:embed="rId14" cstate="print">
+                      <a:extLst>
+                        <a:ext uri="{28A0092B-C50C-407E-A947-70E740481C1C}">
+                          <a14:useLocalDpi xmlns:a14="http://schemas.microsoft.com/office/drawing/2010/main" val="0"/>
+                        </a:ext>
+                      </a:extLst>
+                    </a:blip>
+                    <a:stretch>
+                      <a:fillRect/>
+                    </a:stretch>
+                  </pic:blipFill>
+                  <pic:spPr>
+                    <a:xfrm rot="10800000" flipV="1">
+                      <a:off x="0" y="0"/>
+                      <a:ext cx="1579880" cy="172085"/>
+                    </a:xfrm>
+                    <a:prstGeom prst="rect">
+                      <a:avLst/>
+                    </a:prstGeom>
+                  </pic:spPr>
+                </pic:pic>
+              </a:graphicData>
+            </a:graphic>
+          </wp:anchor>
+        </w:drawing>
+      </w:r>
       <w:r>
         <w:rPr>
           <w:b/>
@@ -6684,7 +6944,7 @@
           </mc:Choice>
           <mc:Fallback>
             <w:pict>
-              <v:shape w14:anchorId="3DCF4C3D" id="Arrow: Striped Right 15" o:spid="_x0000_s1026" type="#_x0000_t93" style="position:absolute;margin-left:83pt;margin-top:49.2pt;width:31.35pt;height:19pt;rotation:-90;z-index:251664384;visibility:visible;mso-wrap-style:square;mso-wrap-distance-left:9pt;mso-wrap-distance-top:0;mso-wrap-distance-right:9pt;mso-wrap-distance-bottom:0;mso-position-horizontal:absolute;mso-position-horizontal-relative:text;mso-position-vertical:absolute;mso-position-vertical-relative:text;v-text-anchor:middle" o:gfxdata="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" adj="15059" filled="f" strokecolor="#00b0f0" strokeweight="1pt"/>
+              <v:shape w14:anchorId="7E4F35B8" id="Arrow: Striped Right 15" o:spid="_x0000_s1026" type="#_x0000_t93" style="position:absolute;margin-left:83pt;margin-top:49.2pt;width:31.35pt;height:19pt;rotation:-90;z-index:251664384;visibility:visible;mso-wrap-style:square;mso-wrap-distance-left:9pt;mso-wrap-distance-top:0;mso-wrap-distance-right:9pt;mso-wrap-distance-bottom:0;mso-position-horizontal:absolute;mso-position-horizontal-relative:text;mso-position-vertical:absolute;mso-position-vertical-relative:text;v-text-anchor:middle" o:gfxdata="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" adj="15059" filled="f" strokecolor="#00b0f0" strokeweight="1pt"/>
             </w:pict>
           </mc:Fallback>
         </mc:AlternateContent>
@@ -6712,7 +6972,7 @@
                     <pic:cNvPicPr/>
                   </pic:nvPicPr>
                   <pic:blipFill>
-                    <a:blip r:embed="rId13"/>
+                    <a:blip r:embed="rId15"/>
                     <a:stretch>
                       <a:fillRect/>
                     </a:stretch>
@@ -6732,6 +6992,42 @@
           </wp:inline>
         </w:drawing>
       </w:r>
+      <w:r>
+        <w:rPr>
+          <w:b/>
+          <w:sz w:val="28"/>
+          <w:szCs w:val="28"/>
+          <w:lang w:val="en-US"/>
+        </w:rPr>
+        <w:tab/>
+      </w:r>
+      <w:r>
+        <w:rPr>
+          <w:b/>
+          <w:sz w:val="28"/>
+          <w:szCs w:val="28"/>
+          <w:lang w:val="en-US"/>
+        </w:rPr>
+        <w:tab/>
+      </w:r>
+      <w:r>
+        <w:rPr>
+          <w:b/>
+          <w:sz w:val="28"/>
+          <w:szCs w:val="28"/>
+          <w:lang w:val="en-US"/>
+        </w:rPr>
+        <w:tab/>
+      </w:r>
+      <w:r>
+        <w:rPr>
+          <w:b/>
+          <w:sz w:val="28"/>
+          <w:szCs w:val="28"/>
+          <w:lang w:val="en-US"/>
+        </w:rPr>
+        <w:tab/>
+      </w:r>
     </w:p>
     <w:p>
       <w:pPr>
@@ -6749,175 +7045,249 @@
           <w:szCs w:val="28"/>
           <w:lang w:val="en-US"/>
         </w:rPr>
-        <w:t>Figure 1.4</w:t>
-      </w:r>
-    </w:p>
-    <w:p>
-      <w:pPr>
-        <w:rPr>
+        <w:t>Figure 1.</w:t>
+      </w:r>
+      <w:r>
+        <w:rPr>
+          <w:i/>
           <w:sz w:val="28"/>
           <w:szCs w:val="28"/>
           <w:lang w:val="en-US"/>
         </w:rPr>
-      </w:pPr>
-    </w:p>
-    <w:p>
-      <w:pPr>
-        <w:rPr>
+        <w:t>6</w:t>
+      </w:r>
+      <w:r>
+        <w:rPr>
+          <w:i/>
           <w:sz w:val="28"/>
           <w:szCs w:val="28"/>
           <w:lang w:val="en-US"/>
         </w:rPr>
-      </w:pPr>
-      <w:r>
-        <w:rPr>
+        <w:tab/>
+      </w:r>
+      <w:r>
+        <w:rPr>
+          <w:i/>
           <w:sz w:val="28"/>
           <w:szCs w:val="28"/>
           <w:lang w:val="en-US"/>
         </w:rPr>
-        <w:t xml:space="preserve">Composition follows the </w:t>
-      </w:r>
-      <w:r>
-        <w:rPr>
-          <w:b/>
+        <w:tab/>
+      </w:r>
+      <w:r>
+        <w:rPr>
+          <w:i/>
           <w:sz w:val="28"/>
           <w:szCs w:val="28"/>
           <w:lang w:val="en-US"/>
         </w:rPr>
-        <w:t>has-a</w:t>
-      </w:r>
-      <w:r>
-        <w:rPr>
-          <w:b/>
+        <w:tab/>
+      </w:r>
+      <w:r>
+        <w:rPr>
+          <w:i/>
           <w:sz w:val="28"/>
           <w:szCs w:val="28"/>
           <w:lang w:val="en-US"/>
         </w:rPr>
-        <w:t xml:space="preserve"> </w:t>
-      </w:r>
-      <w:r>
-        <w:rPr>
+        <w:tab/>
+      </w:r>
+      <w:r>
+        <w:rPr>
+          <w:i/>
           <w:sz w:val="28"/>
           <w:szCs w:val="28"/>
           <w:lang w:val="en-US"/>
         </w:rPr>
-        <w:t xml:space="preserve">logical connection structure with a stronger explicit ownership-based relationship between two classes. A pool is owned by a specific pool owner, thus if their account is deleted, all pools and their respective data such as </w:t>
-      </w:r>
-      <w:r>
-        <w:rPr>
+        <w:tab/>
+      </w:r>
+      <w:r>
+        <w:rPr>
+          <w:i/>
           <w:sz w:val="28"/>
           <w:szCs w:val="28"/>
           <w:lang w:val="en-US"/>
         </w:rPr>
-        <w:t>maintenance logs, a</w:t>
-      </w:r>
-      <w:r>
-        <w:rPr>
+        <w:tab/>
+      </w:r>
+      <w:r>
+        <w:rPr>
+          <w:i/>
           <w:sz w:val="28"/>
           <w:szCs w:val="28"/>
           <w:lang w:val="en-US"/>
         </w:rPr>
-        <w:t>nd water</w:t>
-      </w:r>
-      <w:r>
-        <w:rPr>
+        <w:tab/>
+        <w:t>Figure 1.</w:t>
+      </w:r>
+      <w:r>
+        <w:rPr>
+          <w:i/>
           <w:sz w:val="28"/>
           <w:szCs w:val="28"/>
           <w:lang w:val="en-US"/>
         </w:rPr>
-        <w:t xml:space="preserve"> </w:t>
-      </w:r>
-      <w:r>
+        <w:t>7</w:t>
+      </w:r>
+    </w:p>
+    <w:p>
+      <w:pPr>
         <w:rPr>
           <w:sz w:val="28"/>
           <w:szCs w:val="28"/>
           <w:lang w:val="en-US"/>
         </w:rPr>
-        <w:t xml:space="preserve">quality </w:t>
-      </w:r>
-      <w:r>
+      </w:pPr>
+    </w:p>
+    <w:p>
+      <w:pPr>
         <w:rPr>
           <w:sz w:val="28"/>
           <w:szCs w:val="28"/>
           <w:lang w:val="en-US"/>
         </w:rPr>
-        <w:t>readings should also be destroyed</w:t>
-      </w:r>
+      </w:pPr>
       <w:r>
         <w:rPr>
           <w:sz w:val="28"/>
           <w:szCs w:val="28"/>
           <w:lang w:val="en-US"/>
         </w:rPr>
-        <w:t xml:space="preserve"> systematically</w:t>
-      </w:r>
-      <w:r>
-        <w:rPr>
+        <w:t xml:space="preserve">Composition follows the </w:t>
+      </w:r>
+      <w:r>
+        <w:rPr>
+          <w:b/>
           <w:sz w:val="28"/>
           <w:szCs w:val="28"/>
           <w:lang w:val="en-US"/>
         </w:rPr>
-        <w:t>.</w:t>
-      </w:r>
-      <w:r>
-        <w:rPr>
+        <w:t>has-a</w:t>
+      </w:r>
+      <w:r>
+        <w:rPr>
+          <w:b/>
           <w:sz w:val="28"/>
           <w:szCs w:val="28"/>
           <w:lang w:val="en-US"/>
         </w:rPr>
-        <w:t xml:space="preserve"> This structure creates a concrete bond between classes that would fail to function without the classes that they depend on.</w:t>
-      </w:r>
-    </w:p>
-    <w:p>
-      <w:pPr>
+        <w:t xml:space="preserve"> </w:t>
+      </w:r>
+      <w:r>
         <w:rPr>
           <w:sz w:val="28"/>
           <w:szCs w:val="28"/>
           <w:lang w:val="en-US"/>
         </w:rPr>
-      </w:pPr>
-    </w:p>
-    <w:p>
-      <w:pPr>
+        <w:t xml:space="preserve">logical connection structure with a stronger explicit ownership-based relationship between two classes. A pool is owned by a specific pool owner, thus if their account is deleted, all pools and their respective data such as </w:t>
+      </w:r>
+      <w:r>
         <w:rPr>
           <w:sz w:val="28"/>
           <w:szCs w:val="28"/>
           <w:lang w:val="en-US"/>
         </w:rPr>
-      </w:pPr>
-    </w:p>
-    <w:p>
-      <w:pPr>
+        <w:t>maintenance logs, a</w:t>
+      </w:r>
+      <w:r>
         <w:rPr>
           <w:sz w:val="28"/>
           <w:szCs w:val="28"/>
           <w:lang w:val="en-US"/>
         </w:rPr>
-      </w:pPr>
-    </w:p>
-    <w:p>
-      <w:pPr>
-        <w:rPr>
-          <w:b/>
+        <w:t>nd water</w:t>
+      </w:r>
+      <w:r>
+        <w:rPr>
           <w:sz w:val="28"/>
           <w:szCs w:val="28"/>
           <w:lang w:val="en-US"/>
         </w:rPr>
-      </w:pPr>
-      <w:r>
-        <w:rPr>
-          <w:b/>
+        <w:t xml:space="preserve"> </w:t>
+      </w:r>
+      <w:r>
+        <w:rPr>
           <w:sz w:val="28"/>
           <w:szCs w:val="28"/>
           <w:lang w:val="en-US"/>
         </w:rPr>
+        <w:t xml:space="preserve">quality </w:t>
+      </w:r>
+      <w:r>
+        <w:rPr>
+          <w:sz w:val="28"/>
+          <w:szCs w:val="28"/>
+          <w:lang w:val="en-US"/>
+        </w:rPr>
+        <w:t>readings should also be destroyed</w:t>
+      </w:r>
+      <w:r>
+        <w:rPr>
+          <w:sz w:val="28"/>
+          <w:szCs w:val="28"/>
+          <w:lang w:val="en-US"/>
+        </w:rPr>
+        <w:t xml:space="preserve"> systematically</w:t>
+      </w:r>
+      <w:r>
+        <w:rPr>
+          <w:sz w:val="28"/>
+          <w:szCs w:val="28"/>
+          <w:lang w:val="en-US"/>
+        </w:rPr>
+        <w:t>.</w:t>
+      </w:r>
+      <w:r>
+        <w:rPr>
+          <w:sz w:val="28"/>
+          <w:szCs w:val="28"/>
+          <w:lang w:val="en-US"/>
+        </w:rPr>
+        <w:t xml:space="preserve"> This structure creates a concrete bond </w:t>
+      </w:r>
+      <w:r>
+        <w:rPr>
+          <w:sz w:val="28"/>
+          <w:szCs w:val="28"/>
+          <w:lang w:val="en-US"/>
+        </w:rPr>
         <w:lastRenderedPageBreak/>
-        <w:t>Inheritance</w:t>
-      </w:r>
-    </w:p>
-    <w:p>
-      <w:pPr>
-        <w:rPr>
+        <w:t>between classes that would fail to function without the classes that they depend on.</w:t>
+      </w:r>
+    </w:p>
+    <w:p>
+      <w:pPr>
+        <w:rPr>
+          <w:sz w:val="28"/>
+          <w:szCs w:val="28"/>
+          <w:lang w:val="en-US"/>
+        </w:rPr>
+      </w:pPr>
+    </w:p>
+    <w:p>
+      <w:pPr>
+        <w:rPr>
+          <w:sz w:val="28"/>
+          <w:szCs w:val="28"/>
+          <w:lang w:val="en-US"/>
+        </w:rPr>
+      </w:pPr>
+    </w:p>
+    <w:p>
+      <w:pPr>
+        <w:rPr>
+          <w:sz w:val="28"/>
+          <w:szCs w:val="28"/>
+          <w:lang w:val="en-US"/>
+        </w:rPr>
+      </w:pPr>
+    </w:p>
+    <w:p>
+      <w:pPr>
+        <w:rPr>
+          <w:b/>
+          <w:sz w:val="28"/>
+          <w:szCs w:val="28"/>
           <w:lang w:val="en-US"/>
         </w:rPr>
       </w:pPr>
@@ -6932,13 +7302,13 @@
         <mc:AlternateContent>
           <mc:Choice Requires="wps">
             <w:drawing>
-              <wp:anchor distT="0" distB="0" distL="114300" distR="114300" simplePos="0" relativeHeight="251666432" behindDoc="0" locked="0" layoutInCell="1" allowOverlap="1" wp14:anchorId="0B6012C1" wp14:editId="3D9F1577">
+              <wp:anchor distT="0" distB="0" distL="114300" distR="114300" simplePos="0" relativeHeight="251666432" behindDoc="0" locked="0" layoutInCell="1" allowOverlap="1" wp14:anchorId="0B6012C1" wp14:editId="0C193043">
                 <wp:simplePos x="0" y="0"/>
                 <wp:positionH relativeFrom="column">
-                  <wp:posOffset>866775</wp:posOffset>
+                  <wp:posOffset>1370076</wp:posOffset>
                 </wp:positionH>
                 <wp:positionV relativeFrom="paragraph">
-                  <wp:posOffset>86360</wp:posOffset>
+                  <wp:posOffset>186894</wp:posOffset>
                 </wp:positionV>
                 <wp:extent cx="398297" cy="241222"/>
                 <wp:effectExtent l="21590" t="0" r="42545" b="42545"/>
@@ -6994,11 +7364,20 @@
           </mc:Choice>
           <mc:Fallback>
             <w:pict>
-              <v:shape w14:anchorId="1F798EDC" id="Arrow: Striped Right 16" o:spid="_x0000_s1026" type="#_x0000_t93" style="position:absolute;margin-left:68.25pt;margin-top:6.8pt;width:31.35pt;height:19pt;rotation:90;z-index:251666432;visibility:visible;mso-wrap-style:square;mso-wrap-distance-left:9pt;mso-wrap-distance-top:0;mso-wrap-distance-right:9pt;mso-wrap-distance-bottom:0;mso-position-horizontal:absolute;mso-position-horizontal-relative:text;mso-position-vertical:absolute;mso-position-vertical-relative:text;v-text-anchor:middle" o:gfxdata="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" adj="15059" filled="f" strokecolor="#00b0f0" strokeweight="1pt"/>
+              <v:shape w14:anchorId="51A7C9D2" id="Arrow: Striped Right 16" o:spid="_x0000_s1026" type="#_x0000_t93" style="position:absolute;margin-left:107.9pt;margin-top:14.7pt;width:31.35pt;height:19pt;rotation:90;z-index:251666432;visibility:visible;mso-wrap-style:square;mso-wrap-distance-left:9pt;mso-wrap-distance-top:0;mso-wrap-distance-right:9pt;mso-wrap-distance-bottom:0;mso-position-horizontal:absolute;mso-position-horizontal-relative:text;mso-position-vertical:absolute;mso-position-vertical-relative:text;v-text-anchor:middle" o:gfxdata="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" adj="15059" filled="f" strokecolor="#00b0f0" strokeweight="1pt"/>
             </w:pict>
           </mc:Fallback>
         </mc:AlternateContent>
       </w:r>
+      <w:r>
+        <w:rPr>
+          <w:b/>
+          <w:sz w:val="28"/>
+          <w:szCs w:val="28"/>
+          <w:lang w:val="en-US"/>
+        </w:rPr>
+        <w:t>Inheritance</w:t>
+      </w:r>
     </w:p>
     <w:p>
       <w:pPr>
@@ -7011,10 +7390,10 @@
           <w:lang w:val="en-US"/>
         </w:rPr>
         <w:drawing>
-          <wp:inline distT="0" distB="0" distL="0" distR="0" wp14:anchorId="239493B1" wp14:editId="76B0C96A">
-            <wp:extent cx="2055223" cy="1454150"/>
-            <wp:effectExtent l="0" t="0" r="2540" b="0"/>
-            <wp:docPr id="35" name="Picture 35"/>
+          <wp:inline distT="0" distB="0" distL="0" distR="0" wp14:anchorId="697B5774" wp14:editId="60303626">
+            <wp:extent cx="3117860" cy="2289657"/>
+            <wp:effectExtent l="0" t="0" r="6350" b="0"/>
+            <wp:docPr id="53" name="Picture 53"/>
             <wp:cNvGraphicFramePr>
               <a:graphicFrameLocks xmlns:a="http://schemas.openxmlformats.org/drawingml/2006/main" noChangeAspect="1"/>
             </wp:cNvGraphicFramePr>
@@ -7026,7 +7405,7 @@
                     <pic:cNvPicPr/>
                   </pic:nvPicPr>
                   <pic:blipFill>
-                    <a:blip r:embed="rId14"/>
+                    <a:blip r:embed="rId16"/>
                     <a:stretch>
                       <a:fillRect/>
                     </a:stretch>
@@ -7034,7 +7413,7 @@
                   <pic:spPr>
                     <a:xfrm>
                       <a:off x="0" y="0"/>
-                      <a:ext cx="2093254" cy="1481058"/>
+                      <a:ext cx="3165766" cy="2324837"/>
                     </a:xfrm>
                     <a:prstGeom prst="rect">
                       <a:avLst/>
@@ -7050,6 +7429,91 @@
     <w:p>
       <w:pPr>
         <w:rPr>
+          <w:lang w:val="en-US"/>
+        </w:rPr>
+      </w:pPr>
+      <w:r>
+        <w:rPr>
+          <w:lang w:val="en-US"/>
+        </w:rPr>
+        <w:drawing>
+          <wp:anchor distT="0" distB="0" distL="114300" distR="114300" simplePos="0" relativeHeight="251687936" behindDoc="0" locked="0" layoutInCell="1" allowOverlap="1" wp14:anchorId="3F2ED437" wp14:editId="0A800DD2">
+            <wp:simplePos x="0" y="0"/>
+            <wp:positionH relativeFrom="column">
+              <wp:posOffset>3869740</wp:posOffset>
+            </wp:positionH>
+            <wp:positionV relativeFrom="paragraph">
+              <wp:posOffset>7315</wp:posOffset>
+            </wp:positionV>
+            <wp:extent cx="1691005" cy="200025"/>
+            <wp:effectExtent l="0" t="0" r="4445" b="9525"/>
+            <wp:wrapSquare wrapText="bothSides"/>
+            <wp:docPr id="49" name="Picture 49"/>
+            <wp:cNvGraphicFramePr>
+              <a:graphicFrameLocks xmlns:a="http://schemas.openxmlformats.org/drawingml/2006/main" noChangeAspect="1"/>
+            </wp:cNvGraphicFramePr>
+            <a:graphic xmlns:a="http://schemas.openxmlformats.org/drawingml/2006/main">
+              <a:graphicData uri="http://schemas.openxmlformats.org/drawingml/2006/picture">
+                <pic:pic xmlns:pic="http://schemas.openxmlformats.org/drawingml/2006/picture">
+                  <pic:nvPicPr>
+                    <pic:cNvPr id="1" name=""/>
+                    <pic:cNvPicPr/>
+                  </pic:nvPicPr>
+                  <pic:blipFill>
+                    <a:blip r:embed="rId17" cstate="print">
+                      <a:extLst>
+                        <a:ext uri="{28A0092B-C50C-407E-A947-70E740481C1C}">
+                          <a14:useLocalDpi xmlns:a14="http://schemas.microsoft.com/office/drawing/2010/main" val="0"/>
+                        </a:ext>
+                      </a:extLst>
+                    </a:blip>
+                    <a:stretch>
+                      <a:fillRect/>
+                    </a:stretch>
+                  </pic:blipFill>
+                  <pic:spPr>
+                    <a:xfrm rot="10800000" flipV="1">
+                      <a:off x="0" y="0"/>
+                      <a:ext cx="1691005" cy="200025"/>
+                    </a:xfrm>
+                    <a:prstGeom prst="rect">
+                      <a:avLst/>
+                    </a:prstGeom>
+                  </pic:spPr>
+                </pic:pic>
+              </a:graphicData>
+            </a:graphic>
+          </wp:anchor>
+        </w:drawing>
+      </w:r>
+      <w:r>
+        <w:rPr>
+          <w:lang w:val="en-US"/>
+        </w:rPr>
+        <w:tab/>
+      </w:r>
+      <w:r>
+        <w:rPr>
+          <w:lang w:val="en-US"/>
+        </w:rPr>
+        <w:tab/>
+      </w:r>
+      <w:r>
+        <w:rPr>
+          <w:lang w:val="en-US"/>
+        </w:rPr>
+        <w:tab/>
+      </w:r>
+      <w:r>
+        <w:rPr>
+          <w:lang w:val="en-US"/>
+        </w:rPr>
+        <w:tab/>
+      </w:r>
+    </w:p>
+    <w:p>
+      <w:pPr>
+        <w:rPr>
           <w:i/>
           <w:lang w:val="en-US"/>
         </w:rPr>
@@ -7059,28 +7523,175 @@
           <w:i/>
           <w:lang w:val="en-US"/>
         </w:rPr>
-        <w:t>Figure 1.5</w:t>
-      </w:r>
-    </w:p>
-    <w:p>
-      <w:pPr>
+        <w:t>Figure 1.</w:t>
+      </w:r>
+      <w:r>
         <w:rPr>
           <w:i/>
           <w:lang w:val="en-US"/>
         </w:rPr>
-      </w:pPr>
-    </w:p>
-    <w:p>
-      <w:pPr>
-        <w:rPr>
-          <w:lang w:val="en-US"/>
-        </w:rPr>
-      </w:pPr>
-      <w:r>
-        <w:rPr>
-          <w:lang w:val="en-US"/>
-        </w:rPr>
-        <w:t xml:space="preserve">Figure 1.5 illustrates an instance of inheritance, the concept of a class being a specific child-class of another class. As a pool owner is a specific type of user, they gain all the properties and methods assigned to the user class along with </w:t>
+        <w:t>8</w:t>
+      </w:r>
+      <w:r>
+        <w:rPr>
+          <w:i/>
+          <w:lang w:val="en-US"/>
+        </w:rPr>
+        <w:tab/>
+      </w:r>
+      <w:r>
+        <w:rPr>
+          <w:i/>
+          <w:lang w:val="en-US"/>
+        </w:rPr>
+        <w:tab/>
+      </w:r>
+      <w:r>
+        <w:rPr>
+          <w:i/>
+          <w:lang w:val="en-US"/>
+        </w:rPr>
+        <w:tab/>
+      </w:r>
+      <w:r>
+        <w:rPr>
+          <w:i/>
+          <w:lang w:val="en-US"/>
+        </w:rPr>
+        <w:tab/>
+      </w:r>
+      <w:r>
+        <w:rPr>
+          <w:i/>
+          <w:lang w:val="en-US"/>
+        </w:rPr>
+        <w:tab/>
+      </w:r>
+      <w:r>
+        <w:rPr>
+          <w:i/>
+          <w:lang w:val="en-US"/>
+        </w:rPr>
+        <w:tab/>
+      </w:r>
+      <w:r>
+        <w:rPr>
+          <w:i/>
+          <w:lang w:val="en-US"/>
+        </w:rPr>
+        <w:tab/>
+      </w:r>
+      <w:r>
+        <w:rPr>
+          <w:i/>
+          <w:lang w:val="en-US"/>
+        </w:rPr>
+        <w:tab/>
+      </w:r>
+      <w:r>
+        <w:rPr>
+          <w:i/>
+          <w:lang w:val="en-US"/>
+        </w:rPr>
+        <w:tab/>
+      </w:r>
+      <w:r>
+        <w:rPr>
+          <w:i/>
+          <w:lang w:val="en-US"/>
+        </w:rPr>
+        <w:tab/>
+      </w:r>
+      <w:r>
+        <w:rPr>
+          <w:i/>
+          <w:lang w:val="en-US"/>
+        </w:rPr>
+        <w:tab/>
+      </w:r>
+      <w:r>
+        <w:rPr>
+          <w:i/>
+          <w:lang w:val="en-US"/>
+        </w:rPr>
+        <w:tab/>
+      </w:r>
+      <w:r>
+        <w:rPr>
+          <w:i/>
+          <w:lang w:val="en-US"/>
+        </w:rPr>
+        <w:tab/>
+      </w:r>
+      <w:r>
+        <w:rPr>
+          <w:i/>
+          <w:lang w:val="en-US"/>
+        </w:rPr>
+        <w:tab/>
+      </w:r>
+      <w:r>
+        <w:rPr>
+          <w:i/>
+          <w:lang w:val="en-US"/>
+        </w:rPr>
+        <w:tab/>
+      </w:r>
+      <w:r>
+        <w:rPr>
+          <w:i/>
+          <w:lang w:val="en-US"/>
+        </w:rPr>
+        <w:tab/>
+      </w:r>
+      <w:r>
+        <w:rPr>
+          <w:i/>
+          <w:lang w:val="en-US"/>
+        </w:rPr>
+        <w:t>Figure 1.</w:t>
+      </w:r>
+      <w:r>
+        <w:rPr>
+          <w:i/>
+          <w:lang w:val="en-US"/>
+        </w:rPr>
+        <w:t>9</w:t>
+      </w:r>
+    </w:p>
+    <w:p>
+      <w:pPr>
+        <w:rPr>
+          <w:i/>
+          <w:lang w:val="en-US"/>
+        </w:rPr>
+      </w:pPr>
+    </w:p>
+    <w:p>
+      <w:pPr>
+        <w:rPr>
+          <w:lang w:val="en-US"/>
+        </w:rPr>
+      </w:pPr>
+      <w:r>
+        <w:rPr>
+          <w:b/>
+          <w:lang w:val="en-US"/>
+        </w:rPr>
+        <w:t>Figure 1.</w:t>
+      </w:r>
+      <w:r>
+        <w:rPr>
+          <w:b/>
+          <w:lang w:val="en-US"/>
+        </w:rPr>
+        <w:t>8</w:t>
+      </w:r>
+      <w:r>
+        <w:rPr>
+          <w:lang w:val="en-US"/>
+        </w:rPr>
+        <w:t xml:space="preserve"> illustrates an instance of inheritance, the concept of a class being a specific child-class of another class. As a pool owner is a specific type of user, they gain all the properties and methods assigned to the user class along with </w:t>
       </w:r>
       <w:r>
         <w:rPr>
@@ -7322,6 +7933,7 @@
           <w:b/>
           <w:lang w:val="en-US"/>
         </w:rPr>
+        <w:lastRenderedPageBreak/>
         <w:t>Realization</w:t>
       </w:r>
       <w:r>
@@ -7411,7 +8023,6 @@
           <w:u w:val="single"/>
           <w:lang w:val="en-US"/>
         </w:rPr>
-        <w:lastRenderedPageBreak/>
         <w:t>1.</w:t>
       </w:r>
       <w:r>
@@ -7657,6 +8268,7 @@
           <w:sz w:val="23"/>
           <w:szCs w:val="23"/>
         </w:rPr>
+        <w:lastRenderedPageBreak/>
         <w:drawing>
           <wp:inline distT="0" distB="0" distL="0" distR="0" wp14:anchorId="3340E690" wp14:editId="5BDA0272">
             <wp:extent cx="5105400" cy="4724400"/>
@@ -7673,7 +8285,7 @@
                     <pic:cNvPicPr/>
                   </pic:nvPicPr>
                   <pic:blipFill>
-                    <a:blip r:embed="rId15"/>
+                    <a:blip r:embed="rId18"/>
                     <a:stretch>
                       <a:fillRect/>
                     </a:stretch>
@@ -7755,7 +8367,7 @@
                     <pic:cNvPicPr/>
                   </pic:nvPicPr>
                   <pic:blipFill>
-                    <a:blip r:embed="rId16" cstate="print">
+                    <a:blip r:embed="rId19" cstate="print">
                       <a:extLst>
                         <a:ext uri="{28A0092B-C50C-407E-A947-70E740481C1C}">
                           <a14:useLocalDpi xmlns:a14="http://schemas.microsoft.com/office/drawing/2010/main" val="0"/>
@@ -7830,7 +8442,14 @@
           <w:i/>
           <w:lang w:val="en-US"/>
         </w:rPr>
-        <w:t>Figure 1.6</w:t>
+        <w:t>Figure 1.</w:t>
+      </w:r>
+      <w:r>
+        <w:rPr>
+          <w:i/>
+          <w:lang w:val="en-US"/>
+        </w:rPr>
+        <w:t>10</w:t>
       </w:r>
     </w:p>
     <w:p>
@@ -7973,7 +8592,7 @@
           </mc:Choice>
           <mc:Fallback>
             <w:pict>
-              <v:shape w14:anchorId="6DF01FD3" id="Arrow: Striped Right 21" o:spid="_x0000_s1026" type="#_x0000_t93" style="position:absolute;margin-left:75.85pt;margin-top:6.6pt;width:31.35pt;height:19pt;rotation:90;z-index:251684864;visibility:visible;mso-wrap-style:square;mso-wrap-distance-left:9pt;mso-wrap-distance-top:0;mso-wrap-distance-right:9pt;mso-wrap-distance-bottom:0;mso-position-horizontal:absolute;mso-position-horizontal-relative:text;mso-position-vertical:absolute;mso-position-vertical-relative:text;v-text-anchor:middle" o:gfxdata="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" adj="15059" filled="f" strokecolor="#00b0f0" strokeweight="1pt"/>
+              <v:shape w14:anchorId="6D9E4C46" id="Arrow: Striped Right 21" o:spid="_x0000_s1026" type="#_x0000_t93" style="position:absolute;margin-left:75.85pt;margin-top:6.6pt;width:31.35pt;height:19pt;rotation:90;z-index:251684864;visibility:visible;mso-wrap-style:square;mso-wrap-distance-left:9pt;mso-wrap-distance-top:0;mso-wrap-distance-right:9pt;mso-wrap-distance-bottom:0;mso-position-horizontal:absolute;mso-position-horizontal-relative:text;mso-position-vertical:absolute;mso-position-vertical-relative:text;v-text-anchor:middle" o:gfxdata="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" adj="15059" filled="f" strokecolor="#00b0f0" strokeweight="1pt"/>
             </w:pict>
           </mc:Fallback>
         </mc:AlternateContent>
@@ -8021,7 +8640,7 @@
                     <pic:cNvPicPr/>
                   </pic:nvPicPr>
                   <pic:blipFill>
-                    <a:blip r:embed="rId17" cstate="print">
+                    <a:blip r:embed="rId20" cstate="print">
                       <a:extLst>
                         <a:ext uri="{28A0092B-C50C-407E-A947-70E740481C1C}">
                           <a14:useLocalDpi xmlns:a14="http://schemas.microsoft.com/office/drawing/2010/main" val="0"/>
@@ -8082,7 +8701,7 @@
                     <pic:cNvPicPr/>
                   </pic:nvPicPr>
                   <pic:blipFill>
-                    <a:blip r:embed="rId18">
+                    <a:blip r:embed="rId21">
                       <a:extLst>
                         <a:ext uri="{28A0092B-C50C-407E-A947-70E740481C1C}">
                           <a14:useLocalDpi xmlns:a14="http://schemas.microsoft.com/office/drawing/2010/main" val="0"/>
@@ -8153,13 +8772,20 @@
           <w:i/>
           <w:lang w:val="en-US"/>
         </w:rPr>
-        <w:t>Figure 1.8</w:t>
+        <w:t>Figure 1.</w:t>
       </w:r>
       <w:r>
         <w:rPr>
           <w:i/>
           <w:lang w:val="en-US"/>
         </w:rPr>
+        <w:t>12</w:t>
+      </w:r>
+      <w:r>
+        <w:rPr>
+          <w:i/>
+          <w:lang w:val="en-US"/>
+        </w:rPr>
         <w:br w:type="textWrapping" w:clear="all"/>
       </w:r>
     </w:p>
@@ -8175,7 +8801,14 @@
           <w:i/>
           <w:lang w:val="en-US"/>
         </w:rPr>
-        <w:t>Figure 1.7</w:t>
+        <w:t>Figure 1.</w:t>
+      </w:r>
+      <w:r>
+        <w:rPr>
+          <w:i/>
+          <w:lang w:val="en-US"/>
+        </w:rPr>
+        <w:t>11</w:t>
       </w:r>
     </w:p>
     <w:p>
@@ -8334,7 +8967,7 @@
           </mc:Choice>
           <mc:Fallback>
             <w:pict>
-              <v:shape w14:anchorId="5C8883BE" id="Arrow: Striped Right 28" o:spid="_x0000_s1026" type="#_x0000_t93" style="position:absolute;margin-left:93.25pt;margin-top:6.65pt;width:31.35pt;height:19pt;rotation:90;z-index:251680768;visibility:visible;mso-wrap-style:square;mso-wrap-distance-left:9pt;mso-wrap-distance-top:0;mso-wrap-distance-right:9pt;mso-wrap-distance-bottom:0;mso-position-horizontal:absolute;mso-position-horizontal-relative:text;mso-position-vertical:absolute;mso-position-vertical-relative:text;v-text-anchor:middle" o:gfxdata="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" adj="15059" filled="f" strokecolor="#00b0f0" strokeweight="1pt"/>
+              <v:shape w14:anchorId="129E1720" id="Arrow: Striped Right 28" o:spid="_x0000_s1026" type="#_x0000_t93" style="position:absolute;margin-left:93.25pt;margin-top:6.65pt;width:31.35pt;height:19pt;rotation:90;z-index:251680768;visibility:visible;mso-wrap-style:square;mso-wrap-distance-left:9pt;mso-wrap-distance-top:0;mso-wrap-distance-right:9pt;mso-wrap-distance-bottom:0;mso-position-horizontal:absolute;mso-position-horizontal-relative:text;mso-position-vertical:absolute;mso-position-vertical-relative:text;v-text-anchor:middle" o:gfxdata="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" adj="15059" filled="f" strokecolor="#00b0f0" strokeweight="1pt"/>
             </w:pict>
           </mc:Fallback>
         </mc:AlternateContent>
@@ -8389,7 +9022,7 @@
                     <pic:cNvPicPr/>
                   </pic:nvPicPr>
                   <pic:blipFill>
-                    <a:blip r:embed="rId19" cstate="print">
+                    <a:blip r:embed="rId22" cstate="print">
                       <a:extLst>
                         <a:ext uri="{28A0092B-C50C-407E-A947-70E740481C1C}">
                           <a14:useLocalDpi xmlns:a14="http://schemas.microsoft.com/office/drawing/2010/main" val="0"/>
@@ -8443,7 +9076,7 @@
                     <pic:cNvPicPr/>
                   </pic:nvPicPr>
                   <pic:blipFill>
-                    <a:blip r:embed="rId20" cstate="print">
+                    <a:blip r:embed="rId23" cstate="print">
                       <a:extLst>
                         <a:ext uri="{28A0092B-C50C-407E-A947-70E740481C1C}">
                           <a14:useLocalDpi xmlns:a14="http://schemas.microsoft.com/office/drawing/2010/main" val="0"/>
@@ -8504,42 +9137,49 @@
           <w:i/>
           <w:lang w:val="en-US"/>
         </w:rPr>
-        <w:t>10</w:t>
-      </w:r>
-    </w:p>
-    <w:p>
-      <w:pPr>
-        <w:rPr>
-          <w:lang w:val="en-US"/>
-        </w:rPr>
-      </w:pPr>
-    </w:p>
-    <w:p>
-      <w:pPr>
-        <w:rPr>
-          <w:lang w:val="en-US"/>
-        </w:rPr>
-      </w:pPr>
-    </w:p>
-    <w:p>
-      <w:pPr>
-        <w:rPr>
-          <w:lang w:val="en-US"/>
-        </w:rPr>
-      </w:pPr>
-    </w:p>
-    <w:p>
-      <w:pPr>
+        <w:t>1</w:t>
+      </w:r>
+      <w:r>
         <w:rPr>
           <w:i/>
           <w:lang w:val="en-US"/>
         </w:rPr>
-      </w:pPr>
-      <w:r>
+        <w:t>4</w:t>
+      </w:r>
+    </w:p>
+    <w:p>
+      <w:pPr>
+        <w:rPr>
+          <w:lang w:val="en-US"/>
+        </w:rPr>
+      </w:pPr>
+    </w:p>
+    <w:p>
+      <w:pPr>
+        <w:rPr>
+          <w:lang w:val="en-US"/>
+        </w:rPr>
+      </w:pPr>
+    </w:p>
+    <w:p>
+      <w:pPr>
+        <w:rPr>
+          <w:lang w:val="en-US"/>
+        </w:rPr>
+      </w:pPr>
+    </w:p>
+    <w:p>
+      <w:pPr>
         <w:rPr>
           <w:i/>
           <w:lang w:val="en-US"/>
         </w:rPr>
+      </w:pPr>
+      <w:r>
+        <w:rPr>
+          <w:i/>
+          <w:lang w:val="en-US"/>
+        </w:rPr>
         <w:t>Figure 1.</w:t>
       </w:r>
       <w:r>
@@ -8547,7 +9187,7 @@
           <w:i/>
           <w:lang w:val="en-US"/>
         </w:rPr>
-        <w:t>9</w:t>
+        <w:t>13</w:t>
       </w:r>
     </w:p>
     <w:p>
@@ -8568,7 +9208,47 @@
         <w:rPr>
           <w:lang w:val="en-US"/>
         </w:rPr>
-        <w:t xml:space="preserve">A one-to-many connection is defined as a single entity, pool owner, being linked to multiple entries of another entity, pool. This is implemented through adding the primary key of the single entity to another entity, which becomes a foreign key, allowing the database to distinguish which entry in the table belongs to which single entity. This physical connection corresponds to our association and aggregation logical connection types in the UML class diagram. Figure 1.8 shows that a pool owner can have zero or more pools but in strict instances, we implemented Figure 1.9 where an entity on the owning side has to own one or more of the owned </w:t>
+        <w:t xml:space="preserve">A one-to-many connection is defined as a single entity, pool owner, being linked to multiple entries of another entity, pool. This is implemented through adding the primary key of the single entity to another entity, which becomes a foreign key, allowing the database to distinguish which entry in the table belongs to which single entity. This physical connection corresponds to our association and aggregation logical connection types in the UML class diagram. </w:t>
+      </w:r>
+      <w:r>
+        <w:rPr>
+          <w:b/>
+          <w:lang w:val="en-US"/>
+        </w:rPr>
+        <w:t>Figure 1.</w:t>
+      </w:r>
+      <w:r>
+        <w:rPr>
+          <w:b/>
+          <w:lang w:val="en-US"/>
+        </w:rPr>
+        <w:t>13</w:t>
+      </w:r>
+      <w:r>
+        <w:rPr>
+          <w:lang w:val="en-US"/>
+        </w:rPr>
+        <w:t xml:space="preserve"> shows that a pool owner can have zero or more pools but in strict instances, we implemented </w:t>
+      </w:r>
+      <w:r>
+        <w:rPr>
+          <w:b/>
+          <w:lang w:val="en-US"/>
+        </w:rPr>
+        <w:t>Figure 1.</w:t>
+      </w:r>
+      <w:r>
+        <w:rPr>
+          <w:b/>
+          <w:lang w:val="en-US"/>
+        </w:rPr>
+        <w:t>14</w:t>
+      </w:r>
+      <w:r>
+        <w:rPr>
+          <w:lang w:val="en-US"/>
+        </w:rPr>
+        <w:t xml:space="preserve"> where an entity on the owning side has to own one or more of the owned </w:t>
       </w:r>
       <w:r>
         <w:rPr>
@@ -8705,7 +9385,7 @@
           </mc:Choice>
           <mc:Fallback>
             <w:pict>
-              <v:shape w14:anchorId="615D75C9" id="Arrow: Striped Right 33" o:spid="_x0000_s1026" type="#_x0000_t93" style="position:absolute;margin-left:49.05pt;margin-top:143.65pt;width:31.35pt;height:19pt;rotation:180;z-index:251677696;visibility:visible;mso-wrap-style:square;mso-wrap-distance-left:9pt;mso-wrap-distance-top:0;mso-wrap-distance-right:9pt;mso-wrap-distance-bottom:0;mso-position-horizontal:absolute;mso-position-horizontal-relative:text;mso-position-vertical:absolute;mso-position-vertical-relative:text;v-text-anchor:middle" o:gfxdata="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" adj="15059" filled="f" strokecolor="#00b0f0" strokeweight="1pt"/>
+              <v:shape w14:anchorId="2C3D621B" id="Arrow: Striped Right 33" o:spid="_x0000_s1026" type="#_x0000_t93" style="position:absolute;margin-left:49.05pt;margin-top:143.65pt;width:31.35pt;height:19pt;rotation:180;z-index:251677696;visibility:visible;mso-wrap-style:square;mso-wrap-distance-left:9pt;mso-wrap-distance-top:0;mso-wrap-distance-right:9pt;mso-wrap-distance-bottom:0;mso-position-horizontal:absolute;mso-position-horizontal-relative:text;mso-position-vertical:absolute;mso-position-vertical-relative:text;v-text-anchor:middle" o:gfxdata="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" adj="15059" filled="f" strokecolor="#00b0f0" strokeweight="1pt"/>
             </w:pict>
           </mc:Fallback>
         </mc:AlternateContent>
@@ -8783,7 +9463,7 @@
           </mc:Choice>
           <mc:Fallback>
             <w:pict>
-              <v:shape w14:anchorId="4EE0715D" id="Arrow: Striped Right 32" o:spid="_x0000_s1026" type="#_x0000_t93" style="position:absolute;margin-left:12.8pt;margin-top:64.05pt;width:31.35pt;height:19pt;z-index:251675648;visibility:visible;mso-wrap-style:square;mso-wrap-distance-left:9pt;mso-wrap-distance-top:0;mso-wrap-distance-right:9pt;mso-wrap-distance-bottom:0;mso-position-horizontal:absolute;mso-position-horizontal-relative:text;mso-position-vertical:absolute;mso-position-vertical-relative:text;v-text-anchor:middle" o:gfxdata="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" adj="15059" filled="f" strokecolor="#00b0f0" strokeweight="1pt"/>
+              <v:shape w14:anchorId="3B9F3A82" id="Arrow: Striped Right 32" o:spid="_x0000_s1026" type="#_x0000_t93" style="position:absolute;margin-left:12.8pt;margin-top:64.05pt;width:31.35pt;height:19pt;z-index:251675648;visibility:visible;mso-wrap-style:square;mso-wrap-distance-left:9pt;mso-wrap-distance-top:0;mso-wrap-distance-right:9pt;mso-wrap-distance-bottom:0;mso-position-horizontal:absolute;mso-position-horizontal-relative:text;mso-position-vertical:absolute;mso-position-vertical-relative:text;v-text-anchor:middle" o:gfxdata="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" adj="15059" filled="f" strokecolor="#00b0f0" strokeweight="1pt"/>
             </w:pict>
           </mc:Fallback>
         </mc:AlternateContent>
@@ -8808,7 +9488,7 @@
                     <pic:cNvPicPr/>
                   </pic:nvPicPr>
                   <pic:blipFill>
-                    <a:blip r:embed="rId21"/>
+                    <a:blip r:embed="rId24"/>
                     <a:stretch>
                       <a:fillRect/>
                     </a:stretch>
@@ -8832,37 +9512,79 @@
     <w:p>
       <w:pPr>
         <w:rPr>
-          <w:lang w:val="en-US"/>
-        </w:rPr>
-      </w:pPr>
-      <w:r>
-        <w:rPr>
+          <w:i/>
+          <w:lang w:val="en-US"/>
+        </w:rPr>
+      </w:pPr>
+      <w:r>
+        <w:rPr>
+          <w:i/>
           <w:lang w:val="en-US"/>
         </w:rPr>
         <w:t>Figure 1.1</w:t>
       </w:r>
       <w:r>
         <w:rPr>
-          <w:lang w:val="en-US"/>
-        </w:rPr>
-        <w:t>1</w:t>
-      </w:r>
-    </w:p>
-    <w:p>
-      <w:pPr>
-        <w:rPr>
-          <w:lang w:val="en-US"/>
-        </w:rPr>
-      </w:pPr>
-    </w:p>
-    <w:p>
-      <w:pPr>
-        <w:rPr>
-          <w:lang w:val="en-US"/>
-        </w:rPr>
-      </w:pPr>
-      <w:bookmarkStart w:id="18" w:name="_GoBack"/>
-      <w:bookmarkEnd w:id="18"/>
+          <w:i/>
+          <w:lang w:val="en-US"/>
+        </w:rPr>
+        <w:t>5</w:t>
+      </w:r>
+    </w:p>
+    <w:p>
+      <w:pPr>
+        <w:rPr>
+          <w:lang w:val="en-US"/>
+        </w:rPr>
+      </w:pPr>
+    </w:p>
+    <w:p>
+      <w:pPr>
+        <w:rPr>
+          <w:lang w:val="en-US"/>
+        </w:rPr>
+      </w:pPr>
+      <w:r>
+        <w:rPr>
+          <w:lang w:val="en-US"/>
+        </w:rPr>
+        <w:t xml:space="preserve">As per our database design, sometimes it is required to link multiple entries from one table to multiple entries in another table. This cannot be implemented directly rather we create a junction table, also known as an associative entity, that holds the primary key of the related entities as foreign keys. </w:t>
+      </w:r>
+      <w:r>
+        <w:rPr>
+          <w:b/>
+          <w:lang w:val="en-US"/>
+        </w:rPr>
+        <w:t>Figure 1.1</w:t>
+      </w:r>
+      <w:r>
+        <w:rPr>
+          <w:b/>
+          <w:lang w:val="en-US"/>
+        </w:rPr>
+        <w:t>5</w:t>
+      </w:r>
+      <w:r>
+        <w:rPr>
+          <w:lang w:val="en-US"/>
+        </w:rPr>
+        <w:t xml:space="preserve"> shows how a single booking can have multiple services while a single service can be contained in multiple bookings, thus we introduce a </w:t>
+      </w:r>
+      <w:proofErr w:type="spellStart"/>
+      <w:r>
+        <w:rPr>
+          <w:lang w:val="en-US"/>
+        </w:rPr>
+        <w:lastRenderedPageBreak/>
+        <w:t>ServiceBooking</w:t>
+      </w:r>
+      <w:proofErr w:type="spellEnd"/>
+      <w:r>
+        <w:rPr>
+          <w:lang w:val="en-US"/>
+        </w:rPr>
+        <w:t xml:space="preserve"> table. This entity serves as the intermediary link that allows the database to uniquely identify service bookings based on this many-to-many model. </w:t>
+      </w:r>
     </w:p>
     <w:p>
       <w:pPr>
@@ -8923,7 +9645,7 @@
           <w:lang w:val="en-US"/>
         </w:rPr>
       </w:pPr>
-      <w:bookmarkStart w:id="19" w:name="_Toc207787832"/>
+      <w:bookmarkStart w:id="18" w:name="_Toc207787832"/>
       <w:r>
         <w:rPr>
           <w:sz w:val="36"/>
@@ -8951,7 +9673,7 @@
         </w:rPr>
         <w:t xml:space="preserve"> User Interface Design</w:t>
       </w:r>
-      <w:bookmarkEnd w:id="19"/>
+      <w:bookmarkEnd w:id="18"/>
       <w:r>
         <w:rPr>
           <w:sz w:val="36"/>
@@ -9041,7 +9763,16 @@
           <w:color w:val="2E74B5" w:themeColor="accent5" w:themeShade="BF"/>
           <w:lang w:val="en-US"/>
         </w:rPr>
-        <w:t xml:space="preserve">If you have not yet started on your system development, you may use stand-alone tools such as Visio to create simple versions of your planned screens.  These can be in the form of low fidelity wireframes.  Alternatively, if you have already started system development, you may take screenshots of the screens you have already completed.  For each </w:t>
+        <w:t>If you have not yet started on your system development, you may use stand-alone tools such as Visio to create simple versions of your planned screens.  These can be in the form of low fidelity wireframes.  Alternative</w:t>
+      </w:r>
+      <w:bookmarkStart w:id="19" w:name="_GoBack"/>
+      <w:bookmarkEnd w:id="19"/>
+      <w:r>
+        <w:rPr>
+          <w:color w:val="2E74B5" w:themeColor="accent5" w:themeShade="BF"/>
+          <w:lang w:val="en-US"/>
+        </w:rPr>
+        <w:t xml:space="preserve">ly, if you have already started system development, you may take screenshots of the screens you have already completed.  For each </w:t>
       </w:r>
       <w:proofErr w:type="gramStart"/>
       <w:r>
@@ -9241,6 +9972,7 @@
           <w:noProof/>
           <w:lang w:val="en-US"/>
         </w:rPr>
+        <w:lastRenderedPageBreak/>
         <w:drawing>
           <wp:inline distT="0" distB="0" distL="0" distR="0" wp14:anchorId="559CAAFA" wp14:editId="7658114F">
             <wp:extent cx="5143500" cy="2819400"/>
@@ -9257,7 +9989,7 @@
                     <pic:cNvPicPr/>
                   </pic:nvPicPr>
                   <pic:blipFill>
-                    <a:blip r:embed="rId22">
+                    <a:blip r:embed="rId25">
                       <a:extLst>
                         <a:ext uri="{28A0092B-C50C-407E-A947-70E740481C1C}">
                           <a14:useLocalDpi xmlns:a14="http://schemas.microsoft.com/office/drawing/2010/main" val="0"/>
@@ -9334,8 +10066,8 @@
       </w:pPr>
     </w:p>
     <w:sectPr>
-      <w:headerReference w:type="default" r:id="rId23"/>
-      <w:footerReference w:type="first" r:id="rId24"/>
+      <w:headerReference w:type="default" r:id="rId26"/>
+      <w:footerReference w:type="first" r:id="rId27"/>
       <w:pgSz w:w="11900" w:h="16840"/>
       <w:pgMar w:top="1440" w:right="1440" w:bottom="1440" w:left="1440" w:header="708" w:footer="708" w:gutter="0"/>
       <w:cols w:space="708"/>
@@ -13432,7 +14164,7 @@
 </file>
 
 <file path=customXml/itemProps1.xml><?xml version="1.0" encoding="utf-8"?>
-<ds:datastoreItem xmlns:ds="http://schemas.openxmlformats.org/officeDocument/2006/customXml" ds:itemID="{B2DF8CED-E8AB-4B4A-A329-334B4AEDE09A}">
+<ds:datastoreItem xmlns:ds="http://schemas.openxmlformats.org/officeDocument/2006/customXml" ds:itemID="{84B72C2C-32B5-4DEC-9ACB-FEF032D7B12C}">
   <ds:schemaRefs>
     <ds:schemaRef ds:uri="http://schemas.openxmlformats.org/officeDocument/2006/bibliography"/>
   </ds:schemaRefs>

--- a/Documentation/The Ripple Effect - SYSTEM REQUIREMENTS.docx
+++ b/Documentation/The Ripple Effect - SYSTEM REQUIREMENTS.docx
@@ -2,6 +2,30 @@
 <file path=word/document.xml><?xml version="1.0" encoding="utf-8"?>
 <w:document xmlns:wpc="http://schemas.microsoft.com/office/word/2010/wordprocessingCanvas" xmlns:cx="http://schemas.microsoft.com/office/drawing/2014/chartex" xmlns:cx1="http://schemas.microsoft.com/office/drawing/2015/9/8/chartex" xmlns:cx2="http://schemas.microsoft.com/office/drawing/2015/10/21/chartex" xmlns:cx3="http://schemas.microsoft.com/office/drawing/2016/5/9/chartex" xmlns:cx4="http://schemas.microsoft.com/office/drawing/2016/5/10/chartex" xmlns:cx5="http://schemas.microsoft.com/office/drawing/2016/5/11/chartex" xmlns:cx6="http://schemas.microsoft.com/office/drawing/2016/5/12/chartex" xmlns:cx7="http://schemas.microsoft.com/office/drawing/2016/5/13/chartex" xmlns:cx8="http://schemas.microsoft.com/office/drawing/2016/5/14/chartex" xmlns:mc="http://schemas.openxmlformats.org/markup-compatibility/2006" xmlns:aink="http://schemas.microsoft.com/office/drawing/2016/ink" xmlns:am3d="http://schemas.microsoft.com/office/drawing/2017/model3d" xmlns:o="urn:schemas-microsoft-com:office:office" xmlns:r="http://schemas.openxmlformats.org/officeDocument/2006/relationships" xmlns:m="http://schemas.openxmlformats.org/officeDocument/2006/math" xmlns:v="urn:schemas-microsoft-com:vml" xmlns:wp14="http://schemas.microsoft.com/office/word/2010/wordprocessingDrawing" xmlns:wp="http://schemas.openxmlformats.org/drawingml/2006/wordprocessingDrawing" xmlns:w10="urn:schemas-microsoft-com:office:word" xmlns:w="http://schemas.openxmlformats.org/wordprocessingml/2006/main" xmlns:w14="http://schemas.microsoft.com/office/word/2010/wordml" xmlns:w15="http://schemas.microsoft.com/office/word/2012/wordml" xmlns:w16cid="http://schemas.microsoft.com/office/word/2016/wordml/cid" xmlns:w16se="http://schemas.microsoft.com/office/word/2015/wordml/symex" xmlns:wpg="http://schemas.microsoft.com/office/word/2010/wordprocessingGroup" xmlns:wpi="http://schemas.microsoft.com/office/word/2010/wordprocessingInk" xmlns:wne="http://schemas.microsoft.com/office/word/2006/wordml" xmlns:wps="http://schemas.microsoft.com/office/word/2010/wordprocessingShape" mc:Ignorable="w14 w15 w16se w16cid wp14">
   <w:body>
+    <w:p>
+      <w:pPr>
+        <w:pStyle w:val="TOCHeading"/>
+        <w:rPr>
+          <w:rFonts w:asciiTheme="minorHAnsi" w:eastAsiaTheme="minorHAnsi" w:hAnsiTheme="minorHAnsi" w:cstheme="minorBidi"/>
+          <w:color w:val="auto"/>
+          <w:sz w:val="24"/>
+          <w:szCs w:val="24"/>
+          <w:lang w:val="en-ZA"/>
+        </w:rPr>
+      </w:pPr>
+      <w:r>
+        <w:rPr>
+          <w:rFonts w:asciiTheme="minorHAnsi" w:eastAsiaTheme="minorHAnsi" w:hAnsiTheme="minorHAnsi" w:cstheme="minorBidi"/>
+          <w:color w:val="auto"/>
+          <w:sz w:val="24"/>
+          <w:szCs w:val="24"/>
+          <w:lang w:val="en-ZA"/>
+        </w:rPr>
+        <w:t xml:space="preserve"> </w:t>
+      </w:r>
+      <w:bookmarkStart w:id="0" w:name="_GoBack"/>
+      <w:bookmarkEnd w:id="0"/>
+    </w:p>
     <w:sdt>
       <w:sdtPr>
         <w:rPr>
@@ -1462,7 +1486,7 @@
           <w:u w:val="single"/>
         </w:rPr>
       </w:pPr>
-      <w:bookmarkStart w:id="0" w:name="_Toc207787815"/>
+      <w:bookmarkStart w:id="1" w:name="_Toc207787815"/>
       <w:r>
         <w:rPr>
           <w:sz w:val="36"/>
@@ -1472,7 +1496,7 @@
         <w:lastRenderedPageBreak/>
         <w:t>Introduction</w:t>
       </w:r>
-      <w:bookmarkEnd w:id="0"/>
+      <w:bookmarkEnd w:id="1"/>
     </w:p>
     <w:p/>
     <w:p>
@@ -1691,7 +1715,7 @@
           <w:lang w:val="en-US"/>
         </w:rPr>
       </w:pPr>
-      <w:bookmarkStart w:id="1" w:name="_Toc207787816"/>
+      <w:bookmarkStart w:id="2" w:name="_Toc207787816"/>
       <w:r>
         <w:rPr>
           <w:sz w:val="36"/>
@@ -1710,7 +1734,7 @@
         </w:rPr>
         <w:t>Plan to Address Objectives</w:t>
       </w:r>
-      <w:bookmarkEnd w:id="1"/>
+      <w:bookmarkEnd w:id="2"/>
     </w:p>
     <w:p>
       <w:pPr>
@@ -2291,7 +2315,7 @@
           <w:lang w:val="en-US"/>
         </w:rPr>
       </w:pPr>
-      <w:bookmarkStart w:id="2" w:name="_Toc207787817"/>
+      <w:bookmarkStart w:id="3" w:name="_Toc207787817"/>
       <w:r>
         <w:rPr>
           <w:sz w:val="36"/>
@@ -2310,7 +2334,7 @@
         </w:rPr>
         <w:t>scope</w:t>
       </w:r>
-      <w:bookmarkEnd w:id="2"/>
+      <w:bookmarkEnd w:id="3"/>
     </w:p>
     <w:p>
       <w:pPr>
@@ -2372,7 +2396,7 @@
           <w:u w:val="single"/>
         </w:rPr>
       </w:pPr>
-      <w:bookmarkStart w:id="3" w:name="_Toc207787818"/>
+      <w:bookmarkStart w:id="4" w:name="_Toc207787818"/>
       <w:r>
         <w:rPr>
           <w:sz w:val="28"/>
@@ -2381,7 +2405,7 @@
         </w:rPr>
         <w:t>1.2.1 Information scope</w:t>
       </w:r>
-      <w:bookmarkEnd w:id="3"/>
+      <w:bookmarkEnd w:id="4"/>
     </w:p>
     <w:p>
       <w:pPr>
@@ -2705,7 +2729,7 @@
           <w:u w:val="single"/>
         </w:rPr>
       </w:pPr>
-      <w:bookmarkStart w:id="4" w:name="_Toc207787819"/>
+      <w:bookmarkStart w:id="5" w:name="_Toc207787819"/>
       <w:r>
         <w:rPr>
           <w:sz w:val="28"/>
@@ -2714,7 +2738,7 @@
         </w:rPr>
         <w:t>1.2.2 Functional scope</w:t>
       </w:r>
-      <w:bookmarkEnd w:id="4"/>
+      <w:bookmarkEnd w:id="5"/>
     </w:p>
     <w:p>
       <w:pPr>
@@ -2832,7 +2856,7 @@
           <w:u w:val="single"/>
         </w:rPr>
       </w:pPr>
-      <w:bookmarkStart w:id="5" w:name="_Toc207787820"/>
+      <w:bookmarkStart w:id="6" w:name="_Toc207787820"/>
       <w:r>
         <w:rPr>
           <w:sz w:val="28"/>
@@ -2841,7 +2865,7 @@
         </w:rPr>
         <w:t>1.2.3 Communication scope</w:t>
       </w:r>
-      <w:bookmarkEnd w:id="5"/>
+      <w:bookmarkEnd w:id="6"/>
     </w:p>
     <w:p>
       <w:pPr>
@@ -2960,7 +2984,7 @@
           <w:lang w:val="en-US"/>
         </w:rPr>
       </w:pPr>
-      <w:bookmarkStart w:id="6" w:name="_Toc207787821"/>
+      <w:bookmarkStart w:id="7" w:name="_Toc207787821"/>
       <w:r>
         <w:rPr>
           <w:sz w:val="36"/>
@@ -2979,7 +3003,7 @@
         </w:rPr>
         <w:t>Business requirements</w:t>
       </w:r>
-      <w:bookmarkEnd w:id="6"/>
+      <w:bookmarkEnd w:id="7"/>
     </w:p>
     <w:p>
       <w:pPr>
@@ -3295,7 +3319,7 @@
           <w:lang w:val="en-US"/>
         </w:rPr>
       </w:pPr>
-      <w:bookmarkStart w:id="7" w:name="_Toc207787822"/>
+      <w:bookmarkStart w:id="8" w:name="_Toc207787822"/>
       <w:r>
         <w:rPr>
           <w:sz w:val="36"/>
@@ -3314,7 +3338,7 @@
         </w:rPr>
         <w:t>Hardware and Software Requirements</w:t>
       </w:r>
-      <w:bookmarkEnd w:id="7"/>
+      <w:bookmarkEnd w:id="8"/>
     </w:p>
     <w:p>
       <w:pPr>
@@ -3377,7 +3401,7 @@
           <w:lang w:val="en-US"/>
         </w:rPr>
       </w:pPr>
-      <w:bookmarkStart w:id="8" w:name="_Toc207787823"/>
+      <w:bookmarkStart w:id="9" w:name="_Toc207787823"/>
       <w:r>
         <w:rPr>
           <w:sz w:val="28"/>
@@ -3387,7 +3411,7 @@
         </w:rPr>
         <w:t>1.4.1 Software Requirements</w:t>
       </w:r>
-      <w:bookmarkEnd w:id="8"/>
+      <w:bookmarkEnd w:id="9"/>
     </w:p>
     <w:p>
       <w:pPr>
@@ -3627,7 +3651,7 @@
           <w:lang w:val="en-US"/>
         </w:rPr>
       </w:pPr>
-      <w:bookmarkStart w:id="9" w:name="_Toc207787824"/>
+      <w:bookmarkStart w:id="10" w:name="_Toc207787824"/>
       <w:r>
         <w:rPr>
           <w:sz w:val="28"/>
@@ -3637,7 +3661,7 @@
         </w:rPr>
         <w:t>1.4.2 Hardware Requirements</w:t>
       </w:r>
-      <w:bookmarkEnd w:id="9"/>
+      <w:bookmarkEnd w:id="10"/>
     </w:p>
     <w:p>
       <w:pPr>
@@ -4761,7 +4785,7 @@
           <w:lang w:val="en-US"/>
         </w:rPr>
       </w:pPr>
-      <w:bookmarkStart w:id="10" w:name="_Toc207787825"/>
+      <w:bookmarkStart w:id="11" w:name="_Toc207787825"/>
       <w:r>
         <w:rPr>
           <w:sz w:val="36"/>
@@ -4780,7 +4804,7 @@
         </w:rPr>
         <w:t>Design constraints</w:t>
       </w:r>
-      <w:bookmarkEnd w:id="10"/>
+      <w:bookmarkEnd w:id="11"/>
     </w:p>
     <w:p>
       <w:pPr>
@@ -4802,7 +4826,7 @@
           <w:lang w:val="en-US"/>
         </w:rPr>
       </w:pPr>
-      <w:bookmarkStart w:id="11" w:name="_Toc207787826"/>
+      <w:bookmarkStart w:id="12" w:name="_Toc207787826"/>
       <w:r>
         <w:rPr>
           <w:sz w:val="28"/>
@@ -4812,7 +4836,7 @@
         </w:rPr>
         <w:t>1.5.1 Security constraints</w:t>
       </w:r>
-      <w:bookmarkEnd w:id="11"/>
+      <w:bookmarkEnd w:id="12"/>
     </w:p>
     <w:p>
       <w:pPr>
@@ -4964,7 +4988,7 @@
           <w:lang w:val="en-US"/>
         </w:rPr>
       </w:pPr>
-      <w:bookmarkStart w:id="12" w:name="_Toc207787827"/>
+      <w:bookmarkStart w:id="13" w:name="_Toc207787827"/>
       <w:r>
         <w:rPr>
           <w:sz w:val="28"/>
@@ -4974,7 +4998,7 @@
         </w:rPr>
         <w:t>1.5.2 Interface constraints</w:t>
       </w:r>
-      <w:bookmarkEnd w:id="12"/>
+      <w:bookmarkEnd w:id="13"/>
     </w:p>
     <w:p>
       <w:pPr>
@@ -5042,7 +5066,7 @@
           <w:rFonts w:cstheme="minorHAnsi"/>
         </w:rPr>
       </w:pPr>
-      <w:bookmarkStart w:id="13" w:name="_Hlk208855772"/>
+      <w:bookmarkStart w:id="14" w:name="_Hlk208855772"/>
       <w:r>
         <w:rPr>
           <w:rFonts w:cstheme="minorHAnsi"/>
@@ -5161,8 +5185,8 @@
           <w:lang w:val="en-US"/>
         </w:rPr>
       </w:pPr>
-      <w:bookmarkStart w:id="14" w:name="_Toc207787828"/>
-      <w:bookmarkEnd w:id="13"/>
+      <w:bookmarkStart w:id="15" w:name="_Toc207787828"/>
+      <w:bookmarkEnd w:id="14"/>
       <w:r>
         <w:rPr>
           <w:sz w:val="28"/>
@@ -5172,7 +5196,7 @@
         </w:rPr>
         <w:t>1.5.3 Performance constraints</w:t>
       </w:r>
-      <w:bookmarkEnd w:id="14"/>
+      <w:bookmarkEnd w:id="15"/>
     </w:p>
     <w:p>
       <w:pPr>
@@ -5295,7 +5319,7 @@
           <w:lang w:val="en-US"/>
         </w:rPr>
       </w:pPr>
-      <w:bookmarkStart w:id="15" w:name="_Toc207787829"/>
+      <w:bookmarkStart w:id="16" w:name="_Toc207787829"/>
       <w:r>
         <w:rPr>
           <w:sz w:val="36"/>
@@ -5305,7 +5329,7 @@
         </w:rPr>
         <w:t>1.6 High-level use case diagram</w:t>
       </w:r>
-      <w:bookmarkEnd w:id="15"/>
+      <w:bookmarkEnd w:id="16"/>
     </w:p>
     <w:p>
       <w:pPr>
@@ -5472,27 +5496,14 @@
       <w:r>
         <w:t xml:space="preserve">Figure </w:t>
       </w:r>
-      <w:r>
-        <w:fldChar w:fldCharType="begin"/>
-      </w:r>
-      <w:r>
-        <w:instrText xml:space="preserve"> SEQ Figure \* ARABIC </w:instrText>
-      </w:r>
-      <w:r>
-        <w:fldChar w:fldCharType="separate"/>
-      </w:r>
-      <w:r>
-        <w:rPr>
-          <w:noProof/>
-        </w:rPr>
-        <w:t>1</w:t>
-      </w:r>
-      <w:r>
-        <w:rPr>
-          <w:noProof/>
-        </w:rPr>
-        <w:fldChar w:fldCharType="end"/>
-      </w:r>
+      <w:fldSimple w:instr=" SEQ Figure \* ARABIC ">
+        <w:r>
+          <w:rPr>
+            <w:noProof/>
+          </w:rPr>
+          <w:t>1</w:t>
+        </w:r>
+      </w:fldSimple>
       <w:r>
         <w:rPr>
           <w:noProof/>
@@ -5514,7 +5525,7 @@
           <w:lang w:val="en-US"/>
         </w:rPr>
       </w:pPr>
-      <w:bookmarkStart w:id="16" w:name="_Toc207787830"/>
+      <w:bookmarkStart w:id="17" w:name="_Toc207787830"/>
       <w:r>
         <w:rPr>
           <w:sz w:val="36"/>
@@ -5533,7 +5544,7 @@
         </w:rPr>
         <w:t>UML Class Model / Diagram</w:t>
       </w:r>
-      <w:bookmarkEnd w:id="16"/>
+      <w:bookmarkEnd w:id="17"/>
     </w:p>
     <w:p>
       <w:pPr>
@@ -5792,27 +5803,14 @@
       <w:r>
         <w:fldChar w:fldCharType="end"/>
       </w:r>
-      <w:r>
-        <w:fldChar w:fldCharType="begin"/>
-      </w:r>
-      <w:r>
-        <w:instrText xml:space="preserve"> SEQ Figure \* ARABIC \s 1 </w:instrText>
-      </w:r>
-      <w:r>
-        <w:fldChar w:fldCharType="separate"/>
-      </w:r>
-      <w:r>
-        <w:rPr>
-          <w:noProof/>
-        </w:rPr>
-        <w:t>1</w:t>
-      </w:r>
-      <w:r>
-        <w:rPr>
-          <w:noProof/>
-        </w:rPr>
-        <w:fldChar w:fldCharType="end"/>
-      </w:r>
+      <w:fldSimple w:instr=" SEQ Figure \* ARABIC \s 1 ">
+        <w:r>
+          <w:rPr>
+            <w:noProof/>
+          </w:rPr>
+          <w:t>1</w:t>
+        </w:r>
+      </w:fldSimple>
       <w:r>
         <w:t>.</w:t>
       </w:r>
@@ -6077,6 +6075,7 @@
       <w:r>
         <w:rPr>
           <w:b/>
+          <w:noProof/>
           <w:sz w:val="28"/>
           <w:szCs w:val="28"/>
           <w:lang w:val="en-US"/>
@@ -6426,6 +6425,7 @@
       <w:r>
         <w:rPr>
           <w:b/>
+          <w:noProof/>
           <w:sz w:val="28"/>
           <w:szCs w:val="28"/>
           <w:lang w:val="en-US"/>
@@ -6563,6 +6563,7 @@
       <w:r>
         <w:rPr>
           <w:b/>
+          <w:noProof/>
           <w:sz w:val="28"/>
           <w:szCs w:val="28"/>
           <w:lang w:val="en-US"/>
@@ -6817,6 +6818,7 @@
       <w:r>
         <w:rPr>
           <w:b/>
+          <w:noProof/>
           <w:sz w:val="28"/>
           <w:szCs w:val="28"/>
           <w:lang w:val="en-US"/>
@@ -6952,6 +6954,7 @@
       <w:r>
         <w:rPr>
           <w:b/>
+          <w:noProof/>
           <w:sz w:val="28"/>
           <w:szCs w:val="28"/>
           <w:lang w:val="en-US"/>
@@ -7387,6 +7390,7 @@
       </w:pPr>
       <w:r>
         <w:rPr>
+          <w:noProof/>
           <w:lang w:val="en-US"/>
         </w:rPr>
         <w:drawing>
@@ -7434,6 +7438,7 @@
       </w:pPr>
       <w:r>
         <w:rPr>
+          <w:noProof/>
           <w:lang w:val="en-US"/>
         </w:rPr>
         <w:drawing>
@@ -8015,7 +8020,7 @@
           <w:lang w:val="en-US"/>
         </w:rPr>
       </w:pPr>
-      <w:bookmarkStart w:id="17" w:name="_Toc207787831"/>
+      <w:bookmarkStart w:id="18" w:name="_Toc207787831"/>
       <w:r>
         <w:rPr>
           <w:sz w:val="36"/>
@@ -8043,7 +8048,7 @@
         </w:rPr>
         <w:t xml:space="preserve"> Relational Database Model Diagram</w:t>
       </w:r>
-      <w:bookmarkEnd w:id="17"/>
+      <w:bookmarkEnd w:id="18"/>
     </w:p>
     <w:p>
       <w:pPr>
@@ -8614,6 +8619,7 @@
       </w:pPr>
       <w:r>
         <w:rPr>
+          <w:noProof/>
           <w:lang w:val="en-US"/>
         </w:rPr>
         <w:drawing>
@@ -8675,6 +8681,7 @@
       <w:r>
         <w:rPr>
           <w:b/>
+          <w:noProof/>
           <w:lang w:val="en-US"/>
         </w:rPr>
         <w:drawing>
@@ -8996,6 +9003,7 @@
       </w:pPr>
       <w:r>
         <w:rPr>
+          <w:noProof/>
           <w:lang w:val="en-US"/>
         </w:rPr>
         <w:drawing>
@@ -9050,6 +9058,7 @@
       </w:r>
       <w:r>
         <w:rPr>
+          <w:noProof/>
           <w:lang w:val="en-US"/>
         </w:rPr>
         <w:drawing>
@@ -9470,6 +9479,7 @@
       </w:r>
       <w:r>
         <w:rPr>
+          <w:noProof/>
           <w:lang w:val="en-US"/>
         </w:rPr>
         <w:drawing>
@@ -9645,7 +9655,7 @@
           <w:lang w:val="en-US"/>
         </w:rPr>
       </w:pPr>
-      <w:bookmarkStart w:id="18" w:name="_Toc207787832"/>
+      <w:bookmarkStart w:id="19" w:name="_Toc207787832"/>
       <w:r>
         <w:rPr>
           <w:sz w:val="36"/>
@@ -9673,7 +9683,7 @@
         </w:rPr>
         <w:t xml:space="preserve"> User Interface Design</w:t>
       </w:r>
-      <w:bookmarkEnd w:id="18"/>
+      <w:bookmarkEnd w:id="19"/>
       <w:r>
         <w:rPr>
           <w:sz w:val="36"/>
@@ -9763,16 +9773,7 @@
           <w:color w:val="2E74B5" w:themeColor="accent5" w:themeShade="BF"/>
           <w:lang w:val="en-US"/>
         </w:rPr>
-        <w:t>If you have not yet started on your system development, you may use stand-alone tools such as Visio to create simple versions of your planned screens.  These can be in the form of low fidelity wireframes.  Alternative</w:t>
-      </w:r>
-      <w:bookmarkStart w:id="19" w:name="_GoBack"/>
-      <w:bookmarkEnd w:id="19"/>
-      <w:r>
-        <w:rPr>
-          <w:color w:val="2E74B5" w:themeColor="accent5" w:themeShade="BF"/>
-          <w:lang w:val="en-US"/>
-        </w:rPr>
-        <w:t xml:space="preserve">ly, if you have already started system development, you may take screenshots of the screens you have already completed.  For each </w:t>
+        <w:t xml:space="preserve">If you have not yet started on your system development, you may use stand-alone tools such as Visio to create simple versions of your planned screens.  These can be in the form of low fidelity wireframes.  Alternatively, if you have already started system development, you may take screenshots of the screens you have already completed.  For each </w:t>
       </w:r>
       <w:proofErr w:type="gramStart"/>
       <w:r>
@@ -14164,7 +14165,7 @@
 </file>
 
 <file path=customXml/itemProps1.xml><?xml version="1.0" encoding="utf-8"?>
-<ds:datastoreItem xmlns:ds="http://schemas.openxmlformats.org/officeDocument/2006/customXml" ds:itemID="{84B72C2C-32B5-4DEC-9ACB-FEF032D7B12C}">
+<ds:datastoreItem xmlns:ds="http://schemas.openxmlformats.org/officeDocument/2006/customXml" ds:itemID="{9B59627D-0056-4476-85F9-2322936A4E9C}">
   <ds:schemaRefs>
     <ds:schemaRef ds:uri="http://schemas.openxmlformats.org/officeDocument/2006/bibliography"/>
   </ds:schemaRefs>

--- a/Documentation/The Ripple Effect - SYSTEM REQUIREMENTS.docx
+++ b/Documentation/The Ripple Effect - SYSTEM REQUIREMENTS.docx
@@ -1,6 +1,6 @@
 
 <file path=word/document.xml><?xml version="1.0" encoding="utf-8"?>
-<w:document xmlns:wpc="http://schemas.microsoft.com/office/word/2010/wordprocessingCanvas" xmlns:cx="http://schemas.microsoft.com/office/drawing/2014/chartex" xmlns:cx1="http://schemas.microsoft.com/office/drawing/2015/9/8/chartex" xmlns:cx2="http://schemas.microsoft.com/office/drawing/2015/10/21/chartex" xmlns:cx3="http://schemas.microsoft.com/office/drawing/2016/5/9/chartex" xmlns:cx4="http://schemas.microsoft.com/office/drawing/2016/5/10/chartex" xmlns:cx5="http://schemas.microsoft.com/office/drawing/2016/5/11/chartex" xmlns:cx6="http://schemas.microsoft.com/office/drawing/2016/5/12/chartex" xmlns:cx7="http://schemas.microsoft.com/office/drawing/2016/5/13/chartex" xmlns:cx8="http://schemas.microsoft.com/office/drawing/2016/5/14/chartex" xmlns:mc="http://schemas.openxmlformats.org/markup-compatibility/2006" xmlns:aink="http://schemas.microsoft.com/office/drawing/2016/ink" xmlns:am3d="http://schemas.microsoft.com/office/drawing/2017/model3d" xmlns:o="urn:schemas-microsoft-com:office:office" xmlns:r="http://schemas.openxmlformats.org/officeDocument/2006/relationships" xmlns:m="http://schemas.openxmlformats.org/officeDocument/2006/math" xmlns:v="urn:schemas-microsoft-com:vml" xmlns:wp14="http://schemas.microsoft.com/office/word/2010/wordprocessingDrawing" xmlns:wp="http://schemas.openxmlformats.org/drawingml/2006/wordprocessingDrawing" xmlns:w10="urn:schemas-microsoft-com:office:word" xmlns:w="http://schemas.openxmlformats.org/wordprocessingml/2006/main" xmlns:w14="http://schemas.microsoft.com/office/word/2010/wordml" xmlns:w15="http://schemas.microsoft.com/office/word/2012/wordml" xmlns:w16cid="http://schemas.microsoft.com/office/word/2016/wordml/cid" xmlns:w16se="http://schemas.microsoft.com/office/word/2015/wordml/symex" xmlns:wpg="http://schemas.microsoft.com/office/word/2010/wordprocessingGroup" xmlns:wpi="http://schemas.microsoft.com/office/word/2010/wordprocessingInk" xmlns:wne="http://schemas.microsoft.com/office/word/2006/wordml" xmlns:wps="http://schemas.microsoft.com/office/word/2010/wordprocessingShape" mc:Ignorable="w14 w15 w16se w16cid wp14">
+<w:document xmlns:wpc="http://schemas.microsoft.com/office/word/2010/wordprocessingCanvas" xmlns:cx="http://schemas.microsoft.com/office/drawing/2014/chartex" xmlns:cx1="http://schemas.microsoft.com/office/drawing/2015/9/8/chartex" xmlns:cx2="http://schemas.microsoft.com/office/drawing/2015/10/21/chartex" xmlns:cx3="http://schemas.microsoft.com/office/drawing/2016/5/9/chartex" xmlns:cx4="http://schemas.microsoft.com/office/drawing/2016/5/10/chartex" xmlns:cx5="http://schemas.microsoft.com/office/drawing/2016/5/11/chartex" xmlns:cx6="http://schemas.microsoft.com/office/drawing/2016/5/12/chartex" xmlns:cx7="http://schemas.microsoft.com/office/drawing/2016/5/13/chartex" xmlns:cx8="http://schemas.microsoft.com/office/drawing/2016/5/14/chartex" xmlns:mc="http://schemas.openxmlformats.org/markup-compatibility/2006" xmlns:aink="http://schemas.microsoft.com/office/drawing/2016/ink" xmlns:am3d="http://schemas.microsoft.com/office/drawing/2017/model3d" xmlns:o="urn:schemas-microsoft-com:office:office" xmlns:oel="http://schemas.microsoft.com/office/2019/extlst" xmlns:r="http://schemas.openxmlformats.org/officeDocument/2006/relationships" xmlns:m="http://schemas.openxmlformats.org/officeDocument/2006/math" xmlns:v="urn:schemas-microsoft-com:vml" xmlns:wp14="http://schemas.microsoft.com/office/word/2010/wordprocessingDrawing" xmlns:wp="http://schemas.openxmlformats.org/drawingml/2006/wordprocessingDrawing" xmlns:w10="urn:schemas-microsoft-com:office:word" xmlns:w="http://schemas.openxmlformats.org/wordprocessingml/2006/main" xmlns:w14="http://schemas.microsoft.com/office/word/2010/wordml" xmlns:w15="http://schemas.microsoft.com/office/word/2012/wordml" xmlns:w16cex="http://schemas.microsoft.com/office/word/2018/wordml/cex" xmlns:w16cid="http://schemas.microsoft.com/office/word/2016/wordml/cid" xmlns:w16="http://schemas.microsoft.com/office/word/2018/wordml" xmlns:w16du="http://schemas.microsoft.com/office/word/2023/wordml/word16du" xmlns:w16sdtdh="http://schemas.microsoft.com/office/word/2020/wordml/sdtdatahash" xmlns:w16sdtfl="http://schemas.microsoft.com/office/word/2024/wordml/sdtformatlock" xmlns:w16se="http://schemas.microsoft.com/office/word/2015/wordml/symex" xmlns:wpg="http://schemas.microsoft.com/office/word/2010/wordprocessingGroup" xmlns:wpi="http://schemas.microsoft.com/office/word/2010/wordprocessingInk" xmlns:wne="http://schemas.microsoft.com/office/word/2006/wordml" xmlns:wps="http://schemas.microsoft.com/office/word/2010/wordprocessingShape" mc:Ignorable="w14 w15 w16se w16cid w16 w16cex w16sdtdh w16sdtfl w16du wp14">
   <w:body>
     <w:sdt>
       <w:sdtPr>
@@ -2764,15 +2764,7 @@
         <w:t xml:space="preserve">We will be </w:t>
       </w:r>
       <w:r>
-        <w:t xml:space="preserve">linking the </w:t>
-      </w:r>
-      <w:proofErr w:type="spellStart"/>
-      <w:r>
-        <w:t>loadshedding</w:t>
-      </w:r>
-      <w:proofErr w:type="spellEnd"/>
-      <w:r>
-        <w:t xml:space="preserve"> schedule to allow clients to check if they need to change their schedule for their pool pumps, as well as a weather app if changes need to be made with the ph. levels or chlorine amounts and link to the areas water restrictions so no unnecessary water goes to waste. Client’s will easily be able to use a calculator to check their readings and be able to go back to their notes to view their progress.</w:t>
+        <w:t>linking the loadshedding schedule to allow clients to check if they need to change their schedule for their pool pumps, as well as a weather app if changes need to be made with the ph. levels or chlorine amounts and link to the areas water restrictions so no unnecessary water goes to waste. Client’s will easily be able to use a calculator to check their readings and be able to go back to their notes to view their progress.</w:t>
       </w:r>
     </w:p>
     <w:p/>
@@ -3132,15 +3124,7 @@
         </w:numPr>
       </w:pPr>
       <w:r>
-        <w:t xml:space="preserve">Supports offline operation making it possible for the user to still use the during </w:t>
-      </w:r>
-      <w:proofErr w:type="spellStart"/>
-      <w:r>
-        <w:t>loadshedding</w:t>
-      </w:r>
-      <w:proofErr w:type="spellEnd"/>
-      <w:r>
-        <w:t xml:space="preserve"> or in areas with poor or no network access. The app allows offline data entry and synchronizes when connectivity resumes</w:t>
+        <w:t>Supports offline operation making it possible for the user to still use the during loadshedding or in areas with poor or no network access. The app allows offline data entry and synchronizes when connectivity resumes</w:t>
       </w:r>
       <w:r>
         <w:t>.</w:t>
@@ -3171,15 +3155,7 @@
         </w:numPr>
       </w:pPr>
       <w:r>
-        <w:t xml:space="preserve">Provides push notifications for maintenance reminders, service confirmations, municipal water restrictions, or alerts for </w:t>
-      </w:r>
-      <w:proofErr w:type="spellStart"/>
-      <w:r>
-        <w:t>loadshedding</w:t>
-      </w:r>
-      <w:proofErr w:type="spellEnd"/>
-      <w:r>
-        <w:t xml:space="preserve">. </w:t>
+        <w:t xml:space="preserve">Provides push notifications for maintenance reminders, service confirmations, municipal water restrictions, or alerts for loadshedding. </w:t>
       </w:r>
     </w:p>
     <w:p/>
@@ -5472,27 +5448,14 @@
       <w:r>
         <w:t xml:space="preserve">Figure </w:t>
       </w:r>
-      <w:r>
-        <w:fldChar w:fldCharType="begin"/>
-      </w:r>
-      <w:r>
-        <w:instrText xml:space="preserve"> SEQ Figure \* ARABIC </w:instrText>
-      </w:r>
-      <w:r>
-        <w:fldChar w:fldCharType="separate"/>
-      </w:r>
-      <w:r>
-        <w:rPr>
-          <w:noProof/>
-        </w:rPr>
-        <w:t>1</w:t>
-      </w:r>
-      <w:r>
-        <w:rPr>
-          <w:noProof/>
-        </w:rPr>
-        <w:fldChar w:fldCharType="end"/>
-      </w:r>
+      <w:fldSimple w:instr=" SEQ Figure \* ARABIC ">
+        <w:r>
+          <w:rPr>
+            <w:noProof/>
+          </w:rPr>
+          <w:t>1</w:t>
+        </w:r>
+      </w:fldSimple>
       <w:r>
         <w:rPr>
           <w:noProof/>
@@ -5792,27 +5755,14 @@
       <w:r>
         <w:fldChar w:fldCharType="end"/>
       </w:r>
-      <w:r>
-        <w:fldChar w:fldCharType="begin"/>
-      </w:r>
-      <w:r>
-        <w:instrText xml:space="preserve"> SEQ Figure \* ARABIC \s 1 </w:instrText>
-      </w:r>
-      <w:r>
-        <w:fldChar w:fldCharType="separate"/>
-      </w:r>
-      <w:r>
-        <w:rPr>
-          <w:noProof/>
-        </w:rPr>
-        <w:t>1</w:t>
-      </w:r>
-      <w:r>
-        <w:rPr>
-          <w:noProof/>
-        </w:rPr>
-        <w:fldChar w:fldCharType="end"/>
-      </w:r>
+      <w:fldSimple w:instr=" SEQ Figure \* ARABIC \s 1 ">
+        <w:r>
+          <w:rPr>
+            <w:noProof/>
+          </w:rPr>
+          <w:t>1</w:t>
+        </w:r>
+      </w:fldSimple>
       <w:r>
         <w:t>.</w:t>
       </w:r>
@@ -7020,12 +6970,21 @@
         </w:rPr>
         <w:t xml:space="preserve">pool owner specific methods such as registering and managing pools. This object orientated principle allows for modular code that does not duplicate common properties and methods amongst the three user types: pool owners, service providers and the admin while also offering the ability to extend these subclasses for class-specific functionality. Our UML class diagram for </w:t>
       </w:r>
+      <w:proofErr w:type="spellStart"/>
       <w:r>
         <w:rPr>
           <w:i/>
           <w:lang w:val="en-US"/>
         </w:rPr>
-        <w:t xml:space="preserve">SplashScreen </w:t>
+        <w:t>SplashScreen</w:t>
+      </w:r>
+      <w:proofErr w:type="spellEnd"/>
+      <w:r>
+        <w:rPr>
+          <w:i/>
+          <w:lang w:val="en-US"/>
+        </w:rPr>
+        <w:t xml:space="preserve"> </w:t>
       </w:r>
       <w:r>
         <w:rPr>
@@ -7157,7 +7116,39 @@
           <w:rFonts w:cstheme="minorHAnsi"/>
           <w:lang w:val="en-US"/>
         </w:rPr>
-        <w:t>1, 0..*, *..* in a UML</w:t>
+        <w:t xml:space="preserve">1, </w:t>
+      </w:r>
+      <w:proofErr w:type="gramStart"/>
+      <w:r>
+        <w:rPr>
+          <w:rFonts w:cstheme="minorHAnsi"/>
+          <w:lang w:val="en-US"/>
+        </w:rPr>
+        <w:t>0..</w:t>
+      </w:r>
+      <w:proofErr w:type="gramEnd"/>
+      <w:r>
+        <w:rPr>
+          <w:rFonts w:cstheme="minorHAnsi"/>
+          <w:lang w:val="en-US"/>
+        </w:rPr>
+        <w:t xml:space="preserve">*, </w:t>
+      </w:r>
+      <w:proofErr w:type="gramStart"/>
+      <w:r>
+        <w:rPr>
+          <w:rFonts w:cstheme="minorHAnsi"/>
+          <w:lang w:val="en-US"/>
+        </w:rPr>
+        <w:t>*..</w:t>
+      </w:r>
+      <w:proofErr w:type="gramEnd"/>
+      <w:r>
+        <w:rPr>
+          <w:rFonts w:cstheme="minorHAnsi"/>
+          <w:lang w:val="en-US"/>
+        </w:rPr>
+        <w:t>* in a UML</w:t>
       </w:r>
       <w:r>
         <w:rPr>
@@ -7568,7 +7559,6 @@
         <w:keepNext/>
         <w:jc w:val="center"/>
       </w:pPr>
-      <w:bookmarkStart w:id="18" w:name="_GoBack"/>
       <w:r>
         <w:rPr>
           <w:noProof/>
@@ -7611,7 +7601,6 @@
           </wp:inline>
         </w:drawing>
       </w:r>
-      <w:bookmarkEnd w:id="18"/>
     </w:p>
     <w:p>
       <w:pPr>
@@ -7649,7 +7638,7 @@
           <w:lang w:val="en-US"/>
         </w:rPr>
       </w:pPr>
-      <w:bookmarkStart w:id="19" w:name="_Toc207787832"/>
+      <w:bookmarkStart w:id="18" w:name="_Toc207787832"/>
       <w:r>
         <w:rPr>
           <w:sz w:val="36"/>
@@ -7678,7 +7667,7 @@
         </w:rPr>
         <w:t xml:space="preserve"> User Interface Design</w:t>
       </w:r>
-      <w:bookmarkEnd w:id="19"/>
+      <w:bookmarkEnd w:id="18"/>
       <w:r>
         <w:rPr>
           <w:sz w:val="36"/>
@@ -7826,224 +7815,38 @@
     </w:p>
     <w:p>
       <w:pPr>
-        <w:rPr>
-          <w:lang w:val="en-US"/>
-        </w:rPr>
-      </w:pPr>
-    </w:p>
-    <w:p>
-      <w:pPr>
-        <w:rPr>
-          <w:lang w:val="en-US"/>
-        </w:rPr>
-      </w:pPr>
-    </w:p>
-    <w:p>
-      <w:pPr>
-        <w:rPr>
-          <w:b/>
-          <w:bCs/>
-          <w:i/>
-          <w:iCs/>
-          <w:color w:val="2E74B5" w:themeColor="accent5" w:themeShade="BF"/>
-          <w:lang w:val="en-US"/>
-        </w:rPr>
-      </w:pPr>
-      <w:r>
-        <w:rPr>
-          <w:b/>
-          <w:bCs/>
-          <w:i/>
-          <w:iCs/>
-          <w:color w:val="2E74B5" w:themeColor="accent5" w:themeShade="BF"/>
-          <w:lang w:val="en-US"/>
-        </w:rPr>
-        <w:t>Example:</w:t>
-      </w:r>
-    </w:p>
-    <w:p>
-      <w:pPr>
-        <w:rPr>
-          <w:color w:val="2E74B5" w:themeColor="accent5" w:themeShade="BF"/>
-          <w:lang w:val="en-US"/>
-        </w:rPr>
-      </w:pPr>
-    </w:p>
+        <w:pStyle w:val="Heading2"/>
+        <w:rPr>
+          <w:color w:val="auto"/>
+          <w:u w:val="single"/>
+          <w:lang w:val="en-US"/>
+        </w:rPr>
+      </w:pPr>
+      <w:r>
+        <w:rPr>
+          <w:u w:val="single"/>
+          <w:lang w:val="en-US"/>
+        </w:rPr>
+        <w:t>Login Screen:</w:t>
+      </w:r>
+    </w:p>
+    <w:p>
+      <w:pPr>
+        <w:jc w:val="center"/>
+        <w:rPr>
+          <w:lang w:val="en-US"/>
+        </w:rPr>
+      </w:pPr>
+    </w:p>
+    <w:p/>
     <w:p>
       <w:pPr>
         <w:jc w:val="both"/>
         <w:rPr>
-          <w:color w:val="2E74B5" w:themeColor="accent5" w:themeShade="BF"/>
-          <w:lang w:val="en-US"/>
-        </w:rPr>
-      </w:pPr>
-      <w:r>
-        <w:rPr>
-          <w:color w:val="2E74B5" w:themeColor="accent5" w:themeShade="BF"/>
-          <w:lang w:val="en-US"/>
-        </w:rPr>
-        <w:t>Figure 1.</w:t>
-      </w:r>
-      <w:r>
-        <w:rPr>
-          <w:color w:val="2E74B5" w:themeColor="accent5" w:themeShade="BF"/>
-          <w:lang w:val="en-US"/>
-        </w:rPr>
-        <w:t>4</w:t>
-      </w:r>
-      <w:r>
-        <w:rPr>
-          <w:color w:val="2E74B5" w:themeColor="accent5" w:themeShade="BF"/>
-          <w:lang w:val="en-US"/>
-        </w:rPr>
-        <w:t xml:space="preserve"> represents the login screen of the YOUR</w:t>
-      </w:r>
-      <w:r>
-        <w:rPr>
-          <w:color w:val="2E74B5" w:themeColor="accent5" w:themeShade="BF"/>
-          <w:lang w:val="en-US"/>
-        </w:rPr>
-        <w:t xml:space="preserve"> </w:t>
-      </w:r>
-      <w:r>
-        <w:rPr>
-          <w:color w:val="2E74B5" w:themeColor="accent5" w:themeShade="BF"/>
-          <w:lang w:val="en-US"/>
-        </w:rPr>
-        <w:t>PLANNED</w:t>
-      </w:r>
-      <w:r>
-        <w:rPr>
-          <w:color w:val="2E74B5" w:themeColor="accent5" w:themeShade="BF"/>
-          <w:lang w:val="en-US"/>
-        </w:rPr>
-        <w:t xml:space="preserve"> </w:t>
-      </w:r>
-      <w:r>
-        <w:rPr>
-          <w:color w:val="2E74B5" w:themeColor="accent5" w:themeShade="BF"/>
-          <w:lang w:val="en-US"/>
-        </w:rPr>
-        <w:t>SYSTEM</w:t>
-      </w:r>
-      <w:r>
-        <w:rPr>
-          <w:color w:val="2E74B5" w:themeColor="accent5" w:themeShade="BF"/>
-          <w:lang w:val="en-US"/>
-        </w:rPr>
-        <w:t xml:space="preserve"> </w:t>
-      </w:r>
-      <w:r>
-        <w:rPr>
-          <w:color w:val="2E74B5" w:themeColor="accent5" w:themeShade="BF"/>
-          <w:lang w:val="en-US"/>
-        </w:rPr>
-        <w:t>NAME system.  The screen requires that a user enter their email address (as a username) and a password.  Upon successful login, the user will be redirected to the system’s landing page.  The screen also provides the user with an option to use in the event that they have forgotten their password.</w:t>
-      </w:r>
-    </w:p>
-    <w:p>
-      <w:pPr>
-        <w:rPr>
-          <w:b/>
-          <w:sz w:val="28"/>
-          <w:szCs w:val="28"/>
-          <w:lang w:val="en-US"/>
-        </w:rPr>
-      </w:pPr>
-    </w:p>
-    <w:p>
-      <w:pPr>
-        <w:rPr>
-          <w:lang w:val="en-US"/>
-        </w:rPr>
-      </w:pPr>
-    </w:p>
-    <w:p>
-      <w:pPr>
-        <w:keepNext/>
-        <w:jc w:val="center"/>
-      </w:pPr>
-      <w:r>
-        <w:rPr>
-          <w:noProof/>
-          <w:lang w:val="en-US"/>
-        </w:rPr>
-        <w:drawing>
-          <wp:inline distT="0" distB="0" distL="0" distR="0" wp14:anchorId="559CAAFA" wp14:editId="7658114F">
-            <wp:extent cx="5143500" cy="2819400"/>
-            <wp:effectExtent l="0" t="0" r="0" b="0"/>
-            <wp:docPr id="2" name="Picture 2" descr="A screenshot of a cell phone&#10;&#10;Description automatically generated"/>
-            <wp:cNvGraphicFramePr>
-              <a:graphicFrameLocks xmlns:a="http://schemas.openxmlformats.org/drawingml/2006/main" noChangeAspect="1"/>
-            </wp:cNvGraphicFramePr>
-            <a:graphic xmlns:a="http://schemas.openxmlformats.org/drawingml/2006/main">
-              <a:graphicData uri="http://schemas.openxmlformats.org/drawingml/2006/picture">
-                <pic:pic xmlns:pic="http://schemas.openxmlformats.org/drawingml/2006/picture">
-                  <pic:nvPicPr>
-                    <pic:cNvPr id="2" name="Screenshot 2019-05-14 at 21.19.58.png"/>
-                    <pic:cNvPicPr/>
-                  </pic:nvPicPr>
-                  <pic:blipFill>
-                    <a:blip r:embed="rId16">
-                      <a:extLst>
-                        <a:ext uri="{28A0092B-C50C-407E-A947-70E740481C1C}">
-                          <a14:useLocalDpi xmlns:a14="http://schemas.microsoft.com/office/drawing/2010/main" val="0"/>
-                        </a:ext>
-                      </a:extLst>
-                    </a:blip>
-                    <a:stretch>
-                      <a:fillRect/>
-                    </a:stretch>
-                  </pic:blipFill>
-                  <pic:spPr>
-                    <a:xfrm>
-                      <a:off x="0" y="0"/>
-                      <a:ext cx="5143500" cy="2819400"/>
-                    </a:xfrm>
-                    <a:prstGeom prst="rect">
-                      <a:avLst/>
-                    </a:prstGeom>
-                  </pic:spPr>
-                </pic:pic>
-              </a:graphicData>
-            </a:graphic>
-          </wp:inline>
-        </w:drawing>
-      </w:r>
-    </w:p>
-    <w:p>
-      <w:pPr>
-        <w:pStyle w:val="Caption"/>
-        <w:jc w:val="center"/>
-      </w:pPr>
-    </w:p>
-    <w:p>
-      <w:pPr>
-        <w:pStyle w:val="Caption"/>
-        <w:jc w:val="center"/>
-        <w:rPr>
-          <w:lang w:val="en-US"/>
-        </w:rPr>
-      </w:pPr>
-      <w:r>
-        <w:t>Figure 1.</w:t>
-      </w:r>
-      <w:r>
-        <w:t>4</w:t>
-      </w:r>
-      <w:r>
-        <w:t xml:space="preserve"> Login Screen</w:t>
-      </w:r>
-    </w:p>
-    <w:p>
-      <w:pPr>
-        <w:jc w:val="center"/>
-        <w:rPr>
-          <w:lang w:val="en-US"/>
-        </w:rPr>
-      </w:pPr>
-    </w:p>
-    <w:p/>
+          <w:lang w:val="en-US"/>
+        </w:rPr>
+      </w:pPr>
+    </w:p>
     <w:p>
       <w:pPr>
         <w:jc w:val="both"/>
@@ -8052,17 +7855,9 @@
         </w:rPr>
       </w:pPr>
     </w:p>
-    <w:p>
-      <w:pPr>
-        <w:jc w:val="both"/>
-        <w:rPr>
-          <w:lang w:val="en-US"/>
-        </w:rPr>
-      </w:pPr>
-    </w:p>
     <w:sectPr>
-      <w:headerReference w:type="default" r:id="rId17"/>
-      <w:footerReference w:type="first" r:id="rId18"/>
+      <w:headerReference w:type="default" r:id="rId16"/>
+      <w:footerReference w:type="first" r:id="rId17"/>
       <w:pgSz w:w="11900" w:h="16840"/>
       <w:pgMar w:top="1440" w:right="1440" w:bottom="1440" w:left="1440" w:header="708" w:footer="708" w:gutter="0"/>
       <w:cols w:space="708"/>
@@ -8074,7 +7869,7 @@
 </file>
 
 <file path=word/endnotes.xml><?xml version="1.0" encoding="utf-8"?>
-<w:endnotes xmlns:wpc="http://schemas.microsoft.com/office/word/2010/wordprocessingCanvas" xmlns:cx="http://schemas.microsoft.com/office/drawing/2014/chartex" xmlns:cx1="http://schemas.microsoft.com/office/drawing/2015/9/8/chartex" xmlns:cx2="http://schemas.microsoft.com/office/drawing/2015/10/21/chartex" xmlns:cx3="http://schemas.microsoft.com/office/drawing/2016/5/9/chartex" xmlns:cx4="http://schemas.microsoft.com/office/drawing/2016/5/10/chartex" xmlns:cx5="http://schemas.microsoft.com/office/drawing/2016/5/11/chartex" xmlns:cx6="http://schemas.microsoft.com/office/drawing/2016/5/12/chartex" xmlns:cx7="http://schemas.microsoft.com/office/drawing/2016/5/13/chartex" xmlns:cx8="http://schemas.microsoft.com/office/drawing/2016/5/14/chartex" xmlns:mc="http://schemas.openxmlformats.org/markup-compatibility/2006" xmlns:aink="http://schemas.microsoft.com/office/drawing/2016/ink" xmlns:am3d="http://schemas.microsoft.com/office/drawing/2017/model3d" xmlns:o="urn:schemas-microsoft-com:office:office" xmlns:r="http://schemas.openxmlformats.org/officeDocument/2006/relationships" xmlns:m="http://schemas.openxmlformats.org/officeDocument/2006/math" xmlns:v="urn:schemas-microsoft-com:vml" xmlns:wp14="http://schemas.microsoft.com/office/word/2010/wordprocessingDrawing" xmlns:wp="http://schemas.openxmlformats.org/drawingml/2006/wordprocessingDrawing" xmlns:w10="urn:schemas-microsoft-com:office:word" xmlns:w="http://schemas.openxmlformats.org/wordprocessingml/2006/main" xmlns:w14="http://schemas.microsoft.com/office/word/2010/wordml" xmlns:w15="http://schemas.microsoft.com/office/word/2012/wordml" xmlns:w16cid="http://schemas.microsoft.com/office/word/2016/wordml/cid" xmlns:w16se="http://schemas.microsoft.com/office/word/2015/wordml/symex" xmlns:wpg="http://schemas.microsoft.com/office/word/2010/wordprocessingGroup" xmlns:wpi="http://schemas.microsoft.com/office/word/2010/wordprocessingInk" xmlns:wne="http://schemas.microsoft.com/office/word/2006/wordml" xmlns:wps="http://schemas.microsoft.com/office/word/2010/wordprocessingShape" mc:Ignorable="w14 w15 w16se w16cid wp14">
+<w:endnotes xmlns:wpc="http://schemas.microsoft.com/office/word/2010/wordprocessingCanvas" xmlns:cx="http://schemas.microsoft.com/office/drawing/2014/chartex" xmlns:cx1="http://schemas.microsoft.com/office/drawing/2015/9/8/chartex" xmlns:cx2="http://schemas.microsoft.com/office/drawing/2015/10/21/chartex" xmlns:cx3="http://schemas.microsoft.com/office/drawing/2016/5/9/chartex" xmlns:cx4="http://schemas.microsoft.com/office/drawing/2016/5/10/chartex" xmlns:cx5="http://schemas.microsoft.com/office/drawing/2016/5/11/chartex" xmlns:cx6="http://schemas.microsoft.com/office/drawing/2016/5/12/chartex" xmlns:cx7="http://schemas.microsoft.com/office/drawing/2016/5/13/chartex" xmlns:cx8="http://schemas.microsoft.com/office/drawing/2016/5/14/chartex" xmlns:mc="http://schemas.openxmlformats.org/markup-compatibility/2006" xmlns:aink="http://schemas.microsoft.com/office/drawing/2016/ink" xmlns:am3d="http://schemas.microsoft.com/office/drawing/2017/model3d" xmlns:o="urn:schemas-microsoft-com:office:office" xmlns:oel="http://schemas.microsoft.com/office/2019/extlst" xmlns:r="http://schemas.openxmlformats.org/officeDocument/2006/relationships" xmlns:m="http://schemas.openxmlformats.org/officeDocument/2006/math" xmlns:v="urn:schemas-microsoft-com:vml" xmlns:wp14="http://schemas.microsoft.com/office/word/2010/wordprocessingDrawing" xmlns:wp="http://schemas.openxmlformats.org/drawingml/2006/wordprocessingDrawing" xmlns:w10="urn:schemas-microsoft-com:office:word" xmlns:w="http://schemas.openxmlformats.org/wordprocessingml/2006/main" xmlns:w14="http://schemas.microsoft.com/office/word/2010/wordml" xmlns:w15="http://schemas.microsoft.com/office/word/2012/wordml" xmlns:w16cex="http://schemas.microsoft.com/office/word/2018/wordml/cex" xmlns:w16cid="http://schemas.microsoft.com/office/word/2016/wordml/cid" xmlns:w16="http://schemas.microsoft.com/office/word/2018/wordml" xmlns:w16du="http://schemas.microsoft.com/office/word/2023/wordml/word16du" xmlns:w16sdtdh="http://schemas.microsoft.com/office/word/2020/wordml/sdtdatahash" xmlns:w16sdtfl="http://schemas.microsoft.com/office/word/2024/wordml/sdtformatlock" xmlns:w16se="http://schemas.microsoft.com/office/word/2015/wordml/symex" xmlns:wpg="http://schemas.microsoft.com/office/word/2010/wordprocessingGroup" xmlns:wpi="http://schemas.microsoft.com/office/word/2010/wordprocessingInk" xmlns:wne="http://schemas.microsoft.com/office/word/2006/wordml" xmlns:wps="http://schemas.microsoft.com/office/word/2010/wordprocessingShape" mc:Ignorable="w14 w15 w16se w16cid w16 w16cex w16sdtdh w16sdtfl w16du wp14">
   <w:endnote w:type="separator" w:id="-1">
     <w:p>
       <w:r>
@@ -8093,7 +7888,7 @@
 </file>
 
 <file path=word/footer1.xml><?xml version="1.0" encoding="utf-8"?>
-<w:ftr xmlns:wpc="http://schemas.microsoft.com/office/word/2010/wordprocessingCanvas" xmlns:cx="http://schemas.microsoft.com/office/drawing/2014/chartex" xmlns:cx1="http://schemas.microsoft.com/office/drawing/2015/9/8/chartex" xmlns:cx2="http://schemas.microsoft.com/office/drawing/2015/10/21/chartex" xmlns:cx3="http://schemas.microsoft.com/office/drawing/2016/5/9/chartex" xmlns:cx4="http://schemas.microsoft.com/office/drawing/2016/5/10/chartex" xmlns:cx5="http://schemas.microsoft.com/office/drawing/2016/5/11/chartex" xmlns:cx6="http://schemas.microsoft.com/office/drawing/2016/5/12/chartex" xmlns:cx7="http://schemas.microsoft.com/office/drawing/2016/5/13/chartex" xmlns:cx8="http://schemas.microsoft.com/office/drawing/2016/5/14/chartex" xmlns:mc="http://schemas.openxmlformats.org/markup-compatibility/2006" xmlns:aink="http://schemas.microsoft.com/office/drawing/2016/ink" xmlns:am3d="http://schemas.microsoft.com/office/drawing/2017/model3d" xmlns:o="urn:schemas-microsoft-com:office:office" xmlns:r="http://schemas.openxmlformats.org/officeDocument/2006/relationships" xmlns:m="http://schemas.openxmlformats.org/officeDocument/2006/math" xmlns:v="urn:schemas-microsoft-com:vml" xmlns:wp14="http://schemas.microsoft.com/office/word/2010/wordprocessingDrawing" xmlns:wp="http://schemas.openxmlformats.org/drawingml/2006/wordprocessingDrawing" xmlns:w10="urn:schemas-microsoft-com:office:word" xmlns:w="http://schemas.openxmlformats.org/wordprocessingml/2006/main" xmlns:w14="http://schemas.microsoft.com/office/word/2010/wordml" xmlns:w15="http://schemas.microsoft.com/office/word/2012/wordml" xmlns:w16cid="http://schemas.microsoft.com/office/word/2016/wordml/cid" xmlns:w16se="http://schemas.microsoft.com/office/word/2015/wordml/symex" xmlns:wpg="http://schemas.microsoft.com/office/word/2010/wordprocessingGroup" xmlns:wpi="http://schemas.microsoft.com/office/word/2010/wordprocessingInk" xmlns:wne="http://schemas.microsoft.com/office/word/2006/wordml" xmlns:wps="http://schemas.microsoft.com/office/word/2010/wordprocessingShape" mc:Ignorable="w14 w15 w16se w16cid wp14">
+<w:ftr xmlns:wpc="http://schemas.microsoft.com/office/word/2010/wordprocessingCanvas" xmlns:cx="http://schemas.microsoft.com/office/drawing/2014/chartex" xmlns:cx1="http://schemas.microsoft.com/office/drawing/2015/9/8/chartex" xmlns:cx2="http://schemas.microsoft.com/office/drawing/2015/10/21/chartex" xmlns:cx3="http://schemas.microsoft.com/office/drawing/2016/5/9/chartex" xmlns:cx4="http://schemas.microsoft.com/office/drawing/2016/5/10/chartex" xmlns:cx5="http://schemas.microsoft.com/office/drawing/2016/5/11/chartex" xmlns:cx6="http://schemas.microsoft.com/office/drawing/2016/5/12/chartex" xmlns:cx7="http://schemas.microsoft.com/office/drawing/2016/5/13/chartex" xmlns:cx8="http://schemas.microsoft.com/office/drawing/2016/5/14/chartex" xmlns:mc="http://schemas.openxmlformats.org/markup-compatibility/2006" xmlns:aink="http://schemas.microsoft.com/office/drawing/2016/ink" xmlns:am3d="http://schemas.microsoft.com/office/drawing/2017/model3d" xmlns:o="urn:schemas-microsoft-com:office:office" xmlns:oel="http://schemas.microsoft.com/office/2019/extlst" xmlns:r="http://schemas.openxmlformats.org/officeDocument/2006/relationships" xmlns:m="http://schemas.openxmlformats.org/officeDocument/2006/math" xmlns:v="urn:schemas-microsoft-com:vml" xmlns:wp14="http://schemas.microsoft.com/office/word/2010/wordprocessingDrawing" xmlns:wp="http://schemas.openxmlformats.org/drawingml/2006/wordprocessingDrawing" xmlns:w10="urn:schemas-microsoft-com:office:word" xmlns:w="http://schemas.openxmlformats.org/wordprocessingml/2006/main" xmlns:w14="http://schemas.microsoft.com/office/word/2010/wordml" xmlns:w15="http://schemas.microsoft.com/office/word/2012/wordml" xmlns:w16cex="http://schemas.microsoft.com/office/word/2018/wordml/cex" xmlns:w16cid="http://schemas.microsoft.com/office/word/2016/wordml/cid" xmlns:w16="http://schemas.microsoft.com/office/word/2018/wordml" xmlns:w16du="http://schemas.microsoft.com/office/word/2023/wordml/word16du" xmlns:w16sdtdh="http://schemas.microsoft.com/office/word/2020/wordml/sdtdatahash" xmlns:w16sdtfl="http://schemas.microsoft.com/office/word/2024/wordml/sdtformatlock" xmlns:w16se="http://schemas.microsoft.com/office/word/2015/wordml/symex" xmlns:wpg="http://schemas.microsoft.com/office/word/2010/wordprocessingGroup" xmlns:wpi="http://schemas.microsoft.com/office/word/2010/wordprocessingInk" xmlns:wne="http://schemas.microsoft.com/office/word/2006/wordml" xmlns:wps="http://schemas.microsoft.com/office/word/2010/wordprocessingShape" mc:Ignorable="w14 w15 w16se w16cid w16 w16cex w16sdtdh w16sdtfl w16du wp14">
   <w:p>
     <w:pPr>
       <w:pStyle w:val="Footer"/>
@@ -8111,7 +7906,7 @@
 </file>
 
 <file path=word/footnotes.xml><?xml version="1.0" encoding="utf-8"?>
-<w:footnotes xmlns:wpc="http://schemas.microsoft.com/office/word/2010/wordprocessingCanvas" xmlns:cx="http://schemas.microsoft.com/office/drawing/2014/chartex" xmlns:cx1="http://schemas.microsoft.com/office/drawing/2015/9/8/chartex" xmlns:cx2="http://schemas.microsoft.com/office/drawing/2015/10/21/chartex" xmlns:cx3="http://schemas.microsoft.com/office/drawing/2016/5/9/chartex" xmlns:cx4="http://schemas.microsoft.com/office/drawing/2016/5/10/chartex" xmlns:cx5="http://schemas.microsoft.com/office/drawing/2016/5/11/chartex" xmlns:cx6="http://schemas.microsoft.com/office/drawing/2016/5/12/chartex" xmlns:cx7="http://schemas.microsoft.com/office/drawing/2016/5/13/chartex" xmlns:cx8="http://schemas.microsoft.com/office/drawing/2016/5/14/chartex" xmlns:mc="http://schemas.openxmlformats.org/markup-compatibility/2006" xmlns:aink="http://schemas.microsoft.com/office/drawing/2016/ink" xmlns:am3d="http://schemas.microsoft.com/office/drawing/2017/model3d" xmlns:o="urn:schemas-microsoft-com:office:office" xmlns:r="http://schemas.openxmlformats.org/officeDocument/2006/relationships" xmlns:m="http://schemas.openxmlformats.org/officeDocument/2006/math" xmlns:v="urn:schemas-microsoft-com:vml" xmlns:wp14="http://schemas.microsoft.com/office/word/2010/wordprocessingDrawing" xmlns:wp="http://schemas.openxmlformats.org/drawingml/2006/wordprocessingDrawing" xmlns:w10="urn:schemas-microsoft-com:office:word" xmlns:w="http://schemas.openxmlformats.org/wordprocessingml/2006/main" xmlns:w14="http://schemas.microsoft.com/office/word/2010/wordml" xmlns:w15="http://schemas.microsoft.com/office/word/2012/wordml" xmlns:w16cid="http://schemas.microsoft.com/office/word/2016/wordml/cid" xmlns:w16se="http://schemas.microsoft.com/office/word/2015/wordml/symex" xmlns:wpg="http://schemas.microsoft.com/office/word/2010/wordprocessingGroup" xmlns:wpi="http://schemas.microsoft.com/office/word/2010/wordprocessingInk" xmlns:wne="http://schemas.microsoft.com/office/word/2006/wordml" xmlns:wps="http://schemas.microsoft.com/office/word/2010/wordprocessingShape" mc:Ignorable="w14 w15 w16se w16cid wp14">
+<w:footnotes xmlns:wpc="http://schemas.microsoft.com/office/word/2010/wordprocessingCanvas" xmlns:cx="http://schemas.microsoft.com/office/drawing/2014/chartex" xmlns:cx1="http://schemas.microsoft.com/office/drawing/2015/9/8/chartex" xmlns:cx2="http://schemas.microsoft.com/office/drawing/2015/10/21/chartex" xmlns:cx3="http://schemas.microsoft.com/office/drawing/2016/5/9/chartex" xmlns:cx4="http://schemas.microsoft.com/office/drawing/2016/5/10/chartex" xmlns:cx5="http://schemas.microsoft.com/office/drawing/2016/5/11/chartex" xmlns:cx6="http://schemas.microsoft.com/office/drawing/2016/5/12/chartex" xmlns:cx7="http://schemas.microsoft.com/office/drawing/2016/5/13/chartex" xmlns:cx8="http://schemas.microsoft.com/office/drawing/2016/5/14/chartex" xmlns:mc="http://schemas.openxmlformats.org/markup-compatibility/2006" xmlns:aink="http://schemas.microsoft.com/office/drawing/2016/ink" xmlns:am3d="http://schemas.microsoft.com/office/drawing/2017/model3d" xmlns:o="urn:schemas-microsoft-com:office:office" xmlns:oel="http://schemas.microsoft.com/office/2019/extlst" xmlns:r="http://schemas.openxmlformats.org/officeDocument/2006/relationships" xmlns:m="http://schemas.openxmlformats.org/officeDocument/2006/math" xmlns:v="urn:schemas-microsoft-com:vml" xmlns:wp14="http://schemas.microsoft.com/office/word/2010/wordprocessingDrawing" xmlns:wp="http://schemas.openxmlformats.org/drawingml/2006/wordprocessingDrawing" xmlns:w10="urn:schemas-microsoft-com:office:word" xmlns:w="http://schemas.openxmlformats.org/wordprocessingml/2006/main" xmlns:w14="http://schemas.microsoft.com/office/word/2010/wordml" xmlns:w15="http://schemas.microsoft.com/office/word/2012/wordml" xmlns:w16cex="http://schemas.microsoft.com/office/word/2018/wordml/cex" xmlns:w16cid="http://schemas.microsoft.com/office/word/2016/wordml/cid" xmlns:w16="http://schemas.microsoft.com/office/word/2018/wordml" xmlns:w16du="http://schemas.microsoft.com/office/word/2023/wordml/word16du" xmlns:w16sdtdh="http://schemas.microsoft.com/office/word/2020/wordml/sdtdatahash" xmlns:w16sdtfl="http://schemas.microsoft.com/office/word/2024/wordml/sdtformatlock" xmlns:w16se="http://schemas.microsoft.com/office/word/2015/wordml/symex" xmlns:wpg="http://schemas.microsoft.com/office/word/2010/wordprocessingGroup" xmlns:wpi="http://schemas.microsoft.com/office/word/2010/wordprocessingInk" xmlns:wne="http://schemas.microsoft.com/office/word/2006/wordml" xmlns:wps="http://schemas.microsoft.com/office/word/2010/wordprocessingShape" mc:Ignorable="w14 w15 w16se w16cid w16 w16cex w16sdtdh w16sdtfl w16du wp14">
   <w:footnote w:type="separator" w:id="-1">
     <w:p>
       <w:r>
@@ -8130,7 +7925,7 @@
 </file>
 
 <file path=word/header1.xml><?xml version="1.0" encoding="utf-8"?>
-<w:hdr xmlns:wpc="http://schemas.microsoft.com/office/word/2010/wordprocessingCanvas" xmlns:cx="http://schemas.microsoft.com/office/drawing/2014/chartex" xmlns:cx1="http://schemas.microsoft.com/office/drawing/2015/9/8/chartex" xmlns:cx2="http://schemas.microsoft.com/office/drawing/2015/10/21/chartex" xmlns:cx3="http://schemas.microsoft.com/office/drawing/2016/5/9/chartex" xmlns:cx4="http://schemas.microsoft.com/office/drawing/2016/5/10/chartex" xmlns:cx5="http://schemas.microsoft.com/office/drawing/2016/5/11/chartex" xmlns:cx6="http://schemas.microsoft.com/office/drawing/2016/5/12/chartex" xmlns:cx7="http://schemas.microsoft.com/office/drawing/2016/5/13/chartex" xmlns:cx8="http://schemas.microsoft.com/office/drawing/2016/5/14/chartex" xmlns:mc="http://schemas.openxmlformats.org/markup-compatibility/2006" xmlns:aink="http://schemas.microsoft.com/office/drawing/2016/ink" xmlns:am3d="http://schemas.microsoft.com/office/drawing/2017/model3d" xmlns:o="urn:schemas-microsoft-com:office:office" xmlns:r="http://schemas.openxmlformats.org/officeDocument/2006/relationships" xmlns:m="http://schemas.openxmlformats.org/officeDocument/2006/math" xmlns:v="urn:schemas-microsoft-com:vml" xmlns:wp14="http://schemas.microsoft.com/office/word/2010/wordprocessingDrawing" xmlns:wp="http://schemas.openxmlformats.org/drawingml/2006/wordprocessingDrawing" xmlns:w10="urn:schemas-microsoft-com:office:word" xmlns:w="http://schemas.openxmlformats.org/wordprocessingml/2006/main" xmlns:w14="http://schemas.microsoft.com/office/word/2010/wordml" xmlns:w15="http://schemas.microsoft.com/office/word/2012/wordml" xmlns:w16cid="http://schemas.microsoft.com/office/word/2016/wordml/cid" xmlns:w16se="http://schemas.microsoft.com/office/word/2015/wordml/symex" xmlns:wpg="http://schemas.microsoft.com/office/word/2010/wordprocessingGroup" xmlns:wpi="http://schemas.microsoft.com/office/word/2010/wordprocessingInk" xmlns:wne="http://schemas.microsoft.com/office/word/2006/wordml" xmlns:wps="http://schemas.microsoft.com/office/word/2010/wordprocessingShape" mc:Ignorable="w14 w15 w16se w16cid wp14">
+<w:hdr xmlns:wpc="http://schemas.microsoft.com/office/word/2010/wordprocessingCanvas" xmlns:cx="http://schemas.microsoft.com/office/drawing/2014/chartex" xmlns:cx1="http://schemas.microsoft.com/office/drawing/2015/9/8/chartex" xmlns:cx2="http://schemas.microsoft.com/office/drawing/2015/10/21/chartex" xmlns:cx3="http://schemas.microsoft.com/office/drawing/2016/5/9/chartex" xmlns:cx4="http://schemas.microsoft.com/office/drawing/2016/5/10/chartex" xmlns:cx5="http://schemas.microsoft.com/office/drawing/2016/5/11/chartex" xmlns:cx6="http://schemas.microsoft.com/office/drawing/2016/5/12/chartex" xmlns:cx7="http://schemas.microsoft.com/office/drawing/2016/5/13/chartex" xmlns:cx8="http://schemas.microsoft.com/office/drawing/2016/5/14/chartex" xmlns:mc="http://schemas.openxmlformats.org/markup-compatibility/2006" xmlns:aink="http://schemas.microsoft.com/office/drawing/2016/ink" xmlns:am3d="http://schemas.microsoft.com/office/drawing/2017/model3d" xmlns:o="urn:schemas-microsoft-com:office:office" xmlns:oel="http://schemas.microsoft.com/office/2019/extlst" xmlns:r="http://schemas.openxmlformats.org/officeDocument/2006/relationships" xmlns:m="http://schemas.openxmlformats.org/officeDocument/2006/math" xmlns:v="urn:schemas-microsoft-com:vml" xmlns:wp14="http://schemas.microsoft.com/office/word/2010/wordprocessingDrawing" xmlns:wp="http://schemas.openxmlformats.org/drawingml/2006/wordprocessingDrawing" xmlns:w10="urn:schemas-microsoft-com:office:word" xmlns:w="http://schemas.openxmlformats.org/wordprocessingml/2006/main" xmlns:w14="http://schemas.microsoft.com/office/word/2010/wordml" xmlns:w15="http://schemas.microsoft.com/office/word/2012/wordml" xmlns:w16cex="http://schemas.microsoft.com/office/word/2018/wordml/cex" xmlns:w16cid="http://schemas.microsoft.com/office/word/2016/wordml/cid" xmlns:w16="http://schemas.microsoft.com/office/word/2018/wordml" xmlns:w16du="http://schemas.microsoft.com/office/word/2023/wordml/word16du" xmlns:w16sdtdh="http://schemas.microsoft.com/office/word/2020/wordml/sdtdatahash" xmlns:w16sdtfl="http://schemas.microsoft.com/office/word/2024/wordml/sdtformatlock" xmlns:w16se="http://schemas.microsoft.com/office/word/2015/wordml/symex" xmlns:wpg="http://schemas.microsoft.com/office/word/2010/wordprocessingGroup" xmlns:wpi="http://schemas.microsoft.com/office/word/2010/wordprocessingInk" xmlns:wne="http://schemas.microsoft.com/office/word/2006/wordml" xmlns:wps="http://schemas.microsoft.com/office/word/2010/wordprocessingShape" mc:Ignorable="w14 w15 w16se w16cid w16 w16cex w16sdtdh w16sdtfl w16du wp14">
   <w:p>
     <w:pPr>
       <w:pStyle w:val="Header"/>
@@ -8479,7 +8274,7 @@
         </mc:Choice>
         <mc:Fallback>
           <w:pict>
-            <v:group w14:anchorId="67D94630" id="Group 179" o:spid="_x0000_s1026" style="position:absolute;margin-left:82.7pt;margin-top:0;width:133.9pt;height:80.65pt;z-index:251659264;mso-top-percent:23;mso-position-horizontal:right;mso-position-horizontal-relative:page;mso-position-vertical-relative:page;mso-top-percent:23;mso-width-relative:margin;mso-height-relative:margin" coordsize="17007,10241" o:gfxdata="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">
+            <v:group w14:anchorId="67D94630" id="Group 179" o:spid="_x0000_s1026" style="position:absolute;margin-left:82.7pt;margin-top:0;width:133.9pt;height:80.65pt;z-index:251659264;mso-top-percent:23;mso-position-horizontal:right;mso-position-horizontal-relative:page;mso-position-vertical-relative:page;mso-top-percent:23;mso-width-relative:margin;mso-height-relative:margin" coordsize="17007,10241" o:gfxdata="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">
               <v:group id="Group 168" o:spid="_x0000_s1027" style="position:absolute;width:17007;height:10241" coordsize="17007,10241" o:gfxdata="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">
                 <v:rect id="Rectangle 169" o:spid="_x0000_s1028" style="position:absolute;width:17007;height:10241;visibility:visible;mso-wrap-style:square;v-text-anchor:middle" o:gfxdata="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" fillcolor="white [3212]" stroked="f" strokeweight="1pt">
                   <v:fill opacity="0"/>
@@ -8553,7 +8348,7 @@
 </file>
 
 <file path=word/numbering.xml><?xml version="1.0" encoding="utf-8"?>
-<w:numbering xmlns:wpc="http://schemas.microsoft.com/office/word/2010/wordprocessingCanvas" xmlns:cx="http://schemas.microsoft.com/office/drawing/2014/chartex" xmlns:cx1="http://schemas.microsoft.com/office/drawing/2015/9/8/chartex" xmlns:cx2="http://schemas.microsoft.com/office/drawing/2015/10/21/chartex" xmlns:cx3="http://schemas.microsoft.com/office/drawing/2016/5/9/chartex" xmlns:cx4="http://schemas.microsoft.com/office/drawing/2016/5/10/chartex" xmlns:cx5="http://schemas.microsoft.com/office/drawing/2016/5/11/chartex" xmlns:cx6="http://schemas.microsoft.com/office/drawing/2016/5/12/chartex" xmlns:cx7="http://schemas.microsoft.com/office/drawing/2016/5/13/chartex" xmlns:cx8="http://schemas.microsoft.com/office/drawing/2016/5/14/chartex" xmlns:mc="http://schemas.openxmlformats.org/markup-compatibility/2006" xmlns:aink="http://schemas.microsoft.com/office/drawing/2016/ink" xmlns:am3d="http://schemas.microsoft.com/office/drawing/2017/model3d" xmlns:o="urn:schemas-microsoft-com:office:office" xmlns:r="http://schemas.openxmlformats.org/officeDocument/2006/relationships" xmlns:m="http://schemas.openxmlformats.org/officeDocument/2006/math" xmlns:v="urn:schemas-microsoft-com:vml" xmlns:wp14="http://schemas.microsoft.com/office/word/2010/wordprocessingDrawing" xmlns:wp="http://schemas.openxmlformats.org/drawingml/2006/wordprocessingDrawing" xmlns:w10="urn:schemas-microsoft-com:office:word" xmlns:w="http://schemas.openxmlformats.org/wordprocessingml/2006/main" xmlns:w14="http://schemas.microsoft.com/office/word/2010/wordml" xmlns:w15="http://schemas.microsoft.com/office/word/2012/wordml" xmlns:w16cid="http://schemas.microsoft.com/office/word/2016/wordml/cid" xmlns:w16se="http://schemas.microsoft.com/office/word/2015/wordml/symex" xmlns:wpg="http://schemas.microsoft.com/office/word/2010/wordprocessingGroup" xmlns:wpi="http://schemas.microsoft.com/office/word/2010/wordprocessingInk" xmlns:wne="http://schemas.microsoft.com/office/word/2006/wordml" xmlns:wps="http://schemas.microsoft.com/office/word/2010/wordprocessingShape" mc:Ignorable="w14 w15 w16se w16cid wp14">
+<w:numbering xmlns:wpc="http://schemas.microsoft.com/office/word/2010/wordprocessingCanvas" xmlns:cx="http://schemas.microsoft.com/office/drawing/2014/chartex" xmlns:cx1="http://schemas.microsoft.com/office/drawing/2015/9/8/chartex" xmlns:cx2="http://schemas.microsoft.com/office/drawing/2015/10/21/chartex" xmlns:cx3="http://schemas.microsoft.com/office/drawing/2016/5/9/chartex" xmlns:cx4="http://schemas.microsoft.com/office/drawing/2016/5/10/chartex" xmlns:cx5="http://schemas.microsoft.com/office/drawing/2016/5/11/chartex" xmlns:cx6="http://schemas.microsoft.com/office/drawing/2016/5/12/chartex" xmlns:cx7="http://schemas.microsoft.com/office/drawing/2016/5/13/chartex" xmlns:cx8="http://schemas.microsoft.com/office/drawing/2016/5/14/chartex" xmlns:mc="http://schemas.openxmlformats.org/markup-compatibility/2006" xmlns:aink="http://schemas.microsoft.com/office/drawing/2016/ink" xmlns:am3d="http://schemas.microsoft.com/office/drawing/2017/model3d" xmlns:o="urn:schemas-microsoft-com:office:office" xmlns:oel="http://schemas.microsoft.com/office/2019/extlst" xmlns:r="http://schemas.openxmlformats.org/officeDocument/2006/relationships" xmlns:m="http://schemas.openxmlformats.org/officeDocument/2006/math" xmlns:v="urn:schemas-microsoft-com:vml" xmlns:wp14="http://schemas.microsoft.com/office/word/2010/wordprocessingDrawing" xmlns:wp="http://schemas.openxmlformats.org/drawingml/2006/wordprocessingDrawing" xmlns:w10="urn:schemas-microsoft-com:office:word" xmlns:w="http://schemas.openxmlformats.org/wordprocessingml/2006/main" xmlns:w14="http://schemas.microsoft.com/office/word/2010/wordml" xmlns:w15="http://schemas.microsoft.com/office/word/2012/wordml" xmlns:w16cex="http://schemas.microsoft.com/office/word/2018/wordml/cex" xmlns:w16cid="http://schemas.microsoft.com/office/word/2016/wordml/cid" xmlns:w16="http://schemas.microsoft.com/office/word/2018/wordml" xmlns:w16du="http://schemas.microsoft.com/office/word/2023/wordml/word16du" xmlns:w16sdtdh="http://schemas.microsoft.com/office/word/2020/wordml/sdtdatahash" xmlns:w16sdtfl="http://schemas.microsoft.com/office/word/2024/wordml/sdtformatlock" xmlns:w16se="http://schemas.microsoft.com/office/word/2015/wordml/symex" xmlns:wpg="http://schemas.microsoft.com/office/word/2010/wordprocessingGroup" xmlns:wpi="http://schemas.microsoft.com/office/word/2010/wordprocessingInk" xmlns:wne="http://schemas.microsoft.com/office/word/2006/wordml" xmlns:wps="http://schemas.microsoft.com/office/word/2010/wordprocessingShape" mc:Ignorable="w14 w15 w16se w16cid w16 w16cex w16sdtdh w16sdtfl w16du wp14">
   <w:abstractNum w:abstractNumId="0" w15:restartNumberingAfterBreak="0">
     <w:nsid w:val="07600B59"/>
     <w:multiLevelType w:val="hybridMultilevel"/>
@@ -11101,77 +10896,77 @@
       </w:rPr>
     </w:lvl>
   </w:abstractNum>
-  <w:num w:numId="1">
+  <w:num w:numId="1" w16cid:durableId="340939871">
     <w:abstractNumId w:val="9"/>
   </w:num>
-  <w:num w:numId="2">
+  <w:num w:numId="2" w16cid:durableId="1333072357">
     <w:abstractNumId w:val="2"/>
   </w:num>
-  <w:num w:numId="3">
+  <w:num w:numId="3" w16cid:durableId="754518144">
     <w:abstractNumId w:val="16"/>
   </w:num>
-  <w:num w:numId="4">
+  <w:num w:numId="4" w16cid:durableId="1297679451">
     <w:abstractNumId w:val="15"/>
   </w:num>
-  <w:num w:numId="5">
+  <w:num w:numId="5" w16cid:durableId="685523413">
     <w:abstractNumId w:val="0"/>
   </w:num>
-  <w:num w:numId="6">
+  <w:num w:numId="6" w16cid:durableId="478232006">
     <w:abstractNumId w:val="5"/>
   </w:num>
-  <w:num w:numId="7">
+  <w:num w:numId="7" w16cid:durableId="742602038">
     <w:abstractNumId w:val="20"/>
   </w:num>
-  <w:num w:numId="8">
+  <w:num w:numId="8" w16cid:durableId="1212157785">
     <w:abstractNumId w:val="13"/>
   </w:num>
-  <w:num w:numId="9">
+  <w:num w:numId="9" w16cid:durableId="580141621">
     <w:abstractNumId w:val="7"/>
   </w:num>
-  <w:num w:numId="10">
+  <w:num w:numId="10" w16cid:durableId="2106069182">
     <w:abstractNumId w:val="14"/>
   </w:num>
-  <w:num w:numId="11">
+  <w:num w:numId="11" w16cid:durableId="577832504">
     <w:abstractNumId w:val="1"/>
   </w:num>
-  <w:num w:numId="12">
+  <w:num w:numId="12" w16cid:durableId="1883857561">
     <w:abstractNumId w:val="4"/>
   </w:num>
-  <w:num w:numId="13">
+  <w:num w:numId="13" w16cid:durableId="1724596874">
     <w:abstractNumId w:val="3"/>
   </w:num>
-  <w:num w:numId="14">
+  <w:num w:numId="14" w16cid:durableId="986277274">
     <w:abstractNumId w:val="10"/>
   </w:num>
-  <w:num w:numId="15">
+  <w:num w:numId="15" w16cid:durableId="1361324462">
     <w:abstractNumId w:val="6"/>
   </w:num>
-  <w:num w:numId="16">
+  <w:num w:numId="16" w16cid:durableId="1549410736">
     <w:abstractNumId w:val="12"/>
   </w:num>
-  <w:num w:numId="17">
+  <w:num w:numId="17" w16cid:durableId="316080398">
     <w:abstractNumId w:val="17"/>
   </w:num>
-  <w:num w:numId="18">
+  <w:num w:numId="18" w16cid:durableId="2069184866">
     <w:abstractNumId w:val="19"/>
   </w:num>
-  <w:num w:numId="19">
+  <w:num w:numId="19" w16cid:durableId="1138835942">
     <w:abstractNumId w:val="18"/>
   </w:num>
-  <w:num w:numId="20">
+  <w:num w:numId="20" w16cid:durableId="64882526">
     <w:abstractNumId w:val="8"/>
   </w:num>
-  <w:num w:numId="21">
+  <w:num w:numId="21" w16cid:durableId="39281585">
     <w:abstractNumId w:val="21"/>
   </w:num>
-  <w:num w:numId="22">
+  <w:num w:numId="22" w16cid:durableId="876743328">
     <w:abstractNumId w:val="11"/>
   </w:num>
 </w:numbering>
 </file>
 
 <file path=word/styles.xml><?xml version="1.0" encoding="utf-8"?>
-<w:styles xmlns:mc="http://schemas.openxmlformats.org/markup-compatibility/2006" xmlns:r="http://schemas.openxmlformats.org/officeDocument/2006/relationships" xmlns:w="http://schemas.openxmlformats.org/wordprocessingml/2006/main" xmlns:w14="http://schemas.microsoft.com/office/word/2010/wordml" xmlns:w15="http://schemas.microsoft.com/office/word/2012/wordml" xmlns:w16cid="http://schemas.microsoft.com/office/word/2016/wordml/cid" xmlns:w16se="http://schemas.microsoft.com/office/word/2015/wordml/symex" mc:Ignorable="w14 w15 w16se w16cid">
+<w:styles xmlns:mc="http://schemas.openxmlformats.org/markup-compatibility/2006" xmlns:r="http://schemas.openxmlformats.org/officeDocument/2006/relationships" xmlns:w="http://schemas.openxmlformats.org/wordprocessingml/2006/main" xmlns:w14="http://schemas.microsoft.com/office/word/2010/wordml" xmlns:w15="http://schemas.microsoft.com/office/word/2012/wordml" xmlns:w16cex="http://schemas.microsoft.com/office/word/2018/wordml/cex" xmlns:w16cid="http://schemas.microsoft.com/office/word/2016/wordml/cid" xmlns:w16="http://schemas.microsoft.com/office/word/2018/wordml" xmlns:w16du="http://schemas.microsoft.com/office/word/2023/wordml/word16du" xmlns:w16sdtdh="http://schemas.microsoft.com/office/word/2020/wordml/sdtdatahash" xmlns:w16sdtfl="http://schemas.microsoft.com/office/word/2024/wordml/sdtformatlock" xmlns:w16se="http://schemas.microsoft.com/office/word/2015/wordml/symex" mc:Ignorable="w14 w15 w16se w16cid w16 w16cex w16sdtdh w16sdtfl w16du">
   <w:docDefaults>
     <w:rPrDefault>
       <w:rPr>
@@ -11183,7 +10978,7 @@
     </w:rPrDefault>
     <w:pPrDefault/>
   </w:docDefaults>
-  <w:latentStyles w:defLockedState="0" w:defUIPriority="99" w:defSemiHidden="0" w:defUnhideWhenUsed="0" w:defQFormat="0" w:count="375">
+  <w:latentStyles w:defLockedState="0" w:defUIPriority="99" w:defSemiHidden="0" w:defUnhideWhenUsed="0" w:defQFormat="0" w:count="376">
     <w:lsdException w:name="Normal" w:uiPriority="0" w:qFormat="1"/>
     <w:lsdException w:name="heading 1" w:uiPriority="9" w:qFormat="1"/>
     <w:lsdException w:name="heading 2" w:semiHidden="1" w:uiPriority="9" w:unhideWhenUsed="1" w:qFormat="1"/>
@@ -11559,6 +11354,7 @@
     <w:lsdException w:name="Smart Hyperlink" w:semiHidden="1" w:unhideWhenUsed="1"/>
     <w:lsdException w:name="Hashtag" w:semiHidden="1" w:unhideWhenUsed="1"/>
     <w:lsdException w:name="Unresolved Mention" w:semiHidden="1" w:unhideWhenUsed="1"/>
+    <w:lsdException w:name="Smart Link" w:semiHidden="1" w:unhideWhenUsed="1"/>
   </w:latentStyles>
   <w:style w:type="paragraph" w:default="1" w:styleId="Normal">
     <w:name w:val="Normal"/>

--- a/Documentation/The Ripple Effect - SYSTEM REQUIREMENTS.docx
+++ b/Documentation/The Ripple Effect - SYSTEM REQUIREMENTS.docx
@@ -5448,14 +5448,24 @@
       <w:r>
         <w:t xml:space="preserve">Figure </w:t>
       </w:r>
-      <w:fldSimple w:instr=" SEQ Figure \* ARABIC ">
-        <w:r>
-          <w:rPr>
-            <w:noProof/>
-          </w:rPr>
-          <w:t>1</w:t>
-        </w:r>
-      </w:fldSimple>
+      <w:r>
+        <w:fldChar w:fldCharType="begin"/>
+      </w:r>
+      <w:r>
+        <w:instrText xml:space="preserve"> SEQ Figure \* ARABIC </w:instrText>
+      </w:r>
+      <w:r>
+        <w:fldChar w:fldCharType="separate"/>
+      </w:r>
+      <w:r>
+        <w:rPr>
+          <w:noProof/>
+        </w:rPr>
+        <w:t>1</w:t>
+      </w:r>
+      <w:r>
+        <w:fldChar w:fldCharType="end"/>
+      </w:r>
       <w:r>
         <w:rPr>
           <w:noProof/>
@@ -5755,14 +5765,24 @@
       <w:r>
         <w:fldChar w:fldCharType="end"/>
       </w:r>
-      <w:fldSimple w:instr=" SEQ Figure \* ARABIC \s 1 ">
-        <w:r>
-          <w:rPr>
-            <w:noProof/>
-          </w:rPr>
-          <w:t>1</w:t>
-        </w:r>
-      </w:fldSimple>
+      <w:r>
+        <w:fldChar w:fldCharType="begin"/>
+      </w:r>
+      <w:r>
+        <w:instrText xml:space="preserve"> SEQ Figure \* ARABIC </w:instrText>
+      </w:r>
+      <w:r>
+        <w:fldChar w:fldCharType="separate"/>
+      </w:r>
+      <w:r>
+        <w:rPr>
+          <w:noProof/>
+        </w:rPr>
+        <w:t>2</w:t>
+      </w:r>
+      <w:r>
+        <w:fldChar w:fldCharType="end"/>
+      </w:r>
       <w:r>
         <w:t>.</w:t>
       </w:r>
@@ -7690,131 +7710,6 @@
     </w:p>
     <w:p>
       <w:pPr>
-        <w:jc w:val="both"/>
-        <w:rPr>
-          <w:color w:val="2E74B5" w:themeColor="accent5" w:themeShade="BF"/>
-          <w:lang w:val="en-US"/>
-        </w:rPr>
-      </w:pPr>
-      <w:r>
-        <w:rPr>
-          <w:color w:val="2E74B5" w:themeColor="accent5" w:themeShade="BF"/>
-          <w:lang w:val="en-US"/>
-        </w:rPr>
-        <w:t xml:space="preserve">This section should present the user interface designs of at least </w:t>
-      </w:r>
-      <w:r>
-        <w:rPr>
-          <w:color w:val="2E74B5" w:themeColor="accent5" w:themeShade="BF"/>
-          <w:lang w:val="en-US"/>
-        </w:rPr>
-        <w:t>8</w:t>
-      </w:r>
-      <w:r>
-        <w:rPr>
-          <w:color w:val="2E74B5" w:themeColor="accent5" w:themeShade="BF"/>
-          <w:lang w:val="en-US"/>
-        </w:rPr>
-        <w:t xml:space="preserve"> screens from your proposed system</w:t>
-      </w:r>
-      <w:r>
-        <w:rPr>
-          <w:color w:val="2E74B5" w:themeColor="accent5" w:themeShade="BF"/>
-          <w:lang w:val="en-US"/>
-        </w:rPr>
-        <w:t xml:space="preserve"> (</w:t>
-      </w:r>
-      <w:r>
-        <w:rPr>
-          <w:color w:val="2E74B5" w:themeColor="accent5" w:themeShade="BF"/>
-          <w:lang w:val="en-US"/>
-        </w:rPr>
-        <w:t>10</w:t>
-      </w:r>
-      <w:r>
-        <w:rPr>
-          <w:color w:val="2E74B5" w:themeColor="accent5" w:themeShade="BF"/>
-          <w:lang w:val="en-US"/>
-        </w:rPr>
-        <w:t xml:space="preserve"> for groups of 3)</w:t>
-      </w:r>
-      <w:r>
-        <w:rPr>
-          <w:color w:val="2E74B5" w:themeColor="accent5" w:themeShade="BF"/>
-          <w:lang w:val="en-US"/>
-        </w:rPr>
-        <w:t xml:space="preserve">.  </w:t>
-      </w:r>
-      <w:r>
-        <w:rPr>
-          <w:color w:val="2E74B5" w:themeColor="accent5" w:themeShade="BF"/>
-          <w:lang w:val="en-US"/>
-        </w:rPr>
-        <w:t xml:space="preserve">If you have a system which is more graphically driven (like a game), you can substitute screens with the designs of individual components.  </w:t>
-      </w:r>
-      <w:r>
-        <w:rPr>
-          <w:color w:val="2E74B5" w:themeColor="accent5" w:themeShade="BF"/>
-          <w:lang w:val="en-US"/>
-        </w:rPr>
-        <w:t xml:space="preserve">If you have not yet started on your system development, you may use stand-alone tools such as Visio to create simple versions of your planned screens.  These can be in the form of low fidelity wireframes.  Alternatively, if you have already started system development, you may take screenshots of the screens you have already completed.  For each </w:t>
-      </w:r>
-      <w:proofErr w:type="gramStart"/>
-      <w:r>
-        <w:rPr>
-          <w:color w:val="2E74B5" w:themeColor="accent5" w:themeShade="BF"/>
-          <w:lang w:val="en-US"/>
-        </w:rPr>
-        <w:t>screen</w:t>
-      </w:r>
-      <w:r>
-        <w:rPr>
-          <w:color w:val="2E74B5" w:themeColor="accent5" w:themeShade="BF"/>
-          <w:lang w:val="en-US"/>
-        </w:rPr>
-        <w:t>(</w:t>
-      </w:r>
-      <w:proofErr w:type="gramEnd"/>
-      <w:r>
-        <w:rPr>
-          <w:color w:val="2E74B5" w:themeColor="accent5" w:themeShade="BF"/>
-          <w:lang w:val="en-US"/>
-        </w:rPr>
-        <w:t xml:space="preserve">or component) </w:t>
-      </w:r>
-      <w:r>
-        <w:rPr>
-          <w:color w:val="2E74B5" w:themeColor="accent5" w:themeShade="BF"/>
-          <w:lang w:val="en-US"/>
-        </w:rPr>
-        <w:t>you are required to provide a description of the functionality.</w:t>
-      </w:r>
-      <w:r>
-        <w:rPr>
-          <w:color w:val="2E74B5" w:themeColor="accent5" w:themeShade="BF"/>
-          <w:lang w:val="en-US"/>
-        </w:rPr>
-        <w:t xml:space="preserve">  These do not need to be the final versions of these screens</w:t>
-      </w:r>
-      <w:r>
-        <w:rPr>
-          <w:color w:val="2E74B5" w:themeColor="accent5" w:themeShade="BF"/>
-          <w:lang w:val="en-US"/>
-        </w:rPr>
-        <w:t xml:space="preserve"> as you’ll be able to update the screens in the final, combined report at the end of the semester.</w:t>
-      </w:r>
-    </w:p>
-    <w:p>
-      <w:pPr>
-        <w:rPr>
-          <w:sz w:val="28"/>
-          <w:szCs w:val="28"/>
-          <w:lang w:val="en-US"/>
-        </w:rPr>
-      </w:pPr>
-    </w:p>
-    <w:p>
-      <w:pPr>
         <w:pStyle w:val="Heading2"/>
         <w:rPr>
           <w:color w:val="auto"/>
@@ -7838,26 +7733,631 @@
         </w:rPr>
       </w:pPr>
     </w:p>
-    <w:p/>
+    <w:p>
+      <w:r>
+        <w:rPr>
+          <w:noProof/>
+        </w:rPr>
+        <mc:AlternateContent>
+          <mc:Choice Requires="wps">
+            <w:drawing>
+              <wp:anchor distT="0" distB="0" distL="114300" distR="114300" simplePos="0" relativeHeight="251671552" behindDoc="0" locked="0" layoutInCell="1" allowOverlap="1" wp14:anchorId="723A15FA" wp14:editId="66E010CE">
+                <wp:simplePos x="0" y="0"/>
+                <wp:positionH relativeFrom="column">
+                  <wp:posOffset>0</wp:posOffset>
+                </wp:positionH>
+                <wp:positionV relativeFrom="paragraph">
+                  <wp:posOffset>5109845</wp:posOffset>
+                </wp:positionV>
+                <wp:extent cx="2470150" cy="635"/>
+                <wp:effectExtent l="0" t="0" r="0" b="0"/>
+                <wp:wrapSquare wrapText="bothSides"/>
+                <wp:docPr id="767528627" name="Text Box 1"/>
+                <wp:cNvGraphicFramePr/>
+                <a:graphic xmlns:a="http://schemas.openxmlformats.org/drawingml/2006/main">
+                  <a:graphicData uri="http://schemas.microsoft.com/office/word/2010/wordprocessingShape">
+                    <wps:wsp>
+                      <wps:cNvSpPr txBox="1"/>
+                      <wps:spPr>
+                        <a:xfrm>
+                          <a:off x="0" y="0"/>
+                          <a:ext cx="2470150" cy="635"/>
+                        </a:xfrm>
+                        <a:prstGeom prst="rect">
+                          <a:avLst/>
+                        </a:prstGeom>
+                        <a:solidFill>
+                          <a:prstClr val="white"/>
+                        </a:solidFill>
+                        <a:ln>
+                          <a:noFill/>
+                        </a:ln>
+                      </wps:spPr>
+                      <wps:txbx>
+                        <w:txbxContent>
+                          <w:p>
+                            <w:pPr>
+                              <w:pStyle w:val="Caption"/>
+                              <w:jc w:val="center"/>
+                              <w:rPr>
+                                <w:noProof/>
+                              </w:rPr>
+                            </w:pPr>
+                            <w:r>
+                              <w:t xml:space="preserve">Figure </w:t>
+                            </w:r>
+                            <w:r>
+                              <w:fldChar w:fldCharType="begin"/>
+                            </w:r>
+                            <w:r>
+                              <w:instrText xml:space="preserve"> SEQ Figure \* ARABIC </w:instrText>
+                            </w:r>
+                            <w:r>
+                              <w:fldChar w:fldCharType="separate"/>
+                            </w:r>
+                            <w:r>
+                              <w:rPr>
+                                <w:noProof/>
+                              </w:rPr>
+                              <w:t>3</w:t>
+                            </w:r>
+                            <w:r>
+                              <w:fldChar w:fldCharType="end"/>
+                            </w:r>
+                            <w:r>
+                              <w:t xml:space="preserve"> - Login Screen</w:t>
+                            </w:r>
+                          </w:p>
+                        </w:txbxContent>
+                      </wps:txbx>
+                      <wps:bodyPr rot="0" spcFirstLastPara="0" vertOverflow="overflow" horzOverflow="overflow" vert="horz" wrap="square" lIns="0" tIns="0" rIns="0" bIns="0" numCol="1" spcCol="0" rtlCol="0" fromWordArt="0" anchor="t" anchorCtr="0" forceAA="0" compatLnSpc="1">
+                        <a:prstTxWarp prst="textNoShape">
+                          <a:avLst/>
+                        </a:prstTxWarp>
+                        <a:spAutoFit/>
+                      </wps:bodyPr>
+                    </wps:wsp>
+                  </a:graphicData>
+                </a:graphic>
+              </wp:anchor>
+            </w:drawing>
+          </mc:Choice>
+          <mc:Fallback>
+            <w:pict>
+              <v:shapetype w14:anchorId="723A15FA" id="_x0000_t202" coordsize="21600,21600" o:spt="202" path="m,l,21600r21600,l21600,xe">
+                <v:stroke joinstyle="miter"/>
+                <v:path gradientshapeok="t" o:connecttype="rect"/>
+              </v:shapetype>
+              <v:shape id="Text Box 1" o:spid="_x0000_s1026" type="#_x0000_t202" style="position:absolute;margin-left:0;margin-top:402.35pt;width:194.5pt;height:.05pt;z-index:251671552;visibility:visible;mso-wrap-style:square;mso-wrap-distance-left:9pt;mso-wrap-distance-top:0;mso-wrap-distance-right:9pt;mso-wrap-distance-bottom:0;mso-position-horizontal:absolute;mso-position-horizontal-relative:text;mso-position-vertical:absolute;mso-position-vertical-relative:text;v-text-anchor:top" o:gfxdata="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" stroked="f">
+                <v:textbox style="mso-fit-shape-to-text:t" inset="0,0,0,0">
+                  <w:txbxContent>
+                    <w:p>
+                      <w:pPr>
+                        <w:pStyle w:val="Caption"/>
+                        <w:jc w:val="center"/>
+                        <w:rPr>
+                          <w:noProof/>
+                        </w:rPr>
+                      </w:pPr>
+                      <w:r>
+                        <w:t xml:space="preserve">Figure </w:t>
+                      </w:r>
+                      <w:r>
+                        <w:fldChar w:fldCharType="begin"/>
+                      </w:r>
+                      <w:r>
+                        <w:instrText xml:space="preserve"> SEQ Figure \* ARABIC </w:instrText>
+                      </w:r>
+                      <w:r>
+                        <w:fldChar w:fldCharType="separate"/>
+                      </w:r>
+                      <w:r>
+                        <w:rPr>
+                          <w:noProof/>
+                        </w:rPr>
+                        <w:t>3</w:t>
+                      </w:r>
+                      <w:r>
+                        <w:fldChar w:fldCharType="end"/>
+                      </w:r>
+                      <w:r>
+                        <w:t xml:space="preserve"> - Login Screen</w:t>
+                      </w:r>
+                    </w:p>
+                  </w:txbxContent>
+                </v:textbox>
+                <w10:wrap type="square"/>
+              </v:shape>
+            </w:pict>
+          </mc:Fallback>
+        </mc:AlternateContent>
+      </w:r>
+      <w:r>
+        <w:t>The Login Screen provides secure authentication for both pool owners and service providers. Its functionality ensures that only registered users can access the system.</w:t>
+      </w:r>
+    </w:p>
     <w:p>
       <w:pPr>
         <w:jc w:val="both"/>
-        <w:rPr>
-          <w:lang w:val="en-US"/>
-        </w:rPr>
-      </w:pPr>
-    </w:p>
-    <w:p>
-      <w:pPr>
+      </w:pPr>
+    </w:p>
+    <w:p>
+      <w:pPr>
+        <w:numPr>
+          <w:ilvl w:val="0"/>
+          <w:numId w:val="23"/>
+        </w:numPr>
+        <w:rPr>
+          <w:b/>
+          <w:bCs/>
+        </w:rPr>
+      </w:pPr>
+      <w:r>
+        <w:rPr>
+          <w:noProof/>
+        </w:rPr>
+        <w:drawing>
+          <wp:anchor distT="0" distB="0" distL="114300" distR="114300" simplePos="0" relativeHeight="251669504" behindDoc="0" locked="0" layoutInCell="1" allowOverlap="1" wp14:anchorId="67DF5B0E" wp14:editId="03E18CCE">
+            <wp:simplePos x="0" y="0"/>
+            <wp:positionH relativeFrom="margin">
+              <wp:align>left</wp:align>
+            </wp:positionH>
+            <wp:positionV relativeFrom="paragraph">
+              <wp:posOffset>13970</wp:posOffset>
+            </wp:positionV>
+            <wp:extent cx="2470150" cy="5052060"/>
+            <wp:effectExtent l="0" t="0" r="6350" b="0"/>
+            <wp:wrapSquare wrapText="bothSides"/>
+            <wp:docPr id="271956062" name="Picture 9"/>
+            <wp:cNvGraphicFramePr>
+              <a:graphicFrameLocks xmlns:a="http://schemas.openxmlformats.org/drawingml/2006/main" noChangeAspect="1"/>
+            </wp:cNvGraphicFramePr>
+            <a:graphic xmlns:a="http://schemas.openxmlformats.org/drawingml/2006/main">
+              <a:graphicData uri="http://schemas.openxmlformats.org/drawingml/2006/picture">
+                <pic:pic xmlns:pic="http://schemas.openxmlformats.org/drawingml/2006/picture">
+                  <pic:nvPicPr>
+                    <pic:cNvPr id="0" name="Picture 1"/>
+                    <pic:cNvPicPr>
+                      <a:picLocks noChangeAspect="1" noChangeArrowheads="1"/>
+                    </pic:cNvPicPr>
+                  </pic:nvPicPr>
+                  <pic:blipFill>
+                    <a:blip r:embed="rId16">
+                      <a:extLst>
+                        <a:ext uri="{28A0092B-C50C-407E-A947-70E740481C1C}">
+                          <a14:useLocalDpi xmlns:a14="http://schemas.microsoft.com/office/drawing/2010/main" val="0"/>
+                        </a:ext>
+                      </a:extLst>
+                    </a:blip>
+                    <a:srcRect/>
+                    <a:stretch>
+                      <a:fillRect/>
+                    </a:stretch>
+                  </pic:blipFill>
+                  <pic:spPr bwMode="auto">
+                    <a:xfrm>
+                      <a:off x="0" y="0"/>
+                      <a:ext cx="2470150" cy="5052060"/>
+                    </a:xfrm>
+                    <a:prstGeom prst="rect">
+                      <a:avLst/>
+                    </a:prstGeom>
+                    <a:noFill/>
+                    <a:ln>
+                      <a:noFill/>
+                    </a:ln>
+                  </pic:spPr>
+                </pic:pic>
+              </a:graphicData>
+            </a:graphic>
+          </wp:anchor>
+        </w:drawing>
+      </w:r>
+      <w:r>
+        <w:rPr>
+          <w:b/>
+          <w:bCs/>
+        </w:rPr>
+        <w:t>Email Input Field:</w:t>
+      </w:r>
+    </w:p>
+    <w:p>
+      <w:pPr>
+        <w:numPr>
+          <w:ilvl w:val="1"/>
+          <w:numId w:val="23"/>
+        </w:numPr>
+        <w:ind w:left="4253"/>
+      </w:pPr>
+      <w:r>
+        <w:t>Requires the</w:t>
+      </w:r>
+      <w:r>
+        <w:t xml:space="preserve"> user to enter their registered email address.</w:t>
+      </w:r>
+    </w:p>
+    <w:p>
+      <w:pPr>
+        <w:numPr>
+          <w:ilvl w:val="0"/>
+          <w:numId w:val="23"/>
+        </w:numPr>
+        <w:rPr>
+          <w:b/>
+          <w:bCs/>
+        </w:rPr>
+      </w:pPr>
+      <w:r>
+        <w:rPr>
+          <w:b/>
+          <w:bCs/>
+        </w:rPr>
+        <w:t>Password Input Field:</w:t>
+      </w:r>
+    </w:p>
+    <w:p>
+      <w:pPr>
+        <w:numPr>
+          <w:ilvl w:val="1"/>
+          <w:numId w:val="23"/>
+        </w:numPr>
+        <w:tabs>
+          <w:tab w:val="num" w:pos="1560"/>
+        </w:tabs>
+        <w:ind w:left="4253"/>
+      </w:pPr>
+      <w:r>
+        <w:t>Requires</w:t>
+      </w:r>
+      <w:r>
+        <w:t xml:space="preserve"> the user to enter their password securely.</w:t>
+      </w:r>
+    </w:p>
+    <w:p>
+      <w:pPr>
+        <w:numPr>
+          <w:ilvl w:val="1"/>
+          <w:numId w:val="23"/>
+        </w:numPr>
+        <w:tabs>
+          <w:tab w:val="num" w:pos="1560"/>
+        </w:tabs>
+        <w:ind w:left="4253"/>
         <w:jc w:val="both"/>
+      </w:pPr>
+      <w:r>
+        <w:t>It also i</w:t>
+      </w:r>
+      <w:r>
+        <w:t>ncludes a visibility toggle icon</w:t>
+      </w:r>
+      <w:r>
+        <w:t>,</w:t>
+      </w:r>
+      <w:r>
+        <w:t xml:space="preserve"> eye icon</w:t>
+      </w:r>
+      <w:r>
+        <w:t>,</w:t>
+      </w:r>
+      <w:r>
+        <w:t xml:space="preserve"> to show</w:t>
+      </w:r>
+      <w:r>
+        <w:t xml:space="preserve"> or </w:t>
+      </w:r>
+      <w:r>
+        <w:t>hide the password for ease of use.</w:t>
+      </w:r>
+    </w:p>
+    <w:p>
+      <w:pPr>
+        <w:numPr>
+          <w:ilvl w:val="1"/>
+          <w:numId w:val="23"/>
+        </w:numPr>
+        <w:tabs>
+          <w:tab w:val="num" w:pos="1701"/>
+        </w:tabs>
+        <w:ind w:left="4253"/>
+      </w:pPr>
+      <w:r>
+        <w:t>All users’ p</w:t>
+      </w:r>
+      <w:r>
+        <w:t>asswords are encrypted to protect user data.</w:t>
+      </w:r>
+    </w:p>
+    <w:p>
+      <w:pPr>
+        <w:numPr>
+          <w:ilvl w:val="0"/>
+          <w:numId w:val="23"/>
+        </w:numPr>
+        <w:jc w:val="both"/>
+        <w:rPr>
+          <w:b/>
+          <w:bCs/>
+        </w:rPr>
+      </w:pPr>
+      <w:r>
+        <w:rPr>
+          <w:b/>
+          <w:bCs/>
+        </w:rPr>
+        <w:t xml:space="preserve">Remember Me </w:t>
+      </w:r>
+      <w:r>
+        <w:rPr>
+          <w:b/>
+          <w:bCs/>
+        </w:rPr>
+        <w:t>Tick Box</w:t>
+      </w:r>
+      <w:r>
+        <w:rPr>
+          <w:b/>
+          <w:bCs/>
+        </w:rPr>
+        <w:t>:</w:t>
+      </w:r>
+    </w:p>
+    <w:p>
+      <w:pPr>
+        <w:numPr>
+          <w:ilvl w:val="1"/>
+          <w:numId w:val="23"/>
+        </w:numPr>
+        <w:tabs>
+          <w:tab w:val="num" w:pos="1560"/>
+        </w:tabs>
+        <w:ind w:left="4253"/>
+      </w:pPr>
+      <w:r>
+        <w:t>The user can select</w:t>
+      </w:r>
+      <w:r>
+        <w:t xml:space="preserve"> whether </w:t>
+      </w:r>
+      <w:r>
+        <w:t>the system securely stores login credentials on the device to allow faster login in future sessions.</w:t>
+      </w:r>
+    </w:p>
+    <w:p>
+      <w:pPr>
+        <w:numPr>
+          <w:ilvl w:val="0"/>
+          <w:numId w:val="23"/>
+        </w:numPr>
+        <w:jc w:val="both"/>
+        <w:rPr>
+          <w:b/>
+          <w:bCs/>
+        </w:rPr>
+      </w:pPr>
+      <w:r>
+        <w:rPr>
+          <w:b/>
+          <w:bCs/>
+        </w:rPr>
+        <w:t>“</w:t>
+      </w:r>
+      <w:r>
+        <w:rPr>
+          <w:b/>
+          <w:bCs/>
+        </w:rPr>
+        <w:t>Forgot Password</w:t>
+      </w:r>
+      <w:r>
+        <w:rPr>
+          <w:b/>
+          <w:bCs/>
+        </w:rPr>
+        <w:t>”</w:t>
+      </w:r>
+      <w:r>
+        <w:rPr>
+          <w:b/>
+          <w:bCs/>
+        </w:rPr>
+        <w:t xml:space="preserve"> Link:</w:t>
+      </w:r>
+    </w:p>
+    <w:p>
+      <w:pPr>
+        <w:numPr>
+          <w:ilvl w:val="1"/>
+          <w:numId w:val="23"/>
+        </w:numPr>
+        <w:ind w:left="4253"/>
+      </w:pPr>
+      <w:r>
+        <w:t xml:space="preserve">This link provides users, who have forgotten </w:t>
+      </w:r>
+      <w:proofErr w:type="spellStart"/>
+      <w:r>
+        <w:t>their</w:t>
+      </w:r>
+      <w:proofErr w:type="spellEnd"/>
+      <w:r>
+        <w:t xml:space="preserve"> password,</w:t>
+      </w:r>
+      <w:r>
+        <w:t xml:space="preserve"> a way for the</w:t>
+      </w:r>
+      <w:r>
+        <w:t>m to reset it</w:t>
+      </w:r>
+      <w:r>
+        <w:t>.</w:t>
+      </w:r>
+    </w:p>
+    <w:p>
+      <w:pPr>
+        <w:numPr>
+          <w:ilvl w:val="1"/>
+          <w:numId w:val="23"/>
+        </w:numPr>
+        <w:tabs>
+          <w:tab w:val="num" w:pos="1440"/>
+        </w:tabs>
+      </w:pPr>
+      <w:r>
+        <w:t>Clicking the link redirects the user to the password recovery process, which is completed via their registered email.</w:t>
+      </w:r>
+    </w:p>
+    <w:p>
+      <w:pPr>
+        <w:numPr>
+          <w:ilvl w:val="0"/>
+          <w:numId w:val="23"/>
+        </w:numPr>
+        <w:jc w:val="both"/>
+        <w:rPr>
+          <w:b/>
+          <w:bCs/>
+        </w:rPr>
+      </w:pPr>
+      <w:r>
+        <w:rPr>
+          <w:b/>
+          <w:bCs/>
+        </w:rPr>
+        <w:t>Log in Button:</w:t>
+      </w:r>
+    </w:p>
+    <w:p>
+      <w:pPr>
+        <w:numPr>
+          <w:ilvl w:val="1"/>
+          <w:numId w:val="23"/>
+        </w:numPr>
+        <w:tabs>
+          <w:tab w:val="num" w:pos="1440"/>
+        </w:tabs>
+      </w:pPr>
+      <w:r>
+        <w:t>Authenticates the provided email and password against the database.</w:t>
+      </w:r>
+    </w:p>
+    <w:p>
+      <w:pPr>
+        <w:numPr>
+          <w:ilvl w:val="1"/>
+          <w:numId w:val="23"/>
+        </w:numPr>
+        <w:tabs>
+          <w:tab w:val="num" w:pos="1440"/>
+        </w:tabs>
+      </w:pPr>
+      <w:r>
+        <w:t>Grants access to the system if credentials are correct.</w:t>
+      </w:r>
+    </w:p>
+    <w:p>
+      <w:pPr>
+        <w:numPr>
+          <w:ilvl w:val="1"/>
+          <w:numId w:val="23"/>
+        </w:numPr>
+        <w:tabs>
+          <w:tab w:val="num" w:pos="1440"/>
+        </w:tabs>
+        <w:jc w:val="both"/>
+      </w:pPr>
+      <w:r>
+        <w:t>Displays an error message if login fails due to incorrect details or unregistered accounts.</w:t>
+      </w:r>
+    </w:p>
+    <w:p>
+      <w:pPr>
+        <w:numPr>
+          <w:ilvl w:val="0"/>
+          <w:numId w:val="23"/>
+        </w:numPr>
+        <w:jc w:val="both"/>
+      </w:pPr>
+      <w:r>
+        <w:rPr>
+          <w:b/>
+          <w:bCs/>
+        </w:rPr>
+        <w:t>Sign Up Option:</w:t>
+      </w:r>
+    </w:p>
+    <w:p>
+      <w:pPr>
+        <w:numPr>
+          <w:ilvl w:val="1"/>
+          <w:numId w:val="23"/>
+        </w:numPr>
+        <w:tabs>
+          <w:tab w:val="num" w:pos="1440"/>
+        </w:tabs>
+        <w:jc w:val="both"/>
+      </w:pPr>
+      <w:r>
+        <w:t>Provides a link for new users to create an account if they do not already have one.</w:t>
+      </w:r>
+    </w:p>
+    <w:p>
+      <w:pPr>
+        <w:numPr>
+          <w:ilvl w:val="0"/>
+          <w:numId w:val="23"/>
+        </w:numPr>
+        <w:jc w:val="both"/>
+      </w:pPr>
+      <w:r>
+        <w:rPr>
+          <w:b/>
+          <w:bCs/>
+        </w:rPr>
+        <w:t>Register as Business Owner Option:</w:t>
+      </w:r>
+    </w:p>
+    <w:p>
+      <w:pPr>
+        <w:numPr>
+          <w:ilvl w:val="1"/>
+          <w:numId w:val="23"/>
+        </w:numPr>
+        <w:tabs>
+          <w:tab w:val="num" w:pos="1440"/>
+        </w:tabs>
+        <w:jc w:val="both"/>
+      </w:pPr>
+      <w:r>
+        <w:t>Allows service providers to register specifically as business accounts.</w:t>
+      </w:r>
+    </w:p>
+    <w:p>
+      <w:pPr>
+        <w:numPr>
+          <w:ilvl w:val="1"/>
+          <w:numId w:val="23"/>
+        </w:numPr>
+        <w:tabs>
+          <w:tab w:val="num" w:pos="1440"/>
+        </w:tabs>
+        <w:jc w:val="both"/>
+      </w:pPr>
+      <w:r>
+        <w:t>This ensures they receive role-specific functionality such as service management and client bookings.</w:t>
+      </w:r>
+    </w:p>
+    <w:p>
+      <w:pPr>
+        <w:jc w:val="both"/>
         <w:rPr>
           <w:lang w:val="en-US"/>
         </w:rPr>
       </w:pPr>
     </w:p>
     <w:sectPr>
-      <w:headerReference w:type="default" r:id="rId16"/>
-      <w:footerReference w:type="first" r:id="rId17"/>
+      <w:headerReference w:type="default" r:id="rId17"/>
+      <w:footerReference w:type="first" r:id="rId18"/>
       <w:pgSz w:w="11900" w:h="16840"/>
       <w:pgMar w:top="1440" w:right="1440" w:bottom="1440" w:left="1440" w:header="708" w:footer="708" w:gutter="0"/>
       <w:cols w:space="708"/>
@@ -8274,16 +8774,16 @@
         </mc:Choice>
         <mc:Fallback>
           <w:pict>
-            <v:group w14:anchorId="67D94630" id="Group 179" o:spid="_x0000_s1026" style="position:absolute;margin-left:82.7pt;margin-top:0;width:133.9pt;height:80.65pt;z-index:251659264;mso-top-percent:23;mso-position-horizontal:right;mso-position-horizontal-relative:page;mso-position-vertical-relative:page;mso-top-percent:23;mso-width-relative:margin;mso-height-relative:margin" coordsize="17007,10241" o:gfxdata="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">
-              <v:group id="Group 168" o:spid="_x0000_s1027" style="position:absolute;width:17007;height:10241" coordsize="17007,10241" o:gfxdata="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">
-                <v:rect id="Rectangle 169" o:spid="_x0000_s1028" style="position:absolute;width:17007;height:10241;visibility:visible;mso-wrap-style:square;v-text-anchor:middle" o:gfxdata="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" fillcolor="white [3212]" stroked="f" strokeweight="1pt">
+            <v:group w14:anchorId="67D94630" id="Group 179" o:spid="_x0000_s1027" style="position:absolute;margin-left:82.7pt;margin-top:0;width:133.9pt;height:80.65pt;z-index:251659264;mso-top-percent:23;mso-position-horizontal:right;mso-position-horizontal-relative:page;mso-position-vertical-relative:page;mso-top-percent:23;mso-width-relative:margin;mso-height-relative:margin" coordsize="17007,10241" o:gfxdata="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">
+              <v:group id="Group 168" o:spid="_x0000_s1028" style="position:absolute;width:17007;height:10241" coordsize="17007,10241" o:gfxdata="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">
+                <v:rect id="Rectangle 169" o:spid="_x0000_s1029" style="position:absolute;width:17007;height:10241;visibility:visible;mso-wrap-style:square;v-text-anchor:middle" o:gfxdata="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" fillcolor="white [3212]" stroked="f" strokeweight="1pt">
                   <v:fill opacity="0"/>
                 </v:rect>
-                <v:shape id="Rectangle 12" o:spid="_x0000_s1029" style="position:absolute;width:14630;height:10149;visibility:visible;mso-wrap-style:square;v-text-anchor:middle" coordsize="1462822,1014481" o:gfxdata="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" path="m,l1462822,r,1014481l638269,407899,,xe" fillcolor="#4472c4 [3204]" stroked="f" strokeweight="1pt">
+                <v:shape id="Rectangle 12" o:spid="_x0000_s1030" style="position:absolute;width:14630;height:10149;visibility:visible;mso-wrap-style:square;v-text-anchor:middle" coordsize="1462822,1014481" o:gfxdata="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" path="m,l1462822,r,1014481l638269,407899,,xe" fillcolor="#4472c4 [3204]" stroked="f" strokeweight="1pt">
                   <v:stroke joinstyle="miter"/>
                   <v:path arrowok="t" o:connecttype="custom" o:connectlocs="0,0;1463040,0;1463040,1014984;638364,408101;0,0" o:connectangles="0,0,0,0,0"/>
                 </v:shape>
-                <v:rect id="Rectangle 171" o:spid="_x0000_s1030" style="position:absolute;width:14721;height:10241;visibility:visible;mso-wrap-style:square;v-text-anchor:middle" o:gfxdata="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" strokecolor="white [3212]" strokeweight="1pt">
+                <v:rect id="Rectangle 171" o:spid="_x0000_s1031" style="position:absolute;width:14721;height:10241;visibility:visible;mso-wrap-style:square;v-text-anchor:middle" o:gfxdata="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" strokecolor="white [3212]" strokeweight="1pt">
                   <v:fill r:id="rId2" o:title="" recolor="t" rotate="t" type="frame"/>
                 </v:rect>
               </v:group>
@@ -8291,7 +8791,7 @@
                 <v:stroke joinstyle="miter"/>
                 <v:path gradientshapeok="t" o:connecttype="rect"/>
               </v:shapetype>
-              <v:shape id="Text Box 172" o:spid="_x0000_s1031" type="#_x0000_t202" style="position:absolute;left:10326;top:95;width:4381;height:3752;visibility:visible;mso-wrap-style:square;v-text-anchor:middle" o:gfxdata="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" filled="f" stroked="f" strokeweight=".5pt">
+              <v:shape id="Text Box 172" o:spid="_x0000_s1032" type="#_x0000_t202" style="position:absolute;left:10326;top:95;width:4381;height:3752;visibility:visible;mso-wrap-style:square;v-text-anchor:middle" o:gfxdata="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" filled="f" stroked="f" strokeweight=".5pt">
                 <v:textbox inset=",7.2pt,,7.2pt">
                   <w:txbxContent>
                     <w:p>
@@ -10784,6 +11284,119 @@
     </w:lvl>
   </w:abstractNum>
   <w:abstractNum w:abstractNumId="21" w15:restartNumberingAfterBreak="0">
+    <w:nsid w:val="72ED3E39"/>
+    <w:multiLevelType w:val="multilevel"/>
+    <w:tmpl w:val="E2A0C486"/>
+    <w:lvl w:ilvl="0">
+      <w:start w:val="1"/>
+      <w:numFmt w:val="decimal"/>
+      <w:lvlText w:val="%1."/>
+      <w:lvlJc w:val="left"/>
+      <w:pPr>
+        <w:tabs>
+          <w:tab w:val="num" w:pos="720"/>
+        </w:tabs>
+        <w:ind w:left="720" w:hanging="360"/>
+      </w:pPr>
+    </w:lvl>
+    <w:lvl w:ilvl="1">
+      <w:start w:val="1"/>
+      <w:numFmt w:val="bullet"/>
+      <w:lvlText w:val=""/>
+      <w:lvlJc w:val="left"/>
+      <w:pPr>
+        <w:ind w:left="1440" w:hanging="360"/>
+      </w:pPr>
+      <w:rPr>
+        <w:rFonts w:ascii="Symbol" w:hAnsi="Symbol" w:hint="default"/>
+      </w:rPr>
+    </w:lvl>
+    <w:lvl w:ilvl="2" w:tentative="1">
+      <w:start w:val="1"/>
+      <w:numFmt w:val="decimal"/>
+      <w:lvlText w:val="%3."/>
+      <w:lvlJc w:val="left"/>
+      <w:pPr>
+        <w:tabs>
+          <w:tab w:val="num" w:pos="2160"/>
+        </w:tabs>
+        <w:ind w:left="2160" w:hanging="360"/>
+      </w:pPr>
+    </w:lvl>
+    <w:lvl w:ilvl="3" w:tentative="1">
+      <w:start w:val="1"/>
+      <w:numFmt w:val="decimal"/>
+      <w:lvlText w:val="%4."/>
+      <w:lvlJc w:val="left"/>
+      <w:pPr>
+        <w:tabs>
+          <w:tab w:val="num" w:pos="2880"/>
+        </w:tabs>
+        <w:ind w:left="2880" w:hanging="360"/>
+      </w:pPr>
+    </w:lvl>
+    <w:lvl w:ilvl="4" w:tentative="1">
+      <w:start w:val="1"/>
+      <w:numFmt w:val="decimal"/>
+      <w:lvlText w:val="%5."/>
+      <w:lvlJc w:val="left"/>
+      <w:pPr>
+        <w:tabs>
+          <w:tab w:val="num" w:pos="3600"/>
+        </w:tabs>
+        <w:ind w:left="3600" w:hanging="360"/>
+      </w:pPr>
+    </w:lvl>
+    <w:lvl w:ilvl="5" w:tentative="1">
+      <w:start w:val="1"/>
+      <w:numFmt w:val="decimal"/>
+      <w:lvlText w:val="%6."/>
+      <w:lvlJc w:val="left"/>
+      <w:pPr>
+        <w:tabs>
+          <w:tab w:val="num" w:pos="4320"/>
+        </w:tabs>
+        <w:ind w:left="4320" w:hanging="360"/>
+      </w:pPr>
+    </w:lvl>
+    <w:lvl w:ilvl="6" w:tentative="1">
+      <w:start w:val="1"/>
+      <w:numFmt w:val="decimal"/>
+      <w:lvlText w:val="%7."/>
+      <w:lvlJc w:val="left"/>
+      <w:pPr>
+        <w:tabs>
+          <w:tab w:val="num" w:pos="5040"/>
+        </w:tabs>
+        <w:ind w:left="5040" w:hanging="360"/>
+      </w:pPr>
+    </w:lvl>
+    <w:lvl w:ilvl="7" w:tentative="1">
+      <w:start w:val="1"/>
+      <w:numFmt w:val="decimal"/>
+      <w:lvlText w:val="%8."/>
+      <w:lvlJc w:val="left"/>
+      <w:pPr>
+        <w:tabs>
+          <w:tab w:val="num" w:pos="5760"/>
+        </w:tabs>
+        <w:ind w:left="5760" w:hanging="360"/>
+      </w:pPr>
+    </w:lvl>
+    <w:lvl w:ilvl="8" w:tentative="1">
+      <w:start w:val="1"/>
+      <w:numFmt w:val="decimal"/>
+      <w:lvlText w:val="%9."/>
+      <w:lvlJc w:val="left"/>
+      <w:pPr>
+        <w:tabs>
+          <w:tab w:val="num" w:pos="6480"/>
+        </w:tabs>
+        <w:ind w:left="6480" w:hanging="360"/>
+      </w:pPr>
+    </w:lvl>
+  </w:abstractNum>
+  <w:abstractNum w:abstractNumId="22" w15:restartNumberingAfterBreak="0">
     <w:nsid w:val="793F4AAA"/>
     <w:multiLevelType w:val="hybridMultilevel"/>
     <w:tmpl w:val="2EF4C636"/>
@@ -10957,10 +11570,13 @@
     <w:abstractNumId w:val="8"/>
   </w:num>
   <w:num w:numId="21" w16cid:durableId="39281585">
-    <w:abstractNumId w:val="21"/>
+    <w:abstractNumId w:val="22"/>
   </w:num>
   <w:num w:numId="22" w16cid:durableId="876743328">
     <w:abstractNumId w:val="11"/>
+  </w:num>
+  <w:num w:numId="23" w16cid:durableId="794328557">
+    <w:abstractNumId w:val="21"/>
   </w:num>
 </w:numbering>
 </file>
@@ -11427,7 +12043,6 @@
   <w:style w:type="character" w:default="1" w:styleId="DefaultParagraphFont">
     <w:name w:val="Default Paragraph Font"/>
     <w:uiPriority w:val="1"/>
-    <w:semiHidden/>
     <w:unhideWhenUsed/>
   </w:style>
   <w:style w:type="table" w:default="1" w:styleId="TableNormal">

--- a/Documentation/The Ripple Effect - SYSTEM REQUIREMENTS.docx
+++ b/Documentation/The Ripple Effect - SYSTEM REQUIREMENTS.docx
@@ -5448,24 +5448,14 @@
       <w:r>
         <w:t xml:space="preserve">Figure </w:t>
       </w:r>
-      <w:r>
-        <w:fldChar w:fldCharType="begin"/>
-      </w:r>
-      <w:r>
-        <w:instrText xml:space="preserve"> SEQ Figure \* ARABIC </w:instrText>
-      </w:r>
-      <w:r>
-        <w:fldChar w:fldCharType="separate"/>
-      </w:r>
-      <w:r>
-        <w:rPr>
-          <w:noProof/>
-        </w:rPr>
-        <w:t>1</w:t>
-      </w:r>
-      <w:r>
-        <w:fldChar w:fldCharType="end"/>
-      </w:r>
+      <w:fldSimple w:instr=" SEQ Figure \* ARABIC ">
+        <w:r>
+          <w:rPr>
+            <w:noProof/>
+          </w:rPr>
+          <w:t>1</w:t>
+        </w:r>
+      </w:fldSimple>
       <w:r>
         <w:rPr>
           <w:noProof/>
@@ -5765,24 +5755,14 @@
       <w:r>
         <w:fldChar w:fldCharType="end"/>
       </w:r>
-      <w:r>
-        <w:fldChar w:fldCharType="begin"/>
-      </w:r>
-      <w:r>
-        <w:instrText xml:space="preserve"> SEQ Figure \* ARABIC </w:instrText>
-      </w:r>
-      <w:r>
-        <w:fldChar w:fldCharType="separate"/>
-      </w:r>
-      <w:r>
-        <w:rPr>
-          <w:noProof/>
-        </w:rPr>
-        <w:t>2</w:t>
-      </w:r>
-      <w:r>
-        <w:fldChar w:fldCharType="end"/>
-      </w:r>
+      <w:fldSimple w:instr=" SEQ Figure \* ARABIC ">
+        <w:r>
+          <w:rPr>
+            <w:noProof/>
+          </w:rPr>
+          <w:t>2</w:t>
+        </w:r>
+      </w:fldSimple>
       <w:r>
         <w:t>.</w:t>
       </w:r>
@@ -7735,175 +7715,25 @@
     </w:p>
     <w:p>
       <w:r>
+        <w:t>The Login Screen provides secure authentication for both pool owners and service providers. Its functionality ensures that only registered users can access the system.</w:t>
+      </w:r>
+    </w:p>
+    <w:p>
+      <w:pPr>
+        <w:jc w:val="both"/>
+      </w:pPr>
+      <w:r>
         <w:rPr>
           <w:noProof/>
         </w:rPr>
-        <mc:AlternateContent>
-          <mc:Choice Requires="wps">
-            <w:drawing>
-              <wp:anchor distT="0" distB="0" distL="114300" distR="114300" simplePos="0" relativeHeight="251671552" behindDoc="0" locked="0" layoutInCell="1" allowOverlap="1" wp14:anchorId="723A15FA" wp14:editId="66E010CE">
-                <wp:simplePos x="0" y="0"/>
-                <wp:positionH relativeFrom="column">
-                  <wp:posOffset>0</wp:posOffset>
-                </wp:positionH>
-                <wp:positionV relativeFrom="paragraph">
-                  <wp:posOffset>5109845</wp:posOffset>
-                </wp:positionV>
-                <wp:extent cx="2470150" cy="635"/>
-                <wp:effectExtent l="0" t="0" r="0" b="0"/>
-                <wp:wrapSquare wrapText="bothSides"/>
-                <wp:docPr id="767528627" name="Text Box 1"/>
-                <wp:cNvGraphicFramePr/>
-                <a:graphic xmlns:a="http://schemas.openxmlformats.org/drawingml/2006/main">
-                  <a:graphicData uri="http://schemas.microsoft.com/office/word/2010/wordprocessingShape">
-                    <wps:wsp>
-                      <wps:cNvSpPr txBox="1"/>
-                      <wps:spPr>
-                        <a:xfrm>
-                          <a:off x="0" y="0"/>
-                          <a:ext cx="2470150" cy="635"/>
-                        </a:xfrm>
-                        <a:prstGeom prst="rect">
-                          <a:avLst/>
-                        </a:prstGeom>
-                        <a:solidFill>
-                          <a:prstClr val="white"/>
-                        </a:solidFill>
-                        <a:ln>
-                          <a:noFill/>
-                        </a:ln>
-                      </wps:spPr>
-                      <wps:txbx>
-                        <w:txbxContent>
-                          <w:p>
-                            <w:pPr>
-                              <w:pStyle w:val="Caption"/>
-                              <w:jc w:val="center"/>
-                              <w:rPr>
-                                <w:noProof/>
-                              </w:rPr>
-                            </w:pPr>
-                            <w:r>
-                              <w:t xml:space="preserve">Figure </w:t>
-                            </w:r>
-                            <w:r>
-                              <w:fldChar w:fldCharType="begin"/>
-                            </w:r>
-                            <w:r>
-                              <w:instrText xml:space="preserve"> SEQ Figure \* ARABIC </w:instrText>
-                            </w:r>
-                            <w:r>
-                              <w:fldChar w:fldCharType="separate"/>
-                            </w:r>
-                            <w:r>
-                              <w:rPr>
-                                <w:noProof/>
-                              </w:rPr>
-                              <w:t>3</w:t>
-                            </w:r>
-                            <w:r>
-                              <w:fldChar w:fldCharType="end"/>
-                            </w:r>
-                            <w:r>
-                              <w:t xml:space="preserve"> - Login Screen</w:t>
-                            </w:r>
-                          </w:p>
-                        </w:txbxContent>
-                      </wps:txbx>
-                      <wps:bodyPr rot="0" spcFirstLastPara="0" vertOverflow="overflow" horzOverflow="overflow" vert="horz" wrap="square" lIns="0" tIns="0" rIns="0" bIns="0" numCol="1" spcCol="0" rtlCol="0" fromWordArt="0" anchor="t" anchorCtr="0" forceAA="0" compatLnSpc="1">
-                        <a:prstTxWarp prst="textNoShape">
-                          <a:avLst/>
-                        </a:prstTxWarp>
-                        <a:spAutoFit/>
-                      </wps:bodyPr>
-                    </wps:wsp>
-                  </a:graphicData>
-                </a:graphic>
-              </wp:anchor>
-            </w:drawing>
-          </mc:Choice>
-          <mc:Fallback>
-            <w:pict>
-              <v:shapetype w14:anchorId="723A15FA" id="_x0000_t202" coordsize="21600,21600" o:spt="202" path="m,l,21600r21600,l21600,xe">
-                <v:stroke joinstyle="miter"/>
-                <v:path gradientshapeok="t" o:connecttype="rect"/>
-              </v:shapetype>
-              <v:shape id="Text Box 1" o:spid="_x0000_s1026" type="#_x0000_t202" style="position:absolute;margin-left:0;margin-top:402.35pt;width:194.5pt;height:.05pt;z-index:251671552;visibility:visible;mso-wrap-style:square;mso-wrap-distance-left:9pt;mso-wrap-distance-top:0;mso-wrap-distance-right:9pt;mso-wrap-distance-bottom:0;mso-position-horizontal:absolute;mso-position-horizontal-relative:text;mso-position-vertical:absolute;mso-position-vertical-relative:text;v-text-anchor:top" o:gfxdata="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" stroked="f">
-                <v:textbox style="mso-fit-shape-to-text:t" inset="0,0,0,0">
-                  <w:txbxContent>
-                    <w:p>
-                      <w:pPr>
-                        <w:pStyle w:val="Caption"/>
-                        <w:jc w:val="center"/>
-                        <w:rPr>
-                          <w:noProof/>
-                        </w:rPr>
-                      </w:pPr>
-                      <w:r>
-                        <w:t xml:space="preserve">Figure </w:t>
-                      </w:r>
-                      <w:r>
-                        <w:fldChar w:fldCharType="begin"/>
-                      </w:r>
-                      <w:r>
-                        <w:instrText xml:space="preserve"> SEQ Figure \* ARABIC </w:instrText>
-                      </w:r>
-                      <w:r>
-                        <w:fldChar w:fldCharType="separate"/>
-                      </w:r>
-                      <w:r>
-                        <w:rPr>
-                          <w:noProof/>
-                        </w:rPr>
-                        <w:t>3</w:t>
-                      </w:r>
-                      <w:r>
-                        <w:fldChar w:fldCharType="end"/>
-                      </w:r>
-                      <w:r>
-                        <w:t xml:space="preserve"> - Login Screen</w:t>
-                      </w:r>
-                    </w:p>
-                  </w:txbxContent>
-                </v:textbox>
-                <w10:wrap type="square"/>
-              </v:shape>
-            </w:pict>
-          </mc:Fallback>
-        </mc:AlternateContent>
-      </w:r>
-      <w:r>
-        <w:t>The Login Screen provides secure authentication for both pool owners and service providers. Its functionality ensures that only registered users can access the system.</w:t>
-      </w:r>
-    </w:p>
-    <w:p>
-      <w:pPr>
-        <w:jc w:val="both"/>
-      </w:pPr>
-    </w:p>
-    <w:p>
-      <w:pPr>
-        <w:numPr>
-          <w:ilvl w:val="0"/>
-          <w:numId w:val="23"/>
-        </w:numPr>
-        <w:rPr>
-          <w:b/>
-          <w:bCs/>
-        </w:rPr>
-      </w:pPr>
-      <w:r>
-        <w:rPr>
-          <w:noProof/>
-        </w:rPr>
         <w:drawing>
-          <wp:anchor distT="0" distB="0" distL="114300" distR="114300" simplePos="0" relativeHeight="251669504" behindDoc="0" locked="0" layoutInCell="1" allowOverlap="1" wp14:anchorId="67DF5B0E" wp14:editId="03E18CCE">
+          <wp:anchor distT="0" distB="0" distL="114300" distR="114300" simplePos="0" relativeHeight="251669504" behindDoc="0" locked="0" layoutInCell="1" allowOverlap="1" wp14:anchorId="67DF5B0E" wp14:editId="747AC3CE">
             <wp:simplePos x="0" y="0"/>
             <wp:positionH relativeFrom="margin">
-              <wp:align>left</wp:align>
+              <wp:posOffset>-685800</wp:posOffset>
             </wp:positionH>
             <wp:positionV relativeFrom="paragraph">
-              <wp:posOffset>13970</wp:posOffset>
+              <wp:posOffset>200025</wp:posOffset>
             </wp:positionV>
             <wp:extent cx="2470150" cy="5052060"/>
             <wp:effectExtent l="0" t="0" r="6350" b="0"/>
@@ -7953,6 +7783,18 @@
           </wp:anchor>
         </w:drawing>
       </w:r>
+    </w:p>
+    <w:p>
+      <w:pPr>
+        <w:numPr>
+          <w:ilvl w:val="0"/>
+          <w:numId w:val="23"/>
+        </w:numPr>
+        <w:rPr>
+          <w:b/>
+          <w:bCs/>
+        </w:rPr>
+      </w:pPr>
       <w:r>
         <w:rPr>
           <w:b/>
@@ -7967,7 +7809,7 @@
           <w:ilvl w:val="1"/>
           <w:numId w:val="23"/>
         </w:numPr>
-        <w:ind w:left="4253"/>
+        <w:ind w:left="3969"/>
       </w:pPr>
       <w:r>
         <w:t>Requires the</w:t>
@@ -8004,7 +7846,7 @@
         <w:tabs>
           <w:tab w:val="num" w:pos="1560"/>
         </w:tabs>
-        <w:ind w:left="4253"/>
+        <w:ind w:left="3969"/>
       </w:pPr>
       <w:r>
         <w:t>Requires</w:t>
@@ -8022,7 +7864,7 @@
         <w:tabs>
           <w:tab w:val="num" w:pos="1560"/>
         </w:tabs>
-        <w:ind w:left="4253"/>
+        <w:ind w:left="3969"/>
         <w:jc w:val="both"/>
       </w:pPr>
       <w:r>
@@ -8059,7 +7901,7 @@
         <w:tabs>
           <w:tab w:val="num" w:pos="1701"/>
         </w:tabs>
-        <w:ind w:left="4253"/>
+        <w:ind w:left="3969"/>
       </w:pPr>
       <w:r>
         <w:t>All users’ p</w:t>
@@ -8111,7 +7953,7 @@
         <w:tabs>
           <w:tab w:val="num" w:pos="1560"/>
         </w:tabs>
-        <w:ind w:left="4253"/>
+        <w:ind w:left="3969"/>
       </w:pPr>
       <w:r>
         <w:t>The user can select</w:t>
@@ -8170,18 +8012,10 @@
           <w:ilvl w:val="1"/>
           <w:numId w:val="23"/>
         </w:numPr>
-        <w:ind w:left="4253"/>
-      </w:pPr>
-      <w:r>
-        <w:t xml:space="preserve">This link provides users, who have forgotten </w:t>
-      </w:r>
-      <w:proofErr w:type="spellStart"/>
-      <w:r>
-        <w:t>their</w:t>
-      </w:r>
-      <w:proofErr w:type="spellEnd"/>
-      <w:r>
-        <w:t xml:space="preserve"> password,</w:t>
+        <w:ind w:left="3969"/>
+      </w:pPr>
+      <w:r>
+        <w:t>This link provides users, who have forgotten their password,</w:t>
       </w:r>
       <w:r>
         <w:t xml:space="preserve"> a way for the</w:t>
@@ -8200,11 +8034,33 @@
           <w:numId w:val="23"/>
         </w:numPr>
         <w:tabs>
-          <w:tab w:val="num" w:pos="1440"/>
+          <w:tab w:val="num" w:pos="1701"/>
         </w:tabs>
-      </w:pPr>
-      <w:r>
-        <w:t>Clicking the link redirects the user to the password recovery process, which is completed via their registered email.</w:t>
+        <w:ind w:left="3969"/>
+      </w:pPr>
+      <w:r>
+        <w:t>By c</w:t>
+      </w:r>
+      <w:r>
+        <w:t xml:space="preserve">licking </w:t>
+      </w:r>
+      <w:r>
+        <w:t xml:space="preserve">on </w:t>
+      </w:r>
+      <w:r>
+        <w:t>the link</w:t>
+      </w:r>
+      <w:r>
+        <w:t>, it</w:t>
+      </w:r>
+      <w:r>
+        <w:t xml:space="preserve"> redirects the user to the password recovery process, which is completed via </w:t>
+      </w:r>
+      <w:r>
+        <w:t>using their</w:t>
+      </w:r>
+      <w:r>
+        <w:t xml:space="preserve"> registered email.</w:t>
       </w:r>
     </w:p>
     <w:p>
@@ -8234,11 +8090,33 @@
           <w:numId w:val="23"/>
         </w:numPr>
         <w:tabs>
-          <w:tab w:val="num" w:pos="1440"/>
+          <w:tab w:val="num" w:pos="1843"/>
         </w:tabs>
-      </w:pPr>
-      <w:r>
-        <w:t>Authenticates the provided email and password against the database.</w:t>
+        <w:ind w:left="3969"/>
+      </w:pPr>
+      <w:r>
+        <w:t>After the user have entered their details they click the log in button, it a</w:t>
+      </w:r>
+      <w:r>
+        <w:t>uthenticates the provided email and password against the database.</w:t>
+      </w:r>
+    </w:p>
+    <w:p>
+      <w:pPr>
+        <w:numPr>
+          <w:ilvl w:val="1"/>
+          <w:numId w:val="23"/>
+        </w:numPr>
+        <w:ind w:left="3969"/>
+      </w:pPr>
+      <w:r>
+        <w:t xml:space="preserve">If the </w:t>
+      </w:r>
+      <w:r>
+        <w:t>credentials are correct, it g</w:t>
+      </w:r>
+      <w:r>
+        <w:t>rants access to the system.</w:t>
       </w:r>
     </w:p>
     <w:p>
@@ -8248,11 +8126,265 @@
           <w:numId w:val="23"/>
         </w:numPr>
         <w:tabs>
-          <w:tab w:val="num" w:pos="1440"/>
+          <w:tab w:val="num" w:pos="1985"/>
         </w:tabs>
-      </w:pPr>
-      <w:r>
-        <w:t>Grants access to the system if credentials are correct.</w:t>
+        <w:ind w:left="3969"/>
+        <w:jc w:val="both"/>
+      </w:pPr>
+      <w:r>
+        <w:rPr>
+          <w:noProof/>
+        </w:rPr>
+        <mc:AlternateContent>
+          <mc:Choice Requires="wps">
+            <w:drawing>
+              <wp:anchor distT="0" distB="0" distL="114300" distR="114300" simplePos="0" relativeHeight="251674624" behindDoc="0" locked="0" layoutInCell="1" allowOverlap="1" wp14:anchorId="1BBCF8FA" wp14:editId="1EAA6BDD">
+                <wp:simplePos x="0" y="0"/>
+                <wp:positionH relativeFrom="margin">
+                  <wp:posOffset>-739140</wp:posOffset>
+                </wp:positionH>
+                <wp:positionV relativeFrom="paragraph">
+                  <wp:posOffset>400685</wp:posOffset>
+                </wp:positionV>
+                <wp:extent cx="2470150" cy="635"/>
+                <wp:effectExtent l="0" t="0" r="6350" b="0"/>
+                <wp:wrapSquare wrapText="bothSides"/>
+                <wp:docPr id="1115516322" name="Text Box 1"/>
+                <wp:cNvGraphicFramePr/>
+                <a:graphic xmlns:a="http://schemas.openxmlformats.org/drawingml/2006/main">
+                  <a:graphicData uri="http://schemas.microsoft.com/office/word/2010/wordprocessingShape">
+                    <wps:wsp>
+                      <wps:cNvSpPr txBox="1"/>
+                      <wps:spPr>
+                        <a:xfrm>
+                          <a:off x="0" y="0"/>
+                          <a:ext cx="2470150" cy="635"/>
+                        </a:xfrm>
+                        <a:prstGeom prst="rect">
+                          <a:avLst/>
+                        </a:prstGeom>
+                        <a:solidFill>
+                          <a:prstClr val="white"/>
+                        </a:solidFill>
+                        <a:ln>
+                          <a:noFill/>
+                        </a:ln>
+                      </wps:spPr>
+                      <wps:txbx>
+                        <w:txbxContent>
+                          <w:p>
+                            <w:pPr>
+                              <w:pStyle w:val="Caption"/>
+                              <w:jc w:val="center"/>
+                              <w:rPr>
+                                <w:noProof/>
+                              </w:rPr>
+                            </w:pPr>
+                            <w:r>
+                              <w:t xml:space="preserve">Figure </w:t>
+                            </w:r>
+                            <w:fldSimple w:instr=" SEQ Figure \* ARABIC ">
+                              <w:r>
+                                <w:rPr>
+                                  <w:noProof/>
+                                </w:rPr>
+                                <w:t>3</w:t>
+                              </w:r>
+                            </w:fldSimple>
+                            <w:r>
+                              <w:t xml:space="preserve"> - Login Screen</w:t>
+                            </w:r>
+                          </w:p>
+                        </w:txbxContent>
+                      </wps:txbx>
+                      <wps:bodyPr rot="0" spcFirstLastPara="0" vertOverflow="overflow" horzOverflow="overflow" vert="horz" wrap="square" lIns="0" tIns="0" rIns="0" bIns="0" numCol="1" spcCol="0" rtlCol="0" fromWordArt="0" anchor="t" anchorCtr="0" forceAA="0" compatLnSpc="1">
+                        <a:prstTxWarp prst="textNoShape">
+                          <a:avLst/>
+                        </a:prstTxWarp>
+                        <a:spAutoFit/>
+                      </wps:bodyPr>
+                    </wps:wsp>
+                  </a:graphicData>
+                </a:graphic>
+              </wp:anchor>
+            </w:drawing>
+          </mc:Choice>
+          <mc:Fallback>
+            <w:pict>
+              <v:shapetype w14:anchorId="1BBCF8FA" id="_x0000_t202" coordsize="21600,21600" o:spt="202" path="m,l,21600r21600,l21600,xe">
+                <v:stroke joinstyle="miter"/>
+                <v:path gradientshapeok="t" o:connecttype="rect"/>
+              </v:shapetype>
+              <v:shape id="Text Box 1" o:spid="_x0000_s1026" type="#_x0000_t202" style="position:absolute;left:0;text-align:left;margin-left:-58.2pt;margin-top:31.55pt;width:194.5pt;height:.05pt;z-index:251674624;visibility:visible;mso-wrap-style:square;mso-wrap-distance-left:9pt;mso-wrap-distance-top:0;mso-wrap-distance-right:9pt;mso-wrap-distance-bottom:0;mso-position-horizontal:absolute;mso-position-horizontal-relative:margin;mso-position-vertical:absolute;mso-position-vertical-relative:text;v-text-anchor:top" o:gfxdata="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" stroked="f">
+                <v:textbox style="mso-fit-shape-to-text:t" inset="0,0,0,0">
+                  <w:txbxContent>
+                    <w:p>
+                      <w:pPr>
+                        <w:pStyle w:val="Caption"/>
+                        <w:jc w:val="center"/>
+                        <w:rPr>
+                          <w:noProof/>
+                        </w:rPr>
+                      </w:pPr>
+                      <w:r>
+                        <w:t xml:space="preserve">Figure </w:t>
+                      </w:r>
+                      <w:fldSimple w:instr=" SEQ Figure \* ARABIC ">
+                        <w:r>
+                          <w:rPr>
+                            <w:noProof/>
+                          </w:rPr>
+                          <w:t>3</w:t>
+                        </w:r>
+                      </w:fldSimple>
+                      <w:r>
+                        <w:t xml:space="preserve"> - Login Screen</w:t>
+                      </w:r>
+                    </w:p>
+                  </w:txbxContent>
+                </v:textbox>
+                <w10:wrap type="square" anchorx="margin"/>
+              </v:shape>
+            </w:pict>
+          </mc:Fallback>
+        </mc:AlternateContent>
+      </w:r>
+      <w:r>
+        <w:t>Displays an error message if login fails due to incorrect details or unregistered accounts.</w:t>
+      </w:r>
+      <w:r>
+        <w:t xml:space="preserve"> (Figure 4)</w:t>
+      </w:r>
+    </w:p>
+    <w:p>
+      <w:pPr>
+        <w:numPr>
+          <w:ilvl w:val="0"/>
+          <w:numId w:val="23"/>
+        </w:numPr>
+        <w:jc w:val="both"/>
+        <w:rPr>
+          <w:b/>
+          <w:bCs/>
+        </w:rPr>
+      </w:pPr>
+      <w:r>
+        <w:rPr>
+          <w:b/>
+          <w:bCs/>
+          <w:noProof/>
+          <w:lang w:val="en-US"/>
+        </w:rPr>
+        <w:drawing>
+          <wp:anchor distT="0" distB="0" distL="114300" distR="114300" simplePos="0" relativeHeight="251672576" behindDoc="0" locked="0" layoutInCell="1" allowOverlap="1" wp14:anchorId="178D3DD4" wp14:editId="71EF6593">
+            <wp:simplePos x="0" y="0"/>
+            <wp:positionH relativeFrom="column">
+              <wp:posOffset>-853440</wp:posOffset>
+            </wp:positionH>
+            <wp:positionV relativeFrom="paragraph">
+              <wp:posOffset>191135</wp:posOffset>
+            </wp:positionV>
+            <wp:extent cx="2613660" cy="1751330"/>
+            <wp:effectExtent l="0" t="0" r="0" b="1270"/>
+            <wp:wrapSquare wrapText="bothSides"/>
+            <wp:docPr id="20846373" name="Picture 10"/>
+            <wp:cNvGraphicFramePr>
+              <a:graphicFrameLocks xmlns:a="http://schemas.openxmlformats.org/drawingml/2006/main" noChangeAspect="1"/>
+            </wp:cNvGraphicFramePr>
+            <a:graphic xmlns:a="http://schemas.openxmlformats.org/drawingml/2006/main">
+              <a:graphicData uri="http://schemas.openxmlformats.org/drawingml/2006/picture">
+                <pic:pic xmlns:pic="http://schemas.openxmlformats.org/drawingml/2006/picture">
+                  <pic:nvPicPr>
+                    <pic:cNvPr id="0" name="Picture 1"/>
+                    <pic:cNvPicPr>
+                      <a:picLocks noChangeAspect="1" noChangeArrowheads="1"/>
+                    </pic:cNvPicPr>
+                  </pic:nvPicPr>
+                  <pic:blipFill>
+                    <a:blip r:embed="rId17">
+                      <a:extLst>
+                        <a:ext uri="{28A0092B-C50C-407E-A947-70E740481C1C}">
+                          <a14:useLocalDpi xmlns:a14="http://schemas.microsoft.com/office/drawing/2010/main" val="0"/>
+                        </a:ext>
+                      </a:extLst>
+                    </a:blip>
+                    <a:srcRect/>
+                    <a:stretch>
+                      <a:fillRect/>
+                    </a:stretch>
+                  </pic:blipFill>
+                  <pic:spPr bwMode="auto">
+                    <a:xfrm>
+                      <a:off x="0" y="0"/>
+                      <a:ext cx="2613660" cy="1751330"/>
+                    </a:xfrm>
+                    <a:prstGeom prst="rect">
+                      <a:avLst/>
+                    </a:prstGeom>
+                    <a:noFill/>
+                    <a:ln>
+                      <a:noFill/>
+                    </a:ln>
+                  </pic:spPr>
+                </pic:pic>
+              </a:graphicData>
+            </a:graphic>
+            <wp14:sizeRelH relativeFrom="margin">
+              <wp14:pctWidth>0</wp14:pctWidth>
+            </wp14:sizeRelH>
+            <wp14:sizeRelV relativeFrom="margin">
+              <wp14:pctHeight>0</wp14:pctHeight>
+            </wp14:sizeRelV>
+          </wp:anchor>
+        </w:drawing>
+      </w:r>
+      <w:r>
+        <w:rPr>
+          <w:b/>
+          <w:bCs/>
+        </w:rPr>
+        <w:t>Sign Up Option:</w:t>
+      </w:r>
+    </w:p>
+    <w:p>
+      <w:pPr>
+        <w:numPr>
+          <w:ilvl w:val="1"/>
+          <w:numId w:val="23"/>
+        </w:numPr>
+        <w:ind w:left="3969"/>
+      </w:pPr>
+      <w:r>
+        <w:t xml:space="preserve">If the user is new, they have an option to click on this </w:t>
+      </w:r>
+      <w:r>
+        <w:t xml:space="preserve">link </w:t>
+      </w:r>
+      <w:r>
+        <w:t>t</w:t>
+      </w:r>
+      <w:r>
+        <w:t>o create an account if they do not already have one.</w:t>
+      </w:r>
+    </w:p>
+    <w:p>
+      <w:pPr>
+        <w:numPr>
+          <w:ilvl w:val="0"/>
+          <w:numId w:val="23"/>
+        </w:numPr>
+        <w:jc w:val="both"/>
+        <w:rPr>
+          <w:b/>
+          <w:bCs/>
+        </w:rPr>
+      </w:pPr>
+      <w:r>
+        <w:rPr>
+          <w:b/>
+          <w:bCs/>
+        </w:rPr>
+        <w:t>Register as Business Owner Option:</w:t>
       </w:r>
     </w:p>
     <w:p>
@@ -8262,28 +8394,15 @@
           <w:numId w:val="23"/>
         </w:numPr>
         <w:tabs>
-          <w:tab w:val="num" w:pos="1440"/>
+          <w:tab w:val="num" w:pos="1843"/>
         </w:tabs>
-        <w:jc w:val="both"/>
-      </w:pPr>
-      <w:r>
-        <w:t>Displays an error message if login fails due to incorrect details or unregistered accounts.</w:t>
-      </w:r>
-    </w:p>
-    <w:p>
-      <w:pPr>
-        <w:numPr>
-          <w:ilvl w:val="0"/>
-          <w:numId w:val="23"/>
-        </w:numPr>
-        <w:jc w:val="both"/>
-      </w:pPr>
-      <w:r>
-        <w:rPr>
-          <w:b/>
-          <w:bCs/>
-        </w:rPr>
-        <w:t>Sign Up Option:</w:t>
+        <w:ind w:left="3969"/>
+      </w:pPr>
+      <w:r>
+        <w:t>This link a</w:t>
+      </w:r>
+      <w:r>
+        <w:t>llows service providers to register specifically as business accounts.</w:t>
       </w:r>
     </w:p>
     <w:p>
@@ -8293,71 +8412,147 @@
           <w:numId w:val="23"/>
         </w:numPr>
         <w:tabs>
-          <w:tab w:val="num" w:pos="1440"/>
+          <w:tab w:val="num" w:pos="1843"/>
         </w:tabs>
+        <w:ind w:left="3969"/>
+      </w:pPr>
+      <w:r>
+        <w:t>This ensures they receive role-specific functionality such as service management and client bookings.</w:t>
+      </w:r>
+    </w:p>
+    <w:p/>
+    <w:p/>
+    <w:p>
+      <w:r>
+        <w:rPr>
+          <w:noProof/>
+        </w:rPr>
+        <mc:AlternateContent>
+          <mc:Choice Requires="wps">
+            <w:drawing>
+              <wp:anchor distT="0" distB="0" distL="114300" distR="114300" simplePos="0" relativeHeight="251676672" behindDoc="0" locked="0" layoutInCell="1" allowOverlap="1" wp14:anchorId="68F00034" wp14:editId="2E63AF9B">
+                <wp:simplePos x="0" y="0"/>
+                <wp:positionH relativeFrom="page">
+                  <wp:align>left</wp:align>
+                </wp:positionH>
+                <wp:positionV relativeFrom="paragraph">
+                  <wp:posOffset>-46990</wp:posOffset>
+                </wp:positionV>
+                <wp:extent cx="2613660" cy="635"/>
+                <wp:effectExtent l="0" t="0" r="0" b="0"/>
+                <wp:wrapSquare wrapText="bothSides"/>
+                <wp:docPr id="64245504" name="Text Box 1"/>
+                <wp:cNvGraphicFramePr/>
+                <a:graphic xmlns:a="http://schemas.openxmlformats.org/drawingml/2006/main">
+                  <a:graphicData uri="http://schemas.microsoft.com/office/word/2010/wordprocessingShape">
+                    <wps:wsp>
+                      <wps:cNvSpPr txBox="1"/>
+                      <wps:spPr>
+                        <a:xfrm>
+                          <a:off x="0" y="0"/>
+                          <a:ext cx="2613660" cy="635"/>
+                        </a:xfrm>
+                        <a:prstGeom prst="rect">
+                          <a:avLst/>
+                        </a:prstGeom>
+                        <a:solidFill>
+                          <a:prstClr val="white"/>
+                        </a:solidFill>
+                        <a:ln>
+                          <a:noFill/>
+                        </a:ln>
+                      </wps:spPr>
+                      <wps:txbx>
+                        <w:txbxContent>
+                          <w:p>
+                            <w:pPr>
+                              <w:pStyle w:val="Caption"/>
+                              <w:jc w:val="center"/>
+                              <w:rPr>
+                                <w:noProof/>
+                              </w:rPr>
+                            </w:pPr>
+                            <w:r>
+                              <w:t xml:space="preserve">Figure </w:t>
+                            </w:r>
+                            <w:fldSimple w:instr=" SEQ Figure \* ARABIC ">
+                              <w:r>
+                                <w:rPr>
+                                  <w:noProof/>
+                                </w:rPr>
+                                <w:t>4</w:t>
+                              </w:r>
+                            </w:fldSimple>
+                            <w:r>
+                              <w:t xml:space="preserve"> - Error Message</w:t>
+                            </w:r>
+                          </w:p>
+                        </w:txbxContent>
+                      </wps:txbx>
+                      <wps:bodyPr rot="0" spcFirstLastPara="0" vertOverflow="overflow" horzOverflow="overflow" vert="horz" wrap="square" lIns="0" tIns="0" rIns="0" bIns="0" numCol="1" spcCol="0" rtlCol="0" fromWordArt="0" anchor="t" anchorCtr="0" forceAA="0" compatLnSpc="1">
+                        <a:prstTxWarp prst="textNoShape">
+                          <a:avLst/>
+                        </a:prstTxWarp>
+                        <a:spAutoFit/>
+                      </wps:bodyPr>
+                    </wps:wsp>
+                  </a:graphicData>
+                </a:graphic>
+              </wp:anchor>
+            </w:drawing>
+          </mc:Choice>
+          <mc:Fallback>
+            <w:pict>
+              <v:shape w14:anchorId="68F00034" id="_x0000_s1027" type="#_x0000_t202" style="position:absolute;margin-left:0;margin-top:-3.7pt;width:205.8pt;height:.05pt;z-index:251676672;visibility:visible;mso-wrap-style:square;mso-wrap-distance-left:9pt;mso-wrap-distance-top:0;mso-wrap-distance-right:9pt;mso-wrap-distance-bottom:0;mso-position-horizontal:left;mso-position-horizontal-relative:page;mso-position-vertical:absolute;mso-position-vertical-relative:text;v-text-anchor:top" o:gfxdata="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" stroked="f">
+                <v:textbox style="mso-fit-shape-to-text:t" inset="0,0,0,0">
+                  <w:txbxContent>
+                    <w:p>
+                      <w:pPr>
+                        <w:pStyle w:val="Caption"/>
+                        <w:jc w:val="center"/>
+                        <w:rPr>
+                          <w:noProof/>
+                        </w:rPr>
+                      </w:pPr>
+                      <w:r>
+                        <w:t xml:space="preserve">Figure </w:t>
+                      </w:r>
+                      <w:fldSimple w:instr=" SEQ Figure \* ARABIC ">
+                        <w:r>
+                          <w:rPr>
+                            <w:noProof/>
+                          </w:rPr>
+                          <w:t>4</w:t>
+                        </w:r>
+                      </w:fldSimple>
+                      <w:r>
+                        <w:t xml:space="preserve"> - Error Message</w:t>
+                      </w:r>
+                    </w:p>
+                  </w:txbxContent>
+                </v:textbox>
+                <w10:wrap type="square" anchorx="page"/>
+              </v:shape>
+            </w:pict>
+          </mc:Fallback>
+        </mc:AlternateContent>
+      </w:r>
+    </w:p>
+    <w:p/>
+    <w:p/>
+    <w:p/>
+    <w:p/>
+    <w:p>
+      <w:pPr>
         <w:jc w:val="both"/>
-      </w:pPr>
-      <w:r>
-        <w:t>Provides a link for new users to create an account if they do not already have one.</w:t>
-      </w:r>
-    </w:p>
-    <w:p>
-      <w:pPr>
-        <w:numPr>
-          <w:ilvl w:val="0"/>
-          <w:numId w:val="23"/>
-        </w:numPr>
-        <w:jc w:val="both"/>
-      </w:pPr>
-      <w:r>
-        <w:rPr>
-          <w:b/>
-          <w:bCs/>
-        </w:rPr>
-        <w:t>Register as Business Owner Option:</w:t>
-      </w:r>
-    </w:p>
-    <w:p>
-      <w:pPr>
-        <w:numPr>
-          <w:ilvl w:val="1"/>
-          <w:numId w:val="23"/>
-        </w:numPr>
-        <w:tabs>
-          <w:tab w:val="num" w:pos="1440"/>
-        </w:tabs>
-        <w:jc w:val="both"/>
-      </w:pPr>
-      <w:r>
-        <w:t>Allows service providers to register specifically as business accounts.</w:t>
-      </w:r>
-    </w:p>
-    <w:p>
-      <w:pPr>
-        <w:numPr>
-          <w:ilvl w:val="1"/>
-          <w:numId w:val="23"/>
-        </w:numPr>
-        <w:tabs>
-          <w:tab w:val="num" w:pos="1440"/>
-        </w:tabs>
-        <w:jc w:val="both"/>
-      </w:pPr>
-      <w:r>
-        <w:t>This ensures they receive role-specific functionality such as service management and client bookings.</w:t>
-      </w:r>
-    </w:p>
-    <w:p>
-      <w:pPr>
-        <w:jc w:val="both"/>
         <w:rPr>
           <w:lang w:val="en-US"/>
         </w:rPr>
       </w:pPr>
     </w:p>
     <w:sectPr>
-      <w:headerReference w:type="default" r:id="rId17"/>
-      <w:footerReference w:type="first" r:id="rId18"/>
+      <w:headerReference w:type="default" r:id="rId18"/>
+      <w:footerReference w:type="first" r:id="rId19"/>
       <w:pgSz w:w="11900" w:h="16840"/>
       <w:pgMar w:top="1440" w:right="1440" w:bottom="1440" w:left="1440" w:header="708" w:footer="708" w:gutter="0"/>
       <w:cols w:space="708"/>
@@ -8774,16 +8969,16 @@
         </mc:Choice>
         <mc:Fallback>
           <w:pict>
-            <v:group w14:anchorId="67D94630" id="Group 179" o:spid="_x0000_s1027" style="position:absolute;margin-left:82.7pt;margin-top:0;width:133.9pt;height:80.65pt;z-index:251659264;mso-top-percent:23;mso-position-horizontal:right;mso-position-horizontal-relative:page;mso-position-vertical-relative:page;mso-top-percent:23;mso-width-relative:margin;mso-height-relative:margin" coordsize="17007,10241" o:gfxdata="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">
-              <v:group id="Group 168" o:spid="_x0000_s1028" style="position:absolute;width:17007;height:10241" coordsize="17007,10241" o:gfxdata="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">
-                <v:rect id="Rectangle 169" o:spid="_x0000_s1029" style="position:absolute;width:17007;height:10241;visibility:visible;mso-wrap-style:square;v-text-anchor:middle" o:gfxdata="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" fillcolor="white [3212]" stroked="f" strokeweight="1pt">
+            <v:group w14:anchorId="67D94630" id="Group 179" o:spid="_x0000_s1028" style="position:absolute;margin-left:82.7pt;margin-top:0;width:133.9pt;height:80.65pt;z-index:251659264;mso-top-percent:23;mso-position-horizontal:right;mso-position-horizontal-relative:page;mso-position-vertical-relative:page;mso-top-percent:23;mso-width-relative:margin;mso-height-relative:margin" coordsize="17007,10241" o:gfxdata="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">
+              <v:group id="Group 168" o:spid="_x0000_s1029" style="position:absolute;width:17007;height:10241" coordsize="17007,10241" o:gfxdata="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">
+                <v:rect id="Rectangle 169" o:spid="_x0000_s1030" style="position:absolute;width:17007;height:10241;visibility:visible;mso-wrap-style:square;v-text-anchor:middle" o:gfxdata="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" fillcolor="white [3212]" stroked="f" strokeweight="1pt">
                   <v:fill opacity="0"/>
                 </v:rect>
-                <v:shape id="Rectangle 12" o:spid="_x0000_s1030" style="position:absolute;width:14630;height:10149;visibility:visible;mso-wrap-style:square;v-text-anchor:middle" coordsize="1462822,1014481" o:gfxdata="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" path="m,l1462822,r,1014481l638269,407899,,xe" fillcolor="#4472c4 [3204]" stroked="f" strokeweight="1pt">
+                <v:shape id="Rectangle 12" o:spid="_x0000_s1031" style="position:absolute;width:14630;height:10149;visibility:visible;mso-wrap-style:square;v-text-anchor:middle" coordsize="1462822,1014481" o:gfxdata="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" path="m,l1462822,r,1014481l638269,407899,,xe" fillcolor="#4472c4 [3204]" stroked="f" strokeweight="1pt">
                   <v:stroke joinstyle="miter"/>
                   <v:path arrowok="t" o:connecttype="custom" o:connectlocs="0,0;1463040,0;1463040,1014984;638364,408101;0,0" o:connectangles="0,0,0,0,0"/>
                 </v:shape>
-                <v:rect id="Rectangle 171" o:spid="_x0000_s1031" style="position:absolute;width:14721;height:10241;visibility:visible;mso-wrap-style:square;v-text-anchor:middle" o:gfxdata="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" strokecolor="white [3212]" strokeweight="1pt">
+                <v:rect id="Rectangle 171" o:spid="_x0000_s1032" style="position:absolute;width:14721;height:10241;visibility:visible;mso-wrap-style:square;v-text-anchor:middle" o:gfxdata="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" strokecolor="white [3212]" strokeweight="1pt">
                   <v:fill r:id="rId2" o:title="" recolor="t" rotate="t" type="frame"/>
                 </v:rect>
               </v:group>
@@ -8791,7 +8986,7 @@
                 <v:stroke joinstyle="miter"/>
                 <v:path gradientshapeok="t" o:connecttype="rect"/>
               </v:shapetype>
-              <v:shape id="Text Box 172" o:spid="_x0000_s1032" type="#_x0000_t202" style="position:absolute;left:10326;top:95;width:4381;height:3752;visibility:visible;mso-wrap-style:square;v-text-anchor:middle" o:gfxdata="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" filled="f" stroked="f" strokeweight=".5pt">
+              <v:shape id="Text Box 172" o:spid="_x0000_s1033" type="#_x0000_t202" style="position:absolute;left:10326;top:95;width:4381;height:3752;visibility:visible;mso-wrap-style:square;v-text-anchor:middle" o:gfxdata="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" filled="f" stroked="f" strokeweight=".5pt">
                 <v:textbox inset=",7.2pt,,7.2pt">
                   <w:txbxContent>
                     <w:p>
@@ -12043,6 +12238,7 @@
   <w:style w:type="character" w:default="1" w:styleId="DefaultParagraphFont">
     <w:name w:val="Default Paragraph Font"/>
     <w:uiPriority w:val="1"/>
+    <w:semiHidden/>
     <w:unhideWhenUsed/>
   </w:style>
   <w:style w:type="table" w:default="1" w:styleId="TableNormal">

--- a/Documentation/The Ripple Effect - SYSTEM REQUIREMENTS.docx
+++ b/Documentation/The Ripple Effect - SYSTEM REQUIREMENTS.docx
@@ -5448,14 +5448,27 @@
       <w:r>
         <w:t xml:space="preserve">Figure </w:t>
       </w:r>
-      <w:fldSimple w:instr=" SEQ Figure \* ARABIC ">
-        <w:r>
-          <w:rPr>
-            <w:noProof/>
-          </w:rPr>
-          <w:t>1</w:t>
-        </w:r>
-      </w:fldSimple>
+      <w:r>
+        <w:fldChar w:fldCharType="begin"/>
+      </w:r>
+      <w:r>
+        <w:instrText xml:space="preserve"> SEQ Figure \* ARABIC </w:instrText>
+      </w:r>
+      <w:r>
+        <w:fldChar w:fldCharType="separate"/>
+      </w:r>
+      <w:r>
+        <w:rPr>
+          <w:noProof/>
+        </w:rPr>
+        <w:t>1</w:t>
+      </w:r>
+      <w:r>
+        <w:rPr>
+          <w:noProof/>
+        </w:rPr>
+        <w:fldChar w:fldCharType="end"/>
+      </w:r>
       <w:r>
         <w:rPr>
           <w:noProof/>
@@ -5755,14 +5768,27 @@
       <w:r>
         <w:fldChar w:fldCharType="end"/>
       </w:r>
-      <w:fldSimple w:instr=" SEQ Figure \* ARABIC ">
-        <w:r>
-          <w:rPr>
-            <w:noProof/>
-          </w:rPr>
-          <w:t>2</w:t>
-        </w:r>
-      </w:fldSimple>
+      <w:r>
+        <w:fldChar w:fldCharType="begin"/>
+      </w:r>
+      <w:r>
+        <w:instrText xml:space="preserve"> SEQ Figure \* ARABIC </w:instrText>
+      </w:r>
+      <w:r>
+        <w:fldChar w:fldCharType="separate"/>
+      </w:r>
+      <w:r>
+        <w:rPr>
+          <w:noProof/>
+        </w:rPr>
+        <w:t>2</w:t>
+      </w:r>
+      <w:r>
+        <w:rPr>
+          <w:noProof/>
+        </w:rPr>
+        <w:fldChar w:fldCharType="end"/>
+      </w:r>
       <w:r>
         <w:t>.</w:t>
       </w:r>
@@ -7790,6 +7816,7 @@
           <w:ilvl w:val="0"/>
           <w:numId w:val="23"/>
         </w:numPr>
+        <w:ind w:firstLine="273"/>
         <w:rPr>
           <w:b/>
           <w:bCs/>
@@ -7824,6 +7851,7 @@
           <w:ilvl w:val="0"/>
           <w:numId w:val="23"/>
         </w:numPr>
+        <w:ind w:firstLine="273"/>
         <w:rPr>
           <w:b/>
           <w:bCs/>
@@ -7916,6 +7944,7 @@
           <w:ilvl w:val="0"/>
           <w:numId w:val="23"/>
         </w:numPr>
+        <w:ind w:firstLine="273"/>
         <w:jc w:val="both"/>
         <w:rPr>
           <w:b/>
@@ -7971,6 +8000,7 @@
           <w:ilvl w:val="0"/>
           <w:numId w:val="23"/>
         </w:numPr>
+        <w:ind w:firstLine="273"/>
         <w:jc w:val="both"/>
         <w:rPr>
           <w:b/>
@@ -8069,6 +8099,7 @@
           <w:ilvl w:val="0"/>
           <w:numId w:val="23"/>
         </w:numPr>
+        <w:ind w:firstLine="273"/>
         <w:jc w:val="both"/>
         <w:rPr>
           <w:b/>
@@ -8183,14 +8214,27 @@
                             <w:r>
                               <w:t xml:space="preserve">Figure </w:t>
                             </w:r>
-                            <w:fldSimple w:instr=" SEQ Figure \* ARABIC ">
-                              <w:r>
-                                <w:rPr>
-                                  <w:noProof/>
-                                </w:rPr>
-                                <w:t>3</w:t>
-                              </w:r>
-                            </w:fldSimple>
+                            <w:r>
+                              <w:fldChar w:fldCharType="begin"/>
+                            </w:r>
+                            <w:r>
+                              <w:instrText xml:space="preserve"> SEQ Figure \* ARABIC </w:instrText>
+                            </w:r>
+                            <w:r>
+                              <w:fldChar w:fldCharType="separate"/>
+                            </w:r>
+                            <w:r>
+                              <w:rPr>
+                                <w:noProof/>
+                              </w:rPr>
+                              <w:t>3</w:t>
+                            </w:r>
+                            <w:r>
+                              <w:rPr>
+                                <w:noProof/>
+                              </w:rPr>
+                              <w:fldChar w:fldCharType="end"/>
+                            </w:r>
                             <w:r>
                               <w:t xml:space="preserve"> - Login Screen</w:t>
                             </w:r>
@@ -8229,14 +8273,27 @@
                       <w:r>
                         <w:t xml:space="preserve">Figure </w:t>
                       </w:r>
-                      <w:fldSimple w:instr=" SEQ Figure \* ARABIC ">
-                        <w:r>
-                          <w:rPr>
-                            <w:noProof/>
-                          </w:rPr>
-                          <w:t>3</w:t>
-                        </w:r>
-                      </w:fldSimple>
+                      <w:r>
+                        <w:fldChar w:fldCharType="begin"/>
+                      </w:r>
+                      <w:r>
+                        <w:instrText xml:space="preserve"> SEQ Figure \* ARABIC </w:instrText>
+                      </w:r>
+                      <w:r>
+                        <w:fldChar w:fldCharType="separate"/>
+                      </w:r>
+                      <w:r>
+                        <w:rPr>
+                          <w:noProof/>
+                        </w:rPr>
+                        <w:t>3</w:t>
+                      </w:r>
+                      <w:r>
+                        <w:rPr>
+                          <w:noProof/>
+                        </w:rPr>
+                        <w:fldChar w:fldCharType="end"/>
+                      </w:r>
                       <w:r>
                         <w:t xml:space="preserve"> - Login Screen</w:t>
                       </w:r>
@@ -8262,6 +8319,7 @@
           <w:ilvl w:val="0"/>
           <w:numId w:val="23"/>
         </w:numPr>
+        <w:ind w:firstLine="273"/>
         <w:jc w:val="both"/>
         <w:rPr>
           <w:b/>
@@ -8373,6 +8431,7 @@
           <w:ilvl w:val="0"/>
           <w:numId w:val="23"/>
         </w:numPr>
+        <w:ind w:firstLine="273"/>
         <w:jc w:val="both"/>
         <w:rPr>
           <w:b/>
@@ -8475,14 +8534,27 @@
                             <w:r>
                               <w:t xml:space="preserve">Figure </w:t>
                             </w:r>
-                            <w:fldSimple w:instr=" SEQ Figure \* ARABIC ">
-                              <w:r>
-                                <w:rPr>
-                                  <w:noProof/>
-                                </w:rPr>
-                                <w:t>4</w:t>
-                              </w:r>
-                            </w:fldSimple>
+                            <w:r>
+                              <w:fldChar w:fldCharType="begin"/>
+                            </w:r>
+                            <w:r>
+                              <w:instrText xml:space="preserve"> SEQ Figure \* ARABIC </w:instrText>
+                            </w:r>
+                            <w:r>
+                              <w:fldChar w:fldCharType="separate"/>
+                            </w:r>
+                            <w:r>
+                              <w:rPr>
+                                <w:noProof/>
+                              </w:rPr>
+                              <w:t>4</w:t>
+                            </w:r>
+                            <w:r>
+                              <w:rPr>
+                                <w:noProof/>
+                              </w:rPr>
+                              <w:fldChar w:fldCharType="end"/>
+                            </w:r>
                             <w:r>
                               <w:t xml:space="preserve"> - Error Message</w:t>
                             </w:r>
@@ -8517,14 +8589,27 @@
                       <w:r>
                         <w:t xml:space="preserve">Figure </w:t>
                       </w:r>
-                      <w:fldSimple w:instr=" SEQ Figure \* ARABIC ">
-                        <w:r>
-                          <w:rPr>
-                            <w:noProof/>
-                          </w:rPr>
-                          <w:t>4</w:t>
-                        </w:r>
-                      </w:fldSimple>
+                      <w:r>
+                        <w:fldChar w:fldCharType="begin"/>
+                      </w:r>
+                      <w:r>
+                        <w:instrText xml:space="preserve"> SEQ Figure \* ARABIC </w:instrText>
+                      </w:r>
+                      <w:r>
+                        <w:fldChar w:fldCharType="separate"/>
+                      </w:r>
+                      <w:r>
+                        <w:rPr>
+                          <w:noProof/>
+                        </w:rPr>
+                        <w:t>4</w:t>
+                      </w:r>
+                      <w:r>
+                        <w:rPr>
+                          <w:noProof/>
+                        </w:rPr>
+                        <w:fldChar w:fldCharType="end"/>
+                      </w:r>
                       <w:r>
                         <w:t xml:space="preserve"> - Error Message</w:t>
                       </w:r>
@@ -8536,6 +8621,330 @@
             </w:pict>
           </mc:Fallback>
         </mc:AlternateContent>
+      </w:r>
+    </w:p>
+    <w:p>
+      <w:pPr>
+        <w:pStyle w:val="Heading2"/>
+        <w:rPr>
+          <w:u w:val="single"/>
+        </w:rPr>
+      </w:pPr>
+      <w:r>
+        <w:rPr>
+          <w:u w:val="single"/>
+        </w:rPr>
+        <w:lastRenderedPageBreak/>
+        <w:t>Sign Up Screen</w:t>
+      </w:r>
+    </w:p>
+    <w:p>
+      <w:r>
+        <w:t xml:space="preserve">The </w:t>
+      </w:r>
+      <w:proofErr w:type="gramStart"/>
+      <w:r>
+        <w:t>Sign Up</w:t>
+      </w:r>
+      <w:proofErr w:type="gramEnd"/>
+      <w:r>
+        <w:t xml:space="preserve"> Screen allows new users to register an account in the </w:t>
+      </w:r>
+      <w:r>
+        <w:rPr>
+          <w:i/>
+          <w:iCs/>
+        </w:rPr>
+        <w:t>SplashScreen</w:t>
+      </w:r>
+      <w:r>
+        <w:t xml:space="preserve"> system.</w:t>
+      </w:r>
+    </w:p>
+    <w:p>
+      <w:pPr>
+        <w:numPr>
+          <w:ilvl w:val="0"/>
+          <w:numId w:val="24"/>
+        </w:numPr>
+        <w:ind w:firstLine="414"/>
+        <w:rPr>
+          <w:b/>
+          <w:bCs/>
+        </w:rPr>
+      </w:pPr>
+      <w:r>
+        <w:rPr>
+          <w:b/>
+          <w:bCs/>
+        </w:rPr>
+        <w:t>Name Input Field:</w:t>
+      </w:r>
+    </w:p>
+    <w:p>
+      <w:pPr>
+        <w:numPr>
+          <w:ilvl w:val="1"/>
+          <w:numId w:val="24"/>
+        </w:numPr>
+        <w:ind w:left="3969"/>
+      </w:pPr>
+      <w:r>
+        <w:t xml:space="preserve">The user is asked to enter their full name </w:t>
+      </w:r>
+      <w:r>
+        <w:t>for identification within the system.</w:t>
+      </w:r>
+    </w:p>
+    <w:p>
+      <w:pPr>
+        <w:numPr>
+          <w:ilvl w:val="0"/>
+          <w:numId w:val="24"/>
+        </w:numPr>
+        <w:tabs>
+          <w:tab w:val="clear" w:pos="720"/>
+          <w:tab w:val="num" w:pos="851"/>
+        </w:tabs>
+        <w:ind w:left="3686"/>
+        <w:rPr>
+          <w:b/>
+          <w:bCs/>
+        </w:rPr>
+      </w:pPr>
+      <w:r>
+        <w:rPr>
+          <w:b/>
+          <w:bCs/>
+        </w:rPr>
+        <w:t>Business Email Input Field:</w:t>
+      </w:r>
+    </w:p>
+    <w:p>
+      <w:pPr>
+        <w:numPr>
+          <w:ilvl w:val="1"/>
+          <w:numId w:val="24"/>
+        </w:numPr>
+        <w:ind w:left="3969"/>
+      </w:pPr>
+      <w:r>
+        <w:t>Collects the user’s email address, which serves as their unique identifier (username) for login.</w:t>
+      </w:r>
+    </w:p>
+    <w:p>
+      <w:pPr>
+        <w:numPr>
+          <w:ilvl w:val="1"/>
+          <w:numId w:val="24"/>
+        </w:numPr>
+        <w:ind w:left="3969"/>
+      </w:pPr>
+      <w:r>
+        <w:t>Includes format validation (must be in email format, e.g., user@email.com).</w:t>
+      </w:r>
+    </w:p>
+    <w:p>
+      <w:pPr>
+        <w:numPr>
+          <w:ilvl w:val="1"/>
+          <w:numId w:val="24"/>
+        </w:numPr>
+        <w:tabs>
+          <w:tab w:val="num" w:pos="1440"/>
+        </w:tabs>
+      </w:pPr>
+      <w:r>
+        <w:t>Prevents duplicate accounts using the same email address.</w:t>
+      </w:r>
+    </w:p>
+    <w:p>
+      <w:pPr>
+        <w:numPr>
+          <w:ilvl w:val="0"/>
+          <w:numId w:val="24"/>
+        </w:numPr>
+      </w:pPr>
+      <w:r>
+        <w:rPr>
+          <w:b/>
+          <w:bCs/>
+        </w:rPr>
+        <w:t>Create Password Field:</w:t>
+      </w:r>
+    </w:p>
+    <w:p>
+      <w:pPr>
+        <w:numPr>
+          <w:ilvl w:val="1"/>
+          <w:numId w:val="24"/>
+        </w:numPr>
+        <w:tabs>
+          <w:tab w:val="num" w:pos="1440"/>
+        </w:tabs>
+      </w:pPr>
+      <w:r>
+        <w:t>Allows the user to create a secure password for their account.</w:t>
+      </w:r>
+    </w:p>
+    <w:p>
+      <w:pPr>
+        <w:numPr>
+          <w:ilvl w:val="1"/>
+          <w:numId w:val="24"/>
+        </w:numPr>
+        <w:tabs>
+          <w:tab w:val="num" w:pos="1440"/>
+        </w:tabs>
+      </w:pPr>
+      <w:r>
+        <w:t>Must meet system security requirements (e.g., minimum length, use of characters/numbers/symbols).</w:t>
+      </w:r>
+    </w:p>
+    <w:p>
+      <w:pPr>
+        <w:numPr>
+          <w:ilvl w:val="1"/>
+          <w:numId w:val="24"/>
+        </w:numPr>
+        <w:tabs>
+          <w:tab w:val="num" w:pos="1440"/>
+        </w:tabs>
+      </w:pPr>
+      <w:r>
+        <w:t>Displays a password visibility toggle icon for convenience.</w:t>
+      </w:r>
+    </w:p>
+    <w:p>
+      <w:pPr>
+        <w:numPr>
+          <w:ilvl w:val="0"/>
+          <w:numId w:val="24"/>
+        </w:numPr>
+      </w:pPr>
+      <w:r>
+        <w:rPr>
+          <w:b/>
+          <w:bCs/>
+        </w:rPr>
+        <w:t>Repeat Password Field:</w:t>
+      </w:r>
+    </w:p>
+    <w:p>
+      <w:pPr>
+        <w:numPr>
+          <w:ilvl w:val="1"/>
+          <w:numId w:val="24"/>
+        </w:numPr>
+        <w:tabs>
+          <w:tab w:val="num" w:pos="1440"/>
+        </w:tabs>
+      </w:pPr>
+      <w:r>
+        <w:t>Ensures that the password is confirmed by requiring the user to re-enter it.</w:t>
+      </w:r>
+    </w:p>
+    <w:p>
+      <w:pPr>
+        <w:numPr>
+          <w:ilvl w:val="1"/>
+          <w:numId w:val="24"/>
+        </w:numPr>
+        <w:tabs>
+          <w:tab w:val="num" w:pos="1440"/>
+        </w:tabs>
+      </w:pPr>
+      <w:r>
+        <w:t>Includes validation to check that the two passwords match before submission.</w:t>
+      </w:r>
+    </w:p>
+    <w:p>
+      <w:pPr>
+        <w:numPr>
+          <w:ilvl w:val="0"/>
+          <w:numId w:val="24"/>
+        </w:numPr>
+      </w:pPr>
+      <w:r>
+        <w:rPr>
+          <w:b/>
+          <w:bCs/>
+        </w:rPr>
+        <w:t>Sign Up Button:</w:t>
+      </w:r>
+    </w:p>
+    <w:p>
+      <w:pPr>
+        <w:numPr>
+          <w:ilvl w:val="1"/>
+          <w:numId w:val="24"/>
+        </w:numPr>
+        <w:tabs>
+          <w:tab w:val="num" w:pos="1440"/>
+        </w:tabs>
+      </w:pPr>
+      <w:r>
+        <w:t>Submits the entered data to the database after validation.</w:t>
+      </w:r>
+    </w:p>
+    <w:p>
+      <w:pPr>
+        <w:numPr>
+          <w:ilvl w:val="1"/>
+          <w:numId w:val="24"/>
+        </w:numPr>
+        <w:tabs>
+          <w:tab w:val="num" w:pos="1440"/>
+        </w:tabs>
+      </w:pPr>
+      <w:r>
+        <w:t xml:space="preserve">If all details are valid, a new user profile is created in the </w:t>
+      </w:r>
+      <w:proofErr w:type="spellStart"/>
+      <w:r>
+        <w:t>Firestore</w:t>
+      </w:r>
+      <w:proofErr w:type="spellEnd"/>
+      <w:r>
+        <w:t xml:space="preserve"> database.</w:t>
+      </w:r>
+    </w:p>
+    <w:p>
+      <w:pPr>
+        <w:numPr>
+          <w:ilvl w:val="1"/>
+          <w:numId w:val="24"/>
+        </w:numPr>
+        <w:tabs>
+          <w:tab w:val="num" w:pos="1440"/>
+        </w:tabs>
+      </w:pPr>
+      <w:r>
+        <w:t>If there are errors (e.g., mismatched passwords, existing email), an error message is displayed.</w:t>
+      </w:r>
+    </w:p>
+    <w:p>
+      <w:pPr>
+        <w:numPr>
+          <w:ilvl w:val="1"/>
+          <w:numId w:val="24"/>
+        </w:numPr>
+        <w:tabs>
+          <w:tab w:val="num" w:pos="1440"/>
+        </w:tabs>
+      </w:pPr>
+      <w:r>
+        <w:t xml:space="preserve">On successful registration, the user is redirected to the </w:t>
+      </w:r>
+      <w:r>
+        <w:rPr>
+          <w:b/>
+          <w:bCs/>
+        </w:rPr>
+        <w:t>Login Screen</w:t>
+      </w:r>
+      <w:r>
+        <w:t xml:space="preserve"> to access their account.</w:t>
       </w:r>
     </w:p>
     <w:p/>
@@ -10712,6 +11121,119 @@
     </w:lvl>
   </w:abstractNum>
   <w:abstractNum w:abstractNumId="14" w15:restartNumberingAfterBreak="0">
+    <w:nsid w:val="492D07C6"/>
+    <w:multiLevelType w:val="multilevel"/>
+    <w:tmpl w:val="B79A3CB6"/>
+    <w:lvl w:ilvl="0">
+      <w:start w:val="1"/>
+      <w:numFmt w:val="decimal"/>
+      <w:lvlText w:val="%1."/>
+      <w:lvlJc w:val="left"/>
+      <w:pPr>
+        <w:tabs>
+          <w:tab w:val="num" w:pos="720"/>
+        </w:tabs>
+        <w:ind w:left="720" w:hanging="360"/>
+      </w:pPr>
+    </w:lvl>
+    <w:lvl w:ilvl="1">
+      <w:start w:val="1"/>
+      <w:numFmt w:val="bullet"/>
+      <w:lvlText w:val=""/>
+      <w:lvlJc w:val="left"/>
+      <w:pPr>
+        <w:ind w:left="1440" w:hanging="360"/>
+      </w:pPr>
+      <w:rPr>
+        <w:rFonts w:ascii="Symbol" w:hAnsi="Symbol" w:hint="default"/>
+      </w:rPr>
+    </w:lvl>
+    <w:lvl w:ilvl="2" w:tentative="1">
+      <w:start w:val="1"/>
+      <w:numFmt w:val="decimal"/>
+      <w:lvlText w:val="%3."/>
+      <w:lvlJc w:val="left"/>
+      <w:pPr>
+        <w:tabs>
+          <w:tab w:val="num" w:pos="2160"/>
+        </w:tabs>
+        <w:ind w:left="2160" w:hanging="360"/>
+      </w:pPr>
+    </w:lvl>
+    <w:lvl w:ilvl="3" w:tentative="1">
+      <w:start w:val="1"/>
+      <w:numFmt w:val="decimal"/>
+      <w:lvlText w:val="%4."/>
+      <w:lvlJc w:val="left"/>
+      <w:pPr>
+        <w:tabs>
+          <w:tab w:val="num" w:pos="2880"/>
+        </w:tabs>
+        <w:ind w:left="2880" w:hanging="360"/>
+      </w:pPr>
+    </w:lvl>
+    <w:lvl w:ilvl="4" w:tentative="1">
+      <w:start w:val="1"/>
+      <w:numFmt w:val="decimal"/>
+      <w:lvlText w:val="%5."/>
+      <w:lvlJc w:val="left"/>
+      <w:pPr>
+        <w:tabs>
+          <w:tab w:val="num" w:pos="3600"/>
+        </w:tabs>
+        <w:ind w:left="3600" w:hanging="360"/>
+      </w:pPr>
+    </w:lvl>
+    <w:lvl w:ilvl="5" w:tentative="1">
+      <w:start w:val="1"/>
+      <w:numFmt w:val="decimal"/>
+      <w:lvlText w:val="%6."/>
+      <w:lvlJc w:val="left"/>
+      <w:pPr>
+        <w:tabs>
+          <w:tab w:val="num" w:pos="4320"/>
+        </w:tabs>
+        <w:ind w:left="4320" w:hanging="360"/>
+      </w:pPr>
+    </w:lvl>
+    <w:lvl w:ilvl="6" w:tentative="1">
+      <w:start w:val="1"/>
+      <w:numFmt w:val="decimal"/>
+      <w:lvlText w:val="%7."/>
+      <w:lvlJc w:val="left"/>
+      <w:pPr>
+        <w:tabs>
+          <w:tab w:val="num" w:pos="5040"/>
+        </w:tabs>
+        <w:ind w:left="5040" w:hanging="360"/>
+      </w:pPr>
+    </w:lvl>
+    <w:lvl w:ilvl="7" w:tentative="1">
+      <w:start w:val="1"/>
+      <w:numFmt w:val="decimal"/>
+      <w:lvlText w:val="%8."/>
+      <w:lvlJc w:val="left"/>
+      <w:pPr>
+        <w:tabs>
+          <w:tab w:val="num" w:pos="5760"/>
+        </w:tabs>
+        <w:ind w:left="5760" w:hanging="360"/>
+      </w:pPr>
+    </w:lvl>
+    <w:lvl w:ilvl="8" w:tentative="1">
+      <w:start w:val="1"/>
+      <w:numFmt w:val="decimal"/>
+      <w:lvlText w:val="%9."/>
+      <w:lvlJc w:val="left"/>
+      <w:pPr>
+        <w:tabs>
+          <w:tab w:val="num" w:pos="6480"/>
+        </w:tabs>
+        <w:ind w:left="6480" w:hanging="360"/>
+      </w:pPr>
+    </w:lvl>
+  </w:abstractNum>
+  <w:abstractNum w:abstractNumId="15" w15:restartNumberingAfterBreak="0">
     <w:nsid w:val="5013379E"/>
     <w:multiLevelType w:val="hybridMultilevel"/>
     <w:tmpl w:val="6EE4BA66"/>
@@ -10824,7 +11346,7 @@
       </w:rPr>
     </w:lvl>
   </w:abstractNum>
-  <w:abstractNum w:abstractNumId="15" w15:restartNumberingAfterBreak="0">
+  <w:abstractNum w:abstractNumId="16" w15:restartNumberingAfterBreak="0">
     <w:nsid w:val="5BD015E4"/>
     <w:multiLevelType w:val="hybridMultilevel"/>
     <w:tmpl w:val="F642E738"/>
@@ -10937,7 +11459,7 @@
       </w:rPr>
     </w:lvl>
   </w:abstractNum>
-  <w:abstractNum w:abstractNumId="16" w15:restartNumberingAfterBreak="0">
+  <w:abstractNum w:abstractNumId="17" w15:restartNumberingAfterBreak="0">
     <w:nsid w:val="5C7F3F22"/>
     <w:multiLevelType w:val="hybridMultilevel"/>
     <w:tmpl w:val="704ECE46"/>
@@ -11050,7 +11572,7 @@
       </w:rPr>
     </w:lvl>
   </w:abstractNum>
-  <w:abstractNum w:abstractNumId="17" w15:restartNumberingAfterBreak="0">
+  <w:abstractNum w:abstractNumId="18" w15:restartNumberingAfterBreak="0">
     <w:nsid w:val="5F841E9A"/>
     <w:multiLevelType w:val="hybridMultilevel"/>
     <w:tmpl w:val="53AC5B84"/>
@@ -11163,7 +11685,7 @@
       </w:rPr>
     </w:lvl>
   </w:abstractNum>
-  <w:abstractNum w:abstractNumId="18" w15:restartNumberingAfterBreak="0">
+  <w:abstractNum w:abstractNumId="19" w15:restartNumberingAfterBreak="0">
     <w:nsid w:val="69C3279C"/>
     <w:multiLevelType w:val="hybridMultilevel"/>
     <w:tmpl w:val="1000385E"/>
@@ -11276,7 +11798,7 @@
       </w:rPr>
     </w:lvl>
   </w:abstractNum>
-  <w:abstractNum w:abstractNumId="19" w15:restartNumberingAfterBreak="0">
+  <w:abstractNum w:abstractNumId="20" w15:restartNumberingAfterBreak="0">
     <w:nsid w:val="6B823456"/>
     <w:multiLevelType w:val="hybridMultilevel"/>
     <w:tmpl w:val="81D8D93A"/>
@@ -11365,7 +11887,7 @@
       </w:pPr>
     </w:lvl>
   </w:abstractNum>
-  <w:abstractNum w:abstractNumId="20" w15:restartNumberingAfterBreak="0">
+  <w:abstractNum w:abstractNumId="21" w15:restartNumberingAfterBreak="0">
     <w:nsid w:val="6D952E44"/>
     <w:multiLevelType w:val="hybridMultilevel"/>
     <w:tmpl w:val="3D4AB7E0"/>
@@ -11478,7 +12000,7 @@
       </w:rPr>
     </w:lvl>
   </w:abstractNum>
-  <w:abstractNum w:abstractNumId="21" w15:restartNumberingAfterBreak="0">
+  <w:abstractNum w:abstractNumId="22" w15:restartNumberingAfterBreak="0">
     <w:nsid w:val="72ED3E39"/>
     <w:multiLevelType w:val="multilevel"/>
     <w:tmpl w:val="E2A0C486"/>
@@ -11591,7 +12113,7 @@
       </w:pPr>
     </w:lvl>
   </w:abstractNum>
-  <w:abstractNum w:abstractNumId="22" w15:restartNumberingAfterBreak="0">
+  <w:abstractNum w:abstractNumId="23" w15:restartNumberingAfterBreak="0">
     <w:nsid w:val="793F4AAA"/>
     <w:multiLevelType w:val="hybridMultilevel"/>
     <w:tmpl w:val="2EF4C636"/>
@@ -11711,10 +12233,10 @@
     <w:abstractNumId w:val="2"/>
   </w:num>
   <w:num w:numId="3" w16cid:durableId="754518144">
-    <w:abstractNumId w:val="16"/>
+    <w:abstractNumId w:val="17"/>
   </w:num>
   <w:num w:numId="4" w16cid:durableId="1297679451">
-    <w:abstractNumId w:val="15"/>
+    <w:abstractNumId w:val="16"/>
   </w:num>
   <w:num w:numId="5" w16cid:durableId="685523413">
     <w:abstractNumId w:val="0"/>
@@ -11723,7 +12245,7 @@
     <w:abstractNumId w:val="5"/>
   </w:num>
   <w:num w:numId="7" w16cid:durableId="742602038">
-    <w:abstractNumId w:val="20"/>
+    <w:abstractNumId w:val="21"/>
   </w:num>
   <w:num w:numId="8" w16cid:durableId="1212157785">
     <w:abstractNumId w:val="13"/>
@@ -11732,7 +12254,7 @@
     <w:abstractNumId w:val="7"/>
   </w:num>
   <w:num w:numId="10" w16cid:durableId="2106069182">
-    <w:abstractNumId w:val="14"/>
+    <w:abstractNumId w:val="15"/>
   </w:num>
   <w:num w:numId="11" w16cid:durableId="577832504">
     <w:abstractNumId w:val="1"/>
@@ -11753,25 +12275,28 @@
     <w:abstractNumId w:val="12"/>
   </w:num>
   <w:num w:numId="17" w16cid:durableId="316080398">
-    <w:abstractNumId w:val="17"/>
+    <w:abstractNumId w:val="18"/>
   </w:num>
   <w:num w:numId="18" w16cid:durableId="2069184866">
-    <w:abstractNumId w:val="19"/>
+    <w:abstractNumId w:val="20"/>
   </w:num>
   <w:num w:numId="19" w16cid:durableId="1138835942">
-    <w:abstractNumId w:val="18"/>
+    <w:abstractNumId w:val="19"/>
   </w:num>
   <w:num w:numId="20" w16cid:durableId="64882526">
     <w:abstractNumId w:val="8"/>
   </w:num>
   <w:num w:numId="21" w16cid:durableId="39281585">
-    <w:abstractNumId w:val="22"/>
+    <w:abstractNumId w:val="23"/>
   </w:num>
   <w:num w:numId="22" w16cid:durableId="876743328">
     <w:abstractNumId w:val="11"/>
   </w:num>
   <w:num w:numId="23" w16cid:durableId="794328557">
-    <w:abstractNumId w:val="21"/>
+    <w:abstractNumId w:val="22"/>
+  </w:num>
+  <w:num w:numId="24" w16cid:durableId="964197241">
+    <w:abstractNumId w:val="14"/>
   </w:num>
 </w:numbering>
 </file>
@@ -12238,7 +12763,6 @@
   <w:style w:type="character" w:default="1" w:styleId="DefaultParagraphFont">
     <w:name w:val="Default Paragraph Font"/>
     <w:uiPriority w:val="1"/>
-    <w:semiHidden/>
     <w:unhideWhenUsed/>
   </w:style>
   <w:style w:type="table" w:default="1" w:styleId="TableNormal">

--- a/Documentation/The Ripple Effect - SYSTEM REQUIREMENTS.docx
+++ b/Documentation/The Ripple Effect - SYSTEM REQUIREMENTS.docx
@@ -2334,25 +2334,7 @@
           <w:sz w:val="23"/>
           <w:szCs w:val="23"/>
         </w:rPr>
-        <w:t xml:space="preserve">The scope must provide a </w:t>
-      </w:r>
-      <w:proofErr w:type="gramStart"/>
-      <w:r>
-        <w:rPr>
-          <w:color w:val="2E74B5" w:themeColor="accent5" w:themeShade="BF"/>
-          <w:sz w:val="23"/>
-          <w:szCs w:val="23"/>
-        </w:rPr>
-        <w:t>high level</w:t>
-      </w:r>
-      <w:proofErr w:type="gramEnd"/>
-      <w:r>
-        <w:rPr>
-          <w:color w:val="2E74B5" w:themeColor="accent5" w:themeShade="BF"/>
-          <w:sz w:val="23"/>
-          <w:szCs w:val="23"/>
-        </w:rPr>
-        <w:t xml:space="preserve"> view of data requirements.  This should include a discussion on the information, functional and communication scope of the intended system.  The scope of a project is very important as it sets the expectations of the project.  Be realistic when setting your scope.</w:t>
+        <w:t>The scope must provide a high level view of data requirements.  This should include a discussion on the information, functional and communication scope of the intended system.  The scope of a project is very important as it sets the expectations of the project.  Be realistic when setting your scope.</w:t>
       </w:r>
     </w:p>
     <w:p>
@@ -3316,23 +3298,7 @@
           <w:color w:val="2E74B5" w:themeColor="accent5" w:themeShade="BF"/>
           <w:lang w:val="en-US"/>
         </w:rPr>
-        <w:t xml:space="preserve">State which hardware and software tools will be used both in developing the application and in its use, </w:t>
-      </w:r>
-      <w:proofErr w:type="spellStart"/>
-      <w:r>
-        <w:rPr>
-          <w:color w:val="2E74B5" w:themeColor="accent5" w:themeShade="BF"/>
-          <w:lang w:val="en-US"/>
-        </w:rPr>
-        <w:t>e.g</w:t>
-      </w:r>
-      <w:proofErr w:type="spellEnd"/>
-      <w:r>
-        <w:rPr>
-          <w:color w:val="2E74B5" w:themeColor="accent5" w:themeShade="BF"/>
-          <w:lang w:val="en-US"/>
-        </w:rPr>
-        <w:t>:</w:t>
+        <w:t>State which hardware and software tools will be used both in developing the application and in its use, e.g:</w:t>
       </w:r>
     </w:p>
     <w:p>
@@ -3447,23 +3413,7 @@
           <w:color w:val="2E74B5" w:themeColor="accent5" w:themeShade="BF"/>
           <w:lang w:val="en-US"/>
         </w:rPr>
-        <w:t xml:space="preserve">The mobile application will use </w:t>
-      </w:r>
-      <w:proofErr w:type="spellStart"/>
-      <w:r>
-        <w:rPr>
-          <w:color w:val="2E74B5" w:themeColor="accent5" w:themeShade="BF"/>
-          <w:lang w:val="en-US"/>
-        </w:rPr>
-        <w:t>Sqlite</w:t>
-      </w:r>
-      <w:proofErr w:type="spellEnd"/>
-      <w:r>
-        <w:rPr>
-          <w:color w:val="2E74B5" w:themeColor="accent5" w:themeShade="BF"/>
-          <w:lang w:val="en-US"/>
-        </w:rPr>
-        <w:t xml:space="preserve"> as its local storage medium.</w:t>
+        <w:t>The mobile application will use Sqlite as its local storage medium.</w:t>
       </w:r>
     </w:p>
     <w:p>
@@ -4648,11 +4598,9 @@
       <w:r>
         <w:t xml:space="preserve"> The downloadable .</w:t>
       </w:r>
-      <w:proofErr w:type="spellStart"/>
       <w:r>
         <w:t>apk</w:t>
       </w:r>
-      <w:proofErr w:type="spellEnd"/>
       <w:r>
         <w:t xml:space="preserve"> file will be approximately 50MB in size but it will require additional storage for cached data from Firebase </w:t>
       </w:r>
@@ -5448,27 +5396,14 @@
       <w:r>
         <w:t xml:space="preserve">Figure </w:t>
       </w:r>
-      <w:r>
-        <w:fldChar w:fldCharType="begin"/>
-      </w:r>
-      <w:r>
-        <w:instrText xml:space="preserve"> SEQ Figure \* ARABIC </w:instrText>
-      </w:r>
-      <w:r>
-        <w:fldChar w:fldCharType="separate"/>
-      </w:r>
-      <w:r>
-        <w:rPr>
-          <w:noProof/>
-        </w:rPr>
-        <w:t>1</w:t>
-      </w:r>
-      <w:r>
-        <w:rPr>
-          <w:noProof/>
-        </w:rPr>
-        <w:fldChar w:fldCharType="end"/>
-      </w:r>
+      <w:fldSimple w:instr=" SEQ Figure \* ARABIC ">
+        <w:r>
+          <w:rPr>
+            <w:noProof/>
+          </w:rPr>
+          <w:t>1</w:t>
+        </w:r>
+      </w:fldSimple>
       <w:r>
         <w:rPr>
           <w:noProof/>
@@ -5768,27 +5703,14 @@
       <w:r>
         <w:fldChar w:fldCharType="end"/>
       </w:r>
-      <w:r>
-        <w:fldChar w:fldCharType="begin"/>
-      </w:r>
-      <w:r>
-        <w:instrText xml:space="preserve"> SEQ Figure \* ARABIC </w:instrText>
-      </w:r>
-      <w:r>
-        <w:fldChar w:fldCharType="separate"/>
-      </w:r>
-      <w:r>
-        <w:rPr>
-          <w:noProof/>
-        </w:rPr>
-        <w:t>2</w:t>
-      </w:r>
-      <w:r>
-        <w:rPr>
-          <w:noProof/>
-        </w:rPr>
-        <w:fldChar w:fldCharType="end"/>
-      </w:r>
+      <w:fldSimple w:instr=" SEQ Figure \* ARABIC ">
+        <w:r>
+          <w:rPr>
+            <w:noProof/>
+          </w:rPr>
+          <w:t>2</w:t>
+        </w:r>
+      </w:fldSimple>
       <w:r>
         <w:t>.</w:t>
       </w:r>
@@ -6996,55 +6918,37 @@
         </w:rPr>
         <w:t xml:space="preserve">pool owner specific methods such as registering and managing pools. This object orientated principle allows for modular code that does not duplicate common properties and methods amongst the three user types: pool owners, service providers and the admin while also offering the ability to extend these subclasses for class-specific functionality. Our UML class diagram for </w:t>
       </w:r>
-      <w:proofErr w:type="spellStart"/>
       <w:r>
         <w:rPr>
           <w:i/>
           <w:lang w:val="en-US"/>
         </w:rPr>
-        <w:t>SplashScreen</w:t>
-      </w:r>
-      <w:proofErr w:type="spellEnd"/>
-      <w:r>
-        <w:rPr>
-          <w:i/>
+        <w:t xml:space="preserve">SplashScreen </w:t>
+      </w:r>
+      <w:r>
+        <w:rPr>
+          <w:lang w:val="en-US"/>
+        </w:rPr>
+        <w:t>demonstrates a</w:t>
+      </w:r>
+      <w:r>
+        <w:rPr>
+          <w:lang w:val="en-US"/>
+        </w:rPr>
+        <w:t>n</w:t>
+      </w:r>
+      <w:r>
+        <w:rPr>
           <w:lang w:val="en-US"/>
         </w:rPr>
         <w:t xml:space="preserve"> </w:t>
       </w:r>
       <w:r>
         <w:rPr>
-          <w:lang w:val="en-US"/>
-        </w:rPr>
-        <w:t>demonstrates a</w:t>
-      </w:r>
-      <w:r>
-        <w:rPr>
-          <w:lang w:val="en-US"/>
-        </w:rPr>
-        <w:t>n</w:t>
-      </w:r>
-      <w:r>
-        <w:rPr>
-          <w:lang w:val="en-US"/>
-        </w:rPr>
-        <w:t xml:space="preserve"> </w:t>
-      </w:r>
-      <w:proofErr w:type="spellStart"/>
-      <w:r>
-        <w:rPr>
-          <w:b/>
-          <w:lang w:val="en-US"/>
-        </w:rPr>
-        <w:t>is</w:t>
-      </w:r>
-      <w:proofErr w:type="spellEnd"/>
-      <w:r>
-        <w:rPr>
-          <w:b/>
-          <w:lang w:val="en-US"/>
-        </w:rPr>
-        <w:t>-</w:t>
+          <w:b/>
+          <w:lang w:val="en-US"/>
+        </w:rPr>
+        <w:t>is-</w:t>
       </w:r>
       <w:r>
         <w:rPr>
@@ -7126,55 +7030,7 @@
           <w:rFonts w:cstheme="minorHAnsi"/>
           <w:lang w:val="en-US"/>
         </w:rPr>
-        <w:t xml:space="preserve">to an instance of a different class, also known as cardinality. This quantitative relationship can be in the form of one-one, one-to-many and man-to-many, usually represented as </w:t>
-      </w:r>
-      <w:proofErr w:type="gramStart"/>
-      <w:r>
-        <w:rPr>
-          <w:rFonts w:cstheme="minorHAnsi"/>
-          <w:lang w:val="en-US"/>
-        </w:rPr>
-        <w:t>1..</w:t>
-      </w:r>
-      <w:proofErr w:type="gramEnd"/>
-      <w:r>
-        <w:rPr>
-          <w:rFonts w:cstheme="minorHAnsi"/>
-          <w:lang w:val="en-US"/>
-        </w:rPr>
-        <w:t xml:space="preserve">1, </w:t>
-      </w:r>
-      <w:proofErr w:type="gramStart"/>
-      <w:r>
-        <w:rPr>
-          <w:rFonts w:cstheme="minorHAnsi"/>
-          <w:lang w:val="en-US"/>
-        </w:rPr>
-        <w:t>0..</w:t>
-      </w:r>
-      <w:proofErr w:type="gramEnd"/>
-      <w:r>
-        <w:rPr>
-          <w:rFonts w:cstheme="minorHAnsi"/>
-          <w:lang w:val="en-US"/>
-        </w:rPr>
-        <w:t xml:space="preserve">*, </w:t>
-      </w:r>
-      <w:proofErr w:type="gramStart"/>
-      <w:r>
-        <w:rPr>
-          <w:rFonts w:cstheme="minorHAnsi"/>
-          <w:lang w:val="en-US"/>
-        </w:rPr>
-        <w:t>*..</w:t>
-      </w:r>
-      <w:proofErr w:type="gramEnd"/>
-      <w:r>
-        <w:rPr>
-          <w:rFonts w:cstheme="minorHAnsi"/>
-          <w:lang w:val="en-US"/>
-        </w:rPr>
-        <w:t>* in a UML</w:t>
+        <w:t>to an instance of a different class, also known as cardinality. This quantitative relationship can be in the form of one-one, one-to-many and man-to-many, usually represented as 1..1, 0..*, *..* in a UML</w:t>
       </w:r>
       <w:r>
         <w:rPr>
@@ -7286,14 +7142,12 @@
         </w:rPr>
         <w:t xml:space="preserve">is the concept of a class implementing an interface. While we could create an </w:t>
       </w:r>
-      <w:proofErr w:type="spellStart"/>
       <w:r>
         <w:rPr>
           <w:lang w:val="en-US"/>
         </w:rPr>
         <w:t>ISchedulable</w:t>
       </w:r>
-      <w:proofErr w:type="spellEnd"/>
       <w:r>
         <w:rPr>
           <w:lang w:val="en-US"/>
@@ -8214,27 +8068,14 @@
                             <w:r>
                               <w:t xml:space="preserve">Figure </w:t>
                             </w:r>
-                            <w:r>
-                              <w:fldChar w:fldCharType="begin"/>
-                            </w:r>
-                            <w:r>
-                              <w:instrText xml:space="preserve"> SEQ Figure \* ARABIC </w:instrText>
-                            </w:r>
-                            <w:r>
-                              <w:fldChar w:fldCharType="separate"/>
-                            </w:r>
-                            <w:r>
-                              <w:rPr>
-                                <w:noProof/>
-                              </w:rPr>
-                              <w:t>3</w:t>
-                            </w:r>
-                            <w:r>
-                              <w:rPr>
-                                <w:noProof/>
-                              </w:rPr>
-                              <w:fldChar w:fldCharType="end"/>
-                            </w:r>
+                            <w:fldSimple w:instr=" SEQ Figure \* ARABIC ">
+                              <w:r>
+                                <w:rPr>
+                                  <w:noProof/>
+                                </w:rPr>
+                                <w:t>3</w:t>
+                              </w:r>
+                            </w:fldSimple>
                             <w:r>
                               <w:t xml:space="preserve"> - Login Screen</w:t>
                             </w:r>
@@ -8273,27 +8114,14 @@
                       <w:r>
                         <w:t xml:space="preserve">Figure </w:t>
                       </w:r>
-                      <w:r>
-                        <w:fldChar w:fldCharType="begin"/>
-                      </w:r>
-                      <w:r>
-                        <w:instrText xml:space="preserve"> SEQ Figure \* ARABIC </w:instrText>
-                      </w:r>
-                      <w:r>
-                        <w:fldChar w:fldCharType="separate"/>
-                      </w:r>
-                      <w:r>
-                        <w:rPr>
-                          <w:noProof/>
-                        </w:rPr>
-                        <w:t>3</w:t>
-                      </w:r>
-                      <w:r>
-                        <w:rPr>
-                          <w:noProof/>
-                        </w:rPr>
-                        <w:fldChar w:fldCharType="end"/>
-                      </w:r>
+                      <w:fldSimple w:instr=" SEQ Figure \* ARABIC ">
+                        <w:r>
+                          <w:rPr>
+                            <w:noProof/>
+                          </w:rPr>
+                          <w:t>3</w:t>
+                        </w:r>
+                      </w:fldSimple>
                       <w:r>
                         <w:t xml:space="preserve"> - Login Screen</w:t>
                       </w:r>
@@ -8534,27 +8362,14 @@
                             <w:r>
                               <w:t xml:space="preserve">Figure </w:t>
                             </w:r>
-                            <w:r>
-                              <w:fldChar w:fldCharType="begin"/>
-                            </w:r>
-                            <w:r>
-                              <w:instrText xml:space="preserve"> SEQ Figure \* ARABIC </w:instrText>
-                            </w:r>
-                            <w:r>
-                              <w:fldChar w:fldCharType="separate"/>
-                            </w:r>
-                            <w:r>
-                              <w:rPr>
-                                <w:noProof/>
-                              </w:rPr>
-                              <w:t>4</w:t>
-                            </w:r>
-                            <w:r>
-                              <w:rPr>
-                                <w:noProof/>
-                              </w:rPr>
-                              <w:fldChar w:fldCharType="end"/>
-                            </w:r>
+                            <w:fldSimple w:instr=" SEQ Figure \* ARABIC ">
+                              <w:r>
+                                <w:rPr>
+                                  <w:noProof/>
+                                </w:rPr>
+                                <w:t>4</w:t>
+                              </w:r>
+                            </w:fldSimple>
                             <w:r>
                               <w:t xml:space="preserve"> - Error Message</w:t>
                             </w:r>
@@ -8589,27 +8404,14 @@
                       <w:r>
                         <w:t xml:space="preserve">Figure </w:t>
                       </w:r>
-                      <w:r>
-                        <w:fldChar w:fldCharType="begin"/>
-                      </w:r>
-                      <w:r>
-                        <w:instrText xml:space="preserve"> SEQ Figure \* ARABIC </w:instrText>
-                      </w:r>
-                      <w:r>
-                        <w:fldChar w:fldCharType="separate"/>
-                      </w:r>
-                      <w:r>
-                        <w:rPr>
-                          <w:noProof/>
-                        </w:rPr>
-                        <w:t>4</w:t>
-                      </w:r>
-                      <w:r>
-                        <w:rPr>
-                          <w:noProof/>
-                        </w:rPr>
-                        <w:fldChar w:fldCharType="end"/>
-                      </w:r>
+                      <w:fldSimple w:instr=" SEQ Figure \* ARABIC ">
+                        <w:r>
+                          <w:rPr>
+                            <w:noProof/>
+                          </w:rPr>
+                          <w:t>4</w:t>
+                        </w:r>
+                      </w:fldSimple>
                       <w:r>
                         <w:t xml:space="preserve"> - Error Message</w:t>
                       </w:r>
@@ -8642,11 +8444,9 @@
       <w:r>
         <w:t xml:space="preserve">The </w:t>
       </w:r>
-      <w:proofErr w:type="gramStart"/>
-      <w:r>
-        <w:t>Sign Up</w:t>
-      </w:r>
-      <w:proofErr w:type="gramEnd"/>
+      <w:r>
+        <w:t>Sign-Up</w:t>
+      </w:r>
       <w:r>
         <w:t xml:space="preserve"> Screen allows new users to register an account in the </w:t>
       </w:r>
@@ -8667,12 +8467,23 @@
           <w:ilvl w:val="0"/>
           <w:numId w:val="24"/>
         </w:numPr>
-        <w:ind w:firstLine="414"/>
+        <w:tabs>
+          <w:tab w:val="clear" w:pos="720"/>
+          <w:tab w:val="left" w:pos="2694"/>
+        </w:tabs>
+        <w:ind w:left="2694" w:firstLine="283"/>
         <w:rPr>
           <w:b/>
           <w:bCs/>
         </w:rPr>
       </w:pPr>
+      <w:r>
+        <w:rPr>
+          <w:b/>
+          <w:bCs/>
+        </w:rPr>
+        <w:t xml:space="preserve"> </w:t>
+      </w:r>
       <w:r>
         <w:rPr>
           <w:b/>
@@ -8717,7 +8528,7 @@
           <w:b/>
           <w:bCs/>
         </w:rPr>
-        <w:t>Business Email Input Field:</w:t>
+        <w:t>Email Input Field:</w:t>
       </w:r>
     </w:p>
     <w:p>
@@ -8729,7 +8540,78 @@
         <w:ind w:left="3969"/>
       </w:pPr>
       <w:r>
-        <w:t>Collects the user’s email address, which serves as their unique identifier (username) for login.</w:t>
+        <w:t>Asks</w:t>
+      </w:r>
+      <w:r>
+        <w:t xml:space="preserve"> the user’s email address, which serves as their unique identifier for login</w:t>
+      </w:r>
+      <w:r>
+        <w:t>, which will prevent the making of duplicate accounts.</w:t>
+      </w:r>
+    </w:p>
+    <w:p>
+      <w:pPr>
+        <w:numPr>
+          <w:ilvl w:val="0"/>
+          <w:numId w:val="24"/>
+        </w:numPr>
+        <w:tabs>
+          <w:tab w:val="clear" w:pos="720"/>
+          <w:tab w:val="num" w:pos="1276"/>
+        </w:tabs>
+        <w:ind w:left="3686"/>
+        <w:rPr>
+          <w:b/>
+          <w:bCs/>
+        </w:rPr>
+      </w:pPr>
+      <w:r>
+        <w:rPr>
+          <w:b/>
+          <w:bCs/>
+        </w:rPr>
+        <w:t>Create Password Field:</w:t>
+      </w:r>
+    </w:p>
+    <w:p>
+      <w:pPr>
+        <w:numPr>
+          <w:ilvl w:val="1"/>
+          <w:numId w:val="24"/>
+        </w:numPr>
+        <w:tabs>
+          <w:tab w:val="num" w:pos="1843"/>
+        </w:tabs>
+        <w:ind w:left="3969"/>
+      </w:pPr>
+      <w:r>
+        <w:t>Requires</w:t>
+      </w:r>
+      <w:r>
+        <w:t xml:space="preserve"> the user to create a secure password for their account.</w:t>
+      </w:r>
+    </w:p>
+    <w:p>
+      <w:pPr>
+        <w:numPr>
+          <w:ilvl w:val="0"/>
+          <w:numId w:val="24"/>
+        </w:numPr>
+        <w:tabs>
+          <w:tab w:val="clear" w:pos="720"/>
+        </w:tabs>
+        <w:ind w:left="3686"/>
+        <w:rPr>
+          <w:b/>
+          <w:bCs/>
+        </w:rPr>
+      </w:pPr>
+      <w:r>
+        <w:rPr>
+          <w:b/>
+          <w:bCs/>
+        </w:rPr>
+        <w:t>Repeat Password Field:</w:t>
       </w:r>
     </w:p>
     <w:p>
@@ -8741,7 +8623,37 @@
         <w:ind w:left="3969"/>
       </w:pPr>
       <w:r>
-        <w:t>Includes format validation (must be in email format, e.g., user@email.com).</w:t>
+        <w:t>Ensures that the password is confirmed by requiring the user to re-enter it.</w:t>
+      </w:r>
+    </w:p>
+    <w:p>
+      <w:pPr>
+        <w:numPr>
+          <w:ilvl w:val="1"/>
+          <w:numId w:val="24"/>
+        </w:numPr>
+        <w:tabs>
+          <w:tab w:val="num" w:pos="1985"/>
+        </w:tabs>
+        <w:ind w:left="3969"/>
+      </w:pPr>
+      <w:r>
+        <w:t>Includes validation to check that the two passwords match before submission.</w:t>
+      </w:r>
+    </w:p>
+    <w:p>
+      <w:pPr>
+        <w:numPr>
+          <w:ilvl w:val="0"/>
+          <w:numId w:val="24"/>
+        </w:numPr>
+      </w:pPr>
+      <w:r>
+        <w:rPr>
+          <w:b/>
+          <w:bCs/>
+        </w:rPr>
+        <w:t>Sign Up Button:</w:t>
       </w:r>
     </w:p>
     <w:p>
@@ -8755,22 +8667,7 @@
         </w:tabs>
       </w:pPr>
       <w:r>
-        <w:t>Prevents duplicate accounts using the same email address.</w:t>
-      </w:r>
-    </w:p>
-    <w:p>
-      <w:pPr>
-        <w:numPr>
-          <w:ilvl w:val="0"/>
-          <w:numId w:val="24"/>
-        </w:numPr>
-      </w:pPr>
-      <w:r>
-        <w:rPr>
-          <w:b/>
-          <w:bCs/>
-        </w:rPr>
-        <w:t>Create Password Field:</w:t>
+        <w:t>Submits the entered data to the database after validation.</w:t>
       </w:r>
     </w:p>
     <w:p>
@@ -8784,129 +8681,7 @@
         </w:tabs>
       </w:pPr>
       <w:r>
-        <w:t>Allows the user to create a secure password for their account.</w:t>
-      </w:r>
-    </w:p>
-    <w:p>
-      <w:pPr>
-        <w:numPr>
-          <w:ilvl w:val="1"/>
-          <w:numId w:val="24"/>
-        </w:numPr>
-        <w:tabs>
-          <w:tab w:val="num" w:pos="1440"/>
-        </w:tabs>
-      </w:pPr>
-      <w:r>
-        <w:t>Must meet system security requirements (e.g., minimum length, use of characters/numbers/symbols).</w:t>
-      </w:r>
-    </w:p>
-    <w:p>
-      <w:pPr>
-        <w:numPr>
-          <w:ilvl w:val="1"/>
-          <w:numId w:val="24"/>
-        </w:numPr>
-        <w:tabs>
-          <w:tab w:val="num" w:pos="1440"/>
-        </w:tabs>
-      </w:pPr>
-      <w:r>
-        <w:t>Displays a password visibility toggle icon for convenience.</w:t>
-      </w:r>
-    </w:p>
-    <w:p>
-      <w:pPr>
-        <w:numPr>
-          <w:ilvl w:val="0"/>
-          <w:numId w:val="24"/>
-        </w:numPr>
-      </w:pPr>
-      <w:r>
-        <w:rPr>
-          <w:b/>
-          <w:bCs/>
-        </w:rPr>
-        <w:t>Repeat Password Field:</w:t>
-      </w:r>
-    </w:p>
-    <w:p>
-      <w:pPr>
-        <w:numPr>
-          <w:ilvl w:val="1"/>
-          <w:numId w:val="24"/>
-        </w:numPr>
-        <w:tabs>
-          <w:tab w:val="num" w:pos="1440"/>
-        </w:tabs>
-      </w:pPr>
-      <w:r>
-        <w:t>Ensures that the password is confirmed by requiring the user to re-enter it.</w:t>
-      </w:r>
-    </w:p>
-    <w:p>
-      <w:pPr>
-        <w:numPr>
-          <w:ilvl w:val="1"/>
-          <w:numId w:val="24"/>
-        </w:numPr>
-        <w:tabs>
-          <w:tab w:val="num" w:pos="1440"/>
-        </w:tabs>
-      </w:pPr>
-      <w:r>
-        <w:t>Includes validation to check that the two passwords match before submission.</w:t>
-      </w:r>
-    </w:p>
-    <w:p>
-      <w:pPr>
-        <w:numPr>
-          <w:ilvl w:val="0"/>
-          <w:numId w:val="24"/>
-        </w:numPr>
-      </w:pPr>
-      <w:r>
-        <w:rPr>
-          <w:b/>
-          <w:bCs/>
-        </w:rPr>
-        <w:t>Sign Up Button:</w:t>
-      </w:r>
-    </w:p>
-    <w:p>
-      <w:pPr>
-        <w:numPr>
-          <w:ilvl w:val="1"/>
-          <w:numId w:val="24"/>
-        </w:numPr>
-        <w:tabs>
-          <w:tab w:val="num" w:pos="1440"/>
-        </w:tabs>
-      </w:pPr>
-      <w:r>
-        <w:t>Submits the entered data to the database after validation.</w:t>
-      </w:r>
-    </w:p>
-    <w:p>
-      <w:pPr>
-        <w:numPr>
-          <w:ilvl w:val="1"/>
-          <w:numId w:val="24"/>
-        </w:numPr>
-        <w:tabs>
-          <w:tab w:val="num" w:pos="1440"/>
-        </w:tabs>
-      </w:pPr>
-      <w:r>
-        <w:t xml:space="preserve">If all details are valid, a new user profile is created in the </w:t>
-      </w:r>
-      <w:proofErr w:type="spellStart"/>
-      <w:r>
-        <w:t>Firestore</w:t>
-      </w:r>
-      <w:proofErr w:type="spellEnd"/>
-      <w:r>
-        <w:t xml:space="preserve"> database.</w:t>
+        <w:t>If all details are valid, a new user profile is created in the Firestore database.</w:t>
       </w:r>
     </w:p>
     <w:p>
@@ -12763,6 +12538,7 @@
   <w:style w:type="character" w:default="1" w:styleId="DefaultParagraphFont">
     <w:name w:val="Default Paragraph Font"/>
     <w:uiPriority w:val="1"/>
+    <w:semiHidden/>
     <w:unhideWhenUsed/>
   </w:style>
   <w:style w:type="table" w:default="1" w:styleId="TableNormal">

--- a/Documentation/The Ripple Effect - SYSTEM REQUIREMENTS.docx
+++ b/Documentation/The Ripple Effect - SYSTEM REQUIREMENTS.docx
@@ -2,6 +2,18 @@
 <file path=word/document.xml><?xml version="1.0" encoding="utf-8"?>
 <w:document xmlns:wpc="http://schemas.microsoft.com/office/word/2010/wordprocessingCanvas" xmlns:cx="http://schemas.microsoft.com/office/drawing/2014/chartex" xmlns:cx1="http://schemas.microsoft.com/office/drawing/2015/9/8/chartex" xmlns:cx2="http://schemas.microsoft.com/office/drawing/2015/10/21/chartex" xmlns:cx3="http://schemas.microsoft.com/office/drawing/2016/5/9/chartex" xmlns:cx4="http://schemas.microsoft.com/office/drawing/2016/5/10/chartex" xmlns:cx5="http://schemas.microsoft.com/office/drawing/2016/5/11/chartex" xmlns:cx6="http://schemas.microsoft.com/office/drawing/2016/5/12/chartex" xmlns:cx7="http://schemas.microsoft.com/office/drawing/2016/5/13/chartex" xmlns:cx8="http://schemas.microsoft.com/office/drawing/2016/5/14/chartex" xmlns:mc="http://schemas.openxmlformats.org/markup-compatibility/2006" xmlns:aink="http://schemas.microsoft.com/office/drawing/2016/ink" xmlns:am3d="http://schemas.microsoft.com/office/drawing/2017/model3d" xmlns:o="urn:schemas-microsoft-com:office:office" xmlns:oel="http://schemas.microsoft.com/office/2019/extlst" xmlns:r="http://schemas.openxmlformats.org/officeDocument/2006/relationships" xmlns:m="http://schemas.openxmlformats.org/officeDocument/2006/math" xmlns:v="urn:schemas-microsoft-com:vml" xmlns:wp14="http://schemas.microsoft.com/office/word/2010/wordprocessingDrawing" xmlns:wp="http://schemas.openxmlformats.org/drawingml/2006/wordprocessingDrawing" xmlns:w10="urn:schemas-microsoft-com:office:word" xmlns:w="http://schemas.openxmlformats.org/wordprocessingml/2006/main" xmlns:w14="http://schemas.microsoft.com/office/word/2010/wordml" xmlns:w15="http://schemas.microsoft.com/office/word/2012/wordml" xmlns:w16cex="http://schemas.microsoft.com/office/word/2018/wordml/cex" xmlns:w16cid="http://schemas.microsoft.com/office/word/2016/wordml/cid" xmlns:w16="http://schemas.microsoft.com/office/word/2018/wordml" xmlns:w16du="http://schemas.microsoft.com/office/word/2023/wordml/word16du" xmlns:w16sdtdh="http://schemas.microsoft.com/office/word/2020/wordml/sdtdatahash" xmlns:w16sdtfl="http://schemas.microsoft.com/office/word/2024/wordml/sdtformatlock" xmlns:w16se="http://schemas.microsoft.com/office/word/2015/wordml/symex" xmlns:wpg="http://schemas.microsoft.com/office/word/2010/wordprocessingGroup" xmlns:wpi="http://schemas.microsoft.com/office/word/2010/wordprocessingInk" xmlns:wne="http://schemas.microsoft.com/office/word/2006/wordml" xmlns:wps="http://schemas.microsoft.com/office/word/2010/wordprocessingShape" mc:Ignorable="w14 w15 w16se w16cid w16 w16cex w16sdtdh w16sdtfl w16du wp14">
   <w:body>
+    <w:p>
+      <w:pPr>
+        <w:pStyle w:val="TOCHeading"/>
+        <w:rPr>
+          <w:rFonts w:asciiTheme="minorHAnsi" w:eastAsiaTheme="minorHAnsi" w:hAnsiTheme="minorHAnsi" w:cstheme="minorBidi"/>
+          <w:color w:val="auto"/>
+          <w:sz w:val="24"/>
+          <w:szCs w:val="24"/>
+          <w:lang w:val="en-ZA"/>
+        </w:rPr>
+      </w:pPr>
+    </w:p>
     <w:sdt>
       <w:sdtPr>
         <w:rPr>
@@ -1732,7 +1744,23 @@
           <w:color w:val="2E74B5" w:themeColor="accent5" w:themeShade="BF"/>
           <w:lang w:val="en-US"/>
         </w:rPr>
-        <w:t xml:space="preserve">In your business case you specified a few objectives.  These were real-world issues that your software intervention will address.  In this section you need to stipulate what you will do in your software to address these objectives.  E.g. the following objectives were stated in the business case:  </w:t>
+        <w:t xml:space="preserve">In your business case you specified a few objectives.  These were real-world issues that your software intervention will address.  In this section you need to stipulate what you will do </w:t>
+      </w:r>
+      <w:proofErr w:type="gramStart"/>
+      <w:r>
+        <w:rPr>
+          <w:color w:val="2E74B5" w:themeColor="accent5" w:themeShade="BF"/>
+          <w:lang w:val="en-US"/>
+        </w:rPr>
+        <w:t>in</w:t>
+      </w:r>
+      <w:proofErr w:type="gramEnd"/>
+      <w:r>
+        <w:rPr>
+          <w:color w:val="2E74B5" w:themeColor="accent5" w:themeShade="BF"/>
+          <w:lang w:val="en-US"/>
+        </w:rPr>
+        <w:t xml:space="preserve"> your software to address these objectives.  E.g. the following objectives were stated in the business case:  </w:t>
       </w:r>
     </w:p>
     <w:p>
@@ -1783,7 +1811,23 @@
           <w:color w:val="2E74B5" w:themeColor="accent5" w:themeShade="BF"/>
           <w:lang w:val="en-US"/>
         </w:rPr>
-        <w:t>Ensure that notes cannot get lost, by providing an off-line saving system.</w:t>
+        <w:t xml:space="preserve">Ensure that notes cannot get </w:t>
+      </w:r>
+      <w:proofErr w:type="gramStart"/>
+      <w:r>
+        <w:rPr>
+          <w:color w:val="2E74B5" w:themeColor="accent5" w:themeShade="BF"/>
+          <w:lang w:val="en-US"/>
+        </w:rPr>
+        <w:t>lost,</w:t>
+      </w:r>
+      <w:proofErr w:type="gramEnd"/>
+      <w:r>
+        <w:rPr>
+          <w:color w:val="2E74B5" w:themeColor="accent5" w:themeShade="BF"/>
+          <w:lang w:val="en-US"/>
+        </w:rPr>
+        <w:t xml:space="preserve"> by providing an off-line saving system.</w:t>
       </w:r>
     </w:p>
     <w:p>
@@ -1849,12 +1893,37 @@
           <w:lang w:val="en-US"/>
         </w:rPr>
       </w:pPr>
-      <w:r>
-        <w:rPr>
-          <w:color w:val="2E74B5" w:themeColor="accent5" w:themeShade="BF"/>
-          <w:lang w:val="en-US"/>
-        </w:rPr>
-        <w:t>In order to the replace the paper-based note-taking system used by healthcare workers, an Android-based mobile application will be developed.  Android was chosen as it is the most widely used mobile operating system under the target group of healthcare workers.  A mobile application will ensure that the healthcare workers have access to the system wherever they may be working from on any given day.</w:t>
+      <w:proofErr w:type="gramStart"/>
+      <w:r>
+        <w:rPr>
+          <w:color w:val="2E74B5" w:themeColor="accent5" w:themeShade="BF"/>
+          <w:lang w:val="en-US"/>
+        </w:rPr>
+        <w:t>In order to</w:t>
+      </w:r>
+      <w:proofErr w:type="gramEnd"/>
+      <w:r>
+        <w:rPr>
+          <w:color w:val="2E74B5" w:themeColor="accent5" w:themeShade="BF"/>
+          <w:lang w:val="en-US"/>
+        </w:rPr>
+        <w:t xml:space="preserve"> </w:t>
+      </w:r>
+      <w:proofErr w:type="gramStart"/>
+      <w:r>
+        <w:rPr>
+          <w:color w:val="2E74B5" w:themeColor="accent5" w:themeShade="BF"/>
+          <w:lang w:val="en-US"/>
+        </w:rPr>
+        <w:t>the replace</w:t>
+      </w:r>
+      <w:proofErr w:type="gramEnd"/>
+      <w:r>
+        <w:rPr>
+          <w:color w:val="2E74B5" w:themeColor="accent5" w:themeShade="BF"/>
+          <w:lang w:val="en-US"/>
+        </w:rPr>
+        <w:t xml:space="preserve"> the paper-based note-taking system used by healthcare workers, an Android-based mobile application will be developed.  Android was chosen as it is the most widely used mobile operating system under the target group of healthcare workers.  A mobile application will ensure that the healthcare workers have access to the system wherever they may be working from on any given day.</w:t>
       </w:r>
     </w:p>
     <w:p>
@@ -2064,6 +2133,8 @@
           <w:lang w:val="en-US"/>
         </w:rPr>
       </w:pPr>
+      <w:proofErr w:type="spellStart"/>
+      <w:proofErr w:type="gramStart"/>
       <w:r>
         <w:rPr>
           <w:i/>
@@ -2071,11 +2142,75 @@
         </w:rPr>
         <w:t>SplashScreen</w:t>
       </w:r>
-      <w:r>
-        <w:rPr>
-          <w:lang w:val="en-US"/>
-        </w:rPr>
-        <w:t>, is an android application aims to simplify pool maintenance. Through giving our new users a guided walkthrough of both how to use the app and general insights on pool maintenance, we solve the issue of uneducated pool care. This will be in the form of walkthrough screens, similar to tutorials and video resources found online.</w:t>
+      <w:proofErr w:type="spellEnd"/>
+      <w:r>
+        <w:rPr>
+          <w:lang w:val="en-US"/>
+        </w:rPr>
+        <w:t>,</w:t>
+      </w:r>
+      <w:proofErr w:type="gramEnd"/>
+      <w:r>
+        <w:rPr>
+          <w:lang w:val="en-US"/>
+        </w:rPr>
+        <w:t xml:space="preserve"> is an android </w:t>
+      </w:r>
+      <w:proofErr w:type="gramStart"/>
+      <w:r>
+        <w:rPr>
+          <w:lang w:val="en-US"/>
+        </w:rPr>
+        <w:t>application</w:t>
+      </w:r>
+      <w:proofErr w:type="gramEnd"/>
+      <w:r>
+        <w:rPr>
+          <w:lang w:val="en-US"/>
+        </w:rPr>
+        <w:t xml:space="preserve"> aims to simplify pool maintenance. </w:t>
+      </w:r>
+      <w:proofErr w:type="gramStart"/>
+      <w:r>
+        <w:rPr>
+          <w:lang w:val="en-US"/>
+        </w:rPr>
+        <w:t>Through</w:t>
+      </w:r>
+      <w:proofErr w:type="gramEnd"/>
+      <w:r>
+        <w:rPr>
+          <w:lang w:val="en-US"/>
+        </w:rPr>
+        <w:t xml:space="preserve"> giving our new </w:t>
+      </w:r>
+      <w:proofErr w:type="gramStart"/>
+      <w:r>
+        <w:rPr>
+          <w:lang w:val="en-US"/>
+        </w:rPr>
+        <w:t>users</w:t>
+      </w:r>
+      <w:proofErr w:type="gramEnd"/>
+      <w:r>
+        <w:rPr>
+          <w:lang w:val="en-US"/>
+        </w:rPr>
+        <w:t xml:space="preserve"> a guided walkthrough of both how to use the app and general insights on pool maintenance, we solve the issue of uneducated pool care. This will be in the form of walkthrough screens, </w:t>
+      </w:r>
+      <w:proofErr w:type="gramStart"/>
+      <w:r>
+        <w:rPr>
+          <w:lang w:val="en-US"/>
+        </w:rPr>
+        <w:t>similar to</w:t>
+      </w:r>
+      <w:proofErr w:type="gramEnd"/>
+      <w:r>
+        <w:rPr>
+          <w:lang w:val="en-US"/>
+        </w:rPr>
+        <w:t xml:space="preserve"> tutorials and video resources found online.</w:t>
       </w:r>
     </w:p>
     <w:p>
@@ -2117,6 +2252,8 @@
         </w:rPr>
         <w:t xml:space="preserve">The marketplace serves as a two-way link between the service provider and the service consumer. While individuals are not required to request a service or buy a product from a marketplace business, </w:t>
       </w:r>
+      <w:proofErr w:type="spellStart"/>
+      <w:proofErr w:type="gramStart"/>
       <w:r>
         <w:rPr>
           <w:i/>
@@ -2124,12 +2261,21 @@
         </w:rPr>
         <w:t>SplashScreen</w:t>
       </w:r>
+      <w:proofErr w:type="spellEnd"/>
       <w:r>
         <w:rPr>
           <w:i/>
           <w:lang w:val="en-US"/>
         </w:rPr>
-        <w:t xml:space="preserve">, </w:t>
+        <w:t>,</w:t>
+      </w:r>
+      <w:proofErr w:type="gramEnd"/>
+      <w:r>
+        <w:rPr>
+          <w:i/>
+          <w:lang w:val="en-US"/>
+        </w:rPr>
+        <w:t xml:space="preserve"> </w:t>
       </w:r>
       <w:r>
         <w:rPr>
@@ -2240,7 +2386,21 @@
         <w:rPr>
           <w:lang w:val="en-US"/>
         </w:rPr>
-        <w:t>enerating a report of the history of services provided.</w:t>
+        <w:t xml:space="preserve">enerating a report </w:t>
+      </w:r>
+      <w:proofErr w:type="gramStart"/>
+      <w:r>
+        <w:rPr>
+          <w:lang w:val="en-US"/>
+        </w:rPr>
+        <w:t>of</w:t>
+      </w:r>
+      <w:proofErr w:type="gramEnd"/>
+      <w:r>
+        <w:rPr>
+          <w:lang w:val="en-US"/>
+        </w:rPr>
+        <w:t xml:space="preserve"> the history of services provided.</w:t>
       </w:r>
     </w:p>
     <w:p>
@@ -2255,6 +2415,7 @@
         </w:rPr>
         <w:t xml:space="preserve">This is multiplied by several clients which can be inefficient to continue executing. </w:t>
       </w:r>
+      <w:proofErr w:type="spellStart"/>
       <w:r>
         <w:rPr>
           <w:i/>
@@ -2266,7 +2427,42 @@
         <w:rPr>
           <w:lang w:val="en-US"/>
         </w:rPr>
-        <w:t>’s marketplace allows businesses to sift through the general public towards their target market. They can then leave notes for the client based on services provided. This will generate an automatic history report on the previous operations</w:t>
+        <w:t>’s</w:t>
+      </w:r>
+      <w:proofErr w:type="spellEnd"/>
+      <w:r>
+        <w:rPr>
+          <w:lang w:val="en-US"/>
+        </w:rPr>
+        <w:t xml:space="preserve"> marketplace allows businesses to </w:t>
+      </w:r>
+      <w:proofErr w:type="gramStart"/>
+      <w:r>
+        <w:rPr>
+          <w:lang w:val="en-US"/>
+        </w:rPr>
+        <w:t>sift</w:t>
+      </w:r>
+      <w:proofErr w:type="gramEnd"/>
+      <w:r>
+        <w:rPr>
+          <w:lang w:val="en-US"/>
+        </w:rPr>
+        <w:t xml:space="preserve"> through the </w:t>
+      </w:r>
+      <w:proofErr w:type="gramStart"/>
+      <w:r>
+        <w:rPr>
+          <w:lang w:val="en-US"/>
+        </w:rPr>
+        <w:t>general public</w:t>
+      </w:r>
+      <w:proofErr w:type="gramEnd"/>
+      <w:r>
+        <w:rPr>
+          <w:lang w:val="en-US"/>
+        </w:rPr>
+        <w:t xml:space="preserve"> towards their target market. They can then leave notes for the client based on services provided. This will generate an automatic history report on the previous operations</w:t>
       </w:r>
     </w:p>
     <w:p>
@@ -2334,7 +2530,25 @@
           <w:sz w:val="23"/>
           <w:szCs w:val="23"/>
         </w:rPr>
-        <w:t>The scope must provide a high level view of data requirements.  This should include a discussion on the information, functional and communication scope of the intended system.  The scope of a project is very important as it sets the expectations of the project.  Be realistic when setting your scope.</w:t>
+        <w:t xml:space="preserve">The scope must provide a </w:t>
+      </w:r>
+      <w:proofErr w:type="gramStart"/>
+      <w:r>
+        <w:rPr>
+          <w:color w:val="2E74B5" w:themeColor="accent5" w:themeShade="BF"/>
+          <w:sz w:val="23"/>
+          <w:szCs w:val="23"/>
+        </w:rPr>
+        <w:t>high level</w:t>
+      </w:r>
+      <w:proofErr w:type="gramEnd"/>
+      <w:r>
+        <w:rPr>
+          <w:color w:val="2E74B5" w:themeColor="accent5" w:themeShade="BF"/>
+          <w:sz w:val="23"/>
+          <w:szCs w:val="23"/>
+        </w:rPr>
+        <w:t xml:space="preserve"> view of data requirements.  This should include a discussion on the information, functional and communication scope of the intended system.  The scope of a project is very important as it sets the expectations of the project.  Be realistic when setting your scope.</w:t>
       </w:r>
     </w:p>
     <w:p>
@@ -3298,7 +3512,23 @@
           <w:color w:val="2E74B5" w:themeColor="accent5" w:themeShade="BF"/>
           <w:lang w:val="en-US"/>
         </w:rPr>
-        <w:t>State which hardware and software tools will be used both in developing the application and in its use, e.g:</w:t>
+        <w:t xml:space="preserve">State which hardware and software tools will be used both in developing the application and in its use, </w:t>
+      </w:r>
+      <w:proofErr w:type="spellStart"/>
+      <w:r>
+        <w:rPr>
+          <w:color w:val="2E74B5" w:themeColor="accent5" w:themeShade="BF"/>
+          <w:lang w:val="en-US"/>
+        </w:rPr>
+        <w:t>e.g</w:t>
+      </w:r>
+      <w:proofErr w:type="spellEnd"/>
+      <w:r>
+        <w:rPr>
+          <w:color w:val="2E74B5" w:themeColor="accent5" w:themeShade="BF"/>
+          <w:lang w:val="en-US"/>
+        </w:rPr>
+        <w:t>:</w:t>
       </w:r>
     </w:p>
     <w:p>
@@ -3413,7 +3643,23 @@
           <w:color w:val="2E74B5" w:themeColor="accent5" w:themeShade="BF"/>
           <w:lang w:val="en-US"/>
         </w:rPr>
-        <w:t>The mobile application will use Sqlite as its local storage medium.</w:t>
+        <w:t xml:space="preserve">The mobile application will use </w:t>
+      </w:r>
+      <w:proofErr w:type="spellStart"/>
+      <w:r>
+        <w:rPr>
+          <w:color w:val="2E74B5" w:themeColor="accent5" w:themeShade="BF"/>
+          <w:lang w:val="en-US"/>
+        </w:rPr>
+        <w:t>Sqlite</w:t>
+      </w:r>
+      <w:proofErr w:type="spellEnd"/>
+      <w:r>
+        <w:rPr>
+          <w:color w:val="2E74B5" w:themeColor="accent5" w:themeShade="BF"/>
+          <w:lang w:val="en-US"/>
+        </w:rPr>
+        <w:t xml:space="preserve"> as its local storage medium.</w:t>
       </w:r>
     </w:p>
     <w:p>
@@ -3448,7 +3694,23 @@
           <w:color w:val="2E74B5" w:themeColor="accent5" w:themeShade="BF"/>
           <w:lang w:val="en-US"/>
         </w:rPr>
-        <w:t xml:space="preserve"> will be used as the shared online database.</w:t>
+        <w:t xml:space="preserve"> will be used as </w:t>
+      </w:r>
+      <w:proofErr w:type="gramStart"/>
+      <w:r>
+        <w:rPr>
+          <w:color w:val="2E74B5" w:themeColor="accent5" w:themeShade="BF"/>
+          <w:lang w:val="en-US"/>
+        </w:rPr>
+        <w:t>the</w:t>
+      </w:r>
+      <w:proofErr w:type="gramEnd"/>
+      <w:r>
+        <w:rPr>
+          <w:color w:val="2E74B5" w:themeColor="accent5" w:themeShade="BF"/>
+          <w:lang w:val="en-US"/>
+        </w:rPr>
+        <w:t xml:space="preserve"> shared online database.</w:t>
       </w:r>
     </w:p>
     <w:p>
@@ -4598,9 +4860,11 @@
       <w:r>
         <w:t xml:space="preserve"> The downloadable .</w:t>
       </w:r>
+      <w:proofErr w:type="spellStart"/>
       <w:r>
         <w:t>apk</w:t>
       </w:r>
+      <w:proofErr w:type="spellEnd"/>
       <w:r>
         <w:t xml:space="preserve"> file will be approximately 50MB in size but it will require additional storage for cached data from Firebase </w:t>
       </w:r>
@@ -4849,7 +5113,21 @@
         <w:rPr>
           <w:rFonts w:cstheme="minorHAnsi"/>
         </w:rPr>
-        <w:t>Payments is not stored within the system and is handled by trusted third-party payment gateways (like PayFast). This transfers financial risk while ensuring compliance with industry security standards.</w:t>
+        <w:t xml:space="preserve">Payments is not stored within the system and is handled by trusted third-party payment gateways (like </w:t>
+      </w:r>
+      <w:proofErr w:type="spellStart"/>
+      <w:r>
+        <w:rPr>
+          <w:rFonts w:cstheme="minorHAnsi"/>
+        </w:rPr>
+        <w:t>PayFast</w:t>
+      </w:r>
+      <w:proofErr w:type="spellEnd"/>
+      <w:r>
+        <w:rPr>
+          <w:rFonts w:cstheme="minorHAnsi"/>
+        </w:rPr>
+        <w:t>). This transfers financial risk while ensuring compliance with industry security standards.</w:t>
       </w:r>
     </w:p>
     <w:p>
@@ -4967,6 +5245,7 @@
         </w:rPr>
       </w:pPr>
       <w:bookmarkStart w:id="13" w:name="_Hlk208855772"/>
+      <w:proofErr w:type="spellStart"/>
       <w:r>
         <w:rPr>
           <w:rFonts w:cstheme="minorHAnsi"/>
@@ -4975,6 +5254,7 @@
         </w:rPr>
         <w:t>SplashScreen’s</w:t>
       </w:r>
+      <w:proofErr w:type="spellEnd"/>
       <w:r>
         <w:rPr>
           <w:rFonts w:cstheme="minorHAnsi"/>
@@ -5119,7 +5399,23 @@
           <w:color w:val="2E74B5" w:themeColor="accent5" w:themeShade="BF"/>
           <w:lang w:val="en-US"/>
         </w:rPr>
-        <w:t>The system should be optimized to ensure that searches through the web interface are fast and efficient.  The mobile application should be optimized for use on low end mobile devices with low memory capacity and older processors.</w:t>
+        <w:t xml:space="preserve">The system should be optimized to ensure that searches through the web interface are fast and efficient.  The mobile application should be optimized for use on </w:t>
+      </w:r>
+      <w:proofErr w:type="gramStart"/>
+      <w:r>
+        <w:rPr>
+          <w:color w:val="2E74B5" w:themeColor="accent5" w:themeShade="BF"/>
+          <w:lang w:val="en-US"/>
+        </w:rPr>
+        <w:t>low end</w:t>
+      </w:r>
+      <w:proofErr w:type="gramEnd"/>
+      <w:r>
+        <w:rPr>
+          <w:color w:val="2E74B5" w:themeColor="accent5" w:themeShade="BF"/>
+          <w:lang w:val="en-US"/>
+        </w:rPr>
+        <w:t xml:space="preserve"> mobile devices with low memory capacity and older processors.</w:t>
       </w:r>
     </w:p>
     <w:p>
@@ -5227,7 +5523,27 @@
           <w:u w:val="single"/>
           <w:lang w:val="en-US"/>
         </w:rPr>
-        <w:t>1.6 High-level use case diagram</w:t>
+        <w:t>1.6 High-</w:t>
+      </w:r>
+      <w:proofErr w:type="gramStart"/>
+      <w:r>
+        <w:rPr>
+          <w:sz w:val="36"/>
+          <w:szCs w:val="36"/>
+          <w:u w:val="single"/>
+          <w:lang w:val="en-US"/>
+        </w:rPr>
+        <w:t>level use</w:t>
+      </w:r>
+      <w:proofErr w:type="gramEnd"/>
+      <w:r>
+        <w:rPr>
+          <w:sz w:val="36"/>
+          <w:szCs w:val="36"/>
+          <w:u w:val="single"/>
+          <w:lang w:val="en-US"/>
+        </w:rPr>
+        <w:t xml:space="preserve"> case diagram</w:t>
       </w:r>
       <w:bookmarkEnd w:id="15"/>
     </w:p>
@@ -5252,7 +5568,39 @@
           <w:color w:val="2E74B5" w:themeColor="accent5" w:themeShade="BF"/>
           <w:lang w:val="en-US"/>
         </w:rPr>
-        <w:t xml:space="preserve">The purpose of a use case diagram in UML is to demonstrate the different ways that a user might interact with a system.  A use case diagram can summarize the details of your system's users (also known as actors) and their interactions with the system.  </w:t>
+        <w:t xml:space="preserve">The purpose of </w:t>
+      </w:r>
+      <w:proofErr w:type="gramStart"/>
+      <w:r>
+        <w:rPr>
+          <w:color w:val="2E74B5" w:themeColor="accent5" w:themeShade="BF"/>
+          <w:lang w:val="en-US"/>
+        </w:rPr>
+        <w:t>a use</w:t>
+      </w:r>
+      <w:proofErr w:type="gramEnd"/>
+      <w:r>
+        <w:rPr>
+          <w:color w:val="2E74B5" w:themeColor="accent5" w:themeShade="BF"/>
+          <w:lang w:val="en-US"/>
+        </w:rPr>
+        <w:t xml:space="preserve"> case diagram in UML is to demonstrate the different ways that a user might interact with a system.  </w:t>
+      </w:r>
+      <w:proofErr w:type="gramStart"/>
+      <w:r>
+        <w:rPr>
+          <w:color w:val="2E74B5" w:themeColor="accent5" w:themeShade="BF"/>
+          <w:lang w:val="en-US"/>
+        </w:rPr>
+        <w:t>A use</w:t>
+      </w:r>
+      <w:proofErr w:type="gramEnd"/>
+      <w:r>
+        <w:rPr>
+          <w:color w:val="2E74B5" w:themeColor="accent5" w:themeShade="BF"/>
+          <w:lang w:val="en-US"/>
+        </w:rPr>
+        <w:t xml:space="preserve"> case diagram can summarize the details of your system's users (also known as actors) and their interactions with the system.  </w:t>
       </w:r>
     </w:p>
     <w:p>
@@ -5323,7 +5671,23 @@
           <w:color w:val="2E74B5" w:themeColor="accent5" w:themeShade="BF"/>
           <w:lang w:val="en-US"/>
         </w:rPr>
-        <w:t xml:space="preserve"> presents a high-level use case diagram of the proposed system and its users.</w:t>
+        <w:t xml:space="preserve"> presents a high-</w:t>
+      </w:r>
+      <w:proofErr w:type="gramStart"/>
+      <w:r>
+        <w:rPr>
+          <w:color w:val="2E74B5" w:themeColor="accent5" w:themeShade="BF"/>
+          <w:lang w:val="en-US"/>
+        </w:rPr>
+        <w:t>level use</w:t>
+      </w:r>
+      <w:proofErr w:type="gramEnd"/>
+      <w:r>
+        <w:rPr>
+          <w:color w:val="2E74B5" w:themeColor="accent5" w:themeShade="BF"/>
+          <w:lang w:val="en-US"/>
+        </w:rPr>
+        <w:t xml:space="preserve"> case diagram of the proposed system and its users.</w:t>
       </w:r>
     </w:p>
     <w:p>
@@ -5799,6 +6163,7 @@
           <w:lang w:val="en-US"/>
         </w:rPr>
       </w:pPr>
+      <w:proofErr w:type="spellStart"/>
       <w:r>
         <w:rPr>
           <w:i/>
@@ -5810,7 +6175,28 @@
         <w:rPr>
           <w:lang w:val="en-US"/>
         </w:rPr>
-        <w:t xml:space="preserve">’s anatomy is constructed based on the Figure 1.2, the Unified Modelling Language (UML) class diagram. From a high-level view, most class properties are declared private (-) for system security measures, limiting unintentional access and modification of </w:t>
+        <w:t>’s</w:t>
+      </w:r>
+      <w:proofErr w:type="spellEnd"/>
+      <w:r>
+        <w:rPr>
+          <w:lang w:val="en-US"/>
+        </w:rPr>
+        <w:t xml:space="preserve"> anatomy is constructed based on </w:t>
+      </w:r>
+      <w:proofErr w:type="gramStart"/>
+      <w:r>
+        <w:rPr>
+          <w:lang w:val="en-US"/>
+        </w:rPr>
+        <w:t>the Figure</w:t>
+      </w:r>
+      <w:proofErr w:type="gramEnd"/>
+      <w:r>
+        <w:rPr>
+          <w:lang w:val="en-US"/>
+        </w:rPr>
+        <w:t xml:space="preserve"> 1.2, the Unified Modelling Language (UML) class diagram. From a high-level view, most class properties are declared private (-) for system security measures, limiting unintentional access and modification of </w:t>
       </w:r>
       <w:r>
         <w:rPr>
@@ -6385,7 +6771,25 @@
           <w:szCs w:val="28"/>
           <w:lang w:val="en-US"/>
         </w:rPr>
-        <w:t xml:space="preserve">Where two classes have an occurrence of weak ownership, aggregation occurs. In our given example, Figure 1.3, the Booking class is related to the Service class as Bookings are based on the available services but this is weak as if a booking is cancelled, the service still exists. </w:t>
+        <w:t xml:space="preserve">Where two classes have an occurrence of weak ownership, aggregation occurs. In our given example, Figure 1.3, the Booking class is related to the Service class as Bookings are based on the available </w:t>
+      </w:r>
+      <w:proofErr w:type="gramStart"/>
+      <w:r>
+        <w:rPr>
+          <w:sz w:val="28"/>
+          <w:szCs w:val="28"/>
+          <w:lang w:val="en-US"/>
+        </w:rPr>
+        <w:t>services</w:t>
+      </w:r>
+      <w:proofErr w:type="gramEnd"/>
+      <w:r>
+        <w:rPr>
+          <w:sz w:val="28"/>
+          <w:szCs w:val="28"/>
+          <w:lang w:val="en-US"/>
+        </w:rPr>
+        <w:t xml:space="preserve"> but this is weak as if a booking is cancelled, the service still exists. </w:t>
       </w:r>
       <w:r>
         <w:rPr>
@@ -6918,12 +7322,21 @@
         </w:rPr>
         <w:t xml:space="preserve">pool owner specific methods such as registering and managing pools. This object orientated principle allows for modular code that does not duplicate common properties and methods amongst the three user types: pool owners, service providers and the admin while also offering the ability to extend these subclasses for class-specific functionality. Our UML class diagram for </w:t>
       </w:r>
+      <w:proofErr w:type="spellStart"/>
       <w:r>
         <w:rPr>
           <w:i/>
           <w:lang w:val="en-US"/>
         </w:rPr>
-        <w:t xml:space="preserve">SplashScreen </w:t>
+        <w:t>SplashScreen</w:t>
+      </w:r>
+      <w:proofErr w:type="spellEnd"/>
+      <w:r>
+        <w:rPr>
+          <w:i/>
+          <w:lang w:val="en-US"/>
+        </w:rPr>
+        <w:t xml:space="preserve"> </w:t>
       </w:r>
       <w:r>
         <w:rPr>
@@ -6943,12 +7356,21 @@
         </w:rPr>
         <w:t xml:space="preserve"> </w:t>
       </w:r>
+      <w:proofErr w:type="spellStart"/>
       <w:r>
         <w:rPr>
           <w:b/>
           <w:lang w:val="en-US"/>
         </w:rPr>
-        <w:t>is-</w:t>
+        <w:t>is</w:t>
+      </w:r>
+      <w:proofErr w:type="spellEnd"/>
+      <w:r>
+        <w:rPr>
+          <w:b/>
+          <w:lang w:val="en-US"/>
+        </w:rPr>
+        <w:t>-</w:t>
       </w:r>
       <w:r>
         <w:rPr>
@@ -7030,7 +7452,55 @@
           <w:rFonts w:cstheme="minorHAnsi"/>
           <w:lang w:val="en-US"/>
         </w:rPr>
-        <w:t>to an instance of a different class, also known as cardinality. This quantitative relationship can be in the form of one-one, one-to-many and man-to-many, usually represented as 1..1, 0..*, *..* in a UML</w:t>
+        <w:t xml:space="preserve">to an instance of a different class, also known as cardinality. This quantitative relationship can be in the form of one-one, one-to-many and man-to-many, usually represented as </w:t>
+      </w:r>
+      <w:proofErr w:type="gramStart"/>
+      <w:r>
+        <w:rPr>
+          <w:rFonts w:cstheme="minorHAnsi"/>
+          <w:lang w:val="en-US"/>
+        </w:rPr>
+        <w:t>1..</w:t>
+      </w:r>
+      <w:proofErr w:type="gramEnd"/>
+      <w:r>
+        <w:rPr>
+          <w:rFonts w:cstheme="minorHAnsi"/>
+          <w:lang w:val="en-US"/>
+        </w:rPr>
+        <w:t xml:space="preserve">1, </w:t>
+      </w:r>
+      <w:proofErr w:type="gramStart"/>
+      <w:r>
+        <w:rPr>
+          <w:rFonts w:cstheme="minorHAnsi"/>
+          <w:lang w:val="en-US"/>
+        </w:rPr>
+        <w:t>0..</w:t>
+      </w:r>
+      <w:proofErr w:type="gramEnd"/>
+      <w:r>
+        <w:rPr>
+          <w:rFonts w:cstheme="minorHAnsi"/>
+          <w:lang w:val="en-US"/>
+        </w:rPr>
+        <w:t xml:space="preserve">*, </w:t>
+      </w:r>
+      <w:proofErr w:type="gramStart"/>
+      <w:r>
+        <w:rPr>
+          <w:rFonts w:cstheme="minorHAnsi"/>
+          <w:lang w:val="en-US"/>
+        </w:rPr>
+        <w:t>*..</w:t>
+      </w:r>
+      <w:proofErr w:type="gramEnd"/>
+      <w:r>
+        <w:rPr>
+          <w:rFonts w:cstheme="minorHAnsi"/>
+          <w:lang w:val="en-US"/>
+        </w:rPr>
+        <w:t>* in a UML</w:t>
       </w:r>
       <w:r>
         <w:rPr>
@@ -7142,12 +7612,14 @@
         </w:rPr>
         <w:t xml:space="preserve">is the concept of a class implementing an interface. While we could create an </w:t>
       </w:r>
+      <w:proofErr w:type="spellStart"/>
       <w:r>
         <w:rPr>
           <w:lang w:val="en-US"/>
         </w:rPr>
         <w:t>ISchedulable</w:t>
       </w:r>
+      <w:proofErr w:type="spellEnd"/>
       <w:r>
         <w:rPr>
           <w:lang w:val="en-US"/>
@@ -8434,9 +8906,70 @@
       </w:pPr>
       <w:r>
         <w:rPr>
+          <w:noProof/>
+        </w:rPr>
+        <w:lastRenderedPageBreak/>
+        <w:drawing>
+          <wp:anchor distT="0" distB="0" distL="114300" distR="114300" simplePos="0" relativeHeight="251677696" behindDoc="0" locked="0" layoutInCell="1" allowOverlap="1" wp14:anchorId="13F6F67E" wp14:editId="40BAB9BE">
+            <wp:simplePos x="0" y="0"/>
+            <wp:positionH relativeFrom="column">
+              <wp:posOffset>-662940</wp:posOffset>
+            </wp:positionH>
+            <wp:positionV relativeFrom="paragraph">
+              <wp:posOffset>0</wp:posOffset>
+            </wp:positionV>
+            <wp:extent cx="2477135" cy="5158740"/>
+            <wp:effectExtent l="0" t="0" r="0" b="3810"/>
+            <wp:wrapSquare wrapText="bothSides"/>
+            <wp:docPr id="671825434" name="Picture 11" descr="A screenshot of a phone&#10;&#10;AI-generated content may be incorrect."/>
+            <wp:cNvGraphicFramePr>
+              <a:graphicFrameLocks xmlns:a="http://schemas.openxmlformats.org/drawingml/2006/main" noChangeAspect="1"/>
+            </wp:cNvGraphicFramePr>
+            <a:graphic xmlns:a="http://schemas.openxmlformats.org/drawingml/2006/main">
+              <a:graphicData uri="http://schemas.openxmlformats.org/drawingml/2006/picture">
+                <pic:pic xmlns:pic="http://schemas.openxmlformats.org/drawingml/2006/picture">
+                  <pic:nvPicPr>
+                    <pic:cNvPr id="671825434" name="Picture 11" descr="A screenshot of a phone&#10;&#10;AI-generated content may be incorrect."/>
+                    <pic:cNvPicPr>
+                      <a:picLocks noChangeAspect="1" noChangeArrowheads="1"/>
+                    </pic:cNvPicPr>
+                  </pic:nvPicPr>
+                  <pic:blipFill>
+                    <a:blip r:embed="rId18">
+                      <a:extLst>
+                        <a:ext uri="{28A0092B-C50C-407E-A947-70E740481C1C}">
+                          <a14:useLocalDpi xmlns:a14="http://schemas.microsoft.com/office/drawing/2010/main" val="0"/>
+                        </a:ext>
+                      </a:extLst>
+                    </a:blip>
+                    <a:srcRect/>
+                    <a:stretch>
+                      <a:fillRect/>
+                    </a:stretch>
+                  </pic:blipFill>
+                  <pic:spPr bwMode="auto">
+                    <a:xfrm>
+                      <a:off x="0" y="0"/>
+                      <a:ext cx="2477135" cy="5158740"/>
+                    </a:xfrm>
+                    <a:prstGeom prst="rect">
+                      <a:avLst/>
+                    </a:prstGeom>
+                    <a:noFill/>
+                    <a:ln>
+                      <a:noFill/>
+                    </a:ln>
+                  </pic:spPr>
+                </pic:pic>
+              </a:graphicData>
+            </a:graphic>
+          </wp:anchor>
+        </w:drawing>
+      </w:r>
+      <w:r>
+        <w:rPr>
           <w:u w:val="single"/>
         </w:rPr>
-        <w:lastRenderedPageBreak/>
         <w:t>Sign Up Screen</w:t>
       </w:r>
     </w:p>
@@ -8647,13 +9180,46 @@
           <w:ilvl w:val="0"/>
           <w:numId w:val="24"/>
         </w:numPr>
-      </w:pPr>
-      <w:r>
+        <w:tabs>
+          <w:tab w:val="clear" w:pos="720"/>
+          <w:tab w:val="num" w:pos="1276"/>
+        </w:tabs>
+        <w:ind w:left="3686"/>
         <w:rPr>
           <w:b/>
           <w:bCs/>
         </w:rPr>
+      </w:pPr>
+      <w:r>
+        <w:rPr>
+          <w:b/>
+          <w:bCs/>
+        </w:rPr>
         <w:t>Sign Up Button:</w:t>
+      </w:r>
+    </w:p>
+    <w:p>
+      <w:pPr>
+        <w:numPr>
+          <w:ilvl w:val="1"/>
+          <w:numId w:val="24"/>
+        </w:numPr>
+        <w:ind w:left="3969"/>
+      </w:pPr>
+      <w:r>
+        <w:t>Submits the entered data to the database after validation.</w:t>
+      </w:r>
+    </w:p>
+    <w:p>
+      <w:pPr>
+        <w:numPr>
+          <w:ilvl w:val="1"/>
+          <w:numId w:val="24"/>
+        </w:numPr>
+        <w:ind w:left="3969"/>
+      </w:pPr>
+      <w:r>
+        <w:t>If all details are valid, a new user profile is created in the Firestore database.</w:t>
       </w:r>
     </w:p>
     <w:p>
@@ -8663,11 +9229,24 @@
           <w:numId w:val="24"/>
         </w:numPr>
         <w:tabs>
-          <w:tab w:val="num" w:pos="1440"/>
+          <w:tab w:val="num" w:pos="1985"/>
         </w:tabs>
-      </w:pPr>
-      <w:r>
-        <w:t>Submits the entered data to the database after validation.</w:t>
+        <w:ind w:left="3969"/>
+      </w:pPr>
+      <w:r>
+        <w:t xml:space="preserve">If there are errors, </w:t>
+      </w:r>
+      <w:r>
+        <w:t xml:space="preserve">like </w:t>
+      </w:r>
+      <w:r>
+        <w:t>mismatched passwords</w:t>
+      </w:r>
+      <w:r>
+        <w:t xml:space="preserve"> or</w:t>
+      </w:r>
+      <w:r>
+        <w:t xml:space="preserve"> existing email, an error message is displayed.</w:t>
       </w:r>
     </w:p>
     <w:p>
@@ -8677,45 +9256,14 @@
           <w:numId w:val="24"/>
         </w:numPr>
         <w:tabs>
-          <w:tab w:val="num" w:pos="1440"/>
+          <w:tab w:val="num" w:pos="1843"/>
         </w:tabs>
-      </w:pPr>
-      <w:r>
-        <w:t>If all details are valid, a new user profile is created in the Firestore database.</w:t>
-      </w:r>
-    </w:p>
-    <w:p>
-      <w:pPr>
-        <w:numPr>
-          <w:ilvl w:val="1"/>
-          <w:numId w:val="24"/>
-        </w:numPr>
-        <w:tabs>
-          <w:tab w:val="num" w:pos="1440"/>
-        </w:tabs>
-      </w:pPr>
-      <w:r>
-        <w:t>If there are errors (e.g., mismatched passwords, existing email), an error message is displayed.</w:t>
-      </w:r>
-    </w:p>
-    <w:p>
-      <w:pPr>
-        <w:numPr>
-          <w:ilvl w:val="1"/>
-          <w:numId w:val="24"/>
-        </w:numPr>
-        <w:tabs>
-          <w:tab w:val="num" w:pos="1440"/>
-        </w:tabs>
+        <w:ind w:left="3969"/>
       </w:pPr>
       <w:r>
         <w:t xml:space="preserve">On successful registration, the user is redirected to the </w:t>
       </w:r>
       <w:r>
-        <w:rPr>
-          <w:b/>
-          <w:bCs/>
-        </w:rPr>
         <w:t>Login Screen</w:t>
       </w:r>
       <w:r>
@@ -8726,6 +9274,116 @@
     <w:p/>
     <w:p/>
     <w:p/>
+    <w:p/>
+    <w:p/>
+    <w:p/>
+    <w:p/>
+    <w:p/>
+    <w:p/>
+    <w:p/>
+    <w:p/>
+    <w:p/>
+    <w:p/>
+    <w:p/>
+    <w:p/>
+    <w:p/>
+    <w:p/>
+    <w:p/>
+    <w:p/>
+    <w:p/>
+    <w:p>
+      <w:r>
+        <w:rPr>
+          <w:noProof/>
+        </w:rPr>
+        <w:drawing>
+          <wp:anchor distT="0" distB="0" distL="114300" distR="114300" simplePos="0" relativeHeight="251678720" behindDoc="0" locked="0" layoutInCell="1" allowOverlap="1" wp14:anchorId="64816AA2" wp14:editId="50A87C60">
+            <wp:simplePos x="0" y="0"/>
+            <wp:positionH relativeFrom="column">
+              <wp:posOffset>-685800</wp:posOffset>
+            </wp:positionH>
+            <wp:positionV relativeFrom="paragraph">
+              <wp:posOffset>286385</wp:posOffset>
+            </wp:positionV>
+            <wp:extent cx="2567940" cy="6106160"/>
+            <wp:effectExtent l="0" t="0" r="3810" b="8890"/>
+            <wp:wrapSquare wrapText="bothSides"/>
+            <wp:docPr id="786488338" name="Picture 12"/>
+            <wp:cNvGraphicFramePr>
+              <a:graphicFrameLocks xmlns:a="http://schemas.openxmlformats.org/drawingml/2006/main" noChangeAspect="1"/>
+            </wp:cNvGraphicFramePr>
+            <a:graphic xmlns:a="http://schemas.openxmlformats.org/drawingml/2006/main">
+              <a:graphicData uri="http://schemas.openxmlformats.org/drawingml/2006/picture">
+                <pic:pic xmlns:pic="http://schemas.openxmlformats.org/drawingml/2006/picture">
+                  <pic:nvPicPr>
+                    <pic:cNvPr id="0" name="Picture 3"/>
+                    <pic:cNvPicPr>
+                      <a:picLocks noChangeAspect="1" noChangeArrowheads="1"/>
+                    </pic:cNvPicPr>
+                  </pic:nvPicPr>
+                  <pic:blipFill>
+                    <a:blip r:embed="rId19">
+                      <a:extLst>
+                        <a:ext uri="{28A0092B-C50C-407E-A947-70E740481C1C}">
+                          <a14:useLocalDpi xmlns:a14="http://schemas.microsoft.com/office/drawing/2010/main" val="0"/>
+                        </a:ext>
+                      </a:extLst>
+                    </a:blip>
+                    <a:srcRect/>
+                    <a:stretch>
+                      <a:fillRect/>
+                    </a:stretch>
+                  </pic:blipFill>
+                  <pic:spPr bwMode="auto">
+                    <a:xfrm>
+                      <a:off x="0" y="0"/>
+                      <a:ext cx="2567940" cy="6106160"/>
+                    </a:xfrm>
+                    <a:prstGeom prst="rect">
+                      <a:avLst/>
+                    </a:prstGeom>
+                    <a:noFill/>
+                    <a:ln>
+                      <a:noFill/>
+                    </a:ln>
+                  </pic:spPr>
+                </pic:pic>
+              </a:graphicData>
+            </a:graphic>
+            <wp14:sizeRelH relativeFrom="margin">
+              <wp14:pctWidth>0</wp14:pctWidth>
+            </wp14:sizeRelH>
+            <wp14:sizeRelV relativeFrom="margin">
+              <wp14:pctHeight>0</wp14:pctHeight>
+            </wp14:sizeRelV>
+          </wp:anchor>
+        </w:drawing>
+      </w:r>
+    </w:p>
+    <w:p/>
+    <w:p/>
+    <w:p/>
+    <w:p/>
+    <w:p/>
+    <w:p/>
+    <w:p/>
+    <w:p/>
+    <w:p/>
+    <w:p/>
+    <w:p/>
+    <w:p/>
+    <w:p/>
+    <w:p/>
+    <w:p/>
+    <w:p/>
+    <w:p/>
+    <w:p/>
+    <w:p/>
+    <w:p/>
+    <w:p/>
+    <w:p/>
+    <w:p/>
+    <w:p/>
     <w:p>
       <w:pPr>
         <w:jc w:val="both"/>
@@ -8735,8 +9393,8 @@
       </w:pPr>
     </w:p>
     <w:sectPr>
-      <w:headerReference w:type="default" r:id="rId18"/>
-      <w:footerReference w:type="first" r:id="rId19"/>
+      <w:headerReference w:type="default" r:id="rId20"/>
+      <w:footerReference w:type="first" r:id="rId21"/>
       <w:pgSz w:w="11900" w:h="16840"/>
       <w:pgMar w:top="1440" w:right="1440" w:bottom="1440" w:left="1440" w:header="708" w:footer="708" w:gutter="0"/>
       <w:cols w:space="708"/>

--- a/Documentation/The Ripple Effect - SYSTEM REQUIREMENTS.docx
+++ b/Documentation/The Ripple Effect - SYSTEM REQUIREMENTS.docx
@@ -5760,14 +5760,27 @@
       <w:r>
         <w:t xml:space="preserve">Figure </w:t>
       </w:r>
-      <w:fldSimple w:instr=" SEQ Figure \* ARABIC ">
-        <w:r>
-          <w:rPr>
-            <w:noProof/>
-          </w:rPr>
-          <w:t>1</w:t>
-        </w:r>
-      </w:fldSimple>
+      <w:r>
+        <w:fldChar w:fldCharType="begin"/>
+      </w:r>
+      <w:r>
+        <w:instrText xml:space="preserve"> SEQ Figure \* ARABIC </w:instrText>
+      </w:r>
+      <w:r>
+        <w:fldChar w:fldCharType="separate"/>
+      </w:r>
+      <w:r>
+        <w:rPr>
+          <w:noProof/>
+        </w:rPr>
+        <w:t>1</w:t>
+      </w:r>
+      <w:r>
+        <w:rPr>
+          <w:noProof/>
+        </w:rPr>
+        <w:fldChar w:fldCharType="end"/>
+      </w:r>
       <w:r>
         <w:rPr>
           <w:noProof/>
@@ -6067,14 +6080,27 @@
       <w:r>
         <w:fldChar w:fldCharType="end"/>
       </w:r>
-      <w:fldSimple w:instr=" SEQ Figure \* ARABIC ">
-        <w:r>
-          <w:rPr>
-            <w:noProof/>
-          </w:rPr>
-          <w:t>2</w:t>
-        </w:r>
-      </w:fldSimple>
+      <w:r>
+        <w:fldChar w:fldCharType="begin"/>
+      </w:r>
+      <w:r>
+        <w:instrText xml:space="preserve"> SEQ Figure \* ARABIC </w:instrText>
+      </w:r>
+      <w:r>
+        <w:fldChar w:fldCharType="separate"/>
+      </w:r>
+      <w:r>
+        <w:rPr>
+          <w:noProof/>
+        </w:rPr>
+        <w:t>2</w:t>
+      </w:r>
+      <w:r>
+        <w:rPr>
+          <w:noProof/>
+        </w:rPr>
+        <w:fldChar w:fldCharType="end"/>
+      </w:r>
       <w:r>
         <w:t>.</w:t>
       </w:r>
@@ -8540,14 +8566,27 @@
                             <w:r>
                               <w:t xml:space="preserve">Figure </w:t>
                             </w:r>
-                            <w:fldSimple w:instr=" SEQ Figure \* ARABIC ">
-                              <w:r>
-                                <w:rPr>
-                                  <w:noProof/>
-                                </w:rPr>
-                                <w:t>3</w:t>
-                              </w:r>
-                            </w:fldSimple>
+                            <w:r>
+                              <w:fldChar w:fldCharType="begin"/>
+                            </w:r>
+                            <w:r>
+                              <w:instrText xml:space="preserve"> SEQ Figure \* ARABIC </w:instrText>
+                            </w:r>
+                            <w:r>
+                              <w:fldChar w:fldCharType="separate"/>
+                            </w:r>
+                            <w:r>
+                              <w:rPr>
+                                <w:noProof/>
+                              </w:rPr>
+                              <w:t>3</w:t>
+                            </w:r>
+                            <w:r>
+                              <w:rPr>
+                                <w:noProof/>
+                              </w:rPr>
+                              <w:fldChar w:fldCharType="end"/>
+                            </w:r>
                             <w:r>
                               <w:t xml:space="preserve"> - Login Screen</w:t>
                             </w:r>
@@ -8586,14 +8625,27 @@
                       <w:r>
                         <w:t xml:space="preserve">Figure </w:t>
                       </w:r>
-                      <w:fldSimple w:instr=" SEQ Figure \* ARABIC ">
-                        <w:r>
-                          <w:rPr>
-                            <w:noProof/>
-                          </w:rPr>
-                          <w:t>3</w:t>
-                        </w:r>
-                      </w:fldSimple>
+                      <w:r>
+                        <w:fldChar w:fldCharType="begin"/>
+                      </w:r>
+                      <w:r>
+                        <w:instrText xml:space="preserve"> SEQ Figure \* ARABIC </w:instrText>
+                      </w:r>
+                      <w:r>
+                        <w:fldChar w:fldCharType="separate"/>
+                      </w:r>
+                      <w:r>
+                        <w:rPr>
+                          <w:noProof/>
+                        </w:rPr>
+                        <w:t>3</w:t>
+                      </w:r>
+                      <w:r>
+                        <w:rPr>
+                          <w:noProof/>
+                        </w:rPr>
+                        <w:fldChar w:fldCharType="end"/>
+                      </w:r>
                       <w:r>
                         <w:t xml:space="preserve"> - Login Screen</w:t>
                       </w:r>
@@ -8834,14 +8886,27 @@
                             <w:r>
                               <w:t xml:space="preserve">Figure </w:t>
                             </w:r>
-                            <w:fldSimple w:instr=" SEQ Figure \* ARABIC ">
-                              <w:r>
-                                <w:rPr>
-                                  <w:noProof/>
-                                </w:rPr>
-                                <w:t>4</w:t>
-                              </w:r>
-                            </w:fldSimple>
+                            <w:r>
+                              <w:fldChar w:fldCharType="begin"/>
+                            </w:r>
+                            <w:r>
+                              <w:instrText xml:space="preserve"> SEQ Figure \* ARABIC </w:instrText>
+                            </w:r>
+                            <w:r>
+                              <w:fldChar w:fldCharType="separate"/>
+                            </w:r>
+                            <w:r>
+                              <w:rPr>
+                                <w:noProof/>
+                              </w:rPr>
+                              <w:t>4</w:t>
+                            </w:r>
+                            <w:r>
+                              <w:rPr>
+                                <w:noProof/>
+                              </w:rPr>
+                              <w:fldChar w:fldCharType="end"/>
+                            </w:r>
                             <w:r>
                               <w:t xml:space="preserve"> - Error Message</w:t>
                             </w:r>
@@ -8876,14 +8941,27 @@
                       <w:r>
                         <w:t xml:space="preserve">Figure </w:t>
                       </w:r>
-                      <w:fldSimple w:instr=" SEQ Figure \* ARABIC ">
-                        <w:r>
-                          <w:rPr>
-                            <w:noProof/>
-                          </w:rPr>
-                          <w:t>4</w:t>
-                        </w:r>
-                      </w:fldSimple>
+                      <w:r>
+                        <w:fldChar w:fldCharType="begin"/>
+                      </w:r>
+                      <w:r>
+                        <w:instrText xml:space="preserve"> SEQ Figure \* ARABIC </w:instrText>
+                      </w:r>
+                      <w:r>
+                        <w:fldChar w:fldCharType="separate"/>
+                      </w:r>
+                      <w:r>
+                        <w:rPr>
+                          <w:noProof/>
+                        </w:rPr>
+                        <w:t>4</w:t>
+                      </w:r>
+                      <w:r>
+                        <w:rPr>
+                          <w:noProof/>
+                        </w:rPr>
+                        <w:fldChar w:fldCharType="end"/>
+                      </w:r>
                       <w:r>
                         <w:t xml:space="preserve"> - Error Message</w:t>
                       </w:r>
@@ -9290,25 +9368,78 @@
     <w:p/>
     <w:p/>
     <w:p/>
+    <w:p>
+      <w:pPr>
+        <w:pStyle w:val="Heading2"/>
+        <w:rPr>
+          <w:u w:val="single"/>
+        </w:rPr>
+      </w:pPr>
+      <w:r>
+        <w:rPr>
+          <w:u w:val="single"/>
+        </w:rPr>
+        <w:lastRenderedPageBreak/>
+        <w:t>Register a Business</w:t>
+      </w:r>
+    </w:p>
     <w:p/>
     <w:p>
+      <w:pPr>
+        <w:rPr>
+          <w:b/>
+          <w:bCs/>
+        </w:rPr>
+      </w:pPr>
+      <w:r>
+        <w:rPr>
+          <w:b/>
+          <w:bCs/>
+        </w:rPr>
+        <w:t>Register Your Business Screen – Functionality Description</w:t>
+      </w:r>
+    </w:p>
+    <w:p>
+      <w:r>
+        <w:t xml:space="preserve">The </w:t>
+      </w:r>
+      <w:r>
+        <w:rPr>
+          <w:b/>
+          <w:bCs/>
+        </w:rPr>
+        <w:t>Register Your Business Screen</w:t>
+      </w:r>
+      <w:r>
+        <w:t xml:space="preserve"> allows service providers (such as pool maintenance companies or independent technicians) to create a business account in the </w:t>
+      </w:r>
+      <w:proofErr w:type="spellStart"/>
+      <w:r>
+        <w:t>SplashScreen</w:t>
+      </w:r>
+      <w:proofErr w:type="spellEnd"/>
+      <w:r>
+        <w:t xml:space="preserve"> application. This registration process ensures that providers are onboarded with the necessary details to appear in the service marketplace and manage client bookings.</w:t>
+      </w:r>
+    </w:p>
+    <w:p>
       <w:r>
         <w:rPr>
           <w:noProof/>
         </w:rPr>
         <w:drawing>
-          <wp:anchor distT="0" distB="0" distL="114300" distR="114300" simplePos="0" relativeHeight="251678720" behindDoc="0" locked="0" layoutInCell="1" allowOverlap="1" wp14:anchorId="64816AA2" wp14:editId="50A87C60">
+          <wp:anchor distT="0" distB="0" distL="114300" distR="114300" simplePos="0" relativeHeight="251680768" behindDoc="0" locked="0" layoutInCell="1" allowOverlap="1" wp14:anchorId="46E1EBCF" wp14:editId="05345232">
             <wp:simplePos x="0" y="0"/>
             <wp:positionH relativeFrom="column">
-              <wp:posOffset>-685800</wp:posOffset>
+              <wp:posOffset>-647700</wp:posOffset>
             </wp:positionH>
             <wp:positionV relativeFrom="paragraph">
-              <wp:posOffset>286385</wp:posOffset>
+              <wp:posOffset>50800</wp:posOffset>
             </wp:positionV>
             <wp:extent cx="2567940" cy="6106160"/>
             <wp:effectExtent l="0" t="0" r="3810" b="8890"/>
             <wp:wrapSquare wrapText="bothSides"/>
-            <wp:docPr id="786488338" name="Picture 12"/>
+            <wp:docPr id="1298292124" name="Picture 12" descr="A screenshot of a phone&#10;&#10;AI-generated content may be incorrect."/>
             <wp:cNvGraphicFramePr>
               <a:graphicFrameLocks xmlns:a="http://schemas.openxmlformats.org/drawingml/2006/main" noChangeAspect="1"/>
             </wp:cNvGraphicFramePr>
@@ -9316,7 +9447,7 @@
               <a:graphicData uri="http://schemas.openxmlformats.org/drawingml/2006/picture">
                 <pic:pic xmlns:pic="http://schemas.openxmlformats.org/drawingml/2006/picture">
                   <pic:nvPicPr>
-                    <pic:cNvPr id="0" name="Picture 3"/>
+                    <pic:cNvPr id="1298292124" name="Picture 12" descr="A screenshot of a phone&#10;&#10;AI-generated content may be incorrect."/>
                     <pic:cNvPicPr>
                       <a:picLocks noChangeAspect="1" noChangeArrowheads="1"/>
                     </pic:cNvPicPr>
@@ -9360,6 +9491,1197 @@
         </w:drawing>
       </w:r>
     </w:p>
+    <w:p>
+      <w:pPr>
+        <w:numPr>
+          <w:ilvl w:val="0"/>
+          <w:numId w:val="25"/>
+        </w:numPr>
+      </w:pPr>
+      <w:r>
+        <w:rPr>
+          <w:b/>
+          <w:bCs/>
+        </w:rPr>
+        <w:t>Full Name Input Field</w:t>
+      </w:r>
+    </w:p>
+    <w:p>
+      <w:pPr>
+        <w:numPr>
+          <w:ilvl w:val="1"/>
+          <w:numId w:val="25"/>
+        </w:numPr>
+      </w:pPr>
+      <w:r>
+        <w:t>Captures the name of the business representative or owner.</w:t>
+      </w:r>
+    </w:p>
+    <w:p>
+      <w:pPr>
+        <w:numPr>
+          <w:ilvl w:val="1"/>
+          <w:numId w:val="25"/>
+        </w:numPr>
+      </w:pPr>
+      <w:r>
+        <w:t>Stored in the database to associate the business account with a specific user.</w:t>
+      </w:r>
+    </w:p>
+    <w:p>
+      <w:pPr>
+        <w:numPr>
+          <w:ilvl w:val="0"/>
+          <w:numId w:val="25"/>
+        </w:numPr>
+      </w:pPr>
+      <w:r>
+        <w:rPr>
+          <w:b/>
+          <w:bCs/>
+        </w:rPr>
+        <w:t>Business Email Input Field</w:t>
+      </w:r>
+    </w:p>
+    <w:p>
+      <w:pPr>
+        <w:numPr>
+          <w:ilvl w:val="1"/>
+          <w:numId w:val="25"/>
+        </w:numPr>
+      </w:pPr>
+      <w:r>
+        <w:t>Serves as the primary contact point and login credential for the business.</w:t>
+      </w:r>
+    </w:p>
+    <w:p>
+      <w:pPr>
+        <w:numPr>
+          <w:ilvl w:val="1"/>
+          <w:numId w:val="25"/>
+        </w:numPr>
+      </w:pPr>
+      <w:r>
+        <w:t>Validates that the email format is correct and prevents duplicate registrations.</w:t>
+      </w:r>
+    </w:p>
+    <w:p>
+      <w:pPr>
+        <w:numPr>
+          <w:ilvl w:val="0"/>
+          <w:numId w:val="25"/>
+        </w:numPr>
+      </w:pPr>
+      <w:r>
+        <w:rPr>
+          <w:b/>
+          <w:bCs/>
+        </w:rPr>
+        <w:t>Business Name Input Field</w:t>
+      </w:r>
+    </w:p>
+    <w:p>
+      <w:pPr>
+        <w:numPr>
+          <w:ilvl w:val="1"/>
+          <w:numId w:val="25"/>
+        </w:numPr>
+      </w:pPr>
+      <w:r>
+        <w:t>Collects the official name of the business.</w:t>
+      </w:r>
+    </w:p>
+    <w:p>
+      <w:pPr>
+        <w:numPr>
+          <w:ilvl w:val="1"/>
+          <w:numId w:val="25"/>
+        </w:numPr>
+      </w:pPr>
+      <w:r>
+        <w:t>This name will appear on the marketplace when customers search for service providers.</w:t>
+      </w:r>
+    </w:p>
+    <w:p>
+      <w:pPr>
+        <w:numPr>
+          <w:ilvl w:val="0"/>
+          <w:numId w:val="25"/>
+        </w:numPr>
+      </w:pPr>
+      <w:r>
+        <w:rPr>
+          <w:b/>
+          <w:bCs/>
+        </w:rPr>
+        <w:t>Create Password Field</w:t>
+      </w:r>
+    </w:p>
+    <w:p>
+      <w:pPr>
+        <w:numPr>
+          <w:ilvl w:val="1"/>
+          <w:numId w:val="25"/>
+        </w:numPr>
+      </w:pPr>
+      <w:r>
+        <w:t>Allows the business to create a secure password for login.</w:t>
+      </w:r>
+    </w:p>
+    <w:p>
+      <w:pPr>
+        <w:numPr>
+          <w:ilvl w:val="1"/>
+          <w:numId w:val="25"/>
+        </w:numPr>
+      </w:pPr>
+      <w:r>
+        <w:t>Enforces security rules (minimum character length, inclusion of special characters/numbers).</w:t>
+      </w:r>
+    </w:p>
+    <w:p>
+      <w:pPr>
+        <w:numPr>
+          <w:ilvl w:val="1"/>
+          <w:numId w:val="25"/>
+        </w:numPr>
+      </w:pPr>
+      <w:r>
+        <w:t>Includes a visibility toggle (eye icon) for convenience.</w:t>
+      </w:r>
+    </w:p>
+    <w:p>
+      <w:pPr>
+        <w:numPr>
+          <w:ilvl w:val="0"/>
+          <w:numId w:val="25"/>
+        </w:numPr>
+      </w:pPr>
+      <w:r>
+        <w:rPr>
+          <w:b/>
+          <w:bCs/>
+        </w:rPr>
+        <w:t>Repeat Password Field</w:t>
+      </w:r>
+    </w:p>
+    <w:p>
+      <w:pPr>
+        <w:numPr>
+          <w:ilvl w:val="1"/>
+          <w:numId w:val="25"/>
+        </w:numPr>
+      </w:pPr>
+      <w:r>
+        <w:t>Confirms the created password by requiring re-entry.</w:t>
+      </w:r>
+    </w:p>
+    <w:p>
+      <w:pPr>
+        <w:numPr>
+          <w:ilvl w:val="1"/>
+          <w:numId w:val="25"/>
+        </w:numPr>
+      </w:pPr>
+      <w:r>
+        <w:t>Validates that both entries match before submission.</w:t>
+      </w:r>
+    </w:p>
+    <w:p>
+      <w:pPr>
+        <w:numPr>
+          <w:ilvl w:val="0"/>
+          <w:numId w:val="25"/>
+        </w:numPr>
+      </w:pPr>
+      <w:r>
+        <w:rPr>
+          <w:b/>
+          <w:bCs/>
+        </w:rPr>
+        <w:t>Sign Up Button</w:t>
+      </w:r>
+    </w:p>
+    <w:p>
+      <w:pPr>
+        <w:numPr>
+          <w:ilvl w:val="1"/>
+          <w:numId w:val="25"/>
+        </w:numPr>
+      </w:pPr>
+      <w:r>
+        <w:t>Submits the entered details after validation.</w:t>
+      </w:r>
+    </w:p>
+    <w:p>
+      <w:pPr>
+        <w:numPr>
+          <w:ilvl w:val="1"/>
+          <w:numId w:val="25"/>
+        </w:numPr>
+      </w:pPr>
+      <w:r>
+        <w:t>Creates a new business account in the database, with role-based access rights for providers.</w:t>
+      </w:r>
+    </w:p>
+    <w:p>
+      <w:pPr>
+        <w:numPr>
+          <w:ilvl w:val="1"/>
+          <w:numId w:val="25"/>
+        </w:numPr>
+      </w:pPr>
+      <w:r>
+        <w:t xml:space="preserve">On successful registration, the user is redirected to the </w:t>
+      </w:r>
+      <w:r>
+        <w:rPr>
+          <w:b/>
+          <w:bCs/>
+        </w:rPr>
+        <w:t>Login Screen</w:t>
+      </w:r>
+      <w:r>
+        <w:t>.</w:t>
+      </w:r>
+    </w:p>
+    <w:p>
+      <w:pPr>
+        <w:numPr>
+          <w:ilvl w:val="1"/>
+          <w:numId w:val="25"/>
+        </w:numPr>
+      </w:pPr>
+      <w:r>
+        <w:t>Displays error messages if there are issues (e.g., mismatched passwords, already-registered email).</w:t>
+      </w:r>
+    </w:p>
+    <w:p/>
+    <w:p/>
+    <w:p/>
+    <w:p/>
+    <w:p/>
+    <w:p/>
+    <w:p/>
+    <w:p/>
+    <w:p/>
+    <w:p/>
+    <w:p/>
+    <w:p/>
+    <w:p>
+      <w:r>
+        <w:rPr>
+          <w:noProof/>
+        </w:rPr>
+        <w:drawing>
+          <wp:anchor distT="0" distB="0" distL="114300" distR="114300" simplePos="0" relativeHeight="251681792" behindDoc="0" locked="0" layoutInCell="1" allowOverlap="1" wp14:anchorId="253C5488" wp14:editId="6F130D78">
+            <wp:simplePos x="0" y="0"/>
+            <wp:positionH relativeFrom="column">
+              <wp:posOffset>-876300</wp:posOffset>
+            </wp:positionH>
+            <wp:positionV relativeFrom="paragraph">
+              <wp:posOffset>192405</wp:posOffset>
+            </wp:positionV>
+            <wp:extent cx="2749550" cy="4907280"/>
+            <wp:effectExtent l="0" t="0" r="0" b="7620"/>
+            <wp:wrapSquare wrapText="bothSides"/>
+            <wp:docPr id="1481341699" name="Picture 11"/>
+            <wp:cNvGraphicFramePr>
+              <a:graphicFrameLocks xmlns:a="http://schemas.openxmlformats.org/drawingml/2006/main" noChangeAspect="1"/>
+            </wp:cNvGraphicFramePr>
+            <a:graphic xmlns:a="http://schemas.openxmlformats.org/drawingml/2006/main">
+              <a:graphicData uri="http://schemas.openxmlformats.org/drawingml/2006/picture">
+                <pic:pic xmlns:pic="http://schemas.openxmlformats.org/drawingml/2006/picture">
+                  <pic:nvPicPr>
+                    <pic:cNvPr id="0" name="Picture 1"/>
+                    <pic:cNvPicPr>
+                      <a:picLocks noChangeAspect="1" noChangeArrowheads="1"/>
+                    </pic:cNvPicPr>
+                  </pic:nvPicPr>
+                  <pic:blipFill>
+                    <a:blip r:embed="rId20">
+                      <a:extLst>
+                        <a:ext uri="{28A0092B-C50C-407E-A947-70E740481C1C}">
+                          <a14:useLocalDpi xmlns:a14="http://schemas.microsoft.com/office/drawing/2010/main" val="0"/>
+                        </a:ext>
+                      </a:extLst>
+                    </a:blip>
+                    <a:srcRect/>
+                    <a:stretch>
+                      <a:fillRect/>
+                    </a:stretch>
+                  </pic:blipFill>
+                  <pic:spPr bwMode="auto">
+                    <a:xfrm>
+                      <a:off x="0" y="0"/>
+                      <a:ext cx="2749550" cy="4907280"/>
+                    </a:xfrm>
+                    <a:prstGeom prst="rect">
+                      <a:avLst/>
+                    </a:prstGeom>
+                    <a:noFill/>
+                    <a:ln>
+                      <a:noFill/>
+                    </a:ln>
+                  </pic:spPr>
+                </pic:pic>
+              </a:graphicData>
+            </a:graphic>
+          </wp:anchor>
+        </w:drawing>
+      </w:r>
+    </w:p>
+    <w:p>
+      <w:pPr>
+        <w:rPr>
+          <w:b/>
+          <w:bCs/>
+        </w:rPr>
+      </w:pPr>
+      <w:r>
+        <w:rPr>
+          <w:b/>
+          <w:bCs/>
+        </w:rPr>
+        <w:t xml:space="preserve">Client </w:t>
+      </w:r>
+      <w:proofErr w:type="spellStart"/>
+      <w:r>
+        <w:rPr>
+          <w:b/>
+          <w:bCs/>
+        </w:rPr>
+        <w:t>Homescreen</w:t>
+      </w:r>
+      <w:proofErr w:type="spellEnd"/>
+      <w:r>
+        <w:rPr>
+          <w:b/>
+          <w:bCs/>
+        </w:rPr>
+        <w:t xml:space="preserve"> – Functionality Description</w:t>
+      </w:r>
+    </w:p>
+    <w:p>
+      <w:r>
+        <w:t xml:space="preserve">The </w:t>
+      </w:r>
+      <w:proofErr w:type="spellStart"/>
+      <w:r>
+        <w:rPr>
+          <w:b/>
+          <w:bCs/>
+        </w:rPr>
+        <w:t>Homescreen</w:t>
+      </w:r>
+      <w:proofErr w:type="spellEnd"/>
+      <w:r>
+        <w:t xml:space="preserve"> is the central dashboard of the </w:t>
+      </w:r>
+      <w:proofErr w:type="spellStart"/>
+      <w:r>
+        <w:t>SplashScreen</w:t>
+      </w:r>
+      <w:proofErr w:type="spellEnd"/>
+      <w:r>
+        <w:t xml:space="preserve"> application. It provides users with quick access to their pool information, calendar, and essential navigation tools. It also personalizes the experience by greeting the user and enabling easy searching and browsing.</w:t>
+      </w:r>
+    </w:p>
+    <w:p>
+      <w:r>
+        <w:rPr>
+          <w:b/>
+          <w:bCs/>
+        </w:rPr>
+        <w:t>Key Functionalities:</w:t>
+      </w:r>
+    </w:p>
+    <w:p>
+      <w:pPr>
+        <w:numPr>
+          <w:ilvl w:val="0"/>
+          <w:numId w:val="26"/>
+        </w:numPr>
+      </w:pPr>
+      <w:r>
+        <w:rPr>
+          <w:b/>
+          <w:bCs/>
+        </w:rPr>
+        <w:t>User Greeting Section</w:t>
+      </w:r>
+    </w:p>
+    <w:p>
+      <w:pPr>
+        <w:numPr>
+          <w:ilvl w:val="1"/>
+          <w:numId w:val="26"/>
+        </w:numPr>
+      </w:pPr>
+      <w:r>
+        <w:t>Displays a personalized welcome message (e.g., “Hello, [</w:t>
+      </w:r>
+      <w:proofErr w:type="gramStart"/>
+      <w:r>
+        <w:t>User Name</w:t>
+      </w:r>
+      <w:proofErr w:type="gramEnd"/>
+      <w:r>
+        <w:t xml:space="preserve">], Welcome to </w:t>
+      </w:r>
+      <w:proofErr w:type="spellStart"/>
+      <w:r>
+        <w:t>SplashScreen</w:t>
+      </w:r>
+      <w:proofErr w:type="spellEnd"/>
+      <w:r>
+        <w:t>”).</w:t>
+      </w:r>
+    </w:p>
+    <w:p>
+      <w:pPr>
+        <w:numPr>
+          <w:ilvl w:val="1"/>
+          <w:numId w:val="26"/>
+        </w:numPr>
+      </w:pPr>
+      <w:r>
+        <w:t>If the user is not logged in, it defaults to “Guest.”</w:t>
+      </w:r>
+    </w:p>
+    <w:p>
+      <w:pPr>
+        <w:numPr>
+          <w:ilvl w:val="1"/>
+          <w:numId w:val="26"/>
+        </w:numPr>
+      </w:pPr>
+      <w:r>
+        <w:t xml:space="preserve">Includes a </w:t>
+      </w:r>
+      <w:r>
+        <w:rPr>
+          <w:b/>
+          <w:bCs/>
+        </w:rPr>
+        <w:t>profile icon</w:t>
+      </w:r>
+      <w:r>
+        <w:t>, which users can tap to view or edit their profile, settings, or logout.</w:t>
+      </w:r>
+    </w:p>
+    <w:p>
+      <w:pPr>
+        <w:numPr>
+          <w:ilvl w:val="0"/>
+          <w:numId w:val="26"/>
+        </w:numPr>
+      </w:pPr>
+      <w:r>
+        <w:rPr>
+          <w:b/>
+          <w:bCs/>
+        </w:rPr>
+        <w:t>Search Bar with Filter Option</w:t>
+      </w:r>
+    </w:p>
+    <w:p>
+      <w:pPr>
+        <w:numPr>
+          <w:ilvl w:val="1"/>
+          <w:numId w:val="26"/>
+        </w:numPr>
+      </w:pPr>
+      <w:r>
+        <w:t>Allows users to quickly search for services, products, or pool-related information.</w:t>
+      </w:r>
+    </w:p>
+    <w:p>
+      <w:pPr>
+        <w:numPr>
+          <w:ilvl w:val="1"/>
+          <w:numId w:val="26"/>
+        </w:numPr>
+      </w:pPr>
+      <w:r>
+        <w:t xml:space="preserve">Includes a </w:t>
+      </w:r>
+      <w:r>
+        <w:rPr>
+          <w:b/>
+          <w:bCs/>
+        </w:rPr>
+        <w:t>filter icon</w:t>
+      </w:r>
+      <w:r>
+        <w:t>, enabling advanced search (e.g., by service type, provider, or product category).</w:t>
+      </w:r>
+    </w:p>
+    <w:p>
+      <w:pPr>
+        <w:numPr>
+          <w:ilvl w:val="0"/>
+          <w:numId w:val="26"/>
+        </w:numPr>
+      </w:pPr>
+      <w:r>
+        <w:rPr>
+          <w:b/>
+          <w:bCs/>
+        </w:rPr>
+        <w:t>“Your Pool” Section</w:t>
+      </w:r>
+    </w:p>
+    <w:p>
+      <w:pPr>
+        <w:numPr>
+          <w:ilvl w:val="1"/>
+          <w:numId w:val="26"/>
+        </w:numPr>
+      </w:pPr>
+      <w:r>
+        <w:t>Provides access to personalized pool data such as water quality, maintenance history, and settings.</w:t>
+      </w:r>
+    </w:p>
+    <w:p>
+      <w:pPr>
+        <w:numPr>
+          <w:ilvl w:val="1"/>
+          <w:numId w:val="26"/>
+        </w:numPr>
+      </w:pPr>
+      <w:r>
+        <w:t>Acts as a quick entry point to manage pool-related features.</w:t>
+      </w:r>
+    </w:p>
+    <w:p>
+      <w:pPr>
+        <w:numPr>
+          <w:ilvl w:val="0"/>
+          <w:numId w:val="26"/>
+        </w:numPr>
+      </w:pPr>
+      <w:r>
+        <w:rPr>
+          <w:b/>
+          <w:bCs/>
+        </w:rPr>
+        <w:t>Calendar Section</w:t>
+      </w:r>
+    </w:p>
+    <w:p>
+      <w:pPr>
+        <w:numPr>
+          <w:ilvl w:val="1"/>
+          <w:numId w:val="26"/>
+        </w:numPr>
+      </w:pPr>
+      <w:r>
+        <w:t>Gives users an overview of scheduled pool maintenance, service bookings, or reminders.</w:t>
+      </w:r>
+    </w:p>
+    <w:p>
+      <w:pPr>
+        <w:numPr>
+          <w:ilvl w:val="1"/>
+          <w:numId w:val="26"/>
+        </w:numPr>
+      </w:pPr>
+      <w:r>
+        <w:t>Helps users stay organized and keep track of upcoming tasks or appointments.</w:t>
+      </w:r>
+    </w:p>
+    <w:p>
+      <w:pPr>
+        <w:numPr>
+          <w:ilvl w:val="0"/>
+          <w:numId w:val="26"/>
+        </w:numPr>
+      </w:pPr>
+      <w:r>
+        <w:rPr>
+          <w:b/>
+          <w:bCs/>
+        </w:rPr>
+        <w:t>Bottom Navigation Bar</w:t>
+      </w:r>
+    </w:p>
+    <w:p>
+      <w:pPr>
+        <w:numPr>
+          <w:ilvl w:val="1"/>
+          <w:numId w:val="26"/>
+        </w:numPr>
+      </w:pPr>
+      <w:r>
+        <w:rPr>
+          <w:b/>
+          <w:bCs/>
+        </w:rPr>
+        <w:t>Menu Icon (left):</w:t>
+      </w:r>
+      <w:r>
+        <w:t xml:space="preserve"> Opens the main navigation menu for accessing all app features.</w:t>
+      </w:r>
+    </w:p>
+    <w:p>
+      <w:pPr>
+        <w:numPr>
+          <w:ilvl w:val="1"/>
+          <w:numId w:val="26"/>
+        </w:numPr>
+      </w:pPr>
+      <w:r>
+        <w:rPr>
+          <w:b/>
+          <w:bCs/>
+        </w:rPr>
+        <w:t>Add (+) Icon (</w:t>
+      </w:r>
+      <w:proofErr w:type="spellStart"/>
+      <w:r>
+        <w:rPr>
+          <w:b/>
+          <w:bCs/>
+        </w:rPr>
+        <w:t>center</w:t>
+      </w:r>
+      <w:proofErr w:type="spellEnd"/>
+      <w:r>
+        <w:rPr>
+          <w:b/>
+          <w:bCs/>
+        </w:rPr>
+        <w:t>):</w:t>
+      </w:r>
+      <w:r>
+        <w:t xml:space="preserve"> A quick action button to add new events (e.g., schedule maintenance, book a service, or log a pool check).</w:t>
+      </w:r>
+    </w:p>
+    <w:p>
+      <w:pPr>
+        <w:numPr>
+          <w:ilvl w:val="1"/>
+          <w:numId w:val="26"/>
+        </w:numPr>
+      </w:pPr>
+      <w:r>
+        <w:rPr>
+          <w:b/>
+          <w:bCs/>
+        </w:rPr>
+        <w:t>Shopping Cart Icon (right):</w:t>
+      </w:r>
+      <w:r>
+        <w:t xml: